--- a/sql.docx
+++ b/sql.docx
@@ -4,13 +4,8 @@
   <w:body>
     <w:p>
       <w:r>
-        <w:t xml:space="preserve">create table </w:t>
-      </w:r>
-      <w:proofErr w:type="gramStart"/>
-      <w:r>
-        <w:t>employees(</w:t>
-      </w:r>
-      <w:proofErr w:type="gramEnd"/>
+        <w:t>create table employees(</w:t>
+      </w:r>
     </w:p>
     <w:p>
       <w:r>
@@ -19,28 +14,12 @@
     </w:p>
     <w:p>
       <w:r>
-        <w:t xml:space="preserve">  name </w:t>
-      </w:r>
-      <w:proofErr w:type="gramStart"/>
-      <w:r>
-        <w:t>varchar(</w:t>
-      </w:r>
-      <w:proofErr w:type="gramEnd"/>
-      <w:r>
-        <w:t>50),</w:t>
-      </w:r>
-    </w:p>
-    <w:p>
-      <w:r>
-        <w:t xml:space="preserve">  department </w:t>
-      </w:r>
-      <w:proofErr w:type="gramStart"/>
-      <w:r>
-        <w:t>varchar(</w:t>
-      </w:r>
-      <w:proofErr w:type="gramEnd"/>
-      <w:r>
-        <w:t>10),</w:t>
+        <w:t xml:space="preserve">  name varchar(50),</w:t>
+      </w:r>
+    </w:p>
+    <w:p>
+      <w:r>
+        <w:t xml:space="preserve">  department varchar(10),</w:t>
       </w:r>
     </w:p>
     <w:p>
@@ -54,15 +33,7 @@
     <w:p/>
     <w:p>
       <w:r>
-        <w:t xml:space="preserve">insert into </w:t>
-      </w:r>
-      <w:proofErr w:type="gramStart"/>
-      <w:r>
-        <w:t>employees</w:t>
-      </w:r>
-      <w:proofErr w:type="gramEnd"/>
-      <w:r>
-        <w:t xml:space="preserve"> values</w:t>
+        <w:t>insert into employees values</w:t>
       </w:r>
     </w:p>
     <w:p>
@@ -419,13 +390,8 @@
     </w:p>
     <w:p>
       <w:r>
-        <w:t xml:space="preserve">order by salary </w:t>
-      </w:r>
-      <w:proofErr w:type="spellStart"/>
-      <w:r>
-        <w:t>desc</w:t>
-      </w:r>
-      <w:proofErr w:type="spellEnd"/>
+        <w:t>order by salary desc</w:t>
+      </w:r>
     </w:p>
     <w:p>
       <w:r>
@@ -472,13 +438,8 @@
     </w:p>
     <w:p>
       <w:r>
-        <w:t xml:space="preserve">order by salary </w:t>
-      </w:r>
-      <w:proofErr w:type="spellStart"/>
-      <w:r>
-        <w:t>desc</w:t>
-      </w:r>
-      <w:proofErr w:type="spellEnd"/>
+        <w:t>order by salary desc</w:t>
+      </w:r>
     </w:p>
     <w:p>
       <w:r>
@@ -499,6 +460,202 @@
     <w:p>
       <w:r>
         <w:t xml:space="preserve">order by department </w:t>
+      </w:r>
+    </w:p>
+    <w:p/>
+    <w:p/>
+    <w:p>
+      <w:r>
+        <w:t>Aggregate Functions</w:t>
+      </w:r>
+    </w:p>
+    <w:p>
+      <w:pPr>
+        <w:pStyle w:val="ListParagraph"/>
+        <w:numPr>
+          <w:ilvl w:val="0"/>
+          <w:numId w:val="1"/>
+        </w:numPr>
+      </w:pPr>
+      <w:r>
+        <w:t>Count all employees.</w:t>
+      </w:r>
+    </w:p>
+    <w:p>
+      <w:pPr>
+        <w:pStyle w:val="ListParagraph"/>
+      </w:pPr>
+      <w:r>
+        <w:t>select count(*) from employees</w:t>
+      </w:r>
+    </w:p>
+    <w:p>
+      <w:pPr>
+        <w:pStyle w:val="ListParagraph"/>
+      </w:pPr>
+    </w:p>
+    <w:p>
+      <w:pPr>
+        <w:pStyle w:val="ListParagraph"/>
+        <w:numPr>
+          <w:ilvl w:val="0"/>
+          <w:numId w:val="1"/>
+        </w:numPr>
+      </w:pPr>
+      <w:r>
+        <w:t>Find the total salary of all employees.</w:t>
+      </w:r>
+    </w:p>
+    <w:p>
+      <w:pPr>
+        <w:ind w:left="360"/>
+      </w:pPr>
+      <w:r>
+        <w:t>select sum(salary) from employees</w:t>
+      </w:r>
+    </w:p>
+    <w:p>
+      <w:pPr>
+        <w:pStyle w:val="ListParagraph"/>
+        <w:numPr>
+          <w:ilvl w:val="0"/>
+          <w:numId w:val="1"/>
+        </w:numPr>
+      </w:pPr>
+      <w:r>
+        <w:t>Find the average salary.</w:t>
+      </w:r>
+    </w:p>
+    <w:p>
+      <w:pPr>
+        <w:pStyle w:val="ListParagraph"/>
+      </w:pPr>
+      <w:r>
+        <w:t>select avg(salary) from employees</w:t>
+      </w:r>
+    </w:p>
+    <w:p>
+      <w:pPr>
+        <w:pStyle w:val="ListParagraph"/>
+      </w:pPr>
+    </w:p>
+    <w:p>
+      <w:pPr>
+        <w:pStyle w:val="ListParagraph"/>
+        <w:numPr>
+          <w:ilvl w:val="0"/>
+          <w:numId w:val="1"/>
+        </w:numPr>
+      </w:pPr>
+      <w:r>
+        <w:t>Find the highest salary.</w:t>
+      </w:r>
+    </w:p>
+    <w:p>
+      <w:r>
+        <w:t xml:space="preserve"> </w:t>
+      </w:r>
+      <w:r>
+        <w:tab/>
+      </w:r>
+      <w:r>
+        <w:t>select max(salary) from employees</w:t>
+      </w:r>
+    </w:p>
+    <w:p>
+      <w:pPr>
+        <w:pStyle w:val="ListParagraph"/>
+        <w:numPr>
+          <w:ilvl w:val="0"/>
+          <w:numId w:val="1"/>
+        </w:numPr>
+      </w:pPr>
+      <w:r>
+        <w:t>Find the lowest salary.</w:t>
+      </w:r>
+    </w:p>
+    <w:p>
+      <w:pPr>
+        <w:pStyle w:val="ListParagraph"/>
+      </w:pPr>
+      <w:r>
+        <w:t>select min(salary) from employees</w:t>
+      </w:r>
+    </w:p>
+    <w:p>
+      <w:pPr>
+        <w:pStyle w:val="ListParagraph"/>
+      </w:pPr>
+    </w:p>
+    <w:p>
+      <w:pPr>
+        <w:pStyle w:val="ListParagraph"/>
+        <w:numPr>
+          <w:ilvl w:val="0"/>
+          <w:numId w:val="1"/>
+        </w:numPr>
+      </w:pPr>
+      <w:r>
+        <w:t>Count employees in the IT department.</w:t>
+      </w:r>
+    </w:p>
+    <w:p>
+      <w:pPr>
+        <w:pStyle w:val="ListParagraph"/>
+      </w:pPr>
+      <w:r>
+        <w:t>select count(id) from employees where department = "IT"</w:t>
+      </w:r>
+    </w:p>
+    <w:p>
+      <w:pPr>
+        <w:pStyle w:val="ListParagraph"/>
+      </w:pPr>
+    </w:p>
+    <w:p>
+      <w:pPr>
+        <w:pStyle w:val="ListParagraph"/>
+        <w:numPr>
+          <w:ilvl w:val="0"/>
+          <w:numId w:val="1"/>
+        </w:numPr>
+      </w:pPr>
+      <w:r>
+        <w:lastRenderedPageBreak/>
+        <w:t>Find the total salary of the HR department.</w:t>
+      </w:r>
+    </w:p>
+    <w:p>
+      <w:pPr>
+        <w:pStyle w:val="ListParagraph"/>
+      </w:pPr>
+      <w:r>
+        <w:t>select sum(salary) from employees where department = "HR"</w:t>
+      </w:r>
+    </w:p>
+    <w:p>
+      <w:pPr>
+        <w:pStyle w:val="ListParagraph"/>
+      </w:pPr>
+    </w:p>
+    <w:p>
+      <w:pPr>
+        <w:pStyle w:val="ListParagraph"/>
+        <w:numPr>
+          <w:ilvl w:val="0"/>
+          <w:numId w:val="1"/>
+        </w:numPr>
+      </w:pPr>
+      <w:r>
+        <w:t>Find the average salary of employees earning more than 45,000.</w:t>
+      </w:r>
+    </w:p>
+    <w:p>
+      <w:pPr>
+        <w:pStyle w:val="ListParagraph"/>
+      </w:pPr>
+      <w:r>
+        <w:t>select avg(salary) from employees where salary &gt; 40000</w:t>
       </w:r>
     </w:p>
     <w:p/>
@@ -517,6 +674,103 @@
     </w:sectPr>
   </w:body>
 </w:document>
+</file>
+
+<file path=word/numbering.xml><?xml version="1.0" encoding="utf-8"?>
+<w:numbering xmlns:wpc="http://schemas.microsoft.com/office/word/2010/wordprocessingCanvas" xmlns:cx="http://schemas.microsoft.com/office/drawing/2014/chartex" xmlns:cx1="http://schemas.microsoft.com/office/drawing/2015/9/8/chartex" xmlns:cx2="http://schemas.microsoft.com/office/drawing/2015/10/21/chartex" xmlns:cx3="http://schemas.microsoft.com/office/drawing/2016/5/9/chartex" xmlns:cx4="http://schemas.microsoft.com/office/drawing/2016/5/10/chartex" xmlns:cx5="http://schemas.microsoft.com/office/drawing/2016/5/11/chartex" xmlns:cx6="http://schemas.microsoft.com/office/drawing/2016/5/12/chartex" xmlns:cx7="http://schemas.microsoft.com/office/drawing/2016/5/13/chartex" xmlns:cx8="http://schemas.microsoft.com/office/drawing/2016/5/14/chartex" xmlns:mc="http://schemas.openxmlformats.org/markup-compatibility/2006" xmlns:aink="http://schemas.microsoft.com/office/drawing/2016/ink" xmlns:am3d="http://schemas.microsoft.com/office/drawing/2017/model3d" xmlns:o="urn:schemas-microsoft-com:office:office" xmlns:oel="http://schemas.microsoft.com/office/2019/extlst" xmlns:r="http://schemas.openxmlformats.org/officeDocument/2006/relationships" xmlns:m="http://schemas.openxmlformats.org/officeDocument/2006/math" xmlns:v="urn:schemas-microsoft-com:vml" xmlns:wp14="http://schemas.microsoft.com/office/word/2010/wordprocessingDrawing" xmlns:wp="http://schemas.openxmlformats.org/drawingml/2006/wordprocessingDrawing" xmlns:w10="urn:schemas-microsoft-com:office:word" xmlns:w="http://schemas.openxmlformats.org/wordprocessingml/2006/main" xmlns:w14="http://schemas.microsoft.com/office/word/2010/wordml" xmlns:w15="http://schemas.microsoft.com/office/word/2012/wordml" xmlns:w16cex="http://schemas.microsoft.com/office/word/2018/wordml/cex" xmlns:w16cid="http://schemas.microsoft.com/office/word/2016/wordml/cid" xmlns:w16="http://schemas.microsoft.com/office/word/2018/wordml" xmlns:w16sdtdh="http://schemas.microsoft.com/office/word/2020/wordml/sdtdatahash" xmlns:w16se="http://schemas.microsoft.com/office/word/2015/wordml/symex" xmlns:wpg="http://schemas.microsoft.com/office/word/2010/wordprocessingGroup" xmlns:wpi="http://schemas.microsoft.com/office/word/2010/wordprocessingInk" xmlns:wne="http://schemas.microsoft.com/office/word/2006/wordml" xmlns:wps="http://schemas.microsoft.com/office/word/2010/wordprocessingShape" mc:Ignorable="w14 w15 w16se w16cid w16 w16cex w16sdtdh wp14">
+  <w:abstractNum w:abstractNumId="0" w15:restartNumberingAfterBreak="0">
+    <w:nsid w:val="3AEE0C2E"/>
+    <w:multiLevelType w:val="hybridMultilevel"/>
+    <w:tmpl w:val="9DB25FA6"/>
+    <w:lvl w:ilvl="0" w:tplc="0B9802D2">
+      <w:start w:val="1"/>
+      <w:numFmt w:val="decimal"/>
+      <w:lvlText w:val="%1."/>
+      <w:lvlJc w:val="left"/>
+      <w:pPr>
+        <w:ind w:left="720" w:hanging="360"/>
+      </w:pPr>
+      <w:rPr>
+        <w:rFonts w:hint="default"/>
+      </w:rPr>
+    </w:lvl>
+    <w:lvl w:ilvl="1" w:tplc="40090019" w:tentative="1">
+      <w:start w:val="1"/>
+      <w:numFmt w:val="lowerLetter"/>
+      <w:lvlText w:val="%2."/>
+      <w:lvlJc w:val="left"/>
+      <w:pPr>
+        <w:ind w:left="1440" w:hanging="360"/>
+      </w:pPr>
+    </w:lvl>
+    <w:lvl w:ilvl="2" w:tplc="4009001B" w:tentative="1">
+      <w:start w:val="1"/>
+      <w:numFmt w:val="lowerRoman"/>
+      <w:lvlText w:val="%3."/>
+      <w:lvlJc w:val="right"/>
+      <w:pPr>
+        <w:ind w:left="2160" w:hanging="180"/>
+      </w:pPr>
+    </w:lvl>
+    <w:lvl w:ilvl="3" w:tplc="4009000F" w:tentative="1">
+      <w:start w:val="1"/>
+      <w:numFmt w:val="decimal"/>
+      <w:lvlText w:val="%4."/>
+      <w:lvlJc w:val="left"/>
+      <w:pPr>
+        <w:ind w:left="2880" w:hanging="360"/>
+      </w:pPr>
+    </w:lvl>
+    <w:lvl w:ilvl="4" w:tplc="40090019" w:tentative="1">
+      <w:start w:val="1"/>
+      <w:numFmt w:val="lowerLetter"/>
+      <w:lvlText w:val="%5."/>
+      <w:lvlJc w:val="left"/>
+      <w:pPr>
+        <w:ind w:left="3600" w:hanging="360"/>
+      </w:pPr>
+    </w:lvl>
+    <w:lvl w:ilvl="5" w:tplc="4009001B" w:tentative="1">
+      <w:start w:val="1"/>
+      <w:numFmt w:val="lowerRoman"/>
+      <w:lvlText w:val="%6."/>
+      <w:lvlJc w:val="right"/>
+      <w:pPr>
+        <w:ind w:left="4320" w:hanging="180"/>
+      </w:pPr>
+    </w:lvl>
+    <w:lvl w:ilvl="6" w:tplc="4009000F" w:tentative="1">
+      <w:start w:val="1"/>
+      <w:numFmt w:val="decimal"/>
+      <w:lvlText w:val="%7."/>
+      <w:lvlJc w:val="left"/>
+      <w:pPr>
+        <w:ind w:left="5040" w:hanging="360"/>
+      </w:pPr>
+    </w:lvl>
+    <w:lvl w:ilvl="7" w:tplc="40090019" w:tentative="1">
+      <w:start w:val="1"/>
+      <w:numFmt w:val="lowerLetter"/>
+      <w:lvlText w:val="%8."/>
+      <w:lvlJc w:val="left"/>
+      <w:pPr>
+        <w:ind w:left="5760" w:hanging="360"/>
+      </w:pPr>
+    </w:lvl>
+    <w:lvl w:ilvl="8" w:tplc="4009001B" w:tentative="1">
+      <w:start w:val="1"/>
+      <w:numFmt w:val="lowerRoman"/>
+      <w:lvlText w:val="%9."/>
+      <w:lvlJc w:val="right"/>
+      <w:pPr>
+        <w:ind w:left="6480" w:hanging="180"/>
+      </w:pPr>
+    </w:lvl>
+  </w:abstractNum>
+  <w:num w:numId="1" w16cid:durableId="1973946528">
+    <w:abstractNumId w:val="0"/>
+  </w:num>
+</w:numbering>
 </file>
 
 <file path=word/styles.xml><?xml version="1.0" encoding="utf-8"?>
@@ -979,6 +1233,17 @@
       <w:szCs w:val="20"/>
     </w:rPr>
   </w:style>
+  <w:style w:type="paragraph" w:styleId="ListParagraph">
+    <w:name w:val="List Paragraph"/>
+    <w:basedOn w:val="Normal"/>
+    <w:uiPriority w:val="34"/>
+    <w:qFormat/>
+    <w:rsid w:val="00206F56"/>
+    <w:pPr>
+      <w:ind w:left="720"/>
+      <w:contextualSpacing/>
+    </w:pPr>
+  </w:style>
 </w:styles>
 </file>
 

--- a/sql.docx
+++ b/sql.docx
@@ -4,8 +4,13 @@
   <w:body>
     <w:p>
       <w:r>
-        <w:t>create table employees(</w:t>
-      </w:r>
+        <w:t xml:space="preserve">create table </w:t>
+      </w:r>
+      <w:proofErr w:type="gramStart"/>
+      <w:r>
+        <w:t>employees(</w:t>
+      </w:r>
+      <w:proofErr w:type="gramEnd"/>
     </w:p>
     <w:p>
       <w:r>
@@ -14,12 +19,28 @@
     </w:p>
     <w:p>
       <w:r>
-        <w:t xml:space="preserve">  name varchar(50),</w:t>
-      </w:r>
-    </w:p>
-    <w:p>
-      <w:r>
-        <w:t xml:space="preserve">  department varchar(10),</w:t>
+        <w:t xml:space="preserve">  name </w:t>
+      </w:r>
+      <w:proofErr w:type="gramStart"/>
+      <w:r>
+        <w:t>varchar(</w:t>
+      </w:r>
+      <w:proofErr w:type="gramEnd"/>
+      <w:r>
+        <w:t>50),</w:t>
+      </w:r>
+    </w:p>
+    <w:p>
+      <w:r>
+        <w:t xml:space="preserve">  department </w:t>
+      </w:r>
+      <w:proofErr w:type="gramStart"/>
+      <w:r>
+        <w:t>varchar(</w:t>
+      </w:r>
+      <w:proofErr w:type="gramEnd"/>
+      <w:r>
+        <w:t>10),</w:t>
       </w:r>
     </w:p>
     <w:p>
@@ -33,12 +54,20 @@
     <w:p/>
     <w:p>
       <w:r>
-        <w:t>insert into employees values</w:t>
-      </w:r>
-    </w:p>
-    <w:p>
-      <w:r>
-        <w:t xml:space="preserve">  (1,"Rashmi","IT",500000),</w:t>
+        <w:t xml:space="preserve">insert into </w:t>
+      </w:r>
+      <w:proofErr w:type="gramStart"/>
+      <w:r>
+        <w:t>employees</w:t>
+      </w:r>
+      <w:proofErr w:type="gramEnd"/>
+      <w:r>
+        <w:t xml:space="preserve"> values</w:t>
+      </w:r>
+    </w:p>
+    <w:p>
+      <w:r>
+        <w:t xml:space="preserve">  (1,"Rashmi","IT",50000),</w:t>
       </w:r>
     </w:p>
     <w:p>
@@ -390,8 +419,13 @@
     </w:p>
     <w:p>
       <w:r>
-        <w:t>order by salary desc</w:t>
-      </w:r>
+        <w:t xml:space="preserve">order by salary </w:t>
+      </w:r>
+      <w:proofErr w:type="spellStart"/>
+      <w:r>
+        <w:t>desc</w:t>
+      </w:r>
+      <w:proofErr w:type="spellEnd"/>
     </w:p>
     <w:p>
       <w:r>
@@ -438,8 +472,13 @@
     </w:p>
     <w:p>
       <w:r>
-        <w:t>order by salary desc</w:t>
-      </w:r>
+        <w:t xml:space="preserve">order by salary </w:t>
+      </w:r>
+      <w:proofErr w:type="spellStart"/>
+      <w:r>
+        <w:t>desc</w:t>
+      </w:r>
+      <w:proofErr w:type="spellEnd"/>
     </w:p>
     <w:p>
       <w:r>
@@ -486,7 +525,15 @@
         <w:pStyle w:val="ListParagraph"/>
       </w:pPr>
       <w:r>
-        <w:t>select count(*) from employees</w:t>
+        <w:t xml:space="preserve">select </w:t>
+      </w:r>
+      <w:proofErr w:type="gramStart"/>
+      <w:r>
+        <w:t>count(</w:t>
+      </w:r>
+      <w:proofErr w:type="gramEnd"/>
+      <w:r>
+        <w:t>*) from employees</w:t>
       </w:r>
     </w:p>
     <w:p>
@@ -531,7 +578,15 @@
         <w:pStyle w:val="ListParagraph"/>
       </w:pPr>
       <w:r>
-        <w:t>select avg(salary) from employees</w:t>
+        <w:t xml:space="preserve">select </w:t>
+      </w:r>
+      <w:proofErr w:type="spellStart"/>
+      <w:r>
+        <w:t>avg</w:t>
+      </w:r>
+      <w:proofErr w:type="spellEnd"/>
+      <w:r>
+        <w:t>(salary) from employees</w:t>
       </w:r>
     </w:p>
     <w:p>
@@ -655,8 +710,836 @@
         <w:pStyle w:val="ListParagraph"/>
       </w:pPr>
       <w:r>
-        <w:t>select avg(salary) from employees where salary &gt; 40000</w:t>
-      </w:r>
+        <w:t xml:space="preserve">select </w:t>
+      </w:r>
+      <w:proofErr w:type="spellStart"/>
+      <w:r>
+        <w:t>avg</w:t>
+      </w:r>
+      <w:proofErr w:type="spellEnd"/>
+      <w:r>
+        <w:t>(salary) from employees where salary &gt; 40000</w:t>
+      </w:r>
+    </w:p>
+    <w:p>
+      <w:pPr>
+        <w:pStyle w:val="ListParagraph"/>
+      </w:pPr>
+    </w:p>
+    <w:p>
+      <w:pPr>
+        <w:pStyle w:val="ListParagraph"/>
+      </w:pPr>
+    </w:p>
+    <w:p>
+      <w:pPr>
+        <w:pStyle w:val="ListParagraph"/>
+      </w:pPr>
+      <w:r>
+        <w:t>GROUP BY</w:t>
+      </w:r>
+    </w:p>
+    <w:p>
+      <w:pPr>
+        <w:spacing w:before="100" w:beforeAutospacing="1" w:after="100" w:afterAutospacing="1" w:line="240" w:lineRule="auto"/>
+        <w:rPr>
+          <w:rFonts w:ascii="Times New Roman" w:eastAsia="Times New Roman" w:hAnsi="Times New Roman" w:cs="Times New Roman"/>
+          <w:sz w:val="24"/>
+          <w:szCs w:val="24"/>
+          <w:lang w:eastAsia="en-IN"/>
+        </w:rPr>
+      </w:pPr>
+      <w:r>
+        <w:rPr>
+          <w:rFonts w:ascii="Courier New" w:eastAsia="Times New Roman" w:hAnsi="Courier New" w:cs="Courier New"/>
+          <w:sz w:val="20"/>
+          <w:szCs w:val="20"/>
+          <w:lang w:eastAsia="en-IN"/>
+        </w:rPr>
+        <w:t>GROUP BY</w:t>
+      </w:r>
+      <w:r>
+        <w:rPr>
+          <w:rFonts w:ascii="Times New Roman" w:eastAsia="Times New Roman" w:hAnsi="Times New Roman" w:cs="Times New Roman"/>
+          <w:sz w:val="24"/>
+          <w:szCs w:val="24"/>
+          <w:lang w:eastAsia="en-IN"/>
+        </w:rPr>
+        <w:t xml:space="preserve"> is used to </w:t>
+      </w:r>
+      <w:r>
+        <w:rPr>
+          <w:rFonts w:ascii="Times New Roman" w:eastAsia="Times New Roman" w:hAnsi="Times New Roman" w:cs="Times New Roman"/>
+          <w:b/>
+          <w:bCs/>
+          <w:sz w:val="24"/>
+          <w:szCs w:val="24"/>
+          <w:lang w:eastAsia="en-IN"/>
+        </w:rPr>
+        <w:t>group rows that have the same value</w:t>
+      </w:r>
+      <w:r>
+        <w:rPr>
+          <w:rFonts w:ascii="Times New Roman" w:eastAsia="Times New Roman" w:hAnsi="Times New Roman" w:cs="Times New Roman"/>
+          <w:sz w:val="24"/>
+          <w:szCs w:val="24"/>
+          <w:lang w:eastAsia="en-IN"/>
+        </w:rPr>
+        <w:t xml:space="preserve"> in one or more columns.</w:t>
+      </w:r>
+    </w:p>
+    <w:p>
+      <w:pPr>
+        <w:spacing w:before="100" w:beforeAutospacing="1" w:after="100" w:afterAutospacing="1" w:line="240" w:lineRule="auto"/>
+        <w:rPr>
+          <w:rFonts w:ascii="Times New Roman" w:eastAsia="Times New Roman" w:hAnsi="Times New Roman" w:cs="Times New Roman"/>
+          <w:sz w:val="24"/>
+          <w:szCs w:val="24"/>
+          <w:lang w:eastAsia="en-IN"/>
+        </w:rPr>
+      </w:pPr>
+      <w:r>
+        <w:rPr>
+          <w:rFonts w:ascii="Times New Roman" w:eastAsia="Times New Roman" w:hAnsi="Times New Roman" w:cs="Times New Roman"/>
+          <w:sz w:val="24"/>
+          <w:szCs w:val="24"/>
+          <w:lang w:eastAsia="en-IN"/>
+        </w:rPr>
+        <w:t>It is usually used with aggregate functions like:</w:t>
+      </w:r>
+    </w:p>
+    <w:p>
+      <w:pPr>
+        <w:numPr>
+          <w:ilvl w:val="0"/>
+          <w:numId w:val="2"/>
+        </w:numPr>
+        <w:spacing w:before="100" w:beforeAutospacing="1" w:after="100" w:afterAutospacing="1" w:line="240" w:lineRule="auto"/>
+        <w:rPr>
+          <w:rFonts w:ascii="Times New Roman" w:eastAsia="Times New Roman" w:hAnsi="Times New Roman" w:cs="Times New Roman"/>
+          <w:sz w:val="24"/>
+          <w:szCs w:val="24"/>
+          <w:lang w:eastAsia="en-IN"/>
+        </w:rPr>
+      </w:pPr>
+      <w:proofErr w:type="gramStart"/>
+      <w:r>
+        <w:rPr>
+          <w:rFonts w:ascii="Courier New" w:eastAsia="Times New Roman" w:hAnsi="Courier New" w:cs="Courier New"/>
+          <w:sz w:val="20"/>
+          <w:szCs w:val="20"/>
+          <w:lang w:eastAsia="en-IN"/>
+        </w:rPr>
+        <w:t>COUNT(</w:t>
+      </w:r>
+      <w:proofErr w:type="gramEnd"/>
+      <w:r>
+        <w:rPr>
+          <w:rFonts w:ascii="Courier New" w:eastAsia="Times New Roman" w:hAnsi="Courier New" w:cs="Courier New"/>
+          <w:sz w:val="20"/>
+          <w:szCs w:val="20"/>
+          <w:lang w:eastAsia="en-IN"/>
+        </w:rPr>
+        <w:t>)</w:t>
+      </w:r>
+      <w:r>
+        <w:rPr>
+          <w:rFonts w:ascii="Times New Roman" w:eastAsia="Times New Roman" w:hAnsi="Times New Roman" w:cs="Times New Roman"/>
+          <w:sz w:val="24"/>
+          <w:szCs w:val="24"/>
+          <w:lang w:eastAsia="en-IN"/>
+        </w:rPr>
+        <w:t xml:space="preserve"> </w:t>
+      </w:r>
+    </w:p>
+    <w:p>
+      <w:pPr>
+        <w:numPr>
+          <w:ilvl w:val="0"/>
+          <w:numId w:val="2"/>
+        </w:numPr>
+        <w:spacing w:before="100" w:beforeAutospacing="1" w:after="100" w:afterAutospacing="1" w:line="240" w:lineRule="auto"/>
+        <w:rPr>
+          <w:rFonts w:ascii="Times New Roman" w:eastAsia="Times New Roman" w:hAnsi="Times New Roman" w:cs="Times New Roman"/>
+          <w:sz w:val="24"/>
+          <w:szCs w:val="24"/>
+          <w:lang w:eastAsia="en-IN"/>
+        </w:rPr>
+      </w:pPr>
+      <w:proofErr w:type="gramStart"/>
+      <w:r>
+        <w:rPr>
+          <w:rFonts w:ascii="Courier New" w:eastAsia="Times New Roman" w:hAnsi="Courier New" w:cs="Courier New"/>
+          <w:sz w:val="20"/>
+          <w:szCs w:val="20"/>
+          <w:lang w:eastAsia="en-IN"/>
+        </w:rPr>
+        <w:t>SUM(</w:t>
+      </w:r>
+      <w:proofErr w:type="gramEnd"/>
+      <w:r>
+        <w:rPr>
+          <w:rFonts w:ascii="Courier New" w:eastAsia="Times New Roman" w:hAnsi="Courier New" w:cs="Courier New"/>
+          <w:sz w:val="20"/>
+          <w:szCs w:val="20"/>
+          <w:lang w:eastAsia="en-IN"/>
+        </w:rPr>
+        <w:t>)</w:t>
+      </w:r>
+      <w:r>
+        <w:rPr>
+          <w:rFonts w:ascii="Times New Roman" w:eastAsia="Times New Roman" w:hAnsi="Times New Roman" w:cs="Times New Roman"/>
+          <w:sz w:val="24"/>
+          <w:szCs w:val="24"/>
+          <w:lang w:eastAsia="en-IN"/>
+        </w:rPr>
+        <w:t xml:space="preserve"> </w:t>
+      </w:r>
+    </w:p>
+    <w:p>
+      <w:pPr>
+        <w:numPr>
+          <w:ilvl w:val="0"/>
+          <w:numId w:val="2"/>
+        </w:numPr>
+        <w:spacing w:before="100" w:beforeAutospacing="1" w:after="100" w:afterAutospacing="1" w:line="240" w:lineRule="auto"/>
+        <w:rPr>
+          <w:rFonts w:ascii="Times New Roman" w:eastAsia="Times New Roman" w:hAnsi="Times New Roman" w:cs="Times New Roman"/>
+          <w:sz w:val="24"/>
+          <w:szCs w:val="24"/>
+          <w:lang w:eastAsia="en-IN"/>
+        </w:rPr>
+      </w:pPr>
+      <w:proofErr w:type="gramStart"/>
+      <w:r>
+        <w:rPr>
+          <w:rFonts w:ascii="Courier New" w:eastAsia="Times New Roman" w:hAnsi="Courier New" w:cs="Courier New"/>
+          <w:sz w:val="20"/>
+          <w:szCs w:val="20"/>
+          <w:lang w:eastAsia="en-IN"/>
+        </w:rPr>
+        <w:t>AVG(</w:t>
+      </w:r>
+      <w:proofErr w:type="gramEnd"/>
+      <w:r>
+        <w:rPr>
+          <w:rFonts w:ascii="Courier New" w:eastAsia="Times New Roman" w:hAnsi="Courier New" w:cs="Courier New"/>
+          <w:sz w:val="20"/>
+          <w:szCs w:val="20"/>
+          <w:lang w:eastAsia="en-IN"/>
+        </w:rPr>
+        <w:t>)</w:t>
+      </w:r>
+      <w:r>
+        <w:rPr>
+          <w:rFonts w:ascii="Times New Roman" w:eastAsia="Times New Roman" w:hAnsi="Times New Roman" w:cs="Times New Roman"/>
+          <w:sz w:val="24"/>
+          <w:szCs w:val="24"/>
+          <w:lang w:eastAsia="en-IN"/>
+        </w:rPr>
+        <w:t xml:space="preserve"> </w:t>
+      </w:r>
+    </w:p>
+    <w:p>
+      <w:pPr>
+        <w:numPr>
+          <w:ilvl w:val="0"/>
+          <w:numId w:val="2"/>
+        </w:numPr>
+        <w:spacing w:before="100" w:beforeAutospacing="1" w:after="100" w:afterAutospacing="1" w:line="240" w:lineRule="auto"/>
+        <w:rPr>
+          <w:rFonts w:ascii="Times New Roman" w:eastAsia="Times New Roman" w:hAnsi="Times New Roman" w:cs="Times New Roman"/>
+          <w:sz w:val="24"/>
+          <w:szCs w:val="24"/>
+          <w:lang w:eastAsia="en-IN"/>
+        </w:rPr>
+      </w:pPr>
+      <w:proofErr w:type="gramStart"/>
+      <w:r>
+        <w:rPr>
+          <w:rFonts w:ascii="Courier New" w:eastAsia="Times New Roman" w:hAnsi="Courier New" w:cs="Courier New"/>
+          <w:sz w:val="20"/>
+          <w:szCs w:val="20"/>
+          <w:lang w:eastAsia="en-IN"/>
+        </w:rPr>
+        <w:t>MIN(</w:t>
+      </w:r>
+      <w:proofErr w:type="gramEnd"/>
+      <w:r>
+        <w:rPr>
+          <w:rFonts w:ascii="Courier New" w:eastAsia="Times New Roman" w:hAnsi="Courier New" w:cs="Courier New"/>
+          <w:sz w:val="20"/>
+          <w:szCs w:val="20"/>
+          <w:lang w:eastAsia="en-IN"/>
+        </w:rPr>
+        <w:t>)</w:t>
+      </w:r>
+      <w:r>
+        <w:rPr>
+          <w:rFonts w:ascii="Times New Roman" w:eastAsia="Times New Roman" w:hAnsi="Times New Roman" w:cs="Times New Roman"/>
+          <w:sz w:val="24"/>
+          <w:szCs w:val="24"/>
+          <w:lang w:eastAsia="en-IN"/>
+        </w:rPr>
+        <w:t xml:space="preserve"> </w:t>
+      </w:r>
+    </w:p>
+    <w:p>
+      <w:pPr>
+        <w:numPr>
+          <w:ilvl w:val="0"/>
+          <w:numId w:val="2"/>
+        </w:numPr>
+        <w:spacing w:before="100" w:beforeAutospacing="1" w:after="100" w:afterAutospacing="1" w:line="240" w:lineRule="auto"/>
+        <w:rPr>
+          <w:rFonts w:ascii="Times New Roman" w:eastAsia="Times New Roman" w:hAnsi="Times New Roman" w:cs="Times New Roman"/>
+          <w:sz w:val="24"/>
+          <w:szCs w:val="24"/>
+          <w:lang w:eastAsia="en-IN"/>
+        </w:rPr>
+      </w:pPr>
+      <w:proofErr w:type="gramStart"/>
+      <w:r>
+        <w:rPr>
+          <w:rFonts w:ascii="Courier New" w:eastAsia="Times New Roman" w:hAnsi="Courier New" w:cs="Courier New"/>
+          <w:sz w:val="20"/>
+          <w:szCs w:val="20"/>
+          <w:lang w:eastAsia="en-IN"/>
+        </w:rPr>
+        <w:t>MAX(</w:t>
+      </w:r>
+      <w:proofErr w:type="gramEnd"/>
+      <w:r>
+        <w:rPr>
+          <w:rFonts w:ascii="Courier New" w:eastAsia="Times New Roman" w:hAnsi="Courier New" w:cs="Courier New"/>
+          <w:sz w:val="20"/>
+          <w:szCs w:val="20"/>
+          <w:lang w:eastAsia="en-IN"/>
+        </w:rPr>
+        <w:t>)</w:t>
+      </w:r>
+    </w:p>
+    <w:p>
+      <w:pPr>
+        <w:spacing w:before="100" w:beforeAutospacing="1" w:after="100" w:afterAutospacing="1" w:line="240" w:lineRule="auto"/>
+      </w:pPr>
+      <w:r>
+        <w:t>Count employees in each department</w:t>
+      </w:r>
+    </w:p>
+    <w:p>
+      <w:pPr>
+        <w:spacing w:before="100" w:beforeAutospacing="1" w:after="100" w:afterAutospacing="1" w:line="240" w:lineRule="auto"/>
+        <w:rPr>
+          <w:rFonts w:ascii="Times New Roman" w:eastAsia="Times New Roman" w:hAnsi="Times New Roman" w:cs="Times New Roman"/>
+          <w:sz w:val="24"/>
+          <w:szCs w:val="24"/>
+          <w:lang w:eastAsia="en-IN"/>
+        </w:rPr>
+      </w:pPr>
+      <w:r>
+        <w:rPr>
+          <w:rFonts w:ascii="Times New Roman" w:eastAsia="Times New Roman" w:hAnsi="Times New Roman" w:cs="Times New Roman"/>
+          <w:sz w:val="24"/>
+          <w:szCs w:val="24"/>
+          <w:lang w:eastAsia="en-IN"/>
+        </w:rPr>
+        <w:t xml:space="preserve">select department, </w:t>
+      </w:r>
+      <w:proofErr w:type="gramStart"/>
+      <w:r>
+        <w:rPr>
+          <w:rFonts w:ascii="Times New Roman" w:eastAsia="Times New Roman" w:hAnsi="Times New Roman" w:cs="Times New Roman"/>
+          <w:sz w:val="24"/>
+          <w:szCs w:val="24"/>
+          <w:lang w:eastAsia="en-IN"/>
+        </w:rPr>
+        <w:t>count(</w:t>
+      </w:r>
+      <w:proofErr w:type="gramEnd"/>
+      <w:r>
+        <w:rPr>
+          <w:rFonts w:ascii="Times New Roman" w:eastAsia="Times New Roman" w:hAnsi="Times New Roman" w:cs="Times New Roman"/>
+          <w:sz w:val="24"/>
+          <w:szCs w:val="24"/>
+          <w:lang w:eastAsia="en-IN"/>
+        </w:rPr>
+        <w:t xml:space="preserve">*) </w:t>
+      </w:r>
+    </w:p>
+    <w:p>
+      <w:pPr>
+        <w:spacing w:before="100" w:beforeAutospacing="1" w:after="100" w:afterAutospacing="1" w:line="240" w:lineRule="auto"/>
+        <w:rPr>
+          <w:rFonts w:ascii="Times New Roman" w:eastAsia="Times New Roman" w:hAnsi="Times New Roman" w:cs="Times New Roman"/>
+          <w:sz w:val="24"/>
+          <w:szCs w:val="24"/>
+          <w:lang w:eastAsia="en-IN"/>
+        </w:rPr>
+      </w:pPr>
+      <w:r>
+        <w:rPr>
+          <w:rFonts w:ascii="Times New Roman" w:eastAsia="Times New Roman" w:hAnsi="Times New Roman" w:cs="Times New Roman"/>
+          <w:sz w:val="24"/>
+          <w:szCs w:val="24"/>
+          <w:lang w:eastAsia="en-IN"/>
+        </w:rPr>
+        <w:t xml:space="preserve">from employees </w:t>
+      </w:r>
+    </w:p>
+    <w:p>
+      <w:pPr>
+        <w:spacing w:before="100" w:beforeAutospacing="1" w:after="100" w:afterAutospacing="1" w:line="240" w:lineRule="auto"/>
+        <w:rPr>
+          <w:rFonts w:ascii="Times New Roman" w:eastAsia="Times New Roman" w:hAnsi="Times New Roman" w:cs="Times New Roman"/>
+          <w:sz w:val="24"/>
+          <w:szCs w:val="24"/>
+          <w:lang w:eastAsia="en-IN"/>
+        </w:rPr>
+      </w:pPr>
+      <w:r>
+        <w:rPr>
+          <w:rFonts w:ascii="Times New Roman" w:eastAsia="Times New Roman" w:hAnsi="Times New Roman" w:cs="Times New Roman"/>
+          <w:sz w:val="24"/>
+          <w:szCs w:val="24"/>
+          <w:lang w:eastAsia="en-IN"/>
+        </w:rPr>
+        <w:t>group by department</w:t>
+      </w:r>
+    </w:p>
+    <w:p>
+      <w:pPr>
+        <w:spacing w:before="100" w:beforeAutospacing="1" w:after="100" w:afterAutospacing="1" w:line="240" w:lineRule="auto"/>
+        <w:rPr>
+          <w:rFonts w:ascii="Times New Roman" w:eastAsia="Times New Roman" w:hAnsi="Times New Roman" w:cs="Times New Roman"/>
+          <w:sz w:val="24"/>
+          <w:szCs w:val="24"/>
+          <w:lang w:eastAsia="en-IN"/>
+        </w:rPr>
+      </w:pPr>
+    </w:p>
+    <w:p>
+      <w:pPr>
+        <w:spacing w:before="100" w:beforeAutospacing="1" w:after="100" w:afterAutospacing="1" w:line="240" w:lineRule="auto"/>
+      </w:pPr>
+      <w:r>
+        <w:t>Total salary by department</w:t>
+      </w:r>
+    </w:p>
+    <w:p>
+      <w:pPr>
+        <w:spacing w:before="100" w:beforeAutospacing="1" w:after="100" w:afterAutospacing="1" w:line="240" w:lineRule="auto"/>
+        <w:rPr>
+          <w:rFonts w:ascii="Times New Roman" w:eastAsia="Times New Roman" w:hAnsi="Times New Roman" w:cs="Times New Roman"/>
+          <w:sz w:val="24"/>
+          <w:szCs w:val="24"/>
+          <w:lang w:eastAsia="en-IN"/>
+        </w:rPr>
+      </w:pPr>
+      <w:r>
+        <w:rPr>
+          <w:rFonts w:ascii="Times New Roman" w:eastAsia="Times New Roman" w:hAnsi="Times New Roman" w:cs="Times New Roman"/>
+          <w:sz w:val="24"/>
+          <w:szCs w:val="24"/>
+          <w:lang w:eastAsia="en-IN"/>
+        </w:rPr>
+        <w:t xml:space="preserve">select department, sum(salary) as </w:t>
+      </w:r>
+      <w:proofErr w:type="spellStart"/>
+      <w:r>
+        <w:rPr>
+          <w:rFonts w:ascii="Times New Roman" w:eastAsia="Times New Roman" w:hAnsi="Times New Roman" w:cs="Times New Roman"/>
+          <w:sz w:val="24"/>
+          <w:szCs w:val="24"/>
+          <w:lang w:eastAsia="en-IN"/>
+        </w:rPr>
+        <w:t>total_salary</w:t>
+      </w:r>
+      <w:proofErr w:type="spellEnd"/>
+    </w:p>
+    <w:p>
+      <w:pPr>
+        <w:spacing w:before="100" w:beforeAutospacing="1" w:after="100" w:afterAutospacing="1" w:line="240" w:lineRule="auto"/>
+        <w:rPr>
+          <w:rFonts w:ascii="Times New Roman" w:eastAsia="Times New Roman" w:hAnsi="Times New Roman" w:cs="Times New Roman"/>
+          <w:sz w:val="24"/>
+          <w:szCs w:val="24"/>
+          <w:lang w:eastAsia="en-IN"/>
+        </w:rPr>
+      </w:pPr>
+      <w:r>
+        <w:rPr>
+          <w:rFonts w:ascii="Times New Roman" w:eastAsia="Times New Roman" w:hAnsi="Times New Roman" w:cs="Times New Roman"/>
+          <w:sz w:val="24"/>
+          <w:szCs w:val="24"/>
+          <w:lang w:eastAsia="en-IN"/>
+        </w:rPr>
+        <w:t xml:space="preserve">from employees </w:t>
+      </w:r>
+    </w:p>
+    <w:p>
+      <w:pPr>
+        <w:spacing w:before="100" w:beforeAutospacing="1" w:after="100" w:afterAutospacing="1" w:line="240" w:lineRule="auto"/>
+        <w:rPr>
+          <w:rFonts w:ascii="Times New Roman" w:eastAsia="Times New Roman" w:hAnsi="Times New Roman" w:cs="Times New Roman"/>
+          <w:sz w:val="24"/>
+          <w:szCs w:val="24"/>
+          <w:lang w:eastAsia="en-IN"/>
+        </w:rPr>
+      </w:pPr>
+      <w:r>
+        <w:rPr>
+          <w:rFonts w:ascii="Times New Roman" w:eastAsia="Times New Roman" w:hAnsi="Times New Roman" w:cs="Times New Roman"/>
+          <w:sz w:val="24"/>
+          <w:szCs w:val="24"/>
+          <w:lang w:eastAsia="en-IN"/>
+        </w:rPr>
+        <w:t>group by department</w:t>
+      </w:r>
+    </w:p>
+    <w:p>
+      <w:pPr>
+        <w:spacing w:before="100" w:beforeAutospacing="1" w:after="100" w:afterAutospacing="1" w:line="240" w:lineRule="auto"/>
+        <w:rPr>
+          <w:rFonts w:ascii="Times New Roman" w:eastAsia="Times New Roman" w:hAnsi="Times New Roman" w:cs="Times New Roman"/>
+          <w:sz w:val="24"/>
+          <w:szCs w:val="24"/>
+          <w:lang w:eastAsia="en-IN"/>
+        </w:rPr>
+      </w:pPr>
+    </w:p>
+    <w:p>
+      <w:pPr>
+        <w:spacing w:before="100" w:beforeAutospacing="1" w:after="100" w:afterAutospacing="1" w:line="240" w:lineRule="auto"/>
+      </w:pPr>
+      <w:r>
+        <w:t>Average salary</w:t>
+      </w:r>
+    </w:p>
+    <w:p>
+      <w:pPr>
+        <w:spacing w:before="100" w:beforeAutospacing="1" w:after="100" w:afterAutospacing="1" w:line="240" w:lineRule="auto"/>
+        <w:rPr>
+          <w:rFonts w:ascii="Times New Roman" w:eastAsia="Times New Roman" w:hAnsi="Times New Roman" w:cs="Times New Roman"/>
+          <w:sz w:val="24"/>
+          <w:szCs w:val="24"/>
+          <w:lang w:eastAsia="en-IN"/>
+        </w:rPr>
+      </w:pPr>
+      <w:r>
+        <w:rPr>
+          <w:rFonts w:ascii="Times New Roman" w:eastAsia="Times New Roman" w:hAnsi="Times New Roman" w:cs="Times New Roman"/>
+          <w:sz w:val="24"/>
+          <w:szCs w:val="24"/>
+          <w:lang w:eastAsia="en-IN"/>
+        </w:rPr>
+        <w:t xml:space="preserve">select department, </w:t>
+      </w:r>
+      <w:proofErr w:type="spellStart"/>
+      <w:r>
+        <w:rPr>
+          <w:rFonts w:ascii="Times New Roman" w:eastAsia="Times New Roman" w:hAnsi="Times New Roman" w:cs="Times New Roman"/>
+          <w:sz w:val="24"/>
+          <w:szCs w:val="24"/>
+          <w:lang w:eastAsia="en-IN"/>
+        </w:rPr>
+        <w:t>avg</w:t>
+      </w:r>
+      <w:proofErr w:type="spellEnd"/>
+      <w:r>
+        <w:rPr>
+          <w:rFonts w:ascii="Times New Roman" w:eastAsia="Times New Roman" w:hAnsi="Times New Roman" w:cs="Times New Roman"/>
+          <w:sz w:val="24"/>
+          <w:szCs w:val="24"/>
+          <w:lang w:eastAsia="en-IN"/>
+        </w:rPr>
+        <w:t xml:space="preserve">(salary) as </w:t>
+      </w:r>
+      <w:proofErr w:type="spellStart"/>
+      <w:r>
+        <w:rPr>
+          <w:rFonts w:ascii="Times New Roman" w:eastAsia="Times New Roman" w:hAnsi="Times New Roman" w:cs="Times New Roman"/>
+          <w:sz w:val="24"/>
+          <w:szCs w:val="24"/>
+          <w:lang w:eastAsia="en-IN"/>
+        </w:rPr>
+        <w:t>avg_salary</w:t>
+      </w:r>
+      <w:proofErr w:type="spellEnd"/>
+    </w:p>
+    <w:p>
+      <w:pPr>
+        <w:spacing w:before="100" w:beforeAutospacing="1" w:after="100" w:afterAutospacing="1" w:line="240" w:lineRule="auto"/>
+        <w:rPr>
+          <w:rFonts w:ascii="Times New Roman" w:eastAsia="Times New Roman" w:hAnsi="Times New Roman" w:cs="Times New Roman"/>
+          <w:sz w:val="24"/>
+          <w:szCs w:val="24"/>
+          <w:lang w:eastAsia="en-IN"/>
+        </w:rPr>
+      </w:pPr>
+      <w:r>
+        <w:rPr>
+          <w:rFonts w:ascii="Times New Roman" w:eastAsia="Times New Roman" w:hAnsi="Times New Roman" w:cs="Times New Roman"/>
+          <w:sz w:val="24"/>
+          <w:szCs w:val="24"/>
+          <w:lang w:eastAsia="en-IN"/>
+        </w:rPr>
+        <w:t xml:space="preserve">from employees </w:t>
+      </w:r>
+    </w:p>
+    <w:p>
+      <w:pPr>
+        <w:spacing w:before="100" w:beforeAutospacing="1" w:after="100" w:afterAutospacing="1" w:line="240" w:lineRule="auto"/>
+        <w:rPr>
+          <w:rFonts w:ascii="Times New Roman" w:eastAsia="Times New Roman" w:hAnsi="Times New Roman" w:cs="Times New Roman"/>
+          <w:sz w:val="24"/>
+          <w:szCs w:val="24"/>
+          <w:lang w:eastAsia="en-IN"/>
+        </w:rPr>
+      </w:pPr>
+      <w:r>
+        <w:rPr>
+          <w:rFonts w:ascii="Times New Roman" w:eastAsia="Times New Roman" w:hAnsi="Times New Roman" w:cs="Times New Roman"/>
+          <w:sz w:val="24"/>
+          <w:szCs w:val="24"/>
+          <w:lang w:eastAsia="en-IN"/>
+        </w:rPr>
+        <w:t>group by department</w:t>
+      </w:r>
+    </w:p>
+    <w:p>
+      <w:pPr>
+        <w:spacing w:before="100" w:beforeAutospacing="1" w:after="100" w:afterAutospacing="1" w:line="240" w:lineRule="auto"/>
+        <w:rPr>
+          <w:rFonts w:ascii="Times New Roman" w:eastAsia="Times New Roman" w:hAnsi="Times New Roman" w:cs="Times New Roman"/>
+          <w:sz w:val="24"/>
+          <w:szCs w:val="24"/>
+          <w:lang w:eastAsia="en-IN"/>
+        </w:rPr>
+      </w:pPr>
+    </w:p>
+    <w:p>
+      <w:pPr>
+        <w:spacing w:before="100" w:beforeAutospacing="1" w:after="100" w:afterAutospacing="1" w:line="240" w:lineRule="auto"/>
+      </w:pPr>
+      <w:r>
+        <w:t>Find the highest salary in each department.</w:t>
+      </w:r>
+    </w:p>
+    <w:p>
+      <w:pPr>
+        <w:spacing w:before="100" w:beforeAutospacing="1" w:after="100" w:afterAutospacing="1" w:line="240" w:lineRule="auto"/>
+        <w:rPr>
+          <w:rFonts w:ascii="Times New Roman" w:eastAsia="Times New Roman" w:hAnsi="Times New Roman" w:cs="Times New Roman"/>
+          <w:sz w:val="24"/>
+          <w:szCs w:val="24"/>
+          <w:lang w:eastAsia="en-IN"/>
+        </w:rPr>
+      </w:pPr>
+    </w:p>
+    <w:p>
+      <w:pPr>
+        <w:spacing w:before="100" w:beforeAutospacing="1" w:after="100" w:afterAutospacing="1" w:line="240" w:lineRule="auto"/>
+        <w:rPr>
+          <w:rFonts w:ascii="Times New Roman" w:eastAsia="Times New Roman" w:hAnsi="Times New Roman" w:cs="Times New Roman"/>
+          <w:sz w:val="24"/>
+          <w:szCs w:val="24"/>
+          <w:lang w:eastAsia="en-IN"/>
+        </w:rPr>
+      </w:pPr>
+      <w:r>
+        <w:rPr>
+          <w:rFonts w:ascii="Times New Roman" w:eastAsia="Times New Roman" w:hAnsi="Times New Roman" w:cs="Times New Roman"/>
+          <w:sz w:val="24"/>
+          <w:szCs w:val="24"/>
+          <w:lang w:eastAsia="en-IN"/>
+        </w:rPr>
+        <w:t xml:space="preserve">select department, max(salary) as </w:t>
+      </w:r>
+      <w:proofErr w:type="spellStart"/>
+      <w:r>
+        <w:rPr>
+          <w:rFonts w:ascii="Times New Roman" w:eastAsia="Times New Roman" w:hAnsi="Times New Roman" w:cs="Times New Roman"/>
+          <w:sz w:val="24"/>
+          <w:szCs w:val="24"/>
+          <w:lang w:eastAsia="en-IN"/>
+        </w:rPr>
+        <w:t>max_salary</w:t>
+      </w:r>
+      <w:proofErr w:type="spellEnd"/>
+    </w:p>
+    <w:p>
+      <w:pPr>
+        <w:spacing w:before="100" w:beforeAutospacing="1" w:after="100" w:afterAutospacing="1" w:line="240" w:lineRule="auto"/>
+        <w:rPr>
+          <w:rFonts w:ascii="Times New Roman" w:eastAsia="Times New Roman" w:hAnsi="Times New Roman" w:cs="Times New Roman"/>
+          <w:sz w:val="24"/>
+          <w:szCs w:val="24"/>
+          <w:lang w:eastAsia="en-IN"/>
+        </w:rPr>
+      </w:pPr>
+      <w:r>
+        <w:rPr>
+          <w:rFonts w:ascii="Times New Roman" w:eastAsia="Times New Roman" w:hAnsi="Times New Roman" w:cs="Times New Roman"/>
+          <w:sz w:val="24"/>
+          <w:szCs w:val="24"/>
+          <w:lang w:eastAsia="en-IN"/>
+        </w:rPr>
+        <w:t>from employees</w:t>
+      </w:r>
+    </w:p>
+    <w:p>
+      <w:pPr>
+        <w:spacing w:before="100" w:beforeAutospacing="1" w:after="100" w:afterAutospacing="1" w:line="240" w:lineRule="auto"/>
+        <w:rPr>
+          <w:rFonts w:ascii="Times New Roman" w:eastAsia="Times New Roman" w:hAnsi="Times New Roman" w:cs="Times New Roman"/>
+          <w:sz w:val="24"/>
+          <w:szCs w:val="24"/>
+          <w:lang w:eastAsia="en-IN"/>
+        </w:rPr>
+      </w:pPr>
+      <w:r>
+        <w:rPr>
+          <w:rFonts w:ascii="Times New Roman" w:eastAsia="Times New Roman" w:hAnsi="Times New Roman" w:cs="Times New Roman"/>
+          <w:sz w:val="24"/>
+          <w:szCs w:val="24"/>
+          <w:lang w:eastAsia="en-IN"/>
+        </w:rPr>
+        <w:t>group by department</w:t>
+      </w:r>
+    </w:p>
+    <w:p>
+      <w:pPr>
+        <w:spacing w:before="100" w:beforeAutospacing="1" w:after="100" w:afterAutospacing="1" w:line="240" w:lineRule="auto"/>
+        <w:rPr>
+          <w:rFonts w:ascii="Times New Roman" w:eastAsia="Times New Roman" w:hAnsi="Times New Roman" w:cs="Times New Roman"/>
+          <w:sz w:val="24"/>
+          <w:szCs w:val="24"/>
+          <w:lang w:eastAsia="en-IN"/>
+        </w:rPr>
+      </w:pPr>
+    </w:p>
+    <w:p>
+      <w:pPr>
+        <w:spacing w:before="100" w:beforeAutospacing="1" w:after="100" w:afterAutospacing="1" w:line="240" w:lineRule="auto"/>
+      </w:pPr>
+      <w:r>
+        <w:t>Find the lowest salary in each department.</w:t>
+      </w:r>
+    </w:p>
+    <w:p>
+      <w:pPr>
+        <w:spacing w:before="100" w:beforeAutospacing="1" w:after="100" w:afterAutospacing="1" w:line="240" w:lineRule="auto"/>
+        <w:rPr>
+          <w:rFonts w:ascii="Times New Roman" w:eastAsia="Times New Roman" w:hAnsi="Times New Roman" w:cs="Times New Roman"/>
+          <w:sz w:val="24"/>
+          <w:szCs w:val="24"/>
+          <w:lang w:eastAsia="en-IN"/>
+        </w:rPr>
+      </w:pPr>
+    </w:p>
+    <w:p>
+      <w:pPr>
+        <w:spacing w:before="100" w:beforeAutospacing="1" w:after="100" w:afterAutospacing="1" w:line="240" w:lineRule="auto"/>
+        <w:rPr>
+          <w:rFonts w:ascii="Times New Roman" w:eastAsia="Times New Roman" w:hAnsi="Times New Roman" w:cs="Times New Roman"/>
+          <w:sz w:val="24"/>
+          <w:szCs w:val="24"/>
+          <w:lang w:eastAsia="en-IN"/>
+        </w:rPr>
+      </w:pPr>
+      <w:r>
+        <w:rPr>
+          <w:rFonts w:ascii="Times New Roman" w:eastAsia="Times New Roman" w:hAnsi="Times New Roman" w:cs="Times New Roman"/>
+          <w:sz w:val="24"/>
+          <w:szCs w:val="24"/>
+          <w:lang w:eastAsia="en-IN"/>
+        </w:rPr>
+        <w:t xml:space="preserve">select department, min(salary) as </w:t>
+      </w:r>
+      <w:proofErr w:type="spellStart"/>
+      <w:r>
+        <w:rPr>
+          <w:rFonts w:ascii="Times New Roman" w:eastAsia="Times New Roman" w:hAnsi="Times New Roman" w:cs="Times New Roman"/>
+          <w:sz w:val="24"/>
+          <w:szCs w:val="24"/>
+          <w:lang w:eastAsia="en-IN"/>
+        </w:rPr>
+        <w:t>min_salary</w:t>
+      </w:r>
+      <w:proofErr w:type="spellEnd"/>
+    </w:p>
+    <w:p>
+      <w:pPr>
+        <w:spacing w:before="100" w:beforeAutospacing="1" w:after="100" w:afterAutospacing="1" w:line="240" w:lineRule="auto"/>
+        <w:rPr>
+          <w:rFonts w:ascii="Times New Roman" w:eastAsia="Times New Roman" w:hAnsi="Times New Roman" w:cs="Times New Roman"/>
+          <w:sz w:val="24"/>
+          <w:szCs w:val="24"/>
+          <w:lang w:eastAsia="en-IN"/>
+        </w:rPr>
+      </w:pPr>
+      <w:r>
+        <w:rPr>
+          <w:rFonts w:ascii="Times New Roman" w:eastAsia="Times New Roman" w:hAnsi="Times New Roman" w:cs="Times New Roman"/>
+          <w:sz w:val="24"/>
+          <w:szCs w:val="24"/>
+          <w:lang w:eastAsia="en-IN"/>
+        </w:rPr>
+        <w:t>from employees</w:t>
+      </w:r>
+    </w:p>
+    <w:p>
+      <w:pPr>
+        <w:spacing w:before="100" w:beforeAutospacing="1" w:after="100" w:afterAutospacing="1" w:line="240" w:lineRule="auto"/>
+        <w:rPr>
+          <w:rFonts w:ascii="Times New Roman" w:eastAsia="Times New Roman" w:hAnsi="Times New Roman" w:cs="Times New Roman"/>
+          <w:sz w:val="24"/>
+          <w:szCs w:val="24"/>
+          <w:lang w:eastAsia="en-IN"/>
+        </w:rPr>
+      </w:pPr>
+      <w:r>
+        <w:rPr>
+          <w:rFonts w:ascii="Times New Roman" w:eastAsia="Times New Roman" w:hAnsi="Times New Roman" w:cs="Times New Roman"/>
+          <w:sz w:val="24"/>
+          <w:szCs w:val="24"/>
+          <w:lang w:eastAsia="en-IN"/>
+        </w:rPr>
+        <w:t>group by department</w:t>
+      </w:r>
+    </w:p>
+    <w:p>
+      <w:pPr>
+        <w:spacing w:before="100" w:beforeAutospacing="1" w:after="100" w:afterAutospacing="1" w:line="240" w:lineRule="auto"/>
+        <w:rPr>
+          <w:rFonts w:ascii="Times New Roman" w:eastAsia="Times New Roman" w:hAnsi="Times New Roman" w:cs="Times New Roman"/>
+          <w:sz w:val="24"/>
+          <w:szCs w:val="24"/>
+          <w:lang w:eastAsia="en-IN"/>
+        </w:rPr>
+      </w:pPr>
+    </w:p>
+    <w:p>
+      <w:pPr>
+        <w:spacing w:before="100" w:beforeAutospacing="1" w:after="100" w:afterAutospacing="1" w:line="240" w:lineRule="auto"/>
+        <w:rPr>
+          <w:rFonts w:ascii="Times New Roman" w:eastAsia="Times New Roman" w:hAnsi="Times New Roman" w:cs="Times New Roman"/>
+          <w:sz w:val="24"/>
+          <w:szCs w:val="24"/>
+          <w:lang w:eastAsia="en-IN"/>
+        </w:rPr>
+      </w:pPr>
+    </w:p>
+    <w:p>
+      <w:pPr>
+        <w:pStyle w:val="ListParagraph"/>
+      </w:pPr>
+    </w:p>
+    <w:p>
+      <w:pPr>
+        <w:pStyle w:val="ListParagraph"/>
+      </w:pPr>
     </w:p>
     <w:p/>
     <w:p/>
@@ -767,8 +1650,160 @@
       </w:pPr>
     </w:lvl>
   </w:abstractNum>
+  <w:abstractNum w:abstractNumId="1" w15:restartNumberingAfterBreak="0">
+    <w:nsid w:val="590E285F"/>
+    <w:multiLevelType w:val="multilevel"/>
+    <w:tmpl w:val="E192364A"/>
+    <w:lvl w:ilvl="0">
+      <w:start w:val="1"/>
+      <w:numFmt w:val="bullet"/>
+      <w:lvlText w:val=""/>
+      <w:lvlJc w:val="left"/>
+      <w:pPr>
+        <w:tabs>
+          <w:tab w:val="num" w:pos="720"/>
+        </w:tabs>
+        <w:ind w:left="720" w:hanging="360"/>
+      </w:pPr>
+      <w:rPr>
+        <w:rFonts w:ascii="Symbol" w:hAnsi="Symbol" w:hint="default"/>
+        <w:sz w:val="20"/>
+      </w:rPr>
+    </w:lvl>
+    <w:lvl w:ilvl="1" w:tentative="1">
+      <w:start w:val="1"/>
+      <w:numFmt w:val="bullet"/>
+      <w:lvlText w:val="o"/>
+      <w:lvlJc w:val="left"/>
+      <w:pPr>
+        <w:tabs>
+          <w:tab w:val="num" w:pos="1440"/>
+        </w:tabs>
+        <w:ind w:left="1440" w:hanging="360"/>
+      </w:pPr>
+      <w:rPr>
+        <w:rFonts w:ascii="Courier New" w:hAnsi="Courier New" w:hint="default"/>
+        <w:sz w:val="20"/>
+      </w:rPr>
+    </w:lvl>
+    <w:lvl w:ilvl="2" w:tentative="1">
+      <w:start w:val="1"/>
+      <w:numFmt w:val="bullet"/>
+      <w:lvlText w:val=""/>
+      <w:lvlJc w:val="left"/>
+      <w:pPr>
+        <w:tabs>
+          <w:tab w:val="num" w:pos="2160"/>
+        </w:tabs>
+        <w:ind w:left="2160" w:hanging="360"/>
+      </w:pPr>
+      <w:rPr>
+        <w:rFonts w:ascii="Wingdings" w:hAnsi="Wingdings" w:hint="default"/>
+        <w:sz w:val="20"/>
+      </w:rPr>
+    </w:lvl>
+    <w:lvl w:ilvl="3" w:tentative="1">
+      <w:start w:val="1"/>
+      <w:numFmt w:val="bullet"/>
+      <w:lvlText w:val=""/>
+      <w:lvlJc w:val="left"/>
+      <w:pPr>
+        <w:tabs>
+          <w:tab w:val="num" w:pos="2880"/>
+        </w:tabs>
+        <w:ind w:left="2880" w:hanging="360"/>
+      </w:pPr>
+      <w:rPr>
+        <w:rFonts w:ascii="Wingdings" w:hAnsi="Wingdings" w:hint="default"/>
+        <w:sz w:val="20"/>
+      </w:rPr>
+    </w:lvl>
+    <w:lvl w:ilvl="4" w:tentative="1">
+      <w:start w:val="1"/>
+      <w:numFmt w:val="bullet"/>
+      <w:lvlText w:val=""/>
+      <w:lvlJc w:val="left"/>
+      <w:pPr>
+        <w:tabs>
+          <w:tab w:val="num" w:pos="3600"/>
+        </w:tabs>
+        <w:ind w:left="3600" w:hanging="360"/>
+      </w:pPr>
+      <w:rPr>
+        <w:rFonts w:ascii="Wingdings" w:hAnsi="Wingdings" w:hint="default"/>
+        <w:sz w:val="20"/>
+      </w:rPr>
+    </w:lvl>
+    <w:lvl w:ilvl="5" w:tentative="1">
+      <w:start w:val="1"/>
+      <w:numFmt w:val="bullet"/>
+      <w:lvlText w:val=""/>
+      <w:lvlJc w:val="left"/>
+      <w:pPr>
+        <w:tabs>
+          <w:tab w:val="num" w:pos="4320"/>
+        </w:tabs>
+        <w:ind w:left="4320" w:hanging="360"/>
+      </w:pPr>
+      <w:rPr>
+        <w:rFonts w:ascii="Wingdings" w:hAnsi="Wingdings" w:hint="default"/>
+        <w:sz w:val="20"/>
+      </w:rPr>
+    </w:lvl>
+    <w:lvl w:ilvl="6" w:tentative="1">
+      <w:start w:val="1"/>
+      <w:numFmt w:val="bullet"/>
+      <w:lvlText w:val=""/>
+      <w:lvlJc w:val="left"/>
+      <w:pPr>
+        <w:tabs>
+          <w:tab w:val="num" w:pos="5040"/>
+        </w:tabs>
+        <w:ind w:left="5040" w:hanging="360"/>
+      </w:pPr>
+      <w:rPr>
+        <w:rFonts w:ascii="Wingdings" w:hAnsi="Wingdings" w:hint="default"/>
+        <w:sz w:val="20"/>
+      </w:rPr>
+    </w:lvl>
+    <w:lvl w:ilvl="7" w:tentative="1">
+      <w:start w:val="1"/>
+      <w:numFmt w:val="bullet"/>
+      <w:lvlText w:val=""/>
+      <w:lvlJc w:val="left"/>
+      <w:pPr>
+        <w:tabs>
+          <w:tab w:val="num" w:pos="5760"/>
+        </w:tabs>
+        <w:ind w:left="5760" w:hanging="360"/>
+      </w:pPr>
+      <w:rPr>
+        <w:rFonts w:ascii="Wingdings" w:hAnsi="Wingdings" w:hint="default"/>
+        <w:sz w:val="20"/>
+      </w:rPr>
+    </w:lvl>
+    <w:lvl w:ilvl="8" w:tentative="1">
+      <w:start w:val="1"/>
+      <w:numFmt w:val="bullet"/>
+      <w:lvlText w:val=""/>
+      <w:lvlJc w:val="left"/>
+      <w:pPr>
+        <w:tabs>
+          <w:tab w:val="num" w:pos="6480"/>
+        </w:tabs>
+        <w:ind w:left="6480" w:hanging="360"/>
+      </w:pPr>
+      <w:rPr>
+        <w:rFonts w:ascii="Wingdings" w:hAnsi="Wingdings" w:hint="default"/>
+        <w:sz w:val="20"/>
+      </w:rPr>
+    </w:lvl>
+  </w:abstractNum>
   <w:num w:numId="1" w16cid:durableId="1973946528">
     <w:abstractNumId w:val="0"/>
+  </w:num>
+  <w:num w:numId="2" w16cid:durableId="865677164">
+    <w:abstractNumId w:val="1"/>
   </w:num>
 </w:numbering>
 </file>
@@ -1244,6 +2279,37 @@
       <w:contextualSpacing/>
     </w:pPr>
   </w:style>
+  <w:style w:type="paragraph" w:customStyle="1" w:styleId="pdq2pgselectionanchorcontainer">
+    <w:name w:val="pdq2pg_selectionanchorcontainer"/>
+    <w:basedOn w:val="Normal"/>
+    <w:rsid w:val="00A05B9F"/>
+    <w:pPr>
+      <w:spacing w:before="100" w:beforeAutospacing="1" w:after="100" w:afterAutospacing="1" w:line="240" w:lineRule="auto"/>
+    </w:pPr>
+    <w:rPr>
+      <w:rFonts w:ascii="Times New Roman" w:eastAsia="Times New Roman" w:hAnsi="Times New Roman" w:cs="Times New Roman"/>
+      <w:sz w:val="24"/>
+      <w:szCs w:val="24"/>
+      <w:lang w:eastAsia="en-IN"/>
+    </w:rPr>
+  </w:style>
+  <w:style w:type="paragraph" w:styleId="NormalWeb">
+    <w:name w:val="Normal (Web)"/>
+    <w:basedOn w:val="Normal"/>
+    <w:uiPriority w:val="99"/>
+    <w:semiHidden/>
+    <w:unhideWhenUsed/>
+    <w:rsid w:val="00A05B9F"/>
+    <w:pPr>
+      <w:spacing w:before="100" w:beforeAutospacing="1" w:after="100" w:afterAutospacing="1" w:line="240" w:lineRule="auto"/>
+    </w:pPr>
+    <w:rPr>
+      <w:rFonts w:ascii="Times New Roman" w:eastAsia="Times New Roman" w:hAnsi="Times New Roman" w:cs="Times New Roman"/>
+      <w:sz w:val="24"/>
+      <w:szCs w:val="24"/>
+      <w:lang w:eastAsia="en-IN"/>
+    </w:rPr>
+  </w:style>
 </w:styles>
 </file>
 

--- a/sql.docx
+++ b/sql.docx
@@ -4,13 +4,8 @@
   <w:body>
     <w:p>
       <w:r>
-        <w:t xml:space="preserve">create table </w:t>
-      </w:r>
-      <w:proofErr w:type="gramStart"/>
-      <w:r>
-        <w:t>employees(</w:t>
-      </w:r>
-      <w:proofErr w:type="gramEnd"/>
+        <w:t>create table employees(</w:t>
+      </w:r>
     </w:p>
     <w:p>
       <w:r>
@@ -19,28 +14,12 @@
     </w:p>
     <w:p>
       <w:r>
-        <w:t xml:space="preserve">  name </w:t>
-      </w:r>
-      <w:proofErr w:type="gramStart"/>
-      <w:r>
-        <w:t>varchar(</w:t>
-      </w:r>
-      <w:proofErr w:type="gramEnd"/>
-      <w:r>
-        <w:t>50),</w:t>
-      </w:r>
-    </w:p>
-    <w:p>
-      <w:r>
-        <w:t xml:space="preserve">  department </w:t>
-      </w:r>
-      <w:proofErr w:type="gramStart"/>
-      <w:r>
-        <w:t>varchar(</w:t>
-      </w:r>
-      <w:proofErr w:type="gramEnd"/>
-      <w:r>
-        <w:t>10),</w:t>
+        <w:t xml:space="preserve">  name varchar(50),</w:t>
+      </w:r>
+    </w:p>
+    <w:p>
+      <w:r>
+        <w:t xml:space="preserve">  department varchar(10),</w:t>
       </w:r>
     </w:p>
     <w:p>
@@ -54,15 +33,7 @@
     <w:p/>
     <w:p>
       <w:r>
-        <w:t xml:space="preserve">insert into </w:t>
-      </w:r>
-      <w:proofErr w:type="gramStart"/>
-      <w:r>
-        <w:t>employees</w:t>
-      </w:r>
-      <w:proofErr w:type="gramEnd"/>
-      <w:r>
-        <w:t xml:space="preserve"> values</w:t>
+        <w:t>insert into employees values</w:t>
       </w:r>
     </w:p>
     <w:p>
@@ -525,15 +496,7 @@
         <w:pStyle w:val="ListParagraph"/>
       </w:pPr>
       <w:r>
-        <w:t xml:space="preserve">select </w:t>
-      </w:r>
-      <w:proofErr w:type="gramStart"/>
-      <w:r>
-        <w:t>count(</w:t>
-      </w:r>
-      <w:proofErr w:type="gramEnd"/>
-      <w:r>
-        <w:t>*) from employees</w:t>
+        <w:t>select count(*) from employees</w:t>
       </w:r>
     </w:p>
     <w:p>
@@ -822,7 +785,6 @@
           <w:lang w:eastAsia="en-IN"/>
         </w:rPr>
       </w:pPr>
-      <w:proofErr w:type="gramStart"/>
       <w:r>
         <w:rPr>
           <w:rFonts w:ascii="Courier New" w:eastAsia="Times New Roman" w:hAnsi="Courier New" w:cs="Courier New"/>
@@ -830,17 +792,7 @@
           <w:szCs w:val="20"/>
           <w:lang w:eastAsia="en-IN"/>
         </w:rPr>
-        <w:t>COUNT(</w:t>
-      </w:r>
-      <w:proofErr w:type="gramEnd"/>
-      <w:r>
-        <w:rPr>
-          <w:rFonts w:ascii="Courier New" w:eastAsia="Times New Roman" w:hAnsi="Courier New" w:cs="Courier New"/>
-          <w:sz w:val="20"/>
-          <w:szCs w:val="20"/>
-          <w:lang w:eastAsia="en-IN"/>
-        </w:rPr>
-        <w:t>)</w:t>
+        <w:t>COUNT()</w:t>
       </w:r>
       <w:r>
         <w:rPr>
@@ -866,7 +818,6 @@
           <w:lang w:eastAsia="en-IN"/>
         </w:rPr>
       </w:pPr>
-      <w:proofErr w:type="gramStart"/>
       <w:r>
         <w:rPr>
           <w:rFonts w:ascii="Courier New" w:eastAsia="Times New Roman" w:hAnsi="Courier New" w:cs="Courier New"/>
@@ -874,17 +825,7 @@
           <w:szCs w:val="20"/>
           <w:lang w:eastAsia="en-IN"/>
         </w:rPr>
-        <w:t>SUM(</w:t>
-      </w:r>
-      <w:proofErr w:type="gramEnd"/>
-      <w:r>
-        <w:rPr>
-          <w:rFonts w:ascii="Courier New" w:eastAsia="Times New Roman" w:hAnsi="Courier New" w:cs="Courier New"/>
-          <w:sz w:val="20"/>
-          <w:szCs w:val="20"/>
-          <w:lang w:eastAsia="en-IN"/>
-        </w:rPr>
-        <w:t>)</w:t>
+        <w:t>SUM()</w:t>
       </w:r>
       <w:r>
         <w:rPr>
@@ -910,7 +851,6 @@
           <w:lang w:eastAsia="en-IN"/>
         </w:rPr>
       </w:pPr>
-      <w:proofErr w:type="gramStart"/>
       <w:r>
         <w:rPr>
           <w:rFonts w:ascii="Courier New" w:eastAsia="Times New Roman" w:hAnsi="Courier New" w:cs="Courier New"/>
@@ -918,17 +858,7 @@
           <w:szCs w:val="20"/>
           <w:lang w:eastAsia="en-IN"/>
         </w:rPr>
-        <w:t>AVG(</w:t>
-      </w:r>
-      <w:proofErr w:type="gramEnd"/>
-      <w:r>
-        <w:rPr>
-          <w:rFonts w:ascii="Courier New" w:eastAsia="Times New Roman" w:hAnsi="Courier New" w:cs="Courier New"/>
-          <w:sz w:val="20"/>
-          <w:szCs w:val="20"/>
-          <w:lang w:eastAsia="en-IN"/>
-        </w:rPr>
-        <w:t>)</w:t>
+        <w:t>AVG()</w:t>
       </w:r>
       <w:r>
         <w:rPr>
@@ -954,7 +884,6 @@
           <w:lang w:eastAsia="en-IN"/>
         </w:rPr>
       </w:pPr>
-      <w:proofErr w:type="gramStart"/>
       <w:r>
         <w:rPr>
           <w:rFonts w:ascii="Courier New" w:eastAsia="Times New Roman" w:hAnsi="Courier New" w:cs="Courier New"/>
@@ -962,17 +891,7 @@
           <w:szCs w:val="20"/>
           <w:lang w:eastAsia="en-IN"/>
         </w:rPr>
-        <w:t>MIN(</w:t>
-      </w:r>
-      <w:proofErr w:type="gramEnd"/>
-      <w:r>
-        <w:rPr>
-          <w:rFonts w:ascii="Courier New" w:eastAsia="Times New Roman" w:hAnsi="Courier New" w:cs="Courier New"/>
-          <w:sz w:val="20"/>
-          <w:szCs w:val="20"/>
-          <w:lang w:eastAsia="en-IN"/>
-        </w:rPr>
-        <w:t>)</w:t>
+        <w:t>MIN()</w:t>
       </w:r>
       <w:r>
         <w:rPr>
@@ -998,7 +917,6 @@
           <w:lang w:eastAsia="en-IN"/>
         </w:rPr>
       </w:pPr>
-      <w:proofErr w:type="gramStart"/>
       <w:r>
         <w:rPr>
           <w:rFonts w:ascii="Courier New" w:eastAsia="Times New Roman" w:hAnsi="Courier New" w:cs="Courier New"/>
@@ -1006,9 +924,525 @@
           <w:szCs w:val="20"/>
           <w:lang w:eastAsia="en-IN"/>
         </w:rPr>
-        <w:t>MAX(</w:t>
-      </w:r>
-      <w:proofErr w:type="gramEnd"/>
+        <w:t>MAX()</w:t>
+      </w:r>
+    </w:p>
+    <w:p>
+      <w:pPr>
+        <w:spacing w:before="100" w:beforeAutospacing="1" w:after="100" w:afterAutospacing="1" w:line="240" w:lineRule="auto"/>
+      </w:pPr>
+      <w:r>
+        <w:t>Count employees in each department</w:t>
+      </w:r>
+    </w:p>
+    <w:p>
+      <w:pPr>
+        <w:spacing w:before="100" w:beforeAutospacing="1" w:after="100" w:afterAutospacing="1" w:line="240" w:lineRule="auto"/>
+        <w:rPr>
+          <w:rFonts w:ascii="Times New Roman" w:eastAsia="Times New Roman" w:hAnsi="Times New Roman" w:cs="Times New Roman"/>
+          <w:sz w:val="24"/>
+          <w:szCs w:val="24"/>
+          <w:lang w:eastAsia="en-IN"/>
+        </w:rPr>
+      </w:pPr>
+      <w:r>
+        <w:rPr>
+          <w:rFonts w:ascii="Times New Roman" w:eastAsia="Times New Roman" w:hAnsi="Times New Roman" w:cs="Times New Roman"/>
+          <w:sz w:val="24"/>
+          <w:szCs w:val="24"/>
+          <w:lang w:eastAsia="en-IN"/>
+        </w:rPr>
+        <w:t xml:space="preserve">select department, count(*) </w:t>
+      </w:r>
+    </w:p>
+    <w:p>
+      <w:pPr>
+        <w:spacing w:before="100" w:beforeAutospacing="1" w:after="100" w:afterAutospacing="1" w:line="240" w:lineRule="auto"/>
+        <w:rPr>
+          <w:rFonts w:ascii="Times New Roman" w:eastAsia="Times New Roman" w:hAnsi="Times New Roman" w:cs="Times New Roman"/>
+          <w:sz w:val="24"/>
+          <w:szCs w:val="24"/>
+          <w:lang w:eastAsia="en-IN"/>
+        </w:rPr>
+      </w:pPr>
+      <w:r>
+        <w:rPr>
+          <w:rFonts w:ascii="Times New Roman" w:eastAsia="Times New Roman" w:hAnsi="Times New Roman" w:cs="Times New Roman"/>
+          <w:sz w:val="24"/>
+          <w:szCs w:val="24"/>
+          <w:lang w:eastAsia="en-IN"/>
+        </w:rPr>
+        <w:t xml:space="preserve">from employees </w:t>
+      </w:r>
+    </w:p>
+    <w:p>
+      <w:pPr>
+        <w:spacing w:before="100" w:beforeAutospacing="1" w:after="100" w:afterAutospacing="1" w:line="240" w:lineRule="auto"/>
+        <w:rPr>
+          <w:rFonts w:ascii="Times New Roman" w:eastAsia="Times New Roman" w:hAnsi="Times New Roman" w:cs="Times New Roman"/>
+          <w:sz w:val="24"/>
+          <w:szCs w:val="24"/>
+          <w:lang w:eastAsia="en-IN"/>
+        </w:rPr>
+      </w:pPr>
+      <w:r>
+        <w:rPr>
+          <w:rFonts w:ascii="Times New Roman" w:eastAsia="Times New Roman" w:hAnsi="Times New Roman" w:cs="Times New Roman"/>
+          <w:sz w:val="24"/>
+          <w:szCs w:val="24"/>
+          <w:lang w:eastAsia="en-IN"/>
+        </w:rPr>
+        <w:t>group by department</w:t>
+      </w:r>
+    </w:p>
+    <w:p>
+      <w:pPr>
+        <w:spacing w:before="100" w:beforeAutospacing="1" w:after="100" w:afterAutospacing="1" w:line="240" w:lineRule="auto"/>
+        <w:rPr>
+          <w:rFonts w:ascii="Times New Roman" w:eastAsia="Times New Roman" w:hAnsi="Times New Roman" w:cs="Times New Roman"/>
+          <w:sz w:val="24"/>
+          <w:szCs w:val="24"/>
+          <w:lang w:eastAsia="en-IN"/>
+        </w:rPr>
+      </w:pPr>
+    </w:p>
+    <w:p>
+      <w:pPr>
+        <w:spacing w:before="100" w:beforeAutospacing="1" w:after="100" w:afterAutospacing="1" w:line="240" w:lineRule="auto"/>
+      </w:pPr>
+      <w:r>
+        <w:t>Total salary by department</w:t>
+      </w:r>
+    </w:p>
+    <w:p>
+      <w:pPr>
+        <w:spacing w:before="100" w:beforeAutospacing="1" w:after="100" w:afterAutospacing="1" w:line="240" w:lineRule="auto"/>
+        <w:rPr>
+          <w:rFonts w:ascii="Times New Roman" w:eastAsia="Times New Roman" w:hAnsi="Times New Roman" w:cs="Times New Roman"/>
+          <w:sz w:val="24"/>
+          <w:szCs w:val="24"/>
+          <w:lang w:eastAsia="en-IN"/>
+        </w:rPr>
+      </w:pPr>
+      <w:r>
+        <w:rPr>
+          <w:rFonts w:ascii="Times New Roman" w:eastAsia="Times New Roman" w:hAnsi="Times New Roman" w:cs="Times New Roman"/>
+          <w:sz w:val="24"/>
+          <w:szCs w:val="24"/>
+          <w:lang w:eastAsia="en-IN"/>
+        </w:rPr>
+        <w:t xml:space="preserve">select department, sum(salary) as </w:t>
+      </w:r>
+      <w:proofErr w:type="spellStart"/>
+      <w:r>
+        <w:rPr>
+          <w:rFonts w:ascii="Times New Roman" w:eastAsia="Times New Roman" w:hAnsi="Times New Roman" w:cs="Times New Roman"/>
+          <w:sz w:val="24"/>
+          <w:szCs w:val="24"/>
+          <w:lang w:eastAsia="en-IN"/>
+        </w:rPr>
+        <w:t>total_salary</w:t>
+      </w:r>
+      <w:proofErr w:type="spellEnd"/>
+    </w:p>
+    <w:p>
+      <w:pPr>
+        <w:spacing w:before="100" w:beforeAutospacing="1" w:after="100" w:afterAutospacing="1" w:line="240" w:lineRule="auto"/>
+        <w:rPr>
+          <w:rFonts w:ascii="Times New Roman" w:eastAsia="Times New Roman" w:hAnsi="Times New Roman" w:cs="Times New Roman"/>
+          <w:sz w:val="24"/>
+          <w:szCs w:val="24"/>
+          <w:lang w:eastAsia="en-IN"/>
+        </w:rPr>
+      </w:pPr>
+      <w:r>
+        <w:rPr>
+          <w:rFonts w:ascii="Times New Roman" w:eastAsia="Times New Roman" w:hAnsi="Times New Roman" w:cs="Times New Roman"/>
+          <w:sz w:val="24"/>
+          <w:szCs w:val="24"/>
+          <w:lang w:eastAsia="en-IN"/>
+        </w:rPr>
+        <w:t xml:space="preserve">from employees </w:t>
+      </w:r>
+    </w:p>
+    <w:p>
+      <w:pPr>
+        <w:spacing w:before="100" w:beforeAutospacing="1" w:after="100" w:afterAutospacing="1" w:line="240" w:lineRule="auto"/>
+        <w:rPr>
+          <w:rFonts w:ascii="Times New Roman" w:eastAsia="Times New Roman" w:hAnsi="Times New Roman" w:cs="Times New Roman"/>
+          <w:sz w:val="24"/>
+          <w:szCs w:val="24"/>
+          <w:lang w:eastAsia="en-IN"/>
+        </w:rPr>
+      </w:pPr>
+      <w:r>
+        <w:rPr>
+          <w:rFonts w:ascii="Times New Roman" w:eastAsia="Times New Roman" w:hAnsi="Times New Roman" w:cs="Times New Roman"/>
+          <w:sz w:val="24"/>
+          <w:szCs w:val="24"/>
+          <w:lang w:eastAsia="en-IN"/>
+        </w:rPr>
+        <w:t>group by department</w:t>
+      </w:r>
+    </w:p>
+    <w:p>
+      <w:pPr>
+        <w:spacing w:before="100" w:beforeAutospacing="1" w:after="100" w:afterAutospacing="1" w:line="240" w:lineRule="auto"/>
+        <w:rPr>
+          <w:rFonts w:ascii="Times New Roman" w:eastAsia="Times New Roman" w:hAnsi="Times New Roman" w:cs="Times New Roman"/>
+          <w:sz w:val="24"/>
+          <w:szCs w:val="24"/>
+          <w:lang w:eastAsia="en-IN"/>
+        </w:rPr>
+      </w:pPr>
+    </w:p>
+    <w:p>
+      <w:pPr>
+        <w:spacing w:before="100" w:beforeAutospacing="1" w:after="100" w:afterAutospacing="1" w:line="240" w:lineRule="auto"/>
+      </w:pPr>
+      <w:r>
+        <w:t>Average salary</w:t>
+      </w:r>
+    </w:p>
+    <w:p>
+      <w:pPr>
+        <w:spacing w:before="100" w:beforeAutospacing="1" w:after="100" w:afterAutospacing="1" w:line="240" w:lineRule="auto"/>
+        <w:rPr>
+          <w:rFonts w:ascii="Times New Roman" w:eastAsia="Times New Roman" w:hAnsi="Times New Roman" w:cs="Times New Roman"/>
+          <w:sz w:val="24"/>
+          <w:szCs w:val="24"/>
+          <w:lang w:eastAsia="en-IN"/>
+        </w:rPr>
+      </w:pPr>
+      <w:r>
+        <w:rPr>
+          <w:rFonts w:ascii="Times New Roman" w:eastAsia="Times New Roman" w:hAnsi="Times New Roman" w:cs="Times New Roman"/>
+          <w:sz w:val="24"/>
+          <w:szCs w:val="24"/>
+          <w:lang w:eastAsia="en-IN"/>
+        </w:rPr>
+        <w:t xml:space="preserve">select department, </w:t>
+      </w:r>
+      <w:proofErr w:type="spellStart"/>
+      <w:r>
+        <w:rPr>
+          <w:rFonts w:ascii="Times New Roman" w:eastAsia="Times New Roman" w:hAnsi="Times New Roman" w:cs="Times New Roman"/>
+          <w:sz w:val="24"/>
+          <w:szCs w:val="24"/>
+          <w:lang w:eastAsia="en-IN"/>
+        </w:rPr>
+        <w:t>avg</w:t>
+      </w:r>
+      <w:proofErr w:type="spellEnd"/>
+      <w:r>
+        <w:rPr>
+          <w:rFonts w:ascii="Times New Roman" w:eastAsia="Times New Roman" w:hAnsi="Times New Roman" w:cs="Times New Roman"/>
+          <w:sz w:val="24"/>
+          <w:szCs w:val="24"/>
+          <w:lang w:eastAsia="en-IN"/>
+        </w:rPr>
+        <w:t xml:space="preserve">(salary) as </w:t>
+      </w:r>
+      <w:proofErr w:type="spellStart"/>
+      <w:r>
+        <w:rPr>
+          <w:rFonts w:ascii="Times New Roman" w:eastAsia="Times New Roman" w:hAnsi="Times New Roman" w:cs="Times New Roman"/>
+          <w:sz w:val="24"/>
+          <w:szCs w:val="24"/>
+          <w:lang w:eastAsia="en-IN"/>
+        </w:rPr>
+        <w:t>avg_salary</w:t>
+      </w:r>
+      <w:proofErr w:type="spellEnd"/>
+    </w:p>
+    <w:p>
+      <w:pPr>
+        <w:spacing w:before="100" w:beforeAutospacing="1" w:after="100" w:afterAutospacing="1" w:line="240" w:lineRule="auto"/>
+        <w:rPr>
+          <w:rFonts w:ascii="Times New Roman" w:eastAsia="Times New Roman" w:hAnsi="Times New Roman" w:cs="Times New Roman"/>
+          <w:sz w:val="24"/>
+          <w:szCs w:val="24"/>
+          <w:lang w:eastAsia="en-IN"/>
+        </w:rPr>
+      </w:pPr>
+      <w:r>
+        <w:rPr>
+          <w:rFonts w:ascii="Times New Roman" w:eastAsia="Times New Roman" w:hAnsi="Times New Roman" w:cs="Times New Roman"/>
+          <w:sz w:val="24"/>
+          <w:szCs w:val="24"/>
+          <w:lang w:eastAsia="en-IN"/>
+        </w:rPr>
+        <w:t xml:space="preserve">from employees </w:t>
+      </w:r>
+    </w:p>
+    <w:p>
+      <w:pPr>
+        <w:spacing w:before="100" w:beforeAutospacing="1" w:after="100" w:afterAutospacing="1" w:line="240" w:lineRule="auto"/>
+        <w:rPr>
+          <w:rFonts w:ascii="Times New Roman" w:eastAsia="Times New Roman" w:hAnsi="Times New Roman" w:cs="Times New Roman"/>
+          <w:sz w:val="24"/>
+          <w:szCs w:val="24"/>
+          <w:lang w:eastAsia="en-IN"/>
+        </w:rPr>
+      </w:pPr>
+      <w:r>
+        <w:rPr>
+          <w:rFonts w:ascii="Times New Roman" w:eastAsia="Times New Roman" w:hAnsi="Times New Roman" w:cs="Times New Roman"/>
+          <w:sz w:val="24"/>
+          <w:szCs w:val="24"/>
+          <w:lang w:eastAsia="en-IN"/>
+        </w:rPr>
+        <w:t>group by department</w:t>
+      </w:r>
+    </w:p>
+    <w:p>
+      <w:pPr>
+        <w:spacing w:before="100" w:beforeAutospacing="1" w:after="100" w:afterAutospacing="1" w:line="240" w:lineRule="auto"/>
+        <w:rPr>
+          <w:rFonts w:ascii="Times New Roman" w:eastAsia="Times New Roman" w:hAnsi="Times New Roman" w:cs="Times New Roman"/>
+          <w:sz w:val="24"/>
+          <w:szCs w:val="24"/>
+          <w:lang w:eastAsia="en-IN"/>
+        </w:rPr>
+      </w:pPr>
+    </w:p>
+    <w:p>
+      <w:pPr>
+        <w:spacing w:before="100" w:beforeAutospacing="1" w:after="100" w:afterAutospacing="1" w:line="240" w:lineRule="auto"/>
+      </w:pPr>
+      <w:r>
+        <w:t>Find the highest salary in each department.</w:t>
+      </w:r>
+    </w:p>
+    <w:p>
+      <w:pPr>
+        <w:spacing w:before="100" w:beforeAutospacing="1" w:after="100" w:afterAutospacing="1" w:line="240" w:lineRule="auto"/>
+        <w:rPr>
+          <w:rFonts w:ascii="Times New Roman" w:eastAsia="Times New Roman" w:hAnsi="Times New Roman" w:cs="Times New Roman"/>
+          <w:sz w:val="24"/>
+          <w:szCs w:val="24"/>
+          <w:lang w:eastAsia="en-IN"/>
+        </w:rPr>
+      </w:pPr>
+    </w:p>
+    <w:p>
+      <w:pPr>
+        <w:spacing w:before="100" w:beforeAutospacing="1" w:after="100" w:afterAutospacing="1" w:line="240" w:lineRule="auto"/>
+        <w:rPr>
+          <w:rFonts w:ascii="Times New Roman" w:eastAsia="Times New Roman" w:hAnsi="Times New Roman" w:cs="Times New Roman"/>
+          <w:sz w:val="24"/>
+          <w:szCs w:val="24"/>
+          <w:lang w:eastAsia="en-IN"/>
+        </w:rPr>
+      </w:pPr>
+      <w:r>
+        <w:rPr>
+          <w:rFonts w:ascii="Times New Roman" w:eastAsia="Times New Roman" w:hAnsi="Times New Roman" w:cs="Times New Roman"/>
+          <w:sz w:val="24"/>
+          <w:szCs w:val="24"/>
+          <w:lang w:eastAsia="en-IN"/>
+        </w:rPr>
+        <w:t xml:space="preserve">select department, max(salary) as </w:t>
+      </w:r>
+      <w:proofErr w:type="spellStart"/>
+      <w:r>
+        <w:rPr>
+          <w:rFonts w:ascii="Times New Roman" w:eastAsia="Times New Roman" w:hAnsi="Times New Roman" w:cs="Times New Roman"/>
+          <w:sz w:val="24"/>
+          <w:szCs w:val="24"/>
+          <w:lang w:eastAsia="en-IN"/>
+        </w:rPr>
+        <w:t>max_salary</w:t>
+      </w:r>
+      <w:proofErr w:type="spellEnd"/>
+    </w:p>
+    <w:p>
+      <w:pPr>
+        <w:spacing w:before="100" w:beforeAutospacing="1" w:after="100" w:afterAutospacing="1" w:line="240" w:lineRule="auto"/>
+        <w:rPr>
+          <w:rFonts w:ascii="Times New Roman" w:eastAsia="Times New Roman" w:hAnsi="Times New Roman" w:cs="Times New Roman"/>
+          <w:sz w:val="24"/>
+          <w:szCs w:val="24"/>
+          <w:lang w:eastAsia="en-IN"/>
+        </w:rPr>
+      </w:pPr>
+      <w:r>
+        <w:rPr>
+          <w:rFonts w:ascii="Times New Roman" w:eastAsia="Times New Roman" w:hAnsi="Times New Roman" w:cs="Times New Roman"/>
+          <w:sz w:val="24"/>
+          <w:szCs w:val="24"/>
+          <w:lang w:eastAsia="en-IN"/>
+        </w:rPr>
+        <w:t>from employees</w:t>
+      </w:r>
+    </w:p>
+    <w:p>
+      <w:pPr>
+        <w:spacing w:before="100" w:beforeAutospacing="1" w:after="100" w:afterAutospacing="1" w:line="240" w:lineRule="auto"/>
+        <w:rPr>
+          <w:rFonts w:ascii="Times New Roman" w:eastAsia="Times New Roman" w:hAnsi="Times New Roman" w:cs="Times New Roman"/>
+          <w:sz w:val="24"/>
+          <w:szCs w:val="24"/>
+          <w:lang w:eastAsia="en-IN"/>
+        </w:rPr>
+      </w:pPr>
+      <w:r>
+        <w:rPr>
+          <w:rFonts w:ascii="Times New Roman" w:eastAsia="Times New Roman" w:hAnsi="Times New Roman" w:cs="Times New Roman"/>
+          <w:sz w:val="24"/>
+          <w:szCs w:val="24"/>
+          <w:lang w:eastAsia="en-IN"/>
+        </w:rPr>
+        <w:t>group by department</w:t>
+      </w:r>
+    </w:p>
+    <w:p>
+      <w:pPr>
+        <w:spacing w:before="100" w:beforeAutospacing="1" w:after="100" w:afterAutospacing="1" w:line="240" w:lineRule="auto"/>
+        <w:rPr>
+          <w:rFonts w:ascii="Times New Roman" w:eastAsia="Times New Roman" w:hAnsi="Times New Roman" w:cs="Times New Roman"/>
+          <w:sz w:val="24"/>
+          <w:szCs w:val="24"/>
+          <w:lang w:eastAsia="en-IN"/>
+        </w:rPr>
+      </w:pPr>
+    </w:p>
+    <w:p>
+      <w:pPr>
+        <w:spacing w:before="100" w:beforeAutospacing="1" w:after="100" w:afterAutospacing="1" w:line="240" w:lineRule="auto"/>
+      </w:pPr>
+      <w:r>
+        <w:t>Find the lowest salary in each department.</w:t>
+      </w:r>
+    </w:p>
+    <w:p>
+      <w:pPr>
+        <w:spacing w:before="100" w:beforeAutospacing="1" w:after="100" w:afterAutospacing="1" w:line="240" w:lineRule="auto"/>
+        <w:rPr>
+          <w:rFonts w:ascii="Times New Roman" w:eastAsia="Times New Roman" w:hAnsi="Times New Roman" w:cs="Times New Roman"/>
+          <w:sz w:val="24"/>
+          <w:szCs w:val="24"/>
+          <w:lang w:eastAsia="en-IN"/>
+        </w:rPr>
+      </w:pPr>
+    </w:p>
+    <w:p>
+      <w:pPr>
+        <w:spacing w:before="100" w:beforeAutospacing="1" w:after="100" w:afterAutospacing="1" w:line="240" w:lineRule="auto"/>
+        <w:rPr>
+          <w:rFonts w:ascii="Times New Roman" w:eastAsia="Times New Roman" w:hAnsi="Times New Roman" w:cs="Times New Roman"/>
+          <w:sz w:val="24"/>
+          <w:szCs w:val="24"/>
+          <w:lang w:eastAsia="en-IN"/>
+        </w:rPr>
+      </w:pPr>
+      <w:r>
+        <w:rPr>
+          <w:rFonts w:ascii="Times New Roman" w:eastAsia="Times New Roman" w:hAnsi="Times New Roman" w:cs="Times New Roman"/>
+          <w:sz w:val="24"/>
+          <w:szCs w:val="24"/>
+          <w:lang w:eastAsia="en-IN"/>
+        </w:rPr>
+        <w:t xml:space="preserve">select department, min(salary) as </w:t>
+      </w:r>
+      <w:proofErr w:type="spellStart"/>
+      <w:r>
+        <w:rPr>
+          <w:rFonts w:ascii="Times New Roman" w:eastAsia="Times New Roman" w:hAnsi="Times New Roman" w:cs="Times New Roman"/>
+          <w:sz w:val="24"/>
+          <w:szCs w:val="24"/>
+          <w:lang w:eastAsia="en-IN"/>
+        </w:rPr>
+        <w:t>min_salary</w:t>
+      </w:r>
+      <w:proofErr w:type="spellEnd"/>
+    </w:p>
+    <w:p>
+      <w:pPr>
+        <w:spacing w:before="100" w:beforeAutospacing="1" w:after="100" w:afterAutospacing="1" w:line="240" w:lineRule="auto"/>
+        <w:rPr>
+          <w:rFonts w:ascii="Times New Roman" w:eastAsia="Times New Roman" w:hAnsi="Times New Roman" w:cs="Times New Roman"/>
+          <w:sz w:val="24"/>
+          <w:szCs w:val="24"/>
+          <w:lang w:eastAsia="en-IN"/>
+        </w:rPr>
+      </w:pPr>
+      <w:r>
+        <w:rPr>
+          <w:rFonts w:ascii="Times New Roman" w:eastAsia="Times New Roman" w:hAnsi="Times New Roman" w:cs="Times New Roman"/>
+          <w:sz w:val="24"/>
+          <w:szCs w:val="24"/>
+          <w:lang w:eastAsia="en-IN"/>
+        </w:rPr>
+        <w:t>from employees</w:t>
+      </w:r>
+    </w:p>
+    <w:p>
+      <w:pPr>
+        <w:spacing w:before="100" w:beforeAutospacing="1" w:after="100" w:afterAutospacing="1" w:line="240" w:lineRule="auto"/>
+        <w:rPr>
+          <w:rFonts w:ascii="Times New Roman" w:eastAsia="Times New Roman" w:hAnsi="Times New Roman" w:cs="Times New Roman"/>
+          <w:sz w:val="24"/>
+          <w:szCs w:val="24"/>
+          <w:lang w:eastAsia="en-IN"/>
+        </w:rPr>
+      </w:pPr>
+      <w:r>
+        <w:rPr>
+          <w:rFonts w:ascii="Times New Roman" w:eastAsia="Times New Roman" w:hAnsi="Times New Roman" w:cs="Times New Roman"/>
+          <w:sz w:val="24"/>
+          <w:szCs w:val="24"/>
+          <w:lang w:eastAsia="en-IN"/>
+        </w:rPr>
+        <w:t>group by department</w:t>
+      </w:r>
+    </w:p>
+    <w:p>
+      <w:pPr>
+        <w:spacing w:before="100" w:beforeAutospacing="1" w:after="100" w:afterAutospacing="1" w:line="240" w:lineRule="auto"/>
+        <w:rPr>
+          <w:rFonts w:ascii="Times New Roman" w:eastAsia="Times New Roman" w:hAnsi="Times New Roman" w:cs="Times New Roman"/>
+          <w:sz w:val="24"/>
+          <w:szCs w:val="24"/>
+          <w:lang w:eastAsia="en-IN"/>
+        </w:rPr>
+      </w:pPr>
+    </w:p>
+    <w:p>
+      <w:pPr>
+        <w:spacing w:before="100" w:beforeAutospacing="1" w:after="100" w:afterAutospacing="1" w:line="240" w:lineRule="auto"/>
+        <w:outlineLvl w:val="1"/>
+        <w:rPr>
+          <w:rFonts w:ascii="Times New Roman" w:eastAsia="Times New Roman" w:hAnsi="Times New Roman" w:cs="Times New Roman"/>
+          <w:b/>
+          <w:bCs/>
+          <w:sz w:val="36"/>
+          <w:szCs w:val="36"/>
+          <w:lang w:eastAsia="en-IN"/>
+        </w:rPr>
+      </w:pPr>
+      <w:r>
+        <w:rPr>
+          <w:rFonts w:ascii="Times New Roman" w:eastAsia="Times New Roman" w:hAnsi="Times New Roman" w:cs="Times New Roman"/>
+          <w:b/>
+          <w:bCs/>
+          <w:sz w:val="36"/>
+          <w:szCs w:val="36"/>
+          <w:lang w:eastAsia="en-IN"/>
+        </w:rPr>
+        <w:t>What is HAVING?</w:t>
+      </w:r>
+    </w:p>
+    <w:p>
+      <w:pPr>
+        <w:spacing w:before="100" w:beforeAutospacing="1" w:after="100" w:afterAutospacing="1" w:line="240" w:lineRule="auto"/>
+        <w:rPr>
+          <w:rFonts w:ascii="Times New Roman" w:eastAsia="Times New Roman" w:hAnsi="Times New Roman" w:cs="Times New Roman"/>
+          <w:sz w:val="24"/>
+          <w:szCs w:val="24"/>
+          <w:lang w:eastAsia="en-IN"/>
+        </w:rPr>
+      </w:pPr>
       <w:r>
         <w:rPr>
           <w:rFonts w:ascii="Courier New" w:eastAsia="Times New Roman" w:hAnsi="Courier New" w:cs="Courier New"/>
@@ -1016,15 +1450,289 @@
           <w:szCs w:val="20"/>
           <w:lang w:eastAsia="en-IN"/>
         </w:rPr>
-        <w:t>)</w:t>
-      </w:r>
-    </w:p>
-    <w:p>
-      <w:pPr>
-        <w:spacing w:before="100" w:beforeAutospacing="1" w:after="100" w:afterAutospacing="1" w:line="240" w:lineRule="auto"/>
-      </w:pPr>
-      <w:r>
-        <w:t>Count employees in each department</w:t>
+        <w:t>HAVING</w:t>
+      </w:r>
+      <w:r>
+        <w:rPr>
+          <w:rFonts w:ascii="Times New Roman" w:eastAsia="Times New Roman" w:hAnsi="Times New Roman" w:cs="Times New Roman"/>
+          <w:sz w:val="24"/>
+          <w:szCs w:val="24"/>
+          <w:lang w:eastAsia="en-IN"/>
+        </w:rPr>
+        <w:t xml:space="preserve"> is used to </w:t>
+      </w:r>
+      <w:r>
+        <w:rPr>
+          <w:rFonts w:ascii="Times New Roman" w:eastAsia="Times New Roman" w:hAnsi="Times New Roman" w:cs="Times New Roman"/>
+          <w:b/>
+          <w:bCs/>
+          <w:sz w:val="24"/>
+          <w:szCs w:val="24"/>
+          <w:lang w:eastAsia="en-IN"/>
+        </w:rPr>
+        <w:t>filter groups</w:t>
+      </w:r>
+      <w:r>
+        <w:rPr>
+          <w:rFonts w:ascii="Times New Roman" w:eastAsia="Times New Roman" w:hAnsi="Times New Roman" w:cs="Times New Roman"/>
+          <w:sz w:val="24"/>
+          <w:szCs w:val="24"/>
+          <w:lang w:eastAsia="en-IN"/>
+        </w:rPr>
+        <w:t xml:space="preserve"> created by </w:t>
+      </w:r>
+      <w:r>
+        <w:rPr>
+          <w:rFonts w:ascii="Courier New" w:eastAsia="Times New Roman" w:hAnsi="Courier New" w:cs="Courier New"/>
+          <w:sz w:val="20"/>
+          <w:szCs w:val="20"/>
+          <w:lang w:eastAsia="en-IN"/>
+        </w:rPr>
+        <w:t>GROUP BY</w:t>
+      </w:r>
+      <w:r>
+        <w:rPr>
+          <w:rFonts w:ascii="Times New Roman" w:eastAsia="Times New Roman" w:hAnsi="Times New Roman" w:cs="Times New Roman"/>
+          <w:sz w:val="24"/>
+          <w:szCs w:val="24"/>
+          <w:lang w:eastAsia="en-IN"/>
+        </w:rPr>
+        <w:t>.</w:t>
+      </w:r>
+    </w:p>
+    <w:p>
+      <w:pPr>
+        <w:spacing w:before="100" w:beforeAutospacing="1" w:after="100" w:afterAutospacing="1" w:line="240" w:lineRule="auto"/>
+        <w:rPr>
+          <w:rFonts w:ascii="Times New Roman" w:eastAsia="Times New Roman" w:hAnsi="Times New Roman" w:cs="Times New Roman"/>
+          <w:sz w:val="24"/>
+          <w:szCs w:val="24"/>
+          <w:lang w:eastAsia="en-IN"/>
+        </w:rPr>
+      </w:pPr>
+      <w:r>
+        <w:rPr>
+          <w:rFonts w:ascii="Times New Roman" w:eastAsia="Times New Roman" w:hAnsi="Times New Roman" w:cs="Times New Roman"/>
+          <w:sz w:val="24"/>
+          <w:szCs w:val="24"/>
+          <w:lang w:eastAsia="en-IN"/>
+        </w:rPr>
+        <w:t>Think of it like this:</w:t>
+      </w:r>
+    </w:p>
+    <w:p>
+      <w:pPr>
+        <w:numPr>
+          <w:ilvl w:val="0"/>
+          <w:numId w:val="3"/>
+        </w:numPr>
+        <w:spacing w:before="100" w:beforeAutospacing="1" w:after="100" w:afterAutospacing="1" w:line="240" w:lineRule="auto"/>
+        <w:rPr>
+          <w:rFonts w:ascii="Times New Roman" w:eastAsia="Times New Roman" w:hAnsi="Times New Roman" w:cs="Times New Roman"/>
+          <w:sz w:val="24"/>
+          <w:szCs w:val="24"/>
+          <w:lang w:eastAsia="en-IN"/>
+        </w:rPr>
+      </w:pPr>
+      <w:r>
+        <w:rPr>
+          <w:rFonts w:ascii="Courier New" w:eastAsia="Times New Roman" w:hAnsi="Courier New" w:cs="Courier New"/>
+          <w:sz w:val="20"/>
+          <w:szCs w:val="20"/>
+          <w:lang w:eastAsia="en-IN"/>
+        </w:rPr>
+        <w:t>WHERE</w:t>
+      </w:r>
+      <w:r>
+        <w:rPr>
+          <w:rFonts w:ascii="Times New Roman" w:eastAsia="Times New Roman" w:hAnsi="Times New Roman" w:cs="Times New Roman"/>
+          <w:sz w:val="24"/>
+          <w:szCs w:val="24"/>
+          <w:lang w:eastAsia="en-IN"/>
+        </w:rPr>
+        <w:t xml:space="preserve"> → filters </w:t>
+      </w:r>
+      <w:r>
+        <w:rPr>
+          <w:rFonts w:ascii="Times New Roman" w:eastAsia="Times New Roman" w:hAnsi="Times New Roman" w:cs="Times New Roman"/>
+          <w:b/>
+          <w:bCs/>
+          <w:sz w:val="24"/>
+          <w:szCs w:val="24"/>
+          <w:lang w:eastAsia="en-IN"/>
+        </w:rPr>
+        <w:t>rows before grouping</w:t>
+      </w:r>
+      <w:r>
+        <w:rPr>
+          <w:rFonts w:ascii="Times New Roman" w:eastAsia="Times New Roman" w:hAnsi="Times New Roman" w:cs="Times New Roman"/>
+          <w:sz w:val="24"/>
+          <w:szCs w:val="24"/>
+          <w:lang w:eastAsia="en-IN"/>
+        </w:rPr>
+        <w:t xml:space="preserve"> </w:t>
+      </w:r>
+    </w:p>
+    <w:p>
+      <w:pPr>
+        <w:numPr>
+          <w:ilvl w:val="0"/>
+          <w:numId w:val="3"/>
+        </w:numPr>
+        <w:spacing w:before="100" w:beforeAutospacing="1" w:after="100" w:afterAutospacing="1" w:line="240" w:lineRule="auto"/>
+        <w:rPr>
+          <w:rFonts w:ascii="Times New Roman" w:eastAsia="Times New Roman" w:hAnsi="Times New Roman" w:cs="Times New Roman"/>
+          <w:sz w:val="24"/>
+          <w:szCs w:val="24"/>
+          <w:lang w:eastAsia="en-IN"/>
+        </w:rPr>
+      </w:pPr>
+      <w:r>
+        <w:rPr>
+          <w:rFonts w:ascii="Courier New" w:eastAsia="Times New Roman" w:hAnsi="Courier New" w:cs="Courier New"/>
+          <w:sz w:val="20"/>
+          <w:szCs w:val="20"/>
+          <w:lang w:eastAsia="en-IN"/>
+        </w:rPr>
+        <w:t>HAVING</w:t>
+      </w:r>
+      <w:r>
+        <w:rPr>
+          <w:rFonts w:ascii="Times New Roman" w:eastAsia="Times New Roman" w:hAnsi="Times New Roman" w:cs="Times New Roman"/>
+          <w:sz w:val="24"/>
+          <w:szCs w:val="24"/>
+          <w:lang w:eastAsia="en-IN"/>
+        </w:rPr>
+        <w:t xml:space="preserve"> → filters </w:t>
+      </w:r>
+      <w:r>
+        <w:rPr>
+          <w:rFonts w:ascii="Times New Roman" w:eastAsia="Times New Roman" w:hAnsi="Times New Roman" w:cs="Times New Roman"/>
+          <w:b/>
+          <w:bCs/>
+          <w:sz w:val="24"/>
+          <w:szCs w:val="24"/>
+          <w:lang w:eastAsia="en-IN"/>
+        </w:rPr>
+        <w:t>groups after grouping</w:t>
+      </w:r>
+    </w:p>
+    <w:p>
+      <w:pPr>
+        <w:spacing w:before="100" w:beforeAutospacing="1" w:after="100" w:afterAutospacing="1" w:line="240" w:lineRule="auto"/>
+      </w:pPr>
+      <w:r>
+        <w:t>Departments with more than 1 employee</w:t>
+      </w:r>
+    </w:p>
+    <w:p>
+      <w:pPr>
+        <w:spacing w:before="100" w:beforeAutospacing="1" w:after="100" w:afterAutospacing="1" w:line="240" w:lineRule="auto"/>
+        <w:rPr>
+          <w:rFonts w:ascii="Times New Roman" w:eastAsia="Times New Roman" w:hAnsi="Times New Roman" w:cs="Times New Roman"/>
+          <w:sz w:val="24"/>
+          <w:szCs w:val="24"/>
+          <w:lang w:eastAsia="en-IN"/>
+        </w:rPr>
+      </w:pPr>
+      <w:r>
+        <w:rPr>
+          <w:rFonts w:ascii="Times New Roman" w:eastAsia="Times New Roman" w:hAnsi="Times New Roman" w:cs="Times New Roman"/>
+          <w:sz w:val="24"/>
+          <w:szCs w:val="24"/>
+          <w:lang w:eastAsia="en-IN"/>
+        </w:rPr>
+        <w:t xml:space="preserve">select department, count(*) as </w:t>
+      </w:r>
+      <w:proofErr w:type="spellStart"/>
+      <w:r>
+        <w:rPr>
+          <w:rFonts w:ascii="Times New Roman" w:eastAsia="Times New Roman" w:hAnsi="Times New Roman" w:cs="Times New Roman"/>
+          <w:sz w:val="24"/>
+          <w:szCs w:val="24"/>
+          <w:lang w:eastAsia="en-IN"/>
+        </w:rPr>
+        <w:t>total_members</w:t>
+      </w:r>
+      <w:proofErr w:type="spellEnd"/>
+    </w:p>
+    <w:p>
+      <w:pPr>
+        <w:spacing w:before="100" w:beforeAutospacing="1" w:after="100" w:afterAutospacing="1" w:line="240" w:lineRule="auto"/>
+        <w:rPr>
+          <w:rFonts w:ascii="Times New Roman" w:eastAsia="Times New Roman" w:hAnsi="Times New Roman" w:cs="Times New Roman"/>
+          <w:sz w:val="24"/>
+          <w:szCs w:val="24"/>
+          <w:lang w:eastAsia="en-IN"/>
+        </w:rPr>
+      </w:pPr>
+      <w:r>
+        <w:rPr>
+          <w:rFonts w:ascii="Times New Roman" w:eastAsia="Times New Roman" w:hAnsi="Times New Roman" w:cs="Times New Roman"/>
+          <w:sz w:val="24"/>
+          <w:szCs w:val="24"/>
+          <w:lang w:eastAsia="en-IN"/>
+        </w:rPr>
+        <w:t>from employees</w:t>
+      </w:r>
+    </w:p>
+    <w:p>
+      <w:pPr>
+        <w:spacing w:before="100" w:beforeAutospacing="1" w:after="100" w:afterAutospacing="1" w:line="240" w:lineRule="auto"/>
+        <w:rPr>
+          <w:rFonts w:ascii="Times New Roman" w:eastAsia="Times New Roman" w:hAnsi="Times New Roman" w:cs="Times New Roman"/>
+          <w:sz w:val="24"/>
+          <w:szCs w:val="24"/>
+          <w:lang w:eastAsia="en-IN"/>
+        </w:rPr>
+      </w:pPr>
+      <w:r>
+        <w:rPr>
+          <w:rFonts w:ascii="Times New Roman" w:eastAsia="Times New Roman" w:hAnsi="Times New Roman" w:cs="Times New Roman"/>
+          <w:sz w:val="24"/>
+          <w:szCs w:val="24"/>
+          <w:lang w:eastAsia="en-IN"/>
+        </w:rPr>
+        <w:t>group by department</w:t>
+      </w:r>
+    </w:p>
+    <w:p>
+      <w:pPr>
+        <w:spacing w:before="100" w:beforeAutospacing="1" w:after="100" w:afterAutospacing="1" w:line="240" w:lineRule="auto"/>
+        <w:rPr>
+          <w:rFonts w:ascii="Times New Roman" w:eastAsia="Times New Roman" w:hAnsi="Times New Roman" w:cs="Times New Roman"/>
+          <w:sz w:val="24"/>
+          <w:szCs w:val="24"/>
+          <w:lang w:eastAsia="en-IN"/>
+        </w:rPr>
+      </w:pPr>
+      <w:r>
+        <w:rPr>
+          <w:rFonts w:ascii="Times New Roman" w:eastAsia="Times New Roman" w:hAnsi="Times New Roman" w:cs="Times New Roman"/>
+          <w:sz w:val="24"/>
+          <w:szCs w:val="24"/>
+          <w:lang w:eastAsia="en-IN"/>
+        </w:rPr>
+        <w:t>having count(*) &gt; 1</w:t>
+      </w:r>
+    </w:p>
+    <w:p>
+      <w:pPr>
+        <w:spacing w:before="100" w:beforeAutospacing="1" w:after="100" w:afterAutospacing="1" w:line="240" w:lineRule="auto"/>
+        <w:rPr>
+          <w:rFonts w:ascii="Times New Roman" w:eastAsia="Times New Roman" w:hAnsi="Times New Roman" w:cs="Times New Roman"/>
+          <w:sz w:val="24"/>
+          <w:szCs w:val="24"/>
+          <w:lang w:eastAsia="en-IN"/>
+        </w:rPr>
+      </w:pPr>
+    </w:p>
+    <w:p>
+      <w:pPr>
+        <w:spacing w:before="100" w:beforeAutospacing="1" w:after="100" w:afterAutospacing="1" w:line="240" w:lineRule="auto"/>
+      </w:pPr>
+      <w:r>
+        <w:t>Departments whose average salary is above 50,000</w:t>
       </w:r>
     </w:p>
     <w:p>
@@ -1046,64 +1754,76 @@
         </w:rPr>
         <w:t xml:space="preserve">select department, </w:t>
       </w:r>
-      <w:proofErr w:type="gramStart"/>
-      <w:r>
-        <w:rPr>
-          <w:rFonts w:ascii="Times New Roman" w:eastAsia="Times New Roman" w:hAnsi="Times New Roman" w:cs="Times New Roman"/>
-          <w:sz w:val="24"/>
-          <w:szCs w:val="24"/>
-          <w:lang w:eastAsia="en-IN"/>
-        </w:rPr>
-        <w:t>count(</w:t>
-      </w:r>
-      <w:proofErr w:type="gramEnd"/>
-      <w:r>
-        <w:rPr>
-          <w:rFonts w:ascii="Times New Roman" w:eastAsia="Times New Roman" w:hAnsi="Times New Roman" w:cs="Times New Roman"/>
-          <w:sz w:val="24"/>
-          <w:szCs w:val="24"/>
-          <w:lang w:eastAsia="en-IN"/>
-        </w:rPr>
-        <w:t xml:space="preserve">*) </w:t>
-      </w:r>
-    </w:p>
-    <w:p>
-      <w:pPr>
-        <w:spacing w:before="100" w:beforeAutospacing="1" w:after="100" w:afterAutospacing="1" w:line="240" w:lineRule="auto"/>
-        <w:rPr>
-          <w:rFonts w:ascii="Times New Roman" w:eastAsia="Times New Roman" w:hAnsi="Times New Roman" w:cs="Times New Roman"/>
-          <w:sz w:val="24"/>
-          <w:szCs w:val="24"/>
-          <w:lang w:eastAsia="en-IN"/>
-        </w:rPr>
-      </w:pPr>
-      <w:r>
-        <w:rPr>
-          <w:rFonts w:ascii="Times New Roman" w:eastAsia="Times New Roman" w:hAnsi="Times New Roman" w:cs="Times New Roman"/>
-          <w:sz w:val="24"/>
-          <w:szCs w:val="24"/>
-          <w:lang w:eastAsia="en-IN"/>
-        </w:rPr>
-        <w:t xml:space="preserve">from employees </w:t>
-      </w:r>
-    </w:p>
-    <w:p>
-      <w:pPr>
-        <w:spacing w:before="100" w:beforeAutospacing="1" w:after="100" w:afterAutospacing="1" w:line="240" w:lineRule="auto"/>
-        <w:rPr>
-          <w:rFonts w:ascii="Times New Roman" w:eastAsia="Times New Roman" w:hAnsi="Times New Roman" w:cs="Times New Roman"/>
-          <w:sz w:val="24"/>
-          <w:szCs w:val="24"/>
-          <w:lang w:eastAsia="en-IN"/>
-        </w:rPr>
-      </w:pPr>
-      <w:r>
-        <w:rPr>
-          <w:rFonts w:ascii="Times New Roman" w:eastAsia="Times New Roman" w:hAnsi="Times New Roman" w:cs="Times New Roman"/>
-          <w:sz w:val="24"/>
-          <w:szCs w:val="24"/>
-          <w:lang w:eastAsia="en-IN"/>
-        </w:rPr>
+      <w:proofErr w:type="spellStart"/>
+      <w:r>
+        <w:rPr>
+          <w:rFonts w:ascii="Times New Roman" w:eastAsia="Times New Roman" w:hAnsi="Times New Roman" w:cs="Times New Roman"/>
+          <w:sz w:val="24"/>
+          <w:szCs w:val="24"/>
+          <w:lang w:eastAsia="en-IN"/>
+        </w:rPr>
+        <w:t>avg</w:t>
+      </w:r>
+      <w:proofErr w:type="spellEnd"/>
+      <w:r>
+        <w:rPr>
+          <w:rFonts w:ascii="Times New Roman" w:eastAsia="Times New Roman" w:hAnsi="Times New Roman" w:cs="Times New Roman"/>
+          <w:sz w:val="24"/>
+          <w:szCs w:val="24"/>
+          <w:lang w:eastAsia="en-IN"/>
+        </w:rPr>
+        <w:t xml:space="preserve">(salary) as </w:t>
+      </w:r>
+      <w:proofErr w:type="spellStart"/>
+      <w:r>
+        <w:rPr>
+          <w:rFonts w:ascii="Times New Roman" w:eastAsia="Times New Roman" w:hAnsi="Times New Roman" w:cs="Times New Roman"/>
+          <w:sz w:val="24"/>
+          <w:szCs w:val="24"/>
+          <w:lang w:eastAsia="en-IN"/>
+        </w:rPr>
+        <w:t>avg_salary</w:t>
+      </w:r>
+      <w:proofErr w:type="spellEnd"/>
+    </w:p>
+    <w:p>
+      <w:pPr>
+        <w:spacing w:before="100" w:beforeAutospacing="1" w:after="100" w:afterAutospacing="1" w:line="240" w:lineRule="auto"/>
+        <w:rPr>
+          <w:rFonts w:ascii="Times New Roman" w:eastAsia="Times New Roman" w:hAnsi="Times New Roman" w:cs="Times New Roman"/>
+          <w:sz w:val="24"/>
+          <w:szCs w:val="24"/>
+          <w:lang w:eastAsia="en-IN"/>
+        </w:rPr>
+      </w:pPr>
+      <w:r>
+        <w:rPr>
+          <w:rFonts w:ascii="Times New Roman" w:eastAsia="Times New Roman" w:hAnsi="Times New Roman" w:cs="Times New Roman"/>
+          <w:sz w:val="24"/>
+          <w:szCs w:val="24"/>
+          <w:lang w:eastAsia="en-IN"/>
+        </w:rPr>
+        <w:t>from employees</w:t>
+      </w:r>
+    </w:p>
+    <w:p>
+      <w:pPr>
+        <w:spacing w:before="100" w:beforeAutospacing="1" w:after="100" w:afterAutospacing="1" w:line="240" w:lineRule="auto"/>
+        <w:rPr>
+          <w:rFonts w:ascii="Times New Roman" w:eastAsia="Times New Roman" w:hAnsi="Times New Roman" w:cs="Times New Roman"/>
+          <w:sz w:val="24"/>
+          <w:szCs w:val="24"/>
+          <w:lang w:eastAsia="en-IN"/>
+        </w:rPr>
+      </w:pPr>
+      <w:r>
+        <w:rPr>
+          <w:rFonts w:ascii="Times New Roman" w:eastAsia="Times New Roman" w:hAnsi="Times New Roman" w:cs="Times New Roman"/>
+          <w:sz w:val="24"/>
+          <w:szCs w:val="24"/>
+          <w:lang w:eastAsia="en-IN"/>
+        </w:rPr>
+        <w:lastRenderedPageBreak/>
         <w:t>group by department</w:t>
       </w:r>
     </w:p>
@@ -1117,13 +1837,163 @@
           <w:lang w:eastAsia="en-IN"/>
         </w:rPr>
       </w:pPr>
-    </w:p>
-    <w:p>
-      <w:pPr>
-        <w:spacing w:before="100" w:beforeAutospacing="1" w:after="100" w:afterAutospacing="1" w:line="240" w:lineRule="auto"/>
-      </w:pPr>
-      <w:r>
-        <w:t>Total salary by department</w:t>
+      <w:r>
+        <w:rPr>
+          <w:rFonts w:ascii="Times New Roman" w:eastAsia="Times New Roman" w:hAnsi="Times New Roman" w:cs="Times New Roman"/>
+          <w:sz w:val="24"/>
+          <w:szCs w:val="24"/>
+          <w:lang w:eastAsia="en-IN"/>
+        </w:rPr>
+        <w:t xml:space="preserve">having </w:t>
+      </w:r>
+      <w:proofErr w:type="spellStart"/>
+      <w:r>
+        <w:rPr>
+          <w:rFonts w:ascii="Times New Roman" w:eastAsia="Times New Roman" w:hAnsi="Times New Roman" w:cs="Times New Roman"/>
+          <w:sz w:val="24"/>
+          <w:szCs w:val="24"/>
+          <w:lang w:eastAsia="en-IN"/>
+        </w:rPr>
+        <w:t>avg</w:t>
+      </w:r>
+      <w:proofErr w:type="spellEnd"/>
+      <w:r>
+        <w:rPr>
+          <w:rFonts w:ascii="Times New Roman" w:eastAsia="Times New Roman" w:hAnsi="Times New Roman" w:cs="Times New Roman"/>
+          <w:sz w:val="24"/>
+          <w:szCs w:val="24"/>
+          <w:lang w:eastAsia="en-IN"/>
+        </w:rPr>
+        <w:t>(salary) &gt; 50000</w:t>
+      </w:r>
+    </w:p>
+    <w:p>
+      <w:pPr>
+        <w:spacing w:before="100" w:beforeAutospacing="1" w:after="100" w:afterAutospacing="1" w:line="240" w:lineRule="auto"/>
+        <w:rPr>
+          <w:rFonts w:ascii="Times New Roman" w:eastAsia="Times New Roman" w:hAnsi="Times New Roman" w:cs="Times New Roman"/>
+          <w:sz w:val="24"/>
+          <w:szCs w:val="24"/>
+          <w:lang w:eastAsia="en-IN"/>
+        </w:rPr>
+      </w:pPr>
+    </w:p>
+    <w:p>
+      <w:pPr>
+        <w:spacing w:before="100" w:beforeAutospacing="1" w:after="100" w:afterAutospacing="1" w:line="240" w:lineRule="auto"/>
+      </w:pPr>
+      <w:r>
+        <w:t>Show departments where the maximum salary is above 55,000.</w:t>
+      </w:r>
+    </w:p>
+    <w:p>
+      <w:pPr>
+        <w:spacing w:before="100" w:beforeAutospacing="1" w:after="100" w:afterAutospacing="1" w:line="240" w:lineRule="auto"/>
+        <w:rPr>
+          <w:rFonts w:ascii="Times New Roman" w:eastAsia="Times New Roman" w:hAnsi="Times New Roman" w:cs="Times New Roman"/>
+          <w:sz w:val="24"/>
+          <w:szCs w:val="24"/>
+          <w:lang w:eastAsia="en-IN"/>
+        </w:rPr>
+      </w:pPr>
+      <w:r>
+        <w:rPr>
+          <w:rFonts w:ascii="Times New Roman" w:eastAsia="Times New Roman" w:hAnsi="Times New Roman" w:cs="Times New Roman"/>
+          <w:sz w:val="24"/>
+          <w:szCs w:val="24"/>
+          <w:lang w:eastAsia="en-IN"/>
+        </w:rPr>
+        <w:t xml:space="preserve">select department, max(salary) as </w:t>
+      </w:r>
+      <w:proofErr w:type="spellStart"/>
+      <w:r>
+        <w:rPr>
+          <w:rFonts w:ascii="Times New Roman" w:eastAsia="Times New Roman" w:hAnsi="Times New Roman" w:cs="Times New Roman"/>
+          <w:sz w:val="24"/>
+          <w:szCs w:val="24"/>
+          <w:lang w:eastAsia="en-IN"/>
+        </w:rPr>
+        <w:t>max_salary</w:t>
+      </w:r>
+      <w:proofErr w:type="spellEnd"/>
+    </w:p>
+    <w:p>
+      <w:pPr>
+        <w:spacing w:before="100" w:beforeAutospacing="1" w:after="100" w:afterAutospacing="1" w:line="240" w:lineRule="auto"/>
+        <w:rPr>
+          <w:rFonts w:ascii="Times New Roman" w:eastAsia="Times New Roman" w:hAnsi="Times New Roman" w:cs="Times New Roman"/>
+          <w:sz w:val="24"/>
+          <w:szCs w:val="24"/>
+          <w:lang w:eastAsia="en-IN"/>
+        </w:rPr>
+      </w:pPr>
+      <w:r>
+        <w:rPr>
+          <w:rFonts w:ascii="Times New Roman" w:eastAsia="Times New Roman" w:hAnsi="Times New Roman" w:cs="Times New Roman"/>
+          <w:sz w:val="24"/>
+          <w:szCs w:val="24"/>
+          <w:lang w:eastAsia="en-IN"/>
+        </w:rPr>
+        <w:t>from employees</w:t>
+      </w:r>
+    </w:p>
+    <w:p>
+      <w:pPr>
+        <w:spacing w:before="100" w:beforeAutospacing="1" w:after="100" w:afterAutospacing="1" w:line="240" w:lineRule="auto"/>
+        <w:rPr>
+          <w:rFonts w:ascii="Times New Roman" w:eastAsia="Times New Roman" w:hAnsi="Times New Roman" w:cs="Times New Roman"/>
+          <w:sz w:val="24"/>
+          <w:szCs w:val="24"/>
+          <w:lang w:eastAsia="en-IN"/>
+        </w:rPr>
+      </w:pPr>
+      <w:r>
+        <w:rPr>
+          <w:rFonts w:ascii="Times New Roman" w:eastAsia="Times New Roman" w:hAnsi="Times New Roman" w:cs="Times New Roman"/>
+          <w:sz w:val="24"/>
+          <w:szCs w:val="24"/>
+          <w:lang w:eastAsia="en-IN"/>
+        </w:rPr>
+        <w:t>group by department</w:t>
+      </w:r>
+    </w:p>
+    <w:p>
+      <w:pPr>
+        <w:spacing w:before="100" w:beforeAutospacing="1" w:after="100" w:afterAutospacing="1" w:line="240" w:lineRule="auto"/>
+        <w:rPr>
+          <w:rFonts w:ascii="Times New Roman" w:eastAsia="Times New Roman" w:hAnsi="Times New Roman" w:cs="Times New Roman"/>
+          <w:sz w:val="24"/>
+          <w:szCs w:val="24"/>
+          <w:lang w:eastAsia="en-IN"/>
+        </w:rPr>
+      </w:pPr>
+      <w:r>
+        <w:rPr>
+          <w:rFonts w:ascii="Times New Roman" w:eastAsia="Times New Roman" w:hAnsi="Times New Roman" w:cs="Times New Roman"/>
+          <w:sz w:val="24"/>
+          <w:szCs w:val="24"/>
+          <w:lang w:eastAsia="en-IN"/>
+        </w:rPr>
+        <w:t>having max(salary) &gt; 50000</w:t>
+      </w:r>
+    </w:p>
+    <w:p>
+      <w:pPr>
+        <w:spacing w:before="100" w:beforeAutospacing="1" w:after="100" w:afterAutospacing="1" w:line="240" w:lineRule="auto"/>
+        <w:rPr>
+          <w:rFonts w:ascii="Times New Roman" w:eastAsia="Times New Roman" w:hAnsi="Times New Roman" w:cs="Times New Roman"/>
+          <w:sz w:val="24"/>
+          <w:szCs w:val="24"/>
+          <w:lang w:eastAsia="en-IN"/>
+        </w:rPr>
+      </w:pPr>
+    </w:p>
+    <w:p>
+      <w:pPr>
+        <w:spacing w:before="100" w:beforeAutospacing="1" w:after="100" w:afterAutospacing="1" w:line="240" w:lineRule="auto"/>
+      </w:pPr>
+      <w:r>
+        <w:t>Show departments whose total salary is greater than 90,000.</w:t>
       </w:r>
     </w:p>
     <w:p>
@@ -1174,7 +2044,7 @@
           <w:szCs w:val="24"/>
           <w:lang w:eastAsia="en-IN"/>
         </w:rPr>
-        <w:t xml:space="preserve">from employees </w:t>
+        <w:t>from employees</w:t>
       </w:r>
     </w:p>
     <w:p>
@@ -1207,33 +2077,53 @@
           <w:lang w:eastAsia="en-IN"/>
         </w:rPr>
       </w:pPr>
-    </w:p>
-    <w:p>
-      <w:pPr>
-        <w:spacing w:before="100" w:beforeAutospacing="1" w:after="100" w:afterAutospacing="1" w:line="240" w:lineRule="auto"/>
-      </w:pPr>
-      <w:r>
-        <w:t>Average salary</w:t>
-      </w:r>
-    </w:p>
-    <w:p>
-      <w:pPr>
-        <w:spacing w:before="100" w:beforeAutospacing="1" w:after="100" w:afterAutospacing="1" w:line="240" w:lineRule="auto"/>
-        <w:rPr>
-          <w:rFonts w:ascii="Times New Roman" w:eastAsia="Times New Roman" w:hAnsi="Times New Roman" w:cs="Times New Roman"/>
-          <w:sz w:val="24"/>
-          <w:szCs w:val="24"/>
-          <w:lang w:eastAsia="en-IN"/>
-        </w:rPr>
-      </w:pPr>
-      <w:r>
-        <w:rPr>
-          <w:rFonts w:ascii="Times New Roman" w:eastAsia="Times New Roman" w:hAnsi="Times New Roman" w:cs="Times New Roman"/>
-          <w:sz w:val="24"/>
-          <w:szCs w:val="24"/>
-          <w:lang w:eastAsia="en-IN"/>
-        </w:rPr>
-        <w:t xml:space="preserve">select department, </w:t>
+      <w:r>
+        <w:rPr>
+          <w:rFonts w:ascii="Times New Roman" w:eastAsia="Times New Roman" w:hAnsi="Times New Roman" w:cs="Times New Roman"/>
+          <w:sz w:val="24"/>
+          <w:szCs w:val="24"/>
+          <w:lang w:eastAsia="en-IN"/>
+        </w:rPr>
+        <w:t>having max(salary) &gt; 50000</w:t>
+      </w:r>
+    </w:p>
+    <w:p>
+      <w:pPr>
+        <w:spacing w:before="100" w:beforeAutospacing="1" w:after="100" w:afterAutospacing="1" w:line="240" w:lineRule="auto"/>
+        <w:rPr>
+          <w:rFonts w:ascii="Times New Roman" w:eastAsia="Times New Roman" w:hAnsi="Times New Roman" w:cs="Times New Roman"/>
+          <w:sz w:val="24"/>
+          <w:szCs w:val="24"/>
+          <w:lang w:eastAsia="en-IN"/>
+        </w:rPr>
+      </w:pPr>
+    </w:p>
+    <w:p>
+      <w:pPr>
+        <w:spacing w:before="100" w:beforeAutospacing="1" w:after="100" w:afterAutospacing="1" w:line="240" w:lineRule="auto"/>
+      </w:pPr>
+      <w:r>
+        <w:t>Show departments having exactly 2 employees.</w:t>
+      </w:r>
+    </w:p>
+    <w:p>
+      <w:pPr>
+        <w:spacing w:before="100" w:beforeAutospacing="1" w:after="100" w:afterAutospacing="1" w:line="240" w:lineRule="auto"/>
+        <w:rPr>
+          <w:rFonts w:ascii="Times New Roman" w:eastAsia="Times New Roman" w:hAnsi="Times New Roman" w:cs="Times New Roman"/>
+          <w:sz w:val="24"/>
+          <w:szCs w:val="24"/>
+          <w:lang w:eastAsia="en-IN"/>
+        </w:rPr>
+      </w:pPr>
+      <w:r>
+        <w:rPr>
+          <w:rFonts w:ascii="Times New Roman" w:eastAsia="Times New Roman" w:hAnsi="Times New Roman" w:cs="Times New Roman"/>
+          <w:sz w:val="24"/>
+          <w:szCs w:val="24"/>
+          <w:lang w:eastAsia="en-IN"/>
+        </w:rPr>
+        <w:t xml:space="preserve">select department, count(*) as </w:t>
       </w:r>
       <w:proofErr w:type="spellStart"/>
       <w:r>
@@ -1243,48 +2133,28 @@
           <w:szCs w:val="24"/>
           <w:lang w:eastAsia="en-IN"/>
         </w:rPr>
-        <w:t>avg</w:t>
+        <w:t>total_employees</w:t>
       </w:r>
       <w:proofErr w:type="spellEnd"/>
-      <w:r>
-        <w:rPr>
-          <w:rFonts w:ascii="Times New Roman" w:eastAsia="Times New Roman" w:hAnsi="Times New Roman" w:cs="Times New Roman"/>
-          <w:sz w:val="24"/>
-          <w:szCs w:val="24"/>
-          <w:lang w:eastAsia="en-IN"/>
-        </w:rPr>
-        <w:t xml:space="preserve">(salary) as </w:t>
-      </w:r>
-      <w:proofErr w:type="spellStart"/>
-      <w:r>
-        <w:rPr>
-          <w:rFonts w:ascii="Times New Roman" w:eastAsia="Times New Roman" w:hAnsi="Times New Roman" w:cs="Times New Roman"/>
-          <w:sz w:val="24"/>
-          <w:szCs w:val="24"/>
-          <w:lang w:eastAsia="en-IN"/>
-        </w:rPr>
-        <w:t>avg_salary</w:t>
-      </w:r>
-      <w:proofErr w:type="spellEnd"/>
-    </w:p>
-    <w:p>
-      <w:pPr>
-        <w:spacing w:before="100" w:beforeAutospacing="1" w:after="100" w:afterAutospacing="1" w:line="240" w:lineRule="auto"/>
-        <w:rPr>
-          <w:rFonts w:ascii="Times New Roman" w:eastAsia="Times New Roman" w:hAnsi="Times New Roman" w:cs="Times New Roman"/>
-          <w:sz w:val="24"/>
-          <w:szCs w:val="24"/>
-          <w:lang w:eastAsia="en-IN"/>
-        </w:rPr>
-      </w:pPr>
-      <w:r>
-        <w:rPr>
-          <w:rFonts w:ascii="Times New Roman" w:eastAsia="Times New Roman" w:hAnsi="Times New Roman" w:cs="Times New Roman"/>
-          <w:sz w:val="24"/>
-          <w:szCs w:val="24"/>
-          <w:lang w:eastAsia="en-IN"/>
-        </w:rPr>
-        <w:t xml:space="preserve">from employees </w:t>
+    </w:p>
+    <w:p>
+      <w:pPr>
+        <w:spacing w:before="100" w:beforeAutospacing="1" w:after="100" w:afterAutospacing="1" w:line="240" w:lineRule="auto"/>
+        <w:rPr>
+          <w:rFonts w:ascii="Times New Roman" w:eastAsia="Times New Roman" w:hAnsi="Times New Roman" w:cs="Times New Roman"/>
+          <w:sz w:val="24"/>
+          <w:szCs w:val="24"/>
+          <w:lang w:eastAsia="en-IN"/>
+        </w:rPr>
+      </w:pPr>
+      <w:r>
+        <w:rPr>
+          <w:rFonts w:ascii="Times New Roman" w:eastAsia="Times New Roman" w:hAnsi="Times New Roman" w:cs="Times New Roman"/>
+          <w:sz w:val="24"/>
+          <w:szCs w:val="24"/>
+          <w:lang w:eastAsia="en-IN"/>
+        </w:rPr>
+        <w:t>from employees</w:t>
       </w:r>
     </w:p>
     <w:p>
@@ -1317,208 +2187,15 @@
           <w:lang w:eastAsia="en-IN"/>
         </w:rPr>
       </w:pPr>
-    </w:p>
-    <w:p>
-      <w:pPr>
-        <w:spacing w:before="100" w:beforeAutospacing="1" w:after="100" w:afterAutospacing="1" w:line="240" w:lineRule="auto"/>
-      </w:pPr>
-      <w:r>
-        <w:t>Find the highest salary in each department.</w:t>
-      </w:r>
-    </w:p>
-    <w:p>
-      <w:pPr>
-        <w:spacing w:before="100" w:beforeAutospacing="1" w:after="100" w:afterAutospacing="1" w:line="240" w:lineRule="auto"/>
-        <w:rPr>
-          <w:rFonts w:ascii="Times New Roman" w:eastAsia="Times New Roman" w:hAnsi="Times New Roman" w:cs="Times New Roman"/>
-          <w:sz w:val="24"/>
-          <w:szCs w:val="24"/>
-          <w:lang w:eastAsia="en-IN"/>
-        </w:rPr>
-      </w:pPr>
-    </w:p>
-    <w:p>
-      <w:pPr>
-        <w:spacing w:before="100" w:beforeAutospacing="1" w:after="100" w:afterAutospacing="1" w:line="240" w:lineRule="auto"/>
-        <w:rPr>
-          <w:rFonts w:ascii="Times New Roman" w:eastAsia="Times New Roman" w:hAnsi="Times New Roman" w:cs="Times New Roman"/>
-          <w:sz w:val="24"/>
-          <w:szCs w:val="24"/>
-          <w:lang w:eastAsia="en-IN"/>
-        </w:rPr>
-      </w:pPr>
-      <w:r>
-        <w:rPr>
-          <w:rFonts w:ascii="Times New Roman" w:eastAsia="Times New Roman" w:hAnsi="Times New Roman" w:cs="Times New Roman"/>
-          <w:sz w:val="24"/>
-          <w:szCs w:val="24"/>
-          <w:lang w:eastAsia="en-IN"/>
-        </w:rPr>
-        <w:t xml:space="preserve">select department, max(salary) as </w:t>
-      </w:r>
-      <w:proofErr w:type="spellStart"/>
-      <w:r>
-        <w:rPr>
-          <w:rFonts w:ascii="Times New Roman" w:eastAsia="Times New Roman" w:hAnsi="Times New Roman" w:cs="Times New Roman"/>
-          <w:sz w:val="24"/>
-          <w:szCs w:val="24"/>
-          <w:lang w:eastAsia="en-IN"/>
-        </w:rPr>
-        <w:t>max_salary</w:t>
-      </w:r>
-      <w:proofErr w:type="spellEnd"/>
-    </w:p>
-    <w:p>
-      <w:pPr>
-        <w:spacing w:before="100" w:beforeAutospacing="1" w:after="100" w:afterAutospacing="1" w:line="240" w:lineRule="auto"/>
-        <w:rPr>
-          <w:rFonts w:ascii="Times New Roman" w:eastAsia="Times New Roman" w:hAnsi="Times New Roman" w:cs="Times New Roman"/>
-          <w:sz w:val="24"/>
-          <w:szCs w:val="24"/>
-          <w:lang w:eastAsia="en-IN"/>
-        </w:rPr>
-      </w:pPr>
-      <w:r>
-        <w:rPr>
-          <w:rFonts w:ascii="Times New Roman" w:eastAsia="Times New Roman" w:hAnsi="Times New Roman" w:cs="Times New Roman"/>
-          <w:sz w:val="24"/>
-          <w:szCs w:val="24"/>
-          <w:lang w:eastAsia="en-IN"/>
-        </w:rPr>
-        <w:t>from employees</w:t>
-      </w:r>
-    </w:p>
-    <w:p>
-      <w:pPr>
-        <w:spacing w:before="100" w:beforeAutospacing="1" w:after="100" w:afterAutospacing="1" w:line="240" w:lineRule="auto"/>
-        <w:rPr>
-          <w:rFonts w:ascii="Times New Roman" w:eastAsia="Times New Roman" w:hAnsi="Times New Roman" w:cs="Times New Roman"/>
-          <w:sz w:val="24"/>
-          <w:szCs w:val="24"/>
-          <w:lang w:eastAsia="en-IN"/>
-        </w:rPr>
-      </w:pPr>
-      <w:r>
-        <w:rPr>
-          <w:rFonts w:ascii="Times New Roman" w:eastAsia="Times New Roman" w:hAnsi="Times New Roman" w:cs="Times New Roman"/>
-          <w:sz w:val="24"/>
-          <w:szCs w:val="24"/>
-          <w:lang w:eastAsia="en-IN"/>
-        </w:rPr>
-        <w:t>group by department</w:t>
-      </w:r>
-    </w:p>
-    <w:p>
-      <w:pPr>
-        <w:spacing w:before="100" w:beforeAutospacing="1" w:after="100" w:afterAutospacing="1" w:line="240" w:lineRule="auto"/>
-        <w:rPr>
-          <w:rFonts w:ascii="Times New Roman" w:eastAsia="Times New Roman" w:hAnsi="Times New Roman" w:cs="Times New Roman"/>
-          <w:sz w:val="24"/>
-          <w:szCs w:val="24"/>
-          <w:lang w:eastAsia="en-IN"/>
-        </w:rPr>
-      </w:pPr>
-    </w:p>
-    <w:p>
-      <w:pPr>
-        <w:spacing w:before="100" w:beforeAutospacing="1" w:after="100" w:afterAutospacing="1" w:line="240" w:lineRule="auto"/>
-      </w:pPr>
-      <w:r>
-        <w:t>Find the lowest salary in each department.</w:t>
-      </w:r>
-    </w:p>
-    <w:p>
-      <w:pPr>
-        <w:spacing w:before="100" w:beforeAutospacing="1" w:after="100" w:afterAutospacing="1" w:line="240" w:lineRule="auto"/>
-        <w:rPr>
-          <w:rFonts w:ascii="Times New Roman" w:eastAsia="Times New Roman" w:hAnsi="Times New Roman" w:cs="Times New Roman"/>
-          <w:sz w:val="24"/>
-          <w:szCs w:val="24"/>
-          <w:lang w:eastAsia="en-IN"/>
-        </w:rPr>
-      </w:pPr>
-    </w:p>
-    <w:p>
-      <w:pPr>
-        <w:spacing w:before="100" w:beforeAutospacing="1" w:after="100" w:afterAutospacing="1" w:line="240" w:lineRule="auto"/>
-        <w:rPr>
-          <w:rFonts w:ascii="Times New Roman" w:eastAsia="Times New Roman" w:hAnsi="Times New Roman" w:cs="Times New Roman"/>
-          <w:sz w:val="24"/>
-          <w:szCs w:val="24"/>
-          <w:lang w:eastAsia="en-IN"/>
-        </w:rPr>
-      </w:pPr>
-      <w:r>
-        <w:rPr>
-          <w:rFonts w:ascii="Times New Roman" w:eastAsia="Times New Roman" w:hAnsi="Times New Roman" w:cs="Times New Roman"/>
-          <w:sz w:val="24"/>
-          <w:szCs w:val="24"/>
-          <w:lang w:eastAsia="en-IN"/>
-        </w:rPr>
-        <w:t xml:space="preserve">select department, min(salary) as </w:t>
-      </w:r>
-      <w:proofErr w:type="spellStart"/>
-      <w:r>
-        <w:rPr>
-          <w:rFonts w:ascii="Times New Roman" w:eastAsia="Times New Roman" w:hAnsi="Times New Roman" w:cs="Times New Roman"/>
-          <w:sz w:val="24"/>
-          <w:szCs w:val="24"/>
-          <w:lang w:eastAsia="en-IN"/>
-        </w:rPr>
-        <w:t>min_salary</w:t>
-      </w:r>
-      <w:proofErr w:type="spellEnd"/>
-    </w:p>
-    <w:p>
-      <w:pPr>
-        <w:spacing w:before="100" w:beforeAutospacing="1" w:after="100" w:afterAutospacing="1" w:line="240" w:lineRule="auto"/>
-        <w:rPr>
-          <w:rFonts w:ascii="Times New Roman" w:eastAsia="Times New Roman" w:hAnsi="Times New Roman" w:cs="Times New Roman"/>
-          <w:sz w:val="24"/>
-          <w:szCs w:val="24"/>
-          <w:lang w:eastAsia="en-IN"/>
-        </w:rPr>
-      </w:pPr>
-      <w:r>
-        <w:rPr>
-          <w:rFonts w:ascii="Times New Roman" w:eastAsia="Times New Roman" w:hAnsi="Times New Roman" w:cs="Times New Roman"/>
-          <w:sz w:val="24"/>
-          <w:szCs w:val="24"/>
-          <w:lang w:eastAsia="en-IN"/>
-        </w:rPr>
-        <w:t>from employees</w:t>
-      </w:r>
-    </w:p>
-    <w:p>
-      <w:pPr>
-        <w:spacing w:before="100" w:beforeAutospacing="1" w:after="100" w:afterAutospacing="1" w:line="240" w:lineRule="auto"/>
-        <w:rPr>
-          <w:rFonts w:ascii="Times New Roman" w:eastAsia="Times New Roman" w:hAnsi="Times New Roman" w:cs="Times New Roman"/>
-          <w:sz w:val="24"/>
-          <w:szCs w:val="24"/>
-          <w:lang w:eastAsia="en-IN"/>
-        </w:rPr>
-      </w:pPr>
-      <w:r>
-        <w:rPr>
-          <w:rFonts w:ascii="Times New Roman" w:eastAsia="Times New Roman" w:hAnsi="Times New Roman" w:cs="Times New Roman"/>
-          <w:sz w:val="24"/>
-          <w:szCs w:val="24"/>
-          <w:lang w:eastAsia="en-IN"/>
-        </w:rPr>
-        <w:t>group by department</w:t>
-      </w:r>
-    </w:p>
-    <w:p>
-      <w:pPr>
-        <w:spacing w:before="100" w:beforeAutospacing="1" w:after="100" w:afterAutospacing="1" w:line="240" w:lineRule="auto"/>
-        <w:rPr>
-          <w:rFonts w:ascii="Times New Roman" w:eastAsia="Times New Roman" w:hAnsi="Times New Roman" w:cs="Times New Roman"/>
-          <w:sz w:val="24"/>
-          <w:szCs w:val="24"/>
-          <w:lang w:eastAsia="en-IN"/>
-        </w:rPr>
-      </w:pPr>
+      <w:r>
+        <w:rPr>
+          <w:rFonts w:ascii="Times New Roman" w:eastAsia="Times New Roman" w:hAnsi="Times New Roman" w:cs="Times New Roman"/>
+          <w:sz w:val="24"/>
+          <w:szCs w:val="24"/>
+          <w:lang w:eastAsia="en-IN"/>
+        </w:rPr>
+        <w:t>having count(*) = 2</w:t>
+      </w:r>
     </w:p>
     <w:p>
       <w:pPr>
@@ -1651,9 +2328,9 @@
     </w:lvl>
   </w:abstractNum>
   <w:abstractNum w:abstractNumId="1" w15:restartNumberingAfterBreak="0">
-    <w:nsid w:val="590E285F"/>
+    <w:nsid w:val="42F33610"/>
     <w:multiLevelType w:val="multilevel"/>
-    <w:tmpl w:val="E192364A"/>
+    <w:tmpl w:val="842E5C08"/>
     <w:lvl w:ilvl="0">
       <w:start w:val="1"/>
       <w:numFmt w:val="bullet"/>
@@ -1799,10 +2476,162 @@
       </w:rPr>
     </w:lvl>
   </w:abstractNum>
+  <w:abstractNum w:abstractNumId="2" w15:restartNumberingAfterBreak="0">
+    <w:nsid w:val="590E285F"/>
+    <w:multiLevelType w:val="multilevel"/>
+    <w:tmpl w:val="E192364A"/>
+    <w:lvl w:ilvl="0">
+      <w:start w:val="1"/>
+      <w:numFmt w:val="bullet"/>
+      <w:lvlText w:val=""/>
+      <w:lvlJc w:val="left"/>
+      <w:pPr>
+        <w:tabs>
+          <w:tab w:val="num" w:pos="720"/>
+        </w:tabs>
+        <w:ind w:left="720" w:hanging="360"/>
+      </w:pPr>
+      <w:rPr>
+        <w:rFonts w:ascii="Symbol" w:hAnsi="Symbol" w:hint="default"/>
+        <w:sz w:val="20"/>
+      </w:rPr>
+    </w:lvl>
+    <w:lvl w:ilvl="1" w:tentative="1">
+      <w:start w:val="1"/>
+      <w:numFmt w:val="bullet"/>
+      <w:lvlText w:val="o"/>
+      <w:lvlJc w:val="left"/>
+      <w:pPr>
+        <w:tabs>
+          <w:tab w:val="num" w:pos="1440"/>
+        </w:tabs>
+        <w:ind w:left="1440" w:hanging="360"/>
+      </w:pPr>
+      <w:rPr>
+        <w:rFonts w:ascii="Courier New" w:hAnsi="Courier New" w:hint="default"/>
+        <w:sz w:val="20"/>
+      </w:rPr>
+    </w:lvl>
+    <w:lvl w:ilvl="2" w:tentative="1">
+      <w:start w:val="1"/>
+      <w:numFmt w:val="bullet"/>
+      <w:lvlText w:val=""/>
+      <w:lvlJc w:val="left"/>
+      <w:pPr>
+        <w:tabs>
+          <w:tab w:val="num" w:pos="2160"/>
+        </w:tabs>
+        <w:ind w:left="2160" w:hanging="360"/>
+      </w:pPr>
+      <w:rPr>
+        <w:rFonts w:ascii="Wingdings" w:hAnsi="Wingdings" w:hint="default"/>
+        <w:sz w:val="20"/>
+      </w:rPr>
+    </w:lvl>
+    <w:lvl w:ilvl="3" w:tentative="1">
+      <w:start w:val="1"/>
+      <w:numFmt w:val="bullet"/>
+      <w:lvlText w:val=""/>
+      <w:lvlJc w:val="left"/>
+      <w:pPr>
+        <w:tabs>
+          <w:tab w:val="num" w:pos="2880"/>
+        </w:tabs>
+        <w:ind w:left="2880" w:hanging="360"/>
+      </w:pPr>
+      <w:rPr>
+        <w:rFonts w:ascii="Wingdings" w:hAnsi="Wingdings" w:hint="default"/>
+        <w:sz w:val="20"/>
+      </w:rPr>
+    </w:lvl>
+    <w:lvl w:ilvl="4" w:tentative="1">
+      <w:start w:val="1"/>
+      <w:numFmt w:val="bullet"/>
+      <w:lvlText w:val=""/>
+      <w:lvlJc w:val="left"/>
+      <w:pPr>
+        <w:tabs>
+          <w:tab w:val="num" w:pos="3600"/>
+        </w:tabs>
+        <w:ind w:left="3600" w:hanging="360"/>
+      </w:pPr>
+      <w:rPr>
+        <w:rFonts w:ascii="Wingdings" w:hAnsi="Wingdings" w:hint="default"/>
+        <w:sz w:val="20"/>
+      </w:rPr>
+    </w:lvl>
+    <w:lvl w:ilvl="5" w:tentative="1">
+      <w:start w:val="1"/>
+      <w:numFmt w:val="bullet"/>
+      <w:lvlText w:val=""/>
+      <w:lvlJc w:val="left"/>
+      <w:pPr>
+        <w:tabs>
+          <w:tab w:val="num" w:pos="4320"/>
+        </w:tabs>
+        <w:ind w:left="4320" w:hanging="360"/>
+      </w:pPr>
+      <w:rPr>
+        <w:rFonts w:ascii="Wingdings" w:hAnsi="Wingdings" w:hint="default"/>
+        <w:sz w:val="20"/>
+      </w:rPr>
+    </w:lvl>
+    <w:lvl w:ilvl="6" w:tentative="1">
+      <w:start w:val="1"/>
+      <w:numFmt w:val="bullet"/>
+      <w:lvlText w:val=""/>
+      <w:lvlJc w:val="left"/>
+      <w:pPr>
+        <w:tabs>
+          <w:tab w:val="num" w:pos="5040"/>
+        </w:tabs>
+        <w:ind w:left="5040" w:hanging="360"/>
+      </w:pPr>
+      <w:rPr>
+        <w:rFonts w:ascii="Wingdings" w:hAnsi="Wingdings" w:hint="default"/>
+        <w:sz w:val="20"/>
+      </w:rPr>
+    </w:lvl>
+    <w:lvl w:ilvl="7" w:tentative="1">
+      <w:start w:val="1"/>
+      <w:numFmt w:val="bullet"/>
+      <w:lvlText w:val=""/>
+      <w:lvlJc w:val="left"/>
+      <w:pPr>
+        <w:tabs>
+          <w:tab w:val="num" w:pos="5760"/>
+        </w:tabs>
+        <w:ind w:left="5760" w:hanging="360"/>
+      </w:pPr>
+      <w:rPr>
+        <w:rFonts w:ascii="Wingdings" w:hAnsi="Wingdings" w:hint="default"/>
+        <w:sz w:val="20"/>
+      </w:rPr>
+    </w:lvl>
+    <w:lvl w:ilvl="8" w:tentative="1">
+      <w:start w:val="1"/>
+      <w:numFmt w:val="bullet"/>
+      <w:lvlText w:val=""/>
+      <w:lvlJc w:val="left"/>
+      <w:pPr>
+        <w:tabs>
+          <w:tab w:val="num" w:pos="6480"/>
+        </w:tabs>
+        <w:ind w:left="6480" w:hanging="360"/>
+      </w:pPr>
+      <w:rPr>
+        <w:rFonts w:ascii="Wingdings" w:hAnsi="Wingdings" w:hint="default"/>
+        <w:sz w:val="20"/>
+      </w:rPr>
+    </w:lvl>
+  </w:abstractNum>
   <w:num w:numId="1" w16cid:durableId="1973946528">
     <w:abstractNumId w:val="0"/>
   </w:num>
   <w:num w:numId="2" w16cid:durableId="865677164">
+    <w:abstractNumId w:val="2"/>
+  </w:num>
+  <w:num w:numId="3" w16cid:durableId="68237870">
     <w:abstractNumId w:val="1"/>
   </w:num>
 </w:numbering>
@@ -2207,6 +3036,26 @@
     <w:name w:val="Normal"/>
     <w:qFormat/>
   </w:style>
+  <w:style w:type="paragraph" w:styleId="Heading2">
+    <w:name w:val="heading 2"/>
+    <w:basedOn w:val="Normal"/>
+    <w:link w:val="Heading2Char"/>
+    <w:uiPriority w:val="9"/>
+    <w:qFormat/>
+    <w:rsid w:val="008E618C"/>
+    <w:pPr>
+      <w:spacing w:before="100" w:beforeAutospacing="1" w:after="100" w:afterAutospacing="1" w:line="240" w:lineRule="auto"/>
+      <w:outlineLvl w:val="1"/>
+    </w:pPr>
+    <w:rPr>
+      <w:rFonts w:ascii="Times New Roman" w:eastAsia="Times New Roman" w:hAnsi="Times New Roman" w:cs="Times New Roman"/>
+      <w:b/>
+      <w:bCs/>
+      <w:sz w:val="36"/>
+      <w:szCs w:val="36"/>
+      <w:lang w:eastAsia="en-IN"/>
+    </w:rPr>
+  </w:style>
   <w:style w:type="character" w:default="1" w:styleId="DefaultParagraphFont">
     <w:name w:val="Default Paragraph Font"/>
     <w:uiPriority w:val="1"/>
@@ -2307,6 +3156,21 @@
       <w:rFonts w:ascii="Times New Roman" w:eastAsia="Times New Roman" w:hAnsi="Times New Roman" w:cs="Times New Roman"/>
       <w:sz w:val="24"/>
       <w:szCs w:val="24"/>
+      <w:lang w:eastAsia="en-IN"/>
+    </w:rPr>
+  </w:style>
+  <w:style w:type="character" w:customStyle="1" w:styleId="Heading2Char">
+    <w:name w:val="Heading 2 Char"/>
+    <w:basedOn w:val="DefaultParagraphFont"/>
+    <w:link w:val="Heading2"/>
+    <w:uiPriority w:val="9"/>
+    <w:rsid w:val="008E618C"/>
+    <w:rPr>
+      <w:rFonts w:ascii="Times New Roman" w:eastAsia="Times New Roman" w:hAnsi="Times New Roman" w:cs="Times New Roman"/>
+      <w:b/>
+      <w:bCs/>
+      <w:sz w:val="36"/>
+      <w:szCs w:val="36"/>
       <w:lang w:eastAsia="en-IN"/>
     </w:rPr>
   </w:style>

--- a/sql.docx
+++ b/sql.docx
@@ -2195,6 +2195,568 @@
           <w:lang w:eastAsia="en-IN"/>
         </w:rPr>
         <w:t>having count(*) = 2</w:t>
+      </w:r>
+    </w:p>
+    <w:p>
+      <w:pPr>
+        <w:spacing w:before="100" w:beforeAutospacing="1" w:after="100" w:afterAutospacing="1" w:line="240" w:lineRule="auto"/>
+        <w:rPr>
+          <w:rFonts w:ascii="Times New Roman" w:eastAsia="Times New Roman" w:hAnsi="Times New Roman" w:cs="Times New Roman"/>
+          <w:sz w:val="24"/>
+          <w:szCs w:val="24"/>
+          <w:lang w:eastAsia="en-IN"/>
+        </w:rPr>
+      </w:pPr>
+    </w:p>
+    <w:p>
+      <w:pPr>
+        <w:pStyle w:val="Heading1"/>
+      </w:pPr>
+      <w:r>
+        <w:t>What is a JOIN?</w:t>
+      </w:r>
+    </w:p>
+    <w:p>
+      <w:pPr>
+        <w:pStyle w:val="NormalWeb"/>
+      </w:pPr>
+      <w:r>
+        <w:t xml:space="preserve">A </w:t>
+      </w:r>
+      <w:r>
+        <w:rPr>
+          <w:rStyle w:val="Strong"/>
+        </w:rPr>
+        <w:t>JOIN</w:t>
+      </w:r>
+      <w:r>
+        <w:t xml:space="preserve"> is used to combine rows from two or more tables based on a related column.</w:t>
+      </w:r>
+    </w:p>
+    <w:p>
+      <w:pPr>
+        <w:pStyle w:val="Heading1"/>
+      </w:pPr>
+      <w:r>
+        <w:t>Types of Joins</w:t>
+      </w:r>
+    </w:p>
+    <w:p>
+      <w:pPr>
+        <w:pStyle w:val="NormalWeb"/>
+      </w:pPr>
+      <w:r>
+        <w:t>There are mainly four joins.</w:t>
+      </w:r>
+    </w:p>
+    <w:p>
+      <w:pPr>
+        <w:spacing w:before="100" w:beforeAutospacing="1" w:after="100" w:afterAutospacing="1" w:line="240" w:lineRule="auto"/>
+        <w:rPr>
+          <w:rFonts w:ascii="Times New Roman" w:eastAsia="Times New Roman" w:hAnsi="Times New Roman" w:cs="Times New Roman"/>
+          <w:sz w:val="24"/>
+          <w:szCs w:val="24"/>
+          <w:lang w:eastAsia="en-IN"/>
+        </w:rPr>
+      </w:pPr>
+      <w:r>
+        <w:rPr>
+          <w:rFonts w:ascii="Times New Roman" w:eastAsia="Times New Roman" w:hAnsi="Times New Roman" w:cs="Times New Roman"/>
+          <w:sz w:val="24"/>
+          <w:szCs w:val="24"/>
+          <w:lang w:eastAsia="en-IN"/>
+        </w:rPr>
+        <w:lastRenderedPageBreak/>
+        <w:t>1. INNER JOIN</w:t>
+      </w:r>
+    </w:p>
+    <w:p>
+      <w:pPr>
+        <w:spacing w:before="100" w:beforeAutospacing="1" w:after="100" w:afterAutospacing="1" w:line="240" w:lineRule="auto"/>
+        <w:rPr>
+          <w:rFonts w:ascii="Times New Roman" w:eastAsia="Times New Roman" w:hAnsi="Times New Roman" w:cs="Times New Roman"/>
+          <w:sz w:val="24"/>
+          <w:szCs w:val="24"/>
+          <w:lang w:eastAsia="en-IN"/>
+        </w:rPr>
+      </w:pPr>
+      <w:r>
+        <w:rPr>
+          <w:rFonts w:ascii="Times New Roman" w:eastAsia="Times New Roman" w:hAnsi="Times New Roman" w:cs="Times New Roman"/>
+          <w:sz w:val="24"/>
+          <w:szCs w:val="24"/>
+          <w:lang w:eastAsia="en-IN"/>
+        </w:rPr>
+        <w:t>2. LEFT JOIN</w:t>
+      </w:r>
+    </w:p>
+    <w:p>
+      <w:pPr>
+        <w:spacing w:before="100" w:beforeAutospacing="1" w:after="100" w:afterAutospacing="1" w:line="240" w:lineRule="auto"/>
+        <w:rPr>
+          <w:rFonts w:ascii="Times New Roman" w:eastAsia="Times New Roman" w:hAnsi="Times New Roman" w:cs="Times New Roman"/>
+          <w:sz w:val="24"/>
+          <w:szCs w:val="24"/>
+          <w:lang w:eastAsia="en-IN"/>
+        </w:rPr>
+      </w:pPr>
+      <w:r>
+        <w:rPr>
+          <w:rFonts w:ascii="Times New Roman" w:eastAsia="Times New Roman" w:hAnsi="Times New Roman" w:cs="Times New Roman"/>
+          <w:sz w:val="24"/>
+          <w:szCs w:val="24"/>
+          <w:lang w:eastAsia="en-IN"/>
+        </w:rPr>
+        <w:t>3. RIGHT JOIN</w:t>
+      </w:r>
+    </w:p>
+    <w:p>
+      <w:pPr>
+        <w:spacing w:before="100" w:beforeAutospacing="1" w:after="100" w:afterAutospacing="1" w:line="240" w:lineRule="auto"/>
+        <w:rPr>
+          <w:rFonts w:ascii="Times New Roman" w:eastAsia="Times New Roman" w:hAnsi="Times New Roman" w:cs="Times New Roman"/>
+          <w:sz w:val="24"/>
+          <w:szCs w:val="24"/>
+          <w:lang w:eastAsia="en-IN"/>
+        </w:rPr>
+      </w:pPr>
+      <w:r>
+        <w:rPr>
+          <w:rFonts w:ascii="Times New Roman" w:eastAsia="Times New Roman" w:hAnsi="Times New Roman" w:cs="Times New Roman"/>
+          <w:sz w:val="24"/>
+          <w:szCs w:val="24"/>
+          <w:lang w:eastAsia="en-IN"/>
+        </w:rPr>
+        <w:t>4. FULL OUTER JOIN</w:t>
+      </w:r>
+    </w:p>
+    <w:p>
+      <w:pPr>
+        <w:spacing w:before="100" w:beforeAutospacing="1" w:after="100" w:afterAutospacing="1" w:line="240" w:lineRule="auto"/>
+        <w:rPr>
+          <w:rFonts w:ascii="Times New Roman" w:eastAsia="Times New Roman" w:hAnsi="Times New Roman" w:cs="Times New Roman"/>
+          <w:sz w:val="24"/>
+          <w:szCs w:val="24"/>
+          <w:lang w:eastAsia="en-IN"/>
+        </w:rPr>
+      </w:pPr>
+    </w:p>
+    <w:p>
+      <w:pPr>
+        <w:spacing w:before="100" w:beforeAutospacing="1" w:after="100" w:afterAutospacing="1" w:line="240" w:lineRule="auto"/>
+      </w:pPr>
+      <w:r>
+        <w:rPr>
+          <w:rStyle w:val="g"/>
+        </w:rPr>
+        <w:t>CREATE</w:t>
+      </w:r>
+      <w:r>
+        <w:t xml:space="preserve"> </w:t>
+      </w:r>
+      <w:r>
+        <w:rPr>
+          <w:rStyle w:val="g"/>
+        </w:rPr>
+        <w:t>TABLE</w:t>
+      </w:r>
+      <w:r>
+        <w:t xml:space="preserve"> departments ( </w:t>
+      </w:r>
+      <w:proofErr w:type="spellStart"/>
+      <w:r>
+        <w:t>dept_id</w:t>
+      </w:r>
+      <w:proofErr w:type="spellEnd"/>
+      <w:r>
+        <w:t xml:space="preserve"> </w:t>
+      </w:r>
+      <w:r>
+        <w:rPr>
+          <w:rStyle w:val="m"/>
+        </w:rPr>
+        <w:t>INT</w:t>
+      </w:r>
+      <w:r>
+        <w:t xml:space="preserve">, department </w:t>
+      </w:r>
+      <w:r>
+        <w:rPr>
+          <w:rStyle w:val="m"/>
+        </w:rPr>
+        <w:t>VARCHAR</w:t>
+      </w:r>
+      <w:r>
+        <w:t>(</w:t>
+      </w:r>
+      <w:r>
+        <w:rPr>
+          <w:rStyle w:val="j"/>
+        </w:rPr>
+        <w:t>30</w:t>
+      </w:r>
+      <w:r>
+        <w:t>) );</w:t>
+      </w:r>
+    </w:p>
+    <w:p>
+      <w:pPr>
+        <w:spacing w:before="100" w:beforeAutospacing="1" w:after="100" w:afterAutospacing="1" w:line="240" w:lineRule="auto"/>
+        <w:rPr>
+          <w:rFonts w:ascii="Times New Roman" w:eastAsia="Times New Roman" w:hAnsi="Times New Roman" w:cs="Times New Roman"/>
+          <w:sz w:val="24"/>
+          <w:szCs w:val="24"/>
+          <w:lang w:eastAsia="en-IN"/>
+        </w:rPr>
+      </w:pPr>
+      <w:r>
+        <w:rPr>
+          <w:rFonts w:ascii="Times New Roman" w:eastAsia="Times New Roman" w:hAnsi="Times New Roman" w:cs="Times New Roman"/>
+          <w:sz w:val="24"/>
+          <w:szCs w:val="24"/>
+          <w:lang w:eastAsia="en-IN"/>
+        </w:rPr>
+        <w:t>INSERT INTO departments VALUES</w:t>
+      </w:r>
+    </w:p>
+    <w:p>
+      <w:pPr>
+        <w:spacing w:before="100" w:beforeAutospacing="1" w:after="100" w:afterAutospacing="1" w:line="240" w:lineRule="auto"/>
+        <w:rPr>
+          <w:rFonts w:ascii="Times New Roman" w:eastAsia="Times New Roman" w:hAnsi="Times New Roman" w:cs="Times New Roman"/>
+          <w:sz w:val="24"/>
+          <w:szCs w:val="24"/>
+          <w:lang w:eastAsia="en-IN"/>
+        </w:rPr>
+      </w:pPr>
+      <w:r>
+        <w:rPr>
+          <w:rFonts w:ascii="Times New Roman" w:eastAsia="Times New Roman" w:hAnsi="Times New Roman" w:cs="Times New Roman"/>
+          <w:sz w:val="24"/>
+          <w:szCs w:val="24"/>
+          <w:lang w:eastAsia="en-IN"/>
+        </w:rPr>
+        <w:t>(101,'HR'),</w:t>
+      </w:r>
+    </w:p>
+    <w:p>
+      <w:pPr>
+        <w:spacing w:before="100" w:beforeAutospacing="1" w:after="100" w:afterAutospacing="1" w:line="240" w:lineRule="auto"/>
+        <w:rPr>
+          <w:rFonts w:ascii="Times New Roman" w:eastAsia="Times New Roman" w:hAnsi="Times New Roman" w:cs="Times New Roman"/>
+          <w:sz w:val="24"/>
+          <w:szCs w:val="24"/>
+          <w:lang w:eastAsia="en-IN"/>
+        </w:rPr>
+      </w:pPr>
+      <w:r>
+        <w:rPr>
+          <w:rFonts w:ascii="Times New Roman" w:eastAsia="Times New Roman" w:hAnsi="Times New Roman" w:cs="Times New Roman"/>
+          <w:sz w:val="24"/>
+          <w:szCs w:val="24"/>
+          <w:lang w:eastAsia="en-IN"/>
+        </w:rPr>
+        <w:t>(102,'IT'),</w:t>
+      </w:r>
+    </w:p>
+    <w:p>
+      <w:pPr>
+        <w:spacing w:before="100" w:beforeAutospacing="1" w:after="100" w:afterAutospacing="1" w:line="240" w:lineRule="auto"/>
+        <w:rPr>
+          <w:rFonts w:ascii="Times New Roman" w:eastAsia="Times New Roman" w:hAnsi="Times New Roman" w:cs="Times New Roman"/>
+          <w:sz w:val="24"/>
+          <w:szCs w:val="24"/>
+          <w:lang w:eastAsia="en-IN"/>
+        </w:rPr>
+      </w:pPr>
+      <w:r>
+        <w:rPr>
+          <w:rFonts w:ascii="Times New Roman" w:eastAsia="Times New Roman" w:hAnsi="Times New Roman" w:cs="Times New Roman"/>
+          <w:sz w:val="24"/>
+          <w:szCs w:val="24"/>
+          <w:lang w:eastAsia="en-IN"/>
+        </w:rPr>
+        <w:t>(103,'Finance'),</w:t>
+      </w:r>
+    </w:p>
+    <w:p>
+      <w:pPr>
+        <w:spacing w:before="100" w:beforeAutospacing="1" w:after="100" w:afterAutospacing="1" w:line="240" w:lineRule="auto"/>
+        <w:rPr>
+          <w:rFonts w:ascii="Times New Roman" w:eastAsia="Times New Roman" w:hAnsi="Times New Roman" w:cs="Times New Roman"/>
+          <w:sz w:val="24"/>
+          <w:szCs w:val="24"/>
+          <w:lang w:eastAsia="en-IN"/>
+        </w:rPr>
+      </w:pPr>
+      <w:r>
+        <w:rPr>
+          <w:rFonts w:ascii="Times New Roman" w:eastAsia="Times New Roman" w:hAnsi="Times New Roman" w:cs="Times New Roman"/>
+          <w:sz w:val="24"/>
+          <w:szCs w:val="24"/>
+          <w:lang w:eastAsia="en-IN"/>
+        </w:rPr>
+        <w:t>(104,'Marketing');</w:t>
+      </w:r>
+    </w:p>
+    <w:p>
+      <w:pPr>
+        <w:spacing w:before="100" w:beforeAutospacing="1" w:after="100" w:afterAutospacing="1" w:line="240" w:lineRule="auto"/>
+        <w:rPr>
+          <w:rFonts w:ascii="Times New Roman" w:eastAsia="Times New Roman" w:hAnsi="Times New Roman" w:cs="Times New Roman"/>
+          <w:sz w:val="24"/>
+          <w:szCs w:val="24"/>
+          <w:lang w:eastAsia="en-IN"/>
+        </w:rPr>
+      </w:pPr>
+      <w:r>
+        <w:rPr>
+          <w:rFonts w:ascii="Times New Roman" w:eastAsia="Times New Roman" w:hAnsi="Times New Roman" w:cs="Times New Roman"/>
+          <w:sz w:val="24"/>
+          <w:szCs w:val="24"/>
+          <w:lang w:eastAsia="en-IN"/>
+        </w:rPr>
+        <w:t>CREATE TABLE employees (</w:t>
+      </w:r>
+    </w:p>
+    <w:p>
+      <w:pPr>
+        <w:spacing w:before="100" w:beforeAutospacing="1" w:after="100" w:afterAutospacing="1" w:line="240" w:lineRule="auto"/>
+        <w:rPr>
+          <w:rFonts w:ascii="Times New Roman" w:eastAsia="Times New Roman" w:hAnsi="Times New Roman" w:cs="Times New Roman"/>
+          <w:sz w:val="24"/>
+          <w:szCs w:val="24"/>
+          <w:lang w:eastAsia="en-IN"/>
+        </w:rPr>
+      </w:pPr>
+      <w:r>
+        <w:rPr>
+          <w:rFonts w:ascii="Times New Roman" w:eastAsia="Times New Roman" w:hAnsi="Times New Roman" w:cs="Times New Roman"/>
+          <w:sz w:val="24"/>
+          <w:szCs w:val="24"/>
+          <w:lang w:eastAsia="en-IN"/>
+        </w:rPr>
+        <w:t xml:space="preserve">    </w:t>
+      </w:r>
+      <w:proofErr w:type="spellStart"/>
+      <w:r>
+        <w:rPr>
+          <w:rFonts w:ascii="Times New Roman" w:eastAsia="Times New Roman" w:hAnsi="Times New Roman" w:cs="Times New Roman"/>
+          <w:sz w:val="24"/>
+          <w:szCs w:val="24"/>
+          <w:lang w:eastAsia="en-IN"/>
+        </w:rPr>
+        <w:t>emp_id</w:t>
+      </w:r>
+      <w:proofErr w:type="spellEnd"/>
+      <w:r>
+        <w:rPr>
+          <w:rFonts w:ascii="Times New Roman" w:eastAsia="Times New Roman" w:hAnsi="Times New Roman" w:cs="Times New Roman"/>
+          <w:sz w:val="24"/>
+          <w:szCs w:val="24"/>
+          <w:lang w:eastAsia="en-IN"/>
+        </w:rPr>
+        <w:t xml:space="preserve"> INT,</w:t>
+      </w:r>
+    </w:p>
+    <w:p>
+      <w:pPr>
+        <w:spacing w:before="100" w:beforeAutospacing="1" w:after="100" w:afterAutospacing="1" w:line="240" w:lineRule="auto"/>
+        <w:rPr>
+          <w:rFonts w:ascii="Times New Roman" w:eastAsia="Times New Roman" w:hAnsi="Times New Roman" w:cs="Times New Roman"/>
+          <w:sz w:val="24"/>
+          <w:szCs w:val="24"/>
+          <w:lang w:eastAsia="en-IN"/>
+        </w:rPr>
+      </w:pPr>
+      <w:r>
+        <w:rPr>
+          <w:rFonts w:ascii="Times New Roman" w:eastAsia="Times New Roman" w:hAnsi="Times New Roman" w:cs="Times New Roman"/>
+          <w:sz w:val="24"/>
+          <w:szCs w:val="24"/>
+          <w:lang w:eastAsia="en-IN"/>
+        </w:rPr>
+        <w:t xml:space="preserve">    name VARCHAR(30),</w:t>
+      </w:r>
+    </w:p>
+    <w:p>
+      <w:pPr>
+        <w:spacing w:before="100" w:beforeAutospacing="1" w:after="100" w:afterAutospacing="1" w:line="240" w:lineRule="auto"/>
+        <w:rPr>
+          <w:rFonts w:ascii="Times New Roman" w:eastAsia="Times New Roman" w:hAnsi="Times New Roman" w:cs="Times New Roman"/>
+          <w:sz w:val="24"/>
+          <w:szCs w:val="24"/>
+          <w:lang w:eastAsia="en-IN"/>
+        </w:rPr>
+      </w:pPr>
+      <w:r>
+        <w:rPr>
+          <w:rFonts w:ascii="Times New Roman" w:eastAsia="Times New Roman" w:hAnsi="Times New Roman" w:cs="Times New Roman"/>
+          <w:sz w:val="24"/>
+          <w:szCs w:val="24"/>
+          <w:lang w:eastAsia="en-IN"/>
+        </w:rPr>
+        <w:t xml:space="preserve">    </w:t>
+      </w:r>
+      <w:proofErr w:type="spellStart"/>
+      <w:r>
+        <w:rPr>
+          <w:rFonts w:ascii="Times New Roman" w:eastAsia="Times New Roman" w:hAnsi="Times New Roman" w:cs="Times New Roman"/>
+          <w:sz w:val="24"/>
+          <w:szCs w:val="24"/>
+          <w:lang w:eastAsia="en-IN"/>
+        </w:rPr>
+        <w:t>dept_id</w:t>
+      </w:r>
+      <w:proofErr w:type="spellEnd"/>
+      <w:r>
+        <w:rPr>
+          <w:rFonts w:ascii="Times New Roman" w:eastAsia="Times New Roman" w:hAnsi="Times New Roman" w:cs="Times New Roman"/>
+          <w:sz w:val="24"/>
+          <w:szCs w:val="24"/>
+          <w:lang w:eastAsia="en-IN"/>
+        </w:rPr>
+        <w:t xml:space="preserve"> INT</w:t>
+      </w:r>
+    </w:p>
+    <w:p>
+      <w:pPr>
+        <w:spacing w:before="100" w:beforeAutospacing="1" w:after="100" w:afterAutospacing="1" w:line="240" w:lineRule="auto"/>
+        <w:rPr>
+          <w:rFonts w:ascii="Times New Roman" w:eastAsia="Times New Roman" w:hAnsi="Times New Roman" w:cs="Times New Roman"/>
+          <w:sz w:val="24"/>
+          <w:szCs w:val="24"/>
+          <w:lang w:eastAsia="en-IN"/>
+        </w:rPr>
+      </w:pPr>
+      <w:r>
+        <w:rPr>
+          <w:rFonts w:ascii="Times New Roman" w:eastAsia="Times New Roman" w:hAnsi="Times New Roman" w:cs="Times New Roman"/>
+          <w:sz w:val="24"/>
+          <w:szCs w:val="24"/>
+          <w:lang w:eastAsia="en-IN"/>
+        </w:rPr>
+        <w:t>);</w:t>
+      </w:r>
+    </w:p>
+    <w:p>
+      <w:pPr>
+        <w:spacing w:before="100" w:beforeAutospacing="1" w:after="100" w:afterAutospacing="1" w:line="240" w:lineRule="auto"/>
+        <w:rPr>
+          <w:rFonts w:ascii="Times New Roman" w:eastAsia="Times New Roman" w:hAnsi="Times New Roman" w:cs="Times New Roman"/>
+          <w:sz w:val="24"/>
+          <w:szCs w:val="24"/>
+          <w:lang w:eastAsia="en-IN"/>
+        </w:rPr>
+      </w:pPr>
+      <w:r>
+        <w:rPr>
+          <w:rFonts w:ascii="Times New Roman" w:eastAsia="Times New Roman" w:hAnsi="Times New Roman" w:cs="Times New Roman"/>
+          <w:sz w:val="24"/>
+          <w:szCs w:val="24"/>
+          <w:lang w:eastAsia="en-IN"/>
+        </w:rPr>
+        <w:t>INSERT INTO employees VALUES</w:t>
+      </w:r>
+    </w:p>
+    <w:p>
+      <w:pPr>
+        <w:spacing w:before="100" w:beforeAutospacing="1" w:after="100" w:afterAutospacing="1" w:line="240" w:lineRule="auto"/>
+        <w:rPr>
+          <w:rFonts w:ascii="Times New Roman" w:eastAsia="Times New Roman" w:hAnsi="Times New Roman" w:cs="Times New Roman"/>
+          <w:sz w:val="24"/>
+          <w:szCs w:val="24"/>
+          <w:lang w:eastAsia="en-IN"/>
+        </w:rPr>
+      </w:pPr>
+      <w:r>
+        <w:rPr>
+          <w:rFonts w:ascii="Times New Roman" w:eastAsia="Times New Roman" w:hAnsi="Times New Roman" w:cs="Times New Roman"/>
+          <w:sz w:val="24"/>
+          <w:szCs w:val="24"/>
+          <w:lang w:eastAsia="en-IN"/>
+        </w:rPr>
+        <w:t>(1,'Alice',101),</w:t>
+      </w:r>
+    </w:p>
+    <w:p>
+      <w:pPr>
+        <w:spacing w:before="100" w:beforeAutospacing="1" w:after="100" w:afterAutospacing="1" w:line="240" w:lineRule="auto"/>
+        <w:rPr>
+          <w:rFonts w:ascii="Times New Roman" w:eastAsia="Times New Roman" w:hAnsi="Times New Roman" w:cs="Times New Roman"/>
+          <w:sz w:val="24"/>
+          <w:szCs w:val="24"/>
+          <w:lang w:eastAsia="en-IN"/>
+        </w:rPr>
+      </w:pPr>
+      <w:r>
+        <w:rPr>
+          <w:rFonts w:ascii="Times New Roman" w:eastAsia="Times New Roman" w:hAnsi="Times New Roman" w:cs="Times New Roman"/>
+          <w:sz w:val="24"/>
+          <w:szCs w:val="24"/>
+          <w:lang w:eastAsia="en-IN"/>
+        </w:rPr>
+        <w:t>(2,'Bob',102),</w:t>
+      </w:r>
+    </w:p>
+    <w:p>
+      <w:pPr>
+        <w:spacing w:before="100" w:beforeAutospacing="1" w:after="100" w:afterAutospacing="1" w:line="240" w:lineRule="auto"/>
+        <w:rPr>
+          <w:rFonts w:ascii="Times New Roman" w:eastAsia="Times New Roman" w:hAnsi="Times New Roman" w:cs="Times New Roman"/>
+          <w:sz w:val="24"/>
+          <w:szCs w:val="24"/>
+          <w:lang w:eastAsia="en-IN"/>
+        </w:rPr>
+      </w:pPr>
+      <w:r>
+        <w:rPr>
+          <w:rFonts w:ascii="Times New Roman" w:eastAsia="Times New Roman" w:hAnsi="Times New Roman" w:cs="Times New Roman"/>
+          <w:sz w:val="24"/>
+          <w:szCs w:val="24"/>
+          <w:lang w:eastAsia="en-IN"/>
+        </w:rPr>
+        <w:t>(3,'Charlie',101),</w:t>
+      </w:r>
+    </w:p>
+    <w:p>
+      <w:pPr>
+        <w:spacing w:before="100" w:beforeAutospacing="1" w:after="100" w:afterAutospacing="1" w:line="240" w:lineRule="auto"/>
+        <w:rPr>
+          <w:rFonts w:ascii="Times New Roman" w:eastAsia="Times New Roman" w:hAnsi="Times New Roman" w:cs="Times New Roman"/>
+          <w:sz w:val="24"/>
+          <w:szCs w:val="24"/>
+          <w:lang w:eastAsia="en-IN"/>
+        </w:rPr>
+      </w:pPr>
+      <w:r>
+        <w:rPr>
+          <w:rFonts w:ascii="Times New Roman" w:eastAsia="Times New Roman" w:hAnsi="Times New Roman" w:cs="Times New Roman"/>
+          <w:sz w:val="24"/>
+          <w:szCs w:val="24"/>
+          <w:lang w:eastAsia="en-IN"/>
+        </w:rPr>
+        <w:t>(4,'David',103),</w:t>
+      </w:r>
+    </w:p>
+    <w:p>
+      <w:pPr>
+        <w:spacing w:before="100" w:beforeAutospacing="1" w:after="100" w:afterAutospacing="1" w:line="240" w:lineRule="auto"/>
+        <w:rPr>
+          <w:rFonts w:ascii="Times New Roman" w:eastAsia="Times New Roman" w:hAnsi="Times New Roman" w:cs="Times New Roman"/>
+          <w:sz w:val="24"/>
+          <w:szCs w:val="24"/>
+          <w:lang w:eastAsia="en-IN"/>
+        </w:rPr>
+      </w:pPr>
+      <w:r>
+        <w:rPr>
+          <w:rFonts w:ascii="Times New Roman" w:eastAsia="Times New Roman" w:hAnsi="Times New Roman" w:cs="Times New Roman"/>
+          <w:sz w:val="24"/>
+          <w:szCs w:val="24"/>
+          <w:lang w:eastAsia="en-IN"/>
+        </w:rPr>
+        <w:t>(5,'Eva',105);</w:t>
       </w:r>
     </w:p>
     <w:p>
@@ -3036,6 +3598,27 @@
     <w:name w:val="Normal"/>
     <w:qFormat/>
   </w:style>
+  <w:style w:type="paragraph" w:styleId="Heading1">
+    <w:name w:val="heading 1"/>
+    <w:basedOn w:val="Normal"/>
+    <w:next w:val="Normal"/>
+    <w:link w:val="Heading1Char"/>
+    <w:uiPriority w:val="9"/>
+    <w:qFormat/>
+    <w:rsid w:val="00356E93"/>
+    <w:pPr>
+      <w:keepNext/>
+      <w:keepLines/>
+      <w:spacing w:before="240" w:after="0"/>
+      <w:outlineLvl w:val="0"/>
+    </w:pPr>
+    <w:rPr>
+      <w:rFonts w:asciiTheme="majorHAnsi" w:eastAsiaTheme="majorEastAsia" w:hAnsiTheme="majorHAnsi" w:cstheme="majorBidi"/>
+      <w:color w:val="2F5496" w:themeColor="accent1" w:themeShade="BF"/>
+      <w:sz w:val="32"/>
+      <w:szCs w:val="32"/>
+    </w:rPr>
+  </w:style>
   <w:style w:type="paragraph" w:styleId="Heading2">
     <w:name w:val="heading 2"/>
     <w:basedOn w:val="Normal"/>
@@ -3173,6 +3756,24 @@
       <w:szCs w:val="36"/>
       <w:lang w:eastAsia="en-IN"/>
     </w:rPr>
+  </w:style>
+  <w:style w:type="character" w:customStyle="1" w:styleId="Heading1Char">
+    <w:name w:val="Heading 1 Char"/>
+    <w:basedOn w:val="DefaultParagraphFont"/>
+    <w:link w:val="Heading1"/>
+    <w:uiPriority w:val="9"/>
+    <w:rsid w:val="00356E93"/>
+    <w:rPr>
+      <w:rFonts w:asciiTheme="majorHAnsi" w:eastAsiaTheme="majorEastAsia" w:hAnsiTheme="majorHAnsi" w:cstheme="majorBidi"/>
+      <w:color w:val="2F5496" w:themeColor="accent1" w:themeShade="BF"/>
+      <w:sz w:val="32"/>
+      <w:szCs w:val="32"/>
+    </w:rPr>
+  </w:style>
+  <w:style w:type="character" w:customStyle="1" w:styleId="m">
+    <w:name w:val="ͼm"/>
+    <w:basedOn w:val="DefaultParagraphFont"/>
+    <w:rsid w:val="00A75AFB"/>
   </w:style>
 </w:styles>
 </file>

--- a/sql.docx
+++ b/sql.docx
@@ -2769,6 +2769,816 @@
           <w:lang w:eastAsia="en-IN"/>
         </w:rPr>
       </w:pPr>
+    </w:p>
+    <w:p>
+      <w:pPr>
+        <w:pStyle w:val="Heading1"/>
+      </w:pPr>
+      <w:r>
+        <w:t>1. INNER JOIN</w:t>
+      </w:r>
+    </w:p>
+    <w:p>
+      <w:pPr>
+        <w:pStyle w:val="NormalWeb"/>
+      </w:pPr>
+      <w:r>
+        <w:t>Returns only matching records.</w:t>
+      </w:r>
+    </w:p>
+    <w:p>
+      <w:pPr>
+        <w:pStyle w:val="Heading1"/>
+      </w:pPr>
+      <w:r>
+        <w:lastRenderedPageBreak/>
+        <w:t>2. LEFT JOIN</w:t>
+      </w:r>
+    </w:p>
+    <w:p>
+      <w:pPr>
+        <w:pStyle w:val="NormalWeb"/>
+      </w:pPr>
+      <w:r>
+        <w:t>Returns:</w:t>
+      </w:r>
+    </w:p>
+    <w:p>
+      <w:pPr>
+        <w:numPr>
+          <w:ilvl w:val="0"/>
+          <w:numId w:val="4"/>
+        </w:numPr>
+        <w:spacing w:before="100" w:beforeAutospacing="1" w:after="100" w:afterAutospacing="1" w:line="240" w:lineRule="auto"/>
+      </w:pPr>
+      <w:r>
+        <w:t xml:space="preserve">All rows from the left table </w:t>
+      </w:r>
+    </w:p>
+    <w:p>
+      <w:pPr>
+        <w:numPr>
+          <w:ilvl w:val="0"/>
+          <w:numId w:val="4"/>
+        </w:numPr>
+        <w:spacing w:before="100" w:beforeAutospacing="1" w:after="100" w:afterAutospacing="1" w:line="240" w:lineRule="auto"/>
+      </w:pPr>
+      <w:r>
+        <w:t xml:space="preserve">Matching rows from the right table </w:t>
+      </w:r>
+    </w:p>
+    <w:p>
+      <w:pPr>
+        <w:numPr>
+          <w:ilvl w:val="0"/>
+          <w:numId w:val="4"/>
+        </w:numPr>
+        <w:spacing w:before="100" w:beforeAutospacing="1" w:after="100" w:afterAutospacing="1" w:line="240" w:lineRule="auto"/>
+      </w:pPr>
+      <w:r>
+        <w:t>If no match → NULL</w:t>
+      </w:r>
+    </w:p>
+    <w:p>
+      <w:pPr>
+        <w:pStyle w:val="Heading1"/>
+      </w:pPr>
+      <w:r>
+        <w:t>3. RIGHT JOIN</w:t>
+      </w:r>
+    </w:p>
+    <w:p>
+      <w:pPr>
+        <w:pStyle w:val="NormalWeb"/>
+      </w:pPr>
+      <w:r>
+        <w:t>Returns</w:t>
+      </w:r>
+    </w:p>
+    <w:p>
+      <w:pPr>
+        <w:numPr>
+          <w:ilvl w:val="0"/>
+          <w:numId w:val="5"/>
+        </w:numPr>
+        <w:spacing w:before="100" w:beforeAutospacing="1" w:after="100" w:afterAutospacing="1" w:line="240" w:lineRule="auto"/>
+      </w:pPr>
+      <w:r>
+        <w:t xml:space="preserve">All rows from the right table </w:t>
+      </w:r>
+    </w:p>
+    <w:p>
+      <w:pPr>
+        <w:numPr>
+          <w:ilvl w:val="0"/>
+          <w:numId w:val="5"/>
+        </w:numPr>
+        <w:spacing w:before="100" w:beforeAutospacing="1" w:after="100" w:afterAutospacing="1" w:line="240" w:lineRule="auto"/>
+      </w:pPr>
+      <w:r>
+        <w:t>Matching rows from left table</w:t>
+      </w:r>
+    </w:p>
+    <w:p>
+      <w:pPr>
+        <w:pStyle w:val="Heading1"/>
+      </w:pPr>
+      <w:r>
+        <w:t>4. FULL OUTER JOIN</w:t>
+      </w:r>
+    </w:p>
+    <w:p>
+      <w:pPr>
+        <w:pStyle w:val="NormalWeb"/>
+      </w:pPr>
+      <w:r>
+        <w:t>Returns</w:t>
+      </w:r>
+    </w:p>
+    <w:p>
+      <w:pPr>
+        <w:numPr>
+          <w:ilvl w:val="0"/>
+          <w:numId w:val="6"/>
+        </w:numPr>
+        <w:spacing w:before="100" w:beforeAutospacing="1" w:after="100" w:afterAutospacing="1" w:line="240" w:lineRule="auto"/>
+      </w:pPr>
+      <w:r>
+        <w:t xml:space="preserve">Everything from both tables </w:t>
+      </w:r>
+    </w:p>
+    <w:p>
+      <w:pPr>
+        <w:pStyle w:val="NormalWeb"/>
+      </w:pPr>
+      <w:r>
+        <w:t>Matching + Non-matching rows</w:t>
+      </w:r>
+    </w:p>
+    <w:p>
+      <w:pPr>
+        <w:spacing w:before="100" w:beforeAutospacing="1" w:after="100" w:afterAutospacing="1" w:line="240" w:lineRule="auto"/>
+        <w:rPr>
+          <w:rFonts w:ascii="Times New Roman" w:eastAsia="Times New Roman" w:hAnsi="Times New Roman" w:cs="Times New Roman"/>
+          <w:sz w:val="24"/>
+          <w:szCs w:val="24"/>
+          <w:lang w:eastAsia="en-IN"/>
+        </w:rPr>
+      </w:pPr>
+    </w:p>
+    <w:p>
+      <w:pPr>
+        <w:spacing w:before="100" w:beforeAutospacing="1" w:after="100" w:afterAutospacing="1" w:line="240" w:lineRule="auto"/>
+      </w:pPr>
+      <w:r>
+        <w:t>Show employee names with their department names.</w:t>
+      </w:r>
+    </w:p>
+    <w:p>
+      <w:pPr>
+        <w:spacing w:before="100" w:beforeAutospacing="1" w:after="100" w:afterAutospacing="1" w:line="240" w:lineRule="auto"/>
+        <w:rPr>
+          <w:rFonts w:ascii="Times New Roman" w:eastAsia="Times New Roman" w:hAnsi="Times New Roman" w:cs="Times New Roman"/>
+          <w:sz w:val="24"/>
+          <w:szCs w:val="24"/>
+          <w:lang w:eastAsia="en-IN"/>
+        </w:rPr>
+      </w:pPr>
+      <w:r>
+        <w:rPr>
+          <w:rFonts w:ascii="Times New Roman" w:eastAsia="Times New Roman" w:hAnsi="Times New Roman" w:cs="Times New Roman"/>
+          <w:sz w:val="24"/>
+          <w:szCs w:val="24"/>
+          <w:lang w:eastAsia="en-IN"/>
+        </w:rPr>
+        <w:t xml:space="preserve">select e.name, </w:t>
+      </w:r>
+      <w:proofErr w:type="spellStart"/>
+      <w:r>
+        <w:rPr>
+          <w:rFonts w:ascii="Times New Roman" w:eastAsia="Times New Roman" w:hAnsi="Times New Roman" w:cs="Times New Roman"/>
+          <w:sz w:val="24"/>
+          <w:szCs w:val="24"/>
+          <w:lang w:eastAsia="en-IN"/>
+        </w:rPr>
+        <w:t>d.department</w:t>
+      </w:r>
+      <w:proofErr w:type="spellEnd"/>
+    </w:p>
+    <w:p>
+      <w:pPr>
+        <w:spacing w:before="100" w:beforeAutospacing="1" w:after="100" w:afterAutospacing="1" w:line="240" w:lineRule="auto"/>
+        <w:rPr>
+          <w:rFonts w:ascii="Times New Roman" w:eastAsia="Times New Roman" w:hAnsi="Times New Roman" w:cs="Times New Roman"/>
+          <w:sz w:val="24"/>
+          <w:szCs w:val="24"/>
+          <w:lang w:eastAsia="en-IN"/>
+        </w:rPr>
+      </w:pPr>
+      <w:r>
+        <w:rPr>
+          <w:rFonts w:ascii="Times New Roman" w:eastAsia="Times New Roman" w:hAnsi="Times New Roman" w:cs="Times New Roman"/>
+          <w:sz w:val="24"/>
+          <w:szCs w:val="24"/>
+          <w:lang w:eastAsia="en-IN"/>
+        </w:rPr>
+        <w:t>from employees e</w:t>
+      </w:r>
+    </w:p>
+    <w:p>
+      <w:pPr>
+        <w:spacing w:before="100" w:beforeAutospacing="1" w:after="100" w:afterAutospacing="1" w:line="240" w:lineRule="auto"/>
+        <w:rPr>
+          <w:rFonts w:ascii="Times New Roman" w:eastAsia="Times New Roman" w:hAnsi="Times New Roman" w:cs="Times New Roman"/>
+          <w:sz w:val="24"/>
+          <w:szCs w:val="24"/>
+          <w:lang w:eastAsia="en-IN"/>
+        </w:rPr>
+      </w:pPr>
+      <w:r>
+        <w:rPr>
+          <w:rFonts w:ascii="Times New Roman" w:eastAsia="Times New Roman" w:hAnsi="Times New Roman" w:cs="Times New Roman"/>
+          <w:sz w:val="24"/>
+          <w:szCs w:val="24"/>
+          <w:lang w:eastAsia="en-IN"/>
+        </w:rPr>
+        <w:t>inner join departments d</w:t>
+      </w:r>
+    </w:p>
+    <w:p>
+      <w:pPr>
+        <w:spacing w:before="100" w:beforeAutospacing="1" w:after="100" w:afterAutospacing="1" w:line="240" w:lineRule="auto"/>
+        <w:rPr>
+          <w:rFonts w:ascii="Times New Roman" w:eastAsia="Times New Roman" w:hAnsi="Times New Roman" w:cs="Times New Roman"/>
+          <w:sz w:val="24"/>
+          <w:szCs w:val="24"/>
+          <w:lang w:eastAsia="en-IN"/>
+        </w:rPr>
+      </w:pPr>
+      <w:r>
+        <w:rPr>
+          <w:rFonts w:ascii="Times New Roman" w:eastAsia="Times New Roman" w:hAnsi="Times New Roman" w:cs="Times New Roman"/>
+          <w:sz w:val="24"/>
+          <w:szCs w:val="24"/>
+          <w:lang w:eastAsia="en-IN"/>
+        </w:rPr>
+        <w:t xml:space="preserve">on </w:t>
+      </w:r>
+      <w:proofErr w:type="spellStart"/>
+      <w:r>
+        <w:rPr>
+          <w:rFonts w:ascii="Times New Roman" w:eastAsia="Times New Roman" w:hAnsi="Times New Roman" w:cs="Times New Roman"/>
+          <w:sz w:val="24"/>
+          <w:szCs w:val="24"/>
+          <w:lang w:eastAsia="en-IN"/>
+        </w:rPr>
+        <w:t>e.dept_id</w:t>
+      </w:r>
+      <w:proofErr w:type="spellEnd"/>
+      <w:r>
+        <w:rPr>
+          <w:rFonts w:ascii="Times New Roman" w:eastAsia="Times New Roman" w:hAnsi="Times New Roman" w:cs="Times New Roman"/>
+          <w:sz w:val="24"/>
+          <w:szCs w:val="24"/>
+          <w:lang w:eastAsia="en-IN"/>
+        </w:rPr>
+        <w:t xml:space="preserve"> = </w:t>
+      </w:r>
+      <w:proofErr w:type="spellStart"/>
+      <w:r>
+        <w:rPr>
+          <w:rFonts w:ascii="Times New Roman" w:eastAsia="Times New Roman" w:hAnsi="Times New Roman" w:cs="Times New Roman"/>
+          <w:sz w:val="24"/>
+          <w:szCs w:val="24"/>
+          <w:lang w:eastAsia="en-IN"/>
+        </w:rPr>
+        <w:t>d.dept_id</w:t>
+      </w:r>
+      <w:proofErr w:type="spellEnd"/>
+    </w:p>
+    <w:p>
+      <w:pPr>
+        <w:spacing w:before="100" w:beforeAutospacing="1" w:after="100" w:afterAutospacing="1" w:line="240" w:lineRule="auto"/>
+        <w:rPr>
+          <w:rFonts w:ascii="Times New Roman" w:eastAsia="Times New Roman" w:hAnsi="Times New Roman" w:cs="Times New Roman"/>
+          <w:sz w:val="24"/>
+          <w:szCs w:val="24"/>
+          <w:lang w:eastAsia="en-IN"/>
+        </w:rPr>
+      </w:pPr>
+    </w:p>
+    <w:p>
+      <w:pPr>
+        <w:spacing w:before="100" w:beforeAutospacing="1" w:after="100" w:afterAutospacing="1" w:line="240" w:lineRule="auto"/>
+      </w:pPr>
+      <w:r>
+        <w:t>Show all employees even if they don't have a department.</w:t>
+      </w:r>
+    </w:p>
+    <w:p>
+      <w:pPr>
+        <w:spacing w:before="100" w:beforeAutospacing="1" w:after="100" w:afterAutospacing="1" w:line="240" w:lineRule="auto"/>
+        <w:rPr>
+          <w:rFonts w:ascii="Times New Roman" w:eastAsia="Times New Roman" w:hAnsi="Times New Roman" w:cs="Times New Roman"/>
+          <w:sz w:val="24"/>
+          <w:szCs w:val="24"/>
+          <w:lang w:eastAsia="en-IN"/>
+        </w:rPr>
+      </w:pPr>
+      <w:r>
+        <w:rPr>
+          <w:rFonts w:ascii="Times New Roman" w:eastAsia="Times New Roman" w:hAnsi="Times New Roman" w:cs="Times New Roman"/>
+          <w:sz w:val="24"/>
+          <w:szCs w:val="24"/>
+          <w:lang w:eastAsia="en-IN"/>
+        </w:rPr>
+        <w:t xml:space="preserve">select e.name, </w:t>
+      </w:r>
+      <w:proofErr w:type="spellStart"/>
+      <w:r>
+        <w:rPr>
+          <w:rFonts w:ascii="Times New Roman" w:eastAsia="Times New Roman" w:hAnsi="Times New Roman" w:cs="Times New Roman"/>
+          <w:sz w:val="24"/>
+          <w:szCs w:val="24"/>
+          <w:lang w:eastAsia="en-IN"/>
+        </w:rPr>
+        <w:t>d.department</w:t>
+      </w:r>
+      <w:proofErr w:type="spellEnd"/>
+    </w:p>
+    <w:p>
+      <w:pPr>
+        <w:spacing w:before="100" w:beforeAutospacing="1" w:after="100" w:afterAutospacing="1" w:line="240" w:lineRule="auto"/>
+        <w:rPr>
+          <w:rFonts w:ascii="Times New Roman" w:eastAsia="Times New Roman" w:hAnsi="Times New Roman" w:cs="Times New Roman"/>
+          <w:sz w:val="24"/>
+          <w:szCs w:val="24"/>
+          <w:lang w:eastAsia="en-IN"/>
+        </w:rPr>
+      </w:pPr>
+      <w:r>
+        <w:rPr>
+          <w:rFonts w:ascii="Times New Roman" w:eastAsia="Times New Roman" w:hAnsi="Times New Roman" w:cs="Times New Roman"/>
+          <w:sz w:val="24"/>
+          <w:szCs w:val="24"/>
+          <w:lang w:eastAsia="en-IN"/>
+        </w:rPr>
+        <w:t>from employees e</w:t>
+      </w:r>
+    </w:p>
+    <w:p>
+      <w:pPr>
+        <w:spacing w:before="100" w:beforeAutospacing="1" w:after="100" w:afterAutospacing="1" w:line="240" w:lineRule="auto"/>
+        <w:rPr>
+          <w:rFonts w:ascii="Times New Roman" w:eastAsia="Times New Roman" w:hAnsi="Times New Roman" w:cs="Times New Roman"/>
+          <w:sz w:val="24"/>
+          <w:szCs w:val="24"/>
+          <w:lang w:eastAsia="en-IN"/>
+        </w:rPr>
+      </w:pPr>
+      <w:r>
+        <w:rPr>
+          <w:rFonts w:ascii="Times New Roman" w:eastAsia="Times New Roman" w:hAnsi="Times New Roman" w:cs="Times New Roman"/>
+          <w:sz w:val="24"/>
+          <w:szCs w:val="24"/>
+          <w:lang w:eastAsia="en-IN"/>
+        </w:rPr>
+        <w:t>left join departments d</w:t>
+      </w:r>
+    </w:p>
+    <w:p>
+      <w:pPr>
+        <w:spacing w:before="100" w:beforeAutospacing="1" w:after="100" w:afterAutospacing="1" w:line="240" w:lineRule="auto"/>
+        <w:rPr>
+          <w:rFonts w:ascii="Times New Roman" w:eastAsia="Times New Roman" w:hAnsi="Times New Roman" w:cs="Times New Roman"/>
+          <w:sz w:val="24"/>
+          <w:szCs w:val="24"/>
+          <w:lang w:eastAsia="en-IN"/>
+        </w:rPr>
+      </w:pPr>
+      <w:r>
+        <w:rPr>
+          <w:rFonts w:ascii="Times New Roman" w:eastAsia="Times New Roman" w:hAnsi="Times New Roman" w:cs="Times New Roman"/>
+          <w:sz w:val="24"/>
+          <w:szCs w:val="24"/>
+          <w:lang w:eastAsia="en-IN"/>
+        </w:rPr>
+        <w:t xml:space="preserve">on </w:t>
+      </w:r>
+      <w:proofErr w:type="spellStart"/>
+      <w:r>
+        <w:rPr>
+          <w:rFonts w:ascii="Times New Roman" w:eastAsia="Times New Roman" w:hAnsi="Times New Roman" w:cs="Times New Roman"/>
+          <w:sz w:val="24"/>
+          <w:szCs w:val="24"/>
+          <w:lang w:eastAsia="en-IN"/>
+        </w:rPr>
+        <w:t>e.dept_id</w:t>
+      </w:r>
+      <w:proofErr w:type="spellEnd"/>
+      <w:r>
+        <w:rPr>
+          <w:rFonts w:ascii="Times New Roman" w:eastAsia="Times New Roman" w:hAnsi="Times New Roman" w:cs="Times New Roman"/>
+          <w:sz w:val="24"/>
+          <w:szCs w:val="24"/>
+          <w:lang w:eastAsia="en-IN"/>
+        </w:rPr>
+        <w:t xml:space="preserve"> = </w:t>
+      </w:r>
+      <w:proofErr w:type="spellStart"/>
+      <w:r>
+        <w:rPr>
+          <w:rFonts w:ascii="Times New Roman" w:eastAsia="Times New Roman" w:hAnsi="Times New Roman" w:cs="Times New Roman"/>
+          <w:sz w:val="24"/>
+          <w:szCs w:val="24"/>
+          <w:lang w:eastAsia="en-IN"/>
+        </w:rPr>
+        <w:t>d.dept_id</w:t>
+      </w:r>
+      <w:proofErr w:type="spellEnd"/>
+    </w:p>
+    <w:p>
+      <w:pPr>
+        <w:spacing w:before="100" w:beforeAutospacing="1" w:after="100" w:afterAutospacing="1" w:line="240" w:lineRule="auto"/>
+      </w:pPr>
+      <w:r>
+        <w:t>Show all departments even if they have no employees.</w:t>
+      </w:r>
+    </w:p>
+    <w:p>
+      <w:pPr>
+        <w:spacing w:before="100" w:beforeAutospacing="1" w:after="100" w:afterAutospacing="1" w:line="240" w:lineRule="auto"/>
+        <w:rPr>
+          <w:rFonts w:ascii="Times New Roman" w:eastAsia="Times New Roman" w:hAnsi="Times New Roman" w:cs="Times New Roman"/>
+          <w:sz w:val="24"/>
+          <w:szCs w:val="24"/>
+          <w:lang w:eastAsia="en-IN"/>
+        </w:rPr>
+      </w:pPr>
+      <w:r>
+        <w:rPr>
+          <w:rFonts w:ascii="Times New Roman" w:eastAsia="Times New Roman" w:hAnsi="Times New Roman" w:cs="Times New Roman"/>
+          <w:sz w:val="24"/>
+          <w:szCs w:val="24"/>
+          <w:lang w:eastAsia="en-IN"/>
+        </w:rPr>
+        <w:lastRenderedPageBreak/>
+        <w:t xml:space="preserve">select e.name, </w:t>
+      </w:r>
+      <w:proofErr w:type="spellStart"/>
+      <w:r>
+        <w:rPr>
+          <w:rFonts w:ascii="Times New Roman" w:eastAsia="Times New Roman" w:hAnsi="Times New Roman" w:cs="Times New Roman"/>
+          <w:sz w:val="24"/>
+          <w:szCs w:val="24"/>
+          <w:lang w:eastAsia="en-IN"/>
+        </w:rPr>
+        <w:t>d.department</w:t>
+      </w:r>
+      <w:proofErr w:type="spellEnd"/>
+    </w:p>
+    <w:p>
+      <w:pPr>
+        <w:spacing w:before="100" w:beforeAutospacing="1" w:after="100" w:afterAutospacing="1" w:line="240" w:lineRule="auto"/>
+        <w:rPr>
+          <w:rFonts w:ascii="Times New Roman" w:eastAsia="Times New Roman" w:hAnsi="Times New Roman" w:cs="Times New Roman"/>
+          <w:sz w:val="24"/>
+          <w:szCs w:val="24"/>
+          <w:lang w:eastAsia="en-IN"/>
+        </w:rPr>
+      </w:pPr>
+      <w:r>
+        <w:rPr>
+          <w:rFonts w:ascii="Times New Roman" w:eastAsia="Times New Roman" w:hAnsi="Times New Roman" w:cs="Times New Roman"/>
+          <w:sz w:val="24"/>
+          <w:szCs w:val="24"/>
+          <w:lang w:eastAsia="en-IN"/>
+        </w:rPr>
+        <w:t>from departments d</w:t>
+      </w:r>
+    </w:p>
+    <w:p>
+      <w:pPr>
+        <w:spacing w:before="100" w:beforeAutospacing="1" w:after="100" w:afterAutospacing="1" w:line="240" w:lineRule="auto"/>
+        <w:rPr>
+          <w:rFonts w:ascii="Times New Roman" w:eastAsia="Times New Roman" w:hAnsi="Times New Roman" w:cs="Times New Roman"/>
+          <w:sz w:val="24"/>
+          <w:szCs w:val="24"/>
+          <w:lang w:eastAsia="en-IN"/>
+        </w:rPr>
+      </w:pPr>
+      <w:r>
+        <w:rPr>
+          <w:rFonts w:ascii="Times New Roman" w:eastAsia="Times New Roman" w:hAnsi="Times New Roman" w:cs="Times New Roman"/>
+          <w:sz w:val="24"/>
+          <w:szCs w:val="24"/>
+          <w:lang w:eastAsia="en-IN"/>
+        </w:rPr>
+        <w:t>left join employees e</w:t>
+      </w:r>
+    </w:p>
+    <w:p>
+      <w:pPr>
+        <w:spacing w:before="100" w:beforeAutospacing="1" w:after="100" w:afterAutospacing="1" w:line="240" w:lineRule="auto"/>
+        <w:rPr>
+          <w:rFonts w:ascii="Times New Roman" w:eastAsia="Times New Roman" w:hAnsi="Times New Roman" w:cs="Times New Roman"/>
+          <w:sz w:val="24"/>
+          <w:szCs w:val="24"/>
+          <w:lang w:eastAsia="en-IN"/>
+        </w:rPr>
+      </w:pPr>
+      <w:r>
+        <w:rPr>
+          <w:rFonts w:ascii="Times New Roman" w:eastAsia="Times New Roman" w:hAnsi="Times New Roman" w:cs="Times New Roman"/>
+          <w:sz w:val="24"/>
+          <w:szCs w:val="24"/>
+          <w:lang w:eastAsia="en-IN"/>
+        </w:rPr>
+        <w:t xml:space="preserve">on </w:t>
+      </w:r>
+      <w:proofErr w:type="spellStart"/>
+      <w:r>
+        <w:rPr>
+          <w:rFonts w:ascii="Times New Roman" w:eastAsia="Times New Roman" w:hAnsi="Times New Roman" w:cs="Times New Roman"/>
+          <w:sz w:val="24"/>
+          <w:szCs w:val="24"/>
+          <w:lang w:eastAsia="en-IN"/>
+        </w:rPr>
+        <w:t>d.dept_id</w:t>
+      </w:r>
+      <w:proofErr w:type="spellEnd"/>
+      <w:r>
+        <w:rPr>
+          <w:rFonts w:ascii="Times New Roman" w:eastAsia="Times New Roman" w:hAnsi="Times New Roman" w:cs="Times New Roman"/>
+          <w:sz w:val="24"/>
+          <w:szCs w:val="24"/>
+          <w:lang w:eastAsia="en-IN"/>
+        </w:rPr>
+        <w:t xml:space="preserve"> = </w:t>
+      </w:r>
+      <w:proofErr w:type="spellStart"/>
+      <w:r>
+        <w:rPr>
+          <w:rFonts w:ascii="Times New Roman" w:eastAsia="Times New Roman" w:hAnsi="Times New Roman" w:cs="Times New Roman"/>
+          <w:sz w:val="24"/>
+          <w:szCs w:val="24"/>
+          <w:lang w:eastAsia="en-IN"/>
+        </w:rPr>
+        <w:t>e.dept_id</w:t>
+      </w:r>
+      <w:proofErr w:type="spellEnd"/>
+    </w:p>
+    <w:p>
+      <w:pPr>
+        <w:spacing w:before="100" w:beforeAutospacing="1" w:after="100" w:afterAutospacing="1" w:line="240" w:lineRule="auto"/>
+        <w:rPr>
+          <w:rFonts w:ascii="Times New Roman" w:eastAsia="Times New Roman" w:hAnsi="Times New Roman" w:cs="Times New Roman"/>
+          <w:sz w:val="24"/>
+          <w:szCs w:val="24"/>
+          <w:lang w:eastAsia="en-IN"/>
+        </w:rPr>
+      </w:pPr>
+    </w:p>
+    <w:p>
+      <w:pPr>
+        <w:spacing w:before="100" w:beforeAutospacing="1" w:after="100" w:afterAutospacing="1" w:line="240" w:lineRule="auto"/>
+      </w:pPr>
+      <w:r>
+        <w:t>How many employees are in each department?</w:t>
+      </w:r>
+    </w:p>
+    <w:p>
+      <w:pPr>
+        <w:spacing w:before="100" w:beforeAutospacing="1" w:after="100" w:afterAutospacing="1" w:line="240" w:lineRule="auto"/>
+        <w:rPr>
+          <w:rFonts w:ascii="Times New Roman" w:eastAsia="Times New Roman" w:hAnsi="Times New Roman" w:cs="Times New Roman"/>
+          <w:sz w:val="24"/>
+          <w:szCs w:val="24"/>
+          <w:lang w:eastAsia="en-IN"/>
+        </w:rPr>
+      </w:pPr>
+      <w:r>
+        <w:rPr>
+          <w:rFonts w:ascii="Times New Roman" w:eastAsia="Times New Roman" w:hAnsi="Times New Roman" w:cs="Times New Roman"/>
+          <w:sz w:val="24"/>
+          <w:szCs w:val="24"/>
+          <w:lang w:eastAsia="en-IN"/>
+        </w:rPr>
+        <w:t>SELECT</w:t>
+      </w:r>
+    </w:p>
+    <w:p>
+      <w:pPr>
+        <w:spacing w:before="100" w:beforeAutospacing="1" w:after="100" w:afterAutospacing="1" w:line="240" w:lineRule="auto"/>
+        <w:rPr>
+          <w:rFonts w:ascii="Times New Roman" w:eastAsia="Times New Roman" w:hAnsi="Times New Roman" w:cs="Times New Roman"/>
+          <w:sz w:val="24"/>
+          <w:szCs w:val="24"/>
+          <w:lang w:eastAsia="en-IN"/>
+        </w:rPr>
+      </w:pPr>
+      <w:proofErr w:type="spellStart"/>
+      <w:r>
+        <w:rPr>
+          <w:rFonts w:ascii="Times New Roman" w:eastAsia="Times New Roman" w:hAnsi="Times New Roman" w:cs="Times New Roman"/>
+          <w:sz w:val="24"/>
+          <w:szCs w:val="24"/>
+          <w:lang w:eastAsia="en-IN"/>
+        </w:rPr>
+        <w:t>d.department</w:t>
+      </w:r>
+      <w:proofErr w:type="spellEnd"/>
+      <w:r>
+        <w:rPr>
+          <w:rFonts w:ascii="Times New Roman" w:eastAsia="Times New Roman" w:hAnsi="Times New Roman" w:cs="Times New Roman"/>
+          <w:sz w:val="24"/>
+          <w:szCs w:val="24"/>
+          <w:lang w:eastAsia="en-IN"/>
+        </w:rPr>
+        <w:t>,</w:t>
+      </w:r>
+    </w:p>
+    <w:p>
+      <w:pPr>
+        <w:spacing w:before="100" w:beforeAutospacing="1" w:after="100" w:afterAutospacing="1" w:line="240" w:lineRule="auto"/>
+        <w:rPr>
+          <w:rFonts w:ascii="Times New Roman" w:eastAsia="Times New Roman" w:hAnsi="Times New Roman" w:cs="Times New Roman"/>
+          <w:sz w:val="24"/>
+          <w:szCs w:val="24"/>
+          <w:lang w:eastAsia="en-IN"/>
+        </w:rPr>
+      </w:pPr>
+      <w:r>
+        <w:rPr>
+          <w:rFonts w:ascii="Times New Roman" w:eastAsia="Times New Roman" w:hAnsi="Times New Roman" w:cs="Times New Roman"/>
+          <w:sz w:val="24"/>
+          <w:szCs w:val="24"/>
+          <w:lang w:eastAsia="en-IN"/>
+        </w:rPr>
+        <w:t>COUNT(</w:t>
+      </w:r>
+      <w:proofErr w:type="spellStart"/>
+      <w:r>
+        <w:rPr>
+          <w:rFonts w:ascii="Times New Roman" w:eastAsia="Times New Roman" w:hAnsi="Times New Roman" w:cs="Times New Roman"/>
+          <w:sz w:val="24"/>
+          <w:szCs w:val="24"/>
+          <w:lang w:eastAsia="en-IN"/>
+        </w:rPr>
+        <w:t>e.emp_id</w:t>
+      </w:r>
+      <w:proofErr w:type="spellEnd"/>
+      <w:r>
+        <w:rPr>
+          <w:rFonts w:ascii="Times New Roman" w:eastAsia="Times New Roman" w:hAnsi="Times New Roman" w:cs="Times New Roman"/>
+          <w:sz w:val="24"/>
+          <w:szCs w:val="24"/>
+          <w:lang w:eastAsia="en-IN"/>
+        </w:rPr>
+        <w:t xml:space="preserve">) AS </w:t>
+      </w:r>
+      <w:proofErr w:type="spellStart"/>
+      <w:r>
+        <w:rPr>
+          <w:rFonts w:ascii="Times New Roman" w:eastAsia="Times New Roman" w:hAnsi="Times New Roman" w:cs="Times New Roman"/>
+          <w:sz w:val="24"/>
+          <w:szCs w:val="24"/>
+          <w:lang w:eastAsia="en-IN"/>
+        </w:rPr>
+        <w:t>total_employees</w:t>
+      </w:r>
+      <w:proofErr w:type="spellEnd"/>
+    </w:p>
+    <w:p>
+      <w:pPr>
+        <w:spacing w:before="100" w:beforeAutospacing="1" w:after="100" w:afterAutospacing="1" w:line="240" w:lineRule="auto"/>
+        <w:rPr>
+          <w:rFonts w:ascii="Times New Roman" w:eastAsia="Times New Roman" w:hAnsi="Times New Roman" w:cs="Times New Roman"/>
+          <w:sz w:val="24"/>
+          <w:szCs w:val="24"/>
+          <w:lang w:eastAsia="en-IN"/>
+        </w:rPr>
+      </w:pPr>
+      <w:r>
+        <w:rPr>
+          <w:rFonts w:ascii="Times New Roman" w:eastAsia="Times New Roman" w:hAnsi="Times New Roman" w:cs="Times New Roman"/>
+          <w:sz w:val="24"/>
+          <w:szCs w:val="24"/>
+          <w:lang w:eastAsia="en-IN"/>
+        </w:rPr>
+        <w:t>FROM departments d</w:t>
+      </w:r>
+    </w:p>
+    <w:p>
+      <w:pPr>
+        <w:spacing w:before="100" w:beforeAutospacing="1" w:after="100" w:afterAutospacing="1" w:line="240" w:lineRule="auto"/>
+        <w:rPr>
+          <w:rFonts w:ascii="Times New Roman" w:eastAsia="Times New Roman" w:hAnsi="Times New Roman" w:cs="Times New Roman"/>
+          <w:sz w:val="24"/>
+          <w:szCs w:val="24"/>
+          <w:lang w:eastAsia="en-IN"/>
+        </w:rPr>
+      </w:pPr>
+      <w:r>
+        <w:rPr>
+          <w:rFonts w:ascii="Times New Roman" w:eastAsia="Times New Roman" w:hAnsi="Times New Roman" w:cs="Times New Roman"/>
+          <w:sz w:val="24"/>
+          <w:szCs w:val="24"/>
+          <w:lang w:eastAsia="en-IN"/>
+        </w:rPr>
+        <w:t>LEFT JOIN employees e</w:t>
+      </w:r>
+    </w:p>
+    <w:p>
+      <w:pPr>
+        <w:spacing w:before="100" w:beforeAutospacing="1" w:after="100" w:afterAutospacing="1" w:line="240" w:lineRule="auto"/>
+        <w:rPr>
+          <w:rFonts w:ascii="Times New Roman" w:eastAsia="Times New Roman" w:hAnsi="Times New Roman" w:cs="Times New Roman"/>
+          <w:sz w:val="24"/>
+          <w:szCs w:val="24"/>
+          <w:lang w:eastAsia="en-IN"/>
+        </w:rPr>
+      </w:pPr>
+      <w:r>
+        <w:rPr>
+          <w:rFonts w:ascii="Times New Roman" w:eastAsia="Times New Roman" w:hAnsi="Times New Roman" w:cs="Times New Roman"/>
+          <w:sz w:val="24"/>
+          <w:szCs w:val="24"/>
+          <w:lang w:eastAsia="en-IN"/>
+        </w:rPr>
+        <w:t xml:space="preserve">ON </w:t>
+      </w:r>
+      <w:proofErr w:type="spellStart"/>
+      <w:r>
+        <w:rPr>
+          <w:rFonts w:ascii="Times New Roman" w:eastAsia="Times New Roman" w:hAnsi="Times New Roman" w:cs="Times New Roman"/>
+          <w:sz w:val="24"/>
+          <w:szCs w:val="24"/>
+          <w:lang w:eastAsia="en-IN"/>
+        </w:rPr>
+        <w:t>d.dept_id</w:t>
+      </w:r>
+      <w:proofErr w:type="spellEnd"/>
+      <w:r>
+        <w:rPr>
+          <w:rFonts w:ascii="Times New Roman" w:eastAsia="Times New Roman" w:hAnsi="Times New Roman" w:cs="Times New Roman"/>
+          <w:sz w:val="24"/>
+          <w:szCs w:val="24"/>
+          <w:lang w:eastAsia="en-IN"/>
+        </w:rPr>
+        <w:t xml:space="preserve"> = </w:t>
+      </w:r>
+      <w:proofErr w:type="spellStart"/>
+      <w:r>
+        <w:rPr>
+          <w:rFonts w:ascii="Times New Roman" w:eastAsia="Times New Roman" w:hAnsi="Times New Roman" w:cs="Times New Roman"/>
+          <w:sz w:val="24"/>
+          <w:szCs w:val="24"/>
+          <w:lang w:eastAsia="en-IN"/>
+        </w:rPr>
+        <w:t>e.dept_id</w:t>
+      </w:r>
+      <w:proofErr w:type="spellEnd"/>
+    </w:p>
+    <w:p>
+      <w:pPr>
+        <w:spacing w:before="100" w:beforeAutospacing="1" w:after="100" w:afterAutospacing="1" w:line="240" w:lineRule="auto"/>
+        <w:rPr>
+          <w:rFonts w:ascii="Times New Roman" w:eastAsia="Times New Roman" w:hAnsi="Times New Roman" w:cs="Times New Roman"/>
+          <w:sz w:val="24"/>
+          <w:szCs w:val="24"/>
+          <w:lang w:eastAsia="en-IN"/>
+        </w:rPr>
+      </w:pPr>
+      <w:r>
+        <w:rPr>
+          <w:rFonts w:ascii="Times New Roman" w:eastAsia="Times New Roman" w:hAnsi="Times New Roman" w:cs="Times New Roman"/>
+          <w:sz w:val="24"/>
+          <w:szCs w:val="24"/>
+          <w:lang w:eastAsia="en-IN"/>
+        </w:rPr>
+        <w:t xml:space="preserve">GROUP BY </w:t>
+      </w:r>
+      <w:proofErr w:type="spellStart"/>
+      <w:r>
+        <w:rPr>
+          <w:rFonts w:ascii="Times New Roman" w:eastAsia="Times New Roman" w:hAnsi="Times New Roman" w:cs="Times New Roman"/>
+          <w:sz w:val="24"/>
+          <w:szCs w:val="24"/>
+          <w:lang w:eastAsia="en-IN"/>
+        </w:rPr>
+        <w:t>d.department</w:t>
+      </w:r>
+      <w:proofErr w:type="spellEnd"/>
+      <w:r>
+        <w:rPr>
+          <w:rFonts w:ascii="Times New Roman" w:eastAsia="Times New Roman" w:hAnsi="Times New Roman" w:cs="Times New Roman"/>
+          <w:sz w:val="24"/>
+          <w:szCs w:val="24"/>
+          <w:lang w:eastAsia="en-IN"/>
+        </w:rPr>
+        <w:t>;</w:t>
+      </w:r>
     </w:p>
     <w:p>
       <w:pPr>
@@ -3187,6 +3997,453 @@
       </w:rPr>
     </w:lvl>
   </w:abstractNum>
+  <w:abstractNum w:abstractNumId="3" w15:restartNumberingAfterBreak="0">
+    <w:nsid w:val="5C95069C"/>
+    <w:multiLevelType w:val="multilevel"/>
+    <w:tmpl w:val="8B2CBFA4"/>
+    <w:lvl w:ilvl="0">
+      <w:start w:val="1"/>
+      <w:numFmt w:val="bullet"/>
+      <w:lvlText w:val=""/>
+      <w:lvlJc w:val="left"/>
+      <w:pPr>
+        <w:tabs>
+          <w:tab w:val="num" w:pos="720"/>
+        </w:tabs>
+        <w:ind w:left="720" w:hanging="360"/>
+      </w:pPr>
+      <w:rPr>
+        <w:rFonts w:ascii="Symbol" w:hAnsi="Symbol" w:hint="default"/>
+        <w:sz w:val="20"/>
+      </w:rPr>
+    </w:lvl>
+    <w:lvl w:ilvl="1" w:tentative="1">
+      <w:start w:val="1"/>
+      <w:numFmt w:val="bullet"/>
+      <w:lvlText w:val="o"/>
+      <w:lvlJc w:val="left"/>
+      <w:pPr>
+        <w:tabs>
+          <w:tab w:val="num" w:pos="1440"/>
+        </w:tabs>
+        <w:ind w:left="1440" w:hanging="360"/>
+      </w:pPr>
+      <w:rPr>
+        <w:rFonts w:ascii="Courier New" w:hAnsi="Courier New" w:hint="default"/>
+        <w:sz w:val="20"/>
+      </w:rPr>
+    </w:lvl>
+    <w:lvl w:ilvl="2" w:tentative="1">
+      <w:start w:val="1"/>
+      <w:numFmt w:val="bullet"/>
+      <w:lvlText w:val=""/>
+      <w:lvlJc w:val="left"/>
+      <w:pPr>
+        <w:tabs>
+          <w:tab w:val="num" w:pos="2160"/>
+        </w:tabs>
+        <w:ind w:left="2160" w:hanging="360"/>
+      </w:pPr>
+      <w:rPr>
+        <w:rFonts w:ascii="Wingdings" w:hAnsi="Wingdings" w:hint="default"/>
+        <w:sz w:val="20"/>
+      </w:rPr>
+    </w:lvl>
+    <w:lvl w:ilvl="3" w:tentative="1">
+      <w:start w:val="1"/>
+      <w:numFmt w:val="bullet"/>
+      <w:lvlText w:val=""/>
+      <w:lvlJc w:val="left"/>
+      <w:pPr>
+        <w:tabs>
+          <w:tab w:val="num" w:pos="2880"/>
+        </w:tabs>
+        <w:ind w:left="2880" w:hanging="360"/>
+      </w:pPr>
+      <w:rPr>
+        <w:rFonts w:ascii="Wingdings" w:hAnsi="Wingdings" w:hint="default"/>
+        <w:sz w:val="20"/>
+      </w:rPr>
+    </w:lvl>
+    <w:lvl w:ilvl="4" w:tentative="1">
+      <w:start w:val="1"/>
+      <w:numFmt w:val="bullet"/>
+      <w:lvlText w:val=""/>
+      <w:lvlJc w:val="left"/>
+      <w:pPr>
+        <w:tabs>
+          <w:tab w:val="num" w:pos="3600"/>
+        </w:tabs>
+        <w:ind w:left="3600" w:hanging="360"/>
+      </w:pPr>
+      <w:rPr>
+        <w:rFonts w:ascii="Wingdings" w:hAnsi="Wingdings" w:hint="default"/>
+        <w:sz w:val="20"/>
+      </w:rPr>
+    </w:lvl>
+    <w:lvl w:ilvl="5" w:tentative="1">
+      <w:start w:val="1"/>
+      <w:numFmt w:val="bullet"/>
+      <w:lvlText w:val=""/>
+      <w:lvlJc w:val="left"/>
+      <w:pPr>
+        <w:tabs>
+          <w:tab w:val="num" w:pos="4320"/>
+        </w:tabs>
+        <w:ind w:left="4320" w:hanging="360"/>
+      </w:pPr>
+      <w:rPr>
+        <w:rFonts w:ascii="Wingdings" w:hAnsi="Wingdings" w:hint="default"/>
+        <w:sz w:val="20"/>
+      </w:rPr>
+    </w:lvl>
+    <w:lvl w:ilvl="6" w:tentative="1">
+      <w:start w:val="1"/>
+      <w:numFmt w:val="bullet"/>
+      <w:lvlText w:val=""/>
+      <w:lvlJc w:val="left"/>
+      <w:pPr>
+        <w:tabs>
+          <w:tab w:val="num" w:pos="5040"/>
+        </w:tabs>
+        <w:ind w:left="5040" w:hanging="360"/>
+      </w:pPr>
+      <w:rPr>
+        <w:rFonts w:ascii="Wingdings" w:hAnsi="Wingdings" w:hint="default"/>
+        <w:sz w:val="20"/>
+      </w:rPr>
+    </w:lvl>
+    <w:lvl w:ilvl="7" w:tentative="1">
+      <w:start w:val="1"/>
+      <w:numFmt w:val="bullet"/>
+      <w:lvlText w:val=""/>
+      <w:lvlJc w:val="left"/>
+      <w:pPr>
+        <w:tabs>
+          <w:tab w:val="num" w:pos="5760"/>
+        </w:tabs>
+        <w:ind w:left="5760" w:hanging="360"/>
+      </w:pPr>
+      <w:rPr>
+        <w:rFonts w:ascii="Wingdings" w:hAnsi="Wingdings" w:hint="default"/>
+        <w:sz w:val="20"/>
+      </w:rPr>
+    </w:lvl>
+    <w:lvl w:ilvl="8" w:tentative="1">
+      <w:start w:val="1"/>
+      <w:numFmt w:val="bullet"/>
+      <w:lvlText w:val=""/>
+      <w:lvlJc w:val="left"/>
+      <w:pPr>
+        <w:tabs>
+          <w:tab w:val="num" w:pos="6480"/>
+        </w:tabs>
+        <w:ind w:left="6480" w:hanging="360"/>
+      </w:pPr>
+      <w:rPr>
+        <w:rFonts w:ascii="Wingdings" w:hAnsi="Wingdings" w:hint="default"/>
+        <w:sz w:val="20"/>
+      </w:rPr>
+    </w:lvl>
+  </w:abstractNum>
+  <w:abstractNum w:abstractNumId="4" w15:restartNumberingAfterBreak="0">
+    <w:nsid w:val="754A74E3"/>
+    <w:multiLevelType w:val="multilevel"/>
+    <w:tmpl w:val="EB70AC5C"/>
+    <w:lvl w:ilvl="0">
+      <w:start w:val="1"/>
+      <w:numFmt w:val="bullet"/>
+      <w:lvlText w:val=""/>
+      <w:lvlJc w:val="left"/>
+      <w:pPr>
+        <w:tabs>
+          <w:tab w:val="num" w:pos="720"/>
+        </w:tabs>
+        <w:ind w:left="720" w:hanging="360"/>
+      </w:pPr>
+      <w:rPr>
+        <w:rFonts w:ascii="Symbol" w:hAnsi="Symbol" w:hint="default"/>
+        <w:sz w:val="20"/>
+      </w:rPr>
+    </w:lvl>
+    <w:lvl w:ilvl="1" w:tentative="1">
+      <w:start w:val="1"/>
+      <w:numFmt w:val="bullet"/>
+      <w:lvlText w:val="o"/>
+      <w:lvlJc w:val="left"/>
+      <w:pPr>
+        <w:tabs>
+          <w:tab w:val="num" w:pos="1440"/>
+        </w:tabs>
+        <w:ind w:left="1440" w:hanging="360"/>
+      </w:pPr>
+      <w:rPr>
+        <w:rFonts w:ascii="Courier New" w:hAnsi="Courier New" w:hint="default"/>
+        <w:sz w:val="20"/>
+      </w:rPr>
+    </w:lvl>
+    <w:lvl w:ilvl="2" w:tentative="1">
+      <w:start w:val="1"/>
+      <w:numFmt w:val="bullet"/>
+      <w:lvlText w:val=""/>
+      <w:lvlJc w:val="left"/>
+      <w:pPr>
+        <w:tabs>
+          <w:tab w:val="num" w:pos="2160"/>
+        </w:tabs>
+        <w:ind w:left="2160" w:hanging="360"/>
+      </w:pPr>
+      <w:rPr>
+        <w:rFonts w:ascii="Wingdings" w:hAnsi="Wingdings" w:hint="default"/>
+        <w:sz w:val="20"/>
+      </w:rPr>
+    </w:lvl>
+    <w:lvl w:ilvl="3" w:tentative="1">
+      <w:start w:val="1"/>
+      <w:numFmt w:val="bullet"/>
+      <w:lvlText w:val=""/>
+      <w:lvlJc w:val="left"/>
+      <w:pPr>
+        <w:tabs>
+          <w:tab w:val="num" w:pos="2880"/>
+        </w:tabs>
+        <w:ind w:left="2880" w:hanging="360"/>
+      </w:pPr>
+      <w:rPr>
+        <w:rFonts w:ascii="Wingdings" w:hAnsi="Wingdings" w:hint="default"/>
+        <w:sz w:val="20"/>
+      </w:rPr>
+    </w:lvl>
+    <w:lvl w:ilvl="4" w:tentative="1">
+      <w:start w:val="1"/>
+      <w:numFmt w:val="bullet"/>
+      <w:lvlText w:val=""/>
+      <w:lvlJc w:val="left"/>
+      <w:pPr>
+        <w:tabs>
+          <w:tab w:val="num" w:pos="3600"/>
+        </w:tabs>
+        <w:ind w:left="3600" w:hanging="360"/>
+      </w:pPr>
+      <w:rPr>
+        <w:rFonts w:ascii="Wingdings" w:hAnsi="Wingdings" w:hint="default"/>
+        <w:sz w:val="20"/>
+      </w:rPr>
+    </w:lvl>
+    <w:lvl w:ilvl="5" w:tentative="1">
+      <w:start w:val="1"/>
+      <w:numFmt w:val="bullet"/>
+      <w:lvlText w:val=""/>
+      <w:lvlJc w:val="left"/>
+      <w:pPr>
+        <w:tabs>
+          <w:tab w:val="num" w:pos="4320"/>
+        </w:tabs>
+        <w:ind w:left="4320" w:hanging="360"/>
+      </w:pPr>
+      <w:rPr>
+        <w:rFonts w:ascii="Wingdings" w:hAnsi="Wingdings" w:hint="default"/>
+        <w:sz w:val="20"/>
+      </w:rPr>
+    </w:lvl>
+    <w:lvl w:ilvl="6" w:tentative="1">
+      <w:start w:val="1"/>
+      <w:numFmt w:val="bullet"/>
+      <w:lvlText w:val=""/>
+      <w:lvlJc w:val="left"/>
+      <w:pPr>
+        <w:tabs>
+          <w:tab w:val="num" w:pos="5040"/>
+        </w:tabs>
+        <w:ind w:left="5040" w:hanging="360"/>
+      </w:pPr>
+      <w:rPr>
+        <w:rFonts w:ascii="Wingdings" w:hAnsi="Wingdings" w:hint="default"/>
+        <w:sz w:val="20"/>
+      </w:rPr>
+    </w:lvl>
+    <w:lvl w:ilvl="7" w:tentative="1">
+      <w:start w:val="1"/>
+      <w:numFmt w:val="bullet"/>
+      <w:lvlText w:val=""/>
+      <w:lvlJc w:val="left"/>
+      <w:pPr>
+        <w:tabs>
+          <w:tab w:val="num" w:pos="5760"/>
+        </w:tabs>
+        <w:ind w:left="5760" w:hanging="360"/>
+      </w:pPr>
+      <w:rPr>
+        <w:rFonts w:ascii="Wingdings" w:hAnsi="Wingdings" w:hint="default"/>
+        <w:sz w:val="20"/>
+      </w:rPr>
+    </w:lvl>
+    <w:lvl w:ilvl="8" w:tentative="1">
+      <w:start w:val="1"/>
+      <w:numFmt w:val="bullet"/>
+      <w:lvlText w:val=""/>
+      <w:lvlJc w:val="left"/>
+      <w:pPr>
+        <w:tabs>
+          <w:tab w:val="num" w:pos="6480"/>
+        </w:tabs>
+        <w:ind w:left="6480" w:hanging="360"/>
+      </w:pPr>
+      <w:rPr>
+        <w:rFonts w:ascii="Wingdings" w:hAnsi="Wingdings" w:hint="default"/>
+        <w:sz w:val="20"/>
+      </w:rPr>
+    </w:lvl>
+  </w:abstractNum>
+  <w:abstractNum w:abstractNumId="5" w15:restartNumberingAfterBreak="0">
+    <w:nsid w:val="78E07991"/>
+    <w:multiLevelType w:val="multilevel"/>
+    <w:tmpl w:val="07BE7B78"/>
+    <w:lvl w:ilvl="0">
+      <w:start w:val="1"/>
+      <w:numFmt w:val="bullet"/>
+      <w:lvlText w:val=""/>
+      <w:lvlJc w:val="left"/>
+      <w:pPr>
+        <w:tabs>
+          <w:tab w:val="num" w:pos="720"/>
+        </w:tabs>
+        <w:ind w:left="720" w:hanging="360"/>
+      </w:pPr>
+      <w:rPr>
+        <w:rFonts w:ascii="Symbol" w:hAnsi="Symbol" w:hint="default"/>
+        <w:sz w:val="20"/>
+      </w:rPr>
+    </w:lvl>
+    <w:lvl w:ilvl="1" w:tentative="1">
+      <w:start w:val="1"/>
+      <w:numFmt w:val="bullet"/>
+      <w:lvlText w:val="o"/>
+      <w:lvlJc w:val="left"/>
+      <w:pPr>
+        <w:tabs>
+          <w:tab w:val="num" w:pos="1440"/>
+        </w:tabs>
+        <w:ind w:left="1440" w:hanging="360"/>
+      </w:pPr>
+      <w:rPr>
+        <w:rFonts w:ascii="Courier New" w:hAnsi="Courier New" w:hint="default"/>
+        <w:sz w:val="20"/>
+      </w:rPr>
+    </w:lvl>
+    <w:lvl w:ilvl="2" w:tentative="1">
+      <w:start w:val="1"/>
+      <w:numFmt w:val="bullet"/>
+      <w:lvlText w:val=""/>
+      <w:lvlJc w:val="left"/>
+      <w:pPr>
+        <w:tabs>
+          <w:tab w:val="num" w:pos="2160"/>
+        </w:tabs>
+        <w:ind w:left="2160" w:hanging="360"/>
+      </w:pPr>
+      <w:rPr>
+        <w:rFonts w:ascii="Wingdings" w:hAnsi="Wingdings" w:hint="default"/>
+        <w:sz w:val="20"/>
+      </w:rPr>
+    </w:lvl>
+    <w:lvl w:ilvl="3" w:tentative="1">
+      <w:start w:val="1"/>
+      <w:numFmt w:val="bullet"/>
+      <w:lvlText w:val=""/>
+      <w:lvlJc w:val="left"/>
+      <w:pPr>
+        <w:tabs>
+          <w:tab w:val="num" w:pos="2880"/>
+        </w:tabs>
+        <w:ind w:left="2880" w:hanging="360"/>
+      </w:pPr>
+      <w:rPr>
+        <w:rFonts w:ascii="Wingdings" w:hAnsi="Wingdings" w:hint="default"/>
+        <w:sz w:val="20"/>
+      </w:rPr>
+    </w:lvl>
+    <w:lvl w:ilvl="4" w:tentative="1">
+      <w:start w:val="1"/>
+      <w:numFmt w:val="bullet"/>
+      <w:lvlText w:val=""/>
+      <w:lvlJc w:val="left"/>
+      <w:pPr>
+        <w:tabs>
+          <w:tab w:val="num" w:pos="3600"/>
+        </w:tabs>
+        <w:ind w:left="3600" w:hanging="360"/>
+      </w:pPr>
+      <w:rPr>
+        <w:rFonts w:ascii="Wingdings" w:hAnsi="Wingdings" w:hint="default"/>
+        <w:sz w:val="20"/>
+      </w:rPr>
+    </w:lvl>
+    <w:lvl w:ilvl="5" w:tentative="1">
+      <w:start w:val="1"/>
+      <w:numFmt w:val="bullet"/>
+      <w:lvlText w:val=""/>
+      <w:lvlJc w:val="left"/>
+      <w:pPr>
+        <w:tabs>
+          <w:tab w:val="num" w:pos="4320"/>
+        </w:tabs>
+        <w:ind w:left="4320" w:hanging="360"/>
+      </w:pPr>
+      <w:rPr>
+        <w:rFonts w:ascii="Wingdings" w:hAnsi="Wingdings" w:hint="default"/>
+        <w:sz w:val="20"/>
+      </w:rPr>
+    </w:lvl>
+    <w:lvl w:ilvl="6" w:tentative="1">
+      <w:start w:val="1"/>
+      <w:numFmt w:val="bullet"/>
+      <w:lvlText w:val=""/>
+      <w:lvlJc w:val="left"/>
+      <w:pPr>
+        <w:tabs>
+          <w:tab w:val="num" w:pos="5040"/>
+        </w:tabs>
+        <w:ind w:left="5040" w:hanging="360"/>
+      </w:pPr>
+      <w:rPr>
+        <w:rFonts w:ascii="Wingdings" w:hAnsi="Wingdings" w:hint="default"/>
+        <w:sz w:val="20"/>
+      </w:rPr>
+    </w:lvl>
+    <w:lvl w:ilvl="7" w:tentative="1">
+      <w:start w:val="1"/>
+      <w:numFmt w:val="bullet"/>
+      <w:lvlText w:val=""/>
+      <w:lvlJc w:val="left"/>
+      <w:pPr>
+        <w:tabs>
+          <w:tab w:val="num" w:pos="5760"/>
+        </w:tabs>
+        <w:ind w:left="5760" w:hanging="360"/>
+      </w:pPr>
+      <w:rPr>
+        <w:rFonts w:ascii="Wingdings" w:hAnsi="Wingdings" w:hint="default"/>
+        <w:sz w:val="20"/>
+      </w:rPr>
+    </w:lvl>
+    <w:lvl w:ilvl="8" w:tentative="1">
+      <w:start w:val="1"/>
+      <w:numFmt w:val="bullet"/>
+      <w:lvlText w:val=""/>
+      <w:lvlJc w:val="left"/>
+      <w:pPr>
+        <w:tabs>
+          <w:tab w:val="num" w:pos="6480"/>
+        </w:tabs>
+        <w:ind w:left="6480" w:hanging="360"/>
+      </w:pPr>
+      <w:rPr>
+        <w:rFonts w:ascii="Wingdings" w:hAnsi="Wingdings" w:hint="default"/>
+        <w:sz w:val="20"/>
+      </w:rPr>
+    </w:lvl>
+  </w:abstractNum>
   <w:num w:numId="1" w16cid:durableId="1973946528">
     <w:abstractNumId w:val="0"/>
   </w:num>
@@ -3195,6 +4452,15 @@
   </w:num>
   <w:num w:numId="3" w16cid:durableId="68237870">
     <w:abstractNumId w:val="1"/>
+  </w:num>
+  <w:num w:numId="4" w16cid:durableId="173155594">
+    <w:abstractNumId w:val="5"/>
+  </w:num>
+  <w:num w:numId="5" w16cid:durableId="738333920">
+    <w:abstractNumId w:val="4"/>
+  </w:num>
+  <w:num w:numId="6" w16cid:durableId="1932546618">
+    <w:abstractNumId w:val="3"/>
   </w:num>
 </w:numbering>
 </file>

--- a/sql.docx
+++ b/sql.docx
@@ -4,8 +4,13 @@
   <w:body>
     <w:p>
       <w:r>
-        <w:t>create table employees(</w:t>
-      </w:r>
+        <w:t xml:space="preserve">create table </w:t>
+      </w:r>
+      <w:proofErr w:type="gramStart"/>
+      <w:r>
+        <w:t>employees(</w:t>
+      </w:r>
+      <w:proofErr w:type="gramEnd"/>
     </w:p>
     <w:p>
       <w:r>
@@ -14,12 +19,28 @@
     </w:p>
     <w:p>
       <w:r>
-        <w:t xml:space="preserve">  name varchar(50),</w:t>
-      </w:r>
-    </w:p>
-    <w:p>
-      <w:r>
-        <w:t xml:space="preserve">  department varchar(10),</w:t>
+        <w:t xml:space="preserve">  name </w:t>
+      </w:r>
+      <w:proofErr w:type="gramStart"/>
+      <w:r>
+        <w:t>varchar(</w:t>
+      </w:r>
+      <w:proofErr w:type="gramEnd"/>
+      <w:r>
+        <w:t>50),</w:t>
+      </w:r>
+    </w:p>
+    <w:p>
+      <w:r>
+        <w:t xml:space="preserve">  department </w:t>
+      </w:r>
+      <w:proofErr w:type="gramStart"/>
+      <w:r>
+        <w:t>varchar(</w:t>
+      </w:r>
+      <w:proofErr w:type="gramEnd"/>
+      <w:r>
+        <w:t>10),</w:t>
       </w:r>
     </w:p>
     <w:p>
@@ -33,7 +54,15 @@
     <w:p/>
     <w:p>
       <w:r>
-        <w:t>insert into employees values</w:t>
+        <w:t xml:space="preserve">insert into </w:t>
+      </w:r>
+      <w:proofErr w:type="gramStart"/>
+      <w:r>
+        <w:t>employees</w:t>
+      </w:r>
+      <w:proofErr w:type="gramEnd"/>
+      <w:r>
+        <w:t xml:space="preserve"> values</w:t>
       </w:r>
     </w:p>
     <w:p>
@@ -496,7 +525,15 @@
         <w:pStyle w:val="ListParagraph"/>
       </w:pPr>
       <w:r>
-        <w:t>select count(*) from employees</w:t>
+        <w:t xml:space="preserve">select </w:t>
+      </w:r>
+      <w:proofErr w:type="gramStart"/>
+      <w:r>
+        <w:t>count(</w:t>
+      </w:r>
+      <w:proofErr w:type="gramEnd"/>
+      <w:r>
+        <w:t>*) from employees</w:t>
       </w:r>
     </w:p>
     <w:p>
@@ -785,6 +822,7 @@
           <w:lang w:eastAsia="en-IN"/>
         </w:rPr>
       </w:pPr>
+      <w:proofErr w:type="gramStart"/>
       <w:r>
         <w:rPr>
           <w:rFonts w:ascii="Courier New" w:eastAsia="Times New Roman" w:hAnsi="Courier New" w:cs="Courier New"/>
@@ -792,7 +830,17 @@
           <w:szCs w:val="20"/>
           <w:lang w:eastAsia="en-IN"/>
         </w:rPr>
-        <w:t>COUNT()</w:t>
+        <w:t>COUNT(</w:t>
+      </w:r>
+      <w:proofErr w:type="gramEnd"/>
+      <w:r>
+        <w:rPr>
+          <w:rFonts w:ascii="Courier New" w:eastAsia="Times New Roman" w:hAnsi="Courier New" w:cs="Courier New"/>
+          <w:sz w:val="20"/>
+          <w:szCs w:val="20"/>
+          <w:lang w:eastAsia="en-IN"/>
+        </w:rPr>
+        <w:t>)</w:t>
       </w:r>
       <w:r>
         <w:rPr>
@@ -818,6 +866,7 @@
           <w:lang w:eastAsia="en-IN"/>
         </w:rPr>
       </w:pPr>
+      <w:proofErr w:type="gramStart"/>
       <w:r>
         <w:rPr>
           <w:rFonts w:ascii="Courier New" w:eastAsia="Times New Roman" w:hAnsi="Courier New" w:cs="Courier New"/>
@@ -825,7 +874,17 @@
           <w:szCs w:val="20"/>
           <w:lang w:eastAsia="en-IN"/>
         </w:rPr>
-        <w:t>SUM()</w:t>
+        <w:t>SUM(</w:t>
+      </w:r>
+      <w:proofErr w:type="gramEnd"/>
+      <w:r>
+        <w:rPr>
+          <w:rFonts w:ascii="Courier New" w:eastAsia="Times New Roman" w:hAnsi="Courier New" w:cs="Courier New"/>
+          <w:sz w:val="20"/>
+          <w:szCs w:val="20"/>
+          <w:lang w:eastAsia="en-IN"/>
+        </w:rPr>
+        <w:t>)</w:t>
       </w:r>
       <w:r>
         <w:rPr>
@@ -851,6 +910,7 @@
           <w:lang w:eastAsia="en-IN"/>
         </w:rPr>
       </w:pPr>
+      <w:proofErr w:type="gramStart"/>
       <w:r>
         <w:rPr>
           <w:rFonts w:ascii="Courier New" w:eastAsia="Times New Roman" w:hAnsi="Courier New" w:cs="Courier New"/>
@@ -858,7 +918,17 @@
           <w:szCs w:val="20"/>
           <w:lang w:eastAsia="en-IN"/>
         </w:rPr>
-        <w:t>AVG()</w:t>
+        <w:t>AVG(</w:t>
+      </w:r>
+      <w:proofErr w:type="gramEnd"/>
+      <w:r>
+        <w:rPr>
+          <w:rFonts w:ascii="Courier New" w:eastAsia="Times New Roman" w:hAnsi="Courier New" w:cs="Courier New"/>
+          <w:sz w:val="20"/>
+          <w:szCs w:val="20"/>
+          <w:lang w:eastAsia="en-IN"/>
+        </w:rPr>
+        <w:t>)</w:t>
       </w:r>
       <w:r>
         <w:rPr>
@@ -884,6 +954,7 @@
           <w:lang w:eastAsia="en-IN"/>
         </w:rPr>
       </w:pPr>
+      <w:proofErr w:type="gramStart"/>
       <w:r>
         <w:rPr>
           <w:rFonts w:ascii="Courier New" w:eastAsia="Times New Roman" w:hAnsi="Courier New" w:cs="Courier New"/>
@@ -891,7 +962,17 @@
           <w:szCs w:val="20"/>
           <w:lang w:eastAsia="en-IN"/>
         </w:rPr>
-        <w:t>MIN()</w:t>
+        <w:t>MIN(</w:t>
+      </w:r>
+      <w:proofErr w:type="gramEnd"/>
+      <w:r>
+        <w:rPr>
+          <w:rFonts w:ascii="Courier New" w:eastAsia="Times New Roman" w:hAnsi="Courier New" w:cs="Courier New"/>
+          <w:sz w:val="20"/>
+          <w:szCs w:val="20"/>
+          <w:lang w:eastAsia="en-IN"/>
+        </w:rPr>
+        <w:t>)</w:t>
       </w:r>
       <w:r>
         <w:rPr>
@@ -917,6 +998,7 @@
           <w:lang w:eastAsia="en-IN"/>
         </w:rPr>
       </w:pPr>
+      <w:proofErr w:type="gramStart"/>
       <w:r>
         <w:rPr>
           <w:rFonts w:ascii="Courier New" w:eastAsia="Times New Roman" w:hAnsi="Courier New" w:cs="Courier New"/>
@@ -924,7 +1006,17 @@
           <w:szCs w:val="20"/>
           <w:lang w:eastAsia="en-IN"/>
         </w:rPr>
-        <w:t>MAX()</w:t>
+        <w:t>MAX(</w:t>
+      </w:r>
+      <w:proofErr w:type="gramEnd"/>
+      <w:r>
+        <w:rPr>
+          <w:rFonts w:ascii="Courier New" w:eastAsia="Times New Roman" w:hAnsi="Courier New" w:cs="Courier New"/>
+          <w:sz w:val="20"/>
+          <w:szCs w:val="20"/>
+          <w:lang w:eastAsia="en-IN"/>
+        </w:rPr>
+        <w:t>)</w:t>
       </w:r>
     </w:p>
     <w:p>
@@ -952,7 +1044,27 @@
           <w:szCs w:val="24"/>
           <w:lang w:eastAsia="en-IN"/>
         </w:rPr>
-        <w:t xml:space="preserve">select department, count(*) </w:t>
+        <w:t xml:space="preserve">select department, </w:t>
+      </w:r>
+      <w:proofErr w:type="gramStart"/>
+      <w:r>
+        <w:rPr>
+          <w:rFonts w:ascii="Times New Roman" w:eastAsia="Times New Roman" w:hAnsi="Times New Roman" w:cs="Times New Roman"/>
+          <w:sz w:val="24"/>
+          <w:szCs w:val="24"/>
+          <w:lang w:eastAsia="en-IN"/>
+        </w:rPr>
+        <w:t>count(</w:t>
+      </w:r>
+      <w:proofErr w:type="gramEnd"/>
+      <w:r>
+        <w:rPr>
+          <w:rFonts w:ascii="Times New Roman" w:eastAsia="Times New Roman" w:hAnsi="Times New Roman" w:cs="Times New Roman"/>
+          <w:sz w:val="24"/>
+          <w:szCs w:val="24"/>
+          <w:lang w:eastAsia="en-IN"/>
+        </w:rPr>
+        <w:t xml:space="preserve">*) </w:t>
       </w:r>
     </w:p>
     <w:p>
@@ -1642,7 +1754,27 @@
           <w:szCs w:val="24"/>
           <w:lang w:eastAsia="en-IN"/>
         </w:rPr>
-        <w:t xml:space="preserve">select department, count(*) as </w:t>
+        <w:t xml:space="preserve">select department, </w:t>
+      </w:r>
+      <w:proofErr w:type="gramStart"/>
+      <w:r>
+        <w:rPr>
+          <w:rFonts w:ascii="Times New Roman" w:eastAsia="Times New Roman" w:hAnsi="Times New Roman" w:cs="Times New Roman"/>
+          <w:sz w:val="24"/>
+          <w:szCs w:val="24"/>
+          <w:lang w:eastAsia="en-IN"/>
+        </w:rPr>
+        <w:t>count(</w:t>
+      </w:r>
+      <w:proofErr w:type="gramEnd"/>
+      <w:r>
+        <w:rPr>
+          <w:rFonts w:ascii="Times New Roman" w:eastAsia="Times New Roman" w:hAnsi="Times New Roman" w:cs="Times New Roman"/>
+          <w:sz w:val="24"/>
+          <w:szCs w:val="24"/>
+          <w:lang w:eastAsia="en-IN"/>
+        </w:rPr>
+        <w:t xml:space="preserve">*) as </w:t>
       </w:r>
       <w:proofErr w:type="spellStart"/>
       <w:r>
@@ -1713,7 +1845,27 @@
           <w:szCs w:val="24"/>
           <w:lang w:eastAsia="en-IN"/>
         </w:rPr>
-        <w:t>having count(*) &gt; 1</w:t>
+        <w:t xml:space="preserve">having </w:t>
+      </w:r>
+      <w:proofErr w:type="gramStart"/>
+      <w:r>
+        <w:rPr>
+          <w:rFonts w:ascii="Times New Roman" w:eastAsia="Times New Roman" w:hAnsi="Times New Roman" w:cs="Times New Roman"/>
+          <w:sz w:val="24"/>
+          <w:szCs w:val="24"/>
+          <w:lang w:eastAsia="en-IN"/>
+        </w:rPr>
+        <w:t>count(</w:t>
+      </w:r>
+      <w:proofErr w:type="gramEnd"/>
+      <w:r>
+        <w:rPr>
+          <w:rFonts w:ascii="Times New Roman" w:eastAsia="Times New Roman" w:hAnsi="Times New Roman" w:cs="Times New Roman"/>
+          <w:sz w:val="24"/>
+          <w:szCs w:val="24"/>
+          <w:lang w:eastAsia="en-IN"/>
+        </w:rPr>
+        <w:t>*) &gt; 1</w:t>
       </w:r>
     </w:p>
     <w:p>
@@ -2123,7 +2275,27 @@
           <w:szCs w:val="24"/>
           <w:lang w:eastAsia="en-IN"/>
         </w:rPr>
-        <w:t xml:space="preserve">select department, count(*) as </w:t>
+        <w:t xml:space="preserve">select department, </w:t>
+      </w:r>
+      <w:proofErr w:type="gramStart"/>
+      <w:r>
+        <w:rPr>
+          <w:rFonts w:ascii="Times New Roman" w:eastAsia="Times New Roman" w:hAnsi="Times New Roman" w:cs="Times New Roman"/>
+          <w:sz w:val="24"/>
+          <w:szCs w:val="24"/>
+          <w:lang w:eastAsia="en-IN"/>
+        </w:rPr>
+        <w:t>count(</w:t>
+      </w:r>
+      <w:proofErr w:type="gramEnd"/>
+      <w:r>
+        <w:rPr>
+          <w:rFonts w:ascii="Times New Roman" w:eastAsia="Times New Roman" w:hAnsi="Times New Roman" w:cs="Times New Roman"/>
+          <w:sz w:val="24"/>
+          <w:szCs w:val="24"/>
+          <w:lang w:eastAsia="en-IN"/>
+        </w:rPr>
+        <w:t xml:space="preserve">*) as </w:t>
       </w:r>
       <w:proofErr w:type="spellStart"/>
       <w:r>
@@ -2194,7 +2366,27 @@
           <w:szCs w:val="24"/>
           <w:lang w:eastAsia="en-IN"/>
         </w:rPr>
-        <w:t>having count(*) = 2</w:t>
+        <w:t xml:space="preserve">having </w:t>
+      </w:r>
+      <w:proofErr w:type="gramStart"/>
+      <w:r>
+        <w:rPr>
+          <w:rFonts w:ascii="Times New Roman" w:eastAsia="Times New Roman" w:hAnsi="Times New Roman" w:cs="Times New Roman"/>
+          <w:sz w:val="24"/>
+          <w:szCs w:val="24"/>
+          <w:lang w:eastAsia="en-IN"/>
+        </w:rPr>
+        <w:t>count(</w:t>
+      </w:r>
+      <w:proofErr w:type="gramEnd"/>
+      <w:r>
+        <w:rPr>
+          <w:rFonts w:ascii="Times New Roman" w:eastAsia="Times New Roman" w:hAnsi="Times New Roman" w:cs="Times New Roman"/>
+          <w:sz w:val="24"/>
+          <w:szCs w:val="24"/>
+          <w:lang w:eastAsia="en-IN"/>
+        </w:rPr>
+        <w:t>*) = 2</w:t>
       </w:r>
     </w:p>
     <w:p>
@@ -2361,11 +2553,19 @@
         <w:t>TABLE</w:t>
       </w:r>
       <w:r>
-        <w:t xml:space="preserve"> departments ( </w:t>
+        <w:t xml:space="preserve"> departments </w:t>
+      </w:r>
+      <w:proofErr w:type="gramStart"/>
+      <w:r>
+        <w:t xml:space="preserve">( </w:t>
       </w:r>
       <w:proofErr w:type="spellStart"/>
       <w:r>
-        <w:t>dept_id</w:t>
+        <w:t>dept</w:t>
+      </w:r>
+      <w:proofErr w:type="gramEnd"/>
+      <w:r>
+        <w:t>_id</w:t>
       </w:r>
       <w:proofErr w:type="spellEnd"/>
       <w:r>
@@ -2576,7 +2776,27 @@
           <w:szCs w:val="24"/>
           <w:lang w:eastAsia="en-IN"/>
         </w:rPr>
-        <w:t xml:space="preserve">    name VARCHAR(30),</w:t>
+        <w:t xml:space="preserve">    name </w:t>
+      </w:r>
+      <w:proofErr w:type="gramStart"/>
+      <w:r>
+        <w:rPr>
+          <w:rFonts w:ascii="Times New Roman" w:eastAsia="Times New Roman" w:hAnsi="Times New Roman" w:cs="Times New Roman"/>
+          <w:sz w:val="24"/>
+          <w:szCs w:val="24"/>
+          <w:lang w:eastAsia="en-IN"/>
+        </w:rPr>
+        <w:t>VARCHAR(</w:t>
+      </w:r>
+      <w:proofErr w:type="gramEnd"/>
+      <w:r>
+        <w:rPr>
+          <w:rFonts w:ascii="Times New Roman" w:eastAsia="Times New Roman" w:hAnsi="Times New Roman" w:cs="Times New Roman"/>
+          <w:sz w:val="24"/>
+          <w:szCs w:val="24"/>
+          <w:lang w:eastAsia="en-IN"/>
+        </w:rPr>
+        <w:t>30),</w:t>
       </w:r>
     </w:p>
     <w:p>
@@ -2912,7 +3132,15 @@
         <w:pStyle w:val="NormalWeb"/>
       </w:pPr>
       <w:r>
-        <w:t>Matching + Non-matching rows</w:t>
+        <w:t xml:space="preserve">Matching + </w:t>
+      </w:r>
+      <w:proofErr w:type="gramStart"/>
+      <w:r>
+        <w:t>Non-matching</w:t>
+      </w:r>
+      <w:proofErr w:type="gramEnd"/>
+      <w:r>
+        <w:t xml:space="preserve"> rows</w:t>
       </w:r>
     </w:p>
     <w:p>
@@ -2954,6 +3182,7 @@
         <w:t xml:space="preserve">select e.name, </w:t>
       </w:r>
       <w:proofErr w:type="spellStart"/>
+      <w:proofErr w:type="gramStart"/>
       <w:r>
         <w:rPr>
           <w:rFonts w:ascii="Times New Roman" w:eastAsia="Times New Roman" w:hAnsi="Times New Roman" w:cs="Times New Roman"/>
@@ -2964,6 +3193,7 @@
         <w:t>d.department</w:t>
       </w:r>
       <w:proofErr w:type="spellEnd"/>
+      <w:proofErr w:type="gramEnd"/>
     </w:p>
     <w:p>
       <w:pPr>
@@ -3025,14 +3255,25 @@
         <w:t xml:space="preserve">on </w:t>
       </w:r>
       <w:proofErr w:type="spellStart"/>
-      <w:r>
-        <w:rPr>
-          <w:rFonts w:ascii="Times New Roman" w:eastAsia="Times New Roman" w:hAnsi="Times New Roman" w:cs="Times New Roman"/>
-          <w:sz w:val="24"/>
-          <w:szCs w:val="24"/>
-          <w:lang w:eastAsia="en-IN"/>
-        </w:rPr>
-        <w:t>e.dept_id</w:t>
+      <w:proofErr w:type="gramStart"/>
+      <w:r>
+        <w:rPr>
+          <w:rFonts w:ascii="Times New Roman" w:eastAsia="Times New Roman" w:hAnsi="Times New Roman" w:cs="Times New Roman"/>
+          <w:sz w:val="24"/>
+          <w:szCs w:val="24"/>
+          <w:lang w:eastAsia="en-IN"/>
+        </w:rPr>
+        <w:t>e.dept</w:t>
+      </w:r>
+      <w:proofErr w:type="gramEnd"/>
+      <w:r>
+        <w:rPr>
+          <w:rFonts w:ascii="Times New Roman" w:eastAsia="Times New Roman" w:hAnsi="Times New Roman" w:cs="Times New Roman"/>
+          <w:sz w:val="24"/>
+          <w:szCs w:val="24"/>
+          <w:lang w:eastAsia="en-IN"/>
+        </w:rPr>
+        <w:t>_id</w:t>
       </w:r>
       <w:proofErr w:type="spellEnd"/>
       <w:r>
@@ -3095,6 +3336,7 @@
         <w:t xml:space="preserve">select e.name, </w:t>
       </w:r>
       <w:proofErr w:type="spellStart"/>
+      <w:proofErr w:type="gramStart"/>
       <w:r>
         <w:rPr>
           <w:rFonts w:ascii="Times New Roman" w:eastAsia="Times New Roman" w:hAnsi="Times New Roman" w:cs="Times New Roman"/>
@@ -3105,6 +3347,7 @@
         <w:t>d.department</w:t>
       </w:r>
       <w:proofErr w:type="spellEnd"/>
+      <w:proofErr w:type="gramEnd"/>
     </w:p>
     <w:p>
       <w:pPr>
@@ -3166,14 +3409,25 @@
         <w:t xml:space="preserve">on </w:t>
       </w:r>
       <w:proofErr w:type="spellStart"/>
-      <w:r>
-        <w:rPr>
-          <w:rFonts w:ascii="Times New Roman" w:eastAsia="Times New Roman" w:hAnsi="Times New Roman" w:cs="Times New Roman"/>
-          <w:sz w:val="24"/>
-          <w:szCs w:val="24"/>
-          <w:lang w:eastAsia="en-IN"/>
-        </w:rPr>
-        <w:t>e.dept_id</w:t>
+      <w:proofErr w:type="gramStart"/>
+      <w:r>
+        <w:rPr>
+          <w:rFonts w:ascii="Times New Roman" w:eastAsia="Times New Roman" w:hAnsi="Times New Roman" w:cs="Times New Roman"/>
+          <w:sz w:val="24"/>
+          <w:szCs w:val="24"/>
+          <w:lang w:eastAsia="en-IN"/>
+        </w:rPr>
+        <w:t>e.dept</w:t>
+      </w:r>
+      <w:proofErr w:type="gramEnd"/>
+      <w:r>
+        <w:rPr>
+          <w:rFonts w:ascii="Times New Roman" w:eastAsia="Times New Roman" w:hAnsi="Times New Roman" w:cs="Times New Roman"/>
+          <w:sz w:val="24"/>
+          <w:szCs w:val="24"/>
+          <w:lang w:eastAsia="en-IN"/>
+        </w:rPr>
+        <w:t>_id</w:t>
       </w:r>
       <w:proofErr w:type="spellEnd"/>
       <w:r>
@@ -3226,6 +3480,7 @@
         <w:t xml:space="preserve">select e.name, </w:t>
       </w:r>
       <w:proofErr w:type="spellStart"/>
+      <w:proofErr w:type="gramStart"/>
       <w:r>
         <w:rPr>
           <w:rFonts w:ascii="Times New Roman" w:eastAsia="Times New Roman" w:hAnsi="Times New Roman" w:cs="Times New Roman"/>
@@ -3236,6 +3491,7 @@
         <w:t>d.department</w:t>
       </w:r>
       <w:proofErr w:type="spellEnd"/>
+      <w:proofErr w:type="gramEnd"/>
     </w:p>
     <w:p>
       <w:pPr>
@@ -3297,6 +3553,4014 @@
         <w:t xml:space="preserve">on </w:t>
       </w:r>
       <w:proofErr w:type="spellStart"/>
+      <w:proofErr w:type="gramStart"/>
+      <w:r>
+        <w:rPr>
+          <w:rFonts w:ascii="Times New Roman" w:eastAsia="Times New Roman" w:hAnsi="Times New Roman" w:cs="Times New Roman"/>
+          <w:sz w:val="24"/>
+          <w:szCs w:val="24"/>
+          <w:lang w:eastAsia="en-IN"/>
+        </w:rPr>
+        <w:t>d.dept</w:t>
+      </w:r>
+      <w:proofErr w:type="gramEnd"/>
+      <w:r>
+        <w:rPr>
+          <w:rFonts w:ascii="Times New Roman" w:eastAsia="Times New Roman" w:hAnsi="Times New Roman" w:cs="Times New Roman"/>
+          <w:sz w:val="24"/>
+          <w:szCs w:val="24"/>
+          <w:lang w:eastAsia="en-IN"/>
+        </w:rPr>
+        <w:t>_id</w:t>
+      </w:r>
+      <w:proofErr w:type="spellEnd"/>
+      <w:r>
+        <w:rPr>
+          <w:rFonts w:ascii="Times New Roman" w:eastAsia="Times New Roman" w:hAnsi="Times New Roman" w:cs="Times New Roman"/>
+          <w:sz w:val="24"/>
+          <w:szCs w:val="24"/>
+          <w:lang w:eastAsia="en-IN"/>
+        </w:rPr>
+        <w:t xml:space="preserve"> = </w:t>
+      </w:r>
+      <w:proofErr w:type="spellStart"/>
+      <w:r>
+        <w:rPr>
+          <w:rFonts w:ascii="Times New Roman" w:eastAsia="Times New Roman" w:hAnsi="Times New Roman" w:cs="Times New Roman"/>
+          <w:sz w:val="24"/>
+          <w:szCs w:val="24"/>
+          <w:lang w:eastAsia="en-IN"/>
+        </w:rPr>
+        <w:t>e.dept_id</w:t>
+      </w:r>
+      <w:proofErr w:type="spellEnd"/>
+    </w:p>
+    <w:p>
+      <w:pPr>
+        <w:spacing w:before="100" w:beforeAutospacing="1" w:after="100" w:afterAutospacing="1" w:line="240" w:lineRule="auto"/>
+        <w:rPr>
+          <w:rFonts w:ascii="Times New Roman" w:eastAsia="Times New Roman" w:hAnsi="Times New Roman" w:cs="Times New Roman"/>
+          <w:sz w:val="24"/>
+          <w:szCs w:val="24"/>
+          <w:lang w:eastAsia="en-IN"/>
+        </w:rPr>
+      </w:pPr>
+    </w:p>
+    <w:p>
+      <w:pPr>
+        <w:spacing w:before="100" w:beforeAutospacing="1" w:after="100" w:afterAutospacing="1" w:line="240" w:lineRule="auto"/>
+      </w:pPr>
+      <w:r>
+        <w:t>How many employees are in each department?</w:t>
+      </w:r>
+    </w:p>
+    <w:p>
+      <w:pPr>
+        <w:spacing w:before="100" w:beforeAutospacing="1" w:after="100" w:afterAutospacing="1" w:line="240" w:lineRule="auto"/>
+        <w:rPr>
+          <w:rFonts w:ascii="Times New Roman" w:eastAsia="Times New Roman" w:hAnsi="Times New Roman" w:cs="Times New Roman"/>
+          <w:sz w:val="24"/>
+          <w:szCs w:val="24"/>
+          <w:lang w:eastAsia="en-IN"/>
+        </w:rPr>
+      </w:pPr>
+      <w:r>
+        <w:rPr>
+          <w:rFonts w:ascii="Times New Roman" w:eastAsia="Times New Roman" w:hAnsi="Times New Roman" w:cs="Times New Roman"/>
+          <w:sz w:val="24"/>
+          <w:szCs w:val="24"/>
+          <w:lang w:eastAsia="en-IN"/>
+        </w:rPr>
+        <w:t>SELECT</w:t>
+      </w:r>
+    </w:p>
+    <w:p>
+      <w:pPr>
+        <w:spacing w:before="100" w:beforeAutospacing="1" w:after="100" w:afterAutospacing="1" w:line="240" w:lineRule="auto"/>
+        <w:rPr>
+          <w:rFonts w:ascii="Times New Roman" w:eastAsia="Times New Roman" w:hAnsi="Times New Roman" w:cs="Times New Roman"/>
+          <w:sz w:val="24"/>
+          <w:szCs w:val="24"/>
+          <w:lang w:eastAsia="en-IN"/>
+        </w:rPr>
+      </w:pPr>
+      <w:proofErr w:type="spellStart"/>
+      <w:r>
+        <w:rPr>
+          <w:rFonts w:ascii="Times New Roman" w:eastAsia="Times New Roman" w:hAnsi="Times New Roman" w:cs="Times New Roman"/>
+          <w:sz w:val="24"/>
+          <w:szCs w:val="24"/>
+          <w:lang w:eastAsia="en-IN"/>
+        </w:rPr>
+        <w:t>d.department</w:t>
+      </w:r>
+      <w:proofErr w:type="spellEnd"/>
+      <w:r>
+        <w:rPr>
+          <w:rFonts w:ascii="Times New Roman" w:eastAsia="Times New Roman" w:hAnsi="Times New Roman" w:cs="Times New Roman"/>
+          <w:sz w:val="24"/>
+          <w:szCs w:val="24"/>
+          <w:lang w:eastAsia="en-IN"/>
+        </w:rPr>
+        <w:t>,</w:t>
+      </w:r>
+    </w:p>
+    <w:p>
+      <w:pPr>
+        <w:spacing w:before="100" w:beforeAutospacing="1" w:after="100" w:afterAutospacing="1" w:line="240" w:lineRule="auto"/>
+        <w:rPr>
+          <w:rFonts w:ascii="Times New Roman" w:eastAsia="Times New Roman" w:hAnsi="Times New Roman" w:cs="Times New Roman"/>
+          <w:sz w:val="24"/>
+          <w:szCs w:val="24"/>
+          <w:lang w:eastAsia="en-IN"/>
+        </w:rPr>
+      </w:pPr>
+      <w:proofErr w:type="gramStart"/>
+      <w:r>
+        <w:rPr>
+          <w:rFonts w:ascii="Times New Roman" w:eastAsia="Times New Roman" w:hAnsi="Times New Roman" w:cs="Times New Roman"/>
+          <w:sz w:val="24"/>
+          <w:szCs w:val="24"/>
+          <w:lang w:eastAsia="en-IN"/>
+        </w:rPr>
+        <w:t>COUNT(</w:t>
+      </w:r>
+      <w:proofErr w:type="spellStart"/>
+      <w:proofErr w:type="gramEnd"/>
+      <w:r>
+        <w:rPr>
+          <w:rFonts w:ascii="Times New Roman" w:eastAsia="Times New Roman" w:hAnsi="Times New Roman" w:cs="Times New Roman"/>
+          <w:sz w:val="24"/>
+          <w:szCs w:val="24"/>
+          <w:lang w:eastAsia="en-IN"/>
+        </w:rPr>
+        <w:t>e.emp_id</w:t>
+      </w:r>
+      <w:proofErr w:type="spellEnd"/>
+      <w:r>
+        <w:rPr>
+          <w:rFonts w:ascii="Times New Roman" w:eastAsia="Times New Roman" w:hAnsi="Times New Roman" w:cs="Times New Roman"/>
+          <w:sz w:val="24"/>
+          <w:szCs w:val="24"/>
+          <w:lang w:eastAsia="en-IN"/>
+        </w:rPr>
+        <w:t xml:space="preserve">) AS </w:t>
+      </w:r>
+      <w:proofErr w:type="spellStart"/>
+      <w:r>
+        <w:rPr>
+          <w:rFonts w:ascii="Times New Roman" w:eastAsia="Times New Roman" w:hAnsi="Times New Roman" w:cs="Times New Roman"/>
+          <w:sz w:val="24"/>
+          <w:szCs w:val="24"/>
+          <w:lang w:eastAsia="en-IN"/>
+        </w:rPr>
+        <w:t>total_employees</w:t>
+      </w:r>
+      <w:proofErr w:type="spellEnd"/>
+    </w:p>
+    <w:p>
+      <w:pPr>
+        <w:spacing w:before="100" w:beforeAutospacing="1" w:after="100" w:afterAutospacing="1" w:line="240" w:lineRule="auto"/>
+        <w:rPr>
+          <w:rFonts w:ascii="Times New Roman" w:eastAsia="Times New Roman" w:hAnsi="Times New Roman" w:cs="Times New Roman"/>
+          <w:sz w:val="24"/>
+          <w:szCs w:val="24"/>
+          <w:lang w:eastAsia="en-IN"/>
+        </w:rPr>
+      </w:pPr>
+      <w:r>
+        <w:rPr>
+          <w:rFonts w:ascii="Times New Roman" w:eastAsia="Times New Roman" w:hAnsi="Times New Roman" w:cs="Times New Roman"/>
+          <w:sz w:val="24"/>
+          <w:szCs w:val="24"/>
+          <w:lang w:eastAsia="en-IN"/>
+        </w:rPr>
+        <w:t>FROM departments d</w:t>
+      </w:r>
+    </w:p>
+    <w:p>
+      <w:pPr>
+        <w:spacing w:before="100" w:beforeAutospacing="1" w:after="100" w:afterAutospacing="1" w:line="240" w:lineRule="auto"/>
+        <w:rPr>
+          <w:rFonts w:ascii="Times New Roman" w:eastAsia="Times New Roman" w:hAnsi="Times New Roman" w:cs="Times New Roman"/>
+          <w:sz w:val="24"/>
+          <w:szCs w:val="24"/>
+          <w:lang w:eastAsia="en-IN"/>
+        </w:rPr>
+      </w:pPr>
+      <w:r>
+        <w:rPr>
+          <w:rFonts w:ascii="Times New Roman" w:eastAsia="Times New Roman" w:hAnsi="Times New Roman" w:cs="Times New Roman"/>
+          <w:sz w:val="24"/>
+          <w:szCs w:val="24"/>
+          <w:lang w:eastAsia="en-IN"/>
+        </w:rPr>
+        <w:t>LEFT JOIN employees e</w:t>
+      </w:r>
+    </w:p>
+    <w:p>
+      <w:pPr>
+        <w:spacing w:before="100" w:beforeAutospacing="1" w:after="100" w:afterAutospacing="1" w:line="240" w:lineRule="auto"/>
+        <w:rPr>
+          <w:rFonts w:ascii="Times New Roman" w:eastAsia="Times New Roman" w:hAnsi="Times New Roman" w:cs="Times New Roman"/>
+          <w:sz w:val="24"/>
+          <w:szCs w:val="24"/>
+          <w:lang w:eastAsia="en-IN"/>
+        </w:rPr>
+      </w:pPr>
+      <w:r>
+        <w:rPr>
+          <w:rFonts w:ascii="Times New Roman" w:eastAsia="Times New Roman" w:hAnsi="Times New Roman" w:cs="Times New Roman"/>
+          <w:sz w:val="24"/>
+          <w:szCs w:val="24"/>
+          <w:lang w:eastAsia="en-IN"/>
+        </w:rPr>
+        <w:t xml:space="preserve">ON </w:t>
+      </w:r>
+      <w:proofErr w:type="spellStart"/>
+      <w:proofErr w:type="gramStart"/>
+      <w:r>
+        <w:rPr>
+          <w:rFonts w:ascii="Times New Roman" w:eastAsia="Times New Roman" w:hAnsi="Times New Roman" w:cs="Times New Roman"/>
+          <w:sz w:val="24"/>
+          <w:szCs w:val="24"/>
+          <w:lang w:eastAsia="en-IN"/>
+        </w:rPr>
+        <w:t>d.dept</w:t>
+      </w:r>
+      <w:proofErr w:type="gramEnd"/>
+      <w:r>
+        <w:rPr>
+          <w:rFonts w:ascii="Times New Roman" w:eastAsia="Times New Roman" w:hAnsi="Times New Roman" w:cs="Times New Roman"/>
+          <w:sz w:val="24"/>
+          <w:szCs w:val="24"/>
+          <w:lang w:eastAsia="en-IN"/>
+        </w:rPr>
+        <w:t>_id</w:t>
+      </w:r>
+      <w:proofErr w:type="spellEnd"/>
+      <w:r>
+        <w:rPr>
+          <w:rFonts w:ascii="Times New Roman" w:eastAsia="Times New Roman" w:hAnsi="Times New Roman" w:cs="Times New Roman"/>
+          <w:sz w:val="24"/>
+          <w:szCs w:val="24"/>
+          <w:lang w:eastAsia="en-IN"/>
+        </w:rPr>
+        <w:t xml:space="preserve"> = </w:t>
+      </w:r>
+      <w:proofErr w:type="spellStart"/>
+      <w:r>
+        <w:rPr>
+          <w:rFonts w:ascii="Times New Roman" w:eastAsia="Times New Roman" w:hAnsi="Times New Roman" w:cs="Times New Roman"/>
+          <w:sz w:val="24"/>
+          <w:szCs w:val="24"/>
+          <w:lang w:eastAsia="en-IN"/>
+        </w:rPr>
+        <w:t>e.dept_id</w:t>
+      </w:r>
+      <w:proofErr w:type="spellEnd"/>
+    </w:p>
+    <w:p>
+      <w:pPr>
+        <w:spacing w:before="100" w:beforeAutospacing="1" w:after="100" w:afterAutospacing="1" w:line="240" w:lineRule="auto"/>
+        <w:rPr>
+          <w:rFonts w:ascii="Times New Roman" w:eastAsia="Times New Roman" w:hAnsi="Times New Roman" w:cs="Times New Roman"/>
+          <w:sz w:val="24"/>
+          <w:szCs w:val="24"/>
+          <w:lang w:eastAsia="en-IN"/>
+        </w:rPr>
+      </w:pPr>
+      <w:r>
+        <w:rPr>
+          <w:rFonts w:ascii="Times New Roman" w:eastAsia="Times New Roman" w:hAnsi="Times New Roman" w:cs="Times New Roman"/>
+          <w:sz w:val="24"/>
+          <w:szCs w:val="24"/>
+          <w:lang w:eastAsia="en-IN"/>
+        </w:rPr>
+        <w:t xml:space="preserve">GROUP BY </w:t>
+      </w:r>
+      <w:proofErr w:type="spellStart"/>
+      <w:proofErr w:type="gramStart"/>
+      <w:r>
+        <w:rPr>
+          <w:rFonts w:ascii="Times New Roman" w:eastAsia="Times New Roman" w:hAnsi="Times New Roman" w:cs="Times New Roman"/>
+          <w:sz w:val="24"/>
+          <w:szCs w:val="24"/>
+          <w:lang w:eastAsia="en-IN"/>
+        </w:rPr>
+        <w:t>d.department</w:t>
+      </w:r>
+      <w:proofErr w:type="spellEnd"/>
+      <w:proofErr w:type="gramEnd"/>
+      <w:r>
+        <w:rPr>
+          <w:rFonts w:ascii="Times New Roman" w:eastAsia="Times New Roman" w:hAnsi="Times New Roman" w:cs="Times New Roman"/>
+          <w:sz w:val="24"/>
+          <w:szCs w:val="24"/>
+          <w:lang w:eastAsia="en-IN"/>
+        </w:rPr>
+        <w:t>;</w:t>
+      </w:r>
+    </w:p>
+    <w:p>
+      <w:pPr>
+        <w:spacing w:before="100" w:beforeAutospacing="1" w:after="100" w:afterAutospacing="1" w:line="240" w:lineRule="auto"/>
+        <w:rPr>
+          <w:rFonts w:ascii="Times New Roman" w:eastAsia="Times New Roman" w:hAnsi="Times New Roman" w:cs="Times New Roman"/>
+          <w:sz w:val="24"/>
+          <w:szCs w:val="24"/>
+          <w:lang w:eastAsia="en-IN"/>
+        </w:rPr>
+      </w:pPr>
+    </w:p>
+    <w:p>
+      <w:pPr>
+        <w:spacing w:before="100" w:beforeAutospacing="1" w:after="100" w:afterAutospacing="1" w:line="240" w:lineRule="auto"/>
+        <w:rPr>
+          <w:rFonts w:ascii="Times New Roman" w:eastAsia="Times New Roman" w:hAnsi="Times New Roman" w:cs="Times New Roman"/>
+          <w:sz w:val="24"/>
+          <w:szCs w:val="24"/>
+          <w:lang w:eastAsia="en-IN"/>
+        </w:rPr>
+      </w:pPr>
+      <w:r>
+        <w:rPr>
+          <w:rFonts w:ascii="Times New Roman" w:eastAsia="Times New Roman" w:hAnsi="Times New Roman" w:cs="Times New Roman"/>
+          <w:sz w:val="24"/>
+          <w:szCs w:val="24"/>
+          <w:lang w:eastAsia="en-IN"/>
+        </w:rPr>
+        <w:t>Add new column into table</w:t>
+      </w:r>
+    </w:p>
+    <w:p>
+      <w:pPr>
+        <w:spacing w:before="100" w:beforeAutospacing="1" w:after="100" w:afterAutospacing="1" w:line="240" w:lineRule="auto"/>
+        <w:rPr>
+          <w:rFonts w:ascii="Times New Roman" w:eastAsia="Times New Roman" w:hAnsi="Times New Roman" w:cs="Times New Roman"/>
+          <w:sz w:val="24"/>
+          <w:szCs w:val="24"/>
+          <w:lang w:eastAsia="en-IN"/>
+        </w:rPr>
+      </w:pPr>
+      <w:r>
+        <w:rPr>
+          <w:rFonts w:ascii="Times New Roman" w:eastAsia="Times New Roman" w:hAnsi="Times New Roman" w:cs="Times New Roman"/>
+          <w:sz w:val="24"/>
+          <w:szCs w:val="24"/>
+          <w:lang w:eastAsia="en-IN"/>
+        </w:rPr>
+        <w:t>alter table employees</w:t>
+      </w:r>
+    </w:p>
+    <w:p>
+      <w:pPr>
+        <w:spacing w:before="100" w:beforeAutospacing="1" w:after="100" w:afterAutospacing="1" w:line="240" w:lineRule="auto"/>
+        <w:rPr>
+          <w:rFonts w:ascii="Times New Roman" w:eastAsia="Times New Roman" w:hAnsi="Times New Roman" w:cs="Times New Roman"/>
+          <w:sz w:val="24"/>
+          <w:szCs w:val="24"/>
+          <w:lang w:eastAsia="en-IN"/>
+        </w:rPr>
+      </w:pPr>
+      <w:r>
+        <w:rPr>
+          <w:rFonts w:ascii="Times New Roman" w:eastAsia="Times New Roman" w:hAnsi="Times New Roman" w:cs="Times New Roman"/>
+          <w:sz w:val="24"/>
+          <w:szCs w:val="24"/>
+          <w:lang w:eastAsia="en-IN"/>
+        </w:rPr>
+        <w:t xml:space="preserve">add salary </w:t>
+      </w:r>
+      <w:proofErr w:type="gramStart"/>
+      <w:r>
+        <w:rPr>
+          <w:rFonts w:ascii="Times New Roman" w:eastAsia="Times New Roman" w:hAnsi="Times New Roman" w:cs="Times New Roman"/>
+          <w:sz w:val="24"/>
+          <w:szCs w:val="24"/>
+          <w:lang w:eastAsia="en-IN"/>
+        </w:rPr>
+        <w:t>int(</w:t>
+      </w:r>
+      <w:proofErr w:type="gramEnd"/>
+      <w:r>
+        <w:rPr>
+          <w:rFonts w:ascii="Times New Roman" w:eastAsia="Times New Roman" w:hAnsi="Times New Roman" w:cs="Times New Roman"/>
+          <w:sz w:val="24"/>
+          <w:szCs w:val="24"/>
+          <w:lang w:eastAsia="en-IN"/>
+        </w:rPr>
+        <w:t>10)</w:t>
+      </w:r>
+    </w:p>
+    <w:p>
+      <w:pPr>
+        <w:spacing w:before="100" w:beforeAutospacing="1" w:after="100" w:afterAutospacing="1" w:line="240" w:lineRule="auto"/>
+        <w:rPr>
+          <w:rFonts w:ascii="Times New Roman" w:eastAsia="Times New Roman" w:hAnsi="Times New Roman" w:cs="Times New Roman"/>
+          <w:sz w:val="24"/>
+          <w:szCs w:val="24"/>
+          <w:lang w:eastAsia="en-IN"/>
+        </w:rPr>
+      </w:pPr>
+    </w:p>
+    <w:p>
+      <w:pPr>
+        <w:spacing w:before="100" w:beforeAutospacing="1" w:after="100" w:afterAutospacing="1" w:line="240" w:lineRule="auto"/>
+        <w:rPr>
+          <w:rFonts w:ascii="Times New Roman" w:eastAsia="Times New Roman" w:hAnsi="Times New Roman" w:cs="Times New Roman"/>
+          <w:sz w:val="24"/>
+          <w:szCs w:val="24"/>
+          <w:lang w:eastAsia="en-IN"/>
+        </w:rPr>
+      </w:pPr>
+      <w:r>
+        <w:rPr>
+          <w:rFonts w:ascii="Times New Roman" w:eastAsia="Times New Roman" w:hAnsi="Times New Roman" w:cs="Times New Roman"/>
+          <w:sz w:val="24"/>
+          <w:szCs w:val="24"/>
+          <w:lang w:eastAsia="en-IN"/>
+        </w:rPr>
+        <w:t>insert values into newly added column</w:t>
+      </w:r>
+    </w:p>
+    <w:p>
+      <w:pPr>
+        <w:spacing w:before="100" w:beforeAutospacing="1" w:after="100" w:afterAutospacing="1" w:line="240" w:lineRule="auto"/>
+        <w:rPr>
+          <w:rFonts w:ascii="Times New Roman" w:eastAsia="Times New Roman" w:hAnsi="Times New Roman" w:cs="Times New Roman"/>
+          <w:sz w:val="24"/>
+          <w:szCs w:val="24"/>
+          <w:lang w:eastAsia="en-IN"/>
+        </w:rPr>
+      </w:pPr>
+      <w:r>
+        <w:rPr>
+          <w:rFonts w:ascii="Times New Roman" w:eastAsia="Times New Roman" w:hAnsi="Times New Roman" w:cs="Times New Roman"/>
+          <w:sz w:val="24"/>
+          <w:szCs w:val="24"/>
+          <w:lang w:eastAsia="en-IN"/>
+        </w:rPr>
+        <w:t>update employees</w:t>
+      </w:r>
+    </w:p>
+    <w:p>
+      <w:pPr>
+        <w:spacing w:before="100" w:beforeAutospacing="1" w:after="100" w:afterAutospacing="1" w:line="240" w:lineRule="auto"/>
+        <w:rPr>
+          <w:rFonts w:ascii="Times New Roman" w:eastAsia="Times New Roman" w:hAnsi="Times New Roman" w:cs="Times New Roman"/>
+          <w:sz w:val="24"/>
+          <w:szCs w:val="24"/>
+          <w:lang w:eastAsia="en-IN"/>
+        </w:rPr>
+      </w:pPr>
+      <w:r>
+        <w:rPr>
+          <w:rFonts w:ascii="Times New Roman" w:eastAsia="Times New Roman" w:hAnsi="Times New Roman" w:cs="Times New Roman"/>
+          <w:sz w:val="24"/>
+          <w:szCs w:val="24"/>
+          <w:lang w:eastAsia="en-IN"/>
+        </w:rPr>
+        <w:t>set salary = 50000</w:t>
+      </w:r>
+    </w:p>
+    <w:p>
+      <w:pPr>
+        <w:spacing w:before="100" w:beforeAutospacing="1" w:after="100" w:afterAutospacing="1" w:line="240" w:lineRule="auto"/>
+        <w:rPr>
+          <w:rFonts w:ascii="Times New Roman" w:eastAsia="Times New Roman" w:hAnsi="Times New Roman" w:cs="Times New Roman"/>
+          <w:sz w:val="24"/>
+          <w:szCs w:val="24"/>
+          <w:lang w:eastAsia="en-IN"/>
+        </w:rPr>
+      </w:pPr>
+      <w:r>
+        <w:rPr>
+          <w:rFonts w:ascii="Times New Roman" w:eastAsia="Times New Roman" w:hAnsi="Times New Roman" w:cs="Times New Roman"/>
+          <w:sz w:val="24"/>
+          <w:szCs w:val="24"/>
+          <w:lang w:eastAsia="en-IN"/>
+        </w:rPr>
+        <w:t xml:space="preserve">where </w:t>
+      </w:r>
+      <w:proofErr w:type="spellStart"/>
+      <w:r>
+        <w:rPr>
+          <w:rFonts w:ascii="Times New Roman" w:eastAsia="Times New Roman" w:hAnsi="Times New Roman" w:cs="Times New Roman"/>
+          <w:sz w:val="24"/>
+          <w:szCs w:val="24"/>
+          <w:lang w:eastAsia="en-IN"/>
+        </w:rPr>
+        <w:t>emp_id</w:t>
+      </w:r>
+      <w:proofErr w:type="spellEnd"/>
+      <w:r>
+        <w:rPr>
+          <w:rFonts w:ascii="Times New Roman" w:eastAsia="Times New Roman" w:hAnsi="Times New Roman" w:cs="Times New Roman"/>
+          <w:sz w:val="24"/>
+          <w:szCs w:val="24"/>
+          <w:lang w:eastAsia="en-IN"/>
+        </w:rPr>
+        <w:t xml:space="preserve"> = 1</w:t>
+      </w:r>
+    </w:p>
+    <w:p>
+      <w:pPr>
+        <w:spacing w:before="100" w:beforeAutospacing="1" w:after="100" w:afterAutospacing="1" w:line="240" w:lineRule="auto"/>
+        <w:rPr>
+          <w:rFonts w:ascii="Times New Roman" w:eastAsia="Times New Roman" w:hAnsi="Times New Roman" w:cs="Times New Roman"/>
+          <w:sz w:val="24"/>
+          <w:szCs w:val="24"/>
+          <w:lang w:eastAsia="en-IN"/>
+        </w:rPr>
+      </w:pPr>
+    </w:p>
+    <w:p>
+      <w:pPr>
+        <w:spacing w:before="100" w:beforeAutospacing="1" w:after="100" w:afterAutospacing="1" w:line="240" w:lineRule="auto"/>
+        <w:rPr>
+          <w:rFonts w:ascii="Times New Roman" w:eastAsia="Times New Roman" w:hAnsi="Times New Roman" w:cs="Times New Roman"/>
+          <w:sz w:val="24"/>
+          <w:szCs w:val="24"/>
+          <w:lang w:eastAsia="en-IN"/>
+        </w:rPr>
+      </w:pPr>
+      <w:r>
+        <w:rPr>
+          <w:rFonts w:ascii="Times New Roman" w:eastAsia="Times New Roman" w:hAnsi="Times New Roman" w:cs="Times New Roman"/>
+          <w:sz w:val="24"/>
+          <w:szCs w:val="24"/>
+          <w:lang w:eastAsia="en-IN"/>
+        </w:rPr>
+        <w:t>update employees</w:t>
+      </w:r>
+    </w:p>
+    <w:p>
+      <w:pPr>
+        <w:spacing w:before="100" w:beforeAutospacing="1" w:after="100" w:afterAutospacing="1" w:line="240" w:lineRule="auto"/>
+        <w:rPr>
+          <w:rFonts w:ascii="Times New Roman" w:eastAsia="Times New Roman" w:hAnsi="Times New Roman" w:cs="Times New Roman"/>
+          <w:sz w:val="24"/>
+          <w:szCs w:val="24"/>
+          <w:lang w:eastAsia="en-IN"/>
+        </w:rPr>
+      </w:pPr>
+      <w:r>
+        <w:rPr>
+          <w:rFonts w:ascii="Times New Roman" w:eastAsia="Times New Roman" w:hAnsi="Times New Roman" w:cs="Times New Roman"/>
+          <w:sz w:val="24"/>
+          <w:szCs w:val="24"/>
+          <w:lang w:eastAsia="en-IN"/>
+        </w:rPr>
+        <w:t>set salary = 60000</w:t>
+      </w:r>
+    </w:p>
+    <w:p>
+      <w:pPr>
+        <w:spacing w:before="100" w:beforeAutospacing="1" w:after="100" w:afterAutospacing="1" w:line="240" w:lineRule="auto"/>
+        <w:rPr>
+          <w:rFonts w:ascii="Times New Roman" w:eastAsia="Times New Roman" w:hAnsi="Times New Roman" w:cs="Times New Roman"/>
+          <w:sz w:val="24"/>
+          <w:szCs w:val="24"/>
+          <w:lang w:eastAsia="en-IN"/>
+        </w:rPr>
+      </w:pPr>
+      <w:r>
+        <w:rPr>
+          <w:rFonts w:ascii="Times New Roman" w:eastAsia="Times New Roman" w:hAnsi="Times New Roman" w:cs="Times New Roman"/>
+          <w:sz w:val="24"/>
+          <w:szCs w:val="24"/>
+          <w:lang w:eastAsia="en-IN"/>
+        </w:rPr>
+        <w:lastRenderedPageBreak/>
+        <w:t xml:space="preserve">where </w:t>
+      </w:r>
+      <w:proofErr w:type="spellStart"/>
+      <w:r>
+        <w:rPr>
+          <w:rFonts w:ascii="Times New Roman" w:eastAsia="Times New Roman" w:hAnsi="Times New Roman" w:cs="Times New Roman"/>
+          <w:sz w:val="24"/>
+          <w:szCs w:val="24"/>
+          <w:lang w:eastAsia="en-IN"/>
+        </w:rPr>
+        <w:t>emp_id</w:t>
+      </w:r>
+      <w:proofErr w:type="spellEnd"/>
+      <w:r>
+        <w:rPr>
+          <w:rFonts w:ascii="Times New Roman" w:eastAsia="Times New Roman" w:hAnsi="Times New Roman" w:cs="Times New Roman"/>
+          <w:sz w:val="24"/>
+          <w:szCs w:val="24"/>
+          <w:lang w:eastAsia="en-IN"/>
+        </w:rPr>
+        <w:t xml:space="preserve"> = 5</w:t>
+      </w:r>
+    </w:p>
+    <w:p>
+      <w:pPr>
+        <w:spacing w:before="100" w:beforeAutospacing="1" w:after="100" w:afterAutospacing="1" w:line="240" w:lineRule="auto"/>
+        <w:rPr>
+          <w:rFonts w:ascii="Times New Roman" w:eastAsia="Times New Roman" w:hAnsi="Times New Roman" w:cs="Times New Roman"/>
+          <w:sz w:val="24"/>
+          <w:szCs w:val="24"/>
+          <w:lang w:eastAsia="en-IN"/>
+        </w:rPr>
+      </w:pPr>
+    </w:p>
+    <w:p>
+      <w:pPr>
+        <w:spacing w:before="100" w:beforeAutospacing="1" w:after="100" w:afterAutospacing="1" w:line="240" w:lineRule="auto"/>
+      </w:pPr>
+      <w:r>
+        <w:t>SQL Subqueries</w:t>
+      </w:r>
+    </w:p>
+    <w:p>
+      <w:pPr>
+        <w:spacing w:before="100" w:beforeAutospacing="1" w:after="100" w:afterAutospacing="1" w:line="240" w:lineRule="auto"/>
+      </w:pPr>
+      <w:r>
+        <w:t>A query inside another query whose result is used by the outer query.</w:t>
+      </w:r>
+    </w:p>
+    <w:p>
+      <w:pPr>
+        <w:pStyle w:val="Heading3"/>
+      </w:pPr>
+      <w:r>
+        <w:t>Where can subqueries be used?</w:t>
+      </w:r>
+    </w:p>
+    <w:p>
+      <w:pPr>
+        <w:numPr>
+          <w:ilvl w:val="0"/>
+          <w:numId w:val="7"/>
+        </w:numPr>
+        <w:spacing w:before="100" w:beforeAutospacing="1" w:after="100" w:afterAutospacing="1" w:line="240" w:lineRule="auto"/>
+      </w:pPr>
+      <w:proofErr w:type="gramStart"/>
+      <w:r>
+        <w:rPr>
+          <w:rStyle w:val="HTMLCode"/>
+          <w:rFonts w:eastAsiaTheme="minorHAnsi"/>
+        </w:rPr>
+        <w:t>WHERE</w:t>
+      </w:r>
+      <w:proofErr w:type="gramEnd"/>
+      <w:r>
+        <w:t xml:space="preserve"> </w:t>
+      </w:r>
+    </w:p>
+    <w:p>
+      <w:pPr>
+        <w:numPr>
+          <w:ilvl w:val="0"/>
+          <w:numId w:val="7"/>
+        </w:numPr>
+        <w:spacing w:before="100" w:beforeAutospacing="1" w:after="100" w:afterAutospacing="1" w:line="240" w:lineRule="auto"/>
+      </w:pPr>
+      <w:r>
+        <w:rPr>
+          <w:rStyle w:val="HTMLCode"/>
+          <w:rFonts w:eastAsiaTheme="minorHAnsi"/>
+        </w:rPr>
+        <w:t>FROM</w:t>
+      </w:r>
+      <w:r>
+        <w:t xml:space="preserve"> </w:t>
+      </w:r>
+    </w:p>
+    <w:p>
+      <w:pPr>
+        <w:numPr>
+          <w:ilvl w:val="0"/>
+          <w:numId w:val="7"/>
+        </w:numPr>
+        <w:spacing w:before="100" w:beforeAutospacing="1" w:after="100" w:afterAutospacing="1" w:line="240" w:lineRule="auto"/>
+      </w:pPr>
+      <w:r>
+        <w:rPr>
+          <w:rStyle w:val="HTMLCode"/>
+          <w:rFonts w:eastAsiaTheme="minorHAnsi"/>
+        </w:rPr>
+        <w:t>SELECT</w:t>
+      </w:r>
+      <w:r>
+        <w:t xml:space="preserve"> </w:t>
+      </w:r>
+    </w:p>
+    <w:p>
+      <w:pPr>
+        <w:numPr>
+          <w:ilvl w:val="0"/>
+          <w:numId w:val="7"/>
+        </w:numPr>
+        <w:spacing w:before="100" w:beforeAutospacing="1" w:after="100" w:afterAutospacing="1" w:line="240" w:lineRule="auto"/>
+      </w:pPr>
+      <w:r>
+        <w:rPr>
+          <w:rStyle w:val="HTMLCode"/>
+          <w:rFonts w:eastAsiaTheme="minorHAnsi"/>
+        </w:rPr>
+        <w:t>HAVING</w:t>
+      </w:r>
+    </w:p>
+    <w:p>
+      <w:pPr>
+        <w:pStyle w:val="Heading3"/>
+      </w:pPr>
+      <w:r>
+        <w:t xml:space="preserve">When should we use </w:t>
+      </w:r>
+      <w:r>
+        <w:rPr>
+          <w:rStyle w:val="HTMLCode"/>
+          <w:rFonts w:eastAsiaTheme="majorEastAsia"/>
+        </w:rPr>
+        <w:t>IN</w:t>
+      </w:r>
+      <w:r>
+        <w:t xml:space="preserve"> instead of </w:t>
+      </w:r>
+      <w:r>
+        <w:rPr>
+          <w:rStyle w:val="HTMLCode"/>
+          <w:rFonts w:eastAsiaTheme="majorEastAsia"/>
+        </w:rPr>
+        <w:t>=</w:t>
+      </w:r>
+      <w:r>
+        <w:t>?</w:t>
+      </w:r>
+    </w:p>
+    <w:p>
+      <w:pPr>
+        <w:pStyle w:val="NormalWeb"/>
+      </w:pPr>
+      <w:r>
+        <w:t>Use:</w:t>
+      </w:r>
+    </w:p>
+    <w:p>
+      <w:pPr>
+        <w:numPr>
+          <w:ilvl w:val="0"/>
+          <w:numId w:val="8"/>
+        </w:numPr>
+        <w:spacing w:before="100" w:beforeAutospacing="1" w:after="100" w:afterAutospacing="1" w:line="240" w:lineRule="auto"/>
+      </w:pPr>
+      <w:r>
+        <w:rPr>
+          <w:rStyle w:val="HTMLCode"/>
+          <w:rFonts w:eastAsiaTheme="minorHAnsi"/>
+        </w:rPr>
+        <w:t>=</w:t>
+      </w:r>
+      <w:r>
+        <w:t xml:space="preserve"> when the subquery returns </w:t>
+      </w:r>
+      <w:r>
+        <w:rPr>
+          <w:rStyle w:val="Strong"/>
+        </w:rPr>
+        <w:t>one value</w:t>
+      </w:r>
+      <w:r>
+        <w:t xml:space="preserve">. </w:t>
+      </w:r>
+    </w:p>
+    <w:p>
+      <w:pPr>
+        <w:numPr>
+          <w:ilvl w:val="0"/>
+          <w:numId w:val="8"/>
+        </w:numPr>
+        <w:spacing w:before="100" w:beforeAutospacing="1" w:after="100" w:afterAutospacing="1" w:line="240" w:lineRule="auto"/>
+      </w:pPr>
+      <w:r>
+        <w:rPr>
+          <w:rStyle w:val="HTMLCode"/>
+          <w:rFonts w:eastAsiaTheme="minorHAnsi"/>
+        </w:rPr>
+        <w:t>IN</w:t>
+      </w:r>
+      <w:r>
+        <w:t xml:space="preserve"> when the subquery returns </w:t>
+      </w:r>
+      <w:r>
+        <w:rPr>
+          <w:rStyle w:val="Strong"/>
+        </w:rPr>
+        <w:t>multiple values</w:t>
+      </w:r>
+      <w:r>
+        <w:t>.</w:t>
+      </w:r>
+    </w:p>
+    <w:p>
+      <w:pPr>
+        <w:spacing w:before="100" w:beforeAutospacing="1" w:after="100" w:afterAutospacing="1" w:line="240" w:lineRule="auto"/>
+      </w:pPr>
+      <w:r>
+        <w:t>Employees earning more than average salary</w:t>
+      </w:r>
+    </w:p>
+    <w:p>
+      <w:pPr>
+        <w:spacing w:before="100" w:beforeAutospacing="1" w:after="100" w:afterAutospacing="1" w:line="240" w:lineRule="auto"/>
+        <w:rPr>
+          <w:rFonts w:ascii="Times New Roman" w:eastAsia="Times New Roman" w:hAnsi="Times New Roman" w:cs="Times New Roman"/>
+          <w:sz w:val="24"/>
+          <w:szCs w:val="24"/>
+          <w:lang w:eastAsia="en-IN"/>
+        </w:rPr>
+      </w:pPr>
+      <w:r>
+        <w:rPr>
+          <w:rFonts w:ascii="Times New Roman" w:eastAsia="Times New Roman" w:hAnsi="Times New Roman" w:cs="Times New Roman"/>
+          <w:sz w:val="24"/>
+          <w:szCs w:val="24"/>
+          <w:lang w:eastAsia="en-IN"/>
+        </w:rPr>
+        <w:t>select * from employees</w:t>
+      </w:r>
+    </w:p>
+    <w:p>
+      <w:pPr>
+        <w:spacing w:before="100" w:beforeAutospacing="1" w:after="100" w:afterAutospacing="1" w:line="240" w:lineRule="auto"/>
+        <w:rPr>
+          <w:rFonts w:ascii="Times New Roman" w:eastAsia="Times New Roman" w:hAnsi="Times New Roman" w:cs="Times New Roman"/>
+          <w:sz w:val="24"/>
+          <w:szCs w:val="24"/>
+          <w:lang w:eastAsia="en-IN"/>
+        </w:rPr>
+      </w:pPr>
+      <w:r>
+        <w:rPr>
+          <w:rFonts w:ascii="Times New Roman" w:eastAsia="Times New Roman" w:hAnsi="Times New Roman" w:cs="Times New Roman"/>
+          <w:sz w:val="24"/>
+          <w:szCs w:val="24"/>
+          <w:lang w:eastAsia="en-IN"/>
+        </w:rPr>
+        <w:t>where salary &gt;</w:t>
+      </w:r>
+    </w:p>
+    <w:p>
+      <w:pPr>
+        <w:spacing w:before="100" w:beforeAutospacing="1" w:after="100" w:afterAutospacing="1" w:line="240" w:lineRule="auto"/>
+        <w:rPr>
+          <w:rFonts w:ascii="Times New Roman" w:eastAsia="Times New Roman" w:hAnsi="Times New Roman" w:cs="Times New Roman"/>
+          <w:sz w:val="24"/>
+          <w:szCs w:val="24"/>
+          <w:lang w:eastAsia="en-IN"/>
+        </w:rPr>
+      </w:pPr>
+      <w:r>
+        <w:rPr>
+          <w:rFonts w:ascii="Times New Roman" w:eastAsia="Times New Roman" w:hAnsi="Times New Roman" w:cs="Times New Roman"/>
+          <w:sz w:val="24"/>
+          <w:szCs w:val="24"/>
+          <w:lang w:eastAsia="en-IN"/>
+        </w:rPr>
+        <w:t>(</w:t>
+      </w:r>
+      <w:proofErr w:type="gramStart"/>
+      <w:r>
+        <w:rPr>
+          <w:rFonts w:ascii="Times New Roman" w:eastAsia="Times New Roman" w:hAnsi="Times New Roman" w:cs="Times New Roman"/>
+          <w:sz w:val="24"/>
+          <w:szCs w:val="24"/>
+          <w:lang w:eastAsia="en-IN"/>
+        </w:rPr>
+        <w:t>select</w:t>
+      </w:r>
+      <w:proofErr w:type="gramEnd"/>
+      <w:r>
+        <w:rPr>
+          <w:rFonts w:ascii="Times New Roman" w:eastAsia="Times New Roman" w:hAnsi="Times New Roman" w:cs="Times New Roman"/>
+          <w:sz w:val="24"/>
+          <w:szCs w:val="24"/>
+          <w:lang w:eastAsia="en-IN"/>
+        </w:rPr>
+        <w:t xml:space="preserve"> </w:t>
+      </w:r>
+      <w:proofErr w:type="spellStart"/>
+      <w:r>
+        <w:rPr>
+          <w:rFonts w:ascii="Times New Roman" w:eastAsia="Times New Roman" w:hAnsi="Times New Roman" w:cs="Times New Roman"/>
+          <w:sz w:val="24"/>
+          <w:szCs w:val="24"/>
+          <w:lang w:eastAsia="en-IN"/>
+        </w:rPr>
+        <w:t>avg</w:t>
+      </w:r>
+      <w:proofErr w:type="spellEnd"/>
+      <w:r>
+        <w:rPr>
+          <w:rFonts w:ascii="Times New Roman" w:eastAsia="Times New Roman" w:hAnsi="Times New Roman" w:cs="Times New Roman"/>
+          <w:sz w:val="24"/>
+          <w:szCs w:val="24"/>
+          <w:lang w:eastAsia="en-IN"/>
+        </w:rPr>
+        <w:t>(salary)</w:t>
+      </w:r>
+    </w:p>
+    <w:p>
+      <w:pPr>
+        <w:spacing w:before="100" w:beforeAutospacing="1" w:after="100" w:afterAutospacing="1" w:line="240" w:lineRule="auto"/>
+        <w:rPr>
+          <w:rFonts w:ascii="Times New Roman" w:eastAsia="Times New Roman" w:hAnsi="Times New Roman" w:cs="Times New Roman"/>
+          <w:sz w:val="24"/>
+          <w:szCs w:val="24"/>
+          <w:lang w:eastAsia="en-IN"/>
+        </w:rPr>
+      </w:pPr>
+      <w:r>
+        <w:rPr>
+          <w:rFonts w:ascii="Times New Roman" w:eastAsia="Times New Roman" w:hAnsi="Times New Roman" w:cs="Times New Roman"/>
+          <w:sz w:val="24"/>
+          <w:szCs w:val="24"/>
+          <w:lang w:eastAsia="en-IN"/>
+        </w:rPr>
+        <w:t xml:space="preserve"> from employees);</w:t>
+      </w:r>
+    </w:p>
+    <w:p>
+      <w:pPr>
+        <w:spacing w:before="100" w:beforeAutospacing="1" w:after="100" w:afterAutospacing="1" w:line="240" w:lineRule="auto"/>
+        <w:rPr>
+          <w:rFonts w:ascii="Times New Roman" w:eastAsia="Times New Roman" w:hAnsi="Times New Roman" w:cs="Times New Roman"/>
+          <w:sz w:val="24"/>
+          <w:szCs w:val="24"/>
+          <w:lang w:eastAsia="en-IN"/>
+        </w:rPr>
+      </w:pPr>
+    </w:p>
+    <w:p>
+      <w:pPr>
+        <w:spacing w:before="100" w:beforeAutospacing="1" w:after="100" w:afterAutospacing="1" w:line="240" w:lineRule="auto"/>
+      </w:pPr>
+      <w:r>
+        <w:t>Employee(s) with the highest salary</w:t>
+      </w:r>
+    </w:p>
+    <w:p>
+      <w:pPr>
+        <w:spacing w:before="100" w:beforeAutospacing="1" w:after="100" w:afterAutospacing="1" w:line="240" w:lineRule="auto"/>
+        <w:rPr>
+          <w:rFonts w:ascii="Times New Roman" w:eastAsia="Times New Roman" w:hAnsi="Times New Roman" w:cs="Times New Roman"/>
+          <w:sz w:val="24"/>
+          <w:szCs w:val="24"/>
+          <w:lang w:eastAsia="en-IN"/>
+        </w:rPr>
+      </w:pPr>
+      <w:r>
+        <w:rPr>
+          <w:rFonts w:ascii="Times New Roman" w:eastAsia="Times New Roman" w:hAnsi="Times New Roman" w:cs="Times New Roman"/>
+          <w:sz w:val="24"/>
+          <w:szCs w:val="24"/>
+          <w:lang w:eastAsia="en-IN"/>
+        </w:rPr>
+        <w:t>select * from employees</w:t>
+      </w:r>
+    </w:p>
+    <w:p>
+      <w:pPr>
+        <w:spacing w:before="100" w:beforeAutospacing="1" w:after="100" w:afterAutospacing="1" w:line="240" w:lineRule="auto"/>
+        <w:rPr>
+          <w:rFonts w:ascii="Times New Roman" w:eastAsia="Times New Roman" w:hAnsi="Times New Roman" w:cs="Times New Roman"/>
+          <w:sz w:val="24"/>
+          <w:szCs w:val="24"/>
+          <w:lang w:eastAsia="en-IN"/>
+        </w:rPr>
+      </w:pPr>
+      <w:r>
+        <w:rPr>
+          <w:rFonts w:ascii="Times New Roman" w:eastAsia="Times New Roman" w:hAnsi="Times New Roman" w:cs="Times New Roman"/>
+          <w:sz w:val="24"/>
+          <w:szCs w:val="24"/>
+          <w:lang w:eastAsia="en-IN"/>
+        </w:rPr>
+        <w:t>where salary =</w:t>
+      </w:r>
+    </w:p>
+    <w:p>
+      <w:pPr>
+        <w:spacing w:before="100" w:beforeAutospacing="1" w:after="100" w:afterAutospacing="1" w:line="240" w:lineRule="auto"/>
+        <w:rPr>
+          <w:rFonts w:ascii="Times New Roman" w:eastAsia="Times New Roman" w:hAnsi="Times New Roman" w:cs="Times New Roman"/>
+          <w:sz w:val="24"/>
+          <w:szCs w:val="24"/>
+          <w:lang w:eastAsia="en-IN"/>
+        </w:rPr>
+      </w:pPr>
+      <w:r>
+        <w:rPr>
+          <w:rFonts w:ascii="Times New Roman" w:eastAsia="Times New Roman" w:hAnsi="Times New Roman" w:cs="Times New Roman"/>
+          <w:sz w:val="24"/>
+          <w:szCs w:val="24"/>
+          <w:lang w:eastAsia="en-IN"/>
+        </w:rPr>
+        <w:t>(</w:t>
+      </w:r>
+      <w:proofErr w:type="gramStart"/>
+      <w:r>
+        <w:rPr>
+          <w:rFonts w:ascii="Times New Roman" w:eastAsia="Times New Roman" w:hAnsi="Times New Roman" w:cs="Times New Roman"/>
+          <w:sz w:val="24"/>
+          <w:szCs w:val="24"/>
+          <w:lang w:eastAsia="en-IN"/>
+        </w:rPr>
+        <w:t>select</w:t>
+      </w:r>
+      <w:proofErr w:type="gramEnd"/>
+      <w:r>
+        <w:rPr>
+          <w:rFonts w:ascii="Times New Roman" w:eastAsia="Times New Roman" w:hAnsi="Times New Roman" w:cs="Times New Roman"/>
+          <w:sz w:val="24"/>
+          <w:szCs w:val="24"/>
+          <w:lang w:eastAsia="en-IN"/>
+        </w:rPr>
+        <w:t xml:space="preserve"> max(salary)</w:t>
+      </w:r>
+    </w:p>
+    <w:p>
+      <w:pPr>
+        <w:spacing w:before="100" w:beforeAutospacing="1" w:after="100" w:afterAutospacing="1" w:line="240" w:lineRule="auto"/>
+        <w:rPr>
+          <w:rFonts w:ascii="Times New Roman" w:eastAsia="Times New Roman" w:hAnsi="Times New Roman" w:cs="Times New Roman"/>
+          <w:sz w:val="24"/>
+          <w:szCs w:val="24"/>
+          <w:lang w:eastAsia="en-IN"/>
+        </w:rPr>
+      </w:pPr>
+      <w:r>
+        <w:rPr>
+          <w:rFonts w:ascii="Times New Roman" w:eastAsia="Times New Roman" w:hAnsi="Times New Roman" w:cs="Times New Roman"/>
+          <w:sz w:val="24"/>
+          <w:szCs w:val="24"/>
+          <w:lang w:eastAsia="en-IN"/>
+        </w:rPr>
+        <w:t xml:space="preserve"> from employees);</w:t>
+      </w:r>
+    </w:p>
+    <w:p>
+      <w:pPr>
+        <w:spacing w:before="100" w:beforeAutospacing="1" w:after="100" w:afterAutospacing="1" w:line="240" w:lineRule="auto"/>
+        <w:rPr>
+          <w:rFonts w:ascii="Times New Roman" w:eastAsia="Times New Roman" w:hAnsi="Times New Roman" w:cs="Times New Roman"/>
+          <w:sz w:val="24"/>
+          <w:szCs w:val="24"/>
+          <w:lang w:eastAsia="en-IN"/>
+        </w:rPr>
+      </w:pPr>
+    </w:p>
+    <w:p>
+      <w:pPr>
+        <w:spacing w:before="100" w:beforeAutospacing="1" w:after="100" w:afterAutospacing="1" w:line="240" w:lineRule="auto"/>
+      </w:pPr>
+      <w:r>
+        <w:t>Employees in the HR department</w:t>
+      </w:r>
+    </w:p>
+    <w:p>
+      <w:pPr>
+        <w:spacing w:before="100" w:beforeAutospacing="1" w:after="100" w:afterAutospacing="1" w:line="240" w:lineRule="auto"/>
+      </w:pPr>
+      <w:r>
+        <w:t>Suppose you only know the employee ID of Alice and want everyone in Alice's department.</w:t>
+      </w:r>
+    </w:p>
+    <w:p>
+      <w:pPr>
+        <w:spacing w:before="100" w:beforeAutospacing="1" w:after="100" w:afterAutospacing="1" w:line="240" w:lineRule="auto"/>
+        <w:rPr>
+          <w:rFonts w:ascii="Times New Roman" w:eastAsia="Times New Roman" w:hAnsi="Times New Roman" w:cs="Times New Roman"/>
+          <w:sz w:val="24"/>
+          <w:szCs w:val="24"/>
+          <w:lang w:eastAsia="en-IN"/>
+        </w:rPr>
+      </w:pPr>
+      <w:r>
+        <w:rPr>
+          <w:rFonts w:ascii="Times New Roman" w:eastAsia="Times New Roman" w:hAnsi="Times New Roman" w:cs="Times New Roman"/>
+          <w:sz w:val="24"/>
+          <w:szCs w:val="24"/>
+          <w:lang w:eastAsia="en-IN"/>
+        </w:rPr>
+        <w:lastRenderedPageBreak/>
+        <w:t>select * from employees</w:t>
+      </w:r>
+    </w:p>
+    <w:p>
+      <w:pPr>
+        <w:spacing w:before="100" w:beforeAutospacing="1" w:after="100" w:afterAutospacing="1" w:line="240" w:lineRule="auto"/>
+        <w:rPr>
+          <w:rFonts w:ascii="Times New Roman" w:eastAsia="Times New Roman" w:hAnsi="Times New Roman" w:cs="Times New Roman"/>
+          <w:sz w:val="24"/>
+          <w:szCs w:val="24"/>
+          <w:lang w:eastAsia="en-IN"/>
+        </w:rPr>
+      </w:pPr>
+      <w:r>
+        <w:rPr>
+          <w:rFonts w:ascii="Times New Roman" w:eastAsia="Times New Roman" w:hAnsi="Times New Roman" w:cs="Times New Roman"/>
+          <w:sz w:val="24"/>
+          <w:szCs w:val="24"/>
+          <w:lang w:eastAsia="en-IN"/>
+        </w:rPr>
+        <w:t xml:space="preserve">where </w:t>
+      </w:r>
+      <w:proofErr w:type="spellStart"/>
+      <w:r>
+        <w:rPr>
+          <w:rFonts w:ascii="Times New Roman" w:eastAsia="Times New Roman" w:hAnsi="Times New Roman" w:cs="Times New Roman"/>
+          <w:sz w:val="24"/>
+          <w:szCs w:val="24"/>
+          <w:lang w:eastAsia="en-IN"/>
+        </w:rPr>
+        <w:t>dept_id</w:t>
+      </w:r>
+      <w:proofErr w:type="spellEnd"/>
+      <w:r>
+        <w:rPr>
+          <w:rFonts w:ascii="Times New Roman" w:eastAsia="Times New Roman" w:hAnsi="Times New Roman" w:cs="Times New Roman"/>
+          <w:sz w:val="24"/>
+          <w:szCs w:val="24"/>
+          <w:lang w:eastAsia="en-IN"/>
+        </w:rPr>
+        <w:t xml:space="preserve"> =</w:t>
+      </w:r>
+    </w:p>
+    <w:p>
+      <w:pPr>
+        <w:spacing w:before="100" w:beforeAutospacing="1" w:after="100" w:afterAutospacing="1" w:line="240" w:lineRule="auto"/>
+        <w:rPr>
+          <w:rFonts w:ascii="Times New Roman" w:eastAsia="Times New Roman" w:hAnsi="Times New Roman" w:cs="Times New Roman"/>
+          <w:sz w:val="24"/>
+          <w:szCs w:val="24"/>
+          <w:lang w:eastAsia="en-IN"/>
+        </w:rPr>
+      </w:pPr>
+      <w:r>
+        <w:rPr>
+          <w:rFonts w:ascii="Times New Roman" w:eastAsia="Times New Roman" w:hAnsi="Times New Roman" w:cs="Times New Roman"/>
+          <w:sz w:val="24"/>
+          <w:szCs w:val="24"/>
+          <w:lang w:eastAsia="en-IN"/>
+        </w:rPr>
+        <w:t>(</w:t>
+      </w:r>
+      <w:proofErr w:type="gramStart"/>
+      <w:r>
+        <w:rPr>
+          <w:rFonts w:ascii="Times New Roman" w:eastAsia="Times New Roman" w:hAnsi="Times New Roman" w:cs="Times New Roman"/>
+          <w:sz w:val="24"/>
+          <w:szCs w:val="24"/>
+          <w:lang w:eastAsia="en-IN"/>
+        </w:rPr>
+        <w:t>select</w:t>
+      </w:r>
+      <w:proofErr w:type="gramEnd"/>
+      <w:r>
+        <w:rPr>
+          <w:rFonts w:ascii="Times New Roman" w:eastAsia="Times New Roman" w:hAnsi="Times New Roman" w:cs="Times New Roman"/>
+          <w:sz w:val="24"/>
+          <w:szCs w:val="24"/>
+          <w:lang w:eastAsia="en-IN"/>
+        </w:rPr>
+        <w:t xml:space="preserve"> </w:t>
+      </w:r>
+      <w:proofErr w:type="spellStart"/>
+      <w:r>
+        <w:rPr>
+          <w:rFonts w:ascii="Times New Roman" w:eastAsia="Times New Roman" w:hAnsi="Times New Roman" w:cs="Times New Roman"/>
+          <w:sz w:val="24"/>
+          <w:szCs w:val="24"/>
+          <w:lang w:eastAsia="en-IN"/>
+        </w:rPr>
+        <w:t>dept_id</w:t>
+      </w:r>
+      <w:proofErr w:type="spellEnd"/>
+    </w:p>
+    <w:p>
+      <w:pPr>
+        <w:spacing w:before="100" w:beforeAutospacing="1" w:after="100" w:afterAutospacing="1" w:line="240" w:lineRule="auto"/>
+        <w:rPr>
+          <w:rFonts w:ascii="Times New Roman" w:eastAsia="Times New Roman" w:hAnsi="Times New Roman" w:cs="Times New Roman"/>
+          <w:sz w:val="24"/>
+          <w:szCs w:val="24"/>
+          <w:lang w:eastAsia="en-IN"/>
+        </w:rPr>
+      </w:pPr>
+      <w:r>
+        <w:rPr>
+          <w:rFonts w:ascii="Times New Roman" w:eastAsia="Times New Roman" w:hAnsi="Times New Roman" w:cs="Times New Roman"/>
+          <w:sz w:val="24"/>
+          <w:szCs w:val="24"/>
+          <w:lang w:eastAsia="en-IN"/>
+        </w:rPr>
+        <w:t xml:space="preserve"> from employees</w:t>
+      </w:r>
+    </w:p>
+    <w:p>
+      <w:pPr>
+        <w:spacing w:before="100" w:beforeAutospacing="1" w:after="100" w:afterAutospacing="1" w:line="240" w:lineRule="auto"/>
+        <w:rPr>
+          <w:rFonts w:ascii="Times New Roman" w:eastAsia="Times New Roman" w:hAnsi="Times New Roman" w:cs="Times New Roman"/>
+          <w:sz w:val="24"/>
+          <w:szCs w:val="24"/>
+          <w:lang w:eastAsia="en-IN"/>
+        </w:rPr>
+      </w:pPr>
+      <w:r>
+        <w:rPr>
+          <w:rFonts w:ascii="Times New Roman" w:eastAsia="Times New Roman" w:hAnsi="Times New Roman" w:cs="Times New Roman"/>
+          <w:sz w:val="24"/>
+          <w:szCs w:val="24"/>
+          <w:lang w:eastAsia="en-IN"/>
+        </w:rPr>
+        <w:t>where name="Alice");</w:t>
+      </w:r>
+    </w:p>
+    <w:p>
+      <w:pPr>
+        <w:spacing w:before="100" w:beforeAutospacing="1" w:after="100" w:afterAutospacing="1" w:line="240" w:lineRule="auto"/>
+        <w:rPr>
+          <w:rFonts w:ascii="Times New Roman" w:eastAsia="Times New Roman" w:hAnsi="Times New Roman" w:cs="Times New Roman"/>
+          <w:sz w:val="24"/>
+          <w:szCs w:val="24"/>
+          <w:lang w:eastAsia="en-IN"/>
+        </w:rPr>
+      </w:pPr>
+    </w:p>
+    <w:p>
+      <w:pPr>
+        <w:spacing w:before="100" w:beforeAutospacing="1" w:after="100" w:afterAutospacing="1" w:line="240" w:lineRule="auto"/>
+      </w:pPr>
+      <w:r>
+        <w:t>Salary greater than David's salary</w:t>
+      </w:r>
+    </w:p>
+    <w:p>
+      <w:pPr>
+        <w:spacing w:before="100" w:beforeAutospacing="1" w:after="100" w:afterAutospacing="1" w:line="240" w:lineRule="auto"/>
+        <w:rPr>
+          <w:rFonts w:ascii="Times New Roman" w:eastAsia="Times New Roman" w:hAnsi="Times New Roman" w:cs="Times New Roman"/>
+          <w:sz w:val="24"/>
+          <w:szCs w:val="24"/>
+          <w:lang w:eastAsia="en-IN"/>
+        </w:rPr>
+      </w:pPr>
+      <w:r>
+        <w:rPr>
+          <w:rFonts w:ascii="Times New Roman" w:eastAsia="Times New Roman" w:hAnsi="Times New Roman" w:cs="Times New Roman"/>
+          <w:sz w:val="24"/>
+          <w:szCs w:val="24"/>
+          <w:lang w:eastAsia="en-IN"/>
+        </w:rPr>
+        <w:t>select * from employees</w:t>
+      </w:r>
+    </w:p>
+    <w:p>
+      <w:pPr>
+        <w:spacing w:before="100" w:beforeAutospacing="1" w:after="100" w:afterAutospacing="1" w:line="240" w:lineRule="auto"/>
+        <w:rPr>
+          <w:rFonts w:ascii="Times New Roman" w:eastAsia="Times New Roman" w:hAnsi="Times New Roman" w:cs="Times New Roman"/>
+          <w:sz w:val="24"/>
+          <w:szCs w:val="24"/>
+          <w:lang w:eastAsia="en-IN"/>
+        </w:rPr>
+      </w:pPr>
+      <w:r>
+        <w:rPr>
+          <w:rFonts w:ascii="Times New Roman" w:eastAsia="Times New Roman" w:hAnsi="Times New Roman" w:cs="Times New Roman"/>
+          <w:sz w:val="24"/>
+          <w:szCs w:val="24"/>
+          <w:lang w:eastAsia="en-IN"/>
+        </w:rPr>
+        <w:t>where salary &gt;</w:t>
+      </w:r>
+    </w:p>
+    <w:p>
+      <w:pPr>
+        <w:spacing w:before="100" w:beforeAutospacing="1" w:after="100" w:afterAutospacing="1" w:line="240" w:lineRule="auto"/>
+        <w:rPr>
+          <w:rFonts w:ascii="Times New Roman" w:eastAsia="Times New Roman" w:hAnsi="Times New Roman" w:cs="Times New Roman"/>
+          <w:sz w:val="24"/>
+          <w:szCs w:val="24"/>
+          <w:lang w:eastAsia="en-IN"/>
+        </w:rPr>
+      </w:pPr>
+      <w:r>
+        <w:rPr>
+          <w:rFonts w:ascii="Times New Roman" w:eastAsia="Times New Roman" w:hAnsi="Times New Roman" w:cs="Times New Roman"/>
+          <w:sz w:val="24"/>
+          <w:szCs w:val="24"/>
+          <w:lang w:eastAsia="en-IN"/>
+        </w:rPr>
+        <w:t>(</w:t>
+      </w:r>
+      <w:proofErr w:type="gramStart"/>
+      <w:r>
+        <w:rPr>
+          <w:rFonts w:ascii="Times New Roman" w:eastAsia="Times New Roman" w:hAnsi="Times New Roman" w:cs="Times New Roman"/>
+          <w:sz w:val="24"/>
+          <w:szCs w:val="24"/>
+          <w:lang w:eastAsia="en-IN"/>
+        </w:rPr>
+        <w:t>select</w:t>
+      </w:r>
+      <w:proofErr w:type="gramEnd"/>
+      <w:r>
+        <w:rPr>
+          <w:rFonts w:ascii="Times New Roman" w:eastAsia="Times New Roman" w:hAnsi="Times New Roman" w:cs="Times New Roman"/>
+          <w:sz w:val="24"/>
+          <w:szCs w:val="24"/>
+          <w:lang w:eastAsia="en-IN"/>
+        </w:rPr>
+        <w:t xml:space="preserve"> salary</w:t>
+      </w:r>
+    </w:p>
+    <w:p>
+      <w:pPr>
+        <w:spacing w:before="100" w:beforeAutospacing="1" w:after="100" w:afterAutospacing="1" w:line="240" w:lineRule="auto"/>
+        <w:rPr>
+          <w:rFonts w:ascii="Times New Roman" w:eastAsia="Times New Roman" w:hAnsi="Times New Roman" w:cs="Times New Roman"/>
+          <w:sz w:val="24"/>
+          <w:szCs w:val="24"/>
+          <w:lang w:eastAsia="en-IN"/>
+        </w:rPr>
+      </w:pPr>
+      <w:r>
+        <w:rPr>
+          <w:rFonts w:ascii="Times New Roman" w:eastAsia="Times New Roman" w:hAnsi="Times New Roman" w:cs="Times New Roman"/>
+          <w:sz w:val="24"/>
+          <w:szCs w:val="24"/>
+          <w:lang w:eastAsia="en-IN"/>
+        </w:rPr>
+        <w:t xml:space="preserve"> from employees</w:t>
+      </w:r>
+    </w:p>
+    <w:p>
+      <w:pPr>
+        <w:spacing w:before="100" w:beforeAutospacing="1" w:after="100" w:afterAutospacing="1" w:line="240" w:lineRule="auto"/>
+        <w:rPr>
+          <w:rFonts w:ascii="Times New Roman" w:eastAsia="Times New Roman" w:hAnsi="Times New Roman" w:cs="Times New Roman"/>
+          <w:sz w:val="24"/>
+          <w:szCs w:val="24"/>
+          <w:lang w:eastAsia="en-IN"/>
+        </w:rPr>
+      </w:pPr>
+      <w:r>
+        <w:rPr>
+          <w:rFonts w:ascii="Times New Roman" w:eastAsia="Times New Roman" w:hAnsi="Times New Roman" w:cs="Times New Roman"/>
+          <w:sz w:val="24"/>
+          <w:szCs w:val="24"/>
+          <w:lang w:eastAsia="en-IN"/>
+        </w:rPr>
+        <w:t>where name="David");</w:t>
+      </w:r>
+    </w:p>
+    <w:p>
+      <w:pPr>
+        <w:spacing w:before="100" w:beforeAutospacing="1" w:after="100" w:afterAutospacing="1" w:line="240" w:lineRule="auto"/>
+        <w:rPr>
+          <w:rFonts w:ascii="Times New Roman" w:eastAsia="Times New Roman" w:hAnsi="Times New Roman" w:cs="Times New Roman"/>
+          <w:sz w:val="24"/>
+          <w:szCs w:val="24"/>
+          <w:lang w:eastAsia="en-IN"/>
+        </w:rPr>
+      </w:pPr>
+    </w:p>
+    <w:p>
+      <w:pPr>
+        <w:spacing w:before="100" w:beforeAutospacing="1" w:after="100" w:afterAutospacing="1" w:line="240" w:lineRule="auto"/>
+      </w:pPr>
+      <w:r>
+        <w:t>Find employees earning less than the average salary.</w:t>
+      </w:r>
+    </w:p>
+    <w:p>
+      <w:pPr>
+        <w:spacing w:before="100" w:beforeAutospacing="1" w:after="100" w:afterAutospacing="1" w:line="240" w:lineRule="auto"/>
+        <w:rPr>
+          <w:rFonts w:ascii="Times New Roman" w:eastAsia="Times New Roman" w:hAnsi="Times New Roman" w:cs="Times New Roman"/>
+          <w:sz w:val="24"/>
+          <w:szCs w:val="24"/>
+          <w:lang w:eastAsia="en-IN"/>
+        </w:rPr>
+      </w:pPr>
+      <w:r>
+        <w:rPr>
+          <w:rFonts w:ascii="Times New Roman" w:eastAsia="Times New Roman" w:hAnsi="Times New Roman" w:cs="Times New Roman"/>
+          <w:sz w:val="24"/>
+          <w:szCs w:val="24"/>
+          <w:lang w:eastAsia="en-IN"/>
+        </w:rPr>
+        <w:t>select * from employees</w:t>
+      </w:r>
+    </w:p>
+    <w:p>
+      <w:pPr>
+        <w:spacing w:before="100" w:beforeAutospacing="1" w:after="100" w:afterAutospacing="1" w:line="240" w:lineRule="auto"/>
+        <w:rPr>
+          <w:rFonts w:ascii="Times New Roman" w:eastAsia="Times New Roman" w:hAnsi="Times New Roman" w:cs="Times New Roman"/>
+          <w:sz w:val="24"/>
+          <w:szCs w:val="24"/>
+          <w:lang w:eastAsia="en-IN"/>
+        </w:rPr>
+      </w:pPr>
+      <w:r>
+        <w:rPr>
+          <w:rFonts w:ascii="Times New Roman" w:eastAsia="Times New Roman" w:hAnsi="Times New Roman" w:cs="Times New Roman"/>
+          <w:sz w:val="24"/>
+          <w:szCs w:val="24"/>
+          <w:lang w:eastAsia="en-IN"/>
+        </w:rPr>
+        <w:t>where salary &lt;</w:t>
+      </w:r>
+    </w:p>
+    <w:p>
+      <w:pPr>
+        <w:spacing w:before="100" w:beforeAutospacing="1" w:after="100" w:afterAutospacing="1" w:line="240" w:lineRule="auto"/>
+        <w:rPr>
+          <w:rFonts w:ascii="Times New Roman" w:eastAsia="Times New Roman" w:hAnsi="Times New Roman" w:cs="Times New Roman"/>
+          <w:sz w:val="24"/>
+          <w:szCs w:val="24"/>
+          <w:lang w:eastAsia="en-IN"/>
+        </w:rPr>
+      </w:pPr>
+      <w:r>
+        <w:rPr>
+          <w:rFonts w:ascii="Times New Roman" w:eastAsia="Times New Roman" w:hAnsi="Times New Roman" w:cs="Times New Roman"/>
+          <w:sz w:val="24"/>
+          <w:szCs w:val="24"/>
+          <w:lang w:eastAsia="en-IN"/>
+        </w:rPr>
+        <w:t>(</w:t>
+      </w:r>
+      <w:proofErr w:type="gramStart"/>
+      <w:r>
+        <w:rPr>
+          <w:rFonts w:ascii="Times New Roman" w:eastAsia="Times New Roman" w:hAnsi="Times New Roman" w:cs="Times New Roman"/>
+          <w:sz w:val="24"/>
+          <w:szCs w:val="24"/>
+          <w:lang w:eastAsia="en-IN"/>
+        </w:rPr>
+        <w:t>select</w:t>
+      </w:r>
+      <w:proofErr w:type="gramEnd"/>
+      <w:r>
+        <w:rPr>
+          <w:rFonts w:ascii="Times New Roman" w:eastAsia="Times New Roman" w:hAnsi="Times New Roman" w:cs="Times New Roman"/>
+          <w:sz w:val="24"/>
+          <w:szCs w:val="24"/>
+          <w:lang w:eastAsia="en-IN"/>
+        </w:rPr>
+        <w:t xml:space="preserve"> </w:t>
+      </w:r>
+      <w:proofErr w:type="spellStart"/>
+      <w:r>
+        <w:rPr>
+          <w:rFonts w:ascii="Times New Roman" w:eastAsia="Times New Roman" w:hAnsi="Times New Roman" w:cs="Times New Roman"/>
+          <w:sz w:val="24"/>
+          <w:szCs w:val="24"/>
+          <w:lang w:eastAsia="en-IN"/>
+        </w:rPr>
+        <w:t>avg</w:t>
+      </w:r>
+      <w:proofErr w:type="spellEnd"/>
+      <w:r>
+        <w:rPr>
+          <w:rFonts w:ascii="Times New Roman" w:eastAsia="Times New Roman" w:hAnsi="Times New Roman" w:cs="Times New Roman"/>
+          <w:sz w:val="24"/>
+          <w:szCs w:val="24"/>
+          <w:lang w:eastAsia="en-IN"/>
+        </w:rPr>
+        <w:t>(salary)</w:t>
+      </w:r>
+    </w:p>
+    <w:p>
+      <w:pPr>
+        <w:spacing w:before="100" w:beforeAutospacing="1" w:after="100" w:afterAutospacing="1" w:line="240" w:lineRule="auto"/>
+        <w:rPr>
+          <w:rFonts w:ascii="Times New Roman" w:eastAsia="Times New Roman" w:hAnsi="Times New Roman" w:cs="Times New Roman"/>
+          <w:sz w:val="24"/>
+          <w:szCs w:val="24"/>
+          <w:lang w:eastAsia="en-IN"/>
+        </w:rPr>
+      </w:pPr>
+      <w:r>
+        <w:rPr>
+          <w:rFonts w:ascii="Times New Roman" w:eastAsia="Times New Roman" w:hAnsi="Times New Roman" w:cs="Times New Roman"/>
+          <w:sz w:val="24"/>
+          <w:szCs w:val="24"/>
+          <w:lang w:eastAsia="en-IN"/>
+        </w:rPr>
+        <w:t xml:space="preserve"> from employees</w:t>
+      </w:r>
+    </w:p>
+    <w:p>
+      <w:pPr>
+        <w:spacing w:before="100" w:beforeAutospacing="1" w:after="100" w:afterAutospacing="1" w:line="240" w:lineRule="auto"/>
+        <w:rPr>
+          <w:rFonts w:ascii="Times New Roman" w:eastAsia="Times New Roman" w:hAnsi="Times New Roman" w:cs="Times New Roman"/>
+          <w:sz w:val="24"/>
+          <w:szCs w:val="24"/>
+          <w:lang w:eastAsia="en-IN"/>
+        </w:rPr>
+      </w:pPr>
+      <w:r>
+        <w:rPr>
+          <w:rFonts w:ascii="Times New Roman" w:eastAsia="Times New Roman" w:hAnsi="Times New Roman" w:cs="Times New Roman"/>
+          <w:sz w:val="24"/>
+          <w:szCs w:val="24"/>
+          <w:lang w:eastAsia="en-IN"/>
+        </w:rPr>
+        <w:t>);</w:t>
+      </w:r>
+    </w:p>
+    <w:p>
+      <w:pPr>
+        <w:spacing w:before="100" w:beforeAutospacing="1" w:after="100" w:afterAutospacing="1" w:line="240" w:lineRule="auto"/>
+      </w:pPr>
+      <w:r>
+        <w:t>Find employees earning the minimum salary.</w:t>
+      </w:r>
+    </w:p>
+    <w:p>
+      <w:pPr>
+        <w:spacing w:before="100" w:beforeAutospacing="1" w:after="100" w:afterAutospacing="1" w:line="240" w:lineRule="auto"/>
+        <w:rPr>
+          <w:rFonts w:ascii="Times New Roman" w:eastAsia="Times New Roman" w:hAnsi="Times New Roman" w:cs="Times New Roman"/>
+          <w:sz w:val="24"/>
+          <w:szCs w:val="24"/>
+          <w:lang w:eastAsia="en-IN"/>
+        </w:rPr>
+      </w:pPr>
+      <w:r>
+        <w:rPr>
+          <w:rFonts w:ascii="Times New Roman" w:eastAsia="Times New Roman" w:hAnsi="Times New Roman" w:cs="Times New Roman"/>
+          <w:sz w:val="24"/>
+          <w:szCs w:val="24"/>
+          <w:lang w:eastAsia="en-IN"/>
+        </w:rPr>
+        <w:t>select * from employees</w:t>
+      </w:r>
+    </w:p>
+    <w:p>
+      <w:pPr>
+        <w:spacing w:before="100" w:beforeAutospacing="1" w:after="100" w:afterAutospacing="1" w:line="240" w:lineRule="auto"/>
+        <w:rPr>
+          <w:rFonts w:ascii="Times New Roman" w:eastAsia="Times New Roman" w:hAnsi="Times New Roman" w:cs="Times New Roman"/>
+          <w:sz w:val="24"/>
+          <w:szCs w:val="24"/>
+          <w:lang w:eastAsia="en-IN"/>
+        </w:rPr>
+      </w:pPr>
+      <w:r>
+        <w:rPr>
+          <w:rFonts w:ascii="Times New Roman" w:eastAsia="Times New Roman" w:hAnsi="Times New Roman" w:cs="Times New Roman"/>
+          <w:sz w:val="24"/>
+          <w:szCs w:val="24"/>
+          <w:lang w:eastAsia="en-IN"/>
+        </w:rPr>
+        <w:t>where salary =</w:t>
+      </w:r>
+    </w:p>
+    <w:p>
+      <w:pPr>
+        <w:spacing w:before="100" w:beforeAutospacing="1" w:after="100" w:afterAutospacing="1" w:line="240" w:lineRule="auto"/>
+        <w:rPr>
+          <w:rFonts w:ascii="Times New Roman" w:eastAsia="Times New Roman" w:hAnsi="Times New Roman" w:cs="Times New Roman"/>
+          <w:sz w:val="24"/>
+          <w:szCs w:val="24"/>
+          <w:lang w:eastAsia="en-IN"/>
+        </w:rPr>
+      </w:pPr>
+      <w:r>
+        <w:rPr>
+          <w:rFonts w:ascii="Times New Roman" w:eastAsia="Times New Roman" w:hAnsi="Times New Roman" w:cs="Times New Roman"/>
+          <w:sz w:val="24"/>
+          <w:szCs w:val="24"/>
+          <w:lang w:eastAsia="en-IN"/>
+        </w:rPr>
+        <w:t>(</w:t>
+      </w:r>
+      <w:proofErr w:type="gramStart"/>
+      <w:r>
+        <w:rPr>
+          <w:rFonts w:ascii="Times New Roman" w:eastAsia="Times New Roman" w:hAnsi="Times New Roman" w:cs="Times New Roman"/>
+          <w:sz w:val="24"/>
+          <w:szCs w:val="24"/>
+          <w:lang w:eastAsia="en-IN"/>
+        </w:rPr>
+        <w:t>select</w:t>
+      </w:r>
+      <w:proofErr w:type="gramEnd"/>
+      <w:r>
+        <w:rPr>
+          <w:rFonts w:ascii="Times New Roman" w:eastAsia="Times New Roman" w:hAnsi="Times New Roman" w:cs="Times New Roman"/>
+          <w:sz w:val="24"/>
+          <w:szCs w:val="24"/>
+          <w:lang w:eastAsia="en-IN"/>
+        </w:rPr>
+        <w:t xml:space="preserve"> min(salary)</w:t>
+      </w:r>
+    </w:p>
+    <w:p>
+      <w:pPr>
+        <w:spacing w:before="100" w:beforeAutospacing="1" w:after="100" w:afterAutospacing="1" w:line="240" w:lineRule="auto"/>
+        <w:rPr>
+          <w:rFonts w:ascii="Times New Roman" w:eastAsia="Times New Roman" w:hAnsi="Times New Roman" w:cs="Times New Roman"/>
+          <w:sz w:val="24"/>
+          <w:szCs w:val="24"/>
+          <w:lang w:eastAsia="en-IN"/>
+        </w:rPr>
+      </w:pPr>
+      <w:r>
+        <w:rPr>
+          <w:rFonts w:ascii="Times New Roman" w:eastAsia="Times New Roman" w:hAnsi="Times New Roman" w:cs="Times New Roman"/>
+          <w:sz w:val="24"/>
+          <w:szCs w:val="24"/>
+          <w:lang w:eastAsia="en-IN"/>
+        </w:rPr>
+        <w:t xml:space="preserve"> from employees</w:t>
+      </w:r>
+    </w:p>
+    <w:p>
+      <w:pPr>
+        <w:spacing w:before="100" w:beforeAutospacing="1" w:after="100" w:afterAutospacing="1" w:line="240" w:lineRule="auto"/>
+        <w:rPr>
+          <w:rFonts w:ascii="Times New Roman" w:eastAsia="Times New Roman" w:hAnsi="Times New Roman" w:cs="Times New Roman"/>
+          <w:sz w:val="24"/>
+          <w:szCs w:val="24"/>
+          <w:lang w:eastAsia="en-IN"/>
+        </w:rPr>
+      </w:pPr>
+      <w:r>
+        <w:rPr>
+          <w:rFonts w:ascii="Times New Roman" w:eastAsia="Times New Roman" w:hAnsi="Times New Roman" w:cs="Times New Roman"/>
+          <w:sz w:val="24"/>
+          <w:szCs w:val="24"/>
+          <w:lang w:eastAsia="en-IN"/>
+        </w:rPr>
+        <w:t>);</w:t>
+      </w:r>
+    </w:p>
+    <w:p>
+      <w:pPr>
+        <w:spacing w:before="100" w:beforeAutospacing="1" w:after="100" w:afterAutospacing="1" w:line="240" w:lineRule="auto"/>
+        <w:rPr>
+          <w:rFonts w:ascii="Times New Roman" w:eastAsia="Times New Roman" w:hAnsi="Times New Roman" w:cs="Times New Roman"/>
+          <w:sz w:val="24"/>
+          <w:szCs w:val="24"/>
+          <w:lang w:eastAsia="en-IN"/>
+        </w:rPr>
+      </w:pPr>
+    </w:p>
+    <w:p>
+      <w:pPr>
+        <w:spacing w:before="100" w:beforeAutospacing="1" w:after="100" w:afterAutospacing="1" w:line="240" w:lineRule="auto"/>
+      </w:pPr>
+      <w:r>
+        <w:t>Find employees working in the same department as Bob.</w:t>
+      </w:r>
+    </w:p>
+    <w:p>
+      <w:pPr>
+        <w:spacing w:before="100" w:beforeAutospacing="1" w:after="100" w:afterAutospacing="1" w:line="240" w:lineRule="auto"/>
+        <w:rPr>
+          <w:rFonts w:ascii="Times New Roman" w:eastAsia="Times New Roman" w:hAnsi="Times New Roman" w:cs="Times New Roman"/>
+          <w:sz w:val="24"/>
+          <w:szCs w:val="24"/>
+          <w:lang w:eastAsia="en-IN"/>
+        </w:rPr>
+      </w:pPr>
+      <w:r>
+        <w:rPr>
+          <w:rFonts w:ascii="Times New Roman" w:eastAsia="Times New Roman" w:hAnsi="Times New Roman" w:cs="Times New Roman"/>
+          <w:sz w:val="24"/>
+          <w:szCs w:val="24"/>
+          <w:lang w:eastAsia="en-IN"/>
+        </w:rPr>
+        <w:t>select * from employees</w:t>
+      </w:r>
+    </w:p>
+    <w:p>
+      <w:pPr>
+        <w:spacing w:before="100" w:beforeAutospacing="1" w:after="100" w:afterAutospacing="1" w:line="240" w:lineRule="auto"/>
+        <w:rPr>
+          <w:rFonts w:ascii="Times New Roman" w:eastAsia="Times New Roman" w:hAnsi="Times New Roman" w:cs="Times New Roman"/>
+          <w:sz w:val="24"/>
+          <w:szCs w:val="24"/>
+          <w:lang w:eastAsia="en-IN"/>
+        </w:rPr>
+      </w:pPr>
+      <w:r>
+        <w:rPr>
+          <w:rFonts w:ascii="Times New Roman" w:eastAsia="Times New Roman" w:hAnsi="Times New Roman" w:cs="Times New Roman"/>
+          <w:sz w:val="24"/>
+          <w:szCs w:val="24"/>
+          <w:lang w:eastAsia="en-IN"/>
+        </w:rPr>
+        <w:t xml:space="preserve">where </w:t>
+      </w:r>
+      <w:proofErr w:type="spellStart"/>
+      <w:r>
+        <w:rPr>
+          <w:rFonts w:ascii="Times New Roman" w:eastAsia="Times New Roman" w:hAnsi="Times New Roman" w:cs="Times New Roman"/>
+          <w:sz w:val="24"/>
+          <w:szCs w:val="24"/>
+          <w:lang w:eastAsia="en-IN"/>
+        </w:rPr>
+        <w:t>dept_id</w:t>
+      </w:r>
+      <w:proofErr w:type="spellEnd"/>
+      <w:r>
+        <w:rPr>
+          <w:rFonts w:ascii="Times New Roman" w:eastAsia="Times New Roman" w:hAnsi="Times New Roman" w:cs="Times New Roman"/>
+          <w:sz w:val="24"/>
+          <w:szCs w:val="24"/>
+          <w:lang w:eastAsia="en-IN"/>
+        </w:rPr>
+        <w:t xml:space="preserve"> =</w:t>
+      </w:r>
+    </w:p>
+    <w:p>
+      <w:pPr>
+        <w:spacing w:before="100" w:beforeAutospacing="1" w:after="100" w:afterAutospacing="1" w:line="240" w:lineRule="auto"/>
+        <w:rPr>
+          <w:rFonts w:ascii="Times New Roman" w:eastAsia="Times New Roman" w:hAnsi="Times New Roman" w:cs="Times New Roman"/>
+          <w:sz w:val="24"/>
+          <w:szCs w:val="24"/>
+          <w:lang w:eastAsia="en-IN"/>
+        </w:rPr>
+      </w:pPr>
+      <w:r>
+        <w:rPr>
+          <w:rFonts w:ascii="Times New Roman" w:eastAsia="Times New Roman" w:hAnsi="Times New Roman" w:cs="Times New Roman"/>
+          <w:sz w:val="24"/>
+          <w:szCs w:val="24"/>
+          <w:lang w:eastAsia="en-IN"/>
+        </w:rPr>
+        <w:t>(</w:t>
+      </w:r>
+      <w:proofErr w:type="gramStart"/>
+      <w:r>
+        <w:rPr>
+          <w:rFonts w:ascii="Times New Roman" w:eastAsia="Times New Roman" w:hAnsi="Times New Roman" w:cs="Times New Roman"/>
+          <w:sz w:val="24"/>
+          <w:szCs w:val="24"/>
+          <w:lang w:eastAsia="en-IN"/>
+        </w:rPr>
+        <w:t>select</w:t>
+      </w:r>
+      <w:proofErr w:type="gramEnd"/>
+      <w:r>
+        <w:rPr>
+          <w:rFonts w:ascii="Times New Roman" w:eastAsia="Times New Roman" w:hAnsi="Times New Roman" w:cs="Times New Roman"/>
+          <w:sz w:val="24"/>
+          <w:szCs w:val="24"/>
+          <w:lang w:eastAsia="en-IN"/>
+        </w:rPr>
+        <w:t xml:space="preserve"> </w:t>
+      </w:r>
+      <w:proofErr w:type="spellStart"/>
+      <w:r>
+        <w:rPr>
+          <w:rFonts w:ascii="Times New Roman" w:eastAsia="Times New Roman" w:hAnsi="Times New Roman" w:cs="Times New Roman"/>
+          <w:sz w:val="24"/>
+          <w:szCs w:val="24"/>
+          <w:lang w:eastAsia="en-IN"/>
+        </w:rPr>
+        <w:t>dept_id</w:t>
+      </w:r>
+      <w:proofErr w:type="spellEnd"/>
+    </w:p>
+    <w:p>
+      <w:pPr>
+        <w:spacing w:before="100" w:beforeAutospacing="1" w:after="100" w:afterAutospacing="1" w:line="240" w:lineRule="auto"/>
+        <w:rPr>
+          <w:rFonts w:ascii="Times New Roman" w:eastAsia="Times New Roman" w:hAnsi="Times New Roman" w:cs="Times New Roman"/>
+          <w:sz w:val="24"/>
+          <w:szCs w:val="24"/>
+          <w:lang w:eastAsia="en-IN"/>
+        </w:rPr>
+      </w:pPr>
+      <w:r>
+        <w:rPr>
+          <w:rFonts w:ascii="Times New Roman" w:eastAsia="Times New Roman" w:hAnsi="Times New Roman" w:cs="Times New Roman"/>
+          <w:sz w:val="24"/>
+          <w:szCs w:val="24"/>
+          <w:lang w:eastAsia="en-IN"/>
+        </w:rPr>
+        <w:t xml:space="preserve"> from employees</w:t>
+      </w:r>
+    </w:p>
+    <w:p>
+      <w:pPr>
+        <w:spacing w:before="100" w:beforeAutospacing="1" w:after="100" w:afterAutospacing="1" w:line="240" w:lineRule="auto"/>
+        <w:rPr>
+          <w:rFonts w:ascii="Times New Roman" w:eastAsia="Times New Roman" w:hAnsi="Times New Roman" w:cs="Times New Roman"/>
+          <w:sz w:val="24"/>
+          <w:szCs w:val="24"/>
+          <w:lang w:eastAsia="en-IN"/>
+        </w:rPr>
+      </w:pPr>
+      <w:r>
+        <w:rPr>
+          <w:rFonts w:ascii="Times New Roman" w:eastAsia="Times New Roman" w:hAnsi="Times New Roman" w:cs="Times New Roman"/>
+          <w:sz w:val="24"/>
+          <w:szCs w:val="24"/>
+          <w:lang w:eastAsia="en-IN"/>
+        </w:rPr>
+        <w:t>where name="Bob"</w:t>
+      </w:r>
+    </w:p>
+    <w:p>
+      <w:pPr>
+        <w:spacing w:before="100" w:beforeAutospacing="1" w:after="100" w:afterAutospacing="1" w:line="240" w:lineRule="auto"/>
+        <w:rPr>
+          <w:rFonts w:ascii="Times New Roman" w:eastAsia="Times New Roman" w:hAnsi="Times New Roman" w:cs="Times New Roman"/>
+          <w:sz w:val="24"/>
+          <w:szCs w:val="24"/>
+          <w:lang w:eastAsia="en-IN"/>
+        </w:rPr>
+      </w:pPr>
+      <w:r>
+        <w:rPr>
+          <w:rFonts w:ascii="Times New Roman" w:eastAsia="Times New Roman" w:hAnsi="Times New Roman" w:cs="Times New Roman"/>
+          <w:sz w:val="24"/>
+          <w:szCs w:val="24"/>
+          <w:lang w:eastAsia="en-IN"/>
+        </w:rPr>
+        <w:t>);</w:t>
+      </w:r>
+    </w:p>
+    <w:p>
+      <w:pPr>
+        <w:spacing w:before="100" w:beforeAutospacing="1" w:after="100" w:afterAutospacing="1" w:line="240" w:lineRule="auto"/>
+      </w:pPr>
+      <w:r>
+        <w:t xml:space="preserve">The employee(s) with the </w:t>
+      </w:r>
+      <w:r>
+        <w:rPr>
+          <w:rStyle w:val="Strong"/>
+        </w:rPr>
+        <w:t>second-highest salary</w:t>
+      </w:r>
+      <w:r>
+        <w:t>.</w:t>
+      </w:r>
+    </w:p>
+    <w:p>
+      <w:pPr>
+        <w:spacing w:before="100" w:beforeAutospacing="1" w:after="100" w:afterAutospacing="1" w:line="240" w:lineRule="auto"/>
+        <w:rPr>
+          <w:rFonts w:ascii="Times New Roman" w:eastAsia="Times New Roman" w:hAnsi="Times New Roman" w:cs="Times New Roman"/>
+          <w:sz w:val="24"/>
+          <w:szCs w:val="24"/>
+          <w:lang w:eastAsia="en-IN"/>
+        </w:rPr>
+      </w:pPr>
+      <w:r>
+        <w:rPr>
+          <w:rFonts w:ascii="Times New Roman" w:eastAsia="Times New Roman" w:hAnsi="Times New Roman" w:cs="Times New Roman"/>
+          <w:sz w:val="24"/>
+          <w:szCs w:val="24"/>
+          <w:lang w:eastAsia="en-IN"/>
+        </w:rPr>
+        <w:t>select * from employees</w:t>
+      </w:r>
+    </w:p>
+    <w:p>
+      <w:pPr>
+        <w:spacing w:before="100" w:beforeAutospacing="1" w:after="100" w:afterAutospacing="1" w:line="240" w:lineRule="auto"/>
+        <w:rPr>
+          <w:rFonts w:ascii="Times New Roman" w:eastAsia="Times New Roman" w:hAnsi="Times New Roman" w:cs="Times New Roman"/>
+          <w:sz w:val="24"/>
+          <w:szCs w:val="24"/>
+          <w:lang w:eastAsia="en-IN"/>
+        </w:rPr>
+      </w:pPr>
+      <w:r>
+        <w:rPr>
+          <w:rFonts w:ascii="Times New Roman" w:eastAsia="Times New Roman" w:hAnsi="Times New Roman" w:cs="Times New Roman"/>
+          <w:sz w:val="24"/>
+          <w:szCs w:val="24"/>
+          <w:lang w:eastAsia="en-IN"/>
+        </w:rPr>
+        <w:t>where salary &lt;</w:t>
+      </w:r>
+    </w:p>
+    <w:p>
+      <w:pPr>
+        <w:spacing w:before="100" w:beforeAutospacing="1" w:after="100" w:afterAutospacing="1" w:line="240" w:lineRule="auto"/>
+        <w:rPr>
+          <w:rFonts w:ascii="Times New Roman" w:eastAsia="Times New Roman" w:hAnsi="Times New Roman" w:cs="Times New Roman"/>
+          <w:sz w:val="24"/>
+          <w:szCs w:val="24"/>
+          <w:lang w:eastAsia="en-IN"/>
+        </w:rPr>
+      </w:pPr>
+      <w:r>
+        <w:rPr>
+          <w:rFonts w:ascii="Times New Roman" w:eastAsia="Times New Roman" w:hAnsi="Times New Roman" w:cs="Times New Roman"/>
+          <w:sz w:val="24"/>
+          <w:szCs w:val="24"/>
+          <w:lang w:eastAsia="en-IN"/>
+        </w:rPr>
+        <w:t>(</w:t>
+      </w:r>
+      <w:proofErr w:type="gramStart"/>
+      <w:r>
+        <w:rPr>
+          <w:rFonts w:ascii="Times New Roman" w:eastAsia="Times New Roman" w:hAnsi="Times New Roman" w:cs="Times New Roman"/>
+          <w:sz w:val="24"/>
+          <w:szCs w:val="24"/>
+          <w:lang w:eastAsia="en-IN"/>
+        </w:rPr>
+        <w:t>select</w:t>
+      </w:r>
+      <w:proofErr w:type="gramEnd"/>
+      <w:r>
+        <w:rPr>
+          <w:rFonts w:ascii="Times New Roman" w:eastAsia="Times New Roman" w:hAnsi="Times New Roman" w:cs="Times New Roman"/>
+          <w:sz w:val="24"/>
+          <w:szCs w:val="24"/>
+          <w:lang w:eastAsia="en-IN"/>
+        </w:rPr>
+        <w:t xml:space="preserve"> max(salary)</w:t>
+      </w:r>
+    </w:p>
+    <w:p>
+      <w:pPr>
+        <w:spacing w:before="100" w:beforeAutospacing="1" w:after="100" w:afterAutospacing="1" w:line="240" w:lineRule="auto"/>
+        <w:rPr>
+          <w:rFonts w:ascii="Times New Roman" w:eastAsia="Times New Roman" w:hAnsi="Times New Roman" w:cs="Times New Roman"/>
+          <w:sz w:val="24"/>
+          <w:szCs w:val="24"/>
+          <w:lang w:eastAsia="en-IN"/>
+        </w:rPr>
+      </w:pPr>
+      <w:r>
+        <w:rPr>
+          <w:rFonts w:ascii="Times New Roman" w:eastAsia="Times New Roman" w:hAnsi="Times New Roman" w:cs="Times New Roman"/>
+          <w:sz w:val="24"/>
+          <w:szCs w:val="24"/>
+          <w:lang w:eastAsia="en-IN"/>
+        </w:rPr>
+        <w:t xml:space="preserve"> from employees</w:t>
+      </w:r>
+    </w:p>
+    <w:p>
+      <w:pPr>
+        <w:spacing w:before="100" w:beforeAutospacing="1" w:after="100" w:afterAutospacing="1" w:line="240" w:lineRule="auto"/>
+        <w:rPr>
+          <w:rFonts w:ascii="Times New Roman" w:eastAsia="Times New Roman" w:hAnsi="Times New Roman" w:cs="Times New Roman"/>
+          <w:sz w:val="24"/>
+          <w:szCs w:val="24"/>
+          <w:lang w:eastAsia="en-IN"/>
+        </w:rPr>
+      </w:pPr>
+      <w:r>
+        <w:rPr>
+          <w:rFonts w:ascii="Times New Roman" w:eastAsia="Times New Roman" w:hAnsi="Times New Roman" w:cs="Times New Roman"/>
+          <w:sz w:val="24"/>
+          <w:szCs w:val="24"/>
+          <w:lang w:eastAsia="en-IN"/>
+        </w:rPr>
+        <w:t>)</w:t>
+      </w:r>
+    </w:p>
+    <w:p>
+      <w:pPr>
+        <w:spacing w:before="100" w:beforeAutospacing="1" w:after="100" w:afterAutospacing="1" w:line="240" w:lineRule="auto"/>
+        <w:rPr>
+          <w:rFonts w:ascii="Times New Roman" w:eastAsia="Times New Roman" w:hAnsi="Times New Roman" w:cs="Times New Roman"/>
+          <w:sz w:val="24"/>
+          <w:szCs w:val="24"/>
+          <w:lang w:eastAsia="en-IN"/>
+        </w:rPr>
+      </w:pPr>
+      <w:r>
+        <w:rPr>
+          <w:rFonts w:ascii="Times New Roman" w:eastAsia="Times New Roman" w:hAnsi="Times New Roman" w:cs="Times New Roman"/>
+          <w:sz w:val="24"/>
+          <w:szCs w:val="24"/>
+          <w:lang w:eastAsia="en-IN"/>
+        </w:rPr>
+        <w:t xml:space="preserve">order by salary </w:t>
+      </w:r>
+      <w:proofErr w:type="spellStart"/>
+      <w:r>
+        <w:rPr>
+          <w:rFonts w:ascii="Times New Roman" w:eastAsia="Times New Roman" w:hAnsi="Times New Roman" w:cs="Times New Roman"/>
+          <w:sz w:val="24"/>
+          <w:szCs w:val="24"/>
+          <w:lang w:eastAsia="en-IN"/>
+        </w:rPr>
+        <w:t>desc</w:t>
+      </w:r>
+      <w:proofErr w:type="spellEnd"/>
+    </w:p>
+    <w:p>
+      <w:pPr>
+        <w:spacing w:before="100" w:beforeAutospacing="1" w:after="100" w:afterAutospacing="1" w:line="240" w:lineRule="auto"/>
+        <w:rPr>
+          <w:rFonts w:ascii="Times New Roman" w:eastAsia="Times New Roman" w:hAnsi="Times New Roman" w:cs="Times New Roman"/>
+          <w:sz w:val="24"/>
+          <w:szCs w:val="24"/>
+          <w:lang w:eastAsia="en-IN"/>
+        </w:rPr>
+      </w:pPr>
+      <w:r>
+        <w:rPr>
+          <w:rFonts w:ascii="Times New Roman" w:eastAsia="Times New Roman" w:hAnsi="Times New Roman" w:cs="Times New Roman"/>
+          <w:sz w:val="24"/>
+          <w:szCs w:val="24"/>
+          <w:lang w:eastAsia="en-IN"/>
+        </w:rPr>
+        <w:t>limit 1</w:t>
+      </w:r>
+    </w:p>
+    <w:p>
+      <w:pPr>
+        <w:spacing w:before="100" w:beforeAutospacing="1" w:after="100" w:afterAutospacing="1" w:line="240" w:lineRule="auto"/>
+        <w:rPr>
+          <w:rFonts w:ascii="Times New Roman" w:eastAsia="Times New Roman" w:hAnsi="Times New Roman" w:cs="Times New Roman"/>
+          <w:sz w:val="24"/>
+          <w:szCs w:val="24"/>
+          <w:lang w:eastAsia="en-IN"/>
+        </w:rPr>
+      </w:pPr>
+    </w:p>
+    <w:p>
+      <w:pPr>
+        <w:spacing w:before="100" w:beforeAutospacing="1" w:after="100" w:afterAutospacing="1" w:line="240" w:lineRule="auto"/>
+      </w:pPr>
+      <w:r>
+        <w:t xml:space="preserve">Employees earning </w:t>
+      </w:r>
+      <w:r>
+        <w:rPr>
+          <w:rStyle w:val="Strong"/>
+        </w:rPr>
+        <w:t>more than the average salary of the IT department</w:t>
+      </w:r>
+      <w:r>
+        <w:t>.</w:t>
+      </w:r>
+    </w:p>
+    <w:p>
+      <w:pPr>
+        <w:spacing w:before="100" w:beforeAutospacing="1" w:after="100" w:afterAutospacing="1" w:line="240" w:lineRule="auto"/>
+        <w:rPr>
+          <w:rFonts w:ascii="Times New Roman" w:eastAsia="Times New Roman" w:hAnsi="Times New Roman" w:cs="Times New Roman"/>
+          <w:sz w:val="24"/>
+          <w:szCs w:val="24"/>
+          <w:lang w:eastAsia="en-IN"/>
+        </w:rPr>
+      </w:pPr>
+      <w:r>
+        <w:rPr>
+          <w:rFonts w:ascii="Times New Roman" w:eastAsia="Times New Roman" w:hAnsi="Times New Roman" w:cs="Times New Roman"/>
+          <w:sz w:val="24"/>
+          <w:szCs w:val="24"/>
+          <w:lang w:eastAsia="en-IN"/>
+        </w:rPr>
+        <w:t>select * from employees</w:t>
+      </w:r>
+    </w:p>
+    <w:p>
+      <w:pPr>
+        <w:spacing w:before="100" w:beforeAutospacing="1" w:after="100" w:afterAutospacing="1" w:line="240" w:lineRule="auto"/>
+        <w:rPr>
+          <w:rFonts w:ascii="Times New Roman" w:eastAsia="Times New Roman" w:hAnsi="Times New Roman" w:cs="Times New Roman"/>
+          <w:sz w:val="24"/>
+          <w:szCs w:val="24"/>
+          <w:lang w:eastAsia="en-IN"/>
+        </w:rPr>
+      </w:pPr>
+      <w:r>
+        <w:rPr>
+          <w:rFonts w:ascii="Times New Roman" w:eastAsia="Times New Roman" w:hAnsi="Times New Roman" w:cs="Times New Roman"/>
+          <w:sz w:val="24"/>
+          <w:szCs w:val="24"/>
+          <w:lang w:eastAsia="en-IN"/>
+        </w:rPr>
+        <w:t>where salary &gt;</w:t>
+      </w:r>
+    </w:p>
+    <w:p>
+      <w:pPr>
+        <w:spacing w:before="100" w:beforeAutospacing="1" w:after="100" w:afterAutospacing="1" w:line="240" w:lineRule="auto"/>
+        <w:rPr>
+          <w:rFonts w:ascii="Times New Roman" w:eastAsia="Times New Roman" w:hAnsi="Times New Roman" w:cs="Times New Roman"/>
+          <w:sz w:val="24"/>
+          <w:szCs w:val="24"/>
+          <w:lang w:eastAsia="en-IN"/>
+        </w:rPr>
+      </w:pPr>
+      <w:r>
+        <w:rPr>
+          <w:rFonts w:ascii="Times New Roman" w:eastAsia="Times New Roman" w:hAnsi="Times New Roman" w:cs="Times New Roman"/>
+          <w:sz w:val="24"/>
+          <w:szCs w:val="24"/>
+          <w:lang w:eastAsia="en-IN"/>
+        </w:rPr>
+        <w:t>(</w:t>
+      </w:r>
+      <w:proofErr w:type="gramStart"/>
+      <w:r>
+        <w:rPr>
+          <w:rFonts w:ascii="Times New Roman" w:eastAsia="Times New Roman" w:hAnsi="Times New Roman" w:cs="Times New Roman"/>
+          <w:sz w:val="24"/>
+          <w:szCs w:val="24"/>
+          <w:lang w:eastAsia="en-IN"/>
+        </w:rPr>
+        <w:t>select</w:t>
+      </w:r>
+      <w:proofErr w:type="gramEnd"/>
+      <w:r>
+        <w:rPr>
+          <w:rFonts w:ascii="Times New Roman" w:eastAsia="Times New Roman" w:hAnsi="Times New Roman" w:cs="Times New Roman"/>
+          <w:sz w:val="24"/>
+          <w:szCs w:val="24"/>
+          <w:lang w:eastAsia="en-IN"/>
+        </w:rPr>
+        <w:t xml:space="preserve"> </w:t>
+      </w:r>
+      <w:proofErr w:type="spellStart"/>
+      <w:r>
+        <w:rPr>
+          <w:rFonts w:ascii="Times New Roman" w:eastAsia="Times New Roman" w:hAnsi="Times New Roman" w:cs="Times New Roman"/>
+          <w:sz w:val="24"/>
+          <w:szCs w:val="24"/>
+          <w:lang w:eastAsia="en-IN"/>
+        </w:rPr>
+        <w:t>avg</w:t>
+      </w:r>
+      <w:proofErr w:type="spellEnd"/>
+      <w:r>
+        <w:rPr>
+          <w:rFonts w:ascii="Times New Roman" w:eastAsia="Times New Roman" w:hAnsi="Times New Roman" w:cs="Times New Roman"/>
+          <w:sz w:val="24"/>
+          <w:szCs w:val="24"/>
+          <w:lang w:eastAsia="en-IN"/>
+        </w:rPr>
+        <w:t>(salary)</w:t>
+      </w:r>
+    </w:p>
+    <w:p>
+      <w:pPr>
+        <w:spacing w:before="100" w:beforeAutospacing="1" w:after="100" w:afterAutospacing="1" w:line="240" w:lineRule="auto"/>
+        <w:rPr>
+          <w:rFonts w:ascii="Times New Roman" w:eastAsia="Times New Roman" w:hAnsi="Times New Roman" w:cs="Times New Roman"/>
+          <w:sz w:val="24"/>
+          <w:szCs w:val="24"/>
+          <w:lang w:eastAsia="en-IN"/>
+        </w:rPr>
+      </w:pPr>
+      <w:r>
+        <w:rPr>
+          <w:rFonts w:ascii="Times New Roman" w:eastAsia="Times New Roman" w:hAnsi="Times New Roman" w:cs="Times New Roman"/>
+          <w:sz w:val="24"/>
+          <w:szCs w:val="24"/>
+          <w:lang w:eastAsia="en-IN"/>
+        </w:rPr>
+        <w:t xml:space="preserve"> from employees</w:t>
+      </w:r>
+    </w:p>
+    <w:p>
+      <w:pPr>
+        <w:spacing w:before="100" w:beforeAutospacing="1" w:after="100" w:afterAutospacing="1" w:line="240" w:lineRule="auto"/>
+        <w:rPr>
+          <w:rFonts w:ascii="Times New Roman" w:eastAsia="Times New Roman" w:hAnsi="Times New Roman" w:cs="Times New Roman"/>
+          <w:sz w:val="24"/>
+          <w:szCs w:val="24"/>
+          <w:lang w:eastAsia="en-IN"/>
+        </w:rPr>
+      </w:pPr>
+      <w:r>
+        <w:rPr>
+          <w:rFonts w:ascii="Times New Roman" w:eastAsia="Times New Roman" w:hAnsi="Times New Roman" w:cs="Times New Roman"/>
+          <w:sz w:val="24"/>
+          <w:szCs w:val="24"/>
+          <w:lang w:eastAsia="en-IN"/>
+        </w:rPr>
+        <w:t xml:space="preserve">where </w:t>
+      </w:r>
+      <w:proofErr w:type="spellStart"/>
+      <w:r>
+        <w:rPr>
+          <w:rFonts w:ascii="Times New Roman" w:eastAsia="Times New Roman" w:hAnsi="Times New Roman" w:cs="Times New Roman"/>
+          <w:sz w:val="24"/>
+          <w:szCs w:val="24"/>
+          <w:lang w:eastAsia="en-IN"/>
+        </w:rPr>
+        <w:t>dept_id</w:t>
+      </w:r>
+      <w:proofErr w:type="spellEnd"/>
+      <w:r>
+        <w:rPr>
+          <w:rFonts w:ascii="Times New Roman" w:eastAsia="Times New Roman" w:hAnsi="Times New Roman" w:cs="Times New Roman"/>
+          <w:sz w:val="24"/>
+          <w:szCs w:val="24"/>
+          <w:lang w:eastAsia="en-IN"/>
+        </w:rPr>
+        <w:t xml:space="preserve"> = 102</w:t>
+      </w:r>
+    </w:p>
+    <w:p>
+      <w:pPr>
+        <w:spacing w:before="100" w:beforeAutospacing="1" w:after="100" w:afterAutospacing="1" w:line="240" w:lineRule="auto"/>
+        <w:rPr>
+          <w:rFonts w:ascii="Times New Roman" w:eastAsia="Times New Roman" w:hAnsi="Times New Roman" w:cs="Times New Roman"/>
+          <w:sz w:val="24"/>
+          <w:szCs w:val="24"/>
+          <w:lang w:eastAsia="en-IN"/>
+        </w:rPr>
+      </w:pPr>
+      <w:r>
+        <w:rPr>
+          <w:rFonts w:ascii="Times New Roman" w:eastAsia="Times New Roman" w:hAnsi="Times New Roman" w:cs="Times New Roman"/>
+          <w:sz w:val="24"/>
+          <w:szCs w:val="24"/>
+          <w:lang w:eastAsia="en-IN"/>
+        </w:rPr>
+        <w:t>)</w:t>
+      </w:r>
+    </w:p>
+    <w:p>
+      <w:pPr>
+        <w:spacing w:before="100" w:beforeAutospacing="1" w:after="100" w:afterAutospacing="1" w:line="240" w:lineRule="auto"/>
+      </w:pPr>
+      <w:r>
+        <w:t xml:space="preserve">Employees who work in the </w:t>
+      </w:r>
+      <w:r>
+        <w:rPr>
+          <w:rStyle w:val="Strong"/>
+        </w:rPr>
+        <w:t>same department as the highest-paid employee</w:t>
+      </w:r>
+      <w:r>
+        <w:t>.</w:t>
+      </w:r>
+    </w:p>
+    <w:p>
+      <w:pPr>
+        <w:spacing w:before="100" w:beforeAutospacing="1" w:after="100" w:afterAutospacing="1" w:line="240" w:lineRule="auto"/>
+        <w:rPr>
+          <w:rFonts w:ascii="Times New Roman" w:eastAsia="Times New Roman" w:hAnsi="Times New Roman" w:cs="Times New Roman"/>
+          <w:sz w:val="24"/>
+          <w:szCs w:val="24"/>
+          <w:lang w:eastAsia="en-IN"/>
+        </w:rPr>
+      </w:pPr>
+      <w:r>
+        <w:rPr>
+          <w:rFonts w:ascii="Times New Roman" w:eastAsia="Times New Roman" w:hAnsi="Times New Roman" w:cs="Times New Roman"/>
+          <w:sz w:val="24"/>
+          <w:szCs w:val="24"/>
+          <w:lang w:eastAsia="en-IN"/>
+        </w:rPr>
+        <w:lastRenderedPageBreak/>
+        <w:t>SELECT *</w:t>
+      </w:r>
+    </w:p>
+    <w:p>
+      <w:pPr>
+        <w:spacing w:before="100" w:beforeAutospacing="1" w:after="100" w:afterAutospacing="1" w:line="240" w:lineRule="auto"/>
+        <w:rPr>
+          <w:rFonts w:ascii="Times New Roman" w:eastAsia="Times New Roman" w:hAnsi="Times New Roman" w:cs="Times New Roman"/>
+          <w:sz w:val="24"/>
+          <w:szCs w:val="24"/>
+          <w:lang w:eastAsia="en-IN"/>
+        </w:rPr>
+      </w:pPr>
+      <w:r>
+        <w:rPr>
+          <w:rFonts w:ascii="Times New Roman" w:eastAsia="Times New Roman" w:hAnsi="Times New Roman" w:cs="Times New Roman"/>
+          <w:sz w:val="24"/>
+          <w:szCs w:val="24"/>
+          <w:lang w:eastAsia="en-IN"/>
+        </w:rPr>
+        <w:t>FROM employees</w:t>
+      </w:r>
+    </w:p>
+    <w:p>
+      <w:pPr>
+        <w:spacing w:before="100" w:beforeAutospacing="1" w:after="100" w:afterAutospacing="1" w:line="240" w:lineRule="auto"/>
+        <w:rPr>
+          <w:rFonts w:ascii="Times New Roman" w:eastAsia="Times New Roman" w:hAnsi="Times New Roman" w:cs="Times New Roman"/>
+          <w:sz w:val="24"/>
+          <w:szCs w:val="24"/>
+          <w:lang w:eastAsia="en-IN"/>
+        </w:rPr>
+      </w:pPr>
+      <w:r>
+        <w:rPr>
+          <w:rFonts w:ascii="Times New Roman" w:eastAsia="Times New Roman" w:hAnsi="Times New Roman" w:cs="Times New Roman"/>
+          <w:sz w:val="24"/>
+          <w:szCs w:val="24"/>
+          <w:lang w:eastAsia="en-IN"/>
+        </w:rPr>
+        <w:t xml:space="preserve">WHERE </w:t>
+      </w:r>
+      <w:proofErr w:type="spellStart"/>
+      <w:r>
+        <w:rPr>
+          <w:rFonts w:ascii="Times New Roman" w:eastAsia="Times New Roman" w:hAnsi="Times New Roman" w:cs="Times New Roman"/>
+          <w:sz w:val="24"/>
+          <w:szCs w:val="24"/>
+          <w:lang w:eastAsia="en-IN"/>
+        </w:rPr>
+        <w:t>dept_id</w:t>
+      </w:r>
+      <w:proofErr w:type="spellEnd"/>
+      <w:r>
+        <w:rPr>
+          <w:rFonts w:ascii="Times New Roman" w:eastAsia="Times New Roman" w:hAnsi="Times New Roman" w:cs="Times New Roman"/>
+          <w:sz w:val="24"/>
+          <w:szCs w:val="24"/>
+          <w:lang w:eastAsia="en-IN"/>
+        </w:rPr>
+        <w:t xml:space="preserve"> =</w:t>
+      </w:r>
+    </w:p>
+    <w:p>
+      <w:pPr>
+        <w:spacing w:before="100" w:beforeAutospacing="1" w:after="100" w:afterAutospacing="1" w:line="240" w:lineRule="auto"/>
+        <w:rPr>
+          <w:rFonts w:ascii="Times New Roman" w:eastAsia="Times New Roman" w:hAnsi="Times New Roman" w:cs="Times New Roman"/>
+          <w:sz w:val="24"/>
+          <w:szCs w:val="24"/>
+          <w:lang w:eastAsia="en-IN"/>
+        </w:rPr>
+      </w:pPr>
+      <w:r>
+        <w:rPr>
+          <w:rFonts w:ascii="Times New Roman" w:eastAsia="Times New Roman" w:hAnsi="Times New Roman" w:cs="Times New Roman"/>
+          <w:sz w:val="24"/>
+          <w:szCs w:val="24"/>
+          <w:lang w:eastAsia="en-IN"/>
+        </w:rPr>
+        <w:t>(</w:t>
+      </w:r>
+    </w:p>
+    <w:p>
+      <w:pPr>
+        <w:spacing w:before="100" w:beforeAutospacing="1" w:after="100" w:afterAutospacing="1" w:line="240" w:lineRule="auto"/>
+        <w:rPr>
+          <w:rFonts w:ascii="Times New Roman" w:eastAsia="Times New Roman" w:hAnsi="Times New Roman" w:cs="Times New Roman"/>
+          <w:sz w:val="24"/>
+          <w:szCs w:val="24"/>
+          <w:lang w:eastAsia="en-IN"/>
+        </w:rPr>
+      </w:pPr>
+      <w:r>
+        <w:rPr>
+          <w:rFonts w:ascii="Times New Roman" w:eastAsia="Times New Roman" w:hAnsi="Times New Roman" w:cs="Times New Roman"/>
+          <w:sz w:val="24"/>
+          <w:szCs w:val="24"/>
+          <w:lang w:eastAsia="en-IN"/>
+        </w:rPr>
+        <w:t xml:space="preserve">    SELECT </w:t>
+      </w:r>
+      <w:proofErr w:type="spellStart"/>
+      <w:r>
+        <w:rPr>
+          <w:rFonts w:ascii="Times New Roman" w:eastAsia="Times New Roman" w:hAnsi="Times New Roman" w:cs="Times New Roman"/>
+          <w:sz w:val="24"/>
+          <w:szCs w:val="24"/>
+          <w:lang w:eastAsia="en-IN"/>
+        </w:rPr>
+        <w:t>dept_id</w:t>
+      </w:r>
+      <w:proofErr w:type="spellEnd"/>
+    </w:p>
+    <w:p>
+      <w:pPr>
+        <w:spacing w:before="100" w:beforeAutospacing="1" w:after="100" w:afterAutospacing="1" w:line="240" w:lineRule="auto"/>
+        <w:rPr>
+          <w:rFonts w:ascii="Times New Roman" w:eastAsia="Times New Roman" w:hAnsi="Times New Roman" w:cs="Times New Roman"/>
+          <w:sz w:val="24"/>
+          <w:szCs w:val="24"/>
+          <w:lang w:eastAsia="en-IN"/>
+        </w:rPr>
+      </w:pPr>
+      <w:r>
+        <w:rPr>
+          <w:rFonts w:ascii="Times New Roman" w:eastAsia="Times New Roman" w:hAnsi="Times New Roman" w:cs="Times New Roman"/>
+          <w:sz w:val="24"/>
+          <w:szCs w:val="24"/>
+          <w:lang w:eastAsia="en-IN"/>
+        </w:rPr>
+        <w:t xml:space="preserve">    FROM employees</w:t>
+      </w:r>
+    </w:p>
+    <w:p>
+      <w:pPr>
+        <w:spacing w:before="100" w:beforeAutospacing="1" w:after="100" w:afterAutospacing="1" w:line="240" w:lineRule="auto"/>
+        <w:rPr>
+          <w:rFonts w:ascii="Times New Roman" w:eastAsia="Times New Roman" w:hAnsi="Times New Roman" w:cs="Times New Roman"/>
+          <w:sz w:val="24"/>
+          <w:szCs w:val="24"/>
+          <w:lang w:eastAsia="en-IN"/>
+        </w:rPr>
+      </w:pPr>
+      <w:r>
+        <w:rPr>
+          <w:rFonts w:ascii="Times New Roman" w:eastAsia="Times New Roman" w:hAnsi="Times New Roman" w:cs="Times New Roman"/>
+          <w:sz w:val="24"/>
+          <w:szCs w:val="24"/>
+          <w:lang w:eastAsia="en-IN"/>
+        </w:rPr>
+        <w:t xml:space="preserve">    WHERE salary =</w:t>
+      </w:r>
+    </w:p>
+    <w:p>
+      <w:pPr>
+        <w:spacing w:before="100" w:beforeAutospacing="1" w:after="100" w:afterAutospacing="1" w:line="240" w:lineRule="auto"/>
+        <w:rPr>
+          <w:rFonts w:ascii="Times New Roman" w:eastAsia="Times New Roman" w:hAnsi="Times New Roman" w:cs="Times New Roman"/>
+          <w:sz w:val="24"/>
+          <w:szCs w:val="24"/>
+          <w:lang w:eastAsia="en-IN"/>
+        </w:rPr>
+      </w:pPr>
+      <w:r>
+        <w:rPr>
+          <w:rFonts w:ascii="Times New Roman" w:eastAsia="Times New Roman" w:hAnsi="Times New Roman" w:cs="Times New Roman"/>
+          <w:sz w:val="24"/>
+          <w:szCs w:val="24"/>
+          <w:lang w:eastAsia="en-IN"/>
+        </w:rPr>
+        <w:t xml:space="preserve">    (</w:t>
+      </w:r>
+    </w:p>
+    <w:p>
+      <w:pPr>
+        <w:spacing w:before="100" w:beforeAutospacing="1" w:after="100" w:afterAutospacing="1" w:line="240" w:lineRule="auto"/>
+        <w:rPr>
+          <w:rFonts w:ascii="Times New Roman" w:eastAsia="Times New Roman" w:hAnsi="Times New Roman" w:cs="Times New Roman"/>
+          <w:sz w:val="24"/>
+          <w:szCs w:val="24"/>
+          <w:lang w:eastAsia="en-IN"/>
+        </w:rPr>
+      </w:pPr>
+      <w:r>
+        <w:rPr>
+          <w:rFonts w:ascii="Times New Roman" w:eastAsia="Times New Roman" w:hAnsi="Times New Roman" w:cs="Times New Roman"/>
+          <w:sz w:val="24"/>
+          <w:szCs w:val="24"/>
+          <w:lang w:eastAsia="en-IN"/>
+        </w:rPr>
+        <w:t xml:space="preserve">        SELECT </w:t>
+      </w:r>
+      <w:proofErr w:type="gramStart"/>
+      <w:r>
+        <w:rPr>
+          <w:rFonts w:ascii="Times New Roman" w:eastAsia="Times New Roman" w:hAnsi="Times New Roman" w:cs="Times New Roman"/>
+          <w:sz w:val="24"/>
+          <w:szCs w:val="24"/>
+          <w:lang w:eastAsia="en-IN"/>
+        </w:rPr>
+        <w:t>MAX(</w:t>
+      </w:r>
+      <w:proofErr w:type="gramEnd"/>
+      <w:r>
+        <w:rPr>
+          <w:rFonts w:ascii="Times New Roman" w:eastAsia="Times New Roman" w:hAnsi="Times New Roman" w:cs="Times New Roman"/>
+          <w:sz w:val="24"/>
+          <w:szCs w:val="24"/>
+          <w:lang w:eastAsia="en-IN"/>
+        </w:rPr>
+        <w:t>salary)</w:t>
+      </w:r>
+    </w:p>
+    <w:p>
+      <w:pPr>
+        <w:spacing w:before="100" w:beforeAutospacing="1" w:after="100" w:afterAutospacing="1" w:line="240" w:lineRule="auto"/>
+        <w:rPr>
+          <w:rFonts w:ascii="Times New Roman" w:eastAsia="Times New Roman" w:hAnsi="Times New Roman" w:cs="Times New Roman"/>
+          <w:sz w:val="24"/>
+          <w:szCs w:val="24"/>
+          <w:lang w:eastAsia="en-IN"/>
+        </w:rPr>
+      </w:pPr>
+      <w:r>
+        <w:rPr>
+          <w:rFonts w:ascii="Times New Roman" w:eastAsia="Times New Roman" w:hAnsi="Times New Roman" w:cs="Times New Roman"/>
+          <w:sz w:val="24"/>
+          <w:szCs w:val="24"/>
+          <w:lang w:eastAsia="en-IN"/>
+        </w:rPr>
+        <w:t xml:space="preserve">        FROM employees</w:t>
+      </w:r>
+    </w:p>
+    <w:p>
+      <w:pPr>
+        <w:spacing w:before="100" w:beforeAutospacing="1" w:after="100" w:afterAutospacing="1" w:line="240" w:lineRule="auto"/>
+        <w:rPr>
+          <w:rFonts w:ascii="Times New Roman" w:eastAsia="Times New Roman" w:hAnsi="Times New Roman" w:cs="Times New Roman"/>
+          <w:sz w:val="24"/>
+          <w:szCs w:val="24"/>
+          <w:lang w:eastAsia="en-IN"/>
+        </w:rPr>
+      </w:pPr>
+      <w:r>
+        <w:rPr>
+          <w:rFonts w:ascii="Times New Roman" w:eastAsia="Times New Roman" w:hAnsi="Times New Roman" w:cs="Times New Roman"/>
+          <w:sz w:val="24"/>
+          <w:szCs w:val="24"/>
+          <w:lang w:eastAsia="en-IN"/>
+        </w:rPr>
+        <w:t xml:space="preserve">    )</w:t>
+      </w:r>
+    </w:p>
+    <w:p>
+      <w:pPr>
+        <w:spacing w:before="100" w:beforeAutospacing="1" w:after="100" w:afterAutospacing="1" w:line="240" w:lineRule="auto"/>
+        <w:rPr>
+          <w:rFonts w:ascii="Times New Roman" w:eastAsia="Times New Roman" w:hAnsi="Times New Roman" w:cs="Times New Roman"/>
+          <w:sz w:val="24"/>
+          <w:szCs w:val="24"/>
+          <w:lang w:eastAsia="en-IN"/>
+        </w:rPr>
+      </w:pPr>
+      <w:r>
+        <w:rPr>
+          <w:rFonts w:ascii="Times New Roman" w:eastAsia="Times New Roman" w:hAnsi="Times New Roman" w:cs="Times New Roman"/>
+          <w:sz w:val="24"/>
+          <w:szCs w:val="24"/>
+          <w:lang w:eastAsia="en-IN"/>
+        </w:rPr>
+        <w:t>);</w:t>
+      </w:r>
+    </w:p>
+    <w:p>
+      <w:pPr>
+        <w:spacing w:before="100" w:beforeAutospacing="1" w:after="100" w:afterAutospacing="1" w:line="240" w:lineRule="auto"/>
+        <w:rPr>
+          <w:rFonts w:ascii="Times New Roman" w:eastAsia="Times New Roman" w:hAnsi="Times New Roman" w:cs="Times New Roman"/>
+          <w:sz w:val="24"/>
+          <w:szCs w:val="24"/>
+          <w:lang w:eastAsia="en-IN"/>
+        </w:rPr>
+      </w:pPr>
+    </w:p>
+    <w:p>
+      <w:pPr>
+        <w:spacing w:before="100" w:beforeAutospacing="1" w:after="100" w:afterAutospacing="1" w:line="240" w:lineRule="auto"/>
+        <w:rPr>
+          <w:rFonts w:ascii="Times New Roman" w:eastAsia="Times New Roman" w:hAnsi="Times New Roman" w:cs="Times New Roman"/>
+          <w:sz w:val="24"/>
+          <w:szCs w:val="24"/>
+          <w:lang w:eastAsia="en-IN"/>
+        </w:rPr>
+      </w:pPr>
+      <w:r>
+        <w:rPr>
+          <w:rFonts w:ascii="Times New Roman" w:eastAsia="Times New Roman" w:hAnsi="Times New Roman" w:cs="Times New Roman"/>
+          <w:sz w:val="24"/>
+          <w:szCs w:val="24"/>
+          <w:lang w:eastAsia="en-IN"/>
+        </w:rPr>
+        <w:t>Update departments</w:t>
+      </w:r>
+    </w:p>
+    <w:p>
+      <w:pPr>
+        <w:spacing w:before="100" w:beforeAutospacing="1" w:after="100" w:afterAutospacing="1" w:line="240" w:lineRule="auto"/>
+        <w:rPr>
+          <w:rFonts w:ascii="Times New Roman" w:eastAsia="Times New Roman" w:hAnsi="Times New Roman" w:cs="Times New Roman"/>
+          <w:sz w:val="24"/>
+          <w:szCs w:val="24"/>
+          <w:lang w:eastAsia="en-IN"/>
+        </w:rPr>
+      </w:pPr>
+      <w:r>
+        <w:rPr>
+          <w:rFonts w:ascii="Times New Roman" w:eastAsia="Times New Roman" w:hAnsi="Times New Roman" w:cs="Times New Roman"/>
+          <w:sz w:val="24"/>
+          <w:szCs w:val="24"/>
+          <w:lang w:eastAsia="en-IN"/>
+        </w:rPr>
+        <w:t>update departments</w:t>
+      </w:r>
+    </w:p>
+    <w:p>
+      <w:pPr>
+        <w:spacing w:before="100" w:beforeAutospacing="1" w:after="100" w:afterAutospacing="1" w:line="240" w:lineRule="auto"/>
+        <w:rPr>
+          <w:rFonts w:ascii="Times New Roman" w:eastAsia="Times New Roman" w:hAnsi="Times New Roman" w:cs="Times New Roman"/>
+          <w:sz w:val="24"/>
+          <w:szCs w:val="24"/>
+          <w:lang w:eastAsia="en-IN"/>
+        </w:rPr>
+      </w:pPr>
+      <w:r>
+        <w:rPr>
+          <w:rFonts w:ascii="Times New Roman" w:eastAsia="Times New Roman" w:hAnsi="Times New Roman" w:cs="Times New Roman"/>
+          <w:sz w:val="24"/>
+          <w:szCs w:val="24"/>
+          <w:lang w:eastAsia="en-IN"/>
+        </w:rPr>
+        <w:t>set department = "Finance"</w:t>
+      </w:r>
+    </w:p>
+    <w:p>
+      <w:pPr>
+        <w:spacing w:before="100" w:beforeAutospacing="1" w:after="100" w:afterAutospacing="1" w:line="240" w:lineRule="auto"/>
+        <w:rPr>
+          <w:rFonts w:ascii="Times New Roman" w:eastAsia="Times New Roman" w:hAnsi="Times New Roman" w:cs="Times New Roman"/>
+          <w:sz w:val="24"/>
+          <w:szCs w:val="24"/>
+          <w:lang w:eastAsia="en-IN"/>
+        </w:rPr>
+      </w:pPr>
+      <w:r>
+        <w:rPr>
+          <w:rFonts w:ascii="Times New Roman" w:eastAsia="Times New Roman" w:hAnsi="Times New Roman" w:cs="Times New Roman"/>
+          <w:sz w:val="24"/>
+          <w:szCs w:val="24"/>
+          <w:lang w:eastAsia="en-IN"/>
+        </w:rPr>
+        <w:t xml:space="preserve">where </w:t>
+      </w:r>
+      <w:proofErr w:type="spellStart"/>
+      <w:r>
+        <w:rPr>
+          <w:rFonts w:ascii="Times New Roman" w:eastAsia="Times New Roman" w:hAnsi="Times New Roman" w:cs="Times New Roman"/>
+          <w:sz w:val="24"/>
+          <w:szCs w:val="24"/>
+          <w:lang w:eastAsia="en-IN"/>
+        </w:rPr>
+        <w:t>dept_id</w:t>
+      </w:r>
+      <w:proofErr w:type="spellEnd"/>
+      <w:r>
+        <w:rPr>
+          <w:rFonts w:ascii="Times New Roman" w:eastAsia="Times New Roman" w:hAnsi="Times New Roman" w:cs="Times New Roman"/>
+          <w:sz w:val="24"/>
+          <w:szCs w:val="24"/>
+          <w:lang w:eastAsia="en-IN"/>
+        </w:rPr>
+        <w:t xml:space="preserve"> = 104</w:t>
+      </w:r>
+    </w:p>
+    <w:p>
+      <w:pPr>
+        <w:spacing w:before="100" w:beforeAutospacing="1" w:after="100" w:afterAutospacing="1" w:line="240" w:lineRule="auto"/>
+        <w:rPr>
+          <w:rFonts w:ascii="Times New Roman" w:eastAsia="Times New Roman" w:hAnsi="Times New Roman" w:cs="Times New Roman"/>
+          <w:sz w:val="24"/>
+          <w:szCs w:val="24"/>
+          <w:lang w:eastAsia="en-IN"/>
+        </w:rPr>
+      </w:pPr>
+    </w:p>
+    <w:p>
+      <w:pPr>
+        <w:spacing w:before="100" w:beforeAutospacing="1" w:after="100" w:afterAutospacing="1" w:line="240" w:lineRule="auto"/>
+        <w:rPr>
+          <w:rFonts w:ascii="Times New Roman" w:eastAsia="Times New Roman" w:hAnsi="Times New Roman" w:cs="Times New Roman"/>
+          <w:sz w:val="24"/>
+          <w:szCs w:val="24"/>
+          <w:lang w:eastAsia="en-IN"/>
+        </w:rPr>
+      </w:pPr>
+      <w:r>
+        <w:rPr>
+          <w:rFonts w:ascii="Times New Roman" w:eastAsia="Times New Roman" w:hAnsi="Times New Roman" w:cs="Times New Roman"/>
+          <w:sz w:val="24"/>
+          <w:szCs w:val="24"/>
+          <w:lang w:eastAsia="en-IN"/>
+        </w:rPr>
+        <w:t>drop table employees;</w:t>
+      </w:r>
+    </w:p>
+    <w:p>
+      <w:pPr>
+        <w:spacing w:before="100" w:beforeAutospacing="1" w:after="100" w:afterAutospacing="1" w:line="240" w:lineRule="auto"/>
+        <w:rPr>
+          <w:rFonts w:ascii="Times New Roman" w:eastAsia="Times New Roman" w:hAnsi="Times New Roman" w:cs="Times New Roman"/>
+          <w:sz w:val="24"/>
+          <w:szCs w:val="24"/>
+          <w:lang w:eastAsia="en-IN"/>
+        </w:rPr>
+      </w:pPr>
+    </w:p>
+    <w:p>
+      <w:pPr>
+        <w:spacing w:before="100" w:beforeAutospacing="1" w:after="100" w:afterAutospacing="1" w:line="240" w:lineRule="auto"/>
+        <w:rPr>
+          <w:rFonts w:ascii="Times New Roman" w:eastAsia="Times New Roman" w:hAnsi="Times New Roman" w:cs="Times New Roman"/>
+          <w:sz w:val="24"/>
+          <w:szCs w:val="24"/>
+          <w:lang w:eastAsia="en-IN"/>
+        </w:rPr>
+      </w:pPr>
+      <w:r>
+        <w:rPr>
+          <w:rFonts w:ascii="Times New Roman" w:eastAsia="Times New Roman" w:hAnsi="Times New Roman" w:cs="Times New Roman"/>
+          <w:sz w:val="24"/>
+          <w:szCs w:val="24"/>
+          <w:lang w:eastAsia="en-IN"/>
+        </w:rPr>
+        <w:t xml:space="preserve">create table </w:t>
+      </w:r>
+      <w:proofErr w:type="gramStart"/>
+      <w:r>
+        <w:rPr>
+          <w:rFonts w:ascii="Times New Roman" w:eastAsia="Times New Roman" w:hAnsi="Times New Roman" w:cs="Times New Roman"/>
+          <w:sz w:val="24"/>
+          <w:szCs w:val="24"/>
+          <w:lang w:eastAsia="en-IN"/>
+        </w:rPr>
+        <w:t>employees(</w:t>
+      </w:r>
+      <w:proofErr w:type="gramEnd"/>
+    </w:p>
+    <w:p>
+      <w:pPr>
+        <w:spacing w:before="100" w:beforeAutospacing="1" w:after="100" w:afterAutospacing="1" w:line="240" w:lineRule="auto"/>
+        <w:rPr>
+          <w:rFonts w:ascii="Times New Roman" w:eastAsia="Times New Roman" w:hAnsi="Times New Roman" w:cs="Times New Roman"/>
+          <w:sz w:val="24"/>
+          <w:szCs w:val="24"/>
+          <w:lang w:eastAsia="en-IN"/>
+        </w:rPr>
+      </w:pPr>
+      <w:r>
+        <w:rPr>
+          <w:rFonts w:ascii="Times New Roman" w:eastAsia="Times New Roman" w:hAnsi="Times New Roman" w:cs="Times New Roman"/>
+          <w:sz w:val="24"/>
+          <w:szCs w:val="24"/>
+          <w:lang w:eastAsia="en-IN"/>
+        </w:rPr>
+        <w:t xml:space="preserve">  </w:t>
+      </w:r>
+      <w:proofErr w:type="spellStart"/>
+      <w:r>
+        <w:rPr>
+          <w:rFonts w:ascii="Times New Roman" w:eastAsia="Times New Roman" w:hAnsi="Times New Roman" w:cs="Times New Roman"/>
+          <w:sz w:val="24"/>
+          <w:szCs w:val="24"/>
+          <w:lang w:eastAsia="en-IN"/>
+        </w:rPr>
+        <w:t>emp_id</w:t>
+      </w:r>
+      <w:proofErr w:type="spellEnd"/>
+      <w:r>
+        <w:rPr>
+          <w:rFonts w:ascii="Times New Roman" w:eastAsia="Times New Roman" w:hAnsi="Times New Roman" w:cs="Times New Roman"/>
+          <w:sz w:val="24"/>
+          <w:szCs w:val="24"/>
+          <w:lang w:eastAsia="en-IN"/>
+        </w:rPr>
+        <w:t xml:space="preserve"> int,</w:t>
+      </w:r>
+    </w:p>
+    <w:p>
+      <w:pPr>
+        <w:spacing w:before="100" w:beforeAutospacing="1" w:after="100" w:afterAutospacing="1" w:line="240" w:lineRule="auto"/>
+        <w:rPr>
+          <w:rFonts w:ascii="Times New Roman" w:eastAsia="Times New Roman" w:hAnsi="Times New Roman" w:cs="Times New Roman"/>
+          <w:sz w:val="24"/>
+          <w:szCs w:val="24"/>
+          <w:lang w:eastAsia="en-IN"/>
+        </w:rPr>
+      </w:pPr>
+      <w:r>
+        <w:rPr>
+          <w:rFonts w:ascii="Times New Roman" w:eastAsia="Times New Roman" w:hAnsi="Times New Roman" w:cs="Times New Roman"/>
+          <w:sz w:val="24"/>
+          <w:szCs w:val="24"/>
+          <w:lang w:eastAsia="en-IN"/>
+        </w:rPr>
+        <w:t xml:space="preserve">  name </w:t>
+      </w:r>
+      <w:proofErr w:type="gramStart"/>
+      <w:r>
+        <w:rPr>
+          <w:rFonts w:ascii="Times New Roman" w:eastAsia="Times New Roman" w:hAnsi="Times New Roman" w:cs="Times New Roman"/>
+          <w:sz w:val="24"/>
+          <w:szCs w:val="24"/>
+          <w:lang w:eastAsia="en-IN"/>
+        </w:rPr>
+        <w:t>varchar(</w:t>
+      </w:r>
+      <w:proofErr w:type="gramEnd"/>
+      <w:r>
+        <w:rPr>
+          <w:rFonts w:ascii="Times New Roman" w:eastAsia="Times New Roman" w:hAnsi="Times New Roman" w:cs="Times New Roman"/>
+          <w:sz w:val="24"/>
+          <w:szCs w:val="24"/>
+          <w:lang w:eastAsia="en-IN"/>
+        </w:rPr>
+        <w:t>10),</w:t>
+      </w:r>
+      <w:proofErr w:type="spellStart"/>
+      <w:r>
+        <w:rPr>
+          <w:rFonts w:ascii="Times New Roman" w:eastAsia="Times New Roman" w:hAnsi="Times New Roman" w:cs="Times New Roman"/>
+          <w:sz w:val="24"/>
+          <w:szCs w:val="24"/>
+          <w:lang w:eastAsia="en-IN"/>
+        </w:rPr>
+        <w:t>dept_id</w:t>
+      </w:r>
+      <w:proofErr w:type="spellEnd"/>
+      <w:r>
+        <w:rPr>
+          <w:rFonts w:ascii="Times New Roman" w:eastAsia="Times New Roman" w:hAnsi="Times New Roman" w:cs="Times New Roman"/>
+          <w:sz w:val="24"/>
+          <w:szCs w:val="24"/>
+          <w:lang w:eastAsia="en-IN"/>
+        </w:rPr>
+        <w:t xml:space="preserve"> int,</w:t>
+      </w:r>
+    </w:p>
+    <w:p>
+      <w:pPr>
+        <w:spacing w:before="100" w:beforeAutospacing="1" w:after="100" w:afterAutospacing="1" w:line="240" w:lineRule="auto"/>
+        <w:rPr>
+          <w:rFonts w:ascii="Times New Roman" w:eastAsia="Times New Roman" w:hAnsi="Times New Roman" w:cs="Times New Roman"/>
+          <w:sz w:val="24"/>
+          <w:szCs w:val="24"/>
+          <w:lang w:eastAsia="en-IN"/>
+        </w:rPr>
+      </w:pPr>
+      <w:r>
+        <w:rPr>
+          <w:rFonts w:ascii="Times New Roman" w:eastAsia="Times New Roman" w:hAnsi="Times New Roman" w:cs="Times New Roman"/>
+          <w:sz w:val="24"/>
+          <w:szCs w:val="24"/>
+          <w:lang w:eastAsia="en-IN"/>
+        </w:rPr>
+        <w:t xml:space="preserve">  salary int,</w:t>
+      </w:r>
+    </w:p>
+    <w:p>
+      <w:pPr>
+        <w:spacing w:before="100" w:beforeAutospacing="1" w:after="100" w:afterAutospacing="1" w:line="240" w:lineRule="auto"/>
+        <w:rPr>
+          <w:rFonts w:ascii="Times New Roman" w:eastAsia="Times New Roman" w:hAnsi="Times New Roman" w:cs="Times New Roman"/>
+          <w:sz w:val="24"/>
+          <w:szCs w:val="24"/>
+          <w:lang w:eastAsia="en-IN"/>
+        </w:rPr>
+      </w:pPr>
+      <w:r>
+        <w:rPr>
+          <w:rFonts w:ascii="Times New Roman" w:eastAsia="Times New Roman" w:hAnsi="Times New Roman" w:cs="Times New Roman"/>
+          <w:sz w:val="24"/>
+          <w:szCs w:val="24"/>
+          <w:lang w:eastAsia="en-IN"/>
+        </w:rPr>
+        <w:t xml:space="preserve">  city </w:t>
+      </w:r>
+      <w:proofErr w:type="gramStart"/>
+      <w:r>
+        <w:rPr>
+          <w:rFonts w:ascii="Times New Roman" w:eastAsia="Times New Roman" w:hAnsi="Times New Roman" w:cs="Times New Roman"/>
+          <w:sz w:val="24"/>
+          <w:szCs w:val="24"/>
+          <w:lang w:eastAsia="en-IN"/>
+        </w:rPr>
+        <w:t>varchar(</w:t>
+      </w:r>
+      <w:proofErr w:type="gramEnd"/>
+      <w:r>
+        <w:rPr>
+          <w:rFonts w:ascii="Times New Roman" w:eastAsia="Times New Roman" w:hAnsi="Times New Roman" w:cs="Times New Roman"/>
+          <w:sz w:val="24"/>
+          <w:szCs w:val="24"/>
+          <w:lang w:eastAsia="en-IN"/>
+        </w:rPr>
+        <w:t>10));</w:t>
+      </w:r>
+    </w:p>
+    <w:p>
+      <w:pPr>
+        <w:spacing w:before="100" w:beforeAutospacing="1" w:after="100" w:afterAutospacing="1" w:line="240" w:lineRule="auto"/>
+        <w:rPr>
+          <w:rFonts w:ascii="Times New Roman" w:eastAsia="Times New Roman" w:hAnsi="Times New Roman" w:cs="Times New Roman"/>
+          <w:sz w:val="24"/>
+          <w:szCs w:val="24"/>
+          <w:lang w:eastAsia="en-IN"/>
+        </w:rPr>
+      </w:pPr>
+      <w:r>
+        <w:rPr>
+          <w:rFonts w:ascii="Times New Roman" w:eastAsia="Times New Roman" w:hAnsi="Times New Roman" w:cs="Times New Roman"/>
+          <w:sz w:val="24"/>
+          <w:szCs w:val="24"/>
+          <w:lang w:eastAsia="en-IN"/>
+        </w:rPr>
+        <w:lastRenderedPageBreak/>
+        <w:t xml:space="preserve">insert into </w:t>
+      </w:r>
+      <w:proofErr w:type="gramStart"/>
+      <w:r>
+        <w:rPr>
+          <w:rFonts w:ascii="Times New Roman" w:eastAsia="Times New Roman" w:hAnsi="Times New Roman" w:cs="Times New Roman"/>
+          <w:sz w:val="24"/>
+          <w:szCs w:val="24"/>
+          <w:lang w:eastAsia="en-IN"/>
+        </w:rPr>
+        <w:t>employees</w:t>
+      </w:r>
+      <w:proofErr w:type="gramEnd"/>
+      <w:r>
+        <w:rPr>
+          <w:rFonts w:ascii="Times New Roman" w:eastAsia="Times New Roman" w:hAnsi="Times New Roman" w:cs="Times New Roman"/>
+          <w:sz w:val="24"/>
+          <w:szCs w:val="24"/>
+          <w:lang w:eastAsia="en-IN"/>
+        </w:rPr>
+        <w:t xml:space="preserve"> values</w:t>
+      </w:r>
+    </w:p>
+    <w:p>
+      <w:pPr>
+        <w:spacing w:before="100" w:beforeAutospacing="1" w:after="100" w:afterAutospacing="1" w:line="240" w:lineRule="auto"/>
+        <w:rPr>
+          <w:rFonts w:ascii="Times New Roman" w:eastAsia="Times New Roman" w:hAnsi="Times New Roman" w:cs="Times New Roman"/>
+          <w:sz w:val="24"/>
+          <w:szCs w:val="24"/>
+          <w:lang w:eastAsia="en-IN"/>
+        </w:rPr>
+      </w:pPr>
+      <w:proofErr w:type="gramStart"/>
+      <w:r>
+        <w:rPr>
+          <w:rFonts w:ascii="Times New Roman" w:eastAsia="Times New Roman" w:hAnsi="Times New Roman" w:cs="Times New Roman"/>
+          <w:sz w:val="24"/>
+          <w:szCs w:val="24"/>
+          <w:lang w:eastAsia="en-IN"/>
+        </w:rPr>
+        <w:t>( 1</w:t>
+      </w:r>
+      <w:proofErr w:type="gramEnd"/>
+      <w:r>
+        <w:rPr>
+          <w:rFonts w:ascii="Times New Roman" w:eastAsia="Times New Roman" w:hAnsi="Times New Roman" w:cs="Times New Roman"/>
+          <w:sz w:val="24"/>
+          <w:szCs w:val="24"/>
+          <w:lang w:eastAsia="en-IN"/>
+        </w:rPr>
+        <w:t>,"alice",101,50000,"Hubli"),</w:t>
+      </w:r>
+    </w:p>
+    <w:p>
+      <w:pPr>
+        <w:spacing w:before="100" w:beforeAutospacing="1" w:after="100" w:afterAutospacing="1" w:line="240" w:lineRule="auto"/>
+        <w:rPr>
+          <w:rFonts w:ascii="Times New Roman" w:eastAsia="Times New Roman" w:hAnsi="Times New Roman" w:cs="Times New Roman"/>
+          <w:sz w:val="24"/>
+          <w:szCs w:val="24"/>
+          <w:lang w:eastAsia="en-IN"/>
+        </w:rPr>
+      </w:pPr>
+      <w:r>
+        <w:rPr>
+          <w:rFonts w:ascii="Times New Roman" w:eastAsia="Times New Roman" w:hAnsi="Times New Roman" w:cs="Times New Roman"/>
+          <w:sz w:val="24"/>
+          <w:szCs w:val="24"/>
+          <w:lang w:eastAsia="en-IN"/>
+        </w:rPr>
+        <w:t>(2,"Bob",102,70000,"Bangalore"),</w:t>
+      </w:r>
+    </w:p>
+    <w:p>
+      <w:pPr>
+        <w:spacing w:before="100" w:beforeAutospacing="1" w:after="100" w:afterAutospacing="1" w:line="240" w:lineRule="auto"/>
+        <w:rPr>
+          <w:rFonts w:ascii="Times New Roman" w:eastAsia="Times New Roman" w:hAnsi="Times New Roman" w:cs="Times New Roman"/>
+          <w:sz w:val="24"/>
+          <w:szCs w:val="24"/>
+          <w:lang w:eastAsia="en-IN"/>
+        </w:rPr>
+      </w:pPr>
+      <w:r>
+        <w:rPr>
+          <w:rFonts w:ascii="Times New Roman" w:eastAsia="Times New Roman" w:hAnsi="Times New Roman" w:cs="Times New Roman"/>
+          <w:sz w:val="24"/>
+          <w:szCs w:val="24"/>
+          <w:lang w:eastAsia="en-IN"/>
+        </w:rPr>
+        <w:t>(3,"Charlie",102,80000,"Hubli"),</w:t>
+      </w:r>
+    </w:p>
+    <w:p>
+      <w:pPr>
+        <w:spacing w:before="100" w:beforeAutospacing="1" w:after="100" w:afterAutospacing="1" w:line="240" w:lineRule="auto"/>
+        <w:rPr>
+          <w:rFonts w:ascii="Times New Roman" w:eastAsia="Times New Roman" w:hAnsi="Times New Roman" w:cs="Times New Roman"/>
+          <w:sz w:val="24"/>
+          <w:szCs w:val="24"/>
+          <w:lang w:eastAsia="en-IN"/>
+        </w:rPr>
+      </w:pPr>
+      <w:r>
+        <w:rPr>
+          <w:rFonts w:ascii="Times New Roman" w:eastAsia="Times New Roman" w:hAnsi="Times New Roman" w:cs="Times New Roman"/>
+          <w:sz w:val="24"/>
+          <w:szCs w:val="24"/>
+          <w:lang w:eastAsia="en-IN"/>
+        </w:rPr>
+        <w:t>(4,"David",103,45000,"Mysore"),</w:t>
+      </w:r>
+    </w:p>
+    <w:p>
+      <w:pPr>
+        <w:spacing w:before="100" w:beforeAutospacing="1" w:after="100" w:afterAutospacing="1" w:line="240" w:lineRule="auto"/>
+        <w:rPr>
+          <w:rFonts w:ascii="Times New Roman" w:eastAsia="Times New Roman" w:hAnsi="Times New Roman" w:cs="Times New Roman"/>
+          <w:sz w:val="24"/>
+          <w:szCs w:val="24"/>
+          <w:lang w:eastAsia="en-IN"/>
+        </w:rPr>
+      </w:pPr>
+      <w:r>
+        <w:rPr>
+          <w:rFonts w:ascii="Times New Roman" w:eastAsia="Times New Roman" w:hAnsi="Times New Roman" w:cs="Times New Roman"/>
+          <w:sz w:val="24"/>
+          <w:szCs w:val="24"/>
+          <w:lang w:eastAsia="en-IN"/>
+        </w:rPr>
+        <w:t>(5,"Eva",101,60000,"Hubli"),</w:t>
+      </w:r>
+    </w:p>
+    <w:p>
+      <w:pPr>
+        <w:spacing w:before="100" w:beforeAutospacing="1" w:after="100" w:afterAutospacing="1" w:line="240" w:lineRule="auto"/>
+        <w:rPr>
+          <w:rFonts w:ascii="Times New Roman" w:eastAsia="Times New Roman" w:hAnsi="Times New Roman" w:cs="Times New Roman"/>
+          <w:sz w:val="24"/>
+          <w:szCs w:val="24"/>
+          <w:lang w:eastAsia="en-IN"/>
+        </w:rPr>
+      </w:pPr>
+      <w:r>
+        <w:rPr>
+          <w:rFonts w:ascii="Times New Roman" w:eastAsia="Times New Roman" w:hAnsi="Times New Roman" w:cs="Times New Roman"/>
+          <w:sz w:val="24"/>
+          <w:szCs w:val="24"/>
+          <w:lang w:eastAsia="en-IN"/>
+        </w:rPr>
+        <w:t>(6,"Frank",104,90000,"Bangalore");</w:t>
+      </w:r>
+    </w:p>
+    <w:p>
+      <w:pPr>
+        <w:spacing w:before="100" w:beforeAutospacing="1" w:after="100" w:afterAutospacing="1" w:line="240" w:lineRule="auto"/>
+        <w:rPr>
+          <w:rFonts w:ascii="Times New Roman" w:eastAsia="Times New Roman" w:hAnsi="Times New Roman" w:cs="Times New Roman"/>
+          <w:sz w:val="24"/>
+          <w:szCs w:val="24"/>
+          <w:lang w:eastAsia="en-IN"/>
+        </w:rPr>
+      </w:pPr>
+    </w:p>
+    <w:p>
+      <w:pPr>
+        <w:spacing w:before="100" w:beforeAutospacing="1" w:after="100" w:afterAutospacing="1" w:line="240" w:lineRule="auto"/>
+        <w:rPr>
+          <w:rFonts w:ascii="Times New Roman" w:eastAsia="Times New Roman" w:hAnsi="Times New Roman" w:cs="Times New Roman"/>
+          <w:sz w:val="24"/>
+          <w:szCs w:val="24"/>
+          <w:lang w:eastAsia="en-IN"/>
+        </w:rPr>
+      </w:pPr>
+      <w:r>
+        <w:rPr>
+          <w:rFonts w:ascii="Times New Roman" w:eastAsia="Times New Roman" w:hAnsi="Times New Roman" w:cs="Times New Roman"/>
+          <w:sz w:val="24"/>
+          <w:szCs w:val="24"/>
+          <w:lang w:eastAsia="en-IN"/>
+        </w:rPr>
+        <w:t>Practice questions”</w:t>
+      </w:r>
+    </w:p>
+    <w:p>
+      <w:pPr>
+        <w:pStyle w:val="ListParagraph"/>
+        <w:numPr>
+          <w:ilvl w:val="0"/>
+          <w:numId w:val="9"/>
+        </w:numPr>
+        <w:spacing w:before="100" w:beforeAutospacing="1" w:after="100" w:afterAutospacing="1" w:line="240" w:lineRule="auto"/>
+        <w:rPr>
+          <w:rFonts w:ascii="Times New Roman" w:eastAsia="Times New Roman" w:hAnsi="Times New Roman" w:cs="Times New Roman"/>
+          <w:sz w:val="24"/>
+          <w:szCs w:val="24"/>
+          <w:lang w:eastAsia="en-IN"/>
+        </w:rPr>
+      </w:pPr>
+      <w:r>
+        <w:t>Find all employees earning more than ₹60,000.</w:t>
+      </w:r>
+    </w:p>
+    <w:p>
+      <w:pPr>
+        <w:pStyle w:val="ListParagraph"/>
+        <w:spacing w:before="100" w:beforeAutospacing="1" w:after="100" w:afterAutospacing="1" w:line="240" w:lineRule="auto"/>
+        <w:rPr>
+          <w:rFonts w:ascii="Times New Roman" w:eastAsia="Times New Roman" w:hAnsi="Times New Roman" w:cs="Times New Roman"/>
+          <w:sz w:val="24"/>
+          <w:szCs w:val="24"/>
+          <w:lang w:eastAsia="en-IN"/>
+        </w:rPr>
+      </w:pPr>
+      <w:r>
+        <w:rPr>
+          <w:rFonts w:ascii="Times New Roman" w:eastAsia="Times New Roman" w:hAnsi="Times New Roman" w:cs="Times New Roman"/>
+          <w:sz w:val="24"/>
+          <w:szCs w:val="24"/>
+          <w:lang w:eastAsia="en-IN"/>
+        </w:rPr>
+        <w:t xml:space="preserve">select * </w:t>
+      </w:r>
+    </w:p>
+    <w:p>
+      <w:pPr>
+        <w:pStyle w:val="ListParagraph"/>
+        <w:spacing w:before="100" w:beforeAutospacing="1" w:after="100" w:afterAutospacing="1" w:line="240" w:lineRule="auto"/>
+        <w:rPr>
+          <w:rFonts w:ascii="Times New Roman" w:eastAsia="Times New Roman" w:hAnsi="Times New Roman" w:cs="Times New Roman"/>
+          <w:sz w:val="24"/>
+          <w:szCs w:val="24"/>
+          <w:lang w:eastAsia="en-IN"/>
+        </w:rPr>
+      </w:pPr>
+      <w:r>
+        <w:rPr>
+          <w:rFonts w:ascii="Times New Roman" w:eastAsia="Times New Roman" w:hAnsi="Times New Roman" w:cs="Times New Roman"/>
+          <w:sz w:val="24"/>
+          <w:szCs w:val="24"/>
+          <w:lang w:eastAsia="en-IN"/>
+        </w:rPr>
+        <w:t>from employees</w:t>
+      </w:r>
+    </w:p>
+    <w:p>
+      <w:pPr>
+        <w:pStyle w:val="ListParagraph"/>
+        <w:spacing w:before="100" w:beforeAutospacing="1" w:after="100" w:afterAutospacing="1" w:line="240" w:lineRule="auto"/>
+        <w:rPr>
+          <w:rFonts w:ascii="Times New Roman" w:eastAsia="Times New Roman" w:hAnsi="Times New Roman" w:cs="Times New Roman"/>
+          <w:sz w:val="24"/>
+          <w:szCs w:val="24"/>
+          <w:lang w:eastAsia="en-IN"/>
+        </w:rPr>
+      </w:pPr>
+      <w:r>
+        <w:rPr>
+          <w:rFonts w:ascii="Times New Roman" w:eastAsia="Times New Roman" w:hAnsi="Times New Roman" w:cs="Times New Roman"/>
+          <w:sz w:val="24"/>
+          <w:szCs w:val="24"/>
+          <w:lang w:eastAsia="en-IN"/>
+        </w:rPr>
+        <w:t>where salary &gt; 60000;</w:t>
+      </w:r>
+    </w:p>
+    <w:p>
+      <w:pPr>
+        <w:pStyle w:val="ListParagraph"/>
+        <w:spacing w:before="100" w:beforeAutospacing="1" w:after="100" w:afterAutospacing="1" w:line="240" w:lineRule="auto"/>
+        <w:rPr>
+          <w:rFonts w:ascii="Times New Roman" w:eastAsia="Times New Roman" w:hAnsi="Times New Roman" w:cs="Times New Roman"/>
+          <w:sz w:val="24"/>
+          <w:szCs w:val="24"/>
+          <w:lang w:eastAsia="en-IN"/>
+        </w:rPr>
+      </w:pPr>
+    </w:p>
+    <w:p>
+      <w:pPr>
+        <w:pStyle w:val="ListParagraph"/>
+        <w:numPr>
+          <w:ilvl w:val="0"/>
+          <w:numId w:val="9"/>
+        </w:numPr>
+        <w:spacing w:before="100" w:beforeAutospacing="1" w:after="100" w:afterAutospacing="1" w:line="240" w:lineRule="auto"/>
+        <w:rPr>
+          <w:rFonts w:ascii="Times New Roman" w:eastAsia="Times New Roman" w:hAnsi="Times New Roman" w:cs="Times New Roman"/>
+          <w:sz w:val="24"/>
+          <w:szCs w:val="24"/>
+          <w:lang w:eastAsia="en-IN"/>
+        </w:rPr>
+      </w:pPr>
+      <w:r>
+        <w:t>Display employees from Hubli ordered by salary (highest first).</w:t>
+      </w:r>
+    </w:p>
+    <w:p>
+      <w:pPr>
+        <w:pStyle w:val="ListParagraph"/>
+        <w:spacing w:before="100" w:beforeAutospacing="1" w:after="100" w:afterAutospacing="1" w:line="240" w:lineRule="auto"/>
+        <w:rPr>
+          <w:rFonts w:ascii="Times New Roman" w:eastAsia="Times New Roman" w:hAnsi="Times New Roman" w:cs="Times New Roman"/>
+          <w:sz w:val="24"/>
+          <w:szCs w:val="24"/>
+          <w:lang w:eastAsia="en-IN"/>
+        </w:rPr>
+      </w:pPr>
+      <w:r>
+        <w:rPr>
+          <w:rFonts w:ascii="Times New Roman" w:eastAsia="Times New Roman" w:hAnsi="Times New Roman" w:cs="Times New Roman"/>
+          <w:sz w:val="24"/>
+          <w:szCs w:val="24"/>
+          <w:lang w:eastAsia="en-IN"/>
+        </w:rPr>
+        <w:t xml:space="preserve">select * </w:t>
+      </w:r>
+    </w:p>
+    <w:p>
+      <w:pPr>
+        <w:pStyle w:val="ListParagraph"/>
+        <w:spacing w:before="100" w:beforeAutospacing="1" w:after="100" w:afterAutospacing="1" w:line="240" w:lineRule="auto"/>
+        <w:rPr>
+          <w:rFonts w:ascii="Times New Roman" w:eastAsia="Times New Roman" w:hAnsi="Times New Roman" w:cs="Times New Roman"/>
+          <w:sz w:val="24"/>
+          <w:szCs w:val="24"/>
+          <w:lang w:eastAsia="en-IN"/>
+        </w:rPr>
+      </w:pPr>
+      <w:r>
+        <w:rPr>
+          <w:rFonts w:ascii="Times New Roman" w:eastAsia="Times New Roman" w:hAnsi="Times New Roman" w:cs="Times New Roman"/>
+          <w:sz w:val="24"/>
+          <w:szCs w:val="24"/>
+          <w:lang w:eastAsia="en-IN"/>
+        </w:rPr>
+        <w:t>from employees</w:t>
+      </w:r>
+    </w:p>
+    <w:p>
+      <w:pPr>
+        <w:pStyle w:val="ListParagraph"/>
+        <w:spacing w:before="100" w:beforeAutospacing="1" w:after="100" w:afterAutospacing="1" w:line="240" w:lineRule="auto"/>
+        <w:rPr>
+          <w:rFonts w:ascii="Times New Roman" w:eastAsia="Times New Roman" w:hAnsi="Times New Roman" w:cs="Times New Roman"/>
+          <w:sz w:val="24"/>
+          <w:szCs w:val="24"/>
+          <w:lang w:eastAsia="en-IN"/>
+        </w:rPr>
+      </w:pPr>
+      <w:r>
+        <w:rPr>
+          <w:rFonts w:ascii="Times New Roman" w:eastAsia="Times New Roman" w:hAnsi="Times New Roman" w:cs="Times New Roman"/>
+          <w:sz w:val="24"/>
+          <w:szCs w:val="24"/>
+          <w:lang w:eastAsia="en-IN"/>
+        </w:rPr>
+        <w:t>where city = "Hubli"</w:t>
+      </w:r>
+    </w:p>
+    <w:p>
+      <w:pPr>
+        <w:pStyle w:val="ListParagraph"/>
+        <w:spacing w:before="100" w:beforeAutospacing="1" w:after="100" w:afterAutospacing="1" w:line="240" w:lineRule="auto"/>
+        <w:rPr>
+          <w:rFonts w:ascii="Times New Roman" w:eastAsia="Times New Roman" w:hAnsi="Times New Roman" w:cs="Times New Roman"/>
+          <w:sz w:val="24"/>
+          <w:szCs w:val="24"/>
+          <w:lang w:eastAsia="en-IN"/>
+        </w:rPr>
+      </w:pPr>
+      <w:r>
+        <w:rPr>
+          <w:rFonts w:ascii="Times New Roman" w:eastAsia="Times New Roman" w:hAnsi="Times New Roman" w:cs="Times New Roman"/>
+          <w:sz w:val="24"/>
+          <w:szCs w:val="24"/>
+          <w:lang w:eastAsia="en-IN"/>
+        </w:rPr>
+        <w:t xml:space="preserve">order by salary </w:t>
+      </w:r>
+      <w:proofErr w:type="spellStart"/>
+      <w:r>
+        <w:rPr>
+          <w:rFonts w:ascii="Times New Roman" w:eastAsia="Times New Roman" w:hAnsi="Times New Roman" w:cs="Times New Roman"/>
+          <w:sz w:val="24"/>
+          <w:szCs w:val="24"/>
+          <w:lang w:eastAsia="en-IN"/>
+        </w:rPr>
+        <w:t>desc</w:t>
+      </w:r>
+      <w:proofErr w:type="spellEnd"/>
+      <w:r>
+        <w:rPr>
+          <w:rFonts w:ascii="Times New Roman" w:eastAsia="Times New Roman" w:hAnsi="Times New Roman" w:cs="Times New Roman"/>
+          <w:sz w:val="24"/>
+          <w:szCs w:val="24"/>
+          <w:lang w:eastAsia="en-IN"/>
+        </w:rPr>
+        <w:t>;</w:t>
+      </w:r>
+    </w:p>
+    <w:p>
+      <w:pPr>
+        <w:pStyle w:val="ListParagraph"/>
+        <w:spacing w:before="100" w:beforeAutospacing="1" w:after="100" w:afterAutospacing="1" w:line="240" w:lineRule="auto"/>
+        <w:rPr>
+          <w:rFonts w:ascii="Times New Roman" w:eastAsia="Times New Roman" w:hAnsi="Times New Roman" w:cs="Times New Roman"/>
+          <w:sz w:val="24"/>
+          <w:szCs w:val="24"/>
+          <w:lang w:eastAsia="en-IN"/>
+        </w:rPr>
+      </w:pPr>
+    </w:p>
+    <w:p>
+      <w:pPr>
+        <w:pStyle w:val="ListParagraph"/>
+        <w:numPr>
+          <w:ilvl w:val="0"/>
+          <w:numId w:val="9"/>
+        </w:numPr>
+        <w:spacing w:before="100" w:beforeAutospacing="1" w:after="100" w:afterAutospacing="1" w:line="240" w:lineRule="auto"/>
+        <w:rPr>
+          <w:rFonts w:ascii="Times New Roman" w:eastAsia="Times New Roman" w:hAnsi="Times New Roman" w:cs="Times New Roman"/>
+          <w:sz w:val="24"/>
+          <w:szCs w:val="24"/>
+          <w:lang w:eastAsia="en-IN"/>
+        </w:rPr>
+      </w:pPr>
+      <w:r>
+        <w:t>Show the top 3 highest-paid employees.</w:t>
+      </w:r>
+    </w:p>
+    <w:p>
+      <w:pPr>
+        <w:pStyle w:val="ListParagraph"/>
+        <w:spacing w:before="100" w:beforeAutospacing="1" w:after="100" w:afterAutospacing="1" w:line="240" w:lineRule="auto"/>
+        <w:rPr>
+          <w:rFonts w:ascii="Times New Roman" w:eastAsia="Times New Roman" w:hAnsi="Times New Roman" w:cs="Times New Roman"/>
+          <w:sz w:val="24"/>
+          <w:szCs w:val="24"/>
+          <w:lang w:eastAsia="en-IN"/>
+        </w:rPr>
+      </w:pPr>
+      <w:r>
+        <w:rPr>
+          <w:rFonts w:ascii="Times New Roman" w:eastAsia="Times New Roman" w:hAnsi="Times New Roman" w:cs="Times New Roman"/>
+          <w:sz w:val="24"/>
+          <w:szCs w:val="24"/>
+          <w:lang w:eastAsia="en-IN"/>
+        </w:rPr>
+        <w:t xml:space="preserve">select * </w:t>
+      </w:r>
+    </w:p>
+    <w:p>
+      <w:pPr>
+        <w:pStyle w:val="ListParagraph"/>
+        <w:spacing w:before="100" w:beforeAutospacing="1" w:after="100" w:afterAutospacing="1" w:line="240" w:lineRule="auto"/>
+        <w:rPr>
+          <w:rFonts w:ascii="Times New Roman" w:eastAsia="Times New Roman" w:hAnsi="Times New Roman" w:cs="Times New Roman"/>
+          <w:sz w:val="24"/>
+          <w:szCs w:val="24"/>
+          <w:lang w:eastAsia="en-IN"/>
+        </w:rPr>
+      </w:pPr>
+      <w:r>
+        <w:rPr>
+          <w:rFonts w:ascii="Times New Roman" w:eastAsia="Times New Roman" w:hAnsi="Times New Roman" w:cs="Times New Roman"/>
+          <w:sz w:val="24"/>
+          <w:szCs w:val="24"/>
+          <w:lang w:eastAsia="en-IN"/>
+        </w:rPr>
+        <w:t>from employees</w:t>
+      </w:r>
+    </w:p>
+    <w:p>
+      <w:pPr>
+        <w:pStyle w:val="ListParagraph"/>
+        <w:spacing w:before="100" w:beforeAutospacing="1" w:after="100" w:afterAutospacing="1" w:line="240" w:lineRule="auto"/>
+        <w:rPr>
+          <w:rFonts w:ascii="Times New Roman" w:eastAsia="Times New Roman" w:hAnsi="Times New Roman" w:cs="Times New Roman"/>
+          <w:sz w:val="24"/>
+          <w:szCs w:val="24"/>
+          <w:lang w:eastAsia="en-IN"/>
+        </w:rPr>
+      </w:pPr>
+      <w:r>
+        <w:rPr>
+          <w:rFonts w:ascii="Times New Roman" w:eastAsia="Times New Roman" w:hAnsi="Times New Roman" w:cs="Times New Roman"/>
+          <w:sz w:val="24"/>
+          <w:szCs w:val="24"/>
+          <w:lang w:eastAsia="en-IN"/>
+        </w:rPr>
+        <w:t xml:space="preserve">order by salary </w:t>
+      </w:r>
+      <w:proofErr w:type="spellStart"/>
+      <w:r>
+        <w:rPr>
+          <w:rFonts w:ascii="Times New Roman" w:eastAsia="Times New Roman" w:hAnsi="Times New Roman" w:cs="Times New Roman"/>
+          <w:sz w:val="24"/>
+          <w:szCs w:val="24"/>
+          <w:lang w:eastAsia="en-IN"/>
+        </w:rPr>
+        <w:t>desc</w:t>
+      </w:r>
+      <w:proofErr w:type="spellEnd"/>
+    </w:p>
+    <w:p>
+      <w:pPr>
+        <w:pStyle w:val="ListParagraph"/>
+        <w:spacing w:before="100" w:beforeAutospacing="1" w:after="100" w:afterAutospacing="1" w:line="240" w:lineRule="auto"/>
+        <w:rPr>
+          <w:rFonts w:ascii="Times New Roman" w:eastAsia="Times New Roman" w:hAnsi="Times New Roman" w:cs="Times New Roman"/>
+          <w:sz w:val="24"/>
+          <w:szCs w:val="24"/>
+          <w:lang w:eastAsia="en-IN"/>
+        </w:rPr>
+      </w:pPr>
+      <w:r>
+        <w:rPr>
+          <w:rFonts w:ascii="Times New Roman" w:eastAsia="Times New Roman" w:hAnsi="Times New Roman" w:cs="Times New Roman"/>
+          <w:sz w:val="24"/>
+          <w:szCs w:val="24"/>
+          <w:lang w:eastAsia="en-IN"/>
+        </w:rPr>
+        <w:t>limit 3;</w:t>
+      </w:r>
+    </w:p>
+    <w:p>
+      <w:pPr>
+        <w:pStyle w:val="ListParagraph"/>
+        <w:spacing w:before="100" w:beforeAutospacing="1" w:after="100" w:afterAutospacing="1" w:line="240" w:lineRule="auto"/>
+        <w:rPr>
+          <w:rFonts w:ascii="Times New Roman" w:eastAsia="Times New Roman" w:hAnsi="Times New Roman" w:cs="Times New Roman"/>
+          <w:sz w:val="24"/>
+          <w:szCs w:val="24"/>
+          <w:lang w:eastAsia="en-IN"/>
+        </w:rPr>
+      </w:pPr>
+    </w:p>
+    <w:p>
+      <w:pPr>
+        <w:pStyle w:val="ListParagraph"/>
+        <w:numPr>
+          <w:ilvl w:val="0"/>
+          <w:numId w:val="9"/>
+        </w:numPr>
+        <w:spacing w:before="100" w:beforeAutospacing="1" w:after="100" w:afterAutospacing="1" w:line="240" w:lineRule="auto"/>
+        <w:rPr>
+          <w:rFonts w:ascii="Times New Roman" w:eastAsia="Times New Roman" w:hAnsi="Times New Roman" w:cs="Times New Roman"/>
+          <w:sz w:val="24"/>
+          <w:szCs w:val="24"/>
+          <w:lang w:eastAsia="en-IN"/>
+        </w:rPr>
+      </w:pPr>
+      <w:r>
+        <w:t xml:space="preserve">Find employees whose names start with </w:t>
+      </w:r>
+      <w:r>
+        <w:rPr>
+          <w:rStyle w:val="HTMLCode"/>
+          <w:rFonts w:eastAsiaTheme="minorHAnsi"/>
+        </w:rPr>
+        <w:t>A</w:t>
+      </w:r>
+      <w:r>
+        <w:t>.</w:t>
+      </w:r>
+    </w:p>
+    <w:p>
+      <w:pPr>
+        <w:pStyle w:val="ListParagraph"/>
+        <w:spacing w:before="100" w:beforeAutospacing="1" w:after="100" w:afterAutospacing="1" w:line="240" w:lineRule="auto"/>
+        <w:rPr>
+          <w:rFonts w:ascii="Times New Roman" w:eastAsia="Times New Roman" w:hAnsi="Times New Roman" w:cs="Times New Roman"/>
+          <w:sz w:val="24"/>
+          <w:szCs w:val="24"/>
+          <w:lang w:eastAsia="en-IN"/>
+        </w:rPr>
+      </w:pPr>
+      <w:r>
+        <w:rPr>
+          <w:rFonts w:ascii="Times New Roman" w:eastAsia="Times New Roman" w:hAnsi="Times New Roman" w:cs="Times New Roman"/>
+          <w:sz w:val="24"/>
+          <w:szCs w:val="24"/>
+          <w:lang w:eastAsia="en-IN"/>
+        </w:rPr>
+        <w:t xml:space="preserve">select * </w:t>
+      </w:r>
+    </w:p>
+    <w:p>
+      <w:pPr>
+        <w:pStyle w:val="ListParagraph"/>
+        <w:spacing w:before="100" w:beforeAutospacing="1" w:after="100" w:afterAutospacing="1" w:line="240" w:lineRule="auto"/>
+        <w:rPr>
+          <w:rFonts w:ascii="Times New Roman" w:eastAsia="Times New Roman" w:hAnsi="Times New Roman" w:cs="Times New Roman"/>
+          <w:sz w:val="24"/>
+          <w:szCs w:val="24"/>
+          <w:lang w:eastAsia="en-IN"/>
+        </w:rPr>
+      </w:pPr>
+      <w:r>
+        <w:rPr>
+          <w:rFonts w:ascii="Times New Roman" w:eastAsia="Times New Roman" w:hAnsi="Times New Roman" w:cs="Times New Roman"/>
+          <w:sz w:val="24"/>
+          <w:szCs w:val="24"/>
+          <w:lang w:eastAsia="en-IN"/>
+        </w:rPr>
+        <w:t>from employees</w:t>
+      </w:r>
+    </w:p>
+    <w:p>
+      <w:pPr>
+        <w:pStyle w:val="ListParagraph"/>
+        <w:spacing w:before="100" w:beforeAutospacing="1" w:after="100" w:afterAutospacing="1" w:line="240" w:lineRule="auto"/>
+        <w:rPr>
+          <w:rFonts w:ascii="Times New Roman" w:eastAsia="Times New Roman" w:hAnsi="Times New Roman" w:cs="Times New Roman"/>
+          <w:sz w:val="24"/>
+          <w:szCs w:val="24"/>
+          <w:lang w:eastAsia="en-IN"/>
+        </w:rPr>
+      </w:pPr>
+      <w:r>
+        <w:rPr>
+          <w:rFonts w:ascii="Times New Roman" w:eastAsia="Times New Roman" w:hAnsi="Times New Roman" w:cs="Times New Roman"/>
+          <w:sz w:val="24"/>
+          <w:szCs w:val="24"/>
+          <w:lang w:eastAsia="en-IN"/>
+        </w:rPr>
+        <w:t>where name like 'A%';</w:t>
+      </w:r>
+    </w:p>
+    <w:p>
+      <w:pPr>
+        <w:pStyle w:val="ListParagraph"/>
+        <w:spacing w:before="100" w:beforeAutospacing="1" w:after="100" w:afterAutospacing="1" w:line="240" w:lineRule="auto"/>
+        <w:rPr>
+          <w:rFonts w:ascii="Times New Roman" w:eastAsia="Times New Roman" w:hAnsi="Times New Roman" w:cs="Times New Roman"/>
+          <w:sz w:val="24"/>
+          <w:szCs w:val="24"/>
+          <w:lang w:eastAsia="en-IN"/>
+        </w:rPr>
+      </w:pPr>
+    </w:p>
+    <w:p>
+      <w:pPr>
+        <w:pStyle w:val="ListParagraph"/>
+        <w:numPr>
+          <w:ilvl w:val="0"/>
+          <w:numId w:val="9"/>
+        </w:numPr>
+        <w:spacing w:before="100" w:beforeAutospacing="1" w:after="100" w:afterAutospacing="1" w:line="240" w:lineRule="auto"/>
+        <w:rPr>
+          <w:rFonts w:ascii="Times New Roman" w:eastAsia="Times New Roman" w:hAnsi="Times New Roman" w:cs="Times New Roman"/>
+          <w:sz w:val="24"/>
+          <w:szCs w:val="24"/>
+          <w:lang w:eastAsia="en-IN"/>
+        </w:rPr>
+      </w:pPr>
+      <w:r>
+        <w:t>Find employees whose salary is between ₹50,000 and ₹80,000.</w:t>
+      </w:r>
+    </w:p>
+    <w:p>
+      <w:pPr>
+        <w:pStyle w:val="ListParagraph"/>
+        <w:spacing w:before="100" w:beforeAutospacing="1" w:after="100" w:afterAutospacing="1" w:line="240" w:lineRule="auto"/>
+        <w:rPr>
+          <w:rFonts w:ascii="Times New Roman" w:eastAsia="Times New Roman" w:hAnsi="Times New Roman" w:cs="Times New Roman"/>
+          <w:sz w:val="24"/>
+          <w:szCs w:val="24"/>
+          <w:lang w:eastAsia="en-IN"/>
+        </w:rPr>
+      </w:pPr>
+      <w:r>
+        <w:rPr>
+          <w:rFonts w:ascii="Times New Roman" w:eastAsia="Times New Roman" w:hAnsi="Times New Roman" w:cs="Times New Roman"/>
+          <w:sz w:val="24"/>
+          <w:szCs w:val="24"/>
+          <w:lang w:eastAsia="en-IN"/>
+        </w:rPr>
+        <w:t xml:space="preserve">select * </w:t>
+      </w:r>
+    </w:p>
+    <w:p>
+      <w:pPr>
+        <w:pStyle w:val="ListParagraph"/>
+        <w:spacing w:before="100" w:beforeAutospacing="1" w:after="100" w:afterAutospacing="1" w:line="240" w:lineRule="auto"/>
+        <w:rPr>
+          <w:rFonts w:ascii="Times New Roman" w:eastAsia="Times New Roman" w:hAnsi="Times New Roman" w:cs="Times New Roman"/>
+          <w:sz w:val="24"/>
+          <w:szCs w:val="24"/>
+          <w:lang w:eastAsia="en-IN"/>
+        </w:rPr>
+      </w:pPr>
+      <w:r>
+        <w:rPr>
+          <w:rFonts w:ascii="Times New Roman" w:eastAsia="Times New Roman" w:hAnsi="Times New Roman" w:cs="Times New Roman"/>
+          <w:sz w:val="24"/>
+          <w:szCs w:val="24"/>
+          <w:lang w:eastAsia="en-IN"/>
+        </w:rPr>
+        <w:t>from employees</w:t>
+      </w:r>
+    </w:p>
+    <w:p>
+      <w:pPr>
+        <w:pStyle w:val="ListParagraph"/>
+        <w:spacing w:before="100" w:beforeAutospacing="1" w:after="100" w:afterAutospacing="1" w:line="240" w:lineRule="auto"/>
+        <w:rPr>
+          <w:rFonts w:ascii="Times New Roman" w:eastAsia="Times New Roman" w:hAnsi="Times New Roman" w:cs="Times New Roman"/>
+          <w:sz w:val="24"/>
+          <w:szCs w:val="24"/>
+          <w:lang w:eastAsia="en-IN"/>
+        </w:rPr>
+      </w:pPr>
+      <w:r>
+        <w:rPr>
+          <w:rFonts w:ascii="Times New Roman" w:eastAsia="Times New Roman" w:hAnsi="Times New Roman" w:cs="Times New Roman"/>
+          <w:sz w:val="24"/>
+          <w:szCs w:val="24"/>
+          <w:lang w:eastAsia="en-IN"/>
+        </w:rPr>
+        <w:t>where salary between 50000 and 80000;</w:t>
+      </w:r>
+    </w:p>
+    <w:p>
+      <w:pPr>
+        <w:pStyle w:val="ListParagraph"/>
+        <w:spacing w:before="100" w:beforeAutospacing="1" w:after="100" w:afterAutospacing="1" w:line="240" w:lineRule="auto"/>
+        <w:rPr>
+          <w:rFonts w:ascii="Times New Roman" w:eastAsia="Times New Roman" w:hAnsi="Times New Roman" w:cs="Times New Roman"/>
+          <w:sz w:val="24"/>
+          <w:szCs w:val="24"/>
+          <w:lang w:eastAsia="en-IN"/>
+        </w:rPr>
+      </w:pPr>
+    </w:p>
+    <w:p>
+      <w:pPr>
+        <w:pStyle w:val="ListParagraph"/>
+        <w:numPr>
+          <w:ilvl w:val="0"/>
+          <w:numId w:val="9"/>
+        </w:numPr>
+        <w:spacing w:before="100" w:beforeAutospacing="1" w:after="100" w:afterAutospacing="1" w:line="240" w:lineRule="auto"/>
+        <w:rPr>
+          <w:rFonts w:ascii="Times New Roman" w:eastAsia="Times New Roman" w:hAnsi="Times New Roman" w:cs="Times New Roman"/>
+          <w:sz w:val="24"/>
+          <w:szCs w:val="24"/>
+          <w:lang w:eastAsia="en-IN"/>
+        </w:rPr>
+      </w:pPr>
+      <w:r>
+        <w:t>Find the average salary of all employees.</w:t>
+      </w:r>
+    </w:p>
+    <w:p>
+      <w:pPr>
+        <w:pStyle w:val="ListParagraph"/>
+        <w:spacing w:before="100" w:beforeAutospacing="1" w:after="100" w:afterAutospacing="1" w:line="240" w:lineRule="auto"/>
+        <w:rPr>
+          <w:rFonts w:ascii="Times New Roman" w:eastAsia="Times New Roman" w:hAnsi="Times New Roman" w:cs="Times New Roman"/>
+          <w:sz w:val="24"/>
+          <w:szCs w:val="24"/>
+          <w:lang w:eastAsia="en-IN"/>
+        </w:rPr>
+      </w:pPr>
+      <w:r>
+        <w:rPr>
+          <w:rFonts w:ascii="Times New Roman" w:eastAsia="Times New Roman" w:hAnsi="Times New Roman" w:cs="Times New Roman"/>
+          <w:sz w:val="24"/>
+          <w:szCs w:val="24"/>
+          <w:lang w:eastAsia="en-IN"/>
+        </w:rPr>
+        <w:t xml:space="preserve">select </w:t>
+      </w:r>
+      <w:proofErr w:type="spellStart"/>
+      <w:r>
+        <w:rPr>
+          <w:rFonts w:ascii="Times New Roman" w:eastAsia="Times New Roman" w:hAnsi="Times New Roman" w:cs="Times New Roman"/>
+          <w:sz w:val="24"/>
+          <w:szCs w:val="24"/>
+          <w:lang w:eastAsia="en-IN"/>
+        </w:rPr>
+        <w:t>avg</w:t>
+      </w:r>
+      <w:proofErr w:type="spellEnd"/>
+      <w:r>
+        <w:rPr>
+          <w:rFonts w:ascii="Times New Roman" w:eastAsia="Times New Roman" w:hAnsi="Times New Roman" w:cs="Times New Roman"/>
+          <w:sz w:val="24"/>
+          <w:szCs w:val="24"/>
+          <w:lang w:eastAsia="en-IN"/>
+        </w:rPr>
+        <w:t xml:space="preserve">(salary) as </w:t>
+      </w:r>
+      <w:proofErr w:type="spellStart"/>
+      <w:r>
+        <w:rPr>
+          <w:rFonts w:ascii="Times New Roman" w:eastAsia="Times New Roman" w:hAnsi="Times New Roman" w:cs="Times New Roman"/>
+          <w:sz w:val="24"/>
+          <w:szCs w:val="24"/>
+          <w:lang w:eastAsia="en-IN"/>
+        </w:rPr>
+        <w:t>avg_salary</w:t>
+      </w:r>
+      <w:proofErr w:type="spellEnd"/>
+    </w:p>
+    <w:p>
+      <w:pPr>
+        <w:pStyle w:val="ListParagraph"/>
+        <w:spacing w:before="100" w:beforeAutospacing="1" w:after="100" w:afterAutospacing="1" w:line="240" w:lineRule="auto"/>
+        <w:rPr>
+          <w:rFonts w:ascii="Times New Roman" w:eastAsia="Times New Roman" w:hAnsi="Times New Roman" w:cs="Times New Roman"/>
+          <w:sz w:val="24"/>
+          <w:szCs w:val="24"/>
+          <w:lang w:eastAsia="en-IN"/>
+        </w:rPr>
+      </w:pPr>
+      <w:r>
+        <w:rPr>
+          <w:rFonts w:ascii="Times New Roman" w:eastAsia="Times New Roman" w:hAnsi="Times New Roman" w:cs="Times New Roman"/>
+          <w:sz w:val="24"/>
+          <w:szCs w:val="24"/>
+          <w:lang w:eastAsia="en-IN"/>
+        </w:rPr>
+        <w:t>from employees;</w:t>
+      </w:r>
+    </w:p>
+    <w:p>
+      <w:pPr>
+        <w:pStyle w:val="ListParagraph"/>
+        <w:spacing w:before="100" w:beforeAutospacing="1" w:after="100" w:afterAutospacing="1" w:line="240" w:lineRule="auto"/>
+        <w:rPr>
+          <w:rFonts w:ascii="Times New Roman" w:eastAsia="Times New Roman" w:hAnsi="Times New Roman" w:cs="Times New Roman"/>
+          <w:sz w:val="24"/>
+          <w:szCs w:val="24"/>
+          <w:lang w:eastAsia="en-IN"/>
+        </w:rPr>
+      </w:pPr>
+    </w:p>
+    <w:p>
+      <w:pPr>
+        <w:pStyle w:val="ListParagraph"/>
+        <w:numPr>
+          <w:ilvl w:val="0"/>
+          <w:numId w:val="9"/>
+        </w:numPr>
+        <w:spacing w:before="100" w:beforeAutospacing="1" w:after="100" w:afterAutospacing="1" w:line="240" w:lineRule="auto"/>
+        <w:rPr>
+          <w:rFonts w:ascii="Times New Roman" w:eastAsia="Times New Roman" w:hAnsi="Times New Roman" w:cs="Times New Roman"/>
+          <w:sz w:val="24"/>
+          <w:szCs w:val="24"/>
+          <w:lang w:eastAsia="en-IN"/>
+        </w:rPr>
+      </w:pPr>
+      <w:r>
+        <w:t>Find the highest salary.</w:t>
+      </w:r>
+    </w:p>
+    <w:p>
+      <w:pPr>
+        <w:pStyle w:val="ListParagraph"/>
+        <w:spacing w:before="100" w:beforeAutospacing="1" w:after="100" w:afterAutospacing="1" w:line="240" w:lineRule="auto"/>
+        <w:rPr>
+          <w:rFonts w:ascii="Times New Roman" w:eastAsia="Times New Roman" w:hAnsi="Times New Roman" w:cs="Times New Roman"/>
+          <w:sz w:val="24"/>
+          <w:szCs w:val="24"/>
+          <w:lang w:eastAsia="en-IN"/>
+        </w:rPr>
+      </w:pPr>
+      <w:r>
+        <w:rPr>
+          <w:rFonts w:ascii="Times New Roman" w:eastAsia="Times New Roman" w:hAnsi="Times New Roman" w:cs="Times New Roman"/>
+          <w:sz w:val="24"/>
+          <w:szCs w:val="24"/>
+          <w:lang w:eastAsia="en-IN"/>
+        </w:rPr>
+        <w:lastRenderedPageBreak/>
+        <w:t xml:space="preserve">select max(salary) as </w:t>
+      </w:r>
+      <w:proofErr w:type="spellStart"/>
+      <w:r>
+        <w:rPr>
+          <w:rFonts w:ascii="Times New Roman" w:eastAsia="Times New Roman" w:hAnsi="Times New Roman" w:cs="Times New Roman"/>
+          <w:sz w:val="24"/>
+          <w:szCs w:val="24"/>
+          <w:lang w:eastAsia="en-IN"/>
+        </w:rPr>
+        <w:t>max_salary</w:t>
+      </w:r>
+      <w:proofErr w:type="spellEnd"/>
+    </w:p>
+    <w:p>
+      <w:pPr>
+        <w:pStyle w:val="ListParagraph"/>
+        <w:spacing w:before="100" w:beforeAutospacing="1" w:after="100" w:afterAutospacing="1" w:line="240" w:lineRule="auto"/>
+        <w:rPr>
+          <w:rFonts w:ascii="Times New Roman" w:eastAsia="Times New Roman" w:hAnsi="Times New Roman" w:cs="Times New Roman"/>
+          <w:sz w:val="24"/>
+          <w:szCs w:val="24"/>
+          <w:lang w:eastAsia="en-IN"/>
+        </w:rPr>
+      </w:pPr>
+      <w:r>
+        <w:rPr>
+          <w:rFonts w:ascii="Times New Roman" w:eastAsia="Times New Roman" w:hAnsi="Times New Roman" w:cs="Times New Roman"/>
+          <w:sz w:val="24"/>
+          <w:szCs w:val="24"/>
+          <w:lang w:eastAsia="en-IN"/>
+        </w:rPr>
+        <w:t>from employees;</w:t>
+      </w:r>
+    </w:p>
+    <w:p>
+      <w:pPr>
+        <w:pStyle w:val="ListParagraph"/>
+        <w:spacing w:before="100" w:beforeAutospacing="1" w:after="100" w:afterAutospacing="1" w:line="240" w:lineRule="auto"/>
+        <w:rPr>
+          <w:rFonts w:ascii="Times New Roman" w:eastAsia="Times New Roman" w:hAnsi="Times New Roman" w:cs="Times New Roman"/>
+          <w:sz w:val="24"/>
+          <w:szCs w:val="24"/>
+          <w:lang w:eastAsia="en-IN"/>
+        </w:rPr>
+      </w:pPr>
+    </w:p>
+    <w:p>
+      <w:pPr>
+        <w:pStyle w:val="ListParagraph"/>
+        <w:numPr>
+          <w:ilvl w:val="0"/>
+          <w:numId w:val="9"/>
+        </w:numPr>
+        <w:spacing w:before="100" w:beforeAutospacing="1" w:after="100" w:afterAutospacing="1" w:line="240" w:lineRule="auto"/>
+        <w:rPr>
+          <w:rFonts w:ascii="Times New Roman" w:eastAsia="Times New Roman" w:hAnsi="Times New Roman" w:cs="Times New Roman"/>
+          <w:sz w:val="24"/>
+          <w:szCs w:val="24"/>
+          <w:lang w:eastAsia="en-IN"/>
+        </w:rPr>
+      </w:pPr>
+      <w:r>
+        <w:t>Count employees in each department.</w:t>
+      </w:r>
+    </w:p>
+    <w:p>
+      <w:pPr>
+        <w:pStyle w:val="ListParagraph"/>
+        <w:spacing w:before="100" w:beforeAutospacing="1" w:after="100" w:afterAutospacing="1" w:line="240" w:lineRule="auto"/>
+        <w:rPr>
+          <w:rFonts w:ascii="Times New Roman" w:eastAsia="Times New Roman" w:hAnsi="Times New Roman" w:cs="Times New Roman"/>
+          <w:sz w:val="24"/>
+          <w:szCs w:val="24"/>
+          <w:lang w:eastAsia="en-IN"/>
+        </w:rPr>
+      </w:pPr>
+      <w:r>
+        <w:rPr>
+          <w:rFonts w:ascii="Times New Roman" w:eastAsia="Times New Roman" w:hAnsi="Times New Roman" w:cs="Times New Roman"/>
+          <w:sz w:val="24"/>
+          <w:szCs w:val="24"/>
+          <w:lang w:eastAsia="en-IN"/>
+        </w:rPr>
+        <w:t xml:space="preserve">select </w:t>
+      </w:r>
+      <w:proofErr w:type="spellStart"/>
+      <w:proofErr w:type="gramStart"/>
+      <w:r>
+        <w:rPr>
+          <w:rFonts w:ascii="Times New Roman" w:eastAsia="Times New Roman" w:hAnsi="Times New Roman" w:cs="Times New Roman"/>
+          <w:sz w:val="24"/>
+          <w:szCs w:val="24"/>
+          <w:lang w:eastAsia="en-IN"/>
+        </w:rPr>
+        <w:t>d.department</w:t>
+      </w:r>
+      <w:proofErr w:type="spellEnd"/>
+      <w:proofErr w:type="gramEnd"/>
+      <w:r>
+        <w:rPr>
+          <w:rFonts w:ascii="Times New Roman" w:eastAsia="Times New Roman" w:hAnsi="Times New Roman" w:cs="Times New Roman"/>
+          <w:sz w:val="24"/>
+          <w:szCs w:val="24"/>
+          <w:lang w:eastAsia="en-IN"/>
+        </w:rPr>
+        <w:t xml:space="preserve">, count(*) as </w:t>
+      </w:r>
+      <w:proofErr w:type="spellStart"/>
+      <w:r>
+        <w:rPr>
+          <w:rFonts w:ascii="Times New Roman" w:eastAsia="Times New Roman" w:hAnsi="Times New Roman" w:cs="Times New Roman"/>
+          <w:sz w:val="24"/>
+          <w:szCs w:val="24"/>
+          <w:lang w:eastAsia="en-IN"/>
+        </w:rPr>
+        <w:t>total_employees</w:t>
+      </w:r>
+      <w:proofErr w:type="spellEnd"/>
+    </w:p>
+    <w:p>
+      <w:pPr>
+        <w:pStyle w:val="ListParagraph"/>
+        <w:spacing w:before="100" w:beforeAutospacing="1" w:after="100" w:afterAutospacing="1" w:line="240" w:lineRule="auto"/>
+        <w:rPr>
+          <w:rFonts w:ascii="Times New Roman" w:eastAsia="Times New Roman" w:hAnsi="Times New Roman" w:cs="Times New Roman"/>
+          <w:sz w:val="24"/>
+          <w:szCs w:val="24"/>
+          <w:lang w:eastAsia="en-IN"/>
+        </w:rPr>
+      </w:pPr>
+      <w:r>
+        <w:rPr>
+          <w:rFonts w:ascii="Times New Roman" w:eastAsia="Times New Roman" w:hAnsi="Times New Roman" w:cs="Times New Roman"/>
+          <w:sz w:val="24"/>
+          <w:szCs w:val="24"/>
+          <w:lang w:eastAsia="en-IN"/>
+        </w:rPr>
+        <w:t>from employees e</w:t>
+      </w:r>
+    </w:p>
+    <w:p>
+      <w:pPr>
+        <w:pStyle w:val="ListParagraph"/>
+        <w:spacing w:before="100" w:beforeAutospacing="1" w:after="100" w:afterAutospacing="1" w:line="240" w:lineRule="auto"/>
+        <w:rPr>
+          <w:rFonts w:ascii="Times New Roman" w:eastAsia="Times New Roman" w:hAnsi="Times New Roman" w:cs="Times New Roman"/>
+          <w:sz w:val="24"/>
+          <w:szCs w:val="24"/>
+          <w:lang w:eastAsia="en-IN"/>
+        </w:rPr>
+      </w:pPr>
+      <w:r>
+        <w:rPr>
+          <w:rFonts w:ascii="Times New Roman" w:eastAsia="Times New Roman" w:hAnsi="Times New Roman" w:cs="Times New Roman"/>
+          <w:sz w:val="24"/>
+          <w:szCs w:val="24"/>
+          <w:lang w:eastAsia="en-IN"/>
+        </w:rPr>
+        <w:t>join departments d</w:t>
+      </w:r>
+    </w:p>
+    <w:p>
+      <w:pPr>
+        <w:pStyle w:val="ListParagraph"/>
+        <w:spacing w:before="100" w:beforeAutospacing="1" w:after="100" w:afterAutospacing="1" w:line="240" w:lineRule="auto"/>
+        <w:rPr>
+          <w:rFonts w:ascii="Times New Roman" w:eastAsia="Times New Roman" w:hAnsi="Times New Roman" w:cs="Times New Roman"/>
+          <w:sz w:val="24"/>
+          <w:szCs w:val="24"/>
+          <w:lang w:eastAsia="en-IN"/>
+        </w:rPr>
+      </w:pPr>
+      <w:r>
+        <w:rPr>
+          <w:rFonts w:ascii="Times New Roman" w:eastAsia="Times New Roman" w:hAnsi="Times New Roman" w:cs="Times New Roman"/>
+          <w:sz w:val="24"/>
+          <w:szCs w:val="24"/>
+          <w:lang w:eastAsia="en-IN"/>
+        </w:rPr>
+        <w:t xml:space="preserve">on </w:t>
+      </w:r>
+      <w:proofErr w:type="spellStart"/>
+      <w:proofErr w:type="gramStart"/>
+      <w:r>
+        <w:rPr>
+          <w:rFonts w:ascii="Times New Roman" w:eastAsia="Times New Roman" w:hAnsi="Times New Roman" w:cs="Times New Roman"/>
+          <w:sz w:val="24"/>
+          <w:szCs w:val="24"/>
+          <w:lang w:eastAsia="en-IN"/>
+        </w:rPr>
+        <w:t>e.dept</w:t>
+      </w:r>
+      <w:proofErr w:type="gramEnd"/>
+      <w:r>
+        <w:rPr>
+          <w:rFonts w:ascii="Times New Roman" w:eastAsia="Times New Roman" w:hAnsi="Times New Roman" w:cs="Times New Roman"/>
+          <w:sz w:val="24"/>
+          <w:szCs w:val="24"/>
+          <w:lang w:eastAsia="en-IN"/>
+        </w:rPr>
+        <w:t>_id</w:t>
+      </w:r>
+      <w:proofErr w:type="spellEnd"/>
+      <w:r>
+        <w:rPr>
+          <w:rFonts w:ascii="Times New Roman" w:eastAsia="Times New Roman" w:hAnsi="Times New Roman" w:cs="Times New Roman"/>
+          <w:sz w:val="24"/>
+          <w:szCs w:val="24"/>
+          <w:lang w:eastAsia="en-IN"/>
+        </w:rPr>
+        <w:t xml:space="preserve"> = </w:t>
+      </w:r>
+      <w:proofErr w:type="spellStart"/>
       <w:r>
         <w:rPr>
           <w:rFonts w:ascii="Times New Roman" w:eastAsia="Times New Roman" w:hAnsi="Times New Roman" w:cs="Times New Roman"/>
@@ -3307,6 +7571,228 @@
         <w:t>d.dept_id</w:t>
       </w:r>
       <w:proofErr w:type="spellEnd"/>
+    </w:p>
+    <w:p>
+      <w:pPr>
+        <w:pStyle w:val="ListParagraph"/>
+        <w:spacing w:before="100" w:beforeAutospacing="1" w:after="100" w:afterAutospacing="1" w:line="240" w:lineRule="auto"/>
+        <w:rPr>
+          <w:rFonts w:ascii="Times New Roman" w:eastAsia="Times New Roman" w:hAnsi="Times New Roman" w:cs="Times New Roman"/>
+          <w:sz w:val="24"/>
+          <w:szCs w:val="24"/>
+          <w:lang w:eastAsia="en-IN"/>
+        </w:rPr>
+      </w:pPr>
+      <w:r>
+        <w:rPr>
+          <w:rFonts w:ascii="Times New Roman" w:eastAsia="Times New Roman" w:hAnsi="Times New Roman" w:cs="Times New Roman"/>
+          <w:sz w:val="24"/>
+          <w:szCs w:val="24"/>
+          <w:lang w:eastAsia="en-IN"/>
+        </w:rPr>
+        <w:t xml:space="preserve">group by </w:t>
+      </w:r>
+      <w:proofErr w:type="spellStart"/>
+      <w:proofErr w:type="gramStart"/>
+      <w:r>
+        <w:rPr>
+          <w:rFonts w:ascii="Times New Roman" w:eastAsia="Times New Roman" w:hAnsi="Times New Roman" w:cs="Times New Roman"/>
+          <w:sz w:val="24"/>
+          <w:szCs w:val="24"/>
+          <w:lang w:eastAsia="en-IN"/>
+        </w:rPr>
+        <w:t>e.dept</w:t>
+      </w:r>
+      <w:proofErr w:type="gramEnd"/>
+      <w:r>
+        <w:rPr>
+          <w:rFonts w:ascii="Times New Roman" w:eastAsia="Times New Roman" w:hAnsi="Times New Roman" w:cs="Times New Roman"/>
+          <w:sz w:val="24"/>
+          <w:szCs w:val="24"/>
+          <w:lang w:eastAsia="en-IN"/>
+        </w:rPr>
+        <w:t>_id</w:t>
+      </w:r>
+      <w:proofErr w:type="spellEnd"/>
+      <w:r>
+        <w:rPr>
+          <w:rFonts w:ascii="Times New Roman" w:eastAsia="Times New Roman" w:hAnsi="Times New Roman" w:cs="Times New Roman"/>
+          <w:sz w:val="24"/>
+          <w:szCs w:val="24"/>
+          <w:lang w:eastAsia="en-IN"/>
+        </w:rPr>
+        <w:t>;</w:t>
+      </w:r>
+    </w:p>
+    <w:p>
+      <w:pPr>
+        <w:pStyle w:val="ListParagraph"/>
+        <w:spacing w:before="100" w:beforeAutospacing="1" w:after="100" w:afterAutospacing="1" w:line="240" w:lineRule="auto"/>
+        <w:rPr>
+          <w:rFonts w:ascii="Times New Roman" w:eastAsia="Times New Roman" w:hAnsi="Times New Roman" w:cs="Times New Roman"/>
+          <w:sz w:val="24"/>
+          <w:szCs w:val="24"/>
+          <w:lang w:eastAsia="en-IN"/>
+        </w:rPr>
+      </w:pPr>
+    </w:p>
+    <w:p>
+      <w:pPr>
+        <w:pStyle w:val="ListParagraph"/>
+        <w:numPr>
+          <w:ilvl w:val="0"/>
+          <w:numId w:val="9"/>
+        </w:numPr>
+        <w:spacing w:before="100" w:beforeAutospacing="1" w:after="100" w:afterAutospacing="1" w:line="240" w:lineRule="auto"/>
+        <w:rPr>
+          <w:rFonts w:ascii="Times New Roman" w:eastAsia="Times New Roman" w:hAnsi="Times New Roman" w:cs="Times New Roman"/>
+          <w:sz w:val="24"/>
+          <w:szCs w:val="24"/>
+          <w:lang w:eastAsia="en-IN"/>
+        </w:rPr>
+      </w:pPr>
+      <w:r>
+        <w:t>Show departments having more than one employee.</w:t>
+      </w:r>
+    </w:p>
+    <w:p>
+      <w:pPr>
+        <w:pStyle w:val="ListParagraph"/>
+        <w:spacing w:before="100" w:beforeAutospacing="1" w:after="100" w:afterAutospacing="1" w:line="240" w:lineRule="auto"/>
+        <w:rPr>
+          <w:rFonts w:ascii="Times New Roman" w:eastAsia="Times New Roman" w:hAnsi="Times New Roman" w:cs="Times New Roman"/>
+          <w:sz w:val="24"/>
+          <w:szCs w:val="24"/>
+          <w:lang w:eastAsia="en-IN"/>
+        </w:rPr>
+      </w:pPr>
+      <w:r>
+        <w:rPr>
+          <w:rFonts w:ascii="Times New Roman" w:eastAsia="Times New Roman" w:hAnsi="Times New Roman" w:cs="Times New Roman"/>
+          <w:sz w:val="24"/>
+          <w:szCs w:val="24"/>
+          <w:lang w:eastAsia="en-IN"/>
+        </w:rPr>
+        <w:t xml:space="preserve">select </w:t>
+      </w:r>
+      <w:proofErr w:type="spellStart"/>
+      <w:proofErr w:type="gramStart"/>
+      <w:r>
+        <w:rPr>
+          <w:rFonts w:ascii="Times New Roman" w:eastAsia="Times New Roman" w:hAnsi="Times New Roman" w:cs="Times New Roman"/>
+          <w:sz w:val="24"/>
+          <w:szCs w:val="24"/>
+          <w:lang w:eastAsia="en-IN"/>
+        </w:rPr>
+        <w:t>d.department</w:t>
+      </w:r>
+      <w:proofErr w:type="spellEnd"/>
+      <w:proofErr w:type="gramEnd"/>
+      <w:r>
+        <w:rPr>
+          <w:rFonts w:ascii="Times New Roman" w:eastAsia="Times New Roman" w:hAnsi="Times New Roman" w:cs="Times New Roman"/>
+          <w:sz w:val="24"/>
+          <w:szCs w:val="24"/>
+          <w:lang w:eastAsia="en-IN"/>
+        </w:rPr>
+        <w:t xml:space="preserve">, count(*) as </w:t>
+      </w:r>
+      <w:proofErr w:type="spellStart"/>
+      <w:r>
+        <w:rPr>
+          <w:rFonts w:ascii="Times New Roman" w:eastAsia="Times New Roman" w:hAnsi="Times New Roman" w:cs="Times New Roman"/>
+          <w:sz w:val="24"/>
+          <w:szCs w:val="24"/>
+          <w:lang w:eastAsia="en-IN"/>
+        </w:rPr>
+        <w:t>total_employees</w:t>
+      </w:r>
+      <w:proofErr w:type="spellEnd"/>
+    </w:p>
+    <w:p>
+      <w:pPr>
+        <w:pStyle w:val="ListParagraph"/>
+        <w:spacing w:before="100" w:beforeAutospacing="1" w:after="100" w:afterAutospacing="1" w:line="240" w:lineRule="auto"/>
+        <w:rPr>
+          <w:rFonts w:ascii="Times New Roman" w:eastAsia="Times New Roman" w:hAnsi="Times New Roman" w:cs="Times New Roman"/>
+          <w:sz w:val="24"/>
+          <w:szCs w:val="24"/>
+          <w:lang w:eastAsia="en-IN"/>
+        </w:rPr>
+      </w:pPr>
+      <w:r>
+        <w:rPr>
+          <w:rFonts w:ascii="Times New Roman" w:eastAsia="Times New Roman" w:hAnsi="Times New Roman" w:cs="Times New Roman"/>
+          <w:sz w:val="24"/>
+          <w:szCs w:val="24"/>
+          <w:lang w:eastAsia="en-IN"/>
+        </w:rPr>
+        <w:t>from employees e</w:t>
+      </w:r>
+    </w:p>
+    <w:p>
+      <w:pPr>
+        <w:pStyle w:val="ListParagraph"/>
+        <w:spacing w:before="100" w:beforeAutospacing="1" w:after="100" w:afterAutospacing="1" w:line="240" w:lineRule="auto"/>
+        <w:rPr>
+          <w:rFonts w:ascii="Times New Roman" w:eastAsia="Times New Roman" w:hAnsi="Times New Roman" w:cs="Times New Roman"/>
+          <w:sz w:val="24"/>
+          <w:szCs w:val="24"/>
+          <w:lang w:eastAsia="en-IN"/>
+        </w:rPr>
+      </w:pPr>
+      <w:r>
+        <w:rPr>
+          <w:rFonts w:ascii="Times New Roman" w:eastAsia="Times New Roman" w:hAnsi="Times New Roman" w:cs="Times New Roman"/>
+          <w:sz w:val="24"/>
+          <w:szCs w:val="24"/>
+          <w:lang w:eastAsia="en-IN"/>
+        </w:rPr>
+        <w:t>join departments d</w:t>
+      </w:r>
+    </w:p>
+    <w:p>
+      <w:pPr>
+        <w:pStyle w:val="ListParagraph"/>
+        <w:spacing w:before="100" w:beforeAutospacing="1" w:after="100" w:afterAutospacing="1" w:line="240" w:lineRule="auto"/>
+        <w:rPr>
+          <w:rFonts w:ascii="Times New Roman" w:eastAsia="Times New Roman" w:hAnsi="Times New Roman" w:cs="Times New Roman"/>
+          <w:sz w:val="24"/>
+          <w:szCs w:val="24"/>
+          <w:lang w:eastAsia="en-IN"/>
+        </w:rPr>
+      </w:pPr>
+      <w:r>
+        <w:rPr>
+          <w:rFonts w:ascii="Times New Roman" w:eastAsia="Times New Roman" w:hAnsi="Times New Roman" w:cs="Times New Roman"/>
+          <w:sz w:val="24"/>
+          <w:szCs w:val="24"/>
+          <w:lang w:eastAsia="en-IN"/>
+        </w:rPr>
+        <w:t xml:space="preserve">on </w:t>
+      </w:r>
+      <w:proofErr w:type="spellStart"/>
+      <w:proofErr w:type="gramStart"/>
+      <w:r>
+        <w:rPr>
+          <w:rFonts w:ascii="Times New Roman" w:eastAsia="Times New Roman" w:hAnsi="Times New Roman" w:cs="Times New Roman"/>
+          <w:sz w:val="24"/>
+          <w:szCs w:val="24"/>
+          <w:lang w:eastAsia="en-IN"/>
+        </w:rPr>
+        <w:t>e.dept</w:t>
+      </w:r>
+      <w:proofErr w:type="gramEnd"/>
+      <w:r>
+        <w:rPr>
+          <w:rFonts w:ascii="Times New Roman" w:eastAsia="Times New Roman" w:hAnsi="Times New Roman" w:cs="Times New Roman"/>
+          <w:sz w:val="24"/>
+          <w:szCs w:val="24"/>
+          <w:lang w:eastAsia="en-IN"/>
+        </w:rPr>
+        <w:t>_id</w:t>
+      </w:r>
+      <w:proofErr w:type="spellEnd"/>
       <w:r>
         <w:rPr>
           <w:rFonts w:ascii="Times New Roman" w:eastAsia="Times New Roman" w:hAnsi="Times New Roman" w:cs="Times New Roman"/>
@@ -3324,60 +7810,147 @@
           <w:szCs w:val="24"/>
           <w:lang w:eastAsia="en-IN"/>
         </w:rPr>
-        <w:t>e.dept_id</w:t>
+        <w:t>d.dept_id</w:t>
       </w:r>
       <w:proofErr w:type="spellEnd"/>
     </w:p>
     <w:p>
       <w:pPr>
-        <w:spacing w:before="100" w:beforeAutospacing="1" w:after="100" w:afterAutospacing="1" w:line="240" w:lineRule="auto"/>
-        <w:rPr>
-          <w:rFonts w:ascii="Times New Roman" w:eastAsia="Times New Roman" w:hAnsi="Times New Roman" w:cs="Times New Roman"/>
-          <w:sz w:val="24"/>
-          <w:szCs w:val="24"/>
-          <w:lang w:eastAsia="en-IN"/>
-        </w:rPr>
-      </w:pPr>
-    </w:p>
-    <w:p>
-      <w:pPr>
-        <w:spacing w:before="100" w:beforeAutospacing="1" w:after="100" w:afterAutospacing="1" w:line="240" w:lineRule="auto"/>
-      </w:pPr>
-      <w:r>
-        <w:t>How many employees are in each department?</w:t>
-      </w:r>
-    </w:p>
-    <w:p>
-      <w:pPr>
-        <w:spacing w:before="100" w:beforeAutospacing="1" w:after="100" w:afterAutospacing="1" w:line="240" w:lineRule="auto"/>
-        <w:rPr>
-          <w:rFonts w:ascii="Times New Roman" w:eastAsia="Times New Roman" w:hAnsi="Times New Roman" w:cs="Times New Roman"/>
-          <w:sz w:val="24"/>
-          <w:szCs w:val="24"/>
-          <w:lang w:eastAsia="en-IN"/>
-        </w:rPr>
-      </w:pPr>
-      <w:r>
-        <w:rPr>
-          <w:rFonts w:ascii="Times New Roman" w:eastAsia="Times New Roman" w:hAnsi="Times New Roman" w:cs="Times New Roman"/>
-          <w:sz w:val="24"/>
-          <w:szCs w:val="24"/>
-          <w:lang w:eastAsia="en-IN"/>
-        </w:rPr>
-        <w:t>SELECT</w:t>
-      </w:r>
-    </w:p>
-    <w:p>
-      <w:pPr>
-        <w:spacing w:before="100" w:beforeAutospacing="1" w:after="100" w:afterAutospacing="1" w:line="240" w:lineRule="auto"/>
-        <w:rPr>
-          <w:rFonts w:ascii="Times New Roman" w:eastAsia="Times New Roman" w:hAnsi="Times New Roman" w:cs="Times New Roman"/>
-          <w:sz w:val="24"/>
-          <w:szCs w:val="24"/>
-          <w:lang w:eastAsia="en-IN"/>
-        </w:rPr>
-      </w:pPr>
+        <w:pStyle w:val="ListParagraph"/>
+        <w:spacing w:before="100" w:beforeAutospacing="1" w:after="100" w:afterAutospacing="1" w:line="240" w:lineRule="auto"/>
+        <w:rPr>
+          <w:rFonts w:ascii="Times New Roman" w:eastAsia="Times New Roman" w:hAnsi="Times New Roman" w:cs="Times New Roman"/>
+          <w:sz w:val="24"/>
+          <w:szCs w:val="24"/>
+          <w:lang w:eastAsia="en-IN"/>
+        </w:rPr>
+      </w:pPr>
+      <w:r>
+        <w:rPr>
+          <w:rFonts w:ascii="Times New Roman" w:eastAsia="Times New Roman" w:hAnsi="Times New Roman" w:cs="Times New Roman"/>
+          <w:sz w:val="24"/>
+          <w:szCs w:val="24"/>
+          <w:lang w:eastAsia="en-IN"/>
+        </w:rPr>
+        <w:t xml:space="preserve">group by </w:t>
+      </w:r>
       <w:proofErr w:type="spellStart"/>
+      <w:proofErr w:type="gramStart"/>
+      <w:r>
+        <w:rPr>
+          <w:rFonts w:ascii="Times New Roman" w:eastAsia="Times New Roman" w:hAnsi="Times New Roman" w:cs="Times New Roman"/>
+          <w:sz w:val="24"/>
+          <w:szCs w:val="24"/>
+          <w:lang w:eastAsia="en-IN"/>
+        </w:rPr>
+        <w:t>e.dept</w:t>
+      </w:r>
+      <w:proofErr w:type="gramEnd"/>
+      <w:r>
+        <w:rPr>
+          <w:rFonts w:ascii="Times New Roman" w:eastAsia="Times New Roman" w:hAnsi="Times New Roman" w:cs="Times New Roman"/>
+          <w:sz w:val="24"/>
+          <w:szCs w:val="24"/>
+          <w:lang w:eastAsia="en-IN"/>
+        </w:rPr>
+        <w:t>_id</w:t>
+      </w:r>
+      <w:proofErr w:type="spellEnd"/>
+    </w:p>
+    <w:p>
+      <w:pPr>
+        <w:pStyle w:val="ListParagraph"/>
+        <w:spacing w:before="100" w:beforeAutospacing="1" w:after="100" w:afterAutospacing="1" w:line="240" w:lineRule="auto"/>
+        <w:rPr>
+          <w:rFonts w:ascii="Times New Roman" w:eastAsia="Times New Roman" w:hAnsi="Times New Roman" w:cs="Times New Roman"/>
+          <w:sz w:val="24"/>
+          <w:szCs w:val="24"/>
+          <w:lang w:eastAsia="en-IN"/>
+        </w:rPr>
+      </w:pPr>
+      <w:r>
+        <w:rPr>
+          <w:rFonts w:ascii="Times New Roman" w:eastAsia="Times New Roman" w:hAnsi="Times New Roman" w:cs="Times New Roman"/>
+          <w:sz w:val="24"/>
+          <w:szCs w:val="24"/>
+          <w:lang w:eastAsia="en-IN"/>
+        </w:rPr>
+        <w:t xml:space="preserve">having </w:t>
+      </w:r>
+      <w:proofErr w:type="gramStart"/>
+      <w:r>
+        <w:rPr>
+          <w:rFonts w:ascii="Times New Roman" w:eastAsia="Times New Roman" w:hAnsi="Times New Roman" w:cs="Times New Roman"/>
+          <w:sz w:val="24"/>
+          <w:szCs w:val="24"/>
+          <w:lang w:eastAsia="en-IN"/>
+        </w:rPr>
+        <w:t>count(</w:t>
+      </w:r>
+      <w:proofErr w:type="gramEnd"/>
+      <w:r>
+        <w:rPr>
+          <w:rFonts w:ascii="Times New Roman" w:eastAsia="Times New Roman" w:hAnsi="Times New Roman" w:cs="Times New Roman"/>
+          <w:sz w:val="24"/>
+          <w:szCs w:val="24"/>
+          <w:lang w:eastAsia="en-IN"/>
+        </w:rPr>
+        <w:t>*) &gt; 1;</w:t>
+      </w:r>
+    </w:p>
+    <w:p>
+      <w:pPr>
+        <w:pStyle w:val="ListParagraph"/>
+        <w:spacing w:before="100" w:beforeAutospacing="1" w:after="100" w:afterAutospacing="1" w:line="240" w:lineRule="auto"/>
+        <w:rPr>
+          <w:rFonts w:ascii="Times New Roman" w:eastAsia="Times New Roman" w:hAnsi="Times New Roman" w:cs="Times New Roman"/>
+          <w:sz w:val="24"/>
+          <w:szCs w:val="24"/>
+          <w:lang w:eastAsia="en-IN"/>
+        </w:rPr>
+      </w:pPr>
+    </w:p>
+    <w:p>
+      <w:pPr>
+        <w:pStyle w:val="ListParagraph"/>
+        <w:numPr>
+          <w:ilvl w:val="0"/>
+          <w:numId w:val="9"/>
+        </w:numPr>
+        <w:spacing w:before="100" w:beforeAutospacing="1" w:after="100" w:afterAutospacing="1" w:line="240" w:lineRule="auto"/>
+        <w:rPr>
+          <w:rFonts w:ascii="Times New Roman" w:eastAsia="Times New Roman" w:hAnsi="Times New Roman" w:cs="Times New Roman"/>
+          <w:sz w:val="24"/>
+          <w:szCs w:val="24"/>
+          <w:lang w:eastAsia="en-IN"/>
+        </w:rPr>
+      </w:pPr>
+      <w:r>
+        <w:t>Find the total salary paid to each department.</w:t>
+      </w:r>
+    </w:p>
+    <w:p>
+      <w:pPr>
+        <w:pStyle w:val="ListParagraph"/>
+        <w:spacing w:before="100" w:beforeAutospacing="1" w:after="100" w:afterAutospacing="1" w:line="240" w:lineRule="auto"/>
+        <w:rPr>
+          <w:rFonts w:ascii="Times New Roman" w:eastAsia="Times New Roman" w:hAnsi="Times New Roman" w:cs="Times New Roman"/>
+          <w:sz w:val="24"/>
+          <w:szCs w:val="24"/>
+          <w:lang w:eastAsia="en-IN"/>
+        </w:rPr>
+      </w:pPr>
+      <w:r>
+        <w:rPr>
+          <w:rFonts w:ascii="Times New Roman" w:eastAsia="Times New Roman" w:hAnsi="Times New Roman" w:cs="Times New Roman"/>
+          <w:sz w:val="24"/>
+          <w:szCs w:val="24"/>
+          <w:lang w:eastAsia="en-IN"/>
+        </w:rPr>
+        <w:t xml:space="preserve">select </w:t>
+      </w:r>
+      <w:proofErr w:type="spellStart"/>
+      <w:proofErr w:type="gramStart"/>
       <w:r>
         <w:rPr>
           <w:rFonts w:ascii="Times New Roman" w:eastAsia="Times New Roman" w:hAnsi="Times New Roman" w:cs="Times New Roman"/>
@@ -3388,34 +7961,15 @@
         <w:t>d.department</w:t>
       </w:r>
       <w:proofErr w:type="spellEnd"/>
-      <w:r>
-        <w:rPr>
-          <w:rFonts w:ascii="Times New Roman" w:eastAsia="Times New Roman" w:hAnsi="Times New Roman" w:cs="Times New Roman"/>
-          <w:sz w:val="24"/>
-          <w:szCs w:val="24"/>
-          <w:lang w:eastAsia="en-IN"/>
-        </w:rPr>
-        <w:t>,</w:t>
-      </w:r>
-    </w:p>
-    <w:p>
-      <w:pPr>
-        <w:spacing w:before="100" w:beforeAutospacing="1" w:after="100" w:afterAutospacing="1" w:line="240" w:lineRule="auto"/>
-        <w:rPr>
-          <w:rFonts w:ascii="Times New Roman" w:eastAsia="Times New Roman" w:hAnsi="Times New Roman" w:cs="Times New Roman"/>
-          <w:sz w:val="24"/>
-          <w:szCs w:val="24"/>
-          <w:lang w:eastAsia="en-IN"/>
-        </w:rPr>
-      </w:pPr>
-      <w:r>
-        <w:rPr>
-          <w:rFonts w:ascii="Times New Roman" w:eastAsia="Times New Roman" w:hAnsi="Times New Roman" w:cs="Times New Roman"/>
-          <w:sz w:val="24"/>
-          <w:szCs w:val="24"/>
-          <w:lang w:eastAsia="en-IN"/>
-        </w:rPr>
-        <w:t>COUNT(</w:t>
+      <w:proofErr w:type="gramEnd"/>
+      <w:r>
+        <w:rPr>
+          <w:rFonts w:ascii="Times New Roman" w:eastAsia="Times New Roman" w:hAnsi="Times New Roman" w:cs="Times New Roman"/>
+          <w:sz w:val="24"/>
+          <w:szCs w:val="24"/>
+          <w:lang w:eastAsia="en-IN"/>
+        </w:rPr>
+        <w:t xml:space="preserve">, sum(salary) as </w:t>
       </w:r>
       <w:proofErr w:type="spellStart"/>
       <w:r>
@@ -3425,19 +7979,620 @@
           <w:szCs w:val="24"/>
           <w:lang w:eastAsia="en-IN"/>
         </w:rPr>
-        <w:t>e.emp_id</w:t>
+        <w:t>total_salary</w:t>
       </w:r>
       <w:proofErr w:type="spellEnd"/>
-      <w:r>
-        <w:rPr>
-          <w:rFonts w:ascii="Times New Roman" w:eastAsia="Times New Roman" w:hAnsi="Times New Roman" w:cs="Times New Roman"/>
-          <w:sz w:val="24"/>
-          <w:szCs w:val="24"/>
-          <w:lang w:eastAsia="en-IN"/>
-        </w:rPr>
-        <w:t xml:space="preserve">) AS </w:t>
+    </w:p>
+    <w:p>
+      <w:pPr>
+        <w:pStyle w:val="ListParagraph"/>
+        <w:spacing w:before="100" w:beforeAutospacing="1" w:after="100" w:afterAutospacing="1" w:line="240" w:lineRule="auto"/>
+        <w:rPr>
+          <w:rFonts w:ascii="Times New Roman" w:eastAsia="Times New Roman" w:hAnsi="Times New Roman" w:cs="Times New Roman"/>
+          <w:sz w:val="24"/>
+          <w:szCs w:val="24"/>
+          <w:lang w:eastAsia="en-IN"/>
+        </w:rPr>
+      </w:pPr>
+      <w:r>
+        <w:rPr>
+          <w:rFonts w:ascii="Times New Roman" w:eastAsia="Times New Roman" w:hAnsi="Times New Roman" w:cs="Times New Roman"/>
+          <w:sz w:val="24"/>
+          <w:szCs w:val="24"/>
+          <w:lang w:eastAsia="en-IN"/>
+        </w:rPr>
+        <w:t>from employees e</w:t>
+      </w:r>
+    </w:p>
+    <w:p>
+      <w:pPr>
+        <w:pStyle w:val="ListParagraph"/>
+        <w:spacing w:before="100" w:beforeAutospacing="1" w:after="100" w:afterAutospacing="1" w:line="240" w:lineRule="auto"/>
+        <w:rPr>
+          <w:rFonts w:ascii="Times New Roman" w:eastAsia="Times New Roman" w:hAnsi="Times New Roman" w:cs="Times New Roman"/>
+          <w:sz w:val="24"/>
+          <w:szCs w:val="24"/>
+          <w:lang w:eastAsia="en-IN"/>
+        </w:rPr>
+      </w:pPr>
+      <w:r>
+        <w:rPr>
+          <w:rFonts w:ascii="Times New Roman" w:eastAsia="Times New Roman" w:hAnsi="Times New Roman" w:cs="Times New Roman"/>
+          <w:sz w:val="24"/>
+          <w:szCs w:val="24"/>
+          <w:lang w:eastAsia="en-IN"/>
+        </w:rPr>
+        <w:t>join departments d</w:t>
+      </w:r>
+    </w:p>
+    <w:p>
+      <w:pPr>
+        <w:pStyle w:val="ListParagraph"/>
+        <w:spacing w:before="100" w:beforeAutospacing="1" w:after="100" w:afterAutospacing="1" w:line="240" w:lineRule="auto"/>
+        <w:rPr>
+          <w:rFonts w:ascii="Times New Roman" w:eastAsia="Times New Roman" w:hAnsi="Times New Roman" w:cs="Times New Roman"/>
+          <w:sz w:val="24"/>
+          <w:szCs w:val="24"/>
+          <w:lang w:eastAsia="en-IN"/>
+        </w:rPr>
+      </w:pPr>
+      <w:r>
+        <w:rPr>
+          <w:rFonts w:ascii="Times New Roman" w:eastAsia="Times New Roman" w:hAnsi="Times New Roman" w:cs="Times New Roman"/>
+          <w:sz w:val="24"/>
+          <w:szCs w:val="24"/>
+          <w:lang w:eastAsia="en-IN"/>
+        </w:rPr>
+        <w:t xml:space="preserve">on </w:t>
       </w:r>
       <w:proofErr w:type="spellStart"/>
+      <w:proofErr w:type="gramStart"/>
+      <w:r>
+        <w:rPr>
+          <w:rFonts w:ascii="Times New Roman" w:eastAsia="Times New Roman" w:hAnsi="Times New Roman" w:cs="Times New Roman"/>
+          <w:sz w:val="24"/>
+          <w:szCs w:val="24"/>
+          <w:lang w:eastAsia="en-IN"/>
+        </w:rPr>
+        <w:t>e.dept</w:t>
+      </w:r>
+      <w:proofErr w:type="gramEnd"/>
+      <w:r>
+        <w:rPr>
+          <w:rFonts w:ascii="Times New Roman" w:eastAsia="Times New Roman" w:hAnsi="Times New Roman" w:cs="Times New Roman"/>
+          <w:sz w:val="24"/>
+          <w:szCs w:val="24"/>
+          <w:lang w:eastAsia="en-IN"/>
+        </w:rPr>
+        <w:t>_id</w:t>
+      </w:r>
+      <w:proofErr w:type="spellEnd"/>
+      <w:r>
+        <w:rPr>
+          <w:rFonts w:ascii="Times New Roman" w:eastAsia="Times New Roman" w:hAnsi="Times New Roman" w:cs="Times New Roman"/>
+          <w:sz w:val="24"/>
+          <w:szCs w:val="24"/>
+          <w:lang w:eastAsia="en-IN"/>
+        </w:rPr>
+        <w:t xml:space="preserve"> = </w:t>
+      </w:r>
+      <w:proofErr w:type="spellStart"/>
+      <w:r>
+        <w:rPr>
+          <w:rFonts w:ascii="Times New Roman" w:eastAsia="Times New Roman" w:hAnsi="Times New Roman" w:cs="Times New Roman"/>
+          <w:sz w:val="24"/>
+          <w:szCs w:val="24"/>
+          <w:lang w:eastAsia="en-IN"/>
+        </w:rPr>
+        <w:t>d.dept_id</w:t>
+      </w:r>
+      <w:proofErr w:type="spellEnd"/>
+    </w:p>
+    <w:p>
+      <w:pPr>
+        <w:pStyle w:val="ListParagraph"/>
+        <w:spacing w:before="100" w:beforeAutospacing="1" w:after="100" w:afterAutospacing="1" w:line="240" w:lineRule="auto"/>
+        <w:rPr>
+          <w:rFonts w:ascii="Times New Roman" w:eastAsia="Times New Roman" w:hAnsi="Times New Roman" w:cs="Times New Roman"/>
+          <w:sz w:val="24"/>
+          <w:szCs w:val="24"/>
+          <w:lang w:eastAsia="en-IN"/>
+        </w:rPr>
+      </w:pPr>
+      <w:r>
+        <w:rPr>
+          <w:rFonts w:ascii="Times New Roman" w:eastAsia="Times New Roman" w:hAnsi="Times New Roman" w:cs="Times New Roman"/>
+          <w:sz w:val="24"/>
+          <w:szCs w:val="24"/>
+          <w:lang w:eastAsia="en-IN"/>
+        </w:rPr>
+        <w:t xml:space="preserve">group by </w:t>
+      </w:r>
+      <w:proofErr w:type="spellStart"/>
+      <w:proofErr w:type="gramStart"/>
+      <w:r>
+        <w:rPr>
+          <w:rFonts w:ascii="Times New Roman" w:eastAsia="Times New Roman" w:hAnsi="Times New Roman" w:cs="Times New Roman"/>
+          <w:sz w:val="24"/>
+          <w:szCs w:val="24"/>
+          <w:lang w:eastAsia="en-IN"/>
+        </w:rPr>
+        <w:t>e.dept</w:t>
+      </w:r>
+      <w:proofErr w:type="gramEnd"/>
+      <w:r>
+        <w:rPr>
+          <w:rFonts w:ascii="Times New Roman" w:eastAsia="Times New Roman" w:hAnsi="Times New Roman" w:cs="Times New Roman"/>
+          <w:sz w:val="24"/>
+          <w:szCs w:val="24"/>
+          <w:lang w:eastAsia="en-IN"/>
+        </w:rPr>
+        <w:t>_id</w:t>
+      </w:r>
+      <w:proofErr w:type="spellEnd"/>
+    </w:p>
+    <w:p>
+      <w:pPr>
+        <w:pStyle w:val="ListParagraph"/>
+        <w:spacing w:before="100" w:beforeAutospacing="1" w:after="100" w:afterAutospacing="1" w:line="240" w:lineRule="auto"/>
+        <w:rPr>
+          <w:rFonts w:ascii="Times New Roman" w:eastAsia="Times New Roman" w:hAnsi="Times New Roman" w:cs="Times New Roman"/>
+          <w:sz w:val="24"/>
+          <w:szCs w:val="24"/>
+          <w:lang w:eastAsia="en-IN"/>
+        </w:rPr>
+      </w:pPr>
+    </w:p>
+    <w:p>
+      <w:pPr>
+        <w:pStyle w:val="ListParagraph"/>
+        <w:numPr>
+          <w:ilvl w:val="0"/>
+          <w:numId w:val="9"/>
+        </w:numPr>
+        <w:spacing w:before="100" w:beforeAutospacing="1" w:after="100" w:afterAutospacing="1" w:line="240" w:lineRule="auto"/>
+        <w:rPr>
+          <w:rFonts w:ascii="Times New Roman" w:eastAsia="Times New Roman" w:hAnsi="Times New Roman" w:cs="Times New Roman"/>
+          <w:sz w:val="24"/>
+          <w:szCs w:val="24"/>
+          <w:lang w:eastAsia="en-IN"/>
+        </w:rPr>
+      </w:pPr>
+      <w:r>
+        <w:t>Display employee name and department name.</w:t>
+      </w:r>
+    </w:p>
+    <w:p>
+      <w:pPr>
+        <w:pStyle w:val="ListParagraph"/>
+        <w:spacing w:before="100" w:beforeAutospacing="1" w:after="100" w:afterAutospacing="1" w:line="240" w:lineRule="auto"/>
+        <w:rPr>
+          <w:rFonts w:ascii="Times New Roman" w:eastAsia="Times New Roman" w:hAnsi="Times New Roman" w:cs="Times New Roman"/>
+          <w:sz w:val="24"/>
+          <w:szCs w:val="24"/>
+          <w:lang w:eastAsia="en-IN"/>
+        </w:rPr>
+      </w:pPr>
+      <w:r>
+        <w:rPr>
+          <w:rFonts w:ascii="Times New Roman" w:eastAsia="Times New Roman" w:hAnsi="Times New Roman" w:cs="Times New Roman"/>
+          <w:sz w:val="24"/>
+          <w:szCs w:val="24"/>
+          <w:lang w:eastAsia="en-IN"/>
+        </w:rPr>
+        <w:t xml:space="preserve">select </w:t>
+      </w:r>
+      <w:proofErr w:type="spellStart"/>
+      <w:r>
+        <w:rPr>
+          <w:rFonts w:ascii="Times New Roman" w:eastAsia="Times New Roman" w:hAnsi="Times New Roman" w:cs="Times New Roman"/>
+          <w:sz w:val="24"/>
+          <w:szCs w:val="24"/>
+          <w:lang w:eastAsia="en-IN"/>
+        </w:rPr>
+        <w:t>e.</w:t>
+      </w:r>
+      <w:proofErr w:type="gramStart"/>
+      <w:r>
+        <w:rPr>
+          <w:rFonts w:ascii="Times New Roman" w:eastAsia="Times New Roman" w:hAnsi="Times New Roman" w:cs="Times New Roman"/>
+          <w:sz w:val="24"/>
+          <w:szCs w:val="24"/>
+          <w:lang w:eastAsia="en-IN"/>
+        </w:rPr>
+        <w:t>name,d</w:t>
+      </w:r>
+      <w:proofErr w:type="gramEnd"/>
+      <w:r>
+        <w:rPr>
+          <w:rFonts w:ascii="Times New Roman" w:eastAsia="Times New Roman" w:hAnsi="Times New Roman" w:cs="Times New Roman"/>
+          <w:sz w:val="24"/>
+          <w:szCs w:val="24"/>
+          <w:lang w:eastAsia="en-IN"/>
+        </w:rPr>
+        <w:t>.department</w:t>
+      </w:r>
+      <w:proofErr w:type="spellEnd"/>
+    </w:p>
+    <w:p>
+      <w:pPr>
+        <w:pStyle w:val="ListParagraph"/>
+        <w:spacing w:before="100" w:beforeAutospacing="1" w:after="100" w:afterAutospacing="1" w:line="240" w:lineRule="auto"/>
+        <w:rPr>
+          <w:rFonts w:ascii="Times New Roman" w:eastAsia="Times New Roman" w:hAnsi="Times New Roman" w:cs="Times New Roman"/>
+          <w:sz w:val="24"/>
+          <w:szCs w:val="24"/>
+          <w:lang w:eastAsia="en-IN"/>
+        </w:rPr>
+      </w:pPr>
+      <w:r>
+        <w:rPr>
+          <w:rFonts w:ascii="Times New Roman" w:eastAsia="Times New Roman" w:hAnsi="Times New Roman" w:cs="Times New Roman"/>
+          <w:sz w:val="24"/>
+          <w:szCs w:val="24"/>
+          <w:lang w:eastAsia="en-IN"/>
+        </w:rPr>
+        <w:t>from employees e</w:t>
+      </w:r>
+    </w:p>
+    <w:p>
+      <w:pPr>
+        <w:pStyle w:val="ListParagraph"/>
+        <w:spacing w:before="100" w:beforeAutospacing="1" w:after="100" w:afterAutospacing="1" w:line="240" w:lineRule="auto"/>
+        <w:rPr>
+          <w:rFonts w:ascii="Times New Roman" w:eastAsia="Times New Roman" w:hAnsi="Times New Roman" w:cs="Times New Roman"/>
+          <w:sz w:val="24"/>
+          <w:szCs w:val="24"/>
+          <w:lang w:eastAsia="en-IN"/>
+        </w:rPr>
+      </w:pPr>
+      <w:r>
+        <w:rPr>
+          <w:rFonts w:ascii="Times New Roman" w:eastAsia="Times New Roman" w:hAnsi="Times New Roman" w:cs="Times New Roman"/>
+          <w:sz w:val="24"/>
+          <w:szCs w:val="24"/>
+          <w:lang w:eastAsia="en-IN"/>
+        </w:rPr>
+        <w:t>join departments d</w:t>
+      </w:r>
+    </w:p>
+    <w:p>
+      <w:pPr>
+        <w:pStyle w:val="ListParagraph"/>
+        <w:spacing w:before="100" w:beforeAutospacing="1" w:after="100" w:afterAutospacing="1" w:line="240" w:lineRule="auto"/>
+        <w:rPr>
+          <w:rFonts w:ascii="Times New Roman" w:eastAsia="Times New Roman" w:hAnsi="Times New Roman" w:cs="Times New Roman"/>
+          <w:sz w:val="24"/>
+          <w:szCs w:val="24"/>
+          <w:lang w:eastAsia="en-IN"/>
+        </w:rPr>
+      </w:pPr>
+      <w:r>
+        <w:rPr>
+          <w:rFonts w:ascii="Times New Roman" w:eastAsia="Times New Roman" w:hAnsi="Times New Roman" w:cs="Times New Roman"/>
+          <w:sz w:val="24"/>
+          <w:szCs w:val="24"/>
+          <w:lang w:eastAsia="en-IN"/>
+        </w:rPr>
+        <w:t xml:space="preserve">on </w:t>
+      </w:r>
+      <w:proofErr w:type="spellStart"/>
+      <w:proofErr w:type="gramStart"/>
+      <w:r>
+        <w:rPr>
+          <w:rFonts w:ascii="Times New Roman" w:eastAsia="Times New Roman" w:hAnsi="Times New Roman" w:cs="Times New Roman"/>
+          <w:sz w:val="24"/>
+          <w:szCs w:val="24"/>
+          <w:lang w:eastAsia="en-IN"/>
+        </w:rPr>
+        <w:t>e.dept</w:t>
+      </w:r>
+      <w:proofErr w:type="gramEnd"/>
+      <w:r>
+        <w:rPr>
+          <w:rFonts w:ascii="Times New Roman" w:eastAsia="Times New Roman" w:hAnsi="Times New Roman" w:cs="Times New Roman"/>
+          <w:sz w:val="24"/>
+          <w:szCs w:val="24"/>
+          <w:lang w:eastAsia="en-IN"/>
+        </w:rPr>
+        <w:t>_id</w:t>
+      </w:r>
+      <w:proofErr w:type="spellEnd"/>
+      <w:r>
+        <w:rPr>
+          <w:rFonts w:ascii="Times New Roman" w:eastAsia="Times New Roman" w:hAnsi="Times New Roman" w:cs="Times New Roman"/>
+          <w:sz w:val="24"/>
+          <w:szCs w:val="24"/>
+          <w:lang w:eastAsia="en-IN"/>
+        </w:rPr>
+        <w:t xml:space="preserve"> = </w:t>
+      </w:r>
+      <w:proofErr w:type="spellStart"/>
+      <w:r>
+        <w:rPr>
+          <w:rFonts w:ascii="Times New Roman" w:eastAsia="Times New Roman" w:hAnsi="Times New Roman" w:cs="Times New Roman"/>
+          <w:sz w:val="24"/>
+          <w:szCs w:val="24"/>
+          <w:lang w:eastAsia="en-IN"/>
+        </w:rPr>
+        <w:t>d.dept_id</w:t>
+      </w:r>
+      <w:proofErr w:type="spellEnd"/>
+    </w:p>
+    <w:p>
+      <w:pPr>
+        <w:pStyle w:val="ListParagraph"/>
+        <w:spacing w:before="100" w:beforeAutospacing="1" w:after="100" w:afterAutospacing="1" w:line="240" w:lineRule="auto"/>
+        <w:rPr>
+          <w:rFonts w:ascii="Times New Roman" w:eastAsia="Times New Roman" w:hAnsi="Times New Roman" w:cs="Times New Roman"/>
+          <w:sz w:val="24"/>
+          <w:szCs w:val="24"/>
+          <w:lang w:eastAsia="en-IN"/>
+        </w:rPr>
+      </w:pPr>
+    </w:p>
+    <w:p>
+      <w:pPr>
+        <w:pStyle w:val="ListParagraph"/>
+        <w:numPr>
+          <w:ilvl w:val="0"/>
+          <w:numId w:val="9"/>
+        </w:numPr>
+        <w:spacing w:before="100" w:beforeAutospacing="1" w:after="100" w:afterAutospacing="1" w:line="240" w:lineRule="auto"/>
+        <w:rPr>
+          <w:rFonts w:ascii="Times New Roman" w:eastAsia="Times New Roman" w:hAnsi="Times New Roman" w:cs="Times New Roman"/>
+          <w:sz w:val="24"/>
+          <w:szCs w:val="24"/>
+          <w:lang w:eastAsia="en-IN"/>
+        </w:rPr>
+      </w:pPr>
+      <w:r>
+        <w:t>Show employees working in the IT department.</w:t>
+      </w:r>
+    </w:p>
+    <w:p>
+      <w:pPr>
+        <w:pStyle w:val="ListParagraph"/>
+        <w:spacing w:before="100" w:beforeAutospacing="1" w:after="100" w:afterAutospacing="1" w:line="240" w:lineRule="auto"/>
+        <w:rPr>
+          <w:rFonts w:ascii="Times New Roman" w:eastAsia="Times New Roman" w:hAnsi="Times New Roman" w:cs="Times New Roman"/>
+          <w:sz w:val="24"/>
+          <w:szCs w:val="24"/>
+          <w:lang w:eastAsia="en-IN"/>
+        </w:rPr>
+      </w:pPr>
+      <w:r>
+        <w:rPr>
+          <w:rFonts w:ascii="Times New Roman" w:eastAsia="Times New Roman" w:hAnsi="Times New Roman" w:cs="Times New Roman"/>
+          <w:sz w:val="24"/>
+          <w:szCs w:val="24"/>
+          <w:lang w:eastAsia="en-IN"/>
+        </w:rPr>
+        <w:t>select e.name</w:t>
+      </w:r>
+    </w:p>
+    <w:p>
+      <w:pPr>
+        <w:pStyle w:val="ListParagraph"/>
+        <w:spacing w:before="100" w:beforeAutospacing="1" w:after="100" w:afterAutospacing="1" w:line="240" w:lineRule="auto"/>
+        <w:rPr>
+          <w:rFonts w:ascii="Times New Roman" w:eastAsia="Times New Roman" w:hAnsi="Times New Roman" w:cs="Times New Roman"/>
+          <w:sz w:val="24"/>
+          <w:szCs w:val="24"/>
+          <w:lang w:eastAsia="en-IN"/>
+        </w:rPr>
+      </w:pPr>
+      <w:r>
+        <w:rPr>
+          <w:rFonts w:ascii="Times New Roman" w:eastAsia="Times New Roman" w:hAnsi="Times New Roman" w:cs="Times New Roman"/>
+          <w:sz w:val="24"/>
+          <w:szCs w:val="24"/>
+          <w:lang w:eastAsia="en-IN"/>
+        </w:rPr>
+        <w:t>from employees e</w:t>
+      </w:r>
+    </w:p>
+    <w:p>
+      <w:pPr>
+        <w:pStyle w:val="ListParagraph"/>
+        <w:spacing w:before="100" w:beforeAutospacing="1" w:after="100" w:afterAutospacing="1" w:line="240" w:lineRule="auto"/>
+        <w:rPr>
+          <w:rFonts w:ascii="Times New Roman" w:eastAsia="Times New Roman" w:hAnsi="Times New Roman" w:cs="Times New Roman"/>
+          <w:sz w:val="24"/>
+          <w:szCs w:val="24"/>
+          <w:lang w:eastAsia="en-IN"/>
+        </w:rPr>
+      </w:pPr>
+      <w:r>
+        <w:rPr>
+          <w:rFonts w:ascii="Times New Roman" w:eastAsia="Times New Roman" w:hAnsi="Times New Roman" w:cs="Times New Roman"/>
+          <w:sz w:val="24"/>
+          <w:szCs w:val="24"/>
+          <w:lang w:eastAsia="en-IN"/>
+        </w:rPr>
+        <w:t>join departments d</w:t>
+      </w:r>
+    </w:p>
+    <w:p>
+      <w:pPr>
+        <w:pStyle w:val="ListParagraph"/>
+        <w:spacing w:before="100" w:beforeAutospacing="1" w:after="100" w:afterAutospacing="1" w:line="240" w:lineRule="auto"/>
+        <w:rPr>
+          <w:rFonts w:ascii="Times New Roman" w:eastAsia="Times New Roman" w:hAnsi="Times New Roman" w:cs="Times New Roman"/>
+          <w:sz w:val="24"/>
+          <w:szCs w:val="24"/>
+          <w:lang w:eastAsia="en-IN"/>
+        </w:rPr>
+      </w:pPr>
+      <w:r>
+        <w:rPr>
+          <w:rFonts w:ascii="Times New Roman" w:eastAsia="Times New Roman" w:hAnsi="Times New Roman" w:cs="Times New Roman"/>
+          <w:sz w:val="24"/>
+          <w:szCs w:val="24"/>
+          <w:lang w:eastAsia="en-IN"/>
+        </w:rPr>
+        <w:t xml:space="preserve">on </w:t>
+      </w:r>
+      <w:proofErr w:type="spellStart"/>
+      <w:proofErr w:type="gramStart"/>
+      <w:r>
+        <w:rPr>
+          <w:rFonts w:ascii="Times New Roman" w:eastAsia="Times New Roman" w:hAnsi="Times New Roman" w:cs="Times New Roman"/>
+          <w:sz w:val="24"/>
+          <w:szCs w:val="24"/>
+          <w:lang w:eastAsia="en-IN"/>
+        </w:rPr>
+        <w:t>e.dept</w:t>
+      </w:r>
+      <w:proofErr w:type="gramEnd"/>
+      <w:r>
+        <w:rPr>
+          <w:rFonts w:ascii="Times New Roman" w:eastAsia="Times New Roman" w:hAnsi="Times New Roman" w:cs="Times New Roman"/>
+          <w:sz w:val="24"/>
+          <w:szCs w:val="24"/>
+          <w:lang w:eastAsia="en-IN"/>
+        </w:rPr>
+        <w:t>_id</w:t>
+      </w:r>
+      <w:proofErr w:type="spellEnd"/>
+      <w:r>
+        <w:rPr>
+          <w:rFonts w:ascii="Times New Roman" w:eastAsia="Times New Roman" w:hAnsi="Times New Roman" w:cs="Times New Roman"/>
+          <w:sz w:val="24"/>
+          <w:szCs w:val="24"/>
+          <w:lang w:eastAsia="en-IN"/>
+        </w:rPr>
+        <w:t xml:space="preserve"> = </w:t>
+      </w:r>
+      <w:proofErr w:type="spellStart"/>
+      <w:r>
+        <w:rPr>
+          <w:rFonts w:ascii="Times New Roman" w:eastAsia="Times New Roman" w:hAnsi="Times New Roman" w:cs="Times New Roman"/>
+          <w:sz w:val="24"/>
+          <w:szCs w:val="24"/>
+          <w:lang w:eastAsia="en-IN"/>
+        </w:rPr>
+        <w:t>d.dept_id</w:t>
+      </w:r>
+      <w:proofErr w:type="spellEnd"/>
+    </w:p>
+    <w:p>
+      <w:pPr>
+        <w:pStyle w:val="ListParagraph"/>
+        <w:spacing w:before="100" w:beforeAutospacing="1" w:after="100" w:afterAutospacing="1" w:line="240" w:lineRule="auto"/>
+        <w:rPr>
+          <w:rFonts w:ascii="Times New Roman" w:eastAsia="Times New Roman" w:hAnsi="Times New Roman" w:cs="Times New Roman"/>
+          <w:sz w:val="24"/>
+          <w:szCs w:val="24"/>
+          <w:lang w:eastAsia="en-IN"/>
+        </w:rPr>
+      </w:pPr>
+      <w:r>
+        <w:rPr>
+          <w:rFonts w:ascii="Times New Roman" w:eastAsia="Times New Roman" w:hAnsi="Times New Roman" w:cs="Times New Roman"/>
+          <w:sz w:val="24"/>
+          <w:szCs w:val="24"/>
+          <w:lang w:eastAsia="en-IN"/>
+        </w:rPr>
+        <w:t xml:space="preserve">where </w:t>
+      </w:r>
+      <w:proofErr w:type="spellStart"/>
+      <w:proofErr w:type="gramStart"/>
+      <w:r>
+        <w:rPr>
+          <w:rFonts w:ascii="Times New Roman" w:eastAsia="Times New Roman" w:hAnsi="Times New Roman" w:cs="Times New Roman"/>
+          <w:sz w:val="24"/>
+          <w:szCs w:val="24"/>
+          <w:lang w:eastAsia="en-IN"/>
+        </w:rPr>
+        <w:t>d.department</w:t>
+      </w:r>
+      <w:proofErr w:type="spellEnd"/>
+      <w:proofErr w:type="gramEnd"/>
+      <w:r>
+        <w:rPr>
+          <w:rFonts w:ascii="Times New Roman" w:eastAsia="Times New Roman" w:hAnsi="Times New Roman" w:cs="Times New Roman"/>
+          <w:sz w:val="24"/>
+          <w:szCs w:val="24"/>
+          <w:lang w:eastAsia="en-IN"/>
+        </w:rPr>
+        <w:t xml:space="preserve"> = "IT" </w:t>
+      </w:r>
+    </w:p>
+    <w:p>
+      <w:pPr>
+        <w:pStyle w:val="ListParagraph"/>
+        <w:spacing w:before="100" w:beforeAutospacing="1" w:after="100" w:afterAutospacing="1" w:line="240" w:lineRule="auto"/>
+        <w:rPr>
+          <w:rFonts w:ascii="Times New Roman" w:eastAsia="Times New Roman" w:hAnsi="Times New Roman" w:cs="Times New Roman"/>
+          <w:sz w:val="24"/>
+          <w:szCs w:val="24"/>
+          <w:lang w:eastAsia="en-IN"/>
+        </w:rPr>
+      </w:pPr>
+    </w:p>
+    <w:p>
+      <w:pPr>
+        <w:pStyle w:val="ListParagraph"/>
+        <w:numPr>
+          <w:ilvl w:val="0"/>
+          <w:numId w:val="9"/>
+        </w:numPr>
+        <w:spacing w:before="100" w:beforeAutospacing="1" w:after="100" w:afterAutospacing="1" w:line="240" w:lineRule="auto"/>
+        <w:rPr>
+          <w:rFonts w:ascii="Times New Roman" w:eastAsia="Times New Roman" w:hAnsi="Times New Roman" w:cs="Times New Roman"/>
+          <w:sz w:val="24"/>
+          <w:szCs w:val="24"/>
+          <w:lang w:eastAsia="en-IN"/>
+        </w:rPr>
+      </w:pPr>
+      <w:r>
+        <w:t>Display department names along with the number of employees in each department</w:t>
+      </w:r>
+    </w:p>
+    <w:p>
+      <w:pPr>
+        <w:pStyle w:val="ListParagraph"/>
+        <w:spacing w:before="100" w:beforeAutospacing="1" w:after="100" w:afterAutospacing="1" w:line="240" w:lineRule="auto"/>
+        <w:rPr>
+          <w:rFonts w:ascii="Times New Roman" w:eastAsia="Times New Roman" w:hAnsi="Times New Roman" w:cs="Times New Roman"/>
+          <w:sz w:val="24"/>
+          <w:szCs w:val="24"/>
+          <w:lang w:eastAsia="en-IN"/>
+        </w:rPr>
+      </w:pPr>
+      <w:r>
+        <w:rPr>
+          <w:rFonts w:ascii="Times New Roman" w:eastAsia="Times New Roman" w:hAnsi="Times New Roman" w:cs="Times New Roman"/>
+          <w:sz w:val="24"/>
+          <w:szCs w:val="24"/>
+          <w:lang w:eastAsia="en-IN"/>
+        </w:rPr>
+        <w:t xml:space="preserve">select </w:t>
+      </w:r>
+      <w:proofErr w:type="spellStart"/>
+      <w:proofErr w:type="gramStart"/>
+      <w:r>
+        <w:rPr>
+          <w:rFonts w:ascii="Times New Roman" w:eastAsia="Times New Roman" w:hAnsi="Times New Roman" w:cs="Times New Roman"/>
+          <w:sz w:val="24"/>
+          <w:szCs w:val="24"/>
+          <w:lang w:eastAsia="en-IN"/>
+        </w:rPr>
+        <w:t>d.department</w:t>
+      </w:r>
+      <w:proofErr w:type="spellEnd"/>
+      <w:proofErr w:type="gramEnd"/>
+      <w:r>
+        <w:rPr>
+          <w:rFonts w:ascii="Times New Roman" w:eastAsia="Times New Roman" w:hAnsi="Times New Roman" w:cs="Times New Roman"/>
+          <w:sz w:val="24"/>
+          <w:szCs w:val="24"/>
+          <w:lang w:eastAsia="en-IN"/>
+        </w:rPr>
+        <w:t xml:space="preserve">, count(*) as </w:t>
+      </w:r>
+      <w:proofErr w:type="spellStart"/>
       <w:r>
         <w:rPr>
           <w:rFonts w:ascii="Times New Roman" w:eastAsia="Times New Roman" w:hAnsi="Times New Roman" w:cs="Times New Roman"/>
@@ -3451,64 +8606,98 @@
     </w:p>
     <w:p>
       <w:pPr>
-        <w:spacing w:before="100" w:beforeAutospacing="1" w:after="100" w:afterAutospacing="1" w:line="240" w:lineRule="auto"/>
-        <w:rPr>
-          <w:rFonts w:ascii="Times New Roman" w:eastAsia="Times New Roman" w:hAnsi="Times New Roman" w:cs="Times New Roman"/>
-          <w:sz w:val="24"/>
-          <w:szCs w:val="24"/>
-          <w:lang w:eastAsia="en-IN"/>
-        </w:rPr>
-      </w:pPr>
-      <w:r>
-        <w:rPr>
-          <w:rFonts w:ascii="Times New Roman" w:eastAsia="Times New Roman" w:hAnsi="Times New Roman" w:cs="Times New Roman"/>
-          <w:sz w:val="24"/>
-          <w:szCs w:val="24"/>
-          <w:lang w:eastAsia="en-IN"/>
-        </w:rPr>
-        <w:t>FROM departments d</w:t>
-      </w:r>
-    </w:p>
-    <w:p>
-      <w:pPr>
-        <w:spacing w:before="100" w:beforeAutospacing="1" w:after="100" w:afterAutospacing="1" w:line="240" w:lineRule="auto"/>
-        <w:rPr>
-          <w:rFonts w:ascii="Times New Roman" w:eastAsia="Times New Roman" w:hAnsi="Times New Roman" w:cs="Times New Roman"/>
-          <w:sz w:val="24"/>
-          <w:szCs w:val="24"/>
-          <w:lang w:eastAsia="en-IN"/>
-        </w:rPr>
-      </w:pPr>
-      <w:r>
-        <w:rPr>
-          <w:rFonts w:ascii="Times New Roman" w:eastAsia="Times New Roman" w:hAnsi="Times New Roman" w:cs="Times New Roman"/>
-          <w:sz w:val="24"/>
-          <w:szCs w:val="24"/>
-          <w:lang w:eastAsia="en-IN"/>
-        </w:rPr>
-        <w:t>LEFT JOIN employees e</w:t>
-      </w:r>
-    </w:p>
-    <w:p>
-      <w:pPr>
-        <w:spacing w:before="100" w:beforeAutospacing="1" w:after="100" w:afterAutospacing="1" w:line="240" w:lineRule="auto"/>
-        <w:rPr>
-          <w:rFonts w:ascii="Times New Roman" w:eastAsia="Times New Roman" w:hAnsi="Times New Roman" w:cs="Times New Roman"/>
-          <w:sz w:val="24"/>
-          <w:szCs w:val="24"/>
-          <w:lang w:eastAsia="en-IN"/>
-        </w:rPr>
-      </w:pPr>
-      <w:r>
-        <w:rPr>
-          <w:rFonts w:ascii="Times New Roman" w:eastAsia="Times New Roman" w:hAnsi="Times New Roman" w:cs="Times New Roman"/>
-          <w:sz w:val="24"/>
-          <w:szCs w:val="24"/>
-          <w:lang w:eastAsia="en-IN"/>
-        </w:rPr>
-        <w:t xml:space="preserve">ON </w:t>
+        <w:pStyle w:val="ListParagraph"/>
+        <w:spacing w:before="100" w:beforeAutospacing="1" w:after="100" w:afterAutospacing="1" w:line="240" w:lineRule="auto"/>
+        <w:rPr>
+          <w:rFonts w:ascii="Times New Roman" w:eastAsia="Times New Roman" w:hAnsi="Times New Roman" w:cs="Times New Roman"/>
+          <w:sz w:val="24"/>
+          <w:szCs w:val="24"/>
+          <w:lang w:eastAsia="en-IN"/>
+        </w:rPr>
+      </w:pPr>
+      <w:r>
+        <w:rPr>
+          <w:rFonts w:ascii="Times New Roman" w:eastAsia="Times New Roman" w:hAnsi="Times New Roman" w:cs="Times New Roman"/>
+          <w:sz w:val="24"/>
+          <w:szCs w:val="24"/>
+          <w:lang w:eastAsia="en-IN"/>
+        </w:rPr>
+        <w:t>from employees e</w:t>
+      </w:r>
+    </w:p>
+    <w:p>
+      <w:pPr>
+        <w:pStyle w:val="ListParagraph"/>
+        <w:spacing w:before="100" w:beforeAutospacing="1" w:after="100" w:afterAutospacing="1" w:line="240" w:lineRule="auto"/>
+        <w:rPr>
+          <w:rFonts w:ascii="Times New Roman" w:eastAsia="Times New Roman" w:hAnsi="Times New Roman" w:cs="Times New Roman"/>
+          <w:sz w:val="24"/>
+          <w:szCs w:val="24"/>
+          <w:lang w:eastAsia="en-IN"/>
+        </w:rPr>
+      </w:pPr>
+      <w:r>
+        <w:rPr>
+          <w:rFonts w:ascii="Times New Roman" w:eastAsia="Times New Roman" w:hAnsi="Times New Roman" w:cs="Times New Roman"/>
+          <w:sz w:val="24"/>
+          <w:szCs w:val="24"/>
+          <w:lang w:eastAsia="en-IN"/>
+        </w:rPr>
+        <w:t>join departments d</w:t>
+      </w:r>
+    </w:p>
+    <w:p>
+      <w:pPr>
+        <w:pStyle w:val="ListParagraph"/>
+        <w:spacing w:before="100" w:beforeAutospacing="1" w:after="100" w:afterAutospacing="1" w:line="240" w:lineRule="auto"/>
+        <w:rPr>
+          <w:rFonts w:ascii="Times New Roman" w:eastAsia="Times New Roman" w:hAnsi="Times New Roman" w:cs="Times New Roman"/>
+          <w:sz w:val="24"/>
+          <w:szCs w:val="24"/>
+          <w:lang w:eastAsia="en-IN"/>
+        </w:rPr>
+      </w:pPr>
+      <w:r>
+        <w:rPr>
+          <w:rFonts w:ascii="Times New Roman" w:eastAsia="Times New Roman" w:hAnsi="Times New Roman" w:cs="Times New Roman"/>
+          <w:sz w:val="24"/>
+          <w:szCs w:val="24"/>
+          <w:lang w:eastAsia="en-IN"/>
+        </w:rPr>
+        <w:t xml:space="preserve">on </w:t>
       </w:r>
       <w:proofErr w:type="spellStart"/>
+      <w:proofErr w:type="gramStart"/>
+      <w:r>
+        <w:rPr>
+          <w:rFonts w:ascii="Times New Roman" w:eastAsia="Times New Roman" w:hAnsi="Times New Roman" w:cs="Times New Roman"/>
+          <w:sz w:val="24"/>
+          <w:szCs w:val="24"/>
+          <w:lang w:eastAsia="en-IN"/>
+        </w:rPr>
+        <w:t>e.dept</w:t>
+      </w:r>
+      <w:proofErr w:type="gramEnd"/>
+      <w:r>
+        <w:rPr>
+          <w:rFonts w:ascii="Times New Roman" w:eastAsia="Times New Roman" w:hAnsi="Times New Roman" w:cs="Times New Roman"/>
+          <w:sz w:val="24"/>
+          <w:szCs w:val="24"/>
+          <w:lang w:eastAsia="en-IN"/>
+        </w:rPr>
+        <w:t>_id</w:t>
+      </w:r>
+      <w:proofErr w:type="spellEnd"/>
+      <w:r>
+        <w:rPr>
+          <w:rFonts w:ascii="Times New Roman" w:eastAsia="Times New Roman" w:hAnsi="Times New Roman" w:cs="Times New Roman"/>
+          <w:sz w:val="24"/>
+          <w:szCs w:val="24"/>
+          <w:lang w:eastAsia="en-IN"/>
+        </w:rPr>
+        <w:t xml:space="preserve"> = </w:t>
+      </w:r>
+      <w:proofErr w:type="spellStart"/>
       <w:r>
         <w:rPr>
           <w:rFonts w:ascii="Times New Roman" w:eastAsia="Times New Roman" w:hAnsi="Times New Roman" w:cs="Times New Roman"/>
@@ -3519,6 +8708,190 @@
         <w:t>d.dept_id</w:t>
       </w:r>
       <w:proofErr w:type="spellEnd"/>
+    </w:p>
+    <w:p>
+      <w:pPr>
+        <w:pStyle w:val="ListParagraph"/>
+        <w:spacing w:before="100" w:beforeAutospacing="1" w:after="100" w:afterAutospacing="1" w:line="240" w:lineRule="auto"/>
+        <w:rPr>
+          <w:rFonts w:ascii="Times New Roman" w:eastAsia="Times New Roman" w:hAnsi="Times New Roman" w:cs="Times New Roman"/>
+          <w:sz w:val="24"/>
+          <w:szCs w:val="24"/>
+          <w:lang w:eastAsia="en-IN"/>
+        </w:rPr>
+      </w:pPr>
+      <w:r>
+        <w:rPr>
+          <w:rFonts w:ascii="Times New Roman" w:eastAsia="Times New Roman" w:hAnsi="Times New Roman" w:cs="Times New Roman"/>
+          <w:sz w:val="24"/>
+          <w:szCs w:val="24"/>
+          <w:lang w:eastAsia="en-IN"/>
+        </w:rPr>
+        <w:t xml:space="preserve">group by </w:t>
+      </w:r>
+      <w:proofErr w:type="spellStart"/>
+      <w:proofErr w:type="gramStart"/>
+      <w:r>
+        <w:rPr>
+          <w:rFonts w:ascii="Times New Roman" w:eastAsia="Times New Roman" w:hAnsi="Times New Roman" w:cs="Times New Roman"/>
+          <w:sz w:val="24"/>
+          <w:szCs w:val="24"/>
+          <w:lang w:eastAsia="en-IN"/>
+        </w:rPr>
+        <w:t>d.department</w:t>
+      </w:r>
+      <w:proofErr w:type="spellEnd"/>
+      <w:proofErr w:type="gramEnd"/>
+    </w:p>
+    <w:p>
+      <w:pPr>
+        <w:pStyle w:val="ListParagraph"/>
+        <w:spacing w:before="100" w:beforeAutospacing="1" w:after="100" w:afterAutospacing="1" w:line="240" w:lineRule="auto"/>
+        <w:rPr>
+          <w:rFonts w:ascii="Times New Roman" w:eastAsia="Times New Roman" w:hAnsi="Times New Roman" w:cs="Times New Roman"/>
+          <w:sz w:val="24"/>
+          <w:szCs w:val="24"/>
+          <w:lang w:eastAsia="en-IN"/>
+        </w:rPr>
+      </w:pPr>
+    </w:p>
+    <w:p>
+      <w:pPr>
+        <w:pStyle w:val="ListParagraph"/>
+        <w:spacing w:before="100" w:beforeAutospacing="1" w:after="100" w:afterAutospacing="1" w:line="240" w:lineRule="auto"/>
+        <w:rPr>
+          <w:rFonts w:ascii="Times New Roman" w:eastAsia="Times New Roman" w:hAnsi="Times New Roman" w:cs="Times New Roman"/>
+          <w:sz w:val="24"/>
+          <w:szCs w:val="24"/>
+          <w:lang w:eastAsia="en-IN"/>
+        </w:rPr>
+      </w:pPr>
+    </w:p>
+    <w:p>
+      <w:pPr>
+        <w:pStyle w:val="ListParagraph"/>
+        <w:numPr>
+          <w:ilvl w:val="0"/>
+          <w:numId w:val="9"/>
+        </w:numPr>
+        <w:spacing w:before="100" w:beforeAutospacing="1" w:after="100" w:afterAutospacing="1" w:line="240" w:lineRule="auto"/>
+        <w:rPr>
+          <w:rFonts w:ascii="Times New Roman" w:eastAsia="Times New Roman" w:hAnsi="Times New Roman" w:cs="Times New Roman"/>
+          <w:sz w:val="24"/>
+          <w:szCs w:val="24"/>
+          <w:lang w:eastAsia="en-IN"/>
+        </w:rPr>
+      </w:pPr>
+      <w:r>
+        <w:t>Find employees who work in Finance.</w:t>
+      </w:r>
+    </w:p>
+    <w:p>
+      <w:pPr>
+        <w:pStyle w:val="ListParagraph"/>
+        <w:spacing w:before="100" w:beforeAutospacing="1" w:after="100" w:afterAutospacing="1" w:line="240" w:lineRule="auto"/>
+        <w:rPr>
+          <w:rFonts w:ascii="Times New Roman" w:eastAsia="Times New Roman" w:hAnsi="Times New Roman" w:cs="Times New Roman"/>
+          <w:sz w:val="24"/>
+          <w:szCs w:val="24"/>
+          <w:lang w:eastAsia="en-IN"/>
+        </w:rPr>
+      </w:pPr>
+      <w:r>
+        <w:rPr>
+          <w:rFonts w:ascii="Times New Roman" w:eastAsia="Times New Roman" w:hAnsi="Times New Roman" w:cs="Times New Roman"/>
+          <w:sz w:val="24"/>
+          <w:szCs w:val="24"/>
+          <w:lang w:eastAsia="en-IN"/>
+        </w:rPr>
+        <w:t>select *</w:t>
+      </w:r>
+    </w:p>
+    <w:p>
+      <w:pPr>
+        <w:pStyle w:val="ListParagraph"/>
+        <w:spacing w:before="100" w:beforeAutospacing="1" w:after="100" w:afterAutospacing="1" w:line="240" w:lineRule="auto"/>
+        <w:rPr>
+          <w:rFonts w:ascii="Times New Roman" w:eastAsia="Times New Roman" w:hAnsi="Times New Roman" w:cs="Times New Roman"/>
+          <w:sz w:val="24"/>
+          <w:szCs w:val="24"/>
+          <w:lang w:eastAsia="en-IN"/>
+        </w:rPr>
+      </w:pPr>
+      <w:r>
+        <w:rPr>
+          <w:rFonts w:ascii="Times New Roman" w:eastAsia="Times New Roman" w:hAnsi="Times New Roman" w:cs="Times New Roman"/>
+          <w:sz w:val="24"/>
+          <w:szCs w:val="24"/>
+          <w:lang w:eastAsia="en-IN"/>
+        </w:rPr>
+        <w:t>from employees e</w:t>
+      </w:r>
+    </w:p>
+    <w:p>
+      <w:pPr>
+        <w:pStyle w:val="ListParagraph"/>
+        <w:spacing w:before="100" w:beforeAutospacing="1" w:after="100" w:afterAutospacing="1" w:line="240" w:lineRule="auto"/>
+        <w:rPr>
+          <w:rFonts w:ascii="Times New Roman" w:eastAsia="Times New Roman" w:hAnsi="Times New Roman" w:cs="Times New Roman"/>
+          <w:sz w:val="24"/>
+          <w:szCs w:val="24"/>
+          <w:lang w:eastAsia="en-IN"/>
+        </w:rPr>
+      </w:pPr>
+      <w:r>
+        <w:rPr>
+          <w:rFonts w:ascii="Times New Roman" w:eastAsia="Times New Roman" w:hAnsi="Times New Roman" w:cs="Times New Roman"/>
+          <w:sz w:val="24"/>
+          <w:szCs w:val="24"/>
+          <w:lang w:eastAsia="en-IN"/>
+        </w:rPr>
+        <w:t>join departments d</w:t>
+      </w:r>
+    </w:p>
+    <w:p>
+      <w:pPr>
+        <w:pStyle w:val="ListParagraph"/>
+        <w:spacing w:before="100" w:beforeAutospacing="1" w:after="100" w:afterAutospacing="1" w:line="240" w:lineRule="auto"/>
+        <w:rPr>
+          <w:rFonts w:ascii="Times New Roman" w:eastAsia="Times New Roman" w:hAnsi="Times New Roman" w:cs="Times New Roman"/>
+          <w:sz w:val="24"/>
+          <w:szCs w:val="24"/>
+          <w:lang w:eastAsia="en-IN"/>
+        </w:rPr>
+      </w:pPr>
+      <w:r>
+        <w:rPr>
+          <w:rFonts w:ascii="Times New Roman" w:eastAsia="Times New Roman" w:hAnsi="Times New Roman" w:cs="Times New Roman"/>
+          <w:sz w:val="24"/>
+          <w:szCs w:val="24"/>
+          <w:lang w:eastAsia="en-IN"/>
+        </w:rPr>
+        <w:lastRenderedPageBreak/>
+        <w:t xml:space="preserve">on </w:t>
+      </w:r>
+      <w:proofErr w:type="spellStart"/>
+      <w:proofErr w:type="gramStart"/>
+      <w:r>
+        <w:rPr>
+          <w:rFonts w:ascii="Times New Roman" w:eastAsia="Times New Roman" w:hAnsi="Times New Roman" w:cs="Times New Roman"/>
+          <w:sz w:val="24"/>
+          <w:szCs w:val="24"/>
+          <w:lang w:eastAsia="en-IN"/>
+        </w:rPr>
+        <w:t>e.dept</w:t>
+      </w:r>
+      <w:proofErr w:type="gramEnd"/>
+      <w:r>
+        <w:rPr>
+          <w:rFonts w:ascii="Times New Roman" w:eastAsia="Times New Roman" w:hAnsi="Times New Roman" w:cs="Times New Roman"/>
+          <w:sz w:val="24"/>
+          <w:szCs w:val="24"/>
+          <w:lang w:eastAsia="en-IN"/>
+        </w:rPr>
+        <w:t>_id</w:t>
+      </w:r>
+      <w:proofErr w:type="spellEnd"/>
       <w:r>
         <w:rPr>
           <w:rFonts w:ascii="Times New Roman" w:eastAsia="Times New Roman" w:hAnsi="Times New Roman" w:cs="Times New Roman"/>
@@ -3536,30 +8909,32 @@
           <w:szCs w:val="24"/>
           <w:lang w:eastAsia="en-IN"/>
         </w:rPr>
-        <w:t>e.dept_id</w:t>
+        <w:t>d.dept_id</w:t>
       </w:r>
       <w:proofErr w:type="spellEnd"/>
     </w:p>
     <w:p>
       <w:pPr>
-        <w:spacing w:before="100" w:beforeAutospacing="1" w:after="100" w:afterAutospacing="1" w:line="240" w:lineRule="auto"/>
-        <w:rPr>
-          <w:rFonts w:ascii="Times New Roman" w:eastAsia="Times New Roman" w:hAnsi="Times New Roman" w:cs="Times New Roman"/>
-          <w:sz w:val="24"/>
-          <w:szCs w:val="24"/>
-          <w:lang w:eastAsia="en-IN"/>
-        </w:rPr>
-      </w:pPr>
-      <w:r>
-        <w:rPr>
-          <w:rFonts w:ascii="Times New Roman" w:eastAsia="Times New Roman" w:hAnsi="Times New Roman" w:cs="Times New Roman"/>
-          <w:sz w:val="24"/>
-          <w:szCs w:val="24"/>
-          <w:lang w:eastAsia="en-IN"/>
-        </w:rPr>
-        <w:t xml:space="preserve">GROUP BY </w:t>
+        <w:pStyle w:val="ListParagraph"/>
+        <w:spacing w:before="100" w:beforeAutospacing="1" w:after="100" w:afterAutospacing="1" w:line="240" w:lineRule="auto"/>
+        <w:rPr>
+          <w:rFonts w:ascii="Times New Roman" w:eastAsia="Times New Roman" w:hAnsi="Times New Roman" w:cs="Times New Roman"/>
+          <w:sz w:val="24"/>
+          <w:szCs w:val="24"/>
+          <w:lang w:eastAsia="en-IN"/>
+        </w:rPr>
+      </w:pPr>
+      <w:r>
+        <w:rPr>
+          <w:rFonts w:ascii="Times New Roman" w:eastAsia="Times New Roman" w:hAnsi="Times New Roman" w:cs="Times New Roman"/>
+          <w:sz w:val="24"/>
+          <w:szCs w:val="24"/>
+          <w:lang w:eastAsia="en-IN"/>
+        </w:rPr>
+        <w:t xml:space="preserve">where </w:t>
       </w:r>
       <w:proofErr w:type="spellStart"/>
+      <w:proofErr w:type="gramStart"/>
       <w:r>
         <w:rPr>
           <w:rFonts w:ascii="Times New Roman" w:eastAsia="Times New Roman" w:hAnsi="Times New Roman" w:cs="Times New Roman"/>
@@ -3570,15 +8945,2853 @@
         <w:t>d.department</w:t>
       </w:r>
       <w:proofErr w:type="spellEnd"/>
-      <w:r>
-        <w:rPr>
-          <w:rFonts w:ascii="Times New Roman" w:eastAsia="Times New Roman" w:hAnsi="Times New Roman" w:cs="Times New Roman"/>
-          <w:sz w:val="24"/>
-          <w:szCs w:val="24"/>
-          <w:lang w:eastAsia="en-IN"/>
-        </w:rPr>
-        <w:t>;</w:t>
-      </w:r>
+      <w:proofErr w:type="gramEnd"/>
+      <w:r>
+        <w:rPr>
+          <w:rFonts w:ascii="Times New Roman" w:eastAsia="Times New Roman" w:hAnsi="Times New Roman" w:cs="Times New Roman"/>
+          <w:sz w:val="24"/>
+          <w:szCs w:val="24"/>
+          <w:lang w:eastAsia="en-IN"/>
+        </w:rPr>
+        <w:t xml:space="preserve"> = "Finance"</w:t>
+      </w:r>
+    </w:p>
+    <w:p>
+      <w:pPr>
+        <w:pStyle w:val="ListParagraph"/>
+        <w:spacing w:before="100" w:beforeAutospacing="1" w:after="100" w:afterAutospacing="1" w:line="240" w:lineRule="auto"/>
+        <w:rPr>
+          <w:rFonts w:ascii="Times New Roman" w:eastAsia="Times New Roman" w:hAnsi="Times New Roman" w:cs="Times New Roman"/>
+          <w:sz w:val="24"/>
+          <w:szCs w:val="24"/>
+          <w:lang w:eastAsia="en-IN"/>
+        </w:rPr>
+      </w:pPr>
+    </w:p>
+    <w:p>
+      <w:pPr>
+        <w:pStyle w:val="ListParagraph"/>
+        <w:numPr>
+          <w:ilvl w:val="0"/>
+          <w:numId w:val="9"/>
+        </w:numPr>
+        <w:spacing w:before="100" w:beforeAutospacing="1" w:after="100" w:afterAutospacing="1" w:line="240" w:lineRule="auto"/>
+        <w:rPr>
+          <w:rFonts w:ascii="Times New Roman" w:eastAsia="Times New Roman" w:hAnsi="Times New Roman" w:cs="Times New Roman"/>
+          <w:sz w:val="24"/>
+          <w:szCs w:val="24"/>
+          <w:lang w:eastAsia="en-IN"/>
+        </w:rPr>
+      </w:pPr>
+      <w:r>
+        <w:t>Display employee name, department name, and salary sorted by salary descending.</w:t>
+      </w:r>
+    </w:p>
+    <w:p>
+      <w:pPr>
+        <w:pStyle w:val="ListParagraph"/>
+        <w:spacing w:before="100" w:beforeAutospacing="1" w:after="100" w:afterAutospacing="1" w:line="240" w:lineRule="auto"/>
+        <w:rPr>
+          <w:rFonts w:ascii="Times New Roman" w:eastAsia="Times New Roman" w:hAnsi="Times New Roman" w:cs="Times New Roman"/>
+          <w:sz w:val="24"/>
+          <w:szCs w:val="24"/>
+          <w:lang w:eastAsia="en-IN"/>
+        </w:rPr>
+      </w:pPr>
+      <w:r>
+        <w:rPr>
+          <w:rFonts w:ascii="Times New Roman" w:eastAsia="Times New Roman" w:hAnsi="Times New Roman" w:cs="Times New Roman"/>
+          <w:sz w:val="24"/>
+          <w:szCs w:val="24"/>
+          <w:lang w:eastAsia="en-IN"/>
+        </w:rPr>
+        <w:t xml:space="preserve">select e.name, </w:t>
+      </w:r>
+      <w:proofErr w:type="spellStart"/>
+      <w:proofErr w:type="gramStart"/>
+      <w:r>
+        <w:rPr>
+          <w:rFonts w:ascii="Times New Roman" w:eastAsia="Times New Roman" w:hAnsi="Times New Roman" w:cs="Times New Roman"/>
+          <w:sz w:val="24"/>
+          <w:szCs w:val="24"/>
+          <w:lang w:eastAsia="en-IN"/>
+        </w:rPr>
+        <w:t>d.department</w:t>
+      </w:r>
+      <w:proofErr w:type="spellEnd"/>
+      <w:proofErr w:type="gramEnd"/>
+      <w:r>
+        <w:rPr>
+          <w:rFonts w:ascii="Times New Roman" w:eastAsia="Times New Roman" w:hAnsi="Times New Roman" w:cs="Times New Roman"/>
+          <w:sz w:val="24"/>
+          <w:szCs w:val="24"/>
+          <w:lang w:eastAsia="en-IN"/>
+        </w:rPr>
+        <w:t xml:space="preserve">, </w:t>
+      </w:r>
+      <w:proofErr w:type="spellStart"/>
+      <w:r>
+        <w:rPr>
+          <w:rFonts w:ascii="Times New Roman" w:eastAsia="Times New Roman" w:hAnsi="Times New Roman" w:cs="Times New Roman"/>
+          <w:sz w:val="24"/>
+          <w:szCs w:val="24"/>
+          <w:lang w:eastAsia="en-IN"/>
+        </w:rPr>
+        <w:t>e.salary</w:t>
+      </w:r>
+      <w:proofErr w:type="spellEnd"/>
+    </w:p>
+    <w:p>
+      <w:pPr>
+        <w:pStyle w:val="ListParagraph"/>
+        <w:spacing w:before="100" w:beforeAutospacing="1" w:after="100" w:afterAutospacing="1" w:line="240" w:lineRule="auto"/>
+        <w:rPr>
+          <w:rFonts w:ascii="Times New Roman" w:eastAsia="Times New Roman" w:hAnsi="Times New Roman" w:cs="Times New Roman"/>
+          <w:sz w:val="24"/>
+          <w:szCs w:val="24"/>
+          <w:lang w:eastAsia="en-IN"/>
+        </w:rPr>
+      </w:pPr>
+      <w:r>
+        <w:rPr>
+          <w:rFonts w:ascii="Times New Roman" w:eastAsia="Times New Roman" w:hAnsi="Times New Roman" w:cs="Times New Roman"/>
+          <w:sz w:val="24"/>
+          <w:szCs w:val="24"/>
+          <w:lang w:eastAsia="en-IN"/>
+        </w:rPr>
+        <w:t>from employees e</w:t>
+      </w:r>
+    </w:p>
+    <w:p>
+      <w:pPr>
+        <w:pStyle w:val="ListParagraph"/>
+        <w:spacing w:before="100" w:beforeAutospacing="1" w:after="100" w:afterAutospacing="1" w:line="240" w:lineRule="auto"/>
+        <w:rPr>
+          <w:rFonts w:ascii="Times New Roman" w:eastAsia="Times New Roman" w:hAnsi="Times New Roman" w:cs="Times New Roman"/>
+          <w:sz w:val="24"/>
+          <w:szCs w:val="24"/>
+          <w:lang w:eastAsia="en-IN"/>
+        </w:rPr>
+      </w:pPr>
+      <w:r>
+        <w:rPr>
+          <w:rFonts w:ascii="Times New Roman" w:eastAsia="Times New Roman" w:hAnsi="Times New Roman" w:cs="Times New Roman"/>
+          <w:sz w:val="24"/>
+          <w:szCs w:val="24"/>
+          <w:lang w:eastAsia="en-IN"/>
+        </w:rPr>
+        <w:t>join departments d</w:t>
+      </w:r>
+    </w:p>
+    <w:p>
+      <w:pPr>
+        <w:pStyle w:val="ListParagraph"/>
+        <w:spacing w:before="100" w:beforeAutospacing="1" w:after="100" w:afterAutospacing="1" w:line="240" w:lineRule="auto"/>
+        <w:rPr>
+          <w:rFonts w:ascii="Times New Roman" w:eastAsia="Times New Roman" w:hAnsi="Times New Roman" w:cs="Times New Roman"/>
+          <w:sz w:val="24"/>
+          <w:szCs w:val="24"/>
+          <w:lang w:eastAsia="en-IN"/>
+        </w:rPr>
+      </w:pPr>
+      <w:r>
+        <w:rPr>
+          <w:rFonts w:ascii="Times New Roman" w:eastAsia="Times New Roman" w:hAnsi="Times New Roman" w:cs="Times New Roman"/>
+          <w:sz w:val="24"/>
+          <w:szCs w:val="24"/>
+          <w:lang w:eastAsia="en-IN"/>
+        </w:rPr>
+        <w:t xml:space="preserve">on </w:t>
+      </w:r>
+      <w:proofErr w:type="spellStart"/>
+      <w:proofErr w:type="gramStart"/>
+      <w:r>
+        <w:rPr>
+          <w:rFonts w:ascii="Times New Roman" w:eastAsia="Times New Roman" w:hAnsi="Times New Roman" w:cs="Times New Roman"/>
+          <w:sz w:val="24"/>
+          <w:szCs w:val="24"/>
+          <w:lang w:eastAsia="en-IN"/>
+        </w:rPr>
+        <w:t>e.dept</w:t>
+      </w:r>
+      <w:proofErr w:type="gramEnd"/>
+      <w:r>
+        <w:rPr>
+          <w:rFonts w:ascii="Times New Roman" w:eastAsia="Times New Roman" w:hAnsi="Times New Roman" w:cs="Times New Roman"/>
+          <w:sz w:val="24"/>
+          <w:szCs w:val="24"/>
+          <w:lang w:eastAsia="en-IN"/>
+        </w:rPr>
+        <w:t>_id</w:t>
+      </w:r>
+      <w:proofErr w:type="spellEnd"/>
+      <w:r>
+        <w:rPr>
+          <w:rFonts w:ascii="Times New Roman" w:eastAsia="Times New Roman" w:hAnsi="Times New Roman" w:cs="Times New Roman"/>
+          <w:sz w:val="24"/>
+          <w:szCs w:val="24"/>
+          <w:lang w:eastAsia="en-IN"/>
+        </w:rPr>
+        <w:t xml:space="preserve"> = </w:t>
+      </w:r>
+      <w:proofErr w:type="spellStart"/>
+      <w:r>
+        <w:rPr>
+          <w:rFonts w:ascii="Times New Roman" w:eastAsia="Times New Roman" w:hAnsi="Times New Roman" w:cs="Times New Roman"/>
+          <w:sz w:val="24"/>
+          <w:szCs w:val="24"/>
+          <w:lang w:eastAsia="en-IN"/>
+        </w:rPr>
+        <w:t>d.dept_id</w:t>
+      </w:r>
+      <w:proofErr w:type="spellEnd"/>
+    </w:p>
+    <w:p>
+      <w:pPr>
+        <w:pStyle w:val="ListParagraph"/>
+        <w:spacing w:before="100" w:beforeAutospacing="1" w:after="100" w:afterAutospacing="1" w:line="240" w:lineRule="auto"/>
+        <w:rPr>
+          <w:rFonts w:ascii="Times New Roman" w:eastAsia="Times New Roman" w:hAnsi="Times New Roman" w:cs="Times New Roman"/>
+          <w:sz w:val="24"/>
+          <w:szCs w:val="24"/>
+          <w:lang w:eastAsia="en-IN"/>
+        </w:rPr>
+      </w:pPr>
+      <w:r>
+        <w:rPr>
+          <w:rFonts w:ascii="Times New Roman" w:eastAsia="Times New Roman" w:hAnsi="Times New Roman" w:cs="Times New Roman"/>
+          <w:sz w:val="24"/>
+          <w:szCs w:val="24"/>
+          <w:lang w:eastAsia="en-IN"/>
+        </w:rPr>
+        <w:t xml:space="preserve">order by salary </w:t>
+      </w:r>
+      <w:proofErr w:type="spellStart"/>
+      <w:r>
+        <w:rPr>
+          <w:rFonts w:ascii="Times New Roman" w:eastAsia="Times New Roman" w:hAnsi="Times New Roman" w:cs="Times New Roman"/>
+          <w:sz w:val="24"/>
+          <w:szCs w:val="24"/>
+          <w:lang w:eastAsia="en-IN"/>
+        </w:rPr>
+        <w:t>desc</w:t>
+      </w:r>
+      <w:proofErr w:type="spellEnd"/>
+    </w:p>
+    <w:p>
+      <w:pPr>
+        <w:pStyle w:val="ListParagraph"/>
+        <w:spacing w:before="100" w:beforeAutospacing="1" w:after="100" w:afterAutospacing="1" w:line="240" w:lineRule="auto"/>
+        <w:rPr>
+          <w:rFonts w:ascii="Times New Roman" w:eastAsia="Times New Roman" w:hAnsi="Times New Roman" w:cs="Times New Roman"/>
+          <w:sz w:val="24"/>
+          <w:szCs w:val="24"/>
+          <w:lang w:eastAsia="en-IN"/>
+        </w:rPr>
+      </w:pPr>
+    </w:p>
+    <w:p>
+      <w:pPr>
+        <w:pStyle w:val="ListParagraph"/>
+        <w:numPr>
+          <w:ilvl w:val="0"/>
+          <w:numId w:val="9"/>
+        </w:numPr>
+        <w:spacing w:before="100" w:beforeAutospacing="1" w:after="100" w:afterAutospacing="1" w:line="240" w:lineRule="auto"/>
+        <w:rPr>
+          <w:rFonts w:ascii="Times New Roman" w:eastAsia="Times New Roman" w:hAnsi="Times New Roman" w:cs="Times New Roman"/>
+          <w:sz w:val="24"/>
+          <w:szCs w:val="24"/>
+          <w:lang w:eastAsia="en-IN"/>
+        </w:rPr>
+      </w:pPr>
+      <w:r>
+        <w:t>Find employees earning more than the average salary.</w:t>
+      </w:r>
+    </w:p>
+    <w:p>
+      <w:pPr>
+        <w:pStyle w:val="ListParagraph"/>
+        <w:spacing w:before="100" w:beforeAutospacing="1" w:after="100" w:afterAutospacing="1" w:line="240" w:lineRule="auto"/>
+        <w:rPr>
+          <w:rFonts w:ascii="Times New Roman" w:eastAsia="Times New Roman" w:hAnsi="Times New Roman" w:cs="Times New Roman"/>
+          <w:sz w:val="24"/>
+          <w:szCs w:val="24"/>
+          <w:lang w:eastAsia="en-IN"/>
+        </w:rPr>
+      </w:pPr>
+      <w:r>
+        <w:rPr>
+          <w:rFonts w:ascii="Times New Roman" w:eastAsia="Times New Roman" w:hAnsi="Times New Roman" w:cs="Times New Roman"/>
+          <w:sz w:val="24"/>
+          <w:szCs w:val="24"/>
+          <w:lang w:eastAsia="en-IN"/>
+        </w:rPr>
+        <w:t xml:space="preserve">select * </w:t>
+      </w:r>
+    </w:p>
+    <w:p>
+      <w:pPr>
+        <w:pStyle w:val="ListParagraph"/>
+        <w:spacing w:before="100" w:beforeAutospacing="1" w:after="100" w:afterAutospacing="1" w:line="240" w:lineRule="auto"/>
+        <w:rPr>
+          <w:rFonts w:ascii="Times New Roman" w:eastAsia="Times New Roman" w:hAnsi="Times New Roman" w:cs="Times New Roman"/>
+          <w:sz w:val="24"/>
+          <w:szCs w:val="24"/>
+          <w:lang w:eastAsia="en-IN"/>
+        </w:rPr>
+      </w:pPr>
+      <w:r>
+        <w:rPr>
+          <w:rFonts w:ascii="Times New Roman" w:eastAsia="Times New Roman" w:hAnsi="Times New Roman" w:cs="Times New Roman"/>
+          <w:sz w:val="24"/>
+          <w:szCs w:val="24"/>
+          <w:lang w:eastAsia="en-IN"/>
+        </w:rPr>
+        <w:t>from employees</w:t>
+      </w:r>
+    </w:p>
+    <w:p>
+      <w:pPr>
+        <w:pStyle w:val="ListParagraph"/>
+        <w:spacing w:before="100" w:beforeAutospacing="1" w:after="100" w:afterAutospacing="1" w:line="240" w:lineRule="auto"/>
+        <w:rPr>
+          <w:rFonts w:ascii="Times New Roman" w:eastAsia="Times New Roman" w:hAnsi="Times New Roman" w:cs="Times New Roman"/>
+          <w:sz w:val="24"/>
+          <w:szCs w:val="24"/>
+          <w:lang w:eastAsia="en-IN"/>
+        </w:rPr>
+      </w:pPr>
+      <w:r>
+        <w:rPr>
+          <w:rFonts w:ascii="Times New Roman" w:eastAsia="Times New Roman" w:hAnsi="Times New Roman" w:cs="Times New Roman"/>
+          <w:sz w:val="24"/>
+          <w:szCs w:val="24"/>
+          <w:lang w:eastAsia="en-IN"/>
+        </w:rPr>
+        <w:t xml:space="preserve">where salary &gt; </w:t>
+      </w:r>
+    </w:p>
+    <w:p>
+      <w:pPr>
+        <w:pStyle w:val="ListParagraph"/>
+        <w:spacing w:before="100" w:beforeAutospacing="1" w:after="100" w:afterAutospacing="1" w:line="240" w:lineRule="auto"/>
+        <w:rPr>
+          <w:rFonts w:ascii="Times New Roman" w:eastAsia="Times New Roman" w:hAnsi="Times New Roman" w:cs="Times New Roman"/>
+          <w:sz w:val="24"/>
+          <w:szCs w:val="24"/>
+          <w:lang w:eastAsia="en-IN"/>
+        </w:rPr>
+      </w:pPr>
+      <w:r>
+        <w:rPr>
+          <w:rFonts w:ascii="Times New Roman" w:eastAsia="Times New Roman" w:hAnsi="Times New Roman" w:cs="Times New Roman"/>
+          <w:sz w:val="24"/>
+          <w:szCs w:val="24"/>
+          <w:lang w:eastAsia="en-IN"/>
+        </w:rPr>
+        <w:t>(</w:t>
+      </w:r>
+      <w:proofErr w:type="gramStart"/>
+      <w:r>
+        <w:rPr>
+          <w:rFonts w:ascii="Times New Roman" w:eastAsia="Times New Roman" w:hAnsi="Times New Roman" w:cs="Times New Roman"/>
+          <w:sz w:val="24"/>
+          <w:szCs w:val="24"/>
+          <w:lang w:eastAsia="en-IN"/>
+        </w:rPr>
+        <w:t>select</w:t>
+      </w:r>
+      <w:proofErr w:type="gramEnd"/>
+      <w:r>
+        <w:rPr>
+          <w:rFonts w:ascii="Times New Roman" w:eastAsia="Times New Roman" w:hAnsi="Times New Roman" w:cs="Times New Roman"/>
+          <w:sz w:val="24"/>
+          <w:szCs w:val="24"/>
+          <w:lang w:eastAsia="en-IN"/>
+        </w:rPr>
+        <w:t xml:space="preserve"> </w:t>
+      </w:r>
+      <w:proofErr w:type="spellStart"/>
+      <w:r>
+        <w:rPr>
+          <w:rFonts w:ascii="Times New Roman" w:eastAsia="Times New Roman" w:hAnsi="Times New Roman" w:cs="Times New Roman"/>
+          <w:sz w:val="24"/>
+          <w:szCs w:val="24"/>
+          <w:lang w:eastAsia="en-IN"/>
+        </w:rPr>
+        <w:t>avg</w:t>
+      </w:r>
+      <w:proofErr w:type="spellEnd"/>
+      <w:r>
+        <w:rPr>
+          <w:rFonts w:ascii="Times New Roman" w:eastAsia="Times New Roman" w:hAnsi="Times New Roman" w:cs="Times New Roman"/>
+          <w:sz w:val="24"/>
+          <w:szCs w:val="24"/>
+          <w:lang w:eastAsia="en-IN"/>
+        </w:rPr>
+        <w:t>(salary)</w:t>
+      </w:r>
+    </w:p>
+    <w:p>
+      <w:pPr>
+        <w:pStyle w:val="ListParagraph"/>
+        <w:spacing w:before="100" w:beforeAutospacing="1" w:after="100" w:afterAutospacing="1" w:line="240" w:lineRule="auto"/>
+        <w:rPr>
+          <w:rFonts w:ascii="Times New Roman" w:eastAsia="Times New Roman" w:hAnsi="Times New Roman" w:cs="Times New Roman"/>
+          <w:sz w:val="24"/>
+          <w:szCs w:val="24"/>
+          <w:lang w:eastAsia="en-IN"/>
+        </w:rPr>
+      </w:pPr>
+      <w:r>
+        <w:rPr>
+          <w:rFonts w:ascii="Times New Roman" w:eastAsia="Times New Roman" w:hAnsi="Times New Roman" w:cs="Times New Roman"/>
+          <w:sz w:val="24"/>
+          <w:szCs w:val="24"/>
+          <w:lang w:eastAsia="en-IN"/>
+        </w:rPr>
+        <w:t xml:space="preserve"> from employees</w:t>
+      </w:r>
+    </w:p>
+    <w:p>
+      <w:pPr>
+        <w:pStyle w:val="ListParagraph"/>
+        <w:spacing w:before="100" w:beforeAutospacing="1" w:after="100" w:afterAutospacing="1" w:line="240" w:lineRule="auto"/>
+        <w:rPr>
+          <w:rFonts w:ascii="Times New Roman" w:eastAsia="Times New Roman" w:hAnsi="Times New Roman" w:cs="Times New Roman"/>
+          <w:sz w:val="24"/>
+          <w:szCs w:val="24"/>
+          <w:lang w:eastAsia="en-IN"/>
+        </w:rPr>
+      </w:pPr>
+      <w:r>
+        <w:rPr>
+          <w:rFonts w:ascii="Times New Roman" w:eastAsia="Times New Roman" w:hAnsi="Times New Roman" w:cs="Times New Roman"/>
+          <w:sz w:val="24"/>
+          <w:szCs w:val="24"/>
+          <w:lang w:eastAsia="en-IN"/>
+        </w:rPr>
+        <w:t>);</w:t>
+      </w:r>
+    </w:p>
+    <w:p>
+      <w:pPr>
+        <w:pStyle w:val="ListParagraph"/>
+        <w:spacing w:before="100" w:beforeAutospacing="1" w:after="100" w:afterAutospacing="1" w:line="240" w:lineRule="auto"/>
+        <w:rPr>
+          <w:rFonts w:ascii="Times New Roman" w:eastAsia="Times New Roman" w:hAnsi="Times New Roman" w:cs="Times New Roman"/>
+          <w:sz w:val="24"/>
+          <w:szCs w:val="24"/>
+          <w:lang w:eastAsia="en-IN"/>
+        </w:rPr>
+      </w:pPr>
+    </w:p>
+    <w:p>
+      <w:pPr>
+        <w:pStyle w:val="ListParagraph"/>
+        <w:numPr>
+          <w:ilvl w:val="0"/>
+          <w:numId w:val="9"/>
+        </w:numPr>
+        <w:spacing w:before="100" w:beforeAutospacing="1" w:after="100" w:afterAutospacing="1" w:line="240" w:lineRule="auto"/>
+        <w:rPr>
+          <w:rFonts w:ascii="Times New Roman" w:eastAsia="Times New Roman" w:hAnsi="Times New Roman" w:cs="Times New Roman"/>
+          <w:sz w:val="24"/>
+          <w:szCs w:val="24"/>
+          <w:lang w:eastAsia="en-IN"/>
+        </w:rPr>
+      </w:pPr>
+      <w:r>
+        <w:t>Find employees earning the minimum salary.</w:t>
+      </w:r>
+    </w:p>
+    <w:p>
+      <w:pPr>
+        <w:pStyle w:val="ListParagraph"/>
+        <w:spacing w:before="100" w:beforeAutospacing="1" w:after="100" w:afterAutospacing="1" w:line="240" w:lineRule="auto"/>
+        <w:rPr>
+          <w:rFonts w:ascii="Times New Roman" w:eastAsia="Times New Roman" w:hAnsi="Times New Roman" w:cs="Times New Roman"/>
+          <w:sz w:val="24"/>
+          <w:szCs w:val="24"/>
+          <w:lang w:eastAsia="en-IN"/>
+        </w:rPr>
+      </w:pPr>
+    </w:p>
+    <w:p>
+      <w:pPr>
+        <w:pStyle w:val="ListParagraph"/>
+        <w:spacing w:before="100" w:beforeAutospacing="1" w:after="100" w:afterAutospacing="1" w:line="240" w:lineRule="auto"/>
+        <w:rPr>
+          <w:rFonts w:ascii="Times New Roman" w:eastAsia="Times New Roman" w:hAnsi="Times New Roman" w:cs="Times New Roman"/>
+          <w:sz w:val="24"/>
+          <w:szCs w:val="24"/>
+          <w:lang w:eastAsia="en-IN"/>
+        </w:rPr>
+      </w:pPr>
+      <w:r>
+        <w:rPr>
+          <w:rFonts w:ascii="Times New Roman" w:eastAsia="Times New Roman" w:hAnsi="Times New Roman" w:cs="Times New Roman"/>
+          <w:sz w:val="24"/>
+          <w:szCs w:val="24"/>
+          <w:lang w:eastAsia="en-IN"/>
+        </w:rPr>
+        <w:t xml:space="preserve">select * </w:t>
+      </w:r>
+    </w:p>
+    <w:p>
+      <w:pPr>
+        <w:pStyle w:val="ListParagraph"/>
+        <w:spacing w:before="100" w:beforeAutospacing="1" w:after="100" w:afterAutospacing="1" w:line="240" w:lineRule="auto"/>
+        <w:rPr>
+          <w:rFonts w:ascii="Times New Roman" w:eastAsia="Times New Roman" w:hAnsi="Times New Roman" w:cs="Times New Roman"/>
+          <w:sz w:val="24"/>
+          <w:szCs w:val="24"/>
+          <w:lang w:eastAsia="en-IN"/>
+        </w:rPr>
+      </w:pPr>
+      <w:r>
+        <w:rPr>
+          <w:rFonts w:ascii="Times New Roman" w:eastAsia="Times New Roman" w:hAnsi="Times New Roman" w:cs="Times New Roman"/>
+          <w:sz w:val="24"/>
+          <w:szCs w:val="24"/>
+          <w:lang w:eastAsia="en-IN"/>
+        </w:rPr>
+        <w:t>from employees</w:t>
+      </w:r>
+    </w:p>
+    <w:p>
+      <w:pPr>
+        <w:pStyle w:val="ListParagraph"/>
+        <w:spacing w:before="100" w:beforeAutospacing="1" w:after="100" w:afterAutospacing="1" w:line="240" w:lineRule="auto"/>
+        <w:rPr>
+          <w:rFonts w:ascii="Times New Roman" w:eastAsia="Times New Roman" w:hAnsi="Times New Roman" w:cs="Times New Roman"/>
+          <w:sz w:val="24"/>
+          <w:szCs w:val="24"/>
+          <w:lang w:eastAsia="en-IN"/>
+        </w:rPr>
+      </w:pPr>
+      <w:r>
+        <w:rPr>
+          <w:rFonts w:ascii="Times New Roman" w:eastAsia="Times New Roman" w:hAnsi="Times New Roman" w:cs="Times New Roman"/>
+          <w:sz w:val="24"/>
+          <w:szCs w:val="24"/>
+          <w:lang w:eastAsia="en-IN"/>
+        </w:rPr>
+        <w:t>where salary = (</w:t>
+      </w:r>
+    </w:p>
+    <w:p>
+      <w:pPr>
+        <w:pStyle w:val="ListParagraph"/>
+        <w:spacing w:before="100" w:beforeAutospacing="1" w:after="100" w:afterAutospacing="1" w:line="240" w:lineRule="auto"/>
+        <w:rPr>
+          <w:rFonts w:ascii="Times New Roman" w:eastAsia="Times New Roman" w:hAnsi="Times New Roman" w:cs="Times New Roman"/>
+          <w:sz w:val="24"/>
+          <w:szCs w:val="24"/>
+          <w:lang w:eastAsia="en-IN"/>
+        </w:rPr>
+      </w:pPr>
+      <w:r>
+        <w:rPr>
+          <w:rFonts w:ascii="Times New Roman" w:eastAsia="Times New Roman" w:hAnsi="Times New Roman" w:cs="Times New Roman"/>
+          <w:sz w:val="24"/>
+          <w:szCs w:val="24"/>
+          <w:lang w:eastAsia="en-IN"/>
+        </w:rPr>
+        <w:t>select min(salary)</w:t>
+      </w:r>
+    </w:p>
+    <w:p>
+      <w:pPr>
+        <w:pStyle w:val="ListParagraph"/>
+        <w:spacing w:before="100" w:beforeAutospacing="1" w:after="100" w:afterAutospacing="1" w:line="240" w:lineRule="auto"/>
+        <w:rPr>
+          <w:rFonts w:ascii="Times New Roman" w:eastAsia="Times New Roman" w:hAnsi="Times New Roman" w:cs="Times New Roman"/>
+          <w:sz w:val="24"/>
+          <w:szCs w:val="24"/>
+          <w:lang w:eastAsia="en-IN"/>
+        </w:rPr>
+      </w:pPr>
+      <w:r>
+        <w:rPr>
+          <w:rFonts w:ascii="Times New Roman" w:eastAsia="Times New Roman" w:hAnsi="Times New Roman" w:cs="Times New Roman"/>
+          <w:sz w:val="24"/>
+          <w:szCs w:val="24"/>
+          <w:lang w:eastAsia="en-IN"/>
+        </w:rPr>
+        <w:t xml:space="preserve">  from employees);</w:t>
+      </w:r>
+    </w:p>
+    <w:p>
+      <w:pPr>
+        <w:pStyle w:val="ListParagraph"/>
+        <w:spacing w:before="100" w:beforeAutospacing="1" w:after="100" w:afterAutospacing="1" w:line="240" w:lineRule="auto"/>
+        <w:rPr>
+          <w:rFonts w:ascii="Times New Roman" w:eastAsia="Times New Roman" w:hAnsi="Times New Roman" w:cs="Times New Roman"/>
+          <w:sz w:val="24"/>
+          <w:szCs w:val="24"/>
+          <w:lang w:eastAsia="en-IN"/>
+        </w:rPr>
+      </w:pPr>
+    </w:p>
+    <w:p>
+      <w:pPr>
+        <w:pStyle w:val="ListParagraph"/>
+        <w:numPr>
+          <w:ilvl w:val="0"/>
+          <w:numId w:val="9"/>
+        </w:numPr>
+        <w:spacing w:before="100" w:beforeAutospacing="1" w:after="100" w:afterAutospacing="1" w:line="240" w:lineRule="auto"/>
+        <w:rPr>
+          <w:rFonts w:ascii="Times New Roman" w:eastAsia="Times New Roman" w:hAnsi="Times New Roman" w:cs="Times New Roman"/>
+          <w:sz w:val="24"/>
+          <w:szCs w:val="24"/>
+          <w:lang w:eastAsia="en-IN"/>
+        </w:rPr>
+      </w:pPr>
+      <w:r>
+        <w:t>Find employees working in the same department as Alice.</w:t>
+      </w:r>
+    </w:p>
+    <w:p>
+      <w:pPr>
+        <w:pStyle w:val="ListParagraph"/>
+        <w:spacing w:before="100" w:beforeAutospacing="1" w:after="100" w:afterAutospacing="1" w:line="240" w:lineRule="auto"/>
+        <w:rPr>
+          <w:rFonts w:ascii="Times New Roman" w:eastAsia="Times New Roman" w:hAnsi="Times New Roman" w:cs="Times New Roman"/>
+          <w:sz w:val="24"/>
+          <w:szCs w:val="24"/>
+          <w:lang w:eastAsia="en-IN"/>
+        </w:rPr>
+      </w:pPr>
+    </w:p>
+    <w:p>
+      <w:pPr>
+        <w:pStyle w:val="ListParagraph"/>
+        <w:spacing w:before="100" w:beforeAutospacing="1" w:after="100" w:afterAutospacing="1" w:line="240" w:lineRule="auto"/>
+        <w:rPr>
+          <w:rFonts w:ascii="Times New Roman" w:eastAsia="Times New Roman" w:hAnsi="Times New Roman" w:cs="Times New Roman"/>
+          <w:sz w:val="24"/>
+          <w:szCs w:val="24"/>
+          <w:lang w:eastAsia="en-IN"/>
+        </w:rPr>
+      </w:pPr>
+      <w:r>
+        <w:rPr>
+          <w:rFonts w:ascii="Times New Roman" w:eastAsia="Times New Roman" w:hAnsi="Times New Roman" w:cs="Times New Roman"/>
+          <w:sz w:val="24"/>
+          <w:szCs w:val="24"/>
+          <w:lang w:eastAsia="en-IN"/>
+        </w:rPr>
+        <w:t>select *</w:t>
+      </w:r>
+    </w:p>
+    <w:p>
+      <w:pPr>
+        <w:pStyle w:val="ListParagraph"/>
+        <w:spacing w:before="100" w:beforeAutospacing="1" w:after="100" w:afterAutospacing="1" w:line="240" w:lineRule="auto"/>
+        <w:rPr>
+          <w:rFonts w:ascii="Times New Roman" w:eastAsia="Times New Roman" w:hAnsi="Times New Roman" w:cs="Times New Roman"/>
+          <w:sz w:val="24"/>
+          <w:szCs w:val="24"/>
+          <w:lang w:eastAsia="en-IN"/>
+        </w:rPr>
+      </w:pPr>
+      <w:r>
+        <w:rPr>
+          <w:rFonts w:ascii="Times New Roman" w:eastAsia="Times New Roman" w:hAnsi="Times New Roman" w:cs="Times New Roman"/>
+          <w:sz w:val="24"/>
+          <w:szCs w:val="24"/>
+          <w:lang w:eastAsia="en-IN"/>
+        </w:rPr>
+        <w:t>from employees e</w:t>
+      </w:r>
+    </w:p>
+    <w:p>
+      <w:pPr>
+        <w:pStyle w:val="ListParagraph"/>
+        <w:spacing w:before="100" w:beforeAutospacing="1" w:after="100" w:afterAutospacing="1" w:line="240" w:lineRule="auto"/>
+        <w:rPr>
+          <w:rFonts w:ascii="Times New Roman" w:eastAsia="Times New Roman" w:hAnsi="Times New Roman" w:cs="Times New Roman"/>
+          <w:sz w:val="24"/>
+          <w:szCs w:val="24"/>
+          <w:lang w:eastAsia="en-IN"/>
+        </w:rPr>
+      </w:pPr>
+      <w:r>
+        <w:rPr>
+          <w:rFonts w:ascii="Times New Roman" w:eastAsia="Times New Roman" w:hAnsi="Times New Roman" w:cs="Times New Roman"/>
+          <w:sz w:val="24"/>
+          <w:szCs w:val="24"/>
+          <w:lang w:eastAsia="en-IN"/>
+        </w:rPr>
+        <w:t>inner join departments d</w:t>
+      </w:r>
+    </w:p>
+    <w:p>
+      <w:pPr>
+        <w:pStyle w:val="ListParagraph"/>
+        <w:spacing w:before="100" w:beforeAutospacing="1" w:after="100" w:afterAutospacing="1" w:line="240" w:lineRule="auto"/>
+        <w:rPr>
+          <w:rFonts w:ascii="Times New Roman" w:eastAsia="Times New Roman" w:hAnsi="Times New Roman" w:cs="Times New Roman"/>
+          <w:sz w:val="24"/>
+          <w:szCs w:val="24"/>
+          <w:lang w:eastAsia="en-IN"/>
+        </w:rPr>
+      </w:pPr>
+      <w:r>
+        <w:rPr>
+          <w:rFonts w:ascii="Times New Roman" w:eastAsia="Times New Roman" w:hAnsi="Times New Roman" w:cs="Times New Roman"/>
+          <w:sz w:val="24"/>
+          <w:szCs w:val="24"/>
+          <w:lang w:eastAsia="en-IN"/>
+        </w:rPr>
+        <w:t xml:space="preserve">on </w:t>
+      </w:r>
+      <w:proofErr w:type="spellStart"/>
+      <w:proofErr w:type="gramStart"/>
+      <w:r>
+        <w:rPr>
+          <w:rFonts w:ascii="Times New Roman" w:eastAsia="Times New Roman" w:hAnsi="Times New Roman" w:cs="Times New Roman"/>
+          <w:sz w:val="24"/>
+          <w:szCs w:val="24"/>
+          <w:lang w:eastAsia="en-IN"/>
+        </w:rPr>
+        <w:t>e.dept</w:t>
+      </w:r>
+      <w:proofErr w:type="gramEnd"/>
+      <w:r>
+        <w:rPr>
+          <w:rFonts w:ascii="Times New Roman" w:eastAsia="Times New Roman" w:hAnsi="Times New Roman" w:cs="Times New Roman"/>
+          <w:sz w:val="24"/>
+          <w:szCs w:val="24"/>
+          <w:lang w:eastAsia="en-IN"/>
+        </w:rPr>
+        <w:t>_id</w:t>
+      </w:r>
+      <w:proofErr w:type="spellEnd"/>
+      <w:r>
+        <w:rPr>
+          <w:rFonts w:ascii="Times New Roman" w:eastAsia="Times New Roman" w:hAnsi="Times New Roman" w:cs="Times New Roman"/>
+          <w:sz w:val="24"/>
+          <w:szCs w:val="24"/>
+          <w:lang w:eastAsia="en-IN"/>
+        </w:rPr>
+        <w:t xml:space="preserve"> = </w:t>
+      </w:r>
+      <w:proofErr w:type="spellStart"/>
+      <w:r>
+        <w:rPr>
+          <w:rFonts w:ascii="Times New Roman" w:eastAsia="Times New Roman" w:hAnsi="Times New Roman" w:cs="Times New Roman"/>
+          <w:sz w:val="24"/>
+          <w:szCs w:val="24"/>
+          <w:lang w:eastAsia="en-IN"/>
+        </w:rPr>
+        <w:t>d.dept_id</w:t>
+      </w:r>
+      <w:proofErr w:type="spellEnd"/>
+    </w:p>
+    <w:p>
+      <w:pPr>
+        <w:pStyle w:val="ListParagraph"/>
+        <w:spacing w:before="100" w:beforeAutospacing="1" w:after="100" w:afterAutospacing="1" w:line="240" w:lineRule="auto"/>
+        <w:rPr>
+          <w:rFonts w:ascii="Times New Roman" w:eastAsia="Times New Roman" w:hAnsi="Times New Roman" w:cs="Times New Roman"/>
+          <w:sz w:val="24"/>
+          <w:szCs w:val="24"/>
+          <w:lang w:eastAsia="en-IN"/>
+        </w:rPr>
+      </w:pPr>
+      <w:r>
+        <w:rPr>
+          <w:rFonts w:ascii="Times New Roman" w:eastAsia="Times New Roman" w:hAnsi="Times New Roman" w:cs="Times New Roman"/>
+          <w:sz w:val="24"/>
+          <w:szCs w:val="24"/>
+          <w:lang w:eastAsia="en-IN"/>
+        </w:rPr>
+        <w:t xml:space="preserve">where </w:t>
+      </w:r>
+      <w:proofErr w:type="spellStart"/>
+      <w:proofErr w:type="gramStart"/>
+      <w:r>
+        <w:rPr>
+          <w:rFonts w:ascii="Times New Roman" w:eastAsia="Times New Roman" w:hAnsi="Times New Roman" w:cs="Times New Roman"/>
+          <w:sz w:val="24"/>
+          <w:szCs w:val="24"/>
+          <w:lang w:eastAsia="en-IN"/>
+        </w:rPr>
+        <w:t>d.dept</w:t>
+      </w:r>
+      <w:proofErr w:type="gramEnd"/>
+      <w:r>
+        <w:rPr>
+          <w:rFonts w:ascii="Times New Roman" w:eastAsia="Times New Roman" w:hAnsi="Times New Roman" w:cs="Times New Roman"/>
+          <w:sz w:val="24"/>
+          <w:szCs w:val="24"/>
+          <w:lang w:eastAsia="en-IN"/>
+        </w:rPr>
+        <w:t>_id</w:t>
+      </w:r>
+      <w:proofErr w:type="spellEnd"/>
+      <w:r>
+        <w:rPr>
+          <w:rFonts w:ascii="Times New Roman" w:eastAsia="Times New Roman" w:hAnsi="Times New Roman" w:cs="Times New Roman"/>
+          <w:sz w:val="24"/>
+          <w:szCs w:val="24"/>
+          <w:lang w:eastAsia="en-IN"/>
+        </w:rPr>
+        <w:t xml:space="preserve"> = </w:t>
+      </w:r>
+    </w:p>
+    <w:p>
+      <w:pPr>
+        <w:pStyle w:val="ListParagraph"/>
+        <w:spacing w:before="100" w:beforeAutospacing="1" w:after="100" w:afterAutospacing="1" w:line="240" w:lineRule="auto"/>
+        <w:rPr>
+          <w:rFonts w:ascii="Times New Roman" w:eastAsia="Times New Roman" w:hAnsi="Times New Roman" w:cs="Times New Roman"/>
+          <w:sz w:val="24"/>
+          <w:szCs w:val="24"/>
+          <w:lang w:eastAsia="en-IN"/>
+        </w:rPr>
+      </w:pPr>
+      <w:r>
+        <w:rPr>
+          <w:rFonts w:ascii="Times New Roman" w:eastAsia="Times New Roman" w:hAnsi="Times New Roman" w:cs="Times New Roman"/>
+          <w:sz w:val="24"/>
+          <w:szCs w:val="24"/>
+          <w:lang w:eastAsia="en-IN"/>
+        </w:rPr>
+        <w:t>(</w:t>
+      </w:r>
+      <w:proofErr w:type="gramStart"/>
+      <w:r>
+        <w:rPr>
+          <w:rFonts w:ascii="Times New Roman" w:eastAsia="Times New Roman" w:hAnsi="Times New Roman" w:cs="Times New Roman"/>
+          <w:sz w:val="24"/>
+          <w:szCs w:val="24"/>
+          <w:lang w:eastAsia="en-IN"/>
+        </w:rPr>
+        <w:t>select</w:t>
+      </w:r>
+      <w:proofErr w:type="gramEnd"/>
+      <w:r>
+        <w:rPr>
+          <w:rFonts w:ascii="Times New Roman" w:eastAsia="Times New Roman" w:hAnsi="Times New Roman" w:cs="Times New Roman"/>
+          <w:sz w:val="24"/>
+          <w:szCs w:val="24"/>
+          <w:lang w:eastAsia="en-IN"/>
+        </w:rPr>
+        <w:t xml:space="preserve"> </w:t>
+      </w:r>
+      <w:proofErr w:type="spellStart"/>
+      <w:r>
+        <w:rPr>
+          <w:rFonts w:ascii="Times New Roman" w:eastAsia="Times New Roman" w:hAnsi="Times New Roman" w:cs="Times New Roman"/>
+          <w:sz w:val="24"/>
+          <w:szCs w:val="24"/>
+          <w:lang w:eastAsia="en-IN"/>
+        </w:rPr>
+        <w:t>dept_id</w:t>
+      </w:r>
+      <w:proofErr w:type="spellEnd"/>
+    </w:p>
+    <w:p>
+      <w:pPr>
+        <w:pStyle w:val="ListParagraph"/>
+        <w:spacing w:before="100" w:beforeAutospacing="1" w:after="100" w:afterAutospacing="1" w:line="240" w:lineRule="auto"/>
+        <w:rPr>
+          <w:rFonts w:ascii="Times New Roman" w:eastAsia="Times New Roman" w:hAnsi="Times New Roman" w:cs="Times New Roman"/>
+          <w:sz w:val="24"/>
+          <w:szCs w:val="24"/>
+          <w:lang w:eastAsia="en-IN"/>
+        </w:rPr>
+      </w:pPr>
+      <w:r>
+        <w:rPr>
+          <w:rFonts w:ascii="Times New Roman" w:eastAsia="Times New Roman" w:hAnsi="Times New Roman" w:cs="Times New Roman"/>
+          <w:sz w:val="24"/>
+          <w:szCs w:val="24"/>
+          <w:lang w:eastAsia="en-IN"/>
+        </w:rPr>
+        <w:t xml:space="preserve"> from employees</w:t>
+      </w:r>
+    </w:p>
+    <w:p>
+      <w:pPr>
+        <w:pStyle w:val="ListParagraph"/>
+        <w:spacing w:before="100" w:beforeAutospacing="1" w:after="100" w:afterAutospacing="1" w:line="240" w:lineRule="auto"/>
+        <w:rPr>
+          <w:rFonts w:ascii="Times New Roman" w:eastAsia="Times New Roman" w:hAnsi="Times New Roman" w:cs="Times New Roman"/>
+          <w:sz w:val="24"/>
+          <w:szCs w:val="24"/>
+          <w:lang w:eastAsia="en-IN"/>
+        </w:rPr>
+      </w:pPr>
+      <w:r>
+        <w:rPr>
+          <w:rFonts w:ascii="Times New Roman" w:eastAsia="Times New Roman" w:hAnsi="Times New Roman" w:cs="Times New Roman"/>
+          <w:sz w:val="24"/>
+          <w:szCs w:val="24"/>
+          <w:lang w:eastAsia="en-IN"/>
+        </w:rPr>
+        <w:t xml:space="preserve"> where name="</w:t>
+      </w:r>
+      <w:proofErr w:type="spellStart"/>
+      <w:r>
+        <w:rPr>
+          <w:rFonts w:ascii="Times New Roman" w:eastAsia="Times New Roman" w:hAnsi="Times New Roman" w:cs="Times New Roman"/>
+          <w:sz w:val="24"/>
+          <w:szCs w:val="24"/>
+          <w:lang w:eastAsia="en-IN"/>
+        </w:rPr>
+        <w:t>alice</w:t>
+      </w:r>
+      <w:proofErr w:type="spellEnd"/>
+      <w:r>
+        <w:rPr>
+          <w:rFonts w:ascii="Times New Roman" w:eastAsia="Times New Roman" w:hAnsi="Times New Roman" w:cs="Times New Roman"/>
+          <w:sz w:val="24"/>
+          <w:szCs w:val="24"/>
+          <w:lang w:eastAsia="en-IN"/>
+        </w:rPr>
+        <w:t>"</w:t>
+      </w:r>
+    </w:p>
+    <w:p>
+      <w:pPr>
+        <w:pStyle w:val="ListParagraph"/>
+        <w:spacing w:before="100" w:beforeAutospacing="1" w:after="100" w:afterAutospacing="1" w:line="240" w:lineRule="auto"/>
+        <w:rPr>
+          <w:rFonts w:ascii="Times New Roman" w:eastAsia="Times New Roman" w:hAnsi="Times New Roman" w:cs="Times New Roman"/>
+          <w:sz w:val="24"/>
+          <w:szCs w:val="24"/>
+          <w:lang w:eastAsia="en-IN"/>
+        </w:rPr>
+      </w:pPr>
+      <w:r>
+        <w:rPr>
+          <w:rFonts w:ascii="Times New Roman" w:eastAsia="Times New Roman" w:hAnsi="Times New Roman" w:cs="Times New Roman"/>
+          <w:sz w:val="24"/>
+          <w:szCs w:val="24"/>
+          <w:lang w:eastAsia="en-IN"/>
+        </w:rPr>
+        <w:t>);</w:t>
+      </w:r>
+    </w:p>
+    <w:p>
+      <w:pPr>
+        <w:pStyle w:val="pdq2pgselectionanchorcontainer"/>
+        <w:numPr>
+          <w:ilvl w:val="0"/>
+          <w:numId w:val="9"/>
+        </w:numPr>
+      </w:pPr>
+      <w:r>
+        <w:t>Find employees earning more than Bob.</w:t>
+      </w:r>
+    </w:p>
+    <w:p>
+      <w:pPr>
+        <w:pStyle w:val="ListParagraph"/>
+        <w:spacing w:before="100" w:beforeAutospacing="1" w:after="100" w:afterAutospacing="1" w:line="240" w:lineRule="auto"/>
+        <w:rPr>
+          <w:rFonts w:ascii="Times New Roman" w:eastAsia="Times New Roman" w:hAnsi="Times New Roman" w:cs="Times New Roman"/>
+          <w:sz w:val="24"/>
+          <w:szCs w:val="24"/>
+          <w:lang w:eastAsia="en-IN"/>
+        </w:rPr>
+      </w:pPr>
+    </w:p>
+    <w:p>
+      <w:pPr>
+        <w:pStyle w:val="ListParagraph"/>
+        <w:spacing w:before="100" w:beforeAutospacing="1" w:after="100" w:afterAutospacing="1" w:line="240" w:lineRule="auto"/>
+        <w:rPr>
+          <w:rFonts w:ascii="Times New Roman" w:eastAsia="Times New Roman" w:hAnsi="Times New Roman" w:cs="Times New Roman"/>
+          <w:sz w:val="24"/>
+          <w:szCs w:val="24"/>
+          <w:lang w:eastAsia="en-IN"/>
+        </w:rPr>
+      </w:pPr>
+      <w:r>
+        <w:rPr>
+          <w:rFonts w:ascii="Times New Roman" w:eastAsia="Times New Roman" w:hAnsi="Times New Roman" w:cs="Times New Roman"/>
+          <w:sz w:val="24"/>
+          <w:szCs w:val="24"/>
+          <w:lang w:eastAsia="en-IN"/>
+        </w:rPr>
+        <w:t>select *</w:t>
+      </w:r>
+    </w:p>
+    <w:p>
+      <w:pPr>
+        <w:pStyle w:val="ListParagraph"/>
+        <w:spacing w:before="100" w:beforeAutospacing="1" w:after="100" w:afterAutospacing="1" w:line="240" w:lineRule="auto"/>
+        <w:rPr>
+          <w:rFonts w:ascii="Times New Roman" w:eastAsia="Times New Roman" w:hAnsi="Times New Roman" w:cs="Times New Roman"/>
+          <w:sz w:val="24"/>
+          <w:szCs w:val="24"/>
+          <w:lang w:eastAsia="en-IN"/>
+        </w:rPr>
+      </w:pPr>
+      <w:r>
+        <w:rPr>
+          <w:rFonts w:ascii="Times New Roman" w:eastAsia="Times New Roman" w:hAnsi="Times New Roman" w:cs="Times New Roman"/>
+          <w:sz w:val="24"/>
+          <w:szCs w:val="24"/>
+          <w:lang w:eastAsia="en-IN"/>
+        </w:rPr>
+        <w:t>from employees e</w:t>
+      </w:r>
+    </w:p>
+    <w:p>
+      <w:pPr>
+        <w:pStyle w:val="ListParagraph"/>
+        <w:spacing w:before="100" w:beforeAutospacing="1" w:after="100" w:afterAutospacing="1" w:line="240" w:lineRule="auto"/>
+        <w:rPr>
+          <w:rFonts w:ascii="Times New Roman" w:eastAsia="Times New Roman" w:hAnsi="Times New Roman" w:cs="Times New Roman"/>
+          <w:sz w:val="24"/>
+          <w:szCs w:val="24"/>
+          <w:lang w:eastAsia="en-IN"/>
+        </w:rPr>
+      </w:pPr>
+      <w:r>
+        <w:rPr>
+          <w:rFonts w:ascii="Times New Roman" w:eastAsia="Times New Roman" w:hAnsi="Times New Roman" w:cs="Times New Roman"/>
+          <w:sz w:val="24"/>
+          <w:szCs w:val="24"/>
+          <w:lang w:eastAsia="en-IN"/>
+        </w:rPr>
+        <w:t xml:space="preserve">where salary &gt; </w:t>
+      </w:r>
+    </w:p>
+    <w:p>
+      <w:pPr>
+        <w:pStyle w:val="ListParagraph"/>
+        <w:spacing w:before="100" w:beforeAutospacing="1" w:after="100" w:afterAutospacing="1" w:line="240" w:lineRule="auto"/>
+        <w:rPr>
+          <w:rFonts w:ascii="Times New Roman" w:eastAsia="Times New Roman" w:hAnsi="Times New Roman" w:cs="Times New Roman"/>
+          <w:sz w:val="24"/>
+          <w:szCs w:val="24"/>
+          <w:lang w:eastAsia="en-IN"/>
+        </w:rPr>
+      </w:pPr>
+      <w:r>
+        <w:rPr>
+          <w:rFonts w:ascii="Times New Roman" w:eastAsia="Times New Roman" w:hAnsi="Times New Roman" w:cs="Times New Roman"/>
+          <w:sz w:val="24"/>
+          <w:szCs w:val="24"/>
+          <w:lang w:eastAsia="en-IN"/>
+        </w:rPr>
+        <w:t>(</w:t>
+      </w:r>
+      <w:proofErr w:type="gramStart"/>
+      <w:r>
+        <w:rPr>
+          <w:rFonts w:ascii="Times New Roman" w:eastAsia="Times New Roman" w:hAnsi="Times New Roman" w:cs="Times New Roman"/>
+          <w:sz w:val="24"/>
+          <w:szCs w:val="24"/>
+          <w:lang w:eastAsia="en-IN"/>
+        </w:rPr>
+        <w:t>select</w:t>
+      </w:r>
+      <w:proofErr w:type="gramEnd"/>
+      <w:r>
+        <w:rPr>
+          <w:rFonts w:ascii="Times New Roman" w:eastAsia="Times New Roman" w:hAnsi="Times New Roman" w:cs="Times New Roman"/>
+          <w:sz w:val="24"/>
+          <w:szCs w:val="24"/>
+          <w:lang w:eastAsia="en-IN"/>
+        </w:rPr>
+        <w:t xml:space="preserve"> salary</w:t>
+      </w:r>
+    </w:p>
+    <w:p>
+      <w:pPr>
+        <w:pStyle w:val="ListParagraph"/>
+        <w:spacing w:before="100" w:beforeAutospacing="1" w:after="100" w:afterAutospacing="1" w:line="240" w:lineRule="auto"/>
+        <w:rPr>
+          <w:rFonts w:ascii="Times New Roman" w:eastAsia="Times New Roman" w:hAnsi="Times New Roman" w:cs="Times New Roman"/>
+          <w:sz w:val="24"/>
+          <w:szCs w:val="24"/>
+          <w:lang w:eastAsia="en-IN"/>
+        </w:rPr>
+      </w:pPr>
+      <w:r>
+        <w:rPr>
+          <w:rFonts w:ascii="Times New Roman" w:eastAsia="Times New Roman" w:hAnsi="Times New Roman" w:cs="Times New Roman"/>
+          <w:sz w:val="24"/>
+          <w:szCs w:val="24"/>
+          <w:lang w:eastAsia="en-IN"/>
+        </w:rPr>
+        <w:t xml:space="preserve"> from employees </w:t>
+      </w:r>
+    </w:p>
+    <w:p>
+      <w:pPr>
+        <w:pStyle w:val="ListParagraph"/>
+        <w:spacing w:before="100" w:beforeAutospacing="1" w:after="100" w:afterAutospacing="1" w:line="240" w:lineRule="auto"/>
+        <w:rPr>
+          <w:rFonts w:ascii="Times New Roman" w:eastAsia="Times New Roman" w:hAnsi="Times New Roman" w:cs="Times New Roman"/>
+          <w:sz w:val="24"/>
+          <w:szCs w:val="24"/>
+          <w:lang w:eastAsia="en-IN"/>
+        </w:rPr>
+      </w:pPr>
+      <w:r>
+        <w:rPr>
+          <w:rFonts w:ascii="Times New Roman" w:eastAsia="Times New Roman" w:hAnsi="Times New Roman" w:cs="Times New Roman"/>
+          <w:sz w:val="24"/>
+          <w:szCs w:val="24"/>
+          <w:lang w:eastAsia="en-IN"/>
+        </w:rPr>
+        <w:t xml:space="preserve"> where name= "Bob"</w:t>
+      </w:r>
+    </w:p>
+    <w:p>
+      <w:pPr>
+        <w:pStyle w:val="ListParagraph"/>
+        <w:spacing w:before="100" w:beforeAutospacing="1" w:after="100" w:afterAutospacing="1" w:line="240" w:lineRule="auto"/>
+        <w:rPr>
+          <w:rFonts w:ascii="Times New Roman" w:eastAsia="Times New Roman" w:hAnsi="Times New Roman" w:cs="Times New Roman"/>
+          <w:sz w:val="24"/>
+          <w:szCs w:val="24"/>
+          <w:lang w:eastAsia="en-IN"/>
+        </w:rPr>
+      </w:pPr>
+      <w:r>
+        <w:rPr>
+          <w:rFonts w:ascii="Times New Roman" w:eastAsia="Times New Roman" w:hAnsi="Times New Roman" w:cs="Times New Roman"/>
+          <w:sz w:val="24"/>
+          <w:szCs w:val="24"/>
+          <w:lang w:eastAsia="en-IN"/>
+        </w:rPr>
+        <w:t>)</w:t>
+      </w:r>
+    </w:p>
+    <w:p>
+      <w:pPr>
+        <w:pStyle w:val="ListParagraph"/>
+        <w:spacing w:before="100" w:beforeAutospacing="1" w:after="100" w:afterAutospacing="1" w:line="240" w:lineRule="auto"/>
+        <w:rPr>
+          <w:rFonts w:ascii="Times New Roman" w:eastAsia="Times New Roman" w:hAnsi="Times New Roman" w:cs="Times New Roman"/>
+          <w:sz w:val="24"/>
+          <w:szCs w:val="24"/>
+          <w:lang w:eastAsia="en-IN"/>
+        </w:rPr>
+      </w:pPr>
+    </w:p>
+    <w:p>
+      <w:pPr>
+        <w:pStyle w:val="ListParagraph"/>
+        <w:spacing w:before="100" w:beforeAutospacing="1" w:after="100" w:afterAutospacing="1" w:line="240" w:lineRule="auto"/>
+        <w:rPr>
+          <w:rFonts w:ascii="Times New Roman" w:eastAsia="Times New Roman" w:hAnsi="Times New Roman" w:cs="Times New Roman"/>
+          <w:sz w:val="24"/>
+          <w:szCs w:val="24"/>
+          <w:lang w:eastAsia="en-IN"/>
+        </w:rPr>
+      </w:pPr>
+    </w:p>
+    <w:p>
+      <w:pPr>
+        <w:pStyle w:val="ListParagraph"/>
+        <w:spacing w:before="100" w:beforeAutospacing="1" w:after="100" w:afterAutospacing="1" w:line="240" w:lineRule="auto"/>
+        <w:rPr>
+          <w:rFonts w:ascii="Times New Roman" w:eastAsia="Times New Roman" w:hAnsi="Times New Roman" w:cs="Times New Roman"/>
+          <w:sz w:val="24"/>
+          <w:szCs w:val="24"/>
+          <w:lang w:eastAsia="en-IN"/>
+        </w:rPr>
+      </w:pPr>
+    </w:p>
+    <w:p>
+      <w:pPr>
+        <w:pStyle w:val="ListParagraph"/>
+        <w:spacing w:before="100" w:beforeAutospacing="1" w:after="100" w:afterAutospacing="1" w:line="240" w:lineRule="auto"/>
+        <w:rPr>
+          <w:rFonts w:ascii="Times New Roman" w:eastAsia="Times New Roman" w:hAnsi="Times New Roman" w:cs="Times New Roman"/>
+          <w:sz w:val="24"/>
+          <w:szCs w:val="24"/>
+          <w:lang w:eastAsia="en-IN"/>
+        </w:rPr>
+      </w:pPr>
+    </w:p>
+    <w:p>
+      <w:pPr>
+        <w:pStyle w:val="ListParagraph"/>
+        <w:spacing w:before="100" w:beforeAutospacing="1" w:after="100" w:afterAutospacing="1" w:line="240" w:lineRule="auto"/>
+        <w:rPr>
+          <w:rFonts w:ascii="Times New Roman" w:eastAsia="Times New Roman" w:hAnsi="Times New Roman" w:cs="Times New Roman"/>
+          <w:sz w:val="24"/>
+          <w:szCs w:val="24"/>
+          <w:lang w:eastAsia="en-IN"/>
+        </w:rPr>
+      </w:pPr>
+    </w:p>
+    <w:p>
+      <w:pPr>
+        <w:pStyle w:val="ListParagraph"/>
+        <w:numPr>
+          <w:ilvl w:val="0"/>
+          <w:numId w:val="9"/>
+        </w:numPr>
+        <w:spacing w:before="100" w:beforeAutospacing="1" w:after="100" w:afterAutospacing="1" w:line="240" w:lineRule="auto"/>
+        <w:rPr>
+          <w:rFonts w:ascii="Times New Roman" w:eastAsia="Times New Roman" w:hAnsi="Times New Roman" w:cs="Times New Roman"/>
+          <w:sz w:val="24"/>
+          <w:szCs w:val="24"/>
+          <w:lang w:eastAsia="en-IN"/>
+        </w:rPr>
+      </w:pPr>
+      <w:r>
+        <w:t>Find the department name of the highest-paid employee.</w:t>
+      </w:r>
+    </w:p>
+    <w:p>
+      <w:pPr>
+        <w:pStyle w:val="ListParagraph"/>
+        <w:spacing w:before="100" w:beforeAutospacing="1" w:after="100" w:afterAutospacing="1" w:line="240" w:lineRule="auto"/>
+        <w:rPr>
+          <w:rFonts w:ascii="Times New Roman" w:eastAsia="Times New Roman" w:hAnsi="Times New Roman" w:cs="Times New Roman"/>
+          <w:sz w:val="24"/>
+          <w:szCs w:val="24"/>
+          <w:lang w:eastAsia="en-IN"/>
+        </w:rPr>
+      </w:pPr>
+    </w:p>
+    <w:p>
+      <w:pPr>
+        <w:pStyle w:val="ListParagraph"/>
+        <w:spacing w:before="100" w:beforeAutospacing="1" w:after="100" w:afterAutospacing="1" w:line="240" w:lineRule="auto"/>
+        <w:rPr>
+          <w:rFonts w:ascii="Times New Roman" w:eastAsia="Times New Roman" w:hAnsi="Times New Roman" w:cs="Times New Roman"/>
+          <w:sz w:val="24"/>
+          <w:szCs w:val="24"/>
+          <w:lang w:eastAsia="en-IN"/>
+        </w:rPr>
+      </w:pPr>
+      <w:r>
+        <w:rPr>
+          <w:rFonts w:ascii="Times New Roman" w:eastAsia="Times New Roman" w:hAnsi="Times New Roman" w:cs="Times New Roman"/>
+          <w:sz w:val="24"/>
+          <w:szCs w:val="24"/>
+          <w:lang w:eastAsia="en-IN"/>
+        </w:rPr>
+        <w:t xml:space="preserve">select </w:t>
+      </w:r>
+      <w:proofErr w:type="spellStart"/>
+      <w:proofErr w:type="gramStart"/>
+      <w:r>
+        <w:rPr>
+          <w:rFonts w:ascii="Times New Roman" w:eastAsia="Times New Roman" w:hAnsi="Times New Roman" w:cs="Times New Roman"/>
+          <w:sz w:val="24"/>
+          <w:szCs w:val="24"/>
+          <w:lang w:eastAsia="en-IN"/>
+        </w:rPr>
+        <w:t>d.department</w:t>
+      </w:r>
+      <w:proofErr w:type="spellEnd"/>
+      <w:proofErr w:type="gramEnd"/>
+    </w:p>
+    <w:p>
+      <w:pPr>
+        <w:pStyle w:val="ListParagraph"/>
+        <w:spacing w:before="100" w:beforeAutospacing="1" w:after="100" w:afterAutospacing="1" w:line="240" w:lineRule="auto"/>
+        <w:rPr>
+          <w:rFonts w:ascii="Times New Roman" w:eastAsia="Times New Roman" w:hAnsi="Times New Roman" w:cs="Times New Roman"/>
+          <w:sz w:val="24"/>
+          <w:szCs w:val="24"/>
+          <w:lang w:eastAsia="en-IN"/>
+        </w:rPr>
+      </w:pPr>
+      <w:r>
+        <w:rPr>
+          <w:rFonts w:ascii="Times New Roman" w:eastAsia="Times New Roman" w:hAnsi="Times New Roman" w:cs="Times New Roman"/>
+          <w:sz w:val="24"/>
+          <w:szCs w:val="24"/>
+          <w:lang w:eastAsia="en-IN"/>
+        </w:rPr>
+        <w:t>from employees e</w:t>
+      </w:r>
+    </w:p>
+    <w:p>
+      <w:pPr>
+        <w:pStyle w:val="ListParagraph"/>
+        <w:spacing w:before="100" w:beforeAutospacing="1" w:after="100" w:afterAutospacing="1" w:line="240" w:lineRule="auto"/>
+        <w:rPr>
+          <w:rFonts w:ascii="Times New Roman" w:eastAsia="Times New Roman" w:hAnsi="Times New Roman" w:cs="Times New Roman"/>
+          <w:sz w:val="24"/>
+          <w:szCs w:val="24"/>
+          <w:lang w:eastAsia="en-IN"/>
+        </w:rPr>
+      </w:pPr>
+      <w:r>
+        <w:rPr>
+          <w:rFonts w:ascii="Times New Roman" w:eastAsia="Times New Roman" w:hAnsi="Times New Roman" w:cs="Times New Roman"/>
+          <w:sz w:val="24"/>
+          <w:szCs w:val="24"/>
+          <w:lang w:eastAsia="en-IN"/>
+        </w:rPr>
+        <w:t>inner join departments d</w:t>
+      </w:r>
+    </w:p>
+    <w:p>
+      <w:pPr>
+        <w:pStyle w:val="ListParagraph"/>
+        <w:spacing w:before="100" w:beforeAutospacing="1" w:after="100" w:afterAutospacing="1" w:line="240" w:lineRule="auto"/>
+        <w:rPr>
+          <w:rFonts w:ascii="Times New Roman" w:eastAsia="Times New Roman" w:hAnsi="Times New Roman" w:cs="Times New Roman"/>
+          <w:sz w:val="24"/>
+          <w:szCs w:val="24"/>
+          <w:lang w:eastAsia="en-IN"/>
+        </w:rPr>
+      </w:pPr>
+      <w:r>
+        <w:rPr>
+          <w:rFonts w:ascii="Times New Roman" w:eastAsia="Times New Roman" w:hAnsi="Times New Roman" w:cs="Times New Roman"/>
+          <w:sz w:val="24"/>
+          <w:szCs w:val="24"/>
+          <w:lang w:eastAsia="en-IN"/>
+        </w:rPr>
+        <w:t xml:space="preserve">on </w:t>
+      </w:r>
+      <w:proofErr w:type="spellStart"/>
+      <w:proofErr w:type="gramStart"/>
+      <w:r>
+        <w:rPr>
+          <w:rFonts w:ascii="Times New Roman" w:eastAsia="Times New Roman" w:hAnsi="Times New Roman" w:cs="Times New Roman"/>
+          <w:sz w:val="24"/>
+          <w:szCs w:val="24"/>
+          <w:lang w:eastAsia="en-IN"/>
+        </w:rPr>
+        <w:t>e.dept</w:t>
+      </w:r>
+      <w:proofErr w:type="gramEnd"/>
+      <w:r>
+        <w:rPr>
+          <w:rFonts w:ascii="Times New Roman" w:eastAsia="Times New Roman" w:hAnsi="Times New Roman" w:cs="Times New Roman"/>
+          <w:sz w:val="24"/>
+          <w:szCs w:val="24"/>
+          <w:lang w:eastAsia="en-IN"/>
+        </w:rPr>
+        <w:t>_id</w:t>
+      </w:r>
+      <w:proofErr w:type="spellEnd"/>
+      <w:r>
+        <w:rPr>
+          <w:rFonts w:ascii="Times New Roman" w:eastAsia="Times New Roman" w:hAnsi="Times New Roman" w:cs="Times New Roman"/>
+          <w:sz w:val="24"/>
+          <w:szCs w:val="24"/>
+          <w:lang w:eastAsia="en-IN"/>
+        </w:rPr>
+        <w:t xml:space="preserve"> = </w:t>
+      </w:r>
+      <w:proofErr w:type="spellStart"/>
+      <w:r>
+        <w:rPr>
+          <w:rFonts w:ascii="Times New Roman" w:eastAsia="Times New Roman" w:hAnsi="Times New Roman" w:cs="Times New Roman"/>
+          <w:sz w:val="24"/>
+          <w:szCs w:val="24"/>
+          <w:lang w:eastAsia="en-IN"/>
+        </w:rPr>
+        <w:t>d.dept_id</w:t>
+      </w:r>
+      <w:proofErr w:type="spellEnd"/>
+    </w:p>
+    <w:p>
+      <w:pPr>
+        <w:pStyle w:val="ListParagraph"/>
+        <w:spacing w:before="100" w:beforeAutospacing="1" w:after="100" w:afterAutospacing="1" w:line="240" w:lineRule="auto"/>
+        <w:rPr>
+          <w:rFonts w:ascii="Times New Roman" w:eastAsia="Times New Roman" w:hAnsi="Times New Roman" w:cs="Times New Roman"/>
+          <w:sz w:val="24"/>
+          <w:szCs w:val="24"/>
+          <w:lang w:eastAsia="en-IN"/>
+        </w:rPr>
+      </w:pPr>
+      <w:r>
+        <w:rPr>
+          <w:rFonts w:ascii="Times New Roman" w:eastAsia="Times New Roman" w:hAnsi="Times New Roman" w:cs="Times New Roman"/>
+          <w:sz w:val="24"/>
+          <w:szCs w:val="24"/>
+          <w:lang w:eastAsia="en-IN"/>
+        </w:rPr>
+        <w:t xml:space="preserve">where </w:t>
+      </w:r>
+      <w:proofErr w:type="spellStart"/>
+      <w:proofErr w:type="gramStart"/>
+      <w:r>
+        <w:rPr>
+          <w:rFonts w:ascii="Times New Roman" w:eastAsia="Times New Roman" w:hAnsi="Times New Roman" w:cs="Times New Roman"/>
+          <w:sz w:val="24"/>
+          <w:szCs w:val="24"/>
+          <w:lang w:eastAsia="en-IN"/>
+        </w:rPr>
+        <w:t>e.dept</w:t>
+      </w:r>
+      <w:proofErr w:type="gramEnd"/>
+      <w:r>
+        <w:rPr>
+          <w:rFonts w:ascii="Times New Roman" w:eastAsia="Times New Roman" w:hAnsi="Times New Roman" w:cs="Times New Roman"/>
+          <w:sz w:val="24"/>
+          <w:szCs w:val="24"/>
+          <w:lang w:eastAsia="en-IN"/>
+        </w:rPr>
+        <w:t>_id</w:t>
+      </w:r>
+      <w:proofErr w:type="spellEnd"/>
+      <w:r>
+        <w:rPr>
+          <w:rFonts w:ascii="Times New Roman" w:eastAsia="Times New Roman" w:hAnsi="Times New Roman" w:cs="Times New Roman"/>
+          <w:sz w:val="24"/>
+          <w:szCs w:val="24"/>
+          <w:lang w:eastAsia="en-IN"/>
+        </w:rPr>
+        <w:t xml:space="preserve"> = </w:t>
+      </w:r>
+    </w:p>
+    <w:p>
+      <w:pPr>
+        <w:pStyle w:val="ListParagraph"/>
+        <w:spacing w:before="100" w:beforeAutospacing="1" w:after="100" w:afterAutospacing="1" w:line="240" w:lineRule="auto"/>
+        <w:rPr>
+          <w:rFonts w:ascii="Times New Roman" w:eastAsia="Times New Roman" w:hAnsi="Times New Roman" w:cs="Times New Roman"/>
+          <w:sz w:val="24"/>
+          <w:szCs w:val="24"/>
+          <w:lang w:eastAsia="en-IN"/>
+        </w:rPr>
+      </w:pPr>
+      <w:r>
+        <w:rPr>
+          <w:rFonts w:ascii="Times New Roman" w:eastAsia="Times New Roman" w:hAnsi="Times New Roman" w:cs="Times New Roman"/>
+          <w:sz w:val="24"/>
+          <w:szCs w:val="24"/>
+          <w:lang w:eastAsia="en-IN"/>
+        </w:rPr>
+        <w:t>(</w:t>
+      </w:r>
+      <w:proofErr w:type="gramStart"/>
+      <w:r>
+        <w:rPr>
+          <w:rFonts w:ascii="Times New Roman" w:eastAsia="Times New Roman" w:hAnsi="Times New Roman" w:cs="Times New Roman"/>
+          <w:sz w:val="24"/>
+          <w:szCs w:val="24"/>
+          <w:lang w:eastAsia="en-IN"/>
+        </w:rPr>
+        <w:t>select</w:t>
+      </w:r>
+      <w:proofErr w:type="gramEnd"/>
+      <w:r>
+        <w:rPr>
+          <w:rFonts w:ascii="Times New Roman" w:eastAsia="Times New Roman" w:hAnsi="Times New Roman" w:cs="Times New Roman"/>
+          <w:sz w:val="24"/>
+          <w:szCs w:val="24"/>
+          <w:lang w:eastAsia="en-IN"/>
+        </w:rPr>
+        <w:t xml:space="preserve"> </w:t>
+      </w:r>
+      <w:proofErr w:type="spellStart"/>
+      <w:r>
+        <w:rPr>
+          <w:rFonts w:ascii="Times New Roman" w:eastAsia="Times New Roman" w:hAnsi="Times New Roman" w:cs="Times New Roman"/>
+          <w:sz w:val="24"/>
+          <w:szCs w:val="24"/>
+          <w:lang w:eastAsia="en-IN"/>
+        </w:rPr>
+        <w:t>dept_id</w:t>
+      </w:r>
+      <w:proofErr w:type="spellEnd"/>
+    </w:p>
+    <w:p>
+      <w:pPr>
+        <w:pStyle w:val="ListParagraph"/>
+        <w:spacing w:before="100" w:beforeAutospacing="1" w:after="100" w:afterAutospacing="1" w:line="240" w:lineRule="auto"/>
+        <w:rPr>
+          <w:rFonts w:ascii="Times New Roman" w:eastAsia="Times New Roman" w:hAnsi="Times New Roman" w:cs="Times New Roman"/>
+          <w:sz w:val="24"/>
+          <w:szCs w:val="24"/>
+          <w:lang w:eastAsia="en-IN"/>
+        </w:rPr>
+      </w:pPr>
+      <w:r>
+        <w:rPr>
+          <w:rFonts w:ascii="Times New Roman" w:eastAsia="Times New Roman" w:hAnsi="Times New Roman" w:cs="Times New Roman"/>
+          <w:sz w:val="24"/>
+          <w:szCs w:val="24"/>
+          <w:lang w:eastAsia="en-IN"/>
+        </w:rPr>
+        <w:t xml:space="preserve"> from employees </w:t>
+      </w:r>
+    </w:p>
+    <w:p>
+      <w:pPr>
+        <w:pStyle w:val="ListParagraph"/>
+        <w:spacing w:before="100" w:beforeAutospacing="1" w:after="100" w:afterAutospacing="1" w:line="240" w:lineRule="auto"/>
+        <w:rPr>
+          <w:rFonts w:ascii="Times New Roman" w:eastAsia="Times New Roman" w:hAnsi="Times New Roman" w:cs="Times New Roman"/>
+          <w:sz w:val="24"/>
+          <w:szCs w:val="24"/>
+          <w:lang w:eastAsia="en-IN"/>
+        </w:rPr>
+      </w:pPr>
+      <w:r>
+        <w:rPr>
+          <w:rFonts w:ascii="Times New Roman" w:eastAsia="Times New Roman" w:hAnsi="Times New Roman" w:cs="Times New Roman"/>
+          <w:sz w:val="24"/>
+          <w:szCs w:val="24"/>
+          <w:lang w:eastAsia="en-IN"/>
+        </w:rPr>
+        <w:t xml:space="preserve"> where salary = (</w:t>
+      </w:r>
+    </w:p>
+    <w:p>
+      <w:pPr>
+        <w:pStyle w:val="ListParagraph"/>
+        <w:spacing w:before="100" w:beforeAutospacing="1" w:after="100" w:afterAutospacing="1" w:line="240" w:lineRule="auto"/>
+        <w:rPr>
+          <w:rFonts w:ascii="Times New Roman" w:eastAsia="Times New Roman" w:hAnsi="Times New Roman" w:cs="Times New Roman"/>
+          <w:sz w:val="24"/>
+          <w:szCs w:val="24"/>
+          <w:lang w:eastAsia="en-IN"/>
+        </w:rPr>
+      </w:pPr>
+      <w:r>
+        <w:rPr>
+          <w:rFonts w:ascii="Times New Roman" w:eastAsia="Times New Roman" w:hAnsi="Times New Roman" w:cs="Times New Roman"/>
+          <w:sz w:val="24"/>
+          <w:szCs w:val="24"/>
+          <w:lang w:eastAsia="en-IN"/>
+        </w:rPr>
+        <w:t xml:space="preserve">   select max(salary)</w:t>
+      </w:r>
+    </w:p>
+    <w:p>
+      <w:pPr>
+        <w:pStyle w:val="ListParagraph"/>
+        <w:spacing w:before="100" w:beforeAutospacing="1" w:after="100" w:afterAutospacing="1" w:line="240" w:lineRule="auto"/>
+        <w:rPr>
+          <w:rFonts w:ascii="Times New Roman" w:eastAsia="Times New Roman" w:hAnsi="Times New Roman" w:cs="Times New Roman"/>
+          <w:sz w:val="24"/>
+          <w:szCs w:val="24"/>
+          <w:lang w:eastAsia="en-IN"/>
+        </w:rPr>
+      </w:pPr>
+      <w:r>
+        <w:rPr>
+          <w:rFonts w:ascii="Times New Roman" w:eastAsia="Times New Roman" w:hAnsi="Times New Roman" w:cs="Times New Roman"/>
+          <w:sz w:val="24"/>
+          <w:szCs w:val="24"/>
+          <w:lang w:eastAsia="en-IN"/>
+        </w:rPr>
+        <w:t xml:space="preserve">   from employees)</w:t>
+      </w:r>
+    </w:p>
+    <w:p>
+      <w:pPr>
+        <w:pStyle w:val="ListParagraph"/>
+        <w:spacing w:before="100" w:beforeAutospacing="1" w:after="100" w:afterAutospacing="1" w:line="240" w:lineRule="auto"/>
+        <w:rPr>
+          <w:rFonts w:ascii="Times New Roman" w:eastAsia="Times New Roman" w:hAnsi="Times New Roman" w:cs="Times New Roman"/>
+          <w:sz w:val="24"/>
+          <w:szCs w:val="24"/>
+          <w:lang w:eastAsia="en-IN"/>
+        </w:rPr>
+      </w:pPr>
+      <w:r>
+        <w:rPr>
+          <w:rFonts w:ascii="Times New Roman" w:eastAsia="Times New Roman" w:hAnsi="Times New Roman" w:cs="Times New Roman"/>
+          <w:sz w:val="24"/>
+          <w:szCs w:val="24"/>
+          <w:lang w:eastAsia="en-IN"/>
+        </w:rPr>
+        <w:t>)</w:t>
+      </w:r>
+    </w:p>
+    <w:p>
+      <w:pPr>
+        <w:pStyle w:val="ListParagraph"/>
+        <w:spacing w:before="100" w:beforeAutospacing="1" w:after="100" w:afterAutospacing="1" w:line="240" w:lineRule="auto"/>
+        <w:rPr>
+          <w:rFonts w:ascii="Times New Roman" w:eastAsia="Times New Roman" w:hAnsi="Times New Roman" w:cs="Times New Roman"/>
+          <w:sz w:val="24"/>
+          <w:szCs w:val="24"/>
+          <w:lang w:eastAsia="en-IN"/>
+        </w:rPr>
+      </w:pPr>
+    </w:p>
+    <w:p>
+      <w:pPr>
+        <w:pStyle w:val="ListParagraph"/>
+        <w:spacing w:before="100" w:beforeAutospacing="1" w:after="100" w:afterAutospacing="1" w:line="240" w:lineRule="auto"/>
+        <w:rPr>
+          <w:rFonts w:ascii="Times New Roman" w:eastAsia="Times New Roman" w:hAnsi="Times New Roman" w:cs="Times New Roman"/>
+          <w:sz w:val="24"/>
+          <w:szCs w:val="24"/>
+          <w:lang w:eastAsia="en-IN"/>
+        </w:rPr>
+      </w:pPr>
+    </w:p>
+    <w:p>
+      <w:pPr>
+        <w:pStyle w:val="ListParagraph"/>
+        <w:spacing w:before="100" w:beforeAutospacing="1" w:after="100" w:afterAutospacing="1" w:line="240" w:lineRule="auto"/>
+        <w:rPr>
+          <w:rFonts w:ascii="Times New Roman" w:eastAsia="Times New Roman" w:hAnsi="Times New Roman" w:cs="Times New Roman"/>
+          <w:sz w:val="24"/>
+          <w:szCs w:val="24"/>
+          <w:lang w:eastAsia="en-IN"/>
+        </w:rPr>
+      </w:pPr>
+    </w:p>
+    <w:p>
+      <w:pPr>
+        <w:pStyle w:val="ListParagraph"/>
+        <w:spacing w:before="100" w:beforeAutospacing="1" w:after="100" w:afterAutospacing="1" w:line="240" w:lineRule="auto"/>
+        <w:rPr>
+          <w:rFonts w:ascii="Times New Roman" w:eastAsia="Times New Roman" w:hAnsi="Times New Roman" w:cs="Times New Roman"/>
+          <w:sz w:val="24"/>
+          <w:szCs w:val="24"/>
+          <w:lang w:eastAsia="en-IN"/>
+        </w:rPr>
+      </w:pPr>
+    </w:p>
+    <w:p>
+      <w:pPr>
+        <w:pStyle w:val="ListParagraph"/>
+        <w:spacing w:before="100" w:beforeAutospacing="1" w:after="100" w:afterAutospacing="1" w:line="240" w:lineRule="auto"/>
+        <w:rPr>
+          <w:rFonts w:ascii="Times New Roman" w:eastAsia="Times New Roman" w:hAnsi="Times New Roman" w:cs="Times New Roman"/>
+          <w:sz w:val="24"/>
+          <w:szCs w:val="24"/>
+          <w:lang w:eastAsia="en-IN"/>
+        </w:rPr>
+      </w:pPr>
+    </w:p>
+    <w:p>
+      <w:pPr>
+        <w:pStyle w:val="ListParagraph"/>
+        <w:numPr>
+          <w:ilvl w:val="0"/>
+          <w:numId w:val="9"/>
+        </w:numPr>
+        <w:spacing w:before="100" w:beforeAutospacing="1" w:after="100" w:afterAutospacing="1" w:line="240" w:lineRule="auto"/>
+        <w:rPr>
+          <w:rFonts w:ascii="Times New Roman" w:eastAsia="Times New Roman" w:hAnsi="Times New Roman" w:cs="Times New Roman"/>
+          <w:sz w:val="24"/>
+          <w:szCs w:val="24"/>
+          <w:lang w:eastAsia="en-IN"/>
+        </w:rPr>
+      </w:pPr>
+      <w:r>
+        <w:t>Find the employee(s) with the second-highest salary.</w:t>
+      </w:r>
+    </w:p>
+    <w:p>
+      <w:pPr>
+        <w:pStyle w:val="ListParagraph"/>
+        <w:spacing w:before="100" w:beforeAutospacing="1" w:after="100" w:afterAutospacing="1" w:line="240" w:lineRule="auto"/>
+        <w:rPr>
+          <w:rFonts w:ascii="Times New Roman" w:eastAsia="Times New Roman" w:hAnsi="Times New Roman" w:cs="Times New Roman"/>
+          <w:sz w:val="24"/>
+          <w:szCs w:val="24"/>
+          <w:lang w:eastAsia="en-IN"/>
+        </w:rPr>
+      </w:pPr>
+      <w:r>
+        <w:rPr>
+          <w:rFonts w:ascii="Times New Roman" w:eastAsia="Times New Roman" w:hAnsi="Times New Roman" w:cs="Times New Roman"/>
+          <w:sz w:val="24"/>
+          <w:szCs w:val="24"/>
+          <w:lang w:eastAsia="en-IN"/>
+        </w:rPr>
+        <w:t xml:space="preserve">select * </w:t>
+      </w:r>
+    </w:p>
+    <w:p>
+      <w:pPr>
+        <w:pStyle w:val="ListParagraph"/>
+        <w:spacing w:before="100" w:beforeAutospacing="1" w:after="100" w:afterAutospacing="1" w:line="240" w:lineRule="auto"/>
+        <w:rPr>
+          <w:rFonts w:ascii="Times New Roman" w:eastAsia="Times New Roman" w:hAnsi="Times New Roman" w:cs="Times New Roman"/>
+          <w:sz w:val="24"/>
+          <w:szCs w:val="24"/>
+          <w:lang w:eastAsia="en-IN"/>
+        </w:rPr>
+      </w:pPr>
+      <w:r>
+        <w:rPr>
+          <w:rFonts w:ascii="Times New Roman" w:eastAsia="Times New Roman" w:hAnsi="Times New Roman" w:cs="Times New Roman"/>
+          <w:sz w:val="24"/>
+          <w:szCs w:val="24"/>
+          <w:lang w:eastAsia="en-IN"/>
+        </w:rPr>
+        <w:t>from employees</w:t>
+      </w:r>
+    </w:p>
+    <w:p>
+      <w:pPr>
+        <w:pStyle w:val="ListParagraph"/>
+        <w:spacing w:before="100" w:beforeAutospacing="1" w:after="100" w:afterAutospacing="1" w:line="240" w:lineRule="auto"/>
+        <w:rPr>
+          <w:rFonts w:ascii="Times New Roman" w:eastAsia="Times New Roman" w:hAnsi="Times New Roman" w:cs="Times New Roman"/>
+          <w:sz w:val="24"/>
+          <w:szCs w:val="24"/>
+          <w:lang w:eastAsia="en-IN"/>
+        </w:rPr>
+      </w:pPr>
+      <w:r>
+        <w:rPr>
+          <w:rFonts w:ascii="Times New Roman" w:eastAsia="Times New Roman" w:hAnsi="Times New Roman" w:cs="Times New Roman"/>
+          <w:sz w:val="24"/>
+          <w:szCs w:val="24"/>
+          <w:lang w:eastAsia="en-IN"/>
+        </w:rPr>
+        <w:t xml:space="preserve">where salary = </w:t>
+      </w:r>
+    </w:p>
+    <w:p>
+      <w:pPr>
+        <w:pStyle w:val="ListParagraph"/>
+        <w:spacing w:before="100" w:beforeAutospacing="1" w:after="100" w:afterAutospacing="1" w:line="240" w:lineRule="auto"/>
+        <w:rPr>
+          <w:rFonts w:ascii="Times New Roman" w:eastAsia="Times New Roman" w:hAnsi="Times New Roman" w:cs="Times New Roman"/>
+          <w:sz w:val="24"/>
+          <w:szCs w:val="24"/>
+          <w:lang w:eastAsia="en-IN"/>
+        </w:rPr>
+      </w:pPr>
+      <w:r>
+        <w:rPr>
+          <w:rFonts w:ascii="Times New Roman" w:eastAsia="Times New Roman" w:hAnsi="Times New Roman" w:cs="Times New Roman"/>
+          <w:sz w:val="24"/>
+          <w:szCs w:val="24"/>
+          <w:lang w:eastAsia="en-IN"/>
+        </w:rPr>
+        <w:t>(</w:t>
+      </w:r>
+    </w:p>
+    <w:p>
+      <w:pPr>
+        <w:pStyle w:val="ListParagraph"/>
+        <w:spacing w:before="100" w:beforeAutospacing="1" w:after="100" w:afterAutospacing="1" w:line="240" w:lineRule="auto"/>
+        <w:rPr>
+          <w:rFonts w:ascii="Times New Roman" w:eastAsia="Times New Roman" w:hAnsi="Times New Roman" w:cs="Times New Roman"/>
+          <w:sz w:val="24"/>
+          <w:szCs w:val="24"/>
+          <w:lang w:eastAsia="en-IN"/>
+        </w:rPr>
+      </w:pPr>
+      <w:r>
+        <w:rPr>
+          <w:rFonts w:ascii="Times New Roman" w:eastAsia="Times New Roman" w:hAnsi="Times New Roman" w:cs="Times New Roman"/>
+          <w:sz w:val="24"/>
+          <w:szCs w:val="24"/>
+          <w:lang w:eastAsia="en-IN"/>
+        </w:rPr>
+        <w:t>select max(salary)</w:t>
+      </w:r>
+    </w:p>
+    <w:p>
+      <w:pPr>
+        <w:pStyle w:val="ListParagraph"/>
+        <w:spacing w:before="100" w:beforeAutospacing="1" w:after="100" w:afterAutospacing="1" w:line="240" w:lineRule="auto"/>
+        <w:rPr>
+          <w:rFonts w:ascii="Times New Roman" w:eastAsia="Times New Roman" w:hAnsi="Times New Roman" w:cs="Times New Roman"/>
+          <w:sz w:val="24"/>
+          <w:szCs w:val="24"/>
+          <w:lang w:eastAsia="en-IN"/>
+        </w:rPr>
+      </w:pPr>
+      <w:r>
+        <w:rPr>
+          <w:rFonts w:ascii="Times New Roman" w:eastAsia="Times New Roman" w:hAnsi="Times New Roman" w:cs="Times New Roman"/>
+          <w:sz w:val="24"/>
+          <w:szCs w:val="24"/>
+          <w:lang w:eastAsia="en-IN"/>
+        </w:rPr>
+        <w:t xml:space="preserve">from employees </w:t>
+      </w:r>
+    </w:p>
+    <w:p>
+      <w:pPr>
+        <w:pStyle w:val="ListParagraph"/>
+        <w:spacing w:before="100" w:beforeAutospacing="1" w:after="100" w:afterAutospacing="1" w:line="240" w:lineRule="auto"/>
+        <w:rPr>
+          <w:rFonts w:ascii="Times New Roman" w:eastAsia="Times New Roman" w:hAnsi="Times New Roman" w:cs="Times New Roman"/>
+          <w:sz w:val="24"/>
+          <w:szCs w:val="24"/>
+          <w:lang w:eastAsia="en-IN"/>
+        </w:rPr>
+      </w:pPr>
+      <w:r>
+        <w:rPr>
+          <w:rFonts w:ascii="Times New Roman" w:eastAsia="Times New Roman" w:hAnsi="Times New Roman" w:cs="Times New Roman"/>
+          <w:sz w:val="24"/>
+          <w:szCs w:val="24"/>
+          <w:lang w:eastAsia="en-IN"/>
+        </w:rPr>
+        <w:t>where salary &lt;</w:t>
+      </w:r>
+    </w:p>
+    <w:p>
+      <w:pPr>
+        <w:pStyle w:val="ListParagraph"/>
+        <w:spacing w:before="100" w:beforeAutospacing="1" w:after="100" w:afterAutospacing="1" w:line="240" w:lineRule="auto"/>
+        <w:rPr>
+          <w:rFonts w:ascii="Times New Roman" w:eastAsia="Times New Roman" w:hAnsi="Times New Roman" w:cs="Times New Roman"/>
+          <w:sz w:val="24"/>
+          <w:szCs w:val="24"/>
+          <w:lang w:eastAsia="en-IN"/>
+        </w:rPr>
+      </w:pPr>
+      <w:r>
+        <w:rPr>
+          <w:rFonts w:ascii="Times New Roman" w:eastAsia="Times New Roman" w:hAnsi="Times New Roman" w:cs="Times New Roman"/>
+          <w:sz w:val="24"/>
+          <w:szCs w:val="24"/>
+          <w:lang w:eastAsia="en-IN"/>
+        </w:rPr>
+        <w:t>(</w:t>
+      </w:r>
+      <w:proofErr w:type="gramStart"/>
+      <w:r>
+        <w:rPr>
+          <w:rFonts w:ascii="Times New Roman" w:eastAsia="Times New Roman" w:hAnsi="Times New Roman" w:cs="Times New Roman"/>
+          <w:sz w:val="24"/>
+          <w:szCs w:val="24"/>
+          <w:lang w:eastAsia="en-IN"/>
+        </w:rPr>
+        <w:t>select</w:t>
+      </w:r>
+      <w:proofErr w:type="gramEnd"/>
+      <w:r>
+        <w:rPr>
+          <w:rFonts w:ascii="Times New Roman" w:eastAsia="Times New Roman" w:hAnsi="Times New Roman" w:cs="Times New Roman"/>
+          <w:sz w:val="24"/>
+          <w:szCs w:val="24"/>
+          <w:lang w:eastAsia="en-IN"/>
+        </w:rPr>
+        <w:t xml:space="preserve"> max(salary)</w:t>
+      </w:r>
+    </w:p>
+    <w:p>
+      <w:pPr>
+        <w:pStyle w:val="ListParagraph"/>
+        <w:spacing w:before="100" w:beforeAutospacing="1" w:after="100" w:afterAutospacing="1" w:line="240" w:lineRule="auto"/>
+        <w:rPr>
+          <w:rFonts w:ascii="Times New Roman" w:eastAsia="Times New Roman" w:hAnsi="Times New Roman" w:cs="Times New Roman"/>
+          <w:sz w:val="24"/>
+          <w:szCs w:val="24"/>
+          <w:lang w:eastAsia="en-IN"/>
+        </w:rPr>
+      </w:pPr>
+      <w:r>
+        <w:rPr>
+          <w:rFonts w:ascii="Times New Roman" w:eastAsia="Times New Roman" w:hAnsi="Times New Roman" w:cs="Times New Roman"/>
+          <w:sz w:val="24"/>
+          <w:szCs w:val="24"/>
+          <w:lang w:eastAsia="en-IN"/>
+        </w:rPr>
+        <w:t>from employees</w:t>
+      </w:r>
+    </w:p>
+    <w:p>
+      <w:pPr>
+        <w:pStyle w:val="ListParagraph"/>
+        <w:spacing w:before="100" w:beforeAutospacing="1" w:after="100" w:afterAutospacing="1" w:line="240" w:lineRule="auto"/>
+        <w:rPr>
+          <w:rFonts w:ascii="Times New Roman" w:eastAsia="Times New Roman" w:hAnsi="Times New Roman" w:cs="Times New Roman"/>
+          <w:sz w:val="24"/>
+          <w:szCs w:val="24"/>
+          <w:lang w:eastAsia="en-IN"/>
+        </w:rPr>
+      </w:pPr>
+      <w:r>
+        <w:rPr>
+          <w:rFonts w:ascii="Times New Roman" w:eastAsia="Times New Roman" w:hAnsi="Times New Roman" w:cs="Times New Roman"/>
+          <w:sz w:val="24"/>
+          <w:szCs w:val="24"/>
+          <w:lang w:eastAsia="en-IN"/>
+        </w:rPr>
+        <w:t>)</w:t>
+      </w:r>
+    </w:p>
+    <w:p>
+      <w:pPr>
+        <w:pStyle w:val="ListParagraph"/>
+        <w:spacing w:before="100" w:beforeAutospacing="1" w:after="100" w:afterAutospacing="1" w:line="240" w:lineRule="auto"/>
+        <w:rPr>
+          <w:rFonts w:ascii="Times New Roman" w:eastAsia="Times New Roman" w:hAnsi="Times New Roman" w:cs="Times New Roman"/>
+          <w:sz w:val="24"/>
+          <w:szCs w:val="24"/>
+          <w:lang w:eastAsia="en-IN"/>
+        </w:rPr>
+      </w:pPr>
+      <w:r>
+        <w:rPr>
+          <w:rFonts w:ascii="Times New Roman" w:eastAsia="Times New Roman" w:hAnsi="Times New Roman" w:cs="Times New Roman"/>
+          <w:sz w:val="24"/>
+          <w:szCs w:val="24"/>
+          <w:lang w:eastAsia="en-IN"/>
+        </w:rPr>
+        <w:t>)</w:t>
+      </w:r>
+    </w:p>
+    <w:p>
+      <w:pPr>
+        <w:pStyle w:val="ListParagraph"/>
+        <w:spacing w:before="100" w:beforeAutospacing="1" w:after="100" w:afterAutospacing="1" w:line="240" w:lineRule="auto"/>
+        <w:rPr>
+          <w:rFonts w:ascii="Times New Roman" w:eastAsia="Times New Roman" w:hAnsi="Times New Roman" w:cs="Times New Roman"/>
+          <w:sz w:val="24"/>
+          <w:szCs w:val="24"/>
+          <w:lang w:eastAsia="en-IN"/>
+        </w:rPr>
+      </w:pPr>
+    </w:p>
+    <w:p>
+      <w:pPr>
+        <w:pStyle w:val="ListParagraph"/>
+        <w:numPr>
+          <w:ilvl w:val="0"/>
+          <w:numId w:val="9"/>
+        </w:numPr>
+        <w:spacing w:before="100" w:beforeAutospacing="1" w:after="100" w:afterAutospacing="1" w:line="240" w:lineRule="auto"/>
+        <w:rPr>
+          <w:rFonts w:ascii="Times New Roman" w:eastAsia="Times New Roman" w:hAnsi="Times New Roman" w:cs="Times New Roman"/>
+          <w:sz w:val="24"/>
+          <w:szCs w:val="24"/>
+          <w:lang w:eastAsia="en-IN"/>
+        </w:rPr>
+      </w:pPr>
+      <w:r>
+        <w:t>Find departments whose average salary is greater than ₹60,000.</w:t>
+      </w:r>
+    </w:p>
+    <w:p>
+      <w:pPr>
+        <w:pStyle w:val="ListParagraph"/>
+        <w:spacing w:before="100" w:beforeAutospacing="1" w:after="100" w:afterAutospacing="1" w:line="240" w:lineRule="auto"/>
+        <w:rPr>
+          <w:rFonts w:ascii="Times New Roman" w:eastAsia="Times New Roman" w:hAnsi="Times New Roman" w:cs="Times New Roman"/>
+          <w:sz w:val="24"/>
+          <w:szCs w:val="24"/>
+          <w:lang w:eastAsia="en-IN"/>
+        </w:rPr>
+      </w:pPr>
+      <w:r>
+        <w:rPr>
+          <w:rFonts w:ascii="Times New Roman" w:eastAsia="Times New Roman" w:hAnsi="Times New Roman" w:cs="Times New Roman"/>
+          <w:sz w:val="24"/>
+          <w:szCs w:val="24"/>
+          <w:lang w:eastAsia="en-IN"/>
+        </w:rPr>
+        <w:t xml:space="preserve">select </w:t>
+      </w:r>
+      <w:proofErr w:type="spellStart"/>
+      <w:proofErr w:type="gramStart"/>
+      <w:r>
+        <w:rPr>
+          <w:rFonts w:ascii="Times New Roman" w:eastAsia="Times New Roman" w:hAnsi="Times New Roman" w:cs="Times New Roman"/>
+          <w:sz w:val="24"/>
+          <w:szCs w:val="24"/>
+          <w:lang w:eastAsia="en-IN"/>
+        </w:rPr>
+        <w:t>d.department</w:t>
+      </w:r>
+      <w:proofErr w:type="spellEnd"/>
+      <w:proofErr w:type="gramEnd"/>
+    </w:p>
+    <w:p>
+      <w:pPr>
+        <w:pStyle w:val="ListParagraph"/>
+        <w:spacing w:before="100" w:beforeAutospacing="1" w:after="100" w:afterAutospacing="1" w:line="240" w:lineRule="auto"/>
+        <w:rPr>
+          <w:rFonts w:ascii="Times New Roman" w:eastAsia="Times New Roman" w:hAnsi="Times New Roman" w:cs="Times New Roman"/>
+          <w:sz w:val="24"/>
+          <w:szCs w:val="24"/>
+          <w:lang w:eastAsia="en-IN"/>
+        </w:rPr>
+      </w:pPr>
+      <w:r>
+        <w:rPr>
+          <w:rFonts w:ascii="Times New Roman" w:eastAsia="Times New Roman" w:hAnsi="Times New Roman" w:cs="Times New Roman"/>
+          <w:sz w:val="24"/>
+          <w:szCs w:val="24"/>
+          <w:lang w:eastAsia="en-IN"/>
+        </w:rPr>
+        <w:t>from employees e</w:t>
+      </w:r>
+    </w:p>
+    <w:p>
+      <w:pPr>
+        <w:pStyle w:val="ListParagraph"/>
+        <w:spacing w:before="100" w:beforeAutospacing="1" w:after="100" w:afterAutospacing="1" w:line="240" w:lineRule="auto"/>
+        <w:rPr>
+          <w:rFonts w:ascii="Times New Roman" w:eastAsia="Times New Roman" w:hAnsi="Times New Roman" w:cs="Times New Roman"/>
+          <w:sz w:val="24"/>
+          <w:szCs w:val="24"/>
+          <w:lang w:eastAsia="en-IN"/>
+        </w:rPr>
+      </w:pPr>
+      <w:r>
+        <w:rPr>
+          <w:rFonts w:ascii="Times New Roman" w:eastAsia="Times New Roman" w:hAnsi="Times New Roman" w:cs="Times New Roman"/>
+          <w:sz w:val="24"/>
+          <w:szCs w:val="24"/>
+          <w:lang w:eastAsia="en-IN"/>
+        </w:rPr>
+        <w:t>inner join departments d</w:t>
+      </w:r>
+    </w:p>
+    <w:p>
+      <w:pPr>
+        <w:pStyle w:val="ListParagraph"/>
+        <w:spacing w:before="100" w:beforeAutospacing="1" w:after="100" w:afterAutospacing="1" w:line="240" w:lineRule="auto"/>
+        <w:rPr>
+          <w:rFonts w:ascii="Times New Roman" w:eastAsia="Times New Roman" w:hAnsi="Times New Roman" w:cs="Times New Roman"/>
+          <w:sz w:val="24"/>
+          <w:szCs w:val="24"/>
+          <w:lang w:eastAsia="en-IN"/>
+        </w:rPr>
+      </w:pPr>
+      <w:r>
+        <w:rPr>
+          <w:rFonts w:ascii="Times New Roman" w:eastAsia="Times New Roman" w:hAnsi="Times New Roman" w:cs="Times New Roman"/>
+          <w:sz w:val="24"/>
+          <w:szCs w:val="24"/>
+          <w:lang w:eastAsia="en-IN"/>
+        </w:rPr>
+        <w:t xml:space="preserve">on </w:t>
+      </w:r>
+      <w:proofErr w:type="spellStart"/>
+      <w:proofErr w:type="gramStart"/>
+      <w:r>
+        <w:rPr>
+          <w:rFonts w:ascii="Times New Roman" w:eastAsia="Times New Roman" w:hAnsi="Times New Roman" w:cs="Times New Roman"/>
+          <w:sz w:val="24"/>
+          <w:szCs w:val="24"/>
+          <w:lang w:eastAsia="en-IN"/>
+        </w:rPr>
+        <w:t>e.dept</w:t>
+      </w:r>
+      <w:proofErr w:type="gramEnd"/>
+      <w:r>
+        <w:rPr>
+          <w:rFonts w:ascii="Times New Roman" w:eastAsia="Times New Roman" w:hAnsi="Times New Roman" w:cs="Times New Roman"/>
+          <w:sz w:val="24"/>
+          <w:szCs w:val="24"/>
+          <w:lang w:eastAsia="en-IN"/>
+        </w:rPr>
+        <w:t>_id</w:t>
+      </w:r>
+      <w:proofErr w:type="spellEnd"/>
+      <w:r>
+        <w:rPr>
+          <w:rFonts w:ascii="Times New Roman" w:eastAsia="Times New Roman" w:hAnsi="Times New Roman" w:cs="Times New Roman"/>
+          <w:sz w:val="24"/>
+          <w:szCs w:val="24"/>
+          <w:lang w:eastAsia="en-IN"/>
+        </w:rPr>
+        <w:t xml:space="preserve"> = </w:t>
+      </w:r>
+      <w:proofErr w:type="spellStart"/>
+      <w:r>
+        <w:rPr>
+          <w:rFonts w:ascii="Times New Roman" w:eastAsia="Times New Roman" w:hAnsi="Times New Roman" w:cs="Times New Roman"/>
+          <w:sz w:val="24"/>
+          <w:szCs w:val="24"/>
+          <w:lang w:eastAsia="en-IN"/>
+        </w:rPr>
+        <w:t>d.dept_id</w:t>
+      </w:r>
+      <w:proofErr w:type="spellEnd"/>
+    </w:p>
+    <w:p>
+      <w:pPr>
+        <w:pStyle w:val="ListParagraph"/>
+        <w:spacing w:before="100" w:beforeAutospacing="1" w:after="100" w:afterAutospacing="1" w:line="240" w:lineRule="auto"/>
+        <w:rPr>
+          <w:rFonts w:ascii="Times New Roman" w:eastAsia="Times New Roman" w:hAnsi="Times New Roman" w:cs="Times New Roman"/>
+          <w:sz w:val="24"/>
+          <w:szCs w:val="24"/>
+          <w:lang w:eastAsia="en-IN"/>
+        </w:rPr>
+      </w:pPr>
+      <w:r>
+        <w:rPr>
+          <w:rFonts w:ascii="Times New Roman" w:eastAsia="Times New Roman" w:hAnsi="Times New Roman" w:cs="Times New Roman"/>
+          <w:sz w:val="24"/>
+          <w:szCs w:val="24"/>
+          <w:lang w:eastAsia="en-IN"/>
+        </w:rPr>
+        <w:t xml:space="preserve">where </w:t>
+      </w:r>
+      <w:proofErr w:type="spellStart"/>
+      <w:proofErr w:type="gramStart"/>
+      <w:r>
+        <w:rPr>
+          <w:rFonts w:ascii="Times New Roman" w:eastAsia="Times New Roman" w:hAnsi="Times New Roman" w:cs="Times New Roman"/>
+          <w:sz w:val="24"/>
+          <w:szCs w:val="24"/>
+          <w:lang w:eastAsia="en-IN"/>
+        </w:rPr>
+        <w:t>e.salary</w:t>
+      </w:r>
+      <w:proofErr w:type="spellEnd"/>
+      <w:proofErr w:type="gramEnd"/>
+      <w:r>
+        <w:rPr>
+          <w:rFonts w:ascii="Times New Roman" w:eastAsia="Times New Roman" w:hAnsi="Times New Roman" w:cs="Times New Roman"/>
+          <w:sz w:val="24"/>
+          <w:szCs w:val="24"/>
+          <w:lang w:eastAsia="en-IN"/>
+        </w:rPr>
+        <w:t xml:space="preserve"> &gt; </w:t>
+      </w:r>
+    </w:p>
+    <w:p>
+      <w:pPr>
+        <w:pStyle w:val="ListParagraph"/>
+        <w:spacing w:before="100" w:beforeAutospacing="1" w:after="100" w:afterAutospacing="1" w:line="240" w:lineRule="auto"/>
+        <w:rPr>
+          <w:rFonts w:ascii="Times New Roman" w:eastAsia="Times New Roman" w:hAnsi="Times New Roman" w:cs="Times New Roman"/>
+          <w:sz w:val="24"/>
+          <w:szCs w:val="24"/>
+          <w:lang w:eastAsia="en-IN"/>
+        </w:rPr>
+      </w:pPr>
+      <w:r>
+        <w:rPr>
+          <w:rFonts w:ascii="Times New Roman" w:eastAsia="Times New Roman" w:hAnsi="Times New Roman" w:cs="Times New Roman"/>
+          <w:sz w:val="24"/>
+          <w:szCs w:val="24"/>
+          <w:lang w:eastAsia="en-IN"/>
+        </w:rPr>
+        <w:t>(</w:t>
+      </w:r>
+    </w:p>
+    <w:p>
+      <w:pPr>
+        <w:pStyle w:val="ListParagraph"/>
+        <w:spacing w:before="100" w:beforeAutospacing="1" w:after="100" w:afterAutospacing="1" w:line="240" w:lineRule="auto"/>
+        <w:rPr>
+          <w:rFonts w:ascii="Times New Roman" w:eastAsia="Times New Roman" w:hAnsi="Times New Roman" w:cs="Times New Roman"/>
+          <w:sz w:val="24"/>
+          <w:szCs w:val="24"/>
+          <w:lang w:eastAsia="en-IN"/>
+        </w:rPr>
+      </w:pPr>
+      <w:r>
+        <w:rPr>
+          <w:rFonts w:ascii="Times New Roman" w:eastAsia="Times New Roman" w:hAnsi="Times New Roman" w:cs="Times New Roman"/>
+          <w:sz w:val="24"/>
+          <w:szCs w:val="24"/>
+          <w:lang w:eastAsia="en-IN"/>
+        </w:rPr>
+        <w:t xml:space="preserve">select </w:t>
+      </w:r>
+      <w:proofErr w:type="spellStart"/>
+      <w:r>
+        <w:rPr>
+          <w:rFonts w:ascii="Times New Roman" w:eastAsia="Times New Roman" w:hAnsi="Times New Roman" w:cs="Times New Roman"/>
+          <w:sz w:val="24"/>
+          <w:szCs w:val="24"/>
+          <w:lang w:eastAsia="en-IN"/>
+        </w:rPr>
+        <w:t>avg</w:t>
+      </w:r>
+      <w:proofErr w:type="spellEnd"/>
+      <w:r>
+        <w:rPr>
+          <w:rFonts w:ascii="Times New Roman" w:eastAsia="Times New Roman" w:hAnsi="Times New Roman" w:cs="Times New Roman"/>
+          <w:sz w:val="24"/>
+          <w:szCs w:val="24"/>
+          <w:lang w:eastAsia="en-IN"/>
+        </w:rPr>
+        <w:t>(salary)</w:t>
+      </w:r>
+    </w:p>
+    <w:p>
+      <w:pPr>
+        <w:pStyle w:val="ListParagraph"/>
+        <w:spacing w:before="100" w:beforeAutospacing="1" w:after="100" w:afterAutospacing="1" w:line="240" w:lineRule="auto"/>
+        <w:rPr>
+          <w:rFonts w:ascii="Times New Roman" w:eastAsia="Times New Roman" w:hAnsi="Times New Roman" w:cs="Times New Roman"/>
+          <w:sz w:val="24"/>
+          <w:szCs w:val="24"/>
+          <w:lang w:eastAsia="en-IN"/>
+        </w:rPr>
+      </w:pPr>
+      <w:r>
+        <w:rPr>
+          <w:rFonts w:ascii="Times New Roman" w:eastAsia="Times New Roman" w:hAnsi="Times New Roman" w:cs="Times New Roman"/>
+          <w:sz w:val="24"/>
+          <w:szCs w:val="24"/>
+          <w:lang w:eastAsia="en-IN"/>
+        </w:rPr>
+        <w:t>from employees</w:t>
+      </w:r>
+    </w:p>
+    <w:p>
+      <w:pPr>
+        <w:pStyle w:val="ListParagraph"/>
+        <w:spacing w:before="100" w:beforeAutospacing="1" w:after="100" w:afterAutospacing="1" w:line="240" w:lineRule="auto"/>
+        <w:rPr>
+          <w:rFonts w:ascii="Times New Roman" w:eastAsia="Times New Roman" w:hAnsi="Times New Roman" w:cs="Times New Roman"/>
+          <w:sz w:val="24"/>
+          <w:szCs w:val="24"/>
+          <w:lang w:eastAsia="en-IN"/>
+        </w:rPr>
+      </w:pPr>
+      <w:r>
+        <w:rPr>
+          <w:rFonts w:ascii="Times New Roman" w:eastAsia="Times New Roman" w:hAnsi="Times New Roman" w:cs="Times New Roman"/>
+          <w:sz w:val="24"/>
+          <w:szCs w:val="24"/>
+          <w:lang w:eastAsia="en-IN"/>
+        </w:rPr>
+        <w:t>)</w:t>
+      </w:r>
+    </w:p>
+    <w:p>
+      <w:pPr>
+        <w:pStyle w:val="ListParagraph"/>
+        <w:spacing w:before="100" w:beforeAutospacing="1" w:after="100" w:afterAutospacing="1" w:line="240" w:lineRule="auto"/>
+        <w:rPr>
+          <w:rFonts w:ascii="Times New Roman" w:eastAsia="Times New Roman" w:hAnsi="Times New Roman" w:cs="Times New Roman"/>
+          <w:sz w:val="24"/>
+          <w:szCs w:val="24"/>
+          <w:lang w:eastAsia="en-IN"/>
+        </w:rPr>
+      </w:pPr>
+      <w:r>
+        <w:rPr>
+          <w:rFonts w:ascii="Times New Roman" w:eastAsia="Times New Roman" w:hAnsi="Times New Roman" w:cs="Times New Roman"/>
+          <w:sz w:val="24"/>
+          <w:szCs w:val="24"/>
+          <w:lang w:eastAsia="en-IN"/>
+        </w:rPr>
+        <w:t xml:space="preserve">group by </w:t>
+      </w:r>
+      <w:proofErr w:type="spellStart"/>
+      <w:proofErr w:type="gramStart"/>
+      <w:r>
+        <w:rPr>
+          <w:rFonts w:ascii="Times New Roman" w:eastAsia="Times New Roman" w:hAnsi="Times New Roman" w:cs="Times New Roman"/>
+          <w:sz w:val="24"/>
+          <w:szCs w:val="24"/>
+          <w:lang w:eastAsia="en-IN"/>
+        </w:rPr>
+        <w:t>d.department</w:t>
+      </w:r>
+      <w:proofErr w:type="spellEnd"/>
+      <w:proofErr w:type="gramEnd"/>
+    </w:p>
+    <w:p>
+      <w:pPr>
+        <w:pStyle w:val="ListParagraph"/>
+        <w:spacing w:before="100" w:beforeAutospacing="1" w:after="100" w:afterAutospacing="1" w:line="240" w:lineRule="auto"/>
+        <w:rPr>
+          <w:rFonts w:ascii="Times New Roman" w:eastAsia="Times New Roman" w:hAnsi="Times New Roman" w:cs="Times New Roman"/>
+          <w:sz w:val="24"/>
+          <w:szCs w:val="24"/>
+          <w:lang w:eastAsia="en-IN"/>
+        </w:rPr>
+      </w:pPr>
+    </w:p>
+    <w:p>
+      <w:pPr>
+        <w:pStyle w:val="ListParagraph"/>
+        <w:numPr>
+          <w:ilvl w:val="0"/>
+          <w:numId w:val="9"/>
+        </w:numPr>
+        <w:spacing w:before="100" w:beforeAutospacing="1" w:after="100" w:afterAutospacing="1" w:line="240" w:lineRule="auto"/>
+        <w:rPr>
+          <w:rFonts w:ascii="Times New Roman" w:eastAsia="Times New Roman" w:hAnsi="Times New Roman" w:cs="Times New Roman"/>
+          <w:sz w:val="24"/>
+          <w:szCs w:val="24"/>
+          <w:lang w:eastAsia="en-IN"/>
+        </w:rPr>
+      </w:pPr>
+      <w:r>
+        <w:t>Find the highest-paid employee in the IT department.</w:t>
+      </w:r>
+    </w:p>
+    <w:p>
+      <w:pPr>
+        <w:pStyle w:val="ListParagraph"/>
+        <w:spacing w:before="100" w:beforeAutospacing="1" w:after="100" w:afterAutospacing="1" w:line="240" w:lineRule="auto"/>
+        <w:rPr>
+          <w:rFonts w:ascii="Times New Roman" w:eastAsia="Times New Roman" w:hAnsi="Times New Roman" w:cs="Times New Roman"/>
+          <w:sz w:val="24"/>
+          <w:szCs w:val="24"/>
+          <w:lang w:eastAsia="en-IN"/>
+        </w:rPr>
+      </w:pPr>
+      <w:r>
+        <w:rPr>
+          <w:rFonts w:ascii="Times New Roman" w:eastAsia="Times New Roman" w:hAnsi="Times New Roman" w:cs="Times New Roman"/>
+          <w:sz w:val="24"/>
+          <w:szCs w:val="24"/>
+          <w:lang w:eastAsia="en-IN"/>
+        </w:rPr>
+        <w:t>select * from employees</w:t>
+      </w:r>
+    </w:p>
+    <w:p>
+      <w:pPr>
+        <w:pStyle w:val="ListParagraph"/>
+        <w:spacing w:before="100" w:beforeAutospacing="1" w:after="100" w:afterAutospacing="1" w:line="240" w:lineRule="auto"/>
+        <w:rPr>
+          <w:rFonts w:ascii="Times New Roman" w:eastAsia="Times New Roman" w:hAnsi="Times New Roman" w:cs="Times New Roman"/>
+          <w:sz w:val="24"/>
+          <w:szCs w:val="24"/>
+          <w:lang w:eastAsia="en-IN"/>
+        </w:rPr>
+      </w:pPr>
+      <w:r>
+        <w:rPr>
+          <w:rFonts w:ascii="Times New Roman" w:eastAsia="Times New Roman" w:hAnsi="Times New Roman" w:cs="Times New Roman"/>
+          <w:sz w:val="24"/>
+          <w:szCs w:val="24"/>
+          <w:lang w:eastAsia="en-IN"/>
+        </w:rPr>
+        <w:t>where salary = (</w:t>
+      </w:r>
+    </w:p>
+    <w:p>
+      <w:pPr>
+        <w:pStyle w:val="ListParagraph"/>
+        <w:spacing w:before="100" w:beforeAutospacing="1" w:after="100" w:afterAutospacing="1" w:line="240" w:lineRule="auto"/>
+        <w:rPr>
+          <w:rFonts w:ascii="Times New Roman" w:eastAsia="Times New Roman" w:hAnsi="Times New Roman" w:cs="Times New Roman"/>
+          <w:sz w:val="24"/>
+          <w:szCs w:val="24"/>
+          <w:lang w:eastAsia="en-IN"/>
+        </w:rPr>
+      </w:pPr>
+      <w:r>
+        <w:rPr>
+          <w:rFonts w:ascii="Times New Roman" w:eastAsia="Times New Roman" w:hAnsi="Times New Roman" w:cs="Times New Roman"/>
+          <w:sz w:val="24"/>
+          <w:szCs w:val="24"/>
+          <w:lang w:eastAsia="en-IN"/>
+        </w:rPr>
+        <w:t>select max(salary)</w:t>
+      </w:r>
+    </w:p>
+    <w:p>
+      <w:pPr>
+        <w:pStyle w:val="ListParagraph"/>
+        <w:spacing w:before="100" w:beforeAutospacing="1" w:after="100" w:afterAutospacing="1" w:line="240" w:lineRule="auto"/>
+        <w:rPr>
+          <w:rFonts w:ascii="Times New Roman" w:eastAsia="Times New Roman" w:hAnsi="Times New Roman" w:cs="Times New Roman"/>
+          <w:sz w:val="24"/>
+          <w:szCs w:val="24"/>
+          <w:lang w:eastAsia="en-IN"/>
+        </w:rPr>
+      </w:pPr>
+      <w:r>
+        <w:rPr>
+          <w:rFonts w:ascii="Times New Roman" w:eastAsia="Times New Roman" w:hAnsi="Times New Roman" w:cs="Times New Roman"/>
+          <w:sz w:val="24"/>
+          <w:szCs w:val="24"/>
+          <w:lang w:eastAsia="en-IN"/>
+        </w:rPr>
+        <w:lastRenderedPageBreak/>
+        <w:t>from employees e</w:t>
+      </w:r>
+    </w:p>
+    <w:p>
+      <w:pPr>
+        <w:pStyle w:val="ListParagraph"/>
+        <w:spacing w:before="100" w:beforeAutospacing="1" w:after="100" w:afterAutospacing="1" w:line="240" w:lineRule="auto"/>
+        <w:rPr>
+          <w:rFonts w:ascii="Times New Roman" w:eastAsia="Times New Roman" w:hAnsi="Times New Roman" w:cs="Times New Roman"/>
+          <w:sz w:val="24"/>
+          <w:szCs w:val="24"/>
+          <w:lang w:eastAsia="en-IN"/>
+        </w:rPr>
+      </w:pPr>
+      <w:r>
+        <w:rPr>
+          <w:rFonts w:ascii="Times New Roman" w:eastAsia="Times New Roman" w:hAnsi="Times New Roman" w:cs="Times New Roman"/>
+          <w:sz w:val="24"/>
+          <w:szCs w:val="24"/>
+          <w:lang w:eastAsia="en-IN"/>
+        </w:rPr>
+        <w:t>join departments d</w:t>
+      </w:r>
+    </w:p>
+    <w:p>
+      <w:pPr>
+        <w:pStyle w:val="ListParagraph"/>
+        <w:spacing w:before="100" w:beforeAutospacing="1" w:after="100" w:afterAutospacing="1" w:line="240" w:lineRule="auto"/>
+        <w:rPr>
+          <w:rFonts w:ascii="Times New Roman" w:eastAsia="Times New Roman" w:hAnsi="Times New Roman" w:cs="Times New Roman"/>
+          <w:sz w:val="24"/>
+          <w:szCs w:val="24"/>
+          <w:lang w:eastAsia="en-IN"/>
+        </w:rPr>
+      </w:pPr>
+      <w:r>
+        <w:rPr>
+          <w:rFonts w:ascii="Times New Roman" w:eastAsia="Times New Roman" w:hAnsi="Times New Roman" w:cs="Times New Roman"/>
+          <w:sz w:val="24"/>
+          <w:szCs w:val="24"/>
+          <w:lang w:eastAsia="en-IN"/>
+        </w:rPr>
+        <w:t xml:space="preserve">on </w:t>
+      </w:r>
+      <w:proofErr w:type="spellStart"/>
+      <w:proofErr w:type="gramStart"/>
+      <w:r>
+        <w:rPr>
+          <w:rFonts w:ascii="Times New Roman" w:eastAsia="Times New Roman" w:hAnsi="Times New Roman" w:cs="Times New Roman"/>
+          <w:sz w:val="24"/>
+          <w:szCs w:val="24"/>
+          <w:lang w:eastAsia="en-IN"/>
+        </w:rPr>
+        <w:t>e.dept</w:t>
+      </w:r>
+      <w:proofErr w:type="gramEnd"/>
+      <w:r>
+        <w:rPr>
+          <w:rFonts w:ascii="Times New Roman" w:eastAsia="Times New Roman" w:hAnsi="Times New Roman" w:cs="Times New Roman"/>
+          <w:sz w:val="24"/>
+          <w:szCs w:val="24"/>
+          <w:lang w:eastAsia="en-IN"/>
+        </w:rPr>
+        <w:t>_id</w:t>
+      </w:r>
+      <w:proofErr w:type="spellEnd"/>
+      <w:r>
+        <w:rPr>
+          <w:rFonts w:ascii="Times New Roman" w:eastAsia="Times New Roman" w:hAnsi="Times New Roman" w:cs="Times New Roman"/>
+          <w:sz w:val="24"/>
+          <w:szCs w:val="24"/>
+          <w:lang w:eastAsia="en-IN"/>
+        </w:rPr>
+        <w:t xml:space="preserve"> = </w:t>
+      </w:r>
+      <w:proofErr w:type="spellStart"/>
+      <w:r>
+        <w:rPr>
+          <w:rFonts w:ascii="Times New Roman" w:eastAsia="Times New Roman" w:hAnsi="Times New Roman" w:cs="Times New Roman"/>
+          <w:sz w:val="24"/>
+          <w:szCs w:val="24"/>
+          <w:lang w:eastAsia="en-IN"/>
+        </w:rPr>
+        <w:t>d.dept_id</w:t>
+      </w:r>
+      <w:proofErr w:type="spellEnd"/>
+    </w:p>
+    <w:p>
+      <w:pPr>
+        <w:pStyle w:val="ListParagraph"/>
+        <w:spacing w:before="100" w:beforeAutospacing="1" w:after="100" w:afterAutospacing="1" w:line="240" w:lineRule="auto"/>
+        <w:rPr>
+          <w:rFonts w:ascii="Times New Roman" w:eastAsia="Times New Roman" w:hAnsi="Times New Roman" w:cs="Times New Roman"/>
+          <w:sz w:val="24"/>
+          <w:szCs w:val="24"/>
+          <w:lang w:eastAsia="en-IN"/>
+        </w:rPr>
+      </w:pPr>
+      <w:r>
+        <w:rPr>
+          <w:rFonts w:ascii="Times New Roman" w:eastAsia="Times New Roman" w:hAnsi="Times New Roman" w:cs="Times New Roman"/>
+          <w:sz w:val="24"/>
+          <w:szCs w:val="24"/>
+          <w:lang w:eastAsia="en-IN"/>
+        </w:rPr>
+        <w:t xml:space="preserve">  where </w:t>
+      </w:r>
+      <w:proofErr w:type="spellStart"/>
+      <w:proofErr w:type="gramStart"/>
+      <w:r>
+        <w:rPr>
+          <w:rFonts w:ascii="Times New Roman" w:eastAsia="Times New Roman" w:hAnsi="Times New Roman" w:cs="Times New Roman"/>
+          <w:sz w:val="24"/>
+          <w:szCs w:val="24"/>
+          <w:lang w:eastAsia="en-IN"/>
+        </w:rPr>
+        <w:t>d.department</w:t>
+      </w:r>
+      <w:proofErr w:type="spellEnd"/>
+      <w:proofErr w:type="gramEnd"/>
+      <w:r>
+        <w:rPr>
+          <w:rFonts w:ascii="Times New Roman" w:eastAsia="Times New Roman" w:hAnsi="Times New Roman" w:cs="Times New Roman"/>
+          <w:sz w:val="24"/>
+          <w:szCs w:val="24"/>
+          <w:lang w:eastAsia="en-IN"/>
+        </w:rPr>
+        <w:t xml:space="preserve"> = "IT"</w:t>
+      </w:r>
+    </w:p>
+    <w:p>
+      <w:pPr>
+        <w:pStyle w:val="ListParagraph"/>
+        <w:spacing w:before="100" w:beforeAutospacing="1" w:after="100" w:afterAutospacing="1" w:line="240" w:lineRule="auto"/>
+        <w:rPr>
+          <w:rFonts w:ascii="Times New Roman" w:eastAsia="Times New Roman" w:hAnsi="Times New Roman" w:cs="Times New Roman"/>
+          <w:sz w:val="24"/>
+          <w:szCs w:val="24"/>
+          <w:lang w:eastAsia="en-IN"/>
+        </w:rPr>
+      </w:pPr>
+      <w:r>
+        <w:rPr>
+          <w:rFonts w:ascii="Times New Roman" w:eastAsia="Times New Roman" w:hAnsi="Times New Roman" w:cs="Times New Roman"/>
+          <w:sz w:val="24"/>
+          <w:szCs w:val="24"/>
+          <w:lang w:eastAsia="en-IN"/>
+        </w:rPr>
+        <w:t>)</w:t>
+      </w:r>
+    </w:p>
+    <w:p>
+      <w:pPr>
+        <w:pStyle w:val="ListParagraph"/>
+        <w:spacing w:before="100" w:beforeAutospacing="1" w:after="100" w:afterAutospacing="1" w:line="240" w:lineRule="auto"/>
+        <w:rPr>
+          <w:rFonts w:ascii="Times New Roman" w:eastAsia="Times New Roman" w:hAnsi="Times New Roman" w:cs="Times New Roman"/>
+          <w:sz w:val="24"/>
+          <w:szCs w:val="24"/>
+          <w:lang w:eastAsia="en-IN"/>
+        </w:rPr>
+      </w:pPr>
+    </w:p>
+    <w:p>
+      <w:pPr>
+        <w:pStyle w:val="ListParagraph"/>
+        <w:numPr>
+          <w:ilvl w:val="0"/>
+          <w:numId w:val="9"/>
+        </w:numPr>
+        <w:spacing w:before="100" w:beforeAutospacing="1" w:after="100" w:afterAutospacing="1" w:line="240" w:lineRule="auto"/>
+        <w:rPr>
+          <w:rFonts w:ascii="Times New Roman" w:eastAsia="Times New Roman" w:hAnsi="Times New Roman" w:cs="Times New Roman"/>
+          <w:sz w:val="24"/>
+          <w:szCs w:val="24"/>
+          <w:lang w:eastAsia="en-IN"/>
+        </w:rPr>
+      </w:pPr>
+      <w:r>
+        <w:t>Find departments whose average salary is greater than ₹60,000.</w:t>
+      </w:r>
+    </w:p>
+    <w:p>
+      <w:pPr>
+        <w:pStyle w:val="ListParagraph"/>
+        <w:spacing w:before="100" w:beforeAutospacing="1" w:after="100" w:afterAutospacing="1" w:line="240" w:lineRule="auto"/>
+        <w:rPr>
+          <w:rFonts w:ascii="Times New Roman" w:eastAsia="Times New Roman" w:hAnsi="Times New Roman" w:cs="Times New Roman"/>
+          <w:sz w:val="24"/>
+          <w:szCs w:val="24"/>
+          <w:lang w:eastAsia="en-IN"/>
+        </w:rPr>
+      </w:pPr>
+      <w:r>
+        <w:rPr>
+          <w:rFonts w:ascii="Times New Roman" w:eastAsia="Times New Roman" w:hAnsi="Times New Roman" w:cs="Times New Roman"/>
+          <w:sz w:val="24"/>
+          <w:szCs w:val="24"/>
+          <w:lang w:eastAsia="en-IN"/>
+        </w:rPr>
+        <w:t xml:space="preserve">select </w:t>
+      </w:r>
+      <w:proofErr w:type="spellStart"/>
+      <w:proofErr w:type="gramStart"/>
+      <w:r>
+        <w:rPr>
+          <w:rFonts w:ascii="Times New Roman" w:eastAsia="Times New Roman" w:hAnsi="Times New Roman" w:cs="Times New Roman"/>
+          <w:sz w:val="24"/>
+          <w:szCs w:val="24"/>
+          <w:lang w:eastAsia="en-IN"/>
+        </w:rPr>
+        <w:t>d.department</w:t>
+      </w:r>
+      <w:proofErr w:type="gramEnd"/>
+      <w:r>
+        <w:rPr>
+          <w:rFonts w:ascii="Times New Roman" w:eastAsia="Times New Roman" w:hAnsi="Times New Roman" w:cs="Times New Roman"/>
+          <w:sz w:val="24"/>
+          <w:szCs w:val="24"/>
+          <w:lang w:eastAsia="en-IN"/>
+        </w:rPr>
+        <w:t>,avg</w:t>
+      </w:r>
+      <w:proofErr w:type="spellEnd"/>
+      <w:r>
+        <w:rPr>
+          <w:rFonts w:ascii="Times New Roman" w:eastAsia="Times New Roman" w:hAnsi="Times New Roman" w:cs="Times New Roman"/>
+          <w:sz w:val="24"/>
+          <w:szCs w:val="24"/>
+          <w:lang w:eastAsia="en-IN"/>
+        </w:rPr>
+        <w:t>(salary)</w:t>
+      </w:r>
+    </w:p>
+    <w:p>
+      <w:pPr>
+        <w:pStyle w:val="ListParagraph"/>
+        <w:spacing w:before="100" w:beforeAutospacing="1" w:after="100" w:afterAutospacing="1" w:line="240" w:lineRule="auto"/>
+        <w:rPr>
+          <w:rFonts w:ascii="Times New Roman" w:eastAsia="Times New Roman" w:hAnsi="Times New Roman" w:cs="Times New Roman"/>
+          <w:sz w:val="24"/>
+          <w:szCs w:val="24"/>
+          <w:lang w:eastAsia="en-IN"/>
+        </w:rPr>
+      </w:pPr>
+      <w:r>
+        <w:rPr>
+          <w:rFonts w:ascii="Times New Roman" w:eastAsia="Times New Roman" w:hAnsi="Times New Roman" w:cs="Times New Roman"/>
+          <w:sz w:val="24"/>
+          <w:szCs w:val="24"/>
+          <w:lang w:eastAsia="en-IN"/>
+        </w:rPr>
+        <w:t>from employees e</w:t>
+      </w:r>
+    </w:p>
+    <w:p>
+      <w:pPr>
+        <w:pStyle w:val="ListParagraph"/>
+        <w:spacing w:before="100" w:beforeAutospacing="1" w:after="100" w:afterAutospacing="1" w:line="240" w:lineRule="auto"/>
+        <w:rPr>
+          <w:rFonts w:ascii="Times New Roman" w:eastAsia="Times New Roman" w:hAnsi="Times New Roman" w:cs="Times New Roman"/>
+          <w:sz w:val="24"/>
+          <w:szCs w:val="24"/>
+          <w:lang w:eastAsia="en-IN"/>
+        </w:rPr>
+      </w:pPr>
+      <w:r>
+        <w:rPr>
+          <w:rFonts w:ascii="Times New Roman" w:eastAsia="Times New Roman" w:hAnsi="Times New Roman" w:cs="Times New Roman"/>
+          <w:sz w:val="24"/>
+          <w:szCs w:val="24"/>
+          <w:lang w:eastAsia="en-IN"/>
+        </w:rPr>
+        <w:t>join departments d</w:t>
+      </w:r>
+    </w:p>
+    <w:p>
+      <w:pPr>
+        <w:pStyle w:val="ListParagraph"/>
+        <w:spacing w:before="100" w:beforeAutospacing="1" w:after="100" w:afterAutospacing="1" w:line="240" w:lineRule="auto"/>
+        <w:rPr>
+          <w:rFonts w:ascii="Times New Roman" w:eastAsia="Times New Roman" w:hAnsi="Times New Roman" w:cs="Times New Roman"/>
+          <w:sz w:val="24"/>
+          <w:szCs w:val="24"/>
+          <w:lang w:eastAsia="en-IN"/>
+        </w:rPr>
+      </w:pPr>
+      <w:r>
+        <w:rPr>
+          <w:rFonts w:ascii="Times New Roman" w:eastAsia="Times New Roman" w:hAnsi="Times New Roman" w:cs="Times New Roman"/>
+          <w:sz w:val="24"/>
+          <w:szCs w:val="24"/>
+          <w:lang w:eastAsia="en-IN"/>
+        </w:rPr>
+        <w:t xml:space="preserve">on </w:t>
+      </w:r>
+      <w:proofErr w:type="spellStart"/>
+      <w:proofErr w:type="gramStart"/>
+      <w:r>
+        <w:rPr>
+          <w:rFonts w:ascii="Times New Roman" w:eastAsia="Times New Roman" w:hAnsi="Times New Roman" w:cs="Times New Roman"/>
+          <w:sz w:val="24"/>
+          <w:szCs w:val="24"/>
+          <w:lang w:eastAsia="en-IN"/>
+        </w:rPr>
+        <w:t>e.dept</w:t>
+      </w:r>
+      <w:proofErr w:type="gramEnd"/>
+      <w:r>
+        <w:rPr>
+          <w:rFonts w:ascii="Times New Roman" w:eastAsia="Times New Roman" w:hAnsi="Times New Roman" w:cs="Times New Roman"/>
+          <w:sz w:val="24"/>
+          <w:szCs w:val="24"/>
+          <w:lang w:eastAsia="en-IN"/>
+        </w:rPr>
+        <w:t>_id</w:t>
+      </w:r>
+      <w:proofErr w:type="spellEnd"/>
+      <w:r>
+        <w:rPr>
+          <w:rFonts w:ascii="Times New Roman" w:eastAsia="Times New Roman" w:hAnsi="Times New Roman" w:cs="Times New Roman"/>
+          <w:sz w:val="24"/>
+          <w:szCs w:val="24"/>
+          <w:lang w:eastAsia="en-IN"/>
+        </w:rPr>
+        <w:t xml:space="preserve"> = </w:t>
+      </w:r>
+      <w:proofErr w:type="spellStart"/>
+      <w:r>
+        <w:rPr>
+          <w:rFonts w:ascii="Times New Roman" w:eastAsia="Times New Roman" w:hAnsi="Times New Roman" w:cs="Times New Roman"/>
+          <w:sz w:val="24"/>
+          <w:szCs w:val="24"/>
+          <w:lang w:eastAsia="en-IN"/>
+        </w:rPr>
+        <w:t>d.dept_id</w:t>
+      </w:r>
+      <w:proofErr w:type="spellEnd"/>
+    </w:p>
+    <w:p>
+      <w:pPr>
+        <w:pStyle w:val="ListParagraph"/>
+        <w:spacing w:before="100" w:beforeAutospacing="1" w:after="100" w:afterAutospacing="1" w:line="240" w:lineRule="auto"/>
+        <w:rPr>
+          <w:rFonts w:ascii="Times New Roman" w:eastAsia="Times New Roman" w:hAnsi="Times New Roman" w:cs="Times New Roman"/>
+          <w:sz w:val="24"/>
+          <w:szCs w:val="24"/>
+          <w:lang w:eastAsia="en-IN"/>
+        </w:rPr>
+      </w:pPr>
+      <w:r>
+        <w:rPr>
+          <w:rFonts w:ascii="Times New Roman" w:eastAsia="Times New Roman" w:hAnsi="Times New Roman" w:cs="Times New Roman"/>
+          <w:sz w:val="24"/>
+          <w:szCs w:val="24"/>
+          <w:lang w:eastAsia="en-IN"/>
+        </w:rPr>
+        <w:t xml:space="preserve">group by </w:t>
+      </w:r>
+      <w:proofErr w:type="spellStart"/>
+      <w:proofErr w:type="gramStart"/>
+      <w:r>
+        <w:rPr>
+          <w:rFonts w:ascii="Times New Roman" w:eastAsia="Times New Roman" w:hAnsi="Times New Roman" w:cs="Times New Roman"/>
+          <w:sz w:val="24"/>
+          <w:szCs w:val="24"/>
+          <w:lang w:eastAsia="en-IN"/>
+        </w:rPr>
+        <w:t>d.department</w:t>
+      </w:r>
+      <w:proofErr w:type="spellEnd"/>
+      <w:proofErr w:type="gramEnd"/>
+    </w:p>
+    <w:p>
+      <w:pPr>
+        <w:pStyle w:val="ListParagraph"/>
+        <w:spacing w:before="100" w:beforeAutospacing="1" w:after="100" w:afterAutospacing="1" w:line="240" w:lineRule="auto"/>
+        <w:rPr>
+          <w:rFonts w:ascii="Times New Roman" w:eastAsia="Times New Roman" w:hAnsi="Times New Roman" w:cs="Times New Roman"/>
+          <w:sz w:val="24"/>
+          <w:szCs w:val="24"/>
+          <w:lang w:eastAsia="en-IN"/>
+        </w:rPr>
+      </w:pPr>
+      <w:r>
+        <w:rPr>
+          <w:rFonts w:ascii="Times New Roman" w:eastAsia="Times New Roman" w:hAnsi="Times New Roman" w:cs="Times New Roman"/>
+          <w:sz w:val="24"/>
+          <w:szCs w:val="24"/>
+          <w:lang w:eastAsia="en-IN"/>
+        </w:rPr>
+        <w:t xml:space="preserve">having </w:t>
+      </w:r>
+      <w:proofErr w:type="spellStart"/>
+      <w:r>
+        <w:rPr>
+          <w:rFonts w:ascii="Times New Roman" w:eastAsia="Times New Roman" w:hAnsi="Times New Roman" w:cs="Times New Roman"/>
+          <w:sz w:val="24"/>
+          <w:szCs w:val="24"/>
+          <w:lang w:eastAsia="en-IN"/>
+        </w:rPr>
+        <w:t>avg</w:t>
+      </w:r>
+      <w:proofErr w:type="spellEnd"/>
+      <w:r>
+        <w:rPr>
+          <w:rFonts w:ascii="Times New Roman" w:eastAsia="Times New Roman" w:hAnsi="Times New Roman" w:cs="Times New Roman"/>
+          <w:sz w:val="24"/>
+          <w:szCs w:val="24"/>
+          <w:lang w:eastAsia="en-IN"/>
+        </w:rPr>
+        <w:t>(salary) &gt; 60000</w:t>
+      </w:r>
+    </w:p>
+    <w:p>
+      <w:pPr>
+        <w:pStyle w:val="ListParagraph"/>
+        <w:spacing w:before="100" w:beforeAutospacing="1" w:after="100" w:afterAutospacing="1" w:line="240" w:lineRule="auto"/>
+        <w:rPr>
+          <w:rFonts w:ascii="Times New Roman" w:eastAsia="Times New Roman" w:hAnsi="Times New Roman" w:cs="Times New Roman"/>
+          <w:sz w:val="24"/>
+          <w:szCs w:val="24"/>
+          <w:lang w:eastAsia="en-IN"/>
+        </w:rPr>
+      </w:pPr>
+    </w:p>
+    <w:p>
+      <w:pPr>
+        <w:pStyle w:val="ListParagraph"/>
+        <w:numPr>
+          <w:ilvl w:val="0"/>
+          <w:numId w:val="9"/>
+        </w:numPr>
+        <w:spacing w:before="100" w:beforeAutospacing="1" w:after="100" w:afterAutospacing="1" w:line="240" w:lineRule="auto"/>
+        <w:rPr>
+          <w:rFonts w:ascii="Times New Roman" w:eastAsia="Times New Roman" w:hAnsi="Times New Roman" w:cs="Times New Roman"/>
+          <w:sz w:val="24"/>
+          <w:szCs w:val="24"/>
+          <w:lang w:eastAsia="en-IN"/>
+        </w:rPr>
+      </w:pPr>
+      <w:r>
+        <w:t>Display employees who belong to departments having more than one employee</w:t>
+      </w:r>
+    </w:p>
+    <w:p>
+      <w:pPr>
+        <w:pStyle w:val="ListParagraph"/>
+        <w:spacing w:before="100" w:beforeAutospacing="1" w:after="100" w:afterAutospacing="1" w:line="240" w:lineRule="auto"/>
+        <w:rPr>
+          <w:rFonts w:ascii="Times New Roman" w:eastAsia="Times New Roman" w:hAnsi="Times New Roman" w:cs="Times New Roman"/>
+          <w:sz w:val="24"/>
+          <w:szCs w:val="24"/>
+          <w:lang w:eastAsia="en-IN"/>
+        </w:rPr>
+      </w:pPr>
+    </w:p>
+    <w:p>
+      <w:pPr>
+        <w:spacing w:before="100" w:beforeAutospacing="1" w:after="100" w:afterAutospacing="1" w:line="240" w:lineRule="auto"/>
+        <w:rPr>
+          <w:rFonts w:ascii="Times New Roman" w:eastAsia="Times New Roman" w:hAnsi="Times New Roman" w:cs="Times New Roman"/>
+          <w:sz w:val="24"/>
+          <w:szCs w:val="24"/>
+          <w:lang w:eastAsia="en-IN"/>
+        </w:rPr>
+      </w:pPr>
+    </w:p>
+    <w:p>
+      <w:pPr>
+        <w:spacing w:before="100" w:beforeAutospacing="1" w:after="100" w:afterAutospacing="1" w:line="240" w:lineRule="auto"/>
+        <w:rPr>
+          <w:rFonts w:ascii="Times New Roman" w:eastAsia="Times New Roman" w:hAnsi="Times New Roman" w:cs="Times New Roman"/>
+          <w:sz w:val="24"/>
+          <w:szCs w:val="24"/>
+          <w:lang w:eastAsia="en-IN"/>
+        </w:rPr>
+      </w:pPr>
+    </w:p>
+    <w:p>
+      <w:pPr>
+        <w:spacing w:before="100" w:beforeAutospacing="1" w:after="100" w:afterAutospacing="1" w:line="240" w:lineRule="auto"/>
+        <w:rPr>
+          <w:rFonts w:ascii="Times New Roman" w:eastAsia="Times New Roman" w:hAnsi="Times New Roman" w:cs="Times New Roman"/>
+          <w:sz w:val="24"/>
+          <w:szCs w:val="24"/>
+          <w:lang w:eastAsia="en-IN"/>
+        </w:rPr>
+      </w:pPr>
     </w:p>
     <w:p>
       <w:pPr>
@@ -3611,10 +11824,10 @@
 <file path=word/numbering.xml><?xml version="1.0" encoding="utf-8"?>
 <w:numbering xmlns:wpc="http://schemas.microsoft.com/office/word/2010/wordprocessingCanvas" xmlns:cx="http://schemas.microsoft.com/office/drawing/2014/chartex" xmlns:cx1="http://schemas.microsoft.com/office/drawing/2015/9/8/chartex" xmlns:cx2="http://schemas.microsoft.com/office/drawing/2015/10/21/chartex" xmlns:cx3="http://schemas.microsoft.com/office/drawing/2016/5/9/chartex" xmlns:cx4="http://schemas.microsoft.com/office/drawing/2016/5/10/chartex" xmlns:cx5="http://schemas.microsoft.com/office/drawing/2016/5/11/chartex" xmlns:cx6="http://schemas.microsoft.com/office/drawing/2016/5/12/chartex" xmlns:cx7="http://schemas.microsoft.com/office/drawing/2016/5/13/chartex" xmlns:cx8="http://schemas.microsoft.com/office/drawing/2016/5/14/chartex" xmlns:mc="http://schemas.openxmlformats.org/markup-compatibility/2006" xmlns:aink="http://schemas.microsoft.com/office/drawing/2016/ink" xmlns:am3d="http://schemas.microsoft.com/office/drawing/2017/model3d" xmlns:o="urn:schemas-microsoft-com:office:office" xmlns:oel="http://schemas.microsoft.com/office/2019/extlst" xmlns:r="http://schemas.openxmlformats.org/officeDocument/2006/relationships" xmlns:m="http://schemas.openxmlformats.org/officeDocument/2006/math" xmlns:v="urn:schemas-microsoft-com:vml" xmlns:wp14="http://schemas.microsoft.com/office/word/2010/wordprocessingDrawing" xmlns:wp="http://schemas.openxmlformats.org/drawingml/2006/wordprocessingDrawing" xmlns:w10="urn:schemas-microsoft-com:office:word" xmlns:w="http://schemas.openxmlformats.org/wordprocessingml/2006/main" xmlns:w14="http://schemas.microsoft.com/office/word/2010/wordml" xmlns:w15="http://schemas.microsoft.com/office/word/2012/wordml" xmlns:w16cex="http://schemas.microsoft.com/office/word/2018/wordml/cex" xmlns:w16cid="http://schemas.microsoft.com/office/word/2016/wordml/cid" xmlns:w16="http://schemas.microsoft.com/office/word/2018/wordml" xmlns:w16sdtdh="http://schemas.microsoft.com/office/word/2020/wordml/sdtdatahash" xmlns:w16se="http://schemas.microsoft.com/office/word/2015/wordml/symex" xmlns:wpg="http://schemas.microsoft.com/office/word/2010/wordprocessingGroup" xmlns:wpi="http://schemas.microsoft.com/office/word/2010/wordprocessingInk" xmlns:wne="http://schemas.microsoft.com/office/word/2006/wordml" xmlns:wps="http://schemas.microsoft.com/office/word/2010/wordprocessingShape" mc:Ignorable="w14 w15 w16se w16cid w16 w16cex w16sdtdh wp14">
   <w:abstractNum w:abstractNumId="0" w15:restartNumberingAfterBreak="0">
-    <w:nsid w:val="3AEE0C2E"/>
+    <w:nsid w:val="04A72F6B"/>
     <w:multiLevelType w:val="hybridMultilevel"/>
-    <w:tmpl w:val="9DB25FA6"/>
-    <w:lvl w:ilvl="0" w:tplc="0B9802D2">
+    <w:tmpl w:val="B77EF294"/>
+    <w:lvl w:ilvl="0" w:tplc="93D4B59C">
       <w:start w:val="1"/>
       <w:numFmt w:val="decimal"/>
       <w:lvlText w:val="%1."/>
@@ -3700,6 +11913,95 @@
     </w:lvl>
   </w:abstractNum>
   <w:abstractNum w:abstractNumId="1" w15:restartNumberingAfterBreak="0">
+    <w:nsid w:val="3AEE0C2E"/>
+    <w:multiLevelType w:val="hybridMultilevel"/>
+    <w:tmpl w:val="9DB25FA6"/>
+    <w:lvl w:ilvl="0" w:tplc="0B9802D2">
+      <w:start w:val="1"/>
+      <w:numFmt w:val="decimal"/>
+      <w:lvlText w:val="%1."/>
+      <w:lvlJc w:val="left"/>
+      <w:pPr>
+        <w:ind w:left="720" w:hanging="360"/>
+      </w:pPr>
+      <w:rPr>
+        <w:rFonts w:hint="default"/>
+      </w:rPr>
+    </w:lvl>
+    <w:lvl w:ilvl="1" w:tplc="40090019" w:tentative="1">
+      <w:start w:val="1"/>
+      <w:numFmt w:val="lowerLetter"/>
+      <w:lvlText w:val="%2."/>
+      <w:lvlJc w:val="left"/>
+      <w:pPr>
+        <w:ind w:left="1440" w:hanging="360"/>
+      </w:pPr>
+    </w:lvl>
+    <w:lvl w:ilvl="2" w:tplc="4009001B" w:tentative="1">
+      <w:start w:val="1"/>
+      <w:numFmt w:val="lowerRoman"/>
+      <w:lvlText w:val="%3."/>
+      <w:lvlJc w:val="right"/>
+      <w:pPr>
+        <w:ind w:left="2160" w:hanging="180"/>
+      </w:pPr>
+    </w:lvl>
+    <w:lvl w:ilvl="3" w:tplc="4009000F" w:tentative="1">
+      <w:start w:val="1"/>
+      <w:numFmt w:val="decimal"/>
+      <w:lvlText w:val="%4."/>
+      <w:lvlJc w:val="left"/>
+      <w:pPr>
+        <w:ind w:left="2880" w:hanging="360"/>
+      </w:pPr>
+    </w:lvl>
+    <w:lvl w:ilvl="4" w:tplc="40090019" w:tentative="1">
+      <w:start w:val="1"/>
+      <w:numFmt w:val="lowerLetter"/>
+      <w:lvlText w:val="%5."/>
+      <w:lvlJc w:val="left"/>
+      <w:pPr>
+        <w:ind w:left="3600" w:hanging="360"/>
+      </w:pPr>
+    </w:lvl>
+    <w:lvl w:ilvl="5" w:tplc="4009001B" w:tentative="1">
+      <w:start w:val="1"/>
+      <w:numFmt w:val="lowerRoman"/>
+      <w:lvlText w:val="%6."/>
+      <w:lvlJc w:val="right"/>
+      <w:pPr>
+        <w:ind w:left="4320" w:hanging="180"/>
+      </w:pPr>
+    </w:lvl>
+    <w:lvl w:ilvl="6" w:tplc="4009000F" w:tentative="1">
+      <w:start w:val="1"/>
+      <w:numFmt w:val="decimal"/>
+      <w:lvlText w:val="%7."/>
+      <w:lvlJc w:val="left"/>
+      <w:pPr>
+        <w:ind w:left="5040" w:hanging="360"/>
+      </w:pPr>
+    </w:lvl>
+    <w:lvl w:ilvl="7" w:tplc="40090019" w:tentative="1">
+      <w:start w:val="1"/>
+      <w:numFmt w:val="lowerLetter"/>
+      <w:lvlText w:val="%8."/>
+      <w:lvlJc w:val="left"/>
+      <w:pPr>
+        <w:ind w:left="5760" w:hanging="360"/>
+      </w:pPr>
+    </w:lvl>
+    <w:lvl w:ilvl="8" w:tplc="4009001B" w:tentative="1">
+      <w:start w:val="1"/>
+      <w:numFmt w:val="lowerRoman"/>
+      <w:lvlText w:val="%9."/>
+      <w:lvlJc w:val="right"/>
+      <w:pPr>
+        <w:ind w:left="6480" w:hanging="180"/>
+      </w:pPr>
+    </w:lvl>
+  </w:abstractNum>
+  <w:abstractNum w:abstractNumId="2" w15:restartNumberingAfterBreak="0">
     <w:nsid w:val="42F33610"/>
     <w:multiLevelType w:val="multilevel"/>
     <w:tmpl w:val="842E5C08"/>
@@ -3848,7 +12150,7 @@
       </w:rPr>
     </w:lvl>
   </w:abstractNum>
-  <w:abstractNum w:abstractNumId="2" w15:restartNumberingAfterBreak="0">
+  <w:abstractNum w:abstractNumId="3" w15:restartNumberingAfterBreak="0">
     <w:nsid w:val="590E285F"/>
     <w:multiLevelType w:val="multilevel"/>
     <w:tmpl w:val="E192364A"/>
@@ -3997,7 +12299,7 @@
       </w:rPr>
     </w:lvl>
   </w:abstractNum>
-  <w:abstractNum w:abstractNumId="3" w15:restartNumberingAfterBreak="0">
+  <w:abstractNum w:abstractNumId="4" w15:restartNumberingAfterBreak="0">
     <w:nsid w:val="5C95069C"/>
     <w:multiLevelType w:val="multilevel"/>
     <w:tmpl w:val="8B2CBFA4"/>
@@ -4146,7 +12448,7 @@
       </w:rPr>
     </w:lvl>
   </w:abstractNum>
-  <w:abstractNum w:abstractNumId="4" w15:restartNumberingAfterBreak="0">
+  <w:abstractNum w:abstractNumId="5" w15:restartNumberingAfterBreak="0">
     <w:nsid w:val="754A74E3"/>
     <w:multiLevelType w:val="multilevel"/>
     <w:tmpl w:val="EB70AC5C"/>
@@ -4295,10 +12597,10 @@
       </w:rPr>
     </w:lvl>
   </w:abstractNum>
-  <w:abstractNum w:abstractNumId="5" w15:restartNumberingAfterBreak="0">
-    <w:nsid w:val="78E07991"/>
+  <w:abstractNum w:abstractNumId="6" w15:restartNumberingAfterBreak="0">
+    <w:nsid w:val="75D82E8D"/>
     <w:multiLevelType w:val="multilevel"/>
-    <w:tmpl w:val="07BE7B78"/>
+    <w:tmpl w:val="1BBEAD36"/>
     <w:lvl w:ilvl="0">
       <w:start w:val="1"/>
       <w:numFmt w:val="bullet"/>
@@ -4444,23 +12746,330 @@
       </w:rPr>
     </w:lvl>
   </w:abstractNum>
+  <w:abstractNum w:abstractNumId="7" w15:restartNumberingAfterBreak="0">
+    <w:nsid w:val="78E07991"/>
+    <w:multiLevelType w:val="multilevel"/>
+    <w:tmpl w:val="07BE7B78"/>
+    <w:lvl w:ilvl="0">
+      <w:start w:val="1"/>
+      <w:numFmt w:val="bullet"/>
+      <w:lvlText w:val=""/>
+      <w:lvlJc w:val="left"/>
+      <w:pPr>
+        <w:tabs>
+          <w:tab w:val="num" w:pos="720"/>
+        </w:tabs>
+        <w:ind w:left="720" w:hanging="360"/>
+      </w:pPr>
+      <w:rPr>
+        <w:rFonts w:ascii="Symbol" w:hAnsi="Symbol" w:hint="default"/>
+        <w:sz w:val="20"/>
+      </w:rPr>
+    </w:lvl>
+    <w:lvl w:ilvl="1" w:tentative="1">
+      <w:start w:val="1"/>
+      <w:numFmt w:val="bullet"/>
+      <w:lvlText w:val="o"/>
+      <w:lvlJc w:val="left"/>
+      <w:pPr>
+        <w:tabs>
+          <w:tab w:val="num" w:pos="1440"/>
+        </w:tabs>
+        <w:ind w:left="1440" w:hanging="360"/>
+      </w:pPr>
+      <w:rPr>
+        <w:rFonts w:ascii="Courier New" w:hAnsi="Courier New" w:hint="default"/>
+        <w:sz w:val="20"/>
+      </w:rPr>
+    </w:lvl>
+    <w:lvl w:ilvl="2" w:tentative="1">
+      <w:start w:val="1"/>
+      <w:numFmt w:val="bullet"/>
+      <w:lvlText w:val=""/>
+      <w:lvlJc w:val="left"/>
+      <w:pPr>
+        <w:tabs>
+          <w:tab w:val="num" w:pos="2160"/>
+        </w:tabs>
+        <w:ind w:left="2160" w:hanging="360"/>
+      </w:pPr>
+      <w:rPr>
+        <w:rFonts w:ascii="Wingdings" w:hAnsi="Wingdings" w:hint="default"/>
+        <w:sz w:val="20"/>
+      </w:rPr>
+    </w:lvl>
+    <w:lvl w:ilvl="3" w:tentative="1">
+      <w:start w:val="1"/>
+      <w:numFmt w:val="bullet"/>
+      <w:lvlText w:val=""/>
+      <w:lvlJc w:val="left"/>
+      <w:pPr>
+        <w:tabs>
+          <w:tab w:val="num" w:pos="2880"/>
+        </w:tabs>
+        <w:ind w:left="2880" w:hanging="360"/>
+      </w:pPr>
+      <w:rPr>
+        <w:rFonts w:ascii="Wingdings" w:hAnsi="Wingdings" w:hint="default"/>
+        <w:sz w:val="20"/>
+      </w:rPr>
+    </w:lvl>
+    <w:lvl w:ilvl="4" w:tentative="1">
+      <w:start w:val="1"/>
+      <w:numFmt w:val="bullet"/>
+      <w:lvlText w:val=""/>
+      <w:lvlJc w:val="left"/>
+      <w:pPr>
+        <w:tabs>
+          <w:tab w:val="num" w:pos="3600"/>
+        </w:tabs>
+        <w:ind w:left="3600" w:hanging="360"/>
+      </w:pPr>
+      <w:rPr>
+        <w:rFonts w:ascii="Wingdings" w:hAnsi="Wingdings" w:hint="default"/>
+        <w:sz w:val="20"/>
+      </w:rPr>
+    </w:lvl>
+    <w:lvl w:ilvl="5" w:tentative="1">
+      <w:start w:val="1"/>
+      <w:numFmt w:val="bullet"/>
+      <w:lvlText w:val=""/>
+      <w:lvlJc w:val="left"/>
+      <w:pPr>
+        <w:tabs>
+          <w:tab w:val="num" w:pos="4320"/>
+        </w:tabs>
+        <w:ind w:left="4320" w:hanging="360"/>
+      </w:pPr>
+      <w:rPr>
+        <w:rFonts w:ascii="Wingdings" w:hAnsi="Wingdings" w:hint="default"/>
+        <w:sz w:val="20"/>
+      </w:rPr>
+    </w:lvl>
+    <w:lvl w:ilvl="6" w:tentative="1">
+      <w:start w:val="1"/>
+      <w:numFmt w:val="bullet"/>
+      <w:lvlText w:val=""/>
+      <w:lvlJc w:val="left"/>
+      <w:pPr>
+        <w:tabs>
+          <w:tab w:val="num" w:pos="5040"/>
+        </w:tabs>
+        <w:ind w:left="5040" w:hanging="360"/>
+      </w:pPr>
+      <w:rPr>
+        <w:rFonts w:ascii="Wingdings" w:hAnsi="Wingdings" w:hint="default"/>
+        <w:sz w:val="20"/>
+      </w:rPr>
+    </w:lvl>
+    <w:lvl w:ilvl="7" w:tentative="1">
+      <w:start w:val="1"/>
+      <w:numFmt w:val="bullet"/>
+      <w:lvlText w:val=""/>
+      <w:lvlJc w:val="left"/>
+      <w:pPr>
+        <w:tabs>
+          <w:tab w:val="num" w:pos="5760"/>
+        </w:tabs>
+        <w:ind w:left="5760" w:hanging="360"/>
+      </w:pPr>
+      <w:rPr>
+        <w:rFonts w:ascii="Wingdings" w:hAnsi="Wingdings" w:hint="default"/>
+        <w:sz w:val="20"/>
+      </w:rPr>
+    </w:lvl>
+    <w:lvl w:ilvl="8" w:tentative="1">
+      <w:start w:val="1"/>
+      <w:numFmt w:val="bullet"/>
+      <w:lvlText w:val=""/>
+      <w:lvlJc w:val="left"/>
+      <w:pPr>
+        <w:tabs>
+          <w:tab w:val="num" w:pos="6480"/>
+        </w:tabs>
+        <w:ind w:left="6480" w:hanging="360"/>
+      </w:pPr>
+      <w:rPr>
+        <w:rFonts w:ascii="Wingdings" w:hAnsi="Wingdings" w:hint="default"/>
+        <w:sz w:val="20"/>
+      </w:rPr>
+    </w:lvl>
+  </w:abstractNum>
+  <w:abstractNum w:abstractNumId="8" w15:restartNumberingAfterBreak="0">
+    <w:nsid w:val="7C5A5911"/>
+    <w:multiLevelType w:val="multilevel"/>
+    <w:tmpl w:val="380C750A"/>
+    <w:lvl w:ilvl="0">
+      <w:start w:val="1"/>
+      <w:numFmt w:val="bullet"/>
+      <w:lvlText w:val=""/>
+      <w:lvlJc w:val="left"/>
+      <w:pPr>
+        <w:tabs>
+          <w:tab w:val="num" w:pos="720"/>
+        </w:tabs>
+        <w:ind w:left="720" w:hanging="360"/>
+      </w:pPr>
+      <w:rPr>
+        <w:rFonts w:ascii="Symbol" w:hAnsi="Symbol" w:hint="default"/>
+        <w:sz w:val="20"/>
+      </w:rPr>
+    </w:lvl>
+    <w:lvl w:ilvl="1" w:tentative="1">
+      <w:start w:val="1"/>
+      <w:numFmt w:val="bullet"/>
+      <w:lvlText w:val="o"/>
+      <w:lvlJc w:val="left"/>
+      <w:pPr>
+        <w:tabs>
+          <w:tab w:val="num" w:pos="1440"/>
+        </w:tabs>
+        <w:ind w:left="1440" w:hanging="360"/>
+      </w:pPr>
+      <w:rPr>
+        <w:rFonts w:ascii="Courier New" w:hAnsi="Courier New" w:hint="default"/>
+        <w:sz w:val="20"/>
+      </w:rPr>
+    </w:lvl>
+    <w:lvl w:ilvl="2" w:tentative="1">
+      <w:start w:val="1"/>
+      <w:numFmt w:val="bullet"/>
+      <w:lvlText w:val=""/>
+      <w:lvlJc w:val="left"/>
+      <w:pPr>
+        <w:tabs>
+          <w:tab w:val="num" w:pos="2160"/>
+        </w:tabs>
+        <w:ind w:left="2160" w:hanging="360"/>
+      </w:pPr>
+      <w:rPr>
+        <w:rFonts w:ascii="Wingdings" w:hAnsi="Wingdings" w:hint="default"/>
+        <w:sz w:val="20"/>
+      </w:rPr>
+    </w:lvl>
+    <w:lvl w:ilvl="3" w:tentative="1">
+      <w:start w:val="1"/>
+      <w:numFmt w:val="bullet"/>
+      <w:lvlText w:val=""/>
+      <w:lvlJc w:val="left"/>
+      <w:pPr>
+        <w:tabs>
+          <w:tab w:val="num" w:pos="2880"/>
+        </w:tabs>
+        <w:ind w:left="2880" w:hanging="360"/>
+      </w:pPr>
+      <w:rPr>
+        <w:rFonts w:ascii="Wingdings" w:hAnsi="Wingdings" w:hint="default"/>
+        <w:sz w:val="20"/>
+      </w:rPr>
+    </w:lvl>
+    <w:lvl w:ilvl="4" w:tentative="1">
+      <w:start w:val="1"/>
+      <w:numFmt w:val="bullet"/>
+      <w:lvlText w:val=""/>
+      <w:lvlJc w:val="left"/>
+      <w:pPr>
+        <w:tabs>
+          <w:tab w:val="num" w:pos="3600"/>
+        </w:tabs>
+        <w:ind w:left="3600" w:hanging="360"/>
+      </w:pPr>
+      <w:rPr>
+        <w:rFonts w:ascii="Wingdings" w:hAnsi="Wingdings" w:hint="default"/>
+        <w:sz w:val="20"/>
+      </w:rPr>
+    </w:lvl>
+    <w:lvl w:ilvl="5" w:tentative="1">
+      <w:start w:val="1"/>
+      <w:numFmt w:val="bullet"/>
+      <w:lvlText w:val=""/>
+      <w:lvlJc w:val="left"/>
+      <w:pPr>
+        <w:tabs>
+          <w:tab w:val="num" w:pos="4320"/>
+        </w:tabs>
+        <w:ind w:left="4320" w:hanging="360"/>
+      </w:pPr>
+      <w:rPr>
+        <w:rFonts w:ascii="Wingdings" w:hAnsi="Wingdings" w:hint="default"/>
+        <w:sz w:val="20"/>
+      </w:rPr>
+    </w:lvl>
+    <w:lvl w:ilvl="6" w:tentative="1">
+      <w:start w:val="1"/>
+      <w:numFmt w:val="bullet"/>
+      <w:lvlText w:val=""/>
+      <w:lvlJc w:val="left"/>
+      <w:pPr>
+        <w:tabs>
+          <w:tab w:val="num" w:pos="5040"/>
+        </w:tabs>
+        <w:ind w:left="5040" w:hanging="360"/>
+      </w:pPr>
+      <w:rPr>
+        <w:rFonts w:ascii="Wingdings" w:hAnsi="Wingdings" w:hint="default"/>
+        <w:sz w:val="20"/>
+      </w:rPr>
+    </w:lvl>
+    <w:lvl w:ilvl="7" w:tentative="1">
+      <w:start w:val="1"/>
+      <w:numFmt w:val="bullet"/>
+      <w:lvlText w:val=""/>
+      <w:lvlJc w:val="left"/>
+      <w:pPr>
+        <w:tabs>
+          <w:tab w:val="num" w:pos="5760"/>
+        </w:tabs>
+        <w:ind w:left="5760" w:hanging="360"/>
+      </w:pPr>
+      <w:rPr>
+        <w:rFonts w:ascii="Wingdings" w:hAnsi="Wingdings" w:hint="default"/>
+        <w:sz w:val="20"/>
+      </w:rPr>
+    </w:lvl>
+    <w:lvl w:ilvl="8" w:tentative="1">
+      <w:start w:val="1"/>
+      <w:numFmt w:val="bullet"/>
+      <w:lvlText w:val=""/>
+      <w:lvlJc w:val="left"/>
+      <w:pPr>
+        <w:tabs>
+          <w:tab w:val="num" w:pos="6480"/>
+        </w:tabs>
+        <w:ind w:left="6480" w:hanging="360"/>
+      </w:pPr>
+      <w:rPr>
+        <w:rFonts w:ascii="Wingdings" w:hAnsi="Wingdings" w:hint="default"/>
+        <w:sz w:val="20"/>
+      </w:rPr>
+    </w:lvl>
+  </w:abstractNum>
   <w:num w:numId="1" w16cid:durableId="1973946528">
-    <w:abstractNumId w:val="0"/>
+    <w:abstractNumId w:val="1"/>
   </w:num>
   <w:num w:numId="2" w16cid:durableId="865677164">
+    <w:abstractNumId w:val="3"/>
+  </w:num>
+  <w:num w:numId="3" w16cid:durableId="68237870">
     <w:abstractNumId w:val="2"/>
   </w:num>
-  <w:num w:numId="3" w16cid:durableId="68237870">
-    <w:abstractNumId w:val="1"/>
+  <w:num w:numId="4" w16cid:durableId="173155594">
+    <w:abstractNumId w:val="7"/>
   </w:num>
-  <w:num w:numId="4" w16cid:durableId="173155594">
+  <w:num w:numId="5" w16cid:durableId="738333920">
     <w:abstractNumId w:val="5"/>
   </w:num>
-  <w:num w:numId="5" w16cid:durableId="738333920">
+  <w:num w:numId="6" w16cid:durableId="1932546618">
     <w:abstractNumId w:val="4"/>
   </w:num>
-  <w:num w:numId="6" w16cid:durableId="1932546618">
-    <w:abstractNumId w:val="3"/>
+  <w:num w:numId="7" w16cid:durableId="1517114472">
+    <w:abstractNumId w:val="6"/>
+  </w:num>
+  <w:num w:numId="8" w16cid:durableId="909850410">
+    <w:abstractNumId w:val="8"/>
+  </w:num>
+  <w:num w:numId="9" w16cid:durableId="1321539897">
+    <w:abstractNumId w:val="0"/>
   </w:num>
 </w:numbering>
 </file>
@@ -4905,6 +13514,29 @@
       <w:lang w:eastAsia="en-IN"/>
     </w:rPr>
   </w:style>
+  <w:style w:type="paragraph" w:styleId="Heading3">
+    <w:name w:val="heading 3"/>
+    <w:basedOn w:val="Normal"/>
+    <w:next w:val="Normal"/>
+    <w:link w:val="Heading3Char"/>
+    <w:uiPriority w:val="9"/>
+    <w:semiHidden/>
+    <w:unhideWhenUsed/>
+    <w:qFormat/>
+    <w:rsid w:val="008751BF"/>
+    <w:pPr>
+      <w:keepNext/>
+      <w:keepLines/>
+      <w:spacing w:before="40" w:after="0"/>
+      <w:outlineLvl w:val="2"/>
+    </w:pPr>
+    <w:rPr>
+      <w:rFonts w:asciiTheme="majorHAnsi" w:eastAsiaTheme="majorEastAsia" w:hAnsiTheme="majorHAnsi" w:cstheme="majorBidi"/>
+      <w:color w:val="1F3763" w:themeColor="accent1" w:themeShade="7F"/>
+      <w:sz w:val="24"/>
+      <w:szCs w:val="24"/>
+    </w:rPr>
+  </w:style>
   <w:style w:type="character" w:default="1" w:styleId="DefaultParagraphFont">
     <w:name w:val="Default Paragraph Font"/>
     <w:uiPriority w:val="1"/>
@@ -5040,6 +13672,20 @@
     <w:name w:val="ͼm"/>
     <w:basedOn w:val="DefaultParagraphFont"/>
     <w:rsid w:val="00A75AFB"/>
+  </w:style>
+  <w:style w:type="character" w:customStyle="1" w:styleId="Heading3Char">
+    <w:name w:val="Heading 3 Char"/>
+    <w:basedOn w:val="DefaultParagraphFont"/>
+    <w:link w:val="Heading3"/>
+    <w:uiPriority w:val="9"/>
+    <w:semiHidden/>
+    <w:rsid w:val="008751BF"/>
+    <w:rPr>
+      <w:rFonts w:asciiTheme="majorHAnsi" w:eastAsiaTheme="majorEastAsia" w:hAnsiTheme="majorHAnsi" w:cstheme="majorBidi"/>
+      <w:color w:val="1F3763" w:themeColor="accent1" w:themeShade="7F"/>
+      <w:sz w:val="24"/>
+      <w:szCs w:val="24"/>
+    </w:rPr>
   </w:style>
 </w:styles>
 </file>

--- a/sql.docx
+++ b/sql.docx
@@ -4,13 +4,8 @@
   <w:body>
     <w:p>
       <w:r>
-        <w:t xml:space="preserve">create table </w:t>
-      </w:r>
-      <w:proofErr w:type="gramStart"/>
-      <w:r>
-        <w:t>employees(</w:t>
-      </w:r>
-      <w:proofErr w:type="gramEnd"/>
+        <w:t>create table employees(</w:t>
+      </w:r>
     </w:p>
     <w:p>
       <w:r>
@@ -19,28 +14,12 @@
     </w:p>
     <w:p>
       <w:r>
-        <w:t xml:space="preserve">  name </w:t>
-      </w:r>
-      <w:proofErr w:type="gramStart"/>
-      <w:r>
-        <w:t>varchar(</w:t>
-      </w:r>
-      <w:proofErr w:type="gramEnd"/>
-      <w:r>
-        <w:t>50),</w:t>
-      </w:r>
-    </w:p>
-    <w:p>
-      <w:r>
-        <w:t xml:space="preserve">  department </w:t>
-      </w:r>
-      <w:proofErr w:type="gramStart"/>
-      <w:r>
-        <w:t>varchar(</w:t>
-      </w:r>
-      <w:proofErr w:type="gramEnd"/>
-      <w:r>
-        <w:t>10),</w:t>
+        <w:t xml:space="preserve">  name varchar(50),</w:t>
+      </w:r>
+    </w:p>
+    <w:p>
+      <w:r>
+        <w:t xml:space="preserve">  department varchar(10),</w:t>
       </w:r>
     </w:p>
     <w:p>
@@ -54,15 +33,7 @@
     <w:p/>
     <w:p>
       <w:r>
-        <w:t xml:space="preserve">insert into </w:t>
-      </w:r>
-      <w:proofErr w:type="gramStart"/>
-      <w:r>
-        <w:t>employees</w:t>
-      </w:r>
-      <w:proofErr w:type="gramEnd"/>
-      <w:r>
-        <w:t xml:space="preserve"> values</w:t>
+        <w:t>insert into employees values</w:t>
       </w:r>
     </w:p>
     <w:p>
@@ -419,13 +390,8 @@
     </w:p>
     <w:p>
       <w:r>
-        <w:t xml:space="preserve">order by salary </w:t>
-      </w:r>
-      <w:proofErr w:type="spellStart"/>
-      <w:r>
-        <w:t>desc</w:t>
-      </w:r>
-      <w:proofErr w:type="spellEnd"/>
+        <w:t>order by salary desc</w:t>
+      </w:r>
     </w:p>
     <w:p>
       <w:r>
@@ -472,13 +438,8 @@
     </w:p>
     <w:p>
       <w:r>
-        <w:t xml:space="preserve">order by salary </w:t>
-      </w:r>
-      <w:proofErr w:type="spellStart"/>
-      <w:r>
-        <w:t>desc</w:t>
-      </w:r>
-      <w:proofErr w:type="spellEnd"/>
+        <w:t>order by salary desc</w:t>
+      </w:r>
     </w:p>
     <w:p>
       <w:r>
@@ -525,15 +486,7 @@
         <w:pStyle w:val="ListParagraph"/>
       </w:pPr>
       <w:r>
-        <w:t xml:space="preserve">select </w:t>
-      </w:r>
-      <w:proofErr w:type="gramStart"/>
-      <w:r>
-        <w:t>count(</w:t>
-      </w:r>
-      <w:proofErr w:type="gramEnd"/>
-      <w:r>
-        <w:t>*) from employees</w:t>
+        <w:t>select count(*) from employees</w:t>
       </w:r>
     </w:p>
     <w:p>
@@ -578,15 +531,7 @@
         <w:pStyle w:val="ListParagraph"/>
       </w:pPr>
       <w:r>
-        <w:t xml:space="preserve">select </w:t>
-      </w:r>
-      <w:proofErr w:type="spellStart"/>
-      <w:r>
-        <w:t>avg</w:t>
-      </w:r>
-      <w:proofErr w:type="spellEnd"/>
-      <w:r>
-        <w:t>(salary) from employees</w:t>
+        <w:t>select avg(salary) from employees</w:t>
       </w:r>
     </w:p>
     <w:p>
@@ -710,15 +655,7 @@
         <w:pStyle w:val="ListParagraph"/>
       </w:pPr>
       <w:r>
-        <w:t xml:space="preserve">select </w:t>
-      </w:r>
-      <w:proofErr w:type="spellStart"/>
-      <w:r>
-        <w:t>avg</w:t>
-      </w:r>
-      <w:proofErr w:type="spellEnd"/>
-      <w:r>
-        <w:t>(salary) from employees where salary &gt; 40000</w:t>
+        <w:t>select avg(salary) from employees where salary &gt; 40000</w:t>
       </w:r>
     </w:p>
     <w:p>
@@ -822,7 +759,6 @@
           <w:lang w:eastAsia="en-IN"/>
         </w:rPr>
       </w:pPr>
-      <w:proofErr w:type="gramStart"/>
       <w:r>
         <w:rPr>
           <w:rFonts w:ascii="Courier New" w:eastAsia="Times New Roman" w:hAnsi="Courier New" w:cs="Courier New"/>
@@ -830,17 +766,7 @@
           <w:szCs w:val="20"/>
           <w:lang w:eastAsia="en-IN"/>
         </w:rPr>
-        <w:t>COUNT(</w:t>
-      </w:r>
-      <w:proofErr w:type="gramEnd"/>
-      <w:r>
-        <w:rPr>
-          <w:rFonts w:ascii="Courier New" w:eastAsia="Times New Roman" w:hAnsi="Courier New" w:cs="Courier New"/>
-          <w:sz w:val="20"/>
-          <w:szCs w:val="20"/>
-          <w:lang w:eastAsia="en-IN"/>
-        </w:rPr>
-        <w:t>)</w:t>
+        <w:t>COUNT()</w:t>
       </w:r>
       <w:r>
         <w:rPr>
@@ -866,7 +792,6 @@
           <w:lang w:eastAsia="en-IN"/>
         </w:rPr>
       </w:pPr>
-      <w:proofErr w:type="gramStart"/>
       <w:r>
         <w:rPr>
           <w:rFonts w:ascii="Courier New" w:eastAsia="Times New Roman" w:hAnsi="Courier New" w:cs="Courier New"/>
@@ -874,17 +799,7 @@
           <w:szCs w:val="20"/>
           <w:lang w:eastAsia="en-IN"/>
         </w:rPr>
-        <w:t>SUM(</w:t>
-      </w:r>
-      <w:proofErr w:type="gramEnd"/>
-      <w:r>
-        <w:rPr>
-          <w:rFonts w:ascii="Courier New" w:eastAsia="Times New Roman" w:hAnsi="Courier New" w:cs="Courier New"/>
-          <w:sz w:val="20"/>
-          <w:szCs w:val="20"/>
-          <w:lang w:eastAsia="en-IN"/>
-        </w:rPr>
-        <w:t>)</w:t>
+        <w:t>SUM()</w:t>
       </w:r>
       <w:r>
         <w:rPr>
@@ -910,7 +825,6 @@
           <w:lang w:eastAsia="en-IN"/>
         </w:rPr>
       </w:pPr>
-      <w:proofErr w:type="gramStart"/>
       <w:r>
         <w:rPr>
           <w:rFonts w:ascii="Courier New" w:eastAsia="Times New Roman" w:hAnsi="Courier New" w:cs="Courier New"/>
@@ -918,17 +832,7 @@
           <w:szCs w:val="20"/>
           <w:lang w:eastAsia="en-IN"/>
         </w:rPr>
-        <w:t>AVG(</w:t>
-      </w:r>
-      <w:proofErr w:type="gramEnd"/>
-      <w:r>
-        <w:rPr>
-          <w:rFonts w:ascii="Courier New" w:eastAsia="Times New Roman" w:hAnsi="Courier New" w:cs="Courier New"/>
-          <w:sz w:val="20"/>
-          <w:szCs w:val="20"/>
-          <w:lang w:eastAsia="en-IN"/>
-        </w:rPr>
-        <w:t>)</w:t>
+        <w:t>AVG()</w:t>
       </w:r>
       <w:r>
         <w:rPr>
@@ -954,7 +858,6 @@
           <w:lang w:eastAsia="en-IN"/>
         </w:rPr>
       </w:pPr>
-      <w:proofErr w:type="gramStart"/>
       <w:r>
         <w:rPr>
           <w:rFonts w:ascii="Courier New" w:eastAsia="Times New Roman" w:hAnsi="Courier New" w:cs="Courier New"/>
@@ -962,17 +865,7 @@
           <w:szCs w:val="20"/>
           <w:lang w:eastAsia="en-IN"/>
         </w:rPr>
-        <w:t>MIN(</w:t>
-      </w:r>
-      <w:proofErr w:type="gramEnd"/>
-      <w:r>
-        <w:rPr>
-          <w:rFonts w:ascii="Courier New" w:eastAsia="Times New Roman" w:hAnsi="Courier New" w:cs="Courier New"/>
-          <w:sz w:val="20"/>
-          <w:szCs w:val="20"/>
-          <w:lang w:eastAsia="en-IN"/>
-        </w:rPr>
-        <w:t>)</w:t>
+        <w:t>MIN()</w:t>
       </w:r>
       <w:r>
         <w:rPr>
@@ -998,7 +891,6 @@
           <w:lang w:eastAsia="en-IN"/>
         </w:rPr>
       </w:pPr>
-      <w:proofErr w:type="gramStart"/>
       <w:r>
         <w:rPr>
           <w:rFonts w:ascii="Courier New" w:eastAsia="Times New Roman" w:hAnsi="Courier New" w:cs="Courier New"/>
@@ -1006,17 +898,7 @@
           <w:szCs w:val="20"/>
           <w:lang w:eastAsia="en-IN"/>
         </w:rPr>
-        <w:t>MAX(</w:t>
-      </w:r>
-      <w:proofErr w:type="gramEnd"/>
-      <w:r>
-        <w:rPr>
-          <w:rFonts w:ascii="Courier New" w:eastAsia="Times New Roman" w:hAnsi="Courier New" w:cs="Courier New"/>
-          <w:sz w:val="20"/>
-          <w:szCs w:val="20"/>
-          <w:lang w:eastAsia="en-IN"/>
-        </w:rPr>
-        <w:t>)</w:t>
+        <w:t>MAX()</w:t>
       </w:r>
     </w:p>
     <w:p>
@@ -1044,27 +926,7 @@
           <w:szCs w:val="24"/>
           <w:lang w:eastAsia="en-IN"/>
         </w:rPr>
-        <w:t xml:space="preserve">select department, </w:t>
-      </w:r>
-      <w:proofErr w:type="gramStart"/>
-      <w:r>
-        <w:rPr>
-          <w:rFonts w:ascii="Times New Roman" w:eastAsia="Times New Roman" w:hAnsi="Times New Roman" w:cs="Times New Roman"/>
-          <w:sz w:val="24"/>
-          <w:szCs w:val="24"/>
-          <w:lang w:eastAsia="en-IN"/>
-        </w:rPr>
-        <w:t>count(</w:t>
-      </w:r>
-      <w:proofErr w:type="gramEnd"/>
-      <w:r>
-        <w:rPr>
-          <w:rFonts w:ascii="Times New Roman" w:eastAsia="Times New Roman" w:hAnsi="Times New Roman" w:cs="Times New Roman"/>
-          <w:sz w:val="24"/>
-          <w:szCs w:val="24"/>
-          <w:lang w:eastAsia="en-IN"/>
-        </w:rPr>
-        <w:t xml:space="preserve">*) </w:t>
+        <w:t xml:space="preserve">select department, count(*) </w:t>
       </w:r>
     </w:p>
     <w:p>
@@ -1143,19 +1005,8 @@
           <w:szCs w:val="24"/>
           <w:lang w:eastAsia="en-IN"/>
         </w:rPr>
-        <w:t xml:space="preserve">select department, sum(salary) as </w:t>
-      </w:r>
-      <w:proofErr w:type="spellStart"/>
-      <w:r>
-        <w:rPr>
-          <w:rFonts w:ascii="Times New Roman" w:eastAsia="Times New Roman" w:hAnsi="Times New Roman" w:cs="Times New Roman"/>
-          <w:sz w:val="24"/>
-          <w:szCs w:val="24"/>
-          <w:lang w:eastAsia="en-IN"/>
-        </w:rPr>
-        <w:t>total_salary</w:t>
-      </w:r>
-      <w:proofErr w:type="spellEnd"/>
+        <w:t>select department, sum(salary) as total_salary</w:t>
+      </w:r>
     </w:p>
     <w:p>
       <w:pPr>
@@ -1233,39 +1084,8 @@
           <w:szCs w:val="24"/>
           <w:lang w:eastAsia="en-IN"/>
         </w:rPr>
-        <w:t xml:space="preserve">select department, </w:t>
-      </w:r>
-      <w:proofErr w:type="spellStart"/>
-      <w:r>
-        <w:rPr>
-          <w:rFonts w:ascii="Times New Roman" w:eastAsia="Times New Roman" w:hAnsi="Times New Roman" w:cs="Times New Roman"/>
-          <w:sz w:val="24"/>
-          <w:szCs w:val="24"/>
-          <w:lang w:eastAsia="en-IN"/>
-        </w:rPr>
-        <w:t>avg</w:t>
-      </w:r>
-      <w:proofErr w:type="spellEnd"/>
-      <w:r>
-        <w:rPr>
-          <w:rFonts w:ascii="Times New Roman" w:eastAsia="Times New Roman" w:hAnsi="Times New Roman" w:cs="Times New Roman"/>
-          <w:sz w:val="24"/>
-          <w:szCs w:val="24"/>
-          <w:lang w:eastAsia="en-IN"/>
-        </w:rPr>
-        <w:t xml:space="preserve">(salary) as </w:t>
-      </w:r>
-      <w:proofErr w:type="spellStart"/>
-      <w:r>
-        <w:rPr>
-          <w:rFonts w:ascii="Times New Roman" w:eastAsia="Times New Roman" w:hAnsi="Times New Roman" w:cs="Times New Roman"/>
-          <w:sz w:val="24"/>
-          <w:szCs w:val="24"/>
-          <w:lang w:eastAsia="en-IN"/>
-        </w:rPr>
-        <w:t>avg_salary</w:t>
-      </w:r>
-      <w:proofErr w:type="spellEnd"/>
+        <w:t>select department, avg(salary) as avg_salary</w:t>
+      </w:r>
     </w:p>
     <w:p>
       <w:pPr>
@@ -1354,19 +1174,8 @@
           <w:szCs w:val="24"/>
           <w:lang w:eastAsia="en-IN"/>
         </w:rPr>
-        <w:t xml:space="preserve">select department, max(salary) as </w:t>
-      </w:r>
-      <w:proofErr w:type="spellStart"/>
-      <w:r>
-        <w:rPr>
-          <w:rFonts w:ascii="Times New Roman" w:eastAsia="Times New Roman" w:hAnsi="Times New Roman" w:cs="Times New Roman"/>
-          <w:sz w:val="24"/>
-          <w:szCs w:val="24"/>
-          <w:lang w:eastAsia="en-IN"/>
-        </w:rPr>
-        <w:t>max_salary</w:t>
-      </w:r>
-      <w:proofErr w:type="spellEnd"/>
+        <w:t>select department, max(salary) as max_salary</w:t>
+      </w:r>
     </w:p>
     <w:p>
       <w:pPr>
@@ -1455,19 +1264,8 @@
           <w:szCs w:val="24"/>
           <w:lang w:eastAsia="en-IN"/>
         </w:rPr>
-        <w:t xml:space="preserve">select department, min(salary) as </w:t>
-      </w:r>
-      <w:proofErr w:type="spellStart"/>
-      <w:r>
-        <w:rPr>
-          <w:rFonts w:ascii="Times New Roman" w:eastAsia="Times New Roman" w:hAnsi="Times New Roman" w:cs="Times New Roman"/>
-          <w:sz w:val="24"/>
-          <w:szCs w:val="24"/>
-          <w:lang w:eastAsia="en-IN"/>
-        </w:rPr>
-        <w:t>min_salary</w:t>
-      </w:r>
-      <w:proofErr w:type="spellEnd"/>
+        <w:t>select department, min(salary) as min_salary</w:t>
+      </w:r>
     </w:p>
     <w:p>
       <w:pPr>
@@ -1754,39 +1552,8 @@
           <w:szCs w:val="24"/>
           <w:lang w:eastAsia="en-IN"/>
         </w:rPr>
-        <w:t xml:space="preserve">select department, </w:t>
-      </w:r>
-      <w:proofErr w:type="gramStart"/>
-      <w:r>
-        <w:rPr>
-          <w:rFonts w:ascii="Times New Roman" w:eastAsia="Times New Roman" w:hAnsi="Times New Roman" w:cs="Times New Roman"/>
-          <w:sz w:val="24"/>
-          <w:szCs w:val="24"/>
-          <w:lang w:eastAsia="en-IN"/>
-        </w:rPr>
-        <w:t>count(</w:t>
-      </w:r>
-      <w:proofErr w:type="gramEnd"/>
-      <w:r>
-        <w:rPr>
-          <w:rFonts w:ascii="Times New Roman" w:eastAsia="Times New Roman" w:hAnsi="Times New Roman" w:cs="Times New Roman"/>
-          <w:sz w:val="24"/>
-          <w:szCs w:val="24"/>
-          <w:lang w:eastAsia="en-IN"/>
-        </w:rPr>
-        <w:t xml:space="preserve">*) as </w:t>
-      </w:r>
-      <w:proofErr w:type="spellStart"/>
-      <w:r>
-        <w:rPr>
-          <w:rFonts w:ascii="Times New Roman" w:eastAsia="Times New Roman" w:hAnsi="Times New Roman" w:cs="Times New Roman"/>
-          <w:sz w:val="24"/>
-          <w:szCs w:val="24"/>
-          <w:lang w:eastAsia="en-IN"/>
-        </w:rPr>
-        <w:t>total_members</w:t>
-      </w:r>
-      <w:proofErr w:type="spellEnd"/>
+        <w:t>select department, count(*) as total_members</w:t>
+      </w:r>
     </w:p>
     <w:p>
       <w:pPr>
@@ -1845,27 +1612,7 @@
           <w:szCs w:val="24"/>
           <w:lang w:eastAsia="en-IN"/>
         </w:rPr>
-        <w:t xml:space="preserve">having </w:t>
-      </w:r>
-      <w:proofErr w:type="gramStart"/>
-      <w:r>
-        <w:rPr>
-          <w:rFonts w:ascii="Times New Roman" w:eastAsia="Times New Roman" w:hAnsi="Times New Roman" w:cs="Times New Roman"/>
-          <w:sz w:val="24"/>
-          <w:szCs w:val="24"/>
-          <w:lang w:eastAsia="en-IN"/>
-        </w:rPr>
-        <w:t>count(</w:t>
-      </w:r>
-      <w:proofErr w:type="gramEnd"/>
-      <w:r>
-        <w:rPr>
-          <w:rFonts w:ascii="Times New Roman" w:eastAsia="Times New Roman" w:hAnsi="Times New Roman" w:cs="Times New Roman"/>
-          <w:sz w:val="24"/>
-          <w:szCs w:val="24"/>
-          <w:lang w:eastAsia="en-IN"/>
-        </w:rPr>
-        <w:t>*) &gt; 1</w:t>
+        <w:t>having count(*) &gt; 1</w:t>
       </w:r>
     </w:p>
     <w:p>
@@ -1904,39 +1651,8 @@
           <w:szCs w:val="24"/>
           <w:lang w:eastAsia="en-IN"/>
         </w:rPr>
-        <w:t xml:space="preserve">select department, </w:t>
-      </w:r>
-      <w:proofErr w:type="spellStart"/>
-      <w:r>
-        <w:rPr>
-          <w:rFonts w:ascii="Times New Roman" w:eastAsia="Times New Roman" w:hAnsi="Times New Roman" w:cs="Times New Roman"/>
-          <w:sz w:val="24"/>
-          <w:szCs w:val="24"/>
-          <w:lang w:eastAsia="en-IN"/>
-        </w:rPr>
-        <w:t>avg</w:t>
-      </w:r>
-      <w:proofErr w:type="spellEnd"/>
-      <w:r>
-        <w:rPr>
-          <w:rFonts w:ascii="Times New Roman" w:eastAsia="Times New Roman" w:hAnsi="Times New Roman" w:cs="Times New Roman"/>
-          <w:sz w:val="24"/>
-          <w:szCs w:val="24"/>
-          <w:lang w:eastAsia="en-IN"/>
-        </w:rPr>
-        <w:t xml:space="preserve">(salary) as </w:t>
-      </w:r>
-      <w:proofErr w:type="spellStart"/>
-      <w:r>
-        <w:rPr>
-          <w:rFonts w:ascii="Times New Roman" w:eastAsia="Times New Roman" w:hAnsi="Times New Roman" w:cs="Times New Roman"/>
-          <w:sz w:val="24"/>
-          <w:szCs w:val="24"/>
-          <w:lang w:eastAsia="en-IN"/>
-        </w:rPr>
-        <w:t>avg_salary</w:t>
-      </w:r>
-      <w:proofErr w:type="spellEnd"/>
+        <w:t>select department, avg(salary) as avg_salary</w:t>
+      </w:r>
     </w:p>
     <w:p>
       <w:pPr>
@@ -1996,27 +1712,7 @@
           <w:szCs w:val="24"/>
           <w:lang w:eastAsia="en-IN"/>
         </w:rPr>
-        <w:t xml:space="preserve">having </w:t>
-      </w:r>
-      <w:proofErr w:type="spellStart"/>
-      <w:r>
-        <w:rPr>
-          <w:rFonts w:ascii="Times New Roman" w:eastAsia="Times New Roman" w:hAnsi="Times New Roman" w:cs="Times New Roman"/>
-          <w:sz w:val="24"/>
-          <w:szCs w:val="24"/>
-          <w:lang w:eastAsia="en-IN"/>
-        </w:rPr>
-        <w:t>avg</w:t>
-      </w:r>
-      <w:proofErr w:type="spellEnd"/>
-      <w:r>
-        <w:rPr>
-          <w:rFonts w:ascii="Times New Roman" w:eastAsia="Times New Roman" w:hAnsi="Times New Roman" w:cs="Times New Roman"/>
-          <w:sz w:val="24"/>
-          <w:szCs w:val="24"/>
-          <w:lang w:eastAsia="en-IN"/>
-        </w:rPr>
-        <w:t>(salary) &gt; 50000</w:t>
+        <w:t>having avg(salary) &gt; 50000</w:t>
       </w:r>
     </w:p>
     <w:p>
@@ -2055,19 +1751,8 @@
           <w:szCs w:val="24"/>
           <w:lang w:eastAsia="en-IN"/>
         </w:rPr>
-        <w:t xml:space="preserve">select department, max(salary) as </w:t>
-      </w:r>
-      <w:proofErr w:type="spellStart"/>
-      <w:r>
-        <w:rPr>
-          <w:rFonts w:ascii="Times New Roman" w:eastAsia="Times New Roman" w:hAnsi="Times New Roman" w:cs="Times New Roman"/>
-          <w:sz w:val="24"/>
-          <w:szCs w:val="24"/>
-          <w:lang w:eastAsia="en-IN"/>
-        </w:rPr>
-        <w:t>max_salary</w:t>
-      </w:r>
-      <w:proofErr w:type="spellEnd"/>
+        <w:t>select department, max(salary) as max_salary</w:t>
+      </w:r>
     </w:p>
     <w:p>
       <w:pPr>
@@ -2165,19 +1850,8 @@
           <w:szCs w:val="24"/>
           <w:lang w:eastAsia="en-IN"/>
         </w:rPr>
-        <w:t xml:space="preserve">select department, sum(salary) as </w:t>
-      </w:r>
-      <w:proofErr w:type="spellStart"/>
-      <w:r>
-        <w:rPr>
-          <w:rFonts w:ascii="Times New Roman" w:eastAsia="Times New Roman" w:hAnsi="Times New Roman" w:cs="Times New Roman"/>
-          <w:sz w:val="24"/>
-          <w:szCs w:val="24"/>
-          <w:lang w:eastAsia="en-IN"/>
-        </w:rPr>
-        <w:t>total_salary</w:t>
-      </w:r>
-      <w:proofErr w:type="spellEnd"/>
+        <w:t>select department, sum(salary) as total_salary</w:t>
+      </w:r>
     </w:p>
     <w:p>
       <w:pPr>
@@ -2275,39 +1949,8 @@
           <w:szCs w:val="24"/>
           <w:lang w:eastAsia="en-IN"/>
         </w:rPr>
-        <w:t xml:space="preserve">select department, </w:t>
-      </w:r>
-      <w:proofErr w:type="gramStart"/>
-      <w:r>
-        <w:rPr>
-          <w:rFonts w:ascii="Times New Roman" w:eastAsia="Times New Roman" w:hAnsi="Times New Roman" w:cs="Times New Roman"/>
-          <w:sz w:val="24"/>
-          <w:szCs w:val="24"/>
-          <w:lang w:eastAsia="en-IN"/>
-        </w:rPr>
-        <w:t>count(</w:t>
-      </w:r>
-      <w:proofErr w:type="gramEnd"/>
-      <w:r>
-        <w:rPr>
-          <w:rFonts w:ascii="Times New Roman" w:eastAsia="Times New Roman" w:hAnsi="Times New Roman" w:cs="Times New Roman"/>
-          <w:sz w:val="24"/>
-          <w:szCs w:val="24"/>
-          <w:lang w:eastAsia="en-IN"/>
-        </w:rPr>
-        <w:t xml:space="preserve">*) as </w:t>
-      </w:r>
-      <w:proofErr w:type="spellStart"/>
-      <w:r>
-        <w:rPr>
-          <w:rFonts w:ascii="Times New Roman" w:eastAsia="Times New Roman" w:hAnsi="Times New Roman" w:cs="Times New Roman"/>
-          <w:sz w:val="24"/>
-          <w:szCs w:val="24"/>
-          <w:lang w:eastAsia="en-IN"/>
-        </w:rPr>
-        <w:t>total_employees</w:t>
-      </w:r>
-      <w:proofErr w:type="spellEnd"/>
+        <w:t>select department, count(*) as total_employees</w:t>
+      </w:r>
     </w:p>
     <w:p>
       <w:pPr>
@@ -2366,27 +2009,7 @@
           <w:szCs w:val="24"/>
           <w:lang w:eastAsia="en-IN"/>
         </w:rPr>
-        <w:t xml:space="preserve">having </w:t>
-      </w:r>
-      <w:proofErr w:type="gramStart"/>
-      <w:r>
-        <w:rPr>
-          <w:rFonts w:ascii="Times New Roman" w:eastAsia="Times New Roman" w:hAnsi="Times New Roman" w:cs="Times New Roman"/>
-          <w:sz w:val="24"/>
-          <w:szCs w:val="24"/>
-          <w:lang w:eastAsia="en-IN"/>
-        </w:rPr>
-        <w:t>count(</w:t>
-      </w:r>
-      <w:proofErr w:type="gramEnd"/>
-      <w:r>
-        <w:rPr>
-          <w:rFonts w:ascii="Times New Roman" w:eastAsia="Times New Roman" w:hAnsi="Times New Roman" w:cs="Times New Roman"/>
-          <w:sz w:val="24"/>
-          <w:szCs w:val="24"/>
-          <w:lang w:eastAsia="en-IN"/>
-        </w:rPr>
-        <w:t>*) = 2</w:t>
+        <w:t>having count(*) = 2</w:t>
       </w:r>
     </w:p>
     <w:p>
@@ -2553,23 +2176,7 @@
         <w:t>TABLE</w:t>
       </w:r>
       <w:r>
-        <w:t xml:space="preserve"> departments </w:t>
-      </w:r>
-      <w:proofErr w:type="gramStart"/>
-      <w:r>
-        <w:t xml:space="preserve">( </w:t>
-      </w:r>
-      <w:proofErr w:type="spellStart"/>
-      <w:r>
-        <w:t>dept</w:t>
-      </w:r>
-      <w:proofErr w:type="gramEnd"/>
-      <w:r>
-        <w:t>_id</w:t>
-      </w:r>
-      <w:proofErr w:type="spellEnd"/>
-      <w:r>
-        <w:t xml:space="preserve"> </w:t>
+        <w:t xml:space="preserve"> departments ( dept_id </w:t>
       </w:r>
       <w:r>
         <w:rPr>
@@ -2736,107 +2343,47 @@
           <w:szCs w:val="24"/>
           <w:lang w:eastAsia="en-IN"/>
         </w:rPr>
-        <w:t xml:space="preserve">    </w:t>
-      </w:r>
-      <w:proofErr w:type="spellStart"/>
-      <w:r>
-        <w:rPr>
-          <w:rFonts w:ascii="Times New Roman" w:eastAsia="Times New Roman" w:hAnsi="Times New Roman" w:cs="Times New Roman"/>
-          <w:sz w:val="24"/>
-          <w:szCs w:val="24"/>
-          <w:lang w:eastAsia="en-IN"/>
-        </w:rPr>
-        <w:t>emp_id</w:t>
-      </w:r>
-      <w:proofErr w:type="spellEnd"/>
-      <w:r>
-        <w:rPr>
-          <w:rFonts w:ascii="Times New Roman" w:eastAsia="Times New Roman" w:hAnsi="Times New Roman" w:cs="Times New Roman"/>
-          <w:sz w:val="24"/>
-          <w:szCs w:val="24"/>
-          <w:lang w:eastAsia="en-IN"/>
-        </w:rPr>
-        <w:t xml:space="preserve"> INT,</w:t>
-      </w:r>
-    </w:p>
-    <w:p>
-      <w:pPr>
-        <w:spacing w:before="100" w:beforeAutospacing="1" w:after="100" w:afterAutospacing="1" w:line="240" w:lineRule="auto"/>
-        <w:rPr>
-          <w:rFonts w:ascii="Times New Roman" w:eastAsia="Times New Roman" w:hAnsi="Times New Roman" w:cs="Times New Roman"/>
-          <w:sz w:val="24"/>
-          <w:szCs w:val="24"/>
-          <w:lang w:eastAsia="en-IN"/>
-        </w:rPr>
-      </w:pPr>
-      <w:r>
-        <w:rPr>
-          <w:rFonts w:ascii="Times New Roman" w:eastAsia="Times New Roman" w:hAnsi="Times New Roman" w:cs="Times New Roman"/>
-          <w:sz w:val="24"/>
-          <w:szCs w:val="24"/>
-          <w:lang w:eastAsia="en-IN"/>
-        </w:rPr>
-        <w:t xml:space="preserve">    name </w:t>
-      </w:r>
-      <w:proofErr w:type="gramStart"/>
-      <w:r>
-        <w:rPr>
-          <w:rFonts w:ascii="Times New Roman" w:eastAsia="Times New Roman" w:hAnsi="Times New Roman" w:cs="Times New Roman"/>
-          <w:sz w:val="24"/>
-          <w:szCs w:val="24"/>
-          <w:lang w:eastAsia="en-IN"/>
-        </w:rPr>
-        <w:t>VARCHAR(</w:t>
-      </w:r>
-      <w:proofErr w:type="gramEnd"/>
-      <w:r>
-        <w:rPr>
-          <w:rFonts w:ascii="Times New Roman" w:eastAsia="Times New Roman" w:hAnsi="Times New Roman" w:cs="Times New Roman"/>
-          <w:sz w:val="24"/>
-          <w:szCs w:val="24"/>
-          <w:lang w:eastAsia="en-IN"/>
-        </w:rPr>
-        <w:t>30),</w:t>
-      </w:r>
-    </w:p>
-    <w:p>
-      <w:pPr>
-        <w:spacing w:before="100" w:beforeAutospacing="1" w:after="100" w:afterAutospacing="1" w:line="240" w:lineRule="auto"/>
-        <w:rPr>
-          <w:rFonts w:ascii="Times New Roman" w:eastAsia="Times New Roman" w:hAnsi="Times New Roman" w:cs="Times New Roman"/>
-          <w:sz w:val="24"/>
-          <w:szCs w:val="24"/>
-          <w:lang w:eastAsia="en-IN"/>
-        </w:rPr>
-      </w:pPr>
-      <w:r>
-        <w:rPr>
-          <w:rFonts w:ascii="Times New Roman" w:eastAsia="Times New Roman" w:hAnsi="Times New Roman" w:cs="Times New Roman"/>
-          <w:sz w:val="24"/>
-          <w:szCs w:val="24"/>
-          <w:lang w:eastAsia="en-IN"/>
-        </w:rPr>
-        <w:t xml:space="preserve">    </w:t>
-      </w:r>
-      <w:proofErr w:type="spellStart"/>
-      <w:r>
-        <w:rPr>
-          <w:rFonts w:ascii="Times New Roman" w:eastAsia="Times New Roman" w:hAnsi="Times New Roman" w:cs="Times New Roman"/>
-          <w:sz w:val="24"/>
-          <w:szCs w:val="24"/>
-          <w:lang w:eastAsia="en-IN"/>
-        </w:rPr>
-        <w:t>dept_id</w:t>
-      </w:r>
-      <w:proofErr w:type="spellEnd"/>
-      <w:r>
-        <w:rPr>
-          <w:rFonts w:ascii="Times New Roman" w:eastAsia="Times New Roman" w:hAnsi="Times New Roman" w:cs="Times New Roman"/>
-          <w:sz w:val="24"/>
-          <w:szCs w:val="24"/>
-          <w:lang w:eastAsia="en-IN"/>
-        </w:rPr>
-        <w:t xml:space="preserve"> INT</w:t>
+        <w:t xml:space="preserve">    emp_id INT,</w:t>
+      </w:r>
+    </w:p>
+    <w:p>
+      <w:pPr>
+        <w:spacing w:before="100" w:beforeAutospacing="1" w:after="100" w:afterAutospacing="1" w:line="240" w:lineRule="auto"/>
+        <w:rPr>
+          <w:rFonts w:ascii="Times New Roman" w:eastAsia="Times New Roman" w:hAnsi="Times New Roman" w:cs="Times New Roman"/>
+          <w:sz w:val="24"/>
+          <w:szCs w:val="24"/>
+          <w:lang w:eastAsia="en-IN"/>
+        </w:rPr>
+      </w:pPr>
+      <w:r>
+        <w:rPr>
+          <w:rFonts w:ascii="Times New Roman" w:eastAsia="Times New Roman" w:hAnsi="Times New Roman" w:cs="Times New Roman"/>
+          <w:sz w:val="24"/>
+          <w:szCs w:val="24"/>
+          <w:lang w:eastAsia="en-IN"/>
+        </w:rPr>
+        <w:t xml:space="preserve">    name VARCHAR(30),</w:t>
+      </w:r>
+    </w:p>
+    <w:p>
+      <w:pPr>
+        <w:spacing w:before="100" w:beforeAutospacing="1" w:after="100" w:afterAutospacing="1" w:line="240" w:lineRule="auto"/>
+        <w:rPr>
+          <w:rFonts w:ascii="Times New Roman" w:eastAsia="Times New Roman" w:hAnsi="Times New Roman" w:cs="Times New Roman"/>
+          <w:sz w:val="24"/>
+          <w:szCs w:val="24"/>
+          <w:lang w:eastAsia="en-IN"/>
+        </w:rPr>
+      </w:pPr>
+      <w:r>
+        <w:rPr>
+          <w:rFonts w:ascii="Times New Roman" w:eastAsia="Times New Roman" w:hAnsi="Times New Roman" w:cs="Times New Roman"/>
+          <w:sz w:val="24"/>
+          <w:szCs w:val="24"/>
+          <w:lang w:eastAsia="en-IN"/>
+        </w:rPr>
+        <w:t xml:space="preserve">    dept_id INT</w:t>
       </w:r>
     </w:p>
     <w:p>
@@ -3132,15 +2679,7 @@
         <w:pStyle w:val="NormalWeb"/>
       </w:pPr>
       <w:r>
-        <w:t xml:space="preserve">Matching + </w:t>
-      </w:r>
-      <w:proofErr w:type="gramStart"/>
-      <w:r>
-        <w:t>Non-matching</w:t>
-      </w:r>
-      <w:proofErr w:type="gramEnd"/>
-      <w:r>
-        <w:t xml:space="preserve"> rows</w:t>
+        <w:t>Matching + Non-matching rows</w:t>
       </w:r>
     </w:p>
     <w:p>
@@ -3179,21 +2718,8 @@
           <w:szCs w:val="24"/>
           <w:lang w:eastAsia="en-IN"/>
         </w:rPr>
-        <w:t xml:space="preserve">select e.name, </w:t>
-      </w:r>
-      <w:proofErr w:type="spellStart"/>
-      <w:proofErr w:type="gramStart"/>
-      <w:r>
-        <w:rPr>
-          <w:rFonts w:ascii="Times New Roman" w:eastAsia="Times New Roman" w:hAnsi="Times New Roman" w:cs="Times New Roman"/>
-          <w:sz w:val="24"/>
-          <w:szCs w:val="24"/>
-          <w:lang w:eastAsia="en-IN"/>
-        </w:rPr>
-        <w:t>d.department</w:t>
-      </w:r>
-      <w:proofErr w:type="spellEnd"/>
-      <w:proofErr w:type="gramEnd"/>
+        <w:t>select e.name, d.department</w:t>
+      </w:r>
     </w:p>
     <w:p>
       <w:pPr>
@@ -3252,50 +2778,8 @@
           <w:szCs w:val="24"/>
           <w:lang w:eastAsia="en-IN"/>
         </w:rPr>
-        <w:t xml:space="preserve">on </w:t>
-      </w:r>
-      <w:proofErr w:type="spellStart"/>
-      <w:proofErr w:type="gramStart"/>
-      <w:r>
-        <w:rPr>
-          <w:rFonts w:ascii="Times New Roman" w:eastAsia="Times New Roman" w:hAnsi="Times New Roman" w:cs="Times New Roman"/>
-          <w:sz w:val="24"/>
-          <w:szCs w:val="24"/>
-          <w:lang w:eastAsia="en-IN"/>
-        </w:rPr>
-        <w:t>e.dept</w:t>
-      </w:r>
-      <w:proofErr w:type="gramEnd"/>
-      <w:r>
-        <w:rPr>
-          <w:rFonts w:ascii="Times New Roman" w:eastAsia="Times New Roman" w:hAnsi="Times New Roman" w:cs="Times New Roman"/>
-          <w:sz w:val="24"/>
-          <w:szCs w:val="24"/>
-          <w:lang w:eastAsia="en-IN"/>
-        </w:rPr>
-        <w:t>_id</w:t>
-      </w:r>
-      <w:proofErr w:type="spellEnd"/>
-      <w:r>
-        <w:rPr>
-          <w:rFonts w:ascii="Times New Roman" w:eastAsia="Times New Roman" w:hAnsi="Times New Roman" w:cs="Times New Roman"/>
-          <w:sz w:val="24"/>
-          <w:szCs w:val="24"/>
-          <w:lang w:eastAsia="en-IN"/>
-        </w:rPr>
-        <w:t xml:space="preserve"> = </w:t>
-      </w:r>
-      <w:proofErr w:type="spellStart"/>
-      <w:r>
-        <w:rPr>
-          <w:rFonts w:ascii="Times New Roman" w:eastAsia="Times New Roman" w:hAnsi="Times New Roman" w:cs="Times New Roman"/>
-          <w:sz w:val="24"/>
-          <w:szCs w:val="24"/>
-          <w:lang w:eastAsia="en-IN"/>
-        </w:rPr>
-        <w:t>d.dept_id</w:t>
-      </w:r>
-      <w:proofErr w:type="spellEnd"/>
+        <w:t>on e.dept_id = d.dept_id</w:t>
+      </w:r>
     </w:p>
     <w:p>
       <w:pPr>
@@ -3333,21 +2817,8 @@
           <w:szCs w:val="24"/>
           <w:lang w:eastAsia="en-IN"/>
         </w:rPr>
-        <w:t xml:space="preserve">select e.name, </w:t>
-      </w:r>
-      <w:proofErr w:type="spellStart"/>
-      <w:proofErr w:type="gramStart"/>
-      <w:r>
-        <w:rPr>
-          <w:rFonts w:ascii="Times New Roman" w:eastAsia="Times New Roman" w:hAnsi="Times New Roman" w:cs="Times New Roman"/>
-          <w:sz w:val="24"/>
-          <w:szCs w:val="24"/>
-          <w:lang w:eastAsia="en-IN"/>
-        </w:rPr>
-        <w:t>d.department</w:t>
-      </w:r>
-      <w:proofErr w:type="spellEnd"/>
-      <w:proofErr w:type="gramEnd"/>
+        <w:t>select e.name, d.department</w:t>
+      </w:r>
     </w:p>
     <w:p>
       <w:pPr>
@@ -3406,50 +2877,8 @@
           <w:szCs w:val="24"/>
           <w:lang w:eastAsia="en-IN"/>
         </w:rPr>
-        <w:t xml:space="preserve">on </w:t>
-      </w:r>
-      <w:proofErr w:type="spellStart"/>
-      <w:proofErr w:type="gramStart"/>
-      <w:r>
-        <w:rPr>
-          <w:rFonts w:ascii="Times New Roman" w:eastAsia="Times New Roman" w:hAnsi="Times New Roman" w:cs="Times New Roman"/>
-          <w:sz w:val="24"/>
-          <w:szCs w:val="24"/>
-          <w:lang w:eastAsia="en-IN"/>
-        </w:rPr>
-        <w:t>e.dept</w:t>
-      </w:r>
-      <w:proofErr w:type="gramEnd"/>
-      <w:r>
-        <w:rPr>
-          <w:rFonts w:ascii="Times New Roman" w:eastAsia="Times New Roman" w:hAnsi="Times New Roman" w:cs="Times New Roman"/>
-          <w:sz w:val="24"/>
-          <w:szCs w:val="24"/>
-          <w:lang w:eastAsia="en-IN"/>
-        </w:rPr>
-        <w:t>_id</w:t>
-      </w:r>
-      <w:proofErr w:type="spellEnd"/>
-      <w:r>
-        <w:rPr>
-          <w:rFonts w:ascii="Times New Roman" w:eastAsia="Times New Roman" w:hAnsi="Times New Roman" w:cs="Times New Roman"/>
-          <w:sz w:val="24"/>
-          <w:szCs w:val="24"/>
-          <w:lang w:eastAsia="en-IN"/>
-        </w:rPr>
-        <w:t xml:space="preserve"> = </w:t>
-      </w:r>
-      <w:proofErr w:type="spellStart"/>
-      <w:r>
-        <w:rPr>
-          <w:rFonts w:ascii="Times New Roman" w:eastAsia="Times New Roman" w:hAnsi="Times New Roman" w:cs="Times New Roman"/>
-          <w:sz w:val="24"/>
-          <w:szCs w:val="24"/>
-          <w:lang w:eastAsia="en-IN"/>
-        </w:rPr>
-        <w:t>d.dept_id</w:t>
-      </w:r>
-      <w:proofErr w:type="spellEnd"/>
+        <w:t>on e.dept_id = d.dept_id</w:t>
+      </w:r>
     </w:p>
     <w:p>
       <w:pPr>
@@ -3477,21 +2906,8 @@
           <w:lang w:eastAsia="en-IN"/>
         </w:rPr>
         <w:lastRenderedPageBreak/>
-        <w:t xml:space="preserve">select e.name, </w:t>
-      </w:r>
-      <w:proofErr w:type="spellStart"/>
-      <w:proofErr w:type="gramStart"/>
-      <w:r>
-        <w:rPr>
-          <w:rFonts w:ascii="Times New Roman" w:eastAsia="Times New Roman" w:hAnsi="Times New Roman" w:cs="Times New Roman"/>
-          <w:sz w:val="24"/>
-          <w:szCs w:val="24"/>
-          <w:lang w:eastAsia="en-IN"/>
-        </w:rPr>
-        <w:t>d.department</w:t>
-      </w:r>
-      <w:proofErr w:type="spellEnd"/>
-      <w:proofErr w:type="gramEnd"/>
+        <w:t>select e.name, d.department</w:t>
+      </w:r>
     </w:p>
     <w:p>
       <w:pPr>
@@ -3550,50 +2966,8 @@
           <w:szCs w:val="24"/>
           <w:lang w:eastAsia="en-IN"/>
         </w:rPr>
-        <w:t xml:space="preserve">on </w:t>
-      </w:r>
-      <w:proofErr w:type="spellStart"/>
-      <w:proofErr w:type="gramStart"/>
-      <w:r>
-        <w:rPr>
-          <w:rFonts w:ascii="Times New Roman" w:eastAsia="Times New Roman" w:hAnsi="Times New Roman" w:cs="Times New Roman"/>
-          <w:sz w:val="24"/>
-          <w:szCs w:val="24"/>
-          <w:lang w:eastAsia="en-IN"/>
-        </w:rPr>
-        <w:t>d.dept</w:t>
-      </w:r>
-      <w:proofErr w:type="gramEnd"/>
-      <w:r>
-        <w:rPr>
-          <w:rFonts w:ascii="Times New Roman" w:eastAsia="Times New Roman" w:hAnsi="Times New Roman" w:cs="Times New Roman"/>
-          <w:sz w:val="24"/>
-          <w:szCs w:val="24"/>
-          <w:lang w:eastAsia="en-IN"/>
-        </w:rPr>
-        <w:t>_id</w:t>
-      </w:r>
-      <w:proofErr w:type="spellEnd"/>
-      <w:r>
-        <w:rPr>
-          <w:rFonts w:ascii="Times New Roman" w:eastAsia="Times New Roman" w:hAnsi="Times New Roman" w:cs="Times New Roman"/>
-          <w:sz w:val="24"/>
-          <w:szCs w:val="24"/>
-          <w:lang w:eastAsia="en-IN"/>
-        </w:rPr>
-        <w:t xml:space="preserve"> = </w:t>
-      </w:r>
-      <w:proofErr w:type="spellStart"/>
-      <w:r>
-        <w:rPr>
-          <w:rFonts w:ascii="Times New Roman" w:eastAsia="Times New Roman" w:hAnsi="Times New Roman" w:cs="Times New Roman"/>
-          <w:sz w:val="24"/>
-          <w:szCs w:val="24"/>
-          <w:lang w:eastAsia="en-IN"/>
-        </w:rPr>
-        <w:t>e.dept_id</w:t>
-      </w:r>
-      <w:proofErr w:type="spellEnd"/>
+        <w:t>on d.dept_id = e.dept_id</w:t>
+      </w:r>
     </w:p>
     <w:p>
       <w:pPr>
@@ -3644,79 +3018,35 @@
           <w:lang w:eastAsia="en-IN"/>
         </w:rPr>
       </w:pPr>
-      <w:proofErr w:type="spellStart"/>
-      <w:r>
-        <w:rPr>
-          <w:rFonts w:ascii="Times New Roman" w:eastAsia="Times New Roman" w:hAnsi="Times New Roman" w:cs="Times New Roman"/>
-          <w:sz w:val="24"/>
-          <w:szCs w:val="24"/>
-          <w:lang w:eastAsia="en-IN"/>
-        </w:rPr>
-        <w:t>d.department</w:t>
-      </w:r>
-      <w:proofErr w:type="spellEnd"/>
-      <w:r>
-        <w:rPr>
-          <w:rFonts w:ascii="Times New Roman" w:eastAsia="Times New Roman" w:hAnsi="Times New Roman" w:cs="Times New Roman"/>
-          <w:sz w:val="24"/>
-          <w:szCs w:val="24"/>
-          <w:lang w:eastAsia="en-IN"/>
-        </w:rPr>
-        <w:t>,</w:t>
-      </w:r>
-    </w:p>
-    <w:p>
-      <w:pPr>
-        <w:spacing w:before="100" w:beforeAutospacing="1" w:after="100" w:afterAutospacing="1" w:line="240" w:lineRule="auto"/>
-        <w:rPr>
-          <w:rFonts w:ascii="Times New Roman" w:eastAsia="Times New Roman" w:hAnsi="Times New Roman" w:cs="Times New Roman"/>
-          <w:sz w:val="24"/>
-          <w:szCs w:val="24"/>
-          <w:lang w:eastAsia="en-IN"/>
-        </w:rPr>
-      </w:pPr>
-      <w:proofErr w:type="gramStart"/>
-      <w:r>
-        <w:rPr>
-          <w:rFonts w:ascii="Times New Roman" w:eastAsia="Times New Roman" w:hAnsi="Times New Roman" w:cs="Times New Roman"/>
-          <w:sz w:val="24"/>
-          <w:szCs w:val="24"/>
-          <w:lang w:eastAsia="en-IN"/>
-        </w:rPr>
-        <w:t>COUNT(</w:t>
-      </w:r>
-      <w:proofErr w:type="spellStart"/>
-      <w:proofErr w:type="gramEnd"/>
-      <w:r>
-        <w:rPr>
-          <w:rFonts w:ascii="Times New Roman" w:eastAsia="Times New Roman" w:hAnsi="Times New Roman" w:cs="Times New Roman"/>
-          <w:sz w:val="24"/>
-          <w:szCs w:val="24"/>
-          <w:lang w:eastAsia="en-IN"/>
-        </w:rPr>
-        <w:t>e.emp_id</w:t>
-      </w:r>
-      <w:proofErr w:type="spellEnd"/>
-      <w:r>
-        <w:rPr>
-          <w:rFonts w:ascii="Times New Roman" w:eastAsia="Times New Roman" w:hAnsi="Times New Roman" w:cs="Times New Roman"/>
-          <w:sz w:val="24"/>
-          <w:szCs w:val="24"/>
-          <w:lang w:eastAsia="en-IN"/>
-        </w:rPr>
-        <w:t xml:space="preserve">) AS </w:t>
-      </w:r>
-      <w:proofErr w:type="spellStart"/>
-      <w:r>
-        <w:rPr>
-          <w:rFonts w:ascii="Times New Roman" w:eastAsia="Times New Roman" w:hAnsi="Times New Roman" w:cs="Times New Roman"/>
-          <w:sz w:val="24"/>
-          <w:szCs w:val="24"/>
-          <w:lang w:eastAsia="en-IN"/>
-        </w:rPr>
-        <w:t>total_employees</w:t>
-      </w:r>
-      <w:proofErr w:type="spellEnd"/>
+      <w:r>
+        <w:rPr>
+          <w:rFonts w:ascii="Times New Roman" w:eastAsia="Times New Roman" w:hAnsi="Times New Roman" w:cs="Times New Roman"/>
+          <w:sz w:val="24"/>
+          <w:szCs w:val="24"/>
+          <w:lang w:eastAsia="en-IN"/>
+        </w:rPr>
+        <w:t>d.department,</w:t>
+      </w:r>
+    </w:p>
+    <w:p>
+      <w:pPr>
+        <w:spacing w:before="100" w:beforeAutospacing="1" w:after="100" w:afterAutospacing="1" w:line="240" w:lineRule="auto"/>
+        <w:rPr>
+          <w:rFonts w:ascii="Times New Roman" w:eastAsia="Times New Roman" w:hAnsi="Times New Roman" w:cs="Times New Roman"/>
+          <w:sz w:val="24"/>
+          <w:szCs w:val="24"/>
+          <w:lang w:eastAsia="en-IN"/>
+        </w:rPr>
+      </w:pPr>
+      <w:r>
+        <w:rPr>
+          <w:rFonts w:ascii="Times New Roman" w:eastAsia="Times New Roman" w:hAnsi="Times New Roman" w:cs="Times New Roman"/>
+          <w:sz w:val="24"/>
+          <w:szCs w:val="24"/>
+          <w:lang w:eastAsia="en-IN"/>
+        </w:rPr>
+        <w:t>COUNT(e.emp_id) AS total_employees</w:t>
+      </w:r>
     </w:p>
     <w:p>
       <w:pPr>
@@ -3775,91 +3105,27 @@
           <w:szCs w:val="24"/>
           <w:lang w:eastAsia="en-IN"/>
         </w:rPr>
-        <w:t xml:space="preserve">ON </w:t>
-      </w:r>
-      <w:proofErr w:type="spellStart"/>
-      <w:proofErr w:type="gramStart"/>
-      <w:r>
-        <w:rPr>
-          <w:rFonts w:ascii="Times New Roman" w:eastAsia="Times New Roman" w:hAnsi="Times New Roman" w:cs="Times New Roman"/>
-          <w:sz w:val="24"/>
-          <w:szCs w:val="24"/>
-          <w:lang w:eastAsia="en-IN"/>
-        </w:rPr>
-        <w:t>d.dept</w:t>
-      </w:r>
-      <w:proofErr w:type="gramEnd"/>
-      <w:r>
-        <w:rPr>
-          <w:rFonts w:ascii="Times New Roman" w:eastAsia="Times New Roman" w:hAnsi="Times New Roman" w:cs="Times New Roman"/>
-          <w:sz w:val="24"/>
-          <w:szCs w:val="24"/>
-          <w:lang w:eastAsia="en-IN"/>
-        </w:rPr>
-        <w:t>_id</w:t>
-      </w:r>
-      <w:proofErr w:type="spellEnd"/>
-      <w:r>
-        <w:rPr>
-          <w:rFonts w:ascii="Times New Roman" w:eastAsia="Times New Roman" w:hAnsi="Times New Roman" w:cs="Times New Roman"/>
-          <w:sz w:val="24"/>
-          <w:szCs w:val="24"/>
-          <w:lang w:eastAsia="en-IN"/>
-        </w:rPr>
-        <w:t xml:space="preserve"> = </w:t>
-      </w:r>
-      <w:proofErr w:type="spellStart"/>
-      <w:r>
-        <w:rPr>
-          <w:rFonts w:ascii="Times New Roman" w:eastAsia="Times New Roman" w:hAnsi="Times New Roman" w:cs="Times New Roman"/>
-          <w:sz w:val="24"/>
-          <w:szCs w:val="24"/>
-          <w:lang w:eastAsia="en-IN"/>
-        </w:rPr>
-        <w:t>e.dept_id</w:t>
-      </w:r>
-      <w:proofErr w:type="spellEnd"/>
-    </w:p>
-    <w:p>
-      <w:pPr>
-        <w:spacing w:before="100" w:beforeAutospacing="1" w:after="100" w:afterAutospacing="1" w:line="240" w:lineRule="auto"/>
-        <w:rPr>
-          <w:rFonts w:ascii="Times New Roman" w:eastAsia="Times New Roman" w:hAnsi="Times New Roman" w:cs="Times New Roman"/>
-          <w:sz w:val="24"/>
-          <w:szCs w:val="24"/>
-          <w:lang w:eastAsia="en-IN"/>
-        </w:rPr>
-      </w:pPr>
-      <w:r>
-        <w:rPr>
-          <w:rFonts w:ascii="Times New Roman" w:eastAsia="Times New Roman" w:hAnsi="Times New Roman" w:cs="Times New Roman"/>
-          <w:sz w:val="24"/>
-          <w:szCs w:val="24"/>
-          <w:lang w:eastAsia="en-IN"/>
-        </w:rPr>
-        <w:t xml:space="preserve">GROUP BY </w:t>
-      </w:r>
-      <w:proofErr w:type="spellStart"/>
-      <w:proofErr w:type="gramStart"/>
-      <w:r>
-        <w:rPr>
-          <w:rFonts w:ascii="Times New Roman" w:eastAsia="Times New Roman" w:hAnsi="Times New Roman" w:cs="Times New Roman"/>
-          <w:sz w:val="24"/>
-          <w:szCs w:val="24"/>
-          <w:lang w:eastAsia="en-IN"/>
-        </w:rPr>
-        <w:t>d.department</w:t>
-      </w:r>
-      <w:proofErr w:type="spellEnd"/>
-      <w:proofErr w:type="gramEnd"/>
-      <w:r>
-        <w:rPr>
-          <w:rFonts w:ascii="Times New Roman" w:eastAsia="Times New Roman" w:hAnsi="Times New Roman" w:cs="Times New Roman"/>
-          <w:sz w:val="24"/>
-          <w:szCs w:val="24"/>
-          <w:lang w:eastAsia="en-IN"/>
-        </w:rPr>
-        <w:t>;</w:t>
+        <w:t>ON d.dept_id = e.dept_id</w:t>
+      </w:r>
+    </w:p>
+    <w:p>
+      <w:pPr>
+        <w:spacing w:before="100" w:beforeAutospacing="1" w:after="100" w:afterAutospacing="1" w:line="240" w:lineRule="auto"/>
+        <w:rPr>
+          <w:rFonts w:ascii="Times New Roman" w:eastAsia="Times New Roman" w:hAnsi="Times New Roman" w:cs="Times New Roman"/>
+          <w:sz w:val="24"/>
+          <w:szCs w:val="24"/>
+          <w:lang w:eastAsia="en-IN"/>
+        </w:rPr>
+      </w:pPr>
+      <w:r>
+        <w:rPr>
+          <w:rFonts w:ascii="Times New Roman" w:eastAsia="Times New Roman" w:hAnsi="Times New Roman" w:cs="Times New Roman"/>
+          <w:sz w:val="24"/>
+          <w:szCs w:val="24"/>
+          <w:lang w:eastAsia="en-IN"/>
+        </w:rPr>
+        <w:t>GROUP BY d.department;</w:t>
       </w:r>
     </w:p>
     <w:p>
@@ -3930,27 +3196,7 @@
           <w:szCs w:val="24"/>
           <w:lang w:eastAsia="en-IN"/>
         </w:rPr>
-        <w:t xml:space="preserve">add salary </w:t>
-      </w:r>
-      <w:proofErr w:type="gramStart"/>
-      <w:r>
-        <w:rPr>
-          <w:rFonts w:ascii="Times New Roman" w:eastAsia="Times New Roman" w:hAnsi="Times New Roman" w:cs="Times New Roman"/>
-          <w:sz w:val="24"/>
-          <w:szCs w:val="24"/>
-          <w:lang w:eastAsia="en-IN"/>
-        </w:rPr>
-        <w:t>int(</w:t>
-      </w:r>
-      <w:proofErr w:type="gramEnd"/>
-      <w:r>
-        <w:rPr>
-          <w:rFonts w:ascii="Times New Roman" w:eastAsia="Times New Roman" w:hAnsi="Times New Roman" w:cs="Times New Roman"/>
-          <w:sz w:val="24"/>
-          <w:szCs w:val="24"/>
-          <w:lang w:eastAsia="en-IN"/>
-        </w:rPr>
-        <w:t>10)</w:t>
+        <w:t>add salary int(10)</w:t>
       </w:r>
     </w:p>
     <w:p>
@@ -4041,27 +3287,7 @@
           <w:szCs w:val="24"/>
           <w:lang w:eastAsia="en-IN"/>
         </w:rPr>
-        <w:t xml:space="preserve">where </w:t>
-      </w:r>
-      <w:proofErr w:type="spellStart"/>
-      <w:r>
-        <w:rPr>
-          <w:rFonts w:ascii="Times New Roman" w:eastAsia="Times New Roman" w:hAnsi="Times New Roman" w:cs="Times New Roman"/>
-          <w:sz w:val="24"/>
-          <w:szCs w:val="24"/>
-          <w:lang w:eastAsia="en-IN"/>
-        </w:rPr>
-        <w:t>emp_id</w:t>
-      </w:r>
-      <w:proofErr w:type="spellEnd"/>
-      <w:r>
-        <w:rPr>
-          <w:rFonts w:ascii="Times New Roman" w:eastAsia="Times New Roman" w:hAnsi="Times New Roman" w:cs="Times New Roman"/>
-          <w:sz w:val="24"/>
-          <w:szCs w:val="24"/>
-          <w:lang w:eastAsia="en-IN"/>
-        </w:rPr>
-        <w:t xml:space="preserve"> = 1</w:t>
+        <w:t>where emp_id = 1</w:t>
       </w:r>
     </w:p>
     <w:p>
@@ -4133,27 +3359,7 @@
           <w:lang w:eastAsia="en-IN"/>
         </w:rPr>
         <w:lastRenderedPageBreak/>
-        <w:t xml:space="preserve">where </w:t>
-      </w:r>
-      <w:proofErr w:type="spellStart"/>
-      <w:r>
-        <w:rPr>
-          <w:rFonts w:ascii="Times New Roman" w:eastAsia="Times New Roman" w:hAnsi="Times New Roman" w:cs="Times New Roman"/>
-          <w:sz w:val="24"/>
-          <w:szCs w:val="24"/>
-          <w:lang w:eastAsia="en-IN"/>
-        </w:rPr>
-        <w:t>emp_id</w:t>
-      </w:r>
-      <w:proofErr w:type="spellEnd"/>
-      <w:r>
-        <w:rPr>
-          <w:rFonts w:ascii="Times New Roman" w:eastAsia="Times New Roman" w:hAnsi="Times New Roman" w:cs="Times New Roman"/>
-          <w:sz w:val="24"/>
-          <w:szCs w:val="24"/>
-          <w:lang w:eastAsia="en-IN"/>
-        </w:rPr>
-        <w:t xml:space="preserve"> = 5</w:t>
+        <w:t>where emp_id = 5</w:t>
       </w:r>
     </w:p>
     <w:p>
@@ -4199,7 +3405,6 @@
         </w:numPr>
         <w:spacing w:before="100" w:beforeAutospacing="1" w:after="100" w:afterAutospacing="1" w:line="240" w:lineRule="auto"/>
       </w:pPr>
-      <w:proofErr w:type="gramStart"/>
       <w:r>
         <w:rPr>
           <w:rStyle w:val="HTMLCode"/>
@@ -4207,7 +3412,6 @@
         </w:rPr>
         <w:t>WHERE</w:t>
       </w:r>
-      <w:proofErr w:type="gramEnd"/>
       <w:r>
         <w:t xml:space="preserve"> </w:t>
       </w:r>
@@ -4423,47 +3627,7 @@
           <w:szCs w:val="24"/>
           <w:lang w:eastAsia="en-IN"/>
         </w:rPr>
-        <w:t>(</w:t>
-      </w:r>
-      <w:proofErr w:type="gramStart"/>
-      <w:r>
-        <w:rPr>
-          <w:rFonts w:ascii="Times New Roman" w:eastAsia="Times New Roman" w:hAnsi="Times New Roman" w:cs="Times New Roman"/>
-          <w:sz w:val="24"/>
-          <w:szCs w:val="24"/>
-          <w:lang w:eastAsia="en-IN"/>
-        </w:rPr>
-        <w:t>select</w:t>
-      </w:r>
-      <w:proofErr w:type="gramEnd"/>
-      <w:r>
-        <w:rPr>
-          <w:rFonts w:ascii="Times New Roman" w:eastAsia="Times New Roman" w:hAnsi="Times New Roman" w:cs="Times New Roman"/>
-          <w:sz w:val="24"/>
-          <w:szCs w:val="24"/>
-          <w:lang w:eastAsia="en-IN"/>
-        </w:rPr>
-        <w:t xml:space="preserve"> </w:t>
-      </w:r>
-      <w:proofErr w:type="spellStart"/>
-      <w:r>
-        <w:rPr>
-          <w:rFonts w:ascii="Times New Roman" w:eastAsia="Times New Roman" w:hAnsi="Times New Roman" w:cs="Times New Roman"/>
-          <w:sz w:val="24"/>
-          <w:szCs w:val="24"/>
-          <w:lang w:eastAsia="en-IN"/>
-        </w:rPr>
-        <w:t>avg</w:t>
-      </w:r>
-      <w:proofErr w:type="spellEnd"/>
-      <w:r>
-        <w:rPr>
-          <w:rFonts w:ascii="Times New Roman" w:eastAsia="Times New Roman" w:hAnsi="Times New Roman" w:cs="Times New Roman"/>
-          <w:sz w:val="24"/>
-          <w:szCs w:val="24"/>
-          <w:lang w:eastAsia="en-IN"/>
-        </w:rPr>
-        <w:t>(salary)</w:t>
+        <w:t>(select avg(salary)</w:t>
       </w:r>
     </w:p>
     <w:p>
@@ -4562,27 +3726,7 @@
           <w:szCs w:val="24"/>
           <w:lang w:eastAsia="en-IN"/>
         </w:rPr>
-        <w:t>(</w:t>
-      </w:r>
-      <w:proofErr w:type="gramStart"/>
-      <w:r>
-        <w:rPr>
-          <w:rFonts w:ascii="Times New Roman" w:eastAsia="Times New Roman" w:hAnsi="Times New Roman" w:cs="Times New Roman"/>
-          <w:sz w:val="24"/>
-          <w:szCs w:val="24"/>
-          <w:lang w:eastAsia="en-IN"/>
-        </w:rPr>
-        <w:t>select</w:t>
-      </w:r>
-      <w:proofErr w:type="gramEnd"/>
-      <w:r>
-        <w:rPr>
-          <w:rFonts w:ascii="Times New Roman" w:eastAsia="Times New Roman" w:hAnsi="Times New Roman" w:cs="Times New Roman"/>
-          <w:sz w:val="24"/>
-          <w:szCs w:val="24"/>
-          <w:lang w:eastAsia="en-IN"/>
-        </w:rPr>
-        <w:t xml:space="preserve"> max(salary)</w:t>
+        <w:t>(select max(salary)</w:t>
       </w:r>
     </w:p>
     <w:p>
@@ -4670,79 +3814,28 @@
           <w:szCs w:val="24"/>
           <w:lang w:eastAsia="en-IN"/>
         </w:rPr>
-        <w:t xml:space="preserve">where </w:t>
-      </w:r>
-      <w:proofErr w:type="spellStart"/>
-      <w:r>
-        <w:rPr>
-          <w:rFonts w:ascii="Times New Roman" w:eastAsia="Times New Roman" w:hAnsi="Times New Roman" w:cs="Times New Roman"/>
-          <w:sz w:val="24"/>
-          <w:szCs w:val="24"/>
-          <w:lang w:eastAsia="en-IN"/>
-        </w:rPr>
-        <w:t>dept_id</w:t>
-      </w:r>
-      <w:proofErr w:type="spellEnd"/>
-      <w:r>
-        <w:rPr>
-          <w:rFonts w:ascii="Times New Roman" w:eastAsia="Times New Roman" w:hAnsi="Times New Roman" w:cs="Times New Roman"/>
-          <w:sz w:val="24"/>
-          <w:szCs w:val="24"/>
-          <w:lang w:eastAsia="en-IN"/>
-        </w:rPr>
-        <w:t xml:space="preserve"> =</w:t>
-      </w:r>
-    </w:p>
-    <w:p>
-      <w:pPr>
-        <w:spacing w:before="100" w:beforeAutospacing="1" w:after="100" w:afterAutospacing="1" w:line="240" w:lineRule="auto"/>
-        <w:rPr>
-          <w:rFonts w:ascii="Times New Roman" w:eastAsia="Times New Roman" w:hAnsi="Times New Roman" w:cs="Times New Roman"/>
-          <w:sz w:val="24"/>
-          <w:szCs w:val="24"/>
-          <w:lang w:eastAsia="en-IN"/>
-        </w:rPr>
-      </w:pPr>
-      <w:r>
-        <w:rPr>
-          <w:rFonts w:ascii="Times New Roman" w:eastAsia="Times New Roman" w:hAnsi="Times New Roman" w:cs="Times New Roman"/>
-          <w:sz w:val="24"/>
-          <w:szCs w:val="24"/>
-          <w:lang w:eastAsia="en-IN"/>
-        </w:rPr>
-        <w:t>(</w:t>
-      </w:r>
-      <w:proofErr w:type="gramStart"/>
-      <w:r>
-        <w:rPr>
-          <w:rFonts w:ascii="Times New Roman" w:eastAsia="Times New Roman" w:hAnsi="Times New Roman" w:cs="Times New Roman"/>
-          <w:sz w:val="24"/>
-          <w:szCs w:val="24"/>
-          <w:lang w:eastAsia="en-IN"/>
-        </w:rPr>
-        <w:t>select</w:t>
-      </w:r>
-      <w:proofErr w:type="gramEnd"/>
-      <w:r>
-        <w:rPr>
-          <w:rFonts w:ascii="Times New Roman" w:eastAsia="Times New Roman" w:hAnsi="Times New Roman" w:cs="Times New Roman"/>
-          <w:sz w:val="24"/>
-          <w:szCs w:val="24"/>
-          <w:lang w:eastAsia="en-IN"/>
-        </w:rPr>
-        <w:t xml:space="preserve"> </w:t>
-      </w:r>
-      <w:proofErr w:type="spellStart"/>
-      <w:r>
-        <w:rPr>
-          <w:rFonts w:ascii="Times New Roman" w:eastAsia="Times New Roman" w:hAnsi="Times New Roman" w:cs="Times New Roman"/>
-          <w:sz w:val="24"/>
-          <w:szCs w:val="24"/>
-          <w:lang w:eastAsia="en-IN"/>
-        </w:rPr>
-        <w:t>dept_id</w:t>
-      </w:r>
-      <w:proofErr w:type="spellEnd"/>
+        <w:t>where dept_id =</w:t>
+      </w:r>
+    </w:p>
+    <w:p>
+      <w:pPr>
+        <w:spacing w:before="100" w:beforeAutospacing="1" w:after="100" w:afterAutospacing="1" w:line="240" w:lineRule="auto"/>
+        <w:rPr>
+          <w:rFonts w:ascii="Times New Roman" w:eastAsia="Times New Roman" w:hAnsi="Times New Roman" w:cs="Times New Roman"/>
+          <w:sz w:val="24"/>
+          <w:szCs w:val="24"/>
+          <w:lang w:eastAsia="en-IN"/>
+        </w:rPr>
+      </w:pPr>
+      <w:r>
+        <w:rPr>
+          <w:rFonts w:ascii="Times New Roman" w:eastAsia="Times New Roman" w:hAnsi="Times New Roman" w:cs="Times New Roman"/>
+          <w:sz w:val="24"/>
+          <w:szCs w:val="24"/>
+          <w:lang w:eastAsia="en-IN"/>
+        </w:rPr>
+        <w:t>(select dept_id</w:t>
+      </w:r>
     </w:p>
     <w:p>
       <w:pPr>
@@ -4860,27 +3953,7 @@
           <w:szCs w:val="24"/>
           <w:lang w:eastAsia="en-IN"/>
         </w:rPr>
-        <w:t>(</w:t>
-      </w:r>
-      <w:proofErr w:type="gramStart"/>
-      <w:r>
-        <w:rPr>
-          <w:rFonts w:ascii="Times New Roman" w:eastAsia="Times New Roman" w:hAnsi="Times New Roman" w:cs="Times New Roman"/>
-          <w:sz w:val="24"/>
-          <w:szCs w:val="24"/>
-          <w:lang w:eastAsia="en-IN"/>
-        </w:rPr>
-        <w:t>select</w:t>
-      </w:r>
-      <w:proofErr w:type="gramEnd"/>
-      <w:r>
-        <w:rPr>
-          <w:rFonts w:ascii="Times New Roman" w:eastAsia="Times New Roman" w:hAnsi="Times New Roman" w:cs="Times New Roman"/>
-          <w:sz w:val="24"/>
-          <w:szCs w:val="24"/>
-          <w:lang w:eastAsia="en-IN"/>
-        </w:rPr>
-        <w:t xml:space="preserve"> salary</w:t>
+        <w:t>(select salary</w:t>
       </w:r>
     </w:p>
     <w:p>
@@ -4999,47 +4072,7 @@
           <w:szCs w:val="24"/>
           <w:lang w:eastAsia="en-IN"/>
         </w:rPr>
-        <w:t>(</w:t>
-      </w:r>
-      <w:proofErr w:type="gramStart"/>
-      <w:r>
-        <w:rPr>
-          <w:rFonts w:ascii="Times New Roman" w:eastAsia="Times New Roman" w:hAnsi="Times New Roman" w:cs="Times New Roman"/>
-          <w:sz w:val="24"/>
-          <w:szCs w:val="24"/>
-          <w:lang w:eastAsia="en-IN"/>
-        </w:rPr>
-        <w:t>select</w:t>
-      </w:r>
-      <w:proofErr w:type="gramEnd"/>
-      <w:r>
-        <w:rPr>
-          <w:rFonts w:ascii="Times New Roman" w:eastAsia="Times New Roman" w:hAnsi="Times New Roman" w:cs="Times New Roman"/>
-          <w:sz w:val="24"/>
-          <w:szCs w:val="24"/>
-          <w:lang w:eastAsia="en-IN"/>
-        </w:rPr>
-        <w:t xml:space="preserve"> </w:t>
-      </w:r>
-      <w:proofErr w:type="spellStart"/>
-      <w:r>
-        <w:rPr>
-          <w:rFonts w:ascii="Times New Roman" w:eastAsia="Times New Roman" w:hAnsi="Times New Roman" w:cs="Times New Roman"/>
-          <w:sz w:val="24"/>
-          <w:szCs w:val="24"/>
-          <w:lang w:eastAsia="en-IN"/>
-        </w:rPr>
-        <w:t>avg</w:t>
-      </w:r>
-      <w:proofErr w:type="spellEnd"/>
-      <w:r>
-        <w:rPr>
-          <w:rFonts w:ascii="Times New Roman" w:eastAsia="Times New Roman" w:hAnsi="Times New Roman" w:cs="Times New Roman"/>
-          <w:sz w:val="24"/>
-          <w:szCs w:val="24"/>
-          <w:lang w:eastAsia="en-IN"/>
-        </w:rPr>
-        <w:t>(salary)</w:t>
+        <w:t>(select avg(salary)</w:t>
       </w:r>
     </w:p>
     <w:p>
@@ -5147,27 +4180,7 @@
           <w:szCs w:val="24"/>
           <w:lang w:eastAsia="en-IN"/>
         </w:rPr>
-        <w:t>(</w:t>
-      </w:r>
-      <w:proofErr w:type="gramStart"/>
-      <w:r>
-        <w:rPr>
-          <w:rFonts w:ascii="Times New Roman" w:eastAsia="Times New Roman" w:hAnsi="Times New Roman" w:cs="Times New Roman"/>
-          <w:sz w:val="24"/>
-          <w:szCs w:val="24"/>
-          <w:lang w:eastAsia="en-IN"/>
-        </w:rPr>
-        <w:t>select</w:t>
-      </w:r>
-      <w:proofErr w:type="gramEnd"/>
-      <w:r>
-        <w:rPr>
-          <w:rFonts w:ascii="Times New Roman" w:eastAsia="Times New Roman" w:hAnsi="Times New Roman" w:cs="Times New Roman"/>
-          <w:sz w:val="24"/>
-          <w:szCs w:val="24"/>
-          <w:lang w:eastAsia="en-IN"/>
-        </w:rPr>
-        <w:t xml:space="preserve"> min(salary)</w:t>
+        <w:t>(select min(salary)</w:t>
       </w:r>
     </w:p>
     <w:p>
@@ -5266,79 +4279,28 @@
           <w:szCs w:val="24"/>
           <w:lang w:eastAsia="en-IN"/>
         </w:rPr>
-        <w:t xml:space="preserve">where </w:t>
-      </w:r>
-      <w:proofErr w:type="spellStart"/>
-      <w:r>
-        <w:rPr>
-          <w:rFonts w:ascii="Times New Roman" w:eastAsia="Times New Roman" w:hAnsi="Times New Roman" w:cs="Times New Roman"/>
-          <w:sz w:val="24"/>
-          <w:szCs w:val="24"/>
-          <w:lang w:eastAsia="en-IN"/>
-        </w:rPr>
-        <w:t>dept_id</w:t>
-      </w:r>
-      <w:proofErr w:type="spellEnd"/>
-      <w:r>
-        <w:rPr>
-          <w:rFonts w:ascii="Times New Roman" w:eastAsia="Times New Roman" w:hAnsi="Times New Roman" w:cs="Times New Roman"/>
-          <w:sz w:val="24"/>
-          <w:szCs w:val="24"/>
-          <w:lang w:eastAsia="en-IN"/>
-        </w:rPr>
-        <w:t xml:space="preserve"> =</w:t>
-      </w:r>
-    </w:p>
-    <w:p>
-      <w:pPr>
-        <w:spacing w:before="100" w:beforeAutospacing="1" w:after="100" w:afterAutospacing="1" w:line="240" w:lineRule="auto"/>
-        <w:rPr>
-          <w:rFonts w:ascii="Times New Roman" w:eastAsia="Times New Roman" w:hAnsi="Times New Roman" w:cs="Times New Roman"/>
-          <w:sz w:val="24"/>
-          <w:szCs w:val="24"/>
-          <w:lang w:eastAsia="en-IN"/>
-        </w:rPr>
-      </w:pPr>
-      <w:r>
-        <w:rPr>
-          <w:rFonts w:ascii="Times New Roman" w:eastAsia="Times New Roman" w:hAnsi="Times New Roman" w:cs="Times New Roman"/>
-          <w:sz w:val="24"/>
-          <w:szCs w:val="24"/>
-          <w:lang w:eastAsia="en-IN"/>
-        </w:rPr>
-        <w:t>(</w:t>
-      </w:r>
-      <w:proofErr w:type="gramStart"/>
-      <w:r>
-        <w:rPr>
-          <w:rFonts w:ascii="Times New Roman" w:eastAsia="Times New Roman" w:hAnsi="Times New Roman" w:cs="Times New Roman"/>
-          <w:sz w:val="24"/>
-          <w:szCs w:val="24"/>
-          <w:lang w:eastAsia="en-IN"/>
-        </w:rPr>
-        <w:t>select</w:t>
-      </w:r>
-      <w:proofErr w:type="gramEnd"/>
-      <w:r>
-        <w:rPr>
-          <w:rFonts w:ascii="Times New Roman" w:eastAsia="Times New Roman" w:hAnsi="Times New Roman" w:cs="Times New Roman"/>
-          <w:sz w:val="24"/>
-          <w:szCs w:val="24"/>
-          <w:lang w:eastAsia="en-IN"/>
-        </w:rPr>
-        <w:t xml:space="preserve"> </w:t>
-      </w:r>
-      <w:proofErr w:type="spellStart"/>
-      <w:r>
-        <w:rPr>
-          <w:rFonts w:ascii="Times New Roman" w:eastAsia="Times New Roman" w:hAnsi="Times New Roman" w:cs="Times New Roman"/>
-          <w:sz w:val="24"/>
-          <w:szCs w:val="24"/>
-          <w:lang w:eastAsia="en-IN"/>
-        </w:rPr>
-        <w:t>dept_id</w:t>
-      </w:r>
-      <w:proofErr w:type="spellEnd"/>
+        <w:t>where dept_id =</w:t>
+      </w:r>
+    </w:p>
+    <w:p>
+      <w:pPr>
+        <w:spacing w:before="100" w:beforeAutospacing="1" w:after="100" w:afterAutospacing="1" w:line="240" w:lineRule="auto"/>
+        <w:rPr>
+          <w:rFonts w:ascii="Times New Roman" w:eastAsia="Times New Roman" w:hAnsi="Times New Roman" w:cs="Times New Roman"/>
+          <w:sz w:val="24"/>
+          <w:szCs w:val="24"/>
+          <w:lang w:eastAsia="en-IN"/>
+        </w:rPr>
+      </w:pPr>
+      <w:r>
+        <w:rPr>
+          <w:rFonts w:ascii="Times New Roman" w:eastAsia="Times New Roman" w:hAnsi="Times New Roman" w:cs="Times New Roman"/>
+          <w:sz w:val="24"/>
+          <w:szCs w:val="24"/>
+          <w:lang w:eastAsia="en-IN"/>
+        </w:rPr>
+        <w:t>(select dept_id</w:t>
+      </w:r>
     </w:p>
     <w:p>
       <w:pPr>
@@ -5474,27 +4436,7 @@
           <w:szCs w:val="24"/>
           <w:lang w:eastAsia="en-IN"/>
         </w:rPr>
-        <w:t>(</w:t>
-      </w:r>
-      <w:proofErr w:type="gramStart"/>
-      <w:r>
-        <w:rPr>
-          <w:rFonts w:ascii="Times New Roman" w:eastAsia="Times New Roman" w:hAnsi="Times New Roman" w:cs="Times New Roman"/>
-          <w:sz w:val="24"/>
-          <w:szCs w:val="24"/>
-          <w:lang w:eastAsia="en-IN"/>
-        </w:rPr>
-        <w:t>select</w:t>
-      </w:r>
-      <w:proofErr w:type="gramEnd"/>
-      <w:r>
-        <w:rPr>
-          <w:rFonts w:ascii="Times New Roman" w:eastAsia="Times New Roman" w:hAnsi="Times New Roman" w:cs="Times New Roman"/>
-          <w:sz w:val="24"/>
-          <w:szCs w:val="24"/>
-          <w:lang w:eastAsia="en-IN"/>
-        </w:rPr>
-        <w:t xml:space="preserve"> max(salary)</w:t>
+        <w:t>(select max(salary)</w:t>
       </w:r>
     </w:p>
     <w:p>
@@ -5554,19 +4496,8 @@
           <w:szCs w:val="24"/>
           <w:lang w:eastAsia="en-IN"/>
         </w:rPr>
-        <w:t xml:space="preserve">order by salary </w:t>
-      </w:r>
-      <w:proofErr w:type="spellStart"/>
-      <w:r>
-        <w:rPr>
-          <w:rFonts w:ascii="Times New Roman" w:eastAsia="Times New Roman" w:hAnsi="Times New Roman" w:cs="Times New Roman"/>
-          <w:sz w:val="24"/>
-          <w:szCs w:val="24"/>
-          <w:lang w:eastAsia="en-IN"/>
-        </w:rPr>
-        <w:t>desc</w:t>
-      </w:r>
-      <w:proofErr w:type="spellEnd"/>
+        <w:t>order by salary desc</w:t>
+      </w:r>
     </w:p>
     <w:p>
       <w:pPr>
@@ -5673,47 +4604,7 @@
           <w:szCs w:val="24"/>
           <w:lang w:eastAsia="en-IN"/>
         </w:rPr>
-        <w:t>(</w:t>
-      </w:r>
-      <w:proofErr w:type="gramStart"/>
-      <w:r>
-        <w:rPr>
-          <w:rFonts w:ascii="Times New Roman" w:eastAsia="Times New Roman" w:hAnsi="Times New Roman" w:cs="Times New Roman"/>
-          <w:sz w:val="24"/>
-          <w:szCs w:val="24"/>
-          <w:lang w:eastAsia="en-IN"/>
-        </w:rPr>
-        <w:t>select</w:t>
-      </w:r>
-      <w:proofErr w:type="gramEnd"/>
-      <w:r>
-        <w:rPr>
-          <w:rFonts w:ascii="Times New Roman" w:eastAsia="Times New Roman" w:hAnsi="Times New Roman" w:cs="Times New Roman"/>
-          <w:sz w:val="24"/>
-          <w:szCs w:val="24"/>
-          <w:lang w:eastAsia="en-IN"/>
-        </w:rPr>
-        <w:t xml:space="preserve"> </w:t>
-      </w:r>
-      <w:proofErr w:type="spellStart"/>
-      <w:r>
-        <w:rPr>
-          <w:rFonts w:ascii="Times New Roman" w:eastAsia="Times New Roman" w:hAnsi="Times New Roman" w:cs="Times New Roman"/>
-          <w:sz w:val="24"/>
-          <w:szCs w:val="24"/>
-          <w:lang w:eastAsia="en-IN"/>
-        </w:rPr>
-        <w:t>avg</w:t>
-      </w:r>
-      <w:proofErr w:type="spellEnd"/>
-      <w:r>
-        <w:rPr>
-          <w:rFonts w:ascii="Times New Roman" w:eastAsia="Times New Roman" w:hAnsi="Times New Roman" w:cs="Times New Roman"/>
-          <w:sz w:val="24"/>
-          <w:szCs w:val="24"/>
-          <w:lang w:eastAsia="en-IN"/>
-        </w:rPr>
-        <w:t>(salary)</w:t>
+        <w:t>(select avg(salary)</w:t>
       </w:r>
     </w:p>
     <w:p>
@@ -5753,27 +4644,7 @@
           <w:szCs w:val="24"/>
           <w:lang w:eastAsia="en-IN"/>
         </w:rPr>
-        <w:t xml:space="preserve">where </w:t>
-      </w:r>
-      <w:proofErr w:type="spellStart"/>
-      <w:r>
-        <w:rPr>
-          <w:rFonts w:ascii="Times New Roman" w:eastAsia="Times New Roman" w:hAnsi="Times New Roman" w:cs="Times New Roman"/>
-          <w:sz w:val="24"/>
-          <w:szCs w:val="24"/>
-          <w:lang w:eastAsia="en-IN"/>
-        </w:rPr>
-        <w:t>dept_id</w:t>
-      </w:r>
-      <w:proofErr w:type="spellEnd"/>
-      <w:r>
-        <w:rPr>
-          <w:rFonts w:ascii="Times New Roman" w:eastAsia="Times New Roman" w:hAnsi="Times New Roman" w:cs="Times New Roman"/>
-          <w:sz w:val="24"/>
-          <w:szCs w:val="24"/>
-          <w:lang w:eastAsia="en-IN"/>
-        </w:rPr>
-        <w:t xml:space="preserve"> = 102</w:t>
+        <w:t>where dept_id = 102</w:t>
       </w:r>
     </w:p>
     <w:p>
@@ -5871,27 +4742,7 @@
           <w:szCs w:val="24"/>
           <w:lang w:eastAsia="en-IN"/>
         </w:rPr>
-        <w:t xml:space="preserve">WHERE </w:t>
-      </w:r>
-      <w:proofErr w:type="spellStart"/>
-      <w:r>
-        <w:rPr>
-          <w:rFonts w:ascii="Times New Roman" w:eastAsia="Times New Roman" w:hAnsi="Times New Roman" w:cs="Times New Roman"/>
-          <w:sz w:val="24"/>
-          <w:szCs w:val="24"/>
-          <w:lang w:eastAsia="en-IN"/>
-        </w:rPr>
-        <w:t>dept_id</w:t>
-      </w:r>
-      <w:proofErr w:type="spellEnd"/>
-      <w:r>
-        <w:rPr>
-          <w:rFonts w:ascii="Times New Roman" w:eastAsia="Times New Roman" w:hAnsi="Times New Roman" w:cs="Times New Roman"/>
-          <w:sz w:val="24"/>
-          <w:szCs w:val="24"/>
-          <w:lang w:eastAsia="en-IN"/>
-        </w:rPr>
-        <w:t xml:space="preserve"> =</w:t>
+        <w:t>WHERE dept_id =</w:t>
       </w:r>
     </w:p>
     <w:p>
@@ -5931,19 +4782,8 @@
           <w:szCs w:val="24"/>
           <w:lang w:eastAsia="en-IN"/>
         </w:rPr>
-        <w:t xml:space="preserve">    SELECT </w:t>
-      </w:r>
-      <w:proofErr w:type="spellStart"/>
-      <w:r>
-        <w:rPr>
-          <w:rFonts w:ascii="Times New Roman" w:eastAsia="Times New Roman" w:hAnsi="Times New Roman" w:cs="Times New Roman"/>
-          <w:sz w:val="24"/>
-          <w:szCs w:val="24"/>
-          <w:lang w:eastAsia="en-IN"/>
-        </w:rPr>
-        <w:t>dept_id</w:t>
-      </w:r>
-      <w:proofErr w:type="spellEnd"/>
+        <w:t xml:space="preserve">    SELECT dept_id</w:t>
+      </w:r>
     </w:p>
     <w:p>
       <w:pPr>
@@ -6022,27 +4862,7 @@
           <w:szCs w:val="24"/>
           <w:lang w:eastAsia="en-IN"/>
         </w:rPr>
-        <w:t xml:space="preserve">        SELECT </w:t>
-      </w:r>
-      <w:proofErr w:type="gramStart"/>
-      <w:r>
-        <w:rPr>
-          <w:rFonts w:ascii="Times New Roman" w:eastAsia="Times New Roman" w:hAnsi="Times New Roman" w:cs="Times New Roman"/>
-          <w:sz w:val="24"/>
-          <w:szCs w:val="24"/>
-          <w:lang w:eastAsia="en-IN"/>
-        </w:rPr>
-        <w:t>MAX(</w:t>
-      </w:r>
-      <w:proofErr w:type="gramEnd"/>
-      <w:r>
-        <w:rPr>
-          <w:rFonts w:ascii="Times New Roman" w:eastAsia="Times New Roman" w:hAnsi="Times New Roman" w:cs="Times New Roman"/>
-          <w:sz w:val="24"/>
-          <w:szCs w:val="24"/>
-          <w:lang w:eastAsia="en-IN"/>
-        </w:rPr>
-        <w:t>salary)</w:t>
+        <w:t xml:space="preserve">        SELECT MAX(salary)</w:t>
       </w:r>
     </w:p>
     <w:p>
@@ -6193,27 +5013,7 @@
           <w:szCs w:val="24"/>
           <w:lang w:eastAsia="en-IN"/>
         </w:rPr>
-        <w:t xml:space="preserve">where </w:t>
-      </w:r>
-      <w:proofErr w:type="spellStart"/>
-      <w:r>
-        <w:rPr>
-          <w:rFonts w:ascii="Times New Roman" w:eastAsia="Times New Roman" w:hAnsi="Times New Roman" w:cs="Times New Roman"/>
-          <w:sz w:val="24"/>
-          <w:szCs w:val="24"/>
-          <w:lang w:eastAsia="en-IN"/>
-        </w:rPr>
-        <w:t>dept_id</w:t>
-      </w:r>
-      <w:proofErr w:type="spellEnd"/>
-      <w:r>
-        <w:rPr>
-          <w:rFonts w:ascii="Times New Roman" w:eastAsia="Times New Roman" w:hAnsi="Times New Roman" w:cs="Times New Roman"/>
-          <w:sz w:val="24"/>
-          <w:szCs w:val="24"/>
-          <w:lang w:eastAsia="en-IN"/>
-        </w:rPr>
-        <w:t xml:space="preserve"> = 104</w:t>
+        <w:t>where dept_id = 104</w:t>
       </w:r>
     </w:p>
     <w:p>
@@ -6275,118 +5075,47 @@
           <w:szCs w:val="24"/>
           <w:lang w:eastAsia="en-IN"/>
         </w:rPr>
-        <w:t xml:space="preserve">create table </w:t>
-      </w:r>
-      <w:proofErr w:type="gramStart"/>
-      <w:r>
-        <w:rPr>
-          <w:rFonts w:ascii="Times New Roman" w:eastAsia="Times New Roman" w:hAnsi="Times New Roman" w:cs="Times New Roman"/>
-          <w:sz w:val="24"/>
-          <w:szCs w:val="24"/>
-          <w:lang w:eastAsia="en-IN"/>
-        </w:rPr>
-        <w:t>employees(</w:t>
-      </w:r>
-      <w:proofErr w:type="gramEnd"/>
-    </w:p>
-    <w:p>
-      <w:pPr>
-        <w:spacing w:before="100" w:beforeAutospacing="1" w:after="100" w:afterAutospacing="1" w:line="240" w:lineRule="auto"/>
-        <w:rPr>
-          <w:rFonts w:ascii="Times New Roman" w:eastAsia="Times New Roman" w:hAnsi="Times New Roman" w:cs="Times New Roman"/>
-          <w:sz w:val="24"/>
-          <w:szCs w:val="24"/>
-          <w:lang w:eastAsia="en-IN"/>
-        </w:rPr>
-      </w:pPr>
-      <w:r>
-        <w:rPr>
-          <w:rFonts w:ascii="Times New Roman" w:eastAsia="Times New Roman" w:hAnsi="Times New Roman" w:cs="Times New Roman"/>
-          <w:sz w:val="24"/>
-          <w:szCs w:val="24"/>
-          <w:lang w:eastAsia="en-IN"/>
-        </w:rPr>
-        <w:t xml:space="preserve">  </w:t>
-      </w:r>
-      <w:proofErr w:type="spellStart"/>
-      <w:r>
-        <w:rPr>
-          <w:rFonts w:ascii="Times New Roman" w:eastAsia="Times New Roman" w:hAnsi="Times New Roman" w:cs="Times New Roman"/>
-          <w:sz w:val="24"/>
-          <w:szCs w:val="24"/>
-          <w:lang w:eastAsia="en-IN"/>
-        </w:rPr>
-        <w:t>emp_id</w:t>
-      </w:r>
-      <w:proofErr w:type="spellEnd"/>
-      <w:r>
-        <w:rPr>
-          <w:rFonts w:ascii="Times New Roman" w:eastAsia="Times New Roman" w:hAnsi="Times New Roman" w:cs="Times New Roman"/>
-          <w:sz w:val="24"/>
-          <w:szCs w:val="24"/>
-          <w:lang w:eastAsia="en-IN"/>
-        </w:rPr>
-        <w:t xml:space="preserve"> int,</w:t>
-      </w:r>
-    </w:p>
-    <w:p>
-      <w:pPr>
-        <w:spacing w:before="100" w:beforeAutospacing="1" w:after="100" w:afterAutospacing="1" w:line="240" w:lineRule="auto"/>
-        <w:rPr>
-          <w:rFonts w:ascii="Times New Roman" w:eastAsia="Times New Roman" w:hAnsi="Times New Roman" w:cs="Times New Roman"/>
-          <w:sz w:val="24"/>
-          <w:szCs w:val="24"/>
-          <w:lang w:eastAsia="en-IN"/>
-        </w:rPr>
-      </w:pPr>
-      <w:r>
-        <w:rPr>
-          <w:rFonts w:ascii="Times New Roman" w:eastAsia="Times New Roman" w:hAnsi="Times New Roman" w:cs="Times New Roman"/>
-          <w:sz w:val="24"/>
-          <w:szCs w:val="24"/>
-          <w:lang w:eastAsia="en-IN"/>
-        </w:rPr>
-        <w:t xml:space="preserve">  name </w:t>
-      </w:r>
-      <w:proofErr w:type="gramStart"/>
-      <w:r>
-        <w:rPr>
-          <w:rFonts w:ascii="Times New Roman" w:eastAsia="Times New Roman" w:hAnsi="Times New Roman" w:cs="Times New Roman"/>
-          <w:sz w:val="24"/>
-          <w:szCs w:val="24"/>
-          <w:lang w:eastAsia="en-IN"/>
-        </w:rPr>
-        <w:t>varchar(</w:t>
-      </w:r>
-      <w:proofErr w:type="gramEnd"/>
-      <w:r>
-        <w:rPr>
-          <w:rFonts w:ascii="Times New Roman" w:eastAsia="Times New Roman" w:hAnsi="Times New Roman" w:cs="Times New Roman"/>
-          <w:sz w:val="24"/>
-          <w:szCs w:val="24"/>
-          <w:lang w:eastAsia="en-IN"/>
-        </w:rPr>
-        <w:t>10),</w:t>
-      </w:r>
-      <w:proofErr w:type="spellStart"/>
-      <w:r>
-        <w:rPr>
-          <w:rFonts w:ascii="Times New Roman" w:eastAsia="Times New Roman" w:hAnsi="Times New Roman" w:cs="Times New Roman"/>
-          <w:sz w:val="24"/>
-          <w:szCs w:val="24"/>
-          <w:lang w:eastAsia="en-IN"/>
-        </w:rPr>
-        <w:t>dept_id</w:t>
-      </w:r>
-      <w:proofErr w:type="spellEnd"/>
-      <w:r>
-        <w:rPr>
-          <w:rFonts w:ascii="Times New Roman" w:eastAsia="Times New Roman" w:hAnsi="Times New Roman" w:cs="Times New Roman"/>
-          <w:sz w:val="24"/>
-          <w:szCs w:val="24"/>
-          <w:lang w:eastAsia="en-IN"/>
-        </w:rPr>
-        <w:t xml:space="preserve"> int,</w:t>
+        <w:t>create table employees(</w:t>
+      </w:r>
+    </w:p>
+    <w:p>
+      <w:pPr>
+        <w:spacing w:before="100" w:beforeAutospacing="1" w:after="100" w:afterAutospacing="1" w:line="240" w:lineRule="auto"/>
+        <w:rPr>
+          <w:rFonts w:ascii="Times New Roman" w:eastAsia="Times New Roman" w:hAnsi="Times New Roman" w:cs="Times New Roman"/>
+          <w:sz w:val="24"/>
+          <w:szCs w:val="24"/>
+          <w:lang w:eastAsia="en-IN"/>
+        </w:rPr>
+      </w:pPr>
+      <w:r>
+        <w:rPr>
+          <w:rFonts w:ascii="Times New Roman" w:eastAsia="Times New Roman" w:hAnsi="Times New Roman" w:cs="Times New Roman"/>
+          <w:sz w:val="24"/>
+          <w:szCs w:val="24"/>
+          <w:lang w:eastAsia="en-IN"/>
+        </w:rPr>
+        <w:t xml:space="preserve">  emp_id int,</w:t>
+      </w:r>
+    </w:p>
+    <w:p>
+      <w:pPr>
+        <w:spacing w:before="100" w:beforeAutospacing="1" w:after="100" w:afterAutospacing="1" w:line="240" w:lineRule="auto"/>
+        <w:rPr>
+          <w:rFonts w:ascii="Times New Roman" w:eastAsia="Times New Roman" w:hAnsi="Times New Roman" w:cs="Times New Roman"/>
+          <w:sz w:val="24"/>
+          <w:szCs w:val="24"/>
+          <w:lang w:eastAsia="en-IN"/>
+        </w:rPr>
+      </w:pPr>
+      <w:r>
+        <w:rPr>
+          <w:rFonts w:ascii="Times New Roman" w:eastAsia="Times New Roman" w:hAnsi="Times New Roman" w:cs="Times New Roman"/>
+          <w:sz w:val="24"/>
+          <w:szCs w:val="24"/>
+          <w:lang w:eastAsia="en-IN"/>
+        </w:rPr>
+        <w:t xml:space="preserve">  name varchar(10),dept_id int,</w:t>
       </w:r>
     </w:p>
     <w:p>
@@ -6426,27 +5155,7 @@
           <w:szCs w:val="24"/>
           <w:lang w:eastAsia="en-IN"/>
         </w:rPr>
-        <w:t xml:space="preserve">  city </w:t>
-      </w:r>
-      <w:proofErr w:type="gramStart"/>
-      <w:r>
-        <w:rPr>
-          <w:rFonts w:ascii="Times New Roman" w:eastAsia="Times New Roman" w:hAnsi="Times New Roman" w:cs="Times New Roman"/>
-          <w:sz w:val="24"/>
-          <w:szCs w:val="24"/>
-          <w:lang w:eastAsia="en-IN"/>
-        </w:rPr>
-        <w:t>varchar(</w:t>
-      </w:r>
-      <w:proofErr w:type="gramEnd"/>
-      <w:r>
-        <w:rPr>
-          <w:rFonts w:ascii="Times New Roman" w:eastAsia="Times New Roman" w:hAnsi="Times New Roman" w:cs="Times New Roman"/>
-          <w:sz w:val="24"/>
-          <w:szCs w:val="24"/>
-          <w:lang w:eastAsia="en-IN"/>
-        </w:rPr>
-        <w:t>10));</w:t>
+        <w:t xml:space="preserve">  city varchar(10));</w:t>
       </w:r>
     </w:p>
     <w:p>
@@ -6467,58 +5176,27 @@
           <w:lang w:eastAsia="en-IN"/>
         </w:rPr>
         <w:lastRenderedPageBreak/>
-        <w:t xml:space="preserve">insert into </w:t>
-      </w:r>
-      <w:proofErr w:type="gramStart"/>
-      <w:r>
-        <w:rPr>
-          <w:rFonts w:ascii="Times New Roman" w:eastAsia="Times New Roman" w:hAnsi="Times New Roman" w:cs="Times New Roman"/>
-          <w:sz w:val="24"/>
-          <w:szCs w:val="24"/>
-          <w:lang w:eastAsia="en-IN"/>
-        </w:rPr>
-        <w:t>employees</w:t>
-      </w:r>
-      <w:proofErr w:type="gramEnd"/>
-      <w:r>
-        <w:rPr>
-          <w:rFonts w:ascii="Times New Roman" w:eastAsia="Times New Roman" w:hAnsi="Times New Roman" w:cs="Times New Roman"/>
-          <w:sz w:val="24"/>
-          <w:szCs w:val="24"/>
-          <w:lang w:eastAsia="en-IN"/>
-        </w:rPr>
-        <w:t xml:space="preserve"> values</w:t>
-      </w:r>
-    </w:p>
-    <w:p>
-      <w:pPr>
-        <w:spacing w:before="100" w:beforeAutospacing="1" w:after="100" w:afterAutospacing="1" w:line="240" w:lineRule="auto"/>
-        <w:rPr>
-          <w:rFonts w:ascii="Times New Roman" w:eastAsia="Times New Roman" w:hAnsi="Times New Roman" w:cs="Times New Roman"/>
-          <w:sz w:val="24"/>
-          <w:szCs w:val="24"/>
-          <w:lang w:eastAsia="en-IN"/>
-        </w:rPr>
-      </w:pPr>
-      <w:proofErr w:type="gramStart"/>
-      <w:r>
-        <w:rPr>
-          <w:rFonts w:ascii="Times New Roman" w:eastAsia="Times New Roman" w:hAnsi="Times New Roman" w:cs="Times New Roman"/>
-          <w:sz w:val="24"/>
-          <w:szCs w:val="24"/>
-          <w:lang w:eastAsia="en-IN"/>
-        </w:rPr>
-        <w:t>( 1</w:t>
-      </w:r>
-      <w:proofErr w:type="gramEnd"/>
-      <w:r>
-        <w:rPr>
-          <w:rFonts w:ascii="Times New Roman" w:eastAsia="Times New Roman" w:hAnsi="Times New Roman" w:cs="Times New Roman"/>
-          <w:sz w:val="24"/>
-          <w:szCs w:val="24"/>
-          <w:lang w:eastAsia="en-IN"/>
-        </w:rPr>
-        <w:t>,"alice",101,50000,"Hubli"),</w:t>
+        <w:t>insert into employees values</w:t>
+      </w:r>
+    </w:p>
+    <w:p>
+      <w:pPr>
+        <w:spacing w:before="100" w:beforeAutospacing="1" w:after="100" w:afterAutospacing="1" w:line="240" w:lineRule="auto"/>
+        <w:rPr>
+          <w:rFonts w:ascii="Times New Roman" w:eastAsia="Times New Roman" w:hAnsi="Times New Roman" w:cs="Times New Roman"/>
+          <w:sz w:val="24"/>
+          <w:szCs w:val="24"/>
+          <w:lang w:eastAsia="en-IN"/>
+        </w:rPr>
+      </w:pPr>
+      <w:r>
+        <w:rPr>
+          <w:rFonts w:ascii="Times New Roman" w:eastAsia="Times New Roman" w:hAnsi="Times New Roman" w:cs="Times New Roman"/>
+          <w:sz w:val="24"/>
+          <w:szCs w:val="24"/>
+          <w:lang w:eastAsia="en-IN"/>
+        </w:rPr>
+        <w:t>( 1,"alice",101,50000,"Hubli"),</w:t>
       </w:r>
     </w:p>
     <w:p>
@@ -6619,6 +5297,208 @@
           <w:lang w:eastAsia="en-IN"/>
         </w:rPr>
         <w:t>(6,"Frank",104,90000,"Bangalore");</w:t>
+      </w:r>
+    </w:p>
+    <w:p>
+      <w:pPr>
+        <w:spacing w:before="100" w:beforeAutospacing="1" w:after="100" w:afterAutospacing="1" w:line="240" w:lineRule="auto"/>
+        <w:rPr>
+          <w:rFonts w:ascii="Times New Roman" w:eastAsia="Times New Roman" w:hAnsi="Times New Roman" w:cs="Times New Roman"/>
+          <w:sz w:val="24"/>
+          <w:szCs w:val="24"/>
+          <w:lang w:eastAsia="en-IN"/>
+        </w:rPr>
+      </w:pPr>
+    </w:p>
+    <w:p>
+      <w:pPr>
+        <w:spacing w:before="100" w:beforeAutospacing="1" w:after="100" w:afterAutospacing="1" w:line="240" w:lineRule="auto"/>
+        <w:rPr>
+          <w:rFonts w:ascii="Times New Roman" w:eastAsia="Times New Roman" w:hAnsi="Times New Roman" w:cs="Times New Roman"/>
+          <w:sz w:val="24"/>
+          <w:szCs w:val="24"/>
+          <w:lang w:eastAsia="en-IN"/>
+        </w:rPr>
+      </w:pPr>
+      <w:r>
+        <w:rPr>
+          <w:rFonts w:ascii="Times New Roman" w:eastAsia="Times New Roman" w:hAnsi="Times New Roman" w:cs="Times New Roman"/>
+          <w:sz w:val="24"/>
+          <w:szCs w:val="24"/>
+          <w:lang w:eastAsia="en-IN"/>
+        </w:rPr>
+        <w:t>create table departments</w:t>
+      </w:r>
+    </w:p>
+    <w:p>
+      <w:pPr>
+        <w:spacing w:before="100" w:beforeAutospacing="1" w:after="100" w:afterAutospacing="1" w:line="240" w:lineRule="auto"/>
+        <w:rPr>
+          <w:rFonts w:ascii="Times New Roman" w:eastAsia="Times New Roman" w:hAnsi="Times New Roman" w:cs="Times New Roman"/>
+          <w:sz w:val="24"/>
+          <w:szCs w:val="24"/>
+          <w:lang w:eastAsia="en-IN"/>
+        </w:rPr>
+      </w:pPr>
+      <w:r>
+        <w:rPr>
+          <w:rFonts w:ascii="Times New Roman" w:eastAsia="Times New Roman" w:hAnsi="Times New Roman" w:cs="Times New Roman"/>
+          <w:sz w:val="24"/>
+          <w:szCs w:val="24"/>
+          <w:lang w:eastAsia="en-IN"/>
+        </w:rPr>
+        <w:t>(dept_id int,</w:t>
+      </w:r>
+    </w:p>
+    <w:p>
+      <w:pPr>
+        <w:spacing w:before="100" w:beforeAutospacing="1" w:after="100" w:afterAutospacing="1" w:line="240" w:lineRule="auto"/>
+        <w:rPr>
+          <w:rFonts w:ascii="Times New Roman" w:eastAsia="Times New Roman" w:hAnsi="Times New Roman" w:cs="Times New Roman"/>
+          <w:sz w:val="24"/>
+          <w:szCs w:val="24"/>
+          <w:lang w:eastAsia="en-IN"/>
+        </w:rPr>
+      </w:pPr>
+      <w:r>
+        <w:rPr>
+          <w:rFonts w:ascii="Times New Roman" w:eastAsia="Times New Roman" w:hAnsi="Times New Roman" w:cs="Times New Roman"/>
+          <w:sz w:val="24"/>
+          <w:szCs w:val="24"/>
+          <w:lang w:eastAsia="en-IN"/>
+        </w:rPr>
+        <w:t xml:space="preserve"> department varchar(10)</w:t>
+      </w:r>
+    </w:p>
+    <w:p>
+      <w:pPr>
+        <w:spacing w:before="100" w:beforeAutospacing="1" w:after="100" w:afterAutospacing="1" w:line="240" w:lineRule="auto"/>
+        <w:rPr>
+          <w:rFonts w:ascii="Times New Roman" w:eastAsia="Times New Roman" w:hAnsi="Times New Roman" w:cs="Times New Roman"/>
+          <w:sz w:val="24"/>
+          <w:szCs w:val="24"/>
+          <w:lang w:eastAsia="en-IN"/>
+        </w:rPr>
+      </w:pPr>
+      <w:r>
+        <w:rPr>
+          <w:rFonts w:ascii="Times New Roman" w:eastAsia="Times New Roman" w:hAnsi="Times New Roman" w:cs="Times New Roman"/>
+          <w:sz w:val="24"/>
+          <w:szCs w:val="24"/>
+          <w:lang w:eastAsia="en-IN"/>
+        </w:rPr>
+        <w:t>);</w:t>
+      </w:r>
+    </w:p>
+    <w:p>
+      <w:pPr>
+        <w:spacing w:before="100" w:beforeAutospacing="1" w:after="100" w:afterAutospacing="1" w:line="240" w:lineRule="auto"/>
+        <w:rPr>
+          <w:rFonts w:ascii="Times New Roman" w:eastAsia="Times New Roman" w:hAnsi="Times New Roman" w:cs="Times New Roman"/>
+          <w:sz w:val="24"/>
+          <w:szCs w:val="24"/>
+          <w:lang w:eastAsia="en-IN"/>
+        </w:rPr>
+      </w:pPr>
+    </w:p>
+    <w:p>
+      <w:pPr>
+        <w:spacing w:before="100" w:beforeAutospacing="1" w:after="100" w:afterAutospacing="1" w:line="240" w:lineRule="auto"/>
+        <w:rPr>
+          <w:rFonts w:ascii="Times New Roman" w:eastAsia="Times New Roman" w:hAnsi="Times New Roman" w:cs="Times New Roman"/>
+          <w:sz w:val="24"/>
+          <w:szCs w:val="24"/>
+          <w:lang w:eastAsia="en-IN"/>
+        </w:rPr>
+      </w:pPr>
+      <w:r>
+        <w:rPr>
+          <w:rFonts w:ascii="Times New Roman" w:eastAsia="Times New Roman" w:hAnsi="Times New Roman" w:cs="Times New Roman"/>
+          <w:sz w:val="24"/>
+          <w:szCs w:val="24"/>
+          <w:lang w:eastAsia="en-IN"/>
+        </w:rPr>
+        <w:t>insert into departments values</w:t>
+      </w:r>
+    </w:p>
+    <w:p>
+      <w:pPr>
+        <w:spacing w:before="100" w:beforeAutospacing="1" w:after="100" w:afterAutospacing="1" w:line="240" w:lineRule="auto"/>
+        <w:rPr>
+          <w:rFonts w:ascii="Times New Roman" w:eastAsia="Times New Roman" w:hAnsi="Times New Roman" w:cs="Times New Roman"/>
+          <w:sz w:val="24"/>
+          <w:szCs w:val="24"/>
+          <w:lang w:eastAsia="en-IN"/>
+        </w:rPr>
+      </w:pPr>
+      <w:r>
+        <w:rPr>
+          <w:rFonts w:ascii="Times New Roman" w:eastAsia="Times New Roman" w:hAnsi="Times New Roman" w:cs="Times New Roman"/>
+          <w:sz w:val="24"/>
+          <w:szCs w:val="24"/>
+          <w:lang w:eastAsia="en-IN"/>
+        </w:rPr>
+        <w:t>(101,"HR"),</w:t>
+      </w:r>
+    </w:p>
+    <w:p>
+      <w:pPr>
+        <w:spacing w:before="100" w:beforeAutospacing="1" w:after="100" w:afterAutospacing="1" w:line="240" w:lineRule="auto"/>
+        <w:rPr>
+          <w:rFonts w:ascii="Times New Roman" w:eastAsia="Times New Roman" w:hAnsi="Times New Roman" w:cs="Times New Roman"/>
+          <w:sz w:val="24"/>
+          <w:szCs w:val="24"/>
+          <w:lang w:eastAsia="en-IN"/>
+        </w:rPr>
+      </w:pPr>
+      <w:r>
+        <w:rPr>
+          <w:rFonts w:ascii="Times New Roman" w:eastAsia="Times New Roman" w:hAnsi="Times New Roman" w:cs="Times New Roman"/>
+          <w:sz w:val="24"/>
+          <w:szCs w:val="24"/>
+          <w:lang w:eastAsia="en-IN"/>
+        </w:rPr>
+        <w:t>(102,"IT"),</w:t>
+      </w:r>
+    </w:p>
+    <w:p>
+      <w:pPr>
+        <w:spacing w:before="100" w:beforeAutospacing="1" w:after="100" w:afterAutospacing="1" w:line="240" w:lineRule="auto"/>
+        <w:rPr>
+          <w:rFonts w:ascii="Times New Roman" w:eastAsia="Times New Roman" w:hAnsi="Times New Roman" w:cs="Times New Roman"/>
+          <w:sz w:val="24"/>
+          <w:szCs w:val="24"/>
+          <w:lang w:eastAsia="en-IN"/>
+        </w:rPr>
+      </w:pPr>
+      <w:r>
+        <w:rPr>
+          <w:rFonts w:ascii="Times New Roman" w:eastAsia="Times New Roman" w:hAnsi="Times New Roman" w:cs="Times New Roman"/>
+          <w:sz w:val="24"/>
+          <w:szCs w:val="24"/>
+          <w:lang w:eastAsia="en-IN"/>
+        </w:rPr>
+        <w:t>(103,"Sales"),</w:t>
+      </w:r>
+    </w:p>
+    <w:p>
+      <w:pPr>
+        <w:spacing w:before="100" w:beforeAutospacing="1" w:after="100" w:afterAutospacing="1" w:line="240" w:lineRule="auto"/>
+        <w:rPr>
+          <w:rFonts w:ascii="Times New Roman" w:eastAsia="Times New Roman" w:hAnsi="Times New Roman" w:cs="Times New Roman"/>
+          <w:sz w:val="24"/>
+          <w:szCs w:val="24"/>
+          <w:lang w:eastAsia="en-IN"/>
+        </w:rPr>
+      </w:pPr>
+      <w:r>
+        <w:rPr>
+          <w:rFonts w:ascii="Times New Roman" w:eastAsia="Times New Roman" w:hAnsi="Times New Roman" w:cs="Times New Roman"/>
+          <w:sz w:val="24"/>
+          <w:szCs w:val="24"/>
+          <w:lang w:eastAsia="en-IN"/>
+        </w:rPr>
+        <w:t>(104,"Finance");</w:t>
       </w:r>
     </w:p>
     <w:p>
@@ -6846,27 +5726,7 @@
           <w:szCs w:val="24"/>
           <w:lang w:eastAsia="en-IN"/>
         </w:rPr>
-        <w:t xml:space="preserve">order by salary </w:t>
-      </w:r>
-      <w:proofErr w:type="spellStart"/>
-      <w:r>
-        <w:rPr>
-          <w:rFonts w:ascii="Times New Roman" w:eastAsia="Times New Roman" w:hAnsi="Times New Roman" w:cs="Times New Roman"/>
-          <w:sz w:val="24"/>
-          <w:szCs w:val="24"/>
-          <w:lang w:eastAsia="en-IN"/>
-        </w:rPr>
-        <w:t>desc</w:t>
-      </w:r>
-      <w:proofErr w:type="spellEnd"/>
-      <w:r>
-        <w:rPr>
-          <w:rFonts w:ascii="Times New Roman" w:eastAsia="Times New Roman" w:hAnsi="Times New Roman" w:cs="Times New Roman"/>
-          <w:sz w:val="24"/>
-          <w:szCs w:val="24"/>
-          <w:lang w:eastAsia="en-IN"/>
-        </w:rPr>
-        <w:t>;</w:t>
+        <w:t>order by salary desc;</w:t>
       </w:r>
     </w:p>
     <w:p>
@@ -6960,19 +5820,8 @@
           <w:szCs w:val="24"/>
           <w:lang w:eastAsia="en-IN"/>
         </w:rPr>
-        <w:t xml:space="preserve">order by salary </w:t>
-      </w:r>
-      <w:proofErr w:type="spellStart"/>
-      <w:r>
-        <w:rPr>
-          <w:rFonts w:ascii="Times New Roman" w:eastAsia="Times New Roman" w:hAnsi="Times New Roman" w:cs="Times New Roman"/>
-          <w:sz w:val="24"/>
-          <w:szCs w:val="24"/>
-          <w:lang w:eastAsia="en-IN"/>
-        </w:rPr>
-        <w:t>desc</w:t>
-      </w:r>
-      <w:proofErr w:type="spellEnd"/>
+        <w:t>order by salary desc</w:t>
+      </w:r>
     </w:p>
     <w:p>
       <w:pPr>
@@ -7242,39 +6091,8 @@
           <w:szCs w:val="24"/>
           <w:lang w:eastAsia="en-IN"/>
         </w:rPr>
-        <w:t xml:space="preserve">select </w:t>
-      </w:r>
-      <w:proofErr w:type="spellStart"/>
-      <w:r>
-        <w:rPr>
-          <w:rFonts w:ascii="Times New Roman" w:eastAsia="Times New Roman" w:hAnsi="Times New Roman" w:cs="Times New Roman"/>
-          <w:sz w:val="24"/>
-          <w:szCs w:val="24"/>
-          <w:lang w:eastAsia="en-IN"/>
-        </w:rPr>
-        <w:t>avg</w:t>
-      </w:r>
-      <w:proofErr w:type="spellEnd"/>
-      <w:r>
-        <w:rPr>
-          <w:rFonts w:ascii="Times New Roman" w:eastAsia="Times New Roman" w:hAnsi="Times New Roman" w:cs="Times New Roman"/>
-          <w:sz w:val="24"/>
-          <w:szCs w:val="24"/>
-          <w:lang w:eastAsia="en-IN"/>
-        </w:rPr>
-        <w:t xml:space="preserve">(salary) as </w:t>
-      </w:r>
-      <w:proofErr w:type="spellStart"/>
-      <w:r>
-        <w:rPr>
-          <w:rFonts w:ascii="Times New Roman" w:eastAsia="Times New Roman" w:hAnsi="Times New Roman" w:cs="Times New Roman"/>
-          <w:sz w:val="24"/>
-          <w:szCs w:val="24"/>
-          <w:lang w:eastAsia="en-IN"/>
-        </w:rPr>
-        <w:t>avg_salary</w:t>
-      </w:r>
-      <w:proofErr w:type="spellEnd"/>
+        <w:t>select avg(salary) as avg_salary</w:t>
+      </w:r>
     </w:p>
     <w:p>
       <w:pPr>
@@ -7346,20 +6164,8 @@
           <w:szCs w:val="24"/>
           <w:lang w:eastAsia="en-IN"/>
         </w:rPr>
-        <w:lastRenderedPageBreak/>
-        <w:t xml:space="preserve">select max(salary) as </w:t>
-      </w:r>
-      <w:proofErr w:type="spellStart"/>
-      <w:r>
-        <w:rPr>
-          <w:rFonts w:ascii="Times New Roman" w:eastAsia="Times New Roman" w:hAnsi="Times New Roman" w:cs="Times New Roman"/>
-          <w:sz w:val="24"/>
-          <w:szCs w:val="24"/>
-          <w:lang w:eastAsia="en-IN"/>
-        </w:rPr>
-        <w:t>max_salary</w:t>
-      </w:r>
-      <w:proofErr w:type="spellEnd"/>
+        <w:t>select max(salary) as max_salary</w:t>
+      </w:r>
     </w:p>
     <w:p>
       <w:pPr>
@@ -7431,41 +6237,8 @@
           <w:szCs w:val="24"/>
           <w:lang w:eastAsia="en-IN"/>
         </w:rPr>
-        <w:t xml:space="preserve">select </w:t>
-      </w:r>
-      <w:proofErr w:type="spellStart"/>
-      <w:proofErr w:type="gramStart"/>
-      <w:r>
-        <w:rPr>
-          <w:rFonts w:ascii="Times New Roman" w:eastAsia="Times New Roman" w:hAnsi="Times New Roman" w:cs="Times New Roman"/>
-          <w:sz w:val="24"/>
-          <w:szCs w:val="24"/>
-          <w:lang w:eastAsia="en-IN"/>
-        </w:rPr>
-        <w:t>d.department</w:t>
-      </w:r>
-      <w:proofErr w:type="spellEnd"/>
-      <w:proofErr w:type="gramEnd"/>
-      <w:r>
-        <w:rPr>
-          <w:rFonts w:ascii="Times New Roman" w:eastAsia="Times New Roman" w:hAnsi="Times New Roman" w:cs="Times New Roman"/>
-          <w:sz w:val="24"/>
-          <w:szCs w:val="24"/>
-          <w:lang w:eastAsia="en-IN"/>
-        </w:rPr>
-        <w:t xml:space="preserve">, count(*) as </w:t>
-      </w:r>
-      <w:proofErr w:type="spellStart"/>
-      <w:r>
-        <w:rPr>
-          <w:rFonts w:ascii="Times New Roman" w:eastAsia="Times New Roman" w:hAnsi="Times New Roman" w:cs="Times New Roman"/>
-          <w:sz w:val="24"/>
-          <w:szCs w:val="24"/>
-          <w:lang w:eastAsia="en-IN"/>
-        </w:rPr>
-        <w:t>total_employees</w:t>
-      </w:r>
-      <w:proofErr w:type="spellEnd"/>
+        <w:t>select d.department, count(*) as total_employees</w:t>
+      </w:r>
     </w:p>
     <w:p>
       <w:pPr>
@@ -7527,101 +6300,28 @@
           <w:szCs w:val="24"/>
           <w:lang w:eastAsia="en-IN"/>
         </w:rPr>
-        <w:t xml:space="preserve">on </w:t>
-      </w:r>
-      <w:proofErr w:type="spellStart"/>
-      <w:proofErr w:type="gramStart"/>
-      <w:r>
-        <w:rPr>
-          <w:rFonts w:ascii="Times New Roman" w:eastAsia="Times New Roman" w:hAnsi="Times New Roman" w:cs="Times New Roman"/>
-          <w:sz w:val="24"/>
-          <w:szCs w:val="24"/>
-          <w:lang w:eastAsia="en-IN"/>
-        </w:rPr>
-        <w:t>e.dept</w:t>
-      </w:r>
-      <w:proofErr w:type="gramEnd"/>
-      <w:r>
-        <w:rPr>
-          <w:rFonts w:ascii="Times New Roman" w:eastAsia="Times New Roman" w:hAnsi="Times New Roman" w:cs="Times New Roman"/>
-          <w:sz w:val="24"/>
-          <w:szCs w:val="24"/>
-          <w:lang w:eastAsia="en-IN"/>
-        </w:rPr>
-        <w:t>_id</w:t>
-      </w:r>
-      <w:proofErr w:type="spellEnd"/>
-      <w:r>
-        <w:rPr>
-          <w:rFonts w:ascii="Times New Roman" w:eastAsia="Times New Roman" w:hAnsi="Times New Roman" w:cs="Times New Roman"/>
-          <w:sz w:val="24"/>
-          <w:szCs w:val="24"/>
-          <w:lang w:eastAsia="en-IN"/>
-        </w:rPr>
-        <w:t xml:space="preserve"> = </w:t>
-      </w:r>
-      <w:proofErr w:type="spellStart"/>
-      <w:r>
-        <w:rPr>
-          <w:rFonts w:ascii="Times New Roman" w:eastAsia="Times New Roman" w:hAnsi="Times New Roman" w:cs="Times New Roman"/>
-          <w:sz w:val="24"/>
-          <w:szCs w:val="24"/>
-          <w:lang w:eastAsia="en-IN"/>
-        </w:rPr>
-        <w:t>d.dept_id</w:t>
-      </w:r>
-      <w:proofErr w:type="spellEnd"/>
-    </w:p>
-    <w:p>
-      <w:pPr>
-        <w:pStyle w:val="ListParagraph"/>
-        <w:spacing w:before="100" w:beforeAutospacing="1" w:after="100" w:afterAutospacing="1" w:line="240" w:lineRule="auto"/>
-        <w:rPr>
-          <w:rFonts w:ascii="Times New Roman" w:eastAsia="Times New Roman" w:hAnsi="Times New Roman" w:cs="Times New Roman"/>
-          <w:sz w:val="24"/>
-          <w:szCs w:val="24"/>
-          <w:lang w:eastAsia="en-IN"/>
-        </w:rPr>
-      </w:pPr>
-      <w:r>
-        <w:rPr>
-          <w:rFonts w:ascii="Times New Roman" w:eastAsia="Times New Roman" w:hAnsi="Times New Roman" w:cs="Times New Roman"/>
-          <w:sz w:val="24"/>
-          <w:szCs w:val="24"/>
-          <w:lang w:eastAsia="en-IN"/>
-        </w:rPr>
-        <w:t xml:space="preserve">group by </w:t>
-      </w:r>
-      <w:proofErr w:type="spellStart"/>
-      <w:proofErr w:type="gramStart"/>
-      <w:r>
-        <w:rPr>
-          <w:rFonts w:ascii="Times New Roman" w:eastAsia="Times New Roman" w:hAnsi="Times New Roman" w:cs="Times New Roman"/>
-          <w:sz w:val="24"/>
-          <w:szCs w:val="24"/>
-          <w:lang w:eastAsia="en-IN"/>
-        </w:rPr>
-        <w:t>e.dept</w:t>
-      </w:r>
-      <w:proofErr w:type="gramEnd"/>
-      <w:r>
-        <w:rPr>
-          <w:rFonts w:ascii="Times New Roman" w:eastAsia="Times New Roman" w:hAnsi="Times New Roman" w:cs="Times New Roman"/>
-          <w:sz w:val="24"/>
-          <w:szCs w:val="24"/>
-          <w:lang w:eastAsia="en-IN"/>
-        </w:rPr>
-        <w:t>_id</w:t>
-      </w:r>
-      <w:proofErr w:type="spellEnd"/>
-      <w:r>
-        <w:rPr>
-          <w:rFonts w:ascii="Times New Roman" w:eastAsia="Times New Roman" w:hAnsi="Times New Roman" w:cs="Times New Roman"/>
-          <w:sz w:val="24"/>
-          <w:szCs w:val="24"/>
-          <w:lang w:eastAsia="en-IN"/>
-        </w:rPr>
-        <w:t>;</w:t>
+        <w:t>on e.dept_id = d.dept_id</w:t>
+      </w:r>
+    </w:p>
+    <w:p>
+      <w:pPr>
+        <w:pStyle w:val="ListParagraph"/>
+        <w:spacing w:before="100" w:beforeAutospacing="1" w:after="100" w:afterAutospacing="1" w:line="240" w:lineRule="auto"/>
+        <w:rPr>
+          <w:rFonts w:ascii="Times New Roman" w:eastAsia="Times New Roman" w:hAnsi="Times New Roman" w:cs="Times New Roman"/>
+          <w:sz w:val="24"/>
+          <w:szCs w:val="24"/>
+          <w:lang w:eastAsia="en-IN"/>
+        </w:rPr>
+      </w:pPr>
+      <w:r>
+        <w:rPr>
+          <w:rFonts w:ascii="Times New Roman" w:eastAsia="Times New Roman" w:hAnsi="Times New Roman" w:cs="Times New Roman"/>
+          <w:sz w:val="24"/>
+          <w:szCs w:val="24"/>
+          <w:lang w:eastAsia="en-IN"/>
+        </w:rPr>
+        <w:t>group by e.dept_id;</w:t>
       </w:r>
     </w:p>
     <w:p>
@@ -7673,41 +6373,8 @@
           <w:szCs w:val="24"/>
           <w:lang w:eastAsia="en-IN"/>
         </w:rPr>
-        <w:t xml:space="preserve">select </w:t>
-      </w:r>
-      <w:proofErr w:type="spellStart"/>
-      <w:proofErr w:type="gramStart"/>
-      <w:r>
-        <w:rPr>
-          <w:rFonts w:ascii="Times New Roman" w:eastAsia="Times New Roman" w:hAnsi="Times New Roman" w:cs="Times New Roman"/>
-          <w:sz w:val="24"/>
-          <w:szCs w:val="24"/>
-          <w:lang w:eastAsia="en-IN"/>
-        </w:rPr>
-        <w:t>d.department</w:t>
-      </w:r>
-      <w:proofErr w:type="spellEnd"/>
-      <w:proofErr w:type="gramEnd"/>
-      <w:r>
-        <w:rPr>
-          <w:rFonts w:ascii="Times New Roman" w:eastAsia="Times New Roman" w:hAnsi="Times New Roman" w:cs="Times New Roman"/>
-          <w:sz w:val="24"/>
-          <w:szCs w:val="24"/>
-          <w:lang w:eastAsia="en-IN"/>
-        </w:rPr>
-        <w:t xml:space="preserve">, count(*) as </w:t>
-      </w:r>
-      <w:proofErr w:type="spellStart"/>
-      <w:r>
-        <w:rPr>
-          <w:rFonts w:ascii="Times New Roman" w:eastAsia="Times New Roman" w:hAnsi="Times New Roman" w:cs="Times New Roman"/>
-          <w:sz w:val="24"/>
-          <w:szCs w:val="24"/>
-          <w:lang w:eastAsia="en-IN"/>
-        </w:rPr>
-        <w:t>total_employees</w:t>
-      </w:r>
-      <w:proofErr w:type="spellEnd"/>
+        <w:t>select d.department, count(*) as total_employees</w:t>
+      </w:r>
     </w:p>
     <w:p>
       <w:pPr>
@@ -7769,133 +6436,49 @@
           <w:szCs w:val="24"/>
           <w:lang w:eastAsia="en-IN"/>
         </w:rPr>
-        <w:t xml:space="preserve">on </w:t>
-      </w:r>
-      <w:proofErr w:type="spellStart"/>
-      <w:proofErr w:type="gramStart"/>
-      <w:r>
-        <w:rPr>
-          <w:rFonts w:ascii="Times New Roman" w:eastAsia="Times New Roman" w:hAnsi="Times New Roman" w:cs="Times New Roman"/>
-          <w:sz w:val="24"/>
-          <w:szCs w:val="24"/>
-          <w:lang w:eastAsia="en-IN"/>
-        </w:rPr>
-        <w:t>e.dept</w:t>
-      </w:r>
-      <w:proofErr w:type="gramEnd"/>
-      <w:r>
-        <w:rPr>
-          <w:rFonts w:ascii="Times New Roman" w:eastAsia="Times New Roman" w:hAnsi="Times New Roman" w:cs="Times New Roman"/>
-          <w:sz w:val="24"/>
-          <w:szCs w:val="24"/>
-          <w:lang w:eastAsia="en-IN"/>
-        </w:rPr>
-        <w:t>_id</w:t>
-      </w:r>
-      <w:proofErr w:type="spellEnd"/>
-      <w:r>
-        <w:rPr>
-          <w:rFonts w:ascii="Times New Roman" w:eastAsia="Times New Roman" w:hAnsi="Times New Roman" w:cs="Times New Roman"/>
-          <w:sz w:val="24"/>
-          <w:szCs w:val="24"/>
-          <w:lang w:eastAsia="en-IN"/>
-        </w:rPr>
-        <w:t xml:space="preserve"> = </w:t>
-      </w:r>
-      <w:proofErr w:type="spellStart"/>
-      <w:r>
-        <w:rPr>
-          <w:rFonts w:ascii="Times New Roman" w:eastAsia="Times New Roman" w:hAnsi="Times New Roman" w:cs="Times New Roman"/>
-          <w:sz w:val="24"/>
-          <w:szCs w:val="24"/>
-          <w:lang w:eastAsia="en-IN"/>
-        </w:rPr>
-        <w:t>d.dept_id</w:t>
-      </w:r>
-      <w:proofErr w:type="spellEnd"/>
-    </w:p>
-    <w:p>
-      <w:pPr>
-        <w:pStyle w:val="ListParagraph"/>
-        <w:spacing w:before="100" w:beforeAutospacing="1" w:after="100" w:afterAutospacing="1" w:line="240" w:lineRule="auto"/>
-        <w:rPr>
-          <w:rFonts w:ascii="Times New Roman" w:eastAsia="Times New Roman" w:hAnsi="Times New Roman" w:cs="Times New Roman"/>
-          <w:sz w:val="24"/>
-          <w:szCs w:val="24"/>
-          <w:lang w:eastAsia="en-IN"/>
-        </w:rPr>
-      </w:pPr>
-      <w:r>
-        <w:rPr>
-          <w:rFonts w:ascii="Times New Roman" w:eastAsia="Times New Roman" w:hAnsi="Times New Roman" w:cs="Times New Roman"/>
-          <w:sz w:val="24"/>
-          <w:szCs w:val="24"/>
-          <w:lang w:eastAsia="en-IN"/>
-        </w:rPr>
-        <w:t xml:space="preserve">group by </w:t>
-      </w:r>
-      <w:proofErr w:type="spellStart"/>
-      <w:proofErr w:type="gramStart"/>
-      <w:r>
-        <w:rPr>
-          <w:rFonts w:ascii="Times New Roman" w:eastAsia="Times New Roman" w:hAnsi="Times New Roman" w:cs="Times New Roman"/>
-          <w:sz w:val="24"/>
-          <w:szCs w:val="24"/>
-          <w:lang w:eastAsia="en-IN"/>
-        </w:rPr>
-        <w:t>e.dept</w:t>
-      </w:r>
-      <w:proofErr w:type="gramEnd"/>
-      <w:r>
-        <w:rPr>
-          <w:rFonts w:ascii="Times New Roman" w:eastAsia="Times New Roman" w:hAnsi="Times New Roman" w:cs="Times New Roman"/>
-          <w:sz w:val="24"/>
-          <w:szCs w:val="24"/>
-          <w:lang w:eastAsia="en-IN"/>
-        </w:rPr>
-        <w:t>_id</w:t>
-      </w:r>
-      <w:proofErr w:type="spellEnd"/>
-    </w:p>
-    <w:p>
-      <w:pPr>
-        <w:pStyle w:val="ListParagraph"/>
-        <w:spacing w:before="100" w:beforeAutospacing="1" w:after="100" w:afterAutospacing="1" w:line="240" w:lineRule="auto"/>
-        <w:rPr>
-          <w:rFonts w:ascii="Times New Roman" w:eastAsia="Times New Roman" w:hAnsi="Times New Roman" w:cs="Times New Roman"/>
-          <w:sz w:val="24"/>
-          <w:szCs w:val="24"/>
-          <w:lang w:eastAsia="en-IN"/>
-        </w:rPr>
-      </w:pPr>
-      <w:r>
-        <w:rPr>
-          <w:rFonts w:ascii="Times New Roman" w:eastAsia="Times New Roman" w:hAnsi="Times New Roman" w:cs="Times New Roman"/>
-          <w:sz w:val="24"/>
-          <w:szCs w:val="24"/>
-          <w:lang w:eastAsia="en-IN"/>
-        </w:rPr>
-        <w:t xml:space="preserve">having </w:t>
-      </w:r>
-      <w:proofErr w:type="gramStart"/>
-      <w:r>
-        <w:rPr>
-          <w:rFonts w:ascii="Times New Roman" w:eastAsia="Times New Roman" w:hAnsi="Times New Roman" w:cs="Times New Roman"/>
-          <w:sz w:val="24"/>
-          <w:szCs w:val="24"/>
-          <w:lang w:eastAsia="en-IN"/>
-        </w:rPr>
-        <w:t>count(</w:t>
-      </w:r>
-      <w:proofErr w:type="gramEnd"/>
-      <w:r>
-        <w:rPr>
-          <w:rFonts w:ascii="Times New Roman" w:eastAsia="Times New Roman" w:hAnsi="Times New Roman" w:cs="Times New Roman"/>
-          <w:sz w:val="24"/>
-          <w:szCs w:val="24"/>
-          <w:lang w:eastAsia="en-IN"/>
-        </w:rPr>
-        <w:t>*) &gt; 1;</w:t>
+        <w:t>on e.dept_id = d.dept_id</w:t>
+      </w:r>
+    </w:p>
+    <w:p>
+      <w:pPr>
+        <w:pStyle w:val="ListParagraph"/>
+        <w:spacing w:before="100" w:beforeAutospacing="1" w:after="100" w:afterAutospacing="1" w:line="240" w:lineRule="auto"/>
+        <w:rPr>
+          <w:rFonts w:ascii="Times New Roman" w:eastAsia="Times New Roman" w:hAnsi="Times New Roman" w:cs="Times New Roman"/>
+          <w:sz w:val="24"/>
+          <w:szCs w:val="24"/>
+          <w:lang w:eastAsia="en-IN"/>
+        </w:rPr>
+      </w:pPr>
+      <w:r>
+        <w:rPr>
+          <w:rFonts w:ascii="Times New Roman" w:eastAsia="Times New Roman" w:hAnsi="Times New Roman" w:cs="Times New Roman"/>
+          <w:sz w:val="24"/>
+          <w:szCs w:val="24"/>
+          <w:lang w:eastAsia="en-IN"/>
+        </w:rPr>
+        <w:t>group by e.dept_id</w:t>
+      </w:r>
+    </w:p>
+    <w:p>
+      <w:pPr>
+        <w:pStyle w:val="ListParagraph"/>
+        <w:spacing w:before="100" w:beforeAutospacing="1" w:after="100" w:afterAutospacing="1" w:line="240" w:lineRule="auto"/>
+        <w:rPr>
+          <w:rFonts w:ascii="Times New Roman" w:eastAsia="Times New Roman" w:hAnsi="Times New Roman" w:cs="Times New Roman"/>
+          <w:sz w:val="24"/>
+          <w:szCs w:val="24"/>
+          <w:lang w:eastAsia="en-IN"/>
+        </w:rPr>
+      </w:pPr>
+      <w:r>
+        <w:rPr>
+          <w:rFonts w:ascii="Times New Roman" w:eastAsia="Times New Roman" w:hAnsi="Times New Roman" w:cs="Times New Roman"/>
+          <w:sz w:val="24"/>
+          <w:szCs w:val="24"/>
+          <w:lang w:eastAsia="en-IN"/>
+        </w:rPr>
+        <w:t>having count(*) &gt; 1;</w:t>
       </w:r>
     </w:p>
     <w:p>
@@ -7947,41 +6530,8 @@
           <w:szCs w:val="24"/>
           <w:lang w:eastAsia="en-IN"/>
         </w:rPr>
-        <w:t xml:space="preserve">select </w:t>
-      </w:r>
-      <w:proofErr w:type="spellStart"/>
-      <w:proofErr w:type="gramStart"/>
-      <w:r>
-        <w:rPr>
-          <w:rFonts w:ascii="Times New Roman" w:eastAsia="Times New Roman" w:hAnsi="Times New Roman" w:cs="Times New Roman"/>
-          <w:sz w:val="24"/>
-          <w:szCs w:val="24"/>
-          <w:lang w:eastAsia="en-IN"/>
-        </w:rPr>
-        <w:t>d.department</w:t>
-      </w:r>
-      <w:proofErr w:type="spellEnd"/>
-      <w:proofErr w:type="gramEnd"/>
-      <w:r>
-        <w:rPr>
-          <w:rFonts w:ascii="Times New Roman" w:eastAsia="Times New Roman" w:hAnsi="Times New Roman" w:cs="Times New Roman"/>
-          <w:sz w:val="24"/>
-          <w:szCs w:val="24"/>
-          <w:lang w:eastAsia="en-IN"/>
-        </w:rPr>
-        <w:t xml:space="preserve">, sum(salary) as </w:t>
-      </w:r>
-      <w:proofErr w:type="spellStart"/>
-      <w:r>
-        <w:rPr>
-          <w:rFonts w:ascii="Times New Roman" w:eastAsia="Times New Roman" w:hAnsi="Times New Roman" w:cs="Times New Roman"/>
-          <w:sz w:val="24"/>
-          <w:szCs w:val="24"/>
-          <w:lang w:eastAsia="en-IN"/>
-        </w:rPr>
-        <w:t>total_salary</w:t>
-      </w:r>
-      <w:proofErr w:type="spellEnd"/>
+        <w:t>select d.department, sum(salary) as total_salary</w:t>
+      </w:r>
     </w:p>
     <w:p>
       <w:pPr>
@@ -8043,93 +6593,29 @@
           <w:szCs w:val="24"/>
           <w:lang w:eastAsia="en-IN"/>
         </w:rPr>
-        <w:t xml:space="preserve">on </w:t>
-      </w:r>
-      <w:proofErr w:type="spellStart"/>
-      <w:proofErr w:type="gramStart"/>
-      <w:r>
-        <w:rPr>
-          <w:rFonts w:ascii="Times New Roman" w:eastAsia="Times New Roman" w:hAnsi="Times New Roman" w:cs="Times New Roman"/>
-          <w:sz w:val="24"/>
-          <w:szCs w:val="24"/>
-          <w:lang w:eastAsia="en-IN"/>
-        </w:rPr>
-        <w:t>e.dept</w:t>
-      </w:r>
-      <w:proofErr w:type="gramEnd"/>
-      <w:r>
-        <w:rPr>
-          <w:rFonts w:ascii="Times New Roman" w:eastAsia="Times New Roman" w:hAnsi="Times New Roman" w:cs="Times New Roman"/>
-          <w:sz w:val="24"/>
-          <w:szCs w:val="24"/>
-          <w:lang w:eastAsia="en-IN"/>
-        </w:rPr>
-        <w:t>_id</w:t>
-      </w:r>
-      <w:proofErr w:type="spellEnd"/>
-      <w:r>
-        <w:rPr>
-          <w:rFonts w:ascii="Times New Roman" w:eastAsia="Times New Roman" w:hAnsi="Times New Roman" w:cs="Times New Roman"/>
-          <w:sz w:val="24"/>
-          <w:szCs w:val="24"/>
-          <w:lang w:eastAsia="en-IN"/>
-        </w:rPr>
-        <w:t xml:space="preserve"> = </w:t>
-      </w:r>
-      <w:proofErr w:type="spellStart"/>
-      <w:r>
-        <w:rPr>
-          <w:rFonts w:ascii="Times New Roman" w:eastAsia="Times New Roman" w:hAnsi="Times New Roman" w:cs="Times New Roman"/>
-          <w:sz w:val="24"/>
-          <w:szCs w:val="24"/>
-          <w:lang w:eastAsia="en-IN"/>
-        </w:rPr>
-        <w:t>d.dept_id</w:t>
-      </w:r>
-      <w:proofErr w:type="spellEnd"/>
-    </w:p>
-    <w:p>
-      <w:pPr>
-        <w:pStyle w:val="ListParagraph"/>
-        <w:spacing w:before="100" w:beforeAutospacing="1" w:after="100" w:afterAutospacing="1" w:line="240" w:lineRule="auto"/>
-        <w:rPr>
-          <w:rFonts w:ascii="Times New Roman" w:eastAsia="Times New Roman" w:hAnsi="Times New Roman" w:cs="Times New Roman"/>
-          <w:sz w:val="24"/>
-          <w:szCs w:val="24"/>
-          <w:lang w:eastAsia="en-IN"/>
-        </w:rPr>
-      </w:pPr>
-      <w:r>
-        <w:rPr>
-          <w:rFonts w:ascii="Times New Roman" w:eastAsia="Times New Roman" w:hAnsi="Times New Roman" w:cs="Times New Roman"/>
-          <w:sz w:val="24"/>
-          <w:szCs w:val="24"/>
-          <w:lang w:eastAsia="en-IN"/>
-        </w:rPr>
-        <w:t xml:space="preserve">group by </w:t>
-      </w:r>
-      <w:proofErr w:type="spellStart"/>
-      <w:proofErr w:type="gramStart"/>
-      <w:r>
-        <w:rPr>
-          <w:rFonts w:ascii="Times New Roman" w:eastAsia="Times New Roman" w:hAnsi="Times New Roman" w:cs="Times New Roman"/>
-          <w:sz w:val="24"/>
-          <w:szCs w:val="24"/>
-          <w:lang w:eastAsia="en-IN"/>
-        </w:rPr>
-        <w:t>e.dept</w:t>
-      </w:r>
-      <w:proofErr w:type="gramEnd"/>
-      <w:r>
-        <w:rPr>
-          <w:rFonts w:ascii="Times New Roman" w:eastAsia="Times New Roman" w:hAnsi="Times New Roman" w:cs="Times New Roman"/>
-          <w:sz w:val="24"/>
-          <w:szCs w:val="24"/>
-          <w:lang w:eastAsia="en-IN"/>
-        </w:rPr>
-        <w:t>_id</w:t>
-      </w:r>
-      <w:proofErr w:type="spellEnd"/>
+        <w:t>on e.dept_id = d.dept_id</w:t>
+      </w:r>
+    </w:p>
+    <w:p>
+      <w:pPr>
+        <w:pStyle w:val="ListParagraph"/>
+        <w:spacing w:before="100" w:beforeAutospacing="1" w:after="100" w:afterAutospacing="1" w:line="240" w:lineRule="auto"/>
+        <w:rPr>
+          <w:rFonts w:ascii="Times New Roman" w:eastAsia="Times New Roman" w:hAnsi="Times New Roman" w:cs="Times New Roman"/>
+          <w:sz w:val="24"/>
+          <w:szCs w:val="24"/>
+          <w:lang w:eastAsia="en-IN"/>
+        </w:rPr>
+      </w:pPr>
+      <w:r>
+        <w:rPr>
+          <w:rFonts w:ascii="Times New Roman" w:eastAsia="Times New Roman" w:hAnsi="Times New Roman" w:cs="Times New Roman"/>
+          <w:sz w:val="24"/>
+          <w:szCs w:val="24"/>
+          <w:lang w:eastAsia="en-IN"/>
+        </w:rPr>
+        <w:t>group by e.dept_id</w:t>
+      </w:r>
     </w:p>
     <w:p>
       <w:pPr>
@@ -8180,39 +6666,8 @@
           <w:szCs w:val="24"/>
           <w:lang w:eastAsia="en-IN"/>
         </w:rPr>
-        <w:t xml:space="preserve">select </w:t>
-      </w:r>
-      <w:proofErr w:type="spellStart"/>
-      <w:r>
-        <w:rPr>
-          <w:rFonts w:ascii="Times New Roman" w:eastAsia="Times New Roman" w:hAnsi="Times New Roman" w:cs="Times New Roman"/>
-          <w:sz w:val="24"/>
-          <w:szCs w:val="24"/>
-          <w:lang w:eastAsia="en-IN"/>
-        </w:rPr>
-        <w:t>e.</w:t>
-      </w:r>
-      <w:proofErr w:type="gramStart"/>
-      <w:r>
-        <w:rPr>
-          <w:rFonts w:ascii="Times New Roman" w:eastAsia="Times New Roman" w:hAnsi="Times New Roman" w:cs="Times New Roman"/>
-          <w:sz w:val="24"/>
-          <w:szCs w:val="24"/>
-          <w:lang w:eastAsia="en-IN"/>
-        </w:rPr>
-        <w:t>name,d</w:t>
-      </w:r>
-      <w:proofErr w:type="gramEnd"/>
-      <w:r>
-        <w:rPr>
-          <w:rFonts w:ascii="Times New Roman" w:eastAsia="Times New Roman" w:hAnsi="Times New Roman" w:cs="Times New Roman"/>
-          <w:sz w:val="24"/>
-          <w:szCs w:val="24"/>
-          <w:lang w:eastAsia="en-IN"/>
-        </w:rPr>
-        <w:t>.department</w:t>
-      </w:r>
-      <w:proofErr w:type="spellEnd"/>
+        <w:t>select e.name,d.department</w:t>
+      </w:r>
     </w:p>
     <w:p>
       <w:pPr>
@@ -8253,6 +6708,7 @@
           <w:szCs w:val="24"/>
           <w:lang w:eastAsia="en-IN"/>
         </w:rPr>
+        <w:lastRenderedPageBreak/>
         <w:t>join departments d</w:t>
       </w:r>
     </w:p>
@@ -8274,50 +6730,8 @@
           <w:szCs w:val="24"/>
           <w:lang w:eastAsia="en-IN"/>
         </w:rPr>
-        <w:t xml:space="preserve">on </w:t>
-      </w:r>
-      <w:proofErr w:type="spellStart"/>
-      <w:proofErr w:type="gramStart"/>
-      <w:r>
-        <w:rPr>
-          <w:rFonts w:ascii="Times New Roman" w:eastAsia="Times New Roman" w:hAnsi="Times New Roman" w:cs="Times New Roman"/>
-          <w:sz w:val="24"/>
-          <w:szCs w:val="24"/>
-          <w:lang w:eastAsia="en-IN"/>
-        </w:rPr>
-        <w:t>e.dept</w:t>
-      </w:r>
-      <w:proofErr w:type="gramEnd"/>
-      <w:r>
-        <w:rPr>
-          <w:rFonts w:ascii="Times New Roman" w:eastAsia="Times New Roman" w:hAnsi="Times New Roman" w:cs="Times New Roman"/>
-          <w:sz w:val="24"/>
-          <w:szCs w:val="24"/>
-          <w:lang w:eastAsia="en-IN"/>
-        </w:rPr>
-        <w:t>_id</w:t>
-      </w:r>
-      <w:proofErr w:type="spellEnd"/>
-      <w:r>
-        <w:rPr>
-          <w:rFonts w:ascii="Times New Roman" w:eastAsia="Times New Roman" w:hAnsi="Times New Roman" w:cs="Times New Roman"/>
-          <w:sz w:val="24"/>
-          <w:szCs w:val="24"/>
-          <w:lang w:eastAsia="en-IN"/>
-        </w:rPr>
-        <w:t xml:space="preserve"> = </w:t>
-      </w:r>
-      <w:proofErr w:type="spellStart"/>
-      <w:r>
-        <w:rPr>
-          <w:rFonts w:ascii="Times New Roman" w:eastAsia="Times New Roman" w:hAnsi="Times New Roman" w:cs="Times New Roman"/>
-          <w:sz w:val="24"/>
-          <w:szCs w:val="24"/>
-          <w:lang w:eastAsia="en-IN"/>
-        </w:rPr>
-        <w:t>d.dept_id</w:t>
-      </w:r>
-      <w:proofErr w:type="spellEnd"/>
+        <w:t>on e.dept_id = d.dept_id</w:t>
+      </w:r>
     </w:p>
     <w:p>
       <w:pPr>
@@ -8431,92 +6845,28 @@
           <w:szCs w:val="24"/>
           <w:lang w:eastAsia="en-IN"/>
         </w:rPr>
-        <w:t xml:space="preserve">on </w:t>
-      </w:r>
-      <w:proofErr w:type="spellStart"/>
-      <w:proofErr w:type="gramStart"/>
-      <w:r>
-        <w:rPr>
-          <w:rFonts w:ascii="Times New Roman" w:eastAsia="Times New Roman" w:hAnsi="Times New Roman" w:cs="Times New Roman"/>
-          <w:sz w:val="24"/>
-          <w:szCs w:val="24"/>
-          <w:lang w:eastAsia="en-IN"/>
-        </w:rPr>
-        <w:t>e.dept</w:t>
-      </w:r>
-      <w:proofErr w:type="gramEnd"/>
-      <w:r>
-        <w:rPr>
-          <w:rFonts w:ascii="Times New Roman" w:eastAsia="Times New Roman" w:hAnsi="Times New Roman" w:cs="Times New Roman"/>
-          <w:sz w:val="24"/>
-          <w:szCs w:val="24"/>
-          <w:lang w:eastAsia="en-IN"/>
-        </w:rPr>
-        <w:t>_id</w:t>
-      </w:r>
-      <w:proofErr w:type="spellEnd"/>
-      <w:r>
-        <w:rPr>
-          <w:rFonts w:ascii="Times New Roman" w:eastAsia="Times New Roman" w:hAnsi="Times New Roman" w:cs="Times New Roman"/>
-          <w:sz w:val="24"/>
-          <w:szCs w:val="24"/>
-          <w:lang w:eastAsia="en-IN"/>
-        </w:rPr>
-        <w:t xml:space="preserve"> = </w:t>
-      </w:r>
-      <w:proofErr w:type="spellStart"/>
-      <w:r>
-        <w:rPr>
-          <w:rFonts w:ascii="Times New Roman" w:eastAsia="Times New Roman" w:hAnsi="Times New Roman" w:cs="Times New Roman"/>
-          <w:sz w:val="24"/>
-          <w:szCs w:val="24"/>
-          <w:lang w:eastAsia="en-IN"/>
-        </w:rPr>
-        <w:t>d.dept_id</w:t>
-      </w:r>
-      <w:proofErr w:type="spellEnd"/>
-    </w:p>
-    <w:p>
-      <w:pPr>
-        <w:pStyle w:val="ListParagraph"/>
-        <w:spacing w:before="100" w:beforeAutospacing="1" w:after="100" w:afterAutospacing="1" w:line="240" w:lineRule="auto"/>
-        <w:rPr>
-          <w:rFonts w:ascii="Times New Roman" w:eastAsia="Times New Roman" w:hAnsi="Times New Roman" w:cs="Times New Roman"/>
-          <w:sz w:val="24"/>
-          <w:szCs w:val="24"/>
-          <w:lang w:eastAsia="en-IN"/>
-        </w:rPr>
-      </w:pPr>
-      <w:r>
-        <w:rPr>
-          <w:rFonts w:ascii="Times New Roman" w:eastAsia="Times New Roman" w:hAnsi="Times New Roman" w:cs="Times New Roman"/>
-          <w:sz w:val="24"/>
-          <w:szCs w:val="24"/>
-          <w:lang w:eastAsia="en-IN"/>
-        </w:rPr>
-        <w:t xml:space="preserve">where </w:t>
-      </w:r>
-      <w:proofErr w:type="spellStart"/>
-      <w:proofErr w:type="gramStart"/>
-      <w:r>
-        <w:rPr>
-          <w:rFonts w:ascii="Times New Roman" w:eastAsia="Times New Roman" w:hAnsi="Times New Roman" w:cs="Times New Roman"/>
-          <w:sz w:val="24"/>
-          <w:szCs w:val="24"/>
-          <w:lang w:eastAsia="en-IN"/>
-        </w:rPr>
-        <w:t>d.department</w:t>
-      </w:r>
-      <w:proofErr w:type="spellEnd"/>
-      <w:proofErr w:type="gramEnd"/>
-      <w:r>
-        <w:rPr>
-          <w:rFonts w:ascii="Times New Roman" w:eastAsia="Times New Roman" w:hAnsi="Times New Roman" w:cs="Times New Roman"/>
-          <w:sz w:val="24"/>
-          <w:szCs w:val="24"/>
-          <w:lang w:eastAsia="en-IN"/>
-        </w:rPr>
-        <w:t xml:space="preserve"> = "IT" </w:t>
+        <w:t>on e.dept_id = d.dept_id</w:t>
+      </w:r>
+    </w:p>
+    <w:p>
+      <w:pPr>
+        <w:pStyle w:val="ListParagraph"/>
+        <w:spacing w:before="100" w:beforeAutospacing="1" w:after="100" w:afterAutospacing="1" w:line="240" w:lineRule="auto"/>
+        <w:rPr>
+          <w:rFonts w:ascii="Times New Roman" w:eastAsia="Times New Roman" w:hAnsi="Times New Roman" w:cs="Times New Roman"/>
+          <w:sz w:val="24"/>
+          <w:szCs w:val="24"/>
+          <w:lang w:eastAsia="en-IN"/>
+        </w:rPr>
+      </w:pPr>
+      <w:r>
+        <w:rPr>
+          <w:rFonts w:ascii="Times New Roman" w:eastAsia="Times New Roman" w:hAnsi="Times New Roman" w:cs="Times New Roman"/>
+          <w:sz w:val="24"/>
+          <w:szCs w:val="24"/>
+          <w:lang w:eastAsia="en-IN"/>
+        </w:rPr>
+        <w:t xml:space="preserve">where d.department = "IT" </w:t>
       </w:r>
     </w:p>
     <w:p>
@@ -8568,41 +6918,8 @@
           <w:szCs w:val="24"/>
           <w:lang w:eastAsia="en-IN"/>
         </w:rPr>
-        <w:t xml:space="preserve">select </w:t>
-      </w:r>
-      <w:proofErr w:type="spellStart"/>
-      <w:proofErr w:type="gramStart"/>
-      <w:r>
-        <w:rPr>
-          <w:rFonts w:ascii="Times New Roman" w:eastAsia="Times New Roman" w:hAnsi="Times New Roman" w:cs="Times New Roman"/>
-          <w:sz w:val="24"/>
-          <w:szCs w:val="24"/>
-          <w:lang w:eastAsia="en-IN"/>
-        </w:rPr>
-        <w:t>d.department</w:t>
-      </w:r>
-      <w:proofErr w:type="spellEnd"/>
-      <w:proofErr w:type="gramEnd"/>
-      <w:r>
-        <w:rPr>
-          <w:rFonts w:ascii="Times New Roman" w:eastAsia="Times New Roman" w:hAnsi="Times New Roman" w:cs="Times New Roman"/>
-          <w:sz w:val="24"/>
-          <w:szCs w:val="24"/>
-          <w:lang w:eastAsia="en-IN"/>
-        </w:rPr>
-        <w:t xml:space="preserve">, count(*) as </w:t>
-      </w:r>
-      <w:proofErr w:type="spellStart"/>
-      <w:r>
-        <w:rPr>
-          <w:rFonts w:ascii="Times New Roman" w:eastAsia="Times New Roman" w:hAnsi="Times New Roman" w:cs="Times New Roman"/>
-          <w:sz w:val="24"/>
-          <w:szCs w:val="24"/>
-          <w:lang w:eastAsia="en-IN"/>
-        </w:rPr>
-        <w:t>total_employees</w:t>
-      </w:r>
-      <w:proofErr w:type="spellEnd"/>
+        <w:t>select d.department, count(*) as total_employees</w:t>
+      </w:r>
     </w:p>
     <w:p>
       <w:pPr>
@@ -8664,84 +6981,29 @@
           <w:szCs w:val="24"/>
           <w:lang w:eastAsia="en-IN"/>
         </w:rPr>
-        <w:t xml:space="preserve">on </w:t>
-      </w:r>
-      <w:proofErr w:type="spellStart"/>
-      <w:proofErr w:type="gramStart"/>
-      <w:r>
-        <w:rPr>
-          <w:rFonts w:ascii="Times New Roman" w:eastAsia="Times New Roman" w:hAnsi="Times New Roman" w:cs="Times New Roman"/>
-          <w:sz w:val="24"/>
-          <w:szCs w:val="24"/>
-          <w:lang w:eastAsia="en-IN"/>
-        </w:rPr>
-        <w:t>e.dept</w:t>
-      </w:r>
-      <w:proofErr w:type="gramEnd"/>
-      <w:r>
-        <w:rPr>
-          <w:rFonts w:ascii="Times New Roman" w:eastAsia="Times New Roman" w:hAnsi="Times New Roman" w:cs="Times New Roman"/>
-          <w:sz w:val="24"/>
-          <w:szCs w:val="24"/>
-          <w:lang w:eastAsia="en-IN"/>
-        </w:rPr>
-        <w:t>_id</w:t>
-      </w:r>
-      <w:proofErr w:type="spellEnd"/>
-      <w:r>
-        <w:rPr>
-          <w:rFonts w:ascii="Times New Roman" w:eastAsia="Times New Roman" w:hAnsi="Times New Roman" w:cs="Times New Roman"/>
-          <w:sz w:val="24"/>
-          <w:szCs w:val="24"/>
-          <w:lang w:eastAsia="en-IN"/>
-        </w:rPr>
-        <w:t xml:space="preserve"> = </w:t>
-      </w:r>
-      <w:proofErr w:type="spellStart"/>
-      <w:r>
-        <w:rPr>
-          <w:rFonts w:ascii="Times New Roman" w:eastAsia="Times New Roman" w:hAnsi="Times New Roman" w:cs="Times New Roman"/>
-          <w:sz w:val="24"/>
-          <w:szCs w:val="24"/>
-          <w:lang w:eastAsia="en-IN"/>
-        </w:rPr>
-        <w:t>d.dept_id</w:t>
-      </w:r>
-      <w:proofErr w:type="spellEnd"/>
-    </w:p>
-    <w:p>
-      <w:pPr>
-        <w:pStyle w:val="ListParagraph"/>
-        <w:spacing w:before="100" w:beforeAutospacing="1" w:after="100" w:afterAutospacing="1" w:line="240" w:lineRule="auto"/>
-        <w:rPr>
-          <w:rFonts w:ascii="Times New Roman" w:eastAsia="Times New Roman" w:hAnsi="Times New Roman" w:cs="Times New Roman"/>
-          <w:sz w:val="24"/>
-          <w:szCs w:val="24"/>
-          <w:lang w:eastAsia="en-IN"/>
-        </w:rPr>
-      </w:pPr>
-      <w:r>
-        <w:rPr>
-          <w:rFonts w:ascii="Times New Roman" w:eastAsia="Times New Roman" w:hAnsi="Times New Roman" w:cs="Times New Roman"/>
-          <w:sz w:val="24"/>
-          <w:szCs w:val="24"/>
-          <w:lang w:eastAsia="en-IN"/>
-        </w:rPr>
-        <w:t xml:space="preserve">group by </w:t>
-      </w:r>
-      <w:proofErr w:type="spellStart"/>
-      <w:proofErr w:type="gramStart"/>
-      <w:r>
-        <w:rPr>
-          <w:rFonts w:ascii="Times New Roman" w:eastAsia="Times New Roman" w:hAnsi="Times New Roman" w:cs="Times New Roman"/>
-          <w:sz w:val="24"/>
-          <w:szCs w:val="24"/>
-          <w:lang w:eastAsia="en-IN"/>
-        </w:rPr>
-        <w:t>d.department</w:t>
-      </w:r>
-      <w:proofErr w:type="spellEnd"/>
-      <w:proofErr w:type="gramEnd"/>
+        <w:t>on e.dept_id = d.dept_id</w:t>
+      </w:r>
+    </w:p>
+    <w:p>
+      <w:pPr>
+        <w:pStyle w:val="ListParagraph"/>
+        <w:spacing w:before="100" w:beforeAutospacing="1" w:after="100" w:afterAutospacing="1" w:line="240" w:lineRule="auto"/>
+        <w:rPr>
+          <w:rFonts w:ascii="Times New Roman" w:eastAsia="Times New Roman" w:hAnsi="Times New Roman" w:cs="Times New Roman"/>
+          <w:sz w:val="24"/>
+          <w:szCs w:val="24"/>
+          <w:lang w:eastAsia="en-IN"/>
+        </w:rPr>
+      </w:pPr>
+      <w:r>
+        <w:rPr>
+          <w:rFonts w:ascii="Times New Roman" w:eastAsia="Times New Roman" w:hAnsi="Times New Roman" w:cs="Times New Roman"/>
+          <w:sz w:val="24"/>
+          <w:szCs w:val="24"/>
+          <w:lang w:eastAsia="en-IN"/>
+        </w:rPr>
+        <w:t>group by d.department</w:t>
+      </w:r>
     </w:p>
     <w:p>
       <w:pPr>
@@ -8867,93 +7129,28 @@
           <w:szCs w:val="24"/>
           <w:lang w:eastAsia="en-IN"/>
         </w:rPr>
-        <w:lastRenderedPageBreak/>
-        <w:t xml:space="preserve">on </w:t>
-      </w:r>
-      <w:proofErr w:type="spellStart"/>
-      <w:proofErr w:type="gramStart"/>
-      <w:r>
-        <w:rPr>
-          <w:rFonts w:ascii="Times New Roman" w:eastAsia="Times New Roman" w:hAnsi="Times New Roman" w:cs="Times New Roman"/>
-          <w:sz w:val="24"/>
-          <w:szCs w:val="24"/>
-          <w:lang w:eastAsia="en-IN"/>
-        </w:rPr>
-        <w:t>e.dept</w:t>
-      </w:r>
-      <w:proofErr w:type="gramEnd"/>
-      <w:r>
-        <w:rPr>
-          <w:rFonts w:ascii="Times New Roman" w:eastAsia="Times New Roman" w:hAnsi="Times New Roman" w:cs="Times New Roman"/>
-          <w:sz w:val="24"/>
-          <w:szCs w:val="24"/>
-          <w:lang w:eastAsia="en-IN"/>
-        </w:rPr>
-        <w:t>_id</w:t>
-      </w:r>
-      <w:proofErr w:type="spellEnd"/>
-      <w:r>
-        <w:rPr>
-          <w:rFonts w:ascii="Times New Roman" w:eastAsia="Times New Roman" w:hAnsi="Times New Roman" w:cs="Times New Roman"/>
-          <w:sz w:val="24"/>
-          <w:szCs w:val="24"/>
-          <w:lang w:eastAsia="en-IN"/>
-        </w:rPr>
-        <w:t xml:space="preserve"> = </w:t>
-      </w:r>
-      <w:proofErr w:type="spellStart"/>
-      <w:r>
-        <w:rPr>
-          <w:rFonts w:ascii="Times New Roman" w:eastAsia="Times New Roman" w:hAnsi="Times New Roman" w:cs="Times New Roman"/>
-          <w:sz w:val="24"/>
-          <w:szCs w:val="24"/>
-          <w:lang w:eastAsia="en-IN"/>
-        </w:rPr>
-        <w:t>d.dept_id</w:t>
-      </w:r>
-      <w:proofErr w:type="spellEnd"/>
-    </w:p>
-    <w:p>
-      <w:pPr>
-        <w:pStyle w:val="ListParagraph"/>
-        <w:spacing w:before="100" w:beforeAutospacing="1" w:after="100" w:afterAutospacing="1" w:line="240" w:lineRule="auto"/>
-        <w:rPr>
-          <w:rFonts w:ascii="Times New Roman" w:eastAsia="Times New Roman" w:hAnsi="Times New Roman" w:cs="Times New Roman"/>
-          <w:sz w:val="24"/>
-          <w:szCs w:val="24"/>
-          <w:lang w:eastAsia="en-IN"/>
-        </w:rPr>
-      </w:pPr>
-      <w:r>
-        <w:rPr>
-          <w:rFonts w:ascii="Times New Roman" w:eastAsia="Times New Roman" w:hAnsi="Times New Roman" w:cs="Times New Roman"/>
-          <w:sz w:val="24"/>
-          <w:szCs w:val="24"/>
-          <w:lang w:eastAsia="en-IN"/>
-        </w:rPr>
-        <w:t xml:space="preserve">where </w:t>
-      </w:r>
-      <w:proofErr w:type="spellStart"/>
-      <w:proofErr w:type="gramStart"/>
-      <w:r>
-        <w:rPr>
-          <w:rFonts w:ascii="Times New Roman" w:eastAsia="Times New Roman" w:hAnsi="Times New Roman" w:cs="Times New Roman"/>
-          <w:sz w:val="24"/>
-          <w:szCs w:val="24"/>
-          <w:lang w:eastAsia="en-IN"/>
-        </w:rPr>
-        <w:t>d.department</w:t>
-      </w:r>
-      <w:proofErr w:type="spellEnd"/>
-      <w:proofErr w:type="gramEnd"/>
-      <w:r>
-        <w:rPr>
-          <w:rFonts w:ascii="Times New Roman" w:eastAsia="Times New Roman" w:hAnsi="Times New Roman" w:cs="Times New Roman"/>
-          <w:sz w:val="24"/>
-          <w:szCs w:val="24"/>
-          <w:lang w:eastAsia="en-IN"/>
-        </w:rPr>
-        <w:t xml:space="preserve"> = "Finance"</w:t>
+        <w:t>on e.dept_id = d.dept_id</w:t>
+      </w:r>
+    </w:p>
+    <w:p>
+      <w:pPr>
+        <w:pStyle w:val="ListParagraph"/>
+        <w:spacing w:before="100" w:beforeAutospacing="1" w:after="100" w:afterAutospacing="1" w:line="240" w:lineRule="auto"/>
+        <w:rPr>
+          <w:rFonts w:ascii="Times New Roman" w:eastAsia="Times New Roman" w:hAnsi="Times New Roman" w:cs="Times New Roman"/>
+          <w:sz w:val="24"/>
+          <w:szCs w:val="24"/>
+          <w:lang w:eastAsia="en-IN"/>
+        </w:rPr>
+      </w:pPr>
+      <w:r>
+        <w:rPr>
+          <w:rFonts w:ascii="Times New Roman" w:eastAsia="Times New Roman" w:hAnsi="Times New Roman" w:cs="Times New Roman"/>
+          <w:sz w:val="24"/>
+          <w:szCs w:val="24"/>
+          <w:lang w:eastAsia="en-IN"/>
+        </w:rPr>
+        <w:t>where d.department = "Finance"</w:t>
       </w:r>
     </w:p>
     <w:p>
@@ -9005,41 +7202,8 @@
           <w:szCs w:val="24"/>
           <w:lang w:eastAsia="en-IN"/>
         </w:rPr>
-        <w:t xml:space="preserve">select e.name, </w:t>
-      </w:r>
-      <w:proofErr w:type="spellStart"/>
-      <w:proofErr w:type="gramStart"/>
-      <w:r>
-        <w:rPr>
-          <w:rFonts w:ascii="Times New Roman" w:eastAsia="Times New Roman" w:hAnsi="Times New Roman" w:cs="Times New Roman"/>
-          <w:sz w:val="24"/>
-          <w:szCs w:val="24"/>
-          <w:lang w:eastAsia="en-IN"/>
-        </w:rPr>
-        <w:t>d.department</w:t>
-      </w:r>
-      <w:proofErr w:type="spellEnd"/>
-      <w:proofErr w:type="gramEnd"/>
-      <w:r>
-        <w:rPr>
-          <w:rFonts w:ascii="Times New Roman" w:eastAsia="Times New Roman" w:hAnsi="Times New Roman" w:cs="Times New Roman"/>
-          <w:sz w:val="24"/>
-          <w:szCs w:val="24"/>
-          <w:lang w:eastAsia="en-IN"/>
-        </w:rPr>
-        <w:t xml:space="preserve">, </w:t>
-      </w:r>
-      <w:proofErr w:type="spellStart"/>
-      <w:r>
-        <w:rPr>
-          <w:rFonts w:ascii="Times New Roman" w:eastAsia="Times New Roman" w:hAnsi="Times New Roman" w:cs="Times New Roman"/>
-          <w:sz w:val="24"/>
-          <w:szCs w:val="24"/>
-          <w:lang w:eastAsia="en-IN"/>
-        </w:rPr>
-        <w:t>e.salary</w:t>
-      </w:r>
-      <w:proofErr w:type="spellEnd"/>
+        <w:t>select e.name, d.department, e.salary</w:t>
+      </w:r>
     </w:p>
     <w:p>
       <w:pPr>
@@ -9101,82 +7265,29 @@
           <w:szCs w:val="24"/>
           <w:lang w:eastAsia="en-IN"/>
         </w:rPr>
-        <w:t xml:space="preserve">on </w:t>
-      </w:r>
-      <w:proofErr w:type="spellStart"/>
-      <w:proofErr w:type="gramStart"/>
-      <w:r>
-        <w:rPr>
-          <w:rFonts w:ascii="Times New Roman" w:eastAsia="Times New Roman" w:hAnsi="Times New Roman" w:cs="Times New Roman"/>
-          <w:sz w:val="24"/>
-          <w:szCs w:val="24"/>
-          <w:lang w:eastAsia="en-IN"/>
-        </w:rPr>
-        <w:t>e.dept</w:t>
-      </w:r>
-      <w:proofErr w:type="gramEnd"/>
-      <w:r>
-        <w:rPr>
-          <w:rFonts w:ascii="Times New Roman" w:eastAsia="Times New Roman" w:hAnsi="Times New Roman" w:cs="Times New Roman"/>
-          <w:sz w:val="24"/>
-          <w:szCs w:val="24"/>
-          <w:lang w:eastAsia="en-IN"/>
-        </w:rPr>
-        <w:t>_id</w:t>
-      </w:r>
-      <w:proofErr w:type="spellEnd"/>
-      <w:r>
-        <w:rPr>
-          <w:rFonts w:ascii="Times New Roman" w:eastAsia="Times New Roman" w:hAnsi="Times New Roman" w:cs="Times New Roman"/>
-          <w:sz w:val="24"/>
-          <w:szCs w:val="24"/>
-          <w:lang w:eastAsia="en-IN"/>
-        </w:rPr>
-        <w:t xml:space="preserve"> = </w:t>
-      </w:r>
-      <w:proofErr w:type="spellStart"/>
-      <w:r>
-        <w:rPr>
-          <w:rFonts w:ascii="Times New Roman" w:eastAsia="Times New Roman" w:hAnsi="Times New Roman" w:cs="Times New Roman"/>
-          <w:sz w:val="24"/>
-          <w:szCs w:val="24"/>
-          <w:lang w:eastAsia="en-IN"/>
-        </w:rPr>
-        <w:t>d.dept_id</w:t>
-      </w:r>
-      <w:proofErr w:type="spellEnd"/>
-    </w:p>
-    <w:p>
-      <w:pPr>
-        <w:pStyle w:val="ListParagraph"/>
-        <w:spacing w:before="100" w:beforeAutospacing="1" w:after="100" w:afterAutospacing="1" w:line="240" w:lineRule="auto"/>
-        <w:rPr>
-          <w:rFonts w:ascii="Times New Roman" w:eastAsia="Times New Roman" w:hAnsi="Times New Roman" w:cs="Times New Roman"/>
-          <w:sz w:val="24"/>
-          <w:szCs w:val="24"/>
-          <w:lang w:eastAsia="en-IN"/>
-        </w:rPr>
-      </w:pPr>
-      <w:r>
-        <w:rPr>
-          <w:rFonts w:ascii="Times New Roman" w:eastAsia="Times New Roman" w:hAnsi="Times New Roman" w:cs="Times New Roman"/>
-          <w:sz w:val="24"/>
-          <w:szCs w:val="24"/>
-          <w:lang w:eastAsia="en-IN"/>
-        </w:rPr>
-        <w:t xml:space="preserve">order by salary </w:t>
-      </w:r>
-      <w:proofErr w:type="spellStart"/>
-      <w:r>
-        <w:rPr>
-          <w:rFonts w:ascii="Times New Roman" w:eastAsia="Times New Roman" w:hAnsi="Times New Roman" w:cs="Times New Roman"/>
-          <w:sz w:val="24"/>
-          <w:szCs w:val="24"/>
-          <w:lang w:eastAsia="en-IN"/>
-        </w:rPr>
-        <w:t>desc</w:t>
-      </w:r>
-      <w:proofErr w:type="spellEnd"/>
+        <w:t>on e.dept_id = d.dept_id</w:t>
+      </w:r>
+    </w:p>
+    <w:p>
+      <w:pPr>
+        <w:pStyle w:val="ListParagraph"/>
+        <w:spacing w:before="100" w:beforeAutospacing="1" w:after="100" w:afterAutospacing="1" w:line="240" w:lineRule="auto"/>
+        <w:rPr>
+          <w:rFonts w:ascii="Times New Roman" w:eastAsia="Times New Roman" w:hAnsi="Times New Roman" w:cs="Times New Roman"/>
+          <w:sz w:val="24"/>
+          <w:szCs w:val="24"/>
+          <w:lang w:eastAsia="en-IN"/>
+        </w:rPr>
+      </w:pPr>
+      <w:r>
+        <w:rPr>
+          <w:rFonts w:ascii="Times New Roman" w:eastAsia="Times New Roman" w:hAnsi="Times New Roman" w:cs="Times New Roman"/>
+          <w:sz w:val="24"/>
+          <w:szCs w:val="24"/>
+          <w:lang w:eastAsia="en-IN"/>
+        </w:rPr>
+        <w:t>order by salary desc</w:t>
+      </w:r>
     </w:p>
     <w:p>
       <w:pPr>
@@ -9290,47 +7401,7 @@
           <w:szCs w:val="24"/>
           <w:lang w:eastAsia="en-IN"/>
         </w:rPr>
-        <w:t>(</w:t>
-      </w:r>
-      <w:proofErr w:type="gramStart"/>
-      <w:r>
-        <w:rPr>
-          <w:rFonts w:ascii="Times New Roman" w:eastAsia="Times New Roman" w:hAnsi="Times New Roman" w:cs="Times New Roman"/>
-          <w:sz w:val="24"/>
-          <w:szCs w:val="24"/>
-          <w:lang w:eastAsia="en-IN"/>
-        </w:rPr>
-        <w:t>select</w:t>
-      </w:r>
-      <w:proofErr w:type="gramEnd"/>
-      <w:r>
-        <w:rPr>
-          <w:rFonts w:ascii="Times New Roman" w:eastAsia="Times New Roman" w:hAnsi="Times New Roman" w:cs="Times New Roman"/>
-          <w:sz w:val="24"/>
-          <w:szCs w:val="24"/>
-          <w:lang w:eastAsia="en-IN"/>
-        </w:rPr>
-        <w:t xml:space="preserve"> </w:t>
-      </w:r>
-      <w:proofErr w:type="spellStart"/>
-      <w:r>
-        <w:rPr>
-          <w:rFonts w:ascii="Times New Roman" w:eastAsia="Times New Roman" w:hAnsi="Times New Roman" w:cs="Times New Roman"/>
-          <w:sz w:val="24"/>
-          <w:szCs w:val="24"/>
-          <w:lang w:eastAsia="en-IN"/>
-        </w:rPr>
-        <w:t>avg</w:t>
-      </w:r>
-      <w:proofErr w:type="spellEnd"/>
-      <w:r>
-        <w:rPr>
-          <w:rFonts w:ascii="Times New Roman" w:eastAsia="Times New Roman" w:hAnsi="Times New Roman" w:cs="Times New Roman"/>
-          <w:sz w:val="24"/>
-          <w:szCs w:val="24"/>
-          <w:lang w:eastAsia="en-IN"/>
-        </w:rPr>
-        <w:t>(salary)</w:t>
+        <w:t>(select avg(salary)</w:t>
       </w:r>
     </w:p>
     <w:p>
@@ -9584,6 +7655,7 @@
           <w:szCs w:val="24"/>
           <w:lang w:eastAsia="en-IN"/>
         </w:rPr>
+        <w:lastRenderedPageBreak/>
         <w:t>select *</w:t>
       </w:r>
     </w:p>
@@ -9647,154 +7719,50 @@
           <w:szCs w:val="24"/>
           <w:lang w:eastAsia="en-IN"/>
         </w:rPr>
-        <w:t xml:space="preserve">on </w:t>
-      </w:r>
-      <w:proofErr w:type="spellStart"/>
-      <w:proofErr w:type="gramStart"/>
-      <w:r>
-        <w:rPr>
-          <w:rFonts w:ascii="Times New Roman" w:eastAsia="Times New Roman" w:hAnsi="Times New Roman" w:cs="Times New Roman"/>
-          <w:sz w:val="24"/>
-          <w:szCs w:val="24"/>
-          <w:lang w:eastAsia="en-IN"/>
-        </w:rPr>
-        <w:t>e.dept</w:t>
-      </w:r>
-      <w:proofErr w:type="gramEnd"/>
-      <w:r>
-        <w:rPr>
-          <w:rFonts w:ascii="Times New Roman" w:eastAsia="Times New Roman" w:hAnsi="Times New Roman" w:cs="Times New Roman"/>
-          <w:sz w:val="24"/>
-          <w:szCs w:val="24"/>
-          <w:lang w:eastAsia="en-IN"/>
-        </w:rPr>
-        <w:t>_id</w:t>
-      </w:r>
-      <w:proofErr w:type="spellEnd"/>
-      <w:r>
-        <w:rPr>
-          <w:rFonts w:ascii="Times New Roman" w:eastAsia="Times New Roman" w:hAnsi="Times New Roman" w:cs="Times New Roman"/>
-          <w:sz w:val="24"/>
-          <w:szCs w:val="24"/>
-          <w:lang w:eastAsia="en-IN"/>
-        </w:rPr>
-        <w:t xml:space="preserve"> = </w:t>
-      </w:r>
-      <w:proofErr w:type="spellStart"/>
-      <w:r>
-        <w:rPr>
-          <w:rFonts w:ascii="Times New Roman" w:eastAsia="Times New Roman" w:hAnsi="Times New Roman" w:cs="Times New Roman"/>
-          <w:sz w:val="24"/>
-          <w:szCs w:val="24"/>
-          <w:lang w:eastAsia="en-IN"/>
-        </w:rPr>
-        <w:t>d.dept_id</w:t>
-      </w:r>
-      <w:proofErr w:type="spellEnd"/>
-    </w:p>
-    <w:p>
-      <w:pPr>
-        <w:pStyle w:val="ListParagraph"/>
-        <w:spacing w:before="100" w:beforeAutospacing="1" w:after="100" w:afterAutospacing="1" w:line="240" w:lineRule="auto"/>
-        <w:rPr>
-          <w:rFonts w:ascii="Times New Roman" w:eastAsia="Times New Roman" w:hAnsi="Times New Roman" w:cs="Times New Roman"/>
-          <w:sz w:val="24"/>
-          <w:szCs w:val="24"/>
-          <w:lang w:eastAsia="en-IN"/>
-        </w:rPr>
-      </w:pPr>
-      <w:r>
-        <w:rPr>
-          <w:rFonts w:ascii="Times New Roman" w:eastAsia="Times New Roman" w:hAnsi="Times New Roman" w:cs="Times New Roman"/>
-          <w:sz w:val="24"/>
-          <w:szCs w:val="24"/>
-          <w:lang w:eastAsia="en-IN"/>
-        </w:rPr>
-        <w:t xml:space="preserve">where </w:t>
-      </w:r>
-      <w:proofErr w:type="spellStart"/>
-      <w:proofErr w:type="gramStart"/>
-      <w:r>
-        <w:rPr>
-          <w:rFonts w:ascii="Times New Roman" w:eastAsia="Times New Roman" w:hAnsi="Times New Roman" w:cs="Times New Roman"/>
-          <w:sz w:val="24"/>
-          <w:szCs w:val="24"/>
-          <w:lang w:eastAsia="en-IN"/>
-        </w:rPr>
-        <w:t>d.dept</w:t>
-      </w:r>
-      <w:proofErr w:type="gramEnd"/>
-      <w:r>
-        <w:rPr>
-          <w:rFonts w:ascii="Times New Roman" w:eastAsia="Times New Roman" w:hAnsi="Times New Roman" w:cs="Times New Roman"/>
-          <w:sz w:val="24"/>
-          <w:szCs w:val="24"/>
-          <w:lang w:eastAsia="en-IN"/>
-        </w:rPr>
-        <w:t>_id</w:t>
-      </w:r>
-      <w:proofErr w:type="spellEnd"/>
-      <w:r>
-        <w:rPr>
-          <w:rFonts w:ascii="Times New Roman" w:eastAsia="Times New Roman" w:hAnsi="Times New Roman" w:cs="Times New Roman"/>
-          <w:sz w:val="24"/>
-          <w:szCs w:val="24"/>
-          <w:lang w:eastAsia="en-IN"/>
-        </w:rPr>
-        <w:t xml:space="preserve"> = </w:t>
-      </w:r>
-    </w:p>
-    <w:p>
-      <w:pPr>
-        <w:pStyle w:val="ListParagraph"/>
-        <w:spacing w:before="100" w:beforeAutospacing="1" w:after="100" w:afterAutospacing="1" w:line="240" w:lineRule="auto"/>
-        <w:rPr>
-          <w:rFonts w:ascii="Times New Roman" w:eastAsia="Times New Roman" w:hAnsi="Times New Roman" w:cs="Times New Roman"/>
-          <w:sz w:val="24"/>
-          <w:szCs w:val="24"/>
-          <w:lang w:eastAsia="en-IN"/>
-        </w:rPr>
-      </w:pPr>
-      <w:r>
-        <w:rPr>
-          <w:rFonts w:ascii="Times New Roman" w:eastAsia="Times New Roman" w:hAnsi="Times New Roman" w:cs="Times New Roman"/>
-          <w:sz w:val="24"/>
-          <w:szCs w:val="24"/>
-          <w:lang w:eastAsia="en-IN"/>
-        </w:rPr>
-        <w:t>(</w:t>
-      </w:r>
-      <w:proofErr w:type="gramStart"/>
-      <w:r>
-        <w:rPr>
-          <w:rFonts w:ascii="Times New Roman" w:eastAsia="Times New Roman" w:hAnsi="Times New Roman" w:cs="Times New Roman"/>
-          <w:sz w:val="24"/>
-          <w:szCs w:val="24"/>
-          <w:lang w:eastAsia="en-IN"/>
-        </w:rPr>
-        <w:t>select</w:t>
-      </w:r>
-      <w:proofErr w:type="gramEnd"/>
-      <w:r>
-        <w:rPr>
-          <w:rFonts w:ascii="Times New Roman" w:eastAsia="Times New Roman" w:hAnsi="Times New Roman" w:cs="Times New Roman"/>
-          <w:sz w:val="24"/>
-          <w:szCs w:val="24"/>
-          <w:lang w:eastAsia="en-IN"/>
-        </w:rPr>
-        <w:t xml:space="preserve"> </w:t>
-      </w:r>
-      <w:proofErr w:type="spellStart"/>
-      <w:r>
-        <w:rPr>
-          <w:rFonts w:ascii="Times New Roman" w:eastAsia="Times New Roman" w:hAnsi="Times New Roman" w:cs="Times New Roman"/>
-          <w:sz w:val="24"/>
-          <w:szCs w:val="24"/>
-          <w:lang w:eastAsia="en-IN"/>
-        </w:rPr>
-        <w:t>dept_id</w:t>
-      </w:r>
-      <w:proofErr w:type="spellEnd"/>
+        <w:t>on e.dept_id = d.dept_id</w:t>
+      </w:r>
+    </w:p>
+    <w:p>
+      <w:pPr>
+        <w:pStyle w:val="ListParagraph"/>
+        <w:spacing w:before="100" w:beforeAutospacing="1" w:after="100" w:afterAutospacing="1" w:line="240" w:lineRule="auto"/>
+        <w:rPr>
+          <w:rFonts w:ascii="Times New Roman" w:eastAsia="Times New Roman" w:hAnsi="Times New Roman" w:cs="Times New Roman"/>
+          <w:sz w:val="24"/>
+          <w:szCs w:val="24"/>
+          <w:lang w:eastAsia="en-IN"/>
+        </w:rPr>
+      </w:pPr>
+      <w:r>
+        <w:rPr>
+          <w:rFonts w:ascii="Times New Roman" w:eastAsia="Times New Roman" w:hAnsi="Times New Roman" w:cs="Times New Roman"/>
+          <w:sz w:val="24"/>
+          <w:szCs w:val="24"/>
+          <w:lang w:eastAsia="en-IN"/>
+        </w:rPr>
+        <w:t xml:space="preserve">where d.dept_id = </w:t>
+      </w:r>
+    </w:p>
+    <w:p>
+      <w:pPr>
+        <w:pStyle w:val="ListParagraph"/>
+        <w:spacing w:before="100" w:beforeAutospacing="1" w:after="100" w:afterAutospacing="1" w:line="240" w:lineRule="auto"/>
+        <w:rPr>
+          <w:rFonts w:ascii="Times New Roman" w:eastAsia="Times New Roman" w:hAnsi="Times New Roman" w:cs="Times New Roman"/>
+          <w:sz w:val="24"/>
+          <w:szCs w:val="24"/>
+          <w:lang w:eastAsia="en-IN"/>
+        </w:rPr>
+      </w:pPr>
+      <w:r>
+        <w:rPr>
+          <w:rFonts w:ascii="Times New Roman" w:eastAsia="Times New Roman" w:hAnsi="Times New Roman" w:cs="Times New Roman"/>
+          <w:sz w:val="24"/>
+          <w:szCs w:val="24"/>
+          <w:lang w:eastAsia="en-IN"/>
+        </w:rPr>
+        <w:t>(select dept_id</w:t>
+      </w:r>
     </w:p>
     <w:p>
       <w:pPr>
@@ -9835,27 +7803,7 @@
           <w:szCs w:val="24"/>
           <w:lang w:eastAsia="en-IN"/>
         </w:rPr>
-        <w:t xml:space="preserve"> where name="</w:t>
-      </w:r>
-      <w:proofErr w:type="spellStart"/>
-      <w:r>
-        <w:rPr>
-          <w:rFonts w:ascii="Times New Roman" w:eastAsia="Times New Roman" w:hAnsi="Times New Roman" w:cs="Times New Roman"/>
-          <w:sz w:val="24"/>
-          <w:szCs w:val="24"/>
-          <w:lang w:eastAsia="en-IN"/>
-        </w:rPr>
-        <w:t>alice</w:t>
-      </w:r>
-      <w:proofErr w:type="spellEnd"/>
-      <w:r>
-        <w:rPr>
-          <w:rFonts w:ascii="Times New Roman" w:eastAsia="Times New Roman" w:hAnsi="Times New Roman" w:cs="Times New Roman"/>
-          <w:sz w:val="24"/>
-          <w:szCs w:val="24"/>
-          <w:lang w:eastAsia="en-IN"/>
-        </w:rPr>
-        <w:t>"</w:t>
+        <w:t xml:space="preserve"> where name="alice"</w:t>
       </w:r>
     </w:p>
     <w:p>
@@ -9984,27 +7932,7 @@
           <w:szCs w:val="24"/>
           <w:lang w:eastAsia="en-IN"/>
         </w:rPr>
-        <w:t>(</w:t>
-      </w:r>
-      <w:proofErr w:type="gramStart"/>
-      <w:r>
-        <w:rPr>
-          <w:rFonts w:ascii="Times New Roman" w:eastAsia="Times New Roman" w:hAnsi="Times New Roman" w:cs="Times New Roman"/>
-          <w:sz w:val="24"/>
-          <w:szCs w:val="24"/>
-          <w:lang w:eastAsia="en-IN"/>
-        </w:rPr>
-        <w:t>select</w:t>
-      </w:r>
-      <w:proofErr w:type="gramEnd"/>
-      <w:r>
-        <w:rPr>
-          <w:rFonts w:ascii="Times New Roman" w:eastAsia="Times New Roman" w:hAnsi="Times New Roman" w:cs="Times New Roman"/>
-          <w:sz w:val="24"/>
-          <w:szCs w:val="24"/>
-          <w:lang w:eastAsia="en-IN"/>
-        </w:rPr>
-        <w:t xml:space="preserve"> salary</w:t>
+        <w:t>(select salary</w:t>
       </w:r>
     </w:p>
     <w:p>
@@ -10179,21 +8107,8 @@
           <w:szCs w:val="24"/>
           <w:lang w:eastAsia="en-IN"/>
         </w:rPr>
-        <w:t xml:space="preserve">select </w:t>
-      </w:r>
-      <w:proofErr w:type="spellStart"/>
-      <w:proofErr w:type="gramStart"/>
-      <w:r>
-        <w:rPr>
-          <w:rFonts w:ascii="Times New Roman" w:eastAsia="Times New Roman" w:hAnsi="Times New Roman" w:cs="Times New Roman"/>
-          <w:sz w:val="24"/>
-          <w:szCs w:val="24"/>
-          <w:lang w:eastAsia="en-IN"/>
-        </w:rPr>
-        <w:t>d.department</w:t>
-      </w:r>
-      <w:proofErr w:type="spellEnd"/>
-      <w:proofErr w:type="gramEnd"/>
+        <w:t>select d.department</w:t>
+      </w:r>
     </w:p>
     <w:p>
       <w:pPr>
@@ -10255,154 +8170,50 @@
           <w:szCs w:val="24"/>
           <w:lang w:eastAsia="en-IN"/>
         </w:rPr>
-        <w:t xml:space="preserve">on </w:t>
-      </w:r>
-      <w:proofErr w:type="spellStart"/>
-      <w:proofErr w:type="gramStart"/>
-      <w:r>
-        <w:rPr>
-          <w:rFonts w:ascii="Times New Roman" w:eastAsia="Times New Roman" w:hAnsi="Times New Roman" w:cs="Times New Roman"/>
-          <w:sz w:val="24"/>
-          <w:szCs w:val="24"/>
-          <w:lang w:eastAsia="en-IN"/>
-        </w:rPr>
-        <w:t>e.dept</w:t>
-      </w:r>
-      <w:proofErr w:type="gramEnd"/>
-      <w:r>
-        <w:rPr>
-          <w:rFonts w:ascii="Times New Roman" w:eastAsia="Times New Roman" w:hAnsi="Times New Roman" w:cs="Times New Roman"/>
-          <w:sz w:val="24"/>
-          <w:szCs w:val="24"/>
-          <w:lang w:eastAsia="en-IN"/>
-        </w:rPr>
-        <w:t>_id</w:t>
-      </w:r>
-      <w:proofErr w:type="spellEnd"/>
-      <w:r>
-        <w:rPr>
-          <w:rFonts w:ascii="Times New Roman" w:eastAsia="Times New Roman" w:hAnsi="Times New Roman" w:cs="Times New Roman"/>
-          <w:sz w:val="24"/>
-          <w:szCs w:val="24"/>
-          <w:lang w:eastAsia="en-IN"/>
-        </w:rPr>
-        <w:t xml:space="preserve"> = </w:t>
-      </w:r>
-      <w:proofErr w:type="spellStart"/>
-      <w:r>
-        <w:rPr>
-          <w:rFonts w:ascii="Times New Roman" w:eastAsia="Times New Roman" w:hAnsi="Times New Roman" w:cs="Times New Roman"/>
-          <w:sz w:val="24"/>
-          <w:szCs w:val="24"/>
-          <w:lang w:eastAsia="en-IN"/>
-        </w:rPr>
-        <w:t>d.dept_id</w:t>
-      </w:r>
-      <w:proofErr w:type="spellEnd"/>
-    </w:p>
-    <w:p>
-      <w:pPr>
-        <w:pStyle w:val="ListParagraph"/>
-        <w:spacing w:before="100" w:beforeAutospacing="1" w:after="100" w:afterAutospacing="1" w:line="240" w:lineRule="auto"/>
-        <w:rPr>
-          <w:rFonts w:ascii="Times New Roman" w:eastAsia="Times New Roman" w:hAnsi="Times New Roman" w:cs="Times New Roman"/>
-          <w:sz w:val="24"/>
-          <w:szCs w:val="24"/>
-          <w:lang w:eastAsia="en-IN"/>
-        </w:rPr>
-      </w:pPr>
-      <w:r>
-        <w:rPr>
-          <w:rFonts w:ascii="Times New Roman" w:eastAsia="Times New Roman" w:hAnsi="Times New Roman" w:cs="Times New Roman"/>
-          <w:sz w:val="24"/>
-          <w:szCs w:val="24"/>
-          <w:lang w:eastAsia="en-IN"/>
-        </w:rPr>
-        <w:t xml:space="preserve">where </w:t>
-      </w:r>
-      <w:proofErr w:type="spellStart"/>
-      <w:proofErr w:type="gramStart"/>
-      <w:r>
-        <w:rPr>
-          <w:rFonts w:ascii="Times New Roman" w:eastAsia="Times New Roman" w:hAnsi="Times New Roman" w:cs="Times New Roman"/>
-          <w:sz w:val="24"/>
-          <w:szCs w:val="24"/>
-          <w:lang w:eastAsia="en-IN"/>
-        </w:rPr>
-        <w:t>e.dept</w:t>
-      </w:r>
-      <w:proofErr w:type="gramEnd"/>
-      <w:r>
-        <w:rPr>
-          <w:rFonts w:ascii="Times New Roman" w:eastAsia="Times New Roman" w:hAnsi="Times New Roman" w:cs="Times New Roman"/>
-          <w:sz w:val="24"/>
-          <w:szCs w:val="24"/>
-          <w:lang w:eastAsia="en-IN"/>
-        </w:rPr>
-        <w:t>_id</w:t>
-      </w:r>
-      <w:proofErr w:type="spellEnd"/>
-      <w:r>
-        <w:rPr>
-          <w:rFonts w:ascii="Times New Roman" w:eastAsia="Times New Roman" w:hAnsi="Times New Roman" w:cs="Times New Roman"/>
-          <w:sz w:val="24"/>
-          <w:szCs w:val="24"/>
-          <w:lang w:eastAsia="en-IN"/>
-        </w:rPr>
-        <w:t xml:space="preserve"> = </w:t>
-      </w:r>
-    </w:p>
-    <w:p>
-      <w:pPr>
-        <w:pStyle w:val="ListParagraph"/>
-        <w:spacing w:before="100" w:beforeAutospacing="1" w:after="100" w:afterAutospacing="1" w:line="240" w:lineRule="auto"/>
-        <w:rPr>
-          <w:rFonts w:ascii="Times New Roman" w:eastAsia="Times New Roman" w:hAnsi="Times New Roman" w:cs="Times New Roman"/>
-          <w:sz w:val="24"/>
-          <w:szCs w:val="24"/>
-          <w:lang w:eastAsia="en-IN"/>
-        </w:rPr>
-      </w:pPr>
-      <w:r>
-        <w:rPr>
-          <w:rFonts w:ascii="Times New Roman" w:eastAsia="Times New Roman" w:hAnsi="Times New Roman" w:cs="Times New Roman"/>
-          <w:sz w:val="24"/>
-          <w:szCs w:val="24"/>
-          <w:lang w:eastAsia="en-IN"/>
-        </w:rPr>
-        <w:t>(</w:t>
-      </w:r>
-      <w:proofErr w:type="gramStart"/>
-      <w:r>
-        <w:rPr>
-          <w:rFonts w:ascii="Times New Roman" w:eastAsia="Times New Roman" w:hAnsi="Times New Roman" w:cs="Times New Roman"/>
-          <w:sz w:val="24"/>
-          <w:szCs w:val="24"/>
-          <w:lang w:eastAsia="en-IN"/>
-        </w:rPr>
-        <w:t>select</w:t>
-      </w:r>
-      <w:proofErr w:type="gramEnd"/>
-      <w:r>
-        <w:rPr>
-          <w:rFonts w:ascii="Times New Roman" w:eastAsia="Times New Roman" w:hAnsi="Times New Roman" w:cs="Times New Roman"/>
-          <w:sz w:val="24"/>
-          <w:szCs w:val="24"/>
-          <w:lang w:eastAsia="en-IN"/>
-        </w:rPr>
-        <w:t xml:space="preserve"> </w:t>
-      </w:r>
-      <w:proofErr w:type="spellStart"/>
-      <w:r>
-        <w:rPr>
-          <w:rFonts w:ascii="Times New Roman" w:eastAsia="Times New Roman" w:hAnsi="Times New Roman" w:cs="Times New Roman"/>
-          <w:sz w:val="24"/>
-          <w:szCs w:val="24"/>
-          <w:lang w:eastAsia="en-IN"/>
-        </w:rPr>
-        <w:t>dept_id</w:t>
-      </w:r>
-      <w:proofErr w:type="spellEnd"/>
+        <w:t>on e.dept_id = d.dept_id</w:t>
+      </w:r>
+    </w:p>
+    <w:p>
+      <w:pPr>
+        <w:pStyle w:val="ListParagraph"/>
+        <w:spacing w:before="100" w:beforeAutospacing="1" w:after="100" w:afterAutospacing="1" w:line="240" w:lineRule="auto"/>
+        <w:rPr>
+          <w:rFonts w:ascii="Times New Roman" w:eastAsia="Times New Roman" w:hAnsi="Times New Roman" w:cs="Times New Roman"/>
+          <w:sz w:val="24"/>
+          <w:szCs w:val="24"/>
+          <w:lang w:eastAsia="en-IN"/>
+        </w:rPr>
+      </w:pPr>
+      <w:r>
+        <w:rPr>
+          <w:rFonts w:ascii="Times New Roman" w:eastAsia="Times New Roman" w:hAnsi="Times New Roman" w:cs="Times New Roman"/>
+          <w:sz w:val="24"/>
+          <w:szCs w:val="24"/>
+          <w:lang w:eastAsia="en-IN"/>
+        </w:rPr>
+        <w:t xml:space="preserve">where e.dept_id = </w:t>
+      </w:r>
+    </w:p>
+    <w:p>
+      <w:pPr>
+        <w:pStyle w:val="ListParagraph"/>
+        <w:spacing w:before="100" w:beforeAutospacing="1" w:after="100" w:afterAutospacing="1" w:line="240" w:lineRule="auto"/>
+        <w:rPr>
+          <w:rFonts w:ascii="Times New Roman" w:eastAsia="Times New Roman" w:hAnsi="Times New Roman" w:cs="Times New Roman"/>
+          <w:sz w:val="24"/>
+          <w:szCs w:val="24"/>
+          <w:lang w:eastAsia="en-IN"/>
+        </w:rPr>
+      </w:pPr>
+      <w:r>
+        <w:rPr>
+          <w:rFonts w:ascii="Times New Roman" w:eastAsia="Times New Roman" w:hAnsi="Times New Roman" w:cs="Times New Roman"/>
+          <w:sz w:val="24"/>
+          <w:szCs w:val="24"/>
+          <w:lang w:eastAsia="en-IN"/>
+        </w:rPr>
+        <w:t>(select dept_id</w:t>
+      </w:r>
     </w:p>
     <w:p>
       <w:pPr>
@@ -10732,6 +8543,7 @@
           <w:szCs w:val="24"/>
           <w:lang w:eastAsia="en-IN"/>
         </w:rPr>
+        <w:lastRenderedPageBreak/>
         <w:t>where salary &lt;</w:t>
       </w:r>
     </w:p>
@@ -10753,27 +8565,7 @@
           <w:szCs w:val="24"/>
           <w:lang w:eastAsia="en-IN"/>
         </w:rPr>
-        <w:t>(</w:t>
-      </w:r>
-      <w:proofErr w:type="gramStart"/>
-      <w:r>
-        <w:rPr>
-          <w:rFonts w:ascii="Times New Roman" w:eastAsia="Times New Roman" w:hAnsi="Times New Roman" w:cs="Times New Roman"/>
-          <w:sz w:val="24"/>
-          <w:szCs w:val="24"/>
-          <w:lang w:eastAsia="en-IN"/>
-        </w:rPr>
-        <w:t>select</w:t>
-      </w:r>
-      <w:proofErr w:type="gramEnd"/>
-      <w:r>
-        <w:rPr>
-          <w:rFonts w:ascii="Times New Roman" w:eastAsia="Times New Roman" w:hAnsi="Times New Roman" w:cs="Times New Roman"/>
-          <w:sz w:val="24"/>
-          <w:szCs w:val="24"/>
-          <w:lang w:eastAsia="en-IN"/>
-        </w:rPr>
-        <w:t xml:space="preserve"> max(salary)</w:t>
+        <w:t>(select max(salary)</w:t>
       </w:r>
     </w:p>
     <w:p>
@@ -10888,21 +8680,8 @@
           <w:szCs w:val="24"/>
           <w:lang w:eastAsia="en-IN"/>
         </w:rPr>
-        <w:t xml:space="preserve">select </w:t>
-      </w:r>
-      <w:proofErr w:type="spellStart"/>
-      <w:proofErr w:type="gramStart"/>
-      <w:r>
-        <w:rPr>
-          <w:rFonts w:ascii="Times New Roman" w:eastAsia="Times New Roman" w:hAnsi="Times New Roman" w:cs="Times New Roman"/>
-          <w:sz w:val="24"/>
-          <w:szCs w:val="24"/>
-          <w:lang w:eastAsia="en-IN"/>
-        </w:rPr>
-        <w:t>d.department</w:t>
-      </w:r>
-      <w:proofErr w:type="spellEnd"/>
-      <w:proofErr w:type="gramEnd"/>
+        <w:t>select d.department</w:t>
+      </w:r>
     </w:p>
     <w:p>
       <w:pPr>
@@ -10964,92 +8743,28 @@
           <w:szCs w:val="24"/>
           <w:lang w:eastAsia="en-IN"/>
         </w:rPr>
-        <w:t xml:space="preserve">on </w:t>
-      </w:r>
-      <w:proofErr w:type="spellStart"/>
-      <w:proofErr w:type="gramStart"/>
-      <w:r>
-        <w:rPr>
-          <w:rFonts w:ascii="Times New Roman" w:eastAsia="Times New Roman" w:hAnsi="Times New Roman" w:cs="Times New Roman"/>
-          <w:sz w:val="24"/>
-          <w:szCs w:val="24"/>
-          <w:lang w:eastAsia="en-IN"/>
-        </w:rPr>
-        <w:t>e.dept</w:t>
-      </w:r>
-      <w:proofErr w:type="gramEnd"/>
-      <w:r>
-        <w:rPr>
-          <w:rFonts w:ascii="Times New Roman" w:eastAsia="Times New Roman" w:hAnsi="Times New Roman" w:cs="Times New Roman"/>
-          <w:sz w:val="24"/>
-          <w:szCs w:val="24"/>
-          <w:lang w:eastAsia="en-IN"/>
-        </w:rPr>
-        <w:t>_id</w:t>
-      </w:r>
-      <w:proofErr w:type="spellEnd"/>
-      <w:r>
-        <w:rPr>
-          <w:rFonts w:ascii="Times New Roman" w:eastAsia="Times New Roman" w:hAnsi="Times New Roman" w:cs="Times New Roman"/>
-          <w:sz w:val="24"/>
-          <w:szCs w:val="24"/>
-          <w:lang w:eastAsia="en-IN"/>
-        </w:rPr>
-        <w:t xml:space="preserve"> = </w:t>
-      </w:r>
-      <w:proofErr w:type="spellStart"/>
-      <w:r>
-        <w:rPr>
-          <w:rFonts w:ascii="Times New Roman" w:eastAsia="Times New Roman" w:hAnsi="Times New Roman" w:cs="Times New Roman"/>
-          <w:sz w:val="24"/>
-          <w:szCs w:val="24"/>
-          <w:lang w:eastAsia="en-IN"/>
-        </w:rPr>
-        <w:t>d.dept_id</w:t>
-      </w:r>
-      <w:proofErr w:type="spellEnd"/>
-    </w:p>
-    <w:p>
-      <w:pPr>
-        <w:pStyle w:val="ListParagraph"/>
-        <w:spacing w:before="100" w:beforeAutospacing="1" w:after="100" w:afterAutospacing="1" w:line="240" w:lineRule="auto"/>
-        <w:rPr>
-          <w:rFonts w:ascii="Times New Roman" w:eastAsia="Times New Roman" w:hAnsi="Times New Roman" w:cs="Times New Roman"/>
-          <w:sz w:val="24"/>
-          <w:szCs w:val="24"/>
-          <w:lang w:eastAsia="en-IN"/>
-        </w:rPr>
-      </w:pPr>
-      <w:r>
-        <w:rPr>
-          <w:rFonts w:ascii="Times New Roman" w:eastAsia="Times New Roman" w:hAnsi="Times New Roman" w:cs="Times New Roman"/>
-          <w:sz w:val="24"/>
-          <w:szCs w:val="24"/>
-          <w:lang w:eastAsia="en-IN"/>
-        </w:rPr>
-        <w:t xml:space="preserve">where </w:t>
-      </w:r>
-      <w:proofErr w:type="spellStart"/>
-      <w:proofErr w:type="gramStart"/>
-      <w:r>
-        <w:rPr>
-          <w:rFonts w:ascii="Times New Roman" w:eastAsia="Times New Roman" w:hAnsi="Times New Roman" w:cs="Times New Roman"/>
-          <w:sz w:val="24"/>
-          <w:szCs w:val="24"/>
-          <w:lang w:eastAsia="en-IN"/>
-        </w:rPr>
-        <w:t>e.salary</w:t>
-      </w:r>
-      <w:proofErr w:type="spellEnd"/>
-      <w:proofErr w:type="gramEnd"/>
-      <w:r>
-        <w:rPr>
-          <w:rFonts w:ascii="Times New Roman" w:eastAsia="Times New Roman" w:hAnsi="Times New Roman" w:cs="Times New Roman"/>
-          <w:sz w:val="24"/>
-          <w:szCs w:val="24"/>
-          <w:lang w:eastAsia="en-IN"/>
-        </w:rPr>
-        <w:t xml:space="preserve"> &gt; </w:t>
+        <w:t>on e.dept_id = d.dept_id</w:t>
+      </w:r>
+    </w:p>
+    <w:p>
+      <w:pPr>
+        <w:pStyle w:val="ListParagraph"/>
+        <w:spacing w:before="100" w:beforeAutospacing="1" w:after="100" w:afterAutospacing="1" w:line="240" w:lineRule="auto"/>
+        <w:rPr>
+          <w:rFonts w:ascii="Times New Roman" w:eastAsia="Times New Roman" w:hAnsi="Times New Roman" w:cs="Times New Roman"/>
+          <w:sz w:val="24"/>
+          <w:szCs w:val="24"/>
+          <w:lang w:eastAsia="en-IN"/>
+        </w:rPr>
+      </w:pPr>
+      <w:r>
+        <w:rPr>
+          <w:rFonts w:ascii="Times New Roman" w:eastAsia="Times New Roman" w:hAnsi="Times New Roman" w:cs="Times New Roman"/>
+          <w:sz w:val="24"/>
+          <w:szCs w:val="24"/>
+          <w:lang w:eastAsia="en-IN"/>
+        </w:rPr>
+        <w:t xml:space="preserve">where e.salary &gt; </w:t>
       </w:r>
     </w:p>
     <w:p>
@@ -11091,27 +8806,7 @@
           <w:szCs w:val="24"/>
           <w:lang w:eastAsia="en-IN"/>
         </w:rPr>
-        <w:t xml:space="preserve">select </w:t>
-      </w:r>
-      <w:proofErr w:type="spellStart"/>
-      <w:r>
-        <w:rPr>
-          <w:rFonts w:ascii="Times New Roman" w:eastAsia="Times New Roman" w:hAnsi="Times New Roman" w:cs="Times New Roman"/>
-          <w:sz w:val="24"/>
-          <w:szCs w:val="24"/>
-          <w:lang w:eastAsia="en-IN"/>
-        </w:rPr>
-        <w:t>avg</w:t>
-      </w:r>
-      <w:proofErr w:type="spellEnd"/>
-      <w:r>
-        <w:rPr>
-          <w:rFonts w:ascii="Times New Roman" w:eastAsia="Times New Roman" w:hAnsi="Times New Roman" w:cs="Times New Roman"/>
-          <w:sz w:val="24"/>
-          <w:szCs w:val="24"/>
-          <w:lang w:eastAsia="en-IN"/>
-        </w:rPr>
-        <w:t>(salary)</w:t>
+        <w:t>select avg(salary)</w:t>
       </w:r>
     </w:p>
     <w:p>
@@ -11174,21 +8869,8 @@
           <w:szCs w:val="24"/>
           <w:lang w:eastAsia="en-IN"/>
         </w:rPr>
-        <w:t xml:space="preserve">group by </w:t>
-      </w:r>
-      <w:proofErr w:type="spellStart"/>
-      <w:proofErr w:type="gramStart"/>
-      <w:r>
-        <w:rPr>
-          <w:rFonts w:ascii="Times New Roman" w:eastAsia="Times New Roman" w:hAnsi="Times New Roman" w:cs="Times New Roman"/>
-          <w:sz w:val="24"/>
-          <w:szCs w:val="24"/>
-          <w:lang w:eastAsia="en-IN"/>
-        </w:rPr>
-        <w:t>d.department</w:t>
-      </w:r>
-      <w:proofErr w:type="spellEnd"/>
-      <w:proofErr w:type="gramEnd"/>
+        <w:t>group by d.department</w:t>
+      </w:r>
     </w:p>
     <w:p>
       <w:pPr>
@@ -11302,7 +8984,6 @@
           <w:szCs w:val="24"/>
           <w:lang w:eastAsia="en-IN"/>
         </w:rPr>
-        <w:lastRenderedPageBreak/>
         <w:t>from employees e</w:t>
       </w:r>
     </w:p>
@@ -11345,92 +9026,28 @@
           <w:szCs w:val="24"/>
           <w:lang w:eastAsia="en-IN"/>
         </w:rPr>
-        <w:t xml:space="preserve">on </w:t>
-      </w:r>
-      <w:proofErr w:type="spellStart"/>
-      <w:proofErr w:type="gramStart"/>
-      <w:r>
-        <w:rPr>
-          <w:rFonts w:ascii="Times New Roman" w:eastAsia="Times New Roman" w:hAnsi="Times New Roman" w:cs="Times New Roman"/>
-          <w:sz w:val="24"/>
-          <w:szCs w:val="24"/>
-          <w:lang w:eastAsia="en-IN"/>
-        </w:rPr>
-        <w:t>e.dept</w:t>
-      </w:r>
-      <w:proofErr w:type="gramEnd"/>
-      <w:r>
-        <w:rPr>
-          <w:rFonts w:ascii="Times New Roman" w:eastAsia="Times New Roman" w:hAnsi="Times New Roman" w:cs="Times New Roman"/>
-          <w:sz w:val="24"/>
-          <w:szCs w:val="24"/>
-          <w:lang w:eastAsia="en-IN"/>
-        </w:rPr>
-        <w:t>_id</w:t>
-      </w:r>
-      <w:proofErr w:type="spellEnd"/>
-      <w:r>
-        <w:rPr>
-          <w:rFonts w:ascii="Times New Roman" w:eastAsia="Times New Roman" w:hAnsi="Times New Roman" w:cs="Times New Roman"/>
-          <w:sz w:val="24"/>
-          <w:szCs w:val="24"/>
-          <w:lang w:eastAsia="en-IN"/>
-        </w:rPr>
-        <w:t xml:space="preserve"> = </w:t>
-      </w:r>
-      <w:proofErr w:type="spellStart"/>
-      <w:r>
-        <w:rPr>
-          <w:rFonts w:ascii="Times New Roman" w:eastAsia="Times New Roman" w:hAnsi="Times New Roman" w:cs="Times New Roman"/>
-          <w:sz w:val="24"/>
-          <w:szCs w:val="24"/>
-          <w:lang w:eastAsia="en-IN"/>
-        </w:rPr>
-        <w:t>d.dept_id</w:t>
-      </w:r>
-      <w:proofErr w:type="spellEnd"/>
-    </w:p>
-    <w:p>
-      <w:pPr>
-        <w:pStyle w:val="ListParagraph"/>
-        <w:spacing w:before="100" w:beforeAutospacing="1" w:after="100" w:afterAutospacing="1" w:line="240" w:lineRule="auto"/>
-        <w:rPr>
-          <w:rFonts w:ascii="Times New Roman" w:eastAsia="Times New Roman" w:hAnsi="Times New Roman" w:cs="Times New Roman"/>
-          <w:sz w:val="24"/>
-          <w:szCs w:val="24"/>
-          <w:lang w:eastAsia="en-IN"/>
-        </w:rPr>
-      </w:pPr>
-      <w:r>
-        <w:rPr>
-          <w:rFonts w:ascii="Times New Roman" w:eastAsia="Times New Roman" w:hAnsi="Times New Roman" w:cs="Times New Roman"/>
-          <w:sz w:val="24"/>
-          <w:szCs w:val="24"/>
-          <w:lang w:eastAsia="en-IN"/>
-        </w:rPr>
-        <w:t xml:space="preserve">  where </w:t>
-      </w:r>
-      <w:proofErr w:type="spellStart"/>
-      <w:proofErr w:type="gramStart"/>
-      <w:r>
-        <w:rPr>
-          <w:rFonts w:ascii="Times New Roman" w:eastAsia="Times New Roman" w:hAnsi="Times New Roman" w:cs="Times New Roman"/>
-          <w:sz w:val="24"/>
-          <w:szCs w:val="24"/>
-          <w:lang w:eastAsia="en-IN"/>
-        </w:rPr>
-        <w:t>d.department</w:t>
-      </w:r>
-      <w:proofErr w:type="spellEnd"/>
-      <w:proofErr w:type="gramEnd"/>
-      <w:r>
-        <w:rPr>
-          <w:rFonts w:ascii="Times New Roman" w:eastAsia="Times New Roman" w:hAnsi="Times New Roman" w:cs="Times New Roman"/>
-          <w:sz w:val="24"/>
-          <w:szCs w:val="24"/>
-          <w:lang w:eastAsia="en-IN"/>
-        </w:rPr>
-        <w:t xml:space="preserve"> = "IT"</w:t>
+        <w:t>on e.dept_id = d.dept_id</w:t>
+      </w:r>
+    </w:p>
+    <w:p>
+      <w:pPr>
+        <w:pStyle w:val="ListParagraph"/>
+        <w:spacing w:before="100" w:beforeAutospacing="1" w:after="100" w:afterAutospacing="1" w:line="240" w:lineRule="auto"/>
+        <w:rPr>
+          <w:rFonts w:ascii="Times New Roman" w:eastAsia="Times New Roman" w:hAnsi="Times New Roman" w:cs="Times New Roman"/>
+          <w:sz w:val="24"/>
+          <w:szCs w:val="24"/>
+          <w:lang w:eastAsia="en-IN"/>
+        </w:rPr>
+      </w:pPr>
+      <w:r>
+        <w:rPr>
+          <w:rFonts w:ascii="Times New Roman" w:eastAsia="Times New Roman" w:hAnsi="Times New Roman" w:cs="Times New Roman"/>
+          <w:sz w:val="24"/>
+          <w:szCs w:val="24"/>
+          <w:lang w:eastAsia="en-IN"/>
+        </w:rPr>
+        <w:t xml:space="preserve">  where d.department = "IT"</w:t>
       </w:r>
     </w:p>
     <w:p>
@@ -11503,38 +9120,7 @@
           <w:szCs w:val="24"/>
           <w:lang w:eastAsia="en-IN"/>
         </w:rPr>
-        <w:t xml:space="preserve">select </w:t>
-      </w:r>
-      <w:proofErr w:type="spellStart"/>
-      <w:proofErr w:type="gramStart"/>
-      <w:r>
-        <w:rPr>
-          <w:rFonts w:ascii="Times New Roman" w:eastAsia="Times New Roman" w:hAnsi="Times New Roman" w:cs="Times New Roman"/>
-          <w:sz w:val="24"/>
-          <w:szCs w:val="24"/>
-          <w:lang w:eastAsia="en-IN"/>
-        </w:rPr>
-        <w:t>d.department</w:t>
-      </w:r>
-      <w:proofErr w:type="gramEnd"/>
-      <w:r>
-        <w:rPr>
-          <w:rFonts w:ascii="Times New Roman" w:eastAsia="Times New Roman" w:hAnsi="Times New Roman" w:cs="Times New Roman"/>
-          <w:sz w:val="24"/>
-          <w:szCs w:val="24"/>
-          <w:lang w:eastAsia="en-IN"/>
-        </w:rPr>
-        <w:t>,avg</w:t>
-      </w:r>
-      <w:proofErr w:type="spellEnd"/>
-      <w:r>
-        <w:rPr>
-          <w:rFonts w:ascii="Times New Roman" w:eastAsia="Times New Roman" w:hAnsi="Times New Roman" w:cs="Times New Roman"/>
-          <w:sz w:val="24"/>
-          <w:szCs w:val="24"/>
-          <w:lang w:eastAsia="en-IN"/>
-        </w:rPr>
-        <w:t>(salary)</w:t>
+        <w:t>select d.department,avg(salary)</w:t>
       </w:r>
     </w:p>
     <w:p>
@@ -11597,144 +9183,153 @@
           <w:szCs w:val="24"/>
           <w:lang w:eastAsia="en-IN"/>
         </w:rPr>
-        <w:t xml:space="preserve">on </w:t>
-      </w:r>
-      <w:proofErr w:type="spellStart"/>
-      <w:proofErr w:type="gramStart"/>
-      <w:r>
-        <w:rPr>
-          <w:rFonts w:ascii="Times New Roman" w:eastAsia="Times New Roman" w:hAnsi="Times New Roman" w:cs="Times New Roman"/>
-          <w:sz w:val="24"/>
-          <w:szCs w:val="24"/>
-          <w:lang w:eastAsia="en-IN"/>
-        </w:rPr>
-        <w:t>e.dept</w:t>
-      </w:r>
-      <w:proofErr w:type="gramEnd"/>
-      <w:r>
-        <w:rPr>
-          <w:rFonts w:ascii="Times New Roman" w:eastAsia="Times New Roman" w:hAnsi="Times New Roman" w:cs="Times New Roman"/>
-          <w:sz w:val="24"/>
-          <w:szCs w:val="24"/>
-          <w:lang w:eastAsia="en-IN"/>
-        </w:rPr>
-        <w:t>_id</w:t>
-      </w:r>
-      <w:proofErr w:type="spellEnd"/>
-      <w:r>
-        <w:rPr>
-          <w:rFonts w:ascii="Times New Roman" w:eastAsia="Times New Roman" w:hAnsi="Times New Roman" w:cs="Times New Roman"/>
-          <w:sz w:val="24"/>
-          <w:szCs w:val="24"/>
-          <w:lang w:eastAsia="en-IN"/>
-        </w:rPr>
-        <w:t xml:space="preserve"> = </w:t>
-      </w:r>
-      <w:proofErr w:type="spellStart"/>
-      <w:r>
-        <w:rPr>
-          <w:rFonts w:ascii="Times New Roman" w:eastAsia="Times New Roman" w:hAnsi="Times New Roman" w:cs="Times New Roman"/>
-          <w:sz w:val="24"/>
-          <w:szCs w:val="24"/>
-          <w:lang w:eastAsia="en-IN"/>
-        </w:rPr>
-        <w:t>d.dept_id</w:t>
-      </w:r>
-      <w:proofErr w:type="spellEnd"/>
-    </w:p>
-    <w:p>
-      <w:pPr>
-        <w:pStyle w:val="ListParagraph"/>
-        <w:spacing w:before="100" w:beforeAutospacing="1" w:after="100" w:afterAutospacing="1" w:line="240" w:lineRule="auto"/>
-        <w:rPr>
-          <w:rFonts w:ascii="Times New Roman" w:eastAsia="Times New Roman" w:hAnsi="Times New Roman" w:cs="Times New Roman"/>
-          <w:sz w:val="24"/>
-          <w:szCs w:val="24"/>
-          <w:lang w:eastAsia="en-IN"/>
-        </w:rPr>
-      </w:pPr>
-      <w:r>
-        <w:rPr>
-          <w:rFonts w:ascii="Times New Roman" w:eastAsia="Times New Roman" w:hAnsi="Times New Roman" w:cs="Times New Roman"/>
-          <w:sz w:val="24"/>
-          <w:szCs w:val="24"/>
-          <w:lang w:eastAsia="en-IN"/>
-        </w:rPr>
-        <w:t xml:space="preserve">group by </w:t>
-      </w:r>
-      <w:proofErr w:type="spellStart"/>
-      <w:proofErr w:type="gramStart"/>
-      <w:r>
-        <w:rPr>
-          <w:rFonts w:ascii="Times New Roman" w:eastAsia="Times New Roman" w:hAnsi="Times New Roman" w:cs="Times New Roman"/>
-          <w:sz w:val="24"/>
-          <w:szCs w:val="24"/>
-          <w:lang w:eastAsia="en-IN"/>
-        </w:rPr>
-        <w:t>d.department</w:t>
-      </w:r>
-      <w:proofErr w:type="spellEnd"/>
-      <w:proofErr w:type="gramEnd"/>
-    </w:p>
-    <w:p>
-      <w:pPr>
-        <w:pStyle w:val="ListParagraph"/>
-        <w:spacing w:before="100" w:beforeAutospacing="1" w:after="100" w:afterAutospacing="1" w:line="240" w:lineRule="auto"/>
-        <w:rPr>
-          <w:rFonts w:ascii="Times New Roman" w:eastAsia="Times New Roman" w:hAnsi="Times New Roman" w:cs="Times New Roman"/>
-          <w:sz w:val="24"/>
-          <w:szCs w:val="24"/>
-          <w:lang w:eastAsia="en-IN"/>
-        </w:rPr>
-      </w:pPr>
-      <w:r>
-        <w:rPr>
-          <w:rFonts w:ascii="Times New Roman" w:eastAsia="Times New Roman" w:hAnsi="Times New Roman" w:cs="Times New Roman"/>
-          <w:sz w:val="24"/>
-          <w:szCs w:val="24"/>
-          <w:lang w:eastAsia="en-IN"/>
-        </w:rPr>
-        <w:t xml:space="preserve">having </w:t>
-      </w:r>
-      <w:proofErr w:type="spellStart"/>
-      <w:r>
-        <w:rPr>
-          <w:rFonts w:ascii="Times New Roman" w:eastAsia="Times New Roman" w:hAnsi="Times New Roman" w:cs="Times New Roman"/>
-          <w:sz w:val="24"/>
-          <w:szCs w:val="24"/>
-          <w:lang w:eastAsia="en-IN"/>
-        </w:rPr>
-        <w:t>avg</w:t>
-      </w:r>
-      <w:proofErr w:type="spellEnd"/>
-      <w:r>
-        <w:rPr>
-          <w:rFonts w:ascii="Times New Roman" w:eastAsia="Times New Roman" w:hAnsi="Times New Roman" w:cs="Times New Roman"/>
-          <w:sz w:val="24"/>
-          <w:szCs w:val="24"/>
-          <w:lang w:eastAsia="en-IN"/>
-        </w:rPr>
-        <w:t>(salary) &gt; 60000</w:t>
-      </w:r>
-    </w:p>
-    <w:p>
-      <w:pPr>
-        <w:pStyle w:val="ListParagraph"/>
-        <w:spacing w:before="100" w:beforeAutospacing="1" w:after="100" w:afterAutospacing="1" w:line="240" w:lineRule="auto"/>
-        <w:rPr>
-          <w:rFonts w:ascii="Times New Roman" w:eastAsia="Times New Roman" w:hAnsi="Times New Roman" w:cs="Times New Roman"/>
-          <w:sz w:val="24"/>
-          <w:szCs w:val="24"/>
-          <w:lang w:eastAsia="en-IN"/>
-        </w:rPr>
-      </w:pPr>
-    </w:p>
-    <w:p>
-      <w:pPr>
-        <w:pStyle w:val="ListParagraph"/>
+        <w:t>on e.dept_id = d.dept_id</w:t>
+      </w:r>
+    </w:p>
+    <w:p>
+      <w:pPr>
+        <w:pStyle w:val="ListParagraph"/>
+        <w:spacing w:before="100" w:beforeAutospacing="1" w:after="100" w:afterAutospacing="1" w:line="240" w:lineRule="auto"/>
+        <w:rPr>
+          <w:rFonts w:ascii="Times New Roman" w:eastAsia="Times New Roman" w:hAnsi="Times New Roman" w:cs="Times New Roman"/>
+          <w:sz w:val="24"/>
+          <w:szCs w:val="24"/>
+          <w:lang w:eastAsia="en-IN"/>
+        </w:rPr>
+      </w:pPr>
+      <w:r>
+        <w:rPr>
+          <w:rFonts w:ascii="Times New Roman" w:eastAsia="Times New Roman" w:hAnsi="Times New Roman" w:cs="Times New Roman"/>
+          <w:sz w:val="24"/>
+          <w:szCs w:val="24"/>
+          <w:lang w:eastAsia="en-IN"/>
+        </w:rPr>
+        <w:t>group by d.department</w:t>
+      </w:r>
+    </w:p>
+    <w:p>
+      <w:pPr>
+        <w:pStyle w:val="ListParagraph"/>
+        <w:spacing w:before="100" w:beforeAutospacing="1" w:after="100" w:afterAutospacing="1" w:line="240" w:lineRule="auto"/>
+        <w:rPr>
+          <w:rFonts w:ascii="Times New Roman" w:eastAsia="Times New Roman" w:hAnsi="Times New Roman" w:cs="Times New Roman"/>
+          <w:sz w:val="24"/>
+          <w:szCs w:val="24"/>
+          <w:lang w:eastAsia="en-IN"/>
+        </w:rPr>
+      </w:pPr>
+      <w:r>
+        <w:rPr>
+          <w:rFonts w:ascii="Times New Roman" w:eastAsia="Times New Roman" w:hAnsi="Times New Roman" w:cs="Times New Roman"/>
+          <w:sz w:val="24"/>
+          <w:szCs w:val="24"/>
+          <w:lang w:eastAsia="en-IN"/>
+        </w:rPr>
+        <w:t>having avg(salary) &gt; 60000</w:t>
+      </w:r>
+    </w:p>
+    <w:p>
+      <w:pPr>
+        <w:pStyle w:val="ListParagraph"/>
+        <w:spacing w:before="100" w:beforeAutospacing="1" w:after="100" w:afterAutospacing="1" w:line="240" w:lineRule="auto"/>
+        <w:rPr>
+          <w:rFonts w:ascii="Times New Roman" w:eastAsia="Times New Roman" w:hAnsi="Times New Roman" w:cs="Times New Roman"/>
+          <w:sz w:val="24"/>
+          <w:szCs w:val="24"/>
+          <w:lang w:eastAsia="en-IN"/>
+        </w:rPr>
+      </w:pPr>
+    </w:p>
+    <w:p>
+      <w:pPr>
+        <w:spacing w:before="100" w:beforeAutospacing="1" w:after="100" w:afterAutospacing="1" w:line="240" w:lineRule="auto"/>
+        <w:outlineLvl w:val="1"/>
+        <w:rPr>
+          <w:rFonts w:ascii="Times New Roman" w:eastAsia="Times New Roman" w:hAnsi="Times New Roman" w:cs="Times New Roman"/>
+          <w:b/>
+          <w:bCs/>
+          <w:sz w:val="36"/>
+          <w:szCs w:val="36"/>
+          <w:lang w:eastAsia="en-IN"/>
+        </w:rPr>
+      </w:pPr>
+      <w:r>
+        <w:rPr>
+          <w:rFonts w:ascii="Times New Roman" w:eastAsia="Times New Roman" w:hAnsi="Times New Roman" w:cs="Times New Roman"/>
+          <w:b/>
+          <w:bCs/>
+          <w:sz w:val="36"/>
+          <w:szCs w:val="36"/>
+          <w:lang w:eastAsia="en-IN"/>
+        </w:rPr>
+        <w:t>What is a View?</w:t>
+      </w:r>
+    </w:p>
+    <w:p>
+      <w:pPr>
+        <w:spacing w:before="100" w:beforeAutospacing="1" w:after="100" w:afterAutospacing="1" w:line="240" w:lineRule="auto"/>
+        <w:rPr>
+          <w:rFonts w:ascii="Times New Roman" w:eastAsia="Times New Roman" w:hAnsi="Times New Roman" w:cs="Times New Roman"/>
+          <w:sz w:val="24"/>
+          <w:szCs w:val="24"/>
+          <w:lang w:eastAsia="en-IN"/>
+        </w:rPr>
+      </w:pPr>
+      <w:r>
+        <w:rPr>
+          <w:rFonts w:ascii="Times New Roman" w:eastAsia="Times New Roman" w:hAnsi="Times New Roman" w:cs="Times New Roman"/>
+          <w:sz w:val="24"/>
+          <w:szCs w:val="24"/>
+          <w:lang w:eastAsia="en-IN"/>
+        </w:rPr>
+        <w:t xml:space="preserve">A </w:t>
+      </w:r>
+      <w:r>
+        <w:rPr>
+          <w:rFonts w:ascii="Times New Roman" w:eastAsia="Times New Roman" w:hAnsi="Times New Roman" w:cs="Times New Roman"/>
+          <w:b/>
+          <w:bCs/>
+          <w:sz w:val="24"/>
+          <w:szCs w:val="24"/>
+          <w:lang w:eastAsia="en-IN"/>
+        </w:rPr>
+        <w:t>View</w:t>
+      </w:r>
+      <w:r>
+        <w:rPr>
+          <w:rFonts w:ascii="Times New Roman" w:eastAsia="Times New Roman" w:hAnsi="Times New Roman" w:cs="Times New Roman"/>
+          <w:sz w:val="24"/>
+          <w:szCs w:val="24"/>
+          <w:lang w:eastAsia="en-IN"/>
+        </w:rPr>
+        <w:t xml:space="preserve"> is a </w:t>
+      </w:r>
+      <w:r>
+        <w:rPr>
+          <w:rFonts w:ascii="Times New Roman" w:eastAsia="Times New Roman" w:hAnsi="Times New Roman" w:cs="Times New Roman"/>
+          <w:b/>
+          <w:bCs/>
+          <w:sz w:val="24"/>
+          <w:szCs w:val="24"/>
+          <w:lang w:eastAsia="en-IN"/>
+        </w:rPr>
+        <w:t>virtual table</w:t>
+      </w:r>
+      <w:r>
+        <w:rPr>
+          <w:rFonts w:ascii="Times New Roman" w:eastAsia="Times New Roman" w:hAnsi="Times New Roman" w:cs="Times New Roman"/>
+          <w:sz w:val="24"/>
+          <w:szCs w:val="24"/>
+          <w:lang w:eastAsia="en-IN"/>
+        </w:rPr>
+        <w:t xml:space="preserve"> created from the result of a SQL query.</w:t>
+      </w:r>
+    </w:p>
+    <w:p>
+      <w:pPr>
         <w:numPr>
           <w:ilvl w:val="0"/>
-          <w:numId w:val="9"/>
+          <w:numId w:val="10"/>
         </w:numPr>
         <w:spacing w:before="100" w:beforeAutospacing="1" w:after="100" w:afterAutospacing="1" w:line="240" w:lineRule="auto"/>
         <w:rPr>
@@ -11745,12 +9340,1741 @@
         </w:rPr>
       </w:pPr>
       <w:r>
-        <w:t>Display employees who belong to departments having more than one employee</w:t>
-      </w:r>
-    </w:p>
-    <w:p>
-      <w:pPr>
-        <w:pStyle w:val="ListParagraph"/>
+        <w:rPr>
+          <w:rFonts w:ascii="Times New Roman" w:eastAsia="Times New Roman" w:hAnsi="Times New Roman" w:cs="Times New Roman"/>
+          <w:sz w:val="24"/>
+          <w:szCs w:val="24"/>
+          <w:lang w:eastAsia="en-IN"/>
+        </w:rPr>
+        <w:t xml:space="preserve">It </w:t>
+      </w:r>
+      <w:r>
+        <w:rPr>
+          <w:rFonts w:ascii="Times New Roman" w:eastAsia="Times New Roman" w:hAnsi="Times New Roman" w:cs="Times New Roman"/>
+          <w:b/>
+          <w:bCs/>
+          <w:sz w:val="24"/>
+          <w:szCs w:val="24"/>
+          <w:lang w:eastAsia="en-IN"/>
+        </w:rPr>
+        <w:t>does not store data</w:t>
+      </w:r>
+      <w:r>
+        <w:rPr>
+          <w:rFonts w:ascii="Times New Roman" w:eastAsia="Times New Roman" w:hAnsi="Times New Roman" w:cs="Times New Roman"/>
+          <w:sz w:val="24"/>
+          <w:szCs w:val="24"/>
+          <w:lang w:eastAsia="en-IN"/>
+        </w:rPr>
+        <w:t xml:space="preserve"> (in most databases). </w:t>
+      </w:r>
+    </w:p>
+    <w:p>
+      <w:pPr>
+        <w:numPr>
+          <w:ilvl w:val="0"/>
+          <w:numId w:val="10"/>
+        </w:numPr>
+        <w:spacing w:before="100" w:beforeAutospacing="1" w:after="100" w:afterAutospacing="1" w:line="240" w:lineRule="auto"/>
+        <w:rPr>
+          <w:rFonts w:ascii="Times New Roman" w:eastAsia="Times New Roman" w:hAnsi="Times New Roman" w:cs="Times New Roman"/>
+          <w:sz w:val="24"/>
+          <w:szCs w:val="24"/>
+          <w:lang w:eastAsia="en-IN"/>
+        </w:rPr>
+      </w:pPr>
+      <w:r>
+        <w:rPr>
+          <w:rFonts w:ascii="Times New Roman" w:eastAsia="Times New Roman" w:hAnsi="Times New Roman" w:cs="Times New Roman"/>
+          <w:sz w:val="24"/>
+          <w:szCs w:val="24"/>
+          <w:lang w:eastAsia="en-IN"/>
+        </w:rPr>
+        <w:t xml:space="preserve">It stores only the SQL query. </w:t>
+      </w:r>
+    </w:p>
+    <w:p>
+      <w:pPr>
+        <w:numPr>
+          <w:ilvl w:val="0"/>
+          <w:numId w:val="10"/>
+        </w:numPr>
+        <w:spacing w:before="100" w:beforeAutospacing="1" w:after="100" w:afterAutospacing="1" w:line="240" w:lineRule="auto"/>
+        <w:rPr>
+          <w:rFonts w:ascii="Times New Roman" w:eastAsia="Times New Roman" w:hAnsi="Times New Roman" w:cs="Times New Roman"/>
+          <w:sz w:val="24"/>
+          <w:szCs w:val="24"/>
+          <w:lang w:eastAsia="en-IN"/>
+        </w:rPr>
+      </w:pPr>
+      <w:r>
+        <w:rPr>
+          <w:rFonts w:ascii="Times New Roman" w:eastAsia="Times New Roman" w:hAnsi="Times New Roman" w:cs="Times New Roman"/>
+          <w:sz w:val="24"/>
+          <w:szCs w:val="24"/>
+          <w:lang w:eastAsia="en-IN"/>
+        </w:rPr>
+        <w:t xml:space="preserve">Whenever you query the view, SQL executes the stored query and returns the latest data. </w:t>
+      </w:r>
+    </w:p>
+    <w:p>
+      <w:pPr>
+        <w:spacing w:before="100" w:beforeAutospacing="1" w:after="100" w:afterAutospacing="1" w:line="240" w:lineRule="auto"/>
+        <w:rPr>
+          <w:rFonts w:ascii="Times New Roman" w:eastAsia="Times New Roman" w:hAnsi="Times New Roman" w:cs="Times New Roman"/>
+          <w:sz w:val="24"/>
+          <w:szCs w:val="24"/>
+          <w:lang w:eastAsia="en-IN"/>
+        </w:rPr>
+      </w:pPr>
+      <w:r>
+        <w:rPr>
+          <w:rFonts w:ascii="Times New Roman" w:eastAsia="Times New Roman" w:hAnsi="Times New Roman" w:cs="Times New Roman"/>
+          <w:sz w:val="24"/>
+          <w:szCs w:val="24"/>
+          <w:lang w:eastAsia="en-IN"/>
+        </w:rPr>
+        <w:t xml:space="preserve">Think of it like a </w:t>
+      </w:r>
+      <w:r>
+        <w:rPr>
+          <w:rFonts w:ascii="Times New Roman" w:eastAsia="Times New Roman" w:hAnsi="Times New Roman" w:cs="Times New Roman"/>
+          <w:b/>
+          <w:bCs/>
+          <w:sz w:val="24"/>
+          <w:szCs w:val="24"/>
+          <w:lang w:eastAsia="en-IN"/>
+        </w:rPr>
+        <w:t>saved SELECT statement</w:t>
+      </w:r>
+      <w:r>
+        <w:rPr>
+          <w:rFonts w:ascii="Times New Roman" w:eastAsia="Times New Roman" w:hAnsi="Times New Roman" w:cs="Times New Roman"/>
+          <w:sz w:val="24"/>
+          <w:szCs w:val="24"/>
+          <w:lang w:eastAsia="en-IN"/>
+        </w:rPr>
+        <w:t>.</w:t>
+      </w:r>
+    </w:p>
+    <w:p>
+      <w:pPr>
+        <w:pStyle w:val="ListParagraph"/>
+        <w:spacing w:before="100" w:beforeAutospacing="1" w:after="100" w:afterAutospacing="1" w:line="240" w:lineRule="auto"/>
+        <w:rPr>
+          <w:rFonts w:ascii="Times New Roman" w:eastAsia="Times New Roman" w:hAnsi="Times New Roman" w:cs="Times New Roman"/>
+          <w:sz w:val="24"/>
+          <w:szCs w:val="24"/>
+          <w:lang w:eastAsia="en-IN"/>
+        </w:rPr>
+      </w:pPr>
+    </w:p>
+    <w:p>
+      <w:pPr>
+        <w:pStyle w:val="Heading2"/>
+      </w:pPr>
+      <w:r>
+        <w:lastRenderedPageBreak/>
+        <w:t>Creating a View</w:t>
+      </w:r>
+    </w:p>
+    <w:p>
+      <w:pPr>
+        <w:pStyle w:val="NormalWeb"/>
+      </w:pPr>
+      <w:r>
+        <w:t>Suppose you frequently need only IT employees.</w:t>
+      </w:r>
+    </w:p>
+    <w:p>
+      <w:pPr>
+        <w:pStyle w:val="ListParagraph"/>
+        <w:spacing w:before="100" w:beforeAutospacing="1" w:after="100" w:afterAutospacing="1" w:line="240" w:lineRule="auto"/>
+        <w:rPr>
+          <w:rFonts w:ascii="Times New Roman" w:eastAsia="Times New Roman" w:hAnsi="Times New Roman" w:cs="Times New Roman"/>
+          <w:sz w:val="24"/>
+          <w:szCs w:val="24"/>
+          <w:lang w:eastAsia="en-IN"/>
+        </w:rPr>
+      </w:pPr>
+      <w:r>
+        <w:rPr>
+          <w:rFonts w:ascii="Times New Roman" w:eastAsia="Times New Roman" w:hAnsi="Times New Roman" w:cs="Times New Roman"/>
+          <w:sz w:val="24"/>
+          <w:szCs w:val="24"/>
+          <w:lang w:eastAsia="en-IN"/>
+        </w:rPr>
+        <w:t>create view it_employees as</w:t>
+      </w:r>
+    </w:p>
+    <w:p>
+      <w:pPr>
+        <w:pStyle w:val="ListParagraph"/>
+        <w:spacing w:before="100" w:beforeAutospacing="1" w:after="100" w:afterAutospacing="1" w:line="240" w:lineRule="auto"/>
+        <w:rPr>
+          <w:rFonts w:ascii="Times New Roman" w:eastAsia="Times New Roman" w:hAnsi="Times New Roman" w:cs="Times New Roman"/>
+          <w:sz w:val="24"/>
+          <w:szCs w:val="24"/>
+          <w:lang w:eastAsia="en-IN"/>
+        </w:rPr>
+      </w:pPr>
+      <w:r>
+        <w:rPr>
+          <w:rFonts w:ascii="Times New Roman" w:eastAsia="Times New Roman" w:hAnsi="Times New Roman" w:cs="Times New Roman"/>
+          <w:sz w:val="24"/>
+          <w:szCs w:val="24"/>
+          <w:lang w:eastAsia="en-IN"/>
+        </w:rPr>
+        <w:t>select emp_id,name,salary</w:t>
+      </w:r>
+    </w:p>
+    <w:p>
+      <w:pPr>
+        <w:pStyle w:val="ListParagraph"/>
+        <w:spacing w:before="100" w:beforeAutospacing="1" w:after="100" w:afterAutospacing="1" w:line="240" w:lineRule="auto"/>
+        <w:rPr>
+          <w:rFonts w:ascii="Times New Roman" w:eastAsia="Times New Roman" w:hAnsi="Times New Roman" w:cs="Times New Roman"/>
+          <w:sz w:val="24"/>
+          <w:szCs w:val="24"/>
+          <w:lang w:eastAsia="en-IN"/>
+        </w:rPr>
+      </w:pPr>
+      <w:r>
+        <w:rPr>
+          <w:rFonts w:ascii="Times New Roman" w:eastAsia="Times New Roman" w:hAnsi="Times New Roman" w:cs="Times New Roman"/>
+          <w:sz w:val="24"/>
+          <w:szCs w:val="24"/>
+          <w:lang w:eastAsia="en-IN"/>
+        </w:rPr>
+        <w:t>from employees</w:t>
+      </w:r>
+    </w:p>
+    <w:p>
+      <w:pPr>
+        <w:pStyle w:val="ListParagraph"/>
+        <w:spacing w:before="100" w:beforeAutospacing="1" w:after="100" w:afterAutospacing="1" w:line="240" w:lineRule="auto"/>
+        <w:rPr>
+          <w:rFonts w:ascii="Times New Roman" w:eastAsia="Times New Roman" w:hAnsi="Times New Roman" w:cs="Times New Roman"/>
+          <w:sz w:val="24"/>
+          <w:szCs w:val="24"/>
+          <w:lang w:eastAsia="en-IN"/>
+        </w:rPr>
+      </w:pPr>
+      <w:r>
+        <w:rPr>
+          <w:rFonts w:ascii="Times New Roman" w:eastAsia="Times New Roman" w:hAnsi="Times New Roman" w:cs="Times New Roman"/>
+          <w:sz w:val="24"/>
+          <w:szCs w:val="24"/>
+          <w:lang w:eastAsia="en-IN"/>
+        </w:rPr>
+        <w:t>where dept_id = 102</w:t>
+      </w:r>
+    </w:p>
+    <w:p>
+      <w:pPr>
+        <w:pStyle w:val="ListParagraph"/>
+        <w:spacing w:before="100" w:beforeAutospacing="1" w:after="100" w:afterAutospacing="1" w:line="240" w:lineRule="auto"/>
+        <w:rPr>
+          <w:rFonts w:ascii="Times New Roman" w:eastAsia="Times New Roman" w:hAnsi="Times New Roman" w:cs="Times New Roman"/>
+          <w:sz w:val="24"/>
+          <w:szCs w:val="24"/>
+          <w:lang w:eastAsia="en-IN"/>
+        </w:rPr>
+      </w:pPr>
+    </w:p>
+    <w:p>
+      <w:pPr>
+        <w:pStyle w:val="ListParagraph"/>
+        <w:spacing w:before="100" w:beforeAutospacing="1" w:after="100" w:afterAutospacing="1" w:line="240" w:lineRule="auto"/>
+        <w:rPr>
+          <w:rFonts w:ascii="Times New Roman" w:eastAsia="Times New Roman" w:hAnsi="Times New Roman" w:cs="Times New Roman"/>
+          <w:sz w:val="24"/>
+          <w:szCs w:val="24"/>
+          <w:lang w:eastAsia="en-IN"/>
+        </w:rPr>
+      </w:pPr>
+      <w:r>
+        <w:rPr>
+          <w:rFonts w:ascii="Times New Roman" w:eastAsia="Times New Roman" w:hAnsi="Times New Roman" w:cs="Times New Roman"/>
+          <w:sz w:val="24"/>
+          <w:szCs w:val="24"/>
+          <w:lang w:eastAsia="en-IN"/>
+        </w:rPr>
+        <w:t>select * from it_employees</w:t>
+      </w:r>
+    </w:p>
+    <w:p>
+      <w:pPr>
+        <w:pStyle w:val="ListParagraph"/>
+        <w:spacing w:before="100" w:beforeAutospacing="1" w:after="100" w:afterAutospacing="1" w:line="240" w:lineRule="auto"/>
+        <w:rPr>
+          <w:rFonts w:ascii="Times New Roman" w:eastAsia="Times New Roman" w:hAnsi="Times New Roman" w:cs="Times New Roman"/>
+          <w:sz w:val="24"/>
+          <w:szCs w:val="24"/>
+          <w:lang w:eastAsia="en-IN"/>
+        </w:rPr>
+      </w:pPr>
+    </w:p>
+    <w:p>
+      <w:pPr>
+        <w:pStyle w:val="ListParagraph"/>
+        <w:spacing w:before="100" w:beforeAutospacing="1" w:after="100" w:afterAutospacing="1" w:line="240" w:lineRule="auto"/>
+      </w:pPr>
+      <w:r>
+        <w:t>Create a view showing employees earning above ₹60,000.</w:t>
+      </w:r>
+    </w:p>
+    <w:p>
+      <w:pPr>
+        <w:pStyle w:val="ListParagraph"/>
+        <w:spacing w:before="100" w:beforeAutospacing="1" w:after="100" w:afterAutospacing="1" w:line="240" w:lineRule="auto"/>
+        <w:rPr>
+          <w:rFonts w:ascii="Times New Roman" w:eastAsia="Times New Roman" w:hAnsi="Times New Roman" w:cs="Times New Roman"/>
+          <w:sz w:val="24"/>
+          <w:szCs w:val="24"/>
+          <w:lang w:eastAsia="en-IN"/>
+        </w:rPr>
+      </w:pPr>
+      <w:r>
+        <w:rPr>
+          <w:rFonts w:ascii="Times New Roman" w:eastAsia="Times New Roman" w:hAnsi="Times New Roman" w:cs="Times New Roman"/>
+          <w:sz w:val="24"/>
+          <w:szCs w:val="24"/>
+          <w:lang w:eastAsia="en-IN"/>
+        </w:rPr>
+        <w:t>create view high_salary as</w:t>
+      </w:r>
+    </w:p>
+    <w:p>
+      <w:pPr>
+        <w:pStyle w:val="ListParagraph"/>
+        <w:spacing w:before="100" w:beforeAutospacing="1" w:after="100" w:afterAutospacing="1" w:line="240" w:lineRule="auto"/>
+        <w:rPr>
+          <w:rFonts w:ascii="Times New Roman" w:eastAsia="Times New Roman" w:hAnsi="Times New Roman" w:cs="Times New Roman"/>
+          <w:sz w:val="24"/>
+          <w:szCs w:val="24"/>
+          <w:lang w:eastAsia="en-IN"/>
+        </w:rPr>
+      </w:pPr>
+      <w:r>
+        <w:rPr>
+          <w:rFonts w:ascii="Times New Roman" w:eastAsia="Times New Roman" w:hAnsi="Times New Roman" w:cs="Times New Roman"/>
+          <w:sz w:val="24"/>
+          <w:szCs w:val="24"/>
+          <w:lang w:eastAsia="en-IN"/>
+        </w:rPr>
+        <w:t>select emp_id,name,dept_id,salary</w:t>
+      </w:r>
+    </w:p>
+    <w:p>
+      <w:pPr>
+        <w:pStyle w:val="ListParagraph"/>
+        <w:spacing w:before="100" w:beforeAutospacing="1" w:after="100" w:afterAutospacing="1" w:line="240" w:lineRule="auto"/>
+        <w:rPr>
+          <w:rFonts w:ascii="Times New Roman" w:eastAsia="Times New Roman" w:hAnsi="Times New Roman" w:cs="Times New Roman"/>
+          <w:sz w:val="24"/>
+          <w:szCs w:val="24"/>
+          <w:lang w:eastAsia="en-IN"/>
+        </w:rPr>
+      </w:pPr>
+      <w:r>
+        <w:rPr>
+          <w:rFonts w:ascii="Times New Roman" w:eastAsia="Times New Roman" w:hAnsi="Times New Roman" w:cs="Times New Roman"/>
+          <w:sz w:val="24"/>
+          <w:szCs w:val="24"/>
+          <w:lang w:eastAsia="en-IN"/>
+        </w:rPr>
+        <w:t>from employees</w:t>
+      </w:r>
+    </w:p>
+    <w:p>
+      <w:pPr>
+        <w:pStyle w:val="ListParagraph"/>
+        <w:spacing w:before="100" w:beforeAutospacing="1" w:after="100" w:afterAutospacing="1" w:line="240" w:lineRule="auto"/>
+        <w:rPr>
+          <w:rFonts w:ascii="Times New Roman" w:eastAsia="Times New Roman" w:hAnsi="Times New Roman" w:cs="Times New Roman"/>
+          <w:sz w:val="24"/>
+          <w:szCs w:val="24"/>
+          <w:lang w:eastAsia="en-IN"/>
+        </w:rPr>
+      </w:pPr>
+      <w:r>
+        <w:rPr>
+          <w:rFonts w:ascii="Times New Roman" w:eastAsia="Times New Roman" w:hAnsi="Times New Roman" w:cs="Times New Roman"/>
+          <w:sz w:val="24"/>
+          <w:szCs w:val="24"/>
+          <w:lang w:eastAsia="en-IN"/>
+        </w:rPr>
+        <w:t>where salary &gt; 60000</w:t>
+      </w:r>
+    </w:p>
+    <w:p>
+      <w:pPr>
+        <w:pStyle w:val="ListParagraph"/>
+        <w:spacing w:before="100" w:beforeAutospacing="1" w:after="100" w:afterAutospacing="1" w:line="240" w:lineRule="auto"/>
+        <w:rPr>
+          <w:rFonts w:ascii="Times New Roman" w:eastAsia="Times New Roman" w:hAnsi="Times New Roman" w:cs="Times New Roman"/>
+          <w:sz w:val="24"/>
+          <w:szCs w:val="24"/>
+          <w:lang w:eastAsia="en-IN"/>
+        </w:rPr>
+      </w:pPr>
+    </w:p>
+    <w:p>
+      <w:pPr>
+        <w:pStyle w:val="ListParagraph"/>
+        <w:spacing w:before="100" w:beforeAutospacing="1" w:after="100" w:afterAutospacing="1" w:line="240" w:lineRule="auto"/>
+        <w:rPr>
+          <w:rFonts w:ascii="Times New Roman" w:eastAsia="Times New Roman" w:hAnsi="Times New Roman" w:cs="Times New Roman"/>
+          <w:sz w:val="24"/>
+          <w:szCs w:val="24"/>
+          <w:lang w:eastAsia="en-IN"/>
+        </w:rPr>
+      </w:pPr>
+      <w:r>
+        <w:rPr>
+          <w:rFonts w:ascii="Times New Roman" w:eastAsia="Times New Roman" w:hAnsi="Times New Roman" w:cs="Times New Roman"/>
+          <w:sz w:val="24"/>
+          <w:szCs w:val="24"/>
+          <w:lang w:eastAsia="en-IN"/>
+        </w:rPr>
+        <w:t>select * from high_salary</w:t>
+      </w:r>
+    </w:p>
+    <w:p>
+      <w:pPr>
+        <w:pStyle w:val="ListParagraph"/>
+        <w:spacing w:before="100" w:beforeAutospacing="1" w:after="100" w:afterAutospacing="1" w:line="240" w:lineRule="auto"/>
+        <w:rPr>
+          <w:rFonts w:ascii="Times New Roman" w:eastAsia="Times New Roman" w:hAnsi="Times New Roman" w:cs="Times New Roman"/>
+          <w:sz w:val="24"/>
+          <w:szCs w:val="24"/>
+          <w:lang w:eastAsia="en-IN"/>
+        </w:rPr>
+      </w:pPr>
+    </w:p>
+    <w:p>
+      <w:pPr>
+        <w:pStyle w:val="Heading2"/>
+      </w:pPr>
+      <w:r>
+        <w:t>Updating Data Through a View</w:t>
+      </w:r>
+    </w:p>
+    <w:p>
+      <w:pPr>
+        <w:pStyle w:val="NormalWeb"/>
+      </w:pPr>
+      <w:r>
+        <w:t>If the view is simple, updates may be allowed.</w:t>
+      </w:r>
+    </w:p>
+    <w:p>
+      <w:pPr>
+        <w:pStyle w:val="ListParagraph"/>
+        <w:spacing w:before="100" w:beforeAutospacing="1" w:after="100" w:afterAutospacing="1" w:line="240" w:lineRule="auto"/>
+      </w:pPr>
+      <w:r>
+        <w:rPr>
+          <w:rStyle w:val="g"/>
+        </w:rPr>
+        <w:t>UPDATE</w:t>
+      </w:r>
+      <w:r>
+        <w:t xml:space="preserve"> it_employees </w:t>
+      </w:r>
+      <w:r>
+        <w:rPr>
+          <w:rStyle w:val="g"/>
+        </w:rPr>
+        <w:t>SET</w:t>
+      </w:r>
+      <w:r>
+        <w:t xml:space="preserve"> salary </w:t>
+      </w:r>
+      <w:r>
+        <w:rPr>
+          <w:rStyle w:val="g"/>
+        </w:rPr>
+        <w:t>=</w:t>
+      </w:r>
+      <w:r>
+        <w:t xml:space="preserve"> </w:t>
+      </w:r>
+      <w:r>
+        <w:rPr>
+          <w:rStyle w:val="j"/>
+        </w:rPr>
+        <w:t>75000</w:t>
+      </w:r>
+      <w:r>
+        <w:t xml:space="preserve"> </w:t>
+      </w:r>
+      <w:r>
+        <w:rPr>
+          <w:rStyle w:val="g"/>
+        </w:rPr>
+        <w:t>WHERE</w:t>
+      </w:r>
+      <w:r>
+        <w:t xml:space="preserve"> id </w:t>
+      </w:r>
+      <w:r>
+        <w:rPr>
+          <w:rStyle w:val="g"/>
+        </w:rPr>
+        <w:t>=</w:t>
+      </w:r>
+      <w:r>
+        <w:t xml:space="preserve"> </w:t>
+      </w:r>
+      <w:r>
+        <w:rPr>
+          <w:rStyle w:val="j"/>
+        </w:rPr>
+        <w:t>1</w:t>
+      </w:r>
+      <w:r>
+        <w:t>;</w:t>
+      </w:r>
+    </w:p>
+    <w:p>
+      <w:pPr>
+        <w:pStyle w:val="ListParagraph"/>
+        <w:spacing w:before="100" w:beforeAutospacing="1" w:after="100" w:afterAutospacing="1" w:line="240" w:lineRule="auto"/>
+      </w:pPr>
+    </w:p>
+    <w:p>
+      <w:pPr>
+        <w:pStyle w:val="ListParagraph"/>
+        <w:spacing w:before="100" w:beforeAutospacing="1" w:after="100" w:afterAutospacing="1" w:line="240" w:lineRule="auto"/>
+      </w:pPr>
+      <w:r>
+        <w:t>But this is not supported for some databases</w:t>
+      </w:r>
+    </w:p>
+    <w:p>
+      <w:pPr>
+        <w:pStyle w:val="ListParagraph"/>
+        <w:spacing w:before="100" w:beforeAutospacing="1" w:after="100" w:afterAutospacing="1" w:line="240" w:lineRule="auto"/>
+      </w:pPr>
+    </w:p>
+    <w:p>
+      <w:pPr>
+        <w:pStyle w:val="ListParagraph"/>
+        <w:spacing w:before="100" w:beforeAutospacing="1" w:after="100" w:afterAutospacing="1" w:line="240" w:lineRule="auto"/>
+      </w:pPr>
+      <w:r>
+        <w:t>Deleting a View</w:t>
+      </w:r>
+    </w:p>
+    <w:p>
+      <w:pPr>
+        <w:pStyle w:val="ListParagraph"/>
+        <w:spacing w:before="100" w:beforeAutospacing="1" w:after="100" w:afterAutospacing="1" w:line="240" w:lineRule="auto"/>
+        <w:rPr>
+          <w:rFonts w:ascii="Times New Roman" w:eastAsia="Times New Roman" w:hAnsi="Times New Roman" w:cs="Times New Roman"/>
+          <w:sz w:val="24"/>
+          <w:szCs w:val="24"/>
+          <w:lang w:eastAsia="en-IN"/>
+        </w:rPr>
+      </w:pPr>
+      <w:r>
+        <w:rPr>
+          <w:rFonts w:ascii="Times New Roman" w:eastAsia="Times New Roman" w:hAnsi="Times New Roman" w:cs="Times New Roman"/>
+          <w:sz w:val="24"/>
+          <w:szCs w:val="24"/>
+          <w:lang w:eastAsia="en-IN"/>
+        </w:rPr>
+        <w:t>drop view high_salary</w:t>
+      </w:r>
+    </w:p>
+    <w:p>
+      <w:pPr>
+        <w:pStyle w:val="ListParagraph"/>
+        <w:spacing w:before="100" w:beforeAutospacing="1" w:after="100" w:afterAutospacing="1" w:line="240" w:lineRule="auto"/>
+        <w:rPr>
+          <w:rFonts w:ascii="Times New Roman" w:eastAsia="Times New Roman" w:hAnsi="Times New Roman" w:cs="Times New Roman"/>
+          <w:sz w:val="24"/>
+          <w:szCs w:val="24"/>
+          <w:lang w:eastAsia="en-IN"/>
+        </w:rPr>
+      </w:pPr>
+    </w:p>
+    <w:p>
+      <w:pPr>
+        <w:pStyle w:val="ListParagraph"/>
+        <w:spacing w:before="100" w:beforeAutospacing="1" w:after="100" w:afterAutospacing="1" w:line="240" w:lineRule="auto"/>
+        <w:rPr>
+          <w:rFonts w:ascii="Times New Roman" w:eastAsia="Times New Roman" w:hAnsi="Times New Roman" w:cs="Times New Roman"/>
+          <w:sz w:val="24"/>
+          <w:szCs w:val="24"/>
+          <w:lang w:eastAsia="en-IN"/>
+        </w:rPr>
+      </w:pPr>
+    </w:p>
+    <w:p>
+      <w:pPr>
+        <w:pStyle w:val="pdq2pgselectionanchorcontainer"/>
+      </w:pPr>
+      <w:r>
+        <w:t>Only the view is deleted.</w:t>
+      </w:r>
+    </w:p>
+    <w:p>
+      <w:pPr>
+        <w:pStyle w:val="NormalWeb"/>
+      </w:pPr>
+      <w:r>
+        <w:t>The original table remains unchanged.</w:t>
+      </w:r>
+    </w:p>
+    <w:p>
+      <w:pPr>
+        <w:pStyle w:val="ListParagraph"/>
+        <w:spacing w:before="100" w:beforeAutospacing="1" w:after="100" w:afterAutospacing="1" w:line="240" w:lineRule="auto"/>
+        <w:rPr>
+          <w:rFonts w:ascii="Times New Roman" w:eastAsia="Times New Roman" w:hAnsi="Times New Roman" w:cs="Times New Roman"/>
+          <w:sz w:val="24"/>
+          <w:szCs w:val="24"/>
+          <w:lang w:eastAsia="en-IN"/>
+        </w:rPr>
+      </w:pPr>
+    </w:p>
+    <w:p>
+      <w:pPr>
+        <w:pStyle w:val="ListParagraph"/>
+        <w:spacing w:before="100" w:beforeAutospacing="1" w:after="100" w:afterAutospacing="1" w:line="240" w:lineRule="auto"/>
+        <w:rPr>
+          <w:rFonts w:ascii="Times New Roman" w:eastAsia="Times New Roman" w:hAnsi="Times New Roman" w:cs="Times New Roman"/>
+          <w:sz w:val="24"/>
+          <w:szCs w:val="24"/>
+          <w:lang w:eastAsia="en-IN"/>
+        </w:rPr>
+      </w:pPr>
+    </w:p>
+    <w:p>
+      <w:pPr>
+        <w:pStyle w:val="Heading1"/>
+      </w:pPr>
+      <w:r>
+        <w:t>Why Use Views?</w:t>
+      </w:r>
+    </w:p>
+    <w:p>
+      <w:pPr>
+        <w:numPr>
+          <w:ilvl w:val="0"/>
+          <w:numId w:val="11"/>
+        </w:numPr>
+        <w:spacing w:before="100" w:beforeAutospacing="1" w:after="100" w:afterAutospacing="1"/>
+      </w:pPr>
+      <w:r>
+        <w:t xml:space="preserve">Hide sensitive columns (e.g., passwords, salaries). </w:t>
+      </w:r>
+    </w:p>
+    <w:p>
+      <w:pPr>
+        <w:numPr>
+          <w:ilvl w:val="0"/>
+          <w:numId w:val="11"/>
+        </w:numPr>
+        <w:spacing w:before="100" w:beforeAutospacing="1" w:after="100" w:afterAutospacing="1"/>
+      </w:pPr>
+      <w:r>
+        <w:t xml:space="preserve">Simplify complex queries. </w:t>
+      </w:r>
+    </w:p>
+    <w:p>
+      <w:pPr>
+        <w:numPr>
+          <w:ilvl w:val="0"/>
+          <w:numId w:val="11"/>
+        </w:numPr>
+        <w:spacing w:before="100" w:beforeAutospacing="1" w:after="100" w:afterAutospacing="1"/>
+      </w:pPr>
+      <w:r>
+        <w:t xml:space="preserve">Reuse frequently used queries. </w:t>
+      </w:r>
+    </w:p>
+    <w:p>
+      <w:pPr>
+        <w:numPr>
+          <w:ilvl w:val="0"/>
+          <w:numId w:val="11"/>
+        </w:numPr>
+        <w:spacing w:before="100" w:beforeAutospacing="1" w:after="100" w:afterAutospacing="1"/>
+      </w:pPr>
+      <w:r>
+        <w:t xml:space="preserve">Improve readability. </w:t>
+      </w:r>
+    </w:p>
+    <w:p>
+      <w:pPr>
+        <w:numPr>
+          <w:ilvl w:val="0"/>
+          <w:numId w:val="11"/>
+        </w:numPr>
+        <w:spacing w:before="100" w:beforeAutospacing="1" w:after="100" w:afterAutospacing="1"/>
+      </w:pPr>
+      <w:r>
+        <w:t>Provide a consistent interface to data.</w:t>
+      </w:r>
+    </w:p>
+    <w:p>
+      <w:pPr>
+        <w:pStyle w:val="ListParagraph"/>
+        <w:spacing w:before="100" w:beforeAutospacing="1" w:after="100" w:afterAutospacing="1" w:line="240" w:lineRule="auto"/>
+      </w:pPr>
+      <w:r>
+        <w:lastRenderedPageBreak/>
+        <w:t>Practice Questions</w:t>
+      </w:r>
+    </w:p>
+    <w:p>
+      <w:pPr>
+        <w:pStyle w:val="ListParagraph"/>
+        <w:numPr>
+          <w:ilvl w:val="1"/>
+          <w:numId w:val="11"/>
+        </w:numPr>
+        <w:spacing w:before="100" w:beforeAutospacing="1" w:after="100" w:afterAutospacing="1" w:line="240" w:lineRule="auto"/>
+      </w:pPr>
+      <w:r>
+        <w:t>Create a view showing only employees from the HR department.</w:t>
+      </w:r>
+    </w:p>
+    <w:p>
+      <w:pPr>
+        <w:pStyle w:val="ListParagraph"/>
+        <w:spacing w:before="100" w:beforeAutospacing="1" w:after="100" w:afterAutospacing="1" w:line="240" w:lineRule="auto"/>
+        <w:ind w:left="1440"/>
+        <w:rPr>
+          <w:rFonts w:ascii="Times New Roman" w:eastAsia="Times New Roman" w:hAnsi="Times New Roman" w:cs="Times New Roman"/>
+          <w:sz w:val="24"/>
+          <w:szCs w:val="24"/>
+          <w:lang w:eastAsia="en-IN"/>
+        </w:rPr>
+      </w:pPr>
+      <w:r>
+        <w:rPr>
+          <w:rFonts w:ascii="Times New Roman" w:eastAsia="Times New Roman" w:hAnsi="Times New Roman" w:cs="Times New Roman"/>
+          <w:sz w:val="24"/>
+          <w:szCs w:val="24"/>
+          <w:lang w:eastAsia="en-IN"/>
+        </w:rPr>
+        <w:t>create view hr_employees as</w:t>
+      </w:r>
+    </w:p>
+    <w:p>
+      <w:pPr>
+        <w:pStyle w:val="ListParagraph"/>
+        <w:spacing w:before="100" w:beforeAutospacing="1" w:after="100" w:afterAutospacing="1" w:line="240" w:lineRule="auto"/>
+        <w:ind w:left="1440"/>
+        <w:rPr>
+          <w:rFonts w:ascii="Times New Roman" w:eastAsia="Times New Roman" w:hAnsi="Times New Roman" w:cs="Times New Roman"/>
+          <w:sz w:val="24"/>
+          <w:szCs w:val="24"/>
+          <w:lang w:eastAsia="en-IN"/>
+        </w:rPr>
+      </w:pPr>
+      <w:r>
+        <w:rPr>
+          <w:rFonts w:ascii="Times New Roman" w:eastAsia="Times New Roman" w:hAnsi="Times New Roman" w:cs="Times New Roman"/>
+          <w:sz w:val="24"/>
+          <w:szCs w:val="24"/>
+          <w:lang w:eastAsia="en-IN"/>
+        </w:rPr>
+        <w:t>select * from employees</w:t>
+      </w:r>
+    </w:p>
+    <w:p>
+      <w:pPr>
+        <w:pStyle w:val="ListParagraph"/>
+        <w:spacing w:before="100" w:beforeAutospacing="1" w:after="100" w:afterAutospacing="1" w:line="240" w:lineRule="auto"/>
+        <w:ind w:left="1440"/>
+        <w:rPr>
+          <w:rFonts w:ascii="Times New Roman" w:eastAsia="Times New Roman" w:hAnsi="Times New Roman" w:cs="Times New Roman"/>
+          <w:sz w:val="24"/>
+          <w:szCs w:val="24"/>
+          <w:lang w:eastAsia="en-IN"/>
+        </w:rPr>
+      </w:pPr>
+      <w:r>
+        <w:rPr>
+          <w:rFonts w:ascii="Times New Roman" w:eastAsia="Times New Roman" w:hAnsi="Times New Roman" w:cs="Times New Roman"/>
+          <w:sz w:val="24"/>
+          <w:szCs w:val="24"/>
+          <w:lang w:eastAsia="en-IN"/>
+        </w:rPr>
+        <w:t>where dept_id = 101</w:t>
+      </w:r>
+    </w:p>
+    <w:p>
+      <w:pPr>
+        <w:pStyle w:val="ListParagraph"/>
+        <w:spacing w:before="100" w:beforeAutospacing="1" w:after="100" w:afterAutospacing="1" w:line="240" w:lineRule="auto"/>
+        <w:ind w:left="1440"/>
+        <w:rPr>
+          <w:rFonts w:ascii="Times New Roman" w:eastAsia="Times New Roman" w:hAnsi="Times New Roman" w:cs="Times New Roman"/>
+          <w:sz w:val="24"/>
+          <w:szCs w:val="24"/>
+          <w:lang w:eastAsia="en-IN"/>
+        </w:rPr>
+      </w:pPr>
+    </w:p>
+    <w:p>
+      <w:pPr>
+        <w:pStyle w:val="ListParagraph"/>
+        <w:numPr>
+          <w:ilvl w:val="1"/>
+          <w:numId w:val="11"/>
+        </w:numPr>
+        <w:spacing w:before="100" w:beforeAutospacing="1" w:after="100" w:afterAutospacing="1" w:line="240" w:lineRule="auto"/>
+        <w:rPr>
+          <w:rFonts w:ascii="Times New Roman" w:eastAsia="Times New Roman" w:hAnsi="Times New Roman" w:cs="Times New Roman"/>
+          <w:sz w:val="24"/>
+          <w:szCs w:val="24"/>
+          <w:lang w:eastAsia="en-IN"/>
+        </w:rPr>
+      </w:pPr>
+      <w:r>
+        <w:t>Display all records from the HR view.</w:t>
+      </w:r>
+    </w:p>
+    <w:p>
+      <w:pPr>
+        <w:pStyle w:val="ListParagraph"/>
+        <w:spacing w:before="100" w:beforeAutospacing="1" w:after="100" w:afterAutospacing="1" w:line="240" w:lineRule="auto"/>
+        <w:ind w:left="1440"/>
+        <w:rPr>
+          <w:rFonts w:ascii="Times New Roman" w:eastAsia="Times New Roman" w:hAnsi="Times New Roman" w:cs="Times New Roman"/>
+          <w:sz w:val="24"/>
+          <w:szCs w:val="24"/>
+          <w:lang w:eastAsia="en-IN"/>
+        </w:rPr>
+      </w:pPr>
+    </w:p>
+    <w:p>
+      <w:pPr>
+        <w:pStyle w:val="ListParagraph"/>
+        <w:spacing w:before="100" w:beforeAutospacing="1" w:after="100" w:afterAutospacing="1" w:line="240" w:lineRule="auto"/>
+        <w:ind w:left="1440"/>
+        <w:rPr>
+          <w:rFonts w:ascii="Times New Roman" w:eastAsia="Times New Roman" w:hAnsi="Times New Roman" w:cs="Times New Roman"/>
+          <w:sz w:val="24"/>
+          <w:szCs w:val="24"/>
+          <w:lang w:eastAsia="en-IN"/>
+        </w:rPr>
+      </w:pPr>
+      <w:r>
+        <w:rPr>
+          <w:rFonts w:ascii="Times New Roman" w:eastAsia="Times New Roman" w:hAnsi="Times New Roman" w:cs="Times New Roman"/>
+          <w:sz w:val="24"/>
+          <w:szCs w:val="24"/>
+          <w:lang w:eastAsia="en-IN"/>
+        </w:rPr>
+        <w:t>select * from hr_employees</w:t>
+      </w:r>
+    </w:p>
+    <w:p>
+      <w:pPr>
+        <w:pStyle w:val="ListParagraph"/>
+        <w:spacing w:before="100" w:beforeAutospacing="1" w:after="100" w:afterAutospacing="1" w:line="240" w:lineRule="auto"/>
+        <w:ind w:left="1440"/>
+        <w:rPr>
+          <w:rFonts w:ascii="Times New Roman" w:eastAsia="Times New Roman" w:hAnsi="Times New Roman" w:cs="Times New Roman"/>
+          <w:sz w:val="24"/>
+          <w:szCs w:val="24"/>
+          <w:lang w:eastAsia="en-IN"/>
+        </w:rPr>
+      </w:pPr>
+    </w:p>
+    <w:p>
+      <w:pPr>
+        <w:pStyle w:val="ListParagraph"/>
+        <w:numPr>
+          <w:ilvl w:val="1"/>
+          <w:numId w:val="11"/>
+        </w:numPr>
+        <w:spacing w:before="100" w:beforeAutospacing="1" w:after="100" w:afterAutospacing="1" w:line="240" w:lineRule="auto"/>
+      </w:pPr>
+      <w:r>
+        <w:t>Create a view containing employees whose salary is greater than ₹70,000.</w:t>
+      </w:r>
+    </w:p>
+    <w:p>
+      <w:pPr>
+        <w:pStyle w:val="ListParagraph"/>
+        <w:spacing w:before="100" w:beforeAutospacing="1" w:after="100" w:afterAutospacing="1" w:line="240" w:lineRule="auto"/>
+        <w:ind w:left="1440"/>
+        <w:rPr>
+          <w:rFonts w:ascii="Times New Roman" w:eastAsia="Times New Roman" w:hAnsi="Times New Roman" w:cs="Times New Roman"/>
+          <w:sz w:val="24"/>
+          <w:szCs w:val="24"/>
+          <w:lang w:eastAsia="en-IN"/>
+        </w:rPr>
+      </w:pPr>
+      <w:r>
+        <w:rPr>
+          <w:rFonts w:ascii="Times New Roman" w:eastAsia="Times New Roman" w:hAnsi="Times New Roman" w:cs="Times New Roman"/>
+          <w:sz w:val="24"/>
+          <w:szCs w:val="24"/>
+          <w:lang w:eastAsia="en-IN"/>
+        </w:rPr>
+        <w:t>create view high_salary as</w:t>
+      </w:r>
+    </w:p>
+    <w:p>
+      <w:pPr>
+        <w:pStyle w:val="ListParagraph"/>
+        <w:spacing w:before="100" w:beforeAutospacing="1" w:after="100" w:afterAutospacing="1" w:line="240" w:lineRule="auto"/>
+        <w:ind w:left="1440"/>
+        <w:rPr>
+          <w:rFonts w:ascii="Times New Roman" w:eastAsia="Times New Roman" w:hAnsi="Times New Roman" w:cs="Times New Roman"/>
+          <w:sz w:val="24"/>
+          <w:szCs w:val="24"/>
+          <w:lang w:eastAsia="en-IN"/>
+        </w:rPr>
+      </w:pPr>
+      <w:r>
+        <w:rPr>
+          <w:rFonts w:ascii="Times New Roman" w:eastAsia="Times New Roman" w:hAnsi="Times New Roman" w:cs="Times New Roman"/>
+          <w:sz w:val="24"/>
+          <w:szCs w:val="24"/>
+          <w:lang w:eastAsia="en-IN"/>
+        </w:rPr>
+        <w:t>select * from employees</w:t>
+      </w:r>
+    </w:p>
+    <w:p>
+      <w:pPr>
+        <w:pStyle w:val="ListParagraph"/>
+        <w:spacing w:before="100" w:beforeAutospacing="1" w:after="100" w:afterAutospacing="1" w:line="240" w:lineRule="auto"/>
+        <w:ind w:left="1440"/>
+        <w:rPr>
+          <w:rFonts w:ascii="Times New Roman" w:eastAsia="Times New Roman" w:hAnsi="Times New Roman" w:cs="Times New Roman"/>
+          <w:sz w:val="24"/>
+          <w:szCs w:val="24"/>
+          <w:lang w:eastAsia="en-IN"/>
+        </w:rPr>
+      </w:pPr>
+      <w:r>
+        <w:rPr>
+          <w:rFonts w:ascii="Times New Roman" w:eastAsia="Times New Roman" w:hAnsi="Times New Roman" w:cs="Times New Roman"/>
+          <w:sz w:val="24"/>
+          <w:szCs w:val="24"/>
+          <w:lang w:eastAsia="en-IN"/>
+        </w:rPr>
+        <w:t>where salary &gt; 70000</w:t>
+      </w:r>
+    </w:p>
+    <w:p>
+      <w:pPr>
+        <w:pStyle w:val="ListParagraph"/>
+        <w:spacing w:before="100" w:beforeAutospacing="1" w:after="100" w:afterAutospacing="1" w:line="240" w:lineRule="auto"/>
+        <w:ind w:left="1440"/>
+        <w:rPr>
+          <w:rFonts w:ascii="Times New Roman" w:eastAsia="Times New Roman" w:hAnsi="Times New Roman" w:cs="Times New Roman"/>
+          <w:sz w:val="24"/>
+          <w:szCs w:val="24"/>
+          <w:lang w:eastAsia="en-IN"/>
+        </w:rPr>
+      </w:pPr>
+    </w:p>
+    <w:p>
+      <w:pPr>
+        <w:pStyle w:val="ListParagraph"/>
+        <w:numPr>
+          <w:ilvl w:val="1"/>
+          <w:numId w:val="11"/>
+        </w:numPr>
+        <w:spacing w:before="100" w:beforeAutospacing="1" w:after="100" w:afterAutospacing="1" w:line="240" w:lineRule="auto"/>
+      </w:pPr>
+      <w:r>
+        <w:t>Display all employees from the high salary view.</w:t>
+      </w:r>
+    </w:p>
+    <w:p>
+      <w:pPr>
+        <w:pStyle w:val="ListParagraph"/>
+        <w:spacing w:before="100" w:beforeAutospacing="1" w:after="100" w:afterAutospacing="1" w:line="240" w:lineRule="auto"/>
+        <w:ind w:left="1440"/>
+        <w:rPr>
+          <w:rFonts w:ascii="Times New Roman" w:eastAsia="Times New Roman" w:hAnsi="Times New Roman" w:cs="Times New Roman"/>
+          <w:sz w:val="24"/>
+          <w:szCs w:val="24"/>
+          <w:lang w:eastAsia="en-IN"/>
+        </w:rPr>
+      </w:pPr>
+      <w:r>
+        <w:rPr>
+          <w:rFonts w:ascii="Times New Roman" w:eastAsia="Times New Roman" w:hAnsi="Times New Roman" w:cs="Times New Roman"/>
+          <w:sz w:val="24"/>
+          <w:szCs w:val="24"/>
+          <w:lang w:eastAsia="en-IN"/>
+        </w:rPr>
+        <w:t>select * from high_salary</w:t>
+      </w:r>
+    </w:p>
+    <w:p>
+      <w:pPr>
+        <w:pStyle w:val="ListParagraph"/>
+        <w:spacing w:before="100" w:beforeAutospacing="1" w:after="100" w:afterAutospacing="1" w:line="240" w:lineRule="auto"/>
+        <w:ind w:left="1440"/>
+        <w:rPr>
+          <w:rFonts w:ascii="Times New Roman" w:eastAsia="Times New Roman" w:hAnsi="Times New Roman" w:cs="Times New Roman"/>
+          <w:sz w:val="24"/>
+          <w:szCs w:val="24"/>
+          <w:lang w:eastAsia="en-IN"/>
+        </w:rPr>
+      </w:pPr>
+    </w:p>
+    <w:p>
+      <w:pPr>
+        <w:pStyle w:val="ListParagraph"/>
+        <w:numPr>
+          <w:ilvl w:val="1"/>
+          <w:numId w:val="11"/>
+        </w:numPr>
+        <w:spacing w:before="100" w:beforeAutospacing="1" w:after="100" w:afterAutospacing="1" w:line="240" w:lineRule="auto"/>
+      </w:pPr>
+      <w:r>
+        <w:t>Delete the high salary view.</w:t>
+      </w:r>
+    </w:p>
+    <w:p>
+      <w:pPr>
+        <w:pStyle w:val="ListParagraph"/>
+        <w:spacing w:before="100" w:beforeAutospacing="1" w:after="100" w:afterAutospacing="1" w:line="240" w:lineRule="auto"/>
+        <w:ind w:left="1440"/>
+        <w:rPr>
+          <w:rFonts w:ascii="Times New Roman" w:eastAsia="Times New Roman" w:hAnsi="Times New Roman" w:cs="Times New Roman"/>
+          <w:sz w:val="24"/>
+          <w:szCs w:val="24"/>
+          <w:lang w:eastAsia="en-IN"/>
+        </w:rPr>
+      </w:pPr>
+      <w:r>
+        <w:rPr>
+          <w:rFonts w:ascii="Times New Roman" w:eastAsia="Times New Roman" w:hAnsi="Times New Roman" w:cs="Times New Roman"/>
+          <w:sz w:val="24"/>
+          <w:szCs w:val="24"/>
+          <w:lang w:eastAsia="en-IN"/>
+        </w:rPr>
+        <w:t>drop view high_salary</w:t>
+      </w:r>
+    </w:p>
+    <w:p>
+      <w:pPr>
+        <w:pStyle w:val="ListParagraph"/>
+        <w:spacing w:before="100" w:beforeAutospacing="1" w:after="100" w:afterAutospacing="1" w:line="240" w:lineRule="auto"/>
+        <w:ind w:left="1440"/>
+        <w:rPr>
+          <w:rFonts w:ascii="Times New Roman" w:eastAsia="Times New Roman" w:hAnsi="Times New Roman" w:cs="Times New Roman"/>
+          <w:sz w:val="24"/>
+          <w:szCs w:val="24"/>
+          <w:lang w:eastAsia="en-IN"/>
+        </w:rPr>
+      </w:pPr>
+    </w:p>
+    <w:p>
+      <w:pPr>
+        <w:pStyle w:val="ListParagraph"/>
+        <w:numPr>
+          <w:ilvl w:val="1"/>
+          <w:numId w:val="11"/>
+        </w:numPr>
+        <w:spacing w:before="100" w:beforeAutospacing="1" w:after="100" w:afterAutospacing="1" w:line="240" w:lineRule="auto"/>
+      </w:pPr>
+      <w:r>
+        <w:t>Create a view showing only employee name and department.</w:t>
+      </w:r>
+    </w:p>
+    <w:p>
+      <w:pPr>
+        <w:pStyle w:val="ListParagraph"/>
+        <w:spacing w:before="100" w:beforeAutospacing="1" w:after="100" w:afterAutospacing="1" w:line="240" w:lineRule="auto"/>
+        <w:ind w:left="1440"/>
+        <w:rPr>
+          <w:rFonts w:ascii="Times New Roman" w:eastAsia="Times New Roman" w:hAnsi="Times New Roman" w:cs="Times New Roman"/>
+          <w:sz w:val="24"/>
+          <w:szCs w:val="24"/>
+          <w:lang w:eastAsia="en-IN"/>
+        </w:rPr>
+      </w:pPr>
+      <w:r>
+        <w:rPr>
+          <w:rFonts w:ascii="Times New Roman" w:eastAsia="Times New Roman" w:hAnsi="Times New Roman" w:cs="Times New Roman"/>
+          <w:sz w:val="24"/>
+          <w:szCs w:val="24"/>
+          <w:lang w:eastAsia="en-IN"/>
+        </w:rPr>
+        <w:t>create view emp_name_dept as</w:t>
+      </w:r>
+    </w:p>
+    <w:p>
+      <w:pPr>
+        <w:pStyle w:val="ListParagraph"/>
+        <w:spacing w:before="100" w:beforeAutospacing="1" w:after="100" w:afterAutospacing="1" w:line="240" w:lineRule="auto"/>
+        <w:ind w:left="1440"/>
+        <w:rPr>
+          <w:rFonts w:ascii="Times New Roman" w:eastAsia="Times New Roman" w:hAnsi="Times New Roman" w:cs="Times New Roman"/>
+          <w:sz w:val="24"/>
+          <w:szCs w:val="24"/>
+          <w:lang w:eastAsia="en-IN"/>
+        </w:rPr>
+      </w:pPr>
+      <w:r>
+        <w:rPr>
+          <w:rFonts w:ascii="Times New Roman" w:eastAsia="Times New Roman" w:hAnsi="Times New Roman" w:cs="Times New Roman"/>
+          <w:sz w:val="24"/>
+          <w:szCs w:val="24"/>
+          <w:lang w:eastAsia="en-IN"/>
+        </w:rPr>
+        <w:t>select name,dept_id</w:t>
+      </w:r>
+    </w:p>
+    <w:p>
+      <w:pPr>
+        <w:pStyle w:val="ListParagraph"/>
+        <w:spacing w:before="100" w:beforeAutospacing="1" w:after="100" w:afterAutospacing="1" w:line="240" w:lineRule="auto"/>
+        <w:ind w:left="1440"/>
+        <w:rPr>
+          <w:rFonts w:ascii="Times New Roman" w:eastAsia="Times New Roman" w:hAnsi="Times New Roman" w:cs="Times New Roman"/>
+          <w:sz w:val="24"/>
+          <w:szCs w:val="24"/>
+          <w:lang w:eastAsia="en-IN"/>
+        </w:rPr>
+      </w:pPr>
+      <w:r>
+        <w:rPr>
+          <w:rFonts w:ascii="Times New Roman" w:eastAsia="Times New Roman" w:hAnsi="Times New Roman" w:cs="Times New Roman"/>
+          <w:sz w:val="24"/>
+          <w:szCs w:val="24"/>
+          <w:lang w:eastAsia="en-IN"/>
+        </w:rPr>
+        <w:t>from employees</w:t>
+      </w:r>
+    </w:p>
+    <w:p>
+      <w:pPr>
+        <w:pStyle w:val="ListParagraph"/>
+        <w:spacing w:before="100" w:beforeAutospacing="1" w:after="100" w:afterAutospacing="1" w:line="240" w:lineRule="auto"/>
+        <w:ind w:left="1440"/>
+        <w:rPr>
+          <w:rFonts w:ascii="Times New Roman" w:eastAsia="Times New Roman" w:hAnsi="Times New Roman" w:cs="Times New Roman"/>
+          <w:sz w:val="24"/>
+          <w:szCs w:val="24"/>
+          <w:lang w:eastAsia="en-IN"/>
+        </w:rPr>
+      </w:pPr>
+    </w:p>
+    <w:p>
+      <w:pPr>
+        <w:pStyle w:val="ListParagraph"/>
+        <w:numPr>
+          <w:ilvl w:val="1"/>
+          <w:numId w:val="11"/>
+        </w:numPr>
+        <w:spacing w:before="100" w:beforeAutospacing="1" w:after="100" w:afterAutospacing="1" w:line="240" w:lineRule="auto"/>
+      </w:pPr>
+      <w:r>
+        <w:t>Display all records from that view.</w:t>
+      </w:r>
+    </w:p>
+    <w:p>
+      <w:pPr>
+        <w:pStyle w:val="ListParagraph"/>
+        <w:spacing w:before="100" w:beforeAutospacing="1" w:after="100" w:afterAutospacing="1" w:line="240" w:lineRule="auto"/>
+        <w:ind w:left="1440"/>
+        <w:rPr>
+          <w:rFonts w:ascii="Times New Roman" w:eastAsia="Times New Roman" w:hAnsi="Times New Roman" w:cs="Times New Roman"/>
+          <w:sz w:val="24"/>
+          <w:szCs w:val="24"/>
+          <w:lang w:eastAsia="en-IN"/>
+        </w:rPr>
+      </w:pPr>
+      <w:r>
+        <w:rPr>
+          <w:rFonts w:ascii="Times New Roman" w:eastAsia="Times New Roman" w:hAnsi="Times New Roman" w:cs="Times New Roman"/>
+          <w:sz w:val="24"/>
+          <w:szCs w:val="24"/>
+          <w:lang w:eastAsia="en-IN"/>
+        </w:rPr>
+        <w:t>select * from</w:t>
+      </w:r>
+    </w:p>
+    <w:p>
+      <w:pPr>
+        <w:pStyle w:val="ListParagraph"/>
+        <w:spacing w:before="100" w:beforeAutospacing="1" w:after="100" w:afterAutospacing="1" w:line="240" w:lineRule="auto"/>
+        <w:ind w:left="1440"/>
+        <w:rPr>
+          <w:rFonts w:ascii="Times New Roman" w:eastAsia="Times New Roman" w:hAnsi="Times New Roman" w:cs="Times New Roman"/>
+          <w:sz w:val="24"/>
+          <w:szCs w:val="24"/>
+          <w:lang w:eastAsia="en-IN"/>
+        </w:rPr>
+      </w:pPr>
+      <w:r>
+        <w:rPr>
+          <w:rFonts w:ascii="Times New Roman" w:eastAsia="Times New Roman" w:hAnsi="Times New Roman" w:cs="Times New Roman"/>
+          <w:sz w:val="24"/>
+          <w:szCs w:val="24"/>
+          <w:lang w:eastAsia="en-IN"/>
+        </w:rPr>
+        <w:t>emp_name_dept</w:t>
+      </w:r>
+    </w:p>
+    <w:p>
+      <w:pPr>
+        <w:pStyle w:val="ListParagraph"/>
+        <w:spacing w:before="100" w:beforeAutospacing="1" w:after="100" w:afterAutospacing="1" w:line="240" w:lineRule="auto"/>
+        <w:ind w:left="1440"/>
+        <w:rPr>
+          <w:rFonts w:ascii="Times New Roman" w:eastAsia="Times New Roman" w:hAnsi="Times New Roman" w:cs="Times New Roman"/>
+          <w:sz w:val="24"/>
+          <w:szCs w:val="24"/>
+          <w:lang w:eastAsia="en-IN"/>
+        </w:rPr>
+      </w:pPr>
+    </w:p>
+    <w:p>
+      <w:pPr>
+        <w:pStyle w:val="ListParagraph"/>
+        <w:numPr>
+          <w:ilvl w:val="1"/>
+          <w:numId w:val="11"/>
+        </w:numPr>
+        <w:spacing w:before="100" w:beforeAutospacing="1" w:after="100" w:afterAutospacing="1" w:line="240" w:lineRule="auto"/>
+      </w:pPr>
+      <w:r>
+        <w:t>Create a view containing employees from Hubli.</w:t>
+      </w:r>
+    </w:p>
+    <w:p>
+      <w:pPr>
+        <w:pStyle w:val="ListParagraph"/>
+        <w:spacing w:before="100" w:beforeAutospacing="1" w:after="100" w:afterAutospacing="1" w:line="240" w:lineRule="auto"/>
+        <w:ind w:left="1440"/>
+        <w:rPr>
+          <w:rFonts w:ascii="Times New Roman" w:eastAsia="Times New Roman" w:hAnsi="Times New Roman" w:cs="Times New Roman"/>
+          <w:sz w:val="24"/>
+          <w:szCs w:val="24"/>
+          <w:lang w:eastAsia="en-IN"/>
+        </w:rPr>
+      </w:pPr>
+      <w:r>
+        <w:rPr>
+          <w:rFonts w:ascii="Times New Roman" w:eastAsia="Times New Roman" w:hAnsi="Times New Roman" w:cs="Times New Roman"/>
+          <w:sz w:val="24"/>
+          <w:szCs w:val="24"/>
+          <w:lang w:eastAsia="en-IN"/>
+        </w:rPr>
+        <w:t>create view hubli_employees as</w:t>
+      </w:r>
+    </w:p>
+    <w:p>
+      <w:pPr>
+        <w:pStyle w:val="ListParagraph"/>
+        <w:spacing w:before="100" w:beforeAutospacing="1" w:after="100" w:afterAutospacing="1" w:line="240" w:lineRule="auto"/>
+        <w:ind w:left="1440"/>
+        <w:rPr>
+          <w:rFonts w:ascii="Times New Roman" w:eastAsia="Times New Roman" w:hAnsi="Times New Roman" w:cs="Times New Roman"/>
+          <w:sz w:val="24"/>
+          <w:szCs w:val="24"/>
+          <w:lang w:eastAsia="en-IN"/>
+        </w:rPr>
+      </w:pPr>
+      <w:r>
+        <w:rPr>
+          <w:rFonts w:ascii="Times New Roman" w:eastAsia="Times New Roman" w:hAnsi="Times New Roman" w:cs="Times New Roman"/>
+          <w:sz w:val="24"/>
+          <w:szCs w:val="24"/>
+          <w:lang w:eastAsia="en-IN"/>
+        </w:rPr>
+        <w:t>select * from</w:t>
+      </w:r>
+    </w:p>
+    <w:p>
+      <w:pPr>
+        <w:pStyle w:val="ListParagraph"/>
+        <w:spacing w:before="100" w:beforeAutospacing="1" w:after="100" w:afterAutospacing="1" w:line="240" w:lineRule="auto"/>
+        <w:ind w:left="1440"/>
+        <w:rPr>
+          <w:rFonts w:ascii="Times New Roman" w:eastAsia="Times New Roman" w:hAnsi="Times New Roman" w:cs="Times New Roman"/>
+          <w:sz w:val="24"/>
+          <w:szCs w:val="24"/>
+          <w:lang w:eastAsia="en-IN"/>
+        </w:rPr>
+      </w:pPr>
+      <w:r>
+        <w:rPr>
+          <w:rFonts w:ascii="Times New Roman" w:eastAsia="Times New Roman" w:hAnsi="Times New Roman" w:cs="Times New Roman"/>
+          <w:sz w:val="24"/>
+          <w:szCs w:val="24"/>
+          <w:lang w:eastAsia="en-IN"/>
+        </w:rPr>
+        <w:t>employees</w:t>
+      </w:r>
+    </w:p>
+    <w:p>
+      <w:pPr>
+        <w:pStyle w:val="ListParagraph"/>
+        <w:spacing w:before="100" w:beforeAutospacing="1" w:after="100" w:afterAutospacing="1" w:line="240" w:lineRule="auto"/>
+        <w:ind w:left="1440"/>
+        <w:rPr>
+          <w:rFonts w:ascii="Times New Roman" w:eastAsia="Times New Roman" w:hAnsi="Times New Roman" w:cs="Times New Roman"/>
+          <w:sz w:val="24"/>
+          <w:szCs w:val="24"/>
+          <w:lang w:eastAsia="en-IN"/>
+        </w:rPr>
+      </w:pPr>
+      <w:r>
+        <w:rPr>
+          <w:rFonts w:ascii="Times New Roman" w:eastAsia="Times New Roman" w:hAnsi="Times New Roman" w:cs="Times New Roman"/>
+          <w:sz w:val="24"/>
+          <w:szCs w:val="24"/>
+          <w:lang w:eastAsia="en-IN"/>
+        </w:rPr>
+        <w:t>where city = "Hubli"</w:t>
+      </w:r>
+    </w:p>
+    <w:p>
+      <w:pPr>
+        <w:pStyle w:val="ListParagraph"/>
+        <w:spacing w:before="100" w:beforeAutospacing="1" w:after="100" w:afterAutospacing="1" w:line="240" w:lineRule="auto"/>
+        <w:ind w:left="1440"/>
+        <w:rPr>
+          <w:rFonts w:ascii="Times New Roman" w:eastAsia="Times New Roman" w:hAnsi="Times New Roman" w:cs="Times New Roman"/>
+          <w:sz w:val="24"/>
+          <w:szCs w:val="24"/>
+          <w:lang w:eastAsia="en-IN"/>
+        </w:rPr>
+      </w:pPr>
+    </w:p>
+    <w:p>
+      <w:pPr>
+        <w:pStyle w:val="ListParagraph"/>
+        <w:numPr>
+          <w:ilvl w:val="1"/>
+          <w:numId w:val="11"/>
+        </w:numPr>
+        <w:spacing w:before="100" w:beforeAutospacing="1" w:after="100" w:afterAutospacing="1" w:line="240" w:lineRule="auto"/>
+      </w:pPr>
+      <w:r>
+        <w:t>Display the Hubli employees view.</w:t>
+      </w:r>
+    </w:p>
+    <w:p>
+      <w:pPr>
+        <w:pStyle w:val="ListParagraph"/>
+        <w:spacing w:before="100" w:beforeAutospacing="1" w:after="100" w:afterAutospacing="1" w:line="240" w:lineRule="auto"/>
+        <w:ind w:left="1440"/>
+        <w:rPr>
+          <w:rFonts w:ascii="Times New Roman" w:eastAsia="Times New Roman" w:hAnsi="Times New Roman" w:cs="Times New Roman"/>
+          <w:sz w:val="24"/>
+          <w:szCs w:val="24"/>
+          <w:lang w:eastAsia="en-IN"/>
+        </w:rPr>
+      </w:pPr>
+      <w:r>
+        <w:rPr>
+          <w:rFonts w:ascii="Times New Roman" w:eastAsia="Times New Roman" w:hAnsi="Times New Roman" w:cs="Times New Roman"/>
+          <w:sz w:val="24"/>
+          <w:szCs w:val="24"/>
+          <w:lang w:eastAsia="en-IN"/>
+        </w:rPr>
+        <w:t>select * from hubli_employees</w:t>
+      </w:r>
+    </w:p>
+    <w:p>
+      <w:pPr>
+        <w:pStyle w:val="ListParagraph"/>
+        <w:spacing w:before="100" w:beforeAutospacing="1" w:after="100" w:afterAutospacing="1" w:line="240" w:lineRule="auto"/>
+        <w:ind w:left="1440"/>
+        <w:rPr>
+          <w:rFonts w:ascii="Times New Roman" w:eastAsia="Times New Roman" w:hAnsi="Times New Roman" w:cs="Times New Roman"/>
+          <w:sz w:val="24"/>
+          <w:szCs w:val="24"/>
+          <w:lang w:eastAsia="en-IN"/>
+        </w:rPr>
+      </w:pPr>
+    </w:p>
+    <w:p>
+      <w:pPr>
+        <w:pStyle w:val="ListParagraph"/>
+        <w:numPr>
+          <w:ilvl w:val="1"/>
+          <w:numId w:val="11"/>
+        </w:numPr>
+        <w:spacing w:before="100" w:beforeAutospacing="1" w:after="100" w:afterAutospacing="1" w:line="240" w:lineRule="auto"/>
+      </w:pPr>
+      <w:r>
+        <w:t>Delete the Hubli employees view.</w:t>
+      </w:r>
+    </w:p>
+    <w:p>
+      <w:pPr>
+        <w:pStyle w:val="ListParagraph"/>
+        <w:spacing w:before="100" w:beforeAutospacing="1" w:after="100" w:afterAutospacing="1" w:line="240" w:lineRule="auto"/>
+        <w:ind w:left="1440"/>
+        <w:rPr>
+          <w:rFonts w:ascii="Times New Roman" w:eastAsia="Times New Roman" w:hAnsi="Times New Roman" w:cs="Times New Roman"/>
+          <w:sz w:val="24"/>
+          <w:szCs w:val="24"/>
+          <w:lang w:eastAsia="en-IN"/>
+        </w:rPr>
+      </w:pPr>
+      <w:r>
+        <w:rPr>
+          <w:rFonts w:ascii="Times New Roman" w:eastAsia="Times New Roman" w:hAnsi="Times New Roman" w:cs="Times New Roman"/>
+          <w:sz w:val="24"/>
+          <w:szCs w:val="24"/>
+          <w:lang w:eastAsia="en-IN"/>
+        </w:rPr>
+        <w:t>drop view hubli_employees</w:t>
+      </w:r>
+    </w:p>
+    <w:p>
+      <w:pPr>
+        <w:pStyle w:val="ListParagraph"/>
+        <w:spacing w:before="100" w:beforeAutospacing="1" w:after="100" w:afterAutospacing="1" w:line="240" w:lineRule="auto"/>
+        <w:ind w:left="1440"/>
+        <w:rPr>
+          <w:rFonts w:ascii="Times New Roman" w:eastAsia="Times New Roman" w:hAnsi="Times New Roman" w:cs="Times New Roman"/>
+          <w:sz w:val="24"/>
+          <w:szCs w:val="24"/>
+          <w:lang w:eastAsia="en-IN"/>
+        </w:rPr>
+      </w:pPr>
+    </w:p>
+    <w:p>
+      <w:pPr>
+        <w:pStyle w:val="ListParagraph"/>
+        <w:spacing w:before="100" w:beforeAutospacing="1" w:after="100" w:afterAutospacing="1" w:line="240" w:lineRule="auto"/>
+        <w:ind w:left="1440"/>
+        <w:rPr>
+          <w:rFonts w:ascii="Times New Roman" w:eastAsia="Times New Roman" w:hAnsi="Times New Roman" w:cs="Times New Roman"/>
+          <w:sz w:val="24"/>
+          <w:szCs w:val="24"/>
+          <w:lang w:eastAsia="en-IN"/>
+        </w:rPr>
+      </w:pPr>
+    </w:p>
+    <w:p>
+      <w:pPr>
+        <w:pStyle w:val="ListParagraph"/>
+        <w:spacing w:before="100" w:beforeAutospacing="1" w:after="100" w:afterAutospacing="1" w:line="240" w:lineRule="auto"/>
+        <w:ind w:left="1440"/>
+        <w:rPr>
+          <w:rFonts w:ascii="Times New Roman" w:eastAsia="Times New Roman" w:hAnsi="Times New Roman" w:cs="Times New Roman"/>
+          <w:sz w:val="24"/>
+          <w:szCs w:val="24"/>
+          <w:lang w:eastAsia="en-IN"/>
+        </w:rPr>
+      </w:pPr>
+    </w:p>
+    <w:p>
+      <w:pPr>
+        <w:spacing w:before="100" w:beforeAutospacing="1" w:after="100" w:afterAutospacing="1" w:line="240" w:lineRule="auto"/>
+        <w:outlineLvl w:val="1"/>
+        <w:rPr>
+          <w:rFonts w:ascii="Times New Roman" w:eastAsia="Times New Roman" w:hAnsi="Times New Roman" w:cs="Times New Roman"/>
+          <w:b/>
+          <w:bCs/>
+          <w:sz w:val="36"/>
+          <w:szCs w:val="36"/>
+          <w:lang w:eastAsia="en-IN"/>
+        </w:rPr>
+      </w:pPr>
+      <w:r>
+        <w:rPr>
+          <w:rFonts w:ascii="Times New Roman" w:eastAsia="Times New Roman" w:hAnsi="Times New Roman" w:cs="Times New Roman"/>
+          <w:b/>
+          <w:bCs/>
+          <w:sz w:val="36"/>
+          <w:szCs w:val="36"/>
+          <w:lang w:eastAsia="en-IN"/>
+        </w:rPr>
+        <w:t xml:space="preserve">Challenge Question </w:t>
+      </w:r>
+      <w:r>
+        <w:rPr>
+          <w:rFonts w:ascii="Segoe UI Emoji" w:eastAsia="Times New Roman" w:hAnsi="Segoe UI Emoji" w:cs="Segoe UI Emoji"/>
+          <w:b/>
+          <w:bCs/>
+          <w:sz w:val="36"/>
+          <w:szCs w:val="36"/>
+          <w:lang w:eastAsia="en-IN"/>
+        </w:rPr>
+        <w:t>⭐</w:t>
+      </w:r>
+    </w:p>
+    <w:p>
+      <w:pPr>
+        <w:spacing w:before="100" w:beforeAutospacing="1" w:after="100" w:afterAutospacing="1" w:line="240" w:lineRule="auto"/>
+        <w:rPr>
+          <w:rFonts w:ascii="Times New Roman" w:eastAsia="Times New Roman" w:hAnsi="Times New Roman" w:cs="Times New Roman"/>
+          <w:sz w:val="24"/>
+          <w:szCs w:val="24"/>
+          <w:lang w:eastAsia="en-IN"/>
+        </w:rPr>
+      </w:pPr>
+      <w:r>
+        <w:rPr>
+          <w:rFonts w:ascii="Times New Roman" w:eastAsia="Times New Roman" w:hAnsi="Times New Roman" w:cs="Times New Roman"/>
+          <w:sz w:val="24"/>
+          <w:szCs w:val="24"/>
+          <w:lang w:eastAsia="en-IN"/>
+        </w:rPr>
+        <w:t xml:space="preserve">Create a view named </w:t>
+      </w:r>
+      <w:r>
+        <w:rPr>
+          <w:rFonts w:ascii="Courier New" w:eastAsia="Times New Roman" w:hAnsi="Courier New" w:cs="Courier New"/>
+          <w:sz w:val="20"/>
+          <w:szCs w:val="20"/>
+          <w:lang w:eastAsia="en-IN"/>
+        </w:rPr>
+        <w:t>it_high_salary</w:t>
+      </w:r>
+      <w:r>
+        <w:rPr>
+          <w:rFonts w:ascii="Times New Roman" w:eastAsia="Times New Roman" w:hAnsi="Times New Roman" w:cs="Times New Roman"/>
+          <w:sz w:val="24"/>
+          <w:szCs w:val="24"/>
+          <w:lang w:eastAsia="en-IN"/>
+        </w:rPr>
+        <w:t xml:space="preserve"> that shows only:</w:t>
+      </w:r>
+    </w:p>
+    <w:p>
+      <w:pPr>
+        <w:numPr>
+          <w:ilvl w:val="0"/>
+          <w:numId w:val="12"/>
+        </w:numPr>
+        <w:spacing w:before="100" w:beforeAutospacing="1" w:after="100" w:afterAutospacing="1" w:line="240" w:lineRule="auto"/>
+        <w:rPr>
+          <w:rFonts w:ascii="Times New Roman" w:eastAsia="Times New Roman" w:hAnsi="Times New Roman" w:cs="Times New Roman"/>
+          <w:sz w:val="24"/>
+          <w:szCs w:val="24"/>
+          <w:lang w:eastAsia="en-IN"/>
+        </w:rPr>
+      </w:pPr>
+      <w:r>
+        <w:rPr>
+          <w:rFonts w:ascii="Times New Roman" w:eastAsia="Times New Roman" w:hAnsi="Times New Roman" w:cs="Times New Roman"/>
+          <w:sz w:val="24"/>
+          <w:szCs w:val="24"/>
+          <w:lang w:eastAsia="en-IN"/>
+        </w:rPr>
+        <w:t xml:space="preserve">Employees from the </w:t>
+      </w:r>
+      <w:r>
+        <w:rPr>
+          <w:rFonts w:ascii="Times New Roman" w:eastAsia="Times New Roman" w:hAnsi="Times New Roman" w:cs="Times New Roman"/>
+          <w:b/>
+          <w:bCs/>
+          <w:sz w:val="24"/>
+          <w:szCs w:val="24"/>
+          <w:lang w:eastAsia="en-IN"/>
+        </w:rPr>
+        <w:t>IT</w:t>
+      </w:r>
+      <w:r>
+        <w:rPr>
+          <w:rFonts w:ascii="Times New Roman" w:eastAsia="Times New Roman" w:hAnsi="Times New Roman" w:cs="Times New Roman"/>
+          <w:sz w:val="24"/>
+          <w:szCs w:val="24"/>
+          <w:lang w:eastAsia="en-IN"/>
+        </w:rPr>
+        <w:t xml:space="preserve"> department </w:t>
+      </w:r>
+    </w:p>
+    <w:p>
+      <w:pPr>
+        <w:numPr>
+          <w:ilvl w:val="0"/>
+          <w:numId w:val="12"/>
+        </w:numPr>
+        <w:spacing w:before="100" w:beforeAutospacing="1" w:after="100" w:afterAutospacing="1" w:line="240" w:lineRule="auto"/>
+        <w:rPr>
+          <w:rFonts w:ascii="Times New Roman" w:eastAsia="Times New Roman" w:hAnsi="Times New Roman" w:cs="Times New Roman"/>
+          <w:sz w:val="24"/>
+          <w:szCs w:val="24"/>
+          <w:lang w:eastAsia="en-IN"/>
+        </w:rPr>
+      </w:pPr>
+      <w:r>
+        <w:rPr>
+          <w:rFonts w:ascii="Times New Roman" w:eastAsia="Times New Roman" w:hAnsi="Times New Roman" w:cs="Times New Roman"/>
+          <w:sz w:val="24"/>
+          <w:szCs w:val="24"/>
+          <w:lang w:eastAsia="en-IN"/>
+        </w:rPr>
+        <w:lastRenderedPageBreak/>
+        <w:t xml:space="preserve">Salary greater than </w:t>
+      </w:r>
+      <w:r>
+        <w:rPr>
+          <w:rFonts w:ascii="Times New Roman" w:eastAsia="Times New Roman" w:hAnsi="Times New Roman" w:cs="Times New Roman"/>
+          <w:b/>
+          <w:bCs/>
+          <w:sz w:val="24"/>
+          <w:szCs w:val="24"/>
+          <w:lang w:eastAsia="en-IN"/>
+        </w:rPr>
+        <w:t>₹70,000</w:t>
+      </w:r>
+      <w:r>
+        <w:rPr>
+          <w:rFonts w:ascii="Times New Roman" w:eastAsia="Times New Roman" w:hAnsi="Times New Roman" w:cs="Times New Roman"/>
+          <w:sz w:val="24"/>
+          <w:szCs w:val="24"/>
+          <w:lang w:eastAsia="en-IN"/>
+        </w:rPr>
+        <w:t xml:space="preserve"> </w:t>
+      </w:r>
+    </w:p>
+    <w:p>
+      <w:pPr>
+        <w:spacing w:before="100" w:beforeAutospacing="1" w:after="100" w:afterAutospacing="1" w:line="240" w:lineRule="auto"/>
+        <w:rPr>
+          <w:rFonts w:ascii="Times New Roman" w:eastAsia="Times New Roman" w:hAnsi="Times New Roman" w:cs="Times New Roman"/>
+          <w:sz w:val="24"/>
+          <w:szCs w:val="24"/>
+          <w:lang w:eastAsia="en-IN"/>
+        </w:rPr>
+      </w:pPr>
+      <w:r>
+        <w:rPr>
+          <w:rFonts w:ascii="Times New Roman" w:eastAsia="Times New Roman" w:hAnsi="Times New Roman" w:cs="Times New Roman"/>
+          <w:sz w:val="24"/>
+          <w:szCs w:val="24"/>
+          <w:lang w:eastAsia="en-IN"/>
+        </w:rPr>
+        <w:t>Then display all records from the view.</w:t>
+      </w:r>
+    </w:p>
+    <w:p>
+      <w:pPr>
+        <w:pStyle w:val="ListParagraph"/>
+        <w:spacing w:before="100" w:beforeAutospacing="1" w:after="100" w:afterAutospacing="1" w:line="240" w:lineRule="auto"/>
+        <w:ind w:left="1440"/>
+        <w:rPr>
+          <w:rFonts w:ascii="Times New Roman" w:eastAsia="Times New Roman" w:hAnsi="Times New Roman" w:cs="Times New Roman"/>
+          <w:sz w:val="24"/>
+          <w:szCs w:val="24"/>
+          <w:lang w:eastAsia="en-IN"/>
+        </w:rPr>
+      </w:pPr>
+      <w:r>
+        <w:rPr>
+          <w:rFonts w:ascii="Times New Roman" w:eastAsia="Times New Roman" w:hAnsi="Times New Roman" w:cs="Times New Roman"/>
+          <w:sz w:val="24"/>
+          <w:szCs w:val="24"/>
+          <w:lang w:eastAsia="en-IN"/>
+        </w:rPr>
+        <w:t>create view it_high_salary as</w:t>
+      </w:r>
+    </w:p>
+    <w:p>
+      <w:pPr>
+        <w:pStyle w:val="ListParagraph"/>
+        <w:spacing w:before="100" w:beforeAutospacing="1" w:after="100" w:afterAutospacing="1" w:line="240" w:lineRule="auto"/>
+        <w:ind w:left="1440"/>
+        <w:rPr>
+          <w:rFonts w:ascii="Times New Roman" w:eastAsia="Times New Roman" w:hAnsi="Times New Roman" w:cs="Times New Roman"/>
+          <w:sz w:val="24"/>
+          <w:szCs w:val="24"/>
+          <w:lang w:eastAsia="en-IN"/>
+        </w:rPr>
+      </w:pPr>
+      <w:r>
+        <w:rPr>
+          <w:rFonts w:ascii="Times New Roman" w:eastAsia="Times New Roman" w:hAnsi="Times New Roman" w:cs="Times New Roman"/>
+          <w:sz w:val="24"/>
+          <w:szCs w:val="24"/>
+          <w:lang w:eastAsia="en-IN"/>
+        </w:rPr>
+        <w:t>select * from employees</w:t>
+      </w:r>
+    </w:p>
+    <w:p>
+      <w:pPr>
+        <w:pStyle w:val="ListParagraph"/>
+        <w:spacing w:before="100" w:beforeAutospacing="1" w:after="100" w:afterAutospacing="1" w:line="240" w:lineRule="auto"/>
+        <w:ind w:left="1440"/>
+        <w:rPr>
+          <w:rFonts w:ascii="Times New Roman" w:eastAsia="Times New Roman" w:hAnsi="Times New Roman" w:cs="Times New Roman"/>
+          <w:sz w:val="24"/>
+          <w:szCs w:val="24"/>
+          <w:lang w:eastAsia="en-IN"/>
+        </w:rPr>
+      </w:pPr>
+      <w:r>
+        <w:rPr>
+          <w:rFonts w:ascii="Times New Roman" w:eastAsia="Times New Roman" w:hAnsi="Times New Roman" w:cs="Times New Roman"/>
+          <w:sz w:val="24"/>
+          <w:szCs w:val="24"/>
+          <w:lang w:eastAsia="en-IN"/>
+        </w:rPr>
+        <w:t>where (dept_id = 102 AND salary &gt; 70000)</w:t>
+      </w:r>
+    </w:p>
+    <w:p>
+      <w:pPr>
+        <w:pStyle w:val="ListParagraph"/>
+        <w:spacing w:before="100" w:beforeAutospacing="1" w:after="100" w:afterAutospacing="1" w:line="240" w:lineRule="auto"/>
+        <w:ind w:left="1440"/>
+        <w:rPr>
+          <w:rFonts w:ascii="Times New Roman" w:eastAsia="Times New Roman" w:hAnsi="Times New Roman" w:cs="Times New Roman"/>
+          <w:sz w:val="24"/>
+          <w:szCs w:val="24"/>
+          <w:lang w:eastAsia="en-IN"/>
+        </w:rPr>
+      </w:pPr>
+    </w:p>
+    <w:p>
+      <w:pPr>
+        <w:pStyle w:val="ListParagraph"/>
+        <w:spacing w:before="100" w:beforeAutospacing="1" w:after="100" w:afterAutospacing="1" w:line="240" w:lineRule="auto"/>
+        <w:ind w:left="1440"/>
+        <w:rPr>
+          <w:rFonts w:ascii="Times New Roman" w:eastAsia="Times New Roman" w:hAnsi="Times New Roman" w:cs="Times New Roman"/>
+          <w:sz w:val="24"/>
+          <w:szCs w:val="24"/>
+          <w:lang w:eastAsia="en-IN"/>
+        </w:rPr>
+      </w:pPr>
+      <w:r>
+        <w:rPr>
+          <w:rFonts w:ascii="Times New Roman" w:eastAsia="Times New Roman" w:hAnsi="Times New Roman" w:cs="Times New Roman"/>
+          <w:sz w:val="24"/>
+          <w:szCs w:val="24"/>
+          <w:lang w:eastAsia="en-IN"/>
+        </w:rPr>
+        <w:t>select * from it_high_salary</w:t>
+      </w:r>
+    </w:p>
+    <w:p>
+      <w:pPr>
+        <w:pStyle w:val="ListParagraph"/>
+        <w:spacing w:before="100" w:beforeAutospacing="1" w:after="100" w:afterAutospacing="1" w:line="240" w:lineRule="auto"/>
+        <w:ind w:left="1440"/>
+        <w:rPr>
+          <w:rFonts w:ascii="Times New Roman" w:eastAsia="Times New Roman" w:hAnsi="Times New Roman" w:cs="Times New Roman"/>
+          <w:sz w:val="24"/>
+          <w:szCs w:val="24"/>
+          <w:lang w:eastAsia="en-IN"/>
+        </w:rPr>
+      </w:pPr>
+    </w:p>
+    <w:p>
+      <w:pPr>
         <w:spacing w:before="100" w:beforeAutospacing="1" w:after="100" w:afterAutospacing="1" w:line="240" w:lineRule="auto"/>
         <w:rPr>
           <w:rFonts w:ascii="Times New Roman" w:eastAsia="Times New Roman" w:hAnsi="Times New Roman" w:cs="Times New Roman"/>
@@ -11913,98 +11237,154 @@
     </w:lvl>
   </w:abstractNum>
   <w:abstractNum w:abstractNumId="1" w15:restartNumberingAfterBreak="0">
-    <w:nsid w:val="3AEE0C2E"/>
-    <w:multiLevelType w:val="hybridMultilevel"/>
-    <w:tmpl w:val="9DB25FA6"/>
-    <w:lvl w:ilvl="0" w:tplc="0B9802D2">
+    <w:nsid w:val="25741586"/>
+    <w:multiLevelType w:val="multilevel"/>
+    <w:tmpl w:val="B8B0B08A"/>
+    <w:lvl w:ilvl="0">
+      <w:start w:val="1"/>
+      <w:numFmt w:val="bullet"/>
+      <w:lvlText w:val=""/>
+      <w:lvlJc w:val="left"/>
+      <w:pPr>
+        <w:tabs>
+          <w:tab w:val="num" w:pos="720"/>
+        </w:tabs>
+        <w:ind w:left="720" w:hanging="360"/>
+      </w:pPr>
+      <w:rPr>
+        <w:rFonts w:ascii="Symbol" w:hAnsi="Symbol" w:hint="default"/>
+        <w:sz w:val="20"/>
+      </w:rPr>
+    </w:lvl>
+    <w:lvl w:ilvl="1">
       <w:start w:val="1"/>
       <w:numFmt w:val="decimal"/>
-      <w:lvlText w:val="%1."/>
+      <w:lvlText w:val="%2."/>
       <w:lvlJc w:val="left"/>
       <w:pPr>
-        <w:ind w:left="720" w:hanging="360"/>
+        <w:ind w:left="1440" w:hanging="360"/>
       </w:pPr>
       <w:rPr>
         <w:rFonts w:hint="default"/>
       </w:rPr>
     </w:lvl>
-    <w:lvl w:ilvl="1" w:tplc="40090019" w:tentative="1">
+    <w:lvl w:ilvl="2" w:tentative="1">
       <w:start w:val="1"/>
-      <w:numFmt w:val="lowerLetter"/>
-      <w:lvlText w:val="%2."/>
+      <w:numFmt w:val="bullet"/>
+      <w:lvlText w:val=""/>
       <w:lvlJc w:val="left"/>
       <w:pPr>
-        <w:ind w:left="1440" w:hanging="360"/>
-      </w:pPr>
+        <w:tabs>
+          <w:tab w:val="num" w:pos="2160"/>
+        </w:tabs>
+        <w:ind w:left="2160" w:hanging="360"/>
+      </w:pPr>
+      <w:rPr>
+        <w:rFonts w:ascii="Wingdings" w:hAnsi="Wingdings" w:hint="default"/>
+        <w:sz w:val="20"/>
+      </w:rPr>
     </w:lvl>
-    <w:lvl w:ilvl="2" w:tplc="4009001B" w:tentative="1">
+    <w:lvl w:ilvl="3" w:tentative="1">
       <w:start w:val="1"/>
-      <w:numFmt w:val="lowerRoman"/>
-      <w:lvlText w:val="%3."/>
-      <w:lvlJc w:val="right"/>
-      <w:pPr>
-        <w:ind w:left="2160" w:hanging="180"/>
-      </w:pPr>
+      <w:numFmt w:val="bullet"/>
+      <w:lvlText w:val=""/>
+      <w:lvlJc w:val="left"/>
+      <w:pPr>
+        <w:tabs>
+          <w:tab w:val="num" w:pos="2880"/>
+        </w:tabs>
+        <w:ind w:left="2880" w:hanging="360"/>
+      </w:pPr>
+      <w:rPr>
+        <w:rFonts w:ascii="Wingdings" w:hAnsi="Wingdings" w:hint="default"/>
+        <w:sz w:val="20"/>
+      </w:rPr>
     </w:lvl>
-    <w:lvl w:ilvl="3" w:tplc="4009000F" w:tentative="1">
+    <w:lvl w:ilvl="4" w:tentative="1">
       <w:start w:val="1"/>
-      <w:numFmt w:val="decimal"/>
-      <w:lvlText w:val="%4."/>
+      <w:numFmt w:val="bullet"/>
+      <w:lvlText w:val=""/>
       <w:lvlJc w:val="left"/>
       <w:pPr>
-        <w:ind w:left="2880" w:hanging="360"/>
-      </w:pPr>
+        <w:tabs>
+          <w:tab w:val="num" w:pos="3600"/>
+        </w:tabs>
+        <w:ind w:left="3600" w:hanging="360"/>
+      </w:pPr>
+      <w:rPr>
+        <w:rFonts w:ascii="Wingdings" w:hAnsi="Wingdings" w:hint="default"/>
+        <w:sz w:val="20"/>
+      </w:rPr>
     </w:lvl>
-    <w:lvl w:ilvl="4" w:tplc="40090019" w:tentative="1">
+    <w:lvl w:ilvl="5" w:tentative="1">
       <w:start w:val="1"/>
-      <w:numFmt w:val="lowerLetter"/>
-      <w:lvlText w:val="%5."/>
+      <w:numFmt w:val="bullet"/>
+      <w:lvlText w:val=""/>
       <w:lvlJc w:val="left"/>
       <w:pPr>
-        <w:ind w:left="3600" w:hanging="360"/>
-      </w:pPr>
+        <w:tabs>
+          <w:tab w:val="num" w:pos="4320"/>
+        </w:tabs>
+        <w:ind w:left="4320" w:hanging="360"/>
+      </w:pPr>
+      <w:rPr>
+        <w:rFonts w:ascii="Wingdings" w:hAnsi="Wingdings" w:hint="default"/>
+        <w:sz w:val="20"/>
+      </w:rPr>
     </w:lvl>
-    <w:lvl w:ilvl="5" w:tplc="4009001B" w:tentative="1">
+    <w:lvl w:ilvl="6" w:tentative="1">
       <w:start w:val="1"/>
-      <w:numFmt w:val="lowerRoman"/>
-      <w:lvlText w:val="%6."/>
-      <w:lvlJc w:val="right"/>
-      <w:pPr>
-        <w:ind w:left="4320" w:hanging="180"/>
-      </w:pPr>
+      <w:numFmt w:val="bullet"/>
+      <w:lvlText w:val=""/>
+      <w:lvlJc w:val="left"/>
+      <w:pPr>
+        <w:tabs>
+          <w:tab w:val="num" w:pos="5040"/>
+        </w:tabs>
+        <w:ind w:left="5040" w:hanging="360"/>
+      </w:pPr>
+      <w:rPr>
+        <w:rFonts w:ascii="Wingdings" w:hAnsi="Wingdings" w:hint="default"/>
+        <w:sz w:val="20"/>
+      </w:rPr>
     </w:lvl>
-    <w:lvl w:ilvl="6" w:tplc="4009000F" w:tentative="1">
+    <w:lvl w:ilvl="7" w:tentative="1">
       <w:start w:val="1"/>
-      <w:numFmt w:val="decimal"/>
-      <w:lvlText w:val="%7."/>
+      <w:numFmt w:val="bullet"/>
+      <w:lvlText w:val=""/>
       <w:lvlJc w:val="left"/>
       <w:pPr>
-        <w:ind w:left="5040" w:hanging="360"/>
-      </w:pPr>
+        <w:tabs>
+          <w:tab w:val="num" w:pos="5760"/>
+        </w:tabs>
+        <w:ind w:left="5760" w:hanging="360"/>
+      </w:pPr>
+      <w:rPr>
+        <w:rFonts w:ascii="Wingdings" w:hAnsi="Wingdings" w:hint="default"/>
+        <w:sz w:val="20"/>
+      </w:rPr>
     </w:lvl>
-    <w:lvl w:ilvl="7" w:tplc="40090019" w:tentative="1">
+    <w:lvl w:ilvl="8" w:tentative="1">
       <w:start w:val="1"/>
-      <w:numFmt w:val="lowerLetter"/>
-      <w:lvlText w:val="%8."/>
+      <w:numFmt w:val="bullet"/>
+      <w:lvlText w:val=""/>
       <w:lvlJc w:val="left"/>
       <w:pPr>
-        <w:ind w:left="5760" w:hanging="360"/>
-      </w:pPr>
-    </w:lvl>
-    <w:lvl w:ilvl="8" w:tplc="4009001B" w:tentative="1">
-      <w:start w:val="1"/>
-      <w:numFmt w:val="lowerRoman"/>
-      <w:lvlText w:val="%9."/>
-      <w:lvlJc w:val="right"/>
-      <w:pPr>
-        <w:ind w:left="6480" w:hanging="180"/>
-      </w:pPr>
+        <w:tabs>
+          <w:tab w:val="num" w:pos="6480"/>
+        </w:tabs>
+        <w:ind w:left="6480" w:hanging="360"/>
+      </w:pPr>
+      <w:rPr>
+        <w:rFonts w:ascii="Wingdings" w:hAnsi="Wingdings" w:hint="default"/>
+        <w:sz w:val="20"/>
+      </w:rPr>
     </w:lvl>
   </w:abstractNum>
   <w:abstractNum w:abstractNumId="2" w15:restartNumberingAfterBreak="0">
-    <w:nsid w:val="42F33610"/>
+    <w:nsid w:val="302D748A"/>
     <w:multiLevelType w:val="multilevel"/>
-    <w:tmpl w:val="842E5C08"/>
+    <w:tmpl w:val="39F85DB0"/>
     <w:lvl w:ilvl="0">
       <w:start w:val="1"/>
       <w:numFmt w:val="bullet"/>
@@ -12151,9 +11531,98 @@
     </w:lvl>
   </w:abstractNum>
   <w:abstractNum w:abstractNumId="3" w15:restartNumberingAfterBreak="0">
-    <w:nsid w:val="590E285F"/>
+    <w:nsid w:val="3AEE0C2E"/>
+    <w:multiLevelType w:val="hybridMultilevel"/>
+    <w:tmpl w:val="9DB25FA6"/>
+    <w:lvl w:ilvl="0" w:tplc="0B9802D2">
+      <w:start w:val="1"/>
+      <w:numFmt w:val="decimal"/>
+      <w:lvlText w:val="%1."/>
+      <w:lvlJc w:val="left"/>
+      <w:pPr>
+        <w:ind w:left="720" w:hanging="360"/>
+      </w:pPr>
+      <w:rPr>
+        <w:rFonts w:hint="default"/>
+      </w:rPr>
+    </w:lvl>
+    <w:lvl w:ilvl="1" w:tplc="40090019" w:tentative="1">
+      <w:start w:val="1"/>
+      <w:numFmt w:val="lowerLetter"/>
+      <w:lvlText w:val="%2."/>
+      <w:lvlJc w:val="left"/>
+      <w:pPr>
+        <w:ind w:left="1440" w:hanging="360"/>
+      </w:pPr>
+    </w:lvl>
+    <w:lvl w:ilvl="2" w:tplc="4009001B" w:tentative="1">
+      <w:start w:val="1"/>
+      <w:numFmt w:val="lowerRoman"/>
+      <w:lvlText w:val="%3."/>
+      <w:lvlJc w:val="right"/>
+      <w:pPr>
+        <w:ind w:left="2160" w:hanging="180"/>
+      </w:pPr>
+    </w:lvl>
+    <w:lvl w:ilvl="3" w:tplc="4009000F" w:tentative="1">
+      <w:start w:val="1"/>
+      <w:numFmt w:val="decimal"/>
+      <w:lvlText w:val="%4."/>
+      <w:lvlJc w:val="left"/>
+      <w:pPr>
+        <w:ind w:left="2880" w:hanging="360"/>
+      </w:pPr>
+    </w:lvl>
+    <w:lvl w:ilvl="4" w:tplc="40090019" w:tentative="1">
+      <w:start w:val="1"/>
+      <w:numFmt w:val="lowerLetter"/>
+      <w:lvlText w:val="%5."/>
+      <w:lvlJc w:val="left"/>
+      <w:pPr>
+        <w:ind w:left="3600" w:hanging="360"/>
+      </w:pPr>
+    </w:lvl>
+    <w:lvl w:ilvl="5" w:tplc="4009001B" w:tentative="1">
+      <w:start w:val="1"/>
+      <w:numFmt w:val="lowerRoman"/>
+      <w:lvlText w:val="%6."/>
+      <w:lvlJc w:val="right"/>
+      <w:pPr>
+        <w:ind w:left="4320" w:hanging="180"/>
+      </w:pPr>
+    </w:lvl>
+    <w:lvl w:ilvl="6" w:tplc="4009000F" w:tentative="1">
+      <w:start w:val="1"/>
+      <w:numFmt w:val="decimal"/>
+      <w:lvlText w:val="%7."/>
+      <w:lvlJc w:val="left"/>
+      <w:pPr>
+        <w:ind w:left="5040" w:hanging="360"/>
+      </w:pPr>
+    </w:lvl>
+    <w:lvl w:ilvl="7" w:tplc="40090019" w:tentative="1">
+      <w:start w:val="1"/>
+      <w:numFmt w:val="lowerLetter"/>
+      <w:lvlText w:val="%8."/>
+      <w:lvlJc w:val="left"/>
+      <w:pPr>
+        <w:ind w:left="5760" w:hanging="360"/>
+      </w:pPr>
+    </w:lvl>
+    <w:lvl w:ilvl="8" w:tplc="4009001B" w:tentative="1">
+      <w:start w:val="1"/>
+      <w:numFmt w:val="lowerRoman"/>
+      <w:lvlText w:val="%9."/>
+      <w:lvlJc w:val="right"/>
+      <w:pPr>
+        <w:ind w:left="6480" w:hanging="180"/>
+      </w:pPr>
+    </w:lvl>
+  </w:abstractNum>
+  <w:abstractNum w:abstractNumId="4" w15:restartNumberingAfterBreak="0">
+    <w:nsid w:val="42F33610"/>
     <w:multiLevelType w:val="multilevel"/>
-    <w:tmpl w:val="E192364A"/>
+    <w:tmpl w:val="842E5C08"/>
     <w:lvl w:ilvl="0">
       <w:start w:val="1"/>
       <w:numFmt w:val="bullet"/>
@@ -12299,10 +11768,10 @@
       </w:rPr>
     </w:lvl>
   </w:abstractNum>
-  <w:abstractNum w:abstractNumId="4" w15:restartNumberingAfterBreak="0">
-    <w:nsid w:val="5C95069C"/>
+  <w:abstractNum w:abstractNumId="5" w15:restartNumberingAfterBreak="0">
+    <w:nsid w:val="590E285F"/>
     <w:multiLevelType w:val="multilevel"/>
-    <w:tmpl w:val="8B2CBFA4"/>
+    <w:tmpl w:val="E192364A"/>
     <w:lvl w:ilvl="0">
       <w:start w:val="1"/>
       <w:numFmt w:val="bullet"/>
@@ -12448,10 +11917,10 @@
       </w:rPr>
     </w:lvl>
   </w:abstractNum>
-  <w:abstractNum w:abstractNumId="5" w15:restartNumberingAfterBreak="0">
-    <w:nsid w:val="754A74E3"/>
+  <w:abstractNum w:abstractNumId="6" w15:restartNumberingAfterBreak="0">
+    <w:nsid w:val="5C95069C"/>
     <w:multiLevelType w:val="multilevel"/>
-    <w:tmpl w:val="EB70AC5C"/>
+    <w:tmpl w:val="8B2CBFA4"/>
     <w:lvl w:ilvl="0">
       <w:start w:val="1"/>
       <w:numFmt w:val="bullet"/>
@@ -12597,10 +12066,10 @@
       </w:rPr>
     </w:lvl>
   </w:abstractNum>
-  <w:abstractNum w:abstractNumId="6" w15:restartNumberingAfterBreak="0">
-    <w:nsid w:val="75D82E8D"/>
+  <w:abstractNum w:abstractNumId="7" w15:restartNumberingAfterBreak="0">
+    <w:nsid w:val="754A74E3"/>
     <w:multiLevelType w:val="multilevel"/>
-    <w:tmpl w:val="1BBEAD36"/>
+    <w:tmpl w:val="EB70AC5C"/>
     <w:lvl w:ilvl="0">
       <w:start w:val="1"/>
       <w:numFmt w:val="bullet"/>
@@ -12746,10 +12215,10 @@
       </w:rPr>
     </w:lvl>
   </w:abstractNum>
-  <w:abstractNum w:abstractNumId="7" w15:restartNumberingAfterBreak="0">
-    <w:nsid w:val="78E07991"/>
+  <w:abstractNum w:abstractNumId="8" w15:restartNumberingAfterBreak="0">
+    <w:nsid w:val="75D82E8D"/>
     <w:multiLevelType w:val="multilevel"/>
-    <w:tmpl w:val="07BE7B78"/>
+    <w:tmpl w:val="1BBEAD36"/>
     <w:lvl w:ilvl="0">
       <w:start w:val="1"/>
       <w:numFmt w:val="bullet"/>
@@ -12895,10 +12364,10 @@
       </w:rPr>
     </w:lvl>
   </w:abstractNum>
-  <w:abstractNum w:abstractNumId="8" w15:restartNumberingAfterBreak="0">
-    <w:nsid w:val="7C5A5911"/>
+  <w:abstractNum w:abstractNumId="9" w15:restartNumberingAfterBreak="0">
+    <w:nsid w:val="78E07991"/>
     <w:multiLevelType w:val="multilevel"/>
-    <w:tmpl w:val="380C750A"/>
+    <w:tmpl w:val="07BE7B78"/>
     <w:lvl w:ilvl="0">
       <w:start w:val="1"/>
       <w:numFmt w:val="bullet"/>
@@ -13044,32 +12513,339 @@
       </w:rPr>
     </w:lvl>
   </w:abstractNum>
+  <w:abstractNum w:abstractNumId="10" w15:restartNumberingAfterBreak="0">
+    <w:nsid w:val="7BD57872"/>
+    <w:multiLevelType w:val="multilevel"/>
+    <w:tmpl w:val="1E248B94"/>
+    <w:lvl w:ilvl="0">
+      <w:start w:val="1"/>
+      <w:numFmt w:val="bullet"/>
+      <w:lvlText w:val=""/>
+      <w:lvlJc w:val="left"/>
+      <w:pPr>
+        <w:tabs>
+          <w:tab w:val="num" w:pos="720"/>
+        </w:tabs>
+        <w:ind w:left="720" w:hanging="360"/>
+      </w:pPr>
+      <w:rPr>
+        <w:rFonts w:ascii="Symbol" w:hAnsi="Symbol" w:hint="default"/>
+        <w:sz w:val="20"/>
+      </w:rPr>
+    </w:lvl>
+    <w:lvl w:ilvl="1" w:tentative="1">
+      <w:start w:val="1"/>
+      <w:numFmt w:val="bullet"/>
+      <w:lvlText w:val="o"/>
+      <w:lvlJc w:val="left"/>
+      <w:pPr>
+        <w:tabs>
+          <w:tab w:val="num" w:pos="1440"/>
+        </w:tabs>
+        <w:ind w:left="1440" w:hanging="360"/>
+      </w:pPr>
+      <w:rPr>
+        <w:rFonts w:ascii="Courier New" w:hAnsi="Courier New" w:hint="default"/>
+        <w:sz w:val="20"/>
+      </w:rPr>
+    </w:lvl>
+    <w:lvl w:ilvl="2" w:tentative="1">
+      <w:start w:val="1"/>
+      <w:numFmt w:val="bullet"/>
+      <w:lvlText w:val=""/>
+      <w:lvlJc w:val="left"/>
+      <w:pPr>
+        <w:tabs>
+          <w:tab w:val="num" w:pos="2160"/>
+        </w:tabs>
+        <w:ind w:left="2160" w:hanging="360"/>
+      </w:pPr>
+      <w:rPr>
+        <w:rFonts w:ascii="Wingdings" w:hAnsi="Wingdings" w:hint="default"/>
+        <w:sz w:val="20"/>
+      </w:rPr>
+    </w:lvl>
+    <w:lvl w:ilvl="3" w:tentative="1">
+      <w:start w:val="1"/>
+      <w:numFmt w:val="bullet"/>
+      <w:lvlText w:val=""/>
+      <w:lvlJc w:val="left"/>
+      <w:pPr>
+        <w:tabs>
+          <w:tab w:val="num" w:pos="2880"/>
+        </w:tabs>
+        <w:ind w:left="2880" w:hanging="360"/>
+      </w:pPr>
+      <w:rPr>
+        <w:rFonts w:ascii="Wingdings" w:hAnsi="Wingdings" w:hint="default"/>
+        <w:sz w:val="20"/>
+      </w:rPr>
+    </w:lvl>
+    <w:lvl w:ilvl="4" w:tentative="1">
+      <w:start w:val="1"/>
+      <w:numFmt w:val="bullet"/>
+      <w:lvlText w:val=""/>
+      <w:lvlJc w:val="left"/>
+      <w:pPr>
+        <w:tabs>
+          <w:tab w:val="num" w:pos="3600"/>
+        </w:tabs>
+        <w:ind w:left="3600" w:hanging="360"/>
+      </w:pPr>
+      <w:rPr>
+        <w:rFonts w:ascii="Wingdings" w:hAnsi="Wingdings" w:hint="default"/>
+        <w:sz w:val="20"/>
+      </w:rPr>
+    </w:lvl>
+    <w:lvl w:ilvl="5" w:tentative="1">
+      <w:start w:val="1"/>
+      <w:numFmt w:val="bullet"/>
+      <w:lvlText w:val=""/>
+      <w:lvlJc w:val="left"/>
+      <w:pPr>
+        <w:tabs>
+          <w:tab w:val="num" w:pos="4320"/>
+        </w:tabs>
+        <w:ind w:left="4320" w:hanging="360"/>
+      </w:pPr>
+      <w:rPr>
+        <w:rFonts w:ascii="Wingdings" w:hAnsi="Wingdings" w:hint="default"/>
+        <w:sz w:val="20"/>
+      </w:rPr>
+    </w:lvl>
+    <w:lvl w:ilvl="6" w:tentative="1">
+      <w:start w:val="1"/>
+      <w:numFmt w:val="bullet"/>
+      <w:lvlText w:val=""/>
+      <w:lvlJc w:val="left"/>
+      <w:pPr>
+        <w:tabs>
+          <w:tab w:val="num" w:pos="5040"/>
+        </w:tabs>
+        <w:ind w:left="5040" w:hanging="360"/>
+      </w:pPr>
+      <w:rPr>
+        <w:rFonts w:ascii="Wingdings" w:hAnsi="Wingdings" w:hint="default"/>
+        <w:sz w:val="20"/>
+      </w:rPr>
+    </w:lvl>
+    <w:lvl w:ilvl="7" w:tentative="1">
+      <w:start w:val="1"/>
+      <w:numFmt w:val="bullet"/>
+      <w:lvlText w:val=""/>
+      <w:lvlJc w:val="left"/>
+      <w:pPr>
+        <w:tabs>
+          <w:tab w:val="num" w:pos="5760"/>
+        </w:tabs>
+        <w:ind w:left="5760" w:hanging="360"/>
+      </w:pPr>
+      <w:rPr>
+        <w:rFonts w:ascii="Wingdings" w:hAnsi="Wingdings" w:hint="default"/>
+        <w:sz w:val="20"/>
+      </w:rPr>
+    </w:lvl>
+    <w:lvl w:ilvl="8" w:tentative="1">
+      <w:start w:val="1"/>
+      <w:numFmt w:val="bullet"/>
+      <w:lvlText w:val=""/>
+      <w:lvlJc w:val="left"/>
+      <w:pPr>
+        <w:tabs>
+          <w:tab w:val="num" w:pos="6480"/>
+        </w:tabs>
+        <w:ind w:left="6480" w:hanging="360"/>
+      </w:pPr>
+      <w:rPr>
+        <w:rFonts w:ascii="Wingdings" w:hAnsi="Wingdings" w:hint="default"/>
+        <w:sz w:val="20"/>
+      </w:rPr>
+    </w:lvl>
+  </w:abstractNum>
+  <w:abstractNum w:abstractNumId="11" w15:restartNumberingAfterBreak="0">
+    <w:nsid w:val="7C5A5911"/>
+    <w:multiLevelType w:val="multilevel"/>
+    <w:tmpl w:val="380C750A"/>
+    <w:lvl w:ilvl="0">
+      <w:start w:val="1"/>
+      <w:numFmt w:val="bullet"/>
+      <w:lvlText w:val=""/>
+      <w:lvlJc w:val="left"/>
+      <w:pPr>
+        <w:tabs>
+          <w:tab w:val="num" w:pos="720"/>
+        </w:tabs>
+        <w:ind w:left="720" w:hanging="360"/>
+      </w:pPr>
+      <w:rPr>
+        <w:rFonts w:ascii="Symbol" w:hAnsi="Symbol" w:hint="default"/>
+        <w:sz w:val="20"/>
+      </w:rPr>
+    </w:lvl>
+    <w:lvl w:ilvl="1" w:tentative="1">
+      <w:start w:val="1"/>
+      <w:numFmt w:val="bullet"/>
+      <w:lvlText w:val="o"/>
+      <w:lvlJc w:val="left"/>
+      <w:pPr>
+        <w:tabs>
+          <w:tab w:val="num" w:pos="1440"/>
+        </w:tabs>
+        <w:ind w:left="1440" w:hanging="360"/>
+      </w:pPr>
+      <w:rPr>
+        <w:rFonts w:ascii="Courier New" w:hAnsi="Courier New" w:hint="default"/>
+        <w:sz w:val="20"/>
+      </w:rPr>
+    </w:lvl>
+    <w:lvl w:ilvl="2" w:tentative="1">
+      <w:start w:val="1"/>
+      <w:numFmt w:val="bullet"/>
+      <w:lvlText w:val=""/>
+      <w:lvlJc w:val="left"/>
+      <w:pPr>
+        <w:tabs>
+          <w:tab w:val="num" w:pos="2160"/>
+        </w:tabs>
+        <w:ind w:left="2160" w:hanging="360"/>
+      </w:pPr>
+      <w:rPr>
+        <w:rFonts w:ascii="Wingdings" w:hAnsi="Wingdings" w:hint="default"/>
+        <w:sz w:val="20"/>
+      </w:rPr>
+    </w:lvl>
+    <w:lvl w:ilvl="3" w:tentative="1">
+      <w:start w:val="1"/>
+      <w:numFmt w:val="bullet"/>
+      <w:lvlText w:val=""/>
+      <w:lvlJc w:val="left"/>
+      <w:pPr>
+        <w:tabs>
+          <w:tab w:val="num" w:pos="2880"/>
+        </w:tabs>
+        <w:ind w:left="2880" w:hanging="360"/>
+      </w:pPr>
+      <w:rPr>
+        <w:rFonts w:ascii="Wingdings" w:hAnsi="Wingdings" w:hint="default"/>
+        <w:sz w:val="20"/>
+      </w:rPr>
+    </w:lvl>
+    <w:lvl w:ilvl="4" w:tentative="1">
+      <w:start w:val="1"/>
+      <w:numFmt w:val="bullet"/>
+      <w:lvlText w:val=""/>
+      <w:lvlJc w:val="left"/>
+      <w:pPr>
+        <w:tabs>
+          <w:tab w:val="num" w:pos="3600"/>
+        </w:tabs>
+        <w:ind w:left="3600" w:hanging="360"/>
+      </w:pPr>
+      <w:rPr>
+        <w:rFonts w:ascii="Wingdings" w:hAnsi="Wingdings" w:hint="default"/>
+        <w:sz w:val="20"/>
+      </w:rPr>
+    </w:lvl>
+    <w:lvl w:ilvl="5" w:tentative="1">
+      <w:start w:val="1"/>
+      <w:numFmt w:val="bullet"/>
+      <w:lvlText w:val=""/>
+      <w:lvlJc w:val="left"/>
+      <w:pPr>
+        <w:tabs>
+          <w:tab w:val="num" w:pos="4320"/>
+        </w:tabs>
+        <w:ind w:left="4320" w:hanging="360"/>
+      </w:pPr>
+      <w:rPr>
+        <w:rFonts w:ascii="Wingdings" w:hAnsi="Wingdings" w:hint="default"/>
+        <w:sz w:val="20"/>
+      </w:rPr>
+    </w:lvl>
+    <w:lvl w:ilvl="6" w:tentative="1">
+      <w:start w:val="1"/>
+      <w:numFmt w:val="bullet"/>
+      <w:lvlText w:val=""/>
+      <w:lvlJc w:val="left"/>
+      <w:pPr>
+        <w:tabs>
+          <w:tab w:val="num" w:pos="5040"/>
+        </w:tabs>
+        <w:ind w:left="5040" w:hanging="360"/>
+      </w:pPr>
+      <w:rPr>
+        <w:rFonts w:ascii="Wingdings" w:hAnsi="Wingdings" w:hint="default"/>
+        <w:sz w:val="20"/>
+      </w:rPr>
+    </w:lvl>
+    <w:lvl w:ilvl="7" w:tentative="1">
+      <w:start w:val="1"/>
+      <w:numFmt w:val="bullet"/>
+      <w:lvlText w:val=""/>
+      <w:lvlJc w:val="left"/>
+      <w:pPr>
+        <w:tabs>
+          <w:tab w:val="num" w:pos="5760"/>
+        </w:tabs>
+        <w:ind w:left="5760" w:hanging="360"/>
+      </w:pPr>
+      <w:rPr>
+        <w:rFonts w:ascii="Wingdings" w:hAnsi="Wingdings" w:hint="default"/>
+        <w:sz w:val="20"/>
+      </w:rPr>
+    </w:lvl>
+    <w:lvl w:ilvl="8" w:tentative="1">
+      <w:start w:val="1"/>
+      <w:numFmt w:val="bullet"/>
+      <w:lvlText w:val=""/>
+      <w:lvlJc w:val="left"/>
+      <w:pPr>
+        <w:tabs>
+          <w:tab w:val="num" w:pos="6480"/>
+        </w:tabs>
+        <w:ind w:left="6480" w:hanging="360"/>
+      </w:pPr>
+      <w:rPr>
+        <w:rFonts w:ascii="Wingdings" w:hAnsi="Wingdings" w:hint="default"/>
+        <w:sz w:val="20"/>
+      </w:rPr>
+    </w:lvl>
+  </w:abstractNum>
   <w:num w:numId="1" w16cid:durableId="1973946528">
-    <w:abstractNumId w:val="1"/>
+    <w:abstractNumId w:val="3"/>
   </w:num>
   <w:num w:numId="2" w16cid:durableId="865677164">
-    <w:abstractNumId w:val="3"/>
+    <w:abstractNumId w:val="5"/>
   </w:num>
   <w:num w:numId="3" w16cid:durableId="68237870">
-    <w:abstractNumId w:val="2"/>
+    <w:abstractNumId w:val="4"/>
   </w:num>
   <w:num w:numId="4" w16cid:durableId="173155594">
+    <w:abstractNumId w:val="9"/>
+  </w:num>
+  <w:num w:numId="5" w16cid:durableId="738333920">
     <w:abstractNumId w:val="7"/>
   </w:num>
-  <w:num w:numId="5" w16cid:durableId="738333920">
-    <w:abstractNumId w:val="5"/>
-  </w:num>
   <w:num w:numId="6" w16cid:durableId="1932546618">
-    <w:abstractNumId w:val="4"/>
+    <w:abstractNumId w:val="6"/>
   </w:num>
   <w:num w:numId="7" w16cid:durableId="1517114472">
-    <w:abstractNumId w:val="6"/>
+    <w:abstractNumId w:val="8"/>
   </w:num>
   <w:num w:numId="8" w16cid:durableId="909850410">
-    <w:abstractNumId w:val="8"/>
+    <w:abstractNumId w:val="11"/>
   </w:num>
   <w:num w:numId="9" w16cid:durableId="1321539897">
     <w:abstractNumId w:val="0"/>
+  </w:num>
+  <w:num w:numId="10" w16cid:durableId="1373847858">
+    <w:abstractNumId w:val="10"/>
+  </w:num>
+  <w:num w:numId="11" w16cid:durableId="1412964173">
+    <w:abstractNumId w:val="1"/>
+  </w:num>
+  <w:num w:numId="12" w16cid:durableId="459543027">
+    <w:abstractNumId w:val="2"/>
   </w:num>
 </w:numbering>
 </file>

--- a/sql.docx
+++ b/sql.docx
@@ -4,8 +4,13 @@
   <w:body>
     <w:p>
       <w:r>
-        <w:t>create table employees(</w:t>
-      </w:r>
+        <w:t xml:space="preserve">create table </w:t>
+      </w:r>
+      <w:proofErr w:type="gramStart"/>
+      <w:r>
+        <w:t>employees(</w:t>
+      </w:r>
+      <w:proofErr w:type="gramEnd"/>
     </w:p>
     <w:p>
       <w:r>
@@ -14,12 +19,28 @@
     </w:p>
     <w:p>
       <w:r>
-        <w:t xml:space="preserve">  name varchar(50),</w:t>
-      </w:r>
-    </w:p>
-    <w:p>
-      <w:r>
-        <w:t xml:space="preserve">  department varchar(10),</w:t>
+        <w:t xml:space="preserve">  name </w:t>
+      </w:r>
+      <w:proofErr w:type="gramStart"/>
+      <w:r>
+        <w:t>varchar(</w:t>
+      </w:r>
+      <w:proofErr w:type="gramEnd"/>
+      <w:r>
+        <w:t>50),</w:t>
+      </w:r>
+    </w:p>
+    <w:p>
+      <w:r>
+        <w:t xml:space="preserve">  department </w:t>
+      </w:r>
+      <w:proofErr w:type="gramStart"/>
+      <w:r>
+        <w:t>varchar(</w:t>
+      </w:r>
+      <w:proofErr w:type="gramEnd"/>
+      <w:r>
+        <w:t>10),</w:t>
       </w:r>
     </w:p>
     <w:p>
@@ -33,7 +54,15 @@
     <w:p/>
     <w:p>
       <w:r>
-        <w:t>insert into employees values</w:t>
+        <w:t xml:space="preserve">insert into </w:t>
+      </w:r>
+      <w:proofErr w:type="gramStart"/>
+      <w:r>
+        <w:t>employees</w:t>
+      </w:r>
+      <w:proofErr w:type="gramEnd"/>
+      <w:r>
+        <w:t xml:space="preserve"> values</w:t>
       </w:r>
     </w:p>
     <w:p>
@@ -390,8 +419,13 @@
     </w:p>
     <w:p>
       <w:r>
-        <w:t>order by salary desc</w:t>
-      </w:r>
+        <w:t xml:space="preserve">order by salary </w:t>
+      </w:r>
+      <w:proofErr w:type="spellStart"/>
+      <w:r>
+        <w:t>desc</w:t>
+      </w:r>
+      <w:proofErr w:type="spellEnd"/>
     </w:p>
     <w:p>
       <w:r>
@@ -438,8 +472,13 @@
     </w:p>
     <w:p>
       <w:r>
-        <w:t>order by salary desc</w:t>
-      </w:r>
+        <w:t xml:space="preserve">order by salary </w:t>
+      </w:r>
+      <w:proofErr w:type="spellStart"/>
+      <w:r>
+        <w:t>desc</w:t>
+      </w:r>
+      <w:proofErr w:type="spellEnd"/>
     </w:p>
     <w:p>
       <w:r>
@@ -486,7 +525,15 @@
         <w:pStyle w:val="ListParagraph"/>
       </w:pPr>
       <w:r>
-        <w:t>select count(*) from employees</w:t>
+        <w:t xml:space="preserve">select </w:t>
+      </w:r>
+      <w:proofErr w:type="gramStart"/>
+      <w:r>
+        <w:t>count(</w:t>
+      </w:r>
+      <w:proofErr w:type="gramEnd"/>
+      <w:r>
+        <w:t>*) from employees</w:t>
       </w:r>
     </w:p>
     <w:p>
@@ -531,7 +578,15 @@
         <w:pStyle w:val="ListParagraph"/>
       </w:pPr>
       <w:r>
-        <w:t>select avg(salary) from employees</w:t>
+        <w:t xml:space="preserve">select </w:t>
+      </w:r>
+      <w:proofErr w:type="spellStart"/>
+      <w:r>
+        <w:t>avg</w:t>
+      </w:r>
+      <w:proofErr w:type="spellEnd"/>
+      <w:r>
+        <w:t>(salary) from employees</w:t>
       </w:r>
     </w:p>
     <w:p>
@@ -655,7 +710,15 @@
         <w:pStyle w:val="ListParagraph"/>
       </w:pPr>
       <w:r>
-        <w:t>select avg(salary) from employees where salary &gt; 40000</w:t>
+        <w:t xml:space="preserve">select </w:t>
+      </w:r>
+      <w:proofErr w:type="spellStart"/>
+      <w:r>
+        <w:t>avg</w:t>
+      </w:r>
+      <w:proofErr w:type="spellEnd"/>
+      <w:r>
+        <w:t>(salary) from employees where salary &gt; 40000</w:t>
       </w:r>
     </w:p>
     <w:p>
@@ -759,6 +822,7 @@
           <w:lang w:eastAsia="en-IN"/>
         </w:rPr>
       </w:pPr>
+      <w:proofErr w:type="gramStart"/>
       <w:r>
         <w:rPr>
           <w:rFonts w:ascii="Courier New" w:eastAsia="Times New Roman" w:hAnsi="Courier New" w:cs="Courier New"/>
@@ -766,7 +830,17 @@
           <w:szCs w:val="20"/>
           <w:lang w:eastAsia="en-IN"/>
         </w:rPr>
-        <w:t>COUNT()</w:t>
+        <w:t>COUNT(</w:t>
+      </w:r>
+      <w:proofErr w:type="gramEnd"/>
+      <w:r>
+        <w:rPr>
+          <w:rFonts w:ascii="Courier New" w:eastAsia="Times New Roman" w:hAnsi="Courier New" w:cs="Courier New"/>
+          <w:sz w:val="20"/>
+          <w:szCs w:val="20"/>
+          <w:lang w:eastAsia="en-IN"/>
+        </w:rPr>
+        <w:t>)</w:t>
       </w:r>
       <w:r>
         <w:rPr>
@@ -792,6 +866,7 @@
           <w:lang w:eastAsia="en-IN"/>
         </w:rPr>
       </w:pPr>
+      <w:proofErr w:type="gramStart"/>
       <w:r>
         <w:rPr>
           <w:rFonts w:ascii="Courier New" w:eastAsia="Times New Roman" w:hAnsi="Courier New" w:cs="Courier New"/>
@@ -799,7 +874,17 @@
           <w:szCs w:val="20"/>
           <w:lang w:eastAsia="en-IN"/>
         </w:rPr>
-        <w:t>SUM()</w:t>
+        <w:t>SUM(</w:t>
+      </w:r>
+      <w:proofErr w:type="gramEnd"/>
+      <w:r>
+        <w:rPr>
+          <w:rFonts w:ascii="Courier New" w:eastAsia="Times New Roman" w:hAnsi="Courier New" w:cs="Courier New"/>
+          <w:sz w:val="20"/>
+          <w:szCs w:val="20"/>
+          <w:lang w:eastAsia="en-IN"/>
+        </w:rPr>
+        <w:t>)</w:t>
       </w:r>
       <w:r>
         <w:rPr>
@@ -825,6 +910,7 @@
           <w:lang w:eastAsia="en-IN"/>
         </w:rPr>
       </w:pPr>
+      <w:proofErr w:type="gramStart"/>
       <w:r>
         <w:rPr>
           <w:rFonts w:ascii="Courier New" w:eastAsia="Times New Roman" w:hAnsi="Courier New" w:cs="Courier New"/>
@@ -832,7 +918,17 @@
           <w:szCs w:val="20"/>
           <w:lang w:eastAsia="en-IN"/>
         </w:rPr>
-        <w:t>AVG()</w:t>
+        <w:t>AVG(</w:t>
+      </w:r>
+      <w:proofErr w:type="gramEnd"/>
+      <w:r>
+        <w:rPr>
+          <w:rFonts w:ascii="Courier New" w:eastAsia="Times New Roman" w:hAnsi="Courier New" w:cs="Courier New"/>
+          <w:sz w:val="20"/>
+          <w:szCs w:val="20"/>
+          <w:lang w:eastAsia="en-IN"/>
+        </w:rPr>
+        <w:t>)</w:t>
       </w:r>
       <w:r>
         <w:rPr>
@@ -858,6 +954,7 @@
           <w:lang w:eastAsia="en-IN"/>
         </w:rPr>
       </w:pPr>
+      <w:proofErr w:type="gramStart"/>
       <w:r>
         <w:rPr>
           <w:rFonts w:ascii="Courier New" w:eastAsia="Times New Roman" w:hAnsi="Courier New" w:cs="Courier New"/>
@@ -865,7 +962,17 @@
           <w:szCs w:val="20"/>
           <w:lang w:eastAsia="en-IN"/>
         </w:rPr>
-        <w:t>MIN()</w:t>
+        <w:t>MIN(</w:t>
+      </w:r>
+      <w:proofErr w:type="gramEnd"/>
+      <w:r>
+        <w:rPr>
+          <w:rFonts w:ascii="Courier New" w:eastAsia="Times New Roman" w:hAnsi="Courier New" w:cs="Courier New"/>
+          <w:sz w:val="20"/>
+          <w:szCs w:val="20"/>
+          <w:lang w:eastAsia="en-IN"/>
+        </w:rPr>
+        <w:t>)</w:t>
       </w:r>
       <w:r>
         <w:rPr>
@@ -891,6 +998,7 @@
           <w:lang w:eastAsia="en-IN"/>
         </w:rPr>
       </w:pPr>
+      <w:proofErr w:type="gramStart"/>
       <w:r>
         <w:rPr>
           <w:rFonts w:ascii="Courier New" w:eastAsia="Times New Roman" w:hAnsi="Courier New" w:cs="Courier New"/>
@@ -898,7 +1006,17 @@
           <w:szCs w:val="20"/>
           <w:lang w:eastAsia="en-IN"/>
         </w:rPr>
-        <w:t>MAX()</w:t>
+        <w:t>MAX(</w:t>
+      </w:r>
+      <w:proofErr w:type="gramEnd"/>
+      <w:r>
+        <w:rPr>
+          <w:rFonts w:ascii="Courier New" w:eastAsia="Times New Roman" w:hAnsi="Courier New" w:cs="Courier New"/>
+          <w:sz w:val="20"/>
+          <w:szCs w:val="20"/>
+          <w:lang w:eastAsia="en-IN"/>
+        </w:rPr>
+        <w:t>)</w:t>
       </w:r>
     </w:p>
     <w:p>
@@ -926,7 +1044,27 @@
           <w:szCs w:val="24"/>
           <w:lang w:eastAsia="en-IN"/>
         </w:rPr>
-        <w:t xml:space="preserve">select department, count(*) </w:t>
+        <w:t xml:space="preserve">select department, </w:t>
+      </w:r>
+      <w:proofErr w:type="gramStart"/>
+      <w:r>
+        <w:rPr>
+          <w:rFonts w:ascii="Times New Roman" w:eastAsia="Times New Roman" w:hAnsi="Times New Roman" w:cs="Times New Roman"/>
+          <w:sz w:val="24"/>
+          <w:szCs w:val="24"/>
+          <w:lang w:eastAsia="en-IN"/>
+        </w:rPr>
+        <w:t>count(</w:t>
+      </w:r>
+      <w:proofErr w:type="gramEnd"/>
+      <w:r>
+        <w:rPr>
+          <w:rFonts w:ascii="Times New Roman" w:eastAsia="Times New Roman" w:hAnsi="Times New Roman" w:cs="Times New Roman"/>
+          <w:sz w:val="24"/>
+          <w:szCs w:val="24"/>
+          <w:lang w:eastAsia="en-IN"/>
+        </w:rPr>
+        <w:t xml:space="preserve">*) </w:t>
       </w:r>
     </w:p>
     <w:p>
@@ -1005,8 +1143,19 @@
           <w:szCs w:val="24"/>
           <w:lang w:eastAsia="en-IN"/>
         </w:rPr>
-        <w:t>select department, sum(salary) as total_salary</w:t>
-      </w:r>
+        <w:t xml:space="preserve">select department, sum(salary) as </w:t>
+      </w:r>
+      <w:proofErr w:type="spellStart"/>
+      <w:r>
+        <w:rPr>
+          <w:rFonts w:ascii="Times New Roman" w:eastAsia="Times New Roman" w:hAnsi="Times New Roman" w:cs="Times New Roman"/>
+          <w:sz w:val="24"/>
+          <w:szCs w:val="24"/>
+          <w:lang w:eastAsia="en-IN"/>
+        </w:rPr>
+        <w:t>total_salary</w:t>
+      </w:r>
+      <w:proofErr w:type="spellEnd"/>
     </w:p>
     <w:p>
       <w:pPr>
@@ -1084,8 +1233,39 @@
           <w:szCs w:val="24"/>
           <w:lang w:eastAsia="en-IN"/>
         </w:rPr>
-        <w:t>select department, avg(salary) as avg_salary</w:t>
-      </w:r>
+        <w:t xml:space="preserve">select department, </w:t>
+      </w:r>
+      <w:proofErr w:type="spellStart"/>
+      <w:r>
+        <w:rPr>
+          <w:rFonts w:ascii="Times New Roman" w:eastAsia="Times New Roman" w:hAnsi="Times New Roman" w:cs="Times New Roman"/>
+          <w:sz w:val="24"/>
+          <w:szCs w:val="24"/>
+          <w:lang w:eastAsia="en-IN"/>
+        </w:rPr>
+        <w:t>avg</w:t>
+      </w:r>
+      <w:proofErr w:type="spellEnd"/>
+      <w:r>
+        <w:rPr>
+          <w:rFonts w:ascii="Times New Roman" w:eastAsia="Times New Roman" w:hAnsi="Times New Roman" w:cs="Times New Roman"/>
+          <w:sz w:val="24"/>
+          <w:szCs w:val="24"/>
+          <w:lang w:eastAsia="en-IN"/>
+        </w:rPr>
+        <w:t xml:space="preserve">(salary) as </w:t>
+      </w:r>
+      <w:proofErr w:type="spellStart"/>
+      <w:r>
+        <w:rPr>
+          <w:rFonts w:ascii="Times New Roman" w:eastAsia="Times New Roman" w:hAnsi="Times New Roman" w:cs="Times New Roman"/>
+          <w:sz w:val="24"/>
+          <w:szCs w:val="24"/>
+          <w:lang w:eastAsia="en-IN"/>
+        </w:rPr>
+        <w:t>avg_salary</w:t>
+      </w:r>
+      <w:proofErr w:type="spellEnd"/>
     </w:p>
     <w:p>
       <w:pPr>
@@ -1174,8 +1354,19 @@
           <w:szCs w:val="24"/>
           <w:lang w:eastAsia="en-IN"/>
         </w:rPr>
-        <w:t>select department, max(salary) as max_salary</w:t>
-      </w:r>
+        <w:t xml:space="preserve">select department, max(salary) as </w:t>
+      </w:r>
+      <w:proofErr w:type="spellStart"/>
+      <w:r>
+        <w:rPr>
+          <w:rFonts w:ascii="Times New Roman" w:eastAsia="Times New Roman" w:hAnsi="Times New Roman" w:cs="Times New Roman"/>
+          <w:sz w:val="24"/>
+          <w:szCs w:val="24"/>
+          <w:lang w:eastAsia="en-IN"/>
+        </w:rPr>
+        <w:t>max_salary</w:t>
+      </w:r>
+      <w:proofErr w:type="spellEnd"/>
     </w:p>
     <w:p>
       <w:pPr>
@@ -1264,8 +1455,19 @@
           <w:szCs w:val="24"/>
           <w:lang w:eastAsia="en-IN"/>
         </w:rPr>
-        <w:t>select department, min(salary) as min_salary</w:t>
-      </w:r>
+        <w:t xml:space="preserve">select department, min(salary) as </w:t>
+      </w:r>
+      <w:proofErr w:type="spellStart"/>
+      <w:r>
+        <w:rPr>
+          <w:rFonts w:ascii="Times New Roman" w:eastAsia="Times New Roman" w:hAnsi="Times New Roman" w:cs="Times New Roman"/>
+          <w:sz w:val="24"/>
+          <w:szCs w:val="24"/>
+          <w:lang w:eastAsia="en-IN"/>
+        </w:rPr>
+        <w:t>min_salary</w:t>
+      </w:r>
+      <w:proofErr w:type="spellEnd"/>
     </w:p>
     <w:p>
       <w:pPr>
@@ -1552,8 +1754,39 @@
           <w:szCs w:val="24"/>
           <w:lang w:eastAsia="en-IN"/>
         </w:rPr>
-        <w:t>select department, count(*) as total_members</w:t>
-      </w:r>
+        <w:t xml:space="preserve">select department, </w:t>
+      </w:r>
+      <w:proofErr w:type="gramStart"/>
+      <w:r>
+        <w:rPr>
+          <w:rFonts w:ascii="Times New Roman" w:eastAsia="Times New Roman" w:hAnsi="Times New Roman" w:cs="Times New Roman"/>
+          <w:sz w:val="24"/>
+          <w:szCs w:val="24"/>
+          <w:lang w:eastAsia="en-IN"/>
+        </w:rPr>
+        <w:t>count(</w:t>
+      </w:r>
+      <w:proofErr w:type="gramEnd"/>
+      <w:r>
+        <w:rPr>
+          <w:rFonts w:ascii="Times New Roman" w:eastAsia="Times New Roman" w:hAnsi="Times New Roman" w:cs="Times New Roman"/>
+          <w:sz w:val="24"/>
+          <w:szCs w:val="24"/>
+          <w:lang w:eastAsia="en-IN"/>
+        </w:rPr>
+        <w:t xml:space="preserve">*) as </w:t>
+      </w:r>
+      <w:proofErr w:type="spellStart"/>
+      <w:r>
+        <w:rPr>
+          <w:rFonts w:ascii="Times New Roman" w:eastAsia="Times New Roman" w:hAnsi="Times New Roman" w:cs="Times New Roman"/>
+          <w:sz w:val="24"/>
+          <w:szCs w:val="24"/>
+          <w:lang w:eastAsia="en-IN"/>
+        </w:rPr>
+        <w:t>total_members</w:t>
+      </w:r>
+      <w:proofErr w:type="spellEnd"/>
     </w:p>
     <w:p>
       <w:pPr>
@@ -1612,7 +1845,27 @@
           <w:szCs w:val="24"/>
           <w:lang w:eastAsia="en-IN"/>
         </w:rPr>
-        <w:t>having count(*) &gt; 1</w:t>
+        <w:t xml:space="preserve">having </w:t>
+      </w:r>
+      <w:proofErr w:type="gramStart"/>
+      <w:r>
+        <w:rPr>
+          <w:rFonts w:ascii="Times New Roman" w:eastAsia="Times New Roman" w:hAnsi="Times New Roman" w:cs="Times New Roman"/>
+          <w:sz w:val="24"/>
+          <w:szCs w:val="24"/>
+          <w:lang w:eastAsia="en-IN"/>
+        </w:rPr>
+        <w:t>count(</w:t>
+      </w:r>
+      <w:proofErr w:type="gramEnd"/>
+      <w:r>
+        <w:rPr>
+          <w:rFonts w:ascii="Times New Roman" w:eastAsia="Times New Roman" w:hAnsi="Times New Roman" w:cs="Times New Roman"/>
+          <w:sz w:val="24"/>
+          <w:szCs w:val="24"/>
+          <w:lang w:eastAsia="en-IN"/>
+        </w:rPr>
+        <w:t>*) &gt; 1</w:t>
       </w:r>
     </w:p>
     <w:p>
@@ -1651,8 +1904,39 @@
           <w:szCs w:val="24"/>
           <w:lang w:eastAsia="en-IN"/>
         </w:rPr>
-        <w:t>select department, avg(salary) as avg_salary</w:t>
-      </w:r>
+        <w:t xml:space="preserve">select department, </w:t>
+      </w:r>
+      <w:proofErr w:type="spellStart"/>
+      <w:r>
+        <w:rPr>
+          <w:rFonts w:ascii="Times New Roman" w:eastAsia="Times New Roman" w:hAnsi="Times New Roman" w:cs="Times New Roman"/>
+          <w:sz w:val="24"/>
+          <w:szCs w:val="24"/>
+          <w:lang w:eastAsia="en-IN"/>
+        </w:rPr>
+        <w:t>avg</w:t>
+      </w:r>
+      <w:proofErr w:type="spellEnd"/>
+      <w:r>
+        <w:rPr>
+          <w:rFonts w:ascii="Times New Roman" w:eastAsia="Times New Roman" w:hAnsi="Times New Roman" w:cs="Times New Roman"/>
+          <w:sz w:val="24"/>
+          <w:szCs w:val="24"/>
+          <w:lang w:eastAsia="en-IN"/>
+        </w:rPr>
+        <w:t xml:space="preserve">(salary) as </w:t>
+      </w:r>
+      <w:proofErr w:type="spellStart"/>
+      <w:r>
+        <w:rPr>
+          <w:rFonts w:ascii="Times New Roman" w:eastAsia="Times New Roman" w:hAnsi="Times New Roman" w:cs="Times New Roman"/>
+          <w:sz w:val="24"/>
+          <w:szCs w:val="24"/>
+          <w:lang w:eastAsia="en-IN"/>
+        </w:rPr>
+        <w:t>avg_salary</w:t>
+      </w:r>
+      <w:proofErr w:type="spellEnd"/>
     </w:p>
     <w:p>
       <w:pPr>
@@ -1712,7 +1996,27 @@
           <w:szCs w:val="24"/>
           <w:lang w:eastAsia="en-IN"/>
         </w:rPr>
-        <w:t>having avg(salary) &gt; 50000</w:t>
+        <w:t xml:space="preserve">having </w:t>
+      </w:r>
+      <w:proofErr w:type="spellStart"/>
+      <w:r>
+        <w:rPr>
+          <w:rFonts w:ascii="Times New Roman" w:eastAsia="Times New Roman" w:hAnsi="Times New Roman" w:cs="Times New Roman"/>
+          <w:sz w:val="24"/>
+          <w:szCs w:val="24"/>
+          <w:lang w:eastAsia="en-IN"/>
+        </w:rPr>
+        <w:t>avg</w:t>
+      </w:r>
+      <w:proofErr w:type="spellEnd"/>
+      <w:r>
+        <w:rPr>
+          <w:rFonts w:ascii="Times New Roman" w:eastAsia="Times New Roman" w:hAnsi="Times New Roman" w:cs="Times New Roman"/>
+          <w:sz w:val="24"/>
+          <w:szCs w:val="24"/>
+          <w:lang w:eastAsia="en-IN"/>
+        </w:rPr>
+        <w:t>(salary) &gt; 50000</w:t>
       </w:r>
     </w:p>
     <w:p>
@@ -1751,8 +2055,19 @@
           <w:szCs w:val="24"/>
           <w:lang w:eastAsia="en-IN"/>
         </w:rPr>
-        <w:t>select department, max(salary) as max_salary</w:t>
-      </w:r>
+        <w:t xml:space="preserve">select department, max(salary) as </w:t>
+      </w:r>
+      <w:proofErr w:type="spellStart"/>
+      <w:r>
+        <w:rPr>
+          <w:rFonts w:ascii="Times New Roman" w:eastAsia="Times New Roman" w:hAnsi="Times New Roman" w:cs="Times New Roman"/>
+          <w:sz w:val="24"/>
+          <w:szCs w:val="24"/>
+          <w:lang w:eastAsia="en-IN"/>
+        </w:rPr>
+        <w:t>max_salary</w:t>
+      </w:r>
+      <w:proofErr w:type="spellEnd"/>
     </w:p>
     <w:p>
       <w:pPr>
@@ -1850,8 +2165,19 @@
           <w:szCs w:val="24"/>
           <w:lang w:eastAsia="en-IN"/>
         </w:rPr>
-        <w:t>select department, sum(salary) as total_salary</w:t>
-      </w:r>
+        <w:t xml:space="preserve">select department, sum(salary) as </w:t>
+      </w:r>
+      <w:proofErr w:type="spellStart"/>
+      <w:r>
+        <w:rPr>
+          <w:rFonts w:ascii="Times New Roman" w:eastAsia="Times New Roman" w:hAnsi="Times New Roman" w:cs="Times New Roman"/>
+          <w:sz w:val="24"/>
+          <w:szCs w:val="24"/>
+          <w:lang w:eastAsia="en-IN"/>
+        </w:rPr>
+        <w:t>total_salary</w:t>
+      </w:r>
+      <w:proofErr w:type="spellEnd"/>
     </w:p>
     <w:p>
       <w:pPr>
@@ -1949,8 +2275,39 @@
           <w:szCs w:val="24"/>
           <w:lang w:eastAsia="en-IN"/>
         </w:rPr>
-        <w:t>select department, count(*) as total_employees</w:t>
-      </w:r>
+        <w:t xml:space="preserve">select department, </w:t>
+      </w:r>
+      <w:proofErr w:type="gramStart"/>
+      <w:r>
+        <w:rPr>
+          <w:rFonts w:ascii="Times New Roman" w:eastAsia="Times New Roman" w:hAnsi="Times New Roman" w:cs="Times New Roman"/>
+          <w:sz w:val="24"/>
+          <w:szCs w:val="24"/>
+          <w:lang w:eastAsia="en-IN"/>
+        </w:rPr>
+        <w:t>count(</w:t>
+      </w:r>
+      <w:proofErr w:type="gramEnd"/>
+      <w:r>
+        <w:rPr>
+          <w:rFonts w:ascii="Times New Roman" w:eastAsia="Times New Roman" w:hAnsi="Times New Roman" w:cs="Times New Roman"/>
+          <w:sz w:val="24"/>
+          <w:szCs w:val="24"/>
+          <w:lang w:eastAsia="en-IN"/>
+        </w:rPr>
+        <w:t xml:space="preserve">*) as </w:t>
+      </w:r>
+      <w:proofErr w:type="spellStart"/>
+      <w:r>
+        <w:rPr>
+          <w:rFonts w:ascii="Times New Roman" w:eastAsia="Times New Roman" w:hAnsi="Times New Roman" w:cs="Times New Roman"/>
+          <w:sz w:val="24"/>
+          <w:szCs w:val="24"/>
+          <w:lang w:eastAsia="en-IN"/>
+        </w:rPr>
+        <w:t>total_employees</w:t>
+      </w:r>
+      <w:proofErr w:type="spellEnd"/>
     </w:p>
     <w:p>
       <w:pPr>
@@ -2009,7 +2366,27 @@
           <w:szCs w:val="24"/>
           <w:lang w:eastAsia="en-IN"/>
         </w:rPr>
-        <w:t>having count(*) = 2</w:t>
+        <w:t xml:space="preserve">having </w:t>
+      </w:r>
+      <w:proofErr w:type="gramStart"/>
+      <w:r>
+        <w:rPr>
+          <w:rFonts w:ascii="Times New Roman" w:eastAsia="Times New Roman" w:hAnsi="Times New Roman" w:cs="Times New Roman"/>
+          <w:sz w:val="24"/>
+          <w:szCs w:val="24"/>
+          <w:lang w:eastAsia="en-IN"/>
+        </w:rPr>
+        <w:t>count(</w:t>
+      </w:r>
+      <w:proofErr w:type="gramEnd"/>
+      <w:r>
+        <w:rPr>
+          <w:rFonts w:ascii="Times New Roman" w:eastAsia="Times New Roman" w:hAnsi="Times New Roman" w:cs="Times New Roman"/>
+          <w:sz w:val="24"/>
+          <w:szCs w:val="24"/>
+          <w:lang w:eastAsia="en-IN"/>
+        </w:rPr>
+        <w:t>*) = 2</w:t>
       </w:r>
     </w:p>
     <w:p>
@@ -2176,7 +2553,23 @@
         <w:t>TABLE</w:t>
       </w:r>
       <w:r>
-        <w:t xml:space="preserve"> departments ( dept_id </w:t>
+        <w:t xml:space="preserve"> departments </w:t>
+      </w:r>
+      <w:proofErr w:type="gramStart"/>
+      <w:r>
+        <w:t xml:space="preserve">( </w:t>
+      </w:r>
+      <w:proofErr w:type="spellStart"/>
+      <w:r>
+        <w:t>dept</w:t>
+      </w:r>
+      <w:proofErr w:type="gramEnd"/>
+      <w:r>
+        <w:t>_id</w:t>
+      </w:r>
+      <w:proofErr w:type="spellEnd"/>
+      <w:r>
+        <w:t xml:space="preserve"> </w:t>
       </w:r>
       <w:r>
         <w:rPr>
@@ -2343,47 +2736,107 @@
           <w:szCs w:val="24"/>
           <w:lang w:eastAsia="en-IN"/>
         </w:rPr>
-        <w:t xml:space="preserve">    emp_id INT,</w:t>
-      </w:r>
-    </w:p>
-    <w:p>
-      <w:pPr>
-        <w:spacing w:before="100" w:beforeAutospacing="1" w:after="100" w:afterAutospacing="1" w:line="240" w:lineRule="auto"/>
-        <w:rPr>
-          <w:rFonts w:ascii="Times New Roman" w:eastAsia="Times New Roman" w:hAnsi="Times New Roman" w:cs="Times New Roman"/>
-          <w:sz w:val="24"/>
-          <w:szCs w:val="24"/>
-          <w:lang w:eastAsia="en-IN"/>
-        </w:rPr>
-      </w:pPr>
-      <w:r>
-        <w:rPr>
-          <w:rFonts w:ascii="Times New Roman" w:eastAsia="Times New Roman" w:hAnsi="Times New Roman" w:cs="Times New Roman"/>
-          <w:sz w:val="24"/>
-          <w:szCs w:val="24"/>
-          <w:lang w:eastAsia="en-IN"/>
-        </w:rPr>
-        <w:t xml:space="preserve">    name VARCHAR(30),</w:t>
-      </w:r>
-    </w:p>
-    <w:p>
-      <w:pPr>
-        <w:spacing w:before="100" w:beforeAutospacing="1" w:after="100" w:afterAutospacing="1" w:line="240" w:lineRule="auto"/>
-        <w:rPr>
-          <w:rFonts w:ascii="Times New Roman" w:eastAsia="Times New Roman" w:hAnsi="Times New Roman" w:cs="Times New Roman"/>
-          <w:sz w:val="24"/>
-          <w:szCs w:val="24"/>
-          <w:lang w:eastAsia="en-IN"/>
-        </w:rPr>
-      </w:pPr>
-      <w:r>
-        <w:rPr>
-          <w:rFonts w:ascii="Times New Roman" w:eastAsia="Times New Roman" w:hAnsi="Times New Roman" w:cs="Times New Roman"/>
-          <w:sz w:val="24"/>
-          <w:szCs w:val="24"/>
-          <w:lang w:eastAsia="en-IN"/>
-        </w:rPr>
-        <w:t xml:space="preserve">    dept_id INT</w:t>
+        <w:t xml:space="preserve">    </w:t>
+      </w:r>
+      <w:proofErr w:type="spellStart"/>
+      <w:r>
+        <w:rPr>
+          <w:rFonts w:ascii="Times New Roman" w:eastAsia="Times New Roman" w:hAnsi="Times New Roman" w:cs="Times New Roman"/>
+          <w:sz w:val="24"/>
+          <w:szCs w:val="24"/>
+          <w:lang w:eastAsia="en-IN"/>
+        </w:rPr>
+        <w:t>emp_id</w:t>
+      </w:r>
+      <w:proofErr w:type="spellEnd"/>
+      <w:r>
+        <w:rPr>
+          <w:rFonts w:ascii="Times New Roman" w:eastAsia="Times New Roman" w:hAnsi="Times New Roman" w:cs="Times New Roman"/>
+          <w:sz w:val="24"/>
+          <w:szCs w:val="24"/>
+          <w:lang w:eastAsia="en-IN"/>
+        </w:rPr>
+        <w:t xml:space="preserve"> INT,</w:t>
+      </w:r>
+    </w:p>
+    <w:p>
+      <w:pPr>
+        <w:spacing w:before="100" w:beforeAutospacing="1" w:after="100" w:afterAutospacing="1" w:line="240" w:lineRule="auto"/>
+        <w:rPr>
+          <w:rFonts w:ascii="Times New Roman" w:eastAsia="Times New Roman" w:hAnsi="Times New Roman" w:cs="Times New Roman"/>
+          <w:sz w:val="24"/>
+          <w:szCs w:val="24"/>
+          <w:lang w:eastAsia="en-IN"/>
+        </w:rPr>
+      </w:pPr>
+      <w:r>
+        <w:rPr>
+          <w:rFonts w:ascii="Times New Roman" w:eastAsia="Times New Roman" w:hAnsi="Times New Roman" w:cs="Times New Roman"/>
+          <w:sz w:val="24"/>
+          <w:szCs w:val="24"/>
+          <w:lang w:eastAsia="en-IN"/>
+        </w:rPr>
+        <w:t xml:space="preserve">    name </w:t>
+      </w:r>
+      <w:proofErr w:type="gramStart"/>
+      <w:r>
+        <w:rPr>
+          <w:rFonts w:ascii="Times New Roman" w:eastAsia="Times New Roman" w:hAnsi="Times New Roman" w:cs="Times New Roman"/>
+          <w:sz w:val="24"/>
+          <w:szCs w:val="24"/>
+          <w:lang w:eastAsia="en-IN"/>
+        </w:rPr>
+        <w:t>VARCHAR(</w:t>
+      </w:r>
+      <w:proofErr w:type="gramEnd"/>
+      <w:r>
+        <w:rPr>
+          <w:rFonts w:ascii="Times New Roman" w:eastAsia="Times New Roman" w:hAnsi="Times New Roman" w:cs="Times New Roman"/>
+          <w:sz w:val="24"/>
+          <w:szCs w:val="24"/>
+          <w:lang w:eastAsia="en-IN"/>
+        </w:rPr>
+        <w:t>30),</w:t>
+      </w:r>
+    </w:p>
+    <w:p>
+      <w:pPr>
+        <w:spacing w:before="100" w:beforeAutospacing="1" w:after="100" w:afterAutospacing="1" w:line="240" w:lineRule="auto"/>
+        <w:rPr>
+          <w:rFonts w:ascii="Times New Roman" w:eastAsia="Times New Roman" w:hAnsi="Times New Roman" w:cs="Times New Roman"/>
+          <w:sz w:val="24"/>
+          <w:szCs w:val="24"/>
+          <w:lang w:eastAsia="en-IN"/>
+        </w:rPr>
+      </w:pPr>
+      <w:r>
+        <w:rPr>
+          <w:rFonts w:ascii="Times New Roman" w:eastAsia="Times New Roman" w:hAnsi="Times New Roman" w:cs="Times New Roman"/>
+          <w:sz w:val="24"/>
+          <w:szCs w:val="24"/>
+          <w:lang w:eastAsia="en-IN"/>
+        </w:rPr>
+        <w:t xml:space="preserve">    </w:t>
+      </w:r>
+      <w:proofErr w:type="spellStart"/>
+      <w:r>
+        <w:rPr>
+          <w:rFonts w:ascii="Times New Roman" w:eastAsia="Times New Roman" w:hAnsi="Times New Roman" w:cs="Times New Roman"/>
+          <w:sz w:val="24"/>
+          <w:szCs w:val="24"/>
+          <w:lang w:eastAsia="en-IN"/>
+        </w:rPr>
+        <w:t>dept_id</w:t>
+      </w:r>
+      <w:proofErr w:type="spellEnd"/>
+      <w:r>
+        <w:rPr>
+          <w:rFonts w:ascii="Times New Roman" w:eastAsia="Times New Roman" w:hAnsi="Times New Roman" w:cs="Times New Roman"/>
+          <w:sz w:val="24"/>
+          <w:szCs w:val="24"/>
+          <w:lang w:eastAsia="en-IN"/>
+        </w:rPr>
+        <w:t xml:space="preserve"> INT</w:t>
       </w:r>
     </w:p>
     <w:p>
@@ -2679,7 +3132,15 @@
         <w:pStyle w:val="NormalWeb"/>
       </w:pPr>
       <w:r>
-        <w:t>Matching + Non-matching rows</w:t>
+        <w:t xml:space="preserve">Matching + </w:t>
+      </w:r>
+      <w:proofErr w:type="gramStart"/>
+      <w:r>
+        <w:t>Non-matching</w:t>
+      </w:r>
+      <w:proofErr w:type="gramEnd"/>
+      <w:r>
+        <w:t xml:space="preserve"> rows</w:t>
       </w:r>
     </w:p>
     <w:p>
@@ -2718,8 +3179,21 @@
           <w:szCs w:val="24"/>
           <w:lang w:eastAsia="en-IN"/>
         </w:rPr>
-        <w:t>select e.name, d.department</w:t>
-      </w:r>
+        <w:t xml:space="preserve">select e.name, </w:t>
+      </w:r>
+      <w:proofErr w:type="spellStart"/>
+      <w:proofErr w:type="gramStart"/>
+      <w:r>
+        <w:rPr>
+          <w:rFonts w:ascii="Times New Roman" w:eastAsia="Times New Roman" w:hAnsi="Times New Roman" w:cs="Times New Roman"/>
+          <w:sz w:val="24"/>
+          <w:szCs w:val="24"/>
+          <w:lang w:eastAsia="en-IN"/>
+        </w:rPr>
+        <w:t>d.department</w:t>
+      </w:r>
+      <w:proofErr w:type="spellEnd"/>
+      <w:proofErr w:type="gramEnd"/>
     </w:p>
     <w:p>
       <w:pPr>
@@ -2778,8 +3252,50 @@
           <w:szCs w:val="24"/>
           <w:lang w:eastAsia="en-IN"/>
         </w:rPr>
-        <w:t>on e.dept_id = d.dept_id</w:t>
-      </w:r>
+        <w:t xml:space="preserve">on </w:t>
+      </w:r>
+      <w:proofErr w:type="spellStart"/>
+      <w:proofErr w:type="gramStart"/>
+      <w:r>
+        <w:rPr>
+          <w:rFonts w:ascii="Times New Roman" w:eastAsia="Times New Roman" w:hAnsi="Times New Roman" w:cs="Times New Roman"/>
+          <w:sz w:val="24"/>
+          <w:szCs w:val="24"/>
+          <w:lang w:eastAsia="en-IN"/>
+        </w:rPr>
+        <w:t>e.dept</w:t>
+      </w:r>
+      <w:proofErr w:type="gramEnd"/>
+      <w:r>
+        <w:rPr>
+          <w:rFonts w:ascii="Times New Roman" w:eastAsia="Times New Roman" w:hAnsi="Times New Roman" w:cs="Times New Roman"/>
+          <w:sz w:val="24"/>
+          <w:szCs w:val="24"/>
+          <w:lang w:eastAsia="en-IN"/>
+        </w:rPr>
+        <w:t>_id</w:t>
+      </w:r>
+      <w:proofErr w:type="spellEnd"/>
+      <w:r>
+        <w:rPr>
+          <w:rFonts w:ascii="Times New Roman" w:eastAsia="Times New Roman" w:hAnsi="Times New Roman" w:cs="Times New Roman"/>
+          <w:sz w:val="24"/>
+          <w:szCs w:val="24"/>
+          <w:lang w:eastAsia="en-IN"/>
+        </w:rPr>
+        <w:t xml:space="preserve"> = </w:t>
+      </w:r>
+      <w:proofErr w:type="spellStart"/>
+      <w:r>
+        <w:rPr>
+          <w:rFonts w:ascii="Times New Roman" w:eastAsia="Times New Roman" w:hAnsi="Times New Roman" w:cs="Times New Roman"/>
+          <w:sz w:val="24"/>
+          <w:szCs w:val="24"/>
+          <w:lang w:eastAsia="en-IN"/>
+        </w:rPr>
+        <w:t>d.dept_id</w:t>
+      </w:r>
+      <w:proofErr w:type="spellEnd"/>
     </w:p>
     <w:p>
       <w:pPr>
@@ -2817,8 +3333,21 @@
           <w:szCs w:val="24"/>
           <w:lang w:eastAsia="en-IN"/>
         </w:rPr>
-        <w:t>select e.name, d.department</w:t>
-      </w:r>
+        <w:t xml:space="preserve">select e.name, </w:t>
+      </w:r>
+      <w:proofErr w:type="spellStart"/>
+      <w:proofErr w:type="gramStart"/>
+      <w:r>
+        <w:rPr>
+          <w:rFonts w:ascii="Times New Roman" w:eastAsia="Times New Roman" w:hAnsi="Times New Roman" w:cs="Times New Roman"/>
+          <w:sz w:val="24"/>
+          <w:szCs w:val="24"/>
+          <w:lang w:eastAsia="en-IN"/>
+        </w:rPr>
+        <w:t>d.department</w:t>
+      </w:r>
+      <w:proofErr w:type="spellEnd"/>
+      <w:proofErr w:type="gramEnd"/>
     </w:p>
     <w:p>
       <w:pPr>
@@ -2877,8 +3406,50 @@
           <w:szCs w:val="24"/>
           <w:lang w:eastAsia="en-IN"/>
         </w:rPr>
-        <w:t>on e.dept_id = d.dept_id</w:t>
-      </w:r>
+        <w:t xml:space="preserve">on </w:t>
+      </w:r>
+      <w:proofErr w:type="spellStart"/>
+      <w:proofErr w:type="gramStart"/>
+      <w:r>
+        <w:rPr>
+          <w:rFonts w:ascii="Times New Roman" w:eastAsia="Times New Roman" w:hAnsi="Times New Roman" w:cs="Times New Roman"/>
+          <w:sz w:val="24"/>
+          <w:szCs w:val="24"/>
+          <w:lang w:eastAsia="en-IN"/>
+        </w:rPr>
+        <w:t>e.dept</w:t>
+      </w:r>
+      <w:proofErr w:type="gramEnd"/>
+      <w:r>
+        <w:rPr>
+          <w:rFonts w:ascii="Times New Roman" w:eastAsia="Times New Roman" w:hAnsi="Times New Roman" w:cs="Times New Roman"/>
+          <w:sz w:val="24"/>
+          <w:szCs w:val="24"/>
+          <w:lang w:eastAsia="en-IN"/>
+        </w:rPr>
+        <w:t>_id</w:t>
+      </w:r>
+      <w:proofErr w:type="spellEnd"/>
+      <w:r>
+        <w:rPr>
+          <w:rFonts w:ascii="Times New Roman" w:eastAsia="Times New Roman" w:hAnsi="Times New Roman" w:cs="Times New Roman"/>
+          <w:sz w:val="24"/>
+          <w:szCs w:val="24"/>
+          <w:lang w:eastAsia="en-IN"/>
+        </w:rPr>
+        <w:t xml:space="preserve"> = </w:t>
+      </w:r>
+      <w:proofErr w:type="spellStart"/>
+      <w:r>
+        <w:rPr>
+          <w:rFonts w:ascii="Times New Roman" w:eastAsia="Times New Roman" w:hAnsi="Times New Roman" w:cs="Times New Roman"/>
+          <w:sz w:val="24"/>
+          <w:szCs w:val="24"/>
+          <w:lang w:eastAsia="en-IN"/>
+        </w:rPr>
+        <w:t>d.dept_id</w:t>
+      </w:r>
+      <w:proofErr w:type="spellEnd"/>
     </w:p>
     <w:p>
       <w:pPr>
@@ -2906,8 +3477,21 @@
           <w:lang w:eastAsia="en-IN"/>
         </w:rPr>
         <w:lastRenderedPageBreak/>
-        <w:t>select e.name, d.department</w:t>
-      </w:r>
+        <w:t xml:space="preserve">select e.name, </w:t>
+      </w:r>
+      <w:proofErr w:type="spellStart"/>
+      <w:proofErr w:type="gramStart"/>
+      <w:r>
+        <w:rPr>
+          <w:rFonts w:ascii="Times New Roman" w:eastAsia="Times New Roman" w:hAnsi="Times New Roman" w:cs="Times New Roman"/>
+          <w:sz w:val="24"/>
+          <w:szCs w:val="24"/>
+          <w:lang w:eastAsia="en-IN"/>
+        </w:rPr>
+        <w:t>d.department</w:t>
+      </w:r>
+      <w:proofErr w:type="spellEnd"/>
+      <w:proofErr w:type="gramEnd"/>
     </w:p>
     <w:p>
       <w:pPr>
@@ -2966,8 +3550,50 @@
           <w:szCs w:val="24"/>
           <w:lang w:eastAsia="en-IN"/>
         </w:rPr>
-        <w:t>on d.dept_id = e.dept_id</w:t>
-      </w:r>
+        <w:t xml:space="preserve">on </w:t>
+      </w:r>
+      <w:proofErr w:type="spellStart"/>
+      <w:proofErr w:type="gramStart"/>
+      <w:r>
+        <w:rPr>
+          <w:rFonts w:ascii="Times New Roman" w:eastAsia="Times New Roman" w:hAnsi="Times New Roman" w:cs="Times New Roman"/>
+          <w:sz w:val="24"/>
+          <w:szCs w:val="24"/>
+          <w:lang w:eastAsia="en-IN"/>
+        </w:rPr>
+        <w:t>d.dept</w:t>
+      </w:r>
+      <w:proofErr w:type="gramEnd"/>
+      <w:r>
+        <w:rPr>
+          <w:rFonts w:ascii="Times New Roman" w:eastAsia="Times New Roman" w:hAnsi="Times New Roman" w:cs="Times New Roman"/>
+          <w:sz w:val="24"/>
+          <w:szCs w:val="24"/>
+          <w:lang w:eastAsia="en-IN"/>
+        </w:rPr>
+        <w:t>_id</w:t>
+      </w:r>
+      <w:proofErr w:type="spellEnd"/>
+      <w:r>
+        <w:rPr>
+          <w:rFonts w:ascii="Times New Roman" w:eastAsia="Times New Roman" w:hAnsi="Times New Roman" w:cs="Times New Roman"/>
+          <w:sz w:val="24"/>
+          <w:szCs w:val="24"/>
+          <w:lang w:eastAsia="en-IN"/>
+        </w:rPr>
+        <w:t xml:space="preserve"> = </w:t>
+      </w:r>
+      <w:proofErr w:type="spellStart"/>
+      <w:r>
+        <w:rPr>
+          <w:rFonts w:ascii="Times New Roman" w:eastAsia="Times New Roman" w:hAnsi="Times New Roman" w:cs="Times New Roman"/>
+          <w:sz w:val="24"/>
+          <w:szCs w:val="24"/>
+          <w:lang w:eastAsia="en-IN"/>
+        </w:rPr>
+        <w:t>e.dept_id</w:t>
+      </w:r>
+      <w:proofErr w:type="spellEnd"/>
     </w:p>
     <w:p>
       <w:pPr>
@@ -3018,35 +3644,79 @@
           <w:lang w:eastAsia="en-IN"/>
         </w:rPr>
       </w:pPr>
-      <w:r>
-        <w:rPr>
-          <w:rFonts w:ascii="Times New Roman" w:eastAsia="Times New Roman" w:hAnsi="Times New Roman" w:cs="Times New Roman"/>
-          <w:sz w:val="24"/>
-          <w:szCs w:val="24"/>
-          <w:lang w:eastAsia="en-IN"/>
-        </w:rPr>
-        <w:t>d.department,</w:t>
-      </w:r>
-    </w:p>
-    <w:p>
-      <w:pPr>
-        <w:spacing w:before="100" w:beforeAutospacing="1" w:after="100" w:afterAutospacing="1" w:line="240" w:lineRule="auto"/>
-        <w:rPr>
-          <w:rFonts w:ascii="Times New Roman" w:eastAsia="Times New Roman" w:hAnsi="Times New Roman" w:cs="Times New Roman"/>
-          <w:sz w:val="24"/>
-          <w:szCs w:val="24"/>
-          <w:lang w:eastAsia="en-IN"/>
-        </w:rPr>
-      </w:pPr>
-      <w:r>
-        <w:rPr>
-          <w:rFonts w:ascii="Times New Roman" w:eastAsia="Times New Roman" w:hAnsi="Times New Roman" w:cs="Times New Roman"/>
-          <w:sz w:val="24"/>
-          <w:szCs w:val="24"/>
-          <w:lang w:eastAsia="en-IN"/>
-        </w:rPr>
-        <w:t>COUNT(e.emp_id) AS total_employees</w:t>
-      </w:r>
+      <w:proofErr w:type="spellStart"/>
+      <w:r>
+        <w:rPr>
+          <w:rFonts w:ascii="Times New Roman" w:eastAsia="Times New Roman" w:hAnsi="Times New Roman" w:cs="Times New Roman"/>
+          <w:sz w:val="24"/>
+          <w:szCs w:val="24"/>
+          <w:lang w:eastAsia="en-IN"/>
+        </w:rPr>
+        <w:t>d.department</w:t>
+      </w:r>
+      <w:proofErr w:type="spellEnd"/>
+      <w:r>
+        <w:rPr>
+          <w:rFonts w:ascii="Times New Roman" w:eastAsia="Times New Roman" w:hAnsi="Times New Roman" w:cs="Times New Roman"/>
+          <w:sz w:val="24"/>
+          <w:szCs w:val="24"/>
+          <w:lang w:eastAsia="en-IN"/>
+        </w:rPr>
+        <w:t>,</w:t>
+      </w:r>
+    </w:p>
+    <w:p>
+      <w:pPr>
+        <w:spacing w:before="100" w:beforeAutospacing="1" w:after="100" w:afterAutospacing="1" w:line="240" w:lineRule="auto"/>
+        <w:rPr>
+          <w:rFonts w:ascii="Times New Roman" w:eastAsia="Times New Roman" w:hAnsi="Times New Roman" w:cs="Times New Roman"/>
+          <w:sz w:val="24"/>
+          <w:szCs w:val="24"/>
+          <w:lang w:eastAsia="en-IN"/>
+        </w:rPr>
+      </w:pPr>
+      <w:proofErr w:type="gramStart"/>
+      <w:r>
+        <w:rPr>
+          <w:rFonts w:ascii="Times New Roman" w:eastAsia="Times New Roman" w:hAnsi="Times New Roman" w:cs="Times New Roman"/>
+          <w:sz w:val="24"/>
+          <w:szCs w:val="24"/>
+          <w:lang w:eastAsia="en-IN"/>
+        </w:rPr>
+        <w:t>COUNT(</w:t>
+      </w:r>
+      <w:proofErr w:type="spellStart"/>
+      <w:proofErr w:type="gramEnd"/>
+      <w:r>
+        <w:rPr>
+          <w:rFonts w:ascii="Times New Roman" w:eastAsia="Times New Roman" w:hAnsi="Times New Roman" w:cs="Times New Roman"/>
+          <w:sz w:val="24"/>
+          <w:szCs w:val="24"/>
+          <w:lang w:eastAsia="en-IN"/>
+        </w:rPr>
+        <w:t>e.emp_id</w:t>
+      </w:r>
+      <w:proofErr w:type="spellEnd"/>
+      <w:r>
+        <w:rPr>
+          <w:rFonts w:ascii="Times New Roman" w:eastAsia="Times New Roman" w:hAnsi="Times New Roman" w:cs="Times New Roman"/>
+          <w:sz w:val="24"/>
+          <w:szCs w:val="24"/>
+          <w:lang w:eastAsia="en-IN"/>
+        </w:rPr>
+        <w:t xml:space="preserve">) AS </w:t>
+      </w:r>
+      <w:proofErr w:type="spellStart"/>
+      <w:r>
+        <w:rPr>
+          <w:rFonts w:ascii="Times New Roman" w:eastAsia="Times New Roman" w:hAnsi="Times New Roman" w:cs="Times New Roman"/>
+          <w:sz w:val="24"/>
+          <w:szCs w:val="24"/>
+          <w:lang w:eastAsia="en-IN"/>
+        </w:rPr>
+        <w:t>total_employees</w:t>
+      </w:r>
+      <w:proofErr w:type="spellEnd"/>
     </w:p>
     <w:p>
       <w:pPr>
@@ -3105,27 +3775,91 @@
           <w:szCs w:val="24"/>
           <w:lang w:eastAsia="en-IN"/>
         </w:rPr>
-        <w:t>ON d.dept_id = e.dept_id</w:t>
-      </w:r>
-    </w:p>
-    <w:p>
-      <w:pPr>
-        <w:spacing w:before="100" w:beforeAutospacing="1" w:after="100" w:afterAutospacing="1" w:line="240" w:lineRule="auto"/>
-        <w:rPr>
-          <w:rFonts w:ascii="Times New Roman" w:eastAsia="Times New Roman" w:hAnsi="Times New Roman" w:cs="Times New Roman"/>
-          <w:sz w:val="24"/>
-          <w:szCs w:val="24"/>
-          <w:lang w:eastAsia="en-IN"/>
-        </w:rPr>
-      </w:pPr>
-      <w:r>
-        <w:rPr>
-          <w:rFonts w:ascii="Times New Roman" w:eastAsia="Times New Roman" w:hAnsi="Times New Roman" w:cs="Times New Roman"/>
-          <w:sz w:val="24"/>
-          <w:szCs w:val="24"/>
-          <w:lang w:eastAsia="en-IN"/>
-        </w:rPr>
-        <w:t>GROUP BY d.department;</w:t>
+        <w:t xml:space="preserve">ON </w:t>
+      </w:r>
+      <w:proofErr w:type="spellStart"/>
+      <w:proofErr w:type="gramStart"/>
+      <w:r>
+        <w:rPr>
+          <w:rFonts w:ascii="Times New Roman" w:eastAsia="Times New Roman" w:hAnsi="Times New Roman" w:cs="Times New Roman"/>
+          <w:sz w:val="24"/>
+          <w:szCs w:val="24"/>
+          <w:lang w:eastAsia="en-IN"/>
+        </w:rPr>
+        <w:t>d.dept</w:t>
+      </w:r>
+      <w:proofErr w:type="gramEnd"/>
+      <w:r>
+        <w:rPr>
+          <w:rFonts w:ascii="Times New Roman" w:eastAsia="Times New Roman" w:hAnsi="Times New Roman" w:cs="Times New Roman"/>
+          <w:sz w:val="24"/>
+          <w:szCs w:val="24"/>
+          <w:lang w:eastAsia="en-IN"/>
+        </w:rPr>
+        <w:t>_id</w:t>
+      </w:r>
+      <w:proofErr w:type="spellEnd"/>
+      <w:r>
+        <w:rPr>
+          <w:rFonts w:ascii="Times New Roman" w:eastAsia="Times New Roman" w:hAnsi="Times New Roman" w:cs="Times New Roman"/>
+          <w:sz w:val="24"/>
+          <w:szCs w:val="24"/>
+          <w:lang w:eastAsia="en-IN"/>
+        </w:rPr>
+        <w:t xml:space="preserve"> = </w:t>
+      </w:r>
+      <w:proofErr w:type="spellStart"/>
+      <w:r>
+        <w:rPr>
+          <w:rFonts w:ascii="Times New Roman" w:eastAsia="Times New Roman" w:hAnsi="Times New Roman" w:cs="Times New Roman"/>
+          <w:sz w:val="24"/>
+          <w:szCs w:val="24"/>
+          <w:lang w:eastAsia="en-IN"/>
+        </w:rPr>
+        <w:t>e.dept_id</w:t>
+      </w:r>
+      <w:proofErr w:type="spellEnd"/>
+    </w:p>
+    <w:p>
+      <w:pPr>
+        <w:spacing w:before="100" w:beforeAutospacing="1" w:after="100" w:afterAutospacing="1" w:line="240" w:lineRule="auto"/>
+        <w:rPr>
+          <w:rFonts w:ascii="Times New Roman" w:eastAsia="Times New Roman" w:hAnsi="Times New Roman" w:cs="Times New Roman"/>
+          <w:sz w:val="24"/>
+          <w:szCs w:val="24"/>
+          <w:lang w:eastAsia="en-IN"/>
+        </w:rPr>
+      </w:pPr>
+      <w:r>
+        <w:rPr>
+          <w:rFonts w:ascii="Times New Roman" w:eastAsia="Times New Roman" w:hAnsi="Times New Roman" w:cs="Times New Roman"/>
+          <w:sz w:val="24"/>
+          <w:szCs w:val="24"/>
+          <w:lang w:eastAsia="en-IN"/>
+        </w:rPr>
+        <w:t xml:space="preserve">GROUP BY </w:t>
+      </w:r>
+      <w:proofErr w:type="spellStart"/>
+      <w:proofErr w:type="gramStart"/>
+      <w:r>
+        <w:rPr>
+          <w:rFonts w:ascii="Times New Roman" w:eastAsia="Times New Roman" w:hAnsi="Times New Roman" w:cs="Times New Roman"/>
+          <w:sz w:val="24"/>
+          <w:szCs w:val="24"/>
+          <w:lang w:eastAsia="en-IN"/>
+        </w:rPr>
+        <w:t>d.department</w:t>
+      </w:r>
+      <w:proofErr w:type="spellEnd"/>
+      <w:proofErr w:type="gramEnd"/>
+      <w:r>
+        <w:rPr>
+          <w:rFonts w:ascii="Times New Roman" w:eastAsia="Times New Roman" w:hAnsi="Times New Roman" w:cs="Times New Roman"/>
+          <w:sz w:val="24"/>
+          <w:szCs w:val="24"/>
+          <w:lang w:eastAsia="en-IN"/>
+        </w:rPr>
+        <w:t>;</w:t>
       </w:r>
     </w:p>
     <w:p>
@@ -3196,7 +3930,27 @@
           <w:szCs w:val="24"/>
           <w:lang w:eastAsia="en-IN"/>
         </w:rPr>
-        <w:t>add salary int(10)</w:t>
+        <w:t xml:space="preserve">add salary </w:t>
+      </w:r>
+      <w:proofErr w:type="gramStart"/>
+      <w:r>
+        <w:rPr>
+          <w:rFonts w:ascii="Times New Roman" w:eastAsia="Times New Roman" w:hAnsi="Times New Roman" w:cs="Times New Roman"/>
+          <w:sz w:val="24"/>
+          <w:szCs w:val="24"/>
+          <w:lang w:eastAsia="en-IN"/>
+        </w:rPr>
+        <w:t>int(</w:t>
+      </w:r>
+      <w:proofErr w:type="gramEnd"/>
+      <w:r>
+        <w:rPr>
+          <w:rFonts w:ascii="Times New Roman" w:eastAsia="Times New Roman" w:hAnsi="Times New Roman" w:cs="Times New Roman"/>
+          <w:sz w:val="24"/>
+          <w:szCs w:val="24"/>
+          <w:lang w:eastAsia="en-IN"/>
+        </w:rPr>
+        <w:t>10)</w:t>
       </w:r>
     </w:p>
     <w:p>
@@ -3287,7 +4041,27 @@
           <w:szCs w:val="24"/>
           <w:lang w:eastAsia="en-IN"/>
         </w:rPr>
-        <w:t>where emp_id = 1</w:t>
+        <w:t xml:space="preserve">where </w:t>
+      </w:r>
+      <w:proofErr w:type="spellStart"/>
+      <w:r>
+        <w:rPr>
+          <w:rFonts w:ascii="Times New Roman" w:eastAsia="Times New Roman" w:hAnsi="Times New Roman" w:cs="Times New Roman"/>
+          <w:sz w:val="24"/>
+          <w:szCs w:val="24"/>
+          <w:lang w:eastAsia="en-IN"/>
+        </w:rPr>
+        <w:t>emp_id</w:t>
+      </w:r>
+      <w:proofErr w:type="spellEnd"/>
+      <w:r>
+        <w:rPr>
+          <w:rFonts w:ascii="Times New Roman" w:eastAsia="Times New Roman" w:hAnsi="Times New Roman" w:cs="Times New Roman"/>
+          <w:sz w:val="24"/>
+          <w:szCs w:val="24"/>
+          <w:lang w:eastAsia="en-IN"/>
+        </w:rPr>
+        <w:t xml:space="preserve"> = 1</w:t>
       </w:r>
     </w:p>
     <w:p>
@@ -3359,7 +4133,27 @@
           <w:lang w:eastAsia="en-IN"/>
         </w:rPr>
         <w:lastRenderedPageBreak/>
-        <w:t>where emp_id = 5</w:t>
+        <w:t xml:space="preserve">where </w:t>
+      </w:r>
+      <w:proofErr w:type="spellStart"/>
+      <w:r>
+        <w:rPr>
+          <w:rFonts w:ascii="Times New Roman" w:eastAsia="Times New Roman" w:hAnsi="Times New Roman" w:cs="Times New Roman"/>
+          <w:sz w:val="24"/>
+          <w:szCs w:val="24"/>
+          <w:lang w:eastAsia="en-IN"/>
+        </w:rPr>
+        <w:t>emp_id</w:t>
+      </w:r>
+      <w:proofErr w:type="spellEnd"/>
+      <w:r>
+        <w:rPr>
+          <w:rFonts w:ascii="Times New Roman" w:eastAsia="Times New Roman" w:hAnsi="Times New Roman" w:cs="Times New Roman"/>
+          <w:sz w:val="24"/>
+          <w:szCs w:val="24"/>
+          <w:lang w:eastAsia="en-IN"/>
+        </w:rPr>
+        <w:t xml:space="preserve"> = 5</w:t>
       </w:r>
     </w:p>
     <w:p>
@@ -3405,6 +4199,7 @@
         </w:numPr>
         <w:spacing w:before="100" w:beforeAutospacing="1" w:after="100" w:afterAutospacing="1" w:line="240" w:lineRule="auto"/>
       </w:pPr>
+      <w:proofErr w:type="gramStart"/>
       <w:r>
         <w:rPr>
           <w:rStyle w:val="HTMLCode"/>
@@ -3412,6 +4207,7 @@
         </w:rPr>
         <w:t>WHERE</w:t>
       </w:r>
+      <w:proofErr w:type="gramEnd"/>
       <w:r>
         <w:t xml:space="preserve"> </w:t>
       </w:r>
@@ -3627,7 +4423,47 @@
           <w:szCs w:val="24"/>
           <w:lang w:eastAsia="en-IN"/>
         </w:rPr>
-        <w:t>(select avg(salary)</w:t>
+        <w:t>(</w:t>
+      </w:r>
+      <w:proofErr w:type="gramStart"/>
+      <w:r>
+        <w:rPr>
+          <w:rFonts w:ascii="Times New Roman" w:eastAsia="Times New Roman" w:hAnsi="Times New Roman" w:cs="Times New Roman"/>
+          <w:sz w:val="24"/>
+          <w:szCs w:val="24"/>
+          <w:lang w:eastAsia="en-IN"/>
+        </w:rPr>
+        <w:t>select</w:t>
+      </w:r>
+      <w:proofErr w:type="gramEnd"/>
+      <w:r>
+        <w:rPr>
+          <w:rFonts w:ascii="Times New Roman" w:eastAsia="Times New Roman" w:hAnsi="Times New Roman" w:cs="Times New Roman"/>
+          <w:sz w:val="24"/>
+          <w:szCs w:val="24"/>
+          <w:lang w:eastAsia="en-IN"/>
+        </w:rPr>
+        <w:t xml:space="preserve"> </w:t>
+      </w:r>
+      <w:proofErr w:type="spellStart"/>
+      <w:r>
+        <w:rPr>
+          <w:rFonts w:ascii="Times New Roman" w:eastAsia="Times New Roman" w:hAnsi="Times New Roman" w:cs="Times New Roman"/>
+          <w:sz w:val="24"/>
+          <w:szCs w:val="24"/>
+          <w:lang w:eastAsia="en-IN"/>
+        </w:rPr>
+        <w:t>avg</w:t>
+      </w:r>
+      <w:proofErr w:type="spellEnd"/>
+      <w:r>
+        <w:rPr>
+          <w:rFonts w:ascii="Times New Roman" w:eastAsia="Times New Roman" w:hAnsi="Times New Roman" w:cs="Times New Roman"/>
+          <w:sz w:val="24"/>
+          <w:szCs w:val="24"/>
+          <w:lang w:eastAsia="en-IN"/>
+        </w:rPr>
+        <w:t>(salary)</w:t>
       </w:r>
     </w:p>
     <w:p>
@@ -3726,7 +4562,27 @@
           <w:szCs w:val="24"/>
           <w:lang w:eastAsia="en-IN"/>
         </w:rPr>
-        <w:t>(select max(salary)</w:t>
+        <w:t>(</w:t>
+      </w:r>
+      <w:proofErr w:type="gramStart"/>
+      <w:r>
+        <w:rPr>
+          <w:rFonts w:ascii="Times New Roman" w:eastAsia="Times New Roman" w:hAnsi="Times New Roman" w:cs="Times New Roman"/>
+          <w:sz w:val="24"/>
+          <w:szCs w:val="24"/>
+          <w:lang w:eastAsia="en-IN"/>
+        </w:rPr>
+        <w:t>select</w:t>
+      </w:r>
+      <w:proofErr w:type="gramEnd"/>
+      <w:r>
+        <w:rPr>
+          <w:rFonts w:ascii="Times New Roman" w:eastAsia="Times New Roman" w:hAnsi="Times New Roman" w:cs="Times New Roman"/>
+          <w:sz w:val="24"/>
+          <w:szCs w:val="24"/>
+          <w:lang w:eastAsia="en-IN"/>
+        </w:rPr>
+        <w:t xml:space="preserve"> max(salary)</w:t>
       </w:r>
     </w:p>
     <w:p>
@@ -3814,28 +4670,79 @@
           <w:szCs w:val="24"/>
           <w:lang w:eastAsia="en-IN"/>
         </w:rPr>
-        <w:t>where dept_id =</w:t>
-      </w:r>
-    </w:p>
-    <w:p>
-      <w:pPr>
-        <w:spacing w:before="100" w:beforeAutospacing="1" w:after="100" w:afterAutospacing="1" w:line="240" w:lineRule="auto"/>
-        <w:rPr>
-          <w:rFonts w:ascii="Times New Roman" w:eastAsia="Times New Roman" w:hAnsi="Times New Roman" w:cs="Times New Roman"/>
-          <w:sz w:val="24"/>
-          <w:szCs w:val="24"/>
-          <w:lang w:eastAsia="en-IN"/>
-        </w:rPr>
-      </w:pPr>
-      <w:r>
-        <w:rPr>
-          <w:rFonts w:ascii="Times New Roman" w:eastAsia="Times New Roman" w:hAnsi="Times New Roman" w:cs="Times New Roman"/>
-          <w:sz w:val="24"/>
-          <w:szCs w:val="24"/>
-          <w:lang w:eastAsia="en-IN"/>
-        </w:rPr>
-        <w:t>(select dept_id</w:t>
-      </w:r>
+        <w:t xml:space="preserve">where </w:t>
+      </w:r>
+      <w:proofErr w:type="spellStart"/>
+      <w:r>
+        <w:rPr>
+          <w:rFonts w:ascii="Times New Roman" w:eastAsia="Times New Roman" w:hAnsi="Times New Roman" w:cs="Times New Roman"/>
+          <w:sz w:val="24"/>
+          <w:szCs w:val="24"/>
+          <w:lang w:eastAsia="en-IN"/>
+        </w:rPr>
+        <w:t>dept_id</w:t>
+      </w:r>
+      <w:proofErr w:type="spellEnd"/>
+      <w:r>
+        <w:rPr>
+          <w:rFonts w:ascii="Times New Roman" w:eastAsia="Times New Roman" w:hAnsi="Times New Roman" w:cs="Times New Roman"/>
+          <w:sz w:val="24"/>
+          <w:szCs w:val="24"/>
+          <w:lang w:eastAsia="en-IN"/>
+        </w:rPr>
+        <w:t xml:space="preserve"> =</w:t>
+      </w:r>
+    </w:p>
+    <w:p>
+      <w:pPr>
+        <w:spacing w:before="100" w:beforeAutospacing="1" w:after="100" w:afterAutospacing="1" w:line="240" w:lineRule="auto"/>
+        <w:rPr>
+          <w:rFonts w:ascii="Times New Roman" w:eastAsia="Times New Roman" w:hAnsi="Times New Roman" w:cs="Times New Roman"/>
+          <w:sz w:val="24"/>
+          <w:szCs w:val="24"/>
+          <w:lang w:eastAsia="en-IN"/>
+        </w:rPr>
+      </w:pPr>
+      <w:r>
+        <w:rPr>
+          <w:rFonts w:ascii="Times New Roman" w:eastAsia="Times New Roman" w:hAnsi="Times New Roman" w:cs="Times New Roman"/>
+          <w:sz w:val="24"/>
+          <w:szCs w:val="24"/>
+          <w:lang w:eastAsia="en-IN"/>
+        </w:rPr>
+        <w:t>(</w:t>
+      </w:r>
+      <w:proofErr w:type="gramStart"/>
+      <w:r>
+        <w:rPr>
+          <w:rFonts w:ascii="Times New Roman" w:eastAsia="Times New Roman" w:hAnsi="Times New Roman" w:cs="Times New Roman"/>
+          <w:sz w:val="24"/>
+          <w:szCs w:val="24"/>
+          <w:lang w:eastAsia="en-IN"/>
+        </w:rPr>
+        <w:t>select</w:t>
+      </w:r>
+      <w:proofErr w:type="gramEnd"/>
+      <w:r>
+        <w:rPr>
+          <w:rFonts w:ascii="Times New Roman" w:eastAsia="Times New Roman" w:hAnsi="Times New Roman" w:cs="Times New Roman"/>
+          <w:sz w:val="24"/>
+          <w:szCs w:val="24"/>
+          <w:lang w:eastAsia="en-IN"/>
+        </w:rPr>
+        <w:t xml:space="preserve"> </w:t>
+      </w:r>
+      <w:proofErr w:type="spellStart"/>
+      <w:r>
+        <w:rPr>
+          <w:rFonts w:ascii="Times New Roman" w:eastAsia="Times New Roman" w:hAnsi="Times New Roman" w:cs="Times New Roman"/>
+          <w:sz w:val="24"/>
+          <w:szCs w:val="24"/>
+          <w:lang w:eastAsia="en-IN"/>
+        </w:rPr>
+        <w:t>dept_id</w:t>
+      </w:r>
+      <w:proofErr w:type="spellEnd"/>
     </w:p>
     <w:p>
       <w:pPr>
@@ -3953,7 +4860,27 @@
           <w:szCs w:val="24"/>
           <w:lang w:eastAsia="en-IN"/>
         </w:rPr>
-        <w:t>(select salary</w:t>
+        <w:t>(</w:t>
+      </w:r>
+      <w:proofErr w:type="gramStart"/>
+      <w:r>
+        <w:rPr>
+          <w:rFonts w:ascii="Times New Roman" w:eastAsia="Times New Roman" w:hAnsi="Times New Roman" w:cs="Times New Roman"/>
+          <w:sz w:val="24"/>
+          <w:szCs w:val="24"/>
+          <w:lang w:eastAsia="en-IN"/>
+        </w:rPr>
+        <w:t>select</w:t>
+      </w:r>
+      <w:proofErr w:type="gramEnd"/>
+      <w:r>
+        <w:rPr>
+          <w:rFonts w:ascii="Times New Roman" w:eastAsia="Times New Roman" w:hAnsi="Times New Roman" w:cs="Times New Roman"/>
+          <w:sz w:val="24"/>
+          <w:szCs w:val="24"/>
+          <w:lang w:eastAsia="en-IN"/>
+        </w:rPr>
+        <w:t xml:space="preserve"> salary</w:t>
       </w:r>
     </w:p>
     <w:p>
@@ -4072,7 +4999,47 @@
           <w:szCs w:val="24"/>
           <w:lang w:eastAsia="en-IN"/>
         </w:rPr>
-        <w:t>(select avg(salary)</w:t>
+        <w:t>(</w:t>
+      </w:r>
+      <w:proofErr w:type="gramStart"/>
+      <w:r>
+        <w:rPr>
+          <w:rFonts w:ascii="Times New Roman" w:eastAsia="Times New Roman" w:hAnsi="Times New Roman" w:cs="Times New Roman"/>
+          <w:sz w:val="24"/>
+          <w:szCs w:val="24"/>
+          <w:lang w:eastAsia="en-IN"/>
+        </w:rPr>
+        <w:t>select</w:t>
+      </w:r>
+      <w:proofErr w:type="gramEnd"/>
+      <w:r>
+        <w:rPr>
+          <w:rFonts w:ascii="Times New Roman" w:eastAsia="Times New Roman" w:hAnsi="Times New Roman" w:cs="Times New Roman"/>
+          <w:sz w:val="24"/>
+          <w:szCs w:val="24"/>
+          <w:lang w:eastAsia="en-IN"/>
+        </w:rPr>
+        <w:t xml:space="preserve"> </w:t>
+      </w:r>
+      <w:proofErr w:type="spellStart"/>
+      <w:r>
+        <w:rPr>
+          <w:rFonts w:ascii="Times New Roman" w:eastAsia="Times New Roman" w:hAnsi="Times New Roman" w:cs="Times New Roman"/>
+          <w:sz w:val="24"/>
+          <w:szCs w:val="24"/>
+          <w:lang w:eastAsia="en-IN"/>
+        </w:rPr>
+        <w:t>avg</w:t>
+      </w:r>
+      <w:proofErr w:type="spellEnd"/>
+      <w:r>
+        <w:rPr>
+          <w:rFonts w:ascii="Times New Roman" w:eastAsia="Times New Roman" w:hAnsi="Times New Roman" w:cs="Times New Roman"/>
+          <w:sz w:val="24"/>
+          <w:szCs w:val="24"/>
+          <w:lang w:eastAsia="en-IN"/>
+        </w:rPr>
+        <w:t>(salary)</w:t>
       </w:r>
     </w:p>
     <w:p>
@@ -4180,7 +5147,27 @@
           <w:szCs w:val="24"/>
           <w:lang w:eastAsia="en-IN"/>
         </w:rPr>
-        <w:t>(select min(salary)</w:t>
+        <w:t>(</w:t>
+      </w:r>
+      <w:proofErr w:type="gramStart"/>
+      <w:r>
+        <w:rPr>
+          <w:rFonts w:ascii="Times New Roman" w:eastAsia="Times New Roman" w:hAnsi="Times New Roman" w:cs="Times New Roman"/>
+          <w:sz w:val="24"/>
+          <w:szCs w:val="24"/>
+          <w:lang w:eastAsia="en-IN"/>
+        </w:rPr>
+        <w:t>select</w:t>
+      </w:r>
+      <w:proofErr w:type="gramEnd"/>
+      <w:r>
+        <w:rPr>
+          <w:rFonts w:ascii="Times New Roman" w:eastAsia="Times New Roman" w:hAnsi="Times New Roman" w:cs="Times New Roman"/>
+          <w:sz w:val="24"/>
+          <w:szCs w:val="24"/>
+          <w:lang w:eastAsia="en-IN"/>
+        </w:rPr>
+        <w:t xml:space="preserve"> min(salary)</w:t>
       </w:r>
     </w:p>
     <w:p>
@@ -4279,28 +5266,79 @@
           <w:szCs w:val="24"/>
           <w:lang w:eastAsia="en-IN"/>
         </w:rPr>
-        <w:t>where dept_id =</w:t>
-      </w:r>
-    </w:p>
-    <w:p>
-      <w:pPr>
-        <w:spacing w:before="100" w:beforeAutospacing="1" w:after="100" w:afterAutospacing="1" w:line="240" w:lineRule="auto"/>
-        <w:rPr>
-          <w:rFonts w:ascii="Times New Roman" w:eastAsia="Times New Roman" w:hAnsi="Times New Roman" w:cs="Times New Roman"/>
-          <w:sz w:val="24"/>
-          <w:szCs w:val="24"/>
-          <w:lang w:eastAsia="en-IN"/>
-        </w:rPr>
-      </w:pPr>
-      <w:r>
-        <w:rPr>
-          <w:rFonts w:ascii="Times New Roman" w:eastAsia="Times New Roman" w:hAnsi="Times New Roman" w:cs="Times New Roman"/>
-          <w:sz w:val="24"/>
-          <w:szCs w:val="24"/>
-          <w:lang w:eastAsia="en-IN"/>
-        </w:rPr>
-        <w:t>(select dept_id</w:t>
-      </w:r>
+        <w:t xml:space="preserve">where </w:t>
+      </w:r>
+      <w:proofErr w:type="spellStart"/>
+      <w:r>
+        <w:rPr>
+          <w:rFonts w:ascii="Times New Roman" w:eastAsia="Times New Roman" w:hAnsi="Times New Roman" w:cs="Times New Roman"/>
+          <w:sz w:val="24"/>
+          <w:szCs w:val="24"/>
+          <w:lang w:eastAsia="en-IN"/>
+        </w:rPr>
+        <w:t>dept_id</w:t>
+      </w:r>
+      <w:proofErr w:type="spellEnd"/>
+      <w:r>
+        <w:rPr>
+          <w:rFonts w:ascii="Times New Roman" w:eastAsia="Times New Roman" w:hAnsi="Times New Roman" w:cs="Times New Roman"/>
+          <w:sz w:val="24"/>
+          <w:szCs w:val="24"/>
+          <w:lang w:eastAsia="en-IN"/>
+        </w:rPr>
+        <w:t xml:space="preserve"> =</w:t>
+      </w:r>
+    </w:p>
+    <w:p>
+      <w:pPr>
+        <w:spacing w:before="100" w:beforeAutospacing="1" w:after="100" w:afterAutospacing="1" w:line="240" w:lineRule="auto"/>
+        <w:rPr>
+          <w:rFonts w:ascii="Times New Roman" w:eastAsia="Times New Roman" w:hAnsi="Times New Roman" w:cs="Times New Roman"/>
+          <w:sz w:val="24"/>
+          <w:szCs w:val="24"/>
+          <w:lang w:eastAsia="en-IN"/>
+        </w:rPr>
+      </w:pPr>
+      <w:r>
+        <w:rPr>
+          <w:rFonts w:ascii="Times New Roman" w:eastAsia="Times New Roman" w:hAnsi="Times New Roman" w:cs="Times New Roman"/>
+          <w:sz w:val="24"/>
+          <w:szCs w:val="24"/>
+          <w:lang w:eastAsia="en-IN"/>
+        </w:rPr>
+        <w:t>(</w:t>
+      </w:r>
+      <w:proofErr w:type="gramStart"/>
+      <w:r>
+        <w:rPr>
+          <w:rFonts w:ascii="Times New Roman" w:eastAsia="Times New Roman" w:hAnsi="Times New Roman" w:cs="Times New Roman"/>
+          <w:sz w:val="24"/>
+          <w:szCs w:val="24"/>
+          <w:lang w:eastAsia="en-IN"/>
+        </w:rPr>
+        <w:t>select</w:t>
+      </w:r>
+      <w:proofErr w:type="gramEnd"/>
+      <w:r>
+        <w:rPr>
+          <w:rFonts w:ascii="Times New Roman" w:eastAsia="Times New Roman" w:hAnsi="Times New Roman" w:cs="Times New Roman"/>
+          <w:sz w:val="24"/>
+          <w:szCs w:val="24"/>
+          <w:lang w:eastAsia="en-IN"/>
+        </w:rPr>
+        <w:t xml:space="preserve"> </w:t>
+      </w:r>
+      <w:proofErr w:type="spellStart"/>
+      <w:r>
+        <w:rPr>
+          <w:rFonts w:ascii="Times New Roman" w:eastAsia="Times New Roman" w:hAnsi="Times New Roman" w:cs="Times New Roman"/>
+          <w:sz w:val="24"/>
+          <w:szCs w:val="24"/>
+          <w:lang w:eastAsia="en-IN"/>
+        </w:rPr>
+        <w:t>dept_id</w:t>
+      </w:r>
+      <w:proofErr w:type="spellEnd"/>
     </w:p>
     <w:p>
       <w:pPr>
@@ -4436,7 +5474,27 @@
           <w:szCs w:val="24"/>
           <w:lang w:eastAsia="en-IN"/>
         </w:rPr>
-        <w:t>(select max(salary)</w:t>
+        <w:t>(</w:t>
+      </w:r>
+      <w:proofErr w:type="gramStart"/>
+      <w:r>
+        <w:rPr>
+          <w:rFonts w:ascii="Times New Roman" w:eastAsia="Times New Roman" w:hAnsi="Times New Roman" w:cs="Times New Roman"/>
+          <w:sz w:val="24"/>
+          <w:szCs w:val="24"/>
+          <w:lang w:eastAsia="en-IN"/>
+        </w:rPr>
+        <w:t>select</w:t>
+      </w:r>
+      <w:proofErr w:type="gramEnd"/>
+      <w:r>
+        <w:rPr>
+          <w:rFonts w:ascii="Times New Roman" w:eastAsia="Times New Roman" w:hAnsi="Times New Roman" w:cs="Times New Roman"/>
+          <w:sz w:val="24"/>
+          <w:szCs w:val="24"/>
+          <w:lang w:eastAsia="en-IN"/>
+        </w:rPr>
+        <w:t xml:space="preserve"> max(salary)</w:t>
       </w:r>
     </w:p>
     <w:p>
@@ -4496,8 +5554,19 @@
           <w:szCs w:val="24"/>
           <w:lang w:eastAsia="en-IN"/>
         </w:rPr>
-        <w:t>order by salary desc</w:t>
-      </w:r>
+        <w:t xml:space="preserve">order by salary </w:t>
+      </w:r>
+      <w:proofErr w:type="spellStart"/>
+      <w:r>
+        <w:rPr>
+          <w:rFonts w:ascii="Times New Roman" w:eastAsia="Times New Roman" w:hAnsi="Times New Roman" w:cs="Times New Roman"/>
+          <w:sz w:val="24"/>
+          <w:szCs w:val="24"/>
+          <w:lang w:eastAsia="en-IN"/>
+        </w:rPr>
+        <w:t>desc</w:t>
+      </w:r>
+      <w:proofErr w:type="spellEnd"/>
     </w:p>
     <w:p>
       <w:pPr>
@@ -4604,7 +5673,47 @@
           <w:szCs w:val="24"/>
           <w:lang w:eastAsia="en-IN"/>
         </w:rPr>
-        <w:t>(select avg(salary)</w:t>
+        <w:t>(</w:t>
+      </w:r>
+      <w:proofErr w:type="gramStart"/>
+      <w:r>
+        <w:rPr>
+          <w:rFonts w:ascii="Times New Roman" w:eastAsia="Times New Roman" w:hAnsi="Times New Roman" w:cs="Times New Roman"/>
+          <w:sz w:val="24"/>
+          <w:szCs w:val="24"/>
+          <w:lang w:eastAsia="en-IN"/>
+        </w:rPr>
+        <w:t>select</w:t>
+      </w:r>
+      <w:proofErr w:type="gramEnd"/>
+      <w:r>
+        <w:rPr>
+          <w:rFonts w:ascii="Times New Roman" w:eastAsia="Times New Roman" w:hAnsi="Times New Roman" w:cs="Times New Roman"/>
+          <w:sz w:val="24"/>
+          <w:szCs w:val="24"/>
+          <w:lang w:eastAsia="en-IN"/>
+        </w:rPr>
+        <w:t xml:space="preserve"> </w:t>
+      </w:r>
+      <w:proofErr w:type="spellStart"/>
+      <w:r>
+        <w:rPr>
+          <w:rFonts w:ascii="Times New Roman" w:eastAsia="Times New Roman" w:hAnsi="Times New Roman" w:cs="Times New Roman"/>
+          <w:sz w:val="24"/>
+          <w:szCs w:val="24"/>
+          <w:lang w:eastAsia="en-IN"/>
+        </w:rPr>
+        <w:t>avg</w:t>
+      </w:r>
+      <w:proofErr w:type="spellEnd"/>
+      <w:r>
+        <w:rPr>
+          <w:rFonts w:ascii="Times New Roman" w:eastAsia="Times New Roman" w:hAnsi="Times New Roman" w:cs="Times New Roman"/>
+          <w:sz w:val="24"/>
+          <w:szCs w:val="24"/>
+          <w:lang w:eastAsia="en-IN"/>
+        </w:rPr>
+        <w:t>(salary)</w:t>
       </w:r>
     </w:p>
     <w:p>
@@ -4644,7 +5753,27 @@
           <w:szCs w:val="24"/>
           <w:lang w:eastAsia="en-IN"/>
         </w:rPr>
-        <w:t>where dept_id = 102</w:t>
+        <w:t xml:space="preserve">where </w:t>
+      </w:r>
+      <w:proofErr w:type="spellStart"/>
+      <w:r>
+        <w:rPr>
+          <w:rFonts w:ascii="Times New Roman" w:eastAsia="Times New Roman" w:hAnsi="Times New Roman" w:cs="Times New Roman"/>
+          <w:sz w:val="24"/>
+          <w:szCs w:val="24"/>
+          <w:lang w:eastAsia="en-IN"/>
+        </w:rPr>
+        <w:t>dept_id</w:t>
+      </w:r>
+      <w:proofErr w:type="spellEnd"/>
+      <w:r>
+        <w:rPr>
+          <w:rFonts w:ascii="Times New Roman" w:eastAsia="Times New Roman" w:hAnsi="Times New Roman" w:cs="Times New Roman"/>
+          <w:sz w:val="24"/>
+          <w:szCs w:val="24"/>
+          <w:lang w:eastAsia="en-IN"/>
+        </w:rPr>
+        <w:t xml:space="preserve"> = 102</w:t>
       </w:r>
     </w:p>
     <w:p>
@@ -4742,7 +5871,27 @@
           <w:szCs w:val="24"/>
           <w:lang w:eastAsia="en-IN"/>
         </w:rPr>
-        <w:t>WHERE dept_id =</w:t>
+        <w:t xml:space="preserve">WHERE </w:t>
+      </w:r>
+      <w:proofErr w:type="spellStart"/>
+      <w:r>
+        <w:rPr>
+          <w:rFonts w:ascii="Times New Roman" w:eastAsia="Times New Roman" w:hAnsi="Times New Roman" w:cs="Times New Roman"/>
+          <w:sz w:val="24"/>
+          <w:szCs w:val="24"/>
+          <w:lang w:eastAsia="en-IN"/>
+        </w:rPr>
+        <w:t>dept_id</w:t>
+      </w:r>
+      <w:proofErr w:type="spellEnd"/>
+      <w:r>
+        <w:rPr>
+          <w:rFonts w:ascii="Times New Roman" w:eastAsia="Times New Roman" w:hAnsi="Times New Roman" w:cs="Times New Roman"/>
+          <w:sz w:val="24"/>
+          <w:szCs w:val="24"/>
+          <w:lang w:eastAsia="en-IN"/>
+        </w:rPr>
+        <w:t xml:space="preserve"> =</w:t>
       </w:r>
     </w:p>
     <w:p>
@@ -4782,8 +5931,19 @@
           <w:szCs w:val="24"/>
           <w:lang w:eastAsia="en-IN"/>
         </w:rPr>
-        <w:t xml:space="preserve">    SELECT dept_id</w:t>
-      </w:r>
+        <w:t xml:space="preserve">    SELECT </w:t>
+      </w:r>
+      <w:proofErr w:type="spellStart"/>
+      <w:r>
+        <w:rPr>
+          <w:rFonts w:ascii="Times New Roman" w:eastAsia="Times New Roman" w:hAnsi="Times New Roman" w:cs="Times New Roman"/>
+          <w:sz w:val="24"/>
+          <w:szCs w:val="24"/>
+          <w:lang w:eastAsia="en-IN"/>
+        </w:rPr>
+        <w:t>dept_id</w:t>
+      </w:r>
+      <w:proofErr w:type="spellEnd"/>
     </w:p>
     <w:p>
       <w:pPr>
@@ -4862,7 +6022,27 @@
           <w:szCs w:val="24"/>
           <w:lang w:eastAsia="en-IN"/>
         </w:rPr>
-        <w:t xml:space="preserve">        SELECT MAX(salary)</w:t>
+        <w:t xml:space="preserve">        SELECT </w:t>
+      </w:r>
+      <w:proofErr w:type="gramStart"/>
+      <w:r>
+        <w:rPr>
+          <w:rFonts w:ascii="Times New Roman" w:eastAsia="Times New Roman" w:hAnsi="Times New Roman" w:cs="Times New Roman"/>
+          <w:sz w:val="24"/>
+          <w:szCs w:val="24"/>
+          <w:lang w:eastAsia="en-IN"/>
+        </w:rPr>
+        <w:t>MAX(</w:t>
+      </w:r>
+      <w:proofErr w:type="gramEnd"/>
+      <w:r>
+        <w:rPr>
+          <w:rFonts w:ascii="Times New Roman" w:eastAsia="Times New Roman" w:hAnsi="Times New Roman" w:cs="Times New Roman"/>
+          <w:sz w:val="24"/>
+          <w:szCs w:val="24"/>
+          <w:lang w:eastAsia="en-IN"/>
+        </w:rPr>
+        <w:t>salary)</w:t>
       </w:r>
     </w:p>
     <w:p>
@@ -5013,7 +6193,27 @@
           <w:szCs w:val="24"/>
           <w:lang w:eastAsia="en-IN"/>
         </w:rPr>
-        <w:t>where dept_id = 104</w:t>
+        <w:t xml:space="preserve">where </w:t>
+      </w:r>
+      <w:proofErr w:type="spellStart"/>
+      <w:r>
+        <w:rPr>
+          <w:rFonts w:ascii="Times New Roman" w:eastAsia="Times New Roman" w:hAnsi="Times New Roman" w:cs="Times New Roman"/>
+          <w:sz w:val="24"/>
+          <w:szCs w:val="24"/>
+          <w:lang w:eastAsia="en-IN"/>
+        </w:rPr>
+        <w:t>dept_id</w:t>
+      </w:r>
+      <w:proofErr w:type="spellEnd"/>
+      <w:r>
+        <w:rPr>
+          <w:rFonts w:ascii="Times New Roman" w:eastAsia="Times New Roman" w:hAnsi="Times New Roman" w:cs="Times New Roman"/>
+          <w:sz w:val="24"/>
+          <w:szCs w:val="24"/>
+          <w:lang w:eastAsia="en-IN"/>
+        </w:rPr>
+        <w:t xml:space="preserve"> = 104</w:t>
       </w:r>
     </w:p>
     <w:p>
@@ -5075,47 +6275,118 @@
           <w:szCs w:val="24"/>
           <w:lang w:eastAsia="en-IN"/>
         </w:rPr>
-        <w:t>create table employees(</w:t>
-      </w:r>
-    </w:p>
-    <w:p>
-      <w:pPr>
-        <w:spacing w:before="100" w:beforeAutospacing="1" w:after="100" w:afterAutospacing="1" w:line="240" w:lineRule="auto"/>
-        <w:rPr>
-          <w:rFonts w:ascii="Times New Roman" w:eastAsia="Times New Roman" w:hAnsi="Times New Roman" w:cs="Times New Roman"/>
-          <w:sz w:val="24"/>
-          <w:szCs w:val="24"/>
-          <w:lang w:eastAsia="en-IN"/>
-        </w:rPr>
-      </w:pPr>
-      <w:r>
-        <w:rPr>
-          <w:rFonts w:ascii="Times New Roman" w:eastAsia="Times New Roman" w:hAnsi="Times New Roman" w:cs="Times New Roman"/>
-          <w:sz w:val="24"/>
-          <w:szCs w:val="24"/>
-          <w:lang w:eastAsia="en-IN"/>
-        </w:rPr>
-        <w:t xml:space="preserve">  emp_id int,</w:t>
-      </w:r>
-    </w:p>
-    <w:p>
-      <w:pPr>
-        <w:spacing w:before="100" w:beforeAutospacing="1" w:after="100" w:afterAutospacing="1" w:line="240" w:lineRule="auto"/>
-        <w:rPr>
-          <w:rFonts w:ascii="Times New Roman" w:eastAsia="Times New Roman" w:hAnsi="Times New Roman" w:cs="Times New Roman"/>
-          <w:sz w:val="24"/>
-          <w:szCs w:val="24"/>
-          <w:lang w:eastAsia="en-IN"/>
-        </w:rPr>
-      </w:pPr>
-      <w:r>
-        <w:rPr>
-          <w:rFonts w:ascii="Times New Roman" w:eastAsia="Times New Roman" w:hAnsi="Times New Roman" w:cs="Times New Roman"/>
-          <w:sz w:val="24"/>
-          <w:szCs w:val="24"/>
-          <w:lang w:eastAsia="en-IN"/>
-        </w:rPr>
-        <w:t xml:space="preserve">  name varchar(10),dept_id int,</w:t>
+        <w:t xml:space="preserve">create table </w:t>
+      </w:r>
+      <w:proofErr w:type="gramStart"/>
+      <w:r>
+        <w:rPr>
+          <w:rFonts w:ascii="Times New Roman" w:eastAsia="Times New Roman" w:hAnsi="Times New Roman" w:cs="Times New Roman"/>
+          <w:sz w:val="24"/>
+          <w:szCs w:val="24"/>
+          <w:lang w:eastAsia="en-IN"/>
+        </w:rPr>
+        <w:t>employees(</w:t>
+      </w:r>
+      <w:proofErr w:type="gramEnd"/>
+    </w:p>
+    <w:p>
+      <w:pPr>
+        <w:spacing w:before="100" w:beforeAutospacing="1" w:after="100" w:afterAutospacing="1" w:line="240" w:lineRule="auto"/>
+        <w:rPr>
+          <w:rFonts w:ascii="Times New Roman" w:eastAsia="Times New Roman" w:hAnsi="Times New Roman" w:cs="Times New Roman"/>
+          <w:sz w:val="24"/>
+          <w:szCs w:val="24"/>
+          <w:lang w:eastAsia="en-IN"/>
+        </w:rPr>
+      </w:pPr>
+      <w:r>
+        <w:rPr>
+          <w:rFonts w:ascii="Times New Roman" w:eastAsia="Times New Roman" w:hAnsi="Times New Roman" w:cs="Times New Roman"/>
+          <w:sz w:val="24"/>
+          <w:szCs w:val="24"/>
+          <w:lang w:eastAsia="en-IN"/>
+        </w:rPr>
+        <w:t xml:space="preserve">  </w:t>
+      </w:r>
+      <w:proofErr w:type="spellStart"/>
+      <w:r>
+        <w:rPr>
+          <w:rFonts w:ascii="Times New Roman" w:eastAsia="Times New Roman" w:hAnsi="Times New Roman" w:cs="Times New Roman"/>
+          <w:sz w:val="24"/>
+          <w:szCs w:val="24"/>
+          <w:lang w:eastAsia="en-IN"/>
+        </w:rPr>
+        <w:t>emp_id</w:t>
+      </w:r>
+      <w:proofErr w:type="spellEnd"/>
+      <w:r>
+        <w:rPr>
+          <w:rFonts w:ascii="Times New Roman" w:eastAsia="Times New Roman" w:hAnsi="Times New Roman" w:cs="Times New Roman"/>
+          <w:sz w:val="24"/>
+          <w:szCs w:val="24"/>
+          <w:lang w:eastAsia="en-IN"/>
+        </w:rPr>
+        <w:t xml:space="preserve"> int,</w:t>
+      </w:r>
+    </w:p>
+    <w:p>
+      <w:pPr>
+        <w:spacing w:before="100" w:beforeAutospacing="1" w:after="100" w:afterAutospacing="1" w:line="240" w:lineRule="auto"/>
+        <w:rPr>
+          <w:rFonts w:ascii="Times New Roman" w:eastAsia="Times New Roman" w:hAnsi="Times New Roman" w:cs="Times New Roman"/>
+          <w:sz w:val="24"/>
+          <w:szCs w:val="24"/>
+          <w:lang w:eastAsia="en-IN"/>
+        </w:rPr>
+      </w:pPr>
+      <w:r>
+        <w:rPr>
+          <w:rFonts w:ascii="Times New Roman" w:eastAsia="Times New Roman" w:hAnsi="Times New Roman" w:cs="Times New Roman"/>
+          <w:sz w:val="24"/>
+          <w:szCs w:val="24"/>
+          <w:lang w:eastAsia="en-IN"/>
+        </w:rPr>
+        <w:t xml:space="preserve">  name </w:t>
+      </w:r>
+      <w:proofErr w:type="gramStart"/>
+      <w:r>
+        <w:rPr>
+          <w:rFonts w:ascii="Times New Roman" w:eastAsia="Times New Roman" w:hAnsi="Times New Roman" w:cs="Times New Roman"/>
+          <w:sz w:val="24"/>
+          <w:szCs w:val="24"/>
+          <w:lang w:eastAsia="en-IN"/>
+        </w:rPr>
+        <w:t>varchar(</w:t>
+      </w:r>
+      <w:proofErr w:type="gramEnd"/>
+      <w:r>
+        <w:rPr>
+          <w:rFonts w:ascii="Times New Roman" w:eastAsia="Times New Roman" w:hAnsi="Times New Roman" w:cs="Times New Roman"/>
+          <w:sz w:val="24"/>
+          <w:szCs w:val="24"/>
+          <w:lang w:eastAsia="en-IN"/>
+        </w:rPr>
+        <w:t>10),</w:t>
+      </w:r>
+      <w:proofErr w:type="spellStart"/>
+      <w:r>
+        <w:rPr>
+          <w:rFonts w:ascii="Times New Roman" w:eastAsia="Times New Roman" w:hAnsi="Times New Roman" w:cs="Times New Roman"/>
+          <w:sz w:val="24"/>
+          <w:szCs w:val="24"/>
+          <w:lang w:eastAsia="en-IN"/>
+        </w:rPr>
+        <w:t>dept_id</w:t>
+      </w:r>
+      <w:proofErr w:type="spellEnd"/>
+      <w:r>
+        <w:rPr>
+          <w:rFonts w:ascii="Times New Roman" w:eastAsia="Times New Roman" w:hAnsi="Times New Roman" w:cs="Times New Roman"/>
+          <w:sz w:val="24"/>
+          <w:szCs w:val="24"/>
+          <w:lang w:eastAsia="en-IN"/>
+        </w:rPr>
+        <w:t xml:space="preserve"> int,</w:t>
       </w:r>
     </w:p>
     <w:p>
@@ -5155,7 +6426,27 @@
           <w:szCs w:val="24"/>
           <w:lang w:eastAsia="en-IN"/>
         </w:rPr>
-        <w:t xml:space="preserve">  city varchar(10));</w:t>
+        <w:t xml:space="preserve">  city </w:t>
+      </w:r>
+      <w:proofErr w:type="gramStart"/>
+      <w:r>
+        <w:rPr>
+          <w:rFonts w:ascii="Times New Roman" w:eastAsia="Times New Roman" w:hAnsi="Times New Roman" w:cs="Times New Roman"/>
+          <w:sz w:val="24"/>
+          <w:szCs w:val="24"/>
+          <w:lang w:eastAsia="en-IN"/>
+        </w:rPr>
+        <w:t>varchar(</w:t>
+      </w:r>
+      <w:proofErr w:type="gramEnd"/>
+      <w:r>
+        <w:rPr>
+          <w:rFonts w:ascii="Times New Roman" w:eastAsia="Times New Roman" w:hAnsi="Times New Roman" w:cs="Times New Roman"/>
+          <w:sz w:val="24"/>
+          <w:szCs w:val="24"/>
+          <w:lang w:eastAsia="en-IN"/>
+        </w:rPr>
+        <w:t>10));</w:t>
       </w:r>
     </w:p>
     <w:p>
@@ -5176,27 +6467,58 @@
           <w:lang w:eastAsia="en-IN"/>
         </w:rPr>
         <w:lastRenderedPageBreak/>
-        <w:t>insert into employees values</w:t>
-      </w:r>
-    </w:p>
-    <w:p>
-      <w:pPr>
-        <w:spacing w:before="100" w:beforeAutospacing="1" w:after="100" w:afterAutospacing="1" w:line="240" w:lineRule="auto"/>
-        <w:rPr>
-          <w:rFonts w:ascii="Times New Roman" w:eastAsia="Times New Roman" w:hAnsi="Times New Roman" w:cs="Times New Roman"/>
-          <w:sz w:val="24"/>
-          <w:szCs w:val="24"/>
-          <w:lang w:eastAsia="en-IN"/>
-        </w:rPr>
-      </w:pPr>
-      <w:r>
-        <w:rPr>
-          <w:rFonts w:ascii="Times New Roman" w:eastAsia="Times New Roman" w:hAnsi="Times New Roman" w:cs="Times New Roman"/>
-          <w:sz w:val="24"/>
-          <w:szCs w:val="24"/>
-          <w:lang w:eastAsia="en-IN"/>
-        </w:rPr>
-        <w:t>( 1,"alice",101,50000,"Hubli"),</w:t>
+        <w:t xml:space="preserve">insert into </w:t>
+      </w:r>
+      <w:proofErr w:type="gramStart"/>
+      <w:r>
+        <w:rPr>
+          <w:rFonts w:ascii="Times New Roman" w:eastAsia="Times New Roman" w:hAnsi="Times New Roman" w:cs="Times New Roman"/>
+          <w:sz w:val="24"/>
+          <w:szCs w:val="24"/>
+          <w:lang w:eastAsia="en-IN"/>
+        </w:rPr>
+        <w:t>employees</w:t>
+      </w:r>
+      <w:proofErr w:type="gramEnd"/>
+      <w:r>
+        <w:rPr>
+          <w:rFonts w:ascii="Times New Roman" w:eastAsia="Times New Roman" w:hAnsi="Times New Roman" w:cs="Times New Roman"/>
+          <w:sz w:val="24"/>
+          <w:szCs w:val="24"/>
+          <w:lang w:eastAsia="en-IN"/>
+        </w:rPr>
+        <w:t xml:space="preserve"> values</w:t>
+      </w:r>
+    </w:p>
+    <w:p>
+      <w:pPr>
+        <w:spacing w:before="100" w:beforeAutospacing="1" w:after="100" w:afterAutospacing="1" w:line="240" w:lineRule="auto"/>
+        <w:rPr>
+          <w:rFonts w:ascii="Times New Roman" w:eastAsia="Times New Roman" w:hAnsi="Times New Roman" w:cs="Times New Roman"/>
+          <w:sz w:val="24"/>
+          <w:szCs w:val="24"/>
+          <w:lang w:eastAsia="en-IN"/>
+        </w:rPr>
+      </w:pPr>
+      <w:proofErr w:type="gramStart"/>
+      <w:r>
+        <w:rPr>
+          <w:rFonts w:ascii="Times New Roman" w:eastAsia="Times New Roman" w:hAnsi="Times New Roman" w:cs="Times New Roman"/>
+          <w:sz w:val="24"/>
+          <w:szCs w:val="24"/>
+          <w:lang w:eastAsia="en-IN"/>
+        </w:rPr>
+        <w:t>( 1</w:t>
+      </w:r>
+      <w:proofErr w:type="gramEnd"/>
+      <w:r>
+        <w:rPr>
+          <w:rFonts w:ascii="Times New Roman" w:eastAsia="Times New Roman" w:hAnsi="Times New Roman" w:cs="Times New Roman"/>
+          <w:sz w:val="24"/>
+          <w:szCs w:val="24"/>
+          <w:lang w:eastAsia="en-IN"/>
+        </w:rPr>
+        <w:t>,"alice",101,50000,"Hubli"),</w:t>
       </w:r>
     </w:p>
     <w:p>
@@ -5347,27 +6669,78 @@
           <w:szCs w:val="24"/>
           <w:lang w:eastAsia="en-IN"/>
         </w:rPr>
-        <w:t>(dept_id int,</w:t>
-      </w:r>
-    </w:p>
-    <w:p>
-      <w:pPr>
-        <w:spacing w:before="100" w:beforeAutospacing="1" w:after="100" w:afterAutospacing="1" w:line="240" w:lineRule="auto"/>
-        <w:rPr>
-          <w:rFonts w:ascii="Times New Roman" w:eastAsia="Times New Roman" w:hAnsi="Times New Roman" w:cs="Times New Roman"/>
-          <w:sz w:val="24"/>
-          <w:szCs w:val="24"/>
-          <w:lang w:eastAsia="en-IN"/>
-        </w:rPr>
-      </w:pPr>
-      <w:r>
-        <w:rPr>
-          <w:rFonts w:ascii="Times New Roman" w:eastAsia="Times New Roman" w:hAnsi="Times New Roman" w:cs="Times New Roman"/>
-          <w:sz w:val="24"/>
-          <w:szCs w:val="24"/>
-          <w:lang w:eastAsia="en-IN"/>
-        </w:rPr>
-        <w:t xml:space="preserve"> department varchar(10)</w:t>
+        <w:t>(</w:t>
+      </w:r>
+      <w:proofErr w:type="spellStart"/>
+      <w:proofErr w:type="gramStart"/>
+      <w:r>
+        <w:rPr>
+          <w:rFonts w:ascii="Times New Roman" w:eastAsia="Times New Roman" w:hAnsi="Times New Roman" w:cs="Times New Roman"/>
+          <w:sz w:val="24"/>
+          <w:szCs w:val="24"/>
+          <w:lang w:eastAsia="en-IN"/>
+        </w:rPr>
+        <w:t>dept</w:t>
+      </w:r>
+      <w:proofErr w:type="gramEnd"/>
+      <w:r>
+        <w:rPr>
+          <w:rFonts w:ascii="Times New Roman" w:eastAsia="Times New Roman" w:hAnsi="Times New Roman" w:cs="Times New Roman"/>
+          <w:sz w:val="24"/>
+          <w:szCs w:val="24"/>
+          <w:lang w:eastAsia="en-IN"/>
+        </w:rPr>
+        <w:t>_id</w:t>
+      </w:r>
+      <w:proofErr w:type="spellEnd"/>
+      <w:r>
+        <w:rPr>
+          <w:rFonts w:ascii="Times New Roman" w:eastAsia="Times New Roman" w:hAnsi="Times New Roman" w:cs="Times New Roman"/>
+          <w:sz w:val="24"/>
+          <w:szCs w:val="24"/>
+          <w:lang w:eastAsia="en-IN"/>
+        </w:rPr>
+        <w:t xml:space="preserve"> int,</w:t>
+      </w:r>
+    </w:p>
+    <w:p>
+      <w:pPr>
+        <w:spacing w:before="100" w:beforeAutospacing="1" w:after="100" w:afterAutospacing="1" w:line="240" w:lineRule="auto"/>
+        <w:rPr>
+          <w:rFonts w:ascii="Times New Roman" w:eastAsia="Times New Roman" w:hAnsi="Times New Roman" w:cs="Times New Roman"/>
+          <w:sz w:val="24"/>
+          <w:szCs w:val="24"/>
+          <w:lang w:eastAsia="en-IN"/>
+        </w:rPr>
+      </w:pPr>
+      <w:r>
+        <w:rPr>
+          <w:rFonts w:ascii="Times New Roman" w:eastAsia="Times New Roman" w:hAnsi="Times New Roman" w:cs="Times New Roman"/>
+          <w:sz w:val="24"/>
+          <w:szCs w:val="24"/>
+          <w:lang w:eastAsia="en-IN"/>
+        </w:rPr>
+        <w:t xml:space="preserve"> department </w:t>
+      </w:r>
+      <w:proofErr w:type="gramStart"/>
+      <w:r>
+        <w:rPr>
+          <w:rFonts w:ascii="Times New Roman" w:eastAsia="Times New Roman" w:hAnsi="Times New Roman" w:cs="Times New Roman"/>
+          <w:sz w:val="24"/>
+          <w:szCs w:val="24"/>
+          <w:lang w:eastAsia="en-IN"/>
+        </w:rPr>
+        <w:t>varchar(</w:t>
+      </w:r>
+      <w:proofErr w:type="gramEnd"/>
+      <w:r>
+        <w:rPr>
+          <w:rFonts w:ascii="Times New Roman" w:eastAsia="Times New Roman" w:hAnsi="Times New Roman" w:cs="Times New Roman"/>
+          <w:sz w:val="24"/>
+          <w:szCs w:val="24"/>
+          <w:lang w:eastAsia="en-IN"/>
+        </w:rPr>
+        <w:t>10)</w:t>
       </w:r>
     </w:p>
     <w:p>
@@ -5726,7 +7099,27 @@
           <w:szCs w:val="24"/>
           <w:lang w:eastAsia="en-IN"/>
         </w:rPr>
-        <w:t>order by salary desc;</w:t>
+        <w:t xml:space="preserve">order by salary </w:t>
+      </w:r>
+      <w:proofErr w:type="spellStart"/>
+      <w:r>
+        <w:rPr>
+          <w:rFonts w:ascii="Times New Roman" w:eastAsia="Times New Roman" w:hAnsi="Times New Roman" w:cs="Times New Roman"/>
+          <w:sz w:val="24"/>
+          <w:szCs w:val="24"/>
+          <w:lang w:eastAsia="en-IN"/>
+        </w:rPr>
+        <w:t>desc</w:t>
+      </w:r>
+      <w:proofErr w:type="spellEnd"/>
+      <w:r>
+        <w:rPr>
+          <w:rFonts w:ascii="Times New Roman" w:eastAsia="Times New Roman" w:hAnsi="Times New Roman" w:cs="Times New Roman"/>
+          <w:sz w:val="24"/>
+          <w:szCs w:val="24"/>
+          <w:lang w:eastAsia="en-IN"/>
+        </w:rPr>
+        <w:t>;</w:t>
       </w:r>
     </w:p>
     <w:p>
@@ -5820,8 +7213,19 @@
           <w:szCs w:val="24"/>
           <w:lang w:eastAsia="en-IN"/>
         </w:rPr>
-        <w:t>order by salary desc</w:t>
-      </w:r>
+        <w:t xml:space="preserve">order by salary </w:t>
+      </w:r>
+      <w:proofErr w:type="spellStart"/>
+      <w:r>
+        <w:rPr>
+          <w:rFonts w:ascii="Times New Roman" w:eastAsia="Times New Roman" w:hAnsi="Times New Roman" w:cs="Times New Roman"/>
+          <w:sz w:val="24"/>
+          <w:szCs w:val="24"/>
+          <w:lang w:eastAsia="en-IN"/>
+        </w:rPr>
+        <w:t>desc</w:t>
+      </w:r>
+      <w:proofErr w:type="spellEnd"/>
     </w:p>
     <w:p>
       <w:pPr>
@@ -6091,8 +7495,39 @@
           <w:szCs w:val="24"/>
           <w:lang w:eastAsia="en-IN"/>
         </w:rPr>
-        <w:t>select avg(salary) as avg_salary</w:t>
-      </w:r>
+        <w:t xml:space="preserve">select </w:t>
+      </w:r>
+      <w:proofErr w:type="spellStart"/>
+      <w:r>
+        <w:rPr>
+          <w:rFonts w:ascii="Times New Roman" w:eastAsia="Times New Roman" w:hAnsi="Times New Roman" w:cs="Times New Roman"/>
+          <w:sz w:val="24"/>
+          <w:szCs w:val="24"/>
+          <w:lang w:eastAsia="en-IN"/>
+        </w:rPr>
+        <w:t>avg</w:t>
+      </w:r>
+      <w:proofErr w:type="spellEnd"/>
+      <w:r>
+        <w:rPr>
+          <w:rFonts w:ascii="Times New Roman" w:eastAsia="Times New Roman" w:hAnsi="Times New Roman" w:cs="Times New Roman"/>
+          <w:sz w:val="24"/>
+          <w:szCs w:val="24"/>
+          <w:lang w:eastAsia="en-IN"/>
+        </w:rPr>
+        <w:t xml:space="preserve">(salary) as </w:t>
+      </w:r>
+      <w:proofErr w:type="spellStart"/>
+      <w:r>
+        <w:rPr>
+          <w:rFonts w:ascii="Times New Roman" w:eastAsia="Times New Roman" w:hAnsi="Times New Roman" w:cs="Times New Roman"/>
+          <w:sz w:val="24"/>
+          <w:szCs w:val="24"/>
+          <w:lang w:eastAsia="en-IN"/>
+        </w:rPr>
+        <w:t>avg_salary</w:t>
+      </w:r>
+      <w:proofErr w:type="spellEnd"/>
     </w:p>
     <w:p>
       <w:pPr>
@@ -6164,8 +7599,19 @@
           <w:szCs w:val="24"/>
           <w:lang w:eastAsia="en-IN"/>
         </w:rPr>
-        <w:t>select max(salary) as max_salary</w:t>
-      </w:r>
+        <w:t xml:space="preserve">select max(salary) as </w:t>
+      </w:r>
+      <w:proofErr w:type="spellStart"/>
+      <w:r>
+        <w:rPr>
+          <w:rFonts w:ascii="Times New Roman" w:eastAsia="Times New Roman" w:hAnsi="Times New Roman" w:cs="Times New Roman"/>
+          <w:sz w:val="24"/>
+          <w:szCs w:val="24"/>
+          <w:lang w:eastAsia="en-IN"/>
+        </w:rPr>
+        <w:t>max_salary</w:t>
+      </w:r>
+      <w:proofErr w:type="spellEnd"/>
     </w:p>
     <w:p>
       <w:pPr>
@@ -6237,8 +7683,41 @@
           <w:szCs w:val="24"/>
           <w:lang w:eastAsia="en-IN"/>
         </w:rPr>
-        <w:t>select d.department, count(*) as total_employees</w:t>
-      </w:r>
+        <w:t xml:space="preserve">select </w:t>
+      </w:r>
+      <w:proofErr w:type="spellStart"/>
+      <w:proofErr w:type="gramStart"/>
+      <w:r>
+        <w:rPr>
+          <w:rFonts w:ascii="Times New Roman" w:eastAsia="Times New Roman" w:hAnsi="Times New Roman" w:cs="Times New Roman"/>
+          <w:sz w:val="24"/>
+          <w:szCs w:val="24"/>
+          <w:lang w:eastAsia="en-IN"/>
+        </w:rPr>
+        <w:t>d.department</w:t>
+      </w:r>
+      <w:proofErr w:type="spellEnd"/>
+      <w:proofErr w:type="gramEnd"/>
+      <w:r>
+        <w:rPr>
+          <w:rFonts w:ascii="Times New Roman" w:eastAsia="Times New Roman" w:hAnsi="Times New Roman" w:cs="Times New Roman"/>
+          <w:sz w:val="24"/>
+          <w:szCs w:val="24"/>
+          <w:lang w:eastAsia="en-IN"/>
+        </w:rPr>
+        <w:t xml:space="preserve">, count(*) as </w:t>
+      </w:r>
+      <w:proofErr w:type="spellStart"/>
+      <w:r>
+        <w:rPr>
+          <w:rFonts w:ascii="Times New Roman" w:eastAsia="Times New Roman" w:hAnsi="Times New Roman" w:cs="Times New Roman"/>
+          <w:sz w:val="24"/>
+          <w:szCs w:val="24"/>
+          <w:lang w:eastAsia="en-IN"/>
+        </w:rPr>
+        <w:t>total_employees</w:t>
+      </w:r>
+      <w:proofErr w:type="spellEnd"/>
     </w:p>
     <w:p>
       <w:pPr>
@@ -6300,28 +7779,101 @@
           <w:szCs w:val="24"/>
           <w:lang w:eastAsia="en-IN"/>
         </w:rPr>
-        <w:t>on e.dept_id = d.dept_id</w:t>
-      </w:r>
-    </w:p>
-    <w:p>
-      <w:pPr>
-        <w:pStyle w:val="ListParagraph"/>
-        <w:spacing w:before="100" w:beforeAutospacing="1" w:after="100" w:afterAutospacing="1" w:line="240" w:lineRule="auto"/>
-        <w:rPr>
-          <w:rFonts w:ascii="Times New Roman" w:eastAsia="Times New Roman" w:hAnsi="Times New Roman" w:cs="Times New Roman"/>
-          <w:sz w:val="24"/>
-          <w:szCs w:val="24"/>
-          <w:lang w:eastAsia="en-IN"/>
-        </w:rPr>
-      </w:pPr>
-      <w:r>
-        <w:rPr>
-          <w:rFonts w:ascii="Times New Roman" w:eastAsia="Times New Roman" w:hAnsi="Times New Roman" w:cs="Times New Roman"/>
-          <w:sz w:val="24"/>
-          <w:szCs w:val="24"/>
-          <w:lang w:eastAsia="en-IN"/>
-        </w:rPr>
-        <w:t>group by e.dept_id;</w:t>
+        <w:t xml:space="preserve">on </w:t>
+      </w:r>
+      <w:proofErr w:type="spellStart"/>
+      <w:proofErr w:type="gramStart"/>
+      <w:r>
+        <w:rPr>
+          <w:rFonts w:ascii="Times New Roman" w:eastAsia="Times New Roman" w:hAnsi="Times New Roman" w:cs="Times New Roman"/>
+          <w:sz w:val="24"/>
+          <w:szCs w:val="24"/>
+          <w:lang w:eastAsia="en-IN"/>
+        </w:rPr>
+        <w:t>e.dept</w:t>
+      </w:r>
+      <w:proofErr w:type="gramEnd"/>
+      <w:r>
+        <w:rPr>
+          <w:rFonts w:ascii="Times New Roman" w:eastAsia="Times New Roman" w:hAnsi="Times New Roman" w:cs="Times New Roman"/>
+          <w:sz w:val="24"/>
+          <w:szCs w:val="24"/>
+          <w:lang w:eastAsia="en-IN"/>
+        </w:rPr>
+        <w:t>_id</w:t>
+      </w:r>
+      <w:proofErr w:type="spellEnd"/>
+      <w:r>
+        <w:rPr>
+          <w:rFonts w:ascii="Times New Roman" w:eastAsia="Times New Roman" w:hAnsi="Times New Roman" w:cs="Times New Roman"/>
+          <w:sz w:val="24"/>
+          <w:szCs w:val="24"/>
+          <w:lang w:eastAsia="en-IN"/>
+        </w:rPr>
+        <w:t xml:space="preserve"> = </w:t>
+      </w:r>
+      <w:proofErr w:type="spellStart"/>
+      <w:r>
+        <w:rPr>
+          <w:rFonts w:ascii="Times New Roman" w:eastAsia="Times New Roman" w:hAnsi="Times New Roman" w:cs="Times New Roman"/>
+          <w:sz w:val="24"/>
+          <w:szCs w:val="24"/>
+          <w:lang w:eastAsia="en-IN"/>
+        </w:rPr>
+        <w:t>d.dept_id</w:t>
+      </w:r>
+      <w:proofErr w:type="spellEnd"/>
+    </w:p>
+    <w:p>
+      <w:pPr>
+        <w:pStyle w:val="ListParagraph"/>
+        <w:spacing w:before="100" w:beforeAutospacing="1" w:after="100" w:afterAutospacing="1" w:line="240" w:lineRule="auto"/>
+        <w:rPr>
+          <w:rFonts w:ascii="Times New Roman" w:eastAsia="Times New Roman" w:hAnsi="Times New Roman" w:cs="Times New Roman"/>
+          <w:sz w:val="24"/>
+          <w:szCs w:val="24"/>
+          <w:lang w:eastAsia="en-IN"/>
+        </w:rPr>
+      </w:pPr>
+      <w:r>
+        <w:rPr>
+          <w:rFonts w:ascii="Times New Roman" w:eastAsia="Times New Roman" w:hAnsi="Times New Roman" w:cs="Times New Roman"/>
+          <w:sz w:val="24"/>
+          <w:szCs w:val="24"/>
+          <w:lang w:eastAsia="en-IN"/>
+        </w:rPr>
+        <w:t xml:space="preserve">group by </w:t>
+      </w:r>
+      <w:proofErr w:type="spellStart"/>
+      <w:proofErr w:type="gramStart"/>
+      <w:r>
+        <w:rPr>
+          <w:rFonts w:ascii="Times New Roman" w:eastAsia="Times New Roman" w:hAnsi="Times New Roman" w:cs="Times New Roman"/>
+          <w:sz w:val="24"/>
+          <w:szCs w:val="24"/>
+          <w:lang w:eastAsia="en-IN"/>
+        </w:rPr>
+        <w:t>e.dept</w:t>
+      </w:r>
+      <w:proofErr w:type="gramEnd"/>
+      <w:r>
+        <w:rPr>
+          <w:rFonts w:ascii="Times New Roman" w:eastAsia="Times New Roman" w:hAnsi="Times New Roman" w:cs="Times New Roman"/>
+          <w:sz w:val="24"/>
+          <w:szCs w:val="24"/>
+          <w:lang w:eastAsia="en-IN"/>
+        </w:rPr>
+        <w:t>_id</w:t>
+      </w:r>
+      <w:proofErr w:type="spellEnd"/>
+      <w:r>
+        <w:rPr>
+          <w:rFonts w:ascii="Times New Roman" w:eastAsia="Times New Roman" w:hAnsi="Times New Roman" w:cs="Times New Roman"/>
+          <w:sz w:val="24"/>
+          <w:szCs w:val="24"/>
+          <w:lang w:eastAsia="en-IN"/>
+        </w:rPr>
+        <w:t>;</w:t>
       </w:r>
     </w:p>
     <w:p>
@@ -6373,8 +7925,41 @@
           <w:szCs w:val="24"/>
           <w:lang w:eastAsia="en-IN"/>
         </w:rPr>
-        <w:t>select d.department, count(*) as total_employees</w:t>
-      </w:r>
+        <w:t xml:space="preserve">select </w:t>
+      </w:r>
+      <w:proofErr w:type="spellStart"/>
+      <w:proofErr w:type="gramStart"/>
+      <w:r>
+        <w:rPr>
+          <w:rFonts w:ascii="Times New Roman" w:eastAsia="Times New Roman" w:hAnsi="Times New Roman" w:cs="Times New Roman"/>
+          <w:sz w:val="24"/>
+          <w:szCs w:val="24"/>
+          <w:lang w:eastAsia="en-IN"/>
+        </w:rPr>
+        <w:t>d.department</w:t>
+      </w:r>
+      <w:proofErr w:type="spellEnd"/>
+      <w:proofErr w:type="gramEnd"/>
+      <w:r>
+        <w:rPr>
+          <w:rFonts w:ascii="Times New Roman" w:eastAsia="Times New Roman" w:hAnsi="Times New Roman" w:cs="Times New Roman"/>
+          <w:sz w:val="24"/>
+          <w:szCs w:val="24"/>
+          <w:lang w:eastAsia="en-IN"/>
+        </w:rPr>
+        <w:t xml:space="preserve">, count(*) as </w:t>
+      </w:r>
+      <w:proofErr w:type="spellStart"/>
+      <w:r>
+        <w:rPr>
+          <w:rFonts w:ascii="Times New Roman" w:eastAsia="Times New Roman" w:hAnsi="Times New Roman" w:cs="Times New Roman"/>
+          <w:sz w:val="24"/>
+          <w:szCs w:val="24"/>
+          <w:lang w:eastAsia="en-IN"/>
+        </w:rPr>
+        <w:t>total_employees</w:t>
+      </w:r>
+      <w:proofErr w:type="spellEnd"/>
     </w:p>
     <w:p>
       <w:pPr>
@@ -6436,49 +8021,133 @@
           <w:szCs w:val="24"/>
           <w:lang w:eastAsia="en-IN"/>
         </w:rPr>
-        <w:t>on e.dept_id = d.dept_id</w:t>
-      </w:r>
-    </w:p>
-    <w:p>
-      <w:pPr>
-        <w:pStyle w:val="ListParagraph"/>
-        <w:spacing w:before="100" w:beforeAutospacing="1" w:after="100" w:afterAutospacing="1" w:line="240" w:lineRule="auto"/>
-        <w:rPr>
-          <w:rFonts w:ascii="Times New Roman" w:eastAsia="Times New Roman" w:hAnsi="Times New Roman" w:cs="Times New Roman"/>
-          <w:sz w:val="24"/>
-          <w:szCs w:val="24"/>
-          <w:lang w:eastAsia="en-IN"/>
-        </w:rPr>
-      </w:pPr>
-      <w:r>
-        <w:rPr>
-          <w:rFonts w:ascii="Times New Roman" w:eastAsia="Times New Roman" w:hAnsi="Times New Roman" w:cs="Times New Roman"/>
-          <w:sz w:val="24"/>
-          <w:szCs w:val="24"/>
-          <w:lang w:eastAsia="en-IN"/>
-        </w:rPr>
-        <w:t>group by e.dept_id</w:t>
-      </w:r>
-    </w:p>
-    <w:p>
-      <w:pPr>
-        <w:pStyle w:val="ListParagraph"/>
-        <w:spacing w:before="100" w:beforeAutospacing="1" w:after="100" w:afterAutospacing="1" w:line="240" w:lineRule="auto"/>
-        <w:rPr>
-          <w:rFonts w:ascii="Times New Roman" w:eastAsia="Times New Roman" w:hAnsi="Times New Roman" w:cs="Times New Roman"/>
-          <w:sz w:val="24"/>
-          <w:szCs w:val="24"/>
-          <w:lang w:eastAsia="en-IN"/>
-        </w:rPr>
-      </w:pPr>
-      <w:r>
-        <w:rPr>
-          <w:rFonts w:ascii="Times New Roman" w:eastAsia="Times New Roman" w:hAnsi="Times New Roman" w:cs="Times New Roman"/>
-          <w:sz w:val="24"/>
-          <w:szCs w:val="24"/>
-          <w:lang w:eastAsia="en-IN"/>
-        </w:rPr>
-        <w:t>having count(*) &gt; 1;</w:t>
+        <w:t xml:space="preserve">on </w:t>
+      </w:r>
+      <w:proofErr w:type="spellStart"/>
+      <w:proofErr w:type="gramStart"/>
+      <w:r>
+        <w:rPr>
+          <w:rFonts w:ascii="Times New Roman" w:eastAsia="Times New Roman" w:hAnsi="Times New Roman" w:cs="Times New Roman"/>
+          <w:sz w:val="24"/>
+          <w:szCs w:val="24"/>
+          <w:lang w:eastAsia="en-IN"/>
+        </w:rPr>
+        <w:t>e.dept</w:t>
+      </w:r>
+      <w:proofErr w:type="gramEnd"/>
+      <w:r>
+        <w:rPr>
+          <w:rFonts w:ascii="Times New Roman" w:eastAsia="Times New Roman" w:hAnsi="Times New Roman" w:cs="Times New Roman"/>
+          <w:sz w:val="24"/>
+          <w:szCs w:val="24"/>
+          <w:lang w:eastAsia="en-IN"/>
+        </w:rPr>
+        <w:t>_id</w:t>
+      </w:r>
+      <w:proofErr w:type="spellEnd"/>
+      <w:r>
+        <w:rPr>
+          <w:rFonts w:ascii="Times New Roman" w:eastAsia="Times New Roman" w:hAnsi="Times New Roman" w:cs="Times New Roman"/>
+          <w:sz w:val="24"/>
+          <w:szCs w:val="24"/>
+          <w:lang w:eastAsia="en-IN"/>
+        </w:rPr>
+        <w:t xml:space="preserve"> = </w:t>
+      </w:r>
+      <w:proofErr w:type="spellStart"/>
+      <w:r>
+        <w:rPr>
+          <w:rFonts w:ascii="Times New Roman" w:eastAsia="Times New Roman" w:hAnsi="Times New Roman" w:cs="Times New Roman"/>
+          <w:sz w:val="24"/>
+          <w:szCs w:val="24"/>
+          <w:lang w:eastAsia="en-IN"/>
+        </w:rPr>
+        <w:t>d.dept_id</w:t>
+      </w:r>
+      <w:proofErr w:type="spellEnd"/>
+    </w:p>
+    <w:p>
+      <w:pPr>
+        <w:pStyle w:val="ListParagraph"/>
+        <w:spacing w:before="100" w:beforeAutospacing="1" w:after="100" w:afterAutospacing="1" w:line="240" w:lineRule="auto"/>
+        <w:rPr>
+          <w:rFonts w:ascii="Times New Roman" w:eastAsia="Times New Roman" w:hAnsi="Times New Roman" w:cs="Times New Roman"/>
+          <w:sz w:val="24"/>
+          <w:szCs w:val="24"/>
+          <w:lang w:eastAsia="en-IN"/>
+        </w:rPr>
+      </w:pPr>
+      <w:r>
+        <w:rPr>
+          <w:rFonts w:ascii="Times New Roman" w:eastAsia="Times New Roman" w:hAnsi="Times New Roman" w:cs="Times New Roman"/>
+          <w:sz w:val="24"/>
+          <w:szCs w:val="24"/>
+          <w:lang w:eastAsia="en-IN"/>
+        </w:rPr>
+        <w:t xml:space="preserve">group by </w:t>
+      </w:r>
+      <w:proofErr w:type="spellStart"/>
+      <w:proofErr w:type="gramStart"/>
+      <w:r>
+        <w:rPr>
+          <w:rFonts w:ascii="Times New Roman" w:eastAsia="Times New Roman" w:hAnsi="Times New Roman" w:cs="Times New Roman"/>
+          <w:sz w:val="24"/>
+          <w:szCs w:val="24"/>
+          <w:lang w:eastAsia="en-IN"/>
+        </w:rPr>
+        <w:t>e.dept</w:t>
+      </w:r>
+      <w:proofErr w:type="gramEnd"/>
+      <w:r>
+        <w:rPr>
+          <w:rFonts w:ascii="Times New Roman" w:eastAsia="Times New Roman" w:hAnsi="Times New Roman" w:cs="Times New Roman"/>
+          <w:sz w:val="24"/>
+          <w:szCs w:val="24"/>
+          <w:lang w:eastAsia="en-IN"/>
+        </w:rPr>
+        <w:t>_id</w:t>
+      </w:r>
+      <w:proofErr w:type="spellEnd"/>
+    </w:p>
+    <w:p>
+      <w:pPr>
+        <w:pStyle w:val="ListParagraph"/>
+        <w:spacing w:before="100" w:beforeAutospacing="1" w:after="100" w:afterAutospacing="1" w:line="240" w:lineRule="auto"/>
+        <w:rPr>
+          <w:rFonts w:ascii="Times New Roman" w:eastAsia="Times New Roman" w:hAnsi="Times New Roman" w:cs="Times New Roman"/>
+          <w:sz w:val="24"/>
+          <w:szCs w:val="24"/>
+          <w:lang w:eastAsia="en-IN"/>
+        </w:rPr>
+      </w:pPr>
+      <w:r>
+        <w:rPr>
+          <w:rFonts w:ascii="Times New Roman" w:eastAsia="Times New Roman" w:hAnsi="Times New Roman" w:cs="Times New Roman"/>
+          <w:sz w:val="24"/>
+          <w:szCs w:val="24"/>
+          <w:lang w:eastAsia="en-IN"/>
+        </w:rPr>
+        <w:t xml:space="preserve">having </w:t>
+      </w:r>
+      <w:proofErr w:type="gramStart"/>
+      <w:r>
+        <w:rPr>
+          <w:rFonts w:ascii="Times New Roman" w:eastAsia="Times New Roman" w:hAnsi="Times New Roman" w:cs="Times New Roman"/>
+          <w:sz w:val="24"/>
+          <w:szCs w:val="24"/>
+          <w:lang w:eastAsia="en-IN"/>
+        </w:rPr>
+        <w:t>count(</w:t>
+      </w:r>
+      <w:proofErr w:type="gramEnd"/>
+      <w:r>
+        <w:rPr>
+          <w:rFonts w:ascii="Times New Roman" w:eastAsia="Times New Roman" w:hAnsi="Times New Roman" w:cs="Times New Roman"/>
+          <w:sz w:val="24"/>
+          <w:szCs w:val="24"/>
+          <w:lang w:eastAsia="en-IN"/>
+        </w:rPr>
+        <w:t>*) &gt; 1;</w:t>
       </w:r>
     </w:p>
     <w:p>
@@ -6530,8 +8199,41 @@
           <w:szCs w:val="24"/>
           <w:lang w:eastAsia="en-IN"/>
         </w:rPr>
-        <w:t>select d.department, sum(salary) as total_salary</w:t>
-      </w:r>
+        <w:t xml:space="preserve">select </w:t>
+      </w:r>
+      <w:proofErr w:type="spellStart"/>
+      <w:proofErr w:type="gramStart"/>
+      <w:r>
+        <w:rPr>
+          <w:rFonts w:ascii="Times New Roman" w:eastAsia="Times New Roman" w:hAnsi="Times New Roman" w:cs="Times New Roman"/>
+          <w:sz w:val="24"/>
+          <w:szCs w:val="24"/>
+          <w:lang w:eastAsia="en-IN"/>
+        </w:rPr>
+        <w:t>d.department</w:t>
+      </w:r>
+      <w:proofErr w:type="spellEnd"/>
+      <w:proofErr w:type="gramEnd"/>
+      <w:r>
+        <w:rPr>
+          <w:rFonts w:ascii="Times New Roman" w:eastAsia="Times New Roman" w:hAnsi="Times New Roman" w:cs="Times New Roman"/>
+          <w:sz w:val="24"/>
+          <w:szCs w:val="24"/>
+          <w:lang w:eastAsia="en-IN"/>
+        </w:rPr>
+        <w:t xml:space="preserve">, sum(salary) as </w:t>
+      </w:r>
+      <w:proofErr w:type="spellStart"/>
+      <w:r>
+        <w:rPr>
+          <w:rFonts w:ascii="Times New Roman" w:eastAsia="Times New Roman" w:hAnsi="Times New Roman" w:cs="Times New Roman"/>
+          <w:sz w:val="24"/>
+          <w:szCs w:val="24"/>
+          <w:lang w:eastAsia="en-IN"/>
+        </w:rPr>
+        <w:t>total_salary</w:t>
+      </w:r>
+      <w:proofErr w:type="spellEnd"/>
     </w:p>
     <w:p>
       <w:pPr>
@@ -6593,29 +8295,93 @@
           <w:szCs w:val="24"/>
           <w:lang w:eastAsia="en-IN"/>
         </w:rPr>
-        <w:t>on e.dept_id = d.dept_id</w:t>
-      </w:r>
-    </w:p>
-    <w:p>
-      <w:pPr>
-        <w:pStyle w:val="ListParagraph"/>
-        <w:spacing w:before="100" w:beforeAutospacing="1" w:after="100" w:afterAutospacing="1" w:line="240" w:lineRule="auto"/>
-        <w:rPr>
-          <w:rFonts w:ascii="Times New Roman" w:eastAsia="Times New Roman" w:hAnsi="Times New Roman" w:cs="Times New Roman"/>
-          <w:sz w:val="24"/>
-          <w:szCs w:val="24"/>
-          <w:lang w:eastAsia="en-IN"/>
-        </w:rPr>
-      </w:pPr>
-      <w:r>
-        <w:rPr>
-          <w:rFonts w:ascii="Times New Roman" w:eastAsia="Times New Roman" w:hAnsi="Times New Roman" w:cs="Times New Roman"/>
-          <w:sz w:val="24"/>
-          <w:szCs w:val="24"/>
-          <w:lang w:eastAsia="en-IN"/>
-        </w:rPr>
-        <w:t>group by e.dept_id</w:t>
-      </w:r>
+        <w:t xml:space="preserve">on </w:t>
+      </w:r>
+      <w:proofErr w:type="spellStart"/>
+      <w:proofErr w:type="gramStart"/>
+      <w:r>
+        <w:rPr>
+          <w:rFonts w:ascii="Times New Roman" w:eastAsia="Times New Roman" w:hAnsi="Times New Roman" w:cs="Times New Roman"/>
+          <w:sz w:val="24"/>
+          <w:szCs w:val="24"/>
+          <w:lang w:eastAsia="en-IN"/>
+        </w:rPr>
+        <w:t>e.dept</w:t>
+      </w:r>
+      <w:proofErr w:type="gramEnd"/>
+      <w:r>
+        <w:rPr>
+          <w:rFonts w:ascii="Times New Roman" w:eastAsia="Times New Roman" w:hAnsi="Times New Roman" w:cs="Times New Roman"/>
+          <w:sz w:val="24"/>
+          <w:szCs w:val="24"/>
+          <w:lang w:eastAsia="en-IN"/>
+        </w:rPr>
+        <w:t>_id</w:t>
+      </w:r>
+      <w:proofErr w:type="spellEnd"/>
+      <w:r>
+        <w:rPr>
+          <w:rFonts w:ascii="Times New Roman" w:eastAsia="Times New Roman" w:hAnsi="Times New Roman" w:cs="Times New Roman"/>
+          <w:sz w:val="24"/>
+          <w:szCs w:val="24"/>
+          <w:lang w:eastAsia="en-IN"/>
+        </w:rPr>
+        <w:t xml:space="preserve"> = </w:t>
+      </w:r>
+      <w:proofErr w:type="spellStart"/>
+      <w:r>
+        <w:rPr>
+          <w:rFonts w:ascii="Times New Roman" w:eastAsia="Times New Roman" w:hAnsi="Times New Roman" w:cs="Times New Roman"/>
+          <w:sz w:val="24"/>
+          <w:szCs w:val="24"/>
+          <w:lang w:eastAsia="en-IN"/>
+        </w:rPr>
+        <w:t>d.dept_id</w:t>
+      </w:r>
+      <w:proofErr w:type="spellEnd"/>
+    </w:p>
+    <w:p>
+      <w:pPr>
+        <w:pStyle w:val="ListParagraph"/>
+        <w:spacing w:before="100" w:beforeAutospacing="1" w:after="100" w:afterAutospacing="1" w:line="240" w:lineRule="auto"/>
+        <w:rPr>
+          <w:rFonts w:ascii="Times New Roman" w:eastAsia="Times New Roman" w:hAnsi="Times New Roman" w:cs="Times New Roman"/>
+          <w:sz w:val="24"/>
+          <w:szCs w:val="24"/>
+          <w:lang w:eastAsia="en-IN"/>
+        </w:rPr>
+      </w:pPr>
+      <w:r>
+        <w:rPr>
+          <w:rFonts w:ascii="Times New Roman" w:eastAsia="Times New Roman" w:hAnsi="Times New Roman" w:cs="Times New Roman"/>
+          <w:sz w:val="24"/>
+          <w:szCs w:val="24"/>
+          <w:lang w:eastAsia="en-IN"/>
+        </w:rPr>
+        <w:t xml:space="preserve">group by </w:t>
+      </w:r>
+      <w:proofErr w:type="spellStart"/>
+      <w:proofErr w:type="gramStart"/>
+      <w:r>
+        <w:rPr>
+          <w:rFonts w:ascii="Times New Roman" w:eastAsia="Times New Roman" w:hAnsi="Times New Roman" w:cs="Times New Roman"/>
+          <w:sz w:val="24"/>
+          <w:szCs w:val="24"/>
+          <w:lang w:eastAsia="en-IN"/>
+        </w:rPr>
+        <w:t>e.dept</w:t>
+      </w:r>
+      <w:proofErr w:type="gramEnd"/>
+      <w:r>
+        <w:rPr>
+          <w:rFonts w:ascii="Times New Roman" w:eastAsia="Times New Roman" w:hAnsi="Times New Roman" w:cs="Times New Roman"/>
+          <w:sz w:val="24"/>
+          <w:szCs w:val="24"/>
+          <w:lang w:eastAsia="en-IN"/>
+        </w:rPr>
+        <w:t>_id</w:t>
+      </w:r>
+      <w:proofErr w:type="spellEnd"/>
     </w:p>
     <w:p>
       <w:pPr>
@@ -6666,8 +8432,39 @@
           <w:szCs w:val="24"/>
           <w:lang w:eastAsia="en-IN"/>
         </w:rPr>
-        <w:t>select e.name,d.department</w:t>
-      </w:r>
+        <w:t xml:space="preserve">select </w:t>
+      </w:r>
+      <w:proofErr w:type="spellStart"/>
+      <w:r>
+        <w:rPr>
+          <w:rFonts w:ascii="Times New Roman" w:eastAsia="Times New Roman" w:hAnsi="Times New Roman" w:cs="Times New Roman"/>
+          <w:sz w:val="24"/>
+          <w:szCs w:val="24"/>
+          <w:lang w:eastAsia="en-IN"/>
+        </w:rPr>
+        <w:t>e.</w:t>
+      </w:r>
+      <w:proofErr w:type="gramStart"/>
+      <w:r>
+        <w:rPr>
+          <w:rFonts w:ascii="Times New Roman" w:eastAsia="Times New Roman" w:hAnsi="Times New Roman" w:cs="Times New Roman"/>
+          <w:sz w:val="24"/>
+          <w:szCs w:val="24"/>
+          <w:lang w:eastAsia="en-IN"/>
+        </w:rPr>
+        <w:t>name,d</w:t>
+      </w:r>
+      <w:proofErr w:type="gramEnd"/>
+      <w:r>
+        <w:rPr>
+          <w:rFonts w:ascii="Times New Roman" w:eastAsia="Times New Roman" w:hAnsi="Times New Roman" w:cs="Times New Roman"/>
+          <w:sz w:val="24"/>
+          <w:szCs w:val="24"/>
+          <w:lang w:eastAsia="en-IN"/>
+        </w:rPr>
+        <w:t>.department</w:t>
+      </w:r>
+      <w:proofErr w:type="spellEnd"/>
     </w:p>
     <w:p>
       <w:pPr>
@@ -6730,8 +8527,50 @@
           <w:szCs w:val="24"/>
           <w:lang w:eastAsia="en-IN"/>
         </w:rPr>
-        <w:t>on e.dept_id = d.dept_id</w:t>
-      </w:r>
+        <w:t xml:space="preserve">on </w:t>
+      </w:r>
+      <w:proofErr w:type="spellStart"/>
+      <w:proofErr w:type="gramStart"/>
+      <w:r>
+        <w:rPr>
+          <w:rFonts w:ascii="Times New Roman" w:eastAsia="Times New Roman" w:hAnsi="Times New Roman" w:cs="Times New Roman"/>
+          <w:sz w:val="24"/>
+          <w:szCs w:val="24"/>
+          <w:lang w:eastAsia="en-IN"/>
+        </w:rPr>
+        <w:t>e.dept</w:t>
+      </w:r>
+      <w:proofErr w:type="gramEnd"/>
+      <w:r>
+        <w:rPr>
+          <w:rFonts w:ascii="Times New Roman" w:eastAsia="Times New Roman" w:hAnsi="Times New Roman" w:cs="Times New Roman"/>
+          <w:sz w:val="24"/>
+          <w:szCs w:val="24"/>
+          <w:lang w:eastAsia="en-IN"/>
+        </w:rPr>
+        <w:t>_id</w:t>
+      </w:r>
+      <w:proofErr w:type="spellEnd"/>
+      <w:r>
+        <w:rPr>
+          <w:rFonts w:ascii="Times New Roman" w:eastAsia="Times New Roman" w:hAnsi="Times New Roman" w:cs="Times New Roman"/>
+          <w:sz w:val="24"/>
+          <w:szCs w:val="24"/>
+          <w:lang w:eastAsia="en-IN"/>
+        </w:rPr>
+        <w:t xml:space="preserve"> = </w:t>
+      </w:r>
+      <w:proofErr w:type="spellStart"/>
+      <w:r>
+        <w:rPr>
+          <w:rFonts w:ascii="Times New Roman" w:eastAsia="Times New Roman" w:hAnsi="Times New Roman" w:cs="Times New Roman"/>
+          <w:sz w:val="24"/>
+          <w:szCs w:val="24"/>
+          <w:lang w:eastAsia="en-IN"/>
+        </w:rPr>
+        <w:t>d.dept_id</w:t>
+      </w:r>
+      <w:proofErr w:type="spellEnd"/>
     </w:p>
     <w:p>
       <w:pPr>
@@ -6845,28 +8684,92 @@
           <w:szCs w:val="24"/>
           <w:lang w:eastAsia="en-IN"/>
         </w:rPr>
-        <w:t>on e.dept_id = d.dept_id</w:t>
-      </w:r>
-    </w:p>
-    <w:p>
-      <w:pPr>
-        <w:pStyle w:val="ListParagraph"/>
-        <w:spacing w:before="100" w:beforeAutospacing="1" w:after="100" w:afterAutospacing="1" w:line="240" w:lineRule="auto"/>
-        <w:rPr>
-          <w:rFonts w:ascii="Times New Roman" w:eastAsia="Times New Roman" w:hAnsi="Times New Roman" w:cs="Times New Roman"/>
-          <w:sz w:val="24"/>
-          <w:szCs w:val="24"/>
-          <w:lang w:eastAsia="en-IN"/>
-        </w:rPr>
-      </w:pPr>
-      <w:r>
-        <w:rPr>
-          <w:rFonts w:ascii="Times New Roman" w:eastAsia="Times New Roman" w:hAnsi="Times New Roman" w:cs="Times New Roman"/>
-          <w:sz w:val="24"/>
-          <w:szCs w:val="24"/>
-          <w:lang w:eastAsia="en-IN"/>
-        </w:rPr>
-        <w:t xml:space="preserve">where d.department = "IT" </w:t>
+        <w:t xml:space="preserve">on </w:t>
+      </w:r>
+      <w:proofErr w:type="spellStart"/>
+      <w:proofErr w:type="gramStart"/>
+      <w:r>
+        <w:rPr>
+          <w:rFonts w:ascii="Times New Roman" w:eastAsia="Times New Roman" w:hAnsi="Times New Roman" w:cs="Times New Roman"/>
+          <w:sz w:val="24"/>
+          <w:szCs w:val="24"/>
+          <w:lang w:eastAsia="en-IN"/>
+        </w:rPr>
+        <w:t>e.dept</w:t>
+      </w:r>
+      <w:proofErr w:type="gramEnd"/>
+      <w:r>
+        <w:rPr>
+          <w:rFonts w:ascii="Times New Roman" w:eastAsia="Times New Roman" w:hAnsi="Times New Roman" w:cs="Times New Roman"/>
+          <w:sz w:val="24"/>
+          <w:szCs w:val="24"/>
+          <w:lang w:eastAsia="en-IN"/>
+        </w:rPr>
+        <w:t>_id</w:t>
+      </w:r>
+      <w:proofErr w:type="spellEnd"/>
+      <w:r>
+        <w:rPr>
+          <w:rFonts w:ascii="Times New Roman" w:eastAsia="Times New Roman" w:hAnsi="Times New Roman" w:cs="Times New Roman"/>
+          <w:sz w:val="24"/>
+          <w:szCs w:val="24"/>
+          <w:lang w:eastAsia="en-IN"/>
+        </w:rPr>
+        <w:t xml:space="preserve"> = </w:t>
+      </w:r>
+      <w:proofErr w:type="spellStart"/>
+      <w:r>
+        <w:rPr>
+          <w:rFonts w:ascii="Times New Roman" w:eastAsia="Times New Roman" w:hAnsi="Times New Roman" w:cs="Times New Roman"/>
+          <w:sz w:val="24"/>
+          <w:szCs w:val="24"/>
+          <w:lang w:eastAsia="en-IN"/>
+        </w:rPr>
+        <w:t>d.dept_id</w:t>
+      </w:r>
+      <w:proofErr w:type="spellEnd"/>
+    </w:p>
+    <w:p>
+      <w:pPr>
+        <w:pStyle w:val="ListParagraph"/>
+        <w:spacing w:before="100" w:beforeAutospacing="1" w:after="100" w:afterAutospacing="1" w:line="240" w:lineRule="auto"/>
+        <w:rPr>
+          <w:rFonts w:ascii="Times New Roman" w:eastAsia="Times New Roman" w:hAnsi="Times New Roman" w:cs="Times New Roman"/>
+          <w:sz w:val="24"/>
+          <w:szCs w:val="24"/>
+          <w:lang w:eastAsia="en-IN"/>
+        </w:rPr>
+      </w:pPr>
+      <w:r>
+        <w:rPr>
+          <w:rFonts w:ascii="Times New Roman" w:eastAsia="Times New Roman" w:hAnsi="Times New Roman" w:cs="Times New Roman"/>
+          <w:sz w:val="24"/>
+          <w:szCs w:val="24"/>
+          <w:lang w:eastAsia="en-IN"/>
+        </w:rPr>
+        <w:t xml:space="preserve">where </w:t>
+      </w:r>
+      <w:proofErr w:type="spellStart"/>
+      <w:proofErr w:type="gramStart"/>
+      <w:r>
+        <w:rPr>
+          <w:rFonts w:ascii="Times New Roman" w:eastAsia="Times New Roman" w:hAnsi="Times New Roman" w:cs="Times New Roman"/>
+          <w:sz w:val="24"/>
+          <w:szCs w:val="24"/>
+          <w:lang w:eastAsia="en-IN"/>
+        </w:rPr>
+        <w:t>d.department</w:t>
+      </w:r>
+      <w:proofErr w:type="spellEnd"/>
+      <w:proofErr w:type="gramEnd"/>
+      <w:r>
+        <w:rPr>
+          <w:rFonts w:ascii="Times New Roman" w:eastAsia="Times New Roman" w:hAnsi="Times New Roman" w:cs="Times New Roman"/>
+          <w:sz w:val="24"/>
+          <w:szCs w:val="24"/>
+          <w:lang w:eastAsia="en-IN"/>
+        </w:rPr>
+        <w:t xml:space="preserve"> = "IT" </w:t>
       </w:r>
     </w:p>
     <w:p>
@@ -6918,8 +8821,41 @@
           <w:szCs w:val="24"/>
           <w:lang w:eastAsia="en-IN"/>
         </w:rPr>
-        <w:t>select d.department, count(*) as total_employees</w:t>
-      </w:r>
+        <w:t xml:space="preserve">select </w:t>
+      </w:r>
+      <w:proofErr w:type="spellStart"/>
+      <w:proofErr w:type="gramStart"/>
+      <w:r>
+        <w:rPr>
+          <w:rFonts w:ascii="Times New Roman" w:eastAsia="Times New Roman" w:hAnsi="Times New Roman" w:cs="Times New Roman"/>
+          <w:sz w:val="24"/>
+          <w:szCs w:val="24"/>
+          <w:lang w:eastAsia="en-IN"/>
+        </w:rPr>
+        <w:t>d.department</w:t>
+      </w:r>
+      <w:proofErr w:type="spellEnd"/>
+      <w:proofErr w:type="gramEnd"/>
+      <w:r>
+        <w:rPr>
+          <w:rFonts w:ascii="Times New Roman" w:eastAsia="Times New Roman" w:hAnsi="Times New Roman" w:cs="Times New Roman"/>
+          <w:sz w:val="24"/>
+          <w:szCs w:val="24"/>
+          <w:lang w:eastAsia="en-IN"/>
+        </w:rPr>
+        <w:t xml:space="preserve">, count(*) as </w:t>
+      </w:r>
+      <w:proofErr w:type="spellStart"/>
+      <w:r>
+        <w:rPr>
+          <w:rFonts w:ascii="Times New Roman" w:eastAsia="Times New Roman" w:hAnsi="Times New Roman" w:cs="Times New Roman"/>
+          <w:sz w:val="24"/>
+          <w:szCs w:val="24"/>
+          <w:lang w:eastAsia="en-IN"/>
+        </w:rPr>
+        <w:t>total_employees</w:t>
+      </w:r>
+      <w:proofErr w:type="spellEnd"/>
     </w:p>
     <w:p>
       <w:pPr>
@@ -6981,29 +8917,84 @@
           <w:szCs w:val="24"/>
           <w:lang w:eastAsia="en-IN"/>
         </w:rPr>
-        <w:t>on e.dept_id = d.dept_id</w:t>
-      </w:r>
-    </w:p>
-    <w:p>
-      <w:pPr>
-        <w:pStyle w:val="ListParagraph"/>
-        <w:spacing w:before="100" w:beforeAutospacing="1" w:after="100" w:afterAutospacing="1" w:line="240" w:lineRule="auto"/>
-        <w:rPr>
-          <w:rFonts w:ascii="Times New Roman" w:eastAsia="Times New Roman" w:hAnsi="Times New Roman" w:cs="Times New Roman"/>
-          <w:sz w:val="24"/>
-          <w:szCs w:val="24"/>
-          <w:lang w:eastAsia="en-IN"/>
-        </w:rPr>
-      </w:pPr>
-      <w:r>
-        <w:rPr>
-          <w:rFonts w:ascii="Times New Roman" w:eastAsia="Times New Roman" w:hAnsi="Times New Roman" w:cs="Times New Roman"/>
-          <w:sz w:val="24"/>
-          <w:szCs w:val="24"/>
-          <w:lang w:eastAsia="en-IN"/>
-        </w:rPr>
-        <w:t>group by d.department</w:t>
-      </w:r>
+        <w:t xml:space="preserve">on </w:t>
+      </w:r>
+      <w:proofErr w:type="spellStart"/>
+      <w:proofErr w:type="gramStart"/>
+      <w:r>
+        <w:rPr>
+          <w:rFonts w:ascii="Times New Roman" w:eastAsia="Times New Roman" w:hAnsi="Times New Roman" w:cs="Times New Roman"/>
+          <w:sz w:val="24"/>
+          <w:szCs w:val="24"/>
+          <w:lang w:eastAsia="en-IN"/>
+        </w:rPr>
+        <w:t>e.dept</w:t>
+      </w:r>
+      <w:proofErr w:type="gramEnd"/>
+      <w:r>
+        <w:rPr>
+          <w:rFonts w:ascii="Times New Roman" w:eastAsia="Times New Roman" w:hAnsi="Times New Roman" w:cs="Times New Roman"/>
+          <w:sz w:val="24"/>
+          <w:szCs w:val="24"/>
+          <w:lang w:eastAsia="en-IN"/>
+        </w:rPr>
+        <w:t>_id</w:t>
+      </w:r>
+      <w:proofErr w:type="spellEnd"/>
+      <w:r>
+        <w:rPr>
+          <w:rFonts w:ascii="Times New Roman" w:eastAsia="Times New Roman" w:hAnsi="Times New Roman" w:cs="Times New Roman"/>
+          <w:sz w:val="24"/>
+          <w:szCs w:val="24"/>
+          <w:lang w:eastAsia="en-IN"/>
+        </w:rPr>
+        <w:t xml:space="preserve"> = </w:t>
+      </w:r>
+      <w:proofErr w:type="spellStart"/>
+      <w:r>
+        <w:rPr>
+          <w:rFonts w:ascii="Times New Roman" w:eastAsia="Times New Roman" w:hAnsi="Times New Roman" w:cs="Times New Roman"/>
+          <w:sz w:val="24"/>
+          <w:szCs w:val="24"/>
+          <w:lang w:eastAsia="en-IN"/>
+        </w:rPr>
+        <w:t>d.dept_id</w:t>
+      </w:r>
+      <w:proofErr w:type="spellEnd"/>
+    </w:p>
+    <w:p>
+      <w:pPr>
+        <w:pStyle w:val="ListParagraph"/>
+        <w:spacing w:before="100" w:beforeAutospacing="1" w:after="100" w:afterAutospacing="1" w:line="240" w:lineRule="auto"/>
+        <w:rPr>
+          <w:rFonts w:ascii="Times New Roman" w:eastAsia="Times New Roman" w:hAnsi="Times New Roman" w:cs="Times New Roman"/>
+          <w:sz w:val="24"/>
+          <w:szCs w:val="24"/>
+          <w:lang w:eastAsia="en-IN"/>
+        </w:rPr>
+      </w:pPr>
+      <w:r>
+        <w:rPr>
+          <w:rFonts w:ascii="Times New Roman" w:eastAsia="Times New Roman" w:hAnsi="Times New Roman" w:cs="Times New Roman"/>
+          <w:sz w:val="24"/>
+          <w:szCs w:val="24"/>
+          <w:lang w:eastAsia="en-IN"/>
+        </w:rPr>
+        <w:t xml:space="preserve">group by </w:t>
+      </w:r>
+      <w:proofErr w:type="spellStart"/>
+      <w:proofErr w:type="gramStart"/>
+      <w:r>
+        <w:rPr>
+          <w:rFonts w:ascii="Times New Roman" w:eastAsia="Times New Roman" w:hAnsi="Times New Roman" w:cs="Times New Roman"/>
+          <w:sz w:val="24"/>
+          <w:szCs w:val="24"/>
+          <w:lang w:eastAsia="en-IN"/>
+        </w:rPr>
+        <w:t>d.department</w:t>
+      </w:r>
+      <w:proofErr w:type="spellEnd"/>
+      <w:proofErr w:type="gramEnd"/>
     </w:p>
     <w:p>
       <w:pPr>
@@ -7129,28 +9120,92 @@
           <w:szCs w:val="24"/>
           <w:lang w:eastAsia="en-IN"/>
         </w:rPr>
-        <w:t>on e.dept_id = d.dept_id</w:t>
-      </w:r>
-    </w:p>
-    <w:p>
-      <w:pPr>
-        <w:pStyle w:val="ListParagraph"/>
-        <w:spacing w:before="100" w:beforeAutospacing="1" w:after="100" w:afterAutospacing="1" w:line="240" w:lineRule="auto"/>
-        <w:rPr>
-          <w:rFonts w:ascii="Times New Roman" w:eastAsia="Times New Roman" w:hAnsi="Times New Roman" w:cs="Times New Roman"/>
-          <w:sz w:val="24"/>
-          <w:szCs w:val="24"/>
-          <w:lang w:eastAsia="en-IN"/>
-        </w:rPr>
-      </w:pPr>
-      <w:r>
-        <w:rPr>
-          <w:rFonts w:ascii="Times New Roman" w:eastAsia="Times New Roman" w:hAnsi="Times New Roman" w:cs="Times New Roman"/>
-          <w:sz w:val="24"/>
-          <w:szCs w:val="24"/>
-          <w:lang w:eastAsia="en-IN"/>
-        </w:rPr>
-        <w:t>where d.department = "Finance"</w:t>
+        <w:t xml:space="preserve">on </w:t>
+      </w:r>
+      <w:proofErr w:type="spellStart"/>
+      <w:proofErr w:type="gramStart"/>
+      <w:r>
+        <w:rPr>
+          <w:rFonts w:ascii="Times New Roman" w:eastAsia="Times New Roman" w:hAnsi="Times New Roman" w:cs="Times New Roman"/>
+          <w:sz w:val="24"/>
+          <w:szCs w:val="24"/>
+          <w:lang w:eastAsia="en-IN"/>
+        </w:rPr>
+        <w:t>e.dept</w:t>
+      </w:r>
+      <w:proofErr w:type="gramEnd"/>
+      <w:r>
+        <w:rPr>
+          <w:rFonts w:ascii="Times New Roman" w:eastAsia="Times New Roman" w:hAnsi="Times New Roman" w:cs="Times New Roman"/>
+          <w:sz w:val="24"/>
+          <w:szCs w:val="24"/>
+          <w:lang w:eastAsia="en-IN"/>
+        </w:rPr>
+        <w:t>_id</w:t>
+      </w:r>
+      <w:proofErr w:type="spellEnd"/>
+      <w:r>
+        <w:rPr>
+          <w:rFonts w:ascii="Times New Roman" w:eastAsia="Times New Roman" w:hAnsi="Times New Roman" w:cs="Times New Roman"/>
+          <w:sz w:val="24"/>
+          <w:szCs w:val="24"/>
+          <w:lang w:eastAsia="en-IN"/>
+        </w:rPr>
+        <w:t xml:space="preserve"> = </w:t>
+      </w:r>
+      <w:proofErr w:type="spellStart"/>
+      <w:r>
+        <w:rPr>
+          <w:rFonts w:ascii="Times New Roman" w:eastAsia="Times New Roman" w:hAnsi="Times New Roman" w:cs="Times New Roman"/>
+          <w:sz w:val="24"/>
+          <w:szCs w:val="24"/>
+          <w:lang w:eastAsia="en-IN"/>
+        </w:rPr>
+        <w:t>d.dept_id</w:t>
+      </w:r>
+      <w:proofErr w:type="spellEnd"/>
+    </w:p>
+    <w:p>
+      <w:pPr>
+        <w:pStyle w:val="ListParagraph"/>
+        <w:spacing w:before="100" w:beforeAutospacing="1" w:after="100" w:afterAutospacing="1" w:line="240" w:lineRule="auto"/>
+        <w:rPr>
+          <w:rFonts w:ascii="Times New Roman" w:eastAsia="Times New Roman" w:hAnsi="Times New Roman" w:cs="Times New Roman"/>
+          <w:sz w:val="24"/>
+          <w:szCs w:val="24"/>
+          <w:lang w:eastAsia="en-IN"/>
+        </w:rPr>
+      </w:pPr>
+      <w:r>
+        <w:rPr>
+          <w:rFonts w:ascii="Times New Roman" w:eastAsia="Times New Roman" w:hAnsi="Times New Roman" w:cs="Times New Roman"/>
+          <w:sz w:val="24"/>
+          <w:szCs w:val="24"/>
+          <w:lang w:eastAsia="en-IN"/>
+        </w:rPr>
+        <w:t xml:space="preserve">where </w:t>
+      </w:r>
+      <w:proofErr w:type="spellStart"/>
+      <w:proofErr w:type="gramStart"/>
+      <w:r>
+        <w:rPr>
+          <w:rFonts w:ascii="Times New Roman" w:eastAsia="Times New Roman" w:hAnsi="Times New Roman" w:cs="Times New Roman"/>
+          <w:sz w:val="24"/>
+          <w:szCs w:val="24"/>
+          <w:lang w:eastAsia="en-IN"/>
+        </w:rPr>
+        <w:t>d.department</w:t>
+      </w:r>
+      <w:proofErr w:type="spellEnd"/>
+      <w:proofErr w:type="gramEnd"/>
+      <w:r>
+        <w:rPr>
+          <w:rFonts w:ascii="Times New Roman" w:eastAsia="Times New Roman" w:hAnsi="Times New Roman" w:cs="Times New Roman"/>
+          <w:sz w:val="24"/>
+          <w:szCs w:val="24"/>
+          <w:lang w:eastAsia="en-IN"/>
+        </w:rPr>
+        <w:t xml:space="preserve"> = "Finance"</w:t>
       </w:r>
     </w:p>
     <w:p>
@@ -7202,8 +9257,41 @@
           <w:szCs w:val="24"/>
           <w:lang w:eastAsia="en-IN"/>
         </w:rPr>
-        <w:t>select e.name, d.department, e.salary</w:t>
-      </w:r>
+        <w:t xml:space="preserve">select e.name, </w:t>
+      </w:r>
+      <w:proofErr w:type="spellStart"/>
+      <w:proofErr w:type="gramStart"/>
+      <w:r>
+        <w:rPr>
+          <w:rFonts w:ascii="Times New Roman" w:eastAsia="Times New Roman" w:hAnsi="Times New Roman" w:cs="Times New Roman"/>
+          <w:sz w:val="24"/>
+          <w:szCs w:val="24"/>
+          <w:lang w:eastAsia="en-IN"/>
+        </w:rPr>
+        <w:t>d.department</w:t>
+      </w:r>
+      <w:proofErr w:type="spellEnd"/>
+      <w:proofErr w:type="gramEnd"/>
+      <w:r>
+        <w:rPr>
+          <w:rFonts w:ascii="Times New Roman" w:eastAsia="Times New Roman" w:hAnsi="Times New Roman" w:cs="Times New Roman"/>
+          <w:sz w:val="24"/>
+          <w:szCs w:val="24"/>
+          <w:lang w:eastAsia="en-IN"/>
+        </w:rPr>
+        <w:t xml:space="preserve">, </w:t>
+      </w:r>
+      <w:proofErr w:type="spellStart"/>
+      <w:r>
+        <w:rPr>
+          <w:rFonts w:ascii="Times New Roman" w:eastAsia="Times New Roman" w:hAnsi="Times New Roman" w:cs="Times New Roman"/>
+          <w:sz w:val="24"/>
+          <w:szCs w:val="24"/>
+          <w:lang w:eastAsia="en-IN"/>
+        </w:rPr>
+        <w:t>e.salary</w:t>
+      </w:r>
+      <w:proofErr w:type="spellEnd"/>
     </w:p>
     <w:p>
       <w:pPr>
@@ -7265,29 +9353,82 @@
           <w:szCs w:val="24"/>
           <w:lang w:eastAsia="en-IN"/>
         </w:rPr>
-        <w:t>on e.dept_id = d.dept_id</w:t>
-      </w:r>
-    </w:p>
-    <w:p>
-      <w:pPr>
-        <w:pStyle w:val="ListParagraph"/>
-        <w:spacing w:before="100" w:beforeAutospacing="1" w:after="100" w:afterAutospacing="1" w:line="240" w:lineRule="auto"/>
-        <w:rPr>
-          <w:rFonts w:ascii="Times New Roman" w:eastAsia="Times New Roman" w:hAnsi="Times New Roman" w:cs="Times New Roman"/>
-          <w:sz w:val="24"/>
-          <w:szCs w:val="24"/>
-          <w:lang w:eastAsia="en-IN"/>
-        </w:rPr>
-      </w:pPr>
-      <w:r>
-        <w:rPr>
-          <w:rFonts w:ascii="Times New Roman" w:eastAsia="Times New Roman" w:hAnsi="Times New Roman" w:cs="Times New Roman"/>
-          <w:sz w:val="24"/>
-          <w:szCs w:val="24"/>
-          <w:lang w:eastAsia="en-IN"/>
-        </w:rPr>
-        <w:t>order by salary desc</w:t>
-      </w:r>
+        <w:t xml:space="preserve">on </w:t>
+      </w:r>
+      <w:proofErr w:type="spellStart"/>
+      <w:proofErr w:type="gramStart"/>
+      <w:r>
+        <w:rPr>
+          <w:rFonts w:ascii="Times New Roman" w:eastAsia="Times New Roman" w:hAnsi="Times New Roman" w:cs="Times New Roman"/>
+          <w:sz w:val="24"/>
+          <w:szCs w:val="24"/>
+          <w:lang w:eastAsia="en-IN"/>
+        </w:rPr>
+        <w:t>e.dept</w:t>
+      </w:r>
+      <w:proofErr w:type="gramEnd"/>
+      <w:r>
+        <w:rPr>
+          <w:rFonts w:ascii="Times New Roman" w:eastAsia="Times New Roman" w:hAnsi="Times New Roman" w:cs="Times New Roman"/>
+          <w:sz w:val="24"/>
+          <w:szCs w:val="24"/>
+          <w:lang w:eastAsia="en-IN"/>
+        </w:rPr>
+        <w:t>_id</w:t>
+      </w:r>
+      <w:proofErr w:type="spellEnd"/>
+      <w:r>
+        <w:rPr>
+          <w:rFonts w:ascii="Times New Roman" w:eastAsia="Times New Roman" w:hAnsi="Times New Roman" w:cs="Times New Roman"/>
+          <w:sz w:val="24"/>
+          <w:szCs w:val="24"/>
+          <w:lang w:eastAsia="en-IN"/>
+        </w:rPr>
+        <w:t xml:space="preserve"> = </w:t>
+      </w:r>
+      <w:proofErr w:type="spellStart"/>
+      <w:r>
+        <w:rPr>
+          <w:rFonts w:ascii="Times New Roman" w:eastAsia="Times New Roman" w:hAnsi="Times New Roman" w:cs="Times New Roman"/>
+          <w:sz w:val="24"/>
+          <w:szCs w:val="24"/>
+          <w:lang w:eastAsia="en-IN"/>
+        </w:rPr>
+        <w:t>d.dept_id</w:t>
+      </w:r>
+      <w:proofErr w:type="spellEnd"/>
+    </w:p>
+    <w:p>
+      <w:pPr>
+        <w:pStyle w:val="ListParagraph"/>
+        <w:spacing w:before="100" w:beforeAutospacing="1" w:after="100" w:afterAutospacing="1" w:line="240" w:lineRule="auto"/>
+        <w:rPr>
+          <w:rFonts w:ascii="Times New Roman" w:eastAsia="Times New Roman" w:hAnsi="Times New Roman" w:cs="Times New Roman"/>
+          <w:sz w:val="24"/>
+          <w:szCs w:val="24"/>
+          <w:lang w:eastAsia="en-IN"/>
+        </w:rPr>
+      </w:pPr>
+      <w:r>
+        <w:rPr>
+          <w:rFonts w:ascii="Times New Roman" w:eastAsia="Times New Roman" w:hAnsi="Times New Roman" w:cs="Times New Roman"/>
+          <w:sz w:val="24"/>
+          <w:szCs w:val="24"/>
+          <w:lang w:eastAsia="en-IN"/>
+        </w:rPr>
+        <w:t xml:space="preserve">order by salary </w:t>
+      </w:r>
+      <w:proofErr w:type="spellStart"/>
+      <w:r>
+        <w:rPr>
+          <w:rFonts w:ascii="Times New Roman" w:eastAsia="Times New Roman" w:hAnsi="Times New Roman" w:cs="Times New Roman"/>
+          <w:sz w:val="24"/>
+          <w:szCs w:val="24"/>
+          <w:lang w:eastAsia="en-IN"/>
+        </w:rPr>
+        <w:t>desc</w:t>
+      </w:r>
+      <w:proofErr w:type="spellEnd"/>
     </w:p>
     <w:p>
       <w:pPr>
@@ -7401,7 +9542,47 @@
           <w:szCs w:val="24"/>
           <w:lang w:eastAsia="en-IN"/>
         </w:rPr>
-        <w:t>(select avg(salary)</w:t>
+        <w:t>(</w:t>
+      </w:r>
+      <w:proofErr w:type="gramStart"/>
+      <w:r>
+        <w:rPr>
+          <w:rFonts w:ascii="Times New Roman" w:eastAsia="Times New Roman" w:hAnsi="Times New Roman" w:cs="Times New Roman"/>
+          <w:sz w:val="24"/>
+          <w:szCs w:val="24"/>
+          <w:lang w:eastAsia="en-IN"/>
+        </w:rPr>
+        <w:t>select</w:t>
+      </w:r>
+      <w:proofErr w:type="gramEnd"/>
+      <w:r>
+        <w:rPr>
+          <w:rFonts w:ascii="Times New Roman" w:eastAsia="Times New Roman" w:hAnsi="Times New Roman" w:cs="Times New Roman"/>
+          <w:sz w:val="24"/>
+          <w:szCs w:val="24"/>
+          <w:lang w:eastAsia="en-IN"/>
+        </w:rPr>
+        <w:t xml:space="preserve"> </w:t>
+      </w:r>
+      <w:proofErr w:type="spellStart"/>
+      <w:r>
+        <w:rPr>
+          <w:rFonts w:ascii="Times New Roman" w:eastAsia="Times New Roman" w:hAnsi="Times New Roman" w:cs="Times New Roman"/>
+          <w:sz w:val="24"/>
+          <w:szCs w:val="24"/>
+          <w:lang w:eastAsia="en-IN"/>
+        </w:rPr>
+        <w:t>avg</w:t>
+      </w:r>
+      <w:proofErr w:type="spellEnd"/>
+      <w:r>
+        <w:rPr>
+          <w:rFonts w:ascii="Times New Roman" w:eastAsia="Times New Roman" w:hAnsi="Times New Roman" w:cs="Times New Roman"/>
+          <w:sz w:val="24"/>
+          <w:szCs w:val="24"/>
+          <w:lang w:eastAsia="en-IN"/>
+        </w:rPr>
+        <w:t>(salary)</w:t>
       </w:r>
     </w:p>
     <w:p>
@@ -7719,50 +9900,154 @@
           <w:szCs w:val="24"/>
           <w:lang w:eastAsia="en-IN"/>
         </w:rPr>
-        <w:t>on e.dept_id = d.dept_id</w:t>
-      </w:r>
-    </w:p>
-    <w:p>
-      <w:pPr>
-        <w:pStyle w:val="ListParagraph"/>
-        <w:spacing w:before="100" w:beforeAutospacing="1" w:after="100" w:afterAutospacing="1" w:line="240" w:lineRule="auto"/>
-        <w:rPr>
-          <w:rFonts w:ascii="Times New Roman" w:eastAsia="Times New Roman" w:hAnsi="Times New Roman" w:cs="Times New Roman"/>
-          <w:sz w:val="24"/>
-          <w:szCs w:val="24"/>
-          <w:lang w:eastAsia="en-IN"/>
-        </w:rPr>
-      </w:pPr>
-      <w:r>
-        <w:rPr>
-          <w:rFonts w:ascii="Times New Roman" w:eastAsia="Times New Roman" w:hAnsi="Times New Roman" w:cs="Times New Roman"/>
-          <w:sz w:val="24"/>
-          <w:szCs w:val="24"/>
-          <w:lang w:eastAsia="en-IN"/>
-        </w:rPr>
-        <w:t xml:space="preserve">where d.dept_id = </w:t>
-      </w:r>
-    </w:p>
-    <w:p>
-      <w:pPr>
-        <w:pStyle w:val="ListParagraph"/>
-        <w:spacing w:before="100" w:beforeAutospacing="1" w:after="100" w:afterAutospacing="1" w:line="240" w:lineRule="auto"/>
-        <w:rPr>
-          <w:rFonts w:ascii="Times New Roman" w:eastAsia="Times New Roman" w:hAnsi="Times New Roman" w:cs="Times New Roman"/>
-          <w:sz w:val="24"/>
-          <w:szCs w:val="24"/>
-          <w:lang w:eastAsia="en-IN"/>
-        </w:rPr>
-      </w:pPr>
-      <w:r>
-        <w:rPr>
-          <w:rFonts w:ascii="Times New Roman" w:eastAsia="Times New Roman" w:hAnsi="Times New Roman" w:cs="Times New Roman"/>
-          <w:sz w:val="24"/>
-          <w:szCs w:val="24"/>
-          <w:lang w:eastAsia="en-IN"/>
-        </w:rPr>
-        <w:t>(select dept_id</w:t>
-      </w:r>
+        <w:t xml:space="preserve">on </w:t>
+      </w:r>
+      <w:proofErr w:type="spellStart"/>
+      <w:proofErr w:type="gramStart"/>
+      <w:r>
+        <w:rPr>
+          <w:rFonts w:ascii="Times New Roman" w:eastAsia="Times New Roman" w:hAnsi="Times New Roman" w:cs="Times New Roman"/>
+          <w:sz w:val="24"/>
+          <w:szCs w:val="24"/>
+          <w:lang w:eastAsia="en-IN"/>
+        </w:rPr>
+        <w:t>e.dept</w:t>
+      </w:r>
+      <w:proofErr w:type="gramEnd"/>
+      <w:r>
+        <w:rPr>
+          <w:rFonts w:ascii="Times New Roman" w:eastAsia="Times New Roman" w:hAnsi="Times New Roman" w:cs="Times New Roman"/>
+          <w:sz w:val="24"/>
+          <w:szCs w:val="24"/>
+          <w:lang w:eastAsia="en-IN"/>
+        </w:rPr>
+        <w:t>_id</w:t>
+      </w:r>
+      <w:proofErr w:type="spellEnd"/>
+      <w:r>
+        <w:rPr>
+          <w:rFonts w:ascii="Times New Roman" w:eastAsia="Times New Roman" w:hAnsi="Times New Roman" w:cs="Times New Roman"/>
+          <w:sz w:val="24"/>
+          <w:szCs w:val="24"/>
+          <w:lang w:eastAsia="en-IN"/>
+        </w:rPr>
+        <w:t xml:space="preserve"> = </w:t>
+      </w:r>
+      <w:proofErr w:type="spellStart"/>
+      <w:r>
+        <w:rPr>
+          <w:rFonts w:ascii="Times New Roman" w:eastAsia="Times New Roman" w:hAnsi="Times New Roman" w:cs="Times New Roman"/>
+          <w:sz w:val="24"/>
+          <w:szCs w:val="24"/>
+          <w:lang w:eastAsia="en-IN"/>
+        </w:rPr>
+        <w:t>d.dept_id</w:t>
+      </w:r>
+      <w:proofErr w:type="spellEnd"/>
+    </w:p>
+    <w:p>
+      <w:pPr>
+        <w:pStyle w:val="ListParagraph"/>
+        <w:spacing w:before="100" w:beforeAutospacing="1" w:after="100" w:afterAutospacing="1" w:line="240" w:lineRule="auto"/>
+        <w:rPr>
+          <w:rFonts w:ascii="Times New Roman" w:eastAsia="Times New Roman" w:hAnsi="Times New Roman" w:cs="Times New Roman"/>
+          <w:sz w:val="24"/>
+          <w:szCs w:val="24"/>
+          <w:lang w:eastAsia="en-IN"/>
+        </w:rPr>
+      </w:pPr>
+      <w:r>
+        <w:rPr>
+          <w:rFonts w:ascii="Times New Roman" w:eastAsia="Times New Roman" w:hAnsi="Times New Roman" w:cs="Times New Roman"/>
+          <w:sz w:val="24"/>
+          <w:szCs w:val="24"/>
+          <w:lang w:eastAsia="en-IN"/>
+        </w:rPr>
+        <w:t xml:space="preserve">where </w:t>
+      </w:r>
+      <w:proofErr w:type="spellStart"/>
+      <w:proofErr w:type="gramStart"/>
+      <w:r>
+        <w:rPr>
+          <w:rFonts w:ascii="Times New Roman" w:eastAsia="Times New Roman" w:hAnsi="Times New Roman" w:cs="Times New Roman"/>
+          <w:sz w:val="24"/>
+          <w:szCs w:val="24"/>
+          <w:lang w:eastAsia="en-IN"/>
+        </w:rPr>
+        <w:t>d.dept</w:t>
+      </w:r>
+      <w:proofErr w:type="gramEnd"/>
+      <w:r>
+        <w:rPr>
+          <w:rFonts w:ascii="Times New Roman" w:eastAsia="Times New Roman" w:hAnsi="Times New Roman" w:cs="Times New Roman"/>
+          <w:sz w:val="24"/>
+          <w:szCs w:val="24"/>
+          <w:lang w:eastAsia="en-IN"/>
+        </w:rPr>
+        <w:t>_id</w:t>
+      </w:r>
+      <w:proofErr w:type="spellEnd"/>
+      <w:r>
+        <w:rPr>
+          <w:rFonts w:ascii="Times New Roman" w:eastAsia="Times New Roman" w:hAnsi="Times New Roman" w:cs="Times New Roman"/>
+          <w:sz w:val="24"/>
+          <w:szCs w:val="24"/>
+          <w:lang w:eastAsia="en-IN"/>
+        </w:rPr>
+        <w:t xml:space="preserve"> = </w:t>
+      </w:r>
+    </w:p>
+    <w:p>
+      <w:pPr>
+        <w:pStyle w:val="ListParagraph"/>
+        <w:spacing w:before="100" w:beforeAutospacing="1" w:after="100" w:afterAutospacing="1" w:line="240" w:lineRule="auto"/>
+        <w:rPr>
+          <w:rFonts w:ascii="Times New Roman" w:eastAsia="Times New Roman" w:hAnsi="Times New Roman" w:cs="Times New Roman"/>
+          <w:sz w:val="24"/>
+          <w:szCs w:val="24"/>
+          <w:lang w:eastAsia="en-IN"/>
+        </w:rPr>
+      </w:pPr>
+      <w:r>
+        <w:rPr>
+          <w:rFonts w:ascii="Times New Roman" w:eastAsia="Times New Roman" w:hAnsi="Times New Roman" w:cs="Times New Roman"/>
+          <w:sz w:val="24"/>
+          <w:szCs w:val="24"/>
+          <w:lang w:eastAsia="en-IN"/>
+        </w:rPr>
+        <w:t>(</w:t>
+      </w:r>
+      <w:proofErr w:type="gramStart"/>
+      <w:r>
+        <w:rPr>
+          <w:rFonts w:ascii="Times New Roman" w:eastAsia="Times New Roman" w:hAnsi="Times New Roman" w:cs="Times New Roman"/>
+          <w:sz w:val="24"/>
+          <w:szCs w:val="24"/>
+          <w:lang w:eastAsia="en-IN"/>
+        </w:rPr>
+        <w:t>select</w:t>
+      </w:r>
+      <w:proofErr w:type="gramEnd"/>
+      <w:r>
+        <w:rPr>
+          <w:rFonts w:ascii="Times New Roman" w:eastAsia="Times New Roman" w:hAnsi="Times New Roman" w:cs="Times New Roman"/>
+          <w:sz w:val="24"/>
+          <w:szCs w:val="24"/>
+          <w:lang w:eastAsia="en-IN"/>
+        </w:rPr>
+        <w:t xml:space="preserve"> </w:t>
+      </w:r>
+      <w:proofErr w:type="spellStart"/>
+      <w:r>
+        <w:rPr>
+          <w:rFonts w:ascii="Times New Roman" w:eastAsia="Times New Roman" w:hAnsi="Times New Roman" w:cs="Times New Roman"/>
+          <w:sz w:val="24"/>
+          <w:szCs w:val="24"/>
+          <w:lang w:eastAsia="en-IN"/>
+        </w:rPr>
+        <w:t>dept_id</w:t>
+      </w:r>
+      <w:proofErr w:type="spellEnd"/>
     </w:p>
     <w:p>
       <w:pPr>
@@ -7803,7 +10088,27 @@
           <w:szCs w:val="24"/>
           <w:lang w:eastAsia="en-IN"/>
         </w:rPr>
-        <w:t xml:space="preserve"> where name="alice"</w:t>
+        <w:t xml:space="preserve"> where name="</w:t>
+      </w:r>
+      <w:proofErr w:type="spellStart"/>
+      <w:r>
+        <w:rPr>
+          <w:rFonts w:ascii="Times New Roman" w:eastAsia="Times New Roman" w:hAnsi="Times New Roman" w:cs="Times New Roman"/>
+          <w:sz w:val="24"/>
+          <w:szCs w:val="24"/>
+          <w:lang w:eastAsia="en-IN"/>
+        </w:rPr>
+        <w:t>alice</w:t>
+      </w:r>
+      <w:proofErr w:type="spellEnd"/>
+      <w:r>
+        <w:rPr>
+          <w:rFonts w:ascii="Times New Roman" w:eastAsia="Times New Roman" w:hAnsi="Times New Roman" w:cs="Times New Roman"/>
+          <w:sz w:val="24"/>
+          <w:szCs w:val="24"/>
+          <w:lang w:eastAsia="en-IN"/>
+        </w:rPr>
+        <w:t>"</w:t>
       </w:r>
     </w:p>
     <w:p>
@@ -7932,7 +10237,27 @@
           <w:szCs w:val="24"/>
           <w:lang w:eastAsia="en-IN"/>
         </w:rPr>
-        <w:t>(select salary</w:t>
+        <w:t>(</w:t>
+      </w:r>
+      <w:proofErr w:type="gramStart"/>
+      <w:r>
+        <w:rPr>
+          <w:rFonts w:ascii="Times New Roman" w:eastAsia="Times New Roman" w:hAnsi="Times New Roman" w:cs="Times New Roman"/>
+          <w:sz w:val="24"/>
+          <w:szCs w:val="24"/>
+          <w:lang w:eastAsia="en-IN"/>
+        </w:rPr>
+        <w:t>select</w:t>
+      </w:r>
+      <w:proofErr w:type="gramEnd"/>
+      <w:r>
+        <w:rPr>
+          <w:rFonts w:ascii="Times New Roman" w:eastAsia="Times New Roman" w:hAnsi="Times New Roman" w:cs="Times New Roman"/>
+          <w:sz w:val="24"/>
+          <w:szCs w:val="24"/>
+          <w:lang w:eastAsia="en-IN"/>
+        </w:rPr>
+        <w:t xml:space="preserve"> salary</w:t>
       </w:r>
     </w:p>
     <w:p>
@@ -8107,8 +10432,21 @@
           <w:szCs w:val="24"/>
           <w:lang w:eastAsia="en-IN"/>
         </w:rPr>
-        <w:t>select d.department</w:t>
-      </w:r>
+        <w:t xml:space="preserve">select </w:t>
+      </w:r>
+      <w:proofErr w:type="spellStart"/>
+      <w:proofErr w:type="gramStart"/>
+      <w:r>
+        <w:rPr>
+          <w:rFonts w:ascii="Times New Roman" w:eastAsia="Times New Roman" w:hAnsi="Times New Roman" w:cs="Times New Roman"/>
+          <w:sz w:val="24"/>
+          <w:szCs w:val="24"/>
+          <w:lang w:eastAsia="en-IN"/>
+        </w:rPr>
+        <w:t>d.department</w:t>
+      </w:r>
+      <w:proofErr w:type="spellEnd"/>
+      <w:proofErr w:type="gramEnd"/>
     </w:p>
     <w:p>
       <w:pPr>
@@ -8170,50 +10508,154 @@
           <w:szCs w:val="24"/>
           <w:lang w:eastAsia="en-IN"/>
         </w:rPr>
-        <w:t>on e.dept_id = d.dept_id</w:t>
-      </w:r>
-    </w:p>
-    <w:p>
-      <w:pPr>
-        <w:pStyle w:val="ListParagraph"/>
-        <w:spacing w:before="100" w:beforeAutospacing="1" w:after="100" w:afterAutospacing="1" w:line="240" w:lineRule="auto"/>
-        <w:rPr>
-          <w:rFonts w:ascii="Times New Roman" w:eastAsia="Times New Roman" w:hAnsi="Times New Roman" w:cs="Times New Roman"/>
-          <w:sz w:val="24"/>
-          <w:szCs w:val="24"/>
-          <w:lang w:eastAsia="en-IN"/>
-        </w:rPr>
-      </w:pPr>
-      <w:r>
-        <w:rPr>
-          <w:rFonts w:ascii="Times New Roman" w:eastAsia="Times New Roman" w:hAnsi="Times New Roman" w:cs="Times New Roman"/>
-          <w:sz w:val="24"/>
-          <w:szCs w:val="24"/>
-          <w:lang w:eastAsia="en-IN"/>
-        </w:rPr>
-        <w:t xml:space="preserve">where e.dept_id = </w:t>
-      </w:r>
-    </w:p>
-    <w:p>
-      <w:pPr>
-        <w:pStyle w:val="ListParagraph"/>
-        <w:spacing w:before="100" w:beforeAutospacing="1" w:after="100" w:afterAutospacing="1" w:line="240" w:lineRule="auto"/>
-        <w:rPr>
-          <w:rFonts w:ascii="Times New Roman" w:eastAsia="Times New Roman" w:hAnsi="Times New Roman" w:cs="Times New Roman"/>
-          <w:sz w:val="24"/>
-          <w:szCs w:val="24"/>
-          <w:lang w:eastAsia="en-IN"/>
-        </w:rPr>
-      </w:pPr>
-      <w:r>
-        <w:rPr>
-          <w:rFonts w:ascii="Times New Roman" w:eastAsia="Times New Roman" w:hAnsi="Times New Roman" w:cs="Times New Roman"/>
-          <w:sz w:val="24"/>
-          <w:szCs w:val="24"/>
-          <w:lang w:eastAsia="en-IN"/>
-        </w:rPr>
-        <w:t>(select dept_id</w:t>
-      </w:r>
+        <w:t xml:space="preserve">on </w:t>
+      </w:r>
+      <w:proofErr w:type="spellStart"/>
+      <w:proofErr w:type="gramStart"/>
+      <w:r>
+        <w:rPr>
+          <w:rFonts w:ascii="Times New Roman" w:eastAsia="Times New Roman" w:hAnsi="Times New Roman" w:cs="Times New Roman"/>
+          <w:sz w:val="24"/>
+          <w:szCs w:val="24"/>
+          <w:lang w:eastAsia="en-IN"/>
+        </w:rPr>
+        <w:t>e.dept</w:t>
+      </w:r>
+      <w:proofErr w:type="gramEnd"/>
+      <w:r>
+        <w:rPr>
+          <w:rFonts w:ascii="Times New Roman" w:eastAsia="Times New Roman" w:hAnsi="Times New Roman" w:cs="Times New Roman"/>
+          <w:sz w:val="24"/>
+          <w:szCs w:val="24"/>
+          <w:lang w:eastAsia="en-IN"/>
+        </w:rPr>
+        <w:t>_id</w:t>
+      </w:r>
+      <w:proofErr w:type="spellEnd"/>
+      <w:r>
+        <w:rPr>
+          <w:rFonts w:ascii="Times New Roman" w:eastAsia="Times New Roman" w:hAnsi="Times New Roman" w:cs="Times New Roman"/>
+          <w:sz w:val="24"/>
+          <w:szCs w:val="24"/>
+          <w:lang w:eastAsia="en-IN"/>
+        </w:rPr>
+        <w:t xml:space="preserve"> = </w:t>
+      </w:r>
+      <w:proofErr w:type="spellStart"/>
+      <w:r>
+        <w:rPr>
+          <w:rFonts w:ascii="Times New Roman" w:eastAsia="Times New Roman" w:hAnsi="Times New Roman" w:cs="Times New Roman"/>
+          <w:sz w:val="24"/>
+          <w:szCs w:val="24"/>
+          <w:lang w:eastAsia="en-IN"/>
+        </w:rPr>
+        <w:t>d.dept_id</w:t>
+      </w:r>
+      <w:proofErr w:type="spellEnd"/>
+    </w:p>
+    <w:p>
+      <w:pPr>
+        <w:pStyle w:val="ListParagraph"/>
+        <w:spacing w:before="100" w:beforeAutospacing="1" w:after="100" w:afterAutospacing="1" w:line="240" w:lineRule="auto"/>
+        <w:rPr>
+          <w:rFonts w:ascii="Times New Roman" w:eastAsia="Times New Roman" w:hAnsi="Times New Roman" w:cs="Times New Roman"/>
+          <w:sz w:val="24"/>
+          <w:szCs w:val="24"/>
+          <w:lang w:eastAsia="en-IN"/>
+        </w:rPr>
+      </w:pPr>
+      <w:r>
+        <w:rPr>
+          <w:rFonts w:ascii="Times New Roman" w:eastAsia="Times New Roman" w:hAnsi="Times New Roman" w:cs="Times New Roman"/>
+          <w:sz w:val="24"/>
+          <w:szCs w:val="24"/>
+          <w:lang w:eastAsia="en-IN"/>
+        </w:rPr>
+        <w:t xml:space="preserve">where </w:t>
+      </w:r>
+      <w:proofErr w:type="spellStart"/>
+      <w:proofErr w:type="gramStart"/>
+      <w:r>
+        <w:rPr>
+          <w:rFonts w:ascii="Times New Roman" w:eastAsia="Times New Roman" w:hAnsi="Times New Roman" w:cs="Times New Roman"/>
+          <w:sz w:val="24"/>
+          <w:szCs w:val="24"/>
+          <w:lang w:eastAsia="en-IN"/>
+        </w:rPr>
+        <w:t>e.dept</w:t>
+      </w:r>
+      <w:proofErr w:type="gramEnd"/>
+      <w:r>
+        <w:rPr>
+          <w:rFonts w:ascii="Times New Roman" w:eastAsia="Times New Roman" w:hAnsi="Times New Roman" w:cs="Times New Roman"/>
+          <w:sz w:val="24"/>
+          <w:szCs w:val="24"/>
+          <w:lang w:eastAsia="en-IN"/>
+        </w:rPr>
+        <w:t>_id</w:t>
+      </w:r>
+      <w:proofErr w:type="spellEnd"/>
+      <w:r>
+        <w:rPr>
+          <w:rFonts w:ascii="Times New Roman" w:eastAsia="Times New Roman" w:hAnsi="Times New Roman" w:cs="Times New Roman"/>
+          <w:sz w:val="24"/>
+          <w:szCs w:val="24"/>
+          <w:lang w:eastAsia="en-IN"/>
+        </w:rPr>
+        <w:t xml:space="preserve"> = </w:t>
+      </w:r>
+    </w:p>
+    <w:p>
+      <w:pPr>
+        <w:pStyle w:val="ListParagraph"/>
+        <w:spacing w:before="100" w:beforeAutospacing="1" w:after="100" w:afterAutospacing="1" w:line="240" w:lineRule="auto"/>
+        <w:rPr>
+          <w:rFonts w:ascii="Times New Roman" w:eastAsia="Times New Roman" w:hAnsi="Times New Roman" w:cs="Times New Roman"/>
+          <w:sz w:val="24"/>
+          <w:szCs w:val="24"/>
+          <w:lang w:eastAsia="en-IN"/>
+        </w:rPr>
+      </w:pPr>
+      <w:r>
+        <w:rPr>
+          <w:rFonts w:ascii="Times New Roman" w:eastAsia="Times New Roman" w:hAnsi="Times New Roman" w:cs="Times New Roman"/>
+          <w:sz w:val="24"/>
+          <w:szCs w:val="24"/>
+          <w:lang w:eastAsia="en-IN"/>
+        </w:rPr>
+        <w:t>(</w:t>
+      </w:r>
+      <w:proofErr w:type="gramStart"/>
+      <w:r>
+        <w:rPr>
+          <w:rFonts w:ascii="Times New Roman" w:eastAsia="Times New Roman" w:hAnsi="Times New Roman" w:cs="Times New Roman"/>
+          <w:sz w:val="24"/>
+          <w:szCs w:val="24"/>
+          <w:lang w:eastAsia="en-IN"/>
+        </w:rPr>
+        <w:t>select</w:t>
+      </w:r>
+      <w:proofErr w:type="gramEnd"/>
+      <w:r>
+        <w:rPr>
+          <w:rFonts w:ascii="Times New Roman" w:eastAsia="Times New Roman" w:hAnsi="Times New Roman" w:cs="Times New Roman"/>
+          <w:sz w:val="24"/>
+          <w:szCs w:val="24"/>
+          <w:lang w:eastAsia="en-IN"/>
+        </w:rPr>
+        <w:t xml:space="preserve"> </w:t>
+      </w:r>
+      <w:proofErr w:type="spellStart"/>
+      <w:r>
+        <w:rPr>
+          <w:rFonts w:ascii="Times New Roman" w:eastAsia="Times New Roman" w:hAnsi="Times New Roman" w:cs="Times New Roman"/>
+          <w:sz w:val="24"/>
+          <w:szCs w:val="24"/>
+          <w:lang w:eastAsia="en-IN"/>
+        </w:rPr>
+        <w:t>dept_id</w:t>
+      </w:r>
+      <w:proofErr w:type="spellEnd"/>
     </w:p>
     <w:p>
       <w:pPr>
@@ -8565,7 +11007,27 @@
           <w:szCs w:val="24"/>
           <w:lang w:eastAsia="en-IN"/>
         </w:rPr>
-        <w:t>(select max(salary)</w:t>
+        <w:t>(</w:t>
+      </w:r>
+      <w:proofErr w:type="gramStart"/>
+      <w:r>
+        <w:rPr>
+          <w:rFonts w:ascii="Times New Roman" w:eastAsia="Times New Roman" w:hAnsi="Times New Roman" w:cs="Times New Roman"/>
+          <w:sz w:val="24"/>
+          <w:szCs w:val="24"/>
+          <w:lang w:eastAsia="en-IN"/>
+        </w:rPr>
+        <w:t>select</w:t>
+      </w:r>
+      <w:proofErr w:type="gramEnd"/>
+      <w:r>
+        <w:rPr>
+          <w:rFonts w:ascii="Times New Roman" w:eastAsia="Times New Roman" w:hAnsi="Times New Roman" w:cs="Times New Roman"/>
+          <w:sz w:val="24"/>
+          <w:szCs w:val="24"/>
+          <w:lang w:eastAsia="en-IN"/>
+        </w:rPr>
+        <w:t xml:space="preserve"> max(salary)</w:t>
       </w:r>
     </w:p>
     <w:p>
@@ -8680,8 +11142,21 @@
           <w:szCs w:val="24"/>
           <w:lang w:eastAsia="en-IN"/>
         </w:rPr>
-        <w:t>select d.department</w:t>
-      </w:r>
+        <w:t xml:space="preserve">select </w:t>
+      </w:r>
+      <w:proofErr w:type="spellStart"/>
+      <w:proofErr w:type="gramStart"/>
+      <w:r>
+        <w:rPr>
+          <w:rFonts w:ascii="Times New Roman" w:eastAsia="Times New Roman" w:hAnsi="Times New Roman" w:cs="Times New Roman"/>
+          <w:sz w:val="24"/>
+          <w:szCs w:val="24"/>
+          <w:lang w:eastAsia="en-IN"/>
+        </w:rPr>
+        <w:t>d.department</w:t>
+      </w:r>
+      <w:proofErr w:type="spellEnd"/>
+      <w:proofErr w:type="gramEnd"/>
     </w:p>
     <w:p>
       <w:pPr>
@@ -8743,28 +11218,92 @@
           <w:szCs w:val="24"/>
           <w:lang w:eastAsia="en-IN"/>
         </w:rPr>
-        <w:t>on e.dept_id = d.dept_id</w:t>
-      </w:r>
-    </w:p>
-    <w:p>
-      <w:pPr>
-        <w:pStyle w:val="ListParagraph"/>
-        <w:spacing w:before="100" w:beforeAutospacing="1" w:after="100" w:afterAutospacing="1" w:line="240" w:lineRule="auto"/>
-        <w:rPr>
-          <w:rFonts w:ascii="Times New Roman" w:eastAsia="Times New Roman" w:hAnsi="Times New Roman" w:cs="Times New Roman"/>
-          <w:sz w:val="24"/>
-          <w:szCs w:val="24"/>
-          <w:lang w:eastAsia="en-IN"/>
-        </w:rPr>
-      </w:pPr>
-      <w:r>
-        <w:rPr>
-          <w:rFonts w:ascii="Times New Roman" w:eastAsia="Times New Roman" w:hAnsi="Times New Roman" w:cs="Times New Roman"/>
-          <w:sz w:val="24"/>
-          <w:szCs w:val="24"/>
-          <w:lang w:eastAsia="en-IN"/>
-        </w:rPr>
-        <w:t xml:space="preserve">where e.salary &gt; </w:t>
+        <w:t xml:space="preserve">on </w:t>
+      </w:r>
+      <w:proofErr w:type="spellStart"/>
+      <w:proofErr w:type="gramStart"/>
+      <w:r>
+        <w:rPr>
+          <w:rFonts w:ascii="Times New Roman" w:eastAsia="Times New Roman" w:hAnsi="Times New Roman" w:cs="Times New Roman"/>
+          <w:sz w:val="24"/>
+          <w:szCs w:val="24"/>
+          <w:lang w:eastAsia="en-IN"/>
+        </w:rPr>
+        <w:t>e.dept</w:t>
+      </w:r>
+      <w:proofErr w:type="gramEnd"/>
+      <w:r>
+        <w:rPr>
+          <w:rFonts w:ascii="Times New Roman" w:eastAsia="Times New Roman" w:hAnsi="Times New Roman" w:cs="Times New Roman"/>
+          <w:sz w:val="24"/>
+          <w:szCs w:val="24"/>
+          <w:lang w:eastAsia="en-IN"/>
+        </w:rPr>
+        <w:t>_id</w:t>
+      </w:r>
+      <w:proofErr w:type="spellEnd"/>
+      <w:r>
+        <w:rPr>
+          <w:rFonts w:ascii="Times New Roman" w:eastAsia="Times New Roman" w:hAnsi="Times New Roman" w:cs="Times New Roman"/>
+          <w:sz w:val="24"/>
+          <w:szCs w:val="24"/>
+          <w:lang w:eastAsia="en-IN"/>
+        </w:rPr>
+        <w:t xml:space="preserve"> = </w:t>
+      </w:r>
+      <w:proofErr w:type="spellStart"/>
+      <w:r>
+        <w:rPr>
+          <w:rFonts w:ascii="Times New Roman" w:eastAsia="Times New Roman" w:hAnsi="Times New Roman" w:cs="Times New Roman"/>
+          <w:sz w:val="24"/>
+          <w:szCs w:val="24"/>
+          <w:lang w:eastAsia="en-IN"/>
+        </w:rPr>
+        <w:t>d.dept_id</w:t>
+      </w:r>
+      <w:proofErr w:type="spellEnd"/>
+    </w:p>
+    <w:p>
+      <w:pPr>
+        <w:pStyle w:val="ListParagraph"/>
+        <w:spacing w:before="100" w:beforeAutospacing="1" w:after="100" w:afterAutospacing="1" w:line="240" w:lineRule="auto"/>
+        <w:rPr>
+          <w:rFonts w:ascii="Times New Roman" w:eastAsia="Times New Roman" w:hAnsi="Times New Roman" w:cs="Times New Roman"/>
+          <w:sz w:val="24"/>
+          <w:szCs w:val="24"/>
+          <w:lang w:eastAsia="en-IN"/>
+        </w:rPr>
+      </w:pPr>
+      <w:r>
+        <w:rPr>
+          <w:rFonts w:ascii="Times New Roman" w:eastAsia="Times New Roman" w:hAnsi="Times New Roman" w:cs="Times New Roman"/>
+          <w:sz w:val="24"/>
+          <w:szCs w:val="24"/>
+          <w:lang w:eastAsia="en-IN"/>
+        </w:rPr>
+        <w:t xml:space="preserve">where </w:t>
+      </w:r>
+      <w:proofErr w:type="spellStart"/>
+      <w:proofErr w:type="gramStart"/>
+      <w:r>
+        <w:rPr>
+          <w:rFonts w:ascii="Times New Roman" w:eastAsia="Times New Roman" w:hAnsi="Times New Roman" w:cs="Times New Roman"/>
+          <w:sz w:val="24"/>
+          <w:szCs w:val="24"/>
+          <w:lang w:eastAsia="en-IN"/>
+        </w:rPr>
+        <w:t>e.salary</w:t>
+      </w:r>
+      <w:proofErr w:type="spellEnd"/>
+      <w:proofErr w:type="gramEnd"/>
+      <w:r>
+        <w:rPr>
+          <w:rFonts w:ascii="Times New Roman" w:eastAsia="Times New Roman" w:hAnsi="Times New Roman" w:cs="Times New Roman"/>
+          <w:sz w:val="24"/>
+          <w:szCs w:val="24"/>
+          <w:lang w:eastAsia="en-IN"/>
+        </w:rPr>
+        <w:t xml:space="preserve"> &gt; </w:t>
       </w:r>
     </w:p>
     <w:p>
@@ -8806,7 +11345,27 @@
           <w:szCs w:val="24"/>
           <w:lang w:eastAsia="en-IN"/>
         </w:rPr>
-        <w:t>select avg(salary)</w:t>
+        <w:t xml:space="preserve">select </w:t>
+      </w:r>
+      <w:proofErr w:type="spellStart"/>
+      <w:r>
+        <w:rPr>
+          <w:rFonts w:ascii="Times New Roman" w:eastAsia="Times New Roman" w:hAnsi="Times New Roman" w:cs="Times New Roman"/>
+          <w:sz w:val="24"/>
+          <w:szCs w:val="24"/>
+          <w:lang w:eastAsia="en-IN"/>
+        </w:rPr>
+        <w:t>avg</w:t>
+      </w:r>
+      <w:proofErr w:type="spellEnd"/>
+      <w:r>
+        <w:rPr>
+          <w:rFonts w:ascii="Times New Roman" w:eastAsia="Times New Roman" w:hAnsi="Times New Roman" w:cs="Times New Roman"/>
+          <w:sz w:val="24"/>
+          <w:szCs w:val="24"/>
+          <w:lang w:eastAsia="en-IN"/>
+        </w:rPr>
+        <w:t>(salary)</w:t>
       </w:r>
     </w:p>
     <w:p>
@@ -8869,8 +11428,21 @@
           <w:szCs w:val="24"/>
           <w:lang w:eastAsia="en-IN"/>
         </w:rPr>
-        <w:t>group by d.department</w:t>
-      </w:r>
+        <w:t xml:space="preserve">group by </w:t>
+      </w:r>
+      <w:proofErr w:type="spellStart"/>
+      <w:proofErr w:type="gramStart"/>
+      <w:r>
+        <w:rPr>
+          <w:rFonts w:ascii="Times New Roman" w:eastAsia="Times New Roman" w:hAnsi="Times New Roman" w:cs="Times New Roman"/>
+          <w:sz w:val="24"/>
+          <w:szCs w:val="24"/>
+          <w:lang w:eastAsia="en-IN"/>
+        </w:rPr>
+        <w:t>d.department</w:t>
+      </w:r>
+      <w:proofErr w:type="spellEnd"/>
+      <w:proofErr w:type="gramEnd"/>
     </w:p>
     <w:p>
       <w:pPr>
@@ -9026,28 +11598,92 @@
           <w:szCs w:val="24"/>
           <w:lang w:eastAsia="en-IN"/>
         </w:rPr>
-        <w:t>on e.dept_id = d.dept_id</w:t>
-      </w:r>
-    </w:p>
-    <w:p>
-      <w:pPr>
-        <w:pStyle w:val="ListParagraph"/>
-        <w:spacing w:before="100" w:beforeAutospacing="1" w:after="100" w:afterAutospacing="1" w:line="240" w:lineRule="auto"/>
-        <w:rPr>
-          <w:rFonts w:ascii="Times New Roman" w:eastAsia="Times New Roman" w:hAnsi="Times New Roman" w:cs="Times New Roman"/>
-          <w:sz w:val="24"/>
-          <w:szCs w:val="24"/>
-          <w:lang w:eastAsia="en-IN"/>
-        </w:rPr>
-      </w:pPr>
-      <w:r>
-        <w:rPr>
-          <w:rFonts w:ascii="Times New Roman" w:eastAsia="Times New Roman" w:hAnsi="Times New Roman" w:cs="Times New Roman"/>
-          <w:sz w:val="24"/>
-          <w:szCs w:val="24"/>
-          <w:lang w:eastAsia="en-IN"/>
-        </w:rPr>
-        <w:t xml:space="preserve">  where d.department = "IT"</w:t>
+        <w:t xml:space="preserve">on </w:t>
+      </w:r>
+      <w:proofErr w:type="spellStart"/>
+      <w:proofErr w:type="gramStart"/>
+      <w:r>
+        <w:rPr>
+          <w:rFonts w:ascii="Times New Roman" w:eastAsia="Times New Roman" w:hAnsi="Times New Roman" w:cs="Times New Roman"/>
+          <w:sz w:val="24"/>
+          <w:szCs w:val="24"/>
+          <w:lang w:eastAsia="en-IN"/>
+        </w:rPr>
+        <w:t>e.dept</w:t>
+      </w:r>
+      <w:proofErr w:type="gramEnd"/>
+      <w:r>
+        <w:rPr>
+          <w:rFonts w:ascii="Times New Roman" w:eastAsia="Times New Roman" w:hAnsi="Times New Roman" w:cs="Times New Roman"/>
+          <w:sz w:val="24"/>
+          <w:szCs w:val="24"/>
+          <w:lang w:eastAsia="en-IN"/>
+        </w:rPr>
+        <w:t>_id</w:t>
+      </w:r>
+      <w:proofErr w:type="spellEnd"/>
+      <w:r>
+        <w:rPr>
+          <w:rFonts w:ascii="Times New Roman" w:eastAsia="Times New Roman" w:hAnsi="Times New Roman" w:cs="Times New Roman"/>
+          <w:sz w:val="24"/>
+          <w:szCs w:val="24"/>
+          <w:lang w:eastAsia="en-IN"/>
+        </w:rPr>
+        <w:t xml:space="preserve"> = </w:t>
+      </w:r>
+      <w:proofErr w:type="spellStart"/>
+      <w:r>
+        <w:rPr>
+          <w:rFonts w:ascii="Times New Roman" w:eastAsia="Times New Roman" w:hAnsi="Times New Roman" w:cs="Times New Roman"/>
+          <w:sz w:val="24"/>
+          <w:szCs w:val="24"/>
+          <w:lang w:eastAsia="en-IN"/>
+        </w:rPr>
+        <w:t>d.dept_id</w:t>
+      </w:r>
+      <w:proofErr w:type="spellEnd"/>
+    </w:p>
+    <w:p>
+      <w:pPr>
+        <w:pStyle w:val="ListParagraph"/>
+        <w:spacing w:before="100" w:beforeAutospacing="1" w:after="100" w:afterAutospacing="1" w:line="240" w:lineRule="auto"/>
+        <w:rPr>
+          <w:rFonts w:ascii="Times New Roman" w:eastAsia="Times New Roman" w:hAnsi="Times New Roman" w:cs="Times New Roman"/>
+          <w:sz w:val="24"/>
+          <w:szCs w:val="24"/>
+          <w:lang w:eastAsia="en-IN"/>
+        </w:rPr>
+      </w:pPr>
+      <w:r>
+        <w:rPr>
+          <w:rFonts w:ascii="Times New Roman" w:eastAsia="Times New Roman" w:hAnsi="Times New Roman" w:cs="Times New Roman"/>
+          <w:sz w:val="24"/>
+          <w:szCs w:val="24"/>
+          <w:lang w:eastAsia="en-IN"/>
+        </w:rPr>
+        <w:t xml:space="preserve">  where </w:t>
+      </w:r>
+      <w:proofErr w:type="spellStart"/>
+      <w:proofErr w:type="gramStart"/>
+      <w:r>
+        <w:rPr>
+          <w:rFonts w:ascii="Times New Roman" w:eastAsia="Times New Roman" w:hAnsi="Times New Roman" w:cs="Times New Roman"/>
+          <w:sz w:val="24"/>
+          <w:szCs w:val="24"/>
+          <w:lang w:eastAsia="en-IN"/>
+        </w:rPr>
+        <w:t>d.department</w:t>
+      </w:r>
+      <w:proofErr w:type="spellEnd"/>
+      <w:proofErr w:type="gramEnd"/>
+      <w:r>
+        <w:rPr>
+          <w:rFonts w:ascii="Times New Roman" w:eastAsia="Times New Roman" w:hAnsi="Times New Roman" w:cs="Times New Roman"/>
+          <w:sz w:val="24"/>
+          <w:szCs w:val="24"/>
+          <w:lang w:eastAsia="en-IN"/>
+        </w:rPr>
+        <w:t xml:space="preserve"> = "IT"</w:t>
       </w:r>
     </w:p>
     <w:p>
@@ -9120,7 +11756,38 @@
           <w:szCs w:val="24"/>
           <w:lang w:eastAsia="en-IN"/>
         </w:rPr>
-        <w:t>select d.department,avg(salary)</w:t>
+        <w:t xml:space="preserve">select </w:t>
+      </w:r>
+      <w:proofErr w:type="spellStart"/>
+      <w:proofErr w:type="gramStart"/>
+      <w:r>
+        <w:rPr>
+          <w:rFonts w:ascii="Times New Roman" w:eastAsia="Times New Roman" w:hAnsi="Times New Roman" w:cs="Times New Roman"/>
+          <w:sz w:val="24"/>
+          <w:szCs w:val="24"/>
+          <w:lang w:eastAsia="en-IN"/>
+        </w:rPr>
+        <w:t>d.department</w:t>
+      </w:r>
+      <w:proofErr w:type="gramEnd"/>
+      <w:r>
+        <w:rPr>
+          <w:rFonts w:ascii="Times New Roman" w:eastAsia="Times New Roman" w:hAnsi="Times New Roman" w:cs="Times New Roman"/>
+          <w:sz w:val="24"/>
+          <w:szCs w:val="24"/>
+          <w:lang w:eastAsia="en-IN"/>
+        </w:rPr>
+        <w:t>,avg</w:t>
+      </w:r>
+      <w:proofErr w:type="spellEnd"/>
+      <w:r>
+        <w:rPr>
+          <w:rFonts w:ascii="Times New Roman" w:eastAsia="Times New Roman" w:hAnsi="Times New Roman" w:cs="Times New Roman"/>
+          <w:sz w:val="24"/>
+          <w:szCs w:val="24"/>
+          <w:lang w:eastAsia="en-IN"/>
+        </w:rPr>
+        <w:t>(salary)</w:t>
       </w:r>
     </w:p>
     <w:p>
@@ -9183,49 +11850,124 @@
           <w:szCs w:val="24"/>
           <w:lang w:eastAsia="en-IN"/>
         </w:rPr>
-        <w:t>on e.dept_id = d.dept_id</w:t>
-      </w:r>
-    </w:p>
-    <w:p>
-      <w:pPr>
-        <w:pStyle w:val="ListParagraph"/>
-        <w:spacing w:before="100" w:beforeAutospacing="1" w:after="100" w:afterAutospacing="1" w:line="240" w:lineRule="auto"/>
-        <w:rPr>
-          <w:rFonts w:ascii="Times New Roman" w:eastAsia="Times New Roman" w:hAnsi="Times New Roman" w:cs="Times New Roman"/>
-          <w:sz w:val="24"/>
-          <w:szCs w:val="24"/>
-          <w:lang w:eastAsia="en-IN"/>
-        </w:rPr>
-      </w:pPr>
-      <w:r>
-        <w:rPr>
-          <w:rFonts w:ascii="Times New Roman" w:eastAsia="Times New Roman" w:hAnsi="Times New Roman" w:cs="Times New Roman"/>
-          <w:sz w:val="24"/>
-          <w:szCs w:val="24"/>
-          <w:lang w:eastAsia="en-IN"/>
-        </w:rPr>
-        <w:t>group by d.department</w:t>
-      </w:r>
-    </w:p>
-    <w:p>
-      <w:pPr>
-        <w:pStyle w:val="ListParagraph"/>
-        <w:spacing w:before="100" w:beforeAutospacing="1" w:after="100" w:afterAutospacing="1" w:line="240" w:lineRule="auto"/>
-        <w:rPr>
-          <w:rFonts w:ascii="Times New Roman" w:eastAsia="Times New Roman" w:hAnsi="Times New Roman" w:cs="Times New Roman"/>
-          <w:sz w:val="24"/>
-          <w:szCs w:val="24"/>
-          <w:lang w:eastAsia="en-IN"/>
-        </w:rPr>
-      </w:pPr>
-      <w:r>
-        <w:rPr>
-          <w:rFonts w:ascii="Times New Roman" w:eastAsia="Times New Roman" w:hAnsi="Times New Roman" w:cs="Times New Roman"/>
-          <w:sz w:val="24"/>
-          <w:szCs w:val="24"/>
-          <w:lang w:eastAsia="en-IN"/>
-        </w:rPr>
-        <w:t>having avg(salary) &gt; 60000</w:t>
+        <w:t xml:space="preserve">on </w:t>
+      </w:r>
+      <w:proofErr w:type="spellStart"/>
+      <w:proofErr w:type="gramStart"/>
+      <w:r>
+        <w:rPr>
+          <w:rFonts w:ascii="Times New Roman" w:eastAsia="Times New Roman" w:hAnsi="Times New Roman" w:cs="Times New Roman"/>
+          <w:sz w:val="24"/>
+          <w:szCs w:val="24"/>
+          <w:lang w:eastAsia="en-IN"/>
+        </w:rPr>
+        <w:t>e.dept</w:t>
+      </w:r>
+      <w:proofErr w:type="gramEnd"/>
+      <w:r>
+        <w:rPr>
+          <w:rFonts w:ascii="Times New Roman" w:eastAsia="Times New Roman" w:hAnsi="Times New Roman" w:cs="Times New Roman"/>
+          <w:sz w:val="24"/>
+          <w:szCs w:val="24"/>
+          <w:lang w:eastAsia="en-IN"/>
+        </w:rPr>
+        <w:t>_id</w:t>
+      </w:r>
+      <w:proofErr w:type="spellEnd"/>
+      <w:r>
+        <w:rPr>
+          <w:rFonts w:ascii="Times New Roman" w:eastAsia="Times New Roman" w:hAnsi="Times New Roman" w:cs="Times New Roman"/>
+          <w:sz w:val="24"/>
+          <w:szCs w:val="24"/>
+          <w:lang w:eastAsia="en-IN"/>
+        </w:rPr>
+        <w:t xml:space="preserve"> = </w:t>
+      </w:r>
+      <w:proofErr w:type="spellStart"/>
+      <w:r>
+        <w:rPr>
+          <w:rFonts w:ascii="Times New Roman" w:eastAsia="Times New Roman" w:hAnsi="Times New Roman" w:cs="Times New Roman"/>
+          <w:sz w:val="24"/>
+          <w:szCs w:val="24"/>
+          <w:lang w:eastAsia="en-IN"/>
+        </w:rPr>
+        <w:t>d.dept_id</w:t>
+      </w:r>
+      <w:proofErr w:type="spellEnd"/>
+    </w:p>
+    <w:p>
+      <w:pPr>
+        <w:pStyle w:val="ListParagraph"/>
+        <w:spacing w:before="100" w:beforeAutospacing="1" w:after="100" w:afterAutospacing="1" w:line="240" w:lineRule="auto"/>
+        <w:rPr>
+          <w:rFonts w:ascii="Times New Roman" w:eastAsia="Times New Roman" w:hAnsi="Times New Roman" w:cs="Times New Roman"/>
+          <w:sz w:val="24"/>
+          <w:szCs w:val="24"/>
+          <w:lang w:eastAsia="en-IN"/>
+        </w:rPr>
+      </w:pPr>
+      <w:r>
+        <w:rPr>
+          <w:rFonts w:ascii="Times New Roman" w:eastAsia="Times New Roman" w:hAnsi="Times New Roman" w:cs="Times New Roman"/>
+          <w:sz w:val="24"/>
+          <w:szCs w:val="24"/>
+          <w:lang w:eastAsia="en-IN"/>
+        </w:rPr>
+        <w:t xml:space="preserve">group by </w:t>
+      </w:r>
+      <w:proofErr w:type="spellStart"/>
+      <w:proofErr w:type="gramStart"/>
+      <w:r>
+        <w:rPr>
+          <w:rFonts w:ascii="Times New Roman" w:eastAsia="Times New Roman" w:hAnsi="Times New Roman" w:cs="Times New Roman"/>
+          <w:sz w:val="24"/>
+          <w:szCs w:val="24"/>
+          <w:lang w:eastAsia="en-IN"/>
+        </w:rPr>
+        <w:t>d.department</w:t>
+      </w:r>
+      <w:proofErr w:type="spellEnd"/>
+      <w:proofErr w:type="gramEnd"/>
+    </w:p>
+    <w:p>
+      <w:pPr>
+        <w:pStyle w:val="ListParagraph"/>
+        <w:spacing w:before="100" w:beforeAutospacing="1" w:after="100" w:afterAutospacing="1" w:line="240" w:lineRule="auto"/>
+        <w:rPr>
+          <w:rFonts w:ascii="Times New Roman" w:eastAsia="Times New Roman" w:hAnsi="Times New Roman" w:cs="Times New Roman"/>
+          <w:sz w:val="24"/>
+          <w:szCs w:val="24"/>
+          <w:lang w:eastAsia="en-IN"/>
+        </w:rPr>
+      </w:pPr>
+      <w:r>
+        <w:rPr>
+          <w:rFonts w:ascii="Times New Roman" w:eastAsia="Times New Roman" w:hAnsi="Times New Roman" w:cs="Times New Roman"/>
+          <w:sz w:val="24"/>
+          <w:szCs w:val="24"/>
+          <w:lang w:eastAsia="en-IN"/>
+        </w:rPr>
+        <w:t xml:space="preserve">having </w:t>
+      </w:r>
+      <w:proofErr w:type="spellStart"/>
+      <w:r>
+        <w:rPr>
+          <w:rFonts w:ascii="Times New Roman" w:eastAsia="Times New Roman" w:hAnsi="Times New Roman" w:cs="Times New Roman"/>
+          <w:sz w:val="24"/>
+          <w:szCs w:val="24"/>
+          <w:lang w:eastAsia="en-IN"/>
+        </w:rPr>
+        <w:t>avg</w:t>
+      </w:r>
+      <w:proofErr w:type="spellEnd"/>
+      <w:r>
+        <w:rPr>
+          <w:rFonts w:ascii="Times New Roman" w:eastAsia="Times New Roman" w:hAnsi="Times New Roman" w:cs="Times New Roman"/>
+          <w:sz w:val="24"/>
+          <w:szCs w:val="24"/>
+          <w:lang w:eastAsia="en-IN"/>
+        </w:rPr>
+        <w:t>(salary) &gt; 60000</w:t>
       </w:r>
     </w:p>
     <w:p>
@@ -9504,29 +12246,80 @@
           <w:szCs w:val="24"/>
           <w:lang w:eastAsia="en-IN"/>
         </w:rPr>
-        <w:t>create view it_employees as</w:t>
-      </w:r>
-    </w:p>
-    <w:p>
-      <w:pPr>
-        <w:pStyle w:val="ListParagraph"/>
-        <w:spacing w:before="100" w:beforeAutospacing="1" w:after="100" w:afterAutospacing="1" w:line="240" w:lineRule="auto"/>
-        <w:rPr>
-          <w:rFonts w:ascii="Times New Roman" w:eastAsia="Times New Roman" w:hAnsi="Times New Roman" w:cs="Times New Roman"/>
-          <w:sz w:val="24"/>
-          <w:szCs w:val="24"/>
-          <w:lang w:eastAsia="en-IN"/>
-        </w:rPr>
-      </w:pPr>
-      <w:r>
-        <w:rPr>
-          <w:rFonts w:ascii="Times New Roman" w:eastAsia="Times New Roman" w:hAnsi="Times New Roman" w:cs="Times New Roman"/>
-          <w:sz w:val="24"/>
-          <w:szCs w:val="24"/>
-          <w:lang w:eastAsia="en-IN"/>
-        </w:rPr>
-        <w:t>select emp_id,name,salary</w:t>
-      </w:r>
+        <w:t xml:space="preserve">create view </w:t>
+      </w:r>
+      <w:proofErr w:type="spellStart"/>
+      <w:r>
+        <w:rPr>
+          <w:rFonts w:ascii="Times New Roman" w:eastAsia="Times New Roman" w:hAnsi="Times New Roman" w:cs="Times New Roman"/>
+          <w:sz w:val="24"/>
+          <w:szCs w:val="24"/>
+          <w:lang w:eastAsia="en-IN"/>
+        </w:rPr>
+        <w:t>it_employees</w:t>
+      </w:r>
+      <w:proofErr w:type="spellEnd"/>
+      <w:r>
+        <w:rPr>
+          <w:rFonts w:ascii="Times New Roman" w:eastAsia="Times New Roman" w:hAnsi="Times New Roman" w:cs="Times New Roman"/>
+          <w:sz w:val="24"/>
+          <w:szCs w:val="24"/>
+          <w:lang w:eastAsia="en-IN"/>
+        </w:rPr>
+        <w:t xml:space="preserve"> as</w:t>
+      </w:r>
+    </w:p>
+    <w:p>
+      <w:pPr>
+        <w:pStyle w:val="ListParagraph"/>
+        <w:spacing w:before="100" w:beforeAutospacing="1" w:after="100" w:afterAutospacing="1" w:line="240" w:lineRule="auto"/>
+        <w:rPr>
+          <w:rFonts w:ascii="Times New Roman" w:eastAsia="Times New Roman" w:hAnsi="Times New Roman" w:cs="Times New Roman"/>
+          <w:sz w:val="24"/>
+          <w:szCs w:val="24"/>
+          <w:lang w:eastAsia="en-IN"/>
+        </w:rPr>
+      </w:pPr>
+      <w:r>
+        <w:rPr>
+          <w:rFonts w:ascii="Times New Roman" w:eastAsia="Times New Roman" w:hAnsi="Times New Roman" w:cs="Times New Roman"/>
+          <w:sz w:val="24"/>
+          <w:szCs w:val="24"/>
+          <w:lang w:eastAsia="en-IN"/>
+        </w:rPr>
+        <w:t xml:space="preserve">select </w:t>
+      </w:r>
+      <w:proofErr w:type="spellStart"/>
+      <w:r>
+        <w:rPr>
+          <w:rFonts w:ascii="Times New Roman" w:eastAsia="Times New Roman" w:hAnsi="Times New Roman" w:cs="Times New Roman"/>
+          <w:sz w:val="24"/>
+          <w:szCs w:val="24"/>
+          <w:lang w:eastAsia="en-IN"/>
+        </w:rPr>
+        <w:t>emp_</w:t>
+      </w:r>
+      <w:proofErr w:type="gramStart"/>
+      <w:r>
+        <w:rPr>
+          <w:rFonts w:ascii="Times New Roman" w:eastAsia="Times New Roman" w:hAnsi="Times New Roman" w:cs="Times New Roman"/>
+          <w:sz w:val="24"/>
+          <w:szCs w:val="24"/>
+          <w:lang w:eastAsia="en-IN"/>
+        </w:rPr>
+        <w:t>id,name</w:t>
+      </w:r>
+      <w:proofErr w:type="gramEnd"/>
+      <w:r>
+        <w:rPr>
+          <w:rFonts w:ascii="Times New Roman" w:eastAsia="Times New Roman" w:hAnsi="Times New Roman" w:cs="Times New Roman"/>
+          <w:sz w:val="24"/>
+          <w:szCs w:val="24"/>
+          <w:lang w:eastAsia="en-IN"/>
+        </w:rPr>
+        <w:t>,salary</w:t>
+      </w:r>
+      <w:proofErr w:type="spellEnd"/>
     </w:p>
     <w:p>
       <w:pPr>
@@ -9567,41 +12360,72 @@
           <w:szCs w:val="24"/>
           <w:lang w:eastAsia="en-IN"/>
         </w:rPr>
-        <w:t>where dept_id = 102</w:t>
-      </w:r>
-    </w:p>
-    <w:p>
-      <w:pPr>
-        <w:pStyle w:val="ListParagraph"/>
-        <w:spacing w:before="100" w:beforeAutospacing="1" w:after="100" w:afterAutospacing="1" w:line="240" w:lineRule="auto"/>
-        <w:rPr>
-          <w:rFonts w:ascii="Times New Roman" w:eastAsia="Times New Roman" w:hAnsi="Times New Roman" w:cs="Times New Roman"/>
-          <w:sz w:val="24"/>
-          <w:szCs w:val="24"/>
-          <w:lang w:eastAsia="en-IN"/>
-        </w:rPr>
-      </w:pPr>
-    </w:p>
-    <w:p>
-      <w:pPr>
-        <w:pStyle w:val="ListParagraph"/>
-        <w:spacing w:before="100" w:beforeAutospacing="1" w:after="100" w:afterAutospacing="1" w:line="240" w:lineRule="auto"/>
-        <w:rPr>
-          <w:rFonts w:ascii="Times New Roman" w:eastAsia="Times New Roman" w:hAnsi="Times New Roman" w:cs="Times New Roman"/>
-          <w:sz w:val="24"/>
-          <w:szCs w:val="24"/>
-          <w:lang w:eastAsia="en-IN"/>
-        </w:rPr>
-      </w:pPr>
-      <w:r>
-        <w:rPr>
-          <w:rFonts w:ascii="Times New Roman" w:eastAsia="Times New Roman" w:hAnsi="Times New Roman" w:cs="Times New Roman"/>
-          <w:sz w:val="24"/>
-          <w:szCs w:val="24"/>
-          <w:lang w:eastAsia="en-IN"/>
-        </w:rPr>
-        <w:t>select * from it_employees</w:t>
-      </w:r>
+        <w:t xml:space="preserve">where </w:t>
+      </w:r>
+      <w:proofErr w:type="spellStart"/>
+      <w:r>
+        <w:rPr>
+          <w:rFonts w:ascii="Times New Roman" w:eastAsia="Times New Roman" w:hAnsi="Times New Roman" w:cs="Times New Roman"/>
+          <w:sz w:val="24"/>
+          <w:szCs w:val="24"/>
+          <w:lang w:eastAsia="en-IN"/>
+        </w:rPr>
+        <w:t>dept_id</w:t>
+      </w:r>
+      <w:proofErr w:type="spellEnd"/>
+      <w:r>
+        <w:rPr>
+          <w:rFonts w:ascii="Times New Roman" w:eastAsia="Times New Roman" w:hAnsi="Times New Roman" w:cs="Times New Roman"/>
+          <w:sz w:val="24"/>
+          <w:szCs w:val="24"/>
+          <w:lang w:eastAsia="en-IN"/>
+        </w:rPr>
+        <w:t xml:space="preserve"> = 102</w:t>
+      </w:r>
+    </w:p>
+    <w:p>
+      <w:pPr>
+        <w:pStyle w:val="ListParagraph"/>
+        <w:spacing w:before="100" w:beforeAutospacing="1" w:after="100" w:afterAutospacing="1" w:line="240" w:lineRule="auto"/>
+        <w:rPr>
+          <w:rFonts w:ascii="Times New Roman" w:eastAsia="Times New Roman" w:hAnsi="Times New Roman" w:cs="Times New Roman"/>
+          <w:sz w:val="24"/>
+          <w:szCs w:val="24"/>
+          <w:lang w:eastAsia="en-IN"/>
+        </w:rPr>
+      </w:pPr>
+    </w:p>
+    <w:p>
+      <w:pPr>
+        <w:pStyle w:val="ListParagraph"/>
+        <w:spacing w:before="100" w:beforeAutospacing="1" w:after="100" w:afterAutospacing="1" w:line="240" w:lineRule="auto"/>
+        <w:rPr>
+          <w:rFonts w:ascii="Times New Roman" w:eastAsia="Times New Roman" w:hAnsi="Times New Roman" w:cs="Times New Roman"/>
+          <w:sz w:val="24"/>
+          <w:szCs w:val="24"/>
+          <w:lang w:eastAsia="en-IN"/>
+        </w:rPr>
+      </w:pPr>
+      <w:r>
+        <w:rPr>
+          <w:rFonts w:ascii="Times New Roman" w:eastAsia="Times New Roman" w:hAnsi="Times New Roman" w:cs="Times New Roman"/>
+          <w:sz w:val="24"/>
+          <w:szCs w:val="24"/>
+          <w:lang w:eastAsia="en-IN"/>
+        </w:rPr>
+        <w:t xml:space="preserve">select * from </w:t>
+      </w:r>
+      <w:proofErr w:type="spellStart"/>
+      <w:r>
+        <w:rPr>
+          <w:rFonts w:ascii="Times New Roman" w:eastAsia="Times New Roman" w:hAnsi="Times New Roman" w:cs="Times New Roman"/>
+          <w:sz w:val="24"/>
+          <w:szCs w:val="24"/>
+          <w:lang w:eastAsia="en-IN"/>
+        </w:rPr>
+        <w:t>it_employees</w:t>
+      </w:r>
+      <w:proofErr w:type="spellEnd"/>
     </w:p>
     <w:p>
       <w:pPr>
@@ -9642,29 +12466,80 @@
           <w:szCs w:val="24"/>
           <w:lang w:eastAsia="en-IN"/>
         </w:rPr>
-        <w:t>create view high_salary as</w:t>
-      </w:r>
-    </w:p>
-    <w:p>
-      <w:pPr>
-        <w:pStyle w:val="ListParagraph"/>
-        <w:spacing w:before="100" w:beforeAutospacing="1" w:after="100" w:afterAutospacing="1" w:line="240" w:lineRule="auto"/>
-        <w:rPr>
-          <w:rFonts w:ascii="Times New Roman" w:eastAsia="Times New Roman" w:hAnsi="Times New Roman" w:cs="Times New Roman"/>
-          <w:sz w:val="24"/>
-          <w:szCs w:val="24"/>
-          <w:lang w:eastAsia="en-IN"/>
-        </w:rPr>
-      </w:pPr>
-      <w:r>
-        <w:rPr>
-          <w:rFonts w:ascii="Times New Roman" w:eastAsia="Times New Roman" w:hAnsi="Times New Roman" w:cs="Times New Roman"/>
-          <w:sz w:val="24"/>
-          <w:szCs w:val="24"/>
-          <w:lang w:eastAsia="en-IN"/>
-        </w:rPr>
-        <w:t>select emp_id,name,dept_id,salary</w:t>
-      </w:r>
+        <w:t xml:space="preserve">create view </w:t>
+      </w:r>
+      <w:proofErr w:type="spellStart"/>
+      <w:r>
+        <w:rPr>
+          <w:rFonts w:ascii="Times New Roman" w:eastAsia="Times New Roman" w:hAnsi="Times New Roman" w:cs="Times New Roman"/>
+          <w:sz w:val="24"/>
+          <w:szCs w:val="24"/>
+          <w:lang w:eastAsia="en-IN"/>
+        </w:rPr>
+        <w:t>high_salary</w:t>
+      </w:r>
+      <w:proofErr w:type="spellEnd"/>
+      <w:r>
+        <w:rPr>
+          <w:rFonts w:ascii="Times New Roman" w:eastAsia="Times New Roman" w:hAnsi="Times New Roman" w:cs="Times New Roman"/>
+          <w:sz w:val="24"/>
+          <w:szCs w:val="24"/>
+          <w:lang w:eastAsia="en-IN"/>
+        </w:rPr>
+        <w:t xml:space="preserve"> as</w:t>
+      </w:r>
+    </w:p>
+    <w:p>
+      <w:pPr>
+        <w:pStyle w:val="ListParagraph"/>
+        <w:spacing w:before="100" w:beforeAutospacing="1" w:after="100" w:afterAutospacing="1" w:line="240" w:lineRule="auto"/>
+        <w:rPr>
+          <w:rFonts w:ascii="Times New Roman" w:eastAsia="Times New Roman" w:hAnsi="Times New Roman" w:cs="Times New Roman"/>
+          <w:sz w:val="24"/>
+          <w:szCs w:val="24"/>
+          <w:lang w:eastAsia="en-IN"/>
+        </w:rPr>
+      </w:pPr>
+      <w:r>
+        <w:rPr>
+          <w:rFonts w:ascii="Times New Roman" w:eastAsia="Times New Roman" w:hAnsi="Times New Roman" w:cs="Times New Roman"/>
+          <w:sz w:val="24"/>
+          <w:szCs w:val="24"/>
+          <w:lang w:eastAsia="en-IN"/>
+        </w:rPr>
+        <w:t xml:space="preserve">select </w:t>
+      </w:r>
+      <w:proofErr w:type="spellStart"/>
+      <w:r>
+        <w:rPr>
+          <w:rFonts w:ascii="Times New Roman" w:eastAsia="Times New Roman" w:hAnsi="Times New Roman" w:cs="Times New Roman"/>
+          <w:sz w:val="24"/>
+          <w:szCs w:val="24"/>
+          <w:lang w:eastAsia="en-IN"/>
+        </w:rPr>
+        <w:t>emp_</w:t>
+      </w:r>
+      <w:proofErr w:type="gramStart"/>
+      <w:r>
+        <w:rPr>
+          <w:rFonts w:ascii="Times New Roman" w:eastAsia="Times New Roman" w:hAnsi="Times New Roman" w:cs="Times New Roman"/>
+          <w:sz w:val="24"/>
+          <w:szCs w:val="24"/>
+          <w:lang w:eastAsia="en-IN"/>
+        </w:rPr>
+        <w:t>id,name</w:t>
+      </w:r>
+      <w:proofErr w:type="gramEnd"/>
+      <w:r>
+        <w:rPr>
+          <w:rFonts w:ascii="Times New Roman" w:eastAsia="Times New Roman" w:hAnsi="Times New Roman" w:cs="Times New Roman"/>
+          <w:sz w:val="24"/>
+          <w:szCs w:val="24"/>
+          <w:lang w:eastAsia="en-IN"/>
+        </w:rPr>
+        <w:t>,dept_id,salary</w:t>
+      </w:r>
+      <w:proofErr w:type="spellEnd"/>
     </w:p>
     <w:p>
       <w:pPr>
@@ -9738,8 +12613,19 @@
           <w:szCs w:val="24"/>
           <w:lang w:eastAsia="en-IN"/>
         </w:rPr>
-        <w:t>select * from high_salary</w:t>
-      </w:r>
+        <w:t xml:space="preserve">select * from </w:t>
+      </w:r>
+      <w:proofErr w:type="spellStart"/>
+      <w:r>
+        <w:rPr>
+          <w:rFonts w:ascii="Times New Roman" w:eastAsia="Times New Roman" w:hAnsi="Times New Roman" w:cs="Times New Roman"/>
+          <w:sz w:val="24"/>
+          <w:szCs w:val="24"/>
+          <w:lang w:eastAsia="en-IN"/>
+        </w:rPr>
+        <w:t>high_salary</w:t>
+      </w:r>
+      <w:proofErr w:type="spellEnd"/>
     </w:p>
     <w:p>
       <w:pPr>
@@ -9781,7 +12667,15 @@
         <w:t>UPDATE</w:t>
       </w:r>
       <w:r>
-        <w:t xml:space="preserve"> it_employees </w:t>
+        <w:t xml:space="preserve"> </w:t>
+      </w:r>
+      <w:proofErr w:type="spellStart"/>
+      <w:r>
+        <w:t>it_employees</w:t>
+      </w:r>
+      <w:proofErr w:type="spellEnd"/>
+      <w:r>
+        <w:t xml:space="preserve"> </w:t>
       </w:r>
       <w:r>
         <w:rPr>
@@ -9886,8 +12780,19 @@
           <w:szCs w:val="24"/>
           <w:lang w:eastAsia="en-IN"/>
         </w:rPr>
-        <w:t>drop view high_salary</w:t>
-      </w:r>
+        <w:t xml:space="preserve">drop view </w:t>
+      </w:r>
+      <w:proofErr w:type="spellStart"/>
+      <w:r>
+        <w:rPr>
+          <w:rFonts w:ascii="Times New Roman" w:eastAsia="Times New Roman" w:hAnsi="Times New Roman" w:cs="Times New Roman"/>
+          <w:sz w:val="24"/>
+          <w:szCs w:val="24"/>
+          <w:lang w:eastAsia="en-IN"/>
+        </w:rPr>
+        <w:t>high_salary</w:t>
+      </w:r>
+      <w:proofErr w:type="spellEnd"/>
     </w:p>
     <w:p>
       <w:pPr>
@@ -10063,7 +12968,27 @@
           <w:szCs w:val="24"/>
           <w:lang w:eastAsia="en-IN"/>
         </w:rPr>
-        <w:t>create view hr_employees as</w:t>
+        <w:t xml:space="preserve">create view </w:t>
+      </w:r>
+      <w:proofErr w:type="spellStart"/>
+      <w:r>
+        <w:rPr>
+          <w:rFonts w:ascii="Times New Roman" w:eastAsia="Times New Roman" w:hAnsi="Times New Roman" w:cs="Times New Roman"/>
+          <w:sz w:val="24"/>
+          <w:szCs w:val="24"/>
+          <w:lang w:eastAsia="en-IN"/>
+        </w:rPr>
+        <w:t>hr_employees</w:t>
+      </w:r>
+      <w:proofErr w:type="spellEnd"/>
+      <w:r>
+        <w:rPr>
+          <w:rFonts w:ascii="Times New Roman" w:eastAsia="Times New Roman" w:hAnsi="Times New Roman" w:cs="Times New Roman"/>
+          <w:sz w:val="24"/>
+          <w:szCs w:val="24"/>
+          <w:lang w:eastAsia="en-IN"/>
+        </w:rPr>
+        <w:t xml:space="preserve"> as</w:t>
       </w:r>
     </w:p>
     <w:p>
@@ -10107,7 +13032,27 @@
           <w:szCs w:val="24"/>
           <w:lang w:eastAsia="en-IN"/>
         </w:rPr>
-        <w:t>where dept_id = 101</w:t>
+        <w:t xml:space="preserve">where </w:t>
+      </w:r>
+      <w:proofErr w:type="spellStart"/>
+      <w:r>
+        <w:rPr>
+          <w:rFonts w:ascii="Times New Roman" w:eastAsia="Times New Roman" w:hAnsi="Times New Roman" w:cs="Times New Roman"/>
+          <w:sz w:val="24"/>
+          <w:szCs w:val="24"/>
+          <w:lang w:eastAsia="en-IN"/>
+        </w:rPr>
+        <w:t>dept_id</w:t>
+      </w:r>
+      <w:proofErr w:type="spellEnd"/>
+      <w:r>
+        <w:rPr>
+          <w:rFonts w:ascii="Times New Roman" w:eastAsia="Times New Roman" w:hAnsi="Times New Roman" w:cs="Times New Roman"/>
+          <w:sz w:val="24"/>
+          <w:szCs w:val="24"/>
+          <w:lang w:eastAsia="en-IN"/>
+        </w:rPr>
+        <w:t xml:space="preserve"> = 101</w:t>
       </w:r>
     </w:p>
     <w:p>
@@ -10174,8 +13119,19 @@
           <w:szCs w:val="24"/>
           <w:lang w:eastAsia="en-IN"/>
         </w:rPr>
-        <w:t>select * from hr_employees</w:t>
-      </w:r>
+        <w:t xml:space="preserve">select * from </w:t>
+      </w:r>
+      <w:proofErr w:type="spellStart"/>
+      <w:r>
+        <w:rPr>
+          <w:rFonts w:ascii="Times New Roman" w:eastAsia="Times New Roman" w:hAnsi="Times New Roman" w:cs="Times New Roman"/>
+          <w:sz w:val="24"/>
+          <w:szCs w:val="24"/>
+          <w:lang w:eastAsia="en-IN"/>
+        </w:rPr>
+        <w:t>hr_employees</w:t>
+      </w:r>
+      <w:proofErr w:type="spellEnd"/>
     </w:p>
     <w:p>
       <w:pPr>
@@ -10222,7 +13178,27 @@
           <w:szCs w:val="24"/>
           <w:lang w:eastAsia="en-IN"/>
         </w:rPr>
-        <w:t>create view high_salary as</w:t>
+        <w:t xml:space="preserve">create view </w:t>
+      </w:r>
+      <w:proofErr w:type="spellStart"/>
+      <w:r>
+        <w:rPr>
+          <w:rFonts w:ascii="Times New Roman" w:eastAsia="Times New Roman" w:hAnsi="Times New Roman" w:cs="Times New Roman"/>
+          <w:sz w:val="24"/>
+          <w:szCs w:val="24"/>
+          <w:lang w:eastAsia="en-IN"/>
+        </w:rPr>
+        <w:t>high_salary</w:t>
+      </w:r>
+      <w:proofErr w:type="spellEnd"/>
+      <w:r>
+        <w:rPr>
+          <w:rFonts w:ascii="Times New Roman" w:eastAsia="Times New Roman" w:hAnsi="Times New Roman" w:cs="Times New Roman"/>
+          <w:sz w:val="24"/>
+          <w:szCs w:val="24"/>
+          <w:lang w:eastAsia="en-IN"/>
+        </w:rPr>
+        <w:t xml:space="preserve"> as</w:t>
       </w:r>
     </w:p>
     <w:p>
@@ -10314,8 +13290,19 @@
           <w:szCs w:val="24"/>
           <w:lang w:eastAsia="en-IN"/>
         </w:rPr>
-        <w:t>select * from high_salary</w:t>
-      </w:r>
+        <w:t xml:space="preserve">select * from </w:t>
+      </w:r>
+      <w:proofErr w:type="spellStart"/>
+      <w:r>
+        <w:rPr>
+          <w:rFonts w:ascii="Times New Roman" w:eastAsia="Times New Roman" w:hAnsi="Times New Roman" w:cs="Times New Roman"/>
+          <w:sz w:val="24"/>
+          <w:szCs w:val="24"/>
+          <w:lang w:eastAsia="en-IN"/>
+        </w:rPr>
+        <w:t>high_salary</w:t>
+      </w:r>
+      <w:proofErr w:type="spellEnd"/>
     </w:p>
     <w:p>
       <w:pPr>
@@ -10362,8 +13349,19 @@
           <w:szCs w:val="24"/>
           <w:lang w:eastAsia="en-IN"/>
         </w:rPr>
-        <w:t>drop view high_salary</w:t>
-      </w:r>
+        <w:t xml:space="preserve">drop view </w:t>
+      </w:r>
+      <w:proofErr w:type="spellStart"/>
+      <w:r>
+        <w:rPr>
+          <w:rFonts w:ascii="Times New Roman" w:eastAsia="Times New Roman" w:hAnsi="Times New Roman" w:cs="Times New Roman"/>
+          <w:sz w:val="24"/>
+          <w:szCs w:val="24"/>
+          <w:lang w:eastAsia="en-IN"/>
+        </w:rPr>
+        <w:t>high_salary</w:t>
+      </w:r>
+      <w:proofErr w:type="spellEnd"/>
     </w:p>
     <w:p>
       <w:pPr>
@@ -10410,7 +13408,27 @@
           <w:szCs w:val="24"/>
           <w:lang w:eastAsia="en-IN"/>
         </w:rPr>
-        <w:t>create view emp_name_dept as</w:t>
+        <w:t xml:space="preserve">create view </w:t>
+      </w:r>
+      <w:proofErr w:type="spellStart"/>
+      <w:r>
+        <w:rPr>
+          <w:rFonts w:ascii="Times New Roman" w:eastAsia="Times New Roman" w:hAnsi="Times New Roman" w:cs="Times New Roman"/>
+          <w:sz w:val="24"/>
+          <w:szCs w:val="24"/>
+          <w:lang w:eastAsia="en-IN"/>
+        </w:rPr>
+        <w:t>emp_name_dept</w:t>
+      </w:r>
+      <w:proofErr w:type="spellEnd"/>
+      <w:r>
+        <w:rPr>
+          <w:rFonts w:ascii="Times New Roman" w:eastAsia="Times New Roman" w:hAnsi="Times New Roman" w:cs="Times New Roman"/>
+          <w:sz w:val="24"/>
+          <w:szCs w:val="24"/>
+          <w:lang w:eastAsia="en-IN"/>
+        </w:rPr>
+        <w:t xml:space="preserve"> as</w:t>
       </w:r>
     </w:p>
     <w:p>
@@ -10432,8 +13450,30 @@
           <w:szCs w:val="24"/>
           <w:lang w:eastAsia="en-IN"/>
         </w:rPr>
-        <w:t>select name,dept_id</w:t>
-      </w:r>
+        <w:t xml:space="preserve">select </w:t>
+      </w:r>
+      <w:proofErr w:type="spellStart"/>
+      <w:proofErr w:type="gramStart"/>
+      <w:r>
+        <w:rPr>
+          <w:rFonts w:ascii="Times New Roman" w:eastAsia="Times New Roman" w:hAnsi="Times New Roman" w:cs="Times New Roman"/>
+          <w:sz w:val="24"/>
+          <w:szCs w:val="24"/>
+          <w:lang w:eastAsia="en-IN"/>
+        </w:rPr>
+        <w:t>name,dept</w:t>
+      </w:r>
+      <w:proofErr w:type="gramEnd"/>
+      <w:r>
+        <w:rPr>
+          <w:rFonts w:ascii="Times New Roman" w:eastAsia="Times New Roman" w:hAnsi="Times New Roman" w:cs="Times New Roman"/>
+          <w:sz w:val="24"/>
+          <w:szCs w:val="24"/>
+          <w:lang w:eastAsia="en-IN"/>
+        </w:rPr>
+        <w:t>_id</w:t>
+      </w:r>
+      <w:proofErr w:type="spellEnd"/>
     </w:p>
     <w:p>
       <w:pPr>
@@ -10517,6 +13557,7 @@
           <w:lang w:eastAsia="en-IN"/>
         </w:rPr>
       </w:pPr>
+      <w:proofErr w:type="spellStart"/>
       <w:r>
         <w:rPr>
           <w:rFonts w:ascii="Times New Roman" w:eastAsia="Times New Roman" w:hAnsi="Times New Roman" w:cs="Times New Roman"/>
@@ -10526,6 +13567,7 @@
         </w:rPr>
         <w:t>emp_name_dept</w:t>
       </w:r>
+      <w:proofErr w:type="spellEnd"/>
     </w:p>
     <w:p>
       <w:pPr>
@@ -10572,7 +13614,27 @@
           <w:szCs w:val="24"/>
           <w:lang w:eastAsia="en-IN"/>
         </w:rPr>
-        <w:t>create view hubli_employees as</w:t>
+        <w:t xml:space="preserve">create view </w:t>
+      </w:r>
+      <w:proofErr w:type="spellStart"/>
+      <w:r>
+        <w:rPr>
+          <w:rFonts w:ascii="Times New Roman" w:eastAsia="Times New Roman" w:hAnsi="Times New Roman" w:cs="Times New Roman"/>
+          <w:sz w:val="24"/>
+          <w:szCs w:val="24"/>
+          <w:lang w:eastAsia="en-IN"/>
+        </w:rPr>
+        <w:t>hubli_employees</w:t>
+      </w:r>
+      <w:proofErr w:type="spellEnd"/>
+      <w:r>
+        <w:rPr>
+          <w:rFonts w:ascii="Times New Roman" w:eastAsia="Times New Roman" w:hAnsi="Times New Roman" w:cs="Times New Roman"/>
+          <w:sz w:val="24"/>
+          <w:szCs w:val="24"/>
+          <w:lang w:eastAsia="en-IN"/>
+        </w:rPr>
+        <w:t xml:space="preserve"> as</w:t>
       </w:r>
     </w:p>
     <w:p>
@@ -10664,7 +13726,15 @@
         <w:spacing w:before="100" w:beforeAutospacing="1" w:after="100" w:afterAutospacing="1" w:line="240" w:lineRule="auto"/>
       </w:pPr>
       <w:r>
-        <w:t>Display the Hubli employees view.</w:t>
+        <w:t xml:space="preserve">Display the Hubli </w:t>
+      </w:r>
+      <w:proofErr w:type="gramStart"/>
+      <w:r>
+        <w:t>employees</w:t>
+      </w:r>
+      <w:proofErr w:type="gramEnd"/>
+      <w:r>
+        <w:t xml:space="preserve"> view.</w:t>
       </w:r>
     </w:p>
     <w:p>
@@ -10686,8 +13756,19 @@
           <w:szCs w:val="24"/>
           <w:lang w:eastAsia="en-IN"/>
         </w:rPr>
-        <w:t>select * from hubli_employees</w:t>
-      </w:r>
+        <w:t xml:space="preserve">select * from </w:t>
+      </w:r>
+      <w:proofErr w:type="spellStart"/>
+      <w:r>
+        <w:rPr>
+          <w:rFonts w:ascii="Times New Roman" w:eastAsia="Times New Roman" w:hAnsi="Times New Roman" w:cs="Times New Roman"/>
+          <w:sz w:val="24"/>
+          <w:szCs w:val="24"/>
+          <w:lang w:eastAsia="en-IN"/>
+        </w:rPr>
+        <w:t>hubli_employees</w:t>
+      </w:r>
+      <w:proofErr w:type="spellEnd"/>
     </w:p>
     <w:p>
       <w:pPr>
@@ -10712,7 +13793,15 @@
         <w:spacing w:before="100" w:beforeAutospacing="1" w:after="100" w:afterAutospacing="1" w:line="240" w:lineRule="auto"/>
       </w:pPr>
       <w:r>
-        <w:t>Delete the Hubli employees view.</w:t>
+        <w:t xml:space="preserve">Delete the Hubli </w:t>
+      </w:r>
+      <w:proofErr w:type="gramStart"/>
+      <w:r>
+        <w:t>employees</w:t>
+      </w:r>
+      <w:proofErr w:type="gramEnd"/>
+      <w:r>
+        <w:t xml:space="preserve"> view.</w:t>
       </w:r>
     </w:p>
     <w:p>
@@ -10734,8 +13823,19 @@
           <w:szCs w:val="24"/>
           <w:lang w:eastAsia="en-IN"/>
         </w:rPr>
-        <w:t>drop view hubli_employees</w:t>
-      </w:r>
+        <w:t xml:space="preserve">drop view </w:t>
+      </w:r>
+      <w:proofErr w:type="spellStart"/>
+      <w:r>
+        <w:rPr>
+          <w:rFonts w:ascii="Times New Roman" w:eastAsia="Times New Roman" w:hAnsi="Times New Roman" w:cs="Times New Roman"/>
+          <w:sz w:val="24"/>
+          <w:szCs w:val="24"/>
+          <w:lang w:eastAsia="en-IN"/>
+        </w:rPr>
+        <w:t>hubli_employees</w:t>
+      </w:r>
+      <w:proofErr w:type="spellEnd"/>
     </w:p>
     <w:p>
       <w:pPr>
@@ -10831,6 +13931,7 @@
         </w:rPr>
         <w:t xml:space="preserve">Create a view named </w:t>
       </w:r>
+      <w:proofErr w:type="spellStart"/>
       <w:r>
         <w:rPr>
           <w:rFonts w:ascii="Courier New" w:eastAsia="Times New Roman" w:hAnsi="Courier New" w:cs="Courier New"/>
@@ -10840,6 +13941,7 @@
         </w:rPr>
         <w:t>it_high_salary</w:t>
       </w:r>
+      <w:proofErr w:type="spellEnd"/>
       <w:r>
         <w:rPr>
           <w:rFonts w:ascii="Times New Roman" w:eastAsia="Times New Roman" w:hAnsi="Times New Roman" w:cs="Times New Roman"/>
@@ -10978,7 +14080,27 @@
           <w:szCs w:val="24"/>
           <w:lang w:eastAsia="en-IN"/>
         </w:rPr>
-        <w:t>create view it_high_salary as</w:t>
+        <w:t xml:space="preserve">create view </w:t>
+      </w:r>
+      <w:proofErr w:type="spellStart"/>
+      <w:r>
+        <w:rPr>
+          <w:rFonts w:ascii="Times New Roman" w:eastAsia="Times New Roman" w:hAnsi="Times New Roman" w:cs="Times New Roman"/>
+          <w:sz w:val="24"/>
+          <w:szCs w:val="24"/>
+          <w:lang w:eastAsia="en-IN"/>
+        </w:rPr>
+        <w:t>it_high_salary</w:t>
+      </w:r>
+      <w:proofErr w:type="spellEnd"/>
+      <w:r>
+        <w:rPr>
+          <w:rFonts w:ascii="Times New Roman" w:eastAsia="Times New Roman" w:hAnsi="Times New Roman" w:cs="Times New Roman"/>
+          <w:sz w:val="24"/>
+          <w:szCs w:val="24"/>
+          <w:lang w:eastAsia="en-IN"/>
+        </w:rPr>
+        <w:t xml:space="preserve"> as</w:t>
       </w:r>
     </w:p>
     <w:p>
@@ -11022,7 +14144,27 @@
           <w:szCs w:val="24"/>
           <w:lang w:eastAsia="en-IN"/>
         </w:rPr>
-        <w:t>where (dept_id = 102 AND salary &gt; 70000)</w:t>
+        <w:t>where (</w:t>
+      </w:r>
+      <w:proofErr w:type="spellStart"/>
+      <w:r>
+        <w:rPr>
+          <w:rFonts w:ascii="Times New Roman" w:eastAsia="Times New Roman" w:hAnsi="Times New Roman" w:cs="Times New Roman"/>
+          <w:sz w:val="24"/>
+          <w:szCs w:val="24"/>
+          <w:lang w:eastAsia="en-IN"/>
+        </w:rPr>
+        <w:t>dept_id</w:t>
+      </w:r>
+      <w:proofErr w:type="spellEnd"/>
+      <w:r>
+        <w:rPr>
+          <w:rFonts w:ascii="Times New Roman" w:eastAsia="Times New Roman" w:hAnsi="Times New Roman" w:cs="Times New Roman"/>
+          <w:sz w:val="24"/>
+          <w:szCs w:val="24"/>
+          <w:lang w:eastAsia="en-IN"/>
+        </w:rPr>
+        <w:t xml:space="preserve"> = 102 AND salary &gt; 70000)</w:t>
       </w:r>
     </w:p>
     <w:p>
@@ -11057,8 +14199,750 @@
           <w:szCs w:val="24"/>
           <w:lang w:eastAsia="en-IN"/>
         </w:rPr>
-        <w:t>select * from it_high_salary</w:t>
-      </w:r>
+        <w:t xml:space="preserve">select * from </w:t>
+      </w:r>
+      <w:proofErr w:type="spellStart"/>
+      <w:r>
+        <w:rPr>
+          <w:rFonts w:ascii="Times New Roman" w:eastAsia="Times New Roman" w:hAnsi="Times New Roman" w:cs="Times New Roman"/>
+          <w:sz w:val="24"/>
+          <w:szCs w:val="24"/>
+          <w:lang w:eastAsia="en-IN"/>
+        </w:rPr>
+        <w:t>it_high_salary</w:t>
+      </w:r>
+      <w:proofErr w:type="spellEnd"/>
+    </w:p>
+    <w:p>
+      <w:pPr>
+        <w:pStyle w:val="ListParagraph"/>
+        <w:spacing w:before="100" w:beforeAutospacing="1" w:after="100" w:afterAutospacing="1" w:line="240" w:lineRule="auto"/>
+        <w:ind w:left="1440"/>
+        <w:rPr>
+          <w:rFonts w:ascii="Times New Roman" w:eastAsia="Times New Roman" w:hAnsi="Times New Roman" w:cs="Times New Roman"/>
+          <w:sz w:val="24"/>
+          <w:szCs w:val="24"/>
+          <w:lang w:eastAsia="en-IN"/>
+        </w:rPr>
+      </w:pPr>
+    </w:p>
+    <w:p>
+      <w:pPr>
+        <w:pStyle w:val="ListParagraph"/>
+        <w:spacing w:before="100" w:beforeAutospacing="1" w:after="100" w:afterAutospacing="1" w:line="240" w:lineRule="auto"/>
+        <w:ind w:left="1440"/>
+        <w:rPr>
+          <w:rFonts w:ascii="Times New Roman" w:eastAsia="Times New Roman" w:hAnsi="Times New Roman" w:cs="Times New Roman"/>
+          <w:sz w:val="24"/>
+          <w:szCs w:val="24"/>
+          <w:lang w:eastAsia="en-IN"/>
+        </w:rPr>
+      </w:pPr>
+    </w:p>
+    <w:p>
+      <w:pPr>
+        <w:pStyle w:val="Heading1"/>
+      </w:pPr>
+      <w:r>
+        <w:t>Indexes</w:t>
+      </w:r>
+    </w:p>
+    <w:p>
+      <w:pPr>
+        <w:pStyle w:val="NormalWeb"/>
+      </w:pPr>
+      <w:r>
+        <w:t xml:space="preserve">Indexes are used to </w:t>
+      </w:r>
+      <w:r>
+        <w:rPr>
+          <w:rStyle w:val="Strong"/>
+        </w:rPr>
+        <w:t>speed up data retrieval</w:t>
+      </w:r>
+      <w:r>
+        <w:t xml:space="preserve"> from a table.</w:t>
+      </w:r>
+    </w:p>
+    <w:p>
+      <w:pPr>
+        <w:pStyle w:val="NormalWeb"/>
+      </w:pPr>
+      <w:r>
+        <w:t>Think of it like the index at the back of a book:</w:t>
+      </w:r>
+    </w:p>
+    <w:p>
+      <w:pPr>
+        <w:numPr>
+          <w:ilvl w:val="0"/>
+          <w:numId w:val="13"/>
+        </w:numPr>
+        <w:spacing w:before="100" w:beforeAutospacing="1" w:after="100" w:afterAutospacing="1" w:line="240" w:lineRule="auto"/>
+      </w:pPr>
+      <w:r>
+        <w:t xml:space="preserve">Without an index → You search every page. </w:t>
+      </w:r>
+    </w:p>
+    <w:p>
+      <w:pPr>
+        <w:numPr>
+          <w:ilvl w:val="0"/>
+          <w:numId w:val="13"/>
+        </w:numPr>
+        <w:spacing w:before="100" w:beforeAutospacing="1" w:after="100" w:afterAutospacing="1" w:line="240" w:lineRule="auto"/>
+      </w:pPr>
+      <w:r>
+        <w:t xml:space="preserve">With an index → You jump directly to the page. </w:t>
+      </w:r>
+    </w:p>
+    <w:p>
+      <w:pPr>
+        <w:pStyle w:val="NormalWeb"/>
+      </w:pPr>
+      <w:r>
+        <w:t>Similarly, SQL indexes help the database find rows much faster.</w:t>
+      </w:r>
+    </w:p>
+    <w:p>
+      <w:pPr>
+        <w:pStyle w:val="NormalWeb"/>
+      </w:pPr>
+    </w:p>
+    <w:p>
+      <w:pPr>
+        <w:pStyle w:val="Heading1"/>
+      </w:pPr>
+      <w:r>
+        <w:t>When NOT to Use Indexes</w:t>
+      </w:r>
+    </w:p>
+    <w:p>
+      <w:pPr>
+        <w:pStyle w:val="NormalWeb"/>
+      </w:pPr>
+      <w:r>
+        <w:t>Don't create indexes on:</w:t>
+      </w:r>
+    </w:p>
+    <w:p>
+      <w:pPr>
+        <w:numPr>
+          <w:ilvl w:val="0"/>
+          <w:numId w:val="14"/>
+        </w:numPr>
+        <w:spacing w:before="100" w:beforeAutospacing="1" w:after="100" w:afterAutospacing="1" w:line="240" w:lineRule="auto"/>
+      </w:pPr>
+      <w:r>
+        <w:t xml:space="preserve">Very small tables </w:t>
+      </w:r>
+    </w:p>
+    <w:p>
+      <w:pPr>
+        <w:numPr>
+          <w:ilvl w:val="0"/>
+          <w:numId w:val="14"/>
+        </w:numPr>
+        <w:spacing w:before="100" w:beforeAutospacing="1" w:after="100" w:afterAutospacing="1" w:line="240" w:lineRule="auto"/>
+      </w:pPr>
+      <w:r>
+        <w:t xml:space="preserve">Columns that change frequently </w:t>
+      </w:r>
+    </w:p>
+    <w:p>
+      <w:pPr>
+        <w:numPr>
+          <w:ilvl w:val="0"/>
+          <w:numId w:val="14"/>
+        </w:numPr>
+        <w:spacing w:before="100" w:beforeAutospacing="1" w:after="100" w:afterAutospacing="1" w:line="240" w:lineRule="auto"/>
+      </w:pPr>
+      <w:r>
+        <w:t xml:space="preserve">Columns with very few unique values (like gender) </w:t>
+      </w:r>
+    </w:p>
+    <w:p>
+      <w:pPr>
+        <w:pStyle w:val="NormalWeb"/>
+      </w:pPr>
+      <w:r>
+        <w:t xml:space="preserve">Too many indexes can slow down </w:t>
+      </w:r>
+      <w:r>
+        <w:rPr>
+          <w:rStyle w:val="HTMLCode"/>
+        </w:rPr>
+        <w:t>INSERT</w:t>
+      </w:r>
+      <w:r>
+        <w:t xml:space="preserve">, </w:t>
+      </w:r>
+      <w:r>
+        <w:rPr>
+          <w:rStyle w:val="HTMLCode"/>
+        </w:rPr>
+        <w:t>UPDATE</w:t>
+      </w:r>
+      <w:r>
+        <w:t xml:space="preserve">, and </w:t>
+      </w:r>
+      <w:r>
+        <w:rPr>
+          <w:rStyle w:val="HTMLCode"/>
+        </w:rPr>
+        <w:t>DELETE</w:t>
+      </w:r>
+      <w:r>
+        <w:t xml:space="preserve"> because the database has to update the indexes too.</w:t>
+      </w:r>
+    </w:p>
+    <w:p>
+      <w:pPr>
+        <w:pStyle w:val="NormalWeb"/>
+      </w:pPr>
+    </w:p>
+    <w:p>
+      <w:pPr>
+        <w:pStyle w:val="Heading1"/>
+      </w:pPr>
+      <w:r>
+        <w:t>Practice Questions</w:t>
+      </w:r>
+    </w:p>
+    <w:p>
+      <w:pPr>
+        <w:pStyle w:val="Heading3"/>
+      </w:pPr>
+      <w:r>
+        <w:t xml:space="preserve">1. Create an index on the </w:t>
+      </w:r>
+      <w:r>
+        <w:rPr>
+          <w:rStyle w:val="HTMLCode"/>
+          <w:rFonts w:eastAsiaTheme="majorEastAsia"/>
+        </w:rPr>
+        <w:t>name</w:t>
+      </w:r>
+      <w:r>
+        <w:t xml:space="preserve"> column.</w:t>
+      </w:r>
+    </w:p>
+    <w:p>
+      <w:pPr>
+        <w:pStyle w:val="NormalWeb"/>
+      </w:pPr>
+      <w:r>
+        <w:t xml:space="preserve">create index </w:t>
+      </w:r>
+      <w:proofErr w:type="spellStart"/>
+      <w:r>
+        <w:t>idx_name</w:t>
+      </w:r>
+      <w:proofErr w:type="spellEnd"/>
+    </w:p>
+    <w:p>
+      <w:pPr>
+        <w:pStyle w:val="NormalWeb"/>
+      </w:pPr>
+      <w:r>
+        <w:t>on employees(name);</w:t>
+      </w:r>
+    </w:p>
+    <w:p>
+      <w:pPr>
+        <w:pStyle w:val="NormalWeb"/>
+      </w:pPr>
+      <w:r>
+        <w:t xml:space="preserve">2. Create an index on the </w:t>
+      </w:r>
+      <w:r>
+        <w:rPr>
+          <w:rStyle w:val="HTMLCode"/>
+        </w:rPr>
+        <w:t>salary</w:t>
+      </w:r>
+      <w:r>
+        <w:t xml:space="preserve"> column.</w:t>
+      </w:r>
+    </w:p>
+    <w:p>
+      <w:pPr>
+        <w:pStyle w:val="NormalWeb"/>
+      </w:pPr>
+      <w:r>
+        <w:t xml:space="preserve">create index </w:t>
+      </w:r>
+      <w:proofErr w:type="spellStart"/>
+      <w:r>
+        <w:t>idx_salary</w:t>
+      </w:r>
+      <w:proofErr w:type="spellEnd"/>
+    </w:p>
+    <w:p>
+      <w:pPr>
+        <w:pStyle w:val="NormalWeb"/>
+      </w:pPr>
+      <w:r>
+        <w:lastRenderedPageBreak/>
+        <w:t>on employees(salary);</w:t>
+      </w:r>
+    </w:p>
+    <w:p>
+      <w:pPr>
+        <w:pStyle w:val="NormalWeb"/>
+      </w:pPr>
+      <w:r>
+        <w:t xml:space="preserve">3. Create a unique index on the </w:t>
+      </w:r>
+      <w:r>
+        <w:rPr>
+          <w:rStyle w:val="HTMLCode"/>
+        </w:rPr>
+        <w:t>email</w:t>
+      </w:r>
+      <w:r>
+        <w:t xml:space="preserve"> column.</w:t>
+      </w:r>
+    </w:p>
+    <w:p>
+      <w:pPr>
+        <w:pStyle w:val="NormalWeb"/>
+      </w:pPr>
+      <w:r>
+        <w:t xml:space="preserve">create unique index </w:t>
+      </w:r>
+      <w:proofErr w:type="spellStart"/>
+      <w:r>
+        <w:t>idx_email</w:t>
+      </w:r>
+      <w:proofErr w:type="spellEnd"/>
+    </w:p>
+    <w:p>
+      <w:pPr>
+        <w:pStyle w:val="NormalWeb"/>
+      </w:pPr>
+      <w:r>
+        <w:t>on employees(email);</w:t>
+      </w:r>
+    </w:p>
+    <w:p>
+      <w:pPr>
+        <w:pStyle w:val="NormalWeb"/>
+      </w:pPr>
+      <w:r>
+        <w:t>4. Display all employees from the IT department.</w:t>
+      </w:r>
+    </w:p>
+    <w:p>
+      <w:pPr>
+        <w:pStyle w:val="NormalWeb"/>
+      </w:pPr>
+      <w:r>
+        <w:t>select * from employees</w:t>
+      </w:r>
+    </w:p>
+    <w:p>
+      <w:pPr>
+        <w:pStyle w:val="NormalWeb"/>
+      </w:pPr>
+      <w:r>
+        <w:t xml:space="preserve">where </w:t>
+      </w:r>
+      <w:proofErr w:type="spellStart"/>
+      <w:r>
+        <w:t>dept_id</w:t>
+      </w:r>
+      <w:proofErr w:type="spellEnd"/>
+      <w:r>
+        <w:t>= 102</w:t>
+      </w:r>
+    </w:p>
+    <w:p>
+      <w:pPr>
+        <w:pStyle w:val="NormalWeb"/>
+      </w:pPr>
+      <w:r>
+        <w:t xml:space="preserve">5. Create a composite index on </w:t>
+      </w:r>
+      <w:r>
+        <w:rPr>
+          <w:rStyle w:val="HTMLCode"/>
+        </w:rPr>
+        <w:t>city</w:t>
+      </w:r>
+      <w:r>
+        <w:t xml:space="preserve"> and </w:t>
+      </w:r>
+      <w:r>
+        <w:rPr>
+          <w:rStyle w:val="HTMLCode"/>
+        </w:rPr>
+        <w:t>department</w:t>
+      </w:r>
+      <w:r>
+        <w:t>.</w:t>
+      </w:r>
+    </w:p>
+    <w:p>
+      <w:pPr>
+        <w:pStyle w:val="NormalWeb"/>
+      </w:pPr>
+      <w:r>
+        <w:t xml:space="preserve">create index </w:t>
+      </w:r>
+      <w:proofErr w:type="spellStart"/>
+      <w:r>
+        <w:t>idx_city_dept</w:t>
+      </w:r>
+      <w:proofErr w:type="spellEnd"/>
+    </w:p>
+    <w:p>
+      <w:pPr>
+        <w:pStyle w:val="NormalWeb"/>
+      </w:pPr>
+      <w:r>
+        <w:t>on employees(</w:t>
+      </w:r>
+      <w:proofErr w:type="spellStart"/>
+      <w:proofErr w:type="gramStart"/>
+      <w:r>
+        <w:t>city,dept</w:t>
+      </w:r>
+      <w:proofErr w:type="gramEnd"/>
+      <w:r>
+        <w:t>_id</w:t>
+      </w:r>
+      <w:proofErr w:type="spellEnd"/>
+      <w:r>
+        <w:t>)</w:t>
+      </w:r>
+    </w:p>
+    <w:p>
+      <w:pPr>
+        <w:pStyle w:val="NormalWeb"/>
+      </w:pPr>
+      <w:r>
+        <w:t xml:space="preserve">6. Drop the index on the </w:t>
+      </w:r>
+      <w:r>
+        <w:rPr>
+          <w:rStyle w:val="HTMLCode"/>
+        </w:rPr>
+        <w:t>salary</w:t>
+      </w:r>
+      <w:r>
+        <w:t xml:space="preserve"> column.</w:t>
+      </w:r>
+    </w:p>
+    <w:p>
+      <w:pPr>
+        <w:pStyle w:val="NormalWeb"/>
+      </w:pPr>
+      <w:r>
+        <w:t xml:space="preserve">drop index </w:t>
+      </w:r>
+      <w:proofErr w:type="spellStart"/>
+      <w:r>
+        <w:t>idx_salary</w:t>
+      </w:r>
+      <w:proofErr w:type="spellEnd"/>
+    </w:p>
+    <w:p>
+      <w:pPr>
+        <w:pStyle w:val="NormalWeb"/>
+      </w:pPr>
+    </w:p>
+    <w:p>
+      <w:pPr>
+        <w:pStyle w:val="Heading1"/>
+      </w:pPr>
+      <w:r>
+        <w:t>Interview Questions</w:t>
+      </w:r>
+    </w:p>
+    <w:p>
+      <w:pPr>
+        <w:pStyle w:val="NormalWeb"/>
+      </w:pPr>
+      <w:r>
+        <w:rPr>
+          <w:rStyle w:val="Strong"/>
+        </w:rPr>
+        <w:t>1. What is an index in SQL?</w:t>
+      </w:r>
+    </w:p>
+    <w:p>
+      <w:pPr>
+        <w:pStyle w:val="NormalWeb"/>
+      </w:pPr>
+      <w:r>
+        <w:t>An index is a database object that speeds up data retrieval</w:t>
+      </w:r>
+    </w:p>
+    <w:p>
+      <w:pPr>
+        <w:pStyle w:val="NormalWeb"/>
+      </w:pPr>
+    </w:p>
+    <w:p>
+      <w:pPr>
+        <w:pStyle w:val="NormalWeb"/>
+      </w:pPr>
+      <w:r>
+        <w:t>2. Does an index make inserts faster?</w:t>
+      </w:r>
+    </w:p>
+    <w:p>
+      <w:pPr>
+        <w:pStyle w:val="NormalWeb"/>
+      </w:pPr>
+      <w:r>
+        <w:t xml:space="preserve">No, it usually makes insert, update and delete slower because </w:t>
+      </w:r>
+      <w:r>
+        <w:t>index must also be updated</w:t>
+      </w:r>
+    </w:p>
+    <w:p>
+      <w:pPr>
+        <w:pStyle w:val="NormalWeb"/>
+      </w:pPr>
+      <w:r>
+        <w:t>3. Can a table have multiple indexes?</w:t>
+      </w:r>
+    </w:p>
+    <w:p>
+      <w:pPr>
+        <w:pStyle w:val="NormalWeb"/>
+      </w:pPr>
+      <w:r>
+        <w:t>Yes</w:t>
+      </w:r>
+    </w:p>
+    <w:p>
+      <w:pPr>
+        <w:pStyle w:val="NormalWeb"/>
+      </w:pPr>
+      <w:r>
+        <w:t>4. What is a unique index?</w:t>
+      </w:r>
+    </w:p>
+    <w:p>
+      <w:pPr>
+        <w:pStyle w:val="NormalWeb"/>
+      </w:pPr>
+      <w:r>
+        <w:t xml:space="preserve">Unique index ensures that duplicates values are not inserted to </w:t>
+      </w:r>
+      <w:proofErr w:type="gramStart"/>
+      <w:r>
+        <w:t>a</w:t>
+      </w:r>
+      <w:proofErr w:type="gramEnd"/>
+      <w:r>
+        <w:t xml:space="preserve"> indexed column</w:t>
+      </w:r>
+    </w:p>
+    <w:p>
+      <w:pPr>
+        <w:pStyle w:val="NormalWeb"/>
+      </w:pPr>
+    </w:p>
+    <w:p>
+      <w:pPr>
+        <w:pStyle w:val="Heading1"/>
+      </w:pPr>
+      <w:r>
+        <w:lastRenderedPageBreak/>
+        <w:t>View Existing Indexes</w:t>
+      </w:r>
+    </w:p>
+    <w:p>
+      <w:pPr>
+        <w:pStyle w:val="NormalWeb"/>
+      </w:pPr>
+      <w:r>
+        <w:t>Different databases use different commands.</w:t>
+      </w:r>
+    </w:p>
+    <w:p>
+      <w:pPr>
+        <w:spacing w:before="100" w:beforeAutospacing="1" w:after="100" w:afterAutospacing="1" w:line="240" w:lineRule="auto"/>
+        <w:rPr>
+          <w:rFonts w:ascii="Times New Roman" w:eastAsia="Times New Roman" w:hAnsi="Times New Roman" w:cs="Times New Roman"/>
+          <w:sz w:val="24"/>
+          <w:szCs w:val="24"/>
+          <w:lang w:eastAsia="en-IN"/>
+        </w:rPr>
+      </w:pPr>
+      <w:r>
+        <w:rPr>
+          <w:rFonts w:ascii="Times New Roman" w:eastAsia="Times New Roman" w:hAnsi="Times New Roman" w:cs="Times New Roman"/>
+          <w:sz w:val="24"/>
+          <w:szCs w:val="24"/>
+          <w:lang w:eastAsia="en-IN"/>
+        </w:rPr>
+        <w:t>SQLite:</w:t>
+      </w:r>
+    </w:p>
+    <w:p>
+      <w:pPr>
+        <w:tabs>
+          <w:tab w:val="left" w:pos="916"/>
+          <w:tab w:val="left" w:pos="1832"/>
+          <w:tab w:val="left" w:pos="2748"/>
+          <w:tab w:val="left" w:pos="3664"/>
+          <w:tab w:val="left" w:pos="4580"/>
+          <w:tab w:val="left" w:pos="5496"/>
+          <w:tab w:val="left" w:pos="6412"/>
+          <w:tab w:val="left" w:pos="7328"/>
+          <w:tab w:val="left" w:pos="8244"/>
+          <w:tab w:val="left" w:pos="9160"/>
+          <w:tab w:val="left" w:pos="10076"/>
+          <w:tab w:val="left" w:pos="10992"/>
+          <w:tab w:val="left" w:pos="11908"/>
+          <w:tab w:val="left" w:pos="12824"/>
+          <w:tab w:val="left" w:pos="13740"/>
+          <w:tab w:val="left" w:pos="14656"/>
+        </w:tabs>
+        <w:spacing w:after="0" w:line="240" w:lineRule="auto"/>
+        <w:rPr>
+          <w:rFonts w:ascii="Courier New" w:eastAsia="Times New Roman" w:hAnsi="Courier New" w:cs="Courier New"/>
+          <w:sz w:val="20"/>
+          <w:szCs w:val="20"/>
+          <w:lang w:eastAsia="en-IN"/>
+        </w:rPr>
+      </w:pPr>
+      <w:r>
+        <w:rPr>
+          <w:rFonts w:ascii="Courier New" w:eastAsia="Times New Roman" w:hAnsi="Courier New" w:cs="Courier New"/>
+          <w:sz w:val="20"/>
+          <w:szCs w:val="20"/>
+          <w:lang w:eastAsia="en-IN"/>
+        </w:rPr>
+        <w:t xml:space="preserve">PRAGMA </w:t>
+      </w:r>
+      <w:proofErr w:type="spellStart"/>
+      <w:r>
+        <w:rPr>
+          <w:rFonts w:ascii="Courier New" w:eastAsia="Times New Roman" w:hAnsi="Courier New" w:cs="Courier New"/>
+          <w:sz w:val="20"/>
+          <w:szCs w:val="20"/>
+          <w:lang w:eastAsia="en-IN"/>
+        </w:rPr>
+        <w:t>index_list</w:t>
+      </w:r>
+      <w:proofErr w:type="spellEnd"/>
+      <w:r>
+        <w:rPr>
+          <w:rFonts w:ascii="Courier New" w:eastAsia="Times New Roman" w:hAnsi="Courier New" w:cs="Courier New"/>
+          <w:sz w:val="20"/>
+          <w:szCs w:val="20"/>
+          <w:lang w:eastAsia="en-IN"/>
+        </w:rPr>
+        <w:t>('employees');</w:t>
+      </w:r>
+    </w:p>
+    <w:p>
+      <w:pPr>
+        <w:spacing w:before="100" w:beforeAutospacing="1" w:after="100" w:afterAutospacing="1" w:line="240" w:lineRule="auto"/>
+        <w:rPr>
+          <w:rFonts w:ascii="Times New Roman" w:eastAsia="Times New Roman" w:hAnsi="Times New Roman" w:cs="Times New Roman"/>
+          <w:sz w:val="24"/>
+          <w:szCs w:val="24"/>
+          <w:lang w:eastAsia="en-IN"/>
+        </w:rPr>
+      </w:pPr>
+      <w:r>
+        <w:rPr>
+          <w:rFonts w:ascii="Times New Roman" w:eastAsia="Times New Roman" w:hAnsi="Times New Roman" w:cs="Times New Roman"/>
+          <w:sz w:val="24"/>
+          <w:szCs w:val="24"/>
+          <w:lang w:eastAsia="en-IN"/>
+        </w:rPr>
+        <w:t>MySQL:</w:t>
+      </w:r>
+    </w:p>
+    <w:p>
+      <w:pPr>
+        <w:tabs>
+          <w:tab w:val="left" w:pos="916"/>
+          <w:tab w:val="left" w:pos="1832"/>
+          <w:tab w:val="left" w:pos="2748"/>
+          <w:tab w:val="left" w:pos="3664"/>
+          <w:tab w:val="left" w:pos="4580"/>
+          <w:tab w:val="left" w:pos="5496"/>
+          <w:tab w:val="left" w:pos="6412"/>
+          <w:tab w:val="left" w:pos="7328"/>
+          <w:tab w:val="left" w:pos="8244"/>
+          <w:tab w:val="left" w:pos="9160"/>
+          <w:tab w:val="left" w:pos="10076"/>
+          <w:tab w:val="left" w:pos="10992"/>
+          <w:tab w:val="left" w:pos="11908"/>
+          <w:tab w:val="left" w:pos="12824"/>
+          <w:tab w:val="left" w:pos="13740"/>
+          <w:tab w:val="left" w:pos="14656"/>
+        </w:tabs>
+        <w:spacing w:after="0" w:line="240" w:lineRule="auto"/>
+        <w:rPr>
+          <w:rFonts w:ascii="Courier New" w:eastAsia="Times New Roman" w:hAnsi="Courier New" w:cs="Courier New"/>
+          <w:sz w:val="20"/>
+          <w:szCs w:val="20"/>
+          <w:lang w:eastAsia="en-IN"/>
+        </w:rPr>
+      </w:pPr>
+      <w:r>
+        <w:rPr>
+          <w:rFonts w:ascii="Courier New" w:eastAsia="Times New Roman" w:hAnsi="Courier New" w:cs="Courier New"/>
+          <w:sz w:val="20"/>
+          <w:szCs w:val="20"/>
+          <w:lang w:eastAsia="en-IN"/>
+        </w:rPr>
+        <w:t>SHOW INDEX</w:t>
+      </w:r>
+    </w:p>
+    <w:p>
+      <w:pPr>
+        <w:tabs>
+          <w:tab w:val="left" w:pos="916"/>
+          <w:tab w:val="left" w:pos="1832"/>
+          <w:tab w:val="left" w:pos="2748"/>
+          <w:tab w:val="left" w:pos="3664"/>
+          <w:tab w:val="left" w:pos="4580"/>
+          <w:tab w:val="left" w:pos="5496"/>
+          <w:tab w:val="left" w:pos="6412"/>
+          <w:tab w:val="left" w:pos="7328"/>
+          <w:tab w:val="left" w:pos="8244"/>
+          <w:tab w:val="left" w:pos="9160"/>
+          <w:tab w:val="left" w:pos="10076"/>
+          <w:tab w:val="left" w:pos="10992"/>
+          <w:tab w:val="left" w:pos="11908"/>
+          <w:tab w:val="left" w:pos="12824"/>
+          <w:tab w:val="left" w:pos="13740"/>
+          <w:tab w:val="left" w:pos="14656"/>
+        </w:tabs>
+        <w:spacing w:after="0" w:line="240" w:lineRule="auto"/>
+        <w:rPr>
+          <w:rFonts w:ascii="Courier New" w:eastAsia="Times New Roman" w:hAnsi="Courier New" w:cs="Courier New"/>
+          <w:sz w:val="20"/>
+          <w:szCs w:val="20"/>
+          <w:lang w:eastAsia="en-IN"/>
+        </w:rPr>
+      </w:pPr>
+      <w:r>
+        <w:rPr>
+          <w:rFonts w:ascii="Courier New" w:eastAsia="Times New Roman" w:hAnsi="Courier New" w:cs="Courier New"/>
+          <w:sz w:val="20"/>
+          <w:szCs w:val="20"/>
+          <w:lang w:eastAsia="en-IN"/>
+        </w:rPr>
+        <w:t>FROM employees;</w:t>
+      </w:r>
+    </w:p>
+    <w:p>
+      <w:pPr>
+        <w:pStyle w:val="NormalWeb"/>
+      </w:pPr>
     </w:p>
     <w:p>
       <w:pPr>
@@ -11531,98 +15415,9 @@
     </w:lvl>
   </w:abstractNum>
   <w:abstractNum w:abstractNumId="3" w15:restartNumberingAfterBreak="0">
-    <w:nsid w:val="3AEE0C2E"/>
-    <w:multiLevelType w:val="hybridMultilevel"/>
-    <w:tmpl w:val="9DB25FA6"/>
-    <w:lvl w:ilvl="0" w:tplc="0B9802D2">
-      <w:start w:val="1"/>
-      <w:numFmt w:val="decimal"/>
-      <w:lvlText w:val="%1."/>
-      <w:lvlJc w:val="left"/>
-      <w:pPr>
-        <w:ind w:left="720" w:hanging="360"/>
-      </w:pPr>
-      <w:rPr>
-        <w:rFonts w:hint="default"/>
-      </w:rPr>
-    </w:lvl>
-    <w:lvl w:ilvl="1" w:tplc="40090019" w:tentative="1">
-      <w:start w:val="1"/>
-      <w:numFmt w:val="lowerLetter"/>
-      <w:lvlText w:val="%2."/>
-      <w:lvlJc w:val="left"/>
-      <w:pPr>
-        <w:ind w:left="1440" w:hanging="360"/>
-      </w:pPr>
-    </w:lvl>
-    <w:lvl w:ilvl="2" w:tplc="4009001B" w:tentative="1">
-      <w:start w:val="1"/>
-      <w:numFmt w:val="lowerRoman"/>
-      <w:lvlText w:val="%3."/>
-      <w:lvlJc w:val="right"/>
-      <w:pPr>
-        <w:ind w:left="2160" w:hanging="180"/>
-      </w:pPr>
-    </w:lvl>
-    <w:lvl w:ilvl="3" w:tplc="4009000F" w:tentative="1">
-      <w:start w:val="1"/>
-      <w:numFmt w:val="decimal"/>
-      <w:lvlText w:val="%4."/>
-      <w:lvlJc w:val="left"/>
-      <w:pPr>
-        <w:ind w:left="2880" w:hanging="360"/>
-      </w:pPr>
-    </w:lvl>
-    <w:lvl w:ilvl="4" w:tplc="40090019" w:tentative="1">
-      <w:start w:val="1"/>
-      <w:numFmt w:val="lowerLetter"/>
-      <w:lvlText w:val="%5."/>
-      <w:lvlJc w:val="left"/>
-      <w:pPr>
-        <w:ind w:left="3600" w:hanging="360"/>
-      </w:pPr>
-    </w:lvl>
-    <w:lvl w:ilvl="5" w:tplc="4009001B" w:tentative="1">
-      <w:start w:val="1"/>
-      <w:numFmt w:val="lowerRoman"/>
-      <w:lvlText w:val="%6."/>
-      <w:lvlJc w:val="right"/>
-      <w:pPr>
-        <w:ind w:left="4320" w:hanging="180"/>
-      </w:pPr>
-    </w:lvl>
-    <w:lvl w:ilvl="6" w:tplc="4009000F" w:tentative="1">
-      <w:start w:val="1"/>
-      <w:numFmt w:val="decimal"/>
-      <w:lvlText w:val="%7."/>
-      <w:lvlJc w:val="left"/>
-      <w:pPr>
-        <w:ind w:left="5040" w:hanging="360"/>
-      </w:pPr>
-    </w:lvl>
-    <w:lvl w:ilvl="7" w:tplc="40090019" w:tentative="1">
-      <w:start w:val="1"/>
-      <w:numFmt w:val="lowerLetter"/>
-      <w:lvlText w:val="%8."/>
-      <w:lvlJc w:val="left"/>
-      <w:pPr>
-        <w:ind w:left="5760" w:hanging="360"/>
-      </w:pPr>
-    </w:lvl>
-    <w:lvl w:ilvl="8" w:tplc="4009001B" w:tentative="1">
-      <w:start w:val="1"/>
-      <w:numFmt w:val="lowerRoman"/>
-      <w:lvlText w:val="%9."/>
-      <w:lvlJc w:val="right"/>
-      <w:pPr>
-        <w:ind w:left="6480" w:hanging="180"/>
-      </w:pPr>
-    </w:lvl>
-  </w:abstractNum>
-  <w:abstractNum w:abstractNumId="4" w15:restartNumberingAfterBreak="0">
-    <w:nsid w:val="42F33610"/>
+    <w:nsid w:val="314A2721"/>
     <w:multiLevelType w:val="multilevel"/>
-    <w:tmpl w:val="842E5C08"/>
+    <w:tmpl w:val="C69E485A"/>
     <w:lvl w:ilvl="0">
       <w:start w:val="1"/>
       <w:numFmt w:val="bullet"/>
@@ -11768,10 +15563,99 @@
       </w:rPr>
     </w:lvl>
   </w:abstractNum>
+  <w:abstractNum w:abstractNumId="4" w15:restartNumberingAfterBreak="0">
+    <w:nsid w:val="3AEE0C2E"/>
+    <w:multiLevelType w:val="hybridMultilevel"/>
+    <w:tmpl w:val="9DB25FA6"/>
+    <w:lvl w:ilvl="0" w:tplc="0B9802D2">
+      <w:start w:val="1"/>
+      <w:numFmt w:val="decimal"/>
+      <w:lvlText w:val="%1."/>
+      <w:lvlJc w:val="left"/>
+      <w:pPr>
+        <w:ind w:left="720" w:hanging="360"/>
+      </w:pPr>
+      <w:rPr>
+        <w:rFonts w:hint="default"/>
+      </w:rPr>
+    </w:lvl>
+    <w:lvl w:ilvl="1" w:tplc="40090019" w:tentative="1">
+      <w:start w:val="1"/>
+      <w:numFmt w:val="lowerLetter"/>
+      <w:lvlText w:val="%2."/>
+      <w:lvlJc w:val="left"/>
+      <w:pPr>
+        <w:ind w:left="1440" w:hanging="360"/>
+      </w:pPr>
+    </w:lvl>
+    <w:lvl w:ilvl="2" w:tplc="4009001B" w:tentative="1">
+      <w:start w:val="1"/>
+      <w:numFmt w:val="lowerRoman"/>
+      <w:lvlText w:val="%3."/>
+      <w:lvlJc w:val="right"/>
+      <w:pPr>
+        <w:ind w:left="2160" w:hanging="180"/>
+      </w:pPr>
+    </w:lvl>
+    <w:lvl w:ilvl="3" w:tplc="4009000F" w:tentative="1">
+      <w:start w:val="1"/>
+      <w:numFmt w:val="decimal"/>
+      <w:lvlText w:val="%4."/>
+      <w:lvlJc w:val="left"/>
+      <w:pPr>
+        <w:ind w:left="2880" w:hanging="360"/>
+      </w:pPr>
+    </w:lvl>
+    <w:lvl w:ilvl="4" w:tplc="40090019" w:tentative="1">
+      <w:start w:val="1"/>
+      <w:numFmt w:val="lowerLetter"/>
+      <w:lvlText w:val="%5."/>
+      <w:lvlJc w:val="left"/>
+      <w:pPr>
+        <w:ind w:left="3600" w:hanging="360"/>
+      </w:pPr>
+    </w:lvl>
+    <w:lvl w:ilvl="5" w:tplc="4009001B" w:tentative="1">
+      <w:start w:val="1"/>
+      <w:numFmt w:val="lowerRoman"/>
+      <w:lvlText w:val="%6."/>
+      <w:lvlJc w:val="right"/>
+      <w:pPr>
+        <w:ind w:left="4320" w:hanging="180"/>
+      </w:pPr>
+    </w:lvl>
+    <w:lvl w:ilvl="6" w:tplc="4009000F" w:tentative="1">
+      <w:start w:val="1"/>
+      <w:numFmt w:val="decimal"/>
+      <w:lvlText w:val="%7."/>
+      <w:lvlJc w:val="left"/>
+      <w:pPr>
+        <w:ind w:left="5040" w:hanging="360"/>
+      </w:pPr>
+    </w:lvl>
+    <w:lvl w:ilvl="7" w:tplc="40090019" w:tentative="1">
+      <w:start w:val="1"/>
+      <w:numFmt w:val="lowerLetter"/>
+      <w:lvlText w:val="%8."/>
+      <w:lvlJc w:val="left"/>
+      <w:pPr>
+        <w:ind w:left="5760" w:hanging="360"/>
+      </w:pPr>
+    </w:lvl>
+    <w:lvl w:ilvl="8" w:tplc="4009001B" w:tentative="1">
+      <w:start w:val="1"/>
+      <w:numFmt w:val="lowerRoman"/>
+      <w:lvlText w:val="%9."/>
+      <w:lvlJc w:val="right"/>
+      <w:pPr>
+        <w:ind w:left="6480" w:hanging="180"/>
+      </w:pPr>
+    </w:lvl>
+  </w:abstractNum>
   <w:abstractNum w:abstractNumId="5" w15:restartNumberingAfterBreak="0">
-    <w:nsid w:val="590E285F"/>
+    <w:nsid w:val="42F33610"/>
     <w:multiLevelType w:val="multilevel"/>
-    <w:tmpl w:val="E192364A"/>
+    <w:tmpl w:val="842E5C08"/>
     <w:lvl w:ilvl="0">
       <w:start w:val="1"/>
       <w:numFmt w:val="bullet"/>
@@ -11918,9 +15802,9 @@
     </w:lvl>
   </w:abstractNum>
   <w:abstractNum w:abstractNumId="6" w15:restartNumberingAfterBreak="0">
-    <w:nsid w:val="5C95069C"/>
+    <w:nsid w:val="43EE4EB4"/>
     <w:multiLevelType w:val="multilevel"/>
-    <w:tmpl w:val="8B2CBFA4"/>
+    <w:tmpl w:val="381045D6"/>
     <w:lvl w:ilvl="0">
       <w:start w:val="1"/>
       <w:numFmt w:val="bullet"/>
@@ -12067,9 +15951,9 @@
     </w:lvl>
   </w:abstractNum>
   <w:abstractNum w:abstractNumId="7" w15:restartNumberingAfterBreak="0">
-    <w:nsid w:val="754A74E3"/>
+    <w:nsid w:val="590E285F"/>
     <w:multiLevelType w:val="multilevel"/>
-    <w:tmpl w:val="EB70AC5C"/>
+    <w:tmpl w:val="E192364A"/>
     <w:lvl w:ilvl="0">
       <w:start w:val="1"/>
       <w:numFmt w:val="bullet"/>
@@ -12216,9 +16100,9 @@
     </w:lvl>
   </w:abstractNum>
   <w:abstractNum w:abstractNumId="8" w15:restartNumberingAfterBreak="0">
-    <w:nsid w:val="75D82E8D"/>
+    <w:nsid w:val="5C95069C"/>
     <w:multiLevelType w:val="multilevel"/>
-    <w:tmpl w:val="1BBEAD36"/>
+    <w:tmpl w:val="8B2CBFA4"/>
     <w:lvl w:ilvl="0">
       <w:start w:val="1"/>
       <w:numFmt w:val="bullet"/>
@@ -12365,9 +16249,9 @@
     </w:lvl>
   </w:abstractNum>
   <w:abstractNum w:abstractNumId="9" w15:restartNumberingAfterBreak="0">
-    <w:nsid w:val="78E07991"/>
+    <w:nsid w:val="754A74E3"/>
     <w:multiLevelType w:val="multilevel"/>
-    <w:tmpl w:val="07BE7B78"/>
+    <w:tmpl w:val="EB70AC5C"/>
     <w:lvl w:ilvl="0">
       <w:start w:val="1"/>
       <w:numFmt w:val="bullet"/>
@@ -12514,9 +16398,9 @@
     </w:lvl>
   </w:abstractNum>
   <w:abstractNum w:abstractNumId="10" w15:restartNumberingAfterBreak="0">
-    <w:nsid w:val="7BD57872"/>
+    <w:nsid w:val="75D82E8D"/>
     <w:multiLevelType w:val="multilevel"/>
-    <w:tmpl w:val="1E248B94"/>
+    <w:tmpl w:val="1BBEAD36"/>
     <w:lvl w:ilvl="0">
       <w:start w:val="1"/>
       <w:numFmt w:val="bullet"/>
@@ -12663,9 +16547,9 @@
     </w:lvl>
   </w:abstractNum>
   <w:abstractNum w:abstractNumId="11" w15:restartNumberingAfterBreak="0">
-    <w:nsid w:val="7C5A5911"/>
+    <w:nsid w:val="78E07991"/>
     <w:multiLevelType w:val="multilevel"/>
-    <w:tmpl w:val="380C750A"/>
+    <w:tmpl w:val="07BE7B78"/>
     <w:lvl w:ilvl="0">
       <w:start w:val="1"/>
       <w:numFmt w:val="bullet"/>
@@ -12811,41 +16695,345 @@
       </w:rPr>
     </w:lvl>
   </w:abstractNum>
+  <w:abstractNum w:abstractNumId="12" w15:restartNumberingAfterBreak="0">
+    <w:nsid w:val="7BD57872"/>
+    <w:multiLevelType w:val="multilevel"/>
+    <w:tmpl w:val="1E248B94"/>
+    <w:lvl w:ilvl="0">
+      <w:start w:val="1"/>
+      <w:numFmt w:val="bullet"/>
+      <w:lvlText w:val=""/>
+      <w:lvlJc w:val="left"/>
+      <w:pPr>
+        <w:tabs>
+          <w:tab w:val="num" w:pos="720"/>
+        </w:tabs>
+        <w:ind w:left="720" w:hanging="360"/>
+      </w:pPr>
+      <w:rPr>
+        <w:rFonts w:ascii="Symbol" w:hAnsi="Symbol" w:hint="default"/>
+        <w:sz w:val="20"/>
+      </w:rPr>
+    </w:lvl>
+    <w:lvl w:ilvl="1" w:tentative="1">
+      <w:start w:val="1"/>
+      <w:numFmt w:val="bullet"/>
+      <w:lvlText w:val="o"/>
+      <w:lvlJc w:val="left"/>
+      <w:pPr>
+        <w:tabs>
+          <w:tab w:val="num" w:pos="1440"/>
+        </w:tabs>
+        <w:ind w:left="1440" w:hanging="360"/>
+      </w:pPr>
+      <w:rPr>
+        <w:rFonts w:ascii="Courier New" w:hAnsi="Courier New" w:hint="default"/>
+        <w:sz w:val="20"/>
+      </w:rPr>
+    </w:lvl>
+    <w:lvl w:ilvl="2" w:tentative="1">
+      <w:start w:val="1"/>
+      <w:numFmt w:val="bullet"/>
+      <w:lvlText w:val=""/>
+      <w:lvlJc w:val="left"/>
+      <w:pPr>
+        <w:tabs>
+          <w:tab w:val="num" w:pos="2160"/>
+        </w:tabs>
+        <w:ind w:left="2160" w:hanging="360"/>
+      </w:pPr>
+      <w:rPr>
+        <w:rFonts w:ascii="Wingdings" w:hAnsi="Wingdings" w:hint="default"/>
+        <w:sz w:val="20"/>
+      </w:rPr>
+    </w:lvl>
+    <w:lvl w:ilvl="3" w:tentative="1">
+      <w:start w:val="1"/>
+      <w:numFmt w:val="bullet"/>
+      <w:lvlText w:val=""/>
+      <w:lvlJc w:val="left"/>
+      <w:pPr>
+        <w:tabs>
+          <w:tab w:val="num" w:pos="2880"/>
+        </w:tabs>
+        <w:ind w:left="2880" w:hanging="360"/>
+      </w:pPr>
+      <w:rPr>
+        <w:rFonts w:ascii="Wingdings" w:hAnsi="Wingdings" w:hint="default"/>
+        <w:sz w:val="20"/>
+      </w:rPr>
+    </w:lvl>
+    <w:lvl w:ilvl="4" w:tentative="1">
+      <w:start w:val="1"/>
+      <w:numFmt w:val="bullet"/>
+      <w:lvlText w:val=""/>
+      <w:lvlJc w:val="left"/>
+      <w:pPr>
+        <w:tabs>
+          <w:tab w:val="num" w:pos="3600"/>
+        </w:tabs>
+        <w:ind w:left="3600" w:hanging="360"/>
+      </w:pPr>
+      <w:rPr>
+        <w:rFonts w:ascii="Wingdings" w:hAnsi="Wingdings" w:hint="default"/>
+        <w:sz w:val="20"/>
+      </w:rPr>
+    </w:lvl>
+    <w:lvl w:ilvl="5" w:tentative="1">
+      <w:start w:val="1"/>
+      <w:numFmt w:val="bullet"/>
+      <w:lvlText w:val=""/>
+      <w:lvlJc w:val="left"/>
+      <w:pPr>
+        <w:tabs>
+          <w:tab w:val="num" w:pos="4320"/>
+        </w:tabs>
+        <w:ind w:left="4320" w:hanging="360"/>
+      </w:pPr>
+      <w:rPr>
+        <w:rFonts w:ascii="Wingdings" w:hAnsi="Wingdings" w:hint="default"/>
+        <w:sz w:val="20"/>
+      </w:rPr>
+    </w:lvl>
+    <w:lvl w:ilvl="6" w:tentative="1">
+      <w:start w:val="1"/>
+      <w:numFmt w:val="bullet"/>
+      <w:lvlText w:val=""/>
+      <w:lvlJc w:val="left"/>
+      <w:pPr>
+        <w:tabs>
+          <w:tab w:val="num" w:pos="5040"/>
+        </w:tabs>
+        <w:ind w:left="5040" w:hanging="360"/>
+      </w:pPr>
+      <w:rPr>
+        <w:rFonts w:ascii="Wingdings" w:hAnsi="Wingdings" w:hint="default"/>
+        <w:sz w:val="20"/>
+      </w:rPr>
+    </w:lvl>
+    <w:lvl w:ilvl="7" w:tentative="1">
+      <w:start w:val="1"/>
+      <w:numFmt w:val="bullet"/>
+      <w:lvlText w:val=""/>
+      <w:lvlJc w:val="left"/>
+      <w:pPr>
+        <w:tabs>
+          <w:tab w:val="num" w:pos="5760"/>
+        </w:tabs>
+        <w:ind w:left="5760" w:hanging="360"/>
+      </w:pPr>
+      <w:rPr>
+        <w:rFonts w:ascii="Wingdings" w:hAnsi="Wingdings" w:hint="default"/>
+        <w:sz w:val="20"/>
+      </w:rPr>
+    </w:lvl>
+    <w:lvl w:ilvl="8" w:tentative="1">
+      <w:start w:val="1"/>
+      <w:numFmt w:val="bullet"/>
+      <w:lvlText w:val=""/>
+      <w:lvlJc w:val="left"/>
+      <w:pPr>
+        <w:tabs>
+          <w:tab w:val="num" w:pos="6480"/>
+        </w:tabs>
+        <w:ind w:left="6480" w:hanging="360"/>
+      </w:pPr>
+      <w:rPr>
+        <w:rFonts w:ascii="Wingdings" w:hAnsi="Wingdings" w:hint="default"/>
+        <w:sz w:val="20"/>
+      </w:rPr>
+    </w:lvl>
+  </w:abstractNum>
+  <w:abstractNum w:abstractNumId="13" w15:restartNumberingAfterBreak="0">
+    <w:nsid w:val="7C5A5911"/>
+    <w:multiLevelType w:val="multilevel"/>
+    <w:tmpl w:val="380C750A"/>
+    <w:lvl w:ilvl="0">
+      <w:start w:val="1"/>
+      <w:numFmt w:val="bullet"/>
+      <w:lvlText w:val=""/>
+      <w:lvlJc w:val="left"/>
+      <w:pPr>
+        <w:tabs>
+          <w:tab w:val="num" w:pos="720"/>
+        </w:tabs>
+        <w:ind w:left="720" w:hanging="360"/>
+      </w:pPr>
+      <w:rPr>
+        <w:rFonts w:ascii="Symbol" w:hAnsi="Symbol" w:hint="default"/>
+        <w:sz w:val="20"/>
+      </w:rPr>
+    </w:lvl>
+    <w:lvl w:ilvl="1" w:tentative="1">
+      <w:start w:val="1"/>
+      <w:numFmt w:val="bullet"/>
+      <w:lvlText w:val="o"/>
+      <w:lvlJc w:val="left"/>
+      <w:pPr>
+        <w:tabs>
+          <w:tab w:val="num" w:pos="1440"/>
+        </w:tabs>
+        <w:ind w:left="1440" w:hanging="360"/>
+      </w:pPr>
+      <w:rPr>
+        <w:rFonts w:ascii="Courier New" w:hAnsi="Courier New" w:hint="default"/>
+        <w:sz w:val="20"/>
+      </w:rPr>
+    </w:lvl>
+    <w:lvl w:ilvl="2" w:tentative="1">
+      <w:start w:val="1"/>
+      <w:numFmt w:val="bullet"/>
+      <w:lvlText w:val=""/>
+      <w:lvlJc w:val="left"/>
+      <w:pPr>
+        <w:tabs>
+          <w:tab w:val="num" w:pos="2160"/>
+        </w:tabs>
+        <w:ind w:left="2160" w:hanging="360"/>
+      </w:pPr>
+      <w:rPr>
+        <w:rFonts w:ascii="Wingdings" w:hAnsi="Wingdings" w:hint="default"/>
+        <w:sz w:val="20"/>
+      </w:rPr>
+    </w:lvl>
+    <w:lvl w:ilvl="3" w:tentative="1">
+      <w:start w:val="1"/>
+      <w:numFmt w:val="bullet"/>
+      <w:lvlText w:val=""/>
+      <w:lvlJc w:val="left"/>
+      <w:pPr>
+        <w:tabs>
+          <w:tab w:val="num" w:pos="2880"/>
+        </w:tabs>
+        <w:ind w:left="2880" w:hanging="360"/>
+      </w:pPr>
+      <w:rPr>
+        <w:rFonts w:ascii="Wingdings" w:hAnsi="Wingdings" w:hint="default"/>
+        <w:sz w:val="20"/>
+      </w:rPr>
+    </w:lvl>
+    <w:lvl w:ilvl="4" w:tentative="1">
+      <w:start w:val="1"/>
+      <w:numFmt w:val="bullet"/>
+      <w:lvlText w:val=""/>
+      <w:lvlJc w:val="left"/>
+      <w:pPr>
+        <w:tabs>
+          <w:tab w:val="num" w:pos="3600"/>
+        </w:tabs>
+        <w:ind w:left="3600" w:hanging="360"/>
+      </w:pPr>
+      <w:rPr>
+        <w:rFonts w:ascii="Wingdings" w:hAnsi="Wingdings" w:hint="default"/>
+        <w:sz w:val="20"/>
+      </w:rPr>
+    </w:lvl>
+    <w:lvl w:ilvl="5" w:tentative="1">
+      <w:start w:val="1"/>
+      <w:numFmt w:val="bullet"/>
+      <w:lvlText w:val=""/>
+      <w:lvlJc w:val="left"/>
+      <w:pPr>
+        <w:tabs>
+          <w:tab w:val="num" w:pos="4320"/>
+        </w:tabs>
+        <w:ind w:left="4320" w:hanging="360"/>
+      </w:pPr>
+      <w:rPr>
+        <w:rFonts w:ascii="Wingdings" w:hAnsi="Wingdings" w:hint="default"/>
+        <w:sz w:val="20"/>
+      </w:rPr>
+    </w:lvl>
+    <w:lvl w:ilvl="6" w:tentative="1">
+      <w:start w:val="1"/>
+      <w:numFmt w:val="bullet"/>
+      <w:lvlText w:val=""/>
+      <w:lvlJc w:val="left"/>
+      <w:pPr>
+        <w:tabs>
+          <w:tab w:val="num" w:pos="5040"/>
+        </w:tabs>
+        <w:ind w:left="5040" w:hanging="360"/>
+      </w:pPr>
+      <w:rPr>
+        <w:rFonts w:ascii="Wingdings" w:hAnsi="Wingdings" w:hint="default"/>
+        <w:sz w:val="20"/>
+      </w:rPr>
+    </w:lvl>
+    <w:lvl w:ilvl="7" w:tentative="1">
+      <w:start w:val="1"/>
+      <w:numFmt w:val="bullet"/>
+      <w:lvlText w:val=""/>
+      <w:lvlJc w:val="left"/>
+      <w:pPr>
+        <w:tabs>
+          <w:tab w:val="num" w:pos="5760"/>
+        </w:tabs>
+        <w:ind w:left="5760" w:hanging="360"/>
+      </w:pPr>
+      <w:rPr>
+        <w:rFonts w:ascii="Wingdings" w:hAnsi="Wingdings" w:hint="default"/>
+        <w:sz w:val="20"/>
+      </w:rPr>
+    </w:lvl>
+    <w:lvl w:ilvl="8" w:tentative="1">
+      <w:start w:val="1"/>
+      <w:numFmt w:val="bullet"/>
+      <w:lvlText w:val=""/>
+      <w:lvlJc w:val="left"/>
+      <w:pPr>
+        <w:tabs>
+          <w:tab w:val="num" w:pos="6480"/>
+        </w:tabs>
+        <w:ind w:left="6480" w:hanging="360"/>
+      </w:pPr>
+      <w:rPr>
+        <w:rFonts w:ascii="Wingdings" w:hAnsi="Wingdings" w:hint="default"/>
+        <w:sz w:val="20"/>
+      </w:rPr>
+    </w:lvl>
+  </w:abstractNum>
   <w:num w:numId="1" w16cid:durableId="1973946528">
-    <w:abstractNumId w:val="3"/>
+    <w:abstractNumId w:val="4"/>
   </w:num>
   <w:num w:numId="2" w16cid:durableId="865677164">
+    <w:abstractNumId w:val="7"/>
+  </w:num>
+  <w:num w:numId="3" w16cid:durableId="68237870">
     <w:abstractNumId w:val="5"/>
   </w:num>
-  <w:num w:numId="3" w16cid:durableId="68237870">
-    <w:abstractNumId w:val="4"/>
+  <w:num w:numId="4" w16cid:durableId="173155594">
+    <w:abstractNumId w:val="11"/>
   </w:num>
-  <w:num w:numId="4" w16cid:durableId="173155594">
+  <w:num w:numId="5" w16cid:durableId="738333920">
     <w:abstractNumId w:val="9"/>
   </w:num>
-  <w:num w:numId="5" w16cid:durableId="738333920">
-    <w:abstractNumId w:val="7"/>
-  </w:num>
   <w:num w:numId="6" w16cid:durableId="1932546618">
-    <w:abstractNumId w:val="6"/>
+    <w:abstractNumId w:val="8"/>
   </w:num>
   <w:num w:numId="7" w16cid:durableId="1517114472">
-    <w:abstractNumId w:val="8"/>
+    <w:abstractNumId w:val="10"/>
   </w:num>
   <w:num w:numId="8" w16cid:durableId="909850410">
-    <w:abstractNumId w:val="11"/>
+    <w:abstractNumId w:val="13"/>
   </w:num>
   <w:num w:numId="9" w16cid:durableId="1321539897">
     <w:abstractNumId w:val="0"/>
   </w:num>
   <w:num w:numId="10" w16cid:durableId="1373847858">
-    <w:abstractNumId w:val="10"/>
+    <w:abstractNumId w:val="12"/>
   </w:num>
   <w:num w:numId="11" w16cid:durableId="1412964173">
     <w:abstractNumId w:val="1"/>
   </w:num>
   <w:num w:numId="12" w16cid:durableId="459543027">
     <w:abstractNumId w:val="2"/>
+  </w:num>
+  <w:num w:numId="13" w16cid:durableId="104886368">
+    <w:abstractNumId w:val="3"/>
+  </w:num>
+  <w:num w:numId="14" w16cid:durableId="290328541">
+    <w:abstractNumId w:val="6"/>
   </w:num>
 </w:numbering>
 </file>
@@ -13463,6 +17651,61 @@
       <w:szCs w:val="24"/>
     </w:rPr>
   </w:style>
+  <w:style w:type="paragraph" w:styleId="HTMLPreformatted">
+    <w:name w:val="HTML Preformatted"/>
+    <w:basedOn w:val="Normal"/>
+    <w:link w:val="HTMLPreformattedChar"/>
+    <w:uiPriority w:val="99"/>
+    <w:semiHidden/>
+    <w:unhideWhenUsed/>
+    <w:rsid w:val="00B772B5"/>
+    <w:pPr>
+      <w:tabs>
+        <w:tab w:val="left" w:pos="916"/>
+        <w:tab w:val="left" w:pos="1832"/>
+        <w:tab w:val="left" w:pos="2748"/>
+        <w:tab w:val="left" w:pos="3664"/>
+        <w:tab w:val="left" w:pos="4580"/>
+        <w:tab w:val="left" w:pos="5496"/>
+        <w:tab w:val="left" w:pos="6412"/>
+        <w:tab w:val="left" w:pos="7328"/>
+        <w:tab w:val="left" w:pos="8244"/>
+        <w:tab w:val="left" w:pos="9160"/>
+        <w:tab w:val="left" w:pos="10076"/>
+        <w:tab w:val="left" w:pos="10992"/>
+        <w:tab w:val="left" w:pos="11908"/>
+        <w:tab w:val="left" w:pos="12824"/>
+        <w:tab w:val="left" w:pos="13740"/>
+        <w:tab w:val="left" w:pos="14656"/>
+      </w:tabs>
+      <w:spacing w:after="0" w:line="240" w:lineRule="auto"/>
+    </w:pPr>
+    <w:rPr>
+      <w:rFonts w:ascii="Courier New" w:eastAsia="Times New Roman" w:hAnsi="Courier New" w:cs="Courier New"/>
+      <w:sz w:val="20"/>
+      <w:szCs w:val="20"/>
+      <w:lang w:eastAsia="en-IN"/>
+    </w:rPr>
+  </w:style>
+  <w:style w:type="character" w:customStyle="1" w:styleId="HTMLPreformattedChar">
+    <w:name w:val="HTML Preformatted Char"/>
+    <w:basedOn w:val="DefaultParagraphFont"/>
+    <w:link w:val="HTMLPreformatted"/>
+    <w:uiPriority w:val="99"/>
+    <w:semiHidden/>
+    <w:rsid w:val="00B772B5"/>
+    <w:rPr>
+      <w:rFonts w:ascii="Courier New" w:eastAsia="Times New Roman" w:hAnsi="Courier New" w:cs="Courier New"/>
+      <w:sz w:val="20"/>
+      <w:szCs w:val="20"/>
+      <w:lang w:eastAsia="en-IN"/>
+    </w:rPr>
+  </w:style>
+  <w:style w:type="character" w:customStyle="1" w:styleId="k">
+    <w:name w:val="ͼk"/>
+    <w:basedOn w:val="DefaultParagraphFont"/>
+    <w:rsid w:val="00B772B5"/>
+  </w:style>
 </w:styles>
 </file>
 

--- a/sql.docx
+++ b/sql.docx
@@ -4,13 +4,8 @@
   <w:body>
     <w:p>
       <w:r>
-        <w:t xml:space="preserve">create table </w:t>
-      </w:r>
-      <w:proofErr w:type="gramStart"/>
-      <w:r>
-        <w:t>employees(</w:t>
-      </w:r>
-      <w:proofErr w:type="gramEnd"/>
+        <w:t>create table employees(</w:t>
+      </w:r>
     </w:p>
     <w:p>
       <w:r>
@@ -19,28 +14,12 @@
     </w:p>
     <w:p>
       <w:r>
-        <w:t xml:space="preserve">  name </w:t>
-      </w:r>
-      <w:proofErr w:type="gramStart"/>
-      <w:r>
-        <w:t>varchar(</w:t>
-      </w:r>
-      <w:proofErr w:type="gramEnd"/>
-      <w:r>
-        <w:t>50),</w:t>
-      </w:r>
-    </w:p>
-    <w:p>
-      <w:r>
-        <w:t xml:space="preserve">  department </w:t>
-      </w:r>
-      <w:proofErr w:type="gramStart"/>
-      <w:r>
-        <w:t>varchar(</w:t>
-      </w:r>
-      <w:proofErr w:type="gramEnd"/>
-      <w:r>
-        <w:t>10),</w:t>
+        <w:t xml:space="preserve">  name varchar(50),</w:t>
+      </w:r>
+    </w:p>
+    <w:p>
+      <w:r>
+        <w:t xml:space="preserve">  department varchar(10),</w:t>
       </w:r>
     </w:p>
     <w:p>
@@ -54,15 +33,7 @@
     <w:p/>
     <w:p>
       <w:r>
-        <w:t xml:space="preserve">insert into </w:t>
-      </w:r>
-      <w:proofErr w:type="gramStart"/>
-      <w:r>
-        <w:t>employees</w:t>
-      </w:r>
-      <w:proofErr w:type="gramEnd"/>
-      <w:r>
-        <w:t xml:space="preserve"> values</w:t>
+        <w:t>insert into employees values</w:t>
       </w:r>
     </w:p>
     <w:p>
@@ -525,15 +496,7 @@
         <w:pStyle w:val="ListParagraph"/>
       </w:pPr>
       <w:r>
-        <w:t xml:space="preserve">select </w:t>
-      </w:r>
-      <w:proofErr w:type="gramStart"/>
-      <w:r>
-        <w:t>count(</w:t>
-      </w:r>
-      <w:proofErr w:type="gramEnd"/>
-      <w:r>
-        <w:t>*) from employees</w:t>
+        <w:t>select count(*) from employees</w:t>
       </w:r>
     </w:p>
     <w:p>
@@ -822,7 +785,6 @@
           <w:lang w:eastAsia="en-IN"/>
         </w:rPr>
       </w:pPr>
-      <w:proofErr w:type="gramStart"/>
       <w:r>
         <w:rPr>
           <w:rFonts w:ascii="Courier New" w:eastAsia="Times New Roman" w:hAnsi="Courier New" w:cs="Courier New"/>
@@ -830,17 +792,7 @@
           <w:szCs w:val="20"/>
           <w:lang w:eastAsia="en-IN"/>
         </w:rPr>
-        <w:t>COUNT(</w:t>
-      </w:r>
-      <w:proofErr w:type="gramEnd"/>
-      <w:r>
-        <w:rPr>
-          <w:rFonts w:ascii="Courier New" w:eastAsia="Times New Roman" w:hAnsi="Courier New" w:cs="Courier New"/>
-          <w:sz w:val="20"/>
-          <w:szCs w:val="20"/>
-          <w:lang w:eastAsia="en-IN"/>
-        </w:rPr>
-        <w:t>)</w:t>
+        <w:t>COUNT()</w:t>
       </w:r>
       <w:r>
         <w:rPr>
@@ -866,7 +818,6 @@
           <w:lang w:eastAsia="en-IN"/>
         </w:rPr>
       </w:pPr>
-      <w:proofErr w:type="gramStart"/>
       <w:r>
         <w:rPr>
           <w:rFonts w:ascii="Courier New" w:eastAsia="Times New Roman" w:hAnsi="Courier New" w:cs="Courier New"/>
@@ -874,17 +825,7 @@
           <w:szCs w:val="20"/>
           <w:lang w:eastAsia="en-IN"/>
         </w:rPr>
-        <w:t>SUM(</w:t>
-      </w:r>
-      <w:proofErr w:type="gramEnd"/>
-      <w:r>
-        <w:rPr>
-          <w:rFonts w:ascii="Courier New" w:eastAsia="Times New Roman" w:hAnsi="Courier New" w:cs="Courier New"/>
-          <w:sz w:val="20"/>
-          <w:szCs w:val="20"/>
-          <w:lang w:eastAsia="en-IN"/>
-        </w:rPr>
-        <w:t>)</w:t>
+        <w:t>SUM()</w:t>
       </w:r>
       <w:r>
         <w:rPr>
@@ -910,7 +851,6 @@
           <w:lang w:eastAsia="en-IN"/>
         </w:rPr>
       </w:pPr>
-      <w:proofErr w:type="gramStart"/>
       <w:r>
         <w:rPr>
           <w:rFonts w:ascii="Courier New" w:eastAsia="Times New Roman" w:hAnsi="Courier New" w:cs="Courier New"/>
@@ -918,17 +858,7 @@
           <w:szCs w:val="20"/>
           <w:lang w:eastAsia="en-IN"/>
         </w:rPr>
-        <w:t>AVG(</w:t>
-      </w:r>
-      <w:proofErr w:type="gramEnd"/>
-      <w:r>
-        <w:rPr>
-          <w:rFonts w:ascii="Courier New" w:eastAsia="Times New Roman" w:hAnsi="Courier New" w:cs="Courier New"/>
-          <w:sz w:val="20"/>
-          <w:szCs w:val="20"/>
-          <w:lang w:eastAsia="en-IN"/>
-        </w:rPr>
-        <w:t>)</w:t>
+        <w:t>AVG()</w:t>
       </w:r>
       <w:r>
         <w:rPr>
@@ -954,7 +884,6 @@
           <w:lang w:eastAsia="en-IN"/>
         </w:rPr>
       </w:pPr>
-      <w:proofErr w:type="gramStart"/>
       <w:r>
         <w:rPr>
           <w:rFonts w:ascii="Courier New" w:eastAsia="Times New Roman" w:hAnsi="Courier New" w:cs="Courier New"/>
@@ -962,17 +891,7 @@
           <w:szCs w:val="20"/>
           <w:lang w:eastAsia="en-IN"/>
         </w:rPr>
-        <w:t>MIN(</w:t>
-      </w:r>
-      <w:proofErr w:type="gramEnd"/>
-      <w:r>
-        <w:rPr>
-          <w:rFonts w:ascii="Courier New" w:eastAsia="Times New Roman" w:hAnsi="Courier New" w:cs="Courier New"/>
-          <w:sz w:val="20"/>
-          <w:szCs w:val="20"/>
-          <w:lang w:eastAsia="en-IN"/>
-        </w:rPr>
-        <w:t>)</w:t>
+        <w:t>MIN()</w:t>
       </w:r>
       <w:r>
         <w:rPr>
@@ -998,7 +917,6 @@
           <w:lang w:eastAsia="en-IN"/>
         </w:rPr>
       </w:pPr>
-      <w:proofErr w:type="gramStart"/>
       <w:r>
         <w:rPr>
           <w:rFonts w:ascii="Courier New" w:eastAsia="Times New Roman" w:hAnsi="Courier New" w:cs="Courier New"/>
@@ -1006,17 +924,7 @@
           <w:szCs w:val="20"/>
           <w:lang w:eastAsia="en-IN"/>
         </w:rPr>
-        <w:t>MAX(</w:t>
-      </w:r>
-      <w:proofErr w:type="gramEnd"/>
-      <w:r>
-        <w:rPr>
-          <w:rFonts w:ascii="Courier New" w:eastAsia="Times New Roman" w:hAnsi="Courier New" w:cs="Courier New"/>
-          <w:sz w:val="20"/>
-          <w:szCs w:val="20"/>
-          <w:lang w:eastAsia="en-IN"/>
-        </w:rPr>
-        <w:t>)</w:t>
+        <w:t>MAX()</w:t>
       </w:r>
     </w:p>
     <w:p>
@@ -1044,27 +952,7 @@
           <w:szCs w:val="24"/>
           <w:lang w:eastAsia="en-IN"/>
         </w:rPr>
-        <w:t xml:space="preserve">select department, </w:t>
-      </w:r>
-      <w:proofErr w:type="gramStart"/>
-      <w:r>
-        <w:rPr>
-          <w:rFonts w:ascii="Times New Roman" w:eastAsia="Times New Roman" w:hAnsi="Times New Roman" w:cs="Times New Roman"/>
-          <w:sz w:val="24"/>
-          <w:szCs w:val="24"/>
-          <w:lang w:eastAsia="en-IN"/>
-        </w:rPr>
-        <w:t>count(</w:t>
-      </w:r>
-      <w:proofErr w:type="gramEnd"/>
-      <w:r>
-        <w:rPr>
-          <w:rFonts w:ascii="Times New Roman" w:eastAsia="Times New Roman" w:hAnsi="Times New Roman" w:cs="Times New Roman"/>
-          <w:sz w:val="24"/>
-          <w:szCs w:val="24"/>
-          <w:lang w:eastAsia="en-IN"/>
-        </w:rPr>
-        <w:t xml:space="preserve">*) </w:t>
+        <w:t xml:space="preserve">select department, count(*) </w:t>
       </w:r>
     </w:p>
     <w:p>
@@ -1754,27 +1642,7 @@
           <w:szCs w:val="24"/>
           <w:lang w:eastAsia="en-IN"/>
         </w:rPr>
-        <w:t xml:space="preserve">select department, </w:t>
-      </w:r>
-      <w:proofErr w:type="gramStart"/>
-      <w:r>
-        <w:rPr>
-          <w:rFonts w:ascii="Times New Roman" w:eastAsia="Times New Roman" w:hAnsi="Times New Roman" w:cs="Times New Roman"/>
-          <w:sz w:val="24"/>
-          <w:szCs w:val="24"/>
-          <w:lang w:eastAsia="en-IN"/>
-        </w:rPr>
-        <w:t>count(</w:t>
-      </w:r>
-      <w:proofErr w:type="gramEnd"/>
-      <w:r>
-        <w:rPr>
-          <w:rFonts w:ascii="Times New Roman" w:eastAsia="Times New Roman" w:hAnsi="Times New Roman" w:cs="Times New Roman"/>
-          <w:sz w:val="24"/>
-          <w:szCs w:val="24"/>
-          <w:lang w:eastAsia="en-IN"/>
-        </w:rPr>
-        <w:t xml:space="preserve">*) as </w:t>
+        <w:t xml:space="preserve">select department, count(*) as </w:t>
       </w:r>
       <w:proofErr w:type="spellStart"/>
       <w:r>
@@ -1845,27 +1713,7 @@
           <w:szCs w:val="24"/>
           <w:lang w:eastAsia="en-IN"/>
         </w:rPr>
-        <w:t xml:space="preserve">having </w:t>
-      </w:r>
-      <w:proofErr w:type="gramStart"/>
-      <w:r>
-        <w:rPr>
-          <w:rFonts w:ascii="Times New Roman" w:eastAsia="Times New Roman" w:hAnsi="Times New Roman" w:cs="Times New Roman"/>
-          <w:sz w:val="24"/>
-          <w:szCs w:val="24"/>
-          <w:lang w:eastAsia="en-IN"/>
-        </w:rPr>
-        <w:t>count(</w:t>
-      </w:r>
-      <w:proofErr w:type="gramEnd"/>
-      <w:r>
-        <w:rPr>
-          <w:rFonts w:ascii="Times New Roman" w:eastAsia="Times New Roman" w:hAnsi="Times New Roman" w:cs="Times New Roman"/>
-          <w:sz w:val="24"/>
-          <w:szCs w:val="24"/>
-          <w:lang w:eastAsia="en-IN"/>
-        </w:rPr>
-        <w:t>*) &gt; 1</w:t>
+        <w:t>having count(*) &gt; 1</w:t>
       </w:r>
     </w:p>
     <w:p>
@@ -2275,27 +2123,7 @@
           <w:szCs w:val="24"/>
           <w:lang w:eastAsia="en-IN"/>
         </w:rPr>
-        <w:t xml:space="preserve">select department, </w:t>
-      </w:r>
-      <w:proofErr w:type="gramStart"/>
-      <w:r>
-        <w:rPr>
-          <w:rFonts w:ascii="Times New Roman" w:eastAsia="Times New Roman" w:hAnsi="Times New Roman" w:cs="Times New Roman"/>
-          <w:sz w:val="24"/>
-          <w:szCs w:val="24"/>
-          <w:lang w:eastAsia="en-IN"/>
-        </w:rPr>
-        <w:t>count(</w:t>
-      </w:r>
-      <w:proofErr w:type="gramEnd"/>
-      <w:r>
-        <w:rPr>
-          <w:rFonts w:ascii="Times New Roman" w:eastAsia="Times New Roman" w:hAnsi="Times New Roman" w:cs="Times New Roman"/>
-          <w:sz w:val="24"/>
-          <w:szCs w:val="24"/>
-          <w:lang w:eastAsia="en-IN"/>
-        </w:rPr>
-        <w:t xml:space="preserve">*) as </w:t>
+        <w:t xml:space="preserve">select department, count(*) as </w:t>
       </w:r>
       <w:proofErr w:type="spellStart"/>
       <w:r>
@@ -2366,27 +2194,7 @@
           <w:szCs w:val="24"/>
           <w:lang w:eastAsia="en-IN"/>
         </w:rPr>
-        <w:t xml:space="preserve">having </w:t>
-      </w:r>
-      <w:proofErr w:type="gramStart"/>
-      <w:r>
-        <w:rPr>
-          <w:rFonts w:ascii="Times New Roman" w:eastAsia="Times New Roman" w:hAnsi="Times New Roman" w:cs="Times New Roman"/>
-          <w:sz w:val="24"/>
-          <w:szCs w:val="24"/>
-          <w:lang w:eastAsia="en-IN"/>
-        </w:rPr>
-        <w:t>count(</w:t>
-      </w:r>
-      <w:proofErr w:type="gramEnd"/>
-      <w:r>
-        <w:rPr>
-          <w:rFonts w:ascii="Times New Roman" w:eastAsia="Times New Roman" w:hAnsi="Times New Roman" w:cs="Times New Roman"/>
-          <w:sz w:val="24"/>
-          <w:szCs w:val="24"/>
-          <w:lang w:eastAsia="en-IN"/>
-        </w:rPr>
-        <w:t>*) = 2</w:t>
+        <w:t>having count(*) = 2</w:t>
       </w:r>
     </w:p>
     <w:p>
@@ -2553,19 +2361,11 @@
         <w:t>TABLE</w:t>
       </w:r>
       <w:r>
-        <w:t xml:space="preserve"> departments </w:t>
-      </w:r>
-      <w:proofErr w:type="gramStart"/>
-      <w:r>
-        <w:t xml:space="preserve">( </w:t>
+        <w:t xml:space="preserve"> departments ( </w:t>
       </w:r>
       <w:proofErr w:type="spellStart"/>
       <w:r>
-        <w:t>dept</w:t>
-      </w:r>
-      <w:proofErr w:type="gramEnd"/>
-      <w:r>
-        <w:t>_id</w:t>
+        <w:t>dept_id</w:t>
       </w:r>
       <w:proofErr w:type="spellEnd"/>
       <w:r>
@@ -2776,27 +2576,7 @@
           <w:szCs w:val="24"/>
           <w:lang w:eastAsia="en-IN"/>
         </w:rPr>
-        <w:t xml:space="preserve">    name </w:t>
-      </w:r>
-      <w:proofErr w:type="gramStart"/>
-      <w:r>
-        <w:rPr>
-          <w:rFonts w:ascii="Times New Roman" w:eastAsia="Times New Roman" w:hAnsi="Times New Roman" w:cs="Times New Roman"/>
-          <w:sz w:val="24"/>
-          <w:szCs w:val="24"/>
-          <w:lang w:eastAsia="en-IN"/>
-        </w:rPr>
-        <w:t>VARCHAR(</w:t>
-      </w:r>
-      <w:proofErr w:type="gramEnd"/>
-      <w:r>
-        <w:rPr>
-          <w:rFonts w:ascii="Times New Roman" w:eastAsia="Times New Roman" w:hAnsi="Times New Roman" w:cs="Times New Roman"/>
-          <w:sz w:val="24"/>
-          <w:szCs w:val="24"/>
-          <w:lang w:eastAsia="en-IN"/>
-        </w:rPr>
-        <w:t>30),</w:t>
+        <w:t xml:space="preserve">    name VARCHAR(30),</w:t>
       </w:r>
     </w:p>
     <w:p>
@@ -3132,15 +2912,7 @@
         <w:pStyle w:val="NormalWeb"/>
       </w:pPr>
       <w:r>
-        <w:t xml:space="preserve">Matching + </w:t>
-      </w:r>
-      <w:proofErr w:type="gramStart"/>
-      <w:r>
-        <w:t>Non-matching</w:t>
-      </w:r>
-      <w:proofErr w:type="gramEnd"/>
-      <w:r>
-        <w:t xml:space="preserve"> rows</w:t>
+        <w:t>Matching + Non-matching rows</w:t>
       </w:r>
     </w:p>
     <w:p>
@@ -3182,7 +2954,6 @@
         <w:t xml:space="preserve">select e.name, </w:t>
       </w:r>
       <w:proofErr w:type="spellStart"/>
-      <w:proofErr w:type="gramStart"/>
       <w:r>
         <w:rPr>
           <w:rFonts w:ascii="Times New Roman" w:eastAsia="Times New Roman" w:hAnsi="Times New Roman" w:cs="Times New Roman"/>
@@ -3193,7 +2964,6 @@
         <w:t>d.department</w:t>
       </w:r>
       <w:proofErr w:type="spellEnd"/>
-      <w:proofErr w:type="gramEnd"/>
     </w:p>
     <w:p>
       <w:pPr>
@@ -3255,25 +3025,14 @@
         <w:t xml:space="preserve">on </w:t>
       </w:r>
       <w:proofErr w:type="spellStart"/>
-      <w:proofErr w:type="gramStart"/>
-      <w:r>
-        <w:rPr>
-          <w:rFonts w:ascii="Times New Roman" w:eastAsia="Times New Roman" w:hAnsi="Times New Roman" w:cs="Times New Roman"/>
-          <w:sz w:val="24"/>
-          <w:szCs w:val="24"/>
-          <w:lang w:eastAsia="en-IN"/>
-        </w:rPr>
-        <w:t>e.dept</w:t>
-      </w:r>
-      <w:proofErr w:type="gramEnd"/>
-      <w:r>
-        <w:rPr>
-          <w:rFonts w:ascii="Times New Roman" w:eastAsia="Times New Roman" w:hAnsi="Times New Roman" w:cs="Times New Roman"/>
-          <w:sz w:val="24"/>
-          <w:szCs w:val="24"/>
-          <w:lang w:eastAsia="en-IN"/>
-        </w:rPr>
-        <w:t>_id</w:t>
+      <w:r>
+        <w:rPr>
+          <w:rFonts w:ascii="Times New Roman" w:eastAsia="Times New Roman" w:hAnsi="Times New Roman" w:cs="Times New Roman"/>
+          <w:sz w:val="24"/>
+          <w:szCs w:val="24"/>
+          <w:lang w:eastAsia="en-IN"/>
+        </w:rPr>
+        <w:t>e.dept_id</w:t>
       </w:r>
       <w:proofErr w:type="spellEnd"/>
       <w:r>
@@ -3336,7 +3095,6 @@
         <w:t xml:space="preserve">select e.name, </w:t>
       </w:r>
       <w:proofErr w:type="spellStart"/>
-      <w:proofErr w:type="gramStart"/>
       <w:r>
         <w:rPr>
           <w:rFonts w:ascii="Times New Roman" w:eastAsia="Times New Roman" w:hAnsi="Times New Roman" w:cs="Times New Roman"/>
@@ -3347,7 +3105,6 @@
         <w:t>d.department</w:t>
       </w:r>
       <w:proofErr w:type="spellEnd"/>
-      <w:proofErr w:type="gramEnd"/>
     </w:p>
     <w:p>
       <w:pPr>
@@ -3409,25 +3166,14 @@
         <w:t xml:space="preserve">on </w:t>
       </w:r>
       <w:proofErr w:type="spellStart"/>
-      <w:proofErr w:type="gramStart"/>
-      <w:r>
-        <w:rPr>
-          <w:rFonts w:ascii="Times New Roman" w:eastAsia="Times New Roman" w:hAnsi="Times New Roman" w:cs="Times New Roman"/>
-          <w:sz w:val="24"/>
-          <w:szCs w:val="24"/>
-          <w:lang w:eastAsia="en-IN"/>
-        </w:rPr>
-        <w:t>e.dept</w:t>
-      </w:r>
-      <w:proofErr w:type="gramEnd"/>
-      <w:r>
-        <w:rPr>
-          <w:rFonts w:ascii="Times New Roman" w:eastAsia="Times New Roman" w:hAnsi="Times New Roman" w:cs="Times New Roman"/>
-          <w:sz w:val="24"/>
-          <w:szCs w:val="24"/>
-          <w:lang w:eastAsia="en-IN"/>
-        </w:rPr>
-        <w:t>_id</w:t>
+      <w:r>
+        <w:rPr>
+          <w:rFonts w:ascii="Times New Roman" w:eastAsia="Times New Roman" w:hAnsi="Times New Roman" w:cs="Times New Roman"/>
+          <w:sz w:val="24"/>
+          <w:szCs w:val="24"/>
+          <w:lang w:eastAsia="en-IN"/>
+        </w:rPr>
+        <w:t>e.dept_id</w:t>
       </w:r>
       <w:proofErr w:type="spellEnd"/>
       <w:r>
@@ -3480,7 +3226,6 @@
         <w:t xml:space="preserve">select e.name, </w:t>
       </w:r>
       <w:proofErr w:type="spellStart"/>
-      <w:proofErr w:type="gramStart"/>
       <w:r>
         <w:rPr>
           <w:rFonts w:ascii="Times New Roman" w:eastAsia="Times New Roman" w:hAnsi="Times New Roman" w:cs="Times New Roman"/>
@@ -3491,7 +3236,6 @@
         <w:t>d.department</w:t>
       </w:r>
       <w:proofErr w:type="spellEnd"/>
-      <w:proofErr w:type="gramEnd"/>
     </w:p>
     <w:p>
       <w:pPr>
@@ -3553,25 +3297,14 @@
         <w:t xml:space="preserve">on </w:t>
       </w:r>
       <w:proofErr w:type="spellStart"/>
-      <w:proofErr w:type="gramStart"/>
-      <w:r>
-        <w:rPr>
-          <w:rFonts w:ascii="Times New Roman" w:eastAsia="Times New Roman" w:hAnsi="Times New Roman" w:cs="Times New Roman"/>
-          <w:sz w:val="24"/>
-          <w:szCs w:val="24"/>
-          <w:lang w:eastAsia="en-IN"/>
-        </w:rPr>
-        <w:t>d.dept</w:t>
-      </w:r>
-      <w:proofErr w:type="gramEnd"/>
-      <w:r>
-        <w:rPr>
-          <w:rFonts w:ascii="Times New Roman" w:eastAsia="Times New Roman" w:hAnsi="Times New Roman" w:cs="Times New Roman"/>
-          <w:sz w:val="24"/>
-          <w:szCs w:val="24"/>
-          <w:lang w:eastAsia="en-IN"/>
-        </w:rPr>
-        <w:t>_id</w:t>
+      <w:r>
+        <w:rPr>
+          <w:rFonts w:ascii="Times New Roman" w:eastAsia="Times New Roman" w:hAnsi="Times New Roman" w:cs="Times New Roman"/>
+          <w:sz w:val="24"/>
+          <w:szCs w:val="24"/>
+          <w:lang w:eastAsia="en-IN"/>
+        </w:rPr>
+        <w:t>d.dept_id</w:t>
       </w:r>
       <w:proofErr w:type="spellEnd"/>
       <w:r>
@@ -3675,7 +3408,6 @@
           <w:lang w:eastAsia="en-IN"/>
         </w:rPr>
       </w:pPr>
-      <w:proofErr w:type="gramStart"/>
       <w:r>
         <w:rPr>
           <w:rFonts w:ascii="Times New Roman" w:eastAsia="Times New Roman" w:hAnsi="Times New Roman" w:cs="Times New Roman"/>
@@ -3686,7 +3418,6 @@
         <w:t>COUNT(</w:t>
       </w:r>
       <w:proofErr w:type="spellStart"/>
-      <w:proofErr w:type="gramEnd"/>
       <w:r>
         <w:rPr>
           <w:rFonts w:ascii="Times New Roman" w:eastAsia="Times New Roman" w:hAnsi="Times New Roman" w:cs="Times New Roman"/>
@@ -3778,25 +3509,14 @@
         <w:t xml:space="preserve">ON </w:t>
       </w:r>
       <w:proofErr w:type="spellStart"/>
-      <w:proofErr w:type="gramStart"/>
-      <w:r>
-        <w:rPr>
-          <w:rFonts w:ascii="Times New Roman" w:eastAsia="Times New Roman" w:hAnsi="Times New Roman" w:cs="Times New Roman"/>
-          <w:sz w:val="24"/>
-          <w:szCs w:val="24"/>
-          <w:lang w:eastAsia="en-IN"/>
-        </w:rPr>
-        <w:t>d.dept</w:t>
-      </w:r>
-      <w:proofErr w:type="gramEnd"/>
-      <w:r>
-        <w:rPr>
-          <w:rFonts w:ascii="Times New Roman" w:eastAsia="Times New Roman" w:hAnsi="Times New Roman" w:cs="Times New Roman"/>
-          <w:sz w:val="24"/>
-          <w:szCs w:val="24"/>
-          <w:lang w:eastAsia="en-IN"/>
-        </w:rPr>
-        <w:t>_id</w:t>
+      <w:r>
+        <w:rPr>
+          <w:rFonts w:ascii="Times New Roman" w:eastAsia="Times New Roman" w:hAnsi="Times New Roman" w:cs="Times New Roman"/>
+          <w:sz w:val="24"/>
+          <w:szCs w:val="24"/>
+          <w:lang w:eastAsia="en-IN"/>
+        </w:rPr>
+        <w:t>d.dept_id</w:t>
       </w:r>
       <w:proofErr w:type="spellEnd"/>
       <w:r>
@@ -3840,7 +3560,6 @@
         <w:t xml:space="preserve">GROUP BY </w:t>
       </w:r>
       <w:proofErr w:type="spellStart"/>
-      <w:proofErr w:type="gramStart"/>
       <w:r>
         <w:rPr>
           <w:rFonts w:ascii="Times New Roman" w:eastAsia="Times New Roman" w:hAnsi="Times New Roman" w:cs="Times New Roman"/>
@@ -3851,7 +3570,6 @@
         <w:t>d.department</w:t>
       </w:r>
       <w:proofErr w:type="spellEnd"/>
-      <w:proofErr w:type="gramEnd"/>
       <w:r>
         <w:rPr>
           <w:rFonts w:ascii="Times New Roman" w:eastAsia="Times New Roman" w:hAnsi="Times New Roman" w:cs="Times New Roman"/>
@@ -3930,27 +3648,7 @@
           <w:szCs w:val="24"/>
           <w:lang w:eastAsia="en-IN"/>
         </w:rPr>
-        <w:t xml:space="preserve">add salary </w:t>
-      </w:r>
-      <w:proofErr w:type="gramStart"/>
-      <w:r>
-        <w:rPr>
-          <w:rFonts w:ascii="Times New Roman" w:eastAsia="Times New Roman" w:hAnsi="Times New Roman" w:cs="Times New Roman"/>
-          <w:sz w:val="24"/>
-          <w:szCs w:val="24"/>
-          <w:lang w:eastAsia="en-IN"/>
-        </w:rPr>
-        <w:t>int(</w:t>
-      </w:r>
-      <w:proofErr w:type="gramEnd"/>
-      <w:r>
-        <w:rPr>
-          <w:rFonts w:ascii="Times New Roman" w:eastAsia="Times New Roman" w:hAnsi="Times New Roman" w:cs="Times New Roman"/>
-          <w:sz w:val="24"/>
-          <w:szCs w:val="24"/>
-          <w:lang w:eastAsia="en-IN"/>
-        </w:rPr>
-        <w:t>10)</w:t>
+        <w:t>add salary int(10)</w:t>
       </w:r>
     </w:p>
     <w:p>
@@ -4199,7 +3897,6 @@
         </w:numPr>
         <w:spacing w:before="100" w:beforeAutospacing="1" w:after="100" w:afterAutospacing="1" w:line="240" w:lineRule="auto"/>
       </w:pPr>
-      <w:proofErr w:type="gramStart"/>
       <w:r>
         <w:rPr>
           <w:rStyle w:val="HTMLCode"/>
@@ -4207,7 +3904,6 @@
         </w:rPr>
         <w:t>WHERE</w:t>
       </w:r>
-      <w:proofErr w:type="gramEnd"/>
       <w:r>
         <w:t xml:space="preserve"> </w:t>
       </w:r>
@@ -4423,27 +4119,7 @@
           <w:szCs w:val="24"/>
           <w:lang w:eastAsia="en-IN"/>
         </w:rPr>
-        <w:t>(</w:t>
-      </w:r>
-      <w:proofErr w:type="gramStart"/>
-      <w:r>
-        <w:rPr>
-          <w:rFonts w:ascii="Times New Roman" w:eastAsia="Times New Roman" w:hAnsi="Times New Roman" w:cs="Times New Roman"/>
-          <w:sz w:val="24"/>
-          <w:szCs w:val="24"/>
-          <w:lang w:eastAsia="en-IN"/>
-        </w:rPr>
-        <w:t>select</w:t>
-      </w:r>
-      <w:proofErr w:type="gramEnd"/>
-      <w:r>
-        <w:rPr>
-          <w:rFonts w:ascii="Times New Roman" w:eastAsia="Times New Roman" w:hAnsi="Times New Roman" w:cs="Times New Roman"/>
-          <w:sz w:val="24"/>
-          <w:szCs w:val="24"/>
-          <w:lang w:eastAsia="en-IN"/>
-        </w:rPr>
-        <w:t xml:space="preserve"> </w:t>
+        <w:t xml:space="preserve">(select </w:t>
       </w:r>
       <w:proofErr w:type="spellStart"/>
       <w:r>
@@ -4562,27 +4238,7 @@
           <w:szCs w:val="24"/>
           <w:lang w:eastAsia="en-IN"/>
         </w:rPr>
-        <w:t>(</w:t>
-      </w:r>
-      <w:proofErr w:type="gramStart"/>
-      <w:r>
-        <w:rPr>
-          <w:rFonts w:ascii="Times New Roman" w:eastAsia="Times New Roman" w:hAnsi="Times New Roman" w:cs="Times New Roman"/>
-          <w:sz w:val="24"/>
-          <w:szCs w:val="24"/>
-          <w:lang w:eastAsia="en-IN"/>
-        </w:rPr>
-        <w:t>select</w:t>
-      </w:r>
-      <w:proofErr w:type="gramEnd"/>
-      <w:r>
-        <w:rPr>
-          <w:rFonts w:ascii="Times New Roman" w:eastAsia="Times New Roman" w:hAnsi="Times New Roman" w:cs="Times New Roman"/>
-          <w:sz w:val="24"/>
-          <w:szCs w:val="24"/>
-          <w:lang w:eastAsia="en-IN"/>
-        </w:rPr>
-        <w:t xml:space="preserve"> max(salary)</w:t>
+        <w:t>(select max(salary)</w:t>
       </w:r>
     </w:p>
     <w:p>
@@ -4710,27 +4366,7 @@
           <w:szCs w:val="24"/>
           <w:lang w:eastAsia="en-IN"/>
         </w:rPr>
-        <w:t>(</w:t>
-      </w:r>
-      <w:proofErr w:type="gramStart"/>
-      <w:r>
-        <w:rPr>
-          <w:rFonts w:ascii="Times New Roman" w:eastAsia="Times New Roman" w:hAnsi="Times New Roman" w:cs="Times New Roman"/>
-          <w:sz w:val="24"/>
-          <w:szCs w:val="24"/>
-          <w:lang w:eastAsia="en-IN"/>
-        </w:rPr>
-        <w:t>select</w:t>
-      </w:r>
-      <w:proofErr w:type="gramEnd"/>
-      <w:r>
-        <w:rPr>
-          <w:rFonts w:ascii="Times New Roman" w:eastAsia="Times New Roman" w:hAnsi="Times New Roman" w:cs="Times New Roman"/>
-          <w:sz w:val="24"/>
-          <w:szCs w:val="24"/>
-          <w:lang w:eastAsia="en-IN"/>
-        </w:rPr>
-        <w:t xml:space="preserve"> </w:t>
+        <w:t xml:space="preserve">(select </w:t>
       </w:r>
       <w:proofErr w:type="spellStart"/>
       <w:r>
@@ -4860,27 +4496,7 @@
           <w:szCs w:val="24"/>
           <w:lang w:eastAsia="en-IN"/>
         </w:rPr>
-        <w:t>(</w:t>
-      </w:r>
-      <w:proofErr w:type="gramStart"/>
-      <w:r>
-        <w:rPr>
-          <w:rFonts w:ascii="Times New Roman" w:eastAsia="Times New Roman" w:hAnsi="Times New Roman" w:cs="Times New Roman"/>
-          <w:sz w:val="24"/>
-          <w:szCs w:val="24"/>
-          <w:lang w:eastAsia="en-IN"/>
-        </w:rPr>
-        <w:t>select</w:t>
-      </w:r>
-      <w:proofErr w:type="gramEnd"/>
-      <w:r>
-        <w:rPr>
-          <w:rFonts w:ascii="Times New Roman" w:eastAsia="Times New Roman" w:hAnsi="Times New Roman" w:cs="Times New Roman"/>
-          <w:sz w:val="24"/>
-          <w:szCs w:val="24"/>
-          <w:lang w:eastAsia="en-IN"/>
-        </w:rPr>
-        <w:t xml:space="preserve"> salary</w:t>
+        <w:t>(select salary</w:t>
       </w:r>
     </w:p>
     <w:p>
@@ -4999,27 +4615,7 @@
           <w:szCs w:val="24"/>
           <w:lang w:eastAsia="en-IN"/>
         </w:rPr>
-        <w:t>(</w:t>
-      </w:r>
-      <w:proofErr w:type="gramStart"/>
-      <w:r>
-        <w:rPr>
-          <w:rFonts w:ascii="Times New Roman" w:eastAsia="Times New Roman" w:hAnsi="Times New Roman" w:cs="Times New Roman"/>
-          <w:sz w:val="24"/>
-          <w:szCs w:val="24"/>
-          <w:lang w:eastAsia="en-IN"/>
-        </w:rPr>
-        <w:t>select</w:t>
-      </w:r>
-      <w:proofErr w:type="gramEnd"/>
-      <w:r>
-        <w:rPr>
-          <w:rFonts w:ascii="Times New Roman" w:eastAsia="Times New Roman" w:hAnsi="Times New Roman" w:cs="Times New Roman"/>
-          <w:sz w:val="24"/>
-          <w:szCs w:val="24"/>
-          <w:lang w:eastAsia="en-IN"/>
-        </w:rPr>
-        <w:t xml:space="preserve"> </w:t>
+        <w:t xml:space="preserve">(select </w:t>
       </w:r>
       <w:proofErr w:type="spellStart"/>
       <w:r>
@@ -5147,27 +4743,7 @@
           <w:szCs w:val="24"/>
           <w:lang w:eastAsia="en-IN"/>
         </w:rPr>
-        <w:t>(</w:t>
-      </w:r>
-      <w:proofErr w:type="gramStart"/>
-      <w:r>
-        <w:rPr>
-          <w:rFonts w:ascii="Times New Roman" w:eastAsia="Times New Roman" w:hAnsi="Times New Roman" w:cs="Times New Roman"/>
-          <w:sz w:val="24"/>
-          <w:szCs w:val="24"/>
-          <w:lang w:eastAsia="en-IN"/>
-        </w:rPr>
-        <w:t>select</w:t>
-      </w:r>
-      <w:proofErr w:type="gramEnd"/>
-      <w:r>
-        <w:rPr>
-          <w:rFonts w:ascii="Times New Roman" w:eastAsia="Times New Roman" w:hAnsi="Times New Roman" w:cs="Times New Roman"/>
-          <w:sz w:val="24"/>
-          <w:szCs w:val="24"/>
-          <w:lang w:eastAsia="en-IN"/>
-        </w:rPr>
-        <w:t xml:space="preserve"> min(salary)</w:t>
+        <w:t>(select min(salary)</w:t>
       </w:r>
     </w:p>
     <w:p>
@@ -5306,27 +4882,7 @@
           <w:szCs w:val="24"/>
           <w:lang w:eastAsia="en-IN"/>
         </w:rPr>
-        <w:t>(</w:t>
-      </w:r>
-      <w:proofErr w:type="gramStart"/>
-      <w:r>
-        <w:rPr>
-          <w:rFonts w:ascii="Times New Roman" w:eastAsia="Times New Roman" w:hAnsi="Times New Roman" w:cs="Times New Roman"/>
-          <w:sz w:val="24"/>
-          <w:szCs w:val="24"/>
-          <w:lang w:eastAsia="en-IN"/>
-        </w:rPr>
-        <w:t>select</w:t>
-      </w:r>
-      <w:proofErr w:type="gramEnd"/>
-      <w:r>
-        <w:rPr>
-          <w:rFonts w:ascii="Times New Roman" w:eastAsia="Times New Roman" w:hAnsi="Times New Roman" w:cs="Times New Roman"/>
-          <w:sz w:val="24"/>
-          <w:szCs w:val="24"/>
-          <w:lang w:eastAsia="en-IN"/>
-        </w:rPr>
-        <w:t xml:space="preserve"> </w:t>
+        <w:t xml:space="preserve">(select </w:t>
       </w:r>
       <w:proofErr w:type="spellStart"/>
       <w:r>
@@ -5474,27 +5030,7 @@
           <w:szCs w:val="24"/>
           <w:lang w:eastAsia="en-IN"/>
         </w:rPr>
-        <w:t>(</w:t>
-      </w:r>
-      <w:proofErr w:type="gramStart"/>
-      <w:r>
-        <w:rPr>
-          <w:rFonts w:ascii="Times New Roman" w:eastAsia="Times New Roman" w:hAnsi="Times New Roman" w:cs="Times New Roman"/>
-          <w:sz w:val="24"/>
-          <w:szCs w:val="24"/>
-          <w:lang w:eastAsia="en-IN"/>
-        </w:rPr>
-        <w:t>select</w:t>
-      </w:r>
-      <w:proofErr w:type="gramEnd"/>
-      <w:r>
-        <w:rPr>
-          <w:rFonts w:ascii="Times New Roman" w:eastAsia="Times New Roman" w:hAnsi="Times New Roman" w:cs="Times New Roman"/>
-          <w:sz w:val="24"/>
-          <w:szCs w:val="24"/>
-          <w:lang w:eastAsia="en-IN"/>
-        </w:rPr>
-        <w:t xml:space="preserve"> max(salary)</w:t>
+        <w:t>(select max(salary)</w:t>
       </w:r>
     </w:p>
     <w:p>
@@ -5673,27 +5209,7 @@
           <w:szCs w:val="24"/>
           <w:lang w:eastAsia="en-IN"/>
         </w:rPr>
-        <w:t>(</w:t>
-      </w:r>
-      <w:proofErr w:type="gramStart"/>
-      <w:r>
-        <w:rPr>
-          <w:rFonts w:ascii="Times New Roman" w:eastAsia="Times New Roman" w:hAnsi="Times New Roman" w:cs="Times New Roman"/>
-          <w:sz w:val="24"/>
-          <w:szCs w:val="24"/>
-          <w:lang w:eastAsia="en-IN"/>
-        </w:rPr>
-        <w:t>select</w:t>
-      </w:r>
-      <w:proofErr w:type="gramEnd"/>
-      <w:r>
-        <w:rPr>
-          <w:rFonts w:ascii="Times New Roman" w:eastAsia="Times New Roman" w:hAnsi="Times New Roman" w:cs="Times New Roman"/>
-          <w:sz w:val="24"/>
-          <w:szCs w:val="24"/>
-          <w:lang w:eastAsia="en-IN"/>
-        </w:rPr>
-        <w:t xml:space="preserve"> </w:t>
+        <w:t xml:space="preserve">(select </w:t>
       </w:r>
       <w:proofErr w:type="spellStart"/>
       <w:r>
@@ -6022,27 +5538,7 @@
           <w:szCs w:val="24"/>
           <w:lang w:eastAsia="en-IN"/>
         </w:rPr>
-        <w:t xml:space="preserve">        SELECT </w:t>
-      </w:r>
-      <w:proofErr w:type="gramStart"/>
-      <w:r>
-        <w:rPr>
-          <w:rFonts w:ascii="Times New Roman" w:eastAsia="Times New Roman" w:hAnsi="Times New Roman" w:cs="Times New Roman"/>
-          <w:sz w:val="24"/>
-          <w:szCs w:val="24"/>
-          <w:lang w:eastAsia="en-IN"/>
-        </w:rPr>
-        <w:t>MAX(</w:t>
-      </w:r>
-      <w:proofErr w:type="gramEnd"/>
-      <w:r>
-        <w:rPr>
-          <w:rFonts w:ascii="Times New Roman" w:eastAsia="Times New Roman" w:hAnsi="Times New Roman" w:cs="Times New Roman"/>
-          <w:sz w:val="24"/>
-          <w:szCs w:val="24"/>
-          <w:lang w:eastAsia="en-IN"/>
-        </w:rPr>
-        <w:t>salary)</w:t>
+        <w:t xml:space="preserve">        SELECT MAX(salary)</w:t>
       </w:r>
     </w:p>
     <w:p>
@@ -6275,19 +5771,8 @@
           <w:szCs w:val="24"/>
           <w:lang w:eastAsia="en-IN"/>
         </w:rPr>
-        <w:t xml:space="preserve">create table </w:t>
-      </w:r>
-      <w:proofErr w:type="gramStart"/>
-      <w:r>
-        <w:rPr>
-          <w:rFonts w:ascii="Times New Roman" w:eastAsia="Times New Roman" w:hAnsi="Times New Roman" w:cs="Times New Roman"/>
-          <w:sz w:val="24"/>
-          <w:szCs w:val="24"/>
-          <w:lang w:eastAsia="en-IN"/>
-        </w:rPr>
-        <w:t>employees(</w:t>
-      </w:r>
-      <w:proofErr w:type="gramEnd"/>
+        <w:t>create table employees(</w:t>
+      </w:r>
     </w:p>
     <w:p>
       <w:pPr>
@@ -6346,27 +5831,7 @@
           <w:szCs w:val="24"/>
           <w:lang w:eastAsia="en-IN"/>
         </w:rPr>
-        <w:t xml:space="preserve">  name </w:t>
-      </w:r>
-      <w:proofErr w:type="gramStart"/>
-      <w:r>
-        <w:rPr>
-          <w:rFonts w:ascii="Times New Roman" w:eastAsia="Times New Roman" w:hAnsi="Times New Roman" w:cs="Times New Roman"/>
-          <w:sz w:val="24"/>
-          <w:szCs w:val="24"/>
-          <w:lang w:eastAsia="en-IN"/>
-        </w:rPr>
-        <w:t>varchar(</w:t>
-      </w:r>
-      <w:proofErr w:type="gramEnd"/>
-      <w:r>
-        <w:rPr>
-          <w:rFonts w:ascii="Times New Roman" w:eastAsia="Times New Roman" w:hAnsi="Times New Roman" w:cs="Times New Roman"/>
-          <w:sz w:val="24"/>
-          <w:szCs w:val="24"/>
-          <w:lang w:eastAsia="en-IN"/>
-        </w:rPr>
-        <w:t>10),</w:t>
+        <w:t xml:space="preserve">  name varchar(10),</w:t>
       </w:r>
       <w:proofErr w:type="spellStart"/>
       <w:r>
@@ -6426,27 +5891,7 @@
           <w:szCs w:val="24"/>
           <w:lang w:eastAsia="en-IN"/>
         </w:rPr>
-        <w:t xml:space="preserve">  city </w:t>
-      </w:r>
-      <w:proofErr w:type="gramStart"/>
-      <w:r>
-        <w:rPr>
-          <w:rFonts w:ascii="Times New Roman" w:eastAsia="Times New Roman" w:hAnsi="Times New Roman" w:cs="Times New Roman"/>
-          <w:sz w:val="24"/>
-          <w:szCs w:val="24"/>
-          <w:lang w:eastAsia="en-IN"/>
-        </w:rPr>
-        <w:t>varchar(</w:t>
-      </w:r>
-      <w:proofErr w:type="gramEnd"/>
-      <w:r>
-        <w:rPr>
-          <w:rFonts w:ascii="Times New Roman" w:eastAsia="Times New Roman" w:hAnsi="Times New Roman" w:cs="Times New Roman"/>
-          <w:sz w:val="24"/>
-          <w:szCs w:val="24"/>
-          <w:lang w:eastAsia="en-IN"/>
-        </w:rPr>
-        <w:t>10));</w:t>
+        <w:t xml:space="preserve">  city varchar(10));</w:t>
       </w:r>
     </w:p>
     <w:p>
@@ -6467,58 +5912,27 @@
           <w:lang w:eastAsia="en-IN"/>
         </w:rPr>
         <w:lastRenderedPageBreak/>
-        <w:t xml:space="preserve">insert into </w:t>
-      </w:r>
-      <w:proofErr w:type="gramStart"/>
-      <w:r>
-        <w:rPr>
-          <w:rFonts w:ascii="Times New Roman" w:eastAsia="Times New Roman" w:hAnsi="Times New Roman" w:cs="Times New Roman"/>
-          <w:sz w:val="24"/>
-          <w:szCs w:val="24"/>
-          <w:lang w:eastAsia="en-IN"/>
-        </w:rPr>
-        <w:t>employees</w:t>
-      </w:r>
-      <w:proofErr w:type="gramEnd"/>
-      <w:r>
-        <w:rPr>
-          <w:rFonts w:ascii="Times New Roman" w:eastAsia="Times New Roman" w:hAnsi="Times New Roman" w:cs="Times New Roman"/>
-          <w:sz w:val="24"/>
-          <w:szCs w:val="24"/>
-          <w:lang w:eastAsia="en-IN"/>
-        </w:rPr>
-        <w:t xml:space="preserve"> values</w:t>
-      </w:r>
-    </w:p>
-    <w:p>
-      <w:pPr>
-        <w:spacing w:before="100" w:beforeAutospacing="1" w:after="100" w:afterAutospacing="1" w:line="240" w:lineRule="auto"/>
-        <w:rPr>
-          <w:rFonts w:ascii="Times New Roman" w:eastAsia="Times New Roman" w:hAnsi="Times New Roman" w:cs="Times New Roman"/>
-          <w:sz w:val="24"/>
-          <w:szCs w:val="24"/>
-          <w:lang w:eastAsia="en-IN"/>
-        </w:rPr>
-      </w:pPr>
-      <w:proofErr w:type="gramStart"/>
-      <w:r>
-        <w:rPr>
-          <w:rFonts w:ascii="Times New Roman" w:eastAsia="Times New Roman" w:hAnsi="Times New Roman" w:cs="Times New Roman"/>
-          <w:sz w:val="24"/>
-          <w:szCs w:val="24"/>
-          <w:lang w:eastAsia="en-IN"/>
-        </w:rPr>
-        <w:t>( 1</w:t>
-      </w:r>
-      <w:proofErr w:type="gramEnd"/>
-      <w:r>
-        <w:rPr>
-          <w:rFonts w:ascii="Times New Roman" w:eastAsia="Times New Roman" w:hAnsi="Times New Roman" w:cs="Times New Roman"/>
-          <w:sz w:val="24"/>
-          <w:szCs w:val="24"/>
-          <w:lang w:eastAsia="en-IN"/>
-        </w:rPr>
-        <w:t>,"alice",101,50000,"Hubli"),</w:t>
+        <w:t>insert into employees values</w:t>
+      </w:r>
+    </w:p>
+    <w:p>
+      <w:pPr>
+        <w:spacing w:before="100" w:beforeAutospacing="1" w:after="100" w:afterAutospacing="1" w:line="240" w:lineRule="auto"/>
+        <w:rPr>
+          <w:rFonts w:ascii="Times New Roman" w:eastAsia="Times New Roman" w:hAnsi="Times New Roman" w:cs="Times New Roman"/>
+          <w:sz w:val="24"/>
+          <w:szCs w:val="24"/>
+          <w:lang w:eastAsia="en-IN"/>
+        </w:rPr>
+      </w:pPr>
+      <w:r>
+        <w:rPr>
+          <w:rFonts w:ascii="Times New Roman" w:eastAsia="Times New Roman" w:hAnsi="Times New Roman" w:cs="Times New Roman"/>
+          <w:sz w:val="24"/>
+          <w:szCs w:val="24"/>
+          <w:lang w:eastAsia="en-IN"/>
+        </w:rPr>
+        <w:t>( 1,"alice",101,50000,"Hubli"),</w:t>
       </w:r>
     </w:p>
     <w:p>
@@ -6672,25 +6086,14 @@
         <w:t>(</w:t>
       </w:r>
       <w:proofErr w:type="spellStart"/>
-      <w:proofErr w:type="gramStart"/>
-      <w:r>
-        <w:rPr>
-          <w:rFonts w:ascii="Times New Roman" w:eastAsia="Times New Roman" w:hAnsi="Times New Roman" w:cs="Times New Roman"/>
-          <w:sz w:val="24"/>
-          <w:szCs w:val="24"/>
-          <w:lang w:eastAsia="en-IN"/>
-        </w:rPr>
-        <w:t>dept</w:t>
-      </w:r>
-      <w:proofErr w:type="gramEnd"/>
-      <w:r>
-        <w:rPr>
-          <w:rFonts w:ascii="Times New Roman" w:eastAsia="Times New Roman" w:hAnsi="Times New Roman" w:cs="Times New Roman"/>
-          <w:sz w:val="24"/>
-          <w:szCs w:val="24"/>
-          <w:lang w:eastAsia="en-IN"/>
-        </w:rPr>
-        <w:t>_id</w:t>
+      <w:r>
+        <w:rPr>
+          <w:rFonts w:ascii="Times New Roman" w:eastAsia="Times New Roman" w:hAnsi="Times New Roman" w:cs="Times New Roman"/>
+          <w:sz w:val="24"/>
+          <w:szCs w:val="24"/>
+          <w:lang w:eastAsia="en-IN"/>
+        </w:rPr>
+        <w:t>dept_id</w:t>
       </w:r>
       <w:proofErr w:type="spellEnd"/>
       <w:r>
@@ -6720,27 +6123,7 @@
           <w:szCs w:val="24"/>
           <w:lang w:eastAsia="en-IN"/>
         </w:rPr>
-        <w:t xml:space="preserve"> department </w:t>
-      </w:r>
-      <w:proofErr w:type="gramStart"/>
-      <w:r>
-        <w:rPr>
-          <w:rFonts w:ascii="Times New Roman" w:eastAsia="Times New Roman" w:hAnsi="Times New Roman" w:cs="Times New Roman"/>
-          <w:sz w:val="24"/>
-          <w:szCs w:val="24"/>
-          <w:lang w:eastAsia="en-IN"/>
-        </w:rPr>
-        <w:t>varchar(</w:t>
-      </w:r>
-      <w:proofErr w:type="gramEnd"/>
-      <w:r>
-        <w:rPr>
-          <w:rFonts w:ascii="Times New Roman" w:eastAsia="Times New Roman" w:hAnsi="Times New Roman" w:cs="Times New Roman"/>
-          <w:sz w:val="24"/>
-          <w:szCs w:val="24"/>
-          <w:lang w:eastAsia="en-IN"/>
-        </w:rPr>
-        <w:t>10)</w:t>
+        <w:t xml:space="preserve"> department varchar(10)</w:t>
       </w:r>
     </w:p>
     <w:p>
@@ -7686,7 +7069,6 @@
         <w:t xml:space="preserve">select </w:t>
       </w:r>
       <w:proofErr w:type="spellStart"/>
-      <w:proofErr w:type="gramStart"/>
       <w:r>
         <w:rPr>
           <w:rFonts w:ascii="Times New Roman" w:eastAsia="Times New Roman" w:hAnsi="Times New Roman" w:cs="Times New Roman"/>
@@ -7697,7 +7079,6 @@
         <w:t>d.department</w:t>
       </w:r>
       <w:proofErr w:type="spellEnd"/>
-      <w:proofErr w:type="gramEnd"/>
       <w:r>
         <w:rPr>
           <w:rFonts w:ascii="Times New Roman" w:eastAsia="Times New Roman" w:hAnsi="Times New Roman" w:cs="Times New Roman"/>
@@ -7782,25 +7163,14 @@
         <w:t xml:space="preserve">on </w:t>
       </w:r>
       <w:proofErr w:type="spellStart"/>
-      <w:proofErr w:type="gramStart"/>
-      <w:r>
-        <w:rPr>
-          <w:rFonts w:ascii="Times New Roman" w:eastAsia="Times New Roman" w:hAnsi="Times New Roman" w:cs="Times New Roman"/>
-          <w:sz w:val="24"/>
-          <w:szCs w:val="24"/>
-          <w:lang w:eastAsia="en-IN"/>
-        </w:rPr>
-        <w:t>e.dept</w:t>
-      </w:r>
-      <w:proofErr w:type="gramEnd"/>
-      <w:r>
-        <w:rPr>
-          <w:rFonts w:ascii="Times New Roman" w:eastAsia="Times New Roman" w:hAnsi="Times New Roman" w:cs="Times New Roman"/>
-          <w:sz w:val="24"/>
-          <w:szCs w:val="24"/>
-          <w:lang w:eastAsia="en-IN"/>
-        </w:rPr>
-        <w:t>_id</w:t>
+      <w:r>
+        <w:rPr>
+          <w:rFonts w:ascii="Times New Roman" w:eastAsia="Times New Roman" w:hAnsi="Times New Roman" w:cs="Times New Roman"/>
+          <w:sz w:val="24"/>
+          <w:szCs w:val="24"/>
+          <w:lang w:eastAsia="en-IN"/>
+        </w:rPr>
+        <w:t>e.dept_id</w:t>
       </w:r>
       <w:proofErr w:type="spellEnd"/>
       <w:r>
@@ -7845,25 +7215,14 @@
         <w:t xml:space="preserve">group by </w:t>
       </w:r>
       <w:proofErr w:type="spellStart"/>
-      <w:proofErr w:type="gramStart"/>
-      <w:r>
-        <w:rPr>
-          <w:rFonts w:ascii="Times New Roman" w:eastAsia="Times New Roman" w:hAnsi="Times New Roman" w:cs="Times New Roman"/>
-          <w:sz w:val="24"/>
-          <w:szCs w:val="24"/>
-          <w:lang w:eastAsia="en-IN"/>
-        </w:rPr>
-        <w:t>e.dept</w:t>
-      </w:r>
-      <w:proofErr w:type="gramEnd"/>
-      <w:r>
-        <w:rPr>
-          <w:rFonts w:ascii="Times New Roman" w:eastAsia="Times New Roman" w:hAnsi="Times New Roman" w:cs="Times New Roman"/>
-          <w:sz w:val="24"/>
-          <w:szCs w:val="24"/>
-          <w:lang w:eastAsia="en-IN"/>
-        </w:rPr>
-        <w:t>_id</w:t>
+      <w:r>
+        <w:rPr>
+          <w:rFonts w:ascii="Times New Roman" w:eastAsia="Times New Roman" w:hAnsi="Times New Roman" w:cs="Times New Roman"/>
+          <w:sz w:val="24"/>
+          <w:szCs w:val="24"/>
+          <w:lang w:eastAsia="en-IN"/>
+        </w:rPr>
+        <w:t>e.dept_id</w:t>
       </w:r>
       <w:proofErr w:type="spellEnd"/>
       <w:r>
@@ -7928,7 +7287,6 @@
         <w:t xml:space="preserve">select </w:t>
       </w:r>
       <w:proofErr w:type="spellStart"/>
-      <w:proofErr w:type="gramStart"/>
       <w:r>
         <w:rPr>
           <w:rFonts w:ascii="Times New Roman" w:eastAsia="Times New Roman" w:hAnsi="Times New Roman" w:cs="Times New Roman"/>
@@ -7939,7 +7297,6 @@
         <w:t>d.department</w:t>
       </w:r>
       <w:proofErr w:type="spellEnd"/>
-      <w:proofErr w:type="gramEnd"/>
       <w:r>
         <w:rPr>
           <w:rFonts w:ascii="Times New Roman" w:eastAsia="Times New Roman" w:hAnsi="Times New Roman" w:cs="Times New Roman"/>
@@ -8024,25 +7381,14 @@
         <w:t xml:space="preserve">on </w:t>
       </w:r>
       <w:proofErr w:type="spellStart"/>
-      <w:proofErr w:type="gramStart"/>
-      <w:r>
-        <w:rPr>
-          <w:rFonts w:ascii="Times New Roman" w:eastAsia="Times New Roman" w:hAnsi="Times New Roman" w:cs="Times New Roman"/>
-          <w:sz w:val="24"/>
-          <w:szCs w:val="24"/>
-          <w:lang w:eastAsia="en-IN"/>
-        </w:rPr>
-        <w:t>e.dept</w:t>
-      </w:r>
-      <w:proofErr w:type="gramEnd"/>
-      <w:r>
-        <w:rPr>
-          <w:rFonts w:ascii="Times New Roman" w:eastAsia="Times New Roman" w:hAnsi="Times New Roman" w:cs="Times New Roman"/>
-          <w:sz w:val="24"/>
-          <w:szCs w:val="24"/>
-          <w:lang w:eastAsia="en-IN"/>
-        </w:rPr>
-        <w:t>_id</w:t>
+      <w:r>
+        <w:rPr>
+          <w:rFonts w:ascii="Times New Roman" w:eastAsia="Times New Roman" w:hAnsi="Times New Roman" w:cs="Times New Roman"/>
+          <w:sz w:val="24"/>
+          <w:szCs w:val="24"/>
+          <w:lang w:eastAsia="en-IN"/>
+        </w:rPr>
+        <w:t>e.dept_id</w:t>
       </w:r>
       <w:proofErr w:type="spellEnd"/>
       <w:r>
@@ -8087,25 +7433,14 @@
         <w:t xml:space="preserve">group by </w:t>
       </w:r>
       <w:proofErr w:type="spellStart"/>
-      <w:proofErr w:type="gramStart"/>
-      <w:r>
-        <w:rPr>
-          <w:rFonts w:ascii="Times New Roman" w:eastAsia="Times New Roman" w:hAnsi="Times New Roman" w:cs="Times New Roman"/>
-          <w:sz w:val="24"/>
-          <w:szCs w:val="24"/>
-          <w:lang w:eastAsia="en-IN"/>
-        </w:rPr>
-        <w:t>e.dept</w:t>
-      </w:r>
-      <w:proofErr w:type="gramEnd"/>
-      <w:r>
-        <w:rPr>
-          <w:rFonts w:ascii="Times New Roman" w:eastAsia="Times New Roman" w:hAnsi="Times New Roman" w:cs="Times New Roman"/>
-          <w:sz w:val="24"/>
-          <w:szCs w:val="24"/>
-          <w:lang w:eastAsia="en-IN"/>
-        </w:rPr>
-        <w:t>_id</w:t>
+      <w:r>
+        <w:rPr>
+          <w:rFonts w:ascii="Times New Roman" w:eastAsia="Times New Roman" w:hAnsi="Times New Roman" w:cs="Times New Roman"/>
+          <w:sz w:val="24"/>
+          <w:szCs w:val="24"/>
+          <w:lang w:eastAsia="en-IN"/>
+        </w:rPr>
+        <w:t>e.dept_id</w:t>
       </w:r>
       <w:proofErr w:type="spellEnd"/>
     </w:p>
@@ -8127,27 +7462,7 @@
           <w:szCs w:val="24"/>
           <w:lang w:eastAsia="en-IN"/>
         </w:rPr>
-        <w:t xml:space="preserve">having </w:t>
-      </w:r>
-      <w:proofErr w:type="gramStart"/>
-      <w:r>
-        <w:rPr>
-          <w:rFonts w:ascii="Times New Roman" w:eastAsia="Times New Roman" w:hAnsi="Times New Roman" w:cs="Times New Roman"/>
-          <w:sz w:val="24"/>
-          <w:szCs w:val="24"/>
-          <w:lang w:eastAsia="en-IN"/>
-        </w:rPr>
-        <w:t>count(</w:t>
-      </w:r>
-      <w:proofErr w:type="gramEnd"/>
-      <w:r>
-        <w:rPr>
-          <w:rFonts w:ascii="Times New Roman" w:eastAsia="Times New Roman" w:hAnsi="Times New Roman" w:cs="Times New Roman"/>
-          <w:sz w:val="24"/>
-          <w:szCs w:val="24"/>
-          <w:lang w:eastAsia="en-IN"/>
-        </w:rPr>
-        <w:t>*) &gt; 1;</w:t>
+        <w:t>having count(*) &gt; 1;</w:t>
       </w:r>
     </w:p>
     <w:p>
@@ -8202,7 +7517,6 @@
         <w:t xml:space="preserve">select </w:t>
       </w:r>
       <w:proofErr w:type="spellStart"/>
-      <w:proofErr w:type="gramStart"/>
       <w:r>
         <w:rPr>
           <w:rFonts w:ascii="Times New Roman" w:eastAsia="Times New Roman" w:hAnsi="Times New Roman" w:cs="Times New Roman"/>
@@ -8213,7 +7527,6 @@
         <w:t>d.department</w:t>
       </w:r>
       <w:proofErr w:type="spellEnd"/>
-      <w:proofErr w:type="gramEnd"/>
       <w:r>
         <w:rPr>
           <w:rFonts w:ascii="Times New Roman" w:eastAsia="Times New Roman" w:hAnsi="Times New Roman" w:cs="Times New Roman"/>
@@ -8298,25 +7611,14 @@
         <w:t xml:space="preserve">on </w:t>
       </w:r>
       <w:proofErr w:type="spellStart"/>
-      <w:proofErr w:type="gramStart"/>
-      <w:r>
-        <w:rPr>
-          <w:rFonts w:ascii="Times New Roman" w:eastAsia="Times New Roman" w:hAnsi="Times New Roman" w:cs="Times New Roman"/>
-          <w:sz w:val="24"/>
-          <w:szCs w:val="24"/>
-          <w:lang w:eastAsia="en-IN"/>
-        </w:rPr>
-        <w:t>e.dept</w:t>
-      </w:r>
-      <w:proofErr w:type="gramEnd"/>
-      <w:r>
-        <w:rPr>
-          <w:rFonts w:ascii="Times New Roman" w:eastAsia="Times New Roman" w:hAnsi="Times New Roman" w:cs="Times New Roman"/>
-          <w:sz w:val="24"/>
-          <w:szCs w:val="24"/>
-          <w:lang w:eastAsia="en-IN"/>
-        </w:rPr>
-        <w:t>_id</w:t>
+      <w:r>
+        <w:rPr>
+          <w:rFonts w:ascii="Times New Roman" w:eastAsia="Times New Roman" w:hAnsi="Times New Roman" w:cs="Times New Roman"/>
+          <w:sz w:val="24"/>
+          <w:szCs w:val="24"/>
+          <w:lang w:eastAsia="en-IN"/>
+        </w:rPr>
+        <w:t>e.dept_id</w:t>
       </w:r>
       <w:proofErr w:type="spellEnd"/>
       <w:r>
@@ -8361,25 +7663,14 @@
         <w:t xml:space="preserve">group by </w:t>
       </w:r>
       <w:proofErr w:type="spellStart"/>
-      <w:proofErr w:type="gramStart"/>
-      <w:r>
-        <w:rPr>
-          <w:rFonts w:ascii="Times New Roman" w:eastAsia="Times New Roman" w:hAnsi="Times New Roman" w:cs="Times New Roman"/>
-          <w:sz w:val="24"/>
-          <w:szCs w:val="24"/>
-          <w:lang w:eastAsia="en-IN"/>
-        </w:rPr>
-        <w:t>e.dept</w:t>
-      </w:r>
-      <w:proofErr w:type="gramEnd"/>
-      <w:r>
-        <w:rPr>
-          <w:rFonts w:ascii="Times New Roman" w:eastAsia="Times New Roman" w:hAnsi="Times New Roman" w:cs="Times New Roman"/>
-          <w:sz w:val="24"/>
-          <w:szCs w:val="24"/>
-          <w:lang w:eastAsia="en-IN"/>
-        </w:rPr>
-        <w:t>_id</w:t>
+      <w:r>
+        <w:rPr>
+          <w:rFonts w:ascii="Times New Roman" w:eastAsia="Times New Roman" w:hAnsi="Times New Roman" w:cs="Times New Roman"/>
+          <w:sz w:val="24"/>
+          <w:szCs w:val="24"/>
+          <w:lang w:eastAsia="en-IN"/>
+        </w:rPr>
+        <w:t>e.dept_id</w:t>
       </w:r>
       <w:proofErr w:type="spellEnd"/>
     </w:p>
@@ -8442,27 +7733,7 @@
           <w:szCs w:val="24"/>
           <w:lang w:eastAsia="en-IN"/>
         </w:rPr>
-        <w:t>e.</w:t>
-      </w:r>
-      <w:proofErr w:type="gramStart"/>
-      <w:r>
-        <w:rPr>
-          <w:rFonts w:ascii="Times New Roman" w:eastAsia="Times New Roman" w:hAnsi="Times New Roman" w:cs="Times New Roman"/>
-          <w:sz w:val="24"/>
-          <w:szCs w:val="24"/>
-          <w:lang w:eastAsia="en-IN"/>
-        </w:rPr>
-        <w:t>name,d</w:t>
-      </w:r>
-      <w:proofErr w:type="gramEnd"/>
-      <w:r>
-        <w:rPr>
-          <w:rFonts w:ascii="Times New Roman" w:eastAsia="Times New Roman" w:hAnsi="Times New Roman" w:cs="Times New Roman"/>
-          <w:sz w:val="24"/>
-          <w:szCs w:val="24"/>
-          <w:lang w:eastAsia="en-IN"/>
-        </w:rPr>
-        <w:t>.department</w:t>
+        <w:t>e.name,d.department</w:t>
       </w:r>
       <w:proofErr w:type="spellEnd"/>
     </w:p>
@@ -8530,25 +7801,14 @@
         <w:t xml:space="preserve">on </w:t>
       </w:r>
       <w:proofErr w:type="spellStart"/>
-      <w:proofErr w:type="gramStart"/>
-      <w:r>
-        <w:rPr>
-          <w:rFonts w:ascii="Times New Roman" w:eastAsia="Times New Roman" w:hAnsi="Times New Roman" w:cs="Times New Roman"/>
-          <w:sz w:val="24"/>
-          <w:szCs w:val="24"/>
-          <w:lang w:eastAsia="en-IN"/>
-        </w:rPr>
-        <w:t>e.dept</w:t>
-      </w:r>
-      <w:proofErr w:type="gramEnd"/>
-      <w:r>
-        <w:rPr>
-          <w:rFonts w:ascii="Times New Roman" w:eastAsia="Times New Roman" w:hAnsi="Times New Roman" w:cs="Times New Roman"/>
-          <w:sz w:val="24"/>
-          <w:szCs w:val="24"/>
-          <w:lang w:eastAsia="en-IN"/>
-        </w:rPr>
-        <w:t>_id</w:t>
+      <w:r>
+        <w:rPr>
+          <w:rFonts w:ascii="Times New Roman" w:eastAsia="Times New Roman" w:hAnsi="Times New Roman" w:cs="Times New Roman"/>
+          <w:sz w:val="24"/>
+          <w:szCs w:val="24"/>
+          <w:lang w:eastAsia="en-IN"/>
+        </w:rPr>
+        <w:t>e.dept_id</w:t>
       </w:r>
       <w:proofErr w:type="spellEnd"/>
       <w:r>
@@ -8687,25 +7947,14 @@
         <w:t xml:space="preserve">on </w:t>
       </w:r>
       <w:proofErr w:type="spellStart"/>
-      <w:proofErr w:type="gramStart"/>
-      <w:r>
-        <w:rPr>
-          <w:rFonts w:ascii="Times New Roman" w:eastAsia="Times New Roman" w:hAnsi="Times New Roman" w:cs="Times New Roman"/>
-          <w:sz w:val="24"/>
-          <w:szCs w:val="24"/>
-          <w:lang w:eastAsia="en-IN"/>
-        </w:rPr>
-        <w:t>e.dept</w:t>
-      </w:r>
-      <w:proofErr w:type="gramEnd"/>
-      <w:r>
-        <w:rPr>
-          <w:rFonts w:ascii="Times New Roman" w:eastAsia="Times New Roman" w:hAnsi="Times New Roman" w:cs="Times New Roman"/>
-          <w:sz w:val="24"/>
-          <w:szCs w:val="24"/>
-          <w:lang w:eastAsia="en-IN"/>
-        </w:rPr>
-        <w:t>_id</w:t>
+      <w:r>
+        <w:rPr>
+          <w:rFonts w:ascii="Times New Roman" w:eastAsia="Times New Roman" w:hAnsi="Times New Roman" w:cs="Times New Roman"/>
+          <w:sz w:val="24"/>
+          <w:szCs w:val="24"/>
+          <w:lang w:eastAsia="en-IN"/>
+        </w:rPr>
+        <w:t>e.dept_id</w:t>
       </w:r>
       <w:proofErr w:type="spellEnd"/>
       <w:r>
@@ -8750,7 +7999,6 @@
         <w:t xml:space="preserve">where </w:t>
       </w:r>
       <w:proofErr w:type="spellStart"/>
-      <w:proofErr w:type="gramStart"/>
       <w:r>
         <w:rPr>
           <w:rFonts w:ascii="Times New Roman" w:eastAsia="Times New Roman" w:hAnsi="Times New Roman" w:cs="Times New Roman"/>
@@ -8761,7 +8009,6 @@
         <w:t>d.department</w:t>
       </w:r>
       <w:proofErr w:type="spellEnd"/>
-      <w:proofErr w:type="gramEnd"/>
       <w:r>
         <w:rPr>
           <w:rFonts w:ascii="Times New Roman" w:eastAsia="Times New Roman" w:hAnsi="Times New Roman" w:cs="Times New Roman"/>
@@ -8824,7 +8071,6 @@
         <w:t xml:space="preserve">select </w:t>
       </w:r>
       <w:proofErr w:type="spellStart"/>
-      <w:proofErr w:type="gramStart"/>
       <w:r>
         <w:rPr>
           <w:rFonts w:ascii="Times New Roman" w:eastAsia="Times New Roman" w:hAnsi="Times New Roman" w:cs="Times New Roman"/>
@@ -8835,7 +8081,6 @@
         <w:t>d.department</w:t>
       </w:r>
       <w:proofErr w:type="spellEnd"/>
-      <w:proofErr w:type="gramEnd"/>
       <w:r>
         <w:rPr>
           <w:rFonts w:ascii="Times New Roman" w:eastAsia="Times New Roman" w:hAnsi="Times New Roman" w:cs="Times New Roman"/>
@@ -8920,25 +8165,14 @@
         <w:t xml:space="preserve">on </w:t>
       </w:r>
       <w:proofErr w:type="spellStart"/>
-      <w:proofErr w:type="gramStart"/>
-      <w:r>
-        <w:rPr>
-          <w:rFonts w:ascii="Times New Roman" w:eastAsia="Times New Roman" w:hAnsi="Times New Roman" w:cs="Times New Roman"/>
-          <w:sz w:val="24"/>
-          <w:szCs w:val="24"/>
-          <w:lang w:eastAsia="en-IN"/>
-        </w:rPr>
-        <w:t>e.dept</w:t>
-      </w:r>
-      <w:proofErr w:type="gramEnd"/>
-      <w:r>
-        <w:rPr>
-          <w:rFonts w:ascii="Times New Roman" w:eastAsia="Times New Roman" w:hAnsi="Times New Roman" w:cs="Times New Roman"/>
-          <w:sz w:val="24"/>
-          <w:szCs w:val="24"/>
-          <w:lang w:eastAsia="en-IN"/>
-        </w:rPr>
-        <w:t>_id</w:t>
+      <w:r>
+        <w:rPr>
+          <w:rFonts w:ascii="Times New Roman" w:eastAsia="Times New Roman" w:hAnsi="Times New Roman" w:cs="Times New Roman"/>
+          <w:sz w:val="24"/>
+          <w:szCs w:val="24"/>
+          <w:lang w:eastAsia="en-IN"/>
+        </w:rPr>
+        <w:t>e.dept_id</w:t>
       </w:r>
       <w:proofErr w:type="spellEnd"/>
       <w:r>
@@ -8983,7 +8217,6 @@
         <w:t xml:space="preserve">group by </w:t>
       </w:r>
       <w:proofErr w:type="spellStart"/>
-      <w:proofErr w:type="gramStart"/>
       <w:r>
         <w:rPr>
           <w:rFonts w:ascii="Times New Roman" w:eastAsia="Times New Roman" w:hAnsi="Times New Roman" w:cs="Times New Roman"/>
@@ -8994,7 +8227,6 @@
         <w:t>d.department</w:t>
       </w:r>
       <w:proofErr w:type="spellEnd"/>
-      <w:proofErr w:type="gramEnd"/>
     </w:p>
     <w:p>
       <w:pPr>
@@ -9123,25 +8355,14 @@
         <w:t xml:space="preserve">on </w:t>
       </w:r>
       <w:proofErr w:type="spellStart"/>
-      <w:proofErr w:type="gramStart"/>
-      <w:r>
-        <w:rPr>
-          <w:rFonts w:ascii="Times New Roman" w:eastAsia="Times New Roman" w:hAnsi="Times New Roman" w:cs="Times New Roman"/>
-          <w:sz w:val="24"/>
-          <w:szCs w:val="24"/>
-          <w:lang w:eastAsia="en-IN"/>
-        </w:rPr>
-        <w:t>e.dept</w:t>
-      </w:r>
-      <w:proofErr w:type="gramEnd"/>
-      <w:r>
-        <w:rPr>
-          <w:rFonts w:ascii="Times New Roman" w:eastAsia="Times New Roman" w:hAnsi="Times New Roman" w:cs="Times New Roman"/>
-          <w:sz w:val="24"/>
-          <w:szCs w:val="24"/>
-          <w:lang w:eastAsia="en-IN"/>
-        </w:rPr>
-        <w:t>_id</w:t>
+      <w:r>
+        <w:rPr>
+          <w:rFonts w:ascii="Times New Roman" w:eastAsia="Times New Roman" w:hAnsi="Times New Roman" w:cs="Times New Roman"/>
+          <w:sz w:val="24"/>
+          <w:szCs w:val="24"/>
+          <w:lang w:eastAsia="en-IN"/>
+        </w:rPr>
+        <w:t>e.dept_id</w:t>
       </w:r>
       <w:proofErr w:type="spellEnd"/>
       <w:r>
@@ -9186,7 +8407,6 @@
         <w:t xml:space="preserve">where </w:t>
       </w:r>
       <w:proofErr w:type="spellStart"/>
-      <w:proofErr w:type="gramStart"/>
       <w:r>
         <w:rPr>
           <w:rFonts w:ascii="Times New Roman" w:eastAsia="Times New Roman" w:hAnsi="Times New Roman" w:cs="Times New Roman"/>
@@ -9197,7 +8417,6 @@
         <w:t>d.department</w:t>
       </w:r>
       <w:proofErr w:type="spellEnd"/>
-      <w:proofErr w:type="gramEnd"/>
       <w:r>
         <w:rPr>
           <w:rFonts w:ascii="Times New Roman" w:eastAsia="Times New Roman" w:hAnsi="Times New Roman" w:cs="Times New Roman"/>
@@ -9260,7 +8479,6 @@
         <w:t xml:space="preserve">select e.name, </w:t>
       </w:r>
       <w:proofErr w:type="spellStart"/>
-      <w:proofErr w:type="gramStart"/>
       <w:r>
         <w:rPr>
           <w:rFonts w:ascii="Times New Roman" w:eastAsia="Times New Roman" w:hAnsi="Times New Roman" w:cs="Times New Roman"/>
@@ -9271,7 +8489,6 @@
         <w:t>d.department</w:t>
       </w:r>
       <w:proofErr w:type="spellEnd"/>
-      <w:proofErr w:type="gramEnd"/>
       <w:r>
         <w:rPr>
           <w:rFonts w:ascii="Times New Roman" w:eastAsia="Times New Roman" w:hAnsi="Times New Roman" w:cs="Times New Roman"/>
@@ -9356,25 +8573,14 @@
         <w:t xml:space="preserve">on </w:t>
       </w:r>
       <w:proofErr w:type="spellStart"/>
-      <w:proofErr w:type="gramStart"/>
-      <w:r>
-        <w:rPr>
-          <w:rFonts w:ascii="Times New Roman" w:eastAsia="Times New Roman" w:hAnsi="Times New Roman" w:cs="Times New Roman"/>
-          <w:sz w:val="24"/>
-          <w:szCs w:val="24"/>
-          <w:lang w:eastAsia="en-IN"/>
-        </w:rPr>
-        <w:t>e.dept</w:t>
-      </w:r>
-      <w:proofErr w:type="gramEnd"/>
-      <w:r>
-        <w:rPr>
-          <w:rFonts w:ascii="Times New Roman" w:eastAsia="Times New Roman" w:hAnsi="Times New Roman" w:cs="Times New Roman"/>
-          <w:sz w:val="24"/>
-          <w:szCs w:val="24"/>
-          <w:lang w:eastAsia="en-IN"/>
-        </w:rPr>
-        <w:t>_id</w:t>
+      <w:r>
+        <w:rPr>
+          <w:rFonts w:ascii="Times New Roman" w:eastAsia="Times New Roman" w:hAnsi="Times New Roman" w:cs="Times New Roman"/>
+          <w:sz w:val="24"/>
+          <w:szCs w:val="24"/>
+          <w:lang w:eastAsia="en-IN"/>
+        </w:rPr>
+        <w:t>e.dept_id</w:t>
       </w:r>
       <w:proofErr w:type="spellEnd"/>
       <w:r>
@@ -9542,27 +8748,7 @@
           <w:szCs w:val="24"/>
           <w:lang w:eastAsia="en-IN"/>
         </w:rPr>
-        <w:t>(</w:t>
-      </w:r>
-      <w:proofErr w:type="gramStart"/>
-      <w:r>
-        <w:rPr>
-          <w:rFonts w:ascii="Times New Roman" w:eastAsia="Times New Roman" w:hAnsi="Times New Roman" w:cs="Times New Roman"/>
-          <w:sz w:val="24"/>
-          <w:szCs w:val="24"/>
-          <w:lang w:eastAsia="en-IN"/>
-        </w:rPr>
-        <w:t>select</w:t>
-      </w:r>
-      <w:proofErr w:type="gramEnd"/>
-      <w:r>
-        <w:rPr>
-          <w:rFonts w:ascii="Times New Roman" w:eastAsia="Times New Roman" w:hAnsi="Times New Roman" w:cs="Times New Roman"/>
-          <w:sz w:val="24"/>
-          <w:szCs w:val="24"/>
-          <w:lang w:eastAsia="en-IN"/>
-        </w:rPr>
-        <w:t xml:space="preserve"> </w:t>
+        <w:t xml:space="preserve">(select </w:t>
       </w:r>
       <w:proofErr w:type="spellStart"/>
       <w:r>
@@ -9903,25 +9089,14 @@
         <w:t xml:space="preserve">on </w:t>
       </w:r>
       <w:proofErr w:type="spellStart"/>
-      <w:proofErr w:type="gramStart"/>
-      <w:r>
-        <w:rPr>
-          <w:rFonts w:ascii="Times New Roman" w:eastAsia="Times New Roman" w:hAnsi="Times New Roman" w:cs="Times New Roman"/>
-          <w:sz w:val="24"/>
-          <w:szCs w:val="24"/>
-          <w:lang w:eastAsia="en-IN"/>
-        </w:rPr>
-        <w:t>e.dept</w:t>
-      </w:r>
-      <w:proofErr w:type="gramEnd"/>
-      <w:r>
-        <w:rPr>
-          <w:rFonts w:ascii="Times New Roman" w:eastAsia="Times New Roman" w:hAnsi="Times New Roman" w:cs="Times New Roman"/>
-          <w:sz w:val="24"/>
-          <w:szCs w:val="24"/>
-          <w:lang w:eastAsia="en-IN"/>
-        </w:rPr>
-        <w:t>_id</w:t>
+      <w:r>
+        <w:rPr>
+          <w:rFonts w:ascii="Times New Roman" w:eastAsia="Times New Roman" w:hAnsi="Times New Roman" w:cs="Times New Roman"/>
+          <w:sz w:val="24"/>
+          <w:szCs w:val="24"/>
+          <w:lang w:eastAsia="en-IN"/>
+        </w:rPr>
+        <w:t>e.dept_id</w:t>
       </w:r>
       <w:proofErr w:type="spellEnd"/>
       <w:r>
@@ -9966,25 +9141,14 @@
         <w:t xml:space="preserve">where </w:t>
       </w:r>
       <w:proofErr w:type="spellStart"/>
-      <w:proofErr w:type="gramStart"/>
-      <w:r>
-        <w:rPr>
-          <w:rFonts w:ascii="Times New Roman" w:eastAsia="Times New Roman" w:hAnsi="Times New Roman" w:cs="Times New Roman"/>
-          <w:sz w:val="24"/>
-          <w:szCs w:val="24"/>
-          <w:lang w:eastAsia="en-IN"/>
-        </w:rPr>
-        <w:t>d.dept</w:t>
-      </w:r>
-      <w:proofErr w:type="gramEnd"/>
-      <w:r>
-        <w:rPr>
-          <w:rFonts w:ascii="Times New Roman" w:eastAsia="Times New Roman" w:hAnsi="Times New Roman" w:cs="Times New Roman"/>
-          <w:sz w:val="24"/>
-          <w:szCs w:val="24"/>
-          <w:lang w:eastAsia="en-IN"/>
-        </w:rPr>
-        <w:t>_id</w:t>
+      <w:r>
+        <w:rPr>
+          <w:rFonts w:ascii="Times New Roman" w:eastAsia="Times New Roman" w:hAnsi="Times New Roman" w:cs="Times New Roman"/>
+          <w:sz w:val="24"/>
+          <w:szCs w:val="24"/>
+          <w:lang w:eastAsia="en-IN"/>
+        </w:rPr>
+        <w:t>d.dept_id</w:t>
       </w:r>
       <w:proofErr w:type="spellEnd"/>
       <w:r>
@@ -10015,27 +9179,7 @@
           <w:szCs w:val="24"/>
           <w:lang w:eastAsia="en-IN"/>
         </w:rPr>
-        <w:t>(</w:t>
-      </w:r>
-      <w:proofErr w:type="gramStart"/>
-      <w:r>
-        <w:rPr>
-          <w:rFonts w:ascii="Times New Roman" w:eastAsia="Times New Roman" w:hAnsi="Times New Roman" w:cs="Times New Roman"/>
-          <w:sz w:val="24"/>
-          <w:szCs w:val="24"/>
-          <w:lang w:eastAsia="en-IN"/>
-        </w:rPr>
-        <w:t>select</w:t>
-      </w:r>
-      <w:proofErr w:type="gramEnd"/>
-      <w:r>
-        <w:rPr>
-          <w:rFonts w:ascii="Times New Roman" w:eastAsia="Times New Roman" w:hAnsi="Times New Roman" w:cs="Times New Roman"/>
-          <w:sz w:val="24"/>
-          <w:szCs w:val="24"/>
-          <w:lang w:eastAsia="en-IN"/>
-        </w:rPr>
-        <w:t xml:space="preserve"> </w:t>
+        <w:t xml:space="preserve">(select </w:t>
       </w:r>
       <w:proofErr w:type="spellStart"/>
       <w:r>
@@ -10237,27 +9381,7 @@
           <w:szCs w:val="24"/>
           <w:lang w:eastAsia="en-IN"/>
         </w:rPr>
-        <w:t>(</w:t>
-      </w:r>
-      <w:proofErr w:type="gramStart"/>
-      <w:r>
-        <w:rPr>
-          <w:rFonts w:ascii="Times New Roman" w:eastAsia="Times New Roman" w:hAnsi="Times New Roman" w:cs="Times New Roman"/>
-          <w:sz w:val="24"/>
-          <w:szCs w:val="24"/>
-          <w:lang w:eastAsia="en-IN"/>
-        </w:rPr>
-        <w:t>select</w:t>
-      </w:r>
-      <w:proofErr w:type="gramEnd"/>
-      <w:r>
-        <w:rPr>
-          <w:rFonts w:ascii="Times New Roman" w:eastAsia="Times New Roman" w:hAnsi="Times New Roman" w:cs="Times New Roman"/>
-          <w:sz w:val="24"/>
-          <w:szCs w:val="24"/>
-          <w:lang w:eastAsia="en-IN"/>
-        </w:rPr>
-        <w:t xml:space="preserve"> salary</w:t>
+        <w:t>(select salary</w:t>
       </w:r>
     </w:p>
     <w:p>
@@ -10435,7 +9559,6 @@
         <w:t xml:space="preserve">select </w:t>
       </w:r>
       <w:proofErr w:type="spellStart"/>
-      <w:proofErr w:type="gramStart"/>
       <w:r>
         <w:rPr>
           <w:rFonts w:ascii="Times New Roman" w:eastAsia="Times New Roman" w:hAnsi="Times New Roman" w:cs="Times New Roman"/>
@@ -10446,7 +9569,6 @@
         <w:t>d.department</w:t>
       </w:r>
       <w:proofErr w:type="spellEnd"/>
-      <w:proofErr w:type="gramEnd"/>
     </w:p>
     <w:p>
       <w:pPr>
@@ -10511,25 +9633,14 @@
         <w:t xml:space="preserve">on </w:t>
       </w:r>
       <w:proofErr w:type="spellStart"/>
-      <w:proofErr w:type="gramStart"/>
-      <w:r>
-        <w:rPr>
-          <w:rFonts w:ascii="Times New Roman" w:eastAsia="Times New Roman" w:hAnsi="Times New Roman" w:cs="Times New Roman"/>
-          <w:sz w:val="24"/>
-          <w:szCs w:val="24"/>
-          <w:lang w:eastAsia="en-IN"/>
-        </w:rPr>
-        <w:t>e.dept</w:t>
-      </w:r>
-      <w:proofErr w:type="gramEnd"/>
-      <w:r>
-        <w:rPr>
-          <w:rFonts w:ascii="Times New Roman" w:eastAsia="Times New Roman" w:hAnsi="Times New Roman" w:cs="Times New Roman"/>
-          <w:sz w:val="24"/>
-          <w:szCs w:val="24"/>
-          <w:lang w:eastAsia="en-IN"/>
-        </w:rPr>
-        <w:t>_id</w:t>
+      <w:r>
+        <w:rPr>
+          <w:rFonts w:ascii="Times New Roman" w:eastAsia="Times New Roman" w:hAnsi="Times New Roman" w:cs="Times New Roman"/>
+          <w:sz w:val="24"/>
+          <w:szCs w:val="24"/>
+          <w:lang w:eastAsia="en-IN"/>
+        </w:rPr>
+        <w:t>e.dept_id</w:t>
       </w:r>
       <w:proofErr w:type="spellEnd"/>
       <w:r>
@@ -10574,25 +9685,14 @@
         <w:t xml:space="preserve">where </w:t>
       </w:r>
       <w:proofErr w:type="spellStart"/>
-      <w:proofErr w:type="gramStart"/>
-      <w:r>
-        <w:rPr>
-          <w:rFonts w:ascii="Times New Roman" w:eastAsia="Times New Roman" w:hAnsi="Times New Roman" w:cs="Times New Roman"/>
-          <w:sz w:val="24"/>
-          <w:szCs w:val="24"/>
-          <w:lang w:eastAsia="en-IN"/>
-        </w:rPr>
-        <w:t>e.dept</w:t>
-      </w:r>
-      <w:proofErr w:type="gramEnd"/>
-      <w:r>
-        <w:rPr>
-          <w:rFonts w:ascii="Times New Roman" w:eastAsia="Times New Roman" w:hAnsi="Times New Roman" w:cs="Times New Roman"/>
-          <w:sz w:val="24"/>
-          <w:szCs w:val="24"/>
-          <w:lang w:eastAsia="en-IN"/>
-        </w:rPr>
-        <w:t>_id</w:t>
+      <w:r>
+        <w:rPr>
+          <w:rFonts w:ascii="Times New Roman" w:eastAsia="Times New Roman" w:hAnsi="Times New Roman" w:cs="Times New Roman"/>
+          <w:sz w:val="24"/>
+          <w:szCs w:val="24"/>
+          <w:lang w:eastAsia="en-IN"/>
+        </w:rPr>
+        <w:t>e.dept_id</w:t>
       </w:r>
       <w:proofErr w:type="spellEnd"/>
       <w:r>
@@ -10623,27 +9723,7 @@
           <w:szCs w:val="24"/>
           <w:lang w:eastAsia="en-IN"/>
         </w:rPr>
-        <w:t>(</w:t>
-      </w:r>
-      <w:proofErr w:type="gramStart"/>
-      <w:r>
-        <w:rPr>
-          <w:rFonts w:ascii="Times New Roman" w:eastAsia="Times New Roman" w:hAnsi="Times New Roman" w:cs="Times New Roman"/>
-          <w:sz w:val="24"/>
-          <w:szCs w:val="24"/>
-          <w:lang w:eastAsia="en-IN"/>
-        </w:rPr>
-        <w:t>select</w:t>
-      </w:r>
-      <w:proofErr w:type="gramEnd"/>
-      <w:r>
-        <w:rPr>
-          <w:rFonts w:ascii="Times New Roman" w:eastAsia="Times New Roman" w:hAnsi="Times New Roman" w:cs="Times New Roman"/>
-          <w:sz w:val="24"/>
-          <w:szCs w:val="24"/>
-          <w:lang w:eastAsia="en-IN"/>
-        </w:rPr>
-        <w:t xml:space="preserve"> </w:t>
+        <w:t xml:space="preserve">(select </w:t>
       </w:r>
       <w:proofErr w:type="spellStart"/>
       <w:r>
@@ -11007,27 +10087,7 @@
           <w:szCs w:val="24"/>
           <w:lang w:eastAsia="en-IN"/>
         </w:rPr>
-        <w:t>(</w:t>
-      </w:r>
-      <w:proofErr w:type="gramStart"/>
-      <w:r>
-        <w:rPr>
-          <w:rFonts w:ascii="Times New Roman" w:eastAsia="Times New Roman" w:hAnsi="Times New Roman" w:cs="Times New Roman"/>
-          <w:sz w:val="24"/>
-          <w:szCs w:val="24"/>
-          <w:lang w:eastAsia="en-IN"/>
-        </w:rPr>
-        <w:t>select</w:t>
-      </w:r>
-      <w:proofErr w:type="gramEnd"/>
-      <w:r>
-        <w:rPr>
-          <w:rFonts w:ascii="Times New Roman" w:eastAsia="Times New Roman" w:hAnsi="Times New Roman" w:cs="Times New Roman"/>
-          <w:sz w:val="24"/>
-          <w:szCs w:val="24"/>
-          <w:lang w:eastAsia="en-IN"/>
-        </w:rPr>
-        <w:t xml:space="preserve"> max(salary)</w:t>
+        <w:t>(select max(salary)</w:t>
       </w:r>
     </w:p>
     <w:p>
@@ -11145,7 +10205,6 @@
         <w:t xml:space="preserve">select </w:t>
       </w:r>
       <w:proofErr w:type="spellStart"/>
-      <w:proofErr w:type="gramStart"/>
       <w:r>
         <w:rPr>
           <w:rFonts w:ascii="Times New Roman" w:eastAsia="Times New Roman" w:hAnsi="Times New Roman" w:cs="Times New Roman"/>
@@ -11156,7 +10215,6 @@
         <w:t>d.department</w:t>
       </w:r>
       <w:proofErr w:type="spellEnd"/>
-      <w:proofErr w:type="gramEnd"/>
     </w:p>
     <w:p>
       <w:pPr>
@@ -11221,25 +10279,14 @@
         <w:t xml:space="preserve">on </w:t>
       </w:r>
       <w:proofErr w:type="spellStart"/>
-      <w:proofErr w:type="gramStart"/>
-      <w:r>
-        <w:rPr>
-          <w:rFonts w:ascii="Times New Roman" w:eastAsia="Times New Roman" w:hAnsi="Times New Roman" w:cs="Times New Roman"/>
-          <w:sz w:val="24"/>
-          <w:szCs w:val="24"/>
-          <w:lang w:eastAsia="en-IN"/>
-        </w:rPr>
-        <w:t>e.dept</w:t>
-      </w:r>
-      <w:proofErr w:type="gramEnd"/>
-      <w:r>
-        <w:rPr>
-          <w:rFonts w:ascii="Times New Roman" w:eastAsia="Times New Roman" w:hAnsi="Times New Roman" w:cs="Times New Roman"/>
-          <w:sz w:val="24"/>
-          <w:szCs w:val="24"/>
-          <w:lang w:eastAsia="en-IN"/>
-        </w:rPr>
-        <w:t>_id</w:t>
+      <w:r>
+        <w:rPr>
+          <w:rFonts w:ascii="Times New Roman" w:eastAsia="Times New Roman" w:hAnsi="Times New Roman" w:cs="Times New Roman"/>
+          <w:sz w:val="24"/>
+          <w:szCs w:val="24"/>
+          <w:lang w:eastAsia="en-IN"/>
+        </w:rPr>
+        <w:t>e.dept_id</w:t>
       </w:r>
       <w:proofErr w:type="spellEnd"/>
       <w:r>
@@ -11284,7 +10331,6 @@
         <w:t xml:space="preserve">where </w:t>
       </w:r>
       <w:proofErr w:type="spellStart"/>
-      <w:proofErr w:type="gramStart"/>
       <w:r>
         <w:rPr>
           <w:rFonts w:ascii="Times New Roman" w:eastAsia="Times New Roman" w:hAnsi="Times New Roman" w:cs="Times New Roman"/>
@@ -11295,7 +10341,6 @@
         <w:t>e.salary</w:t>
       </w:r>
       <w:proofErr w:type="spellEnd"/>
-      <w:proofErr w:type="gramEnd"/>
       <w:r>
         <w:rPr>
           <w:rFonts w:ascii="Times New Roman" w:eastAsia="Times New Roman" w:hAnsi="Times New Roman" w:cs="Times New Roman"/>
@@ -11431,7 +10476,6 @@
         <w:t xml:space="preserve">group by </w:t>
       </w:r>
       <w:proofErr w:type="spellStart"/>
-      <w:proofErr w:type="gramStart"/>
       <w:r>
         <w:rPr>
           <w:rFonts w:ascii="Times New Roman" w:eastAsia="Times New Roman" w:hAnsi="Times New Roman" w:cs="Times New Roman"/>
@@ -11442,7 +10486,6 @@
         <w:t>d.department</w:t>
       </w:r>
       <w:proofErr w:type="spellEnd"/>
-      <w:proofErr w:type="gramEnd"/>
     </w:p>
     <w:p>
       <w:pPr>
@@ -11601,25 +10644,14 @@
         <w:t xml:space="preserve">on </w:t>
       </w:r>
       <w:proofErr w:type="spellStart"/>
-      <w:proofErr w:type="gramStart"/>
-      <w:r>
-        <w:rPr>
-          <w:rFonts w:ascii="Times New Roman" w:eastAsia="Times New Roman" w:hAnsi="Times New Roman" w:cs="Times New Roman"/>
-          <w:sz w:val="24"/>
-          <w:szCs w:val="24"/>
-          <w:lang w:eastAsia="en-IN"/>
-        </w:rPr>
-        <w:t>e.dept</w:t>
-      </w:r>
-      <w:proofErr w:type="gramEnd"/>
-      <w:r>
-        <w:rPr>
-          <w:rFonts w:ascii="Times New Roman" w:eastAsia="Times New Roman" w:hAnsi="Times New Roman" w:cs="Times New Roman"/>
-          <w:sz w:val="24"/>
-          <w:szCs w:val="24"/>
-          <w:lang w:eastAsia="en-IN"/>
-        </w:rPr>
-        <w:t>_id</w:t>
+      <w:r>
+        <w:rPr>
+          <w:rFonts w:ascii="Times New Roman" w:eastAsia="Times New Roman" w:hAnsi="Times New Roman" w:cs="Times New Roman"/>
+          <w:sz w:val="24"/>
+          <w:szCs w:val="24"/>
+          <w:lang w:eastAsia="en-IN"/>
+        </w:rPr>
+        <w:t>e.dept_id</w:t>
       </w:r>
       <w:proofErr w:type="spellEnd"/>
       <w:r>
@@ -11664,7 +10696,6 @@
         <w:t xml:space="preserve">  where </w:t>
       </w:r>
       <w:proofErr w:type="spellStart"/>
-      <w:proofErr w:type="gramStart"/>
       <w:r>
         <w:rPr>
           <w:rFonts w:ascii="Times New Roman" w:eastAsia="Times New Roman" w:hAnsi="Times New Roman" w:cs="Times New Roman"/>
@@ -11675,7 +10706,6 @@
         <w:t>d.department</w:t>
       </w:r>
       <w:proofErr w:type="spellEnd"/>
-      <w:proofErr w:type="gramEnd"/>
       <w:r>
         <w:rPr>
           <w:rFonts w:ascii="Times New Roman" w:eastAsia="Times New Roman" w:hAnsi="Times New Roman" w:cs="Times New Roman"/>
@@ -11759,7 +10789,141 @@
         <w:t xml:space="preserve">select </w:t>
       </w:r>
       <w:proofErr w:type="spellStart"/>
-      <w:proofErr w:type="gramStart"/>
+      <w:r>
+        <w:rPr>
+          <w:rFonts w:ascii="Times New Roman" w:eastAsia="Times New Roman" w:hAnsi="Times New Roman" w:cs="Times New Roman"/>
+          <w:sz w:val="24"/>
+          <w:szCs w:val="24"/>
+          <w:lang w:eastAsia="en-IN"/>
+        </w:rPr>
+        <w:t>d.department,avg</w:t>
+      </w:r>
+      <w:proofErr w:type="spellEnd"/>
+      <w:r>
+        <w:rPr>
+          <w:rFonts w:ascii="Times New Roman" w:eastAsia="Times New Roman" w:hAnsi="Times New Roman" w:cs="Times New Roman"/>
+          <w:sz w:val="24"/>
+          <w:szCs w:val="24"/>
+          <w:lang w:eastAsia="en-IN"/>
+        </w:rPr>
+        <w:t>(salary)</w:t>
+      </w:r>
+    </w:p>
+    <w:p>
+      <w:pPr>
+        <w:pStyle w:val="ListParagraph"/>
+        <w:spacing w:before="100" w:beforeAutospacing="1" w:after="100" w:afterAutospacing="1" w:line="240" w:lineRule="auto"/>
+        <w:rPr>
+          <w:rFonts w:ascii="Times New Roman" w:eastAsia="Times New Roman" w:hAnsi="Times New Roman" w:cs="Times New Roman"/>
+          <w:sz w:val="24"/>
+          <w:szCs w:val="24"/>
+          <w:lang w:eastAsia="en-IN"/>
+        </w:rPr>
+      </w:pPr>
+      <w:r>
+        <w:rPr>
+          <w:rFonts w:ascii="Times New Roman" w:eastAsia="Times New Roman" w:hAnsi="Times New Roman" w:cs="Times New Roman"/>
+          <w:sz w:val="24"/>
+          <w:szCs w:val="24"/>
+          <w:lang w:eastAsia="en-IN"/>
+        </w:rPr>
+        <w:t>from employees e</w:t>
+      </w:r>
+    </w:p>
+    <w:p>
+      <w:pPr>
+        <w:pStyle w:val="ListParagraph"/>
+        <w:spacing w:before="100" w:beforeAutospacing="1" w:after="100" w:afterAutospacing="1" w:line="240" w:lineRule="auto"/>
+        <w:rPr>
+          <w:rFonts w:ascii="Times New Roman" w:eastAsia="Times New Roman" w:hAnsi="Times New Roman" w:cs="Times New Roman"/>
+          <w:sz w:val="24"/>
+          <w:szCs w:val="24"/>
+          <w:lang w:eastAsia="en-IN"/>
+        </w:rPr>
+      </w:pPr>
+      <w:r>
+        <w:rPr>
+          <w:rFonts w:ascii="Times New Roman" w:eastAsia="Times New Roman" w:hAnsi="Times New Roman" w:cs="Times New Roman"/>
+          <w:sz w:val="24"/>
+          <w:szCs w:val="24"/>
+          <w:lang w:eastAsia="en-IN"/>
+        </w:rPr>
+        <w:t>join departments d</w:t>
+      </w:r>
+    </w:p>
+    <w:p>
+      <w:pPr>
+        <w:pStyle w:val="ListParagraph"/>
+        <w:spacing w:before="100" w:beforeAutospacing="1" w:after="100" w:afterAutospacing="1" w:line="240" w:lineRule="auto"/>
+        <w:rPr>
+          <w:rFonts w:ascii="Times New Roman" w:eastAsia="Times New Roman" w:hAnsi="Times New Roman" w:cs="Times New Roman"/>
+          <w:sz w:val="24"/>
+          <w:szCs w:val="24"/>
+          <w:lang w:eastAsia="en-IN"/>
+        </w:rPr>
+      </w:pPr>
+      <w:r>
+        <w:rPr>
+          <w:rFonts w:ascii="Times New Roman" w:eastAsia="Times New Roman" w:hAnsi="Times New Roman" w:cs="Times New Roman"/>
+          <w:sz w:val="24"/>
+          <w:szCs w:val="24"/>
+          <w:lang w:eastAsia="en-IN"/>
+        </w:rPr>
+        <w:t xml:space="preserve">on </w:t>
+      </w:r>
+      <w:proofErr w:type="spellStart"/>
+      <w:r>
+        <w:rPr>
+          <w:rFonts w:ascii="Times New Roman" w:eastAsia="Times New Roman" w:hAnsi="Times New Roman" w:cs="Times New Roman"/>
+          <w:sz w:val="24"/>
+          <w:szCs w:val="24"/>
+          <w:lang w:eastAsia="en-IN"/>
+        </w:rPr>
+        <w:t>e.dept_id</w:t>
+      </w:r>
+      <w:proofErr w:type="spellEnd"/>
+      <w:r>
+        <w:rPr>
+          <w:rFonts w:ascii="Times New Roman" w:eastAsia="Times New Roman" w:hAnsi="Times New Roman" w:cs="Times New Roman"/>
+          <w:sz w:val="24"/>
+          <w:szCs w:val="24"/>
+          <w:lang w:eastAsia="en-IN"/>
+        </w:rPr>
+        <w:t xml:space="preserve"> = </w:t>
+      </w:r>
+      <w:proofErr w:type="spellStart"/>
+      <w:r>
+        <w:rPr>
+          <w:rFonts w:ascii="Times New Roman" w:eastAsia="Times New Roman" w:hAnsi="Times New Roman" w:cs="Times New Roman"/>
+          <w:sz w:val="24"/>
+          <w:szCs w:val="24"/>
+          <w:lang w:eastAsia="en-IN"/>
+        </w:rPr>
+        <w:t>d.dept_id</w:t>
+      </w:r>
+      <w:proofErr w:type="spellEnd"/>
+    </w:p>
+    <w:p>
+      <w:pPr>
+        <w:pStyle w:val="ListParagraph"/>
+        <w:spacing w:before="100" w:beforeAutospacing="1" w:after="100" w:afterAutospacing="1" w:line="240" w:lineRule="auto"/>
+        <w:rPr>
+          <w:rFonts w:ascii="Times New Roman" w:eastAsia="Times New Roman" w:hAnsi="Times New Roman" w:cs="Times New Roman"/>
+          <w:sz w:val="24"/>
+          <w:szCs w:val="24"/>
+          <w:lang w:eastAsia="en-IN"/>
+        </w:rPr>
+      </w:pPr>
+      <w:r>
+        <w:rPr>
+          <w:rFonts w:ascii="Times New Roman" w:eastAsia="Times New Roman" w:hAnsi="Times New Roman" w:cs="Times New Roman"/>
+          <w:sz w:val="24"/>
+          <w:szCs w:val="24"/>
+          <w:lang w:eastAsia="en-IN"/>
+        </w:rPr>
+        <w:t xml:space="preserve">group by </w:t>
+      </w:r>
+      <w:proofErr w:type="spellStart"/>
       <w:r>
         <w:rPr>
           <w:rFonts w:ascii="Times New Roman" w:eastAsia="Times New Roman" w:hAnsi="Times New Roman" w:cs="Times New Roman"/>
@@ -11769,165 +10933,7 @@
         </w:rPr>
         <w:t>d.department</w:t>
       </w:r>
-      <w:proofErr w:type="gramEnd"/>
-      <w:r>
-        <w:rPr>
-          <w:rFonts w:ascii="Times New Roman" w:eastAsia="Times New Roman" w:hAnsi="Times New Roman" w:cs="Times New Roman"/>
-          <w:sz w:val="24"/>
-          <w:szCs w:val="24"/>
-          <w:lang w:eastAsia="en-IN"/>
-        </w:rPr>
-        <w:t>,avg</w:t>
-      </w:r>
       <w:proofErr w:type="spellEnd"/>
-      <w:r>
-        <w:rPr>
-          <w:rFonts w:ascii="Times New Roman" w:eastAsia="Times New Roman" w:hAnsi="Times New Roman" w:cs="Times New Roman"/>
-          <w:sz w:val="24"/>
-          <w:szCs w:val="24"/>
-          <w:lang w:eastAsia="en-IN"/>
-        </w:rPr>
-        <w:t>(salary)</w:t>
-      </w:r>
-    </w:p>
-    <w:p>
-      <w:pPr>
-        <w:pStyle w:val="ListParagraph"/>
-        <w:spacing w:before="100" w:beforeAutospacing="1" w:after="100" w:afterAutospacing="1" w:line="240" w:lineRule="auto"/>
-        <w:rPr>
-          <w:rFonts w:ascii="Times New Roman" w:eastAsia="Times New Roman" w:hAnsi="Times New Roman" w:cs="Times New Roman"/>
-          <w:sz w:val="24"/>
-          <w:szCs w:val="24"/>
-          <w:lang w:eastAsia="en-IN"/>
-        </w:rPr>
-      </w:pPr>
-      <w:r>
-        <w:rPr>
-          <w:rFonts w:ascii="Times New Roman" w:eastAsia="Times New Roman" w:hAnsi="Times New Roman" w:cs="Times New Roman"/>
-          <w:sz w:val="24"/>
-          <w:szCs w:val="24"/>
-          <w:lang w:eastAsia="en-IN"/>
-        </w:rPr>
-        <w:t>from employees e</w:t>
-      </w:r>
-    </w:p>
-    <w:p>
-      <w:pPr>
-        <w:pStyle w:val="ListParagraph"/>
-        <w:spacing w:before="100" w:beforeAutospacing="1" w:after="100" w:afterAutospacing="1" w:line="240" w:lineRule="auto"/>
-        <w:rPr>
-          <w:rFonts w:ascii="Times New Roman" w:eastAsia="Times New Roman" w:hAnsi="Times New Roman" w:cs="Times New Roman"/>
-          <w:sz w:val="24"/>
-          <w:szCs w:val="24"/>
-          <w:lang w:eastAsia="en-IN"/>
-        </w:rPr>
-      </w:pPr>
-      <w:r>
-        <w:rPr>
-          <w:rFonts w:ascii="Times New Roman" w:eastAsia="Times New Roman" w:hAnsi="Times New Roman" w:cs="Times New Roman"/>
-          <w:sz w:val="24"/>
-          <w:szCs w:val="24"/>
-          <w:lang w:eastAsia="en-IN"/>
-        </w:rPr>
-        <w:t>join departments d</w:t>
-      </w:r>
-    </w:p>
-    <w:p>
-      <w:pPr>
-        <w:pStyle w:val="ListParagraph"/>
-        <w:spacing w:before="100" w:beforeAutospacing="1" w:after="100" w:afterAutospacing="1" w:line="240" w:lineRule="auto"/>
-        <w:rPr>
-          <w:rFonts w:ascii="Times New Roman" w:eastAsia="Times New Roman" w:hAnsi="Times New Roman" w:cs="Times New Roman"/>
-          <w:sz w:val="24"/>
-          <w:szCs w:val="24"/>
-          <w:lang w:eastAsia="en-IN"/>
-        </w:rPr>
-      </w:pPr>
-      <w:r>
-        <w:rPr>
-          <w:rFonts w:ascii="Times New Roman" w:eastAsia="Times New Roman" w:hAnsi="Times New Roman" w:cs="Times New Roman"/>
-          <w:sz w:val="24"/>
-          <w:szCs w:val="24"/>
-          <w:lang w:eastAsia="en-IN"/>
-        </w:rPr>
-        <w:t xml:space="preserve">on </w:t>
-      </w:r>
-      <w:proofErr w:type="spellStart"/>
-      <w:proofErr w:type="gramStart"/>
-      <w:r>
-        <w:rPr>
-          <w:rFonts w:ascii="Times New Roman" w:eastAsia="Times New Roman" w:hAnsi="Times New Roman" w:cs="Times New Roman"/>
-          <w:sz w:val="24"/>
-          <w:szCs w:val="24"/>
-          <w:lang w:eastAsia="en-IN"/>
-        </w:rPr>
-        <w:t>e.dept</w:t>
-      </w:r>
-      <w:proofErr w:type="gramEnd"/>
-      <w:r>
-        <w:rPr>
-          <w:rFonts w:ascii="Times New Roman" w:eastAsia="Times New Roman" w:hAnsi="Times New Roman" w:cs="Times New Roman"/>
-          <w:sz w:val="24"/>
-          <w:szCs w:val="24"/>
-          <w:lang w:eastAsia="en-IN"/>
-        </w:rPr>
-        <w:t>_id</w:t>
-      </w:r>
-      <w:proofErr w:type="spellEnd"/>
-      <w:r>
-        <w:rPr>
-          <w:rFonts w:ascii="Times New Roman" w:eastAsia="Times New Roman" w:hAnsi="Times New Roman" w:cs="Times New Roman"/>
-          <w:sz w:val="24"/>
-          <w:szCs w:val="24"/>
-          <w:lang w:eastAsia="en-IN"/>
-        </w:rPr>
-        <w:t xml:space="preserve"> = </w:t>
-      </w:r>
-      <w:proofErr w:type="spellStart"/>
-      <w:r>
-        <w:rPr>
-          <w:rFonts w:ascii="Times New Roman" w:eastAsia="Times New Roman" w:hAnsi="Times New Roman" w:cs="Times New Roman"/>
-          <w:sz w:val="24"/>
-          <w:szCs w:val="24"/>
-          <w:lang w:eastAsia="en-IN"/>
-        </w:rPr>
-        <w:t>d.dept_id</w:t>
-      </w:r>
-      <w:proofErr w:type="spellEnd"/>
-    </w:p>
-    <w:p>
-      <w:pPr>
-        <w:pStyle w:val="ListParagraph"/>
-        <w:spacing w:before="100" w:beforeAutospacing="1" w:after="100" w:afterAutospacing="1" w:line="240" w:lineRule="auto"/>
-        <w:rPr>
-          <w:rFonts w:ascii="Times New Roman" w:eastAsia="Times New Roman" w:hAnsi="Times New Roman" w:cs="Times New Roman"/>
-          <w:sz w:val="24"/>
-          <w:szCs w:val="24"/>
-          <w:lang w:eastAsia="en-IN"/>
-        </w:rPr>
-      </w:pPr>
-      <w:r>
-        <w:rPr>
-          <w:rFonts w:ascii="Times New Roman" w:eastAsia="Times New Roman" w:hAnsi="Times New Roman" w:cs="Times New Roman"/>
-          <w:sz w:val="24"/>
-          <w:szCs w:val="24"/>
-          <w:lang w:eastAsia="en-IN"/>
-        </w:rPr>
-        <w:t xml:space="preserve">group by </w:t>
-      </w:r>
-      <w:proofErr w:type="spellStart"/>
-      <w:proofErr w:type="gramStart"/>
-      <w:r>
-        <w:rPr>
-          <w:rFonts w:ascii="Times New Roman" w:eastAsia="Times New Roman" w:hAnsi="Times New Roman" w:cs="Times New Roman"/>
-          <w:sz w:val="24"/>
-          <w:szCs w:val="24"/>
-          <w:lang w:eastAsia="en-IN"/>
-        </w:rPr>
-        <w:t>d.department</w:t>
-      </w:r>
-      <w:proofErr w:type="spellEnd"/>
-      <w:proofErr w:type="gramEnd"/>
     </w:p>
     <w:p>
       <w:pPr>
@@ -12297,27 +11303,7 @@
           <w:szCs w:val="24"/>
           <w:lang w:eastAsia="en-IN"/>
         </w:rPr>
-        <w:t>emp_</w:t>
-      </w:r>
-      <w:proofErr w:type="gramStart"/>
-      <w:r>
-        <w:rPr>
-          <w:rFonts w:ascii="Times New Roman" w:eastAsia="Times New Roman" w:hAnsi="Times New Roman" w:cs="Times New Roman"/>
-          <w:sz w:val="24"/>
-          <w:szCs w:val="24"/>
-          <w:lang w:eastAsia="en-IN"/>
-        </w:rPr>
-        <w:t>id,name</w:t>
-      </w:r>
-      <w:proofErr w:type="gramEnd"/>
-      <w:r>
-        <w:rPr>
-          <w:rFonts w:ascii="Times New Roman" w:eastAsia="Times New Roman" w:hAnsi="Times New Roman" w:cs="Times New Roman"/>
-          <w:sz w:val="24"/>
-          <w:szCs w:val="24"/>
-          <w:lang w:eastAsia="en-IN"/>
-        </w:rPr>
-        <w:t>,salary</w:t>
+        <w:t>emp_id,name,salary</w:t>
       </w:r>
       <w:proofErr w:type="spellEnd"/>
     </w:p>
@@ -12517,27 +11503,7 @@
           <w:szCs w:val="24"/>
           <w:lang w:eastAsia="en-IN"/>
         </w:rPr>
-        <w:t>emp_</w:t>
-      </w:r>
-      <w:proofErr w:type="gramStart"/>
-      <w:r>
-        <w:rPr>
-          <w:rFonts w:ascii="Times New Roman" w:eastAsia="Times New Roman" w:hAnsi="Times New Roman" w:cs="Times New Roman"/>
-          <w:sz w:val="24"/>
-          <w:szCs w:val="24"/>
-          <w:lang w:eastAsia="en-IN"/>
-        </w:rPr>
-        <w:t>id,name</w:t>
-      </w:r>
-      <w:proofErr w:type="gramEnd"/>
-      <w:r>
-        <w:rPr>
-          <w:rFonts w:ascii="Times New Roman" w:eastAsia="Times New Roman" w:hAnsi="Times New Roman" w:cs="Times New Roman"/>
-          <w:sz w:val="24"/>
-          <w:szCs w:val="24"/>
-          <w:lang w:eastAsia="en-IN"/>
-        </w:rPr>
-        <w:t>,dept_id,salary</w:t>
+        <w:t>emp_id,name,dept_id,salary</w:t>
       </w:r>
       <w:proofErr w:type="spellEnd"/>
     </w:p>
@@ -13453,25 +12419,14 @@
         <w:t xml:space="preserve">select </w:t>
       </w:r>
       <w:proofErr w:type="spellStart"/>
-      <w:proofErr w:type="gramStart"/>
-      <w:r>
-        <w:rPr>
-          <w:rFonts w:ascii="Times New Roman" w:eastAsia="Times New Roman" w:hAnsi="Times New Roman" w:cs="Times New Roman"/>
-          <w:sz w:val="24"/>
-          <w:szCs w:val="24"/>
-          <w:lang w:eastAsia="en-IN"/>
-        </w:rPr>
-        <w:t>name,dept</w:t>
-      </w:r>
-      <w:proofErr w:type="gramEnd"/>
-      <w:r>
-        <w:rPr>
-          <w:rFonts w:ascii="Times New Roman" w:eastAsia="Times New Roman" w:hAnsi="Times New Roman" w:cs="Times New Roman"/>
-          <w:sz w:val="24"/>
-          <w:szCs w:val="24"/>
-          <w:lang w:eastAsia="en-IN"/>
-        </w:rPr>
-        <w:t>_id</w:t>
+      <w:r>
+        <w:rPr>
+          <w:rFonts w:ascii="Times New Roman" w:eastAsia="Times New Roman" w:hAnsi="Times New Roman" w:cs="Times New Roman"/>
+          <w:sz w:val="24"/>
+          <w:szCs w:val="24"/>
+          <w:lang w:eastAsia="en-IN"/>
+        </w:rPr>
+        <w:t>name,dept_id</w:t>
       </w:r>
       <w:proofErr w:type="spellEnd"/>
     </w:p>
@@ -13726,15 +12681,7 @@
         <w:spacing w:before="100" w:beforeAutospacing="1" w:after="100" w:afterAutospacing="1" w:line="240" w:lineRule="auto"/>
       </w:pPr>
       <w:r>
-        <w:t xml:space="preserve">Display the Hubli </w:t>
-      </w:r>
-      <w:proofErr w:type="gramStart"/>
-      <w:r>
-        <w:t>employees</w:t>
-      </w:r>
-      <w:proofErr w:type="gramEnd"/>
-      <w:r>
-        <w:t xml:space="preserve"> view.</w:t>
+        <w:t>Display the Hubli employees view.</w:t>
       </w:r>
     </w:p>
     <w:p>
@@ -13793,15 +12740,7 @@
         <w:spacing w:before="100" w:beforeAutospacing="1" w:after="100" w:afterAutospacing="1" w:line="240" w:lineRule="auto"/>
       </w:pPr>
       <w:r>
-        <w:t xml:space="preserve">Delete the Hubli </w:t>
-      </w:r>
-      <w:proofErr w:type="gramStart"/>
-      <w:r>
-        <w:t>employees</w:t>
-      </w:r>
-      <w:proofErr w:type="gramEnd"/>
-      <w:r>
-        <w:t xml:space="preserve"> view.</w:t>
+        <w:t>Delete the Hubli employees view.</w:t>
       </w:r>
     </w:p>
     <w:p>
@@ -14604,13 +13543,8 @@
         <w:t>on employees(</w:t>
       </w:r>
       <w:proofErr w:type="spellStart"/>
-      <w:proofErr w:type="gramStart"/>
-      <w:r>
-        <w:t>city,dept</w:t>
-      </w:r>
-      <w:proofErr w:type="gramEnd"/>
-      <w:r>
-        <w:t>_id</w:t>
+      <w:r>
+        <w:t>city,dept_id</w:t>
       </w:r>
       <w:proofErr w:type="spellEnd"/>
       <w:r>
@@ -14732,15 +13666,7 @@
         <w:pStyle w:val="NormalWeb"/>
       </w:pPr>
       <w:r>
-        <w:t xml:space="preserve">Unique index ensures that duplicates values are not inserted to </w:t>
-      </w:r>
-      <w:proofErr w:type="gramStart"/>
-      <w:r>
-        <w:t>a</w:t>
-      </w:r>
-      <w:proofErr w:type="gramEnd"/>
-      <w:r>
-        <w:t xml:space="preserve"> indexed column</w:t>
+        <w:t>Unique index ensures that duplicates values are not inserted to a indexed column</w:t>
       </w:r>
     </w:p>
     <w:p>
@@ -14937,6 +13863,3888 @@
           <w:lang w:eastAsia="en-IN"/>
         </w:rPr>
         <w:t>FROM employees;</w:t>
+      </w:r>
+    </w:p>
+    <w:p>
+      <w:pPr>
+        <w:tabs>
+          <w:tab w:val="left" w:pos="916"/>
+          <w:tab w:val="left" w:pos="1832"/>
+          <w:tab w:val="left" w:pos="2748"/>
+          <w:tab w:val="left" w:pos="3664"/>
+          <w:tab w:val="left" w:pos="4580"/>
+          <w:tab w:val="left" w:pos="5496"/>
+          <w:tab w:val="left" w:pos="6412"/>
+          <w:tab w:val="left" w:pos="7328"/>
+          <w:tab w:val="left" w:pos="8244"/>
+          <w:tab w:val="left" w:pos="9160"/>
+          <w:tab w:val="left" w:pos="10076"/>
+          <w:tab w:val="left" w:pos="10992"/>
+          <w:tab w:val="left" w:pos="11908"/>
+          <w:tab w:val="left" w:pos="12824"/>
+          <w:tab w:val="left" w:pos="13740"/>
+          <w:tab w:val="left" w:pos="14656"/>
+        </w:tabs>
+        <w:spacing w:after="0" w:line="240" w:lineRule="auto"/>
+        <w:rPr>
+          <w:rFonts w:ascii="Courier New" w:eastAsia="Times New Roman" w:hAnsi="Courier New" w:cs="Courier New"/>
+          <w:sz w:val="20"/>
+          <w:szCs w:val="20"/>
+          <w:lang w:eastAsia="en-IN"/>
+        </w:rPr>
+      </w:pPr>
+    </w:p>
+    <w:p>
+      <w:pPr>
+        <w:spacing w:after="0" w:line="240" w:lineRule="auto"/>
+        <w:rPr>
+          <w:rFonts w:ascii="Times New Roman" w:eastAsia="Times New Roman" w:hAnsi="Times New Roman" w:cs="Times New Roman"/>
+          <w:sz w:val="24"/>
+          <w:szCs w:val="24"/>
+          <w:lang w:eastAsia="en-IN"/>
+        </w:rPr>
+      </w:pPr>
+      <w:r>
+        <w:rPr>
+          <w:rFonts w:ascii="Times New Roman" w:eastAsia="Times New Roman" w:hAnsi="Symbol" w:cs="Times New Roman"/>
+          <w:sz w:val="24"/>
+          <w:szCs w:val="24"/>
+          <w:lang w:eastAsia="en-IN"/>
+        </w:rPr>
+        <w:t></w:t>
+      </w:r>
+      <w:r>
+        <w:rPr>
+          <w:rFonts w:ascii="Times New Roman" w:eastAsia="Times New Roman" w:hAnsi="Times New Roman" w:cs="Times New Roman"/>
+          <w:sz w:val="24"/>
+          <w:szCs w:val="24"/>
+          <w:lang w:eastAsia="en-IN"/>
+        </w:rPr>
+        <w:t xml:space="preserve">  What a </w:t>
+      </w:r>
+      <w:r>
+        <w:rPr>
+          <w:rFonts w:ascii="Times New Roman" w:eastAsia="Times New Roman" w:hAnsi="Times New Roman" w:cs="Times New Roman"/>
+          <w:b/>
+          <w:bCs/>
+          <w:sz w:val="24"/>
+          <w:szCs w:val="24"/>
+          <w:lang w:eastAsia="en-IN"/>
+        </w:rPr>
+        <w:t>Primary Key</w:t>
+      </w:r>
+      <w:r>
+        <w:rPr>
+          <w:rFonts w:ascii="Times New Roman" w:eastAsia="Times New Roman" w:hAnsi="Times New Roman" w:cs="Times New Roman"/>
+          <w:sz w:val="24"/>
+          <w:szCs w:val="24"/>
+          <w:lang w:eastAsia="en-IN"/>
+        </w:rPr>
+        <w:t xml:space="preserve"> is </w:t>
+      </w:r>
+    </w:p>
+    <w:p>
+      <w:pPr>
+        <w:spacing w:after="0" w:line="240" w:lineRule="auto"/>
+        <w:rPr>
+          <w:rFonts w:ascii="Times New Roman" w:eastAsia="Times New Roman" w:hAnsi="Times New Roman" w:cs="Times New Roman"/>
+          <w:sz w:val="24"/>
+          <w:szCs w:val="24"/>
+          <w:lang w:eastAsia="en-IN"/>
+        </w:rPr>
+      </w:pPr>
+      <w:r>
+        <w:rPr>
+          <w:rFonts w:ascii="Times New Roman" w:eastAsia="Times New Roman" w:hAnsi="Symbol" w:cs="Times New Roman"/>
+          <w:sz w:val="24"/>
+          <w:szCs w:val="24"/>
+          <w:lang w:eastAsia="en-IN"/>
+        </w:rPr>
+        <w:t></w:t>
+      </w:r>
+      <w:r>
+        <w:rPr>
+          <w:rFonts w:ascii="Times New Roman" w:eastAsia="Times New Roman" w:hAnsi="Times New Roman" w:cs="Times New Roman"/>
+          <w:sz w:val="24"/>
+          <w:szCs w:val="24"/>
+          <w:lang w:eastAsia="en-IN"/>
+        </w:rPr>
+        <w:t xml:space="preserve">  Why we need Primary Keys </w:t>
+      </w:r>
+    </w:p>
+    <w:p>
+      <w:pPr>
+        <w:spacing w:after="0" w:line="240" w:lineRule="auto"/>
+        <w:rPr>
+          <w:rFonts w:ascii="Times New Roman" w:eastAsia="Times New Roman" w:hAnsi="Times New Roman" w:cs="Times New Roman"/>
+          <w:sz w:val="24"/>
+          <w:szCs w:val="24"/>
+          <w:lang w:eastAsia="en-IN"/>
+        </w:rPr>
+      </w:pPr>
+      <w:r>
+        <w:rPr>
+          <w:rFonts w:ascii="Times New Roman" w:eastAsia="Times New Roman" w:hAnsi="Symbol" w:cs="Times New Roman"/>
+          <w:sz w:val="24"/>
+          <w:szCs w:val="24"/>
+          <w:lang w:eastAsia="en-IN"/>
+        </w:rPr>
+        <w:t></w:t>
+      </w:r>
+      <w:r>
+        <w:rPr>
+          <w:rFonts w:ascii="Times New Roman" w:eastAsia="Times New Roman" w:hAnsi="Times New Roman" w:cs="Times New Roman"/>
+          <w:sz w:val="24"/>
+          <w:szCs w:val="24"/>
+          <w:lang w:eastAsia="en-IN"/>
+        </w:rPr>
+        <w:t xml:space="preserve">  </w:t>
+      </w:r>
+      <w:r>
+        <w:rPr>
+          <w:rFonts w:ascii="Courier New" w:eastAsia="Times New Roman" w:hAnsi="Courier New" w:cs="Courier New"/>
+          <w:sz w:val="20"/>
+          <w:szCs w:val="20"/>
+          <w:lang w:eastAsia="en-IN"/>
+        </w:rPr>
+        <w:t>PRIMARY KEY</w:t>
+      </w:r>
+      <w:r>
+        <w:rPr>
+          <w:rFonts w:ascii="Times New Roman" w:eastAsia="Times New Roman" w:hAnsi="Times New Roman" w:cs="Times New Roman"/>
+          <w:sz w:val="24"/>
+          <w:szCs w:val="24"/>
+          <w:lang w:eastAsia="en-IN"/>
+        </w:rPr>
+        <w:t xml:space="preserve"> syntax </w:t>
+      </w:r>
+    </w:p>
+    <w:p>
+      <w:pPr>
+        <w:spacing w:after="0" w:line="240" w:lineRule="auto"/>
+        <w:rPr>
+          <w:rFonts w:ascii="Times New Roman" w:eastAsia="Times New Roman" w:hAnsi="Times New Roman" w:cs="Times New Roman"/>
+          <w:sz w:val="24"/>
+          <w:szCs w:val="24"/>
+          <w:lang w:eastAsia="en-IN"/>
+        </w:rPr>
+      </w:pPr>
+      <w:r>
+        <w:rPr>
+          <w:rFonts w:ascii="Times New Roman" w:eastAsia="Times New Roman" w:hAnsi="Symbol" w:cs="Times New Roman"/>
+          <w:sz w:val="24"/>
+          <w:szCs w:val="24"/>
+          <w:lang w:eastAsia="en-IN"/>
+        </w:rPr>
+        <w:t></w:t>
+      </w:r>
+      <w:r>
+        <w:rPr>
+          <w:rFonts w:ascii="Times New Roman" w:eastAsia="Times New Roman" w:hAnsi="Times New Roman" w:cs="Times New Roman"/>
+          <w:sz w:val="24"/>
+          <w:szCs w:val="24"/>
+          <w:lang w:eastAsia="en-IN"/>
+        </w:rPr>
+        <w:t xml:space="preserve">  </w:t>
+      </w:r>
+      <w:r>
+        <w:rPr>
+          <w:rFonts w:ascii="Courier New" w:eastAsia="Times New Roman" w:hAnsi="Courier New" w:cs="Courier New"/>
+          <w:sz w:val="20"/>
+          <w:szCs w:val="20"/>
+          <w:lang w:eastAsia="en-IN"/>
+        </w:rPr>
+        <w:t>NOT NULL</w:t>
+      </w:r>
+      <w:r>
+        <w:rPr>
+          <w:rFonts w:ascii="Times New Roman" w:eastAsia="Times New Roman" w:hAnsi="Times New Roman" w:cs="Times New Roman"/>
+          <w:sz w:val="24"/>
+          <w:szCs w:val="24"/>
+          <w:lang w:eastAsia="en-IN"/>
+        </w:rPr>
+        <w:t xml:space="preserve"> </w:t>
+      </w:r>
+    </w:p>
+    <w:p>
+      <w:pPr>
+        <w:spacing w:after="0" w:line="240" w:lineRule="auto"/>
+        <w:rPr>
+          <w:rFonts w:ascii="Times New Roman" w:eastAsia="Times New Roman" w:hAnsi="Times New Roman" w:cs="Times New Roman"/>
+          <w:sz w:val="24"/>
+          <w:szCs w:val="24"/>
+          <w:lang w:eastAsia="en-IN"/>
+        </w:rPr>
+      </w:pPr>
+      <w:r>
+        <w:rPr>
+          <w:rFonts w:ascii="Times New Roman" w:eastAsia="Times New Roman" w:hAnsi="Symbol" w:cs="Times New Roman"/>
+          <w:sz w:val="24"/>
+          <w:szCs w:val="24"/>
+          <w:lang w:eastAsia="en-IN"/>
+        </w:rPr>
+        <w:t></w:t>
+      </w:r>
+      <w:r>
+        <w:rPr>
+          <w:rFonts w:ascii="Times New Roman" w:eastAsia="Times New Roman" w:hAnsi="Times New Roman" w:cs="Times New Roman"/>
+          <w:sz w:val="24"/>
+          <w:szCs w:val="24"/>
+          <w:lang w:eastAsia="en-IN"/>
+        </w:rPr>
+        <w:t xml:space="preserve">  </w:t>
+      </w:r>
+      <w:r>
+        <w:rPr>
+          <w:rFonts w:ascii="Courier New" w:eastAsia="Times New Roman" w:hAnsi="Courier New" w:cs="Courier New"/>
+          <w:sz w:val="20"/>
+          <w:szCs w:val="20"/>
+          <w:lang w:eastAsia="en-IN"/>
+        </w:rPr>
+        <w:t>UNIQUE</w:t>
+      </w:r>
+      <w:r>
+        <w:rPr>
+          <w:rFonts w:ascii="Times New Roman" w:eastAsia="Times New Roman" w:hAnsi="Times New Roman" w:cs="Times New Roman"/>
+          <w:sz w:val="24"/>
+          <w:szCs w:val="24"/>
+          <w:lang w:eastAsia="en-IN"/>
+        </w:rPr>
+        <w:t xml:space="preserve"> </w:t>
+      </w:r>
+    </w:p>
+    <w:p>
+      <w:pPr>
+        <w:spacing w:after="0" w:line="240" w:lineRule="auto"/>
+        <w:rPr>
+          <w:rFonts w:ascii="Times New Roman" w:eastAsia="Times New Roman" w:hAnsi="Times New Roman" w:cs="Times New Roman"/>
+          <w:sz w:val="24"/>
+          <w:szCs w:val="24"/>
+          <w:lang w:eastAsia="en-IN"/>
+        </w:rPr>
+      </w:pPr>
+      <w:r>
+        <w:rPr>
+          <w:rFonts w:ascii="Times New Roman" w:eastAsia="Times New Roman" w:hAnsi="Symbol" w:cs="Times New Roman"/>
+          <w:sz w:val="24"/>
+          <w:szCs w:val="24"/>
+          <w:lang w:eastAsia="en-IN"/>
+        </w:rPr>
+        <w:t></w:t>
+      </w:r>
+      <w:r>
+        <w:rPr>
+          <w:rFonts w:ascii="Times New Roman" w:eastAsia="Times New Roman" w:hAnsi="Times New Roman" w:cs="Times New Roman"/>
+          <w:sz w:val="24"/>
+          <w:szCs w:val="24"/>
+          <w:lang w:eastAsia="en-IN"/>
+        </w:rPr>
+        <w:t xml:space="preserve">  </w:t>
+      </w:r>
+      <w:r>
+        <w:rPr>
+          <w:rFonts w:ascii="Courier New" w:eastAsia="Times New Roman" w:hAnsi="Courier New" w:cs="Courier New"/>
+          <w:sz w:val="20"/>
+          <w:szCs w:val="20"/>
+          <w:lang w:eastAsia="en-IN"/>
+        </w:rPr>
+        <w:t>DEFAULT</w:t>
+      </w:r>
+      <w:r>
+        <w:rPr>
+          <w:rFonts w:ascii="Times New Roman" w:eastAsia="Times New Roman" w:hAnsi="Times New Roman" w:cs="Times New Roman"/>
+          <w:sz w:val="24"/>
+          <w:szCs w:val="24"/>
+          <w:lang w:eastAsia="en-IN"/>
+        </w:rPr>
+        <w:t xml:space="preserve"> </w:t>
+      </w:r>
+    </w:p>
+    <w:p>
+      <w:pPr>
+        <w:spacing w:after="0" w:line="240" w:lineRule="auto"/>
+        <w:rPr>
+          <w:rFonts w:ascii="Times New Roman" w:eastAsia="Times New Roman" w:hAnsi="Times New Roman" w:cs="Times New Roman"/>
+          <w:sz w:val="24"/>
+          <w:szCs w:val="24"/>
+          <w:lang w:eastAsia="en-IN"/>
+        </w:rPr>
+      </w:pPr>
+      <w:r>
+        <w:rPr>
+          <w:rFonts w:ascii="Times New Roman" w:eastAsia="Times New Roman" w:hAnsi="Symbol" w:cs="Times New Roman"/>
+          <w:sz w:val="24"/>
+          <w:szCs w:val="24"/>
+          <w:lang w:eastAsia="en-IN"/>
+        </w:rPr>
+        <w:t></w:t>
+      </w:r>
+      <w:r>
+        <w:rPr>
+          <w:rFonts w:ascii="Times New Roman" w:eastAsia="Times New Roman" w:hAnsi="Times New Roman" w:cs="Times New Roman"/>
+          <w:sz w:val="24"/>
+          <w:szCs w:val="24"/>
+          <w:lang w:eastAsia="en-IN"/>
+        </w:rPr>
+        <w:t xml:space="preserve">  </w:t>
+      </w:r>
+      <w:r>
+        <w:rPr>
+          <w:rFonts w:ascii="Courier New" w:eastAsia="Times New Roman" w:hAnsi="Courier New" w:cs="Courier New"/>
+          <w:sz w:val="20"/>
+          <w:szCs w:val="20"/>
+          <w:lang w:eastAsia="en-IN"/>
+        </w:rPr>
+        <w:t>CHECK</w:t>
+      </w:r>
+      <w:r>
+        <w:rPr>
+          <w:rFonts w:ascii="Times New Roman" w:eastAsia="Times New Roman" w:hAnsi="Times New Roman" w:cs="Times New Roman"/>
+          <w:sz w:val="24"/>
+          <w:szCs w:val="24"/>
+          <w:lang w:eastAsia="en-IN"/>
+        </w:rPr>
+        <w:t xml:space="preserve"> </w:t>
+      </w:r>
+    </w:p>
+    <w:p>
+      <w:pPr>
+        <w:spacing w:after="0" w:line="240" w:lineRule="auto"/>
+        <w:rPr>
+          <w:rFonts w:ascii="Times New Roman" w:eastAsia="Times New Roman" w:hAnsi="Times New Roman" w:cs="Times New Roman"/>
+          <w:sz w:val="24"/>
+          <w:szCs w:val="24"/>
+          <w:lang w:eastAsia="en-IN"/>
+        </w:rPr>
+      </w:pPr>
+      <w:r>
+        <w:rPr>
+          <w:rFonts w:ascii="Times New Roman" w:eastAsia="Times New Roman" w:hAnsi="Symbol" w:cs="Times New Roman"/>
+          <w:sz w:val="24"/>
+          <w:szCs w:val="24"/>
+          <w:lang w:eastAsia="en-IN"/>
+        </w:rPr>
+        <w:t></w:t>
+      </w:r>
+      <w:r>
+        <w:rPr>
+          <w:rFonts w:ascii="Times New Roman" w:eastAsia="Times New Roman" w:hAnsi="Times New Roman" w:cs="Times New Roman"/>
+          <w:sz w:val="24"/>
+          <w:szCs w:val="24"/>
+          <w:lang w:eastAsia="en-IN"/>
+        </w:rPr>
+        <w:t xml:space="preserve">  </w:t>
+      </w:r>
+      <w:r>
+        <w:rPr>
+          <w:rFonts w:ascii="Courier New" w:eastAsia="Times New Roman" w:hAnsi="Courier New" w:cs="Courier New"/>
+          <w:sz w:val="20"/>
+          <w:szCs w:val="20"/>
+          <w:lang w:eastAsia="en-IN"/>
+        </w:rPr>
+        <w:t>FOREIGN KEY</w:t>
+      </w:r>
+      <w:r>
+        <w:rPr>
+          <w:rFonts w:ascii="Times New Roman" w:eastAsia="Times New Roman" w:hAnsi="Times New Roman" w:cs="Times New Roman"/>
+          <w:sz w:val="24"/>
+          <w:szCs w:val="24"/>
+          <w:lang w:eastAsia="en-IN"/>
+        </w:rPr>
+        <w:t xml:space="preserve"> </w:t>
+      </w:r>
+    </w:p>
+    <w:p>
+      <w:pPr>
+        <w:spacing w:after="0" w:line="240" w:lineRule="auto"/>
+        <w:rPr>
+          <w:rFonts w:ascii="Times New Roman" w:eastAsia="Times New Roman" w:hAnsi="Times New Roman" w:cs="Times New Roman"/>
+          <w:sz w:val="24"/>
+          <w:szCs w:val="24"/>
+          <w:lang w:eastAsia="en-IN"/>
+        </w:rPr>
+      </w:pPr>
+      <w:r>
+        <w:rPr>
+          <w:rFonts w:ascii="Times New Roman" w:eastAsia="Times New Roman" w:hAnsi="Symbol" w:cs="Times New Roman"/>
+          <w:sz w:val="24"/>
+          <w:szCs w:val="24"/>
+          <w:lang w:eastAsia="en-IN"/>
+        </w:rPr>
+        <w:t></w:t>
+      </w:r>
+      <w:r>
+        <w:rPr>
+          <w:rFonts w:ascii="Times New Roman" w:eastAsia="Times New Roman" w:hAnsi="Times New Roman" w:cs="Times New Roman"/>
+          <w:sz w:val="24"/>
+          <w:szCs w:val="24"/>
+          <w:lang w:eastAsia="en-IN"/>
+        </w:rPr>
+        <w:t xml:space="preserve">  Difference between the major constraints </w:t>
+      </w:r>
+    </w:p>
+    <w:p>
+      <w:pPr>
+        <w:tabs>
+          <w:tab w:val="left" w:pos="916"/>
+          <w:tab w:val="left" w:pos="1832"/>
+          <w:tab w:val="left" w:pos="2748"/>
+          <w:tab w:val="left" w:pos="3664"/>
+          <w:tab w:val="left" w:pos="4580"/>
+          <w:tab w:val="left" w:pos="5496"/>
+          <w:tab w:val="left" w:pos="6412"/>
+          <w:tab w:val="left" w:pos="7328"/>
+          <w:tab w:val="left" w:pos="8244"/>
+          <w:tab w:val="left" w:pos="9160"/>
+          <w:tab w:val="left" w:pos="10076"/>
+          <w:tab w:val="left" w:pos="10992"/>
+          <w:tab w:val="left" w:pos="11908"/>
+          <w:tab w:val="left" w:pos="12824"/>
+          <w:tab w:val="left" w:pos="13740"/>
+          <w:tab w:val="left" w:pos="14656"/>
+        </w:tabs>
+        <w:spacing w:after="0" w:line="240" w:lineRule="auto"/>
+        <w:rPr>
+          <w:rFonts w:ascii="Times New Roman" w:eastAsia="Times New Roman" w:hAnsi="Times New Roman" w:cs="Times New Roman"/>
+          <w:sz w:val="24"/>
+          <w:szCs w:val="24"/>
+          <w:lang w:eastAsia="en-IN"/>
+        </w:rPr>
+      </w:pPr>
+      <w:r>
+        <w:rPr>
+          <w:rFonts w:ascii="Times New Roman" w:eastAsia="Times New Roman" w:hAnsi="Symbol" w:cs="Times New Roman"/>
+          <w:sz w:val="24"/>
+          <w:szCs w:val="24"/>
+          <w:lang w:eastAsia="en-IN"/>
+        </w:rPr>
+        <w:t></w:t>
+      </w:r>
+      <w:r>
+        <w:rPr>
+          <w:rFonts w:ascii="Times New Roman" w:eastAsia="Times New Roman" w:hAnsi="Times New Roman" w:cs="Times New Roman"/>
+          <w:sz w:val="24"/>
+          <w:szCs w:val="24"/>
+          <w:lang w:eastAsia="en-IN"/>
+        </w:rPr>
+        <w:t xml:space="preserve">  How constraints work together</w:t>
+      </w:r>
+    </w:p>
+    <w:p>
+      <w:pPr>
+        <w:tabs>
+          <w:tab w:val="left" w:pos="916"/>
+          <w:tab w:val="left" w:pos="1832"/>
+          <w:tab w:val="left" w:pos="2748"/>
+          <w:tab w:val="left" w:pos="3664"/>
+          <w:tab w:val="left" w:pos="4580"/>
+          <w:tab w:val="left" w:pos="5496"/>
+          <w:tab w:val="left" w:pos="6412"/>
+          <w:tab w:val="left" w:pos="7328"/>
+          <w:tab w:val="left" w:pos="8244"/>
+          <w:tab w:val="left" w:pos="9160"/>
+          <w:tab w:val="left" w:pos="10076"/>
+          <w:tab w:val="left" w:pos="10992"/>
+          <w:tab w:val="left" w:pos="11908"/>
+          <w:tab w:val="left" w:pos="12824"/>
+          <w:tab w:val="left" w:pos="13740"/>
+          <w:tab w:val="left" w:pos="14656"/>
+        </w:tabs>
+        <w:spacing w:after="0" w:line="240" w:lineRule="auto"/>
+        <w:rPr>
+          <w:rFonts w:ascii="Times New Roman" w:eastAsia="Times New Roman" w:hAnsi="Times New Roman" w:cs="Times New Roman"/>
+          <w:sz w:val="24"/>
+          <w:szCs w:val="24"/>
+          <w:lang w:eastAsia="en-IN"/>
+        </w:rPr>
+      </w:pPr>
+    </w:p>
+    <w:p>
+      <w:pPr>
+        <w:pStyle w:val="Heading1"/>
+      </w:pPr>
+      <w:r>
+        <w:t>1. What is a Constraint?</w:t>
+      </w:r>
+    </w:p>
+    <w:p>
+      <w:pPr>
+        <w:pStyle w:val="NormalWeb"/>
+      </w:pPr>
+      <w:r>
+        <w:t xml:space="preserve">A </w:t>
+      </w:r>
+      <w:r>
+        <w:rPr>
+          <w:rStyle w:val="Strong"/>
+        </w:rPr>
+        <w:t>constraint</w:t>
+      </w:r>
+      <w:r>
+        <w:t xml:space="preserve"> is a rule that controls what data can be stored in a table.</w:t>
+      </w:r>
+    </w:p>
+    <w:p>
+      <w:pPr>
+        <w:tabs>
+          <w:tab w:val="left" w:pos="916"/>
+          <w:tab w:val="left" w:pos="1832"/>
+          <w:tab w:val="left" w:pos="2748"/>
+          <w:tab w:val="left" w:pos="3664"/>
+          <w:tab w:val="left" w:pos="4580"/>
+          <w:tab w:val="left" w:pos="5496"/>
+          <w:tab w:val="left" w:pos="6412"/>
+          <w:tab w:val="left" w:pos="7328"/>
+          <w:tab w:val="left" w:pos="8244"/>
+          <w:tab w:val="left" w:pos="9160"/>
+          <w:tab w:val="left" w:pos="10076"/>
+          <w:tab w:val="left" w:pos="10992"/>
+          <w:tab w:val="left" w:pos="11908"/>
+          <w:tab w:val="left" w:pos="12824"/>
+          <w:tab w:val="left" w:pos="13740"/>
+          <w:tab w:val="left" w:pos="14656"/>
+        </w:tabs>
+        <w:spacing w:after="0" w:line="240" w:lineRule="auto"/>
+      </w:pPr>
+      <w:r>
+        <w:t>Rules that protect the data in your database.</w:t>
+      </w:r>
+    </w:p>
+    <w:p>
+      <w:pPr>
+        <w:tabs>
+          <w:tab w:val="left" w:pos="916"/>
+          <w:tab w:val="left" w:pos="1832"/>
+          <w:tab w:val="left" w:pos="2748"/>
+          <w:tab w:val="left" w:pos="3664"/>
+          <w:tab w:val="left" w:pos="4580"/>
+          <w:tab w:val="left" w:pos="5496"/>
+          <w:tab w:val="left" w:pos="6412"/>
+          <w:tab w:val="left" w:pos="7328"/>
+          <w:tab w:val="left" w:pos="8244"/>
+          <w:tab w:val="left" w:pos="9160"/>
+          <w:tab w:val="left" w:pos="10076"/>
+          <w:tab w:val="left" w:pos="10992"/>
+          <w:tab w:val="left" w:pos="11908"/>
+          <w:tab w:val="left" w:pos="12824"/>
+          <w:tab w:val="left" w:pos="13740"/>
+          <w:tab w:val="left" w:pos="14656"/>
+        </w:tabs>
+        <w:spacing w:after="0" w:line="240" w:lineRule="auto"/>
+      </w:pPr>
+    </w:p>
+    <w:p>
+      <w:pPr>
+        <w:pStyle w:val="Heading1"/>
+      </w:pPr>
+      <w:r>
+        <w:t xml:space="preserve">2. Primary Key </w:t>
+      </w:r>
+      <w:r>
+        <w:rPr>
+          <w:rFonts w:ascii="Segoe UI Emoji" w:hAnsi="Segoe UI Emoji" w:cs="Segoe UI Emoji"/>
+        </w:rPr>
+        <w:t>🔑</w:t>
+      </w:r>
+    </w:p>
+    <w:p>
+      <w:pPr>
+        <w:pStyle w:val="NormalWeb"/>
+      </w:pPr>
+      <w:r>
+        <w:t xml:space="preserve">A </w:t>
+      </w:r>
+      <w:r>
+        <w:rPr>
+          <w:rStyle w:val="Strong"/>
+        </w:rPr>
+        <w:t>Primary Key</w:t>
+      </w:r>
+      <w:r>
+        <w:t xml:space="preserve"> uniquely identifies each row in a table.</w:t>
+      </w:r>
+    </w:p>
+    <w:p>
+      <w:pPr>
+        <w:tabs>
+          <w:tab w:val="left" w:pos="916"/>
+          <w:tab w:val="left" w:pos="1832"/>
+          <w:tab w:val="left" w:pos="2748"/>
+          <w:tab w:val="left" w:pos="3664"/>
+          <w:tab w:val="left" w:pos="4580"/>
+          <w:tab w:val="left" w:pos="5496"/>
+          <w:tab w:val="left" w:pos="6412"/>
+          <w:tab w:val="left" w:pos="7328"/>
+          <w:tab w:val="left" w:pos="8244"/>
+          <w:tab w:val="left" w:pos="9160"/>
+          <w:tab w:val="left" w:pos="10076"/>
+          <w:tab w:val="left" w:pos="10992"/>
+          <w:tab w:val="left" w:pos="11908"/>
+          <w:tab w:val="left" w:pos="12824"/>
+          <w:tab w:val="left" w:pos="13740"/>
+          <w:tab w:val="left" w:pos="14656"/>
+        </w:tabs>
+        <w:spacing w:after="0" w:line="240" w:lineRule="auto"/>
+      </w:pPr>
+      <w:r>
+        <w:rPr>
+          <w:rStyle w:val="g"/>
+        </w:rPr>
+        <w:t>CREATE</w:t>
+      </w:r>
+      <w:r>
+        <w:t xml:space="preserve"> </w:t>
+      </w:r>
+      <w:r>
+        <w:rPr>
+          <w:rStyle w:val="g"/>
+        </w:rPr>
+        <w:t>TABLE</w:t>
+      </w:r>
+      <w:r>
+        <w:t xml:space="preserve"> employees ( </w:t>
+      </w:r>
+      <w:proofErr w:type="spellStart"/>
+      <w:r>
+        <w:t>emp_id</w:t>
+      </w:r>
+      <w:proofErr w:type="spellEnd"/>
+      <w:r>
+        <w:t xml:space="preserve"> </w:t>
+      </w:r>
+      <w:r>
+        <w:rPr>
+          <w:rStyle w:val="m"/>
+        </w:rPr>
+        <w:t>INTEGER</w:t>
+      </w:r>
+      <w:r>
+        <w:t xml:space="preserve"> </w:t>
+      </w:r>
+      <w:r>
+        <w:rPr>
+          <w:rStyle w:val="g"/>
+        </w:rPr>
+        <w:t>PRIMARY</w:t>
+      </w:r>
+      <w:r>
+        <w:t xml:space="preserve"> </w:t>
+      </w:r>
+      <w:r>
+        <w:rPr>
+          <w:rStyle w:val="g"/>
+        </w:rPr>
+        <w:t>KEY</w:t>
+      </w:r>
+      <w:r>
+        <w:t xml:space="preserve">, name TEXT, department TEXT, salary </w:t>
+      </w:r>
+      <w:r>
+        <w:rPr>
+          <w:rStyle w:val="m"/>
+        </w:rPr>
+        <w:t>INTEGER</w:t>
+      </w:r>
+      <w:r>
+        <w:t xml:space="preserve"> );</w:t>
+      </w:r>
+    </w:p>
+    <w:p>
+      <w:pPr>
+        <w:tabs>
+          <w:tab w:val="left" w:pos="916"/>
+          <w:tab w:val="left" w:pos="1832"/>
+          <w:tab w:val="left" w:pos="2748"/>
+          <w:tab w:val="left" w:pos="3664"/>
+          <w:tab w:val="left" w:pos="4580"/>
+          <w:tab w:val="left" w:pos="5496"/>
+          <w:tab w:val="left" w:pos="6412"/>
+          <w:tab w:val="left" w:pos="7328"/>
+          <w:tab w:val="left" w:pos="8244"/>
+          <w:tab w:val="left" w:pos="9160"/>
+          <w:tab w:val="left" w:pos="10076"/>
+          <w:tab w:val="left" w:pos="10992"/>
+          <w:tab w:val="left" w:pos="11908"/>
+          <w:tab w:val="left" w:pos="12824"/>
+          <w:tab w:val="left" w:pos="13740"/>
+          <w:tab w:val="left" w:pos="14656"/>
+        </w:tabs>
+        <w:spacing w:after="0" w:line="240" w:lineRule="auto"/>
+      </w:pPr>
+    </w:p>
+    <w:p>
+      <w:pPr>
+        <w:pStyle w:val="Heading1"/>
+      </w:pPr>
+      <w:r>
+        <w:t>3. Rules of a Primary Key</w:t>
+      </w:r>
+    </w:p>
+    <w:p>
+      <w:pPr>
+        <w:pStyle w:val="NormalWeb"/>
+      </w:pPr>
+      <w:r>
+        <w:t>A primary key must be:</w:t>
+      </w:r>
+    </w:p>
+    <w:p>
+      <w:pPr>
+        <w:pStyle w:val="Heading3"/>
+      </w:pPr>
+      <w:r>
+        <w:rPr>
+          <w:rFonts w:ascii="Segoe UI Emoji" w:hAnsi="Segoe UI Emoji" w:cs="Segoe UI Emoji"/>
+        </w:rPr>
+        <w:t>✅</w:t>
+      </w:r>
+      <w:r>
+        <w:t xml:space="preserve"> Unique</w:t>
+      </w:r>
+    </w:p>
+    <w:p>
+      <w:pPr>
+        <w:pStyle w:val="NormalWeb"/>
+      </w:pPr>
+      <w:r>
+        <w:t>You cannot have:</w:t>
+      </w:r>
+    </w:p>
+    <w:p>
+      <w:pPr>
+        <w:pStyle w:val="HTMLPreformatted"/>
+        <w:rPr>
+          <w:rStyle w:val="HTMLCode"/>
+        </w:rPr>
+      </w:pPr>
+      <w:r>
+        <w:rPr>
+          <w:rStyle w:val="HTMLCode"/>
+        </w:rPr>
+        <w:lastRenderedPageBreak/>
+        <w:t>1</w:t>
+      </w:r>
+    </w:p>
+    <w:p>
+      <w:pPr>
+        <w:pStyle w:val="HTMLPreformatted"/>
+      </w:pPr>
+      <w:r>
+        <w:rPr>
+          <w:rStyle w:val="HTMLCode"/>
+        </w:rPr>
+        <w:t>1</w:t>
+      </w:r>
+    </w:p>
+    <w:p>
+      <w:pPr>
+        <w:pStyle w:val="NormalWeb"/>
+      </w:pPr>
+      <w:r>
+        <w:t>because two rows cannot have the same primary-key value.</w:t>
+      </w:r>
+    </w:p>
+    <w:p>
+      <w:pPr>
+        <w:pStyle w:val="Heading3"/>
+      </w:pPr>
+      <w:r>
+        <w:rPr>
+          <w:rFonts w:ascii="Segoe UI Emoji" w:hAnsi="Segoe UI Emoji" w:cs="Segoe UI Emoji"/>
+        </w:rPr>
+        <w:t>✅</w:t>
+      </w:r>
+      <w:r>
+        <w:t xml:space="preserve"> Not NULL</w:t>
+      </w:r>
+    </w:p>
+    <w:p>
+      <w:pPr>
+        <w:pStyle w:val="NormalWeb"/>
+      </w:pPr>
+      <w:r>
+        <w:t>A primary key identifies a row, so it cannot be missing.</w:t>
+      </w:r>
+    </w:p>
+    <w:p>
+      <w:pPr>
+        <w:tabs>
+          <w:tab w:val="left" w:pos="916"/>
+          <w:tab w:val="left" w:pos="1832"/>
+          <w:tab w:val="left" w:pos="2748"/>
+          <w:tab w:val="left" w:pos="3664"/>
+          <w:tab w:val="left" w:pos="4580"/>
+          <w:tab w:val="left" w:pos="5496"/>
+          <w:tab w:val="left" w:pos="6412"/>
+          <w:tab w:val="left" w:pos="7328"/>
+          <w:tab w:val="left" w:pos="8244"/>
+          <w:tab w:val="left" w:pos="9160"/>
+          <w:tab w:val="left" w:pos="10076"/>
+          <w:tab w:val="left" w:pos="10992"/>
+          <w:tab w:val="left" w:pos="11908"/>
+          <w:tab w:val="left" w:pos="12824"/>
+          <w:tab w:val="left" w:pos="13740"/>
+          <w:tab w:val="left" w:pos="14656"/>
+        </w:tabs>
+        <w:spacing w:after="0" w:line="240" w:lineRule="auto"/>
+        <w:rPr>
+          <w:rFonts w:ascii="Courier New" w:eastAsia="Times New Roman" w:hAnsi="Courier New" w:cs="Courier New"/>
+          <w:sz w:val="20"/>
+          <w:szCs w:val="20"/>
+          <w:lang w:eastAsia="en-IN"/>
+        </w:rPr>
+      </w:pPr>
+    </w:p>
+    <w:p>
+      <w:pPr>
+        <w:pStyle w:val="Heading1"/>
+      </w:pPr>
+      <w:r>
+        <w:t>4. INTEGER PRIMARY KEY in SQLite</w:t>
+      </w:r>
+    </w:p>
+    <w:p>
+      <w:pPr>
+        <w:pStyle w:val="NormalWeb"/>
+      </w:pPr>
+      <w:r>
+        <w:t>This is especially important for SQLite.</w:t>
+      </w:r>
+    </w:p>
+    <w:p>
+      <w:pPr>
+        <w:pStyle w:val="NormalWeb"/>
+      </w:pPr>
+      <w:r>
+        <w:t>You will commonly see:</w:t>
+      </w:r>
+    </w:p>
+    <w:p>
+      <w:pPr>
+        <w:pStyle w:val="HTMLPreformatted"/>
+        <w:rPr>
+          <w:rStyle w:val="HTMLCode"/>
+        </w:rPr>
+      </w:pPr>
+      <w:r>
+        <w:rPr>
+          <w:rStyle w:val="g"/>
+        </w:rPr>
+        <w:t>CREATE</w:t>
+      </w:r>
+      <w:r>
+        <w:rPr>
+          <w:rStyle w:val="HTMLCode"/>
+        </w:rPr>
+        <w:t xml:space="preserve"> </w:t>
+      </w:r>
+      <w:r>
+        <w:rPr>
+          <w:rStyle w:val="g"/>
+        </w:rPr>
+        <w:t>TABLE</w:t>
+      </w:r>
+      <w:r>
+        <w:rPr>
+          <w:rStyle w:val="HTMLCode"/>
+        </w:rPr>
+        <w:t xml:space="preserve"> employees (</w:t>
+      </w:r>
+    </w:p>
+    <w:p>
+      <w:pPr>
+        <w:pStyle w:val="HTMLPreformatted"/>
+        <w:rPr>
+          <w:rStyle w:val="HTMLCode"/>
+        </w:rPr>
+      </w:pPr>
+      <w:r>
+        <w:rPr>
+          <w:rStyle w:val="HTMLCode"/>
+        </w:rPr>
+        <w:t xml:space="preserve">    </w:t>
+      </w:r>
+      <w:proofErr w:type="spellStart"/>
+      <w:r>
+        <w:rPr>
+          <w:rStyle w:val="HTMLCode"/>
+        </w:rPr>
+        <w:t>emp_id</w:t>
+      </w:r>
+      <w:proofErr w:type="spellEnd"/>
+      <w:r>
+        <w:rPr>
+          <w:rStyle w:val="HTMLCode"/>
+        </w:rPr>
+        <w:t xml:space="preserve"> </w:t>
+      </w:r>
+      <w:r>
+        <w:rPr>
+          <w:rStyle w:val="m"/>
+          <w:rFonts w:eastAsiaTheme="majorEastAsia"/>
+        </w:rPr>
+        <w:t>INTEGER</w:t>
+      </w:r>
+      <w:r>
+        <w:rPr>
+          <w:rStyle w:val="HTMLCode"/>
+        </w:rPr>
+        <w:t xml:space="preserve"> </w:t>
+      </w:r>
+      <w:r>
+        <w:rPr>
+          <w:rStyle w:val="g"/>
+        </w:rPr>
+        <w:t>PRIMARY</w:t>
+      </w:r>
+      <w:r>
+        <w:rPr>
+          <w:rStyle w:val="HTMLCode"/>
+        </w:rPr>
+        <w:t xml:space="preserve"> </w:t>
+      </w:r>
+      <w:r>
+        <w:rPr>
+          <w:rStyle w:val="g"/>
+        </w:rPr>
+        <w:t>KEY</w:t>
+      </w:r>
+      <w:r>
+        <w:rPr>
+          <w:rStyle w:val="HTMLCode"/>
+        </w:rPr>
+        <w:t>,</w:t>
+      </w:r>
+    </w:p>
+    <w:p>
+      <w:pPr>
+        <w:pStyle w:val="HTMLPreformatted"/>
+        <w:rPr>
+          <w:rStyle w:val="HTMLCode"/>
+        </w:rPr>
+      </w:pPr>
+      <w:r>
+        <w:rPr>
+          <w:rStyle w:val="HTMLCode"/>
+        </w:rPr>
+        <w:t xml:space="preserve">    name TEXT,</w:t>
+      </w:r>
+    </w:p>
+    <w:p>
+      <w:pPr>
+        <w:pStyle w:val="HTMLPreformatted"/>
+        <w:rPr>
+          <w:rStyle w:val="HTMLCode"/>
+        </w:rPr>
+      </w:pPr>
+      <w:r>
+        <w:rPr>
+          <w:rStyle w:val="HTMLCode"/>
+        </w:rPr>
+        <w:t xml:space="preserve">    salary </w:t>
+      </w:r>
+      <w:r>
+        <w:rPr>
+          <w:rStyle w:val="m"/>
+          <w:rFonts w:eastAsiaTheme="majorEastAsia"/>
+        </w:rPr>
+        <w:t>INTEGER</w:t>
+      </w:r>
+    </w:p>
+    <w:p>
+      <w:pPr>
+        <w:pStyle w:val="HTMLPreformatted"/>
+      </w:pPr>
+      <w:r>
+        <w:rPr>
+          <w:rStyle w:val="HTMLCode"/>
+        </w:rPr>
+        <w:t>);</w:t>
+      </w:r>
+    </w:p>
+    <w:p>
+      <w:pPr>
+        <w:pStyle w:val="NormalWeb"/>
+      </w:pPr>
+      <w:r>
+        <w:t>Then you can insert:</w:t>
+      </w:r>
+    </w:p>
+    <w:p>
+      <w:pPr>
+        <w:pStyle w:val="HTMLPreformatted"/>
+        <w:rPr>
+          <w:rStyle w:val="HTMLCode"/>
+        </w:rPr>
+      </w:pPr>
+      <w:r>
+        <w:rPr>
+          <w:rStyle w:val="g"/>
+        </w:rPr>
+        <w:t>INSERT</w:t>
+      </w:r>
+      <w:r>
+        <w:rPr>
+          <w:rStyle w:val="HTMLCode"/>
+        </w:rPr>
+        <w:t xml:space="preserve"> </w:t>
+      </w:r>
+      <w:r>
+        <w:rPr>
+          <w:rStyle w:val="g"/>
+        </w:rPr>
+        <w:t>INTO</w:t>
+      </w:r>
+      <w:r>
+        <w:rPr>
+          <w:rStyle w:val="HTMLCode"/>
+        </w:rPr>
+        <w:t xml:space="preserve"> employees (name, salary)</w:t>
+      </w:r>
+    </w:p>
+    <w:p>
+      <w:pPr>
+        <w:pStyle w:val="HTMLPreformatted"/>
+      </w:pPr>
+      <w:r>
+        <w:rPr>
+          <w:rStyle w:val="g"/>
+        </w:rPr>
+        <w:t>VALUES</w:t>
+      </w:r>
+      <w:r>
+        <w:rPr>
+          <w:rStyle w:val="HTMLCode"/>
+        </w:rPr>
+        <w:t xml:space="preserve"> (</w:t>
+      </w:r>
+      <w:r>
+        <w:rPr>
+          <w:rStyle w:val="k"/>
+        </w:rPr>
+        <w:t>'Rahul'</w:t>
+      </w:r>
+      <w:r>
+        <w:rPr>
+          <w:rStyle w:val="HTMLCode"/>
+        </w:rPr>
+        <w:t xml:space="preserve">, </w:t>
+      </w:r>
+      <w:r>
+        <w:rPr>
+          <w:rStyle w:val="j"/>
+          <w:rFonts w:eastAsiaTheme="majorEastAsia"/>
+        </w:rPr>
+        <w:t>70000</w:t>
+      </w:r>
+      <w:r>
+        <w:rPr>
+          <w:rStyle w:val="HTMLCode"/>
+        </w:rPr>
+        <w:t>);</w:t>
+      </w:r>
+    </w:p>
+    <w:p>
+      <w:pPr>
+        <w:pStyle w:val="NormalWeb"/>
+      </w:pPr>
+      <w:r>
+        <w:t xml:space="preserve">You don't have to provide </w:t>
+      </w:r>
+      <w:proofErr w:type="spellStart"/>
+      <w:r>
+        <w:rPr>
+          <w:rStyle w:val="HTMLCode"/>
+        </w:rPr>
+        <w:t>emp_id</w:t>
+      </w:r>
+      <w:proofErr w:type="spellEnd"/>
+      <w:r>
+        <w:t>.</w:t>
+      </w:r>
+    </w:p>
+    <w:p>
+      <w:pPr>
+        <w:pStyle w:val="Heading1"/>
+      </w:pPr>
+      <w:r>
+        <w:t>5. NOT NULL</w:t>
+      </w:r>
+    </w:p>
+    <w:p>
+      <w:pPr>
+        <w:pStyle w:val="NormalWeb"/>
+      </w:pPr>
+      <w:r>
+        <w:rPr>
+          <w:rStyle w:val="HTMLCode"/>
+        </w:rPr>
+        <w:t>NOT NULL</w:t>
+      </w:r>
+      <w:r>
+        <w:t xml:space="preserve"> means:</w:t>
+      </w:r>
+    </w:p>
+    <w:p>
+      <w:pPr>
+        <w:pStyle w:val="NormalWeb"/>
+      </w:pPr>
+      <w:r>
+        <w:t>This column must have a value.</w:t>
+      </w:r>
+    </w:p>
+    <w:p>
+      <w:pPr>
+        <w:pStyle w:val="Heading1"/>
+      </w:pPr>
+      <w:r>
+        <w:t>6. UNIQUE</w:t>
+      </w:r>
+    </w:p>
+    <w:p>
+      <w:pPr>
+        <w:pStyle w:val="NormalWeb"/>
+      </w:pPr>
+      <w:r>
+        <w:rPr>
+          <w:rStyle w:val="HTMLCode"/>
+        </w:rPr>
+        <w:t>UNIQUE</w:t>
+      </w:r>
+      <w:r>
+        <w:t xml:space="preserve"> prevents duplicate values.</w:t>
+      </w:r>
+    </w:p>
+    <w:p>
+      <w:pPr>
+        <w:pStyle w:val="NormalWeb"/>
+      </w:pPr>
+      <w:r>
+        <w:t>Example:</w:t>
+      </w:r>
+    </w:p>
+    <w:p>
+      <w:pPr>
+        <w:pStyle w:val="HTMLPreformatted"/>
+        <w:rPr>
+          <w:rStyle w:val="HTMLCode"/>
+        </w:rPr>
+      </w:pPr>
+      <w:r>
+        <w:rPr>
+          <w:rStyle w:val="g"/>
+        </w:rPr>
+        <w:t>CREATE</w:t>
+      </w:r>
+      <w:r>
+        <w:rPr>
+          <w:rStyle w:val="HTMLCode"/>
+        </w:rPr>
+        <w:t xml:space="preserve"> </w:t>
+      </w:r>
+      <w:r>
+        <w:rPr>
+          <w:rStyle w:val="g"/>
+        </w:rPr>
+        <w:t>TABLE</w:t>
+      </w:r>
+      <w:r>
+        <w:rPr>
+          <w:rStyle w:val="HTMLCode"/>
+        </w:rPr>
+        <w:t xml:space="preserve"> employees (</w:t>
+      </w:r>
+    </w:p>
+    <w:p>
+      <w:pPr>
+        <w:pStyle w:val="HTMLPreformatted"/>
+        <w:rPr>
+          <w:rStyle w:val="HTMLCode"/>
+        </w:rPr>
+      </w:pPr>
+      <w:r>
+        <w:rPr>
+          <w:rStyle w:val="HTMLCode"/>
+        </w:rPr>
+        <w:t xml:space="preserve">    </w:t>
+      </w:r>
+      <w:proofErr w:type="spellStart"/>
+      <w:r>
+        <w:rPr>
+          <w:rStyle w:val="HTMLCode"/>
+        </w:rPr>
+        <w:t>emp_id</w:t>
+      </w:r>
+      <w:proofErr w:type="spellEnd"/>
+      <w:r>
+        <w:rPr>
+          <w:rStyle w:val="HTMLCode"/>
+        </w:rPr>
+        <w:t xml:space="preserve"> </w:t>
+      </w:r>
+      <w:r>
+        <w:rPr>
+          <w:rStyle w:val="m"/>
+          <w:rFonts w:eastAsiaTheme="majorEastAsia"/>
+        </w:rPr>
+        <w:t>INTEGER</w:t>
+      </w:r>
+      <w:r>
+        <w:rPr>
+          <w:rStyle w:val="HTMLCode"/>
+        </w:rPr>
+        <w:t xml:space="preserve"> </w:t>
+      </w:r>
+      <w:r>
+        <w:rPr>
+          <w:rStyle w:val="g"/>
+        </w:rPr>
+        <w:t>PRIMARY</w:t>
+      </w:r>
+      <w:r>
+        <w:rPr>
+          <w:rStyle w:val="HTMLCode"/>
+        </w:rPr>
+        <w:t xml:space="preserve"> </w:t>
+      </w:r>
+      <w:r>
+        <w:rPr>
+          <w:rStyle w:val="g"/>
+        </w:rPr>
+        <w:t>KEY</w:t>
+      </w:r>
+      <w:r>
+        <w:rPr>
+          <w:rStyle w:val="HTMLCode"/>
+        </w:rPr>
+        <w:t>,</w:t>
+      </w:r>
+    </w:p>
+    <w:p>
+      <w:pPr>
+        <w:pStyle w:val="HTMLPreformatted"/>
+        <w:rPr>
+          <w:rStyle w:val="HTMLCode"/>
+        </w:rPr>
+      </w:pPr>
+      <w:r>
+        <w:rPr>
+          <w:rStyle w:val="HTMLCode"/>
+        </w:rPr>
+        <w:t xml:space="preserve">    name TEXT,</w:t>
+      </w:r>
+    </w:p>
+    <w:p>
+      <w:pPr>
+        <w:pStyle w:val="HTMLPreformatted"/>
+        <w:rPr>
+          <w:rStyle w:val="HTMLCode"/>
+        </w:rPr>
+      </w:pPr>
+      <w:r>
+        <w:rPr>
+          <w:rStyle w:val="HTMLCode"/>
+        </w:rPr>
+        <w:t xml:space="preserve">    email TEXT </w:t>
+      </w:r>
+      <w:r>
+        <w:rPr>
+          <w:rStyle w:val="g"/>
+        </w:rPr>
+        <w:t>UNIQUE</w:t>
+      </w:r>
+    </w:p>
+    <w:p>
+      <w:pPr>
+        <w:pStyle w:val="HTMLPreformatted"/>
+      </w:pPr>
+      <w:r>
+        <w:rPr>
+          <w:rStyle w:val="HTMLCode"/>
+        </w:rPr>
+        <w:t>);</w:t>
+      </w:r>
+    </w:p>
+    <w:p>
+      <w:pPr>
+        <w:tabs>
+          <w:tab w:val="left" w:pos="916"/>
+          <w:tab w:val="left" w:pos="1832"/>
+          <w:tab w:val="left" w:pos="2748"/>
+          <w:tab w:val="left" w:pos="3664"/>
+          <w:tab w:val="left" w:pos="4580"/>
+          <w:tab w:val="left" w:pos="5496"/>
+          <w:tab w:val="left" w:pos="6412"/>
+          <w:tab w:val="left" w:pos="7328"/>
+          <w:tab w:val="left" w:pos="8244"/>
+          <w:tab w:val="left" w:pos="9160"/>
+          <w:tab w:val="left" w:pos="10076"/>
+          <w:tab w:val="left" w:pos="10992"/>
+          <w:tab w:val="left" w:pos="11908"/>
+          <w:tab w:val="left" w:pos="12824"/>
+          <w:tab w:val="left" w:pos="13740"/>
+          <w:tab w:val="left" w:pos="14656"/>
+        </w:tabs>
+        <w:spacing w:after="0" w:line="240" w:lineRule="auto"/>
+        <w:rPr>
+          <w:rFonts w:ascii="Courier New" w:eastAsia="Times New Roman" w:hAnsi="Courier New" w:cs="Courier New"/>
+          <w:sz w:val="20"/>
+          <w:szCs w:val="20"/>
+          <w:lang w:eastAsia="en-IN"/>
+        </w:rPr>
+      </w:pPr>
+    </w:p>
+    <w:p>
+      <w:pPr>
+        <w:pStyle w:val="Heading3"/>
+      </w:pPr>
+      <w:r>
+        <w:lastRenderedPageBreak/>
+        <w:t>Primary Key vs UNIQUE</w:t>
+      </w:r>
+    </w:p>
+    <w:tbl>
+      <w:tblPr>
+        <w:tblW w:w="0" w:type="auto"/>
+        <w:tblCellSpacing w:w="15" w:type="dxa"/>
+        <w:tblCellMar>
+          <w:top w:w="15" w:type="dxa"/>
+          <w:left w:w="15" w:type="dxa"/>
+          <w:bottom w:w="15" w:type="dxa"/>
+          <w:right w:w="15" w:type="dxa"/>
+        </w:tblCellMar>
+        <w:tblLook w:val="04A0" w:firstRow="1" w:lastRow="0" w:firstColumn="1" w:lastColumn="0" w:noHBand="0" w:noVBand="1"/>
+      </w:tblPr>
+      <w:tblGrid>
+        <w:gridCol w:w="2842"/>
+        <w:gridCol w:w="4272"/>
+      </w:tblGrid>
+      <w:tr>
+        <w:trPr>
+          <w:tblHeader/>
+          <w:tblCellSpacing w:w="15" w:type="dxa"/>
+        </w:trPr>
+        <w:tc>
+          <w:tcPr>
+            <w:tcW w:w="0" w:type="auto"/>
+            <w:vAlign w:val="center"/>
+            <w:hideMark/>
+          </w:tcPr>
+          <w:p>
+            <w:pPr>
+              <w:jc w:val="center"/>
+              <w:rPr>
+                <w:b/>
+                <w:bCs/>
+              </w:rPr>
+            </w:pPr>
+            <w:r>
+              <w:rPr>
+                <w:b/>
+                <w:bCs/>
+              </w:rPr>
+              <w:t>PRIMARY KEY</w:t>
+            </w:r>
+          </w:p>
+        </w:tc>
+        <w:tc>
+          <w:tcPr>
+            <w:tcW w:w="0" w:type="auto"/>
+            <w:vAlign w:val="center"/>
+            <w:hideMark/>
+          </w:tcPr>
+          <w:p>
+            <w:pPr>
+              <w:jc w:val="center"/>
+              <w:rPr>
+                <w:b/>
+                <w:bCs/>
+              </w:rPr>
+            </w:pPr>
+            <w:r>
+              <w:rPr>
+                <w:b/>
+                <w:bCs/>
+              </w:rPr>
+              <w:t>UNIQUE</w:t>
+            </w:r>
+          </w:p>
+        </w:tc>
+      </w:tr>
+      <w:tr>
+        <w:trPr>
+          <w:tblCellSpacing w:w="15" w:type="dxa"/>
+        </w:trPr>
+        <w:tc>
+          <w:tcPr>
+            <w:tcW w:w="0" w:type="auto"/>
+            <w:vAlign w:val="center"/>
+            <w:hideMark/>
+          </w:tcPr>
+          <w:p>
+            <w:r>
+              <w:t>Identifies the row</w:t>
+            </w:r>
+          </w:p>
+        </w:tc>
+        <w:tc>
+          <w:tcPr>
+            <w:tcW w:w="0" w:type="auto"/>
+            <w:vAlign w:val="center"/>
+            <w:hideMark/>
+          </w:tcPr>
+          <w:p>
+            <w:r>
+              <w:t>Prevents duplicates</w:t>
+            </w:r>
+          </w:p>
+        </w:tc>
+      </w:tr>
+      <w:tr>
+        <w:trPr>
+          <w:tblCellSpacing w:w="15" w:type="dxa"/>
+        </w:trPr>
+        <w:tc>
+          <w:tcPr>
+            <w:tcW w:w="0" w:type="auto"/>
+            <w:vAlign w:val="center"/>
+            <w:hideMark/>
+          </w:tcPr>
+          <w:p>
+            <w:r>
+              <w:t>Only one primary key per table</w:t>
+            </w:r>
+          </w:p>
+        </w:tc>
+        <w:tc>
+          <w:tcPr>
+            <w:tcW w:w="0" w:type="auto"/>
+            <w:vAlign w:val="center"/>
+            <w:hideMark/>
+          </w:tcPr>
+          <w:p>
+            <w:r>
+              <w:t>Can have multiple UNIQUE constraints</w:t>
+            </w:r>
+          </w:p>
+        </w:tc>
+      </w:tr>
+      <w:tr>
+        <w:trPr>
+          <w:tblCellSpacing w:w="15" w:type="dxa"/>
+        </w:trPr>
+        <w:tc>
+          <w:tcPr>
+            <w:tcW w:w="0" w:type="auto"/>
+            <w:vAlign w:val="center"/>
+            <w:hideMark/>
+          </w:tcPr>
+          <w:p>
+            <w:r>
+              <w:t>Cannot be NULL</w:t>
+            </w:r>
+          </w:p>
+        </w:tc>
+        <w:tc>
+          <w:tcPr>
+            <w:tcW w:w="0" w:type="auto"/>
+            <w:vAlign w:val="center"/>
+            <w:hideMark/>
+          </w:tcPr>
+          <w:p>
+            <w:r>
+              <w:t>SQLite allows NULL values in a UNIQUE column</w:t>
+            </w:r>
+          </w:p>
+        </w:tc>
+      </w:tr>
+    </w:tbl>
+    <w:p>
+      <w:pPr>
+        <w:tabs>
+          <w:tab w:val="left" w:pos="916"/>
+          <w:tab w:val="left" w:pos="1832"/>
+          <w:tab w:val="left" w:pos="2748"/>
+          <w:tab w:val="left" w:pos="3664"/>
+          <w:tab w:val="left" w:pos="4580"/>
+          <w:tab w:val="left" w:pos="5496"/>
+          <w:tab w:val="left" w:pos="6412"/>
+          <w:tab w:val="left" w:pos="7328"/>
+          <w:tab w:val="left" w:pos="8244"/>
+          <w:tab w:val="left" w:pos="9160"/>
+          <w:tab w:val="left" w:pos="10076"/>
+          <w:tab w:val="left" w:pos="10992"/>
+          <w:tab w:val="left" w:pos="11908"/>
+          <w:tab w:val="left" w:pos="12824"/>
+          <w:tab w:val="left" w:pos="13740"/>
+          <w:tab w:val="left" w:pos="14656"/>
+        </w:tabs>
+        <w:spacing w:after="0" w:line="240" w:lineRule="auto"/>
+        <w:rPr>
+          <w:rFonts w:ascii="Courier New" w:eastAsia="Times New Roman" w:hAnsi="Courier New" w:cs="Courier New"/>
+          <w:sz w:val="20"/>
+          <w:szCs w:val="20"/>
+          <w:lang w:eastAsia="en-IN"/>
+        </w:rPr>
+      </w:pPr>
+    </w:p>
+    <w:p>
+      <w:pPr>
+        <w:pStyle w:val="Heading1"/>
+      </w:pPr>
+      <w:r>
+        <w:t>7. DEFAULT</w:t>
+      </w:r>
+    </w:p>
+    <w:p>
+      <w:pPr>
+        <w:pStyle w:val="NormalWeb"/>
+      </w:pPr>
+      <w:r>
+        <w:rPr>
+          <w:rStyle w:val="HTMLCode"/>
+        </w:rPr>
+        <w:t>DEFAULT</w:t>
+      </w:r>
+      <w:r>
+        <w:t xml:space="preserve"> provides a value automatically when one isn't supplied.</w:t>
+      </w:r>
+    </w:p>
+    <w:p>
+      <w:pPr>
+        <w:pStyle w:val="NormalWeb"/>
+      </w:pPr>
+      <w:r>
+        <w:t>Example:</w:t>
+      </w:r>
+    </w:p>
+    <w:p>
+      <w:pPr>
+        <w:pStyle w:val="HTMLPreformatted"/>
+        <w:rPr>
+          <w:rStyle w:val="HTMLCode"/>
+        </w:rPr>
+      </w:pPr>
+      <w:r>
+        <w:rPr>
+          <w:rStyle w:val="g"/>
+        </w:rPr>
+        <w:t>CREATE</w:t>
+      </w:r>
+      <w:r>
+        <w:rPr>
+          <w:rStyle w:val="HTMLCode"/>
+        </w:rPr>
+        <w:t xml:space="preserve"> </w:t>
+      </w:r>
+      <w:r>
+        <w:rPr>
+          <w:rStyle w:val="g"/>
+        </w:rPr>
+        <w:t>TABLE</w:t>
+      </w:r>
+      <w:r>
+        <w:rPr>
+          <w:rStyle w:val="HTMLCode"/>
+        </w:rPr>
+        <w:t xml:space="preserve"> employees (</w:t>
+      </w:r>
+    </w:p>
+    <w:p>
+      <w:pPr>
+        <w:pStyle w:val="HTMLPreformatted"/>
+        <w:rPr>
+          <w:rStyle w:val="HTMLCode"/>
+        </w:rPr>
+      </w:pPr>
+      <w:r>
+        <w:rPr>
+          <w:rStyle w:val="HTMLCode"/>
+        </w:rPr>
+        <w:t xml:space="preserve">    </w:t>
+      </w:r>
+      <w:proofErr w:type="spellStart"/>
+      <w:r>
+        <w:rPr>
+          <w:rStyle w:val="HTMLCode"/>
+        </w:rPr>
+        <w:t>emp_id</w:t>
+      </w:r>
+      <w:proofErr w:type="spellEnd"/>
+      <w:r>
+        <w:rPr>
+          <w:rStyle w:val="HTMLCode"/>
+        </w:rPr>
+        <w:t xml:space="preserve"> </w:t>
+      </w:r>
+      <w:r>
+        <w:rPr>
+          <w:rStyle w:val="m"/>
+          <w:rFonts w:eastAsiaTheme="majorEastAsia"/>
+        </w:rPr>
+        <w:t>INTEGER</w:t>
+      </w:r>
+      <w:r>
+        <w:rPr>
+          <w:rStyle w:val="HTMLCode"/>
+        </w:rPr>
+        <w:t xml:space="preserve"> </w:t>
+      </w:r>
+      <w:r>
+        <w:rPr>
+          <w:rStyle w:val="g"/>
+        </w:rPr>
+        <w:t>PRIMARY</w:t>
+      </w:r>
+      <w:r>
+        <w:rPr>
+          <w:rStyle w:val="HTMLCode"/>
+        </w:rPr>
+        <w:t xml:space="preserve"> </w:t>
+      </w:r>
+      <w:r>
+        <w:rPr>
+          <w:rStyle w:val="g"/>
+        </w:rPr>
+        <w:t>KEY</w:t>
+      </w:r>
+      <w:r>
+        <w:rPr>
+          <w:rStyle w:val="HTMLCode"/>
+        </w:rPr>
+        <w:t>,</w:t>
+      </w:r>
+    </w:p>
+    <w:p>
+      <w:pPr>
+        <w:pStyle w:val="HTMLPreformatted"/>
+        <w:rPr>
+          <w:rStyle w:val="HTMLCode"/>
+        </w:rPr>
+      </w:pPr>
+      <w:r>
+        <w:rPr>
+          <w:rStyle w:val="HTMLCode"/>
+        </w:rPr>
+        <w:t xml:space="preserve">    name TEXT </w:t>
+      </w:r>
+      <w:r>
+        <w:rPr>
+          <w:rStyle w:val="g"/>
+        </w:rPr>
+        <w:t>NOT</w:t>
+      </w:r>
+      <w:r>
+        <w:rPr>
+          <w:rStyle w:val="HTMLCode"/>
+        </w:rPr>
+        <w:t xml:space="preserve"> </w:t>
+      </w:r>
+      <w:r>
+        <w:rPr>
+          <w:rStyle w:val="j"/>
+        </w:rPr>
+        <w:t>NULL</w:t>
+      </w:r>
+      <w:r>
+        <w:rPr>
+          <w:rStyle w:val="HTMLCode"/>
+        </w:rPr>
+        <w:t>,</w:t>
+      </w:r>
+    </w:p>
+    <w:p>
+      <w:pPr>
+        <w:pStyle w:val="HTMLPreformatted"/>
+      </w:pPr>
+      <w:r>
+        <w:rPr>
+          <w:rStyle w:val="HTMLCode"/>
+        </w:rPr>
+        <w:t xml:space="preserve">    city TEXT </w:t>
+      </w:r>
+      <w:r>
+        <w:rPr>
+          <w:rStyle w:val="g"/>
+        </w:rPr>
+        <w:t>DEFAULT</w:t>
+      </w:r>
+      <w:r>
+        <w:rPr>
+          <w:rStyle w:val="HTMLCode"/>
+        </w:rPr>
+        <w:t xml:space="preserve"> </w:t>
+      </w:r>
+      <w:r>
+        <w:rPr>
+          <w:rStyle w:val="k"/>
+          <w:rFonts w:eastAsiaTheme="majorEastAsia"/>
+        </w:rPr>
+        <w:t>'Hubli'</w:t>
+      </w:r>
+    </w:p>
+    <w:p>
+      <w:pPr>
+        <w:tabs>
+          <w:tab w:val="left" w:pos="916"/>
+          <w:tab w:val="left" w:pos="1832"/>
+          <w:tab w:val="left" w:pos="2748"/>
+          <w:tab w:val="left" w:pos="3664"/>
+          <w:tab w:val="left" w:pos="4580"/>
+          <w:tab w:val="left" w:pos="5496"/>
+          <w:tab w:val="left" w:pos="6412"/>
+          <w:tab w:val="left" w:pos="7328"/>
+          <w:tab w:val="left" w:pos="8244"/>
+          <w:tab w:val="left" w:pos="9160"/>
+          <w:tab w:val="left" w:pos="10076"/>
+          <w:tab w:val="left" w:pos="10992"/>
+          <w:tab w:val="left" w:pos="11908"/>
+          <w:tab w:val="left" w:pos="12824"/>
+          <w:tab w:val="left" w:pos="13740"/>
+          <w:tab w:val="left" w:pos="14656"/>
+        </w:tabs>
+        <w:spacing w:after="0" w:line="240" w:lineRule="auto"/>
+        <w:rPr>
+          <w:rFonts w:ascii="Courier New" w:eastAsia="Times New Roman" w:hAnsi="Courier New" w:cs="Courier New"/>
+          <w:sz w:val="20"/>
+          <w:szCs w:val="20"/>
+          <w:lang w:eastAsia="en-IN"/>
+        </w:rPr>
+      </w:pPr>
+    </w:p>
+    <w:p>
+      <w:pPr>
+        <w:pStyle w:val="Heading1"/>
+      </w:pPr>
+      <w:r>
+        <w:t>8. CHECK</w:t>
+      </w:r>
+    </w:p>
+    <w:p>
+      <w:pPr>
+        <w:pStyle w:val="NormalWeb"/>
+      </w:pPr>
+      <w:r>
+        <w:rPr>
+          <w:rStyle w:val="HTMLCode"/>
+        </w:rPr>
+        <w:t>CHECK</w:t>
+      </w:r>
+      <w:r>
+        <w:t xml:space="preserve"> ensures that a condition is satisfied.</w:t>
+      </w:r>
+    </w:p>
+    <w:p>
+      <w:pPr>
+        <w:pStyle w:val="NormalWeb"/>
+      </w:pPr>
+      <w:r>
+        <w:t>For example, salary shouldn't be negative.</w:t>
+      </w:r>
+    </w:p>
+    <w:p>
+      <w:pPr>
+        <w:pStyle w:val="HTMLPreformatted"/>
+        <w:rPr>
+          <w:rStyle w:val="HTMLCode"/>
+        </w:rPr>
+      </w:pPr>
+      <w:r>
+        <w:rPr>
+          <w:rStyle w:val="g"/>
+        </w:rPr>
+        <w:t>CREATE</w:t>
+      </w:r>
+      <w:r>
+        <w:rPr>
+          <w:rStyle w:val="HTMLCode"/>
+        </w:rPr>
+        <w:t xml:space="preserve"> </w:t>
+      </w:r>
+      <w:r>
+        <w:rPr>
+          <w:rStyle w:val="g"/>
+        </w:rPr>
+        <w:t>TABLE</w:t>
+      </w:r>
+      <w:r>
+        <w:rPr>
+          <w:rStyle w:val="HTMLCode"/>
+        </w:rPr>
+        <w:t xml:space="preserve"> employees (</w:t>
+      </w:r>
+    </w:p>
+    <w:p>
+      <w:pPr>
+        <w:pStyle w:val="HTMLPreformatted"/>
+        <w:rPr>
+          <w:rStyle w:val="HTMLCode"/>
+        </w:rPr>
+      </w:pPr>
+      <w:r>
+        <w:rPr>
+          <w:rStyle w:val="HTMLCode"/>
+        </w:rPr>
+        <w:t xml:space="preserve">    </w:t>
+      </w:r>
+      <w:proofErr w:type="spellStart"/>
+      <w:r>
+        <w:rPr>
+          <w:rStyle w:val="HTMLCode"/>
+        </w:rPr>
+        <w:t>emp_id</w:t>
+      </w:r>
+      <w:proofErr w:type="spellEnd"/>
+      <w:r>
+        <w:rPr>
+          <w:rStyle w:val="HTMLCode"/>
+        </w:rPr>
+        <w:t xml:space="preserve"> </w:t>
+      </w:r>
+      <w:r>
+        <w:rPr>
+          <w:rStyle w:val="m"/>
+          <w:rFonts w:eastAsiaTheme="majorEastAsia"/>
+        </w:rPr>
+        <w:t>INTEGER</w:t>
+      </w:r>
+      <w:r>
+        <w:rPr>
+          <w:rStyle w:val="HTMLCode"/>
+        </w:rPr>
+        <w:t xml:space="preserve"> </w:t>
+      </w:r>
+      <w:r>
+        <w:rPr>
+          <w:rStyle w:val="g"/>
+        </w:rPr>
+        <w:t>PRIMARY</w:t>
+      </w:r>
+      <w:r>
+        <w:rPr>
+          <w:rStyle w:val="HTMLCode"/>
+        </w:rPr>
+        <w:t xml:space="preserve"> </w:t>
+      </w:r>
+      <w:r>
+        <w:rPr>
+          <w:rStyle w:val="g"/>
+        </w:rPr>
+        <w:t>KEY</w:t>
+      </w:r>
+      <w:r>
+        <w:rPr>
+          <w:rStyle w:val="HTMLCode"/>
+        </w:rPr>
+        <w:t>,</w:t>
+      </w:r>
+    </w:p>
+    <w:p>
+      <w:pPr>
+        <w:pStyle w:val="HTMLPreformatted"/>
+        <w:rPr>
+          <w:rStyle w:val="HTMLCode"/>
+        </w:rPr>
+      </w:pPr>
+      <w:r>
+        <w:rPr>
+          <w:rStyle w:val="HTMLCode"/>
+        </w:rPr>
+        <w:t xml:space="preserve">    name TEXT </w:t>
+      </w:r>
+      <w:r>
+        <w:rPr>
+          <w:rStyle w:val="g"/>
+        </w:rPr>
+        <w:t>NOT</w:t>
+      </w:r>
+      <w:r>
+        <w:rPr>
+          <w:rStyle w:val="HTMLCode"/>
+        </w:rPr>
+        <w:t xml:space="preserve"> </w:t>
+      </w:r>
+      <w:r>
+        <w:rPr>
+          <w:rStyle w:val="j"/>
+        </w:rPr>
+        <w:t>NULL</w:t>
+      </w:r>
+      <w:r>
+        <w:rPr>
+          <w:rStyle w:val="HTMLCode"/>
+        </w:rPr>
+        <w:t>,</w:t>
+      </w:r>
+    </w:p>
+    <w:p>
+      <w:pPr>
+        <w:pStyle w:val="HTMLPreformatted"/>
+        <w:rPr>
+          <w:rStyle w:val="HTMLCode"/>
+        </w:rPr>
+      </w:pPr>
+      <w:r>
+        <w:rPr>
+          <w:rStyle w:val="HTMLCode"/>
+        </w:rPr>
+        <w:t xml:space="preserve">    salary </w:t>
+      </w:r>
+      <w:r>
+        <w:rPr>
+          <w:rStyle w:val="m"/>
+          <w:rFonts w:eastAsiaTheme="majorEastAsia"/>
+        </w:rPr>
+        <w:t>INTEGER</w:t>
+      </w:r>
+      <w:r>
+        <w:rPr>
+          <w:rStyle w:val="HTMLCode"/>
+        </w:rPr>
+        <w:t xml:space="preserve"> </w:t>
+      </w:r>
+      <w:r>
+        <w:rPr>
+          <w:rStyle w:val="g"/>
+        </w:rPr>
+        <w:t>CHECK</w:t>
+      </w:r>
+      <w:r>
+        <w:rPr>
+          <w:rStyle w:val="HTMLCode"/>
+        </w:rPr>
+        <w:t xml:space="preserve"> (salary </w:t>
+      </w:r>
+      <w:r>
+        <w:rPr>
+          <w:rStyle w:val="g"/>
+        </w:rPr>
+        <w:t>&gt;</w:t>
+      </w:r>
+      <w:r>
+        <w:rPr>
+          <w:rStyle w:val="HTMLCode"/>
+        </w:rPr>
+        <w:t xml:space="preserve"> </w:t>
+      </w:r>
+      <w:r>
+        <w:rPr>
+          <w:rStyle w:val="j"/>
+        </w:rPr>
+        <w:t>0</w:t>
+      </w:r>
+      <w:r>
+        <w:rPr>
+          <w:rStyle w:val="HTMLCode"/>
+        </w:rPr>
+        <w:t>)</w:t>
+      </w:r>
+    </w:p>
+    <w:p>
+      <w:pPr>
+        <w:pStyle w:val="HTMLPreformatted"/>
+      </w:pPr>
+      <w:r>
+        <w:rPr>
+          <w:rStyle w:val="HTMLCode"/>
+        </w:rPr>
+        <w:t>);</w:t>
+      </w:r>
+    </w:p>
+    <w:p>
+      <w:pPr>
+        <w:pStyle w:val="Heading1"/>
+      </w:pPr>
+      <w:r>
+        <w:t xml:space="preserve">9. FOREIGN KEY </w:t>
+      </w:r>
+      <w:r>
+        <w:rPr>
+          <w:rFonts w:ascii="Segoe UI Emoji" w:hAnsi="Segoe UI Emoji" w:cs="Segoe UI Emoji"/>
+        </w:rPr>
+        <w:t>🔗</w:t>
+      </w:r>
+    </w:p>
+    <w:p>
+      <w:pPr>
+        <w:pStyle w:val="NormalWeb"/>
+      </w:pPr>
+      <w:r>
+        <w:t>This is one of the most important concepts.</w:t>
+      </w:r>
+    </w:p>
+    <w:p>
+      <w:pPr>
+        <w:pStyle w:val="NormalWeb"/>
+      </w:pPr>
+      <w:r>
+        <w:t xml:space="preserve">A </w:t>
+      </w:r>
+      <w:r>
+        <w:rPr>
+          <w:rStyle w:val="Strong"/>
+        </w:rPr>
+        <w:t>Foreign Key connects two tables.</w:t>
+      </w:r>
+    </w:p>
+    <w:p>
+      <w:pPr>
+        <w:pStyle w:val="NormalWeb"/>
+      </w:pPr>
+      <w:r>
+        <w:t>Suppose we have:</w:t>
+      </w:r>
+    </w:p>
+    <w:p>
+      <w:pPr>
+        <w:pStyle w:val="Heading3"/>
+      </w:pPr>
+      <w:r>
+        <w:t>departments</w:t>
+      </w:r>
+    </w:p>
+    <w:tbl>
+      <w:tblPr>
+        <w:tblW w:w="0" w:type="auto"/>
+        <w:tblCellSpacing w:w="15" w:type="dxa"/>
+        <w:tblCellMar>
+          <w:top w:w="15" w:type="dxa"/>
+          <w:left w:w="15" w:type="dxa"/>
+          <w:bottom w:w="15" w:type="dxa"/>
+          <w:right w:w="15" w:type="dxa"/>
+        </w:tblCellMar>
+        <w:tblLook w:val="04A0" w:firstRow="1" w:lastRow="0" w:firstColumn="1" w:lastColumn="0" w:noHBand="0" w:noVBand="1"/>
+      </w:tblPr>
+      <w:tblGrid>
+        <w:gridCol w:w="780"/>
+        <w:gridCol w:w="1169"/>
+      </w:tblGrid>
+      <w:tr>
+        <w:trPr>
+          <w:tblHeader/>
+          <w:tblCellSpacing w:w="15" w:type="dxa"/>
+        </w:trPr>
+        <w:tc>
+          <w:tcPr>
+            <w:tcW w:w="0" w:type="auto"/>
+            <w:vAlign w:val="center"/>
+            <w:hideMark/>
+          </w:tcPr>
+          <w:p>
+            <w:pPr>
+              <w:jc w:val="center"/>
+              <w:rPr>
+                <w:b/>
+                <w:bCs/>
+              </w:rPr>
+            </w:pPr>
+            <w:proofErr w:type="spellStart"/>
+            <w:r>
+              <w:rPr>
+                <w:b/>
+                <w:bCs/>
+              </w:rPr>
+              <w:t>dept_id</w:t>
+            </w:r>
+            <w:proofErr w:type="spellEnd"/>
+          </w:p>
+        </w:tc>
+        <w:tc>
+          <w:tcPr>
+            <w:tcW w:w="0" w:type="auto"/>
+            <w:vAlign w:val="center"/>
+            <w:hideMark/>
+          </w:tcPr>
+          <w:p>
+            <w:pPr>
+              <w:jc w:val="center"/>
+              <w:rPr>
+                <w:b/>
+                <w:bCs/>
+              </w:rPr>
+            </w:pPr>
+            <w:r>
+              <w:rPr>
+                <w:b/>
+                <w:bCs/>
+              </w:rPr>
+              <w:t>department</w:t>
+            </w:r>
+          </w:p>
+        </w:tc>
+      </w:tr>
+      <w:tr>
+        <w:trPr>
+          <w:tblCellSpacing w:w="15" w:type="dxa"/>
+        </w:trPr>
+        <w:tc>
+          <w:tcPr>
+            <w:tcW w:w="0" w:type="auto"/>
+            <w:vAlign w:val="center"/>
+            <w:hideMark/>
+          </w:tcPr>
+          <w:p>
+            <w:r>
+              <w:t>101</w:t>
+            </w:r>
+          </w:p>
+        </w:tc>
+        <w:tc>
+          <w:tcPr>
+            <w:tcW w:w="0" w:type="auto"/>
+            <w:vAlign w:val="center"/>
+            <w:hideMark/>
+          </w:tcPr>
+          <w:p>
+            <w:r>
+              <w:t>HR</w:t>
+            </w:r>
+          </w:p>
+        </w:tc>
+      </w:tr>
+      <w:tr>
+        <w:trPr>
+          <w:tblCellSpacing w:w="15" w:type="dxa"/>
+        </w:trPr>
+        <w:tc>
+          <w:tcPr>
+            <w:tcW w:w="0" w:type="auto"/>
+            <w:vAlign w:val="center"/>
+            <w:hideMark/>
+          </w:tcPr>
+          <w:p>
+            <w:r>
+              <w:t>102</w:t>
+            </w:r>
+          </w:p>
+        </w:tc>
+        <w:tc>
+          <w:tcPr>
+            <w:tcW w:w="0" w:type="auto"/>
+            <w:vAlign w:val="center"/>
+            <w:hideMark/>
+          </w:tcPr>
+          <w:p>
+            <w:r>
+              <w:t>IT</w:t>
+            </w:r>
+          </w:p>
+        </w:tc>
+      </w:tr>
+      <w:tr>
+        <w:trPr>
+          <w:tblCellSpacing w:w="15" w:type="dxa"/>
+        </w:trPr>
+        <w:tc>
+          <w:tcPr>
+            <w:tcW w:w="0" w:type="auto"/>
+            <w:vAlign w:val="center"/>
+            <w:hideMark/>
+          </w:tcPr>
+          <w:p>
+            <w:r>
+              <w:lastRenderedPageBreak/>
+              <w:t>103</w:t>
+            </w:r>
+          </w:p>
+        </w:tc>
+        <w:tc>
+          <w:tcPr>
+            <w:tcW w:w="0" w:type="auto"/>
+            <w:vAlign w:val="center"/>
+            <w:hideMark/>
+          </w:tcPr>
+          <w:p>
+            <w:r>
+              <w:t>Sales</w:t>
+            </w:r>
+          </w:p>
+        </w:tc>
+      </w:tr>
+    </w:tbl>
+    <w:p>
+      <w:pPr>
+        <w:pStyle w:val="NormalWeb"/>
+      </w:pPr>
+      <w:r>
+        <w:t>And:</w:t>
+      </w:r>
+    </w:p>
+    <w:p>
+      <w:pPr>
+        <w:pStyle w:val="Heading3"/>
+      </w:pPr>
+      <w:r>
+        <w:t>employees</w:t>
+      </w:r>
+    </w:p>
+    <w:tbl>
+      <w:tblPr>
+        <w:tblW w:w="0" w:type="auto"/>
+        <w:tblCellSpacing w:w="15" w:type="dxa"/>
+        <w:tblCellMar>
+          <w:top w:w="15" w:type="dxa"/>
+          <w:left w:w="15" w:type="dxa"/>
+          <w:bottom w:w="15" w:type="dxa"/>
+          <w:right w:w="15" w:type="dxa"/>
+        </w:tblCellMar>
+        <w:tblLook w:val="04A0" w:firstRow="1" w:lastRow="0" w:firstColumn="1" w:lastColumn="0" w:noHBand="0" w:noVBand="1"/>
+      </w:tblPr>
+      <w:tblGrid>
+        <w:gridCol w:w="765"/>
+        <w:gridCol w:w="577"/>
+        <w:gridCol w:w="780"/>
+      </w:tblGrid>
+      <w:tr>
+        <w:trPr>
+          <w:tblHeader/>
+          <w:tblCellSpacing w:w="15" w:type="dxa"/>
+        </w:trPr>
+        <w:tc>
+          <w:tcPr>
+            <w:tcW w:w="0" w:type="auto"/>
+            <w:vAlign w:val="center"/>
+            <w:hideMark/>
+          </w:tcPr>
+          <w:p>
+            <w:pPr>
+              <w:jc w:val="center"/>
+              <w:rPr>
+                <w:b/>
+                <w:bCs/>
+              </w:rPr>
+            </w:pPr>
+            <w:proofErr w:type="spellStart"/>
+            <w:r>
+              <w:rPr>
+                <w:b/>
+                <w:bCs/>
+              </w:rPr>
+              <w:t>emp_id</w:t>
+            </w:r>
+            <w:proofErr w:type="spellEnd"/>
+          </w:p>
+        </w:tc>
+        <w:tc>
+          <w:tcPr>
+            <w:tcW w:w="0" w:type="auto"/>
+            <w:vAlign w:val="center"/>
+            <w:hideMark/>
+          </w:tcPr>
+          <w:p>
+            <w:pPr>
+              <w:jc w:val="center"/>
+              <w:rPr>
+                <w:b/>
+                <w:bCs/>
+              </w:rPr>
+            </w:pPr>
+            <w:r>
+              <w:rPr>
+                <w:b/>
+                <w:bCs/>
+              </w:rPr>
+              <w:t>name</w:t>
+            </w:r>
+          </w:p>
+        </w:tc>
+        <w:tc>
+          <w:tcPr>
+            <w:tcW w:w="0" w:type="auto"/>
+            <w:vAlign w:val="center"/>
+            <w:hideMark/>
+          </w:tcPr>
+          <w:p>
+            <w:pPr>
+              <w:jc w:val="center"/>
+              <w:rPr>
+                <w:b/>
+                <w:bCs/>
+              </w:rPr>
+            </w:pPr>
+            <w:proofErr w:type="spellStart"/>
+            <w:r>
+              <w:rPr>
+                <w:b/>
+                <w:bCs/>
+              </w:rPr>
+              <w:t>dept_id</w:t>
+            </w:r>
+            <w:proofErr w:type="spellEnd"/>
+          </w:p>
+        </w:tc>
+      </w:tr>
+      <w:tr>
+        <w:trPr>
+          <w:tblCellSpacing w:w="15" w:type="dxa"/>
+        </w:trPr>
+        <w:tc>
+          <w:tcPr>
+            <w:tcW w:w="0" w:type="auto"/>
+            <w:vAlign w:val="center"/>
+            <w:hideMark/>
+          </w:tcPr>
+          <w:p>
+            <w:r>
+              <w:t>1</w:t>
+            </w:r>
+          </w:p>
+        </w:tc>
+        <w:tc>
+          <w:tcPr>
+            <w:tcW w:w="0" w:type="auto"/>
+            <w:vAlign w:val="center"/>
+            <w:hideMark/>
+          </w:tcPr>
+          <w:p>
+            <w:r>
+              <w:t>Rahul</w:t>
+            </w:r>
+          </w:p>
+        </w:tc>
+        <w:tc>
+          <w:tcPr>
+            <w:tcW w:w="0" w:type="auto"/>
+            <w:vAlign w:val="center"/>
+            <w:hideMark/>
+          </w:tcPr>
+          <w:p>
+            <w:r>
+              <w:t>102</w:t>
+            </w:r>
+          </w:p>
+        </w:tc>
+      </w:tr>
+      <w:tr>
+        <w:trPr>
+          <w:tblCellSpacing w:w="15" w:type="dxa"/>
+        </w:trPr>
+        <w:tc>
+          <w:tcPr>
+            <w:tcW w:w="0" w:type="auto"/>
+            <w:vAlign w:val="center"/>
+            <w:hideMark/>
+          </w:tcPr>
+          <w:p>
+            <w:r>
+              <w:t>2</w:t>
+            </w:r>
+          </w:p>
+        </w:tc>
+        <w:tc>
+          <w:tcPr>
+            <w:tcW w:w="0" w:type="auto"/>
+            <w:vAlign w:val="center"/>
+            <w:hideMark/>
+          </w:tcPr>
+          <w:p>
+            <w:r>
+              <w:t>Priya</w:t>
+            </w:r>
+          </w:p>
+        </w:tc>
+        <w:tc>
+          <w:tcPr>
+            <w:tcW w:w="0" w:type="auto"/>
+            <w:vAlign w:val="center"/>
+            <w:hideMark/>
+          </w:tcPr>
+          <w:p>
+            <w:r>
+              <w:t>101</w:t>
+            </w:r>
+          </w:p>
+        </w:tc>
+      </w:tr>
+    </w:tbl>
+    <w:p>
+      <w:pPr>
+        <w:pStyle w:val="NormalWeb"/>
+      </w:pPr>
+      <w:r>
+        <w:t>Here:</w:t>
+      </w:r>
+    </w:p>
+    <w:p>
+      <w:pPr>
+        <w:pStyle w:val="HTMLPreformatted"/>
+        <w:rPr>
+          <w:rStyle w:val="HTMLCode"/>
+          <w:rFonts w:eastAsiaTheme="majorEastAsia"/>
+        </w:rPr>
+      </w:pPr>
+      <w:proofErr w:type="spellStart"/>
+      <w:r>
+        <w:rPr>
+          <w:rStyle w:val="HTMLCode"/>
+          <w:rFonts w:eastAsiaTheme="majorEastAsia"/>
+        </w:rPr>
+        <w:t>departments.dept_id</w:t>
+      </w:r>
+      <w:proofErr w:type="spellEnd"/>
+    </w:p>
+    <w:p>
+      <w:pPr>
+        <w:pStyle w:val="HTMLPreformatted"/>
+        <w:rPr>
+          <w:rStyle w:val="HTMLCode"/>
+          <w:rFonts w:eastAsiaTheme="majorEastAsia"/>
+        </w:rPr>
+      </w:pPr>
+      <w:r>
+        <w:rPr>
+          <w:rStyle w:val="HTMLCode"/>
+          <w:rFonts w:eastAsiaTheme="majorEastAsia"/>
+        </w:rPr>
+        <w:t xml:space="preserve">        ↑</w:t>
+      </w:r>
+    </w:p>
+    <w:p>
+      <w:pPr>
+        <w:pStyle w:val="HTMLPreformatted"/>
+        <w:rPr>
+          <w:rStyle w:val="HTMLCode"/>
+          <w:rFonts w:eastAsiaTheme="majorEastAsia"/>
+        </w:rPr>
+      </w:pPr>
+      <w:r>
+        <w:rPr>
+          <w:rStyle w:val="HTMLCode"/>
+          <w:rFonts w:eastAsiaTheme="majorEastAsia"/>
+        </w:rPr>
+        <w:t xml:space="preserve">        |</w:t>
+      </w:r>
+    </w:p>
+    <w:p>
+      <w:pPr>
+        <w:pStyle w:val="HTMLPreformatted"/>
+      </w:pPr>
+      <w:proofErr w:type="spellStart"/>
+      <w:r>
+        <w:rPr>
+          <w:rStyle w:val="HTMLCode"/>
+          <w:rFonts w:eastAsiaTheme="majorEastAsia"/>
+        </w:rPr>
+        <w:t>employees.dept_id</w:t>
+      </w:r>
+      <w:proofErr w:type="spellEnd"/>
+    </w:p>
+    <w:p>
+      <w:pPr>
+        <w:pStyle w:val="NormalWeb"/>
+      </w:pPr>
+      <w:proofErr w:type="spellStart"/>
+      <w:r>
+        <w:rPr>
+          <w:rStyle w:val="HTMLCode"/>
+          <w:rFonts w:eastAsiaTheme="majorEastAsia"/>
+        </w:rPr>
+        <w:t>employees.dept_id</w:t>
+      </w:r>
+      <w:proofErr w:type="spellEnd"/>
+      <w:r>
+        <w:t xml:space="preserve"> is a </w:t>
+      </w:r>
+      <w:r>
+        <w:rPr>
+          <w:rStyle w:val="Strong"/>
+        </w:rPr>
+        <w:t>Foreign Key</w:t>
+      </w:r>
+      <w:r>
+        <w:t xml:space="preserve"> referencing </w:t>
+      </w:r>
+      <w:proofErr w:type="spellStart"/>
+      <w:r>
+        <w:rPr>
+          <w:rStyle w:val="HTMLCode"/>
+          <w:rFonts w:eastAsiaTheme="majorEastAsia"/>
+        </w:rPr>
+        <w:t>departments.dept_id</w:t>
+      </w:r>
+      <w:proofErr w:type="spellEnd"/>
+      <w:r>
+        <w:t>.</w:t>
+      </w:r>
+    </w:p>
+    <w:p>
+      <w:pPr>
+        <w:pStyle w:val="NormalWeb"/>
+      </w:pPr>
+      <w:r>
+        <w:t>Example:</w:t>
+      </w:r>
+    </w:p>
+    <w:p>
+      <w:pPr>
+        <w:pStyle w:val="HTMLPreformatted"/>
+        <w:rPr>
+          <w:rStyle w:val="HTMLCode"/>
+          <w:rFonts w:eastAsiaTheme="majorEastAsia"/>
+        </w:rPr>
+      </w:pPr>
+      <w:r>
+        <w:rPr>
+          <w:rStyle w:val="g"/>
+        </w:rPr>
+        <w:t>CREATE</w:t>
+      </w:r>
+      <w:r>
+        <w:rPr>
+          <w:rStyle w:val="HTMLCode"/>
+          <w:rFonts w:eastAsiaTheme="majorEastAsia"/>
+        </w:rPr>
+        <w:t xml:space="preserve"> </w:t>
+      </w:r>
+      <w:r>
+        <w:rPr>
+          <w:rStyle w:val="g"/>
+        </w:rPr>
+        <w:t>TABLE</w:t>
+      </w:r>
+      <w:r>
+        <w:rPr>
+          <w:rStyle w:val="HTMLCode"/>
+          <w:rFonts w:eastAsiaTheme="majorEastAsia"/>
+        </w:rPr>
+        <w:t xml:space="preserve"> departments (</w:t>
+      </w:r>
+    </w:p>
+    <w:p>
+      <w:pPr>
+        <w:pStyle w:val="HTMLPreformatted"/>
+        <w:rPr>
+          <w:rStyle w:val="HTMLCode"/>
+          <w:rFonts w:eastAsiaTheme="majorEastAsia"/>
+        </w:rPr>
+      </w:pPr>
+      <w:r>
+        <w:rPr>
+          <w:rStyle w:val="HTMLCode"/>
+          <w:rFonts w:eastAsiaTheme="majorEastAsia"/>
+        </w:rPr>
+        <w:t xml:space="preserve">    </w:t>
+      </w:r>
+      <w:proofErr w:type="spellStart"/>
+      <w:r>
+        <w:rPr>
+          <w:rStyle w:val="HTMLCode"/>
+          <w:rFonts w:eastAsiaTheme="majorEastAsia"/>
+        </w:rPr>
+        <w:t>dept_id</w:t>
+      </w:r>
+      <w:proofErr w:type="spellEnd"/>
+      <w:r>
+        <w:rPr>
+          <w:rStyle w:val="HTMLCode"/>
+          <w:rFonts w:eastAsiaTheme="majorEastAsia"/>
+        </w:rPr>
+        <w:t xml:space="preserve"> </w:t>
+      </w:r>
+      <w:r>
+        <w:rPr>
+          <w:rStyle w:val="m"/>
+          <w:rFonts w:eastAsiaTheme="majorEastAsia"/>
+        </w:rPr>
+        <w:t>INTEGER</w:t>
+      </w:r>
+      <w:r>
+        <w:rPr>
+          <w:rStyle w:val="HTMLCode"/>
+          <w:rFonts w:eastAsiaTheme="majorEastAsia"/>
+        </w:rPr>
+        <w:t xml:space="preserve"> </w:t>
+      </w:r>
+      <w:r>
+        <w:rPr>
+          <w:rStyle w:val="g"/>
+        </w:rPr>
+        <w:t>PRIMARY</w:t>
+      </w:r>
+      <w:r>
+        <w:rPr>
+          <w:rStyle w:val="HTMLCode"/>
+          <w:rFonts w:eastAsiaTheme="majorEastAsia"/>
+        </w:rPr>
+        <w:t xml:space="preserve"> </w:t>
+      </w:r>
+      <w:r>
+        <w:rPr>
+          <w:rStyle w:val="g"/>
+        </w:rPr>
+        <w:t>KEY</w:t>
+      </w:r>
+      <w:r>
+        <w:rPr>
+          <w:rStyle w:val="HTMLCode"/>
+          <w:rFonts w:eastAsiaTheme="majorEastAsia"/>
+        </w:rPr>
+        <w:t>,</w:t>
+      </w:r>
+    </w:p>
+    <w:p>
+      <w:pPr>
+        <w:pStyle w:val="HTMLPreformatted"/>
+        <w:rPr>
+          <w:rStyle w:val="HTMLCode"/>
+          <w:rFonts w:eastAsiaTheme="majorEastAsia"/>
+        </w:rPr>
+      </w:pPr>
+      <w:r>
+        <w:rPr>
+          <w:rStyle w:val="HTMLCode"/>
+          <w:rFonts w:eastAsiaTheme="majorEastAsia"/>
+        </w:rPr>
+        <w:t xml:space="preserve">    department TEXT </w:t>
+      </w:r>
+      <w:r>
+        <w:rPr>
+          <w:rStyle w:val="g"/>
+        </w:rPr>
+        <w:t>NOT</w:t>
+      </w:r>
+      <w:r>
+        <w:rPr>
+          <w:rStyle w:val="HTMLCode"/>
+          <w:rFonts w:eastAsiaTheme="majorEastAsia"/>
+        </w:rPr>
+        <w:t xml:space="preserve"> </w:t>
+      </w:r>
+      <w:r>
+        <w:rPr>
+          <w:rStyle w:val="j"/>
+        </w:rPr>
+        <w:t>NULL</w:t>
+      </w:r>
+    </w:p>
+    <w:p>
+      <w:pPr>
+        <w:pStyle w:val="HTMLPreformatted"/>
+      </w:pPr>
+      <w:r>
+        <w:rPr>
+          <w:rStyle w:val="HTMLCode"/>
+          <w:rFonts w:eastAsiaTheme="majorEastAsia"/>
+        </w:rPr>
+        <w:t>);</w:t>
+      </w:r>
+    </w:p>
+    <w:p>
+      <w:pPr>
+        <w:pStyle w:val="NormalWeb"/>
+      </w:pPr>
+      <w:r>
+        <w:t>Then:</w:t>
+      </w:r>
+    </w:p>
+    <w:p>
+      <w:pPr>
+        <w:tabs>
+          <w:tab w:val="left" w:pos="916"/>
+          <w:tab w:val="left" w:pos="1832"/>
+          <w:tab w:val="left" w:pos="2748"/>
+          <w:tab w:val="left" w:pos="3664"/>
+          <w:tab w:val="left" w:pos="4580"/>
+          <w:tab w:val="left" w:pos="5496"/>
+          <w:tab w:val="left" w:pos="6412"/>
+          <w:tab w:val="left" w:pos="7328"/>
+          <w:tab w:val="left" w:pos="8244"/>
+          <w:tab w:val="left" w:pos="9160"/>
+          <w:tab w:val="left" w:pos="10076"/>
+          <w:tab w:val="left" w:pos="10992"/>
+          <w:tab w:val="left" w:pos="11908"/>
+          <w:tab w:val="left" w:pos="12824"/>
+          <w:tab w:val="left" w:pos="13740"/>
+          <w:tab w:val="left" w:pos="14656"/>
+        </w:tabs>
+        <w:spacing w:after="0" w:line="240" w:lineRule="auto"/>
+        <w:rPr>
+          <w:rFonts w:ascii="Courier New" w:eastAsia="Times New Roman" w:hAnsi="Courier New" w:cs="Courier New"/>
+          <w:sz w:val="20"/>
+          <w:szCs w:val="20"/>
+          <w:lang w:eastAsia="en-IN"/>
+        </w:rPr>
+      </w:pPr>
+      <w:r>
+        <w:rPr>
+          <w:rFonts w:ascii="Courier New" w:eastAsia="Times New Roman" w:hAnsi="Courier New" w:cs="Courier New"/>
+          <w:sz w:val="20"/>
+          <w:szCs w:val="20"/>
+          <w:lang w:eastAsia="en-IN"/>
+        </w:rPr>
+        <w:t>CREATE TABLE employees (</w:t>
+      </w:r>
+    </w:p>
+    <w:p>
+      <w:pPr>
+        <w:tabs>
+          <w:tab w:val="left" w:pos="916"/>
+          <w:tab w:val="left" w:pos="1832"/>
+          <w:tab w:val="left" w:pos="2748"/>
+          <w:tab w:val="left" w:pos="3664"/>
+          <w:tab w:val="left" w:pos="4580"/>
+          <w:tab w:val="left" w:pos="5496"/>
+          <w:tab w:val="left" w:pos="6412"/>
+          <w:tab w:val="left" w:pos="7328"/>
+          <w:tab w:val="left" w:pos="8244"/>
+          <w:tab w:val="left" w:pos="9160"/>
+          <w:tab w:val="left" w:pos="10076"/>
+          <w:tab w:val="left" w:pos="10992"/>
+          <w:tab w:val="left" w:pos="11908"/>
+          <w:tab w:val="left" w:pos="12824"/>
+          <w:tab w:val="left" w:pos="13740"/>
+          <w:tab w:val="left" w:pos="14656"/>
+        </w:tabs>
+        <w:spacing w:after="0" w:line="240" w:lineRule="auto"/>
+        <w:rPr>
+          <w:rFonts w:ascii="Courier New" w:eastAsia="Times New Roman" w:hAnsi="Courier New" w:cs="Courier New"/>
+          <w:sz w:val="20"/>
+          <w:szCs w:val="20"/>
+          <w:lang w:eastAsia="en-IN"/>
+        </w:rPr>
+      </w:pPr>
+      <w:r>
+        <w:rPr>
+          <w:rFonts w:ascii="Courier New" w:eastAsia="Times New Roman" w:hAnsi="Courier New" w:cs="Courier New"/>
+          <w:sz w:val="20"/>
+          <w:szCs w:val="20"/>
+          <w:lang w:eastAsia="en-IN"/>
+        </w:rPr>
+        <w:t xml:space="preserve">    </w:t>
+      </w:r>
+      <w:proofErr w:type="spellStart"/>
+      <w:r>
+        <w:rPr>
+          <w:rFonts w:ascii="Courier New" w:eastAsia="Times New Roman" w:hAnsi="Courier New" w:cs="Courier New"/>
+          <w:sz w:val="20"/>
+          <w:szCs w:val="20"/>
+          <w:lang w:eastAsia="en-IN"/>
+        </w:rPr>
+        <w:t>emp_id</w:t>
+      </w:r>
+      <w:proofErr w:type="spellEnd"/>
+      <w:r>
+        <w:rPr>
+          <w:rFonts w:ascii="Courier New" w:eastAsia="Times New Roman" w:hAnsi="Courier New" w:cs="Courier New"/>
+          <w:sz w:val="20"/>
+          <w:szCs w:val="20"/>
+          <w:lang w:eastAsia="en-IN"/>
+        </w:rPr>
+        <w:t xml:space="preserve"> INTEGER PRIMARY KEY,</w:t>
+      </w:r>
+    </w:p>
+    <w:p>
+      <w:pPr>
+        <w:tabs>
+          <w:tab w:val="left" w:pos="916"/>
+          <w:tab w:val="left" w:pos="1832"/>
+          <w:tab w:val="left" w:pos="2748"/>
+          <w:tab w:val="left" w:pos="3664"/>
+          <w:tab w:val="left" w:pos="4580"/>
+          <w:tab w:val="left" w:pos="5496"/>
+          <w:tab w:val="left" w:pos="6412"/>
+          <w:tab w:val="left" w:pos="7328"/>
+          <w:tab w:val="left" w:pos="8244"/>
+          <w:tab w:val="left" w:pos="9160"/>
+          <w:tab w:val="left" w:pos="10076"/>
+          <w:tab w:val="left" w:pos="10992"/>
+          <w:tab w:val="left" w:pos="11908"/>
+          <w:tab w:val="left" w:pos="12824"/>
+          <w:tab w:val="left" w:pos="13740"/>
+          <w:tab w:val="left" w:pos="14656"/>
+        </w:tabs>
+        <w:spacing w:after="0" w:line="240" w:lineRule="auto"/>
+        <w:rPr>
+          <w:rFonts w:ascii="Courier New" w:eastAsia="Times New Roman" w:hAnsi="Courier New" w:cs="Courier New"/>
+          <w:sz w:val="20"/>
+          <w:szCs w:val="20"/>
+          <w:lang w:eastAsia="en-IN"/>
+        </w:rPr>
+      </w:pPr>
+      <w:r>
+        <w:rPr>
+          <w:rFonts w:ascii="Courier New" w:eastAsia="Times New Roman" w:hAnsi="Courier New" w:cs="Courier New"/>
+          <w:sz w:val="20"/>
+          <w:szCs w:val="20"/>
+          <w:lang w:eastAsia="en-IN"/>
+        </w:rPr>
+        <w:t xml:space="preserve">    name TEXT NOT NULL,</w:t>
+      </w:r>
+    </w:p>
+    <w:p>
+      <w:pPr>
+        <w:tabs>
+          <w:tab w:val="left" w:pos="916"/>
+          <w:tab w:val="left" w:pos="1832"/>
+          <w:tab w:val="left" w:pos="2748"/>
+          <w:tab w:val="left" w:pos="3664"/>
+          <w:tab w:val="left" w:pos="4580"/>
+          <w:tab w:val="left" w:pos="5496"/>
+          <w:tab w:val="left" w:pos="6412"/>
+          <w:tab w:val="left" w:pos="7328"/>
+          <w:tab w:val="left" w:pos="8244"/>
+          <w:tab w:val="left" w:pos="9160"/>
+          <w:tab w:val="left" w:pos="10076"/>
+          <w:tab w:val="left" w:pos="10992"/>
+          <w:tab w:val="left" w:pos="11908"/>
+          <w:tab w:val="left" w:pos="12824"/>
+          <w:tab w:val="left" w:pos="13740"/>
+          <w:tab w:val="left" w:pos="14656"/>
+        </w:tabs>
+        <w:spacing w:after="0" w:line="240" w:lineRule="auto"/>
+        <w:rPr>
+          <w:rFonts w:ascii="Courier New" w:eastAsia="Times New Roman" w:hAnsi="Courier New" w:cs="Courier New"/>
+          <w:sz w:val="20"/>
+          <w:szCs w:val="20"/>
+          <w:lang w:eastAsia="en-IN"/>
+        </w:rPr>
+      </w:pPr>
+      <w:r>
+        <w:rPr>
+          <w:rFonts w:ascii="Courier New" w:eastAsia="Times New Roman" w:hAnsi="Courier New" w:cs="Courier New"/>
+          <w:sz w:val="20"/>
+          <w:szCs w:val="20"/>
+          <w:lang w:eastAsia="en-IN"/>
+        </w:rPr>
+        <w:t xml:space="preserve">    email TEXT UNIQUE,</w:t>
+      </w:r>
+    </w:p>
+    <w:p>
+      <w:pPr>
+        <w:tabs>
+          <w:tab w:val="left" w:pos="916"/>
+          <w:tab w:val="left" w:pos="1832"/>
+          <w:tab w:val="left" w:pos="2748"/>
+          <w:tab w:val="left" w:pos="3664"/>
+          <w:tab w:val="left" w:pos="4580"/>
+          <w:tab w:val="left" w:pos="5496"/>
+          <w:tab w:val="left" w:pos="6412"/>
+          <w:tab w:val="left" w:pos="7328"/>
+          <w:tab w:val="left" w:pos="8244"/>
+          <w:tab w:val="left" w:pos="9160"/>
+          <w:tab w:val="left" w:pos="10076"/>
+          <w:tab w:val="left" w:pos="10992"/>
+          <w:tab w:val="left" w:pos="11908"/>
+          <w:tab w:val="left" w:pos="12824"/>
+          <w:tab w:val="left" w:pos="13740"/>
+          <w:tab w:val="left" w:pos="14656"/>
+        </w:tabs>
+        <w:spacing w:after="0" w:line="240" w:lineRule="auto"/>
+        <w:rPr>
+          <w:rFonts w:ascii="Courier New" w:eastAsia="Times New Roman" w:hAnsi="Courier New" w:cs="Courier New"/>
+          <w:sz w:val="20"/>
+          <w:szCs w:val="20"/>
+          <w:lang w:eastAsia="en-IN"/>
+        </w:rPr>
+      </w:pPr>
+      <w:r>
+        <w:rPr>
+          <w:rFonts w:ascii="Courier New" w:eastAsia="Times New Roman" w:hAnsi="Courier New" w:cs="Courier New"/>
+          <w:sz w:val="20"/>
+          <w:szCs w:val="20"/>
+          <w:lang w:eastAsia="en-IN"/>
+        </w:rPr>
+        <w:t xml:space="preserve">    salary INTEGER CHECK (salary &gt; 0),</w:t>
+      </w:r>
+    </w:p>
+    <w:p>
+      <w:pPr>
+        <w:tabs>
+          <w:tab w:val="left" w:pos="916"/>
+          <w:tab w:val="left" w:pos="1832"/>
+          <w:tab w:val="left" w:pos="2748"/>
+          <w:tab w:val="left" w:pos="3664"/>
+          <w:tab w:val="left" w:pos="4580"/>
+          <w:tab w:val="left" w:pos="5496"/>
+          <w:tab w:val="left" w:pos="6412"/>
+          <w:tab w:val="left" w:pos="7328"/>
+          <w:tab w:val="left" w:pos="8244"/>
+          <w:tab w:val="left" w:pos="9160"/>
+          <w:tab w:val="left" w:pos="10076"/>
+          <w:tab w:val="left" w:pos="10992"/>
+          <w:tab w:val="left" w:pos="11908"/>
+          <w:tab w:val="left" w:pos="12824"/>
+          <w:tab w:val="left" w:pos="13740"/>
+          <w:tab w:val="left" w:pos="14656"/>
+        </w:tabs>
+        <w:spacing w:after="0" w:line="240" w:lineRule="auto"/>
+        <w:rPr>
+          <w:rFonts w:ascii="Courier New" w:eastAsia="Times New Roman" w:hAnsi="Courier New" w:cs="Courier New"/>
+          <w:sz w:val="20"/>
+          <w:szCs w:val="20"/>
+          <w:lang w:eastAsia="en-IN"/>
+        </w:rPr>
+      </w:pPr>
+      <w:r>
+        <w:rPr>
+          <w:rFonts w:ascii="Courier New" w:eastAsia="Times New Roman" w:hAnsi="Courier New" w:cs="Courier New"/>
+          <w:sz w:val="20"/>
+          <w:szCs w:val="20"/>
+          <w:lang w:eastAsia="en-IN"/>
+        </w:rPr>
+        <w:t xml:space="preserve">    city TEXT DEFAULT 'Hubli',</w:t>
+      </w:r>
+    </w:p>
+    <w:p>
+      <w:pPr>
+        <w:tabs>
+          <w:tab w:val="left" w:pos="916"/>
+          <w:tab w:val="left" w:pos="1832"/>
+          <w:tab w:val="left" w:pos="2748"/>
+          <w:tab w:val="left" w:pos="3664"/>
+          <w:tab w:val="left" w:pos="4580"/>
+          <w:tab w:val="left" w:pos="5496"/>
+          <w:tab w:val="left" w:pos="6412"/>
+          <w:tab w:val="left" w:pos="7328"/>
+          <w:tab w:val="left" w:pos="8244"/>
+          <w:tab w:val="left" w:pos="9160"/>
+          <w:tab w:val="left" w:pos="10076"/>
+          <w:tab w:val="left" w:pos="10992"/>
+          <w:tab w:val="left" w:pos="11908"/>
+          <w:tab w:val="left" w:pos="12824"/>
+          <w:tab w:val="left" w:pos="13740"/>
+          <w:tab w:val="left" w:pos="14656"/>
+        </w:tabs>
+        <w:spacing w:after="0" w:line="240" w:lineRule="auto"/>
+        <w:rPr>
+          <w:rFonts w:ascii="Courier New" w:eastAsia="Times New Roman" w:hAnsi="Courier New" w:cs="Courier New"/>
+          <w:sz w:val="20"/>
+          <w:szCs w:val="20"/>
+          <w:lang w:eastAsia="en-IN"/>
+        </w:rPr>
+      </w:pPr>
+      <w:r>
+        <w:rPr>
+          <w:rFonts w:ascii="Courier New" w:eastAsia="Times New Roman" w:hAnsi="Courier New" w:cs="Courier New"/>
+          <w:sz w:val="20"/>
+          <w:szCs w:val="20"/>
+          <w:lang w:eastAsia="en-IN"/>
+        </w:rPr>
+        <w:t xml:space="preserve">    </w:t>
+      </w:r>
+      <w:proofErr w:type="spellStart"/>
+      <w:r>
+        <w:rPr>
+          <w:rFonts w:ascii="Courier New" w:eastAsia="Times New Roman" w:hAnsi="Courier New" w:cs="Courier New"/>
+          <w:sz w:val="20"/>
+          <w:szCs w:val="20"/>
+          <w:lang w:eastAsia="en-IN"/>
+        </w:rPr>
+        <w:t>dept_id</w:t>
+      </w:r>
+      <w:proofErr w:type="spellEnd"/>
+      <w:r>
+        <w:rPr>
+          <w:rFonts w:ascii="Courier New" w:eastAsia="Times New Roman" w:hAnsi="Courier New" w:cs="Courier New"/>
+          <w:sz w:val="20"/>
+          <w:szCs w:val="20"/>
+          <w:lang w:eastAsia="en-IN"/>
+        </w:rPr>
+        <w:t xml:space="preserve"> INTEGER,</w:t>
+      </w:r>
+    </w:p>
+    <w:p>
+      <w:pPr>
+        <w:tabs>
+          <w:tab w:val="left" w:pos="916"/>
+          <w:tab w:val="left" w:pos="1832"/>
+          <w:tab w:val="left" w:pos="2748"/>
+          <w:tab w:val="left" w:pos="3664"/>
+          <w:tab w:val="left" w:pos="4580"/>
+          <w:tab w:val="left" w:pos="5496"/>
+          <w:tab w:val="left" w:pos="6412"/>
+          <w:tab w:val="left" w:pos="7328"/>
+          <w:tab w:val="left" w:pos="8244"/>
+          <w:tab w:val="left" w:pos="9160"/>
+          <w:tab w:val="left" w:pos="10076"/>
+          <w:tab w:val="left" w:pos="10992"/>
+          <w:tab w:val="left" w:pos="11908"/>
+          <w:tab w:val="left" w:pos="12824"/>
+          <w:tab w:val="left" w:pos="13740"/>
+          <w:tab w:val="left" w:pos="14656"/>
+        </w:tabs>
+        <w:spacing w:after="0" w:line="240" w:lineRule="auto"/>
+        <w:rPr>
+          <w:rFonts w:ascii="Courier New" w:eastAsia="Times New Roman" w:hAnsi="Courier New" w:cs="Courier New"/>
+          <w:sz w:val="20"/>
+          <w:szCs w:val="20"/>
+          <w:lang w:eastAsia="en-IN"/>
+        </w:rPr>
+      </w:pPr>
+      <w:r>
+        <w:rPr>
+          <w:rFonts w:ascii="Courier New" w:eastAsia="Times New Roman" w:hAnsi="Courier New" w:cs="Courier New"/>
+          <w:sz w:val="20"/>
+          <w:szCs w:val="20"/>
+          <w:lang w:eastAsia="en-IN"/>
+        </w:rPr>
+        <w:t xml:space="preserve">    FOREIGN KEY (</w:t>
+      </w:r>
+      <w:proofErr w:type="spellStart"/>
+      <w:r>
+        <w:rPr>
+          <w:rFonts w:ascii="Courier New" w:eastAsia="Times New Roman" w:hAnsi="Courier New" w:cs="Courier New"/>
+          <w:sz w:val="20"/>
+          <w:szCs w:val="20"/>
+          <w:lang w:eastAsia="en-IN"/>
+        </w:rPr>
+        <w:t>dept_id</w:t>
+      </w:r>
+      <w:proofErr w:type="spellEnd"/>
+      <w:r>
+        <w:rPr>
+          <w:rFonts w:ascii="Courier New" w:eastAsia="Times New Roman" w:hAnsi="Courier New" w:cs="Courier New"/>
+          <w:sz w:val="20"/>
+          <w:szCs w:val="20"/>
+          <w:lang w:eastAsia="en-IN"/>
+        </w:rPr>
+        <w:t>)</w:t>
+      </w:r>
+    </w:p>
+    <w:p>
+      <w:pPr>
+        <w:tabs>
+          <w:tab w:val="left" w:pos="916"/>
+          <w:tab w:val="left" w:pos="1832"/>
+          <w:tab w:val="left" w:pos="2748"/>
+          <w:tab w:val="left" w:pos="3664"/>
+          <w:tab w:val="left" w:pos="4580"/>
+          <w:tab w:val="left" w:pos="5496"/>
+          <w:tab w:val="left" w:pos="6412"/>
+          <w:tab w:val="left" w:pos="7328"/>
+          <w:tab w:val="left" w:pos="8244"/>
+          <w:tab w:val="left" w:pos="9160"/>
+          <w:tab w:val="left" w:pos="10076"/>
+          <w:tab w:val="left" w:pos="10992"/>
+          <w:tab w:val="left" w:pos="11908"/>
+          <w:tab w:val="left" w:pos="12824"/>
+          <w:tab w:val="left" w:pos="13740"/>
+          <w:tab w:val="left" w:pos="14656"/>
+        </w:tabs>
+        <w:spacing w:after="0" w:line="240" w:lineRule="auto"/>
+        <w:rPr>
+          <w:rFonts w:ascii="Courier New" w:eastAsia="Times New Roman" w:hAnsi="Courier New" w:cs="Courier New"/>
+          <w:sz w:val="20"/>
+          <w:szCs w:val="20"/>
+          <w:lang w:eastAsia="en-IN"/>
+        </w:rPr>
+      </w:pPr>
+      <w:r>
+        <w:rPr>
+          <w:rFonts w:ascii="Courier New" w:eastAsia="Times New Roman" w:hAnsi="Courier New" w:cs="Courier New"/>
+          <w:sz w:val="20"/>
+          <w:szCs w:val="20"/>
+          <w:lang w:eastAsia="en-IN"/>
+        </w:rPr>
+        <w:t xml:space="preserve">        REFERENCES departments(</w:t>
+      </w:r>
+      <w:proofErr w:type="spellStart"/>
+      <w:r>
+        <w:rPr>
+          <w:rFonts w:ascii="Courier New" w:eastAsia="Times New Roman" w:hAnsi="Courier New" w:cs="Courier New"/>
+          <w:sz w:val="20"/>
+          <w:szCs w:val="20"/>
+          <w:lang w:eastAsia="en-IN"/>
+        </w:rPr>
+        <w:t>dept_id</w:t>
+      </w:r>
+      <w:proofErr w:type="spellEnd"/>
+      <w:r>
+        <w:rPr>
+          <w:rFonts w:ascii="Courier New" w:eastAsia="Times New Roman" w:hAnsi="Courier New" w:cs="Courier New"/>
+          <w:sz w:val="20"/>
+          <w:szCs w:val="20"/>
+          <w:lang w:eastAsia="en-IN"/>
+        </w:rPr>
+        <w:t>)</w:t>
+      </w:r>
+    </w:p>
+    <w:p>
+      <w:pPr>
+        <w:tabs>
+          <w:tab w:val="left" w:pos="916"/>
+          <w:tab w:val="left" w:pos="1832"/>
+          <w:tab w:val="left" w:pos="2748"/>
+          <w:tab w:val="left" w:pos="3664"/>
+          <w:tab w:val="left" w:pos="4580"/>
+          <w:tab w:val="left" w:pos="5496"/>
+          <w:tab w:val="left" w:pos="6412"/>
+          <w:tab w:val="left" w:pos="7328"/>
+          <w:tab w:val="left" w:pos="8244"/>
+          <w:tab w:val="left" w:pos="9160"/>
+          <w:tab w:val="left" w:pos="10076"/>
+          <w:tab w:val="left" w:pos="10992"/>
+          <w:tab w:val="left" w:pos="11908"/>
+          <w:tab w:val="left" w:pos="12824"/>
+          <w:tab w:val="left" w:pos="13740"/>
+          <w:tab w:val="left" w:pos="14656"/>
+        </w:tabs>
+        <w:spacing w:after="0" w:line="240" w:lineRule="auto"/>
+        <w:rPr>
+          <w:rFonts w:ascii="Courier New" w:eastAsia="Times New Roman" w:hAnsi="Courier New" w:cs="Courier New"/>
+          <w:sz w:val="20"/>
+          <w:szCs w:val="20"/>
+          <w:lang w:eastAsia="en-IN"/>
+        </w:rPr>
+      </w:pPr>
+      <w:r>
+        <w:rPr>
+          <w:rFonts w:ascii="Courier New" w:eastAsia="Times New Roman" w:hAnsi="Courier New" w:cs="Courier New"/>
+          <w:sz w:val="20"/>
+          <w:szCs w:val="20"/>
+          <w:lang w:eastAsia="en-IN"/>
+        </w:rPr>
+        <w:t>);</w:t>
+      </w:r>
+    </w:p>
+    <w:p>
+      <w:pPr>
+        <w:tabs>
+          <w:tab w:val="left" w:pos="916"/>
+          <w:tab w:val="left" w:pos="1832"/>
+          <w:tab w:val="left" w:pos="2748"/>
+          <w:tab w:val="left" w:pos="3664"/>
+          <w:tab w:val="left" w:pos="4580"/>
+          <w:tab w:val="left" w:pos="5496"/>
+          <w:tab w:val="left" w:pos="6412"/>
+          <w:tab w:val="left" w:pos="7328"/>
+          <w:tab w:val="left" w:pos="8244"/>
+          <w:tab w:val="left" w:pos="9160"/>
+          <w:tab w:val="left" w:pos="10076"/>
+          <w:tab w:val="left" w:pos="10992"/>
+          <w:tab w:val="left" w:pos="11908"/>
+          <w:tab w:val="left" w:pos="12824"/>
+          <w:tab w:val="left" w:pos="13740"/>
+          <w:tab w:val="left" w:pos="14656"/>
+        </w:tabs>
+        <w:spacing w:after="0" w:line="240" w:lineRule="auto"/>
+        <w:rPr>
+          <w:rFonts w:ascii="Courier New" w:eastAsia="Times New Roman" w:hAnsi="Courier New" w:cs="Courier New"/>
+          <w:sz w:val="20"/>
+          <w:szCs w:val="20"/>
+          <w:lang w:eastAsia="en-IN"/>
+        </w:rPr>
+      </w:pPr>
+    </w:p>
+    <w:tbl>
+      <w:tblPr>
+        <w:tblW w:w="0" w:type="auto"/>
+        <w:tblCellSpacing w:w="15" w:type="dxa"/>
+        <w:tblCellMar>
+          <w:top w:w="15" w:type="dxa"/>
+          <w:left w:w="15" w:type="dxa"/>
+          <w:bottom w:w="15" w:type="dxa"/>
+          <w:right w:w="15" w:type="dxa"/>
+        </w:tblCellMar>
+        <w:tblLook w:val="04A0" w:firstRow="1" w:lastRow="0" w:firstColumn="1" w:lastColumn="0" w:noHBand="0" w:noVBand="1"/>
+      </w:tblPr>
+      <w:tblGrid>
+        <w:gridCol w:w="1396"/>
+        <w:gridCol w:w="2522"/>
+      </w:tblGrid>
+      <w:tr>
+        <w:trPr>
+          <w:tblHeader/>
+          <w:tblCellSpacing w:w="15" w:type="dxa"/>
+        </w:trPr>
+        <w:tc>
+          <w:tcPr>
+            <w:tcW w:w="0" w:type="auto"/>
+            <w:vAlign w:val="center"/>
+            <w:hideMark/>
+          </w:tcPr>
+          <w:p>
+            <w:pPr>
+              <w:spacing w:after="0" w:line="240" w:lineRule="auto"/>
+              <w:jc w:val="center"/>
+              <w:rPr>
+                <w:rFonts w:ascii="Times New Roman" w:eastAsia="Times New Roman" w:hAnsi="Times New Roman" w:cs="Times New Roman"/>
+                <w:b/>
+                <w:bCs/>
+                <w:sz w:val="24"/>
+                <w:szCs w:val="24"/>
+                <w:lang w:eastAsia="en-IN"/>
+              </w:rPr>
+            </w:pPr>
+            <w:r>
+              <w:rPr>
+                <w:rFonts w:ascii="Times New Roman" w:eastAsia="Times New Roman" w:hAnsi="Times New Roman" w:cs="Times New Roman"/>
+                <w:b/>
+                <w:bCs/>
+                <w:sz w:val="24"/>
+                <w:szCs w:val="24"/>
+                <w:lang w:eastAsia="en-IN"/>
+              </w:rPr>
+              <w:t>Constraint</w:t>
+            </w:r>
+          </w:p>
+        </w:tc>
+        <w:tc>
+          <w:tcPr>
+            <w:tcW w:w="0" w:type="auto"/>
+            <w:vAlign w:val="center"/>
+            <w:hideMark/>
+          </w:tcPr>
+          <w:p>
+            <w:pPr>
+              <w:spacing w:after="0" w:line="240" w:lineRule="auto"/>
+              <w:jc w:val="center"/>
+              <w:rPr>
+                <w:rFonts w:ascii="Times New Roman" w:eastAsia="Times New Roman" w:hAnsi="Times New Roman" w:cs="Times New Roman"/>
+                <w:b/>
+                <w:bCs/>
+                <w:sz w:val="24"/>
+                <w:szCs w:val="24"/>
+                <w:lang w:eastAsia="en-IN"/>
+              </w:rPr>
+            </w:pPr>
+            <w:r>
+              <w:rPr>
+                <w:rFonts w:ascii="Times New Roman" w:eastAsia="Times New Roman" w:hAnsi="Times New Roman" w:cs="Times New Roman"/>
+                <w:b/>
+                <w:bCs/>
+                <w:sz w:val="24"/>
+                <w:szCs w:val="24"/>
+                <w:lang w:eastAsia="en-IN"/>
+              </w:rPr>
+              <w:t>Purpose</w:t>
+            </w:r>
+          </w:p>
+        </w:tc>
+      </w:tr>
+      <w:tr>
+        <w:trPr>
+          <w:tblCellSpacing w:w="15" w:type="dxa"/>
+        </w:trPr>
+        <w:tc>
+          <w:tcPr>
+            <w:tcW w:w="0" w:type="auto"/>
+            <w:vAlign w:val="center"/>
+            <w:hideMark/>
+          </w:tcPr>
+          <w:p>
+            <w:pPr>
+              <w:spacing w:after="0" w:line="240" w:lineRule="auto"/>
+              <w:rPr>
+                <w:rFonts w:ascii="Times New Roman" w:eastAsia="Times New Roman" w:hAnsi="Times New Roman" w:cs="Times New Roman"/>
+                <w:sz w:val="24"/>
+                <w:szCs w:val="24"/>
+                <w:lang w:eastAsia="en-IN"/>
+              </w:rPr>
+            </w:pPr>
+            <w:r>
+              <w:rPr>
+                <w:rFonts w:ascii="Courier New" w:eastAsia="Times New Roman" w:hAnsi="Courier New" w:cs="Courier New"/>
+                <w:sz w:val="20"/>
+                <w:szCs w:val="20"/>
+                <w:lang w:eastAsia="en-IN"/>
+              </w:rPr>
+              <w:t>PRIMARY KEY</w:t>
+            </w:r>
+          </w:p>
+        </w:tc>
+        <w:tc>
+          <w:tcPr>
+            <w:tcW w:w="0" w:type="auto"/>
+            <w:vAlign w:val="center"/>
+            <w:hideMark/>
+          </w:tcPr>
+          <w:p>
+            <w:pPr>
+              <w:spacing w:after="0" w:line="240" w:lineRule="auto"/>
+              <w:rPr>
+                <w:rFonts w:ascii="Times New Roman" w:eastAsia="Times New Roman" w:hAnsi="Times New Roman" w:cs="Times New Roman"/>
+                <w:sz w:val="24"/>
+                <w:szCs w:val="24"/>
+                <w:lang w:eastAsia="en-IN"/>
+              </w:rPr>
+            </w:pPr>
+            <w:r>
+              <w:rPr>
+                <w:rFonts w:ascii="Times New Roman" w:eastAsia="Times New Roman" w:hAnsi="Times New Roman" w:cs="Times New Roman"/>
+                <w:sz w:val="24"/>
+                <w:szCs w:val="24"/>
+                <w:lang w:eastAsia="en-IN"/>
+              </w:rPr>
+              <w:t>Uniquely identifies a row</w:t>
+            </w:r>
+          </w:p>
+        </w:tc>
+      </w:tr>
+      <w:tr>
+        <w:trPr>
+          <w:tblCellSpacing w:w="15" w:type="dxa"/>
+        </w:trPr>
+        <w:tc>
+          <w:tcPr>
+            <w:tcW w:w="0" w:type="auto"/>
+            <w:vAlign w:val="center"/>
+            <w:hideMark/>
+          </w:tcPr>
+          <w:p>
+            <w:pPr>
+              <w:spacing w:after="0" w:line="240" w:lineRule="auto"/>
+              <w:rPr>
+                <w:rFonts w:ascii="Times New Roman" w:eastAsia="Times New Roman" w:hAnsi="Times New Roman" w:cs="Times New Roman"/>
+                <w:sz w:val="24"/>
+                <w:szCs w:val="24"/>
+                <w:lang w:eastAsia="en-IN"/>
+              </w:rPr>
+            </w:pPr>
+            <w:r>
+              <w:rPr>
+                <w:rFonts w:ascii="Courier New" w:eastAsia="Times New Roman" w:hAnsi="Courier New" w:cs="Courier New"/>
+                <w:sz w:val="20"/>
+                <w:szCs w:val="20"/>
+                <w:lang w:eastAsia="en-IN"/>
+              </w:rPr>
+              <w:t>NOT NULL</w:t>
+            </w:r>
+          </w:p>
+        </w:tc>
+        <w:tc>
+          <w:tcPr>
+            <w:tcW w:w="0" w:type="auto"/>
+            <w:vAlign w:val="center"/>
+            <w:hideMark/>
+          </w:tcPr>
+          <w:p>
+            <w:pPr>
+              <w:spacing w:after="0" w:line="240" w:lineRule="auto"/>
+              <w:rPr>
+                <w:rFonts w:ascii="Times New Roman" w:eastAsia="Times New Roman" w:hAnsi="Times New Roman" w:cs="Times New Roman"/>
+                <w:sz w:val="24"/>
+                <w:szCs w:val="24"/>
+                <w:lang w:eastAsia="en-IN"/>
+              </w:rPr>
+            </w:pPr>
+            <w:r>
+              <w:rPr>
+                <w:rFonts w:ascii="Times New Roman" w:eastAsia="Times New Roman" w:hAnsi="Times New Roman" w:cs="Times New Roman"/>
+                <w:sz w:val="24"/>
+                <w:szCs w:val="24"/>
+                <w:lang w:eastAsia="en-IN"/>
+              </w:rPr>
+              <w:t>Value must be provided</w:t>
+            </w:r>
+          </w:p>
+        </w:tc>
+      </w:tr>
+      <w:tr>
+        <w:trPr>
+          <w:tblCellSpacing w:w="15" w:type="dxa"/>
+        </w:trPr>
+        <w:tc>
+          <w:tcPr>
+            <w:tcW w:w="0" w:type="auto"/>
+            <w:vAlign w:val="center"/>
+            <w:hideMark/>
+          </w:tcPr>
+          <w:p>
+            <w:pPr>
+              <w:spacing w:after="0" w:line="240" w:lineRule="auto"/>
+              <w:rPr>
+                <w:rFonts w:ascii="Times New Roman" w:eastAsia="Times New Roman" w:hAnsi="Times New Roman" w:cs="Times New Roman"/>
+                <w:sz w:val="24"/>
+                <w:szCs w:val="24"/>
+                <w:lang w:eastAsia="en-IN"/>
+              </w:rPr>
+            </w:pPr>
+            <w:r>
+              <w:rPr>
+                <w:rFonts w:ascii="Courier New" w:eastAsia="Times New Roman" w:hAnsi="Courier New" w:cs="Courier New"/>
+                <w:sz w:val="20"/>
+                <w:szCs w:val="20"/>
+                <w:lang w:eastAsia="en-IN"/>
+              </w:rPr>
+              <w:t>UNIQUE</w:t>
+            </w:r>
+          </w:p>
+        </w:tc>
+        <w:tc>
+          <w:tcPr>
+            <w:tcW w:w="0" w:type="auto"/>
+            <w:vAlign w:val="center"/>
+            <w:hideMark/>
+          </w:tcPr>
+          <w:p>
+            <w:pPr>
+              <w:spacing w:after="0" w:line="240" w:lineRule="auto"/>
+              <w:rPr>
+                <w:rFonts w:ascii="Times New Roman" w:eastAsia="Times New Roman" w:hAnsi="Times New Roman" w:cs="Times New Roman"/>
+                <w:sz w:val="24"/>
+                <w:szCs w:val="24"/>
+                <w:lang w:eastAsia="en-IN"/>
+              </w:rPr>
+            </w:pPr>
+            <w:r>
+              <w:rPr>
+                <w:rFonts w:ascii="Times New Roman" w:eastAsia="Times New Roman" w:hAnsi="Times New Roman" w:cs="Times New Roman"/>
+                <w:sz w:val="24"/>
+                <w:szCs w:val="24"/>
+                <w:lang w:eastAsia="en-IN"/>
+              </w:rPr>
+              <w:t>Prevents duplicate values</w:t>
+            </w:r>
+          </w:p>
+        </w:tc>
+      </w:tr>
+      <w:tr>
+        <w:trPr>
+          <w:tblCellSpacing w:w="15" w:type="dxa"/>
+        </w:trPr>
+        <w:tc>
+          <w:tcPr>
+            <w:tcW w:w="0" w:type="auto"/>
+            <w:vAlign w:val="center"/>
+            <w:hideMark/>
+          </w:tcPr>
+          <w:p>
+            <w:pPr>
+              <w:spacing w:after="0" w:line="240" w:lineRule="auto"/>
+              <w:rPr>
+                <w:rFonts w:ascii="Times New Roman" w:eastAsia="Times New Roman" w:hAnsi="Times New Roman" w:cs="Times New Roman"/>
+                <w:sz w:val="24"/>
+                <w:szCs w:val="24"/>
+                <w:lang w:eastAsia="en-IN"/>
+              </w:rPr>
+            </w:pPr>
+            <w:r>
+              <w:rPr>
+                <w:rFonts w:ascii="Courier New" w:eastAsia="Times New Roman" w:hAnsi="Courier New" w:cs="Courier New"/>
+                <w:sz w:val="20"/>
+                <w:szCs w:val="20"/>
+                <w:lang w:eastAsia="en-IN"/>
+              </w:rPr>
+              <w:t>DEFAULT</w:t>
+            </w:r>
+          </w:p>
+        </w:tc>
+        <w:tc>
+          <w:tcPr>
+            <w:tcW w:w="0" w:type="auto"/>
+            <w:vAlign w:val="center"/>
+            <w:hideMark/>
+          </w:tcPr>
+          <w:p>
+            <w:pPr>
+              <w:spacing w:after="0" w:line="240" w:lineRule="auto"/>
+              <w:rPr>
+                <w:rFonts w:ascii="Times New Roman" w:eastAsia="Times New Roman" w:hAnsi="Times New Roman" w:cs="Times New Roman"/>
+                <w:sz w:val="24"/>
+                <w:szCs w:val="24"/>
+                <w:lang w:eastAsia="en-IN"/>
+              </w:rPr>
+            </w:pPr>
+            <w:r>
+              <w:rPr>
+                <w:rFonts w:ascii="Times New Roman" w:eastAsia="Times New Roman" w:hAnsi="Times New Roman" w:cs="Times New Roman"/>
+                <w:sz w:val="24"/>
+                <w:szCs w:val="24"/>
+                <w:lang w:eastAsia="en-IN"/>
+              </w:rPr>
+              <w:t>Provides automatic value</w:t>
+            </w:r>
+          </w:p>
+        </w:tc>
+      </w:tr>
+      <w:tr>
+        <w:trPr>
+          <w:tblCellSpacing w:w="15" w:type="dxa"/>
+        </w:trPr>
+        <w:tc>
+          <w:tcPr>
+            <w:tcW w:w="0" w:type="auto"/>
+            <w:vAlign w:val="center"/>
+            <w:hideMark/>
+          </w:tcPr>
+          <w:p>
+            <w:pPr>
+              <w:spacing w:after="0" w:line="240" w:lineRule="auto"/>
+              <w:rPr>
+                <w:rFonts w:ascii="Times New Roman" w:eastAsia="Times New Roman" w:hAnsi="Times New Roman" w:cs="Times New Roman"/>
+                <w:sz w:val="24"/>
+                <w:szCs w:val="24"/>
+                <w:lang w:eastAsia="en-IN"/>
+              </w:rPr>
+            </w:pPr>
+            <w:r>
+              <w:rPr>
+                <w:rFonts w:ascii="Courier New" w:eastAsia="Times New Roman" w:hAnsi="Courier New" w:cs="Courier New"/>
+                <w:sz w:val="20"/>
+                <w:szCs w:val="20"/>
+                <w:lang w:eastAsia="en-IN"/>
+              </w:rPr>
+              <w:t>CHECK</w:t>
+            </w:r>
+          </w:p>
+        </w:tc>
+        <w:tc>
+          <w:tcPr>
+            <w:tcW w:w="0" w:type="auto"/>
+            <w:vAlign w:val="center"/>
+            <w:hideMark/>
+          </w:tcPr>
+          <w:p>
+            <w:pPr>
+              <w:spacing w:after="0" w:line="240" w:lineRule="auto"/>
+              <w:rPr>
+                <w:rFonts w:ascii="Times New Roman" w:eastAsia="Times New Roman" w:hAnsi="Times New Roman" w:cs="Times New Roman"/>
+                <w:sz w:val="24"/>
+                <w:szCs w:val="24"/>
+                <w:lang w:eastAsia="en-IN"/>
+              </w:rPr>
+            </w:pPr>
+            <w:r>
+              <w:rPr>
+                <w:rFonts w:ascii="Times New Roman" w:eastAsia="Times New Roman" w:hAnsi="Times New Roman" w:cs="Times New Roman"/>
+                <w:sz w:val="24"/>
+                <w:szCs w:val="24"/>
+                <w:lang w:eastAsia="en-IN"/>
+              </w:rPr>
+              <w:t>Validates a condition</w:t>
+            </w:r>
+          </w:p>
+        </w:tc>
+      </w:tr>
+      <w:tr>
+        <w:trPr>
+          <w:tblCellSpacing w:w="15" w:type="dxa"/>
+        </w:trPr>
+        <w:tc>
+          <w:tcPr>
+            <w:tcW w:w="0" w:type="auto"/>
+            <w:vAlign w:val="center"/>
+            <w:hideMark/>
+          </w:tcPr>
+          <w:p>
+            <w:pPr>
+              <w:spacing w:after="0" w:line="240" w:lineRule="auto"/>
+              <w:rPr>
+                <w:rFonts w:ascii="Times New Roman" w:eastAsia="Times New Roman" w:hAnsi="Times New Roman" w:cs="Times New Roman"/>
+                <w:sz w:val="24"/>
+                <w:szCs w:val="24"/>
+                <w:lang w:eastAsia="en-IN"/>
+              </w:rPr>
+            </w:pPr>
+            <w:r>
+              <w:rPr>
+                <w:rFonts w:ascii="Courier New" w:eastAsia="Times New Roman" w:hAnsi="Courier New" w:cs="Courier New"/>
+                <w:sz w:val="20"/>
+                <w:szCs w:val="20"/>
+                <w:lang w:eastAsia="en-IN"/>
+              </w:rPr>
+              <w:t>FOREIGN KEY</w:t>
+            </w:r>
+          </w:p>
+        </w:tc>
+        <w:tc>
+          <w:tcPr>
+            <w:tcW w:w="0" w:type="auto"/>
+            <w:vAlign w:val="center"/>
+            <w:hideMark/>
+          </w:tcPr>
+          <w:p>
+            <w:pPr>
+              <w:spacing w:after="0" w:line="240" w:lineRule="auto"/>
+              <w:rPr>
+                <w:rFonts w:ascii="Times New Roman" w:eastAsia="Times New Roman" w:hAnsi="Times New Roman" w:cs="Times New Roman"/>
+                <w:sz w:val="24"/>
+                <w:szCs w:val="24"/>
+                <w:lang w:eastAsia="en-IN"/>
+              </w:rPr>
+            </w:pPr>
+            <w:r>
+              <w:rPr>
+                <w:rFonts w:ascii="Times New Roman" w:eastAsia="Times New Roman" w:hAnsi="Times New Roman" w:cs="Times New Roman"/>
+                <w:sz w:val="24"/>
+                <w:szCs w:val="24"/>
+                <w:lang w:eastAsia="en-IN"/>
+              </w:rPr>
+              <w:t>Connects tables</w:t>
+            </w:r>
+          </w:p>
+        </w:tc>
+      </w:tr>
+    </w:tbl>
+    <w:p>
+      <w:pPr>
+        <w:tabs>
+          <w:tab w:val="left" w:pos="916"/>
+          <w:tab w:val="left" w:pos="1832"/>
+          <w:tab w:val="left" w:pos="2748"/>
+          <w:tab w:val="left" w:pos="3664"/>
+          <w:tab w:val="left" w:pos="4580"/>
+          <w:tab w:val="left" w:pos="5496"/>
+          <w:tab w:val="left" w:pos="6412"/>
+          <w:tab w:val="left" w:pos="7328"/>
+          <w:tab w:val="left" w:pos="8244"/>
+          <w:tab w:val="left" w:pos="9160"/>
+          <w:tab w:val="left" w:pos="10076"/>
+          <w:tab w:val="left" w:pos="10992"/>
+          <w:tab w:val="left" w:pos="11908"/>
+          <w:tab w:val="left" w:pos="12824"/>
+          <w:tab w:val="left" w:pos="13740"/>
+          <w:tab w:val="left" w:pos="14656"/>
+        </w:tabs>
+        <w:spacing w:after="0" w:line="240" w:lineRule="auto"/>
+        <w:rPr>
+          <w:rFonts w:ascii="Courier New" w:eastAsia="Times New Roman" w:hAnsi="Courier New" w:cs="Courier New"/>
+          <w:sz w:val="20"/>
+          <w:szCs w:val="20"/>
+          <w:lang w:eastAsia="en-IN"/>
+        </w:rPr>
+      </w:pPr>
+    </w:p>
+    <w:p>
+      <w:pPr>
+        <w:tabs>
+          <w:tab w:val="left" w:pos="916"/>
+          <w:tab w:val="left" w:pos="1832"/>
+          <w:tab w:val="left" w:pos="2748"/>
+          <w:tab w:val="left" w:pos="3664"/>
+          <w:tab w:val="left" w:pos="4580"/>
+          <w:tab w:val="left" w:pos="5496"/>
+          <w:tab w:val="left" w:pos="6412"/>
+          <w:tab w:val="left" w:pos="7328"/>
+          <w:tab w:val="left" w:pos="8244"/>
+          <w:tab w:val="left" w:pos="9160"/>
+          <w:tab w:val="left" w:pos="10076"/>
+          <w:tab w:val="left" w:pos="10992"/>
+          <w:tab w:val="left" w:pos="11908"/>
+          <w:tab w:val="left" w:pos="12824"/>
+          <w:tab w:val="left" w:pos="13740"/>
+          <w:tab w:val="left" w:pos="14656"/>
+        </w:tabs>
+        <w:spacing w:after="0" w:line="240" w:lineRule="auto"/>
+        <w:rPr>
+          <w:rFonts w:ascii="Courier New" w:eastAsia="Times New Roman" w:hAnsi="Courier New" w:cs="Courier New"/>
+          <w:sz w:val="20"/>
+          <w:szCs w:val="20"/>
+          <w:lang w:eastAsia="en-IN"/>
+        </w:rPr>
+      </w:pPr>
+      <w:proofErr w:type="spellStart"/>
+      <w:r>
+        <w:rPr>
+          <w:rFonts w:ascii="Courier New" w:eastAsia="Times New Roman" w:hAnsi="Courier New" w:cs="Courier New"/>
+          <w:sz w:val="20"/>
+          <w:szCs w:val="20"/>
+          <w:lang w:eastAsia="en-IN"/>
+        </w:rPr>
+        <w:lastRenderedPageBreak/>
+        <w:t>emp_id</w:t>
+      </w:r>
+      <w:proofErr w:type="spellEnd"/>
+      <w:r>
+        <w:rPr>
+          <w:rFonts w:ascii="Courier New" w:eastAsia="Times New Roman" w:hAnsi="Courier New" w:cs="Courier New"/>
+          <w:sz w:val="20"/>
+          <w:szCs w:val="20"/>
+          <w:lang w:eastAsia="en-IN"/>
+        </w:rPr>
+        <w:t xml:space="preserve">     → PRIMARY KEY</w:t>
+      </w:r>
+    </w:p>
+    <w:p>
+      <w:pPr>
+        <w:tabs>
+          <w:tab w:val="left" w:pos="916"/>
+          <w:tab w:val="left" w:pos="1832"/>
+          <w:tab w:val="left" w:pos="2748"/>
+          <w:tab w:val="left" w:pos="3664"/>
+          <w:tab w:val="left" w:pos="4580"/>
+          <w:tab w:val="left" w:pos="5496"/>
+          <w:tab w:val="left" w:pos="6412"/>
+          <w:tab w:val="left" w:pos="7328"/>
+          <w:tab w:val="left" w:pos="8244"/>
+          <w:tab w:val="left" w:pos="9160"/>
+          <w:tab w:val="left" w:pos="10076"/>
+          <w:tab w:val="left" w:pos="10992"/>
+          <w:tab w:val="left" w:pos="11908"/>
+          <w:tab w:val="left" w:pos="12824"/>
+          <w:tab w:val="left" w:pos="13740"/>
+          <w:tab w:val="left" w:pos="14656"/>
+        </w:tabs>
+        <w:spacing w:after="0" w:line="240" w:lineRule="auto"/>
+        <w:rPr>
+          <w:rFonts w:ascii="Courier New" w:eastAsia="Times New Roman" w:hAnsi="Courier New" w:cs="Courier New"/>
+          <w:sz w:val="20"/>
+          <w:szCs w:val="20"/>
+          <w:lang w:eastAsia="en-IN"/>
+        </w:rPr>
+      </w:pPr>
+      <w:r>
+        <w:rPr>
+          <w:rFonts w:ascii="Courier New" w:eastAsia="Times New Roman" w:hAnsi="Courier New" w:cs="Courier New"/>
+          <w:sz w:val="20"/>
+          <w:szCs w:val="20"/>
+          <w:lang w:eastAsia="en-IN"/>
+        </w:rPr>
+        <w:t>name       → NOT NULL</w:t>
+      </w:r>
+    </w:p>
+    <w:p>
+      <w:pPr>
+        <w:tabs>
+          <w:tab w:val="left" w:pos="916"/>
+          <w:tab w:val="left" w:pos="1832"/>
+          <w:tab w:val="left" w:pos="2748"/>
+          <w:tab w:val="left" w:pos="3664"/>
+          <w:tab w:val="left" w:pos="4580"/>
+          <w:tab w:val="left" w:pos="5496"/>
+          <w:tab w:val="left" w:pos="6412"/>
+          <w:tab w:val="left" w:pos="7328"/>
+          <w:tab w:val="left" w:pos="8244"/>
+          <w:tab w:val="left" w:pos="9160"/>
+          <w:tab w:val="left" w:pos="10076"/>
+          <w:tab w:val="left" w:pos="10992"/>
+          <w:tab w:val="left" w:pos="11908"/>
+          <w:tab w:val="left" w:pos="12824"/>
+          <w:tab w:val="left" w:pos="13740"/>
+          <w:tab w:val="left" w:pos="14656"/>
+        </w:tabs>
+        <w:spacing w:after="0" w:line="240" w:lineRule="auto"/>
+        <w:rPr>
+          <w:rFonts w:ascii="Courier New" w:eastAsia="Times New Roman" w:hAnsi="Courier New" w:cs="Courier New"/>
+          <w:sz w:val="20"/>
+          <w:szCs w:val="20"/>
+          <w:lang w:eastAsia="en-IN"/>
+        </w:rPr>
+      </w:pPr>
+      <w:r>
+        <w:rPr>
+          <w:rFonts w:ascii="Courier New" w:eastAsia="Times New Roman" w:hAnsi="Courier New" w:cs="Courier New"/>
+          <w:sz w:val="20"/>
+          <w:szCs w:val="20"/>
+          <w:lang w:eastAsia="en-IN"/>
+        </w:rPr>
+        <w:t>email      → UNIQUE</w:t>
+      </w:r>
+    </w:p>
+    <w:p>
+      <w:pPr>
+        <w:tabs>
+          <w:tab w:val="left" w:pos="916"/>
+          <w:tab w:val="left" w:pos="1832"/>
+          <w:tab w:val="left" w:pos="2748"/>
+          <w:tab w:val="left" w:pos="3664"/>
+          <w:tab w:val="left" w:pos="4580"/>
+          <w:tab w:val="left" w:pos="5496"/>
+          <w:tab w:val="left" w:pos="6412"/>
+          <w:tab w:val="left" w:pos="7328"/>
+          <w:tab w:val="left" w:pos="8244"/>
+          <w:tab w:val="left" w:pos="9160"/>
+          <w:tab w:val="left" w:pos="10076"/>
+          <w:tab w:val="left" w:pos="10992"/>
+          <w:tab w:val="left" w:pos="11908"/>
+          <w:tab w:val="left" w:pos="12824"/>
+          <w:tab w:val="left" w:pos="13740"/>
+          <w:tab w:val="left" w:pos="14656"/>
+        </w:tabs>
+        <w:spacing w:after="0" w:line="240" w:lineRule="auto"/>
+        <w:rPr>
+          <w:rFonts w:ascii="Courier New" w:eastAsia="Times New Roman" w:hAnsi="Courier New" w:cs="Courier New"/>
+          <w:sz w:val="20"/>
+          <w:szCs w:val="20"/>
+          <w:lang w:eastAsia="en-IN"/>
+        </w:rPr>
+      </w:pPr>
+      <w:r>
+        <w:rPr>
+          <w:rFonts w:ascii="Courier New" w:eastAsia="Times New Roman" w:hAnsi="Courier New" w:cs="Courier New"/>
+          <w:sz w:val="20"/>
+          <w:szCs w:val="20"/>
+          <w:lang w:eastAsia="en-IN"/>
+        </w:rPr>
+        <w:t>salary     → CHECK</w:t>
+      </w:r>
+    </w:p>
+    <w:p>
+      <w:pPr>
+        <w:tabs>
+          <w:tab w:val="left" w:pos="916"/>
+          <w:tab w:val="left" w:pos="1832"/>
+          <w:tab w:val="left" w:pos="2748"/>
+          <w:tab w:val="left" w:pos="3664"/>
+          <w:tab w:val="left" w:pos="4580"/>
+          <w:tab w:val="left" w:pos="5496"/>
+          <w:tab w:val="left" w:pos="6412"/>
+          <w:tab w:val="left" w:pos="7328"/>
+          <w:tab w:val="left" w:pos="8244"/>
+          <w:tab w:val="left" w:pos="9160"/>
+          <w:tab w:val="left" w:pos="10076"/>
+          <w:tab w:val="left" w:pos="10992"/>
+          <w:tab w:val="left" w:pos="11908"/>
+          <w:tab w:val="left" w:pos="12824"/>
+          <w:tab w:val="left" w:pos="13740"/>
+          <w:tab w:val="left" w:pos="14656"/>
+        </w:tabs>
+        <w:spacing w:after="0" w:line="240" w:lineRule="auto"/>
+        <w:rPr>
+          <w:rFonts w:ascii="Courier New" w:eastAsia="Times New Roman" w:hAnsi="Courier New" w:cs="Courier New"/>
+          <w:sz w:val="20"/>
+          <w:szCs w:val="20"/>
+          <w:lang w:eastAsia="en-IN"/>
+        </w:rPr>
+      </w:pPr>
+      <w:r>
+        <w:rPr>
+          <w:rFonts w:ascii="Courier New" w:eastAsia="Times New Roman" w:hAnsi="Courier New" w:cs="Courier New"/>
+          <w:sz w:val="20"/>
+          <w:szCs w:val="20"/>
+          <w:lang w:eastAsia="en-IN"/>
+        </w:rPr>
+        <w:t>city       → DEFAULT</w:t>
+      </w:r>
+    </w:p>
+    <w:p>
+      <w:pPr>
+        <w:tabs>
+          <w:tab w:val="left" w:pos="916"/>
+          <w:tab w:val="left" w:pos="1832"/>
+          <w:tab w:val="left" w:pos="2748"/>
+          <w:tab w:val="left" w:pos="3664"/>
+          <w:tab w:val="left" w:pos="4580"/>
+          <w:tab w:val="left" w:pos="5496"/>
+          <w:tab w:val="left" w:pos="6412"/>
+          <w:tab w:val="left" w:pos="7328"/>
+          <w:tab w:val="left" w:pos="8244"/>
+          <w:tab w:val="left" w:pos="9160"/>
+          <w:tab w:val="left" w:pos="10076"/>
+          <w:tab w:val="left" w:pos="10992"/>
+          <w:tab w:val="left" w:pos="11908"/>
+          <w:tab w:val="left" w:pos="12824"/>
+          <w:tab w:val="left" w:pos="13740"/>
+          <w:tab w:val="left" w:pos="14656"/>
+        </w:tabs>
+        <w:spacing w:after="0" w:line="240" w:lineRule="auto"/>
+        <w:rPr>
+          <w:rFonts w:ascii="Courier New" w:eastAsia="Times New Roman" w:hAnsi="Courier New" w:cs="Courier New"/>
+          <w:sz w:val="20"/>
+          <w:szCs w:val="20"/>
+          <w:lang w:eastAsia="en-IN"/>
+        </w:rPr>
+      </w:pPr>
+      <w:proofErr w:type="spellStart"/>
+      <w:r>
+        <w:rPr>
+          <w:rFonts w:ascii="Courier New" w:eastAsia="Times New Roman" w:hAnsi="Courier New" w:cs="Courier New"/>
+          <w:sz w:val="20"/>
+          <w:szCs w:val="20"/>
+          <w:lang w:eastAsia="en-IN"/>
+        </w:rPr>
+        <w:t>dept_id</w:t>
+      </w:r>
+      <w:proofErr w:type="spellEnd"/>
+      <w:r>
+        <w:rPr>
+          <w:rFonts w:ascii="Courier New" w:eastAsia="Times New Roman" w:hAnsi="Courier New" w:cs="Courier New"/>
+          <w:sz w:val="20"/>
+          <w:szCs w:val="20"/>
+          <w:lang w:eastAsia="en-IN"/>
+        </w:rPr>
+        <w:t xml:space="preserve">    → FOREIGN KEY</w:t>
       </w:r>
     </w:p>
     <w:p>
